--- a/ВКР, отчет/ВКР, пояснительная записка.docx
+++ b/ВКР, отчет/ВКР, пояснительная записка.docx
@@ -3300,7 +3300,7 @@
       <w:r>
         <w:fldChar w:fldCharType="separate"/>
       </w:r>
-      <w:hyperlink w:anchor="_Toc229273438" w:history="1">
+      <w:hyperlink w:anchor="_Toc229402844" w:history="1">
         <w:r>
           <w:rPr>
             <w:rStyle w:val="ad"/>
@@ -3344,7 +3344,7 @@
             <w:noProof/>
             <w:webHidden/>
           </w:rPr>
-          <w:instrText xml:space="preserve"> PAGEREF _Toc229273438 \h </w:instrText>
+          <w:instrText xml:space="preserve"> PAGEREF _Toc229402844 \h </w:instrText>
         </w:r>
         <w:r>
           <w:rPr>
@@ -3386,7 +3386,7 @@
           <w14:ligatures w14:val="standardContextual"/>
         </w:rPr>
       </w:pPr>
-      <w:hyperlink w:anchor="_Toc229273439" w:history="1">
+      <w:hyperlink w:anchor="_Toc229402845" w:history="1">
         <w:r>
           <w:rPr>
             <w:rStyle w:val="ad"/>
@@ -3430,7 +3430,7 @@
             <w:noProof/>
             <w:webHidden/>
           </w:rPr>
-          <w:instrText xml:space="preserve"> PAGEREF _Toc229273439 \h </w:instrText>
+          <w:instrText xml:space="preserve"> PAGEREF _Toc229402845 \h </w:instrText>
         </w:r>
         <w:r>
           <w:rPr>
@@ -3472,7 +3472,7 @@
           <w14:ligatures w14:val="standardContextual"/>
         </w:rPr>
       </w:pPr>
-      <w:hyperlink w:anchor="_Toc229273440" w:history="1">
+      <w:hyperlink w:anchor="_Toc229402846" w:history="1">
         <w:r>
           <w:rPr>
             <w:rStyle w:val="ad"/>
@@ -3516,7 +3516,7 @@
             <w:noProof/>
             <w:webHidden/>
           </w:rPr>
-          <w:instrText xml:space="preserve"> PAGEREF _Toc229273440 \h </w:instrText>
+          <w:instrText xml:space="preserve"> PAGEREF _Toc229402846 \h </w:instrText>
         </w:r>
         <w:r>
           <w:rPr>
@@ -3562,7 +3562,7 @@
           <w14:ligatures w14:val="standardContextual"/>
         </w:rPr>
       </w:pPr>
-      <w:hyperlink w:anchor="_Toc229273441" w:history="1">
+      <w:hyperlink w:anchor="_Toc229402847" w:history="1">
         <w:r>
           <w:rPr>
             <w:rStyle w:val="ad"/>
@@ -3606,7 +3606,7 @@
             <w:noProof/>
             <w:webHidden/>
           </w:rPr>
-          <w:instrText xml:space="preserve"> PAGEREF _Toc229273441 \h </w:instrText>
+          <w:instrText xml:space="preserve"> PAGEREF _Toc229402847 \h </w:instrText>
         </w:r>
         <w:r>
           <w:rPr>
@@ -3652,7 +3652,7 @@
           <w14:ligatures w14:val="standardContextual"/>
         </w:rPr>
       </w:pPr>
-      <w:hyperlink w:anchor="_Toc229273442" w:history="1">
+      <w:hyperlink w:anchor="_Toc229402848" w:history="1">
         <w:r>
           <w:rPr>
             <w:rStyle w:val="ad"/>
@@ -3696,7 +3696,7 @@
             <w:noProof/>
             <w:webHidden/>
           </w:rPr>
-          <w:instrText xml:space="preserve"> PAGEREF _Toc229273442 \h </w:instrText>
+          <w:instrText xml:space="preserve"> PAGEREF _Toc229402848 \h </w:instrText>
         </w:r>
         <w:r>
           <w:rPr>
@@ -3742,7 +3742,7 @@
           <w14:ligatures w14:val="standardContextual"/>
         </w:rPr>
       </w:pPr>
-      <w:hyperlink w:anchor="_Toc229273443" w:history="1">
+      <w:hyperlink w:anchor="_Toc229402849" w:history="1">
         <w:r>
           <w:rPr>
             <w:rStyle w:val="ad"/>
@@ -3786,7 +3786,7 @@
             <w:noProof/>
             <w:webHidden/>
           </w:rPr>
-          <w:instrText xml:space="preserve"> PAGEREF _Toc229273443 \h </w:instrText>
+          <w:instrText xml:space="preserve"> PAGEREF _Toc229402849 \h </w:instrText>
         </w:r>
         <w:r>
           <w:rPr>
@@ -3806,7 +3806,7 @@
             <w:noProof/>
             <w:webHidden/>
           </w:rPr>
-          <w:t>14</w:t>
+          <w:t>19</w:t>
         </w:r>
         <w:r>
           <w:rPr>
@@ -3832,7 +3832,7 @@
           <w14:ligatures w14:val="standardContextual"/>
         </w:rPr>
       </w:pPr>
-      <w:hyperlink w:anchor="_Toc229273444" w:history="1">
+      <w:hyperlink w:anchor="_Toc229402850" w:history="1">
         <w:r>
           <w:rPr>
             <w:rStyle w:val="ad"/>
@@ -3876,7 +3876,7 @@
             <w:noProof/>
             <w:webHidden/>
           </w:rPr>
-          <w:instrText xml:space="preserve"> PAGEREF _Toc229273444 \h </w:instrText>
+          <w:instrText xml:space="preserve"> PAGEREF _Toc229402850 \h </w:instrText>
         </w:r>
         <w:r>
           <w:rPr>
@@ -3896,7 +3896,7 @@
             <w:noProof/>
             <w:webHidden/>
           </w:rPr>
-          <w:t>14</w:t>
+          <w:t>19</w:t>
         </w:r>
         <w:r>
           <w:rPr>
@@ -3918,7 +3918,7 @@
           <w14:ligatures w14:val="standardContextual"/>
         </w:rPr>
       </w:pPr>
-      <w:hyperlink w:anchor="_Toc229273445" w:history="1">
+      <w:hyperlink w:anchor="_Toc229402851" w:history="1">
         <w:r>
           <w:rPr>
             <w:rStyle w:val="ad"/>
@@ -3962,7 +3962,7 @@
             <w:noProof/>
             <w:webHidden/>
           </w:rPr>
-          <w:instrText xml:space="preserve"> PAGEREF _Toc229273445 \h </w:instrText>
+          <w:instrText xml:space="preserve"> PAGEREF _Toc229402851 \h </w:instrText>
         </w:r>
         <w:r>
           <w:rPr>
@@ -3982,7 +3982,7 @@
             <w:noProof/>
             <w:webHidden/>
           </w:rPr>
-          <w:t>15</w:t>
+          <w:t>20</w:t>
         </w:r>
         <w:r>
           <w:rPr>
@@ -4008,7 +4008,7 @@
           <w14:ligatures w14:val="standardContextual"/>
         </w:rPr>
       </w:pPr>
-      <w:hyperlink w:anchor="_Toc229273446" w:history="1">
+      <w:hyperlink w:anchor="_Toc229402852" w:history="1">
         <w:r>
           <w:rPr>
             <w:rStyle w:val="ad"/>
@@ -4052,7 +4052,7 @@
             <w:noProof/>
             <w:webHidden/>
           </w:rPr>
-          <w:instrText xml:space="preserve"> PAGEREF _Toc229273446 \h </w:instrText>
+          <w:instrText xml:space="preserve"> PAGEREF _Toc229402852 \h </w:instrText>
         </w:r>
         <w:r>
           <w:rPr>
@@ -4072,7 +4072,7 @@
             <w:noProof/>
             <w:webHidden/>
           </w:rPr>
-          <w:t>15</w:t>
+          <w:t>20</w:t>
         </w:r>
         <w:r>
           <w:rPr>
@@ -4098,7 +4098,7 @@
           <w14:ligatures w14:val="standardContextual"/>
         </w:rPr>
       </w:pPr>
-      <w:hyperlink w:anchor="_Toc229273447" w:history="1">
+      <w:hyperlink w:anchor="_Toc229402853" w:history="1">
         <w:r>
           <w:rPr>
             <w:rStyle w:val="ad"/>
@@ -4142,7 +4142,7 @@
             <w:noProof/>
             <w:webHidden/>
           </w:rPr>
-          <w:instrText xml:space="preserve"> PAGEREF _Toc229273447 \h </w:instrText>
+          <w:instrText xml:space="preserve"> PAGEREF _Toc229402853 \h </w:instrText>
         </w:r>
         <w:r>
           <w:rPr>
@@ -4162,7 +4162,7 @@
             <w:noProof/>
             <w:webHidden/>
           </w:rPr>
-          <w:t>15</w:t>
+          <w:t>20</w:t>
         </w:r>
         <w:r>
           <w:rPr>
@@ -4188,7 +4188,7 @@
           <w14:ligatures w14:val="standardContextual"/>
         </w:rPr>
       </w:pPr>
-      <w:hyperlink w:anchor="_Toc229273448" w:history="1">
+      <w:hyperlink w:anchor="_Toc229402854" w:history="1">
         <w:r>
           <w:rPr>
             <w:rStyle w:val="ad"/>
@@ -4232,7 +4232,7 @@
             <w:noProof/>
             <w:webHidden/>
           </w:rPr>
-          <w:instrText xml:space="preserve"> PAGEREF _Toc229273448 \h </w:instrText>
+          <w:instrText xml:space="preserve"> PAGEREF _Toc229402854 \h </w:instrText>
         </w:r>
         <w:r>
           <w:rPr>
@@ -4252,7 +4252,7 @@
             <w:noProof/>
             <w:webHidden/>
           </w:rPr>
-          <w:t>15</w:t>
+          <w:t>20</w:t>
         </w:r>
         <w:r>
           <w:rPr>
@@ -4278,7 +4278,7 @@
           <w14:ligatures w14:val="standardContextual"/>
         </w:rPr>
       </w:pPr>
-      <w:hyperlink w:anchor="_Toc229273449" w:history="1">
+      <w:hyperlink w:anchor="_Toc229402855" w:history="1">
         <w:r>
           <w:rPr>
             <w:rStyle w:val="ad"/>
@@ -4322,7 +4322,7 @@
             <w:noProof/>
             <w:webHidden/>
           </w:rPr>
-          <w:instrText xml:space="preserve"> PAGEREF _Toc229273449 \h </w:instrText>
+          <w:instrText xml:space="preserve"> PAGEREF _Toc229402855 \h </w:instrText>
         </w:r>
         <w:r>
           <w:rPr>
@@ -4342,7 +4342,7 @@
             <w:noProof/>
             <w:webHidden/>
           </w:rPr>
-          <w:t>15</w:t>
+          <w:t>20</w:t>
         </w:r>
         <w:r>
           <w:rPr>
@@ -4368,7 +4368,7 @@
           <w14:ligatures w14:val="standardContextual"/>
         </w:rPr>
       </w:pPr>
-      <w:hyperlink w:anchor="_Toc229273450" w:history="1">
+      <w:hyperlink w:anchor="_Toc229402856" w:history="1">
         <w:r>
           <w:rPr>
             <w:rStyle w:val="ad"/>
@@ -4412,7 +4412,7 @@
             <w:noProof/>
             <w:webHidden/>
           </w:rPr>
-          <w:instrText xml:space="preserve"> PAGEREF _Toc229273450 \h </w:instrText>
+          <w:instrText xml:space="preserve"> PAGEREF _Toc229402856 \h </w:instrText>
         </w:r>
         <w:r>
           <w:rPr>
@@ -4432,7 +4432,7 @@
             <w:noProof/>
             <w:webHidden/>
           </w:rPr>
-          <w:t>15</w:t>
+          <w:t>20</w:t>
         </w:r>
         <w:r>
           <w:rPr>
@@ -4454,7 +4454,7 @@
           <w14:ligatures w14:val="standardContextual"/>
         </w:rPr>
       </w:pPr>
-      <w:hyperlink w:anchor="_Toc229273451" w:history="1">
+      <w:hyperlink w:anchor="_Toc229402857" w:history="1">
         <w:r>
           <w:rPr>
             <w:rStyle w:val="ad"/>
@@ -4498,7 +4498,7 @@
             <w:noProof/>
             <w:webHidden/>
           </w:rPr>
-          <w:instrText xml:space="preserve"> PAGEREF _Toc229273451 \h </w:instrText>
+          <w:instrText xml:space="preserve"> PAGEREF _Toc229402857 \h </w:instrText>
         </w:r>
         <w:r>
           <w:rPr>
@@ -4518,7 +4518,7 @@
             <w:noProof/>
             <w:webHidden/>
           </w:rPr>
-          <w:t>16</w:t>
+          <w:t>21</w:t>
         </w:r>
         <w:r>
           <w:rPr>
@@ -4540,7 +4540,7 @@
           <w14:ligatures w14:val="standardContextual"/>
         </w:rPr>
       </w:pPr>
-      <w:hyperlink w:anchor="_Toc229273452" w:history="1">
+      <w:hyperlink w:anchor="_Toc229402858" w:history="1">
         <w:r>
           <w:rPr>
             <w:rStyle w:val="ad"/>
@@ -4584,7 +4584,7 @@
             <w:noProof/>
             <w:webHidden/>
           </w:rPr>
-          <w:instrText xml:space="preserve"> PAGEREF _Toc229273452 \h </w:instrText>
+          <w:instrText xml:space="preserve"> PAGEREF _Toc229402858 \h </w:instrText>
         </w:r>
         <w:r>
           <w:rPr>
@@ -4604,7 +4604,7 @@
             <w:noProof/>
             <w:webHidden/>
           </w:rPr>
-          <w:t>17</w:t>
+          <w:t>22</w:t>
         </w:r>
         <w:r>
           <w:rPr>
@@ -4630,7 +4630,7 @@
           <w14:ligatures w14:val="standardContextual"/>
         </w:rPr>
       </w:pPr>
-      <w:hyperlink w:anchor="_Toc229273453" w:history="1">
+      <w:hyperlink w:anchor="_Toc229402859" w:history="1">
         <w:r>
           <w:rPr>
             <w:rStyle w:val="ad"/>
@@ -4674,7 +4674,7 @@
             <w:noProof/>
             <w:webHidden/>
           </w:rPr>
-          <w:instrText xml:space="preserve"> PAGEREF _Toc229273453 \h </w:instrText>
+          <w:instrText xml:space="preserve"> PAGEREF _Toc229402859 \h </w:instrText>
         </w:r>
         <w:r>
           <w:rPr>
@@ -4694,7 +4694,7 @@
             <w:noProof/>
             <w:webHidden/>
           </w:rPr>
-          <w:t>17</w:t>
+          <w:t>22</w:t>
         </w:r>
         <w:r>
           <w:rPr>
@@ -4720,7 +4720,7 @@
           <w14:ligatures w14:val="standardContextual"/>
         </w:rPr>
       </w:pPr>
-      <w:hyperlink w:anchor="_Toc229273454" w:history="1">
+      <w:hyperlink w:anchor="_Toc229402860" w:history="1">
         <w:r>
           <w:rPr>
             <w:rStyle w:val="ad"/>
@@ -4764,7 +4764,7 @@
             <w:noProof/>
             <w:webHidden/>
           </w:rPr>
-          <w:instrText xml:space="preserve"> PAGEREF _Toc229273454 \h </w:instrText>
+          <w:instrText xml:space="preserve"> PAGEREF _Toc229402860 \h </w:instrText>
         </w:r>
         <w:r>
           <w:rPr>
@@ -4784,7 +4784,7 @@
             <w:noProof/>
             <w:webHidden/>
           </w:rPr>
-          <w:t>17</w:t>
+          <w:t>22</w:t>
         </w:r>
         <w:r>
           <w:rPr>
@@ -4810,7 +4810,7 @@
           <w14:ligatures w14:val="standardContextual"/>
         </w:rPr>
       </w:pPr>
-      <w:hyperlink w:anchor="_Toc229273455" w:history="1">
+      <w:hyperlink w:anchor="_Toc229402861" w:history="1">
         <w:r>
           <w:rPr>
             <w:rStyle w:val="ad"/>
@@ -4854,7 +4854,7 @@
             <w:noProof/>
             <w:webHidden/>
           </w:rPr>
-          <w:instrText xml:space="preserve"> PAGEREF _Toc229273455 \h </w:instrText>
+          <w:instrText xml:space="preserve"> PAGEREF _Toc229402861 \h </w:instrText>
         </w:r>
         <w:r>
           <w:rPr>
@@ -4874,7 +4874,7 @@
             <w:noProof/>
             <w:webHidden/>
           </w:rPr>
-          <w:t>17</w:t>
+          <w:t>22</w:t>
         </w:r>
         <w:r>
           <w:rPr>
@@ -4900,7 +4900,7 @@
           <w14:ligatures w14:val="standardContextual"/>
         </w:rPr>
       </w:pPr>
-      <w:hyperlink w:anchor="_Toc229273456" w:history="1">
+      <w:hyperlink w:anchor="_Toc229402862" w:history="1">
         <w:r>
           <w:rPr>
             <w:rStyle w:val="ad"/>
@@ -4944,7 +4944,7 @@
             <w:noProof/>
             <w:webHidden/>
           </w:rPr>
-          <w:instrText xml:space="preserve"> PAGEREF _Toc229273456 \h </w:instrText>
+          <w:instrText xml:space="preserve"> PAGEREF _Toc229402862 \h </w:instrText>
         </w:r>
         <w:r>
           <w:rPr>
@@ -4964,7 +4964,7 @@
             <w:noProof/>
             <w:webHidden/>
           </w:rPr>
-          <w:t>17</w:t>
+          <w:t>22</w:t>
         </w:r>
         <w:r>
           <w:rPr>
@@ -4990,7 +4990,7 @@
           <w14:ligatures w14:val="standardContextual"/>
         </w:rPr>
       </w:pPr>
-      <w:hyperlink w:anchor="_Toc229273457" w:history="1">
+      <w:hyperlink w:anchor="_Toc229402863" w:history="1">
         <w:r>
           <w:rPr>
             <w:rStyle w:val="ad"/>
@@ -5034,7 +5034,7 @@
             <w:noProof/>
             <w:webHidden/>
           </w:rPr>
-          <w:instrText xml:space="preserve"> PAGEREF _Toc229273457 \h </w:instrText>
+          <w:instrText xml:space="preserve"> PAGEREF _Toc229402863 \h </w:instrText>
         </w:r>
         <w:r>
           <w:rPr>
@@ -5054,7 +5054,7 @@
             <w:noProof/>
             <w:webHidden/>
           </w:rPr>
-          <w:t>17</w:t>
+          <w:t>22</w:t>
         </w:r>
         <w:r>
           <w:rPr>
@@ -5076,7 +5076,7 @@
           <w14:ligatures w14:val="standardContextual"/>
         </w:rPr>
       </w:pPr>
-      <w:hyperlink w:anchor="_Toc229273458" w:history="1">
+      <w:hyperlink w:anchor="_Toc229402864" w:history="1">
         <w:r>
           <w:rPr>
             <w:rStyle w:val="ad"/>
@@ -5120,7 +5120,7 @@
             <w:noProof/>
             <w:webHidden/>
           </w:rPr>
-          <w:instrText xml:space="preserve"> PAGEREF _Toc229273458 \h </w:instrText>
+          <w:instrText xml:space="preserve"> PAGEREF _Toc229402864 \h </w:instrText>
         </w:r>
         <w:r>
           <w:rPr>
@@ -5140,7 +5140,7 @@
             <w:noProof/>
             <w:webHidden/>
           </w:rPr>
-          <w:t>18</w:t>
+          <w:t>23</w:t>
         </w:r>
         <w:r>
           <w:rPr>
@@ -5162,7 +5162,7 @@
           <w14:ligatures w14:val="standardContextual"/>
         </w:rPr>
       </w:pPr>
-      <w:hyperlink w:anchor="_Toc229273459" w:history="1">
+      <w:hyperlink w:anchor="_Toc229402865" w:history="1">
         <w:r>
           <w:rPr>
             <w:rStyle w:val="ad"/>
@@ -5207,7 +5207,7 @@
             <w:noProof/>
             <w:webHidden/>
           </w:rPr>
-          <w:instrText xml:space="preserve"> PAGEREF _Toc229273459 \h </w:instrText>
+          <w:instrText xml:space="preserve"> PAGEREF _Toc229402865 \h </w:instrText>
         </w:r>
         <w:r>
           <w:rPr>
@@ -5227,7 +5227,7 @@
             <w:noProof/>
             <w:webHidden/>
           </w:rPr>
-          <w:t>19</w:t>
+          <w:t>24</w:t>
         </w:r>
         <w:r>
           <w:rPr>
@@ -5249,7 +5249,7 @@
           <w14:ligatures w14:val="standardContextual"/>
         </w:rPr>
       </w:pPr>
-      <w:hyperlink w:anchor="_Toc229273460" w:history="1">
+      <w:hyperlink w:anchor="_Toc229402866" w:history="1">
         <w:r>
           <w:rPr>
             <w:rStyle w:val="ad"/>
@@ -5293,7 +5293,7 @@
             <w:noProof/>
             <w:webHidden/>
           </w:rPr>
-          <w:instrText xml:space="preserve"> PAGEREF _Toc229273460 \h </w:instrText>
+          <w:instrText xml:space="preserve"> PAGEREF _Toc229402866 \h </w:instrText>
         </w:r>
         <w:r>
           <w:rPr>
@@ -5313,7 +5313,7 @@
             <w:noProof/>
             <w:webHidden/>
           </w:rPr>
-          <w:t>21</w:t>
+          <w:t>27</w:t>
         </w:r>
         <w:r>
           <w:rPr>
@@ -5339,7 +5339,7 @@
           <w14:ligatures w14:val="standardContextual"/>
         </w:rPr>
       </w:pPr>
-      <w:hyperlink w:anchor="_Toc229273461" w:history="1">
+      <w:hyperlink w:anchor="_Toc229402867" w:history="1">
         <w:r>
           <w:rPr>
             <w:rStyle w:val="ad"/>
@@ -5383,7 +5383,7 @@
             <w:noProof/>
             <w:webHidden/>
           </w:rPr>
-          <w:instrText xml:space="preserve"> PAGEREF _Toc229273461 \h </w:instrText>
+          <w:instrText xml:space="preserve"> PAGEREF _Toc229402867 \h </w:instrText>
         </w:r>
         <w:r>
           <w:rPr>
@@ -5403,7 +5403,7 @@
             <w:noProof/>
             <w:webHidden/>
           </w:rPr>
-          <w:t>21</w:t>
+          <w:t>27</w:t>
         </w:r>
         <w:r>
           <w:rPr>
@@ -5429,7 +5429,7 @@
           <w14:ligatures w14:val="standardContextual"/>
         </w:rPr>
       </w:pPr>
-      <w:hyperlink w:anchor="_Toc229273462" w:history="1">
+      <w:hyperlink w:anchor="_Toc229402868" w:history="1">
         <w:r>
           <w:rPr>
             <w:rStyle w:val="ad"/>
@@ -5473,7 +5473,7 @@
             <w:noProof/>
             <w:webHidden/>
           </w:rPr>
-          <w:instrText xml:space="preserve"> PAGEREF _Toc229273462 \h </w:instrText>
+          <w:instrText xml:space="preserve"> PAGEREF _Toc229402868 \h </w:instrText>
         </w:r>
         <w:r>
           <w:rPr>
@@ -5493,7 +5493,7 @@
             <w:noProof/>
             <w:webHidden/>
           </w:rPr>
-          <w:t>21</w:t>
+          <w:t>27</w:t>
         </w:r>
         <w:r>
           <w:rPr>
@@ -5519,7 +5519,7 @@
           <w14:ligatures w14:val="standardContextual"/>
         </w:rPr>
       </w:pPr>
-      <w:hyperlink w:anchor="_Toc229273463" w:history="1">
+      <w:hyperlink w:anchor="_Toc229402869" w:history="1">
         <w:r>
           <w:rPr>
             <w:rStyle w:val="ad"/>
@@ -5564,7 +5564,7 @@
             <w:noProof/>
             <w:webHidden/>
           </w:rPr>
-          <w:instrText xml:space="preserve"> PAGEREF _Toc229273463 \h </w:instrText>
+          <w:instrText xml:space="preserve"> PAGEREF _Toc229402869 \h </w:instrText>
         </w:r>
         <w:r>
           <w:rPr>
@@ -5584,7 +5584,7 @@
             <w:noProof/>
             <w:webHidden/>
           </w:rPr>
-          <w:t>21</w:t>
+          <w:t>27</w:t>
         </w:r>
         <w:r>
           <w:rPr>
@@ -5610,7 +5610,7 @@
           <w14:ligatures w14:val="standardContextual"/>
         </w:rPr>
       </w:pPr>
-      <w:hyperlink w:anchor="_Toc229273464" w:history="1">
+      <w:hyperlink w:anchor="_Toc229402870" w:history="1">
         <w:r>
           <w:rPr>
             <w:rStyle w:val="ad"/>
@@ -5655,7 +5655,7 @@
             <w:noProof/>
             <w:webHidden/>
           </w:rPr>
-          <w:instrText xml:space="preserve"> PAGEREF _Toc229273464 \h </w:instrText>
+          <w:instrText xml:space="preserve"> PAGEREF _Toc229402870 \h </w:instrText>
         </w:r>
         <w:r>
           <w:rPr>
@@ -5675,7 +5675,7 @@
             <w:noProof/>
             <w:webHidden/>
           </w:rPr>
-          <w:t>21</w:t>
+          <w:t>27</w:t>
         </w:r>
         <w:r>
           <w:rPr>
@@ -5708,7 +5708,7 @@
       <w:pPr>
         <w:pStyle w:val="1"/>
       </w:pPr>
-      <w:bookmarkStart w:id="2" w:name="_Toc229273438"/>
+      <w:bookmarkStart w:id="2" w:name="_Toc229402844"/>
       <w:r>
         <w:lastRenderedPageBreak/>
         <w:t>Аннотация</w:t>
@@ -5722,7 +5722,7 @@
       <w:pPr>
         <w:pStyle w:val="1"/>
       </w:pPr>
-      <w:bookmarkStart w:id="3" w:name="_Toc229273439"/>
+      <w:bookmarkStart w:id="3" w:name="_Toc229402845"/>
       <w:r>
         <w:lastRenderedPageBreak/>
         <w:t>Введение</w:t>
@@ -5945,7 +5945,13 @@
         <w:t>]</w:t>
       </w:r>
       <w:r>
-        <w:t xml:space="preserve"> и «</w:t>
+        <w:t xml:space="preserve"> и</w:t>
+      </w:r>
+      <w:r>
+        <w:t xml:space="preserve"> </w:t>
+      </w:r>
+      <w:r>
+        <w:t>«</w:t>
       </w:r>
       <w:r>
         <w:rPr>
@@ -5960,7 +5966,7 @@
         <w:rPr>
           <w:lang w:val="en-US"/>
         </w:rPr>
-        <w:t>Granta</w:t>
+        <w:t>GRANTA</w:t>
       </w:r>
       <w:r>
         <w:t>»</w:t>
@@ -6612,7 +6618,7 @@
       <w:pPr>
         <w:pStyle w:val="1"/>
       </w:pPr>
-      <w:bookmarkStart w:id="4" w:name="_Toc229273440"/>
+      <w:bookmarkStart w:id="4" w:name="_Toc229402846"/>
       <w:r>
         <w:lastRenderedPageBreak/>
         <w:t xml:space="preserve">Глава 1 – </w:t>
@@ -6626,7 +6632,7 @@
       <w:pPr>
         <w:pStyle w:val="2"/>
       </w:pPr>
-      <w:bookmarkStart w:id="5" w:name="_Toc229273441"/>
+      <w:bookmarkStart w:id="5" w:name="_Toc229402847"/>
       <w:r>
         <w:t>Анализ предметной области</w:t>
       </w:r>
@@ -9287,7 +9293,7 @@
       <w:pPr>
         <w:pStyle w:val="2"/>
       </w:pPr>
-      <w:bookmarkStart w:id="6" w:name="_Toc229273442"/>
+      <w:bookmarkStart w:id="6" w:name="_Toc229402848"/>
       <w:r>
         <w:t>Обзор существующих решений и программного обеспечения</w:t>
       </w:r>
@@ -9298,7 +9304,128 @@
         <w:pStyle w:val="a2"/>
       </w:pPr>
       <w:r>
-        <w:t>- Вводный абзац</w:t>
+        <w:t>Сегодня существует немало проприетарных</w:t>
+      </w:r>
+      <w:r>
+        <w:t xml:space="preserve"> </w:t>
+      </w:r>
+      <w:r>
+        <w:t xml:space="preserve">программ </w:t>
+      </w:r>
+      <w:r>
+        <w:t>для моделирования свойств материалов и сплавов</w:t>
+      </w:r>
+      <w:r>
+        <w:t>. Такие программы чаще всего</w:t>
+      </w:r>
+      <w:r>
+        <w:t xml:space="preserve"> </w:t>
+      </w:r>
+      <w:r>
+        <w:t>основаны</w:t>
+      </w:r>
+      <w:r>
+        <w:t xml:space="preserve"> на фундаментальных термодинамических моделях и расчёте фазовых равновесий. Наиболее известными и распространёнными среди них являются </w:t>
+      </w:r>
+      <w:r>
+        <w:t>«</w:t>
+      </w:r>
+      <w:proofErr w:type="spellStart"/>
+      <w:r>
+        <w:t>JMatPro</w:t>
+      </w:r>
+      <w:proofErr w:type="spellEnd"/>
+      <w:r>
+        <w:t>»</w:t>
+      </w:r>
+      <w:r>
+        <w:t>, </w:t>
+      </w:r>
+      <w:r>
+        <w:t>«</w:t>
+      </w:r>
+      <w:proofErr w:type="spellStart"/>
+      <w:r>
+        <w:t>Thermo-Calc</w:t>
+      </w:r>
+      <w:proofErr w:type="spellEnd"/>
+      <w:r>
+        <w:t>»</w:t>
+      </w:r>
+      <w:r>
+        <w:t> и </w:t>
+      </w:r>
+      <w:r>
+        <w:t>«</w:t>
+      </w:r>
+      <w:proofErr w:type="spellStart"/>
+      <w:r>
+        <w:t>Ansys</w:t>
+      </w:r>
+      <w:proofErr w:type="spellEnd"/>
+      <w:r>
+        <w:t xml:space="preserve"> </w:t>
+      </w:r>
+      <w:r>
+        <w:rPr>
+          <w:lang w:val="en-US"/>
+        </w:rPr>
+        <w:t>GRANTA</w:t>
+      </w:r>
+      <w:r>
+        <w:t xml:space="preserve">», которые </w:t>
+      </w:r>
+      <w:r>
+        <w:t xml:space="preserve">позволяют прогнозировать различные физико-механические свойства материалов без </w:t>
+      </w:r>
+      <w:r>
+        <w:t>необходимости проведения лабораторных экспериментов</w:t>
+      </w:r>
+      <w:r>
+        <w:t xml:space="preserve">, опираясь на встроенные базы данных и расчётные модели. Однако </w:t>
+      </w:r>
+      <w:r>
+        <w:t>эти модели</w:t>
+      </w:r>
+      <w:r>
+        <w:t xml:space="preserve"> имеют</w:t>
+      </w:r>
+      <w:r>
+        <w:t xml:space="preserve"> и</w:t>
+      </w:r>
+      <w:r>
+        <w:t xml:space="preserve"> ряд ограничений,</w:t>
+      </w:r>
+      <w:r>
+        <w:t xml:space="preserve"> как, например,</w:t>
+      </w:r>
+      <w:r>
+        <w:t xml:space="preserve"> </w:t>
+      </w:r>
+      <w:r>
+        <w:t>необходимость приобретения лицензий</w:t>
+      </w:r>
+      <w:r>
+        <w:t xml:space="preserve">. В </w:t>
+      </w:r>
+      <w:r>
+        <w:t>текущем</w:t>
+      </w:r>
+      <w:r>
+        <w:t xml:space="preserve"> </w:t>
+      </w:r>
+      <w:r>
+        <w:t>подпункте</w:t>
+      </w:r>
+      <w:r>
+        <w:t xml:space="preserve"> будет проведён обзор указанных систем с выделением их основных возможностей</w:t>
+      </w:r>
+      <w:r>
+        <w:t xml:space="preserve"> </w:t>
+      </w:r>
+      <w:r>
+        <w:lastRenderedPageBreak/>
+        <w:t>и недостатков применительно к задаче прогнозирования свойств медицинских композиционных материалов.</w:t>
       </w:r>
     </w:p>
     <w:p>
@@ -9306,7 +9433,107 @@
         <w:pStyle w:val="a2"/>
       </w:pPr>
       <w:r>
-        <w:t>- ПО 1</w:t>
+        <w:t>«</w:t>
+      </w:r>
+      <w:proofErr w:type="spellStart"/>
+      <w:r>
+        <w:t>JMatPro</w:t>
+      </w:r>
+      <w:proofErr w:type="spellEnd"/>
+      <w:r>
+        <w:t>»</w:t>
+      </w:r>
+      <w:r>
+        <w:t xml:space="preserve"> – </w:t>
+      </w:r>
+      <w:r>
+        <w:t>это</w:t>
+      </w:r>
+      <w:r>
+        <w:t xml:space="preserve"> </w:t>
+      </w:r>
+      <w:r>
+        <w:t>специализированное</w:t>
+      </w:r>
+      <w:r>
+        <w:t xml:space="preserve"> программное обеспечение для моделирования, которое рассчитывает широкий спектр свойств материалов для сплавов</w:t>
+      </w:r>
+      <w:r>
+        <w:t xml:space="preserve">. Оно </w:t>
+      </w:r>
+      <w:r>
+        <w:t>предназначено для</w:t>
+      </w:r>
+      <w:r>
+        <w:t xml:space="preserve"> анализа</w:t>
+      </w:r>
+      <w:r>
+        <w:t xml:space="preserve"> многокомпонентных сплавов, используемых в промышленной практике</w:t>
+      </w:r>
+      <w:r>
+        <w:t>.</w:t>
+      </w:r>
+      <w:r>
+        <w:t xml:space="preserve"> </w:t>
+      </w:r>
+      <w:r>
+        <w:t>Разработка и поддержка ПО ведется с 1999 года британской компания «</w:t>
+      </w:r>
+      <w:proofErr w:type="spellStart"/>
+      <w:r>
+        <w:t>Sente</w:t>
+      </w:r>
+      <w:proofErr w:type="spellEnd"/>
+      <w:r>
+        <w:t xml:space="preserve"> Software Ltd.</w:t>
+      </w:r>
+      <w:r>
+        <w:t>»</w:t>
+      </w:r>
+      <w:r>
+        <w:t xml:space="preserve"> </w:t>
+      </w:r>
+      <w:r>
+        <w:t>[</w:t>
+      </w:r>
+      <w:r>
+        <w:fldChar w:fldCharType="begin"/>
+      </w:r>
+      <w:r>
+        <w:instrText xml:space="preserve"> REF _Ref229322118 \r \h </w:instrText>
+      </w:r>
+      <w:r>
+        <w:fldChar w:fldCharType="separate"/>
+      </w:r>
+      <w:r>
+        <w:t>18</w:t>
+      </w:r>
+      <w:r>
+        <w:fldChar w:fldCharType="end"/>
+      </w:r>
+      <w:r>
+        <w:t xml:space="preserve">, </w:t>
+      </w:r>
+      <w:r>
+        <w:fldChar w:fldCharType="begin"/>
+      </w:r>
+      <w:r>
+        <w:instrText xml:space="preserve"> REF _Ref229322119 \r \h </w:instrText>
+      </w:r>
+      <w:r>
+        <w:fldChar w:fldCharType="separate"/>
+      </w:r>
+      <w:r>
+        <w:t>19</w:t>
+      </w:r>
+      <w:r>
+        <w:fldChar w:fldCharType="end"/>
+      </w:r>
+      <w:r>
+        <w:t>]</w:t>
+      </w:r>
+      <w:r>
+        <w:t>.</w:t>
       </w:r>
     </w:p>
     <w:p>
@@ -9314,33 +9541,2258 @@
         <w:pStyle w:val="a2"/>
       </w:pPr>
       <w:r>
-        <w:t>- ПО 2</w:t>
+        <w:t>«</w:t>
+      </w:r>
+      <w:proofErr w:type="spellStart"/>
+      <w:r>
+        <w:t>JMatPro</w:t>
+      </w:r>
+      <w:proofErr w:type="spellEnd"/>
+      <w:r>
+        <w:t xml:space="preserve">» </w:t>
+      </w:r>
+      <w:r>
+        <w:t>считается лидером в области моделирования и прогнозирования свойств сталей и сплавов, необходимых для анализа процессов обработки металлов давлением, термической обработки, обработки резанием, процессов литья, расчетов конструкций на прочность</w:t>
+      </w:r>
+      <w:r>
+        <w:t xml:space="preserve"> и так далее.</w:t>
+      </w:r>
+      <w:r>
+        <w:t xml:space="preserve"> </w:t>
+      </w:r>
+      <w:r>
+        <w:t xml:space="preserve">Таким образом, </w:t>
+      </w:r>
+      <w:r>
+        <w:t>«</w:t>
+      </w:r>
+      <w:proofErr w:type="spellStart"/>
+      <w:r>
+        <w:t>JMatPro</w:t>
+      </w:r>
+      <w:proofErr w:type="spellEnd"/>
+      <w:r>
+        <w:t>»</w:t>
+      </w:r>
+      <w:r>
+        <w:t xml:space="preserve"> может иметь множество различных </w:t>
+      </w:r>
+      <w:r>
+        <w:t>применений</w:t>
+      </w:r>
+      <w:r>
+        <w:t xml:space="preserve"> и </w:t>
+      </w:r>
+      <w:r>
+        <w:t>быть</w:t>
+      </w:r>
+      <w:r>
+        <w:t xml:space="preserve"> эффективным помощником для инженера, занимающегося моделированием тех или иных термомеханических воздействий </w:t>
+      </w:r>
+      <w:r>
+        <w:t xml:space="preserve">на </w:t>
+      </w:r>
+      <w:r>
+        <w:t xml:space="preserve">сплавы, а также </w:t>
+      </w:r>
+      <w:r>
+        <w:t>для материаловеда</w:t>
+      </w:r>
+      <w:r>
+        <w:t xml:space="preserve"> в области разработки новых </w:t>
+      </w:r>
+      <w:r>
+        <w:t>композитов</w:t>
+      </w:r>
+      <w:r>
+        <w:t xml:space="preserve">, который может с помощью </w:t>
+      </w:r>
+      <w:r>
+        <w:t>«</w:t>
+      </w:r>
+      <w:proofErr w:type="spellStart"/>
+      <w:r>
+        <w:t>JMatPro</w:t>
+      </w:r>
+      <w:proofErr w:type="spellEnd"/>
+      <w:r>
+        <w:t>»</w:t>
+      </w:r>
+      <w:r>
+        <w:t xml:space="preserve"> оценивать, как тот или иной легирующий элемент будет влиять на свойства разрабатываемого материала</w:t>
+      </w:r>
+      <w:r>
+        <w:t xml:space="preserve"> [</w:t>
+      </w:r>
+      <w:r>
+        <w:fldChar w:fldCharType="begin"/>
+      </w:r>
+      <w:r>
+        <w:instrText xml:space="preserve"> REF _Ref229182281 \r \h </w:instrText>
+      </w:r>
+      <w:r>
+        <w:fldChar w:fldCharType="separate"/>
+      </w:r>
+      <w:r>
+        <w:t>1</w:t>
+      </w:r>
+      <w:r>
+        <w:fldChar w:fldCharType="end"/>
+      </w:r>
+      <w:r>
+        <w:t>]</w:t>
+      </w:r>
+      <w:r>
+        <w:t>.</w:t>
+      </w:r>
+      <w:r>
+        <w:t xml:space="preserve"> </w:t>
       </w:r>
     </w:p>
     <w:p>
       <w:pPr>
         <w:pStyle w:val="a2"/>
-        <w:rPr>
-          <w:lang w:val="en-US"/>
-        </w:rPr>
-      </w:pPr>
-      <w:r>
-        <w:t>- ПО 3</w:t>
+      </w:pPr>
+      <w:r>
+        <w:t>Приложение позволяет проводить расчеты таких характеристик, как</w:t>
+      </w:r>
+      <w:r>
+        <w:t xml:space="preserve"> [</w:t>
+      </w:r>
+      <w:r>
+        <w:fldChar w:fldCharType="begin"/>
+      </w:r>
+      <w:r>
+        <w:instrText xml:space="preserve"> REF _Ref229322118 \r \h </w:instrText>
+      </w:r>
+      <w:r>
+        <w:fldChar w:fldCharType="separate"/>
+      </w:r>
+      <w:r>
+        <w:t>18</w:t>
+      </w:r>
+      <w:r>
+        <w:fldChar w:fldCharType="end"/>
+      </w:r>
+      <w:r>
+        <w:t xml:space="preserve">, </w:t>
+      </w:r>
+      <w:r>
+        <w:fldChar w:fldCharType="begin"/>
+      </w:r>
+      <w:r>
+        <w:instrText xml:space="preserve"> REF _Ref229322119 \r \h </w:instrText>
+      </w:r>
+      <w:r>
+        <w:fldChar w:fldCharType="separate"/>
+      </w:r>
+      <w:r>
+        <w:t>19</w:t>
+      </w:r>
+      <w:r>
+        <w:fldChar w:fldCharType="end"/>
+      </w:r>
+      <w:r>
+        <w:t>]</w:t>
+      </w:r>
+      <w:r>
+        <w:t>:</w:t>
       </w:r>
     </w:p>
     <w:p>
       <w:pPr>
         <w:pStyle w:val="a2"/>
-      </w:pPr>
-      <w:r>
-        <w:t>- Выводы</w:t>
+        <w:numPr>
+          <w:ilvl w:val="0"/>
+          <w:numId w:val="64"/>
+        </w:numPr>
+        <w:rPr>
+          <w:sz w:val="24"/>
+        </w:rPr>
+      </w:pPr>
+      <w:r>
+        <w:t>р</w:t>
+      </w:r>
+      <w:r>
+        <w:t>авновеси</w:t>
+      </w:r>
+      <w:r>
+        <w:t>е</w:t>
+      </w:r>
+      <w:r>
+        <w:t xml:space="preserve"> стабильных и метастабильных фаз</w:t>
+      </w:r>
+      <w:r>
+        <w:t>,</w:t>
       </w:r>
     </w:p>
     <w:p>
       <w:pPr>
+        <w:pStyle w:val="a2"/>
+        <w:numPr>
+          <w:ilvl w:val="0"/>
+          <w:numId w:val="64"/>
+        </w:numPr>
+      </w:pPr>
+      <w:r>
+        <w:t>п</w:t>
+      </w:r>
+      <w:r>
+        <w:t>оведение и свойства при затвердении</w:t>
+      </w:r>
+      <w:r>
+        <w:t>,</w:t>
+      </w:r>
+    </w:p>
+    <w:p>
+      <w:pPr>
+        <w:pStyle w:val="a2"/>
+        <w:numPr>
+          <w:ilvl w:val="0"/>
+          <w:numId w:val="64"/>
+        </w:numPr>
+      </w:pPr>
+      <w:r>
+        <w:t>м</w:t>
+      </w:r>
+      <w:r>
+        <w:t>еханические свойства</w:t>
+      </w:r>
+      <w:r>
+        <w:rPr>
+          <w:lang w:val="en-US"/>
+        </w:rPr>
+        <w:t>,</w:t>
+      </w:r>
+    </w:p>
+    <w:p>
+      <w:pPr>
+        <w:pStyle w:val="a2"/>
+        <w:numPr>
+          <w:ilvl w:val="0"/>
+          <w:numId w:val="64"/>
+        </w:numPr>
+      </w:pPr>
+      <w:r>
+        <w:t>т</w:t>
+      </w:r>
+      <w:r>
+        <w:t>е</w:t>
+      </w:r>
+      <w:r>
+        <w:t>пло</w:t>
+      </w:r>
+      <w:r>
+        <w:t>физические и физические свойства</w:t>
+      </w:r>
+      <w:r>
+        <w:rPr>
+          <w:lang w:val="en-US"/>
+        </w:rPr>
+        <w:t>,</w:t>
+      </w:r>
+    </w:p>
+    <w:p>
+      <w:pPr>
+        <w:pStyle w:val="a2"/>
+        <w:numPr>
+          <w:ilvl w:val="0"/>
+          <w:numId w:val="64"/>
+        </w:numPr>
+      </w:pPr>
+      <w:r>
+        <w:t>ф</w:t>
+      </w:r>
+      <w:r>
+        <w:t>азовые превращения</w:t>
+      </w:r>
+      <w:r>
+        <w:rPr>
+          <w:lang w:val="en-US"/>
+        </w:rPr>
+        <w:t>,</w:t>
+      </w:r>
+    </w:p>
+    <w:p>
+      <w:pPr>
+        <w:pStyle w:val="a2"/>
+        <w:numPr>
+          <w:ilvl w:val="0"/>
+          <w:numId w:val="64"/>
+        </w:numPr>
+      </w:pPr>
+      <w:r>
+        <w:t>х</w:t>
+      </w:r>
+      <w:r>
+        <w:t>имические свойства</w:t>
+      </w:r>
+      <w:r>
+        <w:t>.</w:t>
+      </w:r>
+    </w:p>
+    <w:p>
+      <w:pPr>
+        <w:pStyle w:val="a2"/>
+      </w:pPr>
+      <w:r>
+        <w:t>Разработчик</w:t>
+      </w:r>
+      <w:r>
+        <w:t xml:space="preserve"> продукта выдел</w:t>
+      </w:r>
+      <w:r>
+        <w:t>яет</w:t>
+      </w:r>
+      <w:r>
+        <w:t xml:space="preserve"> следующие преимущества</w:t>
+      </w:r>
+      <w:r>
+        <w:t xml:space="preserve"> </w:t>
+      </w:r>
+      <w:r>
+        <w:t>[</w:t>
+      </w:r>
+      <w:r>
+        <w:fldChar w:fldCharType="begin"/>
+      </w:r>
+      <w:r>
+        <w:instrText xml:space="preserve"> REF _Ref229322118 \r \h </w:instrText>
+      </w:r>
+      <w:r>
+        <w:fldChar w:fldCharType="separate"/>
+      </w:r>
+      <w:r>
+        <w:t>18</w:t>
+      </w:r>
+      <w:r>
+        <w:fldChar w:fldCharType="end"/>
+      </w:r>
+      <w:r>
+        <w:t>]</w:t>
+      </w:r>
+      <w:r>
+        <w:t>:</w:t>
+      </w:r>
+    </w:p>
+    <w:p>
+      <w:pPr>
+        <w:pStyle w:val="a2"/>
+        <w:numPr>
+          <w:ilvl w:val="0"/>
+          <w:numId w:val="65"/>
+        </w:numPr>
+      </w:pPr>
+      <w:r>
+        <w:t>о</w:t>
+      </w:r>
+      <w:r>
+        <w:t>бширная валидация моделей для обеспечения надежного прогнозирования свойств</w:t>
+      </w:r>
+      <w:r>
+        <w:t>;</w:t>
+      </w:r>
+      <w:r>
+        <w:t xml:space="preserve"> </w:t>
+      </w:r>
+    </w:p>
+    <w:p>
+      <w:pPr>
+        <w:pStyle w:val="a2"/>
+        <w:numPr>
+          <w:ilvl w:val="0"/>
+          <w:numId w:val="65"/>
+        </w:numPr>
+      </w:pPr>
+      <w:r>
+        <w:t>б</w:t>
+      </w:r>
+      <w:r>
+        <w:t>ыстрые и надежные расчеты</w:t>
+      </w:r>
+      <w:r>
+        <w:t>;</w:t>
+      </w:r>
+      <w:r>
+        <w:t xml:space="preserve"> </w:t>
+      </w:r>
+    </w:p>
+    <w:p>
+      <w:pPr>
+        <w:pStyle w:val="a2"/>
+        <w:numPr>
+          <w:ilvl w:val="0"/>
+          <w:numId w:val="65"/>
+        </w:numPr>
+      </w:pPr>
+      <w:r>
+        <w:t>п</w:t>
+      </w:r>
+      <w:r>
+        <w:t>ростота использования благодаря интуитивно понятному пользовательскому интерфейсу</w:t>
+      </w:r>
+      <w:r>
+        <w:t>;</w:t>
+      </w:r>
+    </w:p>
+    <w:p>
+      <w:pPr>
+        <w:pStyle w:val="a2"/>
+        <w:numPr>
+          <w:ilvl w:val="0"/>
+          <w:numId w:val="65"/>
+        </w:numPr>
+      </w:pPr>
+      <w:r>
+        <w:lastRenderedPageBreak/>
+        <w:t>о</w:t>
+      </w:r>
+      <w:r>
+        <w:t xml:space="preserve">бширная </w:t>
+      </w:r>
+      <w:r>
+        <w:t>онлайн</w:t>
+      </w:r>
+      <w:r>
+        <w:t xml:space="preserve"> </w:t>
+      </w:r>
+      <w:r>
+        <w:t>поддержка</w:t>
+      </w:r>
+      <w:r>
+        <w:rPr>
+          <w:lang w:val="en-US"/>
+        </w:rPr>
+        <w:t>.</w:t>
+      </w:r>
+    </w:p>
+    <w:p>
+      <w:pPr>
+        <w:pStyle w:val="a2"/>
+      </w:pPr>
+      <w:r>
+        <w:t>При этом у приложения также можно отметить ограничении и недостатки</w:t>
+      </w:r>
+      <w:r>
+        <w:t xml:space="preserve"> [</w:t>
+      </w:r>
+      <w:r>
+        <w:fldChar w:fldCharType="begin"/>
+      </w:r>
+      <w:r>
+        <w:instrText xml:space="preserve"> REF _Ref229322118 \r \h </w:instrText>
+      </w:r>
+      <w:r>
+        <w:fldChar w:fldCharType="separate"/>
+      </w:r>
+      <w:r>
+        <w:t>18</w:t>
+      </w:r>
+      <w:r>
+        <w:fldChar w:fldCharType="end"/>
+      </w:r>
+      <w:r>
+        <w:t xml:space="preserve">, </w:t>
+      </w:r>
+      <w:r>
+        <w:fldChar w:fldCharType="begin"/>
+      </w:r>
+      <w:r>
+        <w:instrText xml:space="preserve"> REF _Ref229326373 \r \h </w:instrText>
+      </w:r>
+      <w:r>
+        <w:fldChar w:fldCharType="separate"/>
+      </w:r>
+      <w:r>
+        <w:t>20</w:t>
+      </w:r>
+      <w:r>
+        <w:fldChar w:fldCharType="end"/>
+      </w:r>
+      <w:r>
+        <w:t>]</w:t>
+      </w:r>
+      <w:r>
+        <w:t>:</w:t>
+      </w:r>
+    </w:p>
+    <w:p>
+      <w:pPr>
+        <w:pStyle w:val="a2"/>
+        <w:numPr>
+          <w:ilvl w:val="0"/>
+          <w:numId w:val="66"/>
+        </w:numPr>
+      </w:pPr>
+      <w:r>
+        <w:t>хоть приложение по</w:t>
+      </w:r>
+      <w:r>
+        <w:t xml:space="preserve"> </w:t>
+      </w:r>
+      <w:r>
+        <w:t>заверению производителя и имеет интуитивно понятный интерфейс</w:t>
+      </w:r>
+      <w:r>
+        <w:t>, для интерпретации результатов исследователю необходимо обладать специальными знаниями в областях термодинамики и фазовых равновесий</w:t>
+      </w:r>
+      <w:r>
+        <w:t>;</w:t>
+      </w:r>
+    </w:p>
+    <w:p>
+      <w:pPr>
+        <w:pStyle w:val="a2"/>
+        <w:numPr>
+          <w:ilvl w:val="0"/>
+          <w:numId w:val="66"/>
+        </w:numPr>
+      </w:pPr>
+      <w:r>
+        <w:t>ПО не позволяет рассчитывать коррозию в водных системах, что критические важно для зубных сплавов</w:t>
+      </w:r>
+      <w:r>
+        <w:t>;</w:t>
+      </w:r>
+    </w:p>
+    <w:p>
+      <w:pPr>
+        <w:pStyle w:val="a2"/>
+        <w:numPr>
+          <w:ilvl w:val="0"/>
+          <w:numId w:val="66"/>
+        </w:numPr>
+      </w:pPr>
+      <w:r>
+        <w:t xml:space="preserve">особенности стоматологических композитов, которые отличаются лёгкостью относительно сплавов </w:t>
+      </w:r>
+      <w:r>
+        <w:t>в</w:t>
+      </w:r>
+      <w:r>
+        <w:t xml:space="preserve"> прочих промышленных отрасл</w:t>
+      </w:r>
+      <w:r>
+        <w:t>ях</w:t>
+      </w:r>
+      <w:r>
+        <w:t xml:space="preserve">, </w:t>
+      </w:r>
+      <w:r>
+        <w:t>следовательно</w:t>
+      </w:r>
+      <w:r>
+        <w:t xml:space="preserve">, </w:t>
+      </w:r>
+      <w:r>
+        <w:t>модели, построенные для материалов, содержащих элементы в больших абсолютных значениях массы</w:t>
+      </w:r>
+      <w:r>
+        <w:t xml:space="preserve">, </w:t>
+      </w:r>
+      <w:r>
+        <w:t xml:space="preserve">могут не подойти для стоматологических </w:t>
+      </w:r>
+      <w:r>
+        <w:t>сплавов</w:t>
+      </w:r>
+      <w:r>
+        <w:t>;</w:t>
+      </w:r>
+      <w:r>
+        <w:t xml:space="preserve"> </w:t>
+      </w:r>
+    </w:p>
+    <w:p>
+      <w:pPr>
+        <w:pStyle w:val="a2"/>
+        <w:numPr>
+          <w:ilvl w:val="0"/>
+          <w:numId w:val="66"/>
+        </w:numPr>
+      </w:pPr>
+      <w:r>
+        <w:t>в</w:t>
+      </w:r>
+      <w:r>
+        <w:t>ысокая стоимость лицензии,</w:t>
+      </w:r>
+      <w:r>
+        <w:t xml:space="preserve"> </w:t>
+      </w:r>
+      <w:r>
+        <w:t>что делает систему малодоступной для небольших лабораторий и исследовательских групп</w:t>
+      </w:r>
+      <w:r>
+        <w:t>;</w:t>
+      </w:r>
+    </w:p>
+    <w:p>
+      <w:pPr>
+        <w:pStyle w:val="a2"/>
+        <w:numPr>
+          <w:ilvl w:val="0"/>
+          <w:numId w:val="66"/>
+        </w:numPr>
+      </w:pPr>
+      <w:r>
+        <w:t>невозможность приобретения данного ПО в Российской Федерации, так как компания ушла с российского рынка</w:t>
+      </w:r>
+      <w:r>
+        <w:t>.</w:t>
+      </w:r>
+    </w:p>
+    <w:p>
+      <w:pPr>
+        <w:pStyle w:val="a2"/>
+      </w:pPr>
+      <w:r>
+        <w:t>Итак, можно сказать, что несмотря на все возможности и преимущества приложения, сегодня оно остается труднодоступным для российских исследовательских групп, что не позволит использовать его в разработке новых композитов.</w:t>
+      </w:r>
+    </w:p>
+    <w:p>
+      <w:pPr>
+        <w:pStyle w:val="a2"/>
+      </w:pPr>
+      <w:r>
+        <w:t>«</w:t>
+      </w:r>
+      <w:r>
+        <w:rPr>
+          <w:lang w:val="en-US"/>
+        </w:rPr>
+        <w:t>Thermo-Calc</w:t>
+      </w:r>
+      <w:r>
+        <w:t>» </w:t>
+      </w:r>
+      <w:r>
+        <w:t xml:space="preserve">– </w:t>
+      </w:r>
+      <w:r>
+        <w:t xml:space="preserve">это профессиональная программная платформа для термодинамических и кинетических расчётов в материаловедении, разработанная </w:t>
+      </w:r>
+      <w:r>
+        <w:t xml:space="preserve">шведской </w:t>
+      </w:r>
+      <w:r>
+        <w:t>компанией </w:t>
+      </w:r>
+      <w:r>
+        <w:t>«</w:t>
+      </w:r>
+      <w:r>
+        <w:rPr>
+          <w:lang w:val="en-US"/>
+        </w:rPr>
+        <w:t>Thermo-Calc Software</w:t>
+      </w:r>
+      <w:r>
+        <w:t>»</w:t>
+      </w:r>
+      <w:r>
+        <w:t xml:space="preserve">. </w:t>
+      </w:r>
+      <w:r>
+        <w:t>Продукт</w:t>
+      </w:r>
+      <w:r>
+        <w:t xml:space="preserve"> основан на методологии </w:t>
+      </w:r>
+      <w:r>
+        <w:t>«</w:t>
+      </w:r>
+      <w:r>
+        <w:t>CALPHAD</w:t>
+      </w:r>
+      <w:r>
+        <w:t>» –</w:t>
+      </w:r>
+      <w:r>
+        <w:t xml:space="preserve"> расчёт фазовых диаграмм</w:t>
+      </w:r>
+      <w:r>
+        <w:t xml:space="preserve"> –</w:t>
+      </w:r>
+      <w:r>
+        <w:t xml:space="preserve"> и является мировым отраслевым стандартом для вычислительного материаловедения на протяжении более 40 лет</w:t>
+      </w:r>
+      <w:r>
+        <w:t xml:space="preserve"> </w:t>
+      </w:r>
+      <w:r>
+        <w:t>[</w:t>
+      </w:r>
+      <w:r>
+        <w:fldChar w:fldCharType="begin"/>
+      </w:r>
+      <w:r>
+        <w:instrText xml:space="preserve"> REF _Ref229182284 \r \h </w:instrText>
+      </w:r>
+      <w:r>
+        <w:fldChar w:fldCharType="separate"/>
+      </w:r>
+      <w:r>
+        <w:t>2</w:t>
+      </w:r>
+      <w:r>
+        <w:fldChar w:fldCharType="end"/>
+      </w:r>
+      <w:r>
+        <w:t>]</w:t>
+      </w:r>
+      <w:r>
+        <w:t>.</w:t>
+      </w:r>
+    </w:p>
+    <w:p>
+      <w:pPr>
+        <w:pStyle w:val="a2"/>
+      </w:pPr>
+      <w:r>
+        <w:lastRenderedPageBreak/>
+        <w:t xml:space="preserve">Приложение широко используется в самых различных областях, как например: металлургия, </w:t>
+      </w:r>
+      <w:r>
+        <w:t>аэрокосмическая</w:t>
+      </w:r>
+      <w:r>
+        <w:t xml:space="preserve"> и химическая промышленности, атомная энергетика, университеты и лаборатории, исследующие и разрабатывающие различные виды материалов, и так далее.</w:t>
+      </w:r>
+    </w:p>
+    <w:p>
+      <w:pPr>
+        <w:pStyle w:val="a2"/>
+      </w:pPr>
+      <w:r>
+        <w:t>Отдельным преемством «</w:t>
+      </w:r>
+      <w:proofErr w:type="spellStart"/>
+      <w:r>
+        <w:rPr>
+          <w:lang w:val="en-US"/>
+        </w:rPr>
+        <w:t>Thermo</w:t>
+      </w:r>
+      <w:proofErr w:type="spellEnd"/>
+      <w:r>
+        <w:t>-</w:t>
+      </w:r>
+      <w:r>
+        <w:rPr>
+          <w:lang w:val="en-US"/>
+        </w:rPr>
+        <w:t>Calc</w:t>
+      </w:r>
+      <w:r>
+        <w:t xml:space="preserve">» является наличие бесплатной учебной версии, которая хоть и является ограниченной, но все равно позволяет ознакомиться с базовым функционалом программы </w:t>
+      </w:r>
+      <w:r>
+        <w:t>[</w:t>
+      </w:r>
+      <w:r>
+        <w:fldChar w:fldCharType="begin"/>
+      </w:r>
+      <w:r>
+        <w:instrText xml:space="preserve"> REF _Ref229329442 \r \h </w:instrText>
+      </w:r>
+      <w:r>
+        <w:fldChar w:fldCharType="separate"/>
+      </w:r>
+      <w:r>
+        <w:t>21</w:t>
+      </w:r>
+      <w:r>
+        <w:fldChar w:fldCharType="end"/>
+      </w:r>
+      <w:r>
+        <w:t>]</w:t>
+      </w:r>
+      <w:r>
+        <w:t>.</w:t>
+      </w:r>
+    </w:p>
+    <w:p>
+      <w:pPr>
+        <w:pStyle w:val="a2"/>
+      </w:pPr>
+      <w:r>
+        <w:t>«</w:t>
+      </w:r>
+      <w:proofErr w:type="spellStart"/>
+      <w:r>
+        <w:rPr>
+          <w:lang w:val="en-US"/>
+        </w:rPr>
+        <w:t>Thermo</w:t>
+      </w:r>
+      <w:proofErr w:type="spellEnd"/>
+      <w:r>
+        <w:t>-</w:t>
+      </w:r>
+      <w:r>
+        <w:rPr>
+          <w:lang w:val="en-US"/>
+        </w:rPr>
+        <w:t>Calc</w:t>
+      </w:r>
+      <w:r>
+        <w:t>»</w:t>
+      </w:r>
+      <w:r>
+        <w:t xml:space="preserve"> представляет большой набор</w:t>
+      </w:r>
+      <w:r>
+        <w:t xml:space="preserve"> моделей</w:t>
+      </w:r>
+      <w:r>
+        <w:t>, которы</w:t>
+      </w:r>
+      <w:r>
+        <w:t>е</w:t>
+      </w:r>
+      <w:r>
+        <w:t xml:space="preserve"> мо</w:t>
+      </w:r>
+      <w:r>
+        <w:t>гут</w:t>
+      </w:r>
+      <w:r>
+        <w:t xml:space="preserve"> проводить расчеты</w:t>
+      </w:r>
+      <w:r>
+        <w:t xml:space="preserve"> [</w:t>
+      </w:r>
+      <w:r>
+        <w:fldChar w:fldCharType="begin"/>
+      </w:r>
+      <w:r>
+        <w:instrText xml:space="preserve"> REF _Ref229329427 \r \h </w:instrText>
+      </w:r>
+      <w:r>
+        <w:fldChar w:fldCharType="separate"/>
+      </w:r>
+      <w:r>
+        <w:t>22</w:t>
+      </w:r>
+      <w:r>
+        <w:fldChar w:fldCharType="end"/>
+      </w:r>
+      <w:r>
+        <w:fldChar w:fldCharType="begin"/>
+      </w:r>
+      <w:r>
+        <w:instrText xml:space="preserve"> REF _Ref229328525 \r \h </w:instrText>
+      </w:r>
+      <w:r>
+        <w:fldChar w:fldCharType="separate"/>
+      </w:r>
+      <w:r>
+        <w:fldChar w:fldCharType="end"/>
+      </w:r>
+      <w:r>
+        <w:t>]</w:t>
+      </w:r>
+      <w:r>
+        <w:t>:</w:t>
+      </w:r>
+    </w:p>
+    <w:p>
+      <w:pPr>
+        <w:pStyle w:val="a2"/>
+        <w:numPr>
+          <w:ilvl w:val="0"/>
+          <w:numId w:val="67"/>
+        </w:numPr>
+      </w:pPr>
+      <w:r>
+        <w:t>химических свойств</w:t>
+      </w:r>
+      <w:r>
+        <w:rPr>
+          <w:lang w:val="en-US"/>
+        </w:rPr>
+        <w:t>;</w:t>
+      </w:r>
+    </w:p>
+    <w:p>
+      <w:pPr>
+        <w:pStyle w:val="a2"/>
+        <w:numPr>
+          <w:ilvl w:val="0"/>
+          <w:numId w:val="67"/>
+        </w:numPr>
+      </w:pPr>
+      <w:r>
+        <w:t>теплофизических свойств:</w:t>
+      </w:r>
+      <w:r>
+        <w:t xml:space="preserve"> </w:t>
+      </w:r>
+      <w:r>
+        <w:t>теплоемкость, температурные изменения и другие</w:t>
+      </w:r>
+      <w:r>
+        <w:t>;</w:t>
+      </w:r>
+    </w:p>
+    <w:p>
+      <w:pPr>
+        <w:pStyle w:val="a2"/>
+        <w:numPr>
+          <w:ilvl w:val="0"/>
+          <w:numId w:val="67"/>
+        </w:numPr>
+      </w:pPr>
+      <w:r>
+        <w:t>механических свойств: твердость и текучесть</w:t>
+      </w:r>
+      <w:r>
+        <w:t>;</w:t>
+      </w:r>
+    </w:p>
+    <w:p>
+      <w:pPr>
+        <w:pStyle w:val="a2"/>
+        <w:numPr>
+          <w:ilvl w:val="0"/>
+          <w:numId w:val="67"/>
+        </w:numPr>
+      </w:pPr>
+      <w:r>
+        <w:t>свойств упругости</w:t>
+      </w:r>
+      <w:r>
+        <w:rPr>
+          <w:lang w:val="en-US"/>
+        </w:rPr>
+        <w:t>;</w:t>
+      </w:r>
+      <w:r>
+        <w:t xml:space="preserve"> </w:t>
+      </w:r>
+    </w:p>
+    <w:p>
+      <w:pPr>
+        <w:pStyle w:val="a2"/>
+        <w:numPr>
+          <w:ilvl w:val="0"/>
+          <w:numId w:val="67"/>
+        </w:numPr>
+      </w:pPr>
+      <w:r>
+        <w:t xml:space="preserve">прочих свойств, как, например, для благородных, никелевых или титановых сплавов (при добавлении специальных отдельных узкоспециализированных моделей). </w:t>
+      </w:r>
+    </w:p>
+    <w:p>
+      <w:pPr>
+        <w:pStyle w:val="a2"/>
+      </w:pPr>
+      <w:r>
+        <w:t xml:space="preserve">Несмотря на возможности данного ПО, у него имеется и ряд следующих ограничений </w:t>
+      </w:r>
+      <w:r>
+        <w:t>[</w:t>
+      </w:r>
+      <w:r>
+        <w:fldChar w:fldCharType="begin"/>
+      </w:r>
+      <w:r>
+        <w:instrText xml:space="preserve"> REF _Ref229326373 \r \h </w:instrText>
+      </w:r>
+      <w:r>
+        <w:fldChar w:fldCharType="separate"/>
+      </w:r>
+      <w:r>
+        <w:t>20</w:t>
+      </w:r>
+      <w:r>
+        <w:fldChar w:fldCharType="end"/>
+      </w:r>
+      <w:r>
+        <w:t>,</w:t>
+      </w:r>
+      <w:r>
+        <w:t xml:space="preserve"> </w:t>
+      </w:r>
+      <w:r>
+        <w:fldChar w:fldCharType="begin"/>
+      </w:r>
+      <w:r>
+        <w:instrText xml:space="preserve"> REF _Ref229329427 \r \h </w:instrText>
+      </w:r>
+      <w:r>
+        <w:fldChar w:fldCharType="separate"/>
+      </w:r>
+      <w:r>
+        <w:t>2</w:t>
+      </w:r>
+      <w:r>
+        <w:t>2</w:t>
+      </w:r>
+      <w:r>
+        <w:fldChar w:fldCharType="end"/>
+      </w:r>
+      <w:r>
+        <w:t>]</w:t>
+      </w:r>
+      <w:r>
+        <w:t>:</w:t>
+      </w:r>
+    </w:p>
+    <w:p>
+      <w:pPr>
+        <w:pStyle w:val="a2"/>
+        <w:numPr>
+          <w:ilvl w:val="0"/>
+          <w:numId w:val="68"/>
+        </w:numPr>
+      </w:pPr>
+      <w:r>
+        <w:t xml:space="preserve">для проведения полноценных многосторонних исследований необходимо не только приобрести основное приложение, но и множество калькуляторов и баз данных материалов, что делает его применение </w:t>
+      </w:r>
+      <w:r>
+        <w:t>[</w:t>
+      </w:r>
+      <w:r>
+        <w:t>применение</w:t>
+      </w:r>
+      <w:r>
+        <w:t xml:space="preserve"> приложения</w:t>
+      </w:r>
+      <w:r>
+        <w:t>]</w:t>
+      </w:r>
+      <w:r>
+        <w:t xml:space="preserve"> дорогим и менее доступным</w:t>
+      </w:r>
+      <w:r>
+        <w:t>;</w:t>
+      </w:r>
+    </w:p>
+    <w:p>
+      <w:pPr>
+        <w:pStyle w:val="a2"/>
+        <w:numPr>
+          <w:ilvl w:val="0"/>
+          <w:numId w:val="68"/>
+        </w:numPr>
+      </w:pPr>
+      <w:r>
+        <w:t xml:space="preserve">даже если для требуемого исследования будет достаточно бесплатной учебной версии, то проводимое испытание </w:t>
+      </w:r>
+      <w:r>
+        <w:t>нельзя использовать в коммерческих целях</w:t>
+      </w:r>
+      <w:r>
+        <w:t>;</w:t>
+      </w:r>
+    </w:p>
+    <w:p>
+      <w:pPr>
+        <w:pStyle w:val="a2"/>
+        <w:numPr>
+          <w:ilvl w:val="0"/>
+          <w:numId w:val="68"/>
+        </w:numPr>
+      </w:pPr>
+      <w:r>
+        <w:t>как для использования «</w:t>
+      </w:r>
+      <w:proofErr w:type="spellStart"/>
+      <w:r>
+        <w:t>JMatPro</w:t>
+      </w:r>
+      <w:proofErr w:type="spellEnd"/>
+      <w:r>
+        <w:t>», так и для применения «</w:t>
+      </w:r>
+      <w:proofErr w:type="spellStart"/>
+      <w:r>
+        <w:rPr>
+          <w:lang w:val="en-US"/>
+        </w:rPr>
+        <w:t>Thermo</w:t>
+      </w:r>
+      <w:proofErr w:type="spellEnd"/>
+      <w:r>
+        <w:t>-</w:t>
+      </w:r>
+      <w:r>
+        <w:rPr>
+          <w:lang w:val="en-US"/>
+        </w:rPr>
+        <w:t>Calc</w:t>
+      </w:r>
+      <w:r>
+        <w:t>» пользователю необходимо иметь глубокие знания в материаловедении, что может затруднить  проводимые исследования</w:t>
+      </w:r>
+      <w:r>
+        <w:t>;</w:t>
+      </w:r>
+    </w:p>
+    <w:p>
+      <w:pPr>
+        <w:pStyle w:val="a2"/>
+        <w:numPr>
+          <w:ilvl w:val="0"/>
+          <w:numId w:val="68"/>
+        </w:numPr>
+      </w:pPr>
+      <w:r>
+        <w:lastRenderedPageBreak/>
+        <w:t xml:space="preserve">ПО требует наличие </w:t>
+      </w:r>
+      <w:r>
+        <w:t xml:space="preserve">высокопроизводительной электронно-вычислительной машины (ЭВМ), что также ограничивает его доступность  </w:t>
+      </w:r>
+      <w:r>
+        <w:t>[</w:t>
+      </w:r>
+      <w:r>
+        <w:t>доступность ПО</w:t>
+      </w:r>
+      <w:r>
+        <w:t>]</w:t>
+      </w:r>
+      <w:r>
+        <w:t>.</w:t>
+      </w:r>
+    </w:p>
+    <w:p>
+      <w:pPr>
+        <w:pStyle w:val="a2"/>
+      </w:pPr>
+      <w:r>
+        <w:t>Таким образом, хоть «</w:t>
+      </w:r>
+      <w:proofErr w:type="spellStart"/>
+      <w:r>
+        <w:rPr>
+          <w:lang w:val="en-US"/>
+        </w:rPr>
+        <w:t>Thermo</w:t>
+      </w:r>
+      <w:proofErr w:type="spellEnd"/>
+      <w:r>
+        <w:t>-</w:t>
+      </w:r>
+      <w:r>
+        <w:rPr>
+          <w:lang w:val="en-US"/>
+        </w:rPr>
+        <w:t>Calc</w:t>
+      </w:r>
+      <w:r>
+        <w:t>» и является доступным в России, для его полноценного применения необходимо приобретать дорогие модули и базы данных, а также являться экспертом в материаловедении.</w:t>
+      </w:r>
+    </w:p>
+    <w:p>
+      <w:pPr>
+        <w:pStyle w:val="a2"/>
+        <w:rPr>
+          <w:lang w:val="en-US"/>
+        </w:rPr>
+      </w:pPr>
+      <w:r>
+        <w:t>«</w:t>
+      </w:r>
+      <w:r>
+        <w:rPr>
+          <w:lang w:val="en-US"/>
+        </w:rPr>
+        <w:t>Ansys</w:t>
+      </w:r>
+      <w:r>
+        <w:t xml:space="preserve"> </w:t>
+      </w:r>
+      <w:r>
+        <w:rPr>
+          <w:lang w:val="en-US"/>
+        </w:rPr>
+        <w:t>GRANTA</w:t>
+      </w:r>
+      <w:r>
+        <w:t>»</w:t>
+      </w:r>
+      <w:r>
+        <w:t xml:space="preserve"> –</w:t>
+      </w:r>
+      <w:r>
+        <w:t xml:space="preserve"> </w:t>
+      </w:r>
+      <w:r>
+        <w:t xml:space="preserve">это </w:t>
+      </w:r>
+      <w:r>
+        <w:t>передовое программное обеспечение для инженерного анализа и численного моделирования</w:t>
+      </w:r>
+      <w:r>
+        <w:t xml:space="preserve">. </w:t>
+      </w:r>
+      <w:r>
+        <w:t>ПО</w:t>
+      </w:r>
+      <w:r>
+        <w:t xml:space="preserve"> разрабатыва</w:t>
+      </w:r>
+      <w:r>
+        <w:t>е</w:t>
+      </w:r>
+      <w:r>
+        <w:t>тся американской компанией «</w:t>
+      </w:r>
+      <w:r>
+        <w:rPr>
+          <w:lang w:val="en-US"/>
+        </w:rPr>
+        <w:t>ANSYS</w:t>
+      </w:r>
+      <w:r>
+        <w:t xml:space="preserve">, </w:t>
+      </w:r>
+      <w:r>
+        <w:rPr>
+          <w:lang w:val="en-US"/>
+        </w:rPr>
+        <w:t>Inc</w:t>
+      </w:r>
+      <w:r>
+        <w:t xml:space="preserve">» уже более </w:t>
+      </w:r>
+      <w:r>
+        <w:t>2</w:t>
+      </w:r>
+      <w:r>
+        <w:t xml:space="preserve">5 лет </w:t>
+      </w:r>
+      <w:r>
+        <w:t>[</w:t>
+      </w:r>
+      <w:r>
+        <w:rPr>
+          <w:lang w:val="en-US"/>
+        </w:rPr>
+        <w:fldChar w:fldCharType="begin"/>
+      </w:r>
+      <w:r>
+        <w:instrText xml:space="preserve"> </w:instrText>
+      </w:r>
+      <w:r>
+        <w:rPr>
+          <w:lang w:val="en-US"/>
+        </w:rPr>
+        <w:instrText>REF</w:instrText>
+      </w:r>
+      <w:r>
+        <w:instrText xml:space="preserve"> _</w:instrText>
+      </w:r>
+      <w:r>
+        <w:rPr>
+          <w:lang w:val="en-US"/>
+        </w:rPr>
+        <w:instrText>Ref</w:instrText>
+      </w:r>
+      <w:r>
+        <w:instrText>229182287 \</w:instrText>
+      </w:r>
+      <w:r>
+        <w:rPr>
+          <w:lang w:val="en-US"/>
+        </w:rPr>
+        <w:instrText>r</w:instrText>
+      </w:r>
+      <w:r>
+        <w:instrText xml:space="preserve"> \</w:instrText>
+      </w:r>
+      <w:r>
+        <w:rPr>
+          <w:lang w:val="en-US"/>
+        </w:rPr>
+        <w:instrText>h</w:instrText>
+      </w:r>
+      <w:r>
+        <w:instrText xml:space="preserve"> </w:instrText>
+      </w:r>
+      <w:r>
+        <w:rPr>
+          <w:lang w:val="en-US"/>
+        </w:rPr>
+      </w:r>
+      <w:r>
+        <w:rPr>
+          <w:lang w:val="en-US"/>
+        </w:rPr>
+        <w:fldChar w:fldCharType="separate"/>
+      </w:r>
+      <w:r>
+        <w:t>3</w:t>
+      </w:r>
+      <w:r>
+        <w:rPr>
+          <w:lang w:val="en-US"/>
+        </w:rPr>
+        <w:fldChar w:fldCharType="end"/>
+      </w:r>
+      <w:r>
+        <w:t>,</w:t>
+      </w:r>
+      <w:r>
+        <w:t xml:space="preserve"> </w:t>
+      </w:r>
+      <w:r>
+        <w:rPr>
+          <w:lang w:val="en-US"/>
+        </w:rPr>
+        <w:fldChar w:fldCharType="begin"/>
+      </w:r>
+      <w:r>
+        <w:instrText xml:space="preserve"> </w:instrText>
+      </w:r>
+      <w:r>
+        <w:rPr>
+          <w:lang w:val="en-US"/>
+        </w:rPr>
+        <w:instrText>REF</w:instrText>
+      </w:r>
+      <w:r>
+        <w:instrText xml:space="preserve"> _</w:instrText>
+      </w:r>
+      <w:r>
+        <w:rPr>
+          <w:lang w:val="en-US"/>
+        </w:rPr>
+        <w:instrText>Ref</w:instrText>
+      </w:r>
+      <w:r>
+        <w:instrText>229336967 \</w:instrText>
+      </w:r>
+      <w:r>
+        <w:rPr>
+          <w:lang w:val="en-US"/>
+        </w:rPr>
+        <w:instrText>r</w:instrText>
+      </w:r>
+      <w:r>
+        <w:instrText xml:space="preserve"> \</w:instrText>
+      </w:r>
+      <w:r>
+        <w:rPr>
+          <w:lang w:val="en-US"/>
+        </w:rPr>
+        <w:instrText>h</w:instrText>
+      </w:r>
+      <w:r>
+        <w:instrText xml:space="preserve"> </w:instrText>
+      </w:r>
+      <w:r>
+        <w:rPr>
+          <w:lang w:val="en-US"/>
+        </w:rPr>
+      </w:r>
+      <w:r>
+        <w:rPr>
+          <w:lang w:val="en-US"/>
+        </w:rPr>
+        <w:fldChar w:fldCharType="separate"/>
+      </w:r>
+      <w:r>
+        <w:t>23</w:t>
+      </w:r>
+      <w:r>
+        <w:rPr>
+          <w:lang w:val="en-US"/>
+        </w:rPr>
+        <w:fldChar w:fldCharType="end"/>
+      </w:r>
+      <w:r>
+        <w:t>]</w:t>
+      </w:r>
+      <w:r>
+        <w:t>.</w:t>
+      </w:r>
+      <w:r>
+        <w:t xml:space="preserve"> </w:t>
+      </w:r>
+      <w:r>
+        <w:t>«</w:t>
+      </w:r>
+      <w:r>
+        <w:rPr>
+          <w:lang w:val="en-US"/>
+        </w:rPr>
+        <w:t>Ansys</w:t>
+      </w:r>
+      <w:r>
+        <w:t xml:space="preserve"> </w:t>
+      </w:r>
+      <w:r>
+        <w:rPr>
+          <w:lang w:val="en-US"/>
+        </w:rPr>
+        <w:t>GRANTA</w:t>
+      </w:r>
+      <w:r>
+        <w:t>»</w:t>
+      </w:r>
+      <w:r>
+        <w:t xml:space="preserve"> </w:t>
+      </w:r>
+      <w:r>
+        <w:t>состоит из 4 продуктов</w:t>
+      </w:r>
+      <w:r>
+        <w:t>, каждый из которых помогает в прогнозе</w:t>
+      </w:r>
+      <w:r>
+        <w:t>, разработке</w:t>
+      </w:r>
+      <w:r>
+        <w:t xml:space="preserve"> и исследовании материалов</w:t>
+      </w:r>
+      <w:r>
+        <w:t xml:space="preserve"> </w:t>
+      </w:r>
+      <w:r>
+        <w:t>[</w:t>
+      </w:r>
+      <w:r>
+        <w:rPr>
+          <w:lang w:val="en-US"/>
+        </w:rPr>
+        <w:fldChar w:fldCharType="begin"/>
+      </w:r>
+      <w:r>
+        <w:instrText xml:space="preserve"> </w:instrText>
+      </w:r>
+      <w:r>
+        <w:rPr>
+          <w:lang w:val="en-US"/>
+        </w:rPr>
+        <w:instrText>REF</w:instrText>
+      </w:r>
+      <w:r>
+        <w:instrText xml:space="preserve"> _</w:instrText>
+      </w:r>
+      <w:r>
+        <w:rPr>
+          <w:lang w:val="en-US"/>
+        </w:rPr>
+        <w:instrText>Ref</w:instrText>
+      </w:r>
+      <w:r>
+        <w:instrText>229338348 \</w:instrText>
+      </w:r>
+      <w:r>
+        <w:rPr>
+          <w:lang w:val="en-US"/>
+        </w:rPr>
+        <w:instrText>r</w:instrText>
+      </w:r>
+      <w:r>
+        <w:instrText xml:space="preserve"> \</w:instrText>
+      </w:r>
+      <w:r>
+        <w:rPr>
+          <w:lang w:val="en-US"/>
+        </w:rPr>
+        <w:instrText>h</w:instrText>
+      </w:r>
+      <w:r>
+        <w:instrText xml:space="preserve"> </w:instrText>
+      </w:r>
+      <w:r>
+        <w:rPr>
+          <w:lang w:val="en-US"/>
+        </w:rPr>
+      </w:r>
+      <w:r>
+        <w:rPr>
+          <w:lang w:val="en-US"/>
+        </w:rPr>
+        <w:fldChar w:fldCharType="separate"/>
+      </w:r>
+      <w:r>
+        <w:t>24</w:t>
+      </w:r>
+      <w:r>
+        <w:rPr>
+          <w:lang w:val="en-US"/>
+        </w:rPr>
+        <w:fldChar w:fldCharType="end"/>
+      </w:r>
+      <w:r>
+        <w:t>]</w:t>
+      </w:r>
+      <w:r>
+        <w:t>:</w:t>
+      </w:r>
+    </w:p>
+    <w:p>
+      <w:pPr>
+        <w:pStyle w:val="a2"/>
+        <w:numPr>
+          <w:ilvl w:val="0"/>
+          <w:numId w:val="70"/>
+        </w:numPr>
+        <w:rPr>
+          <w:lang w:val="en-US"/>
+        </w:rPr>
+      </w:pPr>
+      <w:r>
+        <w:rPr>
+          <w:lang w:val="en-US"/>
+        </w:rPr>
+        <w:t>«</w:t>
+      </w:r>
+      <w:r>
+        <w:rPr>
+          <w:lang w:val="en-US"/>
+        </w:rPr>
+        <w:t>Ansys GRANTA MI</w:t>
+      </w:r>
+      <w:r>
+        <w:rPr>
+          <w:lang w:val="en-US"/>
+        </w:rPr>
+        <w:t>»</w:t>
+      </w:r>
+      <w:r>
+        <w:t xml:space="preserve"> </w:t>
+      </w:r>
+      <w:r>
+        <w:rPr>
+          <w:lang w:val="en-US"/>
+        </w:rPr>
+        <w:t>[</w:t>
+      </w:r>
+      <w:r>
+        <w:rPr>
+          <w:lang w:val="en-US"/>
+        </w:rPr>
+        <w:fldChar w:fldCharType="begin"/>
+      </w:r>
+      <w:r>
+        <w:rPr>
+          <w:lang w:val="en-US"/>
+        </w:rPr>
+        <w:instrText xml:space="preserve"> REF _Ref229338653 \r \h </w:instrText>
+      </w:r>
+      <w:r>
+        <w:rPr>
+          <w:lang w:val="en-US"/>
+        </w:rPr>
+      </w:r>
+      <w:r>
+        <w:rPr>
+          <w:lang w:val="en-US"/>
+        </w:rPr>
+        <w:fldChar w:fldCharType="separate"/>
+      </w:r>
+      <w:r>
+        <w:rPr>
+          <w:lang w:val="en-US"/>
+        </w:rPr>
+        <w:t>25</w:t>
+      </w:r>
+      <w:r>
+        <w:rPr>
+          <w:lang w:val="en-US"/>
+        </w:rPr>
+        <w:fldChar w:fldCharType="end"/>
+      </w:r>
+      <w:r>
+        <w:rPr>
+          <w:lang w:val="en-US"/>
+        </w:rPr>
+        <w:t>]:</w:t>
+      </w:r>
+    </w:p>
+    <w:p>
+      <w:pPr>
+        <w:pStyle w:val="a2"/>
+        <w:numPr>
+          <w:ilvl w:val="1"/>
+          <w:numId w:val="70"/>
+        </w:numPr>
+      </w:pPr>
+      <w:r>
+        <w:t>позволяет управлять данными о сложных композитных материалах, получаемых в ходе моделирования</w:t>
+      </w:r>
+      <w:r>
+        <w:t>;</w:t>
+      </w:r>
+    </w:p>
+    <w:p>
+      <w:pPr>
+        <w:pStyle w:val="a2"/>
+        <w:numPr>
+          <w:ilvl w:val="1"/>
+          <w:numId w:val="70"/>
+        </w:numPr>
+      </w:pPr>
+      <w:r>
+        <w:t>оценивает свойства на основе имеющейся обширной базе данных свойств</w:t>
+      </w:r>
+      <w:r>
+        <w:t>;</w:t>
+      </w:r>
+    </w:p>
+    <w:p>
+      <w:pPr>
+        <w:pStyle w:val="a2"/>
+        <w:numPr>
+          <w:ilvl w:val="1"/>
+          <w:numId w:val="70"/>
+        </w:numPr>
+      </w:pPr>
+      <w:r>
+        <w:t>база данных материалов дает возможность исследователям находить информацию непосредственно в среде</w:t>
+      </w:r>
+      <w:r>
+        <w:t>.</w:t>
+      </w:r>
+    </w:p>
+    <w:p>
+      <w:pPr>
+        <w:pStyle w:val="a2"/>
+        <w:numPr>
+          <w:ilvl w:val="0"/>
+          <w:numId w:val="70"/>
+        </w:numPr>
+        <w:rPr>
+          <w:lang w:val="en-US"/>
+        </w:rPr>
+      </w:pPr>
+      <w:r>
+        <w:rPr>
+          <w:lang w:val="en-US"/>
+        </w:rPr>
+        <w:t>«</w:t>
+      </w:r>
+      <w:r>
+        <w:rPr>
+          <w:lang w:val="en-US"/>
+        </w:rPr>
+        <w:t>Ansys GRANTA Selector</w:t>
+      </w:r>
+      <w:r>
+        <w:rPr>
+          <w:lang w:val="en-US"/>
+        </w:rPr>
+        <w:t>»</w:t>
+      </w:r>
+      <w:r>
+        <w:rPr>
+          <w:lang w:val="en-US"/>
+        </w:rPr>
+        <w:t xml:space="preserve"> [</w:t>
+      </w:r>
+      <w:r>
+        <w:rPr>
+          <w:lang w:val="en-US"/>
+        </w:rPr>
+        <w:fldChar w:fldCharType="begin"/>
+      </w:r>
+      <w:r>
+        <w:rPr>
+          <w:lang w:val="en-US"/>
+        </w:rPr>
+        <w:instrText xml:space="preserve"> REF _Ref229338656 \r \h </w:instrText>
+      </w:r>
+      <w:r>
+        <w:rPr>
+          <w:lang w:val="en-US"/>
+        </w:rPr>
+      </w:r>
+      <w:r>
+        <w:rPr>
+          <w:lang w:val="en-US"/>
+        </w:rPr>
+        <w:fldChar w:fldCharType="separate"/>
+      </w:r>
+      <w:r>
+        <w:rPr>
+          <w:lang w:val="en-US"/>
+        </w:rPr>
+        <w:t>26</w:t>
+      </w:r>
+      <w:r>
+        <w:rPr>
+          <w:lang w:val="en-US"/>
+        </w:rPr>
+        <w:fldChar w:fldCharType="end"/>
+      </w:r>
+      <w:r>
+        <w:rPr>
+          <w:lang w:val="en-US"/>
+        </w:rPr>
+        <w:t>]:</w:t>
+      </w:r>
+      <w:r>
+        <w:rPr>
+          <w:lang w:val="en-US"/>
+        </w:rPr>
+        <w:t xml:space="preserve"> </w:t>
+      </w:r>
+    </w:p>
+    <w:p>
+      <w:pPr>
+        <w:pStyle w:val="a2"/>
+        <w:numPr>
+          <w:ilvl w:val="1"/>
+          <w:numId w:val="70"/>
+        </w:numPr>
+      </w:pPr>
+      <w:r>
+        <w:t>представляет собой наиболее полный набор данных о свойствах материалов и комплект специализированных инструментов, которые вместе позволяют использовать методологию систематического рационального выбора материалов</w:t>
+      </w:r>
+      <w:r>
+        <w:t>;</w:t>
+      </w:r>
+    </w:p>
+    <w:p>
+      <w:pPr>
+        <w:pStyle w:val="a2"/>
+        <w:numPr>
+          <w:ilvl w:val="1"/>
+          <w:numId w:val="70"/>
+        </w:numPr>
+      </w:pPr>
+      <w:r>
+        <w:t xml:space="preserve">ПО </w:t>
+      </w:r>
+      <w:r>
+        <w:t xml:space="preserve">не только </w:t>
+      </w:r>
+      <w:r>
+        <w:t xml:space="preserve">предоставляет инструменты для быстрого и легкого подбора материалов с требуемыми свойствами, </w:t>
+      </w:r>
+      <w:r>
+        <w:t>но</w:t>
+      </w:r>
+      <w:r>
+        <w:t xml:space="preserve"> </w:t>
+      </w:r>
+      <w:r>
+        <w:t xml:space="preserve">и при необходимости </w:t>
+      </w:r>
+      <w:r>
+        <w:t>помогает находить материалы-аналоги</w:t>
+      </w:r>
+      <w:r>
+        <w:t>.</w:t>
+      </w:r>
+    </w:p>
+    <w:p>
+      <w:pPr>
+        <w:pStyle w:val="a2"/>
+        <w:numPr>
+          <w:ilvl w:val="0"/>
+          <w:numId w:val="70"/>
+        </w:numPr>
+        <w:rPr>
+          <w:lang w:val="en-US"/>
+        </w:rPr>
+      </w:pPr>
+      <w:r>
+        <w:rPr>
+          <w:lang w:val="en-US"/>
+        </w:rPr>
+        <w:t>«</w:t>
+      </w:r>
+      <w:r>
+        <w:rPr>
+          <w:lang w:val="en-US"/>
+        </w:rPr>
+        <w:t>Ansys Data Products</w:t>
+      </w:r>
+      <w:r>
+        <w:rPr>
+          <w:lang w:val="en-US"/>
+        </w:rPr>
+        <w:t>»</w:t>
+      </w:r>
+      <w:r>
+        <w:t xml:space="preserve"> </w:t>
+      </w:r>
+      <w:r>
+        <w:rPr>
+          <w:lang w:val="en-US"/>
+        </w:rPr>
+        <w:t>[</w:t>
+      </w:r>
+      <w:r>
+        <w:rPr>
+          <w:lang w:val="en-US"/>
+        </w:rPr>
+        <w:fldChar w:fldCharType="begin"/>
+      </w:r>
+      <w:r>
+        <w:rPr>
+          <w:lang w:val="en-US"/>
+        </w:rPr>
+        <w:instrText xml:space="preserve"> REF _Ref229338659 \r \h </w:instrText>
+      </w:r>
+      <w:r>
+        <w:rPr>
+          <w:lang w:val="en-US"/>
+        </w:rPr>
+      </w:r>
+      <w:r>
+        <w:rPr>
+          <w:lang w:val="en-US"/>
+        </w:rPr>
+        <w:fldChar w:fldCharType="separate"/>
+      </w:r>
+      <w:r>
+        <w:rPr>
+          <w:lang w:val="en-US"/>
+        </w:rPr>
+        <w:t>27</w:t>
+      </w:r>
+      <w:r>
+        <w:rPr>
+          <w:lang w:val="en-US"/>
+        </w:rPr>
+        <w:fldChar w:fldCharType="end"/>
+      </w:r>
+      <w:r>
+        <w:rPr>
+          <w:lang w:val="en-US"/>
+        </w:rPr>
+        <w:t>]:</w:t>
+      </w:r>
+    </w:p>
+    <w:p>
+      <w:pPr>
+        <w:pStyle w:val="a2"/>
+        <w:numPr>
+          <w:ilvl w:val="1"/>
+          <w:numId w:val="70"/>
+        </w:numPr>
+      </w:pPr>
+      <w:r>
+        <w:lastRenderedPageBreak/>
+        <w:t xml:space="preserve">модульное приложение, которое представляет собой собираемый каталог о свойствах металлов, </w:t>
+      </w:r>
+      <w:r>
+        <w:t>пластмасс, композитов и прочих материалов</w:t>
+      </w:r>
+      <w:r>
+        <w:t>;</w:t>
+      </w:r>
+    </w:p>
+    <w:p>
+      <w:pPr>
+        <w:pStyle w:val="a2"/>
+        <w:numPr>
+          <w:ilvl w:val="0"/>
+          <w:numId w:val="70"/>
+        </w:numPr>
+        <w:rPr>
+          <w:lang w:val="en-US"/>
+        </w:rPr>
+      </w:pPr>
+      <w:r>
+        <w:rPr>
+          <w:lang w:val="en-US"/>
+        </w:rPr>
+        <w:t>«</w:t>
+      </w:r>
+      <w:r>
+        <w:rPr>
+          <w:lang w:val="en-US"/>
+        </w:rPr>
+        <w:t xml:space="preserve">Ansys GRANTA </w:t>
+      </w:r>
+      <w:proofErr w:type="spellStart"/>
+      <w:r>
+        <w:rPr>
+          <w:lang w:val="en-US"/>
+        </w:rPr>
+        <w:t>EduPack</w:t>
+      </w:r>
+      <w:proofErr w:type="spellEnd"/>
+      <w:r>
+        <w:rPr>
+          <w:lang w:val="en-US"/>
+        </w:rPr>
+        <w:t>»</w:t>
+      </w:r>
+      <w:r>
+        <w:rPr>
+          <w:lang w:val="en-US"/>
+        </w:rPr>
+        <w:t xml:space="preserve"> [</w:t>
+      </w:r>
+      <w:r>
+        <w:rPr>
+          <w:lang w:val="en-US"/>
+        </w:rPr>
+        <w:fldChar w:fldCharType="begin"/>
+      </w:r>
+      <w:r>
+        <w:rPr>
+          <w:lang w:val="en-US"/>
+        </w:rPr>
+        <w:instrText xml:space="preserve"> REF _Ref229338662 \r \h </w:instrText>
+      </w:r>
+      <w:r>
+        <w:rPr>
+          <w:lang w:val="en-US"/>
+        </w:rPr>
+      </w:r>
+      <w:r>
+        <w:rPr>
+          <w:lang w:val="en-US"/>
+        </w:rPr>
+        <w:fldChar w:fldCharType="separate"/>
+      </w:r>
+      <w:r>
+        <w:rPr>
+          <w:lang w:val="en-US"/>
+        </w:rPr>
+        <w:t>28</w:t>
+      </w:r>
+      <w:r>
+        <w:rPr>
+          <w:lang w:val="en-US"/>
+        </w:rPr>
+        <w:fldChar w:fldCharType="end"/>
+      </w:r>
+      <w:r>
+        <w:rPr>
+          <w:lang w:val="en-US"/>
+        </w:rPr>
+        <w:t>]:</w:t>
+      </w:r>
+    </w:p>
+    <w:p>
+      <w:pPr>
+        <w:pStyle w:val="a2"/>
+        <w:numPr>
+          <w:ilvl w:val="1"/>
+          <w:numId w:val="70"/>
+        </w:numPr>
+      </w:pPr>
+      <w:r>
+        <w:t>является приложением для обучения пользователя применению программ «</w:t>
+      </w:r>
+      <w:r>
+        <w:rPr>
+          <w:lang w:val="en-US"/>
+        </w:rPr>
+        <w:t>Ansys</w:t>
+      </w:r>
+      <w:r>
+        <w:t xml:space="preserve"> </w:t>
+      </w:r>
+      <w:r>
+        <w:rPr>
+          <w:lang w:val="en-US"/>
+        </w:rPr>
+        <w:t>GRANTA</w:t>
+      </w:r>
+      <w:r>
+        <w:t>», так как для работы с ними необходимы знания в области материаловедения, а также навыки пользования</w:t>
+      </w:r>
+      <w:r>
+        <w:t>.</w:t>
+      </w:r>
+    </w:p>
+    <w:p>
+      <w:pPr>
+        <w:pStyle w:val="a2"/>
+      </w:pPr>
+      <w:r>
+        <w:t>Далее</w:t>
+      </w:r>
+      <w:r>
+        <w:t xml:space="preserve"> </w:t>
+      </w:r>
+      <w:r>
+        <w:t>приведены и разобраны основные ограничения и недостатки продуктов «</w:t>
+      </w:r>
+      <w:r>
+        <w:rPr>
+          <w:lang w:val="en-US"/>
+        </w:rPr>
+        <w:t>ANSYS</w:t>
+      </w:r>
+      <w:r>
+        <w:t xml:space="preserve">, </w:t>
+      </w:r>
+      <w:r>
+        <w:rPr>
+          <w:lang w:val="en-US"/>
+        </w:rPr>
+        <w:t>Inc</w:t>
+      </w:r>
+      <w:r>
+        <w:t>»</w:t>
+      </w:r>
+      <w:r>
+        <w:t xml:space="preserve"> </w:t>
+      </w:r>
+      <w:r>
+        <w:t>[</w:t>
+      </w:r>
+      <w:r>
+        <w:fldChar w:fldCharType="begin"/>
+      </w:r>
+      <w:r>
+        <w:instrText xml:space="preserve"> REF _Ref229338348 \r \h </w:instrText>
+      </w:r>
+      <w:r>
+        <w:fldChar w:fldCharType="separate"/>
+      </w:r>
+      <w:r>
+        <w:t>24</w:t>
+      </w:r>
+      <w:r>
+        <w:fldChar w:fldCharType="end"/>
+      </w:r>
+      <w:r>
+        <w:t xml:space="preserve">, </w:t>
+      </w:r>
+      <w:r>
+        <w:fldChar w:fldCharType="begin"/>
+      </w:r>
+      <w:r>
+        <w:instrText xml:space="preserve"> REF _Ref229338653 \r \h </w:instrText>
+      </w:r>
+      <w:r>
+        <w:fldChar w:fldCharType="separate"/>
+      </w:r>
+      <w:r>
+        <w:t>25</w:t>
+      </w:r>
+      <w:r>
+        <w:fldChar w:fldCharType="end"/>
+      </w:r>
+      <w:r>
+        <w:t xml:space="preserve">, </w:t>
+      </w:r>
+      <w:r>
+        <w:fldChar w:fldCharType="begin"/>
+      </w:r>
+      <w:r>
+        <w:instrText xml:space="preserve"> REF _Ref229338656 \r \h </w:instrText>
+      </w:r>
+      <w:r>
+        <w:fldChar w:fldCharType="separate"/>
+      </w:r>
+      <w:r>
+        <w:t>26</w:t>
+      </w:r>
+      <w:r>
+        <w:fldChar w:fldCharType="end"/>
+      </w:r>
+      <w:r>
+        <w:t xml:space="preserve">, </w:t>
+      </w:r>
+      <w:r>
+        <w:fldChar w:fldCharType="begin"/>
+      </w:r>
+      <w:r>
+        <w:instrText xml:space="preserve"> REF _Ref229338659 \r \h </w:instrText>
+      </w:r>
+      <w:r>
+        <w:fldChar w:fldCharType="separate"/>
+      </w:r>
+      <w:r>
+        <w:t>27</w:t>
+      </w:r>
+      <w:r>
+        <w:fldChar w:fldCharType="end"/>
+      </w:r>
+      <w:r>
+        <w:t xml:space="preserve">, </w:t>
+      </w:r>
+      <w:r>
+        <w:fldChar w:fldCharType="begin"/>
+      </w:r>
+      <w:r>
+        <w:instrText xml:space="preserve"> REF _Ref229338662 \r \h </w:instrText>
+      </w:r>
+      <w:r>
+        <w:fldChar w:fldCharType="separate"/>
+      </w:r>
+      <w:r>
+        <w:t>28</w:t>
+      </w:r>
+      <w:r>
+        <w:fldChar w:fldCharType="end"/>
+      </w:r>
+      <w:r>
+        <w:t>]</w:t>
+      </w:r>
+      <w:r>
+        <w:t>:</w:t>
+      </w:r>
+    </w:p>
+    <w:p>
+      <w:pPr>
+        <w:pStyle w:val="a2"/>
+        <w:numPr>
+          <w:ilvl w:val="0"/>
+          <w:numId w:val="71"/>
+        </w:numPr>
+      </w:pPr>
+      <w:r>
+        <w:t>как и в случаях предыдущих рассмотренных приложений, для возможности проведения полноценного прогноза необходимо приобрести дорогостоящие лицензии</w:t>
+      </w:r>
+      <w:r>
+        <w:t>;</w:t>
+      </w:r>
+      <w:r>
+        <w:t xml:space="preserve"> </w:t>
+      </w:r>
+    </w:p>
+    <w:p>
+      <w:pPr>
+        <w:pStyle w:val="a2"/>
+        <w:numPr>
+          <w:ilvl w:val="0"/>
+          <w:numId w:val="71"/>
+        </w:numPr>
+      </w:pPr>
+      <w:r>
+        <w:t>помимо лицензий, исследователям нужно покупать модули данных о разных материалах по-отдельности, так как они не представлены бесплатно</w:t>
+      </w:r>
+      <w:r>
+        <w:t>;</w:t>
+      </w:r>
+    </w:p>
+    <w:p>
+      <w:pPr>
+        <w:pStyle w:val="a2"/>
+        <w:numPr>
+          <w:ilvl w:val="0"/>
+          <w:numId w:val="71"/>
+        </w:numPr>
+      </w:pPr>
+      <w:r>
+        <w:t xml:space="preserve">ПО </w:t>
+      </w:r>
+      <w:r>
+        <w:t xml:space="preserve">в первую очередь </w:t>
+      </w:r>
+      <w:r>
+        <w:t>о</w:t>
+      </w:r>
+      <w:r>
+        <w:t>риентирован</w:t>
+      </w:r>
+      <w:r>
+        <w:t>о</w:t>
+      </w:r>
+      <w:r>
+        <w:t xml:space="preserve"> на подбор материалов из существующих баз, а не на прогнозирование свойств для произвольного химического состава</w:t>
+      </w:r>
+      <w:r>
+        <w:t>;</w:t>
+      </w:r>
+    </w:p>
+    <w:p>
+      <w:pPr>
+        <w:pStyle w:val="a2"/>
+        <w:numPr>
+          <w:ilvl w:val="0"/>
+          <w:numId w:val="71"/>
+        </w:numPr>
+      </w:pPr>
+      <w:r>
+        <w:t xml:space="preserve">хоть и имеется специальное приложения для обучения пользованию, его также необходимо приобретать отдельно от основных программ. </w:t>
+      </w:r>
+    </w:p>
+    <w:p>
+      <w:pPr>
+        <w:pStyle w:val="a2"/>
+      </w:pPr>
+      <w:r>
+        <w:t>«</w:t>
+      </w:r>
+      <w:r>
+        <w:rPr>
+          <w:lang w:val="en-US"/>
+        </w:rPr>
+        <w:t>Ansys</w:t>
+      </w:r>
+      <w:r>
+        <w:t xml:space="preserve"> </w:t>
+      </w:r>
+      <w:r>
+        <w:rPr>
+          <w:lang w:val="en-US"/>
+        </w:rPr>
+        <w:t>GRANTA</w:t>
+      </w:r>
+      <w:r>
+        <w:t>», как и «</w:t>
+      </w:r>
+      <w:proofErr w:type="spellStart"/>
+      <w:r>
+        <w:rPr>
+          <w:lang w:val="en-US"/>
+        </w:rPr>
+        <w:t>Thermo</w:t>
+      </w:r>
+      <w:proofErr w:type="spellEnd"/>
+      <w:r>
+        <w:t>-</w:t>
+      </w:r>
+      <w:r>
+        <w:rPr>
+          <w:lang w:val="en-US"/>
+        </w:rPr>
+        <w:t>Calc</w:t>
+      </w:r>
+      <w:r>
+        <w:t>», доступен в РФ, но из-за модульной структуры его полное внедрение в процесс разработки и исследования новых материалов является экономически затратной задачей.</w:t>
+      </w:r>
+    </w:p>
+    <w:p>
+      <w:pPr>
+        <w:pStyle w:val="a2"/>
+      </w:pPr>
+      <w:r>
+        <w:t>Рассмотрев три программных решения, можно отметить, что все они имеют серьезные ограничения, не позволяющие в полной мере решать в них задачу прогнозирования свойств медицинских композиционных материалов. Данные ПО требуют дорогие лицензии, специальных углубленных знаний и так далее, что сильно затрудняет их использование в научных центрах и лабораториях.</w:t>
+      </w:r>
+    </w:p>
+    <w:p>
+      <w:pPr>
+        <w:pStyle w:val="a2"/>
+      </w:pPr>
+      <w:r>
+        <w:lastRenderedPageBreak/>
+        <w:t xml:space="preserve">Таким образом, </w:t>
+      </w:r>
+      <w:r>
+        <w:t xml:space="preserve">можно отметить, что из-за проблем и ограничений уже имеющихся программных решений, представленных выше, сфера прогнозирования свойств стоматологических сплавов до сих пор нуждается в приложении, которое будет учитывать все ее особенности </w:t>
+      </w:r>
+      <w:r>
+        <w:t>[</w:t>
+      </w:r>
+      <w:r>
+        <w:t>особенности</w:t>
+      </w:r>
+      <w:r>
+        <w:t xml:space="preserve"> предметной области</w:t>
+      </w:r>
+      <w:r>
+        <w:t>]</w:t>
+      </w:r>
+      <w:r>
+        <w:t>.</w:t>
+      </w:r>
+    </w:p>
+    <w:p>
+      <w:pPr>
         <w:pStyle w:val="2"/>
       </w:pPr>
-      <w:bookmarkStart w:id="7" w:name="_Toc229273443"/>
+      <w:bookmarkStart w:id="7" w:name="_Toc229402849"/>
       <w:r>
         <w:t>Содержательная постановка задачи</w:t>
       </w:r>
@@ -9350,7 +11802,7 @@
       <w:pPr>
         <w:pStyle w:val="2"/>
       </w:pPr>
-      <w:bookmarkStart w:id="8" w:name="_Toc229273444"/>
+      <w:bookmarkStart w:id="8" w:name="_Toc229402850"/>
       <w:r>
         <w:t>Формальная постановка задачи</w:t>
       </w:r>
@@ -9360,7 +11812,7 @@
       <w:pPr>
         <w:pStyle w:val="1"/>
       </w:pPr>
-      <w:bookmarkStart w:id="9" w:name="_Toc229273445"/>
+      <w:bookmarkStart w:id="9" w:name="_Toc229402851"/>
       <w:r>
         <w:lastRenderedPageBreak/>
         <w:t xml:space="preserve">Глава 2 </w:t>
@@ -9377,7 +11829,7 @@
       <w:pPr>
         <w:pStyle w:val="2"/>
       </w:pPr>
-      <w:bookmarkStart w:id="10" w:name="_Toc229273446"/>
+      <w:bookmarkStart w:id="10" w:name="_Toc229402852"/>
       <w:r>
         <w:t>Метод 1</w:t>
       </w:r>
@@ -9387,7 +11839,7 @@
       <w:pPr>
         <w:pStyle w:val="2"/>
       </w:pPr>
-      <w:bookmarkStart w:id="11" w:name="_Toc229273447"/>
+      <w:bookmarkStart w:id="11" w:name="_Toc229402853"/>
       <w:r>
         <w:t>Метод 2</w:t>
       </w:r>
@@ -9397,7 +11849,7 @@
       <w:pPr>
         <w:pStyle w:val="2"/>
       </w:pPr>
-      <w:bookmarkStart w:id="12" w:name="_Toc229273448"/>
+      <w:bookmarkStart w:id="12" w:name="_Toc229402854"/>
       <w:r>
         <w:t>Метод 3</w:t>
       </w:r>
@@ -9407,7 +11859,7 @@
       <w:pPr>
         <w:pStyle w:val="2"/>
       </w:pPr>
-      <w:bookmarkStart w:id="13" w:name="_Toc229273449"/>
+      <w:bookmarkStart w:id="13" w:name="_Toc229402855"/>
       <w:r>
         <w:t>Сравнение методов</w:t>
       </w:r>
@@ -9417,7 +11869,7 @@
       <w:pPr>
         <w:pStyle w:val="2"/>
       </w:pPr>
-      <w:bookmarkStart w:id="14" w:name="_Toc229273450"/>
+      <w:bookmarkStart w:id="14" w:name="_Toc229402856"/>
       <w:r>
         <w:t>Выбор метода для реализации</w:t>
       </w:r>
@@ -9427,7 +11879,7 @@
       <w:pPr>
         <w:pStyle w:val="1"/>
       </w:pPr>
-      <w:bookmarkStart w:id="15" w:name="_Toc229273451"/>
+      <w:bookmarkStart w:id="15" w:name="_Toc229402857"/>
       <w:r>
         <w:lastRenderedPageBreak/>
         <w:t xml:space="preserve">Глава 3 </w:t>
@@ -9444,7 +11896,7 @@
       <w:pPr>
         <w:pStyle w:val="1"/>
       </w:pPr>
-      <w:bookmarkStart w:id="16" w:name="_Toc229273452"/>
+      <w:bookmarkStart w:id="16" w:name="_Toc229402858"/>
       <w:r>
         <w:lastRenderedPageBreak/>
         <w:t xml:space="preserve">Глава 4 </w:t>
@@ -9461,7 +11913,7 @@
       <w:pPr>
         <w:pStyle w:val="2"/>
       </w:pPr>
-      <w:bookmarkStart w:id="17" w:name="_Toc229273453"/>
+      <w:bookmarkStart w:id="17" w:name="_Toc229402859"/>
       <w:r>
         <w:t xml:space="preserve">Выбор </w:t>
       </w:r>
@@ -9477,7 +11929,7 @@
       <w:pPr>
         <w:pStyle w:val="2"/>
       </w:pPr>
-      <w:bookmarkStart w:id="18" w:name="_Toc229273454"/>
+      <w:bookmarkStart w:id="18" w:name="_Toc229402860"/>
       <w:r>
         <w:t>Описание структуры программного продукта</w:t>
       </w:r>
@@ -9487,7 +11939,7 @@
       <w:pPr>
         <w:pStyle w:val="2"/>
       </w:pPr>
-      <w:bookmarkStart w:id="19" w:name="_Toc229273455"/>
+      <w:bookmarkStart w:id="19" w:name="_Toc229402861"/>
       <w:r>
         <w:t>Описание интерфейса</w:t>
       </w:r>
@@ -9497,7 +11949,7 @@
       <w:pPr>
         <w:pStyle w:val="2"/>
       </w:pPr>
-      <w:bookmarkStart w:id="20" w:name="_Toc229273456"/>
+      <w:bookmarkStart w:id="20" w:name="_Toc229402862"/>
       <w:r>
         <w:t>Вычислительный эксперимент</w:t>
       </w:r>
@@ -9507,7 +11959,7 @@
       <w:pPr>
         <w:pStyle w:val="2"/>
       </w:pPr>
-      <w:bookmarkStart w:id="21" w:name="_Toc229273457"/>
+      <w:bookmarkStart w:id="21" w:name="_Toc229402863"/>
       <w:r>
         <w:t>Тестирование</w:t>
       </w:r>
@@ -9517,7 +11969,7 @@
       <w:pPr>
         <w:pStyle w:val="1"/>
       </w:pPr>
-      <w:bookmarkStart w:id="22" w:name="_Toc229273458"/>
+      <w:bookmarkStart w:id="22" w:name="_Toc229402864"/>
       <w:r>
         <w:lastRenderedPageBreak/>
         <w:t>Заключение</w:t>
@@ -9534,7 +11986,7 @@
           <w:lang w:val="en-US"/>
         </w:rPr>
       </w:pPr>
-      <w:bookmarkStart w:id="23" w:name="_Toc229273459"/>
+      <w:bookmarkStart w:id="23" w:name="_Toc229402865"/>
       <w:r>
         <w:lastRenderedPageBreak/>
         <w:t>Список литературы</w:t>
@@ -9638,7 +12090,31 @@
         <w:rPr>
           <w:rStyle w:val="ad"/>
         </w:rPr>
-        <w:t>https://docrack.me/ru/thermo-calc-2026a-calphad-termodynamika-materialov-rukovodstvo/</w:t>
+        <w:t>https://d</w:t>
+      </w:r>
+      <w:r>
+        <w:rPr>
+          <w:rStyle w:val="ad"/>
+        </w:rPr>
+        <w:t>o</w:t>
+      </w:r>
+      <w:r>
+        <w:rPr>
+          <w:rStyle w:val="ad"/>
+        </w:rPr>
+        <w:t>crack.me/ru/thermo-</w:t>
+      </w:r>
+      <w:r>
+        <w:rPr>
+          <w:rStyle w:val="ad"/>
+        </w:rPr>
+        <w:t>c</w:t>
+      </w:r>
+      <w:r>
+        <w:rPr>
+          <w:rStyle w:val="ad"/>
+        </w:rPr>
+        <w:t>alc-2026a-calphad-termodynamika-materialov-rukovodstvo/</w:t>
       </w:r>
       <w:r>
         <w:fldChar w:fldCharType="end"/>
@@ -9652,22 +12128,11 @@
       <w:r>
         <w:t>о программном пакете «</w:t>
       </w:r>
-      <w:proofErr w:type="spellStart"/>
       <w:r>
         <w:rPr>
           <w:lang w:val="en-US"/>
         </w:rPr>
-        <w:t>Thermo</w:t>
-      </w:r>
-      <w:proofErr w:type="spellEnd"/>
-      <w:r>
-        <w:t>-</w:t>
-      </w:r>
-      <w:r>
-        <w:rPr>
-          <w:lang w:val="en-US"/>
-        </w:rPr>
-        <w:t>Calc</w:t>
+        <w:t>Thermo-Calc</w:t>
       </w:r>
       <w:r>
         <w:t>»</w:t>
@@ -9696,7 +12161,7 @@
         <w:instrText>HYPERLINK "</w:instrText>
       </w:r>
       <w:r>
-        <w:instrText>https://www.cadfem-cis.ru/products/ansys/materials/granta-mi/</w:instrText>
+        <w:instrText>https://www.cadfem-cis.ru/products/ansys/</w:instrText>
       </w:r>
       <w:r>
         <w:instrText>"</w:instrText>
@@ -9708,33 +12173,46 @@
         <w:rPr>
           <w:rStyle w:val="ad"/>
         </w:rPr>
-        <w:t>https://www.cadfem-cis.ru/products/ansys/materials/granta-mi/</w:t>
+        <w:t>https://www.cadfem-cis.ru/products/ansys/</w:t>
       </w:r>
       <w:r>
         <w:fldChar w:fldCharType="end"/>
       </w:r>
       <w:r>
-        <w:t xml:space="preserve"> – </w:t>
-      </w:r>
-      <w:r>
-        <w:t>о программном пакете «</w:t>
-      </w:r>
-      <w:proofErr w:type="spellStart"/>
+        <w:t xml:space="preserve"> </w:t>
+      </w:r>
+      <w:r>
+        <w:t xml:space="preserve">– </w:t>
+      </w:r>
+      <w:r>
+        <w:t xml:space="preserve">о </w:t>
+      </w:r>
+      <w:r>
+        <w:t xml:space="preserve">программном пакете </w:t>
+      </w:r>
+      <w:r>
+        <w:t>«</w:t>
+      </w:r>
       <w:r>
         <w:rPr>
           <w:lang w:val="en-US"/>
         </w:rPr>
-        <w:t>Thermo</w:t>
-      </w:r>
-      <w:proofErr w:type="spellEnd"/>
-      <w:r>
-        <w:t>-</w:t>
+        <w:t>A</w:t>
       </w:r>
       <w:r>
         <w:rPr>
           <w:lang w:val="en-US"/>
         </w:rPr>
-        <w:t>Calc</w:t>
+        <w:t>nsys</w:t>
+      </w:r>
+      <w:r>
+        <w:t xml:space="preserve"> </w:t>
+      </w:r>
+      <w:r>
+        <w:rPr>
+          <w:lang w:val="en-US"/>
+        </w:rPr>
+        <w:t>GRANTA</w:t>
       </w:r>
       <w:r>
         <w:t>»</w:t>
@@ -9897,9 +12375,6 @@
       <w:r>
         <w:t xml:space="preserve"> </w:t>
       </w:r>
-      <w:r>
-        <w:t xml:space="preserve"> </w:t>
-      </w:r>
     </w:p>
     <w:bookmarkStart w:id="28" w:name="_Ref229265836"/>
     <w:p>
@@ -10928,26 +13403,1154 @@
         <w:t>;</w:t>
       </w:r>
     </w:p>
+    <w:bookmarkStart w:id="41" w:name="_Ref229322118"/>
     <w:p>
       <w:pPr>
+        <w:pStyle w:val="a2"/>
+        <w:numPr>
+          <w:ilvl w:val="0"/>
+          <w:numId w:val="55"/>
+        </w:numPr>
+      </w:pPr>
+      <w:r>
+        <w:fldChar w:fldCharType="begin"/>
+      </w:r>
+      <w:r>
+        <w:instrText>HYPERLINK "</w:instrText>
+      </w:r>
+      <w:r>
+        <w:instrText>https://www.sentesoftware.co.uk/jmatpro/%D0%BF%D0%BE%D0%BB%D0%BD%D0%B0%D1%8F-%D0%B8%D0%BD%D1%84%D0%BE%D1%80%D0%BC%D0%B0%D1%86%D0%B8%D1%8F</w:instrText>
+      </w:r>
+      <w:r>
+        <w:instrText>"</w:instrText>
+      </w:r>
+      <w:r>
+        <w:fldChar w:fldCharType="separate"/>
+      </w:r>
+      <w:r>
+        <w:rPr>
+          <w:rStyle w:val="ad"/>
+        </w:rPr>
+        <w:t>https://www.sentesoftware.co.uk/jmatpro/%D0%BF%D0%BE%D0%BB%D0%BD%D0%B0%D1%8F-%D0%B8%D0%BD%D1%84%D0%BE%D1%80%D0%BC%D0%B0%D1%86%D0%B8%D1%8F</w:t>
+      </w:r>
+      <w:r>
+        <w:fldChar w:fldCharType="end"/>
+      </w:r>
+      <w:r>
+        <w:t xml:space="preserve"> </w:t>
+      </w:r>
+      <w:r>
+        <w:t xml:space="preserve">– </w:t>
+      </w:r>
+      <w:r>
+        <w:t xml:space="preserve">о </w:t>
+      </w:r>
+      <w:r>
+        <w:t>программном пакете «</w:t>
+      </w:r>
+      <w:proofErr w:type="spellStart"/>
+      <w:r>
+        <w:rPr>
+          <w:lang w:val="en-US"/>
+        </w:rPr>
+        <w:t>JMatPro</w:t>
+      </w:r>
+      <w:proofErr w:type="spellEnd"/>
+      <w:r>
+        <w:t>»</w:t>
+      </w:r>
+      <w:r>
+        <w:t>;</w:t>
+      </w:r>
+      <w:bookmarkEnd w:id="41"/>
+    </w:p>
+    <w:bookmarkStart w:id="42" w:name="_Ref229322119"/>
+    <w:p>
+      <w:pPr>
+        <w:pStyle w:val="a2"/>
+        <w:numPr>
+          <w:ilvl w:val="0"/>
+          <w:numId w:val="55"/>
+        </w:numPr>
+      </w:pPr>
+      <w:r>
+        <w:fldChar w:fldCharType="begin"/>
+      </w:r>
+      <w:r>
+        <w:instrText>HYPERLINK "</w:instrText>
+      </w:r>
+      <w:r>
+        <w:instrText>https://www.aeroexpo.com.ru/prod/sente-software-ltd/product-185010-32043.html</w:instrText>
+      </w:r>
+      <w:r>
+        <w:instrText>"</w:instrText>
+      </w:r>
+      <w:r>
+        <w:fldChar w:fldCharType="separate"/>
+      </w:r>
+      <w:r>
+        <w:rPr>
+          <w:rStyle w:val="ad"/>
+        </w:rPr>
+        <w:t>https://www.aeroexpo.com.ru/prod/sente-software-ltd/product-185010-32043.html</w:t>
+      </w:r>
+      <w:r>
+        <w:fldChar w:fldCharType="end"/>
+      </w:r>
+      <w:r>
+        <w:t xml:space="preserve"> </w:t>
+      </w:r>
+      <w:r>
+        <w:t>– о</w:t>
+      </w:r>
+      <w:r>
+        <w:t xml:space="preserve"> </w:t>
+      </w:r>
+      <w:r>
+        <w:t>программном пакете «</w:t>
+      </w:r>
+      <w:proofErr w:type="spellStart"/>
+      <w:r>
+        <w:rPr>
+          <w:lang w:val="en-US"/>
+        </w:rPr>
+        <w:t>JMatPro</w:t>
+      </w:r>
+      <w:proofErr w:type="spellEnd"/>
+      <w:r>
+        <w:t>»</w:t>
+      </w:r>
+      <w:r>
+        <w:t>;</w:t>
+      </w:r>
+      <w:bookmarkEnd w:id="42"/>
+    </w:p>
+    <w:bookmarkStart w:id="43" w:name="_Ref229326373"/>
+    <w:p>
+      <w:pPr>
+        <w:pStyle w:val="a2"/>
+        <w:numPr>
+          <w:ilvl w:val="0"/>
+          <w:numId w:val="55"/>
+        </w:numPr>
+      </w:pPr>
+      <w:r>
+        <w:fldChar w:fldCharType="begin"/>
+      </w:r>
+      <w:r>
+        <w:instrText>HYPERLINK "</w:instrText>
+      </w:r>
+      <w:r>
+        <w:instrText>https://docrack.me/ru/thermo-calc-vs-jmatpro-programma-svoystv-materialov-sravnenie/#elementor-toc__heading-anchor-22</w:instrText>
+      </w:r>
+      <w:r>
+        <w:instrText>"</w:instrText>
+      </w:r>
+      <w:r>
+        <w:fldChar w:fldCharType="separate"/>
+      </w:r>
+      <w:r>
+        <w:rPr>
+          <w:rStyle w:val="ad"/>
+        </w:rPr>
+        <w:t>https://docrack.me/ru/thermo-calc-vs-jmatpro-programma-svoystv-materialov-sravnenie/#elementor-toc__heading-anchor-22</w:t>
+      </w:r>
+      <w:r>
+        <w:fldChar w:fldCharType="end"/>
+      </w:r>
+      <w:r>
+        <w:t xml:space="preserve"> </w:t>
+      </w:r>
+      <w:r>
+        <w:t xml:space="preserve">– </w:t>
+      </w:r>
+      <w:r>
+        <w:t>сравнение «</w:t>
+      </w:r>
+      <w:proofErr w:type="spellStart"/>
+      <w:r>
+        <w:rPr>
+          <w:lang w:val="en-US"/>
+        </w:rPr>
+        <w:t>JMatPro</w:t>
+      </w:r>
+      <w:proofErr w:type="spellEnd"/>
+      <w:r>
+        <w:t>» и «</w:t>
+      </w:r>
+      <w:r>
+        <w:rPr>
+          <w:lang w:val="en-US"/>
+        </w:rPr>
+        <w:t>Thermo-Calc</w:t>
+      </w:r>
+      <w:r>
+        <w:t>»</w:t>
+      </w:r>
+      <w:r>
+        <w:t>;</w:t>
+      </w:r>
+      <w:bookmarkEnd w:id="43"/>
+      <w:r>
+        <w:t xml:space="preserve"> </w:t>
+      </w:r>
+    </w:p>
+    <w:bookmarkStart w:id="44" w:name="_Ref229328525"/>
+    <w:bookmarkStart w:id="45" w:name="_Ref229329442"/>
+    <w:p>
+      <w:pPr>
+        <w:pStyle w:val="a2"/>
+        <w:numPr>
+          <w:ilvl w:val="0"/>
+          <w:numId w:val="55"/>
+        </w:numPr>
+      </w:pPr>
+      <w:r>
+        <w:lastRenderedPageBreak/>
+        <w:fldChar w:fldCharType="begin"/>
+      </w:r>
+      <w:r>
+        <w:instrText>HYPERLINK "</w:instrText>
+      </w:r>
+      <w:r>
+        <w:instrText>https://thermocalc.com/academia/free-educational-package/</w:instrText>
+      </w:r>
+      <w:r>
+        <w:instrText>"</w:instrText>
+      </w:r>
+      <w:r>
+        <w:fldChar w:fldCharType="separate"/>
+      </w:r>
+      <w:r>
+        <w:rPr>
+          <w:rStyle w:val="ad"/>
+        </w:rPr>
+        <w:t>https://thermocalc.com/academia/free-educational-package/</w:t>
+      </w:r>
+      <w:r>
+        <w:fldChar w:fldCharType="end"/>
+      </w:r>
+      <w:r>
+        <w:t xml:space="preserve"> – об уче</w:t>
+      </w:r>
+      <w:r>
+        <w:t>б</w:t>
+      </w:r>
+      <w:r>
+        <w:t>ной версии «</w:t>
+      </w:r>
+      <w:proofErr w:type="spellStart"/>
+      <w:r>
+        <w:rPr>
+          <w:lang w:val="en-US"/>
+        </w:rPr>
+        <w:t>Thermo</w:t>
+      </w:r>
+      <w:proofErr w:type="spellEnd"/>
+      <w:r>
+        <w:t>-</w:t>
+      </w:r>
+      <w:r>
+        <w:rPr>
+          <w:lang w:val="en-US"/>
+        </w:rPr>
+        <w:t>Calc</w:t>
+      </w:r>
+      <w:r>
+        <w:t>»</w:t>
+      </w:r>
+      <w:r>
+        <w:t>;</w:t>
+      </w:r>
+      <w:bookmarkEnd w:id="45"/>
+    </w:p>
+    <w:bookmarkStart w:id="46" w:name="_Ref229329427"/>
+    <w:p>
+      <w:pPr>
+        <w:pStyle w:val="a2"/>
+        <w:numPr>
+          <w:ilvl w:val="0"/>
+          <w:numId w:val="55"/>
+        </w:numPr>
+      </w:pPr>
+      <w:r>
+        <w:fldChar w:fldCharType="begin"/>
+      </w:r>
+      <w:r>
+        <w:instrText>HYPERLINK "</w:instrText>
+      </w:r>
+      <w:r>
+        <w:instrText>https://thermocalc.com/products/thermo-calc/</w:instrText>
+      </w:r>
+      <w:r>
+        <w:instrText>"</w:instrText>
+      </w:r>
+      <w:r>
+        <w:fldChar w:fldCharType="separate"/>
+      </w:r>
+      <w:r>
+        <w:rPr>
+          <w:rStyle w:val="ad"/>
+        </w:rPr>
+        <w:t>https://thermocalc.com/products/thermo-calc/</w:t>
+      </w:r>
+      <w:r>
+        <w:fldChar w:fldCharType="end"/>
+      </w:r>
+      <w:r>
+        <w:t xml:space="preserve"> </w:t>
+      </w:r>
+      <w:r>
+        <w:t>– о</w:t>
+      </w:r>
+      <w:r>
+        <w:t xml:space="preserve"> </w:t>
+      </w:r>
+      <w:r>
+        <w:t>программном пакете «</w:t>
+      </w:r>
+      <w:proofErr w:type="spellStart"/>
+      <w:r>
+        <w:rPr>
+          <w:lang w:val="en-US"/>
+        </w:rPr>
+        <w:t>Thermo</w:t>
+      </w:r>
+      <w:proofErr w:type="spellEnd"/>
+      <w:r>
+        <w:t>-</w:t>
+      </w:r>
+      <w:r>
+        <w:rPr>
+          <w:lang w:val="en-US"/>
+        </w:rPr>
+        <w:t>Calc</w:t>
+      </w:r>
+      <w:r>
+        <w:t>»</w:t>
+      </w:r>
+      <w:r>
+        <w:t>;</w:t>
+      </w:r>
+      <w:bookmarkEnd w:id="44"/>
+      <w:bookmarkEnd w:id="46"/>
+      <w:r>
+        <w:t xml:space="preserve"> </w:t>
+      </w:r>
+    </w:p>
+    <w:bookmarkStart w:id="47" w:name="_Ref229336967"/>
+    <w:p>
+      <w:pPr>
+        <w:pStyle w:val="a2"/>
+        <w:numPr>
+          <w:ilvl w:val="0"/>
+          <w:numId w:val="55"/>
+        </w:numPr>
+      </w:pPr>
+      <w:r>
+        <w:fldChar w:fldCharType="begin"/>
+      </w:r>
+      <w:r>
+        <w:instrText>HYPERLINK "</w:instrText>
+      </w:r>
+      <w:r>
+        <w:instrText>https://www.ansys.com/products/materials</w:instrText>
+      </w:r>
+      <w:r>
+        <w:instrText>"</w:instrText>
+      </w:r>
+      <w:r>
+        <w:fldChar w:fldCharType="separate"/>
+      </w:r>
+      <w:r>
+        <w:rPr>
+          <w:rStyle w:val="ad"/>
+        </w:rPr>
+        <w:t>https://www.ansys.com/products/materials</w:t>
+      </w:r>
+      <w:r>
+        <w:fldChar w:fldCharType="end"/>
+      </w:r>
+      <w:r>
+        <w:t xml:space="preserve"> </w:t>
+      </w:r>
+      <w:r>
+        <w:t>– о</w:t>
+      </w:r>
+      <w:r>
+        <w:t xml:space="preserve"> </w:t>
+      </w:r>
+      <w:r>
+        <w:t>компании «</w:t>
+      </w:r>
+      <w:r>
+        <w:rPr>
+          <w:lang w:val="en-US"/>
+        </w:rPr>
+        <w:t>ANSYS</w:t>
+      </w:r>
+      <w:r>
+        <w:t xml:space="preserve">, </w:t>
+      </w:r>
+      <w:r>
+        <w:rPr>
+          <w:lang w:val="en-US"/>
+        </w:rPr>
+        <w:t>Inc</w:t>
+      </w:r>
+      <w:r>
+        <w:t>»</w:t>
+      </w:r>
+      <w:r>
+        <w:t>;</w:t>
+      </w:r>
+      <w:bookmarkEnd w:id="47"/>
+    </w:p>
+    <w:bookmarkStart w:id="48" w:name="_Ref229338348"/>
+    <w:p>
+      <w:pPr>
+        <w:pStyle w:val="a2"/>
+        <w:numPr>
+          <w:ilvl w:val="0"/>
+          <w:numId w:val="55"/>
+        </w:numPr>
+      </w:pPr>
+      <w:r>
+        <w:fldChar w:fldCharType="begin"/>
+      </w:r>
+      <w:r>
+        <w:instrText>HYPERLINK "</w:instrText>
+      </w:r>
+      <w:r>
+        <w:instrText>https://www.cadfem-cis.ru/products/ansys/materials/</w:instrText>
+      </w:r>
+      <w:r>
+        <w:instrText>"</w:instrText>
+      </w:r>
+      <w:r>
+        <w:fldChar w:fldCharType="separate"/>
+      </w:r>
+      <w:r>
+        <w:rPr>
+          <w:rStyle w:val="ad"/>
+        </w:rPr>
+        <w:t>https://www.cadfem-cis.ru/products/ansys/materials/</w:t>
+      </w:r>
+      <w:r>
+        <w:fldChar w:fldCharType="end"/>
+      </w:r>
+      <w:r>
+        <w:t xml:space="preserve"> </w:t>
+      </w:r>
+      <w:r>
+        <w:t xml:space="preserve">– </w:t>
+      </w:r>
+      <w:r>
+        <w:t>о программном пакете «</w:t>
+      </w:r>
+      <w:r>
+        <w:rPr>
+          <w:lang w:val="en-US"/>
+        </w:rPr>
+        <w:t>Ansys</w:t>
+      </w:r>
+      <w:r>
+        <w:t xml:space="preserve"> </w:t>
+      </w:r>
+      <w:r>
+        <w:rPr>
+          <w:lang w:val="en-US"/>
+        </w:rPr>
+        <w:t>GRANTA</w:t>
+      </w:r>
+      <w:r>
+        <w:t>»</w:t>
+      </w:r>
+      <w:r>
+        <w:t>;</w:t>
+      </w:r>
+      <w:bookmarkEnd w:id="48"/>
+      <w:r>
+        <w:t xml:space="preserve">  </w:t>
+      </w:r>
+    </w:p>
+    <w:bookmarkStart w:id="49" w:name="_Ref229338653"/>
+    <w:p>
+      <w:pPr>
+        <w:pStyle w:val="a2"/>
+        <w:numPr>
+          <w:ilvl w:val="0"/>
+          <w:numId w:val="55"/>
+        </w:numPr>
+      </w:pPr>
+      <w:r>
+        <w:fldChar w:fldCharType="begin"/>
+      </w:r>
+      <w:r>
+        <w:rPr>
+          <w:lang w:val="en-US"/>
+        </w:rPr>
+        <w:instrText>HYPERLINK</w:instrText>
+      </w:r>
+      <w:r>
+        <w:instrText xml:space="preserve"> "</w:instrText>
+      </w:r>
+      <w:r>
+        <w:rPr>
+          <w:lang w:val="en-US"/>
+        </w:rPr>
+        <w:instrText>https</w:instrText>
+      </w:r>
+      <w:r>
+        <w:instrText>://</w:instrText>
+      </w:r>
+      <w:r>
+        <w:rPr>
+          <w:lang w:val="en-US"/>
+        </w:rPr>
+        <w:instrText>www</w:instrText>
+      </w:r>
+      <w:r>
+        <w:instrText>.</w:instrText>
+      </w:r>
+      <w:r>
+        <w:rPr>
+          <w:lang w:val="en-US"/>
+        </w:rPr>
+        <w:instrText>cadfem</w:instrText>
+      </w:r>
+      <w:r>
+        <w:instrText>-</w:instrText>
+      </w:r>
+      <w:r>
+        <w:rPr>
+          <w:lang w:val="en-US"/>
+        </w:rPr>
+        <w:instrText>cis</w:instrText>
+      </w:r>
+      <w:r>
+        <w:instrText>.</w:instrText>
+      </w:r>
+      <w:r>
+        <w:rPr>
+          <w:lang w:val="en-US"/>
+        </w:rPr>
+        <w:instrText>ru</w:instrText>
+      </w:r>
+      <w:r>
+        <w:instrText>/</w:instrText>
+      </w:r>
+      <w:r>
+        <w:rPr>
+          <w:lang w:val="en-US"/>
+        </w:rPr>
+        <w:instrText>products</w:instrText>
+      </w:r>
+      <w:r>
+        <w:instrText>/</w:instrText>
+      </w:r>
+      <w:r>
+        <w:rPr>
+          <w:lang w:val="en-US"/>
+        </w:rPr>
+        <w:instrText>ansys</w:instrText>
+      </w:r>
+      <w:r>
+        <w:instrText>/</w:instrText>
+      </w:r>
+      <w:r>
+        <w:rPr>
+          <w:lang w:val="en-US"/>
+        </w:rPr>
+        <w:instrText>materials</w:instrText>
+      </w:r>
+      <w:r>
+        <w:instrText>/</w:instrText>
+      </w:r>
+      <w:r>
+        <w:rPr>
+          <w:lang w:val="en-US"/>
+        </w:rPr>
+        <w:instrText>granta</w:instrText>
+      </w:r>
+      <w:r>
+        <w:instrText>-</w:instrText>
+      </w:r>
+      <w:r>
+        <w:rPr>
+          <w:lang w:val="en-US"/>
+        </w:rPr>
+        <w:instrText>mi</w:instrText>
+      </w:r>
+      <w:r>
+        <w:instrText>/</w:instrText>
+      </w:r>
+      <w:r>
+        <w:instrText>"</w:instrText>
+      </w:r>
+      <w:r>
+        <w:fldChar w:fldCharType="separate"/>
+      </w:r>
+      <w:r>
+        <w:rPr>
+          <w:rStyle w:val="ad"/>
+          <w:lang w:val="en-US"/>
+        </w:rPr>
+        <w:t>https</w:t>
+      </w:r>
+      <w:r>
+        <w:rPr>
+          <w:rStyle w:val="ad"/>
+        </w:rPr>
+        <w:t>://</w:t>
+      </w:r>
+      <w:r>
+        <w:rPr>
+          <w:rStyle w:val="ad"/>
+          <w:lang w:val="en-US"/>
+        </w:rPr>
+        <w:t>www</w:t>
+      </w:r>
+      <w:r>
+        <w:rPr>
+          <w:rStyle w:val="ad"/>
+        </w:rPr>
+        <w:t>.</w:t>
+      </w:r>
+      <w:proofErr w:type="spellStart"/>
+      <w:r>
+        <w:rPr>
+          <w:rStyle w:val="ad"/>
+          <w:lang w:val="en-US"/>
+        </w:rPr>
+        <w:t>cadfem</w:t>
+      </w:r>
+      <w:proofErr w:type="spellEnd"/>
+      <w:r>
+        <w:rPr>
+          <w:rStyle w:val="ad"/>
+        </w:rPr>
+        <w:t>-</w:t>
+      </w:r>
+      <w:r>
+        <w:rPr>
+          <w:rStyle w:val="ad"/>
+          <w:lang w:val="en-US"/>
+        </w:rPr>
+        <w:t>cis</w:t>
+      </w:r>
+      <w:r>
+        <w:rPr>
+          <w:rStyle w:val="ad"/>
+        </w:rPr>
+        <w:t>.</w:t>
+      </w:r>
+      <w:proofErr w:type="spellStart"/>
+      <w:r>
+        <w:rPr>
+          <w:rStyle w:val="ad"/>
+          <w:lang w:val="en-US"/>
+        </w:rPr>
+        <w:t>ru</w:t>
+      </w:r>
+      <w:proofErr w:type="spellEnd"/>
+      <w:r>
+        <w:rPr>
+          <w:rStyle w:val="ad"/>
+        </w:rPr>
+        <w:t>/</w:t>
+      </w:r>
+      <w:r>
+        <w:rPr>
+          <w:rStyle w:val="ad"/>
+          <w:lang w:val="en-US"/>
+        </w:rPr>
+        <w:t>products</w:t>
+      </w:r>
+      <w:r>
+        <w:rPr>
+          <w:rStyle w:val="ad"/>
+        </w:rPr>
+        <w:t>/</w:t>
+      </w:r>
+      <w:proofErr w:type="spellStart"/>
+      <w:r>
+        <w:rPr>
+          <w:rStyle w:val="ad"/>
+          <w:lang w:val="en-US"/>
+        </w:rPr>
+        <w:t>ansys</w:t>
+      </w:r>
+      <w:proofErr w:type="spellEnd"/>
+      <w:r>
+        <w:rPr>
+          <w:rStyle w:val="ad"/>
+        </w:rPr>
+        <w:t>/</w:t>
+      </w:r>
+      <w:r>
+        <w:rPr>
+          <w:rStyle w:val="ad"/>
+          <w:lang w:val="en-US"/>
+        </w:rPr>
+        <w:t>materials</w:t>
+      </w:r>
+      <w:r>
+        <w:rPr>
+          <w:rStyle w:val="ad"/>
+        </w:rPr>
+        <w:t>/</w:t>
+      </w:r>
+      <w:proofErr w:type="spellStart"/>
+      <w:r>
+        <w:rPr>
+          <w:rStyle w:val="ad"/>
+          <w:lang w:val="en-US"/>
+        </w:rPr>
+        <w:t>granta</w:t>
+      </w:r>
+      <w:proofErr w:type="spellEnd"/>
+      <w:r>
+        <w:rPr>
+          <w:rStyle w:val="ad"/>
+        </w:rPr>
+        <w:t>-</w:t>
+      </w:r>
+      <w:r>
+        <w:rPr>
+          <w:rStyle w:val="ad"/>
+          <w:lang w:val="en-US"/>
+        </w:rPr>
+        <w:t>mi</w:t>
+      </w:r>
+      <w:r>
+        <w:rPr>
+          <w:rStyle w:val="ad"/>
+        </w:rPr>
+        <w:t>/</w:t>
+      </w:r>
+      <w:r>
+        <w:fldChar w:fldCharType="end"/>
+      </w:r>
+      <w:r>
+        <w:t xml:space="preserve"> </w:t>
+      </w:r>
+      <w:r>
+        <w:t xml:space="preserve">– </w:t>
+      </w:r>
+      <w:r>
+        <w:t>о</w:t>
+      </w:r>
+      <w:r>
+        <w:t xml:space="preserve"> </w:t>
+      </w:r>
+      <w:r>
+        <w:t>программе</w:t>
+      </w:r>
+      <w:r>
+        <w:t xml:space="preserve"> «</w:t>
+      </w:r>
+      <w:r>
+        <w:rPr>
+          <w:lang w:val="en-US"/>
+        </w:rPr>
+        <w:t>Ansys</w:t>
+      </w:r>
+      <w:r>
+        <w:t xml:space="preserve"> </w:t>
+      </w:r>
+      <w:r>
+        <w:rPr>
+          <w:lang w:val="en-US"/>
+        </w:rPr>
+        <w:t>GRANTA</w:t>
+      </w:r>
+      <w:r>
+        <w:t xml:space="preserve"> </w:t>
+      </w:r>
+      <w:r>
+        <w:rPr>
+          <w:lang w:val="en-US"/>
+        </w:rPr>
+        <w:t>MI</w:t>
+      </w:r>
+      <w:r>
+        <w:t>»</w:t>
+      </w:r>
+      <w:r>
+        <w:t>;</w:t>
+      </w:r>
+      <w:bookmarkEnd w:id="49"/>
+    </w:p>
+    <w:bookmarkStart w:id="50" w:name="_Ref229338656"/>
+    <w:p>
+      <w:pPr>
+        <w:pStyle w:val="a2"/>
+        <w:numPr>
+          <w:ilvl w:val="0"/>
+          <w:numId w:val="55"/>
+        </w:numPr>
+        <w:rPr>
+          <w:lang w:val="en-US"/>
+        </w:rPr>
+      </w:pPr>
+      <w:r>
+        <w:fldChar w:fldCharType="begin"/>
+      </w:r>
+      <w:r>
+        <w:rPr>
+          <w:lang w:val="en-US"/>
+        </w:rPr>
+        <w:instrText>HYPERLINK "</w:instrText>
+      </w:r>
+      <w:r>
+        <w:rPr>
+          <w:lang w:val="en-US"/>
+        </w:rPr>
+        <w:instrText>https://www.cadfem-cis.ru/products/ansys/materials/ces-selector/</w:instrText>
+      </w:r>
+      <w:r>
+        <w:rPr>
+          <w:lang w:val="en-US"/>
+        </w:rPr>
+        <w:instrText>"</w:instrText>
+      </w:r>
+      <w:r>
+        <w:fldChar w:fldCharType="separate"/>
+      </w:r>
+      <w:r>
+        <w:rPr>
+          <w:rStyle w:val="ad"/>
+          <w:lang w:val="en-US"/>
+        </w:rPr>
+        <w:t>https://www.cadfem-cis.ru/products/ansys/materials/ces-selector/</w:t>
+      </w:r>
+      <w:r>
+        <w:fldChar w:fldCharType="end"/>
+      </w:r>
+      <w:r>
+        <w:rPr>
+          <w:lang w:val="en-US"/>
+        </w:rPr>
+        <w:t xml:space="preserve"> </w:t>
+      </w:r>
+      <w:r>
+        <w:rPr>
+          <w:lang w:val="en-US"/>
+        </w:rPr>
+        <w:t xml:space="preserve">– </w:t>
+      </w:r>
+      <w:r>
+        <w:t>о</w:t>
+      </w:r>
+      <w:r>
+        <w:rPr>
+          <w:lang w:val="en-US"/>
+        </w:rPr>
+        <w:t xml:space="preserve"> </w:t>
+      </w:r>
+      <w:r>
+        <w:t>программе</w:t>
+      </w:r>
+      <w:r>
+        <w:rPr>
+          <w:lang w:val="en-US"/>
+        </w:rPr>
+        <w:t xml:space="preserve"> «</w:t>
+      </w:r>
+      <w:r>
+        <w:rPr>
+          <w:lang w:val="en-US"/>
+        </w:rPr>
+        <w:t>Ansys</w:t>
+      </w:r>
+      <w:r>
+        <w:rPr>
+          <w:lang w:val="en-US"/>
+        </w:rPr>
+        <w:t xml:space="preserve"> </w:t>
+      </w:r>
+      <w:r>
+        <w:rPr>
+          <w:lang w:val="en-US"/>
+        </w:rPr>
+        <w:t>GRANTA</w:t>
+      </w:r>
+      <w:r>
+        <w:rPr>
+          <w:lang w:val="en-US"/>
+        </w:rPr>
+        <w:t xml:space="preserve"> </w:t>
+      </w:r>
+      <w:r>
+        <w:rPr>
+          <w:lang w:val="en-US"/>
+        </w:rPr>
+        <w:t>Selector</w:t>
+      </w:r>
+      <w:r>
+        <w:rPr>
+          <w:lang w:val="en-US"/>
+        </w:rPr>
+        <w:t>»</w:t>
+      </w:r>
+      <w:r>
+        <w:rPr>
+          <w:lang w:val="en-US"/>
+        </w:rPr>
+        <w:t>;</w:t>
+      </w:r>
+      <w:bookmarkEnd w:id="50"/>
+    </w:p>
+    <w:bookmarkStart w:id="51" w:name="_Ref229338659"/>
+    <w:p>
+      <w:pPr>
+        <w:pStyle w:val="a2"/>
+        <w:numPr>
+          <w:ilvl w:val="0"/>
+          <w:numId w:val="55"/>
+        </w:numPr>
+        <w:rPr>
+          <w:lang w:val="en-US"/>
+        </w:rPr>
+      </w:pPr>
+      <w:r>
+        <w:fldChar w:fldCharType="begin"/>
+      </w:r>
+      <w:r>
+        <w:rPr>
+          <w:lang w:val="en-US"/>
+        </w:rPr>
+        <w:instrText>HYPERLINK "</w:instrText>
+      </w:r>
+      <w:r>
+        <w:rPr>
+          <w:lang w:val="en-US"/>
+        </w:rPr>
+        <w:instrText>https://www.cadfem-cis.ru/products/ansys/materials/data-products/</w:instrText>
+      </w:r>
+      <w:r>
+        <w:rPr>
+          <w:lang w:val="en-US"/>
+        </w:rPr>
+        <w:instrText>"</w:instrText>
+      </w:r>
+      <w:r>
+        <w:fldChar w:fldCharType="separate"/>
+      </w:r>
+      <w:r>
+        <w:rPr>
+          <w:rStyle w:val="ad"/>
+          <w:lang w:val="en-US"/>
+        </w:rPr>
+        <w:t>https://www.cadfem-cis.ru/products/ansys/materials/data-products/</w:t>
+      </w:r>
+      <w:r>
+        <w:fldChar w:fldCharType="end"/>
+      </w:r>
+      <w:r>
+        <w:rPr>
+          <w:lang w:val="en-US"/>
+        </w:rPr>
+        <w:t xml:space="preserve"> – </w:t>
+      </w:r>
+      <w:r>
+        <w:t>о</w:t>
+      </w:r>
+      <w:r>
+        <w:rPr>
+          <w:lang w:val="en-US"/>
+        </w:rPr>
+        <w:t xml:space="preserve"> </w:t>
+      </w:r>
+      <w:r>
+        <w:t>программе</w:t>
+      </w:r>
+      <w:r>
+        <w:rPr>
+          <w:lang w:val="en-US"/>
+        </w:rPr>
+        <w:t xml:space="preserve"> «</w:t>
+      </w:r>
+      <w:r>
+        <w:rPr>
+          <w:lang w:val="en-US"/>
+        </w:rPr>
+        <w:t>Ansys</w:t>
+      </w:r>
+      <w:r>
+        <w:rPr>
+          <w:lang w:val="en-US"/>
+        </w:rPr>
+        <w:t xml:space="preserve"> </w:t>
+      </w:r>
+      <w:r>
+        <w:rPr>
+          <w:lang w:val="en-US"/>
+        </w:rPr>
+        <w:t>Data</w:t>
+      </w:r>
+      <w:r>
+        <w:rPr>
+          <w:lang w:val="en-US"/>
+        </w:rPr>
+        <w:t xml:space="preserve"> </w:t>
+      </w:r>
+      <w:r>
+        <w:rPr>
+          <w:lang w:val="en-US"/>
+        </w:rPr>
+        <w:t>Products</w:t>
+      </w:r>
+      <w:r>
+        <w:rPr>
+          <w:lang w:val="en-US"/>
+        </w:rPr>
+        <w:t>»</w:t>
+      </w:r>
+      <w:r>
+        <w:rPr>
+          <w:lang w:val="en-US"/>
+        </w:rPr>
+        <w:t>;</w:t>
+      </w:r>
+      <w:bookmarkEnd w:id="51"/>
+    </w:p>
+    <w:bookmarkStart w:id="52" w:name="_Ref229338662"/>
+    <w:p>
+      <w:pPr>
+        <w:pStyle w:val="a2"/>
+        <w:numPr>
+          <w:ilvl w:val="0"/>
+          <w:numId w:val="55"/>
+        </w:numPr>
+      </w:pPr>
+      <w:r>
+        <w:fldChar w:fldCharType="begin"/>
+      </w:r>
+      <w:r>
+        <w:instrText>HYPERLINK "</w:instrText>
+      </w:r>
+      <w:r>
+        <w:instrText>https://www.cadfem-cis.ru/products/ansys/materials/ces-edupack/</w:instrText>
+      </w:r>
+      <w:r>
+        <w:instrText>"</w:instrText>
+      </w:r>
+      <w:r>
+        <w:fldChar w:fldCharType="separate"/>
+      </w:r>
+      <w:r>
+        <w:rPr>
+          <w:rStyle w:val="ad"/>
+        </w:rPr>
+        <w:t>https://www.cadfem-cis.ru/products/ansys/materials/ces-edupack/</w:t>
+      </w:r>
+      <w:r>
+        <w:fldChar w:fldCharType="end"/>
+      </w:r>
+      <w:r>
+        <w:t xml:space="preserve"> </w:t>
+      </w:r>
+      <w:r>
+        <w:t>– о</w:t>
+      </w:r>
+      <w:r>
+        <w:t xml:space="preserve"> </w:t>
+      </w:r>
+      <w:r>
+        <w:t>программе «</w:t>
+      </w:r>
+      <w:r>
+        <w:rPr>
+          <w:lang w:val="en-US"/>
+        </w:rPr>
+        <w:t>Ansys</w:t>
+      </w:r>
+      <w:r>
+        <w:t xml:space="preserve"> </w:t>
+      </w:r>
+      <w:r>
+        <w:rPr>
+          <w:lang w:val="en-US"/>
+        </w:rPr>
+        <w:t>GRANTA</w:t>
+      </w:r>
+      <w:r>
+        <w:t xml:space="preserve"> </w:t>
+      </w:r>
+      <w:proofErr w:type="spellStart"/>
+      <w:r>
+        <w:rPr>
+          <w:lang w:val="en-US"/>
+        </w:rPr>
+        <w:t>EduPack</w:t>
+      </w:r>
+      <w:proofErr w:type="spellEnd"/>
+      <w:r>
+        <w:t>»</w:t>
+      </w:r>
+      <w:r>
+        <w:t>;</w:t>
+      </w:r>
+      <w:bookmarkEnd w:id="52"/>
+    </w:p>
+    <w:p>
+      <w:pPr>
+        <w:pStyle w:val="a2"/>
+        <w:numPr>
+          <w:ilvl w:val="0"/>
+          <w:numId w:val="55"/>
+        </w:numPr>
+      </w:pPr>
+      <w:r>
+        <w:t>ПО – о</w:t>
+      </w:r>
+      <w:r>
+        <w:rPr>
+          <w:lang w:val="en-US"/>
+        </w:rPr>
+        <w:t>;</w:t>
+      </w:r>
+    </w:p>
+    <w:p>
+      <w:pPr>
+        <w:pStyle w:val="a2"/>
+        <w:numPr>
+          <w:ilvl w:val="0"/>
+          <w:numId w:val="55"/>
+        </w:numPr>
+      </w:pPr>
+      <w:r>
+        <w:t>ПО – о</w:t>
+      </w:r>
+      <w:r>
+        <w:rPr>
+          <w:lang w:val="en-US"/>
+        </w:rPr>
+        <w:t>;</w:t>
+      </w:r>
+    </w:p>
+    <w:p>
+      <w:pPr>
         <w:pStyle w:val="1"/>
       </w:pPr>
-      <w:bookmarkStart w:id="41" w:name="_Toc229273460"/>
+      <w:bookmarkStart w:id="53" w:name="_Toc229402866"/>
       <w:r>
         <w:lastRenderedPageBreak/>
         <w:t>Приложения</w:t>
       </w:r>
-      <w:bookmarkEnd w:id="41"/>
+      <w:bookmarkEnd w:id="53"/>
     </w:p>
     <w:p>
       <w:pPr>
         <w:pStyle w:val="2"/>
       </w:pPr>
-      <w:bookmarkStart w:id="42" w:name="_Toc229273461"/>
+      <w:bookmarkStart w:id="54" w:name="_Toc229402867"/>
       <w:r>
         <w:t>Техническое задание</w:t>
       </w:r>
-      <w:bookmarkEnd w:id="42"/>
+      <w:bookmarkEnd w:id="54"/>
       <w:r>
         <w:t xml:space="preserve"> </w:t>
       </w:r>
@@ -10956,11 +14559,11 @@
       <w:pPr>
         <w:pStyle w:val="2"/>
       </w:pPr>
-      <w:bookmarkStart w:id="43" w:name="_Toc229273462"/>
+      <w:bookmarkStart w:id="55" w:name="_Toc229402868"/>
       <w:r>
         <w:t>Руководство программиста</w:t>
       </w:r>
-      <w:bookmarkEnd w:id="43"/>
+      <w:bookmarkEnd w:id="55"/>
     </w:p>
     <w:p>
       <w:pPr>
@@ -10969,11 +14572,11 @@
           <w:lang w:val="en-US"/>
         </w:rPr>
       </w:pPr>
-      <w:bookmarkStart w:id="44" w:name="_Toc229273463"/>
+      <w:bookmarkStart w:id="56" w:name="_Toc229402869"/>
       <w:r>
         <w:t>Руководство пользователя</w:t>
       </w:r>
-      <w:bookmarkEnd w:id="44"/>
+      <w:bookmarkEnd w:id="56"/>
     </w:p>
     <w:p>
       <w:pPr>
@@ -10982,11 +14585,11 @@
           <w:lang w:val="en-US"/>
         </w:rPr>
       </w:pPr>
-      <w:bookmarkStart w:id="45" w:name="_Toc229273464"/>
+      <w:bookmarkStart w:id="57" w:name="_Toc229402870"/>
       <w:r>
         <w:t>Материалы выпускной квалификационной работы</w:t>
       </w:r>
-      <w:bookmarkEnd w:id="45"/>
+      <w:bookmarkEnd w:id="57"/>
     </w:p>
     <w:p>
       <w:pPr>
@@ -15648,6 +19251,119 @@
     </w:lvl>
   </w:abstractNum>
   <w:abstractNum w:abstractNumId="4" w15:restartNumberingAfterBreak="0">
+    <w:nsid w:val="03CC5D7D"/>
+    <w:multiLevelType w:val="hybridMultilevel"/>
+    <w:tmpl w:val="B8CA97F8"/>
+    <w:lvl w:ilvl="0" w:tplc="04190001">
+      <w:start w:val="1"/>
+      <w:numFmt w:val="bullet"/>
+      <w:lvlText w:val=""/>
+      <w:lvlJc w:val="left"/>
+      <w:pPr>
+        <w:ind w:left="1429" w:hanging="360"/>
+      </w:pPr>
+      <w:rPr>
+        <w:rFonts w:ascii="Symbol" w:hAnsi="Symbol" w:hint="default"/>
+      </w:rPr>
+    </w:lvl>
+    <w:lvl w:ilvl="1" w:tplc="04190003" w:tentative="1">
+      <w:start w:val="1"/>
+      <w:numFmt w:val="bullet"/>
+      <w:lvlText w:val="o"/>
+      <w:lvlJc w:val="left"/>
+      <w:pPr>
+        <w:ind w:left="2149" w:hanging="360"/>
+      </w:pPr>
+      <w:rPr>
+        <w:rFonts w:ascii="Courier New" w:hAnsi="Courier New" w:cs="Courier New" w:hint="default"/>
+      </w:rPr>
+    </w:lvl>
+    <w:lvl w:ilvl="2" w:tplc="04190005" w:tentative="1">
+      <w:start w:val="1"/>
+      <w:numFmt w:val="bullet"/>
+      <w:lvlText w:val=""/>
+      <w:lvlJc w:val="left"/>
+      <w:pPr>
+        <w:ind w:left="2869" w:hanging="360"/>
+      </w:pPr>
+      <w:rPr>
+        <w:rFonts w:ascii="Wingdings" w:hAnsi="Wingdings" w:hint="default"/>
+      </w:rPr>
+    </w:lvl>
+    <w:lvl w:ilvl="3" w:tplc="04190001" w:tentative="1">
+      <w:start w:val="1"/>
+      <w:numFmt w:val="bullet"/>
+      <w:lvlText w:val=""/>
+      <w:lvlJc w:val="left"/>
+      <w:pPr>
+        <w:ind w:left="3589" w:hanging="360"/>
+      </w:pPr>
+      <w:rPr>
+        <w:rFonts w:ascii="Symbol" w:hAnsi="Symbol" w:hint="default"/>
+      </w:rPr>
+    </w:lvl>
+    <w:lvl w:ilvl="4" w:tplc="04190003" w:tentative="1">
+      <w:start w:val="1"/>
+      <w:numFmt w:val="bullet"/>
+      <w:lvlText w:val="o"/>
+      <w:lvlJc w:val="left"/>
+      <w:pPr>
+        <w:ind w:left="4309" w:hanging="360"/>
+      </w:pPr>
+      <w:rPr>
+        <w:rFonts w:ascii="Courier New" w:hAnsi="Courier New" w:cs="Courier New" w:hint="default"/>
+      </w:rPr>
+    </w:lvl>
+    <w:lvl w:ilvl="5" w:tplc="04190005" w:tentative="1">
+      <w:start w:val="1"/>
+      <w:numFmt w:val="bullet"/>
+      <w:lvlText w:val=""/>
+      <w:lvlJc w:val="left"/>
+      <w:pPr>
+        <w:ind w:left="5029" w:hanging="360"/>
+      </w:pPr>
+      <w:rPr>
+        <w:rFonts w:ascii="Wingdings" w:hAnsi="Wingdings" w:hint="default"/>
+      </w:rPr>
+    </w:lvl>
+    <w:lvl w:ilvl="6" w:tplc="04190001" w:tentative="1">
+      <w:start w:val="1"/>
+      <w:numFmt w:val="bullet"/>
+      <w:lvlText w:val=""/>
+      <w:lvlJc w:val="left"/>
+      <w:pPr>
+        <w:ind w:left="5749" w:hanging="360"/>
+      </w:pPr>
+      <w:rPr>
+        <w:rFonts w:ascii="Symbol" w:hAnsi="Symbol" w:hint="default"/>
+      </w:rPr>
+    </w:lvl>
+    <w:lvl w:ilvl="7" w:tplc="04190003" w:tentative="1">
+      <w:start w:val="1"/>
+      <w:numFmt w:val="bullet"/>
+      <w:lvlText w:val="o"/>
+      <w:lvlJc w:val="left"/>
+      <w:pPr>
+        <w:ind w:left="6469" w:hanging="360"/>
+      </w:pPr>
+      <w:rPr>
+        <w:rFonts w:ascii="Courier New" w:hAnsi="Courier New" w:cs="Courier New" w:hint="default"/>
+      </w:rPr>
+    </w:lvl>
+    <w:lvl w:ilvl="8" w:tplc="04190005" w:tentative="1">
+      <w:start w:val="1"/>
+      <w:numFmt w:val="bullet"/>
+      <w:lvlText w:val=""/>
+      <w:lvlJc w:val="left"/>
+      <w:pPr>
+        <w:ind w:left="7189" w:hanging="360"/>
+      </w:pPr>
+      <w:rPr>
+        <w:rFonts w:ascii="Wingdings" w:hAnsi="Wingdings" w:hint="default"/>
+      </w:rPr>
+    </w:lvl>
+  </w:abstractNum>
+  <w:abstractNum w:abstractNumId="5" w15:restartNumberingAfterBreak="0">
     <w:nsid w:val="063001D5"/>
     <w:multiLevelType w:val="hybridMultilevel"/>
     <w:tmpl w:val="E4FC45A0"/>
@@ -15760,7 +19476,7 @@
       </w:rPr>
     </w:lvl>
   </w:abstractNum>
-  <w:abstractNum w:abstractNumId="5" w15:restartNumberingAfterBreak="0">
+  <w:abstractNum w:abstractNumId="6" w15:restartNumberingAfterBreak="0">
     <w:nsid w:val="08235FB8"/>
     <w:multiLevelType w:val="hybridMultilevel"/>
     <w:tmpl w:val="0D4095B6"/>
@@ -15873,7 +19589,7 @@
       </w:rPr>
     </w:lvl>
   </w:abstractNum>
-  <w:abstractNum w:abstractNumId="6" w15:restartNumberingAfterBreak="0">
+  <w:abstractNum w:abstractNumId="7" w15:restartNumberingAfterBreak="0">
     <w:nsid w:val="0A935B08"/>
     <w:multiLevelType w:val="hybridMultilevel"/>
     <w:tmpl w:val="13C6FFC2"/>
@@ -15986,7 +19702,7 @@
       </w:rPr>
     </w:lvl>
   </w:abstractNum>
-  <w:abstractNum w:abstractNumId="7" w15:restartNumberingAfterBreak="0">
+  <w:abstractNum w:abstractNumId="8" w15:restartNumberingAfterBreak="0">
     <w:nsid w:val="0B4E5A18"/>
     <w:multiLevelType w:val="hybridMultilevel"/>
     <w:tmpl w:val="2CD07666"/>
@@ -16072,7 +19788,7 @@
       </w:pPr>
     </w:lvl>
   </w:abstractNum>
-  <w:abstractNum w:abstractNumId="8" w15:restartNumberingAfterBreak="0">
+  <w:abstractNum w:abstractNumId="9" w15:restartNumberingAfterBreak="0">
     <w:nsid w:val="0C647A2B"/>
     <w:multiLevelType w:val="hybridMultilevel"/>
     <w:tmpl w:val="4BA8BF66"/>
@@ -16185,7 +19901,7 @@
       </w:rPr>
     </w:lvl>
   </w:abstractNum>
-  <w:abstractNum w:abstractNumId="9" w15:restartNumberingAfterBreak="0">
+  <w:abstractNum w:abstractNumId="10" w15:restartNumberingAfterBreak="0">
     <w:nsid w:val="0D721101"/>
     <w:multiLevelType w:val="hybridMultilevel"/>
     <w:tmpl w:val="1E9E1E86"/>
@@ -16298,7 +20014,7 @@
       </w:rPr>
     </w:lvl>
   </w:abstractNum>
-  <w:abstractNum w:abstractNumId="10" w15:restartNumberingAfterBreak="0">
+  <w:abstractNum w:abstractNumId="11" w15:restartNumberingAfterBreak="0">
     <w:nsid w:val="0DAE6FB7"/>
     <w:multiLevelType w:val="multilevel"/>
     <w:tmpl w:val="304AF958"/>
@@ -16411,7 +20127,7 @@
       </w:rPr>
     </w:lvl>
   </w:abstractNum>
-  <w:abstractNum w:abstractNumId="11" w15:restartNumberingAfterBreak="0">
+  <w:abstractNum w:abstractNumId="12" w15:restartNumberingAfterBreak="0">
     <w:nsid w:val="0FE44A49"/>
     <w:multiLevelType w:val="hybridMultilevel"/>
     <w:tmpl w:val="0C88174E"/>
@@ -16524,7 +20240,7 @@
       </w:rPr>
     </w:lvl>
   </w:abstractNum>
-  <w:abstractNum w:abstractNumId="12" w15:restartNumberingAfterBreak="0">
+  <w:abstractNum w:abstractNumId="13" w15:restartNumberingAfterBreak="0">
     <w:nsid w:val="12F57DB6"/>
     <w:multiLevelType w:val="hybridMultilevel"/>
     <w:tmpl w:val="2C40212C"/>
@@ -16637,7 +20353,7 @@
       </w:rPr>
     </w:lvl>
   </w:abstractNum>
-  <w:abstractNum w:abstractNumId="13" w15:restartNumberingAfterBreak="0">
+  <w:abstractNum w:abstractNumId="14" w15:restartNumberingAfterBreak="0">
     <w:nsid w:val="146C14C5"/>
     <w:multiLevelType w:val="hybridMultilevel"/>
     <w:tmpl w:val="92AC32D6"/>
@@ -16750,7 +20466,7 @@
       </w:rPr>
     </w:lvl>
   </w:abstractNum>
-  <w:abstractNum w:abstractNumId="14" w15:restartNumberingAfterBreak="0">
+  <w:abstractNum w:abstractNumId="15" w15:restartNumberingAfterBreak="0">
     <w:nsid w:val="1583790C"/>
     <w:multiLevelType w:val="hybridMultilevel"/>
     <w:tmpl w:val="2318CA04"/>
@@ -16863,7 +20579,269 @@
       </w:rPr>
     </w:lvl>
   </w:abstractNum>
-  <w:abstractNum w:abstractNumId="15" w15:restartNumberingAfterBreak="0">
+  <w:abstractNum w:abstractNumId="16" w15:restartNumberingAfterBreak="0">
+    <w:nsid w:val="17F5596A"/>
+    <w:multiLevelType w:val="multilevel"/>
+    <w:tmpl w:val="EFB6BB26"/>
+    <w:lvl w:ilvl="0">
+      <w:start w:val="1"/>
+      <w:numFmt w:val="bullet"/>
+      <w:lvlText w:val=""/>
+      <w:lvlJc w:val="left"/>
+      <w:pPr>
+        <w:tabs>
+          <w:tab w:val="num" w:pos="720"/>
+        </w:tabs>
+        <w:ind w:left="720" w:hanging="360"/>
+      </w:pPr>
+      <w:rPr>
+        <w:rFonts w:ascii="Symbol" w:hAnsi="Symbol" w:hint="default"/>
+        <w:sz w:val="20"/>
+      </w:rPr>
+    </w:lvl>
+    <w:lvl w:ilvl="1" w:tentative="1">
+      <w:start w:val="1"/>
+      <w:numFmt w:val="bullet"/>
+      <w:lvlText w:val="o"/>
+      <w:lvlJc w:val="left"/>
+      <w:pPr>
+        <w:tabs>
+          <w:tab w:val="num" w:pos="1440"/>
+        </w:tabs>
+        <w:ind w:left="1440" w:hanging="360"/>
+      </w:pPr>
+      <w:rPr>
+        <w:rFonts w:ascii="Courier New" w:hAnsi="Courier New" w:hint="default"/>
+        <w:sz w:val="20"/>
+      </w:rPr>
+    </w:lvl>
+    <w:lvl w:ilvl="2" w:tentative="1">
+      <w:start w:val="1"/>
+      <w:numFmt w:val="bullet"/>
+      <w:lvlText w:val=""/>
+      <w:lvlJc w:val="left"/>
+      <w:pPr>
+        <w:tabs>
+          <w:tab w:val="num" w:pos="2160"/>
+        </w:tabs>
+        <w:ind w:left="2160" w:hanging="360"/>
+      </w:pPr>
+      <w:rPr>
+        <w:rFonts w:ascii="Wingdings" w:hAnsi="Wingdings" w:hint="default"/>
+        <w:sz w:val="20"/>
+      </w:rPr>
+    </w:lvl>
+    <w:lvl w:ilvl="3" w:tentative="1">
+      <w:start w:val="1"/>
+      <w:numFmt w:val="bullet"/>
+      <w:lvlText w:val=""/>
+      <w:lvlJc w:val="left"/>
+      <w:pPr>
+        <w:tabs>
+          <w:tab w:val="num" w:pos="2880"/>
+        </w:tabs>
+        <w:ind w:left="2880" w:hanging="360"/>
+      </w:pPr>
+      <w:rPr>
+        <w:rFonts w:ascii="Wingdings" w:hAnsi="Wingdings" w:hint="default"/>
+        <w:sz w:val="20"/>
+      </w:rPr>
+    </w:lvl>
+    <w:lvl w:ilvl="4" w:tentative="1">
+      <w:start w:val="1"/>
+      <w:numFmt w:val="bullet"/>
+      <w:lvlText w:val=""/>
+      <w:lvlJc w:val="left"/>
+      <w:pPr>
+        <w:tabs>
+          <w:tab w:val="num" w:pos="3600"/>
+        </w:tabs>
+        <w:ind w:left="3600" w:hanging="360"/>
+      </w:pPr>
+      <w:rPr>
+        <w:rFonts w:ascii="Wingdings" w:hAnsi="Wingdings" w:hint="default"/>
+        <w:sz w:val="20"/>
+      </w:rPr>
+    </w:lvl>
+    <w:lvl w:ilvl="5" w:tentative="1">
+      <w:start w:val="1"/>
+      <w:numFmt w:val="bullet"/>
+      <w:lvlText w:val=""/>
+      <w:lvlJc w:val="left"/>
+      <w:pPr>
+        <w:tabs>
+          <w:tab w:val="num" w:pos="4320"/>
+        </w:tabs>
+        <w:ind w:left="4320" w:hanging="360"/>
+      </w:pPr>
+      <w:rPr>
+        <w:rFonts w:ascii="Wingdings" w:hAnsi="Wingdings" w:hint="default"/>
+        <w:sz w:val="20"/>
+      </w:rPr>
+    </w:lvl>
+    <w:lvl w:ilvl="6" w:tentative="1">
+      <w:start w:val="1"/>
+      <w:numFmt w:val="bullet"/>
+      <w:lvlText w:val=""/>
+      <w:lvlJc w:val="left"/>
+      <w:pPr>
+        <w:tabs>
+          <w:tab w:val="num" w:pos="5040"/>
+        </w:tabs>
+        <w:ind w:left="5040" w:hanging="360"/>
+      </w:pPr>
+      <w:rPr>
+        <w:rFonts w:ascii="Wingdings" w:hAnsi="Wingdings" w:hint="default"/>
+        <w:sz w:val="20"/>
+      </w:rPr>
+    </w:lvl>
+    <w:lvl w:ilvl="7" w:tentative="1">
+      <w:start w:val="1"/>
+      <w:numFmt w:val="bullet"/>
+      <w:lvlText w:val=""/>
+      <w:lvlJc w:val="left"/>
+      <w:pPr>
+        <w:tabs>
+          <w:tab w:val="num" w:pos="5760"/>
+        </w:tabs>
+        <w:ind w:left="5760" w:hanging="360"/>
+      </w:pPr>
+      <w:rPr>
+        <w:rFonts w:ascii="Wingdings" w:hAnsi="Wingdings" w:hint="default"/>
+        <w:sz w:val="20"/>
+      </w:rPr>
+    </w:lvl>
+    <w:lvl w:ilvl="8" w:tentative="1">
+      <w:start w:val="1"/>
+      <w:numFmt w:val="bullet"/>
+      <w:lvlText w:val=""/>
+      <w:lvlJc w:val="left"/>
+      <w:pPr>
+        <w:tabs>
+          <w:tab w:val="num" w:pos="6480"/>
+        </w:tabs>
+        <w:ind w:left="6480" w:hanging="360"/>
+      </w:pPr>
+      <w:rPr>
+        <w:rFonts w:ascii="Wingdings" w:hAnsi="Wingdings" w:hint="default"/>
+        <w:sz w:val="20"/>
+      </w:rPr>
+    </w:lvl>
+  </w:abstractNum>
+  <w:abstractNum w:abstractNumId="17" w15:restartNumberingAfterBreak="0">
+    <w:nsid w:val="18CF778E"/>
+    <w:multiLevelType w:val="hybridMultilevel"/>
+    <w:tmpl w:val="982EAAC0"/>
+    <w:lvl w:ilvl="0" w:tplc="04190001">
+      <w:start w:val="1"/>
+      <w:numFmt w:val="bullet"/>
+      <w:lvlText w:val=""/>
+      <w:lvlJc w:val="left"/>
+      <w:pPr>
+        <w:ind w:left="1429" w:hanging="360"/>
+      </w:pPr>
+      <w:rPr>
+        <w:rFonts w:ascii="Symbol" w:hAnsi="Symbol" w:hint="default"/>
+      </w:rPr>
+    </w:lvl>
+    <w:lvl w:ilvl="1" w:tplc="04190003" w:tentative="1">
+      <w:start w:val="1"/>
+      <w:numFmt w:val="bullet"/>
+      <w:lvlText w:val="o"/>
+      <w:lvlJc w:val="left"/>
+      <w:pPr>
+        <w:ind w:left="2149" w:hanging="360"/>
+      </w:pPr>
+      <w:rPr>
+        <w:rFonts w:ascii="Courier New" w:hAnsi="Courier New" w:cs="Courier New" w:hint="default"/>
+      </w:rPr>
+    </w:lvl>
+    <w:lvl w:ilvl="2" w:tplc="04190005" w:tentative="1">
+      <w:start w:val="1"/>
+      <w:numFmt w:val="bullet"/>
+      <w:lvlText w:val=""/>
+      <w:lvlJc w:val="left"/>
+      <w:pPr>
+        <w:ind w:left="2869" w:hanging="360"/>
+      </w:pPr>
+      <w:rPr>
+        <w:rFonts w:ascii="Wingdings" w:hAnsi="Wingdings" w:hint="default"/>
+      </w:rPr>
+    </w:lvl>
+    <w:lvl w:ilvl="3" w:tplc="04190001" w:tentative="1">
+      <w:start w:val="1"/>
+      <w:numFmt w:val="bullet"/>
+      <w:lvlText w:val=""/>
+      <w:lvlJc w:val="left"/>
+      <w:pPr>
+        <w:ind w:left="3589" w:hanging="360"/>
+      </w:pPr>
+      <w:rPr>
+        <w:rFonts w:ascii="Symbol" w:hAnsi="Symbol" w:hint="default"/>
+      </w:rPr>
+    </w:lvl>
+    <w:lvl w:ilvl="4" w:tplc="04190003" w:tentative="1">
+      <w:start w:val="1"/>
+      <w:numFmt w:val="bullet"/>
+      <w:lvlText w:val="o"/>
+      <w:lvlJc w:val="left"/>
+      <w:pPr>
+        <w:ind w:left="4309" w:hanging="360"/>
+      </w:pPr>
+      <w:rPr>
+        <w:rFonts w:ascii="Courier New" w:hAnsi="Courier New" w:cs="Courier New" w:hint="default"/>
+      </w:rPr>
+    </w:lvl>
+    <w:lvl w:ilvl="5" w:tplc="04190005" w:tentative="1">
+      <w:start w:val="1"/>
+      <w:numFmt w:val="bullet"/>
+      <w:lvlText w:val=""/>
+      <w:lvlJc w:val="left"/>
+      <w:pPr>
+        <w:ind w:left="5029" w:hanging="360"/>
+      </w:pPr>
+      <w:rPr>
+        <w:rFonts w:ascii="Wingdings" w:hAnsi="Wingdings" w:hint="default"/>
+      </w:rPr>
+    </w:lvl>
+    <w:lvl w:ilvl="6" w:tplc="04190001" w:tentative="1">
+      <w:start w:val="1"/>
+      <w:numFmt w:val="bullet"/>
+      <w:lvlText w:val=""/>
+      <w:lvlJc w:val="left"/>
+      <w:pPr>
+        <w:ind w:left="5749" w:hanging="360"/>
+      </w:pPr>
+      <w:rPr>
+        <w:rFonts w:ascii="Symbol" w:hAnsi="Symbol" w:hint="default"/>
+      </w:rPr>
+    </w:lvl>
+    <w:lvl w:ilvl="7" w:tplc="04190003" w:tentative="1">
+      <w:start w:val="1"/>
+      <w:numFmt w:val="bullet"/>
+      <w:lvlText w:val="o"/>
+      <w:lvlJc w:val="left"/>
+      <w:pPr>
+        <w:ind w:left="6469" w:hanging="360"/>
+      </w:pPr>
+      <w:rPr>
+        <w:rFonts w:ascii="Courier New" w:hAnsi="Courier New" w:cs="Courier New" w:hint="default"/>
+      </w:rPr>
+    </w:lvl>
+    <w:lvl w:ilvl="8" w:tplc="04190005" w:tentative="1">
+      <w:start w:val="1"/>
+      <w:numFmt w:val="bullet"/>
+      <w:lvlText w:val=""/>
+      <w:lvlJc w:val="left"/>
+      <w:pPr>
+        <w:ind w:left="7189" w:hanging="360"/>
+      </w:pPr>
+      <w:rPr>
+        <w:rFonts w:ascii="Wingdings" w:hAnsi="Wingdings" w:hint="default"/>
+      </w:rPr>
+    </w:lvl>
+  </w:abstractNum>
+  <w:abstractNum w:abstractNumId="18" w15:restartNumberingAfterBreak="0">
     <w:nsid w:val="19E23A5D"/>
     <w:multiLevelType w:val="hybridMultilevel"/>
     <w:tmpl w:val="9F26DC00"/>
@@ -16976,7 +20954,7 @@
       </w:rPr>
     </w:lvl>
   </w:abstractNum>
-  <w:abstractNum w:abstractNumId="16" w15:restartNumberingAfterBreak="0">
+  <w:abstractNum w:abstractNumId="19" w15:restartNumberingAfterBreak="0">
     <w:nsid w:val="1BD15515"/>
     <w:multiLevelType w:val="hybridMultilevel"/>
     <w:tmpl w:val="B96CFDDE"/>
@@ -17089,7 +21067,7 @@
       </w:rPr>
     </w:lvl>
   </w:abstractNum>
-  <w:abstractNum w:abstractNumId="17" w15:restartNumberingAfterBreak="0">
+  <w:abstractNum w:abstractNumId="20" w15:restartNumberingAfterBreak="0">
     <w:nsid w:val="1E567474"/>
     <w:multiLevelType w:val="hybridMultilevel"/>
     <w:tmpl w:val="C956A54E"/>
@@ -17202,7 +21180,7 @@
       </w:rPr>
     </w:lvl>
   </w:abstractNum>
-  <w:abstractNum w:abstractNumId="18" w15:restartNumberingAfterBreak="0">
+  <w:abstractNum w:abstractNumId="21" w15:restartNumberingAfterBreak="0">
     <w:nsid w:val="1E9C6C50"/>
     <w:multiLevelType w:val="hybridMultilevel"/>
     <w:tmpl w:val="2C007352"/>
@@ -17315,7 +21293,7 @@
       </w:rPr>
     </w:lvl>
   </w:abstractNum>
-  <w:abstractNum w:abstractNumId="19" w15:restartNumberingAfterBreak="0">
+  <w:abstractNum w:abstractNumId="22" w15:restartNumberingAfterBreak="0">
     <w:nsid w:val="1EF423B0"/>
     <w:multiLevelType w:val="multilevel"/>
     <w:tmpl w:val="82B0140C"/>
@@ -17464,7 +21442,7 @@
       </w:rPr>
     </w:lvl>
   </w:abstractNum>
-  <w:abstractNum w:abstractNumId="20" w15:restartNumberingAfterBreak="0">
+  <w:abstractNum w:abstractNumId="23" w15:restartNumberingAfterBreak="0">
     <w:nsid w:val="1F4F55C1"/>
     <w:multiLevelType w:val="multilevel"/>
     <w:tmpl w:val="3D0C46E8"/>
@@ -17613,7 +21591,7 @@
       </w:rPr>
     </w:lvl>
   </w:abstractNum>
-  <w:abstractNum w:abstractNumId="21" w15:restartNumberingAfterBreak="0">
+  <w:abstractNum w:abstractNumId="24" w15:restartNumberingAfterBreak="0">
     <w:nsid w:val="201C1B43"/>
     <w:multiLevelType w:val="hybridMultilevel"/>
     <w:tmpl w:val="468269A8"/>
@@ -17699,7 +21677,7 @@
       </w:pPr>
     </w:lvl>
   </w:abstractNum>
-  <w:abstractNum w:abstractNumId="22" w15:restartNumberingAfterBreak="0">
+  <w:abstractNum w:abstractNumId="25" w15:restartNumberingAfterBreak="0">
     <w:nsid w:val="2604249A"/>
     <w:multiLevelType w:val="hybridMultilevel"/>
     <w:tmpl w:val="62DAA550"/>
@@ -17785,7 +21763,7 @@
       </w:pPr>
     </w:lvl>
   </w:abstractNum>
-  <w:abstractNum w:abstractNumId="23" w15:restartNumberingAfterBreak="0">
+  <w:abstractNum w:abstractNumId="26" w15:restartNumberingAfterBreak="0">
     <w:nsid w:val="269563FE"/>
     <w:multiLevelType w:val="hybridMultilevel"/>
     <w:tmpl w:val="8A28BB1A"/>
@@ -17871,7 +21849,7 @@
       </w:pPr>
     </w:lvl>
   </w:abstractNum>
-  <w:abstractNum w:abstractNumId="24" w15:restartNumberingAfterBreak="0">
+  <w:abstractNum w:abstractNumId="27" w15:restartNumberingAfterBreak="0">
     <w:nsid w:val="2A680E5E"/>
     <w:multiLevelType w:val="hybridMultilevel"/>
     <w:tmpl w:val="B1B03B7E"/>
@@ -17984,7 +21962,7 @@
       </w:rPr>
     </w:lvl>
   </w:abstractNum>
-  <w:abstractNum w:abstractNumId="25" w15:restartNumberingAfterBreak="0">
+  <w:abstractNum w:abstractNumId="28" w15:restartNumberingAfterBreak="0">
     <w:nsid w:val="2BF92A7C"/>
     <w:multiLevelType w:val="multilevel"/>
     <w:tmpl w:val="04D482C2"/>
@@ -18097,7 +22075,7 @@
       </w:pPr>
     </w:lvl>
   </w:abstractNum>
-  <w:abstractNum w:abstractNumId="26" w15:restartNumberingAfterBreak="0">
+  <w:abstractNum w:abstractNumId="29" w15:restartNumberingAfterBreak="0">
     <w:nsid w:val="2C1D7D08"/>
     <w:multiLevelType w:val="hybridMultilevel"/>
     <w:tmpl w:val="CB2624B0"/>
@@ -18210,7 +22188,7 @@
       </w:rPr>
     </w:lvl>
   </w:abstractNum>
-  <w:abstractNum w:abstractNumId="27" w15:restartNumberingAfterBreak="0">
+  <w:abstractNum w:abstractNumId="30" w15:restartNumberingAfterBreak="0">
     <w:nsid w:val="2D6B0D58"/>
     <w:multiLevelType w:val="multilevel"/>
     <w:tmpl w:val="1A885544"/>
@@ -18323,7 +22301,7 @@
       </w:pPr>
     </w:lvl>
   </w:abstractNum>
-  <w:abstractNum w:abstractNumId="28" w15:restartNumberingAfterBreak="0">
+  <w:abstractNum w:abstractNumId="31" w15:restartNumberingAfterBreak="0">
     <w:nsid w:val="2EEE2A13"/>
     <w:multiLevelType w:val="hybridMultilevel"/>
     <w:tmpl w:val="95F21226"/>
@@ -18436,7 +22414,7 @@
       </w:rPr>
     </w:lvl>
   </w:abstractNum>
-  <w:abstractNum w:abstractNumId="29" w15:restartNumberingAfterBreak="0">
+  <w:abstractNum w:abstractNumId="32" w15:restartNumberingAfterBreak="0">
     <w:nsid w:val="2F976951"/>
     <w:multiLevelType w:val="hybridMultilevel"/>
     <w:tmpl w:val="1EC0031A"/>
@@ -18549,7 +22527,233 @@
       </w:rPr>
     </w:lvl>
   </w:abstractNum>
-  <w:abstractNum w:abstractNumId="30" w15:restartNumberingAfterBreak="0">
+  <w:abstractNum w:abstractNumId="33" w15:restartNumberingAfterBreak="0">
+    <w:nsid w:val="31680F37"/>
+    <w:multiLevelType w:val="hybridMultilevel"/>
+    <w:tmpl w:val="E696AB50"/>
+    <w:lvl w:ilvl="0" w:tplc="04190001">
+      <w:start w:val="1"/>
+      <w:numFmt w:val="bullet"/>
+      <w:lvlText w:val=""/>
+      <w:lvlJc w:val="left"/>
+      <w:pPr>
+        <w:ind w:left="1429" w:hanging="360"/>
+      </w:pPr>
+      <w:rPr>
+        <w:rFonts w:ascii="Symbol" w:hAnsi="Symbol" w:hint="default"/>
+      </w:rPr>
+    </w:lvl>
+    <w:lvl w:ilvl="1" w:tplc="04190003" w:tentative="1">
+      <w:start w:val="1"/>
+      <w:numFmt w:val="bullet"/>
+      <w:lvlText w:val="o"/>
+      <w:lvlJc w:val="left"/>
+      <w:pPr>
+        <w:ind w:left="2149" w:hanging="360"/>
+      </w:pPr>
+      <w:rPr>
+        <w:rFonts w:ascii="Courier New" w:hAnsi="Courier New" w:cs="Courier New" w:hint="default"/>
+      </w:rPr>
+    </w:lvl>
+    <w:lvl w:ilvl="2" w:tplc="04190005" w:tentative="1">
+      <w:start w:val="1"/>
+      <w:numFmt w:val="bullet"/>
+      <w:lvlText w:val=""/>
+      <w:lvlJc w:val="left"/>
+      <w:pPr>
+        <w:ind w:left="2869" w:hanging="360"/>
+      </w:pPr>
+      <w:rPr>
+        <w:rFonts w:ascii="Wingdings" w:hAnsi="Wingdings" w:hint="default"/>
+      </w:rPr>
+    </w:lvl>
+    <w:lvl w:ilvl="3" w:tplc="04190001" w:tentative="1">
+      <w:start w:val="1"/>
+      <w:numFmt w:val="bullet"/>
+      <w:lvlText w:val=""/>
+      <w:lvlJc w:val="left"/>
+      <w:pPr>
+        <w:ind w:left="3589" w:hanging="360"/>
+      </w:pPr>
+      <w:rPr>
+        <w:rFonts w:ascii="Symbol" w:hAnsi="Symbol" w:hint="default"/>
+      </w:rPr>
+    </w:lvl>
+    <w:lvl w:ilvl="4" w:tplc="04190003" w:tentative="1">
+      <w:start w:val="1"/>
+      <w:numFmt w:val="bullet"/>
+      <w:lvlText w:val="o"/>
+      <w:lvlJc w:val="left"/>
+      <w:pPr>
+        <w:ind w:left="4309" w:hanging="360"/>
+      </w:pPr>
+      <w:rPr>
+        <w:rFonts w:ascii="Courier New" w:hAnsi="Courier New" w:cs="Courier New" w:hint="default"/>
+      </w:rPr>
+    </w:lvl>
+    <w:lvl w:ilvl="5" w:tplc="04190005" w:tentative="1">
+      <w:start w:val="1"/>
+      <w:numFmt w:val="bullet"/>
+      <w:lvlText w:val=""/>
+      <w:lvlJc w:val="left"/>
+      <w:pPr>
+        <w:ind w:left="5029" w:hanging="360"/>
+      </w:pPr>
+      <w:rPr>
+        <w:rFonts w:ascii="Wingdings" w:hAnsi="Wingdings" w:hint="default"/>
+      </w:rPr>
+    </w:lvl>
+    <w:lvl w:ilvl="6" w:tplc="04190001" w:tentative="1">
+      <w:start w:val="1"/>
+      <w:numFmt w:val="bullet"/>
+      <w:lvlText w:val=""/>
+      <w:lvlJc w:val="left"/>
+      <w:pPr>
+        <w:ind w:left="5749" w:hanging="360"/>
+      </w:pPr>
+      <w:rPr>
+        <w:rFonts w:ascii="Symbol" w:hAnsi="Symbol" w:hint="default"/>
+      </w:rPr>
+    </w:lvl>
+    <w:lvl w:ilvl="7" w:tplc="04190003" w:tentative="1">
+      <w:start w:val="1"/>
+      <w:numFmt w:val="bullet"/>
+      <w:lvlText w:val="o"/>
+      <w:lvlJc w:val="left"/>
+      <w:pPr>
+        <w:ind w:left="6469" w:hanging="360"/>
+      </w:pPr>
+      <w:rPr>
+        <w:rFonts w:ascii="Courier New" w:hAnsi="Courier New" w:cs="Courier New" w:hint="default"/>
+      </w:rPr>
+    </w:lvl>
+    <w:lvl w:ilvl="8" w:tplc="04190005" w:tentative="1">
+      <w:start w:val="1"/>
+      <w:numFmt w:val="bullet"/>
+      <w:lvlText w:val=""/>
+      <w:lvlJc w:val="left"/>
+      <w:pPr>
+        <w:ind w:left="7189" w:hanging="360"/>
+      </w:pPr>
+      <w:rPr>
+        <w:rFonts w:ascii="Wingdings" w:hAnsi="Wingdings" w:hint="default"/>
+      </w:rPr>
+    </w:lvl>
+  </w:abstractNum>
+  <w:abstractNum w:abstractNumId="34" w15:restartNumberingAfterBreak="0">
+    <w:nsid w:val="31D15724"/>
+    <w:multiLevelType w:val="hybridMultilevel"/>
+    <w:tmpl w:val="ABDEF20A"/>
+    <w:lvl w:ilvl="0" w:tplc="04190001">
+      <w:start w:val="1"/>
+      <w:numFmt w:val="bullet"/>
+      <w:lvlText w:val=""/>
+      <w:lvlJc w:val="left"/>
+      <w:pPr>
+        <w:ind w:left="1429" w:hanging="360"/>
+      </w:pPr>
+      <w:rPr>
+        <w:rFonts w:ascii="Symbol" w:hAnsi="Symbol" w:hint="default"/>
+      </w:rPr>
+    </w:lvl>
+    <w:lvl w:ilvl="1" w:tplc="04190003" w:tentative="1">
+      <w:start w:val="1"/>
+      <w:numFmt w:val="bullet"/>
+      <w:lvlText w:val="o"/>
+      <w:lvlJc w:val="left"/>
+      <w:pPr>
+        <w:ind w:left="2149" w:hanging="360"/>
+      </w:pPr>
+      <w:rPr>
+        <w:rFonts w:ascii="Courier New" w:hAnsi="Courier New" w:cs="Courier New" w:hint="default"/>
+      </w:rPr>
+    </w:lvl>
+    <w:lvl w:ilvl="2" w:tplc="04190005" w:tentative="1">
+      <w:start w:val="1"/>
+      <w:numFmt w:val="bullet"/>
+      <w:lvlText w:val=""/>
+      <w:lvlJc w:val="left"/>
+      <w:pPr>
+        <w:ind w:left="2869" w:hanging="360"/>
+      </w:pPr>
+      <w:rPr>
+        <w:rFonts w:ascii="Wingdings" w:hAnsi="Wingdings" w:hint="default"/>
+      </w:rPr>
+    </w:lvl>
+    <w:lvl w:ilvl="3" w:tplc="04190001" w:tentative="1">
+      <w:start w:val="1"/>
+      <w:numFmt w:val="bullet"/>
+      <w:lvlText w:val=""/>
+      <w:lvlJc w:val="left"/>
+      <w:pPr>
+        <w:ind w:left="3589" w:hanging="360"/>
+      </w:pPr>
+      <w:rPr>
+        <w:rFonts w:ascii="Symbol" w:hAnsi="Symbol" w:hint="default"/>
+      </w:rPr>
+    </w:lvl>
+    <w:lvl w:ilvl="4" w:tplc="04190003" w:tentative="1">
+      <w:start w:val="1"/>
+      <w:numFmt w:val="bullet"/>
+      <w:lvlText w:val="o"/>
+      <w:lvlJc w:val="left"/>
+      <w:pPr>
+        <w:ind w:left="4309" w:hanging="360"/>
+      </w:pPr>
+      <w:rPr>
+        <w:rFonts w:ascii="Courier New" w:hAnsi="Courier New" w:cs="Courier New" w:hint="default"/>
+      </w:rPr>
+    </w:lvl>
+    <w:lvl w:ilvl="5" w:tplc="04190005" w:tentative="1">
+      <w:start w:val="1"/>
+      <w:numFmt w:val="bullet"/>
+      <w:lvlText w:val=""/>
+      <w:lvlJc w:val="left"/>
+      <w:pPr>
+        <w:ind w:left="5029" w:hanging="360"/>
+      </w:pPr>
+      <w:rPr>
+        <w:rFonts w:ascii="Wingdings" w:hAnsi="Wingdings" w:hint="default"/>
+      </w:rPr>
+    </w:lvl>
+    <w:lvl w:ilvl="6" w:tplc="04190001" w:tentative="1">
+      <w:start w:val="1"/>
+      <w:numFmt w:val="bullet"/>
+      <w:lvlText w:val=""/>
+      <w:lvlJc w:val="left"/>
+      <w:pPr>
+        <w:ind w:left="5749" w:hanging="360"/>
+      </w:pPr>
+      <w:rPr>
+        <w:rFonts w:ascii="Symbol" w:hAnsi="Symbol" w:hint="default"/>
+      </w:rPr>
+    </w:lvl>
+    <w:lvl w:ilvl="7" w:tplc="04190003" w:tentative="1">
+      <w:start w:val="1"/>
+      <w:numFmt w:val="bullet"/>
+      <w:lvlText w:val="o"/>
+      <w:lvlJc w:val="left"/>
+      <w:pPr>
+        <w:ind w:left="6469" w:hanging="360"/>
+      </w:pPr>
+      <w:rPr>
+        <w:rFonts w:ascii="Courier New" w:hAnsi="Courier New" w:cs="Courier New" w:hint="default"/>
+      </w:rPr>
+    </w:lvl>
+    <w:lvl w:ilvl="8" w:tplc="04190005" w:tentative="1">
+      <w:start w:val="1"/>
+      <w:numFmt w:val="bullet"/>
+      <w:lvlText w:val=""/>
+      <w:lvlJc w:val="left"/>
+      <w:pPr>
+        <w:ind w:left="7189" w:hanging="360"/>
+      </w:pPr>
+      <w:rPr>
+        <w:rFonts w:ascii="Wingdings" w:hAnsi="Wingdings" w:hint="default"/>
+      </w:rPr>
+    </w:lvl>
+  </w:abstractNum>
+  <w:abstractNum w:abstractNumId="35" w15:restartNumberingAfterBreak="0">
     <w:nsid w:val="31E67F14"/>
     <w:multiLevelType w:val="hybridMultilevel"/>
     <w:tmpl w:val="F20A1922"/>
@@ -18635,7 +22839,120 @@
       </w:pPr>
     </w:lvl>
   </w:abstractNum>
-  <w:abstractNum w:abstractNumId="31" w15:restartNumberingAfterBreak="0">
+  <w:abstractNum w:abstractNumId="36" w15:restartNumberingAfterBreak="0">
+    <w:nsid w:val="32703218"/>
+    <w:multiLevelType w:val="hybridMultilevel"/>
+    <w:tmpl w:val="EB64ED54"/>
+    <w:lvl w:ilvl="0" w:tplc="04190001">
+      <w:start w:val="1"/>
+      <w:numFmt w:val="bullet"/>
+      <w:lvlText w:val=""/>
+      <w:lvlJc w:val="left"/>
+      <w:pPr>
+        <w:ind w:left="1429" w:hanging="360"/>
+      </w:pPr>
+      <w:rPr>
+        <w:rFonts w:ascii="Symbol" w:hAnsi="Symbol" w:hint="default"/>
+      </w:rPr>
+    </w:lvl>
+    <w:lvl w:ilvl="1" w:tplc="04190003" w:tentative="1">
+      <w:start w:val="1"/>
+      <w:numFmt w:val="bullet"/>
+      <w:lvlText w:val="o"/>
+      <w:lvlJc w:val="left"/>
+      <w:pPr>
+        <w:ind w:left="2149" w:hanging="360"/>
+      </w:pPr>
+      <w:rPr>
+        <w:rFonts w:ascii="Courier New" w:hAnsi="Courier New" w:cs="Courier New" w:hint="default"/>
+      </w:rPr>
+    </w:lvl>
+    <w:lvl w:ilvl="2" w:tplc="04190005" w:tentative="1">
+      <w:start w:val="1"/>
+      <w:numFmt w:val="bullet"/>
+      <w:lvlText w:val=""/>
+      <w:lvlJc w:val="left"/>
+      <w:pPr>
+        <w:ind w:left="2869" w:hanging="360"/>
+      </w:pPr>
+      <w:rPr>
+        <w:rFonts w:ascii="Wingdings" w:hAnsi="Wingdings" w:hint="default"/>
+      </w:rPr>
+    </w:lvl>
+    <w:lvl w:ilvl="3" w:tplc="04190001" w:tentative="1">
+      <w:start w:val="1"/>
+      <w:numFmt w:val="bullet"/>
+      <w:lvlText w:val=""/>
+      <w:lvlJc w:val="left"/>
+      <w:pPr>
+        <w:ind w:left="3589" w:hanging="360"/>
+      </w:pPr>
+      <w:rPr>
+        <w:rFonts w:ascii="Symbol" w:hAnsi="Symbol" w:hint="default"/>
+      </w:rPr>
+    </w:lvl>
+    <w:lvl w:ilvl="4" w:tplc="04190003" w:tentative="1">
+      <w:start w:val="1"/>
+      <w:numFmt w:val="bullet"/>
+      <w:lvlText w:val="o"/>
+      <w:lvlJc w:val="left"/>
+      <w:pPr>
+        <w:ind w:left="4309" w:hanging="360"/>
+      </w:pPr>
+      <w:rPr>
+        <w:rFonts w:ascii="Courier New" w:hAnsi="Courier New" w:cs="Courier New" w:hint="default"/>
+      </w:rPr>
+    </w:lvl>
+    <w:lvl w:ilvl="5" w:tplc="04190005" w:tentative="1">
+      <w:start w:val="1"/>
+      <w:numFmt w:val="bullet"/>
+      <w:lvlText w:val=""/>
+      <w:lvlJc w:val="left"/>
+      <w:pPr>
+        <w:ind w:left="5029" w:hanging="360"/>
+      </w:pPr>
+      <w:rPr>
+        <w:rFonts w:ascii="Wingdings" w:hAnsi="Wingdings" w:hint="default"/>
+      </w:rPr>
+    </w:lvl>
+    <w:lvl w:ilvl="6" w:tplc="04190001" w:tentative="1">
+      <w:start w:val="1"/>
+      <w:numFmt w:val="bullet"/>
+      <w:lvlText w:val=""/>
+      <w:lvlJc w:val="left"/>
+      <w:pPr>
+        <w:ind w:left="5749" w:hanging="360"/>
+      </w:pPr>
+      <w:rPr>
+        <w:rFonts w:ascii="Symbol" w:hAnsi="Symbol" w:hint="default"/>
+      </w:rPr>
+    </w:lvl>
+    <w:lvl w:ilvl="7" w:tplc="04190003" w:tentative="1">
+      <w:start w:val="1"/>
+      <w:numFmt w:val="bullet"/>
+      <w:lvlText w:val="o"/>
+      <w:lvlJc w:val="left"/>
+      <w:pPr>
+        <w:ind w:left="6469" w:hanging="360"/>
+      </w:pPr>
+      <w:rPr>
+        <w:rFonts w:ascii="Courier New" w:hAnsi="Courier New" w:cs="Courier New" w:hint="default"/>
+      </w:rPr>
+    </w:lvl>
+    <w:lvl w:ilvl="8" w:tplc="04190005" w:tentative="1">
+      <w:start w:val="1"/>
+      <w:numFmt w:val="bullet"/>
+      <w:lvlText w:val=""/>
+      <w:lvlJc w:val="left"/>
+      <w:pPr>
+        <w:ind w:left="7189" w:hanging="360"/>
+      </w:pPr>
+      <w:rPr>
+        <w:rFonts w:ascii="Wingdings" w:hAnsi="Wingdings" w:hint="default"/>
+      </w:rPr>
+    </w:lvl>
+  </w:abstractNum>
+  <w:abstractNum w:abstractNumId="37" w15:restartNumberingAfterBreak="0">
     <w:nsid w:val="34043103"/>
     <w:multiLevelType w:val="multilevel"/>
     <w:tmpl w:val="14D232F2"/>
@@ -18748,7 +23065,7 @@
       </w:pPr>
     </w:lvl>
   </w:abstractNum>
-  <w:abstractNum w:abstractNumId="32" w15:restartNumberingAfterBreak="0">
+  <w:abstractNum w:abstractNumId="38" w15:restartNumberingAfterBreak="0">
     <w:nsid w:val="354B3A49"/>
     <w:multiLevelType w:val="multilevel"/>
     <w:tmpl w:val="7784709C"/>
@@ -18897,7 +23214,7 @@
       </w:rPr>
     </w:lvl>
   </w:abstractNum>
-  <w:abstractNum w:abstractNumId="33" w15:restartNumberingAfterBreak="0">
+  <w:abstractNum w:abstractNumId="39" w15:restartNumberingAfterBreak="0">
     <w:nsid w:val="364E0F9C"/>
     <w:multiLevelType w:val="hybridMultilevel"/>
     <w:tmpl w:val="F19C73F0"/>
@@ -19010,7 +23327,7 @@
       </w:rPr>
     </w:lvl>
   </w:abstractNum>
-  <w:abstractNum w:abstractNumId="34" w15:restartNumberingAfterBreak="0">
+  <w:abstractNum w:abstractNumId="40" w15:restartNumberingAfterBreak="0">
     <w:nsid w:val="36D11E67"/>
     <w:multiLevelType w:val="multilevel"/>
     <w:tmpl w:val="F5B491FE"/>
@@ -19123,7 +23440,7 @@
       </w:pPr>
     </w:lvl>
   </w:abstractNum>
-  <w:abstractNum w:abstractNumId="35" w15:restartNumberingAfterBreak="0">
+  <w:abstractNum w:abstractNumId="41" w15:restartNumberingAfterBreak="0">
     <w:nsid w:val="39040A22"/>
     <w:multiLevelType w:val="hybridMultilevel"/>
     <w:tmpl w:val="E7509BCE"/>
@@ -19236,7 +23553,7 @@
       </w:rPr>
     </w:lvl>
   </w:abstractNum>
-  <w:abstractNum w:abstractNumId="36" w15:restartNumberingAfterBreak="0">
+  <w:abstractNum w:abstractNumId="42" w15:restartNumberingAfterBreak="0">
     <w:nsid w:val="390A62EE"/>
     <w:multiLevelType w:val="multilevel"/>
     <w:tmpl w:val="04190025"/>
@@ -19331,7 +23648,7 @@
       </w:pPr>
     </w:lvl>
   </w:abstractNum>
-  <w:abstractNum w:abstractNumId="37" w15:restartNumberingAfterBreak="0">
+  <w:abstractNum w:abstractNumId="43" w15:restartNumberingAfterBreak="0">
     <w:nsid w:val="39F11DF7"/>
     <w:multiLevelType w:val="hybridMultilevel"/>
     <w:tmpl w:val="C5AE344A"/>
@@ -19420,7 +23737,7 @@
       </w:pPr>
     </w:lvl>
   </w:abstractNum>
-  <w:abstractNum w:abstractNumId="38" w15:restartNumberingAfterBreak="0">
+  <w:abstractNum w:abstractNumId="44" w15:restartNumberingAfterBreak="0">
     <w:nsid w:val="3FED18ED"/>
     <w:multiLevelType w:val="hybridMultilevel"/>
     <w:tmpl w:val="A394043C"/>
@@ -19533,7 +23850,7 @@
       </w:rPr>
     </w:lvl>
   </w:abstractNum>
-  <w:abstractNum w:abstractNumId="39" w15:restartNumberingAfterBreak="0">
+  <w:abstractNum w:abstractNumId="45" w15:restartNumberingAfterBreak="0">
     <w:nsid w:val="421979B5"/>
     <w:multiLevelType w:val="hybridMultilevel"/>
     <w:tmpl w:val="B584385E"/>
@@ -19619,7 +23936,7 @@
       </w:pPr>
     </w:lvl>
   </w:abstractNum>
-  <w:abstractNum w:abstractNumId="40" w15:restartNumberingAfterBreak="0">
+  <w:abstractNum w:abstractNumId="46" w15:restartNumberingAfterBreak="0">
     <w:nsid w:val="44C32613"/>
     <w:multiLevelType w:val="hybridMultilevel"/>
     <w:tmpl w:val="CDD2A1E8"/>
@@ -19708,7 +24025,7 @@
       </w:pPr>
     </w:lvl>
   </w:abstractNum>
-  <w:abstractNum w:abstractNumId="41" w15:restartNumberingAfterBreak="0">
+  <w:abstractNum w:abstractNumId="47" w15:restartNumberingAfterBreak="0">
     <w:nsid w:val="451324CB"/>
     <w:multiLevelType w:val="hybridMultilevel"/>
     <w:tmpl w:val="7D8CC2B8"/>
@@ -19794,7 +24111,120 @@
       </w:pPr>
     </w:lvl>
   </w:abstractNum>
-  <w:abstractNum w:abstractNumId="42" w15:restartNumberingAfterBreak="0">
+  <w:abstractNum w:abstractNumId="48" w15:restartNumberingAfterBreak="0">
+    <w:nsid w:val="47A66418"/>
+    <w:multiLevelType w:val="hybridMultilevel"/>
+    <w:tmpl w:val="7402FB3C"/>
+    <w:lvl w:ilvl="0" w:tplc="04190001">
+      <w:start w:val="1"/>
+      <w:numFmt w:val="bullet"/>
+      <w:lvlText w:val=""/>
+      <w:lvlJc w:val="left"/>
+      <w:pPr>
+        <w:ind w:left="1429" w:hanging="360"/>
+      </w:pPr>
+      <w:rPr>
+        <w:rFonts w:ascii="Symbol" w:hAnsi="Symbol" w:hint="default"/>
+      </w:rPr>
+    </w:lvl>
+    <w:lvl w:ilvl="1" w:tplc="04190003" w:tentative="1">
+      <w:start w:val="1"/>
+      <w:numFmt w:val="bullet"/>
+      <w:lvlText w:val="o"/>
+      <w:lvlJc w:val="left"/>
+      <w:pPr>
+        <w:ind w:left="2149" w:hanging="360"/>
+      </w:pPr>
+      <w:rPr>
+        <w:rFonts w:ascii="Courier New" w:hAnsi="Courier New" w:cs="Courier New" w:hint="default"/>
+      </w:rPr>
+    </w:lvl>
+    <w:lvl w:ilvl="2" w:tplc="04190005" w:tentative="1">
+      <w:start w:val="1"/>
+      <w:numFmt w:val="bullet"/>
+      <w:lvlText w:val=""/>
+      <w:lvlJc w:val="left"/>
+      <w:pPr>
+        <w:ind w:left="2869" w:hanging="360"/>
+      </w:pPr>
+      <w:rPr>
+        <w:rFonts w:ascii="Wingdings" w:hAnsi="Wingdings" w:hint="default"/>
+      </w:rPr>
+    </w:lvl>
+    <w:lvl w:ilvl="3" w:tplc="04190001" w:tentative="1">
+      <w:start w:val="1"/>
+      <w:numFmt w:val="bullet"/>
+      <w:lvlText w:val=""/>
+      <w:lvlJc w:val="left"/>
+      <w:pPr>
+        <w:ind w:left="3589" w:hanging="360"/>
+      </w:pPr>
+      <w:rPr>
+        <w:rFonts w:ascii="Symbol" w:hAnsi="Symbol" w:hint="default"/>
+      </w:rPr>
+    </w:lvl>
+    <w:lvl w:ilvl="4" w:tplc="04190003" w:tentative="1">
+      <w:start w:val="1"/>
+      <w:numFmt w:val="bullet"/>
+      <w:lvlText w:val="o"/>
+      <w:lvlJc w:val="left"/>
+      <w:pPr>
+        <w:ind w:left="4309" w:hanging="360"/>
+      </w:pPr>
+      <w:rPr>
+        <w:rFonts w:ascii="Courier New" w:hAnsi="Courier New" w:cs="Courier New" w:hint="default"/>
+      </w:rPr>
+    </w:lvl>
+    <w:lvl w:ilvl="5" w:tplc="04190005" w:tentative="1">
+      <w:start w:val="1"/>
+      <w:numFmt w:val="bullet"/>
+      <w:lvlText w:val=""/>
+      <w:lvlJc w:val="left"/>
+      <w:pPr>
+        <w:ind w:left="5029" w:hanging="360"/>
+      </w:pPr>
+      <w:rPr>
+        <w:rFonts w:ascii="Wingdings" w:hAnsi="Wingdings" w:hint="default"/>
+      </w:rPr>
+    </w:lvl>
+    <w:lvl w:ilvl="6" w:tplc="04190001" w:tentative="1">
+      <w:start w:val="1"/>
+      <w:numFmt w:val="bullet"/>
+      <w:lvlText w:val=""/>
+      <w:lvlJc w:val="left"/>
+      <w:pPr>
+        <w:ind w:left="5749" w:hanging="360"/>
+      </w:pPr>
+      <w:rPr>
+        <w:rFonts w:ascii="Symbol" w:hAnsi="Symbol" w:hint="default"/>
+      </w:rPr>
+    </w:lvl>
+    <w:lvl w:ilvl="7" w:tplc="04190003" w:tentative="1">
+      <w:start w:val="1"/>
+      <w:numFmt w:val="bullet"/>
+      <w:lvlText w:val="o"/>
+      <w:lvlJc w:val="left"/>
+      <w:pPr>
+        <w:ind w:left="6469" w:hanging="360"/>
+      </w:pPr>
+      <w:rPr>
+        <w:rFonts w:ascii="Courier New" w:hAnsi="Courier New" w:cs="Courier New" w:hint="default"/>
+      </w:rPr>
+    </w:lvl>
+    <w:lvl w:ilvl="8" w:tplc="04190005" w:tentative="1">
+      <w:start w:val="1"/>
+      <w:numFmt w:val="bullet"/>
+      <w:lvlText w:val=""/>
+      <w:lvlJc w:val="left"/>
+      <w:pPr>
+        <w:ind w:left="7189" w:hanging="360"/>
+      </w:pPr>
+      <w:rPr>
+        <w:rFonts w:ascii="Wingdings" w:hAnsi="Wingdings" w:hint="default"/>
+      </w:rPr>
+    </w:lvl>
+  </w:abstractNum>
+  <w:abstractNum w:abstractNumId="49" w15:restartNumberingAfterBreak="0">
     <w:nsid w:val="49CB3A3B"/>
     <w:multiLevelType w:val="hybridMultilevel"/>
     <w:tmpl w:val="4828A35C"/>
@@ -19886,7 +24316,120 @@
       </w:pPr>
     </w:lvl>
   </w:abstractNum>
-  <w:abstractNum w:abstractNumId="43" w15:restartNumberingAfterBreak="0">
+  <w:abstractNum w:abstractNumId="50" w15:restartNumberingAfterBreak="0">
+    <w:nsid w:val="4BD73B68"/>
+    <w:multiLevelType w:val="hybridMultilevel"/>
+    <w:tmpl w:val="8EFA7818"/>
+    <w:lvl w:ilvl="0" w:tplc="04190001">
+      <w:start w:val="1"/>
+      <w:numFmt w:val="bullet"/>
+      <w:lvlText w:val=""/>
+      <w:lvlJc w:val="left"/>
+      <w:pPr>
+        <w:ind w:left="1429" w:hanging="360"/>
+      </w:pPr>
+      <w:rPr>
+        <w:rFonts w:ascii="Symbol" w:hAnsi="Symbol" w:hint="default"/>
+      </w:rPr>
+    </w:lvl>
+    <w:lvl w:ilvl="1" w:tplc="04190003">
+      <w:start w:val="1"/>
+      <w:numFmt w:val="bullet"/>
+      <w:lvlText w:val="o"/>
+      <w:lvlJc w:val="left"/>
+      <w:pPr>
+        <w:ind w:left="2149" w:hanging="360"/>
+      </w:pPr>
+      <w:rPr>
+        <w:rFonts w:ascii="Courier New" w:hAnsi="Courier New" w:cs="Courier New" w:hint="default"/>
+      </w:rPr>
+    </w:lvl>
+    <w:lvl w:ilvl="2" w:tplc="04190005" w:tentative="1">
+      <w:start w:val="1"/>
+      <w:numFmt w:val="bullet"/>
+      <w:lvlText w:val=""/>
+      <w:lvlJc w:val="left"/>
+      <w:pPr>
+        <w:ind w:left="2869" w:hanging="360"/>
+      </w:pPr>
+      <w:rPr>
+        <w:rFonts w:ascii="Wingdings" w:hAnsi="Wingdings" w:hint="default"/>
+      </w:rPr>
+    </w:lvl>
+    <w:lvl w:ilvl="3" w:tplc="04190001" w:tentative="1">
+      <w:start w:val="1"/>
+      <w:numFmt w:val="bullet"/>
+      <w:lvlText w:val=""/>
+      <w:lvlJc w:val="left"/>
+      <w:pPr>
+        <w:ind w:left="3589" w:hanging="360"/>
+      </w:pPr>
+      <w:rPr>
+        <w:rFonts w:ascii="Symbol" w:hAnsi="Symbol" w:hint="default"/>
+      </w:rPr>
+    </w:lvl>
+    <w:lvl w:ilvl="4" w:tplc="04190003" w:tentative="1">
+      <w:start w:val="1"/>
+      <w:numFmt w:val="bullet"/>
+      <w:lvlText w:val="o"/>
+      <w:lvlJc w:val="left"/>
+      <w:pPr>
+        <w:ind w:left="4309" w:hanging="360"/>
+      </w:pPr>
+      <w:rPr>
+        <w:rFonts w:ascii="Courier New" w:hAnsi="Courier New" w:cs="Courier New" w:hint="default"/>
+      </w:rPr>
+    </w:lvl>
+    <w:lvl w:ilvl="5" w:tplc="04190005" w:tentative="1">
+      <w:start w:val="1"/>
+      <w:numFmt w:val="bullet"/>
+      <w:lvlText w:val=""/>
+      <w:lvlJc w:val="left"/>
+      <w:pPr>
+        <w:ind w:left="5029" w:hanging="360"/>
+      </w:pPr>
+      <w:rPr>
+        <w:rFonts w:ascii="Wingdings" w:hAnsi="Wingdings" w:hint="default"/>
+      </w:rPr>
+    </w:lvl>
+    <w:lvl w:ilvl="6" w:tplc="04190001" w:tentative="1">
+      <w:start w:val="1"/>
+      <w:numFmt w:val="bullet"/>
+      <w:lvlText w:val=""/>
+      <w:lvlJc w:val="left"/>
+      <w:pPr>
+        <w:ind w:left="5749" w:hanging="360"/>
+      </w:pPr>
+      <w:rPr>
+        <w:rFonts w:ascii="Symbol" w:hAnsi="Symbol" w:hint="default"/>
+      </w:rPr>
+    </w:lvl>
+    <w:lvl w:ilvl="7" w:tplc="04190003" w:tentative="1">
+      <w:start w:val="1"/>
+      <w:numFmt w:val="bullet"/>
+      <w:lvlText w:val="o"/>
+      <w:lvlJc w:val="left"/>
+      <w:pPr>
+        <w:ind w:left="6469" w:hanging="360"/>
+      </w:pPr>
+      <w:rPr>
+        <w:rFonts w:ascii="Courier New" w:hAnsi="Courier New" w:cs="Courier New" w:hint="default"/>
+      </w:rPr>
+    </w:lvl>
+    <w:lvl w:ilvl="8" w:tplc="04190005" w:tentative="1">
+      <w:start w:val="1"/>
+      <w:numFmt w:val="bullet"/>
+      <w:lvlText w:val=""/>
+      <w:lvlJc w:val="left"/>
+      <w:pPr>
+        <w:ind w:left="7189" w:hanging="360"/>
+      </w:pPr>
+      <w:rPr>
+        <w:rFonts w:ascii="Wingdings" w:hAnsi="Wingdings" w:hint="default"/>
+      </w:rPr>
+    </w:lvl>
+  </w:abstractNum>
+  <w:abstractNum w:abstractNumId="51" w15:restartNumberingAfterBreak="0">
     <w:nsid w:val="4D64397C"/>
     <w:multiLevelType w:val="hybridMultilevel"/>
     <w:tmpl w:val="54106522"/>
@@ -19975,7 +24518,7 @@
       </w:pPr>
     </w:lvl>
   </w:abstractNum>
-  <w:abstractNum w:abstractNumId="44" w15:restartNumberingAfterBreak="0">
+  <w:abstractNum w:abstractNumId="52" w15:restartNumberingAfterBreak="0">
     <w:nsid w:val="4E696ABB"/>
     <w:multiLevelType w:val="hybridMultilevel"/>
     <w:tmpl w:val="CA142070"/>
@@ -20088,7 +24631,7 @@
       </w:rPr>
     </w:lvl>
   </w:abstractNum>
-  <w:abstractNum w:abstractNumId="45" w15:restartNumberingAfterBreak="0">
+  <w:abstractNum w:abstractNumId="53" w15:restartNumberingAfterBreak="0">
     <w:nsid w:val="55100895"/>
     <w:multiLevelType w:val="hybridMultilevel"/>
     <w:tmpl w:val="F288CF44"/>
@@ -20201,7 +24744,120 @@
       </w:rPr>
     </w:lvl>
   </w:abstractNum>
-  <w:abstractNum w:abstractNumId="46" w15:restartNumberingAfterBreak="0">
+  <w:abstractNum w:abstractNumId="54" w15:restartNumberingAfterBreak="0">
+    <w:nsid w:val="581C707C"/>
+    <w:multiLevelType w:val="hybridMultilevel"/>
+    <w:tmpl w:val="2BCCB74E"/>
+    <w:lvl w:ilvl="0" w:tplc="04190001">
+      <w:start w:val="1"/>
+      <w:numFmt w:val="bullet"/>
+      <w:lvlText w:val=""/>
+      <w:lvlJc w:val="left"/>
+      <w:pPr>
+        <w:ind w:left="1429" w:hanging="360"/>
+      </w:pPr>
+      <w:rPr>
+        <w:rFonts w:ascii="Symbol" w:hAnsi="Symbol" w:hint="default"/>
+      </w:rPr>
+    </w:lvl>
+    <w:lvl w:ilvl="1" w:tplc="04190003" w:tentative="1">
+      <w:start w:val="1"/>
+      <w:numFmt w:val="bullet"/>
+      <w:lvlText w:val="o"/>
+      <w:lvlJc w:val="left"/>
+      <w:pPr>
+        <w:ind w:left="2149" w:hanging="360"/>
+      </w:pPr>
+      <w:rPr>
+        <w:rFonts w:ascii="Courier New" w:hAnsi="Courier New" w:cs="Courier New" w:hint="default"/>
+      </w:rPr>
+    </w:lvl>
+    <w:lvl w:ilvl="2" w:tplc="04190005" w:tentative="1">
+      <w:start w:val="1"/>
+      <w:numFmt w:val="bullet"/>
+      <w:lvlText w:val=""/>
+      <w:lvlJc w:val="left"/>
+      <w:pPr>
+        <w:ind w:left="2869" w:hanging="360"/>
+      </w:pPr>
+      <w:rPr>
+        <w:rFonts w:ascii="Wingdings" w:hAnsi="Wingdings" w:hint="default"/>
+      </w:rPr>
+    </w:lvl>
+    <w:lvl w:ilvl="3" w:tplc="04190001" w:tentative="1">
+      <w:start w:val="1"/>
+      <w:numFmt w:val="bullet"/>
+      <w:lvlText w:val=""/>
+      <w:lvlJc w:val="left"/>
+      <w:pPr>
+        <w:ind w:left="3589" w:hanging="360"/>
+      </w:pPr>
+      <w:rPr>
+        <w:rFonts w:ascii="Symbol" w:hAnsi="Symbol" w:hint="default"/>
+      </w:rPr>
+    </w:lvl>
+    <w:lvl w:ilvl="4" w:tplc="04190003" w:tentative="1">
+      <w:start w:val="1"/>
+      <w:numFmt w:val="bullet"/>
+      <w:lvlText w:val="o"/>
+      <w:lvlJc w:val="left"/>
+      <w:pPr>
+        <w:ind w:left="4309" w:hanging="360"/>
+      </w:pPr>
+      <w:rPr>
+        <w:rFonts w:ascii="Courier New" w:hAnsi="Courier New" w:cs="Courier New" w:hint="default"/>
+      </w:rPr>
+    </w:lvl>
+    <w:lvl w:ilvl="5" w:tplc="04190005" w:tentative="1">
+      <w:start w:val="1"/>
+      <w:numFmt w:val="bullet"/>
+      <w:lvlText w:val=""/>
+      <w:lvlJc w:val="left"/>
+      <w:pPr>
+        <w:ind w:left="5029" w:hanging="360"/>
+      </w:pPr>
+      <w:rPr>
+        <w:rFonts w:ascii="Wingdings" w:hAnsi="Wingdings" w:hint="default"/>
+      </w:rPr>
+    </w:lvl>
+    <w:lvl w:ilvl="6" w:tplc="04190001" w:tentative="1">
+      <w:start w:val="1"/>
+      <w:numFmt w:val="bullet"/>
+      <w:lvlText w:val=""/>
+      <w:lvlJc w:val="left"/>
+      <w:pPr>
+        <w:ind w:left="5749" w:hanging="360"/>
+      </w:pPr>
+      <w:rPr>
+        <w:rFonts w:ascii="Symbol" w:hAnsi="Symbol" w:hint="default"/>
+      </w:rPr>
+    </w:lvl>
+    <w:lvl w:ilvl="7" w:tplc="04190003" w:tentative="1">
+      <w:start w:val="1"/>
+      <w:numFmt w:val="bullet"/>
+      <w:lvlText w:val="o"/>
+      <w:lvlJc w:val="left"/>
+      <w:pPr>
+        <w:ind w:left="6469" w:hanging="360"/>
+      </w:pPr>
+      <w:rPr>
+        <w:rFonts w:ascii="Courier New" w:hAnsi="Courier New" w:cs="Courier New" w:hint="default"/>
+      </w:rPr>
+    </w:lvl>
+    <w:lvl w:ilvl="8" w:tplc="04190005" w:tentative="1">
+      <w:start w:val="1"/>
+      <w:numFmt w:val="bullet"/>
+      <w:lvlText w:val=""/>
+      <w:lvlJc w:val="left"/>
+      <w:pPr>
+        <w:ind w:left="7189" w:hanging="360"/>
+      </w:pPr>
+      <w:rPr>
+        <w:rFonts w:ascii="Wingdings" w:hAnsi="Wingdings" w:hint="default"/>
+      </w:rPr>
+    </w:lvl>
+  </w:abstractNum>
+  <w:abstractNum w:abstractNumId="55" w15:restartNumberingAfterBreak="0">
     <w:nsid w:val="5A6F1C9B"/>
     <w:multiLevelType w:val="hybridMultilevel"/>
     <w:tmpl w:val="949212DA"/>
@@ -20290,7 +24946,7 @@
       </w:pPr>
     </w:lvl>
   </w:abstractNum>
-  <w:abstractNum w:abstractNumId="47" w15:restartNumberingAfterBreak="0">
+  <w:abstractNum w:abstractNumId="56" w15:restartNumberingAfterBreak="0">
     <w:nsid w:val="5ABC380D"/>
     <w:multiLevelType w:val="hybridMultilevel"/>
     <w:tmpl w:val="1F6AA284"/>
@@ -20376,7 +25032,7 @@
       </w:pPr>
     </w:lvl>
   </w:abstractNum>
-  <w:abstractNum w:abstractNumId="48" w15:restartNumberingAfterBreak="0">
+  <w:abstractNum w:abstractNumId="57" w15:restartNumberingAfterBreak="0">
     <w:nsid w:val="5EB4769B"/>
     <w:multiLevelType w:val="multilevel"/>
     <w:tmpl w:val="B8C6F292"/>
@@ -20489,7 +25145,7 @@
       </w:pPr>
     </w:lvl>
   </w:abstractNum>
-  <w:abstractNum w:abstractNumId="49" w15:restartNumberingAfterBreak="0">
+  <w:abstractNum w:abstractNumId="58" w15:restartNumberingAfterBreak="0">
     <w:nsid w:val="6036541E"/>
     <w:multiLevelType w:val="hybridMultilevel"/>
     <w:tmpl w:val="9EB2AF78"/>
@@ -20575,7 +25231,7 @@
       </w:pPr>
     </w:lvl>
   </w:abstractNum>
-  <w:abstractNum w:abstractNumId="50" w15:restartNumberingAfterBreak="0">
+  <w:abstractNum w:abstractNumId="59" w15:restartNumberingAfterBreak="0">
     <w:nsid w:val="60672888"/>
     <w:multiLevelType w:val="hybridMultilevel"/>
     <w:tmpl w:val="571672AE"/>
@@ -20688,7 +25344,7 @@
       </w:rPr>
     </w:lvl>
   </w:abstractNum>
-  <w:abstractNum w:abstractNumId="51" w15:restartNumberingAfterBreak="0">
+  <w:abstractNum w:abstractNumId="60" w15:restartNumberingAfterBreak="0">
     <w:nsid w:val="621A3FC4"/>
     <w:multiLevelType w:val="hybridMultilevel"/>
     <w:tmpl w:val="130C0822"/>
@@ -20801,7 +25457,7 @@
       </w:rPr>
     </w:lvl>
   </w:abstractNum>
-  <w:abstractNum w:abstractNumId="52" w15:restartNumberingAfterBreak="0">
+  <w:abstractNum w:abstractNumId="61" w15:restartNumberingAfterBreak="0">
     <w:nsid w:val="62F347BA"/>
     <w:multiLevelType w:val="hybridMultilevel"/>
     <w:tmpl w:val="C68A2B40"/>
@@ -20914,7 +25570,7 @@
       </w:rPr>
     </w:lvl>
   </w:abstractNum>
-  <w:abstractNum w:abstractNumId="53" w15:restartNumberingAfterBreak="0">
+  <w:abstractNum w:abstractNumId="62" w15:restartNumberingAfterBreak="0">
     <w:nsid w:val="66F33F3E"/>
     <w:multiLevelType w:val="hybridMultilevel"/>
     <w:tmpl w:val="E2EADE76"/>
@@ -21027,7 +25683,7 @@
       </w:rPr>
     </w:lvl>
   </w:abstractNum>
-  <w:abstractNum w:abstractNumId="54" w15:restartNumberingAfterBreak="0">
+  <w:abstractNum w:abstractNumId="63" w15:restartNumberingAfterBreak="0">
     <w:nsid w:val="6ED11E0F"/>
     <w:multiLevelType w:val="hybridMultilevel"/>
     <w:tmpl w:val="D160D2BC"/>
@@ -21140,7 +25796,7 @@
       </w:rPr>
     </w:lvl>
   </w:abstractNum>
-  <w:abstractNum w:abstractNumId="55" w15:restartNumberingAfterBreak="0">
+  <w:abstractNum w:abstractNumId="64" w15:restartNumberingAfterBreak="0">
     <w:nsid w:val="716D2EC8"/>
     <w:multiLevelType w:val="multilevel"/>
     <w:tmpl w:val="CE24CEFE"/>
@@ -21253,7 +25909,7 @@
       </w:pPr>
     </w:lvl>
   </w:abstractNum>
-  <w:abstractNum w:abstractNumId="56" w15:restartNumberingAfterBreak="0">
+  <w:abstractNum w:abstractNumId="65" w15:restartNumberingAfterBreak="0">
     <w:nsid w:val="7177277C"/>
     <w:multiLevelType w:val="hybridMultilevel"/>
     <w:tmpl w:val="E44CF796"/>
@@ -21366,7 +26022,7 @@
       </w:rPr>
     </w:lvl>
   </w:abstractNum>
-  <w:abstractNum w:abstractNumId="57" w15:restartNumberingAfterBreak="0">
+  <w:abstractNum w:abstractNumId="66" w15:restartNumberingAfterBreak="0">
     <w:nsid w:val="72684A8A"/>
     <w:multiLevelType w:val="hybridMultilevel"/>
     <w:tmpl w:val="CA2A22C2"/>
@@ -21452,7 +26108,7 @@
       </w:pPr>
     </w:lvl>
   </w:abstractNum>
-  <w:abstractNum w:abstractNumId="58" w15:restartNumberingAfterBreak="0">
+  <w:abstractNum w:abstractNumId="67" w15:restartNumberingAfterBreak="0">
     <w:nsid w:val="77EE3A6F"/>
     <w:multiLevelType w:val="hybridMultilevel"/>
     <w:tmpl w:val="C2DE5408"/>
@@ -21565,7 +26221,7 @@
       </w:rPr>
     </w:lvl>
   </w:abstractNum>
-  <w:abstractNum w:abstractNumId="59" w15:restartNumberingAfterBreak="0">
+  <w:abstractNum w:abstractNumId="68" w15:restartNumberingAfterBreak="0">
     <w:nsid w:val="791C7588"/>
     <w:multiLevelType w:val="hybridMultilevel"/>
     <w:tmpl w:val="548A86CE"/>
@@ -21651,10 +26307,123 @@
       </w:pPr>
     </w:lvl>
   </w:abstractNum>
-  <w:abstractNum w:abstractNumId="60" w15:restartNumberingAfterBreak="0">
+  <w:abstractNum w:abstractNumId="69" w15:restartNumberingAfterBreak="0">
     <w:nsid w:val="7BAE2761"/>
     <w:multiLevelType w:val="hybridMultilevel"/>
     <w:tmpl w:val="CCD2405C"/>
+    <w:lvl w:ilvl="0" w:tplc="04190001">
+      <w:start w:val="1"/>
+      <w:numFmt w:val="bullet"/>
+      <w:lvlText w:val=""/>
+      <w:lvlJc w:val="left"/>
+      <w:pPr>
+        <w:ind w:left="1429" w:hanging="360"/>
+      </w:pPr>
+      <w:rPr>
+        <w:rFonts w:ascii="Symbol" w:hAnsi="Symbol" w:hint="default"/>
+      </w:rPr>
+    </w:lvl>
+    <w:lvl w:ilvl="1" w:tplc="04190003" w:tentative="1">
+      <w:start w:val="1"/>
+      <w:numFmt w:val="bullet"/>
+      <w:lvlText w:val="o"/>
+      <w:lvlJc w:val="left"/>
+      <w:pPr>
+        <w:ind w:left="2149" w:hanging="360"/>
+      </w:pPr>
+      <w:rPr>
+        <w:rFonts w:ascii="Courier New" w:hAnsi="Courier New" w:cs="Courier New" w:hint="default"/>
+      </w:rPr>
+    </w:lvl>
+    <w:lvl w:ilvl="2" w:tplc="04190005" w:tentative="1">
+      <w:start w:val="1"/>
+      <w:numFmt w:val="bullet"/>
+      <w:lvlText w:val=""/>
+      <w:lvlJc w:val="left"/>
+      <w:pPr>
+        <w:ind w:left="2869" w:hanging="360"/>
+      </w:pPr>
+      <w:rPr>
+        <w:rFonts w:ascii="Wingdings" w:hAnsi="Wingdings" w:hint="default"/>
+      </w:rPr>
+    </w:lvl>
+    <w:lvl w:ilvl="3" w:tplc="04190001" w:tentative="1">
+      <w:start w:val="1"/>
+      <w:numFmt w:val="bullet"/>
+      <w:lvlText w:val=""/>
+      <w:lvlJc w:val="left"/>
+      <w:pPr>
+        <w:ind w:left="3589" w:hanging="360"/>
+      </w:pPr>
+      <w:rPr>
+        <w:rFonts w:ascii="Symbol" w:hAnsi="Symbol" w:hint="default"/>
+      </w:rPr>
+    </w:lvl>
+    <w:lvl w:ilvl="4" w:tplc="04190003" w:tentative="1">
+      <w:start w:val="1"/>
+      <w:numFmt w:val="bullet"/>
+      <w:lvlText w:val="o"/>
+      <w:lvlJc w:val="left"/>
+      <w:pPr>
+        <w:ind w:left="4309" w:hanging="360"/>
+      </w:pPr>
+      <w:rPr>
+        <w:rFonts w:ascii="Courier New" w:hAnsi="Courier New" w:cs="Courier New" w:hint="default"/>
+      </w:rPr>
+    </w:lvl>
+    <w:lvl w:ilvl="5" w:tplc="04190005" w:tentative="1">
+      <w:start w:val="1"/>
+      <w:numFmt w:val="bullet"/>
+      <w:lvlText w:val=""/>
+      <w:lvlJc w:val="left"/>
+      <w:pPr>
+        <w:ind w:left="5029" w:hanging="360"/>
+      </w:pPr>
+      <w:rPr>
+        <w:rFonts w:ascii="Wingdings" w:hAnsi="Wingdings" w:hint="default"/>
+      </w:rPr>
+    </w:lvl>
+    <w:lvl w:ilvl="6" w:tplc="04190001" w:tentative="1">
+      <w:start w:val="1"/>
+      <w:numFmt w:val="bullet"/>
+      <w:lvlText w:val=""/>
+      <w:lvlJc w:val="left"/>
+      <w:pPr>
+        <w:ind w:left="5749" w:hanging="360"/>
+      </w:pPr>
+      <w:rPr>
+        <w:rFonts w:ascii="Symbol" w:hAnsi="Symbol" w:hint="default"/>
+      </w:rPr>
+    </w:lvl>
+    <w:lvl w:ilvl="7" w:tplc="04190003" w:tentative="1">
+      <w:start w:val="1"/>
+      <w:numFmt w:val="bullet"/>
+      <w:lvlText w:val="o"/>
+      <w:lvlJc w:val="left"/>
+      <w:pPr>
+        <w:ind w:left="6469" w:hanging="360"/>
+      </w:pPr>
+      <w:rPr>
+        <w:rFonts w:ascii="Courier New" w:hAnsi="Courier New" w:cs="Courier New" w:hint="default"/>
+      </w:rPr>
+    </w:lvl>
+    <w:lvl w:ilvl="8" w:tplc="04190005" w:tentative="1">
+      <w:start w:val="1"/>
+      <w:numFmt w:val="bullet"/>
+      <w:lvlText w:val=""/>
+      <w:lvlJc w:val="left"/>
+      <w:pPr>
+        <w:ind w:left="7189" w:hanging="360"/>
+      </w:pPr>
+      <w:rPr>
+        <w:rFonts w:ascii="Wingdings" w:hAnsi="Wingdings" w:hint="default"/>
+      </w:rPr>
+    </w:lvl>
+  </w:abstractNum>
+  <w:abstractNum w:abstractNumId="70" w15:restartNumberingAfterBreak="0">
+    <w:nsid w:val="7F8E472E"/>
+    <w:multiLevelType w:val="hybridMultilevel"/>
+    <w:tmpl w:val="C28C279C"/>
     <w:lvl w:ilvl="0" w:tplc="04190001">
       <w:start w:val="1"/>
       <w:numFmt w:val="bullet"/>
@@ -21771,181 +26540,211 @@
     <w:abstractNumId w:val="0"/>
   </w:num>
   <w:num w:numId="3" w16cid:durableId="1776558205">
-    <w:abstractNumId w:val="36"/>
+    <w:abstractNumId w:val="42"/>
   </w:num>
   <w:num w:numId="4" w16cid:durableId="1912078584">
-    <w:abstractNumId w:val="26"/>
+    <w:abstractNumId w:val="29"/>
   </w:num>
   <w:num w:numId="5" w16cid:durableId="266736621">
+    <w:abstractNumId w:val="31"/>
+  </w:num>
+  <w:num w:numId="6" w16cid:durableId="434593807">
+    <w:abstractNumId w:val="15"/>
+  </w:num>
+  <w:num w:numId="7" w16cid:durableId="1725828929">
+    <w:abstractNumId w:val="63"/>
+  </w:num>
+  <w:num w:numId="8" w16cid:durableId="481654851">
+    <w:abstractNumId w:val="18"/>
+  </w:num>
+  <w:num w:numId="9" w16cid:durableId="766078553">
     <w:abstractNumId w:val="28"/>
   </w:num>
-  <w:num w:numId="6" w16cid:durableId="434593807">
-    <w:abstractNumId w:val="14"/>
-  </w:num>
-  <w:num w:numId="7" w16cid:durableId="1725828929">
-    <w:abstractNumId w:val="54"/>
-  </w:num>
-  <w:num w:numId="8" w16cid:durableId="481654851">
-    <w:abstractNumId w:val="15"/>
-  </w:num>
-  <w:num w:numId="9" w16cid:durableId="766078553">
-    <w:abstractNumId w:val="25"/>
-  </w:num>
   <w:num w:numId="10" w16cid:durableId="969894513">
-    <w:abstractNumId w:val="19"/>
+    <w:abstractNumId w:val="22"/>
   </w:num>
   <w:num w:numId="11" w16cid:durableId="83066807">
-    <w:abstractNumId w:val="27"/>
+    <w:abstractNumId w:val="30"/>
   </w:num>
   <w:num w:numId="12" w16cid:durableId="1212303780">
+    <w:abstractNumId w:val="13"/>
+  </w:num>
+  <w:num w:numId="13" w16cid:durableId="2013952044">
+    <w:abstractNumId w:val="59"/>
+  </w:num>
+  <w:num w:numId="14" w16cid:durableId="1747876177">
     <w:abstractNumId w:val="12"/>
   </w:num>
-  <w:num w:numId="13" w16cid:durableId="2013952044">
-    <w:abstractNumId w:val="50"/>
-  </w:num>
-  <w:num w:numId="14" w16cid:durableId="1747876177">
-    <w:abstractNumId w:val="11"/>
-  </w:num>
   <w:num w:numId="15" w16cid:durableId="749233273">
-    <w:abstractNumId w:val="58"/>
+    <w:abstractNumId w:val="67"/>
   </w:num>
   <w:num w:numId="16" w16cid:durableId="887454516">
     <w:abstractNumId w:val="2"/>
   </w:num>
   <w:num w:numId="17" w16cid:durableId="1231503642">
+    <w:abstractNumId w:val="55"/>
+  </w:num>
+  <w:num w:numId="18" w16cid:durableId="395710979">
+    <w:abstractNumId w:val="60"/>
+  </w:num>
+  <w:num w:numId="19" w16cid:durableId="190461969">
+    <w:abstractNumId w:val="32"/>
+  </w:num>
+  <w:num w:numId="20" w16cid:durableId="931082557">
+    <w:abstractNumId w:val="53"/>
+  </w:num>
+  <w:num w:numId="21" w16cid:durableId="987323603">
+    <w:abstractNumId w:val="10"/>
+  </w:num>
+  <w:num w:numId="22" w16cid:durableId="1382904016">
+    <w:abstractNumId w:val="64"/>
+  </w:num>
+  <w:num w:numId="23" w16cid:durableId="1306161698">
+    <w:abstractNumId w:val="23"/>
+  </w:num>
+  <w:num w:numId="24" w16cid:durableId="421685914">
+    <w:abstractNumId w:val="37"/>
+  </w:num>
+  <w:num w:numId="25" w16cid:durableId="1697807564">
+    <w:abstractNumId w:val="52"/>
+  </w:num>
+  <w:num w:numId="26" w16cid:durableId="1024869251">
+    <w:abstractNumId w:val="24"/>
+  </w:num>
+  <w:num w:numId="27" w16cid:durableId="572397558">
+    <w:abstractNumId w:val="43"/>
+  </w:num>
+  <w:num w:numId="28" w16cid:durableId="1658076226">
+    <w:abstractNumId w:val="27"/>
+  </w:num>
+  <w:num w:numId="29" w16cid:durableId="118375365">
+    <w:abstractNumId w:val="14"/>
+  </w:num>
+  <w:num w:numId="30" w16cid:durableId="1722941707">
+    <w:abstractNumId w:val="45"/>
+  </w:num>
+  <w:num w:numId="31" w16cid:durableId="753434394">
+    <w:abstractNumId w:val="11"/>
+  </w:num>
+  <w:num w:numId="32" w16cid:durableId="2136677866">
     <w:abstractNumId w:val="46"/>
   </w:num>
-  <w:num w:numId="18" w16cid:durableId="395710979">
-    <w:abstractNumId w:val="51"/>
+  <w:num w:numId="33" w16cid:durableId="438763715">
+    <w:abstractNumId w:val="68"/>
   </w:num>
-  <w:num w:numId="19" w16cid:durableId="190461969">
-    <w:abstractNumId w:val="29"/>
+  <w:num w:numId="34" w16cid:durableId="1117678977">
+    <w:abstractNumId w:val="58"/>
   </w:num>
-  <w:num w:numId="20" w16cid:durableId="931082557">
-    <w:abstractNumId w:val="45"/>
+  <w:num w:numId="35" w16cid:durableId="1419014154">
+    <w:abstractNumId w:val="56"/>
   </w:num>
-  <w:num w:numId="21" w16cid:durableId="987323603">
-    <w:abstractNumId w:val="9"/>
+  <w:num w:numId="36" w16cid:durableId="1769308093">
+    <w:abstractNumId w:val="21"/>
   </w:num>
-  <w:num w:numId="22" w16cid:durableId="1382904016">
-    <w:abstractNumId w:val="55"/>
+  <w:num w:numId="37" w16cid:durableId="342973847">
+    <w:abstractNumId w:val="39"/>
   </w:num>
-  <w:num w:numId="23" w16cid:durableId="1306161698">
+  <w:num w:numId="38" w16cid:durableId="547034590">
     <w:abstractNumId w:val="20"/>
   </w:num>
-  <w:num w:numId="24" w16cid:durableId="421685914">
-    <w:abstractNumId w:val="31"/>
+  <w:num w:numId="39" w16cid:durableId="1516267010">
+    <w:abstractNumId w:val="26"/>
   </w:num>
-  <w:num w:numId="25" w16cid:durableId="1697807564">
-    <w:abstractNumId w:val="44"/>
+  <w:num w:numId="40" w16cid:durableId="890968367">
+    <w:abstractNumId w:val="61"/>
   </w:num>
-  <w:num w:numId="26" w16cid:durableId="1024869251">
-    <w:abstractNumId w:val="21"/>
+  <w:num w:numId="41" w16cid:durableId="1158493570">
+    <w:abstractNumId w:val="69"/>
   </w:num>
-  <w:num w:numId="27" w16cid:durableId="572397558">
-    <w:abstractNumId w:val="37"/>
+  <w:num w:numId="42" w16cid:durableId="328796573">
+    <w:abstractNumId w:val="6"/>
   </w:num>
-  <w:num w:numId="28" w16cid:durableId="1658076226">
-    <w:abstractNumId w:val="24"/>
-  </w:num>
-  <w:num w:numId="29" w16cid:durableId="118375365">
-    <w:abstractNumId w:val="13"/>
-  </w:num>
-  <w:num w:numId="30" w16cid:durableId="1722941707">
-    <w:abstractNumId w:val="39"/>
-  </w:num>
-  <w:num w:numId="31" w16cid:durableId="753434394">
-    <w:abstractNumId w:val="10"/>
-  </w:num>
-  <w:num w:numId="32" w16cid:durableId="2136677866">
+  <w:num w:numId="43" w16cid:durableId="440420802">
     <w:abstractNumId w:val="40"/>
   </w:num>
-  <w:num w:numId="33" w16cid:durableId="438763715">
-    <w:abstractNumId w:val="59"/>
-  </w:num>
-  <w:num w:numId="34" w16cid:durableId="1117678977">
-    <w:abstractNumId w:val="49"/>
-  </w:num>
-  <w:num w:numId="35" w16cid:durableId="1419014154">
-    <w:abstractNumId w:val="47"/>
-  </w:num>
-  <w:num w:numId="36" w16cid:durableId="1769308093">
-    <w:abstractNumId w:val="18"/>
-  </w:num>
-  <w:num w:numId="37" w16cid:durableId="342973847">
-    <w:abstractNumId w:val="33"/>
-  </w:num>
-  <w:num w:numId="38" w16cid:durableId="547034590">
-    <w:abstractNumId w:val="17"/>
-  </w:num>
-  <w:num w:numId="39" w16cid:durableId="1516267010">
-    <w:abstractNumId w:val="23"/>
-  </w:num>
-  <w:num w:numId="40" w16cid:durableId="890968367">
-    <w:abstractNumId w:val="52"/>
-  </w:num>
-  <w:num w:numId="41" w16cid:durableId="1158493570">
-    <w:abstractNumId w:val="60"/>
-  </w:num>
-  <w:num w:numId="42" w16cid:durableId="328796573">
-    <w:abstractNumId w:val="5"/>
-  </w:num>
-  <w:num w:numId="43" w16cid:durableId="440420802">
-    <w:abstractNumId w:val="34"/>
-  </w:num>
   <w:num w:numId="44" w16cid:durableId="1124812595">
-    <w:abstractNumId w:val="22"/>
+    <w:abstractNumId w:val="25"/>
   </w:num>
   <w:num w:numId="45" w16cid:durableId="968823303">
-    <w:abstractNumId w:val="42"/>
+    <w:abstractNumId w:val="49"/>
   </w:num>
   <w:num w:numId="46" w16cid:durableId="613176815">
     <w:abstractNumId w:val="3"/>
   </w:num>
   <w:num w:numId="47" w16cid:durableId="335039495">
-    <w:abstractNumId w:val="56"/>
+    <w:abstractNumId w:val="65"/>
   </w:num>
   <w:num w:numId="48" w16cid:durableId="1793672282">
+    <w:abstractNumId w:val="66"/>
+  </w:num>
+  <w:num w:numId="49" w16cid:durableId="771780211">
+    <w:abstractNumId w:val="5"/>
+  </w:num>
+  <w:num w:numId="50" w16cid:durableId="2003584732">
+    <w:abstractNumId w:val="51"/>
+  </w:num>
+  <w:num w:numId="51" w16cid:durableId="1260135726">
+    <w:abstractNumId w:val="8"/>
+  </w:num>
+  <w:num w:numId="52" w16cid:durableId="1030884631">
     <w:abstractNumId w:val="57"/>
   </w:num>
-  <w:num w:numId="49" w16cid:durableId="771780211">
+  <w:num w:numId="53" w16cid:durableId="276066899">
+    <w:abstractNumId w:val="35"/>
+  </w:num>
+  <w:num w:numId="54" w16cid:durableId="1676376391">
+    <w:abstractNumId w:val="62"/>
+  </w:num>
+  <w:num w:numId="55" w16cid:durableId="1792673970">
+    <w:abstractNumId w:val="47"/>
+  </w:num>
+  <w:num w:numId="56" w16cid:durableId="692263003">
+    <w:abstractNumId w:val="9"/>
+  </w:num>
+  <w:num w:numId="57" w16cid:durableId="1234848424">
+    <w:abstractNumId w:val="38"/>
+  </w:num>
+  <w:num w:numId="58" w16cid:durableId="2071734659">
+    <w:abstractNumId w:val="41"/>
+  </w:num>
+  <w:num w:numId="59" w16cid:durableId="287055957">
+    <w:abstractNumId w:val="7"/>
+  </w:num>
+  <w:num w:numId="60" w16cid:durableId="164593283">
+    <w:abstractNumId w:val="44"/>
+  </w:num>
+  <w:num w:numId="61" w16cid:durableId="19208934">
+    <w:abstractNumId w:val="19"/>
+  </w:num>
+  <w:num w:numId="62" w16cid:durableId="530412592">
+    <w:abstractNumId w:val="36"/>
+  </w:num>
+  <w:num w:numId="63" w16cid:durableId="544374682">
+    <w:abstractNumId w:val="16"/>
+  </w:num>
+  <w:num w:numId="64" w16cid:durableId="298540276">
+    <w:abstractNumId w:val="54"/>
+  </w:num>
+  <w:num w:numId="65" w16cid:durableId="347028166">
     <w:abstractNumId w:val="4"/>
   </w:num>
-  <w:num w:numId="50" w16cid:durableId="2003584732">
-    <w:abstractNumId w:val="43"/>
-  </w:num>
-  <w:num w:numId="51" w16cid:durableId="1260135726">
-    <w:abstractNumId w:val="7"/>
-  </w:num>
-  <w:num w:numId="52" w16cid:durableId="1030884631">
+  <w:num w:numId="66" w16cid:durableId="617612713">
     <w:abstractNumId w:val="48"/>
   </w:num>
-  <w:num w:numId="53" w16cid:durableId="276066899">
-    <w:abstractNumId w:val="30"/>
+  <w:num w:numId="67" w16cid:durableId="466823573">
+    <w:abstractNumId w:val="70"/>
   </w:num>
-  <w:num w:numId="54" w16cid:durableId="1676376391">
-    <w:abstractNumId w:val="53"/>
+  <w:num w:numId="68" w16cid:durableId="975110791">
+    <w:abstractNumId w:val="34"/>
   </w:num>
-  <w:num w:numId="55" w16cid:durableId="1792673970">
-    <w:abstractNumId w:val="41"/>
+  <w:num w:numId="69" w16cid:durableId="1864395814">
+    <w:abstractNumId w:val="33"/>
   </w:num>
-  <w:num w:numId="56" w16cid:durableId="692263003">
-    <w:abstractNumId w:val="8"/>
+  <w:num w:numId="70" w16cid:durableId="244192512">
+    <w:abstractNumId w:val="50"/>
   </w:num>
-  <w:num w:numId="57" w16cid:durableId="1234848424">
-    <w:abstractNumId w:val="32"/>
-  </w:num>
-  <w:num w:numId="58" w16cid:durableId="2071734659">
-    <w:abstractNumId w:val="35"/>
-  </w:num>
-  <w:num w:numId="59" w16cid:durableId="287055957">
-    <w:abstractNumId w:val="6"/>
-  </w:num>
-  <w:num w:numId="60" w16cid:durableId="164593283">
-    <w:abstractNumId w:val="38"/>
-  </w:num>
-  <w:num w:numId="61" w16cid:durableId="19208934">
-    <w:abstractNumId w:val="16"/>
+  <w:num w:numId="71" w16cid:durableId="2124574854">
+    <w:abstractNumId w:val="17"/>
   </w:num>
   <w:numIdMacAtCleanup w:val="8"/>
 </w:numbering>

--- a/ВКР, отчет/ВКР, пояснительная записка.docx
+++ b/ВКР, отчет/ВКР, пояснительная записка.docx
@@ -3300,7 +3300,7 @@
       <w:r>
         <w:fldChar w:fldCharType="separate"/>
       </w:r>
-      <w:hyperlink w:anchor="_Toc229402844" w:history="1">
+      <w:hyperlink w:anchor="_Toc229410523" w:history="1">
         <w:r>
           <w:rPr>
             <w:rStyle w:val="ad"/>
@@ -3344,7 +3344,7 @@
             <w:noProof/>
             <w:webHidden/>
           </w:rPr>
-          <w:instrText xml:space="preserve"> PAGEREF _Toc229402844 \h </w:instrText>
+          <w:instrText xml:space="preserve"> PAGEREF _Toc229410523 \h </w:instrText>
         </w:r>
         <w:r>
           <w:rPr>
@@ -3386,7 +3386,7 @@
           <w14:ligatures w14:val="standardContextual"/>
         </w:rPr>
       </w:pPr>
-      <w:hyperlink w:anchor="_Toc229402845" w:history="1">
+      <w:hyperlink w:anchor="_Toc229410524" w:history="1">
         <w:r>
           <w:rPr>
             <w:rStyle w:val="ad"/>
@@ -3430,7 +3430,7 @@
             <w:noProof/>
             <w:webHidden/>
           </w:rPr>
-          <w:instrText xml:space="preserve"> PAGEREF _Toc229402845 \h </w:instrText>
+          <w:instrText xml:space="preserve"> PAGEREF _Toc229410524 \h </w:instrText>
         </w:r>
         <w:r>
           <w:rPr>
@@ -3472,7 +3472,7 @@
           <w14:ligatures w14:val="standardContextual"/>
         </w:rPr>
       </w:pPr>
-      <w:hyperlink w:anchor="_Toc229402846" w:history="1">
+      <w:hyperlink w:anchor="_Toc229410525" w:history="1">
         <w:r>
           <w:rPr>
             <w:rStyle w:val="ad"/>
@@ -3516,7 +3516,7 @@
             <w:noProof/>
             <w:webHidden/>
           </w:rPr>
-          <w:instrText xml:space="preserve"> PAGEREF _Toc229402846 \h </w:instrText>
+          <w:instrText xml:space="preserve"> PAGEREF _Toc229410525 \h </w:instrText>
         </w:r>
         <w:r>
           <w:rPr>
@@ -3562,7 +3562,7 @@
           <w14:ligatures w14:val="standardContextual"/>
         </w:rPr>
       </w:pPr>
-      <w:hyperlink w:anchor="_Toc229402847" w:history="1">
+      <w:hyperlink w:anchor="_Toc229410526" w:history="1">
         <w:r>
           <w:rPr>
             <w:rStyle w:val="ad"/>
@@ -3606,7 +3606,7 @@
             <w:noProof/>
             <w:webHidden/>
           </w:rPr>
-          <w:instrText xml:space="preserve"> PAGEREF _Toc229402847 \h </w:instrText>
+          <w:instrText xml:space="preserve"> PAGEREF _Toc229410526 \h </w:instrText>
         </w:r>
         <w:r>
           <w:rPr>
@@ -3652,7 +3652,7 @@
           <w14:ligatures w14:val="standardContextual"/>
         </w:rPr>
       </w:pPr>
-      <w:hyperlink w:anchor="_Toc229402848" w:history="1">
+      <w:hyperlink w:anchor="_Toc229410527" w:history="1">
         <w:r>
           <w:rPr>
             <w:rStyle w:val="ad"/>
@@ -3696,7 +3696,7 @@
             <w:noProof/>
             <w:webHidden/>
           </w:rPr>
-          <w:instrText xml:space="preserve"> PAGEREF _Toc229402848 \h </w:instrText>
+          <w:instrText xml:space="preserve"> PAGEREF _Toc229410527 \h </w:instrText>
         </w:r>
         <w:r>
           <w:rPr>
@@ -3716,7 +3716,7 @@
             <w:noProof/>
             <w:webHidden/>
           </w:rPr>
-          <w:t>14</w:t>
+          <w:t>8</w:t>
         </w:r>
         <w:r>
           <w:rPr>
@@ -3742,7 +3742,7 @@
           <w14:ligatures w14:val="standardContextual"/>
         </w:rPr>
       </w:pPr>
-      <w:hyperlink w:anchor="_Toc229402849" w:history="1">
+      <w:hyperlink w:anchor="_Toc229410528" w:history="1">
         <w:r>
           <w:rPr>
             <w:rStyle w:val="ad"/>
@@ -3786,7 +3786,7 @@
             <w:noProof/>
             <w:webHidden/>
           </w:rPr>
-          <w:instrText xml:space="preserve"> PAGEREF _Toc229402849 \h </w:instrText>
+          <w:instrText xml:space="preserve"> PAGEREF _Toc229410528 \h </w:instrText>
         </w:r>
         <w:r>
           <w:rPr>
@@ -3806,7 +3806,7 @@
             <w:noProof/>
             <w:webHidden/>
           </w:rPr>
-          <w:t>19</w:t>
+          <w:t>8</w:t>
         </w:r>
         <w:r>
           <w:rPr>
@@ -3832,7 +3832,7 @@
           <w14:ligatures w14:val="standardContextual"/>
         </w:rPr>
       </w:pPr>
-      <w:hyperlink w:anchor="_Toc229402850" w:history="1">
+      <w:hyperlink w:anchor="_Toc229410529" w:history="1">
         <w:r>
           <w:rPr>
             <w:rStyle w:val="ad"/>
@@ -3876,7 +3876,7 @@
             <w:noProof/>
             <w:webHidden/>
           </w:rPr>
-          <w:instrText xml:space="preserve"> PAGEREF _Toc229402850 \h </w:instrText>
+          <w:instrText xml:space="preserve"> PAGEREF _Toc229410529 \h </w:instrText>
         </w:r>
         <w:r>
           <w:rPr>
@@ -3896,7 +3896,7 @@
             <w:noProof/>
             <w:webHidden/>
           </w:rPr>
-          <w:t>19</w:t>
+          <w:t>8</w:t>
         </w:r>
         <w:r>
           <w:rPr>
@@ -3918,7 +3918,7 @@
           <w14:ligatures w14:val="standardContextual"/>
         </w:rPr>
       </w:pPr>
-      <w:hyperlink w:anchor="_Toc229402851" w:history="1">
+      <w:hyperlink w:anchor="_Toc229410530" w:history="1">
         <w:r>
           <w:rPr>
             <w:rStyle w:val="ad"/>
@@ -3962,7 +3962,7 @@
             <w:noProof/>
             <w:webHidden/>
           </w:rPr>
-          <w:instrText xml:space="preserve"> PAGEREF _Toc229402851 \h </w:instrText>
+          <w:instrText xml:space="preserve"> PAGEREF _Toc229410530 \h </w:instrText>
         </w:r>
         <w:r>
           <w:rPr>
@@ -3982,7 +3982,7 @@
             <w:noProof/>
             <w:webHidden/>
           </w:rPr>
-          <w:t>20</w:t>
+          <w:t>9</w:t>
         </w:r>
         <w:r>
           <w:rPr>
@@ -4008,7 +4008,7 @@
           <w14:ligatures w14:val="standardContextual"/>
         </w:rPr>
       </w:pPr>
-      <w:hyperlink w:anchor="_Toc229402852" w:history="1">
+      <w:hyperlink w:anchor="_Toc229410531" w:history="1">
         <w:r>
           <w:rPr>
             <w:rStyle w:val="ad"/>
@@ -4052,7 +4052,7 @@
             <w:noProof/>
             <w:webHidden/>
           </w:rPr>
-          <w:instrText xml:space="preserve"> PAGEREF _Toc229402852 \h </w:instrText>
+          <w:instrText xml:space="preserve"> PAGEREF _Toc229410531 \h </w:instrText>
         </w:r>
         <w:r>
           <w:rPr>
@@ -4072,7 +4072,7 @@
             <w:noProof/>
             <w:webHidden/>
           </w:rPr>
-          <w:t>20</w:t>
+          <w:t>9</w:t>
         </w:r>
         <w:r>
           <w:rPr>
@@ -4098,7 +4098,7 @@
           <w14:ligatures w14:val="standardContextual"/>
         </w:rPr>
       </w:pPr>
-      <w:hyperlink w:anchor="_Toc229402853" w:history="1">
+      <w:hyperlink w:anchor="_Toc229410532" w:history="1">
         <w:r>
           <w:rPr>
             <w:rStyle w:val="ad"/>
@@ -4142,7 +4142,7 @@
             <w:noProof/>
             <w:webHidden/>
           </w:rPr>
-          <w:instrText xml:space="preserve"> PAGEREF _Toc229402853 \h </w:instrText>
+          <w:instrText xml:space="preserve"> PAGEREF _Toc229410532 \h </w:instrText>
         </w:r>
         <w:r>
           <w:rPr>
@@ -4162,7 +4162,7 @@
             <w:noProof/>
             <w:webHidden/>
           </w:rPr>
-          <w:t>20</w:t>
+          <w:t>9</w:t>
         </w:r>
         <w:r>
           <w:rPr>
@@ -4188,7 +4188,7 @@
           <w14:ligatures w14:val="standardContextual"/>
         </w:rPr>
       </w:pPr>
-      <w:hyperlink w:anchor="_Toc229402854" w:history="1">
+      <w:hyperlink w:anchor="_Toc229410533" w:history="1">
         <w:r>
           <w:rPr>
             <w:rStyle w:val="ad"/>
@@ -4232,7 +4232,7 @@
             <w:noProof/>
             <w:webHidden/>
           </w:rPr>
-          <w:instrText xml:space="preserve"> PAGEREF _Toc229402854 \h </w:instrText>
+          <w:instrText xml:space="preserve"> PAGEREF _Toc229410533 \h </w:instrText>
         </w:r>
         <w:r>
           <w:rPr>
@@ -4252,7 +4252,7 @@
             <w:noProof/>
             <w:webHidden/>
           </w:rPr>
-          <w:t>20</w:t>
+          <w:t>9</w:t>
         </w:r>
         <w:r>
           <w:rPr>
@@ -4278,7 +4278,7 @@
           <w14:ligatures w14:val="standardContextual"/>
         </w:rPr>
       </w:pPr>
-      <w:hyperlink w:anchor="_Toc229402855" w:history="1">
+      <w:hyperlink w:anchor="_Toc229410534" w:history="1">
         <w:r>
           <w:rPr>
             <w:rStyle w:val="ad"/>
@@ -4322,7 +4322,7 @@
             <w:noProof/>
             <w:webHidden/>
           </w:rPr>
-          <w:instrText xml:space="preserve"> PAGEREF _Toc229402855 \h </w:instrText>
+          <w:instrText xml:space="preserve"> PAGEREF _Toc229410534 \h </w:instrText>
         </w:r>
         <w:r>
           <w:rPr>
@@ -4342,7 +4342,7 @@
             <w:noProof/>
             <w:webHidden/>
           </w:rPr>
-          <w:t>20</w:t>
+          <w:t>9</w:t>
         </w:r>
         <w:r>
           <w:rPr>
@@ -4368,7 +4368,7 @@
           <w14:ligatures w14:val="standardContextual"/>
         </w:rPr>
       </w:pPr>
-      <w:hyperlink w:anchor="_Toc229402856" w:history="1">
+      <w:hyperlink w:anchor="_Toc229410535" w:history="1">
         <w:r>
           <w:rPr>
             <w:rStyle w:val="ad"/>
@@ -4412,7 +4412,7 @@
             <w:noProof/>
             <w:webHidden/>
           </w:rPr>
-          <w:instrText xml:space="preserve"> PAGEREF _Toc229402856 \h </w:instrText>
+          <w:instrText xml:space="preserve"> PAGEREF _Toc229410535 \h </w:instrText>
         </w:r>
         <w:r>
           <w:rPr>
@@ -4432,7 +4432,7 @@
             <w:noProof/>
             <w:webHidden/>
           </w:rPr>
-          <w:t>20</w:t>
+          <w:t>9</w:t>
         </w:r>
         <w:r>
           <w:rPr>
@@ -4454,7 +4454,7 @@
           <w14:ligatures w14:val="standardContextual"/>
         </w:rPr>
       </w:pPr>
-      <w:hyperlink w:anchor="_Toc229402857" w:history="1">
+      <w:hyperlink w:anchor="_Toc229410536" w:history="1">
         <w:r>
           <w:rPr>
             <w:rStyle w:val="ad"/>
@@ -4498,7 +4498,7 @@
             <w:noProof/>
             <w:webHidden/>
           </w:rPr>
-          <w:instrText xml:space="preserve"> PAGEREF _Toc229402857 \h </w:instrText>
+          <w:instrText xml:space="preserve"> PAGEREF _Toc229410536 \h </w:instrText>
         </w:r>
         <w:r>
           <w:rPr>
@@ -4518,7 +4518,7 @@
             <w:noProof/>
             <w:webHidden/>
           </w:rPr>
-          <w:t>21</w:t>
+          <w:t>10</w:t>
         </w:r>
         <w:r>
           <w:rPr>
@@ -4540,7 +4540,7 @@
           <w14:ligatures w14:val="standardContextual"/>
         </w:rPr>
       </w:pPr>
-      <w:hyperlink w:anchor="_Toc229402858" w:history="1">
+      <w:hyperlink w:anchor="_Toc229410537" w:history="1">
         <w:r>
           <w:rPr>
             <w:rStyle w:val="ad"/>
@@ -4584,7 +4584,7 @@
             <w:noProof/>
             <w:webHidden/>
           </w:rPr>
-          <w:instrText xml:space="preserve"> PAGEREF _Toc229402858 \h </w:instrText>
+          <w:instrText xml:space="preserve"> PAGEREF _Toc229410537 \h </w:instrText>
         </w:r>
         <w:r>
           <w:rPr>
@@ -4604,7 +4604,7 @@
             <w:noProof/>
             <w:webHidden/>
           </w:rPr>
-          <w:t>22</w:t>
+          <w:t>11</w:t>
         </w:r>
         <w:r>
           <w:rPr>
@@ -4630,7 +4630,7 @@
           <w14:ligatures w14:val="standardContextual"/>
         </w:rPr>
       </w:pPr>
-      <w:hyperlink w:anchor="_Toc229402859" w:history="1">
+      <w:hyperlink w:anchor="_Toc229410538" w:history="1">
         <w:r>
           <w:rPr>
             <w:rStyle w:val="ad"/>
@@ -4674,7 +4674,7 @@
             <w:noProof/>
             <w:webHidden/>
           </w:rPr>
-          <w:instrText xml:space="preserve"> PAGEREF _Toc229402859 \h </w:instrText>
+          <w:instrText xml:space="preserve"> PAGEREF _Toc229410538 \h </w:instrText>
         </w:r>
         <w:r>
           <w:rPr>
@@ -4694,7 +4694,7 @@
             <w:noProof/>
             <w:webHidden/>
           </w:rPr>
-          <w:t>22</w:t>
+          <w:t>11</w:t>
         </w:r>
         <w:r>
           <w:rPr>
@@ -4720,7 +4720,7 @@
           <w14:ligatures w14:val="standardContextual"/>
         </w:rPr>
       </w:pPr>
-      <w:hyperlink w:anchor="_Toc229402860" w:history="1">
+      <w:hyperlink w:anchor="_Toc229410539" w:history="1">
         <w:r>
           <w:rPr>
             <w:rStyle w:val="ad"/>
@@ -4764,7 +4764,7 @@
             <w:noProof/>
             <w:webHidden/>
           </w:rPr>
-          <w:instrText xml:space="preserve"> PAGEREF _Toc229402860 \h </w:instrText>
+          <w:instrText xml:space="preserve"> PAGEREF _Toc229410539 \h </w:instrText>
         </w:r>
         <w:r>
           <w:rPr>
@@ -4784,7 +4784,7 @@
             <w:noProof/>
             <w:webHidden/>
           </w:rPr>
-          <w:t>22</w:t>
+          <w:t>11</w:t>
         </w:r>
         <w:r>
           <w:rPr>
@@ -4810,7 +4810,7 @@
           <w14:ligatures w14:val="standardContextual"/>
         </w:rPr>
       </w:pPr>
-      <w:hyperlink w:anchor="_Toc229402861" w:history="1">
+      <w:hyperlink w:anchor="_Toc229410540" w:history="1">
         <w:r>
           <w:rPr>
             <w:rStyle w:val="ad"/>
@@ -4854,7 +4854,7 @@
             <w:noProof/>
             <w:webHidden/>
           </w:rPr>
-          <w:instrText xml:space="preserve"> PAGEREF _Toc229402861 \h </w:instrText>
+          <w:instrText xml:space="preserve"> PAGEREF _Toc229410540 \h </w:instrText>
         </w:r>
         <w:r>
           <w:rPr>
@@ -4874,7 +4874,7 @@
             <w:noProof/>
             <w:webHidden/>
           </w:rPr>
-          <w:t>22</w:t>
+          <w:t>11</w:t>
         </w:r>
         <w:r>
           <w:rPr>
@@ -4900,7 +4900,7 @@
           <w14:ligatures w14:val="standardContextual"/>
         </w:rPr>
       </w:pPr>
-      <w:hyperlink w:anchor="_Toc229402862" w:history="1">
+      <w:hyperlink w:anchor="_Toc229410541" w:history="1">
         <w:r>
           <w:rPr>
             <w:rStyle w:val="ad"/>
@@ -4944,7 +4944,7 @@
             <w:noProof/>
             <w:webHidden/>
           </w:rPr>
-          <w:instrText xml:space="preserve"> PAGEREF _Toc229402862 \h </w:instrText>
+          <w:instrText xml:space="preserve"> PAGEREF _Toc229410541 \h </w:instrText>
         </w:r>
         <w:r>
           <w:rPr>
@@ -4964,7 +4964,7 @@
             <w:noProof/>
             <w:webHidden/>
           </w:rPr>
-          <w:t>22</w:t>
+          <w:t>11</w:t>
         </w:r>
         <w:r>
           <w:rPr>
@@ -4990,7 +4990,7 @@
           <w14:ligatures w14:val="standardContextual"/>
         </w:rPr>
       </w:pPr>
-      <w:hyperlink w:anchor="_Toc229402863" w:history="1">
+      <w:hyperlink w:anchor="_Toc229410542" w:history="1">
         <w:r>
           <w:rPr>
             <w:rStyle w:val="ad"/>
@@ -5034,7 +5034,7 @@
             <w:noProof/>
             <w:webHidden/>
           </w:rPr>
-          <w:instrText xml:space="preserve"> PAGEREF _Toc229402863 \h </w:instrText>
+          <w:instrText xml:space="preserve"> PAGEREF _Toc229410542 \h </w:instrText>
         </w:r>
         <w:r>
           <w:rPr>
@@ -5054,7 +5054,7 @@
             <w:noProof/>
             <w:webHidden/>
           </w:rPr>
-          <w:t>22</w:t>
+          <w:t>11</w:t>
         </w:r>
         <w:r>
           <w:rPr>
@@ -5076,7 +5076,7 @@
           <w14:ligatures w14:val="standardContextual"/>
         </w:rPr>
       </w:pPr>
-      <w:hyperlink w:anchor="_Toc229402864" w:history="1">
+      <w:hyperlink w:anchor="_Toc229410543" w:history="1">
         <w:r>
           <w:rPr>
             <w:rStyle w:val="ad"/>
@@ -5120,7 +5120,7 @@
             <w:noProof/>
             <w:webHidden/>
           </w:rPr>
-          <w:instrText xml:space="preserve"> PAGEREF _Toc229402864 \h </w:instrText>
+          <w:instrText xml:space="preserve"> PAGEREF _Toc229410543 \h </w:instrText>
         </w:r>
         <w:r>
           <w:rPr>
@@ -5140,7 +5140,7 @@
             <w:noProof/>
             <w:webHidden/>
           </w:rPr>
-          <w:t>23</w:t>
+          <w:t>12</w:t>
         </w:r>
         <w:r>
           <w:rPr>
@@ -5162,7 +5162,7 @@
           <w14:ligatures w14:val="standardContextual"/>
         </w:rPr>
       </w:pPr>
-      <w:hyperlink w:anchor="_Toc229402865" w:history="1">
+      <w:hyperlink w:anchor="_Toc229410544" w:history="1">
         <w:r>
           <w:rPr>
             <w:rStyle w:val="ad"/>
@@ -5207,7 +5207,7 @@
             <w:noProof/>
             <w:webHidden/>
           </w:rPr>
-          <w:instrText xml:space="preserve"> PAGEREF _Toc229402865 \h </w:instrText>
+          <w:instrText xml:space="preserve"> PAGEREF _Toc229410544 \h </w:instrText>
         </w:r>
         <w:r>
           <w:rPr>
@@ -5227,7 +5227,7 @@
             <w:noProof/>
             <w:webHidden/>
           </w:rPr>
-          <w:t>24</w:t>
+          <w:t>13</w:t>
         </w:r>
         <w:r>
           <w:rPr>
@@ -5249,7 +5249,7 @@
           <w14:ligatures w14:val="standardContextual"/>
         </w:rPr>
       </w:pPr>
-      <w:hyperlink w:anchor="_Toc229402866" w:history="1">
+      <w:hyperlink w:anchor="_Toc229410545" w:history="1">
         <w:r>
           <w:rPr>
             <w:rStyle w:val="ad"/>
@@ -5293,7 +5293,7 @@
             <w:noProof/>
             <w:webHidden/>
           </w:rPr>
-          <w:instrText xml:space="preserve"> PAGEREF _Toc229402866 \h </w:instrText>
+          <w:instrText xml:space="preserve"> PAGEREF _Toc229410545 \h </w:instrText>
         </w:r>
         <w:r>
           <w:rPr>
@@ -5313,7 +5313,7 @@
             <w:noProof/>
             <w:webHidden/>
           </w:rPr>
-          <w:t>27</w:t>
+          <w:t>16</w:t>
         </w:r>
         <w:r>
           <w:rPr>
@@ -5339,7 +5339,7 @@
           <w14:ligatures w14:val="standardContextual"/>
         </w:rPr>
       </w:pPr>
-      <w:hyperlink w:anchor="_Toc229402867" w:history="1">
+      <w:hyperlink w:anchor="_Toc229410546" w:history="1">
         <w:r>
           <w:rPr>
             <w:rStyle w:val="ad"/>
@@ -5383,7 +5383,7 @@
             <w:noProof/>
             <w:webHidden/>
           </w:rPr>
-          <w:instrText xml:space="preserve"> PAGEREF _Toc229402867 \h </w:instrText>
+          <w:instrText xml:space="preserve"> PAGEREF _Toc229410546 \h </w:instrText>
         </w:r>
         <w:r>
           <w:rPr>
@@ -5403,7 +5403,7 @@
             <w:noProof/>
             <w:webHidden/>
           </w:rPr>
-          <w:t>27</w:t>
+          <w:t>16</w:t>
         </w:r>
         <w:r>
           <w:rPr>
@@ -5429,7 +5429,7 @@
           <w14:ligatures w14:val="standardContextual"/>
         </w:rPr>
       </w:pPr>
-      <w:hyperlink w:anchor="_Toc229402868" w:history="1">
+      <w:hyperlink w:anchor="_Toc229410547" w:history="1">
         <w:r>
           <w:rPr>
             <w:rStyle w:val="ad"/>
@@ -5473,7 +5473,7 @@
             <w:noProof/>
             <w:webHidden/>
           </w:rPr>
-          <w:instrText xml:space="preserve"> PAGEREF _Toc229402868 \h </w:instrText>
+          <w:instrText xml:space="preserve"> PAGEREF _Toc229410547 \h </w:instrText>
         </w:r>
         <w:r>
           <w:rPr>
@@ -5493,7 +5493,7 @@
             <w:noProof/>
             <w:webHidden/>
           </w:rPr>
-          <w:t>27</w:t>
+          <w:t>16</w:t>
         </w:r>
         <w:r>
           <w:rPr>
@@ -5519,7 +5519,7 @@
           <w14:ligatures w14:val="standardContextual"/>
         </w:rPr>
       </w:pPr>
-      <w:hyperlink w:anchor="_Toc229402869" w:history="1">
+      <w:hyperlink w:anchor="_Toc229410548" w:history="1">
         <w:r>
           <w:rPr>
             <w:rStyle w:val="ad"/>
@@ -5564,7 +5564,7 @@
             <w:noProof/>
             <w:webHidden/>
           </w:rPr>
-          <w:instrText xml:space="preserve"> PAGEREF _Toc229402869 \h </w:instrText>
+          <w:instrText xml:space="preserve"> PAGEREF _Toc229410548 \h </w:instrText>
         </w:r>
         <w:r>
           <w:rPr>
@@ -5584,7 +5584,7 @@
             <w:noProof/>
             <w:webHidden/>
           </w:rPr>
-          <w:t>27</w:t>
+          <w:t>16</w:t>
         </w:r>
         <w:r>
           <w:rPr>
@@ -5610,7 +5610,7 @@
           <w14:ligatures w14:val="standardContextual"/>
         </w:rPr>
       </w:pPr>
-      <w:hyperlink w:anchor="_Toc229402870" w:history="1">
+      <w:hyperlink w:anchor="_Toc229410549" w:history="1">
         <w:r>
           <w:rPr>
             <w:rStyle w:val="ad"/>
@@ -5655,7 +5655,7 @@
             <w:noProof/>
             <w:webHidden/>
           </w:rPr>
-          <w:instrText xml:space="preserve"> PAGEREF _Toc229402870 \h </w:instrText>
+          <w:instrText xml:space="preserve"> PAGEREF _Toc229410549 \h </w:instrText>
         </w:r>
         <w:r>
           <w:rPr>
@@ -5675,7 +5675,7 @@
             <w:noProof/>
             <w:webHidden/>
           </w:rPr>
-          <w:t>27</w:t>
+          <w:t>16</w:t>
         </w:r>
         <w:r>
           <w:rPr>
@@ -5708,7 +5708,7 @@
       <w:pPr>
         <w:pStyle w:val="1"/>
       </w:pPr>
-      <w:bookmarkStart w:id="2" w:name="_Toc229402844"/>
+      <w:bookmarkStart w:id="2" w:name="_Toc229410523"/>
       <w:r>
         <w:lastRenderedPageBreak/>
         <w:t>Аннотация</w:t>
@@ -5722,7 +5722,7 @@
       <w:pPr>
         <w:pStyle w:val="1"/>
       </w:pPr>
-      <w:bookmarkStart w:id="3" w:name="_Toc229402845"/>
+      <w:bookmarkStart w:id="3" w:name="_Toc229410524"/>
       <w:r>
         <w:lastRenderedPageBreak/>
         <w:t>Введение</w:t>
@@ -6618,7 +6618,7 @@
       <w:pPr>
         <w:pStyle w:val="1"/>
       </w:pPr>
-      <w:bookmarkStart w:id="4" w:name="_Toc229402846"/>
+      <w:bookmarkStart w:id="4" w:name="_Toc229410525"/>
       <w:r>
         <w:lastRenderedPageBreak/>
         <w:t xml:space="preserve">Глава 1 – </w:t>
@@ -6632,7 +6632,7 @@
       <w:pPr>
         <w:pStyle w:val="2"/>
       </w:pPr>
-      <w:bookmarkStart w:id="5" w:name="_Toc229402847"/>
+      <w:bookmarkStart w:id="5" w:name="_Toc229410526"/>
       <w:r>
         <w:t>Анализ предметной области</w:t>
       </w:r>
@@ -9293,7 +9293,7 @@
       <w:pPr>
         <w:pStyle w:val="2"/>
       </w:pPr>
-      <w:bookmarkStart w:id="6" w:name="_Toc229402848"/>
+      <w:bookmarkStart w:id="6" w:name="_Toc229410527"/>
       <w:r>
         <w:t>Обзор существующих решений и программного обеспечения</w:t>
       </w:r>
@@ -11792,7 +11792,7 @@
       <w:pPr>
         <w:pStyle w:val="2"/>
       </w:pPr>
-      <w:bookmarkStart w:id="7" w:name="_Toc229402849"/>
+      <w:bookmarkStart w:id="7" w:name="_Toc229410528"/>
       <w:r>
         <w:t>Содержательная постановка задачи</w:t>
       </w:r>
@@ -11800,9 +11800,96 @@
     </w:p>
     <w:p>
       <w:pPr>
+        <w:pStyle w:val="a2"/>
+      </w:pPr>
+      <w:r>
+        <w:t xml:space="preserve">За много лет работы кафедры «Вычислительной математики и кибернетики» накоплены данные о </w:t>
+      </w:r>
+      <w:r>
+        <w:t xml:space="preserve">свыше 200 </w:t>
+      </w:r>
+      <w:r>
+        <w:t>различных никель-хромовых сплавах</w:t>
+      </w:r>
+      <w:r>
+        <w:t xml:space="preserve"> </w:t>
+      </w:r>
+      <w:r>
+        <w:t>[</w:t>
+      </w:r>
+      <w:r>
+        <w:rPr>
+          <w:highlight w:val="yellow"/>
+        </w:rPr>
+        <w:t>???</w:t>
+      </w:r>
+      <w:r>
+        <w:t>]</w:t>
+      </w:r>
+      <w:r>
+        <w:t>, а именно их составах и характеристиках, что позволяет построить научную модель для предсказывания характеристик композитов по их составам.</w:t>
+      </w:r>
+    </w:p>
+    <w:p>
+      <w:pPr>
+        <w:pStyle w:val="a2"/>
+      </w:pPr>
+      <w:r>
+        <w:t>Задачей выпускной квалификационной работы</w:t>
+      </w:r>
+      <w:r>
+        <w:t xml:space="preserve"> как раз и</w:t>
+      </w:r>
+      <w:r>
+        <w:t xml:space="preserve"> является </w:t>
+      </w:r>
+      <w:r>
+        <w:t>разработка математического и программного обеспечения для прогнозирования свойств медицинских композиционных материалов на основе химического состава с помощью методов машинного обучения и искусственных нейронных сетей, то есть системы, которая позволит исследователям из университетов и научных лабораторий выполнять предварительные исследования сплавов, а затем проводить реальные испытания только для таких образцов, которые получили хорошие оценки в программе.</w:t>
+      </w:r>
+    </w:p>
+    <w:p>
+      <w:pPr>
+        <w:pStyle w:val="a2"/>
+      </w:pPr>
+      <w:r>
+        <w:t>Результатами внедрения такого программного обеспечения станут:</w:t>
+      </w:r>
+    </w:p>
+    <w:p>
+      <w:pPr>
+        <w:pStyle w:val="a2"/>
+        <w:numPr>
+          <w:ilvl w:val="0"/>
+          <w:numId w:val="72"/>
+        </w:numPr>
+      </w:pPr>
+      <w:r>
+        <w:t>снижение финансовых расходов на проведение опытов путем сокращения их количества</w:t>
+      </w:r>
+      <w:r>
+        <w:t>;</w:t>
+      </w:r>
+    </w:p>
+    <w:p>
+      <w:pPr>
+        <w:pStyle w:val="a2"/>
+        <w:numPr>
+          <w:ilvl w:val="0"/>
+          <w:numId w:val="72"/>
+        </w:numPr>
+      </w:pPr>
+      <w:r>
+        <w:t>ускорение разработки и исследования новых композитов, так как больше не нужно будет проверять все возможные комбинации содержаний химических элементов в сплаве</w:t>
+      </w:r>
+      <w:r>
+        <w:t>.</w:t>
+      </w:r>
+    </w:p>
+    <w:p>
+      <w:pPr>
         <w:pStyle w:val="2"/>
       </w:pPr>
-      <w:bookmarkStart w:id="8" w:name="_Toc229402850"/>
+      <w:bookmarkStart w:id="8" w:name="_Toc229410529"/>
       <w:r>
         <w:t>Формальная постановка задачи</w:t>
       </w:r>
@@ -11812,7 +11899,7 @@
       <w:pPr>
         <w:pStyle w:val="1"/>
       </w:pPr>
-      <w:bookmarkStart w:id="9" w:name="_Toc229402851"/>
+      <w:bookmarkStart w:id="9" w:name="_Toc229410530"/>
       <w:r>
         <w:lastRenderedPageBreak/>
         <w:t xml:space="preserve">Глава 2 </w:t>
@@ -11829,7 +11916,7 @@
       <w:pPr>
         <w:pStyle w:val="2"/>
       </w:pPr>
-      <w:bookmarkStart w:id="10" w:name="_Toc229402852"/>
+      <w:bookmarkStart w:id="10" w:name="_Toc229410531"/>
       <w:r>
         <w:t>Метод 1</w:t>
       </w:r>
@@ -11839,7 +11926,7 @@
       <w:pPr>
         <w:pStyle w:val="2"/>
       </w:pPr>
-      <w:bookmarkStart w:id="11" w:name="_Toc229402853"/>
+      <w:bookmarkStart w:id="11" w:name="_Toc229410532"/>
       <w:r>
         <w:t>Метод 2</w:t>
       </w:r>
@@ -11849,7 +11936,7 @@
       <w:pPr>
         <w:pStyle w:val="2"/>
       </w:pPr>
-      <w:bookmarkStart w:id="12" w:name="_Toc229402854"/>
+      <w:bookmarkStart w:id="12" w:name="_Toc229410533"/>
       <w:r>
         <w:t>Метод 3</w:t>
       </w:r>
@@ -11859,7 +11946,7 @@
       <w:pPr>
         <w:pStyle w:val="2"/>
       </w:pPr>
-      <w:bookmarkStart w:id="13" w:name="_Toc229402855"/>
+      <w:bookmarkStart w:id="13" w:name="_Toc229410534"/>
       <w:r>
         <w:t>Сравнение методов</w:t>
       </w:r>
@@ -11869,7 +11956,7 @@
       <w:pPr>
         <w:pStyle w:val="2"/>
       </w:pPr>
-      <w:bookmarkStart w:id="14" w:name="_Toc229402856"/>
+      <w:bookmarkStart w:id="14" w:name="_Toc229410535"/>
       <w:r>
         <w:t>Выбор метода для реализации</w:t>
       </w:r>
@@ -11879,7 +11966,7 @@
       <w:pPr>
         <w:pStyle w:val="1"/>
       </w:pPr>
-      <w:bookmarkStart w:id="15" w:name="_Toc229402857"/>
+      <w:bookmarkStart w:id="15" w:name="_Toc229410536"/>
       <w:r>
         <w:lastRenderedPageBreak/>
         <w:t xml:space="preserve">Глава 3 </w:t>
@@ -11896,7 +11983,7 @@
       <w:pPr>
         <w:pStyle w:val="1"/>
       </w:pPr>
-      <w:bookmarkStart w:id="16" w:name="_Toc229402858"/>
+      <w:bookmarkStart w:id="16" w:name="_Toc229410537"/>
       <w:r>
         <w:lastRenderedPageBreak/>
         <w:t xml:space="preserve">Глава 4 </w:t>
@@ -11913,7 +12000,7 @@
       <w:pPr>
         <w:pStyle w:val="2"/>
       </w:pPr>
-      <w:bookmarkStart w:id="17" w:name="_Toc229402859"/>
+      <w:bookmarkStart w:id="17" w:name="_Toc229410538"/>
       <w:r>
         <w:t xml:space="preserve">Выбор </w:t>
       </w:r>
@@ -11929,7 +12016,7 @@
       <w:pPr>
         <w:pStyle w:val="2"/>
       </w:pPr>
-      <w:bookmarkStart w:id="18" w:name="_Toc229402860"/>
+      <w:bookmarkStart w:id="18" w:name="_Toc229410539"/>
       <w:r>
         <w:t>Описание структуры программного продукта</w:t>
       </w:r>
@@ -11939,7 +12026,7 @@
       <w:pPr>
         <w:pStyle w:val="2"/>
       </w:pPr>
-      <w:bookmarkStart w:id="19" w:name="_Toc229402861"/>
+      <w:bookmarkStart w:id="19" w:name="_Toc229410540"/>
       <w:r>
         <w:t>Описание интерфейса</w:t>
       </w:r>
@@ -11949,7 +12036,7 @@
       <w:pPr>
         <w:pStyle w:val="2"/>
       </w:pPr>
-      <w:bookmarkStart w:id="20" w:name="_Toc229402862"/>
+      <w:bookmarkStart w:id="20" w:name="_Toc229410541"/>
       <w:r>
         <w:t>Вычислительный эксперимент</w:t>
       </w:r>
@@ -11959,7 +12046,7 @@
       <w:pPr>
         <w:pStyle w:val="2"/>
       </w:pPr>
-      <w:bookmarkStart w:id="21" w:name="_Toc229402863"/>
+      <w:bookmarkStart w:id="21" w:name="_Toc229410542"/>
       <w:r>
         <w:t>Тестирование</w:t>
       </w:r>
@@ -11969,7 +12056,7 @@
       <w:pPr>
         <w:pStyle w:val="1"/>
       </w:pPr>
-      <w:bookmarkStart w:id="22" w:name="_Toc229402864"/>
+      <w:bookmarkStart w:id="22" w:name="_Toc229410543"/>
       <w:r>
         <w:lastRenderedPageBreak/>
         <w:t>Заключение</w:t>
@@ -11986,7 +12073,7 @@
           <w:lang w:val="en-US"/>
         </w:rPr>
       </w:pPr>
-      <w:bookmarkStart w:id="23" w:name="_Toc229402865"/>
+      <w:bookmarkStart w:id="23" w:name="_Toc229410544"/>
       <w:r>
         <w:lastRenderedPageBreak/>
         <w:t>Список литературы</w:t>
@@ -14535,7 +14622,7 @@
       <w:pPr>
         <w:pStyle w:val="1"/>
       </w:pPr>
-      <w:bookmarkStart w:id="53" w:name="_Toc229402866"/>
+      <w:bookmarkStart w:id="53" w:name="_Toc229410545"/>
       <w:r>
         <w:lastRenderedPageBreak/>
         <w:t>Приложения</w:t>
@@ -14546,7 +14633,7 @@
       <w:pPr>
         <w:pStyle w:val="2"/>
       </w:pPr>
-      <w:bookmarkStart w:id="54" w:name="_Toc229402867"/>
+      <w:bookmarkStart w:id="54" w:name="_Toc229410546"/>
       <w:r>
         <w:t>Техническое задание</w:t>
       </w:r>
@@ -14559,7 +14646,7 @@
       <w:pPr>
         <w:pStyle w:val="2"/>
       </w:pPr>
-      <w:bookmarkStart w:id="55" w:name="_Toc229402868"/>
+      <w:bookmarkStart w:id="55" w:name="_Toc229410547"/>
       <w:r>
         <w:t>Руководство программиста</w:t>
       </w:r>
@@ -14572,7 +14659,7 @@
           <w:lang w:val="en-US"/>
         </w:rPr>
       </w:pPr>
-      <w:bookmarkStart w:id="56" w:name="_Toc229402869"/>
+      <w:bookmarkStart w:id="56" w:name="_Toc229410548"/>
       <w:r>
         <w:t>Руководство пользователя</w:t>
       </w:r>
@@ -14585,7 +14672,7 @@
           <w:lang w:val="en-US"/>
         </w:rPr>
       </w:pPr>
-      <w:bookmarkStart w:id="57" w:name="_Toc229402870"/>
+      <w:bookmarkStart w:id="57" w:name="_Toc229410549"/>
       <w:r>
         <w:t>Материалы выпускной квалификационной работы</w:t>
       </w:r>
@@ -23738,6 +23825,119 @@
     </w:lvl>
   </w:abstractNum>
   <w:abstractNum w:abstractNumId="44" w15:restartNumberingAfterBreak="0">
+    <w:nsid w:val="3A7F6156"/>
+    <w:multiLevelType w:val="hybridMultilevel"/>
+    <w:tmpl w:val="B11C2636"/>
+    <w:lvl w:ilvl="0" w:tplc="04190001">
+      <w:start w:val="1"/>
+      <w:numFmt w:val="bullet"/>
+      <w:lvlText w:val=""/>
+      <w:lvlJc w:val="left"/>
+      <w:pPr>
+        <w:ind w:left="1429" w:hanging="360"/>
+      </w:pPr>
+      <w:rPr>
+        <w:rFonts w:ascii="Symbol" w:hAnsi="Symbol" w:hint="default"/>
+      </w:rPr>
+    </w:lvl>
+    <w:lvl w:ilvl="1" w:tplc="04190003" w:tentative="1">
+      <w:start w:val="1"/>
+      <w:numFmt w:val="bullet"/>
+      <w:lvlText w:val="o"/>
+      <w:lvlJc w:val="left"/>
+      <w:pPr>
+        <w:ind w:left="2149" w:hanging="360"/>
+      </w:pPr>
+      <w:rPr>
+        <w:rFonts w:ascii="Courier New" w:hAnsi="Courier New" w:cs="Courier New" w:hint="default"/>
+      </w:rPr>
+    </w:lvl>
+    <w:lvl w:ilvl="2" w:tplc="04190005" w:tentative="1">
+      <w:start w:val="1"/>
+      <w:numFmt w:val="bullet"/>
+      <w:lvlText w:val=""/>
+      <w:lvlJc w:val="left"/>
+      <w:pPr>
+        <w:ind w:left="2869" w:hanging="360"/>
+      </w:pPr>
+      <w:rPr>
+        <w:rFonts w:ascii="Wingdings" w:hAnsi="Wingdings" w:hint="default"/>
+      </w:rPr>
+    </w:lvl>
+    <w:lvl w:ilvl="3" w:tplc="04190001" w:tentative="1">
+      <w:start w:val="1"/>
+      <w:numFmt w:val="bullet"/>
+      <w:lvlText w:val=""/>
+      <w:lvlJc w:val="left"/>
+      <w:pPr>
+        <w:ind w:left="3589" w:hanging="360"/>
+      </w:pPr>
+      <w:rPr>
+        <w:rFonts w:ascii="Symbol" w:hAnsi="Symbol" w:hint="default"/>
+      </w:rPr>
+    </w:lvl>
+    <w:lvl w:ilvl="4" w:tplc="04190003" w:tentative="1">
+      <w:start w:val="1"/>
+      <w:numFmt w:val="bullet"/>
+      <w:lvlText w:val="o"/>
+      <w:lvlJc w:val="left"/>
+      <w:pPr>
+        <w:ind w:left="4309" w:hanging="360"/>
+      </w:pPr>
+      <w:rPr>
+        <w:rFonts w:ascii="Courier New" w:hAnsi="Courier New" w:cs="Courier New" w:hint="default"/>
+      </w:rPr>
+    </w:lvl>
+    <w:lvl w:ilvl="5" w:tplc="04190005" w:tentative="1">
+      <w:start w:val="1"/>
+      <w:numFmt w:val="bullet"/>
+      <w:lvlText w:val=""/>
+      <w:lvlJc w:val="left"/>
+      <w:pPr>
+        <w:ind w:left="5029" w:hanging="360"/>
+      </w:pPr>
+      <w:rPr>
+        <w:rFonts w:ascii="Wingdings" w:hAnsi="Wingdings" w:hint="default"/>
+      </w:rPr>
+    </w:lvl>
+    <w:lvl w:ilvl="6" w:tplc="04190001" w:tentative="1">
+      <w:start w:val="1"/>
+      <w:numFmt w:val="bullet"/>
+      <w:lvlText w:val=""/>
+      <w:lvlJc w:val="left"/>
+      <w:pPr>
+        <w:ind w:left="5749" w:hanging="360"/>
+      </w:pPr>
+      <w:rPr>
+        <w:rFonts w:ascii="Symbol" w:hAnsi="Symbol" w:hint="default"/>
+      </w:rPr>
+    </w:lvl>
+    <w:lvl w:ilvl="7" w:tplc="04190003" w:tentative="1">
+      <w:start w:val="1"/>
+      <w:numFmt w:val="bullet"/>
+      <w:lvlText w:val="o"/>
+      <w:lvlJc w:val="left"/>
+      <w:pPr>
+        <w:ind w:left="6469" w:hanging="360"/>
+      </w:pPr>
+      <w:rPr>
+        <w:rFonts w:ascii="Courier New" w:hAnsi="Courier New" w:cs="Courier New" w:hint="default"/>
+      </w:rPr>
+    </w:lvl>
+    <w:lvl w:ilvl="8" w:tplc="04190005" w:tentative="1">
+      <w:start w:val="1"/>
+      <w:numFmt w:val="bullet"/>
+      <w:lvlText w:val=""/>
+      <w:lvlJc w:val="left"/>
+      <w:pPr>
+        <w:ind w:left="7189" w:hanging="360"/>
+      </w:pPr>
+      <w:rPr>
+        <w:rFonts w:ascii="Wingdings" w:hAnsi="Wingdings" w:hint="default"/>
+      </w:rPr>
+    </w:lvl>
+  </w:abstractNum>
+  <w:abstractNum w:abstractNumId="45" w15:restartNumberingAfterBreak="0">
     <w:nsid w:val="3FED18ED"/>
     <w:multiLevelType w:val="hybridMultilevel"/>
     <w:tmpl w:val="A394043C"/>
@@ -23850,7 +24050,7 @@
       </w:rPr>
     </w:lvl>
   </w:abstractNum>
-  <w:abstractNum w:abstractNumId="45" w15:restartNumberingAfterBreak="0">
+  <w:abstractNum w:abstractNumId="46" w15:restartNumberingAfterBreak="0">
     <w:nsid w:val="421979B5"/>
     <w:multiLevelType w:val="hybridMultilevel"/>
     <w:tmpl w:val="B584385E"/>
@@ -23936,7 +24136,7 @@
       </w:pPr>
     </w:lvl>
   </w:abstractNum>
-  <w:abstractNum w:abstractNumId="46" w15:restartNumberingAfterBreak="0">
+  <w:abstractNum w:abstractNumId="47" w15:restartNumberingAfterBreak="0">
     <w:nsid w:val="44C32613"/>
     <w:multiLevelType w:val="hybridMultilevel"/>
     <w:tmpl w:val="CDD2A1E8"/>
@@ -24025,7 +24225,7 @@
       </w:pPr>
     </w:lvl>
   </w:abstractNum>
-  <w:abstractNum w:abstractNumId="47" w15:restartNumberingAfterBreak="0">
+  <w:abstractNum w:abstractNumId="48" w15:restartNumberingAfterBreak="0">
     <w:nsid w:val="451324CB"/>
     <w:multiLevelType w:val="hybridMultilevel"/>
     <w:tmpl w:val="7D8CC2B8"/>
@@ -24111,7 +24311,7 @@
       </w:pPr>
     </w:lvl>
   </w:abstractNum>
-  <w:abstractNum w:abstractNumId="48" w15:restartNumberingAfterBreak="0">
+  <w:abstractNum w:abstractNumId="49" w15:restartNumberingAfterBreak="0">
     <w:nsid w:val="47A66418"/>
     <w:multiLevelType w:val="hybridMultilevel"/>
     <w:tmpl w:val="7402FB3C"/>
@@ -24224,7 +24424,7 @@
       </w:rPr>
     </w:lvl>
   </w:abstractNum>
-  <w:abstractNum w:abstractNumId="49" w15:restartNumberingAfterBreak="0">
+  <w:abstractNum w:abstractNumId="50" w15:restartNumberingAfterBreak="0">
     <w:nsid w:val="49CB3A3B"/>
     <w:multiLevelType w:val="hybridMultilevel"/>
     <w:tmpl w:val="4828A35C"/>
@@ -24316,7 +24516,7 @@
       </w:pPr>
     </w:lvl>
   </w:abstractNum>
-  <w:abstractNum w:abstractNumId="50" w15:restartNumberingAfterBreak="0">
+  <w:abstractNum w:abstractNumId="51" w15:restartNumberingAfterBreak="0">
     <w:nsid w:val="4BD73B68"/>
     <w:multiLevelType w:val="hybridMultilevel"/>
     <w:tmpl w:val="8EFA7818"/>
@@ -24429,7 +24629,7 @@
       </w:rPr>
     </w:lvl>
   </w:abstractNum>
-  <w:abstractNum w:abstractNumId="51" w15:restartNumberingAfterBreak="0">
+  <w:abstractNum w:abstractNumId="52" w15:restartNumberingAfterBreak="0">
     <w:nsid w:val="4D64397C"/>
     <w:multiLevelType w:val="hybridMultilevel"/>
     <w:tmpl w:val="54106522"/>
@@ -24518,7 +24718,7 @@
       </w:pPr>
     </w:lvl>
   </w:abstractNum>
-  <w:abstractNum w:abstractNumId="52" w15:restartNumberingAfterBreak="0">
+  <w:abstractNum w:abstractNumId="53" w15:restartNumberingAfterBreak="0">
     <w:nsid w:val="4E696ABB"/>
     <w:multiLevelType w:val="hybridMultilevel"/>
     <w:tmpl w:val="CA142070"/>
@@ -24631,7 +24831,7 @@
       </w:rPr>
     </w:lvl>
   </w:abstractNum>
-  <w:abstractNum w:abstractNumId="53" w15:restartNumberingAfterBreak="0">
+  <w:abstractNum w:abstractNumId="54" w15:restartNumberingAfterBreak="0">
     <w:nsid w:val="55100895"/>
     <w:multiLevelType w:val="hybridMultilevel"/>
     <w:tmpl w:val="F288CF44"/>
@@ -24744,7 +24944,7 @@
       </w:rPr>
     </w:lvl>
   </w:abstractNum>
-  <w:abstractNum w:abstractNumId="54" w15:restartNumberingAfterBreak="0">
+  <w:abstractNum w:abstractNumId="55" w15:restartNumberingAfterBreak="0">
     <w:nsid w:val="581C707C"/>
     <w:multiLevelType w:val="hybridMultilevel"/>
     <w:tmpl w:val="2BCCB74E"/>
@@ -24857,7 +25057,7 @@
       </w:rPr>
     </w:lvl>
   </w:abstractNum>
-  <w:abstractNum w:abstractNumId="55" w15:restartNumberingAfterBreak="0">
+  <w:abstractNum w:abstractNumId="56" w15:restartNumberingAfterBreak="0">
     <w:nsid w:val="5A6F1C9B"/>
     <w:multiLevelType w:val="hybridMultilevel"/>
     <w:tmpl w:val="949212DA"/>
@@ -24946,7 +25146,7 @@
       </w:pPr>
     </w:lvl>
   </w:abstractNum>
-  <w:abstractNum w:abstractNumId="56" w15:restartNumberingAfterBreak="0">
+  <w:abstractNum w:abstractNumId="57" w15:restartNumberingAfterBreak="0">
     <w:nsid w:val="5ABC380D"/>
     <w:multiLevelType w:val="hybridMultilevel"/>
     <w:tmpl w:val="1F6AA284"/>
@@ -25032,7 +25232,7 @@
       </w:pPr>
     </w:lvl>
   </w:abstractNum>
-  <w:abstractNum w:abstractNumId="57" w15:restartNumberingAfterBreak="0">
+  <w:abstractNum w:abstractNumId="58" w15:restartNumberingAfterBreak="0">
     <w:nsid w:val="5EB4769B"/>
     <w:multiLevelType w:val="multilevel"/>
     <w:tmpl w:val="B8C6F292"/>
@@ -25145,7 +25345,7 @@
       </w:pPr>
     </w:lvl>
   </w:abstractNum>
-  <w:abstractNum w:abstractNumId="58" w15:restartNumberingAfterBreak="0">
+  <w:abstractNum w:abstractNumId="59" w15:restartNumberingAfterBreak="0">
     <w:nsid w:val="6036541E"/>
     <w:multiLevelType w:val="hybridMultilevel"/>
     <w:tmpl w:val="9EB2AF78"/>
@@ -25231,7 +25431,7 @@
       </w:pPr>
     </w:lvl>
   </w:abstractNum>
-  <w:abstractNum w:abstractNumId="59" w15:restartNumberingAfterBreak="0">
+  <w:abstractNum w:abstractNumId="60" w15:restartNumberingAfterBreak="0">
     <w:nsid w:val="60672888"/>
     <w:multiLevelType w:val="hybridMultilevel"/>
     <w:tmpl w:val="571672AE"/>
@@ -25344,7 +25544,7 @@
       </w:rPr>
     </w:lvl>
   </w:abstractNum>
-  <w:abstractNum w:abstractNumId="60" w15:restartNumberingAfterBreak="0">
+  <w:abstractNum w:abstractNumId="61" w15:restartNumberingAfterBreak="0">
     <w:nsid w:val="621A3FC4"/>
     <w:multiLevelType w:val="hybridMultilevel"/>
     <w:tmpl w:val="130C0822"/>
@@ -25457,7 +25657,7 @@
       </w:rPr>
     </w:lvl>
   </w:abstractNum>
-  <w:abstractNum w:abstractNumId="61" w15:restartNumberingAfterBreak="0">
+  <w:abstractNum w:abstractNumId="62" w15:restartNumberingAfterBreak="0">
     <w:nsid w:val="62F347BA"/>
     <w:multiLevelType w:val="hybridMultilevel"/>
     <w:tmpl w:val="C68A2B40"/>
@@ -25570,7 +25770,7 @@
       </w:rPr>
     </w:lvl>
   </w:abstractNum>
-  <w:abstractNum w:abstractNumId="62" w15:restartNumberingAfterBreak="0">
+  <w:abstractNum w:abstractNumId="63" w15:restartNumberingAfterBreak="0">
     <w:nsid w:val="66F33F3E"/>
     <w:multiLevelType w:val="hybridMultilevel"/>
     <w:tmpl w:val="E2EADE76"/>
@@ -25683,7 +25883,7 @@
       </w:rPr>
     </w:lvl>
   </w:abstractNum>
-  <w:abstractNum w:abstractNumId="63" w15:restartNumberingAfterBreak="0">
+  <w:abstractNum w:abstractNumId="64" w15:restartNumberingAfterBreak="0">
     <w:nsid w:val="6ED11E0F"/>
     <w:multiLevelType w:val="hybridMultilevel"/>
     <w:tmpl w:val="D160D2BC"/>
@@ -25796,7 +25996,7 @@
       </w:rPr>
     </w:lvl>
   </w:abstractNum>
-  <w:abstractNum w:abstractNumId="64" w15:restartNumberingAfterBreak="0">
+  <w:abstractNum w:abstractNumId="65" w15:restartNumberingAfterBreak="0">
     <w:nsid w:val="716D2EC8"/>
     <w:multiLevelType w:val="multilevel"/>
     <w:tmpl w:val="CE24CEFE"/>
@@ -25909,7 +26109,7 @@
       </w:pPr>
     </w:lvl>
   </w:abstractNum>
-  <w:abstractNum w:abstractNumId="65" w15:restartNumberingAfterBreak="0">
+  <w:abstractNum w:abstractNumId="66" w15:restartNumberingAfterBreak="0">
     <w:nsid w:val="7177277C"/>
     <w:multiLevelType w:val="hybridMultilevel"/>
     <w:tmpl w:val="E44CF796"/>
@@ -26022,7 +26222,7 @@
       </w:rPr>
     </w:lvl>
   </w:abstractNum>
-  <w:abstractNum w:abstractNumId="66" w15:restartNumberingAfterBreak="0">
+  <w:abstractNum w:abstractNumId="67" w15:restartNumberingAfterBreak="0">
     <w:nsid w:val="72684A8A"/>
     <w:multiLevelType w:val="hybridMultilevel"/>
     <w:tmpl w:val="CA2A22C2"/>
@@ -26108,7 +26308,7 @@
       </w:pPr>
     </w:lvl>
   </w:abstractNum>
-  <w:abstractNum w:abstractNumId="67" w15:restartNumberingAfterBreak="0">
+  <w:abstractNum w:abstractNumId="68" w15:restartNumberingAfterBreak="0">
     <w:nsid w:val="77EE3A6F"/>
     <w:multiLevelType w:val="hybridMultilevel"/>
     <w:tmpl w:val="C2DE5408"/>
@@ -26221,7 +26421,7 @@
       </w:rPr>
     </w:lvl>
   </w:abstractNum>
-  <w:abstractNum w:abstractNumId="68" w15:restartNumberingAfterBreak="0">
+  <w:abstractNum w:abstractNumId="69" w15:restartNumberingAfterBreak="0">
     <w:nsid w:val="791C7588"/>
     <w:multiLevelType w:val="hybridMultilevel"/>
     <w:tmpl w:val="548A86CE"/>
@@ -26307,7 +26507,7 @@
       </w:pPr>
     </w:lvl>
   </w:abstractNum>
-  <w:abstractNum w:abstractNumId="69" w15:restartNumberingAfterBreak="0">
+  <w:abstractNum w:abstractNumId="70" w15:restartNumberingAfterBreak="0">
     <w:nsid w:val="7BAE2761"/>
     <w:multiLevelType w:val="hybridMultilevel"/>
     <w:tmpl w:val="CCD2405C"/>
@@ -26420,7 +26620,7 @@
       </w:rPr>
     </w:lvl>
   </w:abstractNum>
-  <w:abstractNum w:abstractNumId="70" w15:restartNumberingAfterBreak="0">
+  <w:abstractNum w:abstractNumId="71" w15:restartNumberingAfterBreak="0">
     <w:nsid w:val="7F8E472E"/>
     <w:multiLevelType w:val="hybridMultilevel"/>
     <w:tmpl w:val="C28C279C"/>
@@ -26552,7 +26752,7 @@
     <w:abstractNumId w:val="15"/>
   </w:num>
   <w:num w:numId="7" w16cid:durableId="1725828929">
-    <w:abstractNumId w:val="63"/>
+    <w:abstractNumId w:val="64"/>
   </w:num>
   <w:num w:numId="8" w16cid:durableId="481654851">
     <w:abstractNumId w:val="18"/>
@@ -26570,34 +26770,34 @@
     <w:abstractNumId w:val="13"/>
   </w:num>
   <w:num w:numId="13" w16cid:durableId="2013952044">
-    <w:abstractNumId w:val="59"/>
+    <w:abstractNumId w:val="60"/>
   </w:num>
   <w:num w:numId="14" w16cid:durableId="1747876177">
     <w:abstractNumId w:val="12"/>
   </w:num>
   <w:num w:numId="15" w16cid:durableId="749233273">
-    <w:abstractNumId w:val="67"/>
+    <w:abstractNumId w:val="68"/>
   </w:num>
   <w:num w:numId="16" w16cid:durableId="887454516">
     <w:abstractNumId w:val="2"/>
   </w:num>
   <w:num w:numId="17" w16cid:durableId="1231503642">
-    <w:abstractNumId w:val="55"/>
+    <w:abstractNumId w:val="56"/>
   </w:num>
   <w:num w:numId="18" w16cid:durableId="395710979">
-    <w:abstractNumId w:val="60"/>
+    <w:abstractNumId w:val="61"/>
   </w:num>
   <w:num w:numId="19" w16cid:durableId="190461969">
     <w:abstractNumId w:val="32"/>
   </w:num>
   <w:num w:numId="20" w16cid:durableId="931082557">
-    <w:abstractNumId w:val="53"/>
+    <w:abstractNumId w:val="54"/>
   </w:num>
   <w:num w:numId="21" w16cid:durableId="987323603">
     <w:abstractNumId w:val="10"/>
   </w:num>
   <w:num w:numId="22" w16cid:durableId="1382904016">
-    <w:abstractNumId w:val="64"/>
+    <w:abstractNumId w:val="65"/>
   </w:num>
   <w:num w:numId="23" w16cid:durableId="1306161698">
     <w:abstractNumId w:val="23"/>
@@ -26606,7 +26806,7 @@
     <w:abstractNumId w:val="37"/>
   </w:num>
   <w:num w:numId="25" w16cid:durableId="1697807564">
-    <w:abstractNumId w:val="52"/>
+    <w:abstractNumId w:val="53"/>
   </w:num>
   <w:num w:numId="26" w16cid:durableId="1024869251">
     <w:abstractNumId w:val="24"/>
@@ -26621,22 +26821,22 @@
     <w:abstractNumId w:val="14"/>
   </w:num>
   <w:num w:numId="30" w16cid:durableId="1722941707">
-    <w:abstractNumId w:val="45"/>
+    <w:abstractNumId w:val="46"/>
   </w:num>
   <w:num w:numId="31" w16cid:durableId="753434394">
     <w:abstractNumId w:val="11"/>
   </w:num>
   <w:num w:numId="32" w16cid:durableId="2136677866">
-    <w:abstractNumId w:val="46"/>
+    <w:abstractNumId w:val="47"/>
   </w:num>
   <w:num w:numId="33" w16cid:durableId="438763715">
-    <w:abstractNumId w:val="68"/>
+    <w:abstractNumId w:val="69"/>
   </w:num>
   <w:num w:numId="34" w16cid:durableId="1117678977">
-    <w:abstractNumId w:val="58"/>
+    <w:abstractNumId w:val="59"/>
   </w:num>
   <w:num w:numId="35" w16cid:durableId="1419014154">
-    <w:abstractNumId w:val="56"/>
+    <w:abstractNumId w:val="57"/>
   </w:num>
   <w:num w:numId="36" w16cid:durableId="1769308093">
     <w:abstractNumId w:val="21"/>
@@ -26651,10 +26851,10 @@
     <w:abstractNumId w:val="26"/>
   </w:num>
   <w:num w:numId="40" w16cid:durableId="890968367">
-    <w:abstractNumId w:val="61"/>
+    <w:abstractNumId w:val="62"/>
   </w:num>
   <w:num w:numId="41" w16cid:durableId="1158493570">
-    <w:abstractNumId w:val="69"/>
+    <w:abstractNumId w:val="70"/>
   </w:num>
   <w:num w:numId="42" w16cid:durableId="328796573">
     <w:abstractNumId w:val="6"/>
@@ -26666,37 +26866,37 @@
     <w:abstractNumId w:val="25"/>
   </w:num>
   <w:num w:numId="45" w16cid:durableId="968823303">
-    <w:abstractNumId w:val="49"/>
+    <w:abstractNumId w:val="50"/>
   </w:num>
   <w:num w:numId="46" w16cid:durableId="613176815">
     <w:abstractNumId w:val="3"/>
   </w:num>
   <w:num w:numId="47" w16cid:durableId="335039495">
-    <w:abstractNumId w:val="65"/>
+    <w:abstractNumId w:val="66"/>
   </w:num>
   <w:num w:numId="48" w16cid:durableId="1793672282">
-    <w:abstractNumId w:val="66"/>
+    <w:abstractNumId w:val="67"/>
   </w:num>
   <w:num w:numId="49" w16cid:durableId="771780211">
     <w:abstractNumId w:val="5"/>
   </w:num>
   <w:num w:numId="50" w16cid:durableId="2003584732">
-    <w:abstractNumId w:val="51"/>
+    <w:abstractNumId w:val="52"/>
   </w:num>
   <w:num w:numId="51" w16cid:durableId="1260135726">
     <w:abstractNumId w:val="8"/>
   </w:num>
   <w:num w:numId="52" w16cid:durableId="1030884631">
-    <w:abstractNumId w:val="57"/>
+    <w:abstractNumId w:val="58"/>
   </w:num>
   <w:num w:numId="53" w16cid:durableId="276066899">
     <w:abstractNumId w:val="35"/>
   </w:num>
   <w:num w:numId="54" w16cid:durableId="1676376391">
-    <w:abstractNumId w:val="62"/>
+    <w:abstractNumId w:val="63"/>
   </w:num>
   <w:num w:numId="55" w16cid:durableId="1792673970">
-    <w:abstractNumId w:val="47"/>
+    <w:abstractNumId w:val="48"/>
   </w:num>
   <w:num w:numId="56" w16cid:durableId="692263003">
     <w:abstractNumId w:val="9"/>
@@ -26711,7 +26911,7 @@
     <w:abstractNumId w:val="7"/>
   </w:num>
   <w:num w:numId="60" w16cid:durableId="164593283">
-    <w:abstractNumId w:val="44"/>
+    <w:abstractNumId w:val="45"/>
   </w:num>
   <w:num w:numId="61" w16cid:durableId="19208934">
     <w:abstractNumId w:val="19"/>
@@ -26723,16 +26923,16 @@
     <w:abstractNumId w:val="16"/>
   </w:num>
   <w:num w:numId="64" w16cid:durableId="298540276">
-    <w:abstractNumId w:val="54"/>
+    <w:abstractNumId w:val="55"/>
   </w:num>
   <w:num w:numId="65" w16cid:durableId="347028166">
     <w:abstractNumId w:val="4"/>
   </w:num>
   <w:num w:numId="66" w16cid:durableId="617612713">
-    <w:abstractNumId w:val="48"/>
+    <w:abstractNumId w:val="49"/>
   </w:num>
   <w:num w:numId="67" w16cid:durableId="466823573">
-    <w:abstractNumId w:val="70"/>
+    <w:abstractNumId w:val="71"/>
   </w:num>
   <w:num w:numId="68" w16cid:durableId="975110791">
     <w:abstractNumId w:val="34"/>
@@ -26741,10 +26941,13 @@
     <w:abstractNumId w:val="33"/>
   </w:num>
   <w:num w:numId="70" w16cid:durableId="244192512">
-    <w:abstractNumId w:val="50"/>
+    <w:abstractNumId w:val="51"/>
   </w:num>
   <w:num w:numId="71" w16cid:durableId="2124574854">
     <w:abstractNumId w:val="17"/>
+  </w:num>
+  <w:num w:numId="72" w16cid:durableId="1303077645">
+    <w:abstractNumId w:val="44"/>
   </w:num>
   <w:numIdMacAtCleanup w:val="8"/>
 </w:numbering>

--- a/ВКР, отчет/ВКР, пояснительная записка.docx
+++ b/ВКР, отчет/ВКР, пояснительная записка.docx
@@ -3300,7 +3300,7 @@
       <w:r>
         <w:fldChar w:fldCharType="separate"/>
       </w:r>
-      <w:hyperlink w:anchor="_Toc229410523" w:history="1">
+      <w:hyperlink w:anchor="_Toc229503253" w:history="1">
         <w:r>
           <w:rPr>
             <w:rStyle w:val="ad"/>
@@ -3344,7 +3344,7 @@
             <w:noProof/>
             <w:webHidden/>
           </w:rPr>
-          <w:instrText xml:space="preserve"> PAGEREF _Toc229410523 \h </w:instrText>
+          <w:instrText xml:space="preserve"> PAGEREF _Toc229503253 \h </w:instrText>
         </w:r>
         <w:r>
           <w:rPr>
@@ -3386,7 +3386,7 @@
           <w14:ligatures w14:val="standardContextual"/>
         </w:rPr>
       </w:pPr>
-      <w:hyperlink w:anchor="_Toc229410524" w:history="1">
+      <w:hyperlink w:anchor="_Toc229503254" w:history="1">
         <w:r>
           <w:rPr>
             <w:rStyle w:val="ad"/>
@@ -3430,7 +3430,7 @@
             <w:noProof/>
             <w:webHidden/>
           </w:rPr>
-          <w:instrText xml:space="preserve"> PAGEREF _Toc229410524 \h </w:instrText>
+          <w:instrText xml:space="preserve"> PAGEREF _Toc229503254 \h </w:instrText>
         </w:r>
         <w:r>
           <w:rPr>
@@ -3472,7 +3472,7 @@
           <w14:ligatures w14:val="standardContextual"/>
         </w:rPr>
       </w:pPr>
-      <w:hyperlink w:anchor="_Toc229410525" w:history="1">
+      <w:hyperlink w:anchor="_Toc229503255" w:history="1">
         <w:r>
           <w:rPr>
             <w:rStyle w:val="ad"/>
@@ -3516,7 +3516,7 @@
             <w:noProof/>
             <w:webHidden/>
           </w:rPr>
-          <w:instrText xml:space="preserve"> PAGEREF _Toc229410525 \h </w:instrText>
+          <w:instrText xml:space="preserve"> PAGEREF _Toc229503255 \h </w:instrText>
         </w:r>
         <w:r>
           <w:rPr>
@@ -3562,7 +3562,7 @@
           <w14:ligatures w14:val="standardContextual"/>
         </w:rPr>
       </w:pPr>
-      <w:hyperlink w:anchor="_Toc229410526" w:history="1">
+      <w:hyperlink w:anchor="_Toc229503256" w:history="1">
         <w:r>
           <w:rPr>
             <w:rStyle w:val="ad"/>
@@ -3606,7 +3606,7 @@
             <w:noProof/>
             <w:webHidden/>
           </w:rPr>
-          <w:instrText xml:space="preserve"> PAGEREF _Toc229410526 \h </w:instrText>
+          <w:instrText xml:space="preserve"> PAGEREF _Toc229503256 \h </w:instrText>
         </w:r>
         <w:r>
           <w:rPr>
@@ -3652,7 +3652,7 @@
           <w14:ligatures w14:val="standardContextual"/>
         </w:rPr>
       </w:pPr>
-      <w:hyperlink w:anchor="_Toc229410527" w:history="1">
+      <w:hyperlink w:anchor="_Toc229503257" w:history="1">
         <w:r>
           <w:rPr>
             <w:rStyle w:val="ad"/>
@@ -3696,7 +3696,7 @@
             <w:noProof/>
             <w:webHidden/>
           </w:rPr>
-          <w:instrText xml:space="preserve"> PAGEREF _Toc229410527 \h </w:instrText>
+          <w:instrText xml:space="preserve"> PAGEREF _Toc229503257 \h </w:instrText>
         </w:r>
         <w:r>
           <w:rPr>
@@ -3716,7 +3716,7 @@
             <w:noProof/>
             <w:webHidden/>
           </w:rPr>
-          <w:t>8</w:t>
+          <w:t>14</w:t>
         </w:r>
         <w:r>
           <w:rPr>
@@ -3742,7 +3742,7 @@
           <w14:ligatures w14:val="standardContextual"/>
         </w:rPr>
       </w:pPr>
-      <w:hyperlink w:anchor="_Toc229410528" w:history="1">
+      <w:hyperlink w:anchor="_Toc229503258" w:history="1">
         <w:r>
           <w:rPr>
             <w:rStyle w:val="ad"/>
@@ -3786,7 +3786,7 @@
             <w:noProof/>
             <w:webHidden/>
           </w:rPr>
-          <w:instrText xml:space="preserve"> PAGEREF _Toc229410528 \h </w:instrText>
+          <w:instrText xml:space="preserve"> PAGEREF _Toc229503258 \h </w:instrText>
         </w:r>
         <w:r>
           <w:rPr>
@@ -3806,7 +3806,7 @@
             <w:noProof/>
             <w:webHidden/>
           </w:rPr>
-          <w:t>8</w:t>
+          <w:t>20</w:t>
         </w:r>
         <w:r>
           <w:rPr>
@@ -3832,7 +3832,7 @@
           <w14:ligatures w14:val="standardContextual"/>
         </w:rPr>
       </w:pPr>
-      <w:hyperlink w:anchor="_Toc229410529" w:history="1">
+      <w:hyperlink w:anchor="_Toc229503259" w:history="1">
         <w:r>
           <w:rPr>
             <w:rStyle w:val="ad"/>
@@ -3876,7 +3876,7 @@
             <w:noProof/>
             <w:webHidden/>
           </w:rPr>
-          <w:instrText xml:space="preserve"> PAGEREF _Toc229410529 \h </w:instrText>
+          <w:instrText xml:space="preserve"> PAGEREF _Toc229503259 \h </w:instrText>
         </w:r>
         <w:r>
           <w:rPr>
@@ -3896,7 +3896,7 @@
             <w:noProof/>
             <w:webHidden/>
           </w:rPr>
-          <w:t>8</w:t>
+          <w:t>20</w:t>
         </w:r>
         <w:r>
           <w:rPr>
@@ -3918,7 +3918,7 @@
           <w14:ligatures w14:val="standardContextual"/>
         </w:rPr>
       </w:pPr>
-      <w:hyperlink w:anchor="_Toc229410530" w:history="1">
+      <w:hyperlink w:anchor="_Toc229503260" w:history="1">
         <w:r>
           <w:rPr>
             <w:rStyle w:val="ad"/>
@@ -3962,7 +3962,7 @@
             <w:noProof/>
             <w:webHidden/>
           </w:rPr>
-          <w:instrText xml:space="preserve"> PAGEREF _Toc229410530 \h </w:instrText>
+          <w:instrText xml:space="preserve"> PAGEREF _Toc229503260 \h </w:instrText>
         </w:r>
         <w:r>
           <w:rPr>
@@ -3982,7 +3982,7 @@
             <w:noProof/>
             <w:webHidden/>
           </w:rPr>
-          <w:t>9</w:t>
+          <w:t>24</w:t>
         </w:r>
         <w:r>
           <w:rPr>
@@ -4008,7 +4008,7 @@
           <w14:ligatures w14:val="standardContextual"/>
         </w:rPr>
       </w:pPr>
-      <w:hyperlink w:anchor="_Toc229410531" w:history="1">
+      <w:hyperlink w:anchor="_Toc229503261" w:history="1">
         <w:r>
           <w:rPr>
             <w:rStyle w:val="ad"/>
@@ -4052,7 +4052,7 @@
             <w:noProof/>
             <w:webHidden/>
           </w:rPr>
-          <w:instrText xml:space="preserve"> PAGEREF _Toc229410531 \h </w:instrText>
+          <w:instrText xml:space="preserve"> PAGEREF _Toc229503261 \h </w:instrText>
         </w:r>
         <w:r>
           <w:rPr>
@@ -4072,7 +4072,7 @@
             <w:noProof/>
             <w:webHidden/>
           </w:rPr>
-          <w:t>9</w:t>
+          <w:t>24</w:t>
         </w:r>
         <w:r>
           <w:rPr>
@@ -4098,7 +4098,7 @@
           <w14:ligatures w14:val="standardContextual"/>
         </w:rPr>
       </w:pPr>
-      <w:hyperlink w:anchor="_Toc229410532" w:history="1">
+      <w:hyperlink w:anchor="_Toc229503262" w:history="1">
         <w:r>
           <w:rPr>
             <w:rStyle w:val="ad"/>
@@ -4142,7 +4142,7 @@
             <w:noProof/>
             <w:webHidden/>
           </w:rPr>
-          <w:instrText xml:space="preserve"> PAGEREF _Toc229410532 \h </w:instrText>
+          <w:instrText xml:space="preserve"> PAGEREF _Toc229503262 \h </w:instrText>
         </w:r>
         <w:r>
           <w:rPr>
@@ -4162,7 +4162,7 @@
             <w:noProof/>
             <w:webHidden/>
           </w:rPr>
-          <w:t>9</w:t>
+          <w:t>24</w:t>
         </w:r>
         <w:r>
           <w:rPr>
@@ -4188,7 +4188,7 @@
           <w14:ligatures w14:val="standardContextual"/>
         </w:rPr>
       </w:pPr>
-      <w:hyperlink w:anchor="_Toc229410533" w:history="1">
+      <w:hyperlink w:anchor="_Toc229503263" w:history="1">
         <w:r>
           <w:rPr>
             <w:rStyle w:val="ad"/>
@@ -4232,7 +4232,7 @@
             <w:noProof/>
             <w:webHidden/>
           </w:rPr>
-          <w:instrText xml:space="preserve"> PAGEREF _Toc229410533 \h </w:instrText>
+          <w:instrText xml:space="preserve"> PAGEREF _Toc229503263 \h </w:instrText>
         </w:r>
         <w:r>
           <w:rPr>
@@ -4252,7 +4252,7 @@
             <w:noProof/>
             <w:webHidden/>
           </w:rPr>
-          <w:t>9</w:t>
+          <w:t>24</w:t>
         </w:r>
         <w:r>
           <w:rPr>
@@ -4278,7 +4278,7 @@
           <w14:ligatures w14:val="standardContextual"/>
         </w:rPr>
       </w:pPr>
-      <w:hyperlink w:anchor="_Toc229410534" w:history="1">
+      <w:hyperlink w:anchor="_Toc229503264" w:history="1">
         <w:r>
           <w:rPr>
             <w:rStyle w:val="ad"/>
@@ -4322,7 +4322,7 @@
             <w:noProof/>
             <w:webHidden/>
           </w:rPr>
-          <w:instrText xml:space="preserve"> PAGEREF _Toc229410534 \h </w:instrText>
+          <w:instrText xml:space="preserve"> PAGEREF _Toc229503264 \h </w:instrText>
         </w:r>
         <w:r>
           <w:rPr>
@@ -4342,7 +4342,7 @@
             <w:noProof/>
             <w:webHidden/>
           </w:rPr>
-          <w:t>9</w:t>
+          <w:t>24</w:t>
         </w:r>
         <w:r>
           <w:rPr>
@@ -4368,7 +4368,7 @@
           <w14:ligatures w14:val="standardContextual"/>
         </w:rPr>
       </w:pPr>
-      <w:hyperlink w:anchor="_Toc229410535" w:history="1">
+      <w:hyperlink w:anchor="_Toc229503265" w:history="1">
         <w:r>
           <w:rPr>
             <w:rStyle w:val="ad"/>
@@ -4412,7 +4412,7 @@
             <w:noProof/>
             <w:webHidden/>
           </w:rPr>
-          <w:instrText xml:space="preserve"> PAGEREF _Toc229410535 \h </w:instrText>
+          <w:instrText xml:space="preserve"> PAGEREF _Toc229503265 \h </w:instrText>
         </w:r>
         <w:r>
           <w:rPr>
@@ -4432,7 +4432,7 @@
             <w:noProof/>
             <w:webHidden/>
           </w:rPr>
-          <w:t>9</w:t>
+          <w:t>24</w:t>
         </w:r>
         <w:r>
           <w:rPr>
@@ -4454,7 +4454,7 @@
           <w14:ligatures w14:val="standardContextual"/>
         </w:rPr>
       </w:pPr>
-      <w:hyperlink w:anchor="_Toc229410536" w:history="1">
+      <w:hyperlink w:anchor="_Toc229503266" w:history="1">
         <w:r>
           <w:rPr>
             <w:rStyle w:val="ad"/>
@@ -4498,7 +4498,7 @@
             <w:noProof/>
             <w:webHidden/>
           </w:rPr>
-          <w:instrText xml:space="preserve"> PAGEREF _Toc229410536 \h </w:instrText>
+          <w:instrText xml:space="preserve"> PAGEREF _Toc229503266 \h </w:instrText>
         </w:r>
         <w:r>
           <w:rPr>
@@ -4518,7 +4518,7 @@
             <w:noProof/>
             <w:webHidden/>
           </w:rPr>
-          <w:t>10</w:t>
+          <w:t>25</w:t>
         </w:r>
         <w:r>
           <w:rPr>
@@ -4540,7 +4540,7 @@
           <w14:ligatures w14:val="standardContextual"/>
         </w:rPr>
       </w:pPr>
-      <w:hyperlink w:anchor="_Toc229410537" w:history="1">
+      <w:hyperlink w:anchor="_Toc229503267" w:history="1">
         <w:r>
           <w:rPr>
             <w:rStyle w:val="ad"/>
@@ -4584,7 +4584,7 @@
             <w:noProof/>
             <w:webHidden/>
           </w:rPr>
-          <w:instrText xml:space="preserve"> PAGEREF _Toc229410537 \h </w:instrText>
+          <w:instrText xml:space="preserve"> PAGEREF _Toc229503267 \h </w:instrText>
         </w:r>
         <w:r>
           <w:rPr>
@@ -4604,7 +4604,7 @@
             <w:noProof/>
             <w:webHidden/>
           </w:rPr>
-          <w:t>11</w:t>
+          <w:t>26</w:t>
         </w:r>
         <w:r>
           <w:rPr>
@@ -4630,7 +4630,7 @@
           <w14:ligatures w14:val="standardContextual"/>
         </w:rPr>
       </w:pPr>
-      <w:hyperlink w:anchor="_Toc229410538" w:history="1">
+      <w:hyperlink w:anchor="_Toc229503268" w:history="1">
         <w:r>
           <w:rPr>
             <w:rStyle w:val="ad"/>
@@ -4674,7 +4674,7 @@
             <w:noProof/>
             <w:webHidden/>
           </w:rPr>
-          <w:instrText xml:space="preserve"> PAGEREF _Toc229410538 \h </w:instrText>
+          <w:instrText xml:space="preserve"> PAGEREF _Toc229503268 \h </w:instrText>
         </w:r>
         <w:r>
           <w:rPr>
@@ -4694,7 +4694,7 @@
             <w:noProof/>
             <w:webHidden/>
           </w:rPr>
-          <w:t>11</w:t>
+          <w:t>26</w:t>
         </w:r>
         <w:r>
           <w:rPr>
@@ -4720,7 +4720,7 @@
           <w14:ligatures w14:val="standardContextual"/>
         </w:rPr>
       </w:pPr>
-      <w:hyperlink w:anchor="_Toc229410539" w:history="1">
+      <w:hyperlink w:anchor="_Toc229503269" w:history="1">
         <w:r>
           <w:rPr>
             <w:rStyle w:val="ad"/>
@@ -4764,7 +4764,7 @@
             <w:noProof/>
             <w:webHidden/>
           </w:rPr>
-          <w:instrText xml:space="preserve"> PAGEREF _Toc229410539 \h </w:instrText>
+          <w:instrText xml:space="preserve"> PAGEREF _Toc229503269 \h </w:instrText>
         </w:r>
         <w:r>
           <w:rPr>
@@ -4784,7 +4784,7 @@
             <w:noProof/>
             <w:webHidden/>
           </w:rPr>
-          <w:t>11</w:t>
+          <w:t>26</w:t>
         </w:r>
         <w:r>
           <w:rPr>
@@ -4810,7 +4810,7 @@
           <w14:ligatures w14:val="standardContextual"/>
         </w:rPr>
       </w:pPr>
-      <w:hyperlink w:anchor="_Toc229410540" w:history="1">
+      <w:hyperlink w:anchor="_Toc229503270" w:history="1">
         <w:r>
           <w:rPr>
             <w:rStyle w:val="ad"/>
@@ -4854,7 +4854,7 @@
             <w:noProof/>
             <w:webHidden/>
           </w:rPr>
-          <w:instrText xml:space="preserve"> PAGEREF _Toc229410540 \h </w:instrText>
+          <w:instrText xml:space="preserve"> PAGEREF _Toc229503270 \h </w:instrText>
         </w:r>
         <w:r>
           <w:rPr>
@@ -4874,7 +4874,7 @@
             <w:noProof/>
             <w:webHidden/>
           </w:rPr>
-          <w:t>11</w:t>
+          <w:t>26</w:t>
         </w:r>
         <w:r>
           <w:rPr>
@@ -4900,7 +4900,7 @@
           <w14:ligatures w14:val="standardContextual"/>
         </w:rPr>
       </w:pPr>
-      <w:hyperlink w:anchor="_Toc229410541" w:history="1">
+      <w:hyperlink w:anchor="_Toc229503271" w:history="1">
         <w:r>
           <w:rPr>
             <w:rStyle w:val="ad"/>
@@ -4944,7 +4944,7 @@
             <w:noProof/>
             <w:webHidden/>
           </w:rPr>
-          <w:instrText xml:space="preserve"> PAGEREF _Toc229410541 \h </w:instrText>
+          <w:instrText xml:space="preserve"> PAGEREF _Toc229503271 \h </w:instrText>
         </w:r>
         <w:r>
           <w:rPr>
@@ -4964,7 +4964,7 @@
             <w:noProof/>
             <w:webHidden/>
           </w:rPr>
-          <w:t>11</w:t>
+          <w:t>26</w:t>
         </w:r>
         <w:r>
           <w:rPr>
@@ -4990,7 +4990,7 @@
           <w14:ligatures w14:val="standardContextual"/>
         </w:rPr>
       </w:pPr>
-      <w:hyperlink w:anchor="_Toc229410542" w:history="1">
+      <w:hyperlink w:anchor="_Toc229503272" w:history="1">
         <w:r>
           <w:rPr>
             <w:rStyle w:val="ad"/>
@@ -5034,7 +5034,7 @@
             <w:noProof/>
             <w:webHidden/>
           </w:rPr>
-          <w:instrText xml:space="preserve"> PAGEREF _Toc229410542 \h </w:instrText>
+          <w:instrText xml:space="preserve"> PAGEREF _Toc229503272 \h </w:instrText>
         </w:r>
         <w:r>
           <w:rPr>
@@ -5054,7 +5054,7 @@
             <w:noProof/>
             <w:webHidden/>
           </w:rPr>
-          <w:t>11</w:t>
+          <w:t>26</w:t>
         </w:r>
         <w:r>
           <w:rPr>
@@ -5076,7 +5076,7 @@
           <w14:ligatures w14:val="standardContextual"/>
         </w:rPr>
       </w:pPr>
-      <w:hyperlink w:anchor="_Toc229410543" w:history="1">
+      <w:hyperlink w:anchor="_Toc229503273" w:history="1">
         <w:r>
           <w:rPr>
             <w:rStyle w:val="ad"/>
@@ -5120,7 +5120,7 @@
             <w:noProof/>
             <w:webHidden/>
           </w:rPr>
-          <w:instrText xml:space="preserve"> PAGEREF _Toc229410543 \h </w:instrText>
+          <w:instrText xml:space="preserve"> PAGEREF _Toc229503273 \h </w:instrText>
         </w:r>
         <w:r>
           <w:rPr>
@@ -5140,7 +5140,7 @@
             <w:noProof/>
             <w:webHidden/>
           </w:rPr>
-          <w:t>12</w:t>
+          <w:t>27</w:t>
         </w:r>
         <w:r>
           <w:rPr>
@@ -5162,7 +5162,7 @@
           <w14:ligatures w14:val="standardContextual"/>
         </w:rPr>
       </w:pPr>
-      <w:hyperlink w:anchor="_Toc229410544" w:history="1">
+      <w:hyperlink w:anchor="_Toc229503274" w:history="1">
         <w:r>
           <w:rPr>
             <w:rStyle w:val="ad"/>
@@ -5207,7 +5207,7 @@
             <w:noProof/>
             <w:webHidden/>
           </w:rPr>
-          <w:instrText xml:space="preserve"> PAGEREF _Toc229410544 \h </w:instrText>
+          <w:instrText xml:space="preserve"> PAGEREF _Toc229503274 \h </w:instrText>
         </w:r>
         <w:r>
           <w:rPr>
@@ -5227,7 +5227,7 @@
             <w:noProof/>
             <w:webHidden/>
           </w:rPr>
-          <w:t>13</w:t>
+          <w:t>28</w:t>
         </w:r>
         <w:r>
           <w:rPr>
@@ -5249,7 +5249,7 @@
           <w14:ligatures w14:val="standardContextual"/>
         </w:rPr>
       </w:pPr>
-      <w:hyperlink w:anchor="_Toc229410545" w:history="1">
+      <w:hyperlink w:anchor="_Toc229503275" w:history="1">
         <w:r>
           <w:rPr>
             <w:rStyle w:val="ad"/>
@@ -5293,7 +5293,7 @@
             <w:noProof/>
             <w:webHidden/>
           </w:rPr>
-          <w:instrText xml:space="preserve"> PAGEREF _Toc229410545 \h </w:instrText>
+          <w:instrText xml:space="preserve"> PAGEREF _Toc229503275 \h </w:instrText>
         </w:r>
         <w:r>
           <w:rPr>
@@ -5313,7 +5313,7 @@
             <w:noProof/>
             <w:webHidden/>
           </w:rPr>
-          <w:t>16</w:t>
+          <w:t>31</w:t>
         </w:r>
         <w:r>
           <w:rPr>
@@ -5339,7 +5339,7 @@
           <w14:ligatures w14:val="standardContextual"/>
         </w:rPr>
       </w:pPr>
-      <w:hyperlink w:anchor="_Toc229410546" w:history="1">
+      <w:hyperlink w:anchor="_Toc229503276" w:history="1">
         <w:r>
           <w:rPr>
             <w:rStyle w:val="ad"/>
@@ -5383,7 +5383,7 @@
             <w:noProof/>
             <w:webHidden/>
           </w:rPr>
-          <w:instrText xml:space="preserve"> PAGEREF _Toc229410546 \h </w:instrText>
+          <w:instrText xml:space="preserve"> PAGEREF _Toc229503276 \h </w:instrText>
         </w:r>
         <w:r>
           <w:rPr>
@@ -5403,7 +5403,7 @@
             <w:noProof/>
             <w:webHidden/>
           </w:rPr>
-          <w:t>16</w:t>
+          <w:t>31</w:t>
         </w:r>
         <w:r>
           <w:rPr>
@@ -5429,7 +5429,7 @@
           <w14:ligatures w14:val="standardContextual"/>
         </w:rPr>
       </w:pPr>
-      <w:hyperlink w:anchor="_Toc229410547" w:history="1">
+      <w:hyperlink w:anchor="_Toc229503277" w:history="1">
         <w:r>
           <w:rPr>
             <w:rStyle w:val="ad"/>
@@ -5473,7 +5473,7 @@
             <w:noProof/>
             <w:webHidden/>
           </w:rPr>
-          <w:instrText xml:space="preserve"> PAGEREF _Toc229410547 \h </w:instrText>
+          <w:instrText xml:space="preserve"> PAGEREF _Toc229503277 \h </w:instrText>
         </w:r>
         <w:r>
           <w:rPr>
@@ -5493,7 +5493,7 @@
             <w:noProof/>
             <w:webHidden/>
           </w:rPr>
-          <w:t>16</w:t>
+          <w:t>31</w:t>
         </w:r>
         <w:r>
           <w:rPr>
@@ -5519,7 +5519,7 @@
           <w14:ligatures w14:val="standardContextual"/>
         </w:rPr>
       </w:pPr>
-      <w:hyperlink w:anchor="_Toc229410548" w:history="1">
+      <w:hyperlink w:anchor="_Toc229503278" w:history="1">
         <w:r>
           <w:rPr>
             <w:rStyle w:val="ad"/>
@@ -5564,7 +5564,7 @@
             <w:noProof/>
             <w:webHidden/>
           </w:rPr>
-          <w:instrText xml:space="preserve"> PAGEREF _Toc229410548 \h </w:instrText>
+          <w:instrText xml:space="preserve"> PAGEREF _Toc229503278 \h </w:instrText>
         </w:r>
         <w:r>
           <w:rPr>
@@ -5584,7 +5584,7 @@
             <w:noProof/>
             <w:webHidden/>
           </w:rPr>
-          <w:t>16</w:t>
+          <w:t>31</w:t>
         </w:r>
         <w:r>
           <w:rPr>
@@ -5610,7 +5610,7 @@
           <w14:ligatures w14:val="standardContextual"/>
         </w:rPr>
       </w:pPr>
-      <w:hyperlink w:anchor="_Toc229410549" w:history="1">
+      <w:hyperlink w:anchor="_Toc229503279" w:history="1">
         <w:r>
           <w:rPr>
             <w:rStyle w:val="ad"/>
@@ -5655,7 +5655,7 @@
             <w:noProof/>
             <w:webHidden/>
           </w:rPr>
-          <w:instrText xml:space="preserve"> PAGEREF _Toc229410549 \h </w:instrText>
+          <w:instrText xml:space="preserve"> PAGEREF _Toc229503279 \h </w:instrText>
         </w:r>
         <w:r>
           <w:rPr>
@@ -5675,7 +5675,7 @@
             <w:noProof/>
             <w:webHidden/>
           </w:rPr>
-          <w:t>16</w:t>
+          <w:t>31</w:t>
         </w:r>
         <w:r>
           <w:rPr>
@@ -5708,7 +5708,7 @@
       <w:pPr>
         <w:pStyle w:val="1"/>
       </w:pPr>
-      <w:bookmarkStart w:id="2" w:name="_Toc229410523"/>
+      <w:bookmarkStart w:id="2" w:name="_Toc229503253"/>
       <w:r>
         <w:lastRenderedPageBreak/>
         <w:t>Аннотация</w:t>
@@ -5722,7 +5722,7 @@
       <w:pPr>
         <w:pStyle w:val="1"/>
       </w:pPr>
-      <w:bookmarkStart w:id="3" w:name="_Toc229410524"/>
+      <w:bookmarkStart w:id="3" w:name="_Toc229503254"/>
       <w:r>
         <w:lastRenderedPageBreak/>
         <w:t>Введение</w:t>
@@ -6618,7 +6618,7 @@
       <w:pPr>
         <w:pStyle w:val="1"/>
       </w:pPr>
-      <w:bookmarkStart w:id="4" w:name="_Toc229410525"/>
+      <w:bookmarkStart w:id="4" w:name="_Toc229503255"/>
       <w:r>
         <w:lastRenderedPageBreak/>
         <w:t xml:space="preserve">Глава 1 – </w:t>
@@ -6632,7 +6632,7 @@
       <w:pPr>
         <w:pStyle w:val="2"/>
       </w:pPr>
-      <w:bookmarkStart w:id="5" w:name="_Toc229410526"/>
+      <w:bookmarkStart w:id="5" w:name="_Toc229503256"/>
       <w:r>
         <w:t>Анализ предметной области</w:t>
       </w:r>
@@ -8271,6 +8271,9 @@
         <w:t xml:space="preserve"> (</w:t>
       </w:r>
       <w:r>
+        <w:t xml:space="preserve">чаще всего </w:t>
+      </w:r>
+      <w:r>
         <w:t>содержат не менее 60% никеля и 20% хрома</w:t>
       </w:r>
       <w:r>
@@ -9293,7 +9296,7 @@
       <w:pPr>
         <w:pStyle w:val="2"/>
       </w:pPr>
-      <w:bookmarkStart w:id="6" w:name="_Toc229410527"/>
+      <w:bookmarkStart w:id="6" w:name="_Toc229503257"/>
       <w:r>
         <w:t>Обзор существующих решений и программного обеспечения</w:t>
       </w:r>
@@ -11620,7 +11623,10 @@
         <w:fldChar w:fldCharType="separate"/>
       </w:r>
       <w:r>
-        <w:t>28</w:t>
+        <w:t>2</w:t>
+      </w:r>
+      <w:r>
+        <w:t>8</w:t>
       </w:r>
       <w:r>
         <w:fldChar w:fldCharType="end"/>
@@ -11792,7 +11798,7 @@
       <w:pPr>
         <w:pStyle w:val="2"/>
       </w:pPr>
-      <w:bookmarkStart w:id="7" w:name="_Toc229410528"/>
+      <w:bookmarkStart w:id="7" w:name="_Toc229503258"/>
       <w:r>
         <w:t>Содержательная постановка задачи</w:t>
       </w:r>
@@ -11889,7 +11895,7 @@
       <w:pPr>
         <w:pStyle w:val="2"/>
       </w:pPr>
-      <w:bookmarkStart w:id="8" w:name="_Toc229410529"/>
+      <w:bookmarkStart w:id="8" w:name="_Toc229503259"/>
       <w:r>
         <w:t>Формальная постановка задачи</w:t>
       </w:r>
@@ -11897,9 +11903,2782 @@
     </w:p>
     <w:p>
       <w:pPr>
+        <w:pStyle w:val="a2"/>
+      </w:pPr>
+      <w:r>
+        <w:t>Сначала рассмотрим входные и выходные данные, а так</w:t>
+      </w:r>
+      <w:r>
+        <w:t>же ограничения</w:t>
+      </w:r>
+      <w:r>
+        <w:t xml:space="preserve">, которые к ним </w:t>
+      </w:r>
+      <w:r>
+        <w:t>[</w:t>
+      </w:r>
+      <w:r>
+        <w:t>вход и выход</w:t>
+      </w:r>
+      <w:r>
+        <w:t>]</w:t>
+      </w:r>
+      <w:r>
+        <w:t xml:space="preserve"> предъявляются</w:t>
+      </w:r>
+      <w:r>
+        <w:t>:</w:t>
+      </w:r>
+    </w:p>
+    <w:p>
+      <w:pPr>
+        <w:pStyle w:val="a2"/>
+        <w:numPr>
+          <w:ilvl w:val="0"/>
+          <w:numId w:val="73"/>
+        </w:numPr>
+      </w:pPr>
+      <w:r>
+        <w:lastRenderedPageBreak/>
+        <w:t>Вход – химический состав композита, представленный в виде вектора «</w:t>
+      </w:r>
+      <m:oMath>
+        <m:r>
+          <w:rPr>
+            <w:rFonts w:ascii="Cambria Math" w:hAnsi="Cambria Math"/>
+          </w:rPr>
+          <m:t>X</m:t>
+        </m:r>
+      </m:oMath>
+      <w:r>
+        <w:t>» массовых долей 21 химического элемента:</w:t>
+      </w:r>
+    </w:p>
+    <w:p>
+      <w:pPr>
+        <w:pStyle w:val="a2"/>
+        <w:numPr>
+          <w:ilvl w:val="1"/>
+          <w:numId w:val="73"/>
+        </w:numPr>
+      </w:pPr>
+      <m:oMath>
+        <m:r>
+          <w:rPr>
+            <w:rFonts w:ascii="Cambria Math" w:hAnsi="Cambria Math"/>
+          </w:rPr>
+          <m:t>X</m:t>
+        </m:r>
+        <m:r>
+          <w:rPr>
+            <w:rFonts w:ascii="Cambria Math" w:hAnsi="Cambria Math"/>
+            <w:lang w:val="en-US"/>
+          </w:rPr>
+          <m:t>=(</m:t>
+        </m:r>
+        <m:sSub>
+          <m:sSubPr>
+            <m:ctrlPr>
+              <w:rPr>
+                <w:rFonts w:ascii="Cambria Math" w:hAnsi="Cambria Math"/>
+                <w:i/>
+                <w:lang w:val="en-US"/>
+              </w:rPr>
+            </m:ctrlPr>
+          </m:sSubPr>
+          <m:e>
+            <m:r>
+              <w:rPr>
+                <w:rFonts w:ascii="Cambria Math" w:hAnsi="Cambria Math"/>
+                <w:lang w:val="en-US"/>
+              </w:rPr>
+              <m:t>x</m:t>
+            </m:r>
+          </m:e>
+          <m:sub>
+            <m:r>
+              <w:rPr>
+                <w:rFonts w:ascii="Cambria Math" w:hAnsi="Cambria Math"/>
+                <w:lang w:val="en-US"/>
+              </w:rPr>
+              <m:t>1</m:t>
+            </m:r>
+          </m:sub>
+        </m:sSub>
+        <m:r>
+          <w:rPr>
+            <w:rFonts w:ascii="Cambria Math" w:hAnsi="Cambria Math"/>
+            <w:lang w:val="en-US"/>
+          </w:rPr>
+          <m:t>,</m:t>
+        </m:r>
+        <m:sSub>
+          <m:sSubPr>
+            <m:ctrlPr>
+              <w:rPr>
+                <w:rFonts w:ascii="Cambria Math" w:hAnsi="Cambria Math"/>
+                <w:i/>
+                <w:lang w:val="en-US"/>
+              </w:rPr>
+            </m:ctrlPr>
+          </m:sSubPr>
+          <m:e>
+            <m:r>
+              <w:rPr>
+                <w:rFonts w:ascii="Cambria Math" w:hAnsi="Cambria Math"/>
+                <w:lang w:val="en-US"/>
+              </w:rPr>
+              <m:t>x</m:t>
+            </m:r>
+          </m:e>
+          <m:sub>
+            <m:r>
+              <w:rPr>
+                <w:rFonts w:ascii="Cambria Math" w:hAnsi="Cambria Math"/>
+                <w:lang w:val="en-US"/>
+              </w:rPr>
+              <m:t>2</m:t>
+            </m:r>
+          </m:sub>
+        </m:sSub>
+        <m:r>
+          <w:rPr>
+            <w:rFonts w:ascii="Cambria Math" w:hAnsi="Cambria Math"/>
+            <w:lang w:val="en-US"/>
+          </w:rPr>
+          <m:t>,…,</m:t>
+        </m:r>
+        <m:sSub>
+          <m:sSubPr>
+            <m:ctrlPr>
+              <w:rPr>
+                <w:rFonts w:ascii="Cambria Math" w:hAnsi="Cambria Math"/>
+                <w:i/>
+                <w:lang w:val="en-US"/>
+              </w:rPr>
+            </m:ctrlPr>
+          </m:sSubPr>
+          <m:e>
+            <m:r>
+              <w:rPr>
+                <w:rFonts w:ascii="Cambria Math" w:hAnsi="Cambria Math"/>
+                <w:lang w:val="en-US"/>
+              </w:rPr>
+              <m:t>x</m:t>
+            </m:r>
+          </m:e>
+          <m:sub>
+            <m:r>
+              <w:rPr>
+                <w:rFonts w:ascii="Cambria Math" w:hAnsi="Cambria Math"/>
+                <w:lang w:val="en-US"/>
+              </w:rPr>
+              <m:t>21</m:t>
+            </m:r>
+          </m:sub>
+        </m:sSub>
+        <m:r>
+          <w:rPr>
+            <w:rFonts w:ascii="Cambria Math" w:hAnsi="Cambria Math"/>
+            <w:lang w:val="en-US"/>
+          </w:rPr>
+          <m:t>)</m:t>
+        </m:r>
+      </m:oMath>
+      <w:r>
+        <w:rPr>
+          <w:lang w:val="en-US"/>
+        </w:rPr>
+        <w:t xml:space="preserve">, </w:t>
+      </w:r>
+      <w:r>
+        <w:t>где:</w:t>
+      </w:r>
+    </w:p>
+    <w:p>
+      <w:pPr>
+        <w:pStyle w:val="a2"/>
+        <w:numPr>
+          <w:ilvl w:val="2"/>
+          <w:numId w:val="73"/>
+        </w:numPr>
+      </w:pPr>
+      <m:oMath>
+        <m:sSub>
+          <m:sSubPr>
+            <m:ctrlPr>
+              <w:rPr>
+                <w:rFonts w:ascii="Cambria Math" w:hAnsi="Cambria Math"/>
+                <w:i/>
+                <w:lang w:val="en-US"/>
+              </w:rPr>
+            </m:ctrlPr>
+          </m:sSubPr>
+          <m:e>
+            <m:r>
+              <w:rPr>
+                <w:rFonts w:ascii="Cambria Math" w:hAnsi="Cambria Math"/>
+                <w:lang w:val="en-US"/>
+              </w:rPr>
+              <m:t>x</m:t>
+            </m:r>
+          </m:e>
+          <m:sub>
+            <m:r>
+              <w:rPr>
+                <w:rFonts w:ascii="Cambria Math" w:hAnsi="Cambria Math"/>
+              </w:rPr>
+              <m:t>1</m:t>
+            </m:r>
+          </m:sub>
+        </m:sSub>
+        <m:r>
+          <w:rPr>
+            <w:rFonts w:ascii="Cambria Math" w:hAnsi="Cambria Math"/>
+          </w:rPr>
+          <m:t>,</m:t>
+        </m:r>
+        <m:sSub>
+          <m:sSubPr>
+            <m:ctrlPr>
+              <w:rPr>
+                <w:rFonts w:ascii="Cambria Math" w:hAnsi="Cambria Math"/>
+                <w:i/>
+                <w:lang w:val="en-US"/>
+              </w:rPr>
+            </m:ctrlPr>
+          </m:sSubPr>
+          <m:e>
+            <m:r>
+              <w:rPr>
+                <w:rFonts w:ascii="Cambria Math" w:hAnsi="Cambria Math"/>
+                <w:lang w:val="en-US"/>
+              </w:rPr>
+              <m:t>x</m:t>
+            </m:r>
+          </m:e>
+          <m:sub>
+            <m:r>
+              <w:rPr>
+                <w:rFonts w:ascii="Cambria Math" w:hAnsi="Cambria Math"/>
+              </w:rPr>
+              <m:t>2</m:t>
+            </m:r>
+          </m:sub>
+        </m:sSub>
+        <m:r>
+          <w:rPr>
+            <w:rFonts w:ascii="Cambria Math" w:hAnsi="Cambria Math"/>
+          </w:rPr>
+          <m:t>,…,</m:t>
+        </m:r>
+        <m:sSub>
+          <m:sSubPr>
+            <m:ctrlPr>
+              <w:rPr>
+                <w:rFonts w:ascii="Cambria Math" w:hAnsi="Cambria Math"/>
+                <w:i/>
+                <w:lang w:val="en-US"/>
+              </w:rPr>
+            </m:ctrlPr>
+          </m:sSubPr>
+          <m:e>
+            <m:r>
+              <w:rPr>
+                <w:rFonts w:ascii="Cambria Math" w:hAnsi="Cambria Math"/>
+                <w:lang w:val="en-US"/>
+              </w:rPr>
+              <m:t>x</m:t>
+            </m:r>
+          </m:e>
+          <m:sub>
+            <m:r>
+              <w:rPr>
+                <w:rFonts w:ascii="Cambria Math" w:hAnsi="Cambria Math"/>
+              </w:rPr>
+              <m:t>21</m:t>
+            </m:r>
+          </m:sub>
+        </m:sSub>
+      </m:oMath>
+      <w:r>
+        <w:t xml:space="preserve"> – концентрации элементов </w:t>
+      </w:r>
+      <w:r>
+        <w:rPr>
+          <w:lang w:val="en-US"/>
+        </w:rPr>
+        <w:t>Ni</w:t>
+      </w:r>
+      <w:r>
+        <w:t xml:space="preserve">, </w:t>
+      </w:r>
+      <w:r>
+        <w:rPr>
+          <w:lang w:val="en-US"/>
+        </w:rPr>
+        <w:t>Cr</w:t>
+      </w:r>
+      <w:r>
+        <w:t xml:space="preserve">, </w:t>
+      </w:r>
+      <w:r>
+        <w:rPr>
+          <w:lang w:val="en-US"/>
+        </w:rPr>
+        <w:t>Co</w:t>
+      </w:r>
+      <w:r>
+        <w:t xml:space="preserve">, </w:t>
+      </w:r>
+      <w:r>
+        <w:rPr>
+          <w:lang w:val="en-US"/>
+        </w:rPr>
+        <w:t>W</w:t>
+      </w:r>
+      <w:r>
+        <w:t xml:space="preserve">, </w:t>
+      </w:r>
+      <w:r>
+        <w:rPr>
+          <w:lang w:val="en-US"/>
+        </w:rPr>
+        <w:t>Mo</w:t>
+      </w:r>
+      <w:r>
+        <w:t>,</w:t>
+      </w:r>
+      <w:r>
+        <w:t xml:space="preserve"> </w:t>
+      </w:r>
+      <w:r>
+        <w:rPr>
+          <w:lang w:val="en-US"/>
+        </w:rPr>
+        <w:t>Ti</w:t>
+      </w:r>
+      <w:r>
+        <w:t xml:space="preserve">, </w:t>
+      </w:r>
+      <w:r>
+        <w:rPr>
+          <w:lang w:val="en-US"/>
+        </w:rPr>
+        <w:t>Al</w:t>
+      </w:r>
+      <w:r>
+        <w:t xml:space="preserve">, </w:t>
+      </w:r>
+      <w:r>
+        <w:rPr>
+          <w:lang w:val="en-US"/>
+        </w:rPr>
+        <w:t>C</w:t>
+      </w:r>
+      <w:r>
+        <w:t xml:space="preserve">, </w:t>
+      </w:r>
+      <w:r>
+        <w:rPr>
+          <w:lang w:val="en-US"/>
+        </w:rPr>
+        <w:t>V</w:t>
+      </w:r>
+      <w:r>
+        <w:t xml:space="preserve">, </w:t>
+      </w:r>
+      <w:r>
+        <w:rPr>
+          <w:lang w:val="en-US"/>
+        </w:rPr>
+        <w:t>Ta</w:t>
+      </w:r>
+      <w:r>
+        <w:t xml:space="preserve">, </w:t>
+      </w:r>
+      <w:r>
+        <w:rPr>
+          <w:lang w:val="en-US"/>
+        </w:rPr>
+        <w:t>Nb</w:t>
+      </w:r>
+      <w:r>
+        <w:t xml:space="preserve">, </w:t>
+      </w:r>
+      <w:r>
+        <w:rPr>
+          <w:lang w:val="en-US"/>
+        </w:rPr>
+        <w:t>Si</w:t>
+      </w:r>
+      <w:r>
+        <w:t xml:space="preserve">, </w:t>
+      </w:r>
+      <w:r>
+        <w:rPr>
+          <w:lang w:val="en-US"/>
+        </w:rPr>
+        <w:t>Mn</w:t>
+      </w:r>
+      <w:r>
+        <w:t xml:space="preserve">, </w:t>
+      </w:r>
+      <w:r>
+        <w:rPr>
+          <w:lang w:val="en-US"/>
+        </w:rPr>
+        <w:t>Fe</w:t>
+      </w:r>
+      <w:r>
+        <w:t xml:space="preserve">, </w:t>
+      </w:r>
+      <w:r>
+        <w:rPr>
+          <w:lang w:val="en-US"/>
+        </w:rPr>
+        <w:t>Ce</w:t>
+      </w:r>
+      <w:r>
+        <w:t xml:space="preserve">, </w:t>
+      </w:r>
+      <w:r>
+        <w:rPr>
+          <w:lang w:val="en-US"/>
+        </w:rPr>
+        <w:t>Cu</w:t>
+      </w:r>
+      <w:r>
+        <w:t xml:space="preserve">, </w:t>
+      </w:r>
+      <w:r>
+        <w:rPr>
+          <w:lang w:val="en-US"/>
+        </w:rPr>
+        <w:t>Be</w:t>
+      </w:r>
+      <w:r>
+        <w:t xml:space="preserve">, </w:t>
+      </w:r>
+      <w:r>
+        <w:rPr>
+          <w:lang w:val="en-US"/>
+        </w:rPr>
+        <w:t>B</w:t>
+      </w:r>
+      <w:r>
+        <w:t xml:space="preserve">, </w:t>
+      </w:r>
+      <w:r>
+        <w:rPr>
+          <w:lang w:val="en-US"/>
+        </w:rPr>
+        <w:t>S</w:t>
+      </w:r>
+      <w:r>
+        <w:t xml:space="preserve">, </w:t>
+      </w:r>
+      <w:r>
+        <w:rPr>
+          <w:lang w:val="en-US"/>
+        </w:rPr>
+        <w:t>La</w:t>
+      </w:r>
+      <w:r>
+        <w:t xml:space="preserve">, </w:t>
+      </w:r>
+      <w:r>
+        <w:rPr>
+          <w:lang w:val="en-US"/>
+        </w:rPr>
+        <w:t>Sn</w:t>
+      </w:r>
+      <w:r>
+        <w:t xml:space="preserve"> </w:t>
+      </w:r>
+      <w:r>
+        <w:t>соответственно</w:t>
+      </w:r>
+      <w:r>
+        <w:t>;</w:t>
+      </w:r>
+    </w:p>
+    <w:p>
+      <w:pPr>
+        <w:pStyle w:val="a2"/>
+        <w:numPr>
+          <w:ilvl w:val="2"/>
+          <w:numId w:val="73"/>
+        </w:numPr>
+      </w:pPr>
+      <m:oMath>
+        <m:sSub>
+          <m:sSubPr>
+            <m:ctrlPr>
+              <w:rPr>
+                <w:rFonts w:ascii="Cambria Math" w:hAnsi="Cambria Math"/>
+                <w:i/>
+                <w:lang w:val="en-US"/>
+              </w:rPr>
+            </m:ctrlPr>
+          </m:sSubPr>
+          <m:e>
+            <m:r>
+              <w:rPr>
+                <w:rFonts w:ascii="Cambria Math" w:hAnsi="Cambria Math"/>
+                <w:lang w:val="en-US"/>
+              </w:rPr>
+              <m:t>x</m:t>
+            </m:r>
+          </m:e>
+          <m:sub>
+            <m:r>
+              <w:rPr>
+                <w:rFonts w:ascii="Cambria Math" w:hAnsi="Cambria Math"/>
+              </w:rPr>
+              <m:t>1</m:t>
+            </m:r>
+          </m:sub>
+        </m:sSub>
+        <m:r>
+          <w:rPr>
+            <w:rFonts w:ascii="Cambria Math" w:hAnsi="Cambria Math"/>
+          </w:rPr>
+          <m:t>≥60</m:t>
+        </m:r>
+      </m:oMath>
+      <w:r>
+        <w:t xml:space="preserve"> </w:t>
+      </w:r>
+      <w:r>
+        <w:t>– сплав должен содержать минимум 60% никеля</w:t>
+      </w:r>
+      <w:r>
+        <w:t>;</w:t>
+      </w:r>
+    </w:p>
+    <w:p>
+      <w:pPr>
+        <w:pStyle w:val="a2"/>
+        <w:numPr>
+          <w:ilvl w:val="2"/>
+          <w:numId w:val="73"/>
+        </w:numPr>
+      </w:pPr>
+      <m:oMath>
+        <m:sSub>
+          <m:sSubPr>
+            <m:ctrlPr>
+              <w:rPr>
+                <w:rFonts w:ascii="Cambria Math" w:hAnsi="Cambria Math"/>
+                <w:i/>
+                <w:lang w:val="en-US"/>
+              </w:rPr>
+            </m:ctrlPr>
+          </m:sSubPr>
+          <m:e>
+            <m:r>
+              <w:rPr>
+                <w:rFonts w:ascii="Cambria Math" w:hAnsi="Cambria Math"/>
+                <w:lang w:val="en-US"/>
+              </w:rPr>
+              <m:t>x</m:t>
+            </m:r>
+          </m:e>
+          <m:sub>
+            <m:r>
+              <w:rPr>
+                <w:rFonts w:ascii="Cambria Math" w:hAnsi="Cambria Math"/>
+              </w:rPr>
+              <m:t>2</m:t>
+            </m:r>
+          </m:sub>
+        </m:sSub>
+        <m:r>
+          <w:rPr>
+            <w:rFonts w:ascii="Cambria Math" w:hAnsi="Cambria Math"/>
+          </w:rPr>
+          <m:t>≥</m:t>
+        </m:r>
+        <m:r>
+          <w:rPr>
+            <w:rFonts w:ascii="Cambria Math" w:hAnsi="Cambria Math"/>
+          </w:rPr>
+          <m:t>10</m:t>
+        </m:r>
+      </m:oMath>
+      <w:r>
+        <w:t xml:space="preserve"> </w:t>
+      </w:r>
+      <w:r>
+        <w:t xml:space="preserve">– </w:t>
+      </w:r>
+      <w:r>
+        <w:t xml:space="preserve">сплав должен содержать минимум </w:t>
+      </w:r>
+      <w:r>
+        <w:t>1</w:t>
+      </w:r>
+      <w:r>
+        <w:t xml:space="preserve">0% </w:t>
+      </w:r>
+      <w:r>
+        <w:t>хрома</w:t>
+      </w:r>
+      <w:r>
+        <w:t>;</w:t>
+      </w:r>
+    </w:p>
+    <w:p>
+      <w:pPr>
+        <w:pStyle w:val="a2"/>
+        <w:numPr>
+          <w:ilvl w:val="2"/>
+          <w:numId w:val="73"/>
+        </w:numPr>
+      </w:pPr>
+      <m:oMath>
+        <m:sSub>
+          <m:sSubPr>
+            <m:ctrlPr>
+              <w:rPr>
+                <w:rFonts w:ascii="Cambria Math" w:hAnsi="Cambria Math"/>
+                <w:i/>
+                <w:lang w:val="en-US"/>
+              </w:rPr>
+            </m:ctrlPr>
+          </m:sSubPr>
+          <m:e>
+            <m:r>
+              <w:rPr>
+                <w:rFonts w:ascii="Cambria Math" w:hAnsi="Cambria Math"/>
+                <w:lang w:val="en-US"/>
+              </w:rPr>
+              <m:t>x</m:t>
+            </m:r>
+          </m:e>
+          <m:sub>
+            <m:r>
+              <w:rPr>
+                <w:rFonts w:ascii="Cambria Math" w:hAnsi="Cambria Math"/>
+              </w:rPr>
+              <m:t>i</m:t>
+            </m:r>
+          </m:sub>
+        </m:sSub>
+        <m:r>
+          <w:rPr>
+            <w:rFonts w:ascii="Cambria Math" w:hAnsi="Cambria Math"/>
+          </w:rPr>
+          <m:t>≥</m:t>
+        </m:r>
+        <m:r>
+          <w:rPr>
+            <w:rFonts w:ascii="Cambria Math" w:hAnsi="Cambria Math"/>
+          </w:rPr>
+          <m:t>0:</m:t>
+        </m:r>
+        <m:r>
+          <w:rPr>
+            <w:rFonts w:ascii="Cambria Math" w:hAnsi="Cambria Math"/>
+          </w:rPr>
+          <m:t xml:space="preserve"> </m:t>
+        </m:r>
+        <m:r>
+          <w:rPr>
+            <w:rFonts w:ascii="Cambria Math" w:hAnsi="Cambria Math"/>
+            <w:lang w:val="en-US"/>
+          </w:rPr>
+          <m:t>i</m:t>
+        </m:r>
+        <m:r>
+          <w:rPr>
+            <w:rFonts w:ascii="Cambria Math" w:hAnsi="Cambria Math"/>
+          </w:rPr>
+          <m:t>=3, 4, …, 21</m:t>
+        </m:r>
+      </m:oMath>
+      <w:r>
+        <w:t xml:space="preserve"> – </w:t>
+      </w:r>
+      <w:r>
+        <w:t>невозможна отрицательная концентрация элемента</w:t>
+      </w:r>
+      <w:r>
+        <w:t>;</w:t>
+      </w:r>
+    </w:p>
+    <w:p>
+      <w:pPr>
+        <w:pStyle w:val="a2"/>
+        <w:numPr>
+          <w:ilvl w:val="2"/>
+          <w:numId w:val="73"/>
+        </w:numPr>
+      </w:pPr>
+      <m:oMath>
+        <m:nary>
+          <m:naryPr>
+            <m:chr m:val="∑"/>
+            <m:limLoc m:val="undOvr"/>
+            <m:ctrlPr>
+              <w:rPr>
+                <w:rFonts w:ascii="Cambria Math" w:hAnsi="Cambria Math"/>
+                <w:i/>
+              </w:rPr>
+            </m:ctrlPr>
+          </m:naryPr>
+          <m:sub>
+            <m:r>
+              <w:rPr>
+                <w:rFonts w:ascii="Cambria Math" w:hAnsi="Cambria Math"/>
+              </w:rPr>
+              <m:t>i</m:t>
+            </m:r>
+            <m:r>
+              <w:rPr>
+                <w:rFonts w:ascii="Cambria Math" w:hAnsi="Cambria Math"/>
+              </w:rPr>
+              <m:t>=1</m:t>
+            </m:r>
+          </m:sub>
+          <m:sup>
+            <m:r>
+              <w:rPr>
+                <w:rFonts w:ascii="Cambria Math" w:hAnsi="Cambria Math"/>
+              </w:rPr>
+              <m:t>2</m:t>
+            </m:r>
+            <m:r>
+              <w:rPr>
+                <w:rFonts w:ascii="Cambria Math" w:hAnsi="Cambria Math"/>
+              </w:rPr>
+              <m:t>1</m:t>
+            </m:r>
+          </m:sup>
+          <m:e>
+            <m:sSub>
+              <m:sSubPr>
+                <m:ctrlPr>
+                  <w:rPr>
+                    <w:rFonts w:ascii="Cambria Math" w:hAnsi="Cambria Math"/>
+                    <w:i/>
+                  </w:rPr>
+                </m:ctrlPr>
+              </m:sSubPr>
+              <m:e>
+                <m:r>
+                  <w:rPr>
+                    <w:rFonts w:ascii="Cambria Math" w:hAnsi="Cambria Math"/>
+                  </w:rPr>
+                  <m:t>x</m:t>
+                </m:r>
+              </m:e>
+              <m:sub>
+                <m:r>
+                  <w:rPr>
+                    <w:rFonts w:ascii="Cambria Math" w:hAnsi="Cambria Math"/>
+                  </w:rPr>
+                  <m:t>i</m:t>
+                </m:r>
+              </m:sub>
+            </m:sSub>
+          </m:e>
+        </m:nary>
+        <m:r>
+          <w:rPr>
+            <w:rFonts w:ascii="Cambria Math" w:hAnsi="Cambria Math"/>
+          </w:rPr>
+          <m:t>=</m:t>
+        </m:r>
+        <m:r>
+          <w:rPr>
+            <w:rFonts w:ascii="Cambria Math" w:hAnsi="Cambria Math"/>
+          </w:rPr>
+          <m:t>100</m:t>
+        </m:r>
+      </m:oMath>
+      <w:r>
+        <w:t xml:space="preserve"> – </w:t>
+      </w:r>
+      <w:r>
+        <w:t>так как сумма массовых долей всех элементов должна составлять 100%.</w:t>
+      </w:r>
+    </w:p>
+    <w:p>
+      <w:pPr>
+        <w:pStyle w:val="a2"/>
+        <w:numPr>
+          <w:ilvl w:val="0"/>
+          <w:numId w:val="73"/>
+        </w:numPr>
+      </w:pPr>
+      <w:r>
+        <w:t>Выход – вектор «</w:t>
+      </w:r>
+      <m:oMath>
+        <m:r>
+          <w:rPr>
+            <w:rFonts w:ascii="Cambria Math" w:hAnsi="Cambria Math"/>
+          </w:rPr>
+          <m:t>Y</m:t>
+        </m:r>
+      </m:oMath>
+      <w:r>
+        <w:t>» значений свойств материала:</w:t>
+      </w:r>
+    </w:p>
+    <w:p>
+      <w:pPr>
+        <w:pStyle w:val="a2"/>
+        <w:numPr>
+          <w:ilvl w:val="1"/>
+          <w:numId w:val="73"/>
+        </w:numPr>
+      </w:pPr>
+      <m:oMath>
+        <m:r>
+          <w:rPr>
+            <w:rFonts w:ascii="Cambria Math" w:hAnsi="Cambria Math"/>
+          </w:rPr>
+          <m:t>Y</m:t>
+        </m:r>
+        <m:r>
+          <w:rPr>
+            <w:rFonts w:ascii="Cambria Math" w:hAnsi="Cambria Math"/>
+            <w:lang w:val="en-US"/>
+          </w:rPr>
+          <m:t>=(</m:t>
+        </m:r>
+        <m:sSub>
+          <m:sSubPr>
+            <m:ctrlPr>
+              <w:rPr>
+                <w:rFonts w:ascii="Cambria Math" w:hAnsi="Cambria Math"/>
+                <w:i/>
+                <w:lang w:val="en-US"/>
+              </w:rPr>
+            </m:ctrlPr>
+          </m:sSubPr>
+          <m:e>
+            <m:r>
+              <w:rPr>
+                <w:rFonts w:ascii="Cambria Math" w:hAnsi="Cambria Math"/>
+                <w:lang w:val="en-US"/>
+              </w:rPr>
+              <m:t>y</m:t>
+            </m:r>
+          </m:e>
+          <m:sub>
+            <m:r>
+              <w:rPr>
+                <w:rFonts w:ascii="Cambria Math" w:hAnsi="Cambria Math"/>
+                <w:lang w:val="en-US"/>
+              </w:rPr>
+              <m:t>1</m:t>
+            </m:r>
+          </m:sub>
+        </m:sSub>
+        <m:r>
+          <w:rPr>
+            <w:rFonts w:ascii="Cambria Math" w:hAnsi="Cambria Math"/>
+            <w:lang w:val="en-US"/>
+          </w:rPr>
+          <m:t>,</m:t>
+        </m:r>
+        <m:sSub>
+          <m:sSubPr>
+            <m:ctrlPr>
+              <w:rPr>
+                <w:rFonts w:ascii="Cambria Math" w:hAnsi="Cambria Math"/>
+                <w:i/>
+                <w:lang w:val="en-US"/>
+              </w:rPr>
+            </m:ctrlPr>
+          </m:sSubPr>
+          <m:e>
+            <m:r>
+              <w:rPr>
+                <w:rFonts w:ascii="Cambria Math" w:hAnsi="Cambria Math"/>
+                <w:lang w:val="en-US"/>
+              </w:rPr>
+              <m:t>y</m:t>
+            </m:r>
+          </m:e>
+          <m:sub>
+            <m:r>
+              <w:rPr>
+                <w:rFonts w:ascii="Cambria Math" w:hAnsi="Cambria Math"/>
+                <w:lang w:val="en-US"/>
+              </w:rPr>
+              <m:t>2</m:t>
+            </m:r>
+          </m:sub>
+        </m:sSub>
+        <m:r>
+          <w:rPr>
+            <w:rFonts w:ascii="Cambria Math" w:hAnsi="Cambria Math"/>
+            <w:lang w:val="en-US"/>
+          </w:rPr>
+          <m:t>,…,</m:t>
+        </m:r>
+        <m:sSub>
+          <m:sSubPr>
+            <m:ctrlPr>
+              <w:rPr>
+                <w:rFonts w:ascii="Cambria Math" w:hAnsi="Cambria Math"/>
+                <w:i/>
+                <w:lang w:val="en-US"/>
+              </w:rPr>
+            </m:ctrlPr>
+          </m:sSubPr>
+          <m:e>
+            <m:r>
+              <w:rPr>
+                <w:rFonts w:ascii="Cambria Math" w:hAnsi="Cambria Math"/>
+                <w:lang w:val="en-US"/>
+              </w:rPr>
+              <m:t>y</m:t>
+            </m:r>
+          </m:e>
+          <m:sub>
+            <m:r>
+              <w:rPr>
+                <w:rFonts w:ascii="Cambria Math" w:hAnsi="Cambria Math"/>
+                <w:lang w:val="en-US"/>
+              </w:rPr>
+              <m:t>8</m:t>
+            </m:r>
+          </m:sub>
+        </m:sSub>
+        <m:r>
+          <w:rPr>
+            <w:rFonts w:ascii="Cambria Math" w:hAnsi="Cambria Math"/>
+            <w:lang w:val="en-US"/>
+          </w:rPr>
+          <m:t>)</m:t>
+        </m:r>
+      </m:oMath>
+      <w:r>
+        <w:rPr>
+          <w:lang w:val="en-US"/>
+        </w:rPr>
+        <w:t xml:space="preserve">, </w:t>
+      </w:r>
+      <w:r>
+        <w:t>где:</w:t>
+      </w:r>
+    </w:p>
+    <w:p>
+      <w:pPr>
+        <w:pStyle w:val="a2"/>
+        <w:numPr>
+          <w:ilvl w:val="2"/>
+          <w:numId w:val="73"/>
+        </w:numPr>
+      </w:pPr>
+      <m:oMath>
+        <m:sSub>
+          <m:sSubPr>
+            <m:ctrlPr>
+              <w:rPr>
+                <w:rFonts w:ascii="Cambria Math" w:hAnsi="Cambria Math"/>
+                <w:i/>
+              </w:rPr>
+            </m:ctrlPr>
+          </m:sSubPr>
+          <m:e>
+            <m:r>
+              <w:rPr>
+                <w:rFonts w:ascii="Cambria Math" w:hAnsi="Cambria Math"/>
+                <w:lang w:val="en-US"/>
+              </w:rPr>
+              <m:t>y</m:t>
+            </m:r>
+          </m:e>
+          <m:sub>
+            <m:r>
+              <w:rPr>
+                <w:rFonts w:ascii="Cambria Math" w:hAnsi="Cambria Math"/>
+              </w:rPr>
+              <m:t>1</m:t>
+            </m:r>
+          </m:sub>
+        </m:sSub>
+      </m:oMath>
+      <w:r>
+        <w:t xml:space="preserve"> – плотность</w:t>
+      </w:r>
+      <w:r>
+        <w:t xml:space="preserve"> </w:t>
+      </w:r>
+      <w:r>
+        <w:t>(</w:t>
+      </w:r>
+      <m:oMath>
+        <m:f>
+          <m:fPr>
+            <m:type m:val="skw"/>
+            <m:ctrlPr>
+              <w:rPr>
+                <w:rFonts w:ascii="Cambria Math" w:hAnsi="Cambria Math"/>
+                <w:i/>
+              </w:rPr>
+            </m:ctrlPr>
+          </m:fPr>
+          <m:num>
+            <m:r>
+              <w:rPr>
+                <w:rFonts w:ascii="Cambria Math" w:hAnsi="Cambria Math"/>
+              </w:rPr>
+              <m:t>г</m:t>
+            </m:r>
+          </m:num>
+          <m:den>
+            <m:sSup>
+              <m:sSupPr>
+                <m:ctrlPr>
+                  <w:rPr>
+                    <w:rFonts w:ascii="Cambria Math" w:hAnsi="Cambria Math"/>
+                    <w:i/>
+                  </w:rPr>
+                </m:ctrlPr>
+              </m:sSupPr>
+              <m:e>
+                <m:r>
+                  <w:rPr>
+                    <w:rFonts w:ascii="Cambria Math" w:hAnsi="Cambria Math"/>
+                  </w:rPr>
+                  <m:t>см</m:t>
+                </m:r>
+              </m:e>
+              <m:sup>
+                <m:r>
+                  <w:rPr>
+                    <w:rFonts w:ascii="Cambria Math" w:hAnsi="Cambria Math"/>
+                  </w:rPr>
+                  <m:t>3</m:t>
+                </m:r>
+              </m:sup>
+            </m:sSup>
+          </m:den>
+        </m:f>
+      </m:oMath>
+      <w:r>
+        <w:t>)</w:t>
+      </w:r>
+      <w:r>
+        <w:rPr>
+          <w:lang w:val="en-US"/>
+        </w:rPr>
+        <w:t>,</w:t>
+      </w:r>
+    </w:p>
+    <w:p>
+      <w:pPr>
+        <w:pStyle w:val="a2"/>
+        <w:numPr>
+          <w:ilvl w:val="2"/>
+          <w:numId w:val="73"/>
+        </w:numPr>
+      </w:pPr>
+      <m:oMath>
+        <m:sSub>
+          <m:sSubPr>
+            <m:ctrlPr>
+              <w:rPr>
+                <w:rFonts w:ascii="Cambria Math" w:hAnsi="Cambria Math"/>
+                <w:i/>
+              </w:rPr>
+            </m:ctrlPr>
+          </m:sSubPr>
+          <m:e>
+            <m:r>
+              <w:rPr>
+                <w:rFonts w:ascii="Cambria Math" w:hAnsi="Cambria Math"/>
+                <w:lang w:val="en-US"/>
+              </w:rPr>
+              <m:t>y</m:t>
+            </m:r>
+          </m:e>
+          <m:sub>
+            <m:r>
+              <w:rPr>
+                <w:rFonts w:ascii="Cambria Math" w:hAnsi="Cambria Math"/>
+              </w:rPr>
+              <m:t>2</m:t>
+            </m:r>
+          </m:sub>
+        </m:sSub>
+      </m:oMath>
+      <w:r>
+        <w:t xml:space="preserve"> </w:t>
+      </w:r>
+      <w:r>
+        <w:rPr>
+          <w:lang w:val="en-US"/>
+        </w:rPr>
+        <w:t>–</w:t>
+      </w:r>
+      <w:r>
+        <w:t xml:space="preserve"> модуль упругости</w:t>
+      </w:r>
+      <w:r>
+        <w:t xml:space="preserve"> </w:t>
+      </w:r>
+      <w:r>
+        <w:t>(</w:t>
+      </w:r>
+      <m:oMath>
+        <m:r>
+          <w:rPr>
+            <w:rFonts w:ascii="Cambria Math" w:hAnsi="Cambria Math"/>
+          </w:rPr>
+          <m:t>ГПа</m:t>
+        </m:r>
+      </m:oMath>
+      <w:r>
+        <w:t>)</w:t>
+      </w:r>
+      <w:r>
+        <w:rPr>
+          <w:lang w:val="en-US"/>
+        </w:rPr>
+        <w:t>,</w:t>
+      </w:r>
+    </w:p>
+    <w:p>
+      <w:pPr>
+        <w:pStyle w:val="a2"/>
+        <w:numPr>
+          <w:ilvl w:val="2"/>
+          <w:numId w:val="73"/>
+        </w:numPr>
+      </w:pPr>
+      <m:oMath>
+        <m:sSub>
+          <m:sSubPr>
+            <m:ctrlPr>
+              <w:rPr>
+                <w:rFonts w:ascii="Cambria Math" w:hAnsi="Cambria Math"/>
+                <w:i/>
+              </w:rPr>
+            </m:ctrlPr>
+          </m:sSubPr>
+          <m:e>
+            <m:r>
+              <w:rPr>
+                <w:rFonts w:ascii="Cambria Math" w:hAnsi="Cambria Math"/>
+                <w:lang w:val="en-US"/>
+              </w:rPr>
+              <m:t>y</m:t>
+            </m:r>
+          </m:e>
+          <m:sub>
+            <m:r>
+              <w:rPr>
+                <w:rFonts w:ascii="Cambria Math" w:hAnsi="Cambria Math"/>
+              </w:rPr>
+              <m:t>3</m:t>
+            </m:r>
+          </m:sub>
+        </m:sSub>
+      </m:oMath>
+      <w:r>
+        <w:t xml:space="preserve"> </w:t>
+      </w:r>
+      <w:r>
+        <w:t>–</w:t>
+      </w:r>
+      <w:r>
+        <w:t xml:space="preserve"> твердость</w:t>
+      </w:r>
+      <w:r>
+        <w:t xml:space="preserve"> </w:t>
+      </w:r>
+      <w:r>
+        <w:t xml:space="preserve">по </w:t>
+      </w:r>
+      <w:r>
+        <w:t>Виккерс</w:t>
+      </w:r>
+      <w:r>
+        <w:t>у</w:t>
+      </w:r>
+      <w:r>
+        <w:t xml:space="preserve"> </w:t>
+      </w:r>
+      <w:r>
+        <w:t>(</w:t>
+      </w:r>
+      <m:oMath>
+        <m:f>
+          <m:fPr>
+            <m:type m:val="skw"/>
+            <m:ctrlPr>
+              <w:rPr>
+                <w:rFonts w:ascii="Cambria Math" w:hAnsi="Cambria Math"/>
+                <w:i/>
+              </w:rPr>
+            </m:ctrlPr>
+          </m:fPr>
+          <m:num>
+            <m:r>
+              <w:rPr>
+                <w:rFonts w:ascii="Cambria Math" w:hAnsi="Cambria Math"/>
+              </w:rPr>
+              <m:t>кгс</m:t>
+            </m:r>
+          </m:num>
+          <m:den>
+            <m:sSup>
+              <m:sSupPr>
+                <m:ctrlPr>
+                  <w:rPr>
+                    <w:rFonts w:ascii="Cambria Math" w:hAnsi="Cambria Math"/>
+                    <w:i/>
+                  </w:rPr>
+                </m:ctrlPr>
+              </m:sSupPr>
+              <m:e>
+                <m:r>
+                  <w:rPr>
+                    <w:rFonts w:ascii="Cambria Math" w:hAnsi="Cambria Math"/>
+                  </w:rPr>
+                  <m:t>мм</m:t>
+                </m:r>
+              </m:e>
+              <m:sup>
+                <m:r>
+                  <w:rPr>
+                    <w:rFonts w:ascii="Cambria Math" w:hAnsi="Cambria Math"/>
+                  </w:rPr>
+                  <m:t>2</m:t>
+                </m:r>
+              </m:sup>
+            </m:sSup>
+          </m:den>
+        </m:f>
+      </m:oMath>
+      <w:r>
+        <w:t>)</w:t>
+      </w:r>
+      <w:r>
+        <w:t>,</w:t>
+      </w:r>
+    </w:p>
+    <w:p>
+      <w:pPr>
+        <w:pStyle w:val="a2"/>
+        <w:numPr>
+          <w:ilvl w:val="2"/>
+          <w:numId w:val="73"/>
+        </w:numPr>
+      </w:pPr>
+      <m:oMath>
+        <m:sSub>
+          <m:sSubPr>
+            <m:ctrlPr>
+              <w:rPr>
+                <w:rFonts w:ascii="Cambria Math" w:hAnsi="Cambria Math"/>
+                <w:i/>
+              </w:rPr>
+            </m:ctrlPr>
+          </m:sSubPr>
+          <m:e>
+            <m:r>
+              <w:rPr>
+                <w:rFonts w:ascii="Cambria Math" w:hAnsi="Cambria Math"/>
+                <w:lang w:val="en-US"/>
+              </w:rPr>
+              <m:t>y</m:t>
+            </m:r>
+          </m:e>
+          <m:sub>
+            <m:r>
+              <w:rPr>
+                <w:rFonts w:ascii="Cambria Math" w:hAnsi="Cambria Math"/>
+              </w:rPr>
+              <m:t>4</m:t>
+            </m:r>
+          </m:sub>
+        </m:sSub>
+      </m:oMath>
+      <w:r>
+        <w:rPr>
+          <w:lang w:val="en-US"/>
+        </w:rPr>
+        <w:t xml:space="preserve"> –</w:t>
+      </w:r>
+      <w:r>
+        <w:t xml:space="preserve"> предел прочности</w:t>
+      </w:r>
+      <w:r>
+        <w:t xml:space="preserve"> </w:t>
+      </w:r>
+      <w:r>
+        <w:t>(</w:t>
+      </w:r>
+      <m:oMath>
+        <m:r>
+          <w:rPr>
+            <w:rFonts w:ascii="Cambria Math" w:hAnsi="Cambria Math"/>
+          </w:rPr>
+          <m:t>М</m:t>
+        </m:r>
+        <m:r>
+          <w:rPr>
+            <w:rFonts w:ascii="Cambria Math" w:hAnsi="Cambria Math"/>
+          </w:rPr>
+          <m:t>Па</m:t>
+        </m:r>
+      </m:oMath>
+      <w:r>
+        <w:t>)</w:t>
+      </w:r>
+      <w:r>
+        <w:rPr>
+          <w:lang w:val="en-US"/>
+        </w:rPr>
+        <w:t>,</w:t>
+      </w:r>
+    </w:p>
+    <w:p>
+      <w:pPr>
+        <w:pStyle w:val="a2"/>
+        <w:numPr>
+          <w:ilvl w:val="2"/>
+          <w:numId w:val="73"/>
+        </w:numPr>
+      </w:pPr>
+      <m:oMath>
+        <m:sSub>
+          <m:sSubPr>
+            <m:ctrlPr>
+              <w:rPr>
+                <w:rFonts w:ascii="Cambria Math" w:hAnsi="Cambria Math"/>
+                <w:i/>
+              </w:rPr>
+            </m:ctrlPr>
+          </m:sSubPr>
+          <m:e>
+            <m:r>
+              <w:rPr>
+                <w:rFonts w:ascii="Cambria Math" w:hAnsi="Cambria Math"/>
+                <w:lang w:val="en-US"/>
+              </w:rPr>
+              <m:t>y</m:t>
+            </m:r>
+          </m:e>
+          <m:sub>
+            <m:r>
+              <w:rPr>
+                <w:rFonts w:ascii="Cambria Math" w:hAnsi="Cambria Math"/>
+              </w:rPr>
+              <m:t>5</m:t>
+            </m:r>
+          </m:sub>
+        </m:sSub>
+      </m:oMath>
+      <w:r>
+        <w:t xml:space="preserve"> </w:t>
+      </w:r>
+      <w:r>
+        <w:rPr>
+          <w:lang w:val="en-US"/>
+        </w:rPr>
+        <w:t>–</w:t>
+      </w:r>
+      <w:r>
+        <w:t xml:space="preserve"> предел текучести</w:t>
+      </w:r>
+      <w:r>
+        <w:t xml:space="preserve"> </w:t>
+      </w:r>
+      <w:r>
+        <w:t>(</w:t>
+      </w:r>
+      <m:oMath>
+        <m:r>
+          <w:rPr>
+            <w:rFonts w:ascii="Cambria Math" w:hAnsi="Cambria Math"/>
+          </w:rPr>
+          <m:t>М</m:t>
+        </m:r>
+        <m:r>
+          <w:rPr>
+            <w:rFonts w:ascii="Cambria Math" w:hAnsi="Cambria Math"/>
+          </w:rPr>
+          <m:t>Па</m:t>
+        </m:r>
+      </m:oMath>
+      <w:r>
+        <w:t>)</w:t>
+      </w:r>
+      <w:r>
+        <w:rPr>
+          <w:lang w:val="en-US"/>
+        </w:rPr>
+        <w:t>,</w:t>
+      </w:r>
+    </w:p>
+    <w:p>
+      <w:pPr>
+        <w:pStyle w:val="a2"/>
+        <w:numPr>
+          <w:ilvl w:val="2"/>
+          <w:numId w:val="73"/>
+        </w:numPr>
+      </w:pPr>
+      <m:oMath>
+        <m:sSub>
+          <m:sSubPr>
+            <m:ctrlPr>
+              <w:rPr>
+                <w:rFonts w:ascii="Cambria Math" w:hAnsi="Cambria Math"/>
+                <w:i/>
+              </w:rPr>
+            </m:ctrlPr>
+          </m:sSubPr>
+          <m:e>
+            <m:r>
+              <w:rPr>
+                <w:rFonts w:ascii="Cambria Math" w:hAnsi="Cambria Math"/>
+                <w:lang w:val="en-US"/>
+              </w:rPr>
+              <m:t>y</m:t>
+            </m:r>
+          </m:e>
+          <m:sub>
+            <m:r>
+              <w:rPr>
+                <w:rFonts w:ascii="Cambria Math" w:hAnsi="Cambria Math"/>
+              </w:rPr>
+              <m:t>6</m:t>
+            </m:r>
+          </m:sub>
+        </m:sSub>
+      </m:oMath>
+      <w:r>
+        <w:t xml:space="preserve"> </w:t>
+      </w:r>
+      <w:r>
+        <w:t>–</w:t>
+      </w:r>
+      <w:r>
+        <w:t xml:space="preserve"> относительное удлинение</w:t>
+      </w:r>
+      <w:r>
+        <w:t xml:space="preserve"> (</w:t>
+      </w:r>
+      <m:oMath>
+        <m:r>
+          <w:rPr>
+            <w:rFonts w:ascii="Cambria Math" w:hAnsi="Cambria Math"/>
+          </w:rPr>
+          <m:t>%</m:t>
+        </m:r>
+      </m:oMath>
+      <w:r>
+        <w:t>)</w:t>
+      </w:r>
+      <w:r>
+        <w:t>,</w:t>
+      </w:r>
+    </w:p>
+    <w:p>
+      <w:pPr>
+        <w:pStyle w:val="a2"/>
+        <w:numPr>
+          <w:ilvl w:val="2"/>
+          <w:numId w:val="73"/>
+        </w:numPr>
+      </w:pPr>
+      <m:oMath>
+        <m:sSub>
+          <m:sSubPr>
+            <m:ctrlPr>
+              <w:rPr>
+                <w:rFonts w:ascii="Cambria Math" w:hAnsi="Cambria Math"/>
+                <w:i/>
+              </w:rPr>
+            </m:ctrlPr>
+          </m:sSubPr>
+          <m:e>
+            <m:r>
+              <w:rPr>
+                <w:rFonts w:ascii="Cambria Math" w:hAnsi="Cambria Math"/>
+                <w:lang w:val="en-US"/>
+              </w:rPr>
+              <m:t>y</m:t>
+            </m:r>
+          </m:e>
+          <m:sub>
+            <m:r>
+              <w:rPr>
+                <w:rFonts w:ascii="Cambria Math" w:hAnsi="Cambria Math"/>
+              </w:rPr>
+              <m:t>7</m:t>
+            </m:r>
+          </m:sub>
+        </m:sSub>
+      </m:oMath>
+      <w:r>
+        <w:t xml:space="preserve"> </w:t>
+      </w:r>
+      <w:r>
+        <w:t>–</w:t>
+      </w:r>
+      <w:r>
+        <w:t xml:space="preserve"> коэффициент термического расширения</w:t>
+      </w:r>
+      <w:r>
+        <w:t xml:space="preserve"> при нагреве</w:t>
+      </w:r>
+      <w:r>
+        <w:t> </w:t>
+      </w:r>
+      <w:r>
+        <w:t xml:space="preserve">от </w:t>
+      </w:r>
+      <w:r>
+        <w:t>20</w:t>
+      </w:r>
+      <w:r>
+        <w:t xml:space="preserve"> до </w:t>
+      </w:r>
+      <w:r>
+        <w:t>6</w:t>
+      </w:r>
+      <w:r>
+        <w:t>00</w:t>
+      </w:r>
+      <w:r>
+        <w:t xml:space="preserve"> </w:t>
+      </w:r>
+      <m:oMath>
+        <m:r>
+          <w:rPr>
+            <w:rFonts w:ascii="Cambria Math" w:hAnsi="Cambria Math"/>
+          </w:rPr>
+          <m:t>℃</m:t>
+        </m:r>
+      </m:oMath>
+      <w:r>
+        <w:t xml:space="preserve"> </w:t>
+      </w:r>
+      <w:r>
+        <w:t>(</w:t>
+      </w:r>
+      <m:oMath>
+        <m:f>
+          <m:fPr>
+            <m:type m:val="skw"/>
+            <m:ctrlPr>
+              <w:rPr>
+                <w:rFonts w:ascii="Cambria Math" w:hAnsi="Cambria Math"/>
+                <w:i/>
+              </w:rPr>
+            </m:ctrlPr>
+          </m:fPr>
+          <m:num>
+            <m:sSup>
+              <m:sSupPr>
+                <m:ctrlPr>
+                  <w:rPr>
+                    <w:rFonts w:ascii="Cambria Math" w:hAnsi="Cambria Math"/>
+                    <w:i/>
+                  </w:rPr>
+                </m:ctrlPr>
+              </m:sSupPr>
+              <m:e>
+                <m:r>
+                  <w:rPr>
+                    <w:rFonts w:ascii="Cambria Math" w:hAnsi="Cambria Math"/>
+                  </w:rPr>
+                  <m:t>10</m:t>
+                </m:r>
+              </m:e>
+              <m:sup>
+                <m:r>
+                  <w:rPr>
+                    <w:rFonts w:ascii="Cambria Math" w:hAnsi="Cambria Math"/>
+                  </w:rPr>
+                  <m:t>-6</m:t>
+                </m:r>
+              </m:sup>
+            </m:sSup>
+          </m:num>
+          <m:den>
+            <m:r>
+              <w:rPr>
+                <w:rFonts w:ascii="Cambria Math" w:hAnsi="Cambria Math"/>
+                <w:lang w:val="en-US"/>
+              </w:rPr>
+              <m:t>K</m:t>
+            </m:r>
+          </m:den>
+        </m:f>
+      </m:oMath>
+      <w:r>
+        <w:t>)</w:t>
+      </w:r>
+      <w:r>
+        <w:t>,</w:t>
+      </w:r>
+    </w:p>
+    <w:p>
+      <w:pPr>
+        <w:pStyle w:val="a2"/>
+        <w:numPr>
+          <w:ilvl w:val="2"/>
+          <w:numId w:val="73"/>
+        </w:numPr>
+      </w:pPr>
+      <m:oMath>
+        <m:sSub>
+          <m:sSubPr>
+            <m:ctrlPr>
+              <w:rPr>
+                <w:rFonts w:ascii="Cambria Math" w:hAnsi="Cambria Math"/>
+                <w:i/>
+              </w:rPr>
+            </m:ctrlPr>
+          </m:sSubPr>
+          <m:e>
+            <m:r>
+              <w:rPr>
+                <w:rFonts w:ascii="Cambria Math" w:hAnsi="Cambria Math"/>
+                <w:lang w:val="en-US"/>
+              </w:rPr>
+              <m:t>y</m:t>
+            </m:r>
+          </m:e>
+          <m:sub>
+            <m:r>
+              <w:rPr>
+                <w:rFonts w:ascii="Cambria Math" w:hAnsi="Cambria Math"/>
+              </w:rPr>
+              <m:t>8</m:t>
+            </m:r>
+          </m:sub>
+        </m:sSub>
+      </m:oMath>
+      <w:r>
+        <w:t xml:space="preserve"> </w:t>
+      </w:r>
+      <w:r>
+        <w:t>–</w:t>
+      </w:r>
+      <w:r>
+        <w:t xml:space="preserve"> коэффициент термического расширения</w:t>
+      </w:r>
+      <w:r>
+        <w:t xml:space="preserve"> </w:t>
+      </w:r>
+      <w:r>
+        <w:t>при нагреве</w:t>
+      </w:r>
+      <w:r>
+        <w:t> </w:t>
+      </w:r>
+      <w:r>
+        <w:t xml:space="preserve">от </w:t>
+      </w:r>
+      <w:r>
+        <w:t>2</w:t>
+      </w:r>
+      <w:r>
+        <w:t>5</w:t>
+      </w:r>
+      <w:r>
+        <w:t xml:space="preserve"> до </w:t>
+      </w:r>
+      <w:r>
+        <w:t>5</w:t>
+      </w:r>
+      <w:r>
+        <w:t>00</w:t>
+      </w:r>
+      <w:r>
+        <w:t xml:space="preserve"> </w:t>
+      </w:r>
+      <m:oMath>
+        <m:r>
+          <w:rPr>
+            <w:rFonts w:ascii="Cambria Math" w:hAnsi="Cambria Math"/>
+          </w:rPr>
+          <m:t>℃</m:t>
+        </m:r>
+      </m:oMath>
+      <w:r>
+        <w:t xml:space="preserve"> </w:t>
+      </w:r>
+      <w:r>
+        <w:t>(</w:t>
+      </w:r>
+      <m:oMath>
+        <m:f>
+          <m:fPr>
+            <m:type m:val="skw"/>
+            <m:ctrlPr>
+              <w:rPr>
+                <w:rFonts w:ascii="Cambria Math" w:hAnsi="Cambria Math"/>
+                <w:i/>
+              </w:rPr>
+            </m:ctrlPr>
+          </m:fPr>
+          <m:num>
+            <m:sSup>
+              <m:sSupPr>
+                <m:ctrlPr>
+                  <w:rPr>
+                    <w:rFonts w:ascii="Cambria Math" w:hAnsi="Cambria Math"/>
+                    <w:i/>
+                  </w:rPr>
+                </m:ctrlPr>
+              </m:sSupPr>
+              <m:e>
+                <m:r>
+                  <w:rPr>
+                    <w:rFonts w:ascii="Cambria Math" w:hAnsi="Cambria Math"/>
+                  </w:rPr>
+                  <m:t>10</m:t>
+                </m:r>
+              </m:e>
+              <m:sup>
+                <m:r>
+                  <w:rPr>
+                    <w:rFonts w:ascii="Cambria Math" w:hAnsi="Cambria Math"/>
+                  </w:rPr>
+                  <m:t>-6</m:t>
+                </m:r>
+              </m:sup>
+            </m:sSup>
+          </m:num>
+          <m:den>
+            <m:r>
+              <w:rPr>
+                <w:rFonts w:ascii="Cambria Math" w:hAnsi="Cambria Math"/>
+                <w:lang w:val="en-US"/>
+              </w:rPr>
+              <m:t>K</m:t>
+            </m:r>
+          </m:den>
+        </m:f>
+      </m:oMath>
+      <w:r>
+        <w:t>)</w:t>
+      </w:r>
+      <w:r>
+        <w:t>.</w:t>
+      </w:r>
+    </w:p>
+    <w:p>
+      <w:pPr>
+        <w:pStyle w:val="a2"/>
+      </w:pPr>
+      <w:r>
+        <w:t>Разрабатываемая система должна удовлетворять следующим функциональным и нефункциональным требования:</w:t>
+      </w:r>
+    </w:p>
+    <w:p>
+      <w:pPr>
+        <w:pStyle w:val="a2"/>
+        <w:numPr>
+          <w:ilvl w:val="0"/>
+          <w:numId w:val="74"/>
+        </w:numPr>
+      </w:pPr>
+      <w:r>
+        <w:t>Функциональные:</w:t>
+      </w:r>
+    </w:p>
+    <w:p>
+      <w:pPr>
+        <w:pStyle w:val="a2"/>
+        <w:numPr>
+          <w:ilvl w:val="1"/>
+          <w:numId w:val="74"/>
+        </w:numPr>
+      </w:pPr>
+      <w:r>
+        <w:lastRenderedPageBreak/>
+        <w:t>полнота – должен быть реализован прогноз всех 8 физико-механических свойств по входному химическому составу</w:t>
+      </w:r>
+      <w:r>
+        <w:t>;</w:t>
+      </w:r>
+    </w:p>
+    <w:p>
+      <w:pPr>
+        <w:pStyle w:val="a2"/>
+        <w:numPr>
+          <w:ilvl w:val="1"/>
+          <w:numId w:val="74"/>
+        </w:numPr>
+      </w:pPr>
+      <w:r>
+        <w:t xml:space="preserve">корректность – необходимо, чтобы программа проверяла  корректность ввода, то есть не допускать на входе программы: </w:t>
+      </w:r>
+    </w:p>
+    <w:p>
+      <w:pPr>
+        <w:pStyle w:val="a2"/>
+        <w:numPr>
+          <w:ilvl w:val="2"/>
+          <w:numId w:val="74"/>
+        </w:numPr>
+      </w:pPr>
+      <w:r>
+        <w:t>отрицательные значения концентраций элементов</w:t>
+      </w:r>
+      <w:r>
+        <w:rPr>
+          <w:lang w:val="en-US"/>
+        </w:rPr>
+        <w:t>,</w:t>
+      </w:r>
+    </w:p>
+    <w:p>
+      <w:pPr>
+        <w:pStyle w:val="a2"/>
+        <w:numPr>
+          <w:ilvl w:val="2"/>
+          <w:numId w:val="74"/>
+        </w:numPr>
+      </w:pPr>
+      <w:r>
+        <w:t>сумму концентраций элементов состава не может не равняться 100%</w:t>
+      </w:r>
+      <w:r>
+        <w:t>,</w:t>
+      </w:r>
+    </w:p>
+    <w:p>
+      <w:pPr>
+        <w:pStyle w:val="a2"/>
+        <w:numPr>
+          <w:ilvl w:val="2"/>
+          <w:numId w:val="74"/>
+        </w:numPr>
+      </w:pPr>
+      <w:r>
+        <w:t xml:space="preserve">содержание никеля и хрома менее 60% и </w:t>
+      </w:r>
+      <w:r>
+        <w:t>1</w:t>
+      </w:r>
+      <w:r>
+        <w:t>0% соответственно</w:t>
+      </w:r>
+      <w:r>
+        <w:t>;</w:t>
+      </w:r>
+      <w:r>
+        <w:t xml:space="preserve"> </w:t>
+      </w:r>
+    </w:p>
+    <w:p>
+      <w:pPr>
+        <w:pStyle w:val="a2"/>
+        <w:numPr>
+          <w:ilvl w:val="1"/>
+          <w:numId w:val="74"/>
+        </w:numPr>
+      </w:pPr>
+      <w:r>
+        <w:t>целостность – программное обеспечение не должно выполнять прогноз, если не смож</w:t>
+      </w:r>
+      <w:r>
+        <w:t>ет загрузить предварительно обученные модели машинного обучения или искусственных нейронных сетей</w:t>
+      </w:r>
+      <w:r>
+        <w:t>;</w:t>
+      </w:r>
+    </w:p>
+    <w:p>
+      <w:pPr>
+        <w:pStyle w:val="a2"/>
+        <w:numPr>
+          <w:ilvl w:val="1"/>
+          <w:numId w:val="74"/>
+        </w:numPr>
+      </w:pPr>
+      <w:r>
+        <w:t>«</w:t>
+      </w:r>
+      <w:r>
+        <w:rPr>
+          <w:lang w:val="en-US"/>
+        </w:rPr>
+        <w:t>GUI</w:t>
+      </w:r>
+      <w:r>
+        <w:t>» – приложени</w:t>
+      </w:r>
+      <w:r>
+        <w:t>ю</w:t>
+      </w:r>
+      <w:r>
+        <w:t xml:space="preserve"> </w:t>
+      </w:r>
+      <w:r>
+        <w:t xml:space="preserve">нужно </w:t>
+      </w:r>
+      <w:r>
+        <w:t>иметь «графический интерфейс пользователя» для удобного ввода химических состава и легкости просмотра полученных результатов</w:t>
+      </w:r>
+      <w:r>
+        <w:t>.</w:t>
+      </w:r>
+      <w:r>
+        <w:t xml:space="preserve"> </w:t>
+      </w:r>
+    </w:p>
+    <w:p>
+      <w:pPr>
+        <w:pStyle w:val="a2"/>
+        <w:numPr>
+          <w:ilvl w:val="0"/>
+          <w:numId w:val="74"/>
+        </w:numPr>
+      </w:pPr>
+      <w:r>
+        <w:t>Неф</w:t>
+      </w:r>
+      <w:r>
+        <w:t>ункциональные</w:t>
+      </w:r>
+      <w:r>
+        <w:t>:</w:t>
+      </w:r>
+    </w:p>
+    <w:p>
+      <w:pPr>
+        <w:pStyle w:val="a2"/>
+        <w:numPr>
+          <w:ilvl w:val="1"/>
+          <w:numId w:val="74"/>
+        </w:numPr>
+      </w:pPr>
+      <w:r>
+        <w:t>быстродействие – необходимо, чтобы время проведения прогноза занимало не более 5 секунд</w:t>
+      </w:r>
+      <w:r>
+        <w:t>;</w:t>
+      </w:r>
+    </w:p>
+    <w:p>
+      <w:pPr>
+        <w:pStyle w:val="a2"/>
+        <w:numPr>
+          <w:ilvl w:val="1"/>
+          <w:numId w:val="74"/>
+        </w:numPr>
+      </w:pPr>
+      <w:r>
+        <w:t xml:space="preserve">масштабируемость – </w:t>
+      </w:r>
+      <w:r>
+        <w:t>архитектура системы</w:t>
+      </w:r>
+      <w:r>
+        <w:t xml:space="preserve"> должн</w:t>
+      </w:r>
+      <w:r>
+        <w:t>а</w:t>
+      </w:r>
+      <w:r>
+        <w:t xml:space="preserve"> допускать возможность </w:t>
+      </w:r>
+      <w:r>
+        <w:t>переобучения моделей при появлении новых данных</w:t>
+      </w:r>
+      <w:r>
+        <w:t>;</w:t>
+      </w:r>
+    </w:p>
+    <w:p>
+      <w:pPr>
+        <w:pStyle w:val="a2"/>
+        <w:numPr>
+          <w:ilvl w:val="1"/>
+          <w:numId w:val="74"/>
+        </w:numPr>
+      </w:pPr>
+      <w:r>
+        <w:t xml:space="preserve">точность – </w:t>
+      </w:r>
+      <w:r>
+        <w:t xml:space="preserve">нужно, чтобы </w:t>
+      </w:r>
+      <w:r>
+        <w:t>значение средней абсолютной ошибки</w:t>
+      </w:r>
+      <w:r>
+        <w:t xml:space="preserve"> (</w:t>
+      </w:r>
+      <w:r>
+        <w:rPr>
+          <w:lang w:val="en-US"/>
+        </w:rPr>
+        <w:t>MAE</w:t>
+      </w:r>
+      <w:r>
+        <w:t>)</w:t>
+      </w:r>
+      <w:r>
+        <w:t xml:space="preserve"> </w:t>
+      </w:r>
+      <w:r>
+        <w:t>на тестовой выборке</w:t>
+      </w:r>
+      <w:r>
+        <w:t xml:space="preserve"> в нормализованном пространстве</w:t>
+      </w:r>
+      <w:r>
+        <w:t xml:space="preserve"> было </w:t>
+      </w:r>
+      <w:r>
+        <w:t>меньше 0.5</w:t>
+      </w:r>
+      <w:r>
+        <w:t>;</w:t>
+      </w:r>
+    </w:p>
+    <w:p>
+      <w:pPr>
+        <w:pStyle w:val="a2"/>
+        <w:numPr>
+          <w:ilvl w:val="1"/>
+          <w:numId w:val="74"/>
+        </w:numPr>
+      </w:pPr>
+      <w:r>
+        <w:t>удобство использования – интерфейс приложения должен быть легким, доступным и понятным для любого пользователя</w:t>
+      </w:r>
+      <w:r>
+        <w:t>;</w:t>
+      </w:r>
+    </w:p>
+    <w:p>
+      <w:pPr>
+        <w:pStyle w:val="a2"/>
+        <w:numPr>
+          <w:ilvl w:val="1"/>
+          <w:numId w:val="74"/>
+        </w:numPr>
+      </w:pPr>
+      <w:r>
+        <w:lastRenderedPageBreak/>
+        <w:t>совместимость – программное обеспечение должно функционировать на операционной системе «</w:t>
+      </w:r>
+      <w:r>
+        <w:t>Microsoft </w:t>
+      </w:r>
+      <w:r>
+        <w:t xml:space="preserve"> </w:t>
+      </w:r>
+      <w:r>
+        <w:rPr>
+          <w:lang w:val="en-US"/>
+        </w:rPr>
+        <w:t>Windows</w:t>
+      </w:r>
+      <w:r>
+        <w:t>»</w:t>
+      </w:r>
+      <w:r>
+        <w:t>.</w:t>
+      </w:r>
+    </w:p>
+    <w:p>
+      <w:pPr>
+        <w:pStyle w:val="a2"/>
+      </w:pPr>
+      <w:r>
+        <w:t>Также у</w:t>
+      </w:r>
+      <w:r>
+        <w:t xml:space="preserve"> проектируемого программного </w:t>
+      </w:r>
+      <w:r>
+        <w:t>обеспечения</w:t>
+      </w:r>
+      <w:r>
+        <w:t xml:space="preserve"> присутствуют такие ограничения, как:</w:t>
+      </w:r>
+    </w:p>
+    <w:p>
+      <w:pPr>
+        <w:pStyle w:val="a2"/>
+        <w:numPr>
+          <w:ilvl w:val="0"/>
+          <w:numId w:val="74"/>
+        </w:numPr>
+      </w:pPr>
+      <w:r>
+        <w:t>проведение прогноза доступно только для никель-хромовых композитов, так как обучающая выборка – исходный набор данных – содержит только такие примеры</w:t>
+      </w:r>
+      <w:r>
+        <w:t>;</w:t>
+      </w:r>
+    </w:p>
+    <w:p>
+      <w:pPr>
+        <w:pStyle w:val="a2"/>
+        <w:numPr>
+          <w:ilvl w:val="0"/>
+          <w:numId w:val="74"/>
+        </w:numPr>
+      </w:pPr>
+      <w:r>
+        <w:t>система не может прогнозировать свойства сплавов, содержащих такие элементы, которые не входят имеющийся датасет</w:t>
+      </w:r>
+      <w:r>
+        <w:t>;</w:t>
+      </w:r>
+    </w:p>
+    <w:p>
+      <w:pPr>
+        <w:pStyle w:val="a2"/>
+        <w:numPr>
+          <w:ilvl w:val="0"/>
+          <w:numId w:val="74"/>
+        </w:numPr>
+      </w:pPr>
+      <w:r>
+        <w:t>приложение прогнозирует только те 8 свойств, которые присутствуют в обучающей выборке</w:t>
+      </w:r>
+    </w:p>
+    <w:p>
+      <w:pPr>
+        <w:pStyle w:val="a2"/>
+        <w:numPr>
+          <w:ilvl w:val="0"/>
+          <w:numId w:val="74"/>
+        </w:numPr>
+      </w:pPr>
+      <w:r>
+        <w:t>результаты прогноза носят оценочный характер, поэтому не могут заменит</w:t>
+      </w:r>
+      <w:r>
+        <w:t>ь</w:t>
+      </w:r>
+      <w:r>
+        <w:t xml:space="preserve"> проведение реальных опытов и экспериментов, </w:t>
+      </w:r>
+      <w:r>
+        <w:t>но при этом позволяют значительно сократить их количество</w:t>
+      </w:r>
+      <w:r>
+        <w:t>.</w:t>
+      </w:r>
+    </w:p>
+    <w:p>
+      <w:pPr>
+        <w:pStyle w:val="a2"/>
+      </w:pPr>
+      <w:r>
+        <w:t>Далее построим</w:t>
+      </w:r>
+      <w:r>
+        <w:t xml:space="preserve"> </w:t>
+      </w:r>
+      <w:r>
+        <w:t>«</w:t>
+      </w:r>
+      <w:r>
+        <w:rPr>
+          <w:lang w:val="en-US"/>
+        </w:rPr>
+        <w:t>IDEF</w:t>
+      </w:r>
+      <w:r>
+        <w:t>0</w:t>
+      </w:r>
+      <w:r>
+        <w:t>»</w:t>
+      </w:r>
+      <w:r>
+        <w:t xml:space="preserve"> для прогнозирования свойств медицинских композиционных материалов с точки зрения их исследователя</w:t>
+      </w:r>
+      <w:r>
+        <w:t>:</w:t>
+      </w:r>
+    </w:p>
+    <w:p>
+      <w:pPr>
+        <w:pStyle w:val="a2"/>
+        <w:numPr>
+          <w:ilvl w:val="0"/>
+          <w:numId w:val="75"/>
+        </w:numPr>
+      </w:pPr>
+      <w:r>
+        <w:t>К</w:t>
+      </w:r>
+      <w:r>
+        <w:t>онтекстная</w:t>
+      </w:r>
+      <w:r>
+        <w:t xml:space="preserve"> диаграмма представлена на </w:t>
+      </w:r>
+      <w:r>
+        <w:fldChar w:fldCharType="begin"/>
+      </w:r>
+      <w:r>
+        <w:instrText xml:space="preserve"> REF _Ref229509074 \h </w:instrText>
+      </w:r>
+      <w:r>
+        <w:fldChar w:fldCharType="separate"/>
+      </w:r>
+      <w:r>
+        <w:t xml:space="preserve">рисунке </w:t>
+      </w:r>
+      <w:r>
+        <w:rPr>
+          <w:noProof/>
+        </w:rPr>
+        <w:t>3</w:t>
+      </w:r>
+      <w:r>
+        <w:t>.</w:t>
+      </w:r>
+      <w:r>
+        <w:rPr>
+          <w:noProof/>
+        </w:rPr>
+        <w:t>1</w:t>
+      </w:r>
+      <w:r>
+        <w:fldChar w:fldCharType="end"/>
+      </w:r>
+      <w:r>
+        <w:t>, она показывает систему как единое целое:</w:t>
+      </w:r>
+    </w:p>
+    <w:p>
+      <w:pPr>
+        <w:pStyle w:val="a2"/>
+        <w:numPr>
+          <w:ilvl w:val="1"/>
+          <w:numId w:val="75"/>
+        </w:numPr>
+      </w:pPr>
+      <w:r>
+        <w:t>вход – химический состав композита</w:t>
+      </w:r>
+    </w:p>
+    <w:p>
+      <w:pPr>
+        <w:pStyle w:val="a2"/>
+        <w:numPr>
+          <w:ilvl w:val="1"/>
+          <w:numId w:val="75"/>
+        </w:numPr>
+      </w:pPr>
+      <w:r>
+        <w:t>выход – полученные в ходе прогноза свойства</w:t>
+      </w:r>
+      <w:r>
+        <w:t>;</w:t>
+      </w:r>
+    </w:p>
+    <w:p>
+      <w:pPr>
+        <w:pStyle w:val="a2"/>
+        <w:numPr>
+          <w:ilvl w:val="1"/>
+          <w:numId w:val="75"/>
+        </w:numPr>
+      </w:pPr>
+      <w:r>
+        <w:t>управление – это описанные выше ограничения входных данных,</w:t>
+      </w:r>
+    </w:p>
+    <w:p>
+      <w:pPr>
+        <w:pStyle w:val="a2"/>
+        <w:numPr>
+          <w:ilvl w:val="1"/>
+          <w:numId w:val="75"/>
+        </w:numPr>
+      </w:pPr>
+      <w:r>
+        <w:t>механизмы:</w:t>
+      </w:r>
+    </w:p>
+    <w:p>
+      <w:pPr>
+        <w:pStyle w:val="a2"/>
+        <w:numPr>
+          <w:ilvl w:val="2"/>
+          <w:numId w:val="75"/>
+        </w:numPr>
+      </w:pPr>
+      <w:r>
+        <w:t>исследователь –</w:t>
+      </w:r>
+      <w:r>
+        <w:t xml:space="preserve"> управляет </w:t>
+      </w:r>
+      <w:r>
+        <w:t>програ</w:t>
+      </w:r>
+      <w:r>
+        <w:t>ммой,</w:t>
+      </w:r>
+    </w:p>
+    <w:p>
+      <w:pPr>
+        <w:pStyle w:val="a2"/>
+        <w:numPr>
+          <w:ilvl w:val="2"/>
+          <w:numId w:val="75"/>
+        </w:numPr>
+      </w:pPr>
+      <w:r>
+        <w:t>модель – непосредственно осуществляет прогноз</w:t>
+      </w:r>
+      <w:r>
+        <w:rPr>
+          <w:lang w:val="en-US"/>
+        </w:rPr>
+        <w:t>,</w:t>
+      </w:r>
+    </w:p>
+    <w:p>
+      <w:pPr>
+        <w:pStyle w:val="a2"/>
+        <w:numPr>
+          <w:ilvl w:val="2"/>
+          <w:numId w:val="75"/>
+        </w:numPr>
+      </w:pPr>
+      <w:r>
+        <w:t xml:space="preserve">интерфейс – необходимый для взаимодействия с приложением. </w:t>
+      </w:r>
+    </w:p>
+    <w:p>
+      <w:pPr>
+        <w:pStyle w:val="a2"/>
+        <w:numPr>
+          <w:ilvl w:val="0"/>
+          <w:numId w:val="75"/>
+        </w:numPr>
+      </w:pPr>
+      <w:r>
+        <w:t>Д</w:t>
+      </w:r>
+      <w:r>
+        <w:t>екомпозиция первого уровня</w:t>
+      </w:r>
+      <w:r>
+        <w:t xml:space="preserve">, которую содержит </w:t>
+      </w:r>
+      <w:r>
+        <w:fldChar w:fldCharType="begin"/>
+      </w:r>
+      <w:r>
+        <w:instrText xml:space="preserve"> REF _Ref229509076 \h </w:instrText>
+      </w:r>
+      <w:r>
+        <w:fldChar w:fldCharType="separate"/>
+      </w:r>
+      <w:r>
+        <w:t xml:space="preserve">рисунок </w:t>
+      </w:r>
+      <w:r>
+        <w:rPr>
+          <w:noProof/>
+        </w:rPr>
+        <w:t>3</w:t>
+      </w:r>
+      <w:r>
+        <w:t>.</w:t>
+      </w:r>
+      <w:r>
+        <w:rPr>
+          <w:noProof/>
+        </w:rPr>
+        <w:t>2</w:t>
+      </w:r>
+      <w:r>
+        <w:fldChar w:fldCharType="end"/>
+      </w:r>
+      <w:r>
+        <w:t>, разбивает процесс на три подпроцесса:</w:t>
+      </w:r>
+    </w:p>
+    <w:p>
+      <w:pPr>
+        <w:pStyle w:val="a2"/>
+        <w:numPr>
+          <w:ilvl w:val="1"/>
+          <w:numId w:val="75"/>
+        </w:numPr>
+      </w:pPr>
+      <w:r>
+        <w:lastRenderedPageBreak/>
+        <w:t>валидация данных (</w:t>
+      </w:r>
+      <w:r>
+        <w:rPr>
+          <w:lang w:val="en-US"/>
+        </w:rPr>
+        <w:t>A</w:t>
+      </w:r>
+      <w:r>
+        <w:t>1</w:t>
+      </w:r>
+      <w:r>
+        <w:t>)</w:t>
+      </w:r>
+      <w:r>
+        <w:t xml:space="preserve"> – </w:t>
+      </w:r>
+      <w:r>
+        <w:t>функция проверки соответствия входных данных имеющимся ограничениям</w:t>
+      </w:r>
+      <w:r>
+        <w:t>;</w:t>
+      </w:r>
+    </w:p>
+    <w:p>
+      <w:pPr>
+        <w:pStyle w:val="a2"/>
+        <w:numPr>
+          <w:ilvl w:val="1"/>
+          <w:numId w:val="75"/>
+        </w:numPr>
+      </w:pPr>
+      <w:r>
+        <w:t>проведение прогноза (</w:t>
+      </w:r>
+      <w:r>
+        <w:rPr>
+          <w:lang w:val="en-US"/>
+        </w:rPr>
+        <w:t>A</w:t>
+      </w:r>
+      <w:r>
+        <w:t>2</w:t>
+      </w:r>
+      <w:r>
+        <w:t>) – блок показывает функцию прогноза свойств</w:t>
+      </w:r>
+      <w:r>
+        <w:t>;</w:t>
+      </w:r>
+    </w:p>
+    <w:p>
+      <w:pPr>
+        <w:pStyle w:val="a2"/>
+        <w:numPr>
+          <w:ilvl w:val="1"/>
+          <w:numId w:val="75"/>
+        </w:numPr>
+      </w:pPr>
+      <w:r>
+        <w:t>вывод результата (</w:t>
+      </w:r>
+      <w:r>
+        <w:rPr>
+          <w:lang w:val="en-US"/>
+        </w:rPr>
+        <w:t>A</w:t>
+      </w:r>
+      <w:r>
+        <w:t>3</w:t>
+      </w:r>
+      <w:r>
+        <w:t>) – процесс получения прогноза от модели и отображения его в интерфейсе программы</w:t>
+      </w:r>
+      <w:r>
+        <w:t>.</w:t>
+      </w:r>
+    </w:p>
+    <w:p>
+      <w:pPr>
+        <w:pStyle w:val="a2"/>
+        <w:jc w:val="center"/>
+        <w:rPr>
+          <w:lang w:val="en-US"/>
+        </w:rPr>
+      </w:pPr>
+      <w:r>
+        <w:rPr>
+          <w:lang w:val="en-US"/>
+        </w:rPr>
+        <w:drawing>
+          <wp:inline distT="0" distB="0" distL="0" distR="0" wp14:anchorId="49C3D019" wp14:editId="3B10A0B7">
+            <wp:extent cx="5895734" cy="3613150"/>
+            <wp:effectExtent l="0" t="0" r="0" b="6350"/>
+            <wp:docPr id="1564970548" name="Рисунок 1"/>
+            <wp:cNvGraphicFramePr>
+              <a:graphicFrameLocks xmlns:a="http://schemas.openxmlformats.org/drawingml/2006/main" noChangeAspect="1"/>
+            </wp:cNvGraphicFramePr>
+            <a:graphic xmlns:a="http://schemas.openxmlformats.org/drawingml/2006/main">
+              <a:graphicData uri="http://schemas.openxmlformats.org/drawingml/2006/picture">
+                <pic:pic xmlns:pic="http://schemas.openxmlformats.org/drawingml/2006/picture">
+                  <pic:nvPicPr>
+                    <pic:cNvPr id="1564970548" name=""/>
+                    <pic:cNvPicPr/>
+                  </pic:nvPicPr>
+                  <pic:blipFill>
+                    <a:blip r:embed="rId10"/>
+                    <a:stretch>
+                      <a:fillRect/>
+                    </a:stretch>
+                  </pic:blipFill>
+                  <pic:spPr>
+                    <a:xfrm>
+                      <a:off x="0" y="0"/>
+                      <a:ext cx="5898571" cy="3614889"/>
+                    </a:xfrm>
+                    <a:prstGeom prst="rect">
+                      <a:avLst/>
+                    </a:prstGeom>
+                  </pic:spPr>
+                </pic:pic>
+              </a:graphicData>
+            </a:graphic>
+          </wp:inline>
+        </w:drawing>
+      </w:r>
+    </w:p>
+    <w:p>
+      <w:pPr>
+        <w:pStyle w:val="ab"/>
+      </w:pPr>
+      <w:bookmarkStart w:id="9" w:name="_Ref229509074"/>
+      <w:r>
+        <w:t xml:space="preserve">Рисунок </w:t>
+      </w:r>
+      <w:r>
+        <w:fldChar w:fldCharType="begin"/>
+      </w:r>
+      <w:r>
+        <w:instrText xml:space="preserve"> STYLEREF 1 \s </w:instrText>
+      </w:r>
+      <w:r>
+        <w:fldChar w:fldCharType="separate"/>
+      </w:r>
+      <w:r>
+        <w:rPr>
+          <w:noProof/>
+        </w:rPr>
+        <w:t>3</w:t>
+      </w:r>
+      <w:r>
+        <w:fldChar w:fldCharType="end"/>
+      </w:r>
+      <w:r>
+        <w:t>.</w:t>
+      </w:r>
+      <w:r>
+        <w:fldChar w:fldCharType="begin"/>
+      </w:r>
+      <w:r>
+        <w:instrText xml:space="preserve"> SEQ Рисунок \* ARABIC \s 1 </w:instrText>
+      </w:r>
+      <w:r>
+        <w:fldChar w:fldCharType="separate"/>
+      </w:r>
+      <w:r>
+        <w:rPr>
+          <w:noProof/>
+        </w:rPr>
+        <w:t>1</w:t>
+      </w:r>
+      <w:r>
+        <w:fldChar w:fldCharType="end"/>
+      </w:r>
+      <w:bookmarkEnd w:id="9"/>
+      <w:r>
+        <w:t xml:space="preserve"> – </w:t>
+      </w:r>
+      <w:r>
+        <w:t>«</w:t>
+      </w:r>
+      <w:r>
+        <w:rPr>
+          <w:lang w:val="en-US"/>
+        </w:rPr>
+        <w:t>IDEF</w:t>
+      </w:r>
+      <w:r>
+        <w:t>0 (</w:t>
+      </w:r>
+      <w:r>
+        <w:rPr>
+          <w:lang w:val="en-US"/>
+        </w:rPr>
+        <w:t>A</w:t>
+      </w:r>
+      <w:r>
+        <w:t>-0)</w:t>
+      </w:r>
+      <w:r>
+        <w:t>»</w:t>
+      </w:r>
+      <w:r>
+        <w:t xml:space="preserve"> </w:t>
+      </w:r>
+      <w:r>
+        <w:t>–</w:t>
+      </w:r>
+      <w:r>
+        <w:t xml:space="preserve"> </w:t>
+      </w:r>
+      <w:r>
+        <w:t>контекстная диаграмма</w:t>
+      </w:r>
+    </w:p>
+    <w:p>
+      <w:pPr>
+        <w:pStyle w:val="a2"/>
+        <w:jc w:val="center"/>
+      </w:pPr>
+      <w:r>
+        <w:lastRenderedPageBreak/>
+        <w:drawing>
+          <wp:inline distT="0" distB="0" distL="0" distR="0" wp14:anchorId="725C202E" wp14:editId="0D5696E0">
+            <wp:extent cx="5851718" cy="4112895"/>
+            <wp:effectExtent l="0" t="0" r="0" b="1905"/>
+            <wp:docPr id="1138855935" name="Рисунок 1"/>
+            <wp:cNvGraphicFramePr>
+              <a:graphicFrameLocks xmlns:a="http://schemas.openxmlformats.org/drawingml/2006/main" noChangeAspect="1"/>
+            </wp:cNvGraphicFramePr>
+            <a:graphic xmlns:a="http://schemas.openxmlformats.org/drawingml/2006/main">
+              <a:graphicData uri="http://schemas.openxmlformats.org/drawingml/2006/picture">
+                <pic:pic xmlns:pic="http://schemas.openxmlformats.org/drawingml/2006/picture">
+                  <pic:nvPicPr>
+                    <pic:cNvPr id="1138855935" name=""/>
+                    <pic:cNvPicPr/>
+                  </pic:nvPicPr>
+                  <pic:blipFill>
+                    <a:blip r:embed="rId11"/>
+                    <a:stretch>
+                      <a:fillRect/>
+                    </a:stretch>
+                  </pic:blipFill>
+                  <pic:spPr>
+                    <a:xfrm>
+                      <a:off x="0" y="0"/>
+                      <a:ext cx="5857544" cy="4116990"/>
+                    </a:xfrm>
+                    <a:prstGeom prst="rect">
+                      <a:avLst/>
+                    </a:prstGeom>
+                  </pic:spPr>
+                </pic:pic>
+              </a:graphicData>
+            </a:graphic>
+          </wp:inline>
+        </w:drawing>
+      </w:r>
+    </w:p>
+    <w:p>
+      <w:pPr>
+        <w:pStyle w:val="ab"/>
+      </w:pPr>
+      <w:bookmarkStart w:id="10" w:name="_Ref229509076"/>
+      <w:r>
+        <w:t xml:space="preserve">Рисунок </w:t>
+      </w:r>
+      <w:r>
+        <w:fldChar w:fldCharType="begin"/>
+      </w:r>
+      <w:r>
+        <w:instrText xml:space="preserve"> STYLEREF 1 \s </w:instrText>
+      </w:r>
+      <w:r>
+        <w:fldChar w:fldCharType="separate"/>
+      </w:r>
+      <w:r>
+        <w:rPr>
+          <w:noProof/>
+        </w:rPr>
+        <w:t>3</w:t>
+      </w:r>
+      <w:r>
+        <w:fldChar w:fldCharType="end"/>
+      </w:r>
+      <w:r>
+        <w:t>.</w:t>
+      </w:r>
+      <w:r>
+        <w:fldChar w:fldCharType="begin"/>
+      </w:r>
+      <w:r>
+        <w:instrText xml:space="preserve"> SEQ Рисунок \* ARABIC \s 1 </w:instrText>
+      </w:r>
+      <w:r>
+        <w:fldChar w:fldCharType="separate"/>
+      </w:r>
+      <w:r>
+        <w:rPr>
+          <w:noProof/>
+        </w:rPr>
+        <w:t>2</w:t>
+      </w:r>
+      <w:r>
+        <w:fldChar w:fldCharType="end"/>
+      </w:r>
+      <w:bookmarkEnd w:id="10"/>
+      <w:r>
+        <w:t xml:space="preserve"> – «</w:t>
+      </w:r>
+      <w:r>
+        <w:rPr>
+          <w:lang w:val="en-US"/>
+        </w:rPr>
+        <w:t>IDEF</w:t>
+      </w:r>
+      <w:r>
+        <w:t xml:space="preserve"> (</w:t>
+      </w:r>
+      <w:r>
+        <w:rPr>
+          <w:lang w:val="en-US"/>
+        </w:rPr>
+        <w:t>A</w:t>
+      </w:r>
+      <w:r>
+        <w:t>0)</w:t>
+      </w:r>
+      <w:r>
+        <w:t xml:space="preserve">» – декомпозиция </w:t>
+      </w:r>
+      <w:r>
+        <w:t>первого уровня</w:t>
+      </w:r>
+    </w:p>
+    <w:p>
+      <w:pPr>
+        <w:pStyle w:val="a2"/>
+      </w:pPr>
+      <w:r>
+        <w:t>Наконец спроектируем диаграмму прецедентов «</w:t>
+      </w:r>
+      <w:r>
+        <w:rPr>
+          <w:lang w:val="en-US"/>
+        </w:rPr>
+        <w:t>UML</w:t>
+      </w:r>
+      <w:r>
+        <w:t>».</w:t>
+      </w:r>
+    </w:p>
+    <w:p>
+      <w:pPr>
         <w:pStyle w:val="1"/>
       </w:pPr>
-      <w:bookmarkStart w:id="9" w:name="_Toc229410530"/>
+      <w:bookmarkStart w:id="11" w:name="_Toc229503260"/>
       <w:r>
         <w:lastRenderedPageBreak/>
         <w:t xml:space="preserve">Глава 2 </w:t>
@@ -11909,26 +14688,6 @@
       </w:r>
       <w:r>
         <w:t xml:space="preserve"> Анализ модели и методов решений</w:t>
-      </w:r>
-      <w:bookmarkEnd w:id="9"/>
-    </w:p>
-    <w:p>
-      <w:pPr>
-        <w:pStyle w:val="2"/>
-      </w:pPr>
-      <w:bookmarkStart w:id="10" w:name="_Toc229410531"/>
-      <w:r>
-        <w:t>Метод 1</w:t>
-      </w:r>
-      <w:bookmarkEnd w:id="10"/>
-    </w:p>
-    <w:p>
-      <w:pPr>
-        <w:pStyle w:val="2"/>
-      </w:pPr>
-      <w:bookmarkStart w:id="11" w:name="_Toc229410532"/>
-      <w:r>
-        <w:t>Метод 2</w:t>
       </w:r>
       <w:bookmarkEnd w:id="11"/>
     </w:p>
@@ -11936,9 +14695,9 @@
       <w:pPr>
         <w:pStyle w:val="2"/>
       </w:pPr>
-      <w:bookmarkStart w:id="12" w:name="_Toc229410533"/>
-      <w:r>
-        <w:t>Метод 3</w:t>
+      <w:bookmarkStart w:id="12" w:name="_Toc229503261"/>
+      <w:r>
+        <w:t>Метод 1</w:t>
       </w:r>
       <w:bookmarkEnd w:id="12"/>
     </w:p>
@@ -11946,9 +14705,9 @@
       <w:pPr>
         <w:pStyle w:val="2"/>
       </w:pPr>
-      <w:bookmarkStart w:id="13" w:name="_Toc229410534"/>
-      <w:r>
-        <w:t>Сравнение методов</w:t>
+      <w:bookmarkStart w:id="13" w:name="_Toc229503262"/>
+      <w:r>
+        <w:t>Метод 2</w:t>
       </w:r>
       <w:bookmarkEnd w:id="13"/>
     </w:p>
@@ -11956,69 +14715,63 @@
       <w:pPr>
         <w:pStyle w:val="2"/>
       </w:pPr>
-      <w:bookmarkStart w:id="14" w:name="_Toc229410535"/>
-      <w:r>
-        <w:t>Выбор метода для реализации</w:t>
+      <w:bookmarkStart w:id="14" w:name="_Toc229503263"/>
+      <w:r>
+        <w:t>Метод 3</w:t>
       </w:r>
       <w:bookmarkEnd w:id="14"/>
     </w:p>
     <w:p>
       <w:pPr>
-        <w:pStyle w:val="1"/>
-      </w:pPr>
-      <w:bookmarkStart w:id="15" w:name="_Toc229410536"/>
-      <w:r>
-        <w:lastRenderedPageBreak/>
-        <w:t xml:space="preserve">Глава 3 </w:t>
-      </w:r>
-      <w:r>
-        <w:t>–</w:t>
-      </w:r>
-      <w:r>
-        <w:t xml:space="preserve"> Математические модели и методы решений</w:t>
+        <w:pStyle w:val="2"/>
+      </w:pPr>
+      <w:bookmarkStart w:id="15" w:name="_Toc229503264"/>
+      <w:r>
+        <w:t>Сравнение методов</w:t>
       </w:r>
       <w:bookmarkEnd w:id="15"/>
     </w:p>
     <w:p>
       <w:pPr>
-        <w:pStyle w:val="1"/>
-      </w:pPr>
-      <w:bookmarkStart w:id="16" w:name="_Toc229410537"/>
-      <w:r>
-        <w:lastRenderedPageBreak/>
-        <w:t xml:space="preserve">Глава 4 </w:t>
-      </w:r>
-      <w:r>
-        <w:t>–</w:t>
-      </w:r>
-      <w:r>
-        <w:t xml:space="preserve"> Разработка программного обеспечения</w:t>
+        <w:pStyle w:val="2"/>
+      </w:pPr>
+      <w:bookmarkStart w:id="16" w:name="_Toc229503265"/>
+      <w:r>
+        <w:t>Выбор метода для реализации</w:t>
       </w:r>
       <w:bookmarkEnd w:id="16"/>
     </w:p>
     <w:p>
       <w:pPr>
-        <w:pStyle w:val="2"/>
-      </w:pPr>
-      <w:bookmarkStart w:id="17" w:name="_Toc229410538"/>
-      <w:r>
-        <w:t xml:space="preserve">Выбор </w:t>
-      </w:r>
-      <w:r>
-        <w:t>языка программирования</w:t>
-      </w:r>
-      <w:r>
-        <w:t xml:space="preserve"> и инструментальных средств разработки</w:t>
+        <w:pStyle w:val="1"/>
+      </w:pPr>
+      <w:bookmarkStart w:id="17" w:name="_Toc229503266"/>
+      <w:r>
+        <w:lastRenderedPageBreak/>
+        <w:t xml:space="preserve">Глава 3 </w:t>
+      </w:r>
+      <w:r>
+        <w:t>–</w:t>
+      </w:r>
+      <w:r>
+        <w:t xml:space="preserve"> Математические модели и методы решений</w:t>
       </w:r>
       <w:bookmarkEnd w:id="17"/>
     </w:p>
     <w:p>
       <w:pPr>
-        <w:pStyle w:val="2"/>
-      </w:pPr>
-      <w:bookmarkStart w:id="18" w:name="_Toc229410539"/>
-      <w:r>
-        <w:t>Описание структуры программного продукта</w:t>
+        <w:pStyle w:val="1"/>
+      </w:pPr>
+      <w:bookmarkStart w:id="18" w:name="_Toc229503267"/>
+      <w:r>
+        <w:lastRenderedPageBreak/>
+        <w:t xml:space="preserve">Глава 4 </w:t>
+      </w:r>
+      <w:r>
+        <w:t>–</w:t>
+      </w:r>
+      <w:r>
+        <w:t xml:space="preserve"> Разработка программного обеспечения</w:t>
       </w:r>
       <w:bookmarkEnd w:id="18"/>
     </w:p>
@@ -12026,9 +14779,15 @@
       <w:pPr>
         <w:pStyle w:val="2"/>
       </w:pPr>
-      <w:bookmarkStart w:id="19" w:name="_Toc229410540"/>
-      <w:r>
-        <w:t>Описание интерфейса</w:t>
+      <w:bookmarkStart w:id="19" w:name="_Toc229503268"/>
+      <w:r>
+        <w:t xml:space="preserve">Выбор </w:t>
+      </w:r>
+      <w:r>
+        <w:t>языка программирования</w:t>
+      </w:r>
+      <w:r>
+        <w:t xml:space="preserve"> и инструментальных средств разработки</w:t>
       </w:r>
       <w:bookmarkEnd w:id="19"/>
     </w:p>
@@ -12036,9 +14795,9 @@
       <w:pPr>
         <w:pStyle w:val="2"/>
       </w:pPr>
-      <w:bookmarkStart w:id="20" w:name="_Toc229410541"/>
-      <w:r>
-        <w:t>Вычислительный эксперимент</w:t>
+      <w:bookmarkStart w:id="20" w:name="_Toc229503269"/>
+      <w:r>
+        <w:t>Описание структуры программного продукта</w:t>
       </w:r>
       <w:bookmarkEnd w:id="20"/>
     </w:p>
@@ -12046,22 +14805,42 @@
       <w:pPr>
         <w:pStyle w:val="2"/>
       </w:pPr>
-      <w:bookmarkStart w:id="21" w:name="_Toc229410542"/>
-      <w:r>
-        <w:t>Тестирование</w:t>
+      <w:bookmarkStart w:id="21" w:name="_Toc229503270"/>
+      <w:r>
+        <w:t>Описание интерфейса</w:t>
       </w:r>
       <w:bookmarkEnd w:id="21"/>
     </w:p>
     <w:p>
       <w:pPr>
+        <w:pStyle w:val="2"/>
+      </w:pPr>
+      <w:bookmarkStart w:id="22" w:name="_Toc229503271"/>
+      <w:r>
+        <w:t>Вычислительный эксперимент</w:t>
+      </w:r>
+      <w:bookmarkEnd w:id="22"/>
+    </w:p>
+    <w:p>
+      <w:pPr>
+        <w:pStyle w:val="2"/>
+      </w:pPr>
+      <w:bookmarkStart w:id="23" w:name="_Toc229503272"/>
+      <w:r>
+        <w:t>Тестирование</w:t>
+      </w:r>
+      <w:bookmarkEnd w:id="23"/>
+    </w:p>
+    <w:p>
+      <w:pPr>
         <w:pStyle w:val="1"/>
       </w:pPr>
-      <w:bookmarkStart w:id="22" w:name="_Toc229410543"/>
+      <w:bookmarkStart w:id="24" w:name="_Toc229503273"/>
       <w:r>
         <w:lastRenderedPageBreak/>
         <w:t>Заключение</w:t>
       </w:r>
-      <w:bookmarkEnd w:id="22"/>
+      <w:bookmarkEnd w:id="24"/>
       <w:r>
         <w:t xml:space="preserve"> </w:t>
       </w:r>
@@ -12073,12 +14852,12 @@
           <w:lang w:val="en-US"/>
         </w:rPr>
       </w:pPr>
-      <w:bookmarkStart w:id="23" w:name="_Toc229410544"/>
+      <w:bookmarkStart w:id="25" w:name="_Toc229503274"/>
       <w:r>
         <w:lastRenderedPageBreak/>
         <w:t>Список литературы</w:t>
       </w:r>
-      <w:bookmarkEnd w:id="23"/>
+      <w:bookmarkEnd w:id="25"/>
       <w:r>
         <w:t xml:space="preserve"> </w:t>
       </w:r>
@@ -12091,7 +14870,7 @@
         <w:t>Ссылки на источники:</w:t>
       </w:r>
     </w:p>
-    <w:bookmarkStart w:id="24" w:name="_Ref229182281"/>
+    <w:bookmarkStart w:id="26" w:name="_Ref229182281"/>
     <w:p>
       <w:pPr>
         <w:pStyle w:val="a2"/>
@@ -12147,9 +14926,9 @@
       <w:r>
         <w:t>;</w:t>
       </w:r>
-      <w:bookmarkEnd w:id="24"/>
+      <w:bookmarkEnd w:id="26"/>
     </w:p>
-    <w:bookmarkStart w:id="25" w:name="_Ref229182284"/>
+    <w:bookmarkStart w:id="27" w:name="_Ref229182284"/>
     <w:p>
       <w:pPr>
         <w:pStyle w:val="a2"/>
@@ -12227,12 +15006,12 @@
       <w:r>
         <w:t>;</w:t>
       </w:r>
-      <w:bookmarkEnd w:id="25"/>
+      <w:bookmarkEnd w:id="27"/>
       <w:r>
         <w:t xml:space="preserve"> </w:t>
       </w:r>
     </w:p>
-    <w:bookmarkStart w:id="26" w:name="_Ref229182287"/>
+    <w:bookmarkStart w:id="28" w:name="_Ref229182287"/>
     <w:p>
       <w:pPr>
         <w:pStyle w:val="a2"/>
@@ -12307,9 +15086,9 @@
       <w:r>
         <w:t>;</w:t>
       </w:r>
-      <w:bookmarkEnd w:id="26"/>
+      <w:bookmarkEnd w:id="28"/>
     </w:p>
-    <w:bookmarkStart w:id="27" w:name="_Ref229261743"/>
+    <w:bookmarkStart w:id="29" w:name="_Ref229261743"/>
     <w:p>
       <w:pPr>
         <w:pStyle w:val="a2"/>
@@ -12449,7 +15228,7 @@
       <w:r>
         <w:t xml:space="preserve"> </w:t>
       </w:r>
-      <w:bookmarkEnd w:id="27"/>
+      <w:bookmarkEnd w:id="29"/>
       <w:r>
         <w:t xml:space="preserve">– </w:t>
       </w:r>
@@ -12463,7 +15242,7 @@
         <w:t xml:space="preserve"> </w:t>
       </w:r>
     </w:p>
-    <w:bookmarkStart w:id="28" w:name="_Ref229265836"/>
+    <w:bookmarkStart w:id="30" w:name="_Ref229265836"/>
     <w:p>
       <w:pPr>
         <w:pStyle w:val="a2"/>
@@ -12517,9 +15296,9 @@
       <w:r>
         <w:t>;</w:t>
       </w:r>
-      <w:bookmarkEnd w:id="28"/>
+      <w:bookmarkEnd w:id="30"/>
     </w:p>
-    <w:bookmarkStart w:id="29" w:name="_Ref229265839"/>
+    <w:bookmarkStart w:id="31" w:name="_Ref229265839"/>
     <w:p>
       <w:pPr>
         <w:pStyle w:val="a2"/>
@@ -12558,9 +15337,9 @@
       <w:r>
         <w:t>;</w:t>
       </w:r>
-      <w:bookmarkEnd w:id="29"/>
+      <w:bookmarkEnd w:id="31"/>
     </w:p>
-    <w:bookmarkStart w:id="30" w:name="_Ref229265844"/>
+    <w:bookmarkStart w:id="32" w:name="_Ref229265844"/>
     <w:p>
       <w:pPr>
         <w:pStyle w:val="a2"/>
@@ -12599,9 +15378,9 @@
       <w:r>
         <w:t>;</w:t>
       </w:r>
-      <w:bookmarkEnd w:id="30"/>
+      <w:bookmarkEnd w:id="32"/>
     </w:p>
-    <w:bookmarkStart w:id="31" w:name="_Ref229265847"/>
+    <w:bookmarkStart w:id="33" w:name="_Ref229265847"/>
     <w:p>
       <w:pPr>
         <w:pStyle w:val="a2"/>
@@ -12646,9 +15425,9 @@
       <w:r>
         <w:t>;</w:t>
       </w:r>
-      <w:bookmarkEnd w:id="31"/>
+      <w:bookmarkEnd w:id="33"/>
     </w:p>
-    <w:bookmarkStart w:id="32" w:name="_Ref229265848"/>
+    <w:bookmarkStart w:id="34" w:name="_Ref229265848"/>
     <w:p>
       <w:pPr>
         <w:pStyle w:val="a2"/>
@@ -12693,9 +15472,9 @@
       <w:r>
         <w:t>;</w:t>
       </w:r>
-      <w:bookmarkEnd w:id="32"/>
+      <w:bookmarkEnd w:id="34"/>
     </w:p>
-    <w:bookmarkStart w:id="33" w:name="_Ref229265991"/>
+    <w:bookmarkStart w:id="35" w:name="_Ref229265991"/>
     <w:p>
       <w:pPr>
         <w:pStyle w:val="a2"/>
@@ -12743,9 +15522,9 @@
       <w:r>
         <w:t>;</w:t>
       </w:r>
-      <w:bookmarkEnd w:id="33"/>
+      <w:bookmarkEnd w:id="35"/>
     </w:p>
-    <w:bookmarkStart w:id="34" w:name="_Ref229267665"/>
+    <w:bookmarkStart w:id="36" w:name="_Ref229267665"/>
     <w:p>
       <w:pPr>
         <w:pStyle w:val="a2"/>
@@ -12790,9 +15569,9 @@
       <w:r>
         <w:t>;</w:t>
       </w:r>
-      <w:bookmarkEnd w:id="34"/>
+      <w:bookmarkEnd w:id="36"/>
     </w:p>
-    <w:bookmarkStart w:id="35" w:name="_Ref229267979"/>
+    <w:bookmarkStart w:id="37" w:name="_Ref229267979"/>
     <w:p>
       <w:pPr>
         <w:pStyle w:val="a2"/>
@@ -12844,9 +15623,9 @@
       <w:r>
         <w:t>;</w:t>
       </w:r>
-      <w:bookmarkEnd w:id="35"/>
+      <w:bookmarkEnd w:id="37"/>
     </w:p>
-    <w:bookmarkStart w:id="36" w:name="_Ref229268587"/>
+    <w:bookmarkStart w:id="38" w:name="_Ref229268587"/>
     <w:p>
       <w:pPr>
         <w:pStyle w:val="a2"/>
@@ -12891,9 +15670,9 @@
       <w:r>
         <w:t>;</w:t>
       </w:r>
-      <w:bookmarkEnd w:id="36"/>
+      <w:bookmarkEnd w:id="38"/>
     </w:p>
-    <w:bookmarkStart w:id="37" w:name="_Ref229269503"/>
+    <w:bookmarkStart w:id="39" w:name="_Ref229269503"/>
     <w:p>
       <w:pPr>
         <w:pStyle w:val="a2"/>
@@ -12932,7 +15711,7 @@
       <w:r>
         <w:t>;</w:t>
       </w:r>
-      <w:bookmarkEnd w:id="37"/>
+      <w:bookmarkEnd w:id="39"/>
     </w:p>
     <w:p>
       <w:pPr>
@@ -12942,8 +15721,8 @@
           <w:numId w:val="55"/>
         </w:numPr>
       </w:pPr>
-      <w:hyperlink r:id="rId10" w:history="1">
-        <w:bookmarkStart w:id="38" w:name="_Ref229189544"/>
+      <w:hyperlink r:id="rId12" w:history="1">
+        <w:bookmarkStart w:id="40" w:name="_Ref229189544"/>
         <w:r>
           <w:rPr>
             <w:rStyle w:val="ad"/>
@@ -13033,7 +15812,7 @@
           </w:rPr>
           <w:t>alloys</w:t>
         </w:r>
-        <w:bookmarkEnd w:id="38"/>
+        <w:bookmarkEnd w:id="40"/>
       </w:hyperlink>
       <w:r>
         <w:t xml:space="preserve"> </w:t>
@@ -13086,8 +15865,8 @@
           <w:numId w:val="55"/>
         </w:numPr>
       </w:pPr>
-      <w:hyperlink r:id="rId11" w:history="1">
-        <w:bookmarkStart w:id="39" w:name="_Ref229189545"/>
+      <w:hyperlink r:id="rId13" w:history="1">
+        <w:bookmarkStart w:id="41" w:name="_Ref229189545"/>
         <w:r>
           <w:rPr>
             <w:rStyle w:val="ad"/>
@@ -13257,7 +16036,7 @@
           </w:rPr>
           <w:t>stomatologami</w:t>
         </w:r>
-        <w:bookmarkEnd w:id="39"/>
+        <w:bookmarkEnd w:id="41"/>
         <w:proofErr w:type="spellEnd"/>
       </w:hyperlink>
       <w:r>
@@ -13281,8 +16060,8 @@
           <w:numId w:val="55"/>
         </w:numPr>
       </w:pPr>
-      <w:hyperlink r:id="rId12" w:history="1">
-        <w:bookmarkStart w:id="40" w:name="_Ref229189547"/>
+      <w:hyperlink r:id="rId14" w:history="1">
+        <w:bookmarkStart w:id="42" w:name="_Ref229189547"/>
         <w:r>
           <w:rPr>
             <w:rStyle w:val="ad"/>
@@ -13451,7 +16230,7 @@
           </w:rPr>
           <w:t>/</w:t>
         </w:r>
-        <w:bookmarkEnd w:id="40"/>
+        <w:bookmarkEnd w:id="42"/>
       </w:hyperlink>
       <w:r>
         <w:t xml:space="preserve"> </w:t>
@@ -13490,7 +16269,7 @@
         <w:t>;</w:t>
       </w:r>
     </w:p>
-    <w:bookmarkStart w:id="41" w:name="_Ref229322118"/>
+    <w:bookmarkStart w:id="43" w:name="_Ref229322118"/>
     <w:p>
       <w:pPr>
         <w:pStyle w:val="a2"/>
@@ -13549,9 +16328,9 @@
       <w:r>
         <w:t>;</w:t>
       </w:r>
-      <w:bookmarkEnd w:id="41"/>
+      <w:bookmarkEnd w:id="43"/>
     </w:p>
-    <w:bookmarkStart w:id="42" w:name="_Ref229322119"/>
+    <w:bookmarkStart w:id="44" w:name="_Ref229322119"/>
     <w:p>
       <w:pPr>
         <w:pStyle w:val="a2"/>
@@ -13610,9 +16389,9 @@
       <w:r>
         <w:t>;</w:t>
       </w:r>
-      <w:bookmarkEnd w:id="42"/>
+      <w:bookmarkEnd w:id="44"/>
     </w:p>
-    <w:bookmarkStart w:id="43" w:name="_Ref229326373"/>
+    <w:bookmarkStart w:id="45" w:name="_Ref229326373"/>
     <w:p>
       <w:pPr>
         <w:pStyle w:val="a2"/>
@@ -13677,13 +16456,13 @@
       <w:r>
         <w:t>;</w:t>
       </w:r>
-      <w:bookmarkEnd w:id="43"/>
+      <w:bookmarkEnd w:id="45"/>
       <w:r>
         <w:t xml:space="preserve"> </w:t>
       </w:r>
     </w:p>
-    <w:bookmarkStart w:id="44" w:name="_Ref229328525"/>
-    <w:bookmarkStart w:id="45" w:name="_Ref229329442"/>
+    <w:bookmarkStart w:id="46" w:name="_Ref229328525"/>
+    <w:bookmarkStart w:id="47" w:name="_Ref229329442"/>
     <w:p>
       <w:pPr>
         <w:pStyle w:val="a2"/>
@@ -13749,9 +16528,9 @@
       <w:r>
         <w:t>;</w:t>
       </w:r>
-      <w:bookmarkEnd w:id="45"/>
+      <w:bookmarkEnd w:id="47"/>
     </w:p>
-    <w:bookmarkStart w:id="46" w:name="_Ref229329427"/>
+    <w:bookmarkStart w:id="48" w:name="_Ref229329427"/>
     <w:p>
       <w:pPr>
         <w:pStyle w:val="a2"/>
@@ -13819,13 +16598,13 @@
       <w:r>
         <w:t>;</w:t>
       </w:r>
-      <w:bookmarkEnd w:id="44"/>
       <w:bookmarkEnd w:id="46"/>
+      <w:bookmarkEnd w:id="48"/>
       <w:r>
         <w:t xml:space="preserve"> </w:t>
       </w:r>
     </w:p>
-    <w:bookmarkStart w:id="47" w:name="_Ref229336967"/>
+    <w:bookmarkStart w:id="49" w:name="_Ref229336967"/>
     <w:p>
       <w:pPr>
         <w:pStyle w:val="a2"/>
@@ -13891,9 +16670,9 @@
       <w:r>
         <w:t>;</w:t>
       </w:r>
-      <w:bookmarkEnd w:id="47"/>
+      <w:bookmarkEnd w:id="49"/>
     </w:p>
-    <w:bookmarkStart w:id="48" w:name="_Ref229338348"/>
+    <w:bookmarkStart w:id="50" w:name="_Ref229338348"/>
     <w:p>
       <w:pPr>
         <w:pStyle w:val="a2"/>
@@ -13956,12 +16735,12 @@
       <w:r>
         <w:t>;</w:t>
       </w:r>
-      <w:bookmarkEnd w:id="48"/>
+      <w:bookmarkEnd w:id="50"/>
       <w:r>
         <w:t xml:space="preserve">  </w:t>
       </w:r>
     </w:p>
-    <w:bookmarkStart w:id="49" w:name="_Ref229338653"/>
+    <w:bookmarkStart w:id="51" w:name="_Ref229338653"/>
     <w:p>
       <w:pPr>
         <w:pStyle w:val="a2"/>
@@ -14267,9 +17046,9 @@
       <w:r>
         <w:t>;</w:t>
       </w:r>
-      <w:bookmarkEnd w:id="49"/>
+      <w:bookmarkEnd w:id="51"/>
     </w:p>
-    <w:bookmarkStart w:id="50" w:name="_Ref229338656"/>
+    <w:bookmarkStart w:id="52" w:name="_Ref229338656"/>
     <w:p>
       <w:pPr>
         <w:pStyle w:val="a2"/>
@@ -14387,9 +17166,9 @@
         </w:rPr>
         <w:t>;</w:t>
       </w:r>
-      <w:bookmarkEnd w:id="50"/>
+      <w:bookmarkEnd w:id="52"/>
     </w:p>
-    <w:bookmarkStart w:id="51" w:name="_Ref229338659"/>
+    <w:bookmarkStart w:id="53" w:name="_Ref229338659"/>
     <w:p>
       <w:pPr>
         <w:pStyle w:val="a2"/>
@@ -14501,9 +17280,9 @@
         </w:rPr>
         <w:t>;</w:t>
       </w:r>
-      <w:bookmarkEnd w:id="51"/>
+      <w:bookmarkEnd w:id="53"/>
     </w:p>
-    <w:bookmarkStart w:id="52" w:name="_Ref229338662"/>
+    <w:bookmarkStart w:id="54" w:name="_Ref229338662"/>
     <w:p>
       <w:pPr>
         <w:pStyle w:val="a2"/>
@@ -14580,7 +17359,7 @@
       <w:r>
         <w:t>;</w:t>
       </w:r>
-      <w:bookmarkEnd w:id="52"/>
+      <w:bookmarkEnd w:id="54"/>
     </w:p>
     <w:p>
       <w:pPr>
@@ -14622,61 +17401,61 @@
       <w:pPr>
         <w:pStyle w:val="1"/>
       </w:pPr>
-      <w:bookmarkStart w:id="53" w:name="_Toc229410545"/>
+      <w:bookmarkStart w:id="55" w:name="_Toc229503275"/>
       <w:r>
         <w:lastRenderedPageBreak/>
         <w:t>Приложения</w:t>
-      </w:r>
-      <w:bookmarkEnd w:id="53"/>
-    </w:p>
-    <w:p>
-      <w:pPr>
-        <w:pStyle w:val="2"/>
-      </w:pPr>
-      <w:bookmarkStart w:id="54" w:name="_Toc229410546"/>
-      <w:r>
-        <w:t>Техническое задание</w:t>
-      </w:r>
-      <w:bookmarkEnd w:id="54"/>
-      <w:r>
-        <w:t xml:space="preserve"> </w:t>
-      </w:r>
-    </w:p>
-    <w:p>
-      <w:pPr>
-        <w:pStyle w:val="2"/>
-      </w:pPr>
-      <w:bookmarkStart w:id="55" w:name="_Toc229410547"/>
-      <w:r>
-        <w:t>Руководство программиста</w:t>
       </w:r>
       <w:bookmarkEnd w:id="55"/>
     </w:p>
     <w:p>
       <w:pPr>
         <w:pStyle w:val="2"/>
-        <w:rPr>
-          <w:lang w:val="en-US"/>
-        </w:rPr>
-      </w:pPr>
-      <w:bookmarkStart w:id="56" w:name="_Toc229410548"/>
-      <w:r>
-        <w:t>Руководство пользователя</w:t>
+      </w:pPr>
+      <w:bookmarkStart w:id="56" w:name="_Toc229503276"/>
+      <w:r>
+        <w:t>Техническое задание</w:t>
       </w:r>
       <w:bookmarkEnd w:id="56"/>
+      <w:r>
+        <w:t xml:space="preserve"> </w:t>
+      </w:r>
     </w:p>
     <w:p>
       <w:pPr>
         <w:pStyle w:val="2"/>
+      </w:pPr>
+      <w:bookmarkStart w:id="57" w:name="_Toc229503277"/>
+      <w:r>
+        <w:t>Руководство программиста</w:t>
+      </w:r>
+      <w:bookmarkEnd w:id="57"/>
+    </w:p>
+    <w:p>
+      <w:pPr>
+        <w:pStyle w:val="2"/>
         <w:rPr>
           <w:lang w:val="en-US"/>
         </w:rPr>
       </w:pPr>
-      <w:bookmarkStart w:id="57" w:name="_Toc229410549"/>
+      <w:bookmarkStart w:id="58" w:name="_Toc229503278"/>
+      <w:r>
+        <w:t>Руководство пользователя</w:t>
+      </w:r>
+      <w:bookmarkEnd w:id="58"/>
+    </w:p>
+    <w:p>
+      <w:pPr>
+        <w:pStyle w:val="2"/>
+        <w:rPr>
+          <w:lang w:val="en-US"/>
+        </w:rPr>
+      </w:pPr>
+      <w:bookmarkStart w:id="59" w:name="_Toc229503279"/>
       <w:r>
         <w:t>Материалы выпускной квалификационной работы</w:t>
       </w:r>
-      <w:bookmarkEnd w:id="57"/>
+      <w:bookmarkEnd w:id="59"/>
     </w:p>
     <w:p>
       <w:pPr>
@@ -14721,7 +17500,7 @@
           <w:numId w:val="56"/>
         </w:numPr>
       </w:pPr>
-      <w:hyperlink r:id="rId13" w:history="1">
+      <w:hyperlink r:id="rId15" w:history="1">
         <w:r>
           <w:rPr>
             <w:rStyle w:val="ad"/>
@@ -14734,7 +17513,7 @@
       </w:r>
     </w:p>
     <w:sectPr>
-      <w:footerReference w:type="default" r:id="rId14"/>
+      <w:footerReference w:type="default" r:id="rId16"/>
       <w:pgSz w:w="11906" w:h="16838" w:code="9"/>
       <w:pgMar w:top="851" w:right="567" w:bottom="1701" w:left="1418" w:header="284" w:footer="284" w:gutter="0"/>
       <w:pgNumType w:start="3"/>
@@ -19451,6 +22230,119 @@
     </w:lvl>
   </w:abstractNum>
   <w:abstractNum w:abstractNumId="5" w15:restartNumberingAfterBreak="0">
+    <w:nsid w:val="062F602E"/>
+    <w:multiLevelType w:val="hybridMultilevel"/>
+    <w:tmpl w:val="4F222EB4"/>
+    <w:lvl w:ilvl="0" w:tplc="04190001">
+      <w:start w:val="1"/>
+      <w:numFmt w:val="bullet"/>
+      <w:lvlText w:val=""/>
+      <w:lvlJc w:val="left"/>
+      <w:pPr>
+        <w:ind w:left="1429" w:hanging="360"/>
+      </w:pPr>
+      <w:rPr>
+        <w:rFonts w:ascii="Symbol" w:hAnsi="Symbol" w:hint="default"/>
+      </w:rPr>
+    </w:lvl>
+    <w:lvl w:ilvl="1" w:tplc="04190003">
+      <w:start w:val="1"/>
+      <w:numFmt w:val="bullet"/>
+      <w:lvlText w:val="o"/>
+      <w:lvlJc w:val="left"/>
+      <w:pPr>
+        <w:ind w:left="2149" w:hanging="360"/>
+      </w:pPr>
+      <w:rPr>
+        <w:rFonts w:ascii="Courier New" w:hAnsi="Courier New" w:cs="Courier New" w:hint="default"/>
+      </w:rPr>
+    </w:lvl>
+    <w:lvl w:ilvl="2" w:tplc="04190005">
+      <w:start w:val="1"/>
+      <w:numFmt w:val="bullet"/>
+      <w:lvlText w:val=""/>
+      <w:lvlJc w:val="left"/>
+      <w:pPr>
+        <w:ind w:left="2869" w:hanging="360"/>
+      </w:pPr>
+      <w:rPr>
+        <w:rFonts w:ascii="Wingdings" w:hAnsi="Wingdings" w:hint="default"/>
+      </w:rPr>
+    </w:lvl>
+    <w:lvl w:ilvl="3" w:tplc="04190001" w:tentative="1">
+      <w:start w:val="1"/>
+      <w:numFmt w:val="bullet"/>
+      <w:lvlText w:val=""/>
+      <w:lvlJc w:val="left"/>
+      <w:pPr>
+        <w:ind w:left="3589" w:hanging="360"/>
+      </w:pPr>
+      <w:rPr>
+        <w:rFonts w:ascii="Symbol" w:hAnsi="Symbol" w:hint="default"/>
+      </w:rPr>
+    </w:lvl>
+    <w:lvl w:ilvl="4" w:tplc="04190003" w:tentative="1">
+      <w:start w:val="1"/>
+      <w:numFmt w:val="bullet"/>
+      <w:lvlText w:val="o"/>
+      <w:lvlJc w:val="left"/>
+      <w:pPr>
+        <w:ind w:left="4309" w:hanging="360"/>
+      </w:pPr>
+      <w:rPr>
+        <w:rFonts w:ascii="Courier New" w:hAnsi="Courier New" w:cs="Courier New" w:hint="default"/>
+      </w:rPr>
+    </w:lvl>
+    <w:lvl w:ilvl="5" w:tplc="04190005" w:tentative="1">
+      <w:start w:val="1"/>
+      <w:numFmt w:val="bullet"/>
+      <w:lvlText w:val=""/>
+      <w:lvlJc w:val="left"/>
+      <w:pPr>
+        <w:ind w:left="5029" w:hanging="360"/>
+      </w:pPr>
+      <w:rPr>
+        <w:rFonts w:ascii="Wingdings" w:hAnsi="Wingdings" w:hint="default"/>
+      </w:rPr>
+    </w:lvl>
+    <w:lvl w:ilvl="6" w:tplc="04190001" w:tentative="1">
+      <w:start w:val="1"/>
+      <w:numFmt w:val="bullet"/>
+      <w:lvlText w:val=""/>
+      <w:lvlJc w:val="left"/>
+      <w:pPr>
+        <w:ind w:left="5749" w:hanging="360"/>
+      </w:pPr>
+      <w:rPr>
+        <w:rFonts w:ascii="Symbol" w:hAnsi="Symbol" w:hint="default"/>
+      </w:rPr>
+    </w:lvl>
+    <w:lvl w:ilvl="7" w:tplc="04190003" w:tentative="1">
+      <w:start w:val="1"/>
+      <w:numFmt w:val="bullet"/>
+      <w:lvlText w:val="o"/>
+      <w:lvlJc w:val="left"/>
+      <w:pPr>
+        <w:ind w:left="6469" w:hanging="360"/>
+      </w:pPr>
+      <w:rPr>
+        <w:rFonts w:ascii="Courier New" w:hAnsi="Courier New" w:cs="Courier New" w:hint="default"/>
+      </w:rPr>
+    </w:lvl>
+    <w:lvl w:ilvl="8" w:tplc="04190005" w:tentative="1">
+      <w:start w:val="1"/>
+      <w:numFmt w:val="bullet"/>
+      <w:lvlText w:val=""/>
+      <w:lvlJc w:val="left"/>
+      <w:pPr>
+        <w:ind w:left="7189" w:hanging="360"/>
+      </w:pPr>
+      <w:rPr>
+        <w:rFonts w:ascii="Wingdings" w:hAnsi="Wingdings" w:hint="default"/>
+      </w:rPr>
+    </w:lvl>
+  </w:abstractNum>
+  <w:abstractNum w:abstractNumId="6" w15:restartNumberingAfterBreak="0">
     <w:nsid w:val="063001D5"/>
     <w:multiLevelType w:val="hybridMultilevel"/>
     <w:tmpl w:val="E4FC45A0"/>
@@ -19563,7 +22455,7 @@
       </w:rPr>
     </w:lvl>
   </w:abstractNum>
-  <w:abstractNum w:abstractNumId="6" w15:restartNumberingAfterBreak="0">
+  <w:abstractNum w:abstractNumId="7" w15:restartNumberingAfterBreak="0">
     <w:nsid w:val="08235FB8"/>
     <w:multiLevelType w:val="hybridMultilevel"/>
     <w:tmpl w:val="0D4095B6"/>
@@ -19676,7 +22568,7 @@
       </w:rPr>
     </w:lvl>
   </w:abstractNum>
-  <w:abstractNum w:abstractNumId="7" w15:restartNumberingAfterBreak="0">
+  <w:abstractNum w:abstractNumId="8" w15:restartNumberingAfterBreak="0">
     <w:nsid w:val="0A935B08"/>
     <w:multiLevelType w:val="hybridMultilevel"/>
     <w:tmpl w:val="13C6FFC2"/>
@@ -19789,7 +22681,7 @@
       </w:rPr>
     </w:lvl>
   </w:abstractNum>
-  <w:abstractNum w:abstractNumId="8" w15:restartNumberingAfterBreak="0">
+  <w:abstractNum w:abstractNumId="9" w15:restartNumberingAfterBreak="0">
     <w:nsid w:val="0B4E5A18"/>
     <w:multiLevelType w:val="hybridMultilevel"/>
     <w:tmpl w:val="2CD07666"/>
@@ -19875,7 +22767,7 @@
       </w:pPr>
     </w:lvl>
   </w:abstractNum>
-  <w:abstractNum w:abstractNumId="9" w15:restartNumberingAfterBreak="0">
+  <w:abstractNum w:abstractNumId="10" w15:restartNumberingAfterBreak="0">
     <w:nsid w:val="0C647A2B"/>
     <w:multiLevelType w:val="hybridMultilevel"/>
     <w:tmpl w:val="4BA8BF66"/>
@@ -19988,7 +22880,7 @@
       </w:rPr>
     </w:lvl>
   </w:abstractNum>
-  <w:abstractNum w:abstractNumId="10" w15:restartNumberingAfterBreak="0">
+  <w:abstractNum w:abstractNumId="11" w15:restartNumberingAfterBreak="0">
     <w:nsid w:val="0D721101"/>
     <w:multiLevelType w:val="hybridMultilevel"/>
     <w:tmpl w:val="1E9E1E86"/>
@@ -20101,7 +22993,7 @@
       </w:rPr>
     </w:lvl>
   </w:abstractNum>
-  <w:abstractNum w:abstractNumId="11" w15:restartNumberingAfterBreak="0">
+  <w:abstractNum w:abstractNumId="12" w15:restartNumberingAfterBreak="0">
     <w:nsid w:val="0DAE6FB7"/>
     <w:multiLevelType w:val="multilevel"/>
     <w:tmpl w:val="304AF958"/>
@@ -20214,7 +23106,7 @@
       </w:rPr>
     </w:lvl>
   </w:abstractNum>
-  <w:abstractNum w:abstractNumId="12" w15:restartNumberingAfterBreak="0">
+  <w:abstractNum w:abstractNumId="13" w15:restartNumberingAfterBreak="0">
     <w:nsid w:val="0FE44A49"/>
     <w:multiLevelType w:val="hybridMultilevel"/>
     <w:tmpl w:val="0C88174E"/>
@@ -20327,7 +23219,7 @@
       </w:rPr>
     </w:lvl>
   </w:abstractNum>
-  <w:abstractNum w:abstractNumId="13" w15:restartNumberingAfterBreak="0">
+  <w:abstractNum w:abstractNumId="14" w15:restartNumberingAfterBreak="0">
     <w:nsid w:val="12F57DB6"/>
     <w:multiLevelType w:val="hybridMultilevel"/>
     <w:tmpl w:val="2C40212C"/>
@@ -20440,7 +23332,7 @@
       </w:rPr>
     </w:lvl>
   </w:abstractNum>
-  <w:abstractNum w:abstractNumId="14" w15:restartNumberingAfterBreak="0">
+  <w:abstractNum w:abstractNumId="15" w15:restartNumberingAfterBreak="0">
     <w:nsid w:val="146C14C5"/>
     <w:multiLevelType w:val="hybridMultilevel"/>
     <w:tmpl w:val="92AC32D6"/>
@@ -20553,7 +23445,7 @@
       </w:rPr>
     </w:lvl>
   </w:abstractNum>
-  <w:abstractNum w:abstractNumId="15" w15:restartNumberingAfterBreak="0">
+  <w:abstractNum w:abstractNumId="16" w15:restartNumberingAfterBreak="0">
     <w:nsid w:val="1583790C"/>
     <w:multiLevelType w:val="hybridMultilevel"/>
     <w:tmpl w:val="2318CA04"/>
@@ -20666,7 +23558,7 @@
       </w:rPr>
     </w:lvl>
   </w:abstractNum>
-  <w:abstractNum w:abstractNumId="16" w15:restartNumberingAfterBreak="0">
+  <w:abstractNum w:abstractNumId="17" w15:restartNumberingAfterBreak="0">
     <w:nsid w:val="17F5596A"/>
     <w:multiLevelType w:val="multilevel"/>
     <w:tmpl w:val="EFB6BB26"/>
@@ -20815,7 +23707,7 @@
       </w:rPr>
     </w:lvl>
   </w:abstractNum>
-  <w:abstractNum w:abstractNumId="17" w15:restartNumberingAfterBreak="0">
+  <w:abstractNum w:abstractNumId="18" w15:restartNumberingAfterBreak="0">
     <w:nsid w:val="18CF778E"/>
     <w:multiLevelType w:val="hybridMultilevel"/>
     <w:tmpl w:val="982EAAC0"/>
@@ -20928,7 +23820,7 @@
       </w:rPr>
     </w:lvl>
   </w:abstractNum>
-  <w:abstractNum w:abstractNumId="18" w15:restartNumberingAfterBreak="0">
+  <w:abstractNum w:abstractNumId="19" w15:restartNumberingAfterBreak="0">
     <w:nsid w:val="19E23A5D"/>
     <w:multiLevelType w:val="hybridMultilevel"/>
     <w:tmpl w:val="9F26DC00"/>
@@ -21041,7 +23933,7 @@
       </w:rPr>
     </w:lvl>
   </w:abstractNum>
-  <w:abstractNum w:abstractNumId="19" w15:restartNumberingAfterBreak="0">
+  <w:abstractNum w:abstractNumId="20" w15:restartNumberingAfterBreak="0">
     <w:nsid w:val="1BD15515"/>
     <w:multiLevelType w:val="hybridMultilevel"/>
     <w:tmpl w:val="B96CFDDE"/>
@@ -21154,7 +24046,7 @@
       </w:rPr>
     </w:lvl>
   </w:abstractNum>
-  <w:abstractNum w:abstractNumId="20" w15:restartNumberingAfterBreak="0">
+  <w:abstractNum w:abstractNumId="21" w15:restartNumberingAfterBreak="0">
     <w:nsid w:val="1E567474"/>
     <w:multiLevelType w:val="hybridMultilevel"/>
     <w:tmpl w:val="C956A54E"/>
@@ -21267,7 +24159,7 @@
       </w:rPr>
     </w:lvl>
   </w:abstractNum>
-  <w:abstractNum w:abstractNumId="21" w15:restartNumberingAfterBreak="0">
+  <w:abstractNum w:abstractNumId="22" w15:restartNumberingAfterBreak="0">
     <w:nsid w:val="1E9C6C50"/>
     <w:multiLevelType w:val="hybridMultilevel"/>
     <w:tmpl w:val="2C007352"/>
@@ -21380,7 +24272,7 @@
       </w:rPr>
     </w:lvl>
   </w:abstractNum>
-  <w:abstractNum w:abstractNumId="22" w15:restartNumberingAfterBreak="0">
+  <w:abstractNum w:abstractNumId="23" w15:restartNumberingAfterBreak="0">
     <w:nsid w:val="1EF423B0"/>
     <w:multiLevelType w:val="multilevel"/>
     <w:tmpl w:val="82B0140C"/>
@@ -21529,7 +24421,7 @@
       </w:rPr>
     </w:lvl>
   </w:abstractNum>
-  <w:abstractNum w:abstractNumId="23" w15:restartNumberingAfterBreak="0">
+  <w:abstractNum w:abstractNumId="24" w15:restartNumberingAfterBreak="0">
     <w:nsid w:val="1F4F55C1"/>
     <w:multiLevelType w:val="multilevel"/>
     <w:tmpl w:val="3D0C46E8"/>
@@ -21678,7 +24570,7 @@
       </w:rPr>
     </w:lvl>
   </w:abstractNum>
-  <w:abstractNum w:abstractNumId="24" w15:restartNumberingAfterBreak="0">
+  <w:abstractNum w:abstractNumId="25" w15:restartNumberingAfterBreak="0">
     <w:nsid w:val="201C1B43"/>
     <w:multiLevelType w:val="hybridMultilevel"/>
     <w:tmpl w:val="468269A8"/>
@@ -21764,7 +24656,7 @@
       </w:pPr>
     </w:lvl>
   </w:abstractNum>
-  <w:abstractNum w:abstractNumId="25" w15:restartNumberingAfterBreak="0">
+  <w:abstractNum w:abstractNumId="26" w15:restartNumberingAfterBreak="0">
     <w:nsid w:val="2604249A"/>
     <w:multiLevelType w:val="hybridMultilevel"/>
     <w:tmpl w:val="62DAA550"/>
@@ -21850,7 +24742,7 @@
       </w:pPr>
     </w:lvl>
   </w:abstractNum>
-  <w:abstractNum w:abstractNumId="26" w15:restartNumberingAfterBreak="0">
+  <w:abstractNum w:abstractNumId="27" w15:restartNumberingAfterBreak="0">
     <w:nsid w:val="269563FE"/>
     <w:multiLevelType w:val="hybridMultilevel"/>
     <w:tmpl w:val="8A28BB1A"/>
@@ -21936,7 +24828,7 @@
       </w:pPr>
     </w:lvl>
   </w:abstractNum>
-  <w:abstractNum w:abstractNumId="27" w15:restartNumberingAfterBreak="0">
+  <w:abstractNum w:abstractNumId="28" w15:restartNumberingAfterBreak="0">
     <w:nsid w:val="2A680E5E"/>
     <w:multiLevelType w:val="hybridMultilevel"/>
     <w:tmpl w:val="B1B03B7E"/>
@@ -22049,7 +24941,7 @@
       </w:rPr>
     </w:lvl>
   </w:abstractNum>
-  <w:abstractNum w:abstractNumId="28" w15:restartNumberingAfterBreak="0">
+  <w:abstractNum w:abstractNumId="29" w15:restartNumberingAfterBreak="0">
     <w:nsid w:val="2BF92A7C"/>
     <w:multiLevelType w:val="multilevel"/>
     <w:tmpl w:val="04D482C2"/>
@@ -22162,7 +25054,7 @@
       </w:pPr>
     </w:lvl>
   </w:abstractNum>
-  <w:abstractNum w:abstractNumId="29" w15:restartNumberingAfterBreak="0">
+  <w:abstractNum w:abstractNumId="30" w15:restartNumberingAfterBreak="0">
     <w:nsid w:val="2C1D7D08"/>
     <w:multiLevelType w:val="hybridMultilevel"/>
     <w:tmpl w:val="CB2624B0"/>
@@ -22275,7 +25167,7 @@
       </w:rPr>
     </w:lvl>
   </w:abstractNum>
-  <w:abstractNum w:abstractNumId="30" w15:restartNumberingAfterBreak="0">
+  <w:abstractNum w:abstractNumId="31" w15:restartNumberingAfterBreak="0">
     <w:nsid w:val="2D6B0D58"/>
     <w:multiLevelType w:val="multilevel"/>
     <w:tmpl w:val="1A885544"/>
@@ -22388,7 +25280,7 @@
       </w:pPr>
     </w:lvl>
   </w:abstractNum>
-  <w:abstractNum w:abstractNumId="31" w15:restartNumberingAfterBreak="0">
+  <w:abstractNum w:abstractNumId="32" w15:restartNumberingAfterBreak="0">
     <w:nsid w:val="2EEE2A13"/>
     <w:multiLevelType w:val="hybridMultilevel"/>
     <w:tmpl w:val="95F21226"/>
@@ -22501,7 +25393,7 @@
       </w:rPr>
     </w:lvl>
   </w:abstractNum>
-  <w:abstractNum w:abstractNumId="32" w15:restartNumberingAfterBreak="0">
+  <w:abstractNum w:abstractNumId="33" w15:restartNumberingAfterBreak="0">
     <w:nsid w:val="2F976951"/>
     <w:multiLevelType w:val="hybridMultilevel"/>
     <w:tmpl w:val="1EC0031A"/>
@@ -22614,7 +25506,7 @@
       </w:rPr>
     </w:lvl>
   </w:abstractNum>
-  <w:abstractNum w:abstractNumId="33" w15:restartNumberingAfterBreak="0">
+  <w:abstractNum w:abstractNumId="34" w15:restartNumberingAfterBreak="0">
     <w:nsid w:val="31680F37"/>
     <w:multiLevelType w:val="hybridMultilevel"/>
     <w:tmpl w:val="E696AB50"/>
@@ -22727,7 +25619,7 @@
       </w:rPr>
     </w:lvl>
   </w:abstractNum>
-  <w:abstractNum w:abstractNumId="34" w15:restartNumberingAfterBreak="0">
+  <w:abstractNum w:abstractNumId="35" w15:restartNumberingAfterBreak="0">
     <w:nsid w:val="31D15724"/>
     <w:multiLevelType w:val="hybridMultilevel"/>
     <w:tmpl w:val="ABDEF20A"/>
@@ -22840,7 +25732,7 @@
       </w:rPr>
     </w:lvl>
   </w:abstractNum>
-  <w:abstractNum w:abstractNumId="35" w15:restartNumberingAfterBreak="0">
+  <w:abstractNum w:abstractNumId="36" w15:restartNumberingAfterBreak="0">
     <w:nsid w:val="31E67F14"/>
     <w:multiLevelType w:val="hybridMultilevel"/>
     <w:tmpl w:val="F20A1922"/>
@@ -22926,7 +25818,7 @@
       </w:pPr>
     </w:lvl>
   </w:abstractNum>
-  <w:abstractNum w:abstractNumId="36" w15:restartNumberingAfterBreak="0">
+  <w:abstractNum w:abstractNumId="37" w15:restartNumberingAfterBreak="0">
     <w:nsid w:val="32703218"/>
     <w:multiLevelType w:val="hybridMultilevel"/>
     <w:tmpl w:val="EB64ED54"/>
@@ -23039,7 +25931,7 @@
       </w:rPr>
     </w:lvl>
   </w:abstractNum>
-  <w:abstractNum w:abstractNumId="37" w15:restartNumberingAfterBreak="0">
+  <w:abstractNum w:abstractNumId="38" w15:restartNumberingAfterBreak="0">
     <w:nsid w:val="34043103"/>
     <w:multiLevelType w:val="multilevel"/>
     <w:tmpl w:val="14D232F2"/>
@@ -23152,7 +26044,7 @@
       </w:pPr>
     </w:lvl>
   </w:abstractNum>
-  <w:abstractNum w:abstractNumId="38" w15:restartNumberingAfterBreak="0">
+  <w:abstractNum w:abstractNumId="39" w15:restartNumberingAfterBreak="0">
     <w:nsid w:val="354B3A49"/>
     <w:multiLevelType w:val="multilevel"/>
     <w:tmpl w:val="7784709C"/>
@@ -23301,7 +26193,7 @@
       </w:rPr>
     </w:lvl>
   </w:abstractNum>
-  <w:abstractNum w:abstractNumId="39" w15:restartNumberingAfterBreak="0">
+  <w:abstractNum w:abstractNumId="40" w15:restartNumberingAfterBreak="0">
     <w:nsid w:val="364E0F9C"/>
     <w:multiLevelType w:val="hybridMultilevel"/>
     <w:tmpl w:val="F19C73F0"/>
@@ -23414,7 +26306,7 @@
       </w:rPr>
     </w:lvl>
   </w:abstractNum>
-  <w:abstractNum w:abstractNumId="40" w15:restartNumberingAfterBreak="0">
+  <w:abstractNum w:abstractNumId="41" w15:restartNumberingAfterBreak="0">
     <w:nsid w:val="36D11E67"/>
     <w:multiLevelType w:val="multilevel"/>
     <w:tmpl w:val="F5B491FE"/>
@@ -23527,7 +26419,7 @@
       </w:pPr>
     </w:lvl>
   </w:abstractNum>
-  <w:abstractNum w:abstractNumId="41" w15:restartNumberingAfterBreak="0">
+  <w:abstractNum w:abstractNumId="42" w15:restartNumberingAfterBreak="0">
     <w:nsid w:val="39040A22"/>
     <w:multiLevelType w:val="hybridMultilevel"/>
     <w:tmpl w:val="E7509BCE"/>
@@ -23640,7 +26532,7 @@
       </w:rPr>
     </w:lvl>
   </w:abstractNum>
-  <w:abstractNum w:abstractNumId="42" w15:restartNumberingAfterBreak="0">
+  <w:abstractNum w:abstractNumId="43" w15:restartNumberingAfterBreak="0">
     <w:nsid w:val="390A62EE"/>
     <w:multiLevelType w:val="multilevel"/>
     <w:tmpl w:val="04190025"/>
@@ -23735,7 +26627,7 @@
       </w:pPr>
     </w:lvl>
   </w:abstractNum>
-  <w:abstractNum w:abstractNumId="43" w15:restartNumberingAfterBreak="0">
+  <w:abstractNum w:abstractNumId="44" w15:restartNumberingAfterBreak="0">
     <w:nsid w:val="39F11DF7"/>
     <w:multiLevelType w:val="hybridMultilevel"/>
     <w:tmpl w:val="C5AE344A"/>
@@ -23824,7 +26716,7 @@
       </w:pPr>
     </w:lvl>
   </w:abstractNum>
-  <w:abstractNum w:abstractNumId="44" w15:restartNumberingAfterBreak="0">
+  <w:abstractNum w:abstractNumId="45" w15:restartNumberingAfterBreak="0">
     <w:nsid w:val="3A7F6156"/>
     <w:multiLevelType w:val="hybridMultilevel"/>
     <w:tmpl w:val="B11C2636"/>
@@ -23937,7 +26829,7 @@
       </w:rPr>
     </w:lvl>
   </w:abstractNum>
-  <w:abstractNum w:abstractNumId="45" w15:restartNumberingAfterBreak="0">
+  <w:abstractNum w:abstractNumId="46" w15:restartNumberingAfterBreak="0">
     <w:nsid w:val="3FED18ED"/>
     <w:multiLevelType w:val="hybridMultilevel"/>
     <w:tmpl w:val="A394043C"/>
@@ -24050,7 +26942,7 @@
       </w:rPr>
     </w:lvl>
   </w:abstractNum>
-  <w:abstractNum w:abstractNumId="46" w15:restartNumberingAfterBreak="0">
+  <w:abstractNum w:abstractNumId="47" w15:restartNumberingAfterBreak="0">
     <w:nsid w:val="421979B5"/>
     <w:multiLevelType w:val="hybridMultilevel"/>
     <w:tmpl w:val="B584385E"/>
@@ -24136,7 +27028,7 @@
       </w:pPr>
     </w:lvl>
   </w:abstractNum>
-  <w:abstractNum w:abstractNumId="47" w15:restartNumberingAfterBreak="0">
+  <w:abstractNum w:abstractNumId="48" w15:restartNumberingAfterBreak="0">
     <w:nsid w:val="44C32613"/>
     <w:multiLevelType w:val="hybridMultilevel"/>
     <w:tmpl w:val="CDD2A1E8"/>
@@ -24225,7 +27117,7 @@
       </w:pPr>
     </w:lvl>
   </w:abstractNum>
-  <w:abstractNum w:abstractNumId="48" w15:restartNumberingAfterBreak="0">
+  <w:abstractNum w:abstractNumId="49" w15:restartNumberingAfterBreak="0">
     <w:nsid w:val="451324CB"/>
     <w:multiLevelType w:val="hybridMultilevel"/>
     <w:tmpl w:val="7D8CC2B8"/>
@@ -24311,7 +27203,7 @@
       </w:pPr>
     </w:lvl>
   </w:abstractNum>
-  <w:abstractNum w:abstractNumId="49" w15:restartNumberingAfterBreak="0">
+  <w:abstractNum w:abstractNumId="50" w15:restartNumberingAfterBreak="0">
     <w:nsid w:val="47A66418"/>
     <w:multiLevelType w:val="hybridMultilevel"/>
     <w:tmpl w:val="7402FB3C"/>
@@ -24424,7 +27316,7 @@
       </w:rPr>
     </w:lvl>
   </w:abstractNum>
-  <w:abstractNum w:abstractNumId="50" w15:restartNumberingAfterBreak="0">
+  <w:abstractNum w:abstractNumId="51" w15:restartNumberingAfterBreak="0">
     <w:nsid w:val="49CB3A3B"/>
     <w:multiLevelType w:val="hybridMultilevel"/>
     <w:tmpl w:val="4828A35C"/>
@@ -24516,7 +27408,7 @@
       </w:pPr>
     </w:lvl>
   </w:abstractNum>
-  <w:abstractNum w:abstractNumId="51" w15:restartNumberingAfterBreak="0">
+  <w:abstractNum w:abstractNumId="52" w15:restartNumberingAfterBreak="0">
     <w:nsid w:val="4BD73B68"/>
     <w:multiLevelType w:val="hybridMultilevel"/>
     <w:tmpl w:val="8EFA7818"/>
@@ -24629,7 +27521,7 @@
       </w:rPr>
     </w:lvl>
   </w:abstractNum>
-  <w:abstractNum w:abstractNumId="52" w15:restartNumberingAfterBreak="0">
+  <w:abstractNum w:abstractNumId="53" w15:restartNumberingAfterBreak="0">
     <w:nsid w:val="4D64397C"/>
     <w:multiLevelType w:val="hybridMultilevel"/>
     <w:tmpl w:val="54106522"/>
@@ -24718,7 +27610,7 @@
       </w:pPr>
     </w:lvl>
   </w:abstractNum>
-  <w:abstractNum w:abstractNumId="53" w15:restartNumberingAfterBreak="0">
+  <w:abstractNum w:abstractNumId="54" w15:restartNumberingAfterBreak="0">
     <w:nsid w:val="4E696ABB"/>
     <w:multiLevelType w:val="hybridMultilevel"/>
     <w:tmpl w:val="CA142070"/>
@@ -24831,7 +27723,120 @@
       </w:rPr>
     </w:lvl>
   </w:abstractNum>
-  <w:abstractNum w:abstractNumId="54" w15:restartNumberingAfterBreak="0">
+  <w:abstractNum w:abstractNumId="55" w15:restartNumberingAfterBreak="0">
+    <w:nsid w:val="5311034D"/>
+    <w:multiLevelType w:val="hybridMultilevel"/>
+    <w:tmpl w:val="8EE08D7E"/>
+    <w:lvl w:ilvl="0" w:tplc="04190001">
+      <w:start w:val="1"/>
+      <w:numFmt w:val="bullet"/>
+      <w:lvlText w:val=""/>
+      <w:lvlJc w:val="left"/>
+      <w:pPr>
+        <w:ind w:left="1429" w:hanging="360"/>
+      </w:pPr>
+      <w:rPr>
+        <w:rFonts w:ascii="Symbol" w:hAnsi="Symbol" w:hint="default"/>
+      </w:rPr>
+    </w:lvl>
+    <w:lvl w:ilvl="1" w:tplc="04190003">
+      <w:start w:val="1"/>
+      <w:numFmt w:val="bullet"/>
+      <w:lvlText w:val="o"/>
+      <w:lvlJc w:val="left"/>
+      <w:pPr>
+        <w:ind w:left="2149" w:hanging="360"/>
+      </w:pPr>
+      <w:rPr>
+        <w:rFonts w:ascii="Courier New" w:hAnsi="Courier New" w:cs="Courier New" w:hint="default"/>
+      </w:rPr>
+    </w:lvl>
+    <w:lvl w:ilvl="2" w:tplc="04190005">
+      <w:start w:val="1"/>
+      <w:numFmt w:val="bullet"/>
+      <w:lvlText w:val=""/>
+      <w:lvlJc w:val="left"/>
+      <w:pPr>
+        <w:ind w:left="2869" w:hanging="360"/>
+      </w:pPr>
+      <w:rPr>
+        <w:rFonts w:ascii="Wingdings" w:hAnsi="Wingdings" w:hint="default"/>
+      </w:rPr>
+    </w:lvl>
+    <w:lvl w:ilvl="3" w:tplc="04190001" w:tentative="1">
+      <w:start w:val="1"/>
+      <w:numFmt w:val="bullet"/>
+      <w:lvlText w:val=""/>
+      <w:lvlJc w:val="left"/>
+      <w:pPr>
+        <w:ind w:left="3589" w:hanging="360"/>
+      </w:pPr>
+      <w:rPr>
+        <w:rFonts w:ascii="Symbol" w:hAnsi="Symbol" w:hint="default"/>
+      </w:rPr>
+    </w:lvl>
+    <w:lvl w:ilvl="4" w:tplc="04190003" w:tentative="1">
+      <w:start w:val="1"/>
+      <w:numFmt w:val="bullet"/>
+      <w:lvlText w:val="o"/>
+      <w:lvlJc w:val="left"/>
+      <w:pPr>
+        <w:ind w:left="4309" w:hanging="360"/>
+      </w:pPr>
+      <w:rPr>
+        <w:rFonts w:ascii="Courier New" w:hAnsi="Courier New" w:cs="Courier New" w:hint="default"/>
+      </w:rPr>
+    </w:lvl>
+    <w:lvl w:ilvl="5" w:tplc="04190005" w:tentative="1">
+      <w:start w:val="1"/>
+      <w:numFmt w:val="bullet"/>
+      <w:lvlText w:val=""/>
+      <w:lvlJc w:val="left"/>
+      <w:pPr>
+        <w:ind w:left="5029" w:hanging="360"/>
+      </w:pPr>
+      <w:rPr>
+        <w:rFonts w:ascii="Wingdings" w:hAnsi="Wingdings" w:hint="default"/>
+      </w:rPr>
+    </w:lvl>
+    <w:lvl w:ilvl="6" w:tplc="04190001" w:tentative="1">
+      <w:start w:val="1"/>
+      <w:numFmt w:val="bullet"/>
+      <w:lvlText w:val=""/>
+      <w:lvlJc w:val="left"/>
+      <w:pPr>
+        <w:ind w:left="5749" w:hanging="360"/>
+      </w:pPr>
+      <w:rPr>
+        <w:rFonts w:ascii="Symbol" w:hAnsi="Symbol" w:hint="default"/>
+      </w:rPr>
+    </w:lvl>
+    <w:lvl w:ilvl="7" w:tplc="04190003" w:tentative="1">
+      <w:start w:val="1"/>
+      <w:numFmt w:val="bullet"/>
+      <w:lvlText w:val="o"/>
+      <w:lvlJc w:val="left"/>
+      <w:pPr>
+        <w:ind w:left="6469" w:hanging="360"/>
+      </w:pPr>
+      <w:rPr>
+        <w:rFonts w:ascii="Courier New" w:hAnsi="Courier New" w:cs="Courier New" w:hint="default"/>
+      </w:rPr>
+    </w:lvl>
+    <w:lvl w:ilvl="8" w:tplc="04190005" w:tentative="1">
+      <w:start w:val="1"/>
+      <w:numFmt w:val="bullet"/>
+      <w:lvlText w:val=""/>
+      <w:lvlJc w:val="left"/>
+      <w:pPr>
+        <w:ind w:left="7189" w:hanging="360"/>
+      </w:pPr>
+      <w:rPr>
+        <w:rFonts w:ascii="Wingdings" w:hAnsi="Wingdings" w:hint="default"/>
+      </w:rPr>
+    </w:lvl>
+  </w:abstractNum>
+  <w:abstractNum w:abstractNumId="56" w15:restartNumberingAfterBreak="0">
     <w:nsid w:val="55100895"/>
     <w:multiLevelType w:val="hybridMultilevel"/>
     <w:tmpl w:val="F288CF44"/>
@@ -24944,7 +27949,7 @@
       </w:rPr>
     </w:lvl>
   </w:abstractNum>
-  <w:abstractNum w:abstractNumId="55" w15:restartNumberingAfterBreak="0">
+  <w:abstractNum w:abstractNumId="57" w15:restartNumberingAfterBreak="0">
     <w:nsid w:val="581C707C"/>
     <w:multiLevelType w:val="hybridMultilevel"/>
     <w:tmpl w:val="2BCCB74E"/>
@@ -25057,7 +28062,7 @@
       </w:rPr>
     </w:lvl>
   </w:abstractNum>
-  <w:abstractNum w:abstractNumId="56" w15:restartNumberingAfterBreak="0">
+  <w:abstractNum w:abstractNumId="58" w15:restartNumberingAfterBreak="0">
     <w:nsid w:val="5A6F1C9B"/>
     <w:multiLevelType w:val="hybridMultilevel"/>
     <w:tmpl w:val="949212DA"/>
@@ -25146,7 +28151,7 @@
       </w:pPr>
     </w:lvl>
   </w:abstractNum>
-  <w:abstractNum w:abstractNumId="57" w15:restartNumberingAfterBreak="0">
+  <w:abstractNum w:abstractNumId="59" w15:restartNumberingAfterBreak="0">
     <w:nsid w:val="5ABC380D"/>
     <w:multiLevelType w:val="hybridMultilevel"/>
     <w:tmpl w:val="1F6AA284"/>
@@ -25232,7 +28237,7 @@
       </w:pPr>
     </w:lvl>
   </w:abstractNum>
-  <w:abstractNum w:abstractNumId="58" w15:restartNumberingAfterBreak="0">
+  <w:abstractNum w:abstractNumId="60" w15:restartNumberingAfterBreak="0">
     <w:nsid w:val="5EB4769B"/>
     <w:multiLevelType w:val="multilevel"/>
     <w:tmpl w:val="B8C6F292"/>
@@ -25345,7 +28350,7 @@
       </w:pPr>
     </w:lvl>
   </w:abstractNum>
-  <w:abstractNum w:abstractNumId="59" w15:restartNumberingAfterBreak="0">
+  <w:abstractNum w:abstractNumId="61" w15:restartNumberingAfterBreak="0">
     <w:nsid w:val="6036541E"/>
     <w:multiLevelType w:val="hybridMultilevel"/>
     <w:tmpl w:val="9EB2AF78"/>
@@ -25431,7 +28436,7 @@
       </w:pPr>
     </w:lvl>
   </w:abstractNum>
-  <w:abstractNum w:abstractNumId="60" w15:restartNumberingAfterBreak="0">
+  <w:abstractNum w:abstractNumId="62" w15:restartNumberingAfterBreak="0">
     <w:nsid w:val="60672888"/>
     <w:multiLevelType w:val="hybridMultilevel"/>
     <w:tmpl w:val="571672AE"/>
@@ -25544,7 +28549,7 @@
       </w:rPr>
     </w:lvl>
   </w:abstractNum>
-  <w:abstractNum w:abstractNumId="61" w15:restartNumberingAfterBreak="0">
+  <w:abstractNum w:abstractNumId="63" w15:restartNumberingAfterBreak="0">
     <w:nsid w:val="621A3FC4"/>
     <w:multiLevelType w:val="hybridMultilevel"/>
     <w:tmpl w:val="130C0822"/>
@@ -25657,7 +28662,7 @@
       </w:rPr>
     </w:lvl>
   </w:abstractNum>
-  <w:abstractNum w:abstractNumId="62" w15:restartNumberingAfterBreak="0">
+  <w:abstractNum w:abstractNumId="64" w15:restartNumberingAfterBreak="0">
     <w:nsid w:val="62F347BA"/>
     <w:multiLevelType w:val="hybridMultilevel"/>
     <w:tmpl w:val="C68A2B40"/>
@@ -25770,7 +28775,7 @@
       </w:rPr>
     </w:lvl>
   </w:abstractNum>
-  <w:abstractNum w:abstractNumId="63" w15:restartNumberingAfterBreak="0">
+  <w:abstractNum w:abstractNumId="65" w15:restartNumberingAfterBreak="0">
     <w:nsid w:val="66F33F3E"/>
     <w:multiLevelType w:val="hybridMultilevel"/>
     <w:tmpl w:val="E2EADE76"/>
@@ -25883,7 +28888,7 @@
       </w:rPr>
     </w:lvl>
   </w:abstractNum>
-  <w:abstractNum w:abstractNumId="64" w15:restartNumberingAfterBreak="0">
+  <w:abstractNum w:abstractNumId="66" w15:restartNumberingAfterBreak="0">
     <w:nsid w:val="6ED11E0F"/>
     <w:multiLevelType w:val="hybridMultilevel"/>
     <w:tmpl w:val="D160D2BC"/>
@@ -25996,7 +29001,7 @@
       </w:rPr>
     </w:lvl>
   </w:abstractNum>
-  <w:abstractNum w:abstractNumId="65" w15:restartNumberingAfterBreak="0">
+  <w:abstractNum w:abstractNumId="67" w15:restartNumberingAfterBreak="0">
     <w:nsid w:val="716D2EC8"/>
     <w:multiLevelType w:val="multilevel"/>
     <w:tmpl w:val="CE24CEFE"/>
@@ -26109,7 +29114,7 @@
       </w:pPr>
     </w:lvl>
   </w:abstractNum>
-  <w:abstractNum w:abstractNumId="66" w15:restartNumberingAfterBreak="0">
+  <w:abstractNum w:abstractNumId="68" w15:restartNumberingAfterBreak="0">
     <w:nsid w:val="7177277C"/>
     <w:multiLevelType w:val="hybridMultilevel"/>
     <w:tmpl w:val="E44CF796"/>
@@ -26222,7 +29227,7 @@
       </w:rPr>
     </w:lvl>
   </w:abstractNum>
-  <w:abstractNum w:abstractNumId="67" w15:restartNumberingAfterBreak="0">
+  <w:abstractNum w:abstractNumId="69" w15:restartNumberingAfterBreak="0">
     <w:nsid w:val="72684A8A"/>
     <w:multiLevelType w:val="hybridMultilevel"/>
     <w:tmpl w:val="CA2A22C2"/>
@@ -26308,7 +29313,7 @@
       </w:pPr>
     </w:lvl>
   </w:abstractNum>
-  <w:abstractNum w:abstractNumId="68" w15:restartNumberingAfterBreak="0">
+  <w:abstractNum w:abstractNumId="70" w15:restartNumberingAfterBreak="0">
     <w:nsid w:val="77EE3A6F"/>
     <w:multiLevelType w:val="hybridMultilevel"/>
     <w:tmpl w:val="C2DE5408"/>
@@ -26421,7 +29426,7 @@
       </w:rPr>
     </w:lvl>
   </w:abstractNum>
-  <w:abstractNum w:abstractNumId="69" w15:restartNumberingAfterBreak="0">
+  <w:abstractNum w:abstractNumId="71" w15:restartNumberingAfterBreak="0">
     <w:nsid w:val="791C7588"/>
     <w:multiLevelType w:val="hybridMultilevel"/>
     <w:tmpl w:val="548A86CE"/>
@@ -26507,7 +29512,7 @@
       </w:pPr>
     </w:lvl>
   </w:abstractNum>
-  <w:abstractNum w:abstractNumId="70" w15:restartNumberingAfterBreak="0">
+  <w:abstractNum w:abstractNumId="72" w15:restartNumberingAfterBreak="0">
     <w:nsid w:val="7BAE2761"/>
     <w:multiLevelType w:val="hybridMultilevel"/>
     <w:tmpl w:val="CCD2405C"/>
@@ -26620,7 +29625,7 @@
       </w:rPr>
     </w:lvl>
   </w:abstractNum>
-  <w:abstractNum w:abstractNumId="71" w15:restartNumberingAfterBreak="0">
+  <w:abstractNum w:abstractNumId="73" w15:restartNumberingAfterBreak="0">
     <w:nsid w:val="7F8E472E"/>
     <w:multiLevelType w:val="hybridMultilevel"/>
     <w:tmpl w:val="C28C279C"/>
@@ -26649,6 +29654,119 @@
       </w:rPr>
     </w:lvl>
     <w:lvl w:ilvl="2" w:tplc="04190005" w:tentative="1">
+      <w:start w:val="1"/>
+      <w:numFmt w:val="bullet"/>
+      <w:lvlText w:val=""/>
+      <w:lvlJc w:val="left"/>
+      <w:pPr>
+        <w:ind w:left="2869" w:hanging="360"/>
+      </w:pPr>
+      <w:rPr>
+        <w:rFonts w:ascii="Wingdings" w:hAnsi="Wingdings" w:hint="default"/>
+      </w:rPr>
+    </w:lvl>
+    <w:lvl w:ilvl="3" w:tplc="04190001" w:tentative="1">
+      <w:start w:val="1"/>
+      <w:numFmt w:val="bullet"/>
+      <w:lvlText w:val=""/>
+      <w:lvlJc w:val="left"/>
+      <w:pPr>
+        <w:ind w:left="3589" w:hanging="360"/>
+      </w:pPr>
+      <w:rPr>
+        <w:rFonts w:ascii="Symbol" w:hAnsi="Symbol" w:hint="default"/>
+      </w:rPr>
+    </w:lvl>
+    <w:lvl w:ilvl="4" w:tplc="04190003" w:tentative="1">
+      <w:start w:val="1"/>
+      <w:numFmt w:val="bullet"/>
+      <w:lvlText w:val="o"/>
+      <w:lvlJc w:val="left"/>
+      <w:pPr>
+        <w:ind w:left="4309" w:hanging="360"/>
+      </w:pPr>
+      <w:rPr>
+        <w:rFonts w:ascii="Courier New" w:hAnsi="Courier New" w:cs="Courier New" w:hint="default"/>
+      </w:rPr>
+    </w:lvl>
+    <w:lvl w:ilvl="5" w:tplc="04190005" w:tentative="1">
+      <w:start w:val="1"/>
+      <w:numFmt w:val="bullet"/>
+      <w:lvlText w:val=""/>
+      <w:lvlJc w:val="left"/>
+      <w:pPr>
+        <w:ind w:left="5029" w:hanging="360"/>
+      </w:pPr>
+      <w:rPr>
+        <w:rFonts w:ascii="Wingdings" w:hAnsi="Wingdings" w:hint="default"/>
+      </w:rPr>
+    </w:lvl>
+    <w:lvl w:ilvl="6" w:tplc="04190001" w:tentative="1">
+      <w:start w:val="1"/>
+      <w:numFmt w:val="bullet"/>
+      <w:lvlText w:val=""/>
+      <w:lvlJc w:val="left"/>
+      <w:pPr>
+        <w:ind w:left="5749" w:hanging="360"/>
+      </w:pPr>
+      <w:rPr>
+        <w:rFonts w:ascii="Symbol" w:hAnsi="Symbol" w:hint="default"/>
+      </w:rPr>
+    </w:lvl>
+    <w:lvl w:ilvl="7" w:tplc="04190003" w:tentative="1">
+      <w:start w:val="1"/>
+      <w:numFmt w:val="bullet"/>
+      <w:lvlText w:val="o"/>
+      <w:lvlJc w:val="left"/>
+      <w:pPr>
+        <w:ind w:left="6469" w:hanging="360"/>
+      </w:pPr>
+      <w:rPr>
+        <w:rFonts w:ascii="Courier New" w:hAnsi="Courier New" w:cs="Courier New" w:hint="default"/>
+      </w:rPr>
+    </w:lvl>
+    <w:lvl w:ilvl="8" w:tplc="04190005" w:tentative="1">
+      <w:start w:val="1"/>
+      <w:numFmt w:val="bullet"/>
+      <w:lvlText w:val=""/>
+      <w:lvlJc w:val="left"/>
+      <w:pPr>
+        <w:ind w:left="7189" w:hanging="360"/>
+      </w:pPr>
+      <w:rPr>
+        <w:rFonts w:ascii="Wingdings" w:hAnsi="Wingdings" w:hint="default"/>
+      </w:rPr>
+    </w:lvl>
+  </w:abstractNum>
+  <w:abstractNum w:abstractNumId="74" w15:restartNumberingAfterBreak="0">
+    <w:nsid w:val="7FD90529"/>
+    <w:multiLevelType w:val="hybridMultilevel"/>
+    <w:tmpl w:val="6F14EB3E"/>
+    <w:lvl w:ilvl="0" w:tplc="04190001">
+      <w:start w:val="1"/>
+      <w:numFmt w:val="bullet"/>
+      <w:lvlText w:val=""/>
+      <w:lvlJc w:val="left"/>
+      <w:pPr>
+        <w:ind w:left="1429" w:hanging="360"/>
+      </w:pPr>
+      <w:rPr>
+        <w:rFonts w:ascii="Symbol" w:hAnsi="Symbol" w:hint="default"/>
+      </w:rPr>
+    </w:lvl>
+    <w:lvl w:ilvl="1" w:tplc="04190003">
+      <w:start w:val="1"/>
+      <w:numFmt w:val="bullet"/>
+      <w:lvlText w:val="o"/>
+      <w:lvlJc w:val="left"/>
+      <w:pPr>
+        <w:ind w:left="2149" w:hanging="360"/>
+      </w:pPr>
+      <w:rPr>
+        <w:rFonts w:ascii="Courier New" w:hAnsi="Courier New" w:cs="Courier New" w:hint="default"/>
+      </w:rPr>
+    </w:lvl>
+    <w:lvl w:ilvl="2" w:tplc="04190005">
       <w:start w:val="1"/>
       <w:numFmt w:val="bullet"/>
       <w:lvlText w:val=""/>
@@ -26740,214 +29858,223 @@
     <w:abstractNumId w:val="0"/>
   </w:num>
   <w:num w:numId="3" w16cid:durableId="1776558205">
-    <w:abstractNumId w:val="42"/>
+    <w:abstractNumId w:val="43"/>
   </w:num>
   <w:num w:numId="4" w16cid:durableId="1912078584">
+    <w:abstractNumId w:val="30"/>
+  </w:num>
+  <w:num w:numId="5" w16cid:durableId="266736621">
+    <w:abstractNumId w:val="32"/>
+  </w:num>
+  <w:num w:numId="6" w16cid:durableId="434593807">
+    <w:abstractNumId w:val="16"/>
+  </w:num>
+  <w:num w:numId="7" w16cid:durableId="1725828929">
+    <w:abstractNumId w:val="66"/>
+  </w:num>
+  <w:num w:numId="8" w16cid:durableId="481654851">
+    <w:abstractNumId w:val="19"/>
+  </w:num>
+  <w:num w:numId="9" w16cid:durableId="766078553">
     <w:abstractNumId w:val="29"/>
   </w:num>
-  <w:num w:numId="5" w16cid:durableId="266736621">
+  <w:num w:numId="10" w16cid:durableId="969894513">
+    <w:abstractNumId w:val="23"/>
+  </w:num>
+  <w:num w:numId="11" w16cid:durableId="83066807">
     <w:abstractNumId w:val="31"/>
   </w:num>
-  <w:num w:numId="6" w16cid:durableId="434593807">
-    <w:abstractNumId w:val="15"/>
+  <w:num w:numId="12" w16cid:durableId="1212303780">
+    <w:abstractNumId w:val="14"/>
   </w:num>
-  <w:num w:numId="7" w16cid:durableId="1725828929">
-    <w:abstractNumId w:val="64"/>
+  <w:num w:numId="13" w16cid:durableId="2013952044">
+    <w:abstractNumId w:val="62"/>
   </w:num>
-  <w:num w:numId="8" w16cid:durableId="481654851">
-    <w:abstractNumId w:val="18"/>
-  </w:num>
-  <w:num w:numId="9" w16cid:durableId="766078553">
-    <w:abstractNumId w:val="28"/>
-  </w:num>
-  <w:num w:numId="10" w16cid:durableId="969894513">
-    <w:abstractNumId w:val="22"/>
-  </w:num>
-  <w:num w:numId="11" w16cid:durableId="83066807">
-    <w:abstractNumId w:val="30"/>
-  </w:num>
-  <w:num w:numId="12" w16cid:durableId="1212303780">
+  <w:num w:numId="14" w16cid:durableId="1747876177">
     <w:abstractNumId w:val="13"/>
   </w:num>
-  <w:num w:numId="13" w16cid:durableId="2013952044">
-    <w:abstractNumId w:val="60"/>
-  </w:num>
-  <w:num w:numId="14" w16cid:durableId="1747876177">
-    <w:abstractNumId w:val="12"/>
-  </w:num>
   <w:num w:numId="15" w16cid:durableId="749233273">
-    <w:abstractNumId w:val="68"/>
+    <w:abstractNumId w:val="70"/>
   </w:num>
   <w:num w:numId="16" w16cid:durableId="887454516">
     <w:abstractNumId w:val="2"/>
   </w:num>
   <w:num w:numId="17" w16cid:durableId="1231503642">
+    <w:abstractNumId w:val="58"/>
+  </w:num>
+  <w:num w:numId="18" w16cid:durableId="395710979">
+    <w:abstractNumId w:val="63"/>
+  </w:num>
+  <w:num w:numId="19" w16cid:durableId="190461969">
+    <w:abstractNumId w:val="33"/>
+  </w:num>
+  <w:num w:numId="20" w16cid:durableId="931082557">
     <w:abstractNumId w:val="56"/>
   </w:num>
-  <w:num w:numId="18" w16cid:durableId="395710979">
+  <w:num w:numId="21" w16cid:durableId="987323603">
+    <w:abstractNumId w:val="11"/>
+  </w:num>
+  <w:num w:numId="22" w16cid:durableId="1382904016">
+    <w:abstractNumId w:val="67"/>
+  </w:num>
+  <w:num w:numId="23" w16cid:durableId="1306161698">
+    <w:abstractNumId w:val="24"/>
+  </w:num>
+  <w:num w:numId="24" w16cid:durableId="421685914">
+    <w:abstractNumId w:val="38"/>
+  </w:num>
+  <w:num w:numId="25" w16cid:durableId="1697807564">
+    <w:abstractNumId w:val="54"/>
+  </w:num>
+  <w:num w:numId="26" w16cid:durableId="1024869251">
+    <w:abstractNumId w:val="25"/>
+  </w:num>
+  <w:num w:numId="27" w16cid:durableId="572397558">
+    <w:abstractNumId w:val="44"/>
+  </w:num>
+  <w:num w:numId="28" w16cid:durableId="1658076226">
+    <w:abstractNumId w:val="28"/>
+  </w:num>
+  <w:num w:numId="29" w16cid:durableId="118375365">
+    <w:abstractNumId w:val="15"/>
+  </w:num>
+  <w:num w:numId="30" w16cid:durableId="1722941707">
+    <w:abstractNumId w:val="47"/>
+  </w:num>
+  <w:num w:numId="31" w16cid:durableId="753434394">
+    <w:abstractNumId w:val="12"/>
+  </w:num>
+  <w:num w:numId="32" w16cid:durableId="2136677866">
+    <w:abstractNumId w:val="48"/>
+  </w:num>
+  <w:num w:numId="33" w16cid:durableId="438763715">
+    <w:abstractNumId w:val="71"/>
+  </w:num>
+  <w:num w:numId="34" w16cid:durableId="1117678977">
     <w:abstractNumId w:val="61"/>
   </w:num>
-  <w:num w:numId="19" w16cid:durableId="190461969">
-    <w:abstractNumId w:val="32"/>
+  <w:num w:numId="35" w16cid:durableId="1419014154">
+    <w:abstractNumId w:val="59"/>
   </w:num>
-  <w:num w:numId="20" w16cid:durableId="931082557">
-    <w:abstractNumId w:val="54"/>
+  <w:num w:numId="36" w16cid:durableId="1769308093">
+    <w:abstractNumId w:val="22"/>
   </w:num>
-  <w:num w:numId="21" w16cid:durableId="987323603">
-    <w:abstractNumId w:val="10"/>
+  <w:num w:numId="37" w16cid:durableId="342973847">
+    <w:abstractNumId w:val="40"/>
   </w:num>
-  <w:num w:numId="22" w16cid:durableId="1382904016">
-    <w:abstractNumId w:val="65"/>
+  <w:num w:numId="38" w16cid:durableId="547034590">
+    <w:abstractNumId w:val="21"/>
   </w:num>
-  <w:num w:numId="23" w16cid:durableId="1306161698">
-    <w:abstractNumId w:val="23"/>
-  </w:num>
-  <w:num w:numId="24" w16cid:durableId="421685914">
-    <w:abstractNumId w:val="37"/>
-  </w:num>
-  <w:num w:numId="25" w16cid:durableId="1697807564">
-    <w:abstractNumId w:val="53"/>
-  </w:num>
-  <w:num w:numId="26" w16cid:durableId="1024869251">
-    <w:abstractNumId w:val="24"/>
-  </w:num>
-  <w:num w:numId="27" w16cid:durableId="572397558">
-    <w:abstractNumId w:val="43"/>
-  </w:num>
-  <w:num w:numId="28" w16cid:durableId="1658076226">
+  <w:num w:numId="39" w16cid:durableId="1516267010">
     <w:abstractNumId w:val="27"/>
   </w:num>
-  <w:num w:numId="29" w16cid:durableId="118375365">
-    <w:abstractNumId w:val="14"/>
+  <w:num w:numId="40" w16cid:durableId="890968367">
+    <w:abstractNumId w:val="64"/>
   </w:num>
-  <w:num w:numId="30" w16cid:durableId="1722941707">
-    <w:abstractNumId w:val="46"/>
+  <w:num w:numId="41" w16cid:durableId="1158493570">
+    <w:abstractNumId w:val="72"/>
   </w:num>
-  <w:num w:numId="31" w16cid:durableId="753434394">
-    <w:abstractNumId w:val="11"/>
+  <w:num w:numId="42" w16cid:durableId="328796573">
+    <w:abstractNumId w:val="7"/>
   </w:num>
-  <w:num w:numId="32" w16cid:durableId="2136677866">
-    <w:abstractNumId w:val="47"/>
+  <w:num w:numId="43" w16cid:durableId="440420802">
+    <w:abstractNumId w:val="41"/>
   </w:num>
-  <w:num w:numId="33" w16cid:durableId="438763715">
-    <w:abstractNumId w:val="69"/>
-  </w:num>
-  <w:num w:numId="34" w16cid:durableId="1117678977">
-    <w:abstractNumId w:val="59"/>
-  </w:num>
-  <w:num w:numId="35" w16cid:durableId="1419014154">
-    <w:abstractNumId w:val="57"/>
-  </w:num>
-  <w:num w:numId="36" w16cid:durableId="1769308093">
-    <w:abstractNumId w:val="21"/>
-  </w:num>
-  <w:num w:numId="37" w16cid:durableId="342973847">
-    <w:abstractNumId w:val="39"/>
-  </w:num>
-  <w:num w:numId="38" w16cid:durableId="547034590">
-    <w:abstractNumId w:val="20"/>
-  </w:num>
-  <w:num w:numId="39" w16cid:durableId="1516267010">
+  <w:num w:numId="44" w16cid:durableId="1124812595">
     <w:abstractNumId w:val="26"/>
   </w:num>
-  <w:num w:numId="40" w16cid:durableId="890968367">
-    <w:abstractNumId w:val="62"/>
-  </w:num>
-  <w:num w:numId="41" w16cid:durableId="1158493570">
-    <w:abstractNumId w:val="70"/>
-  </w:num>
-  <w:num w:numId="42" w16cid:durableId="328796573">
-    <w:abstractNumId w:val="6"/>
-  </w:num>
-  <w:num w:numId="43" w16cid:durableId="440420802">
-    <w:abstractNumId w:val="40"/>
-  </w:num>
-  <w:num w:numId="44" w16cid:durableId="1124812595">
-    <w:abstractNumId w:val="25"/>
-  </w:num>
   <w:num w:numId="45" w16cid:durableId="968823303">
-    <w:abstractNumId w:val="50"/>
+    <w:abstractNumId w:val="51"/>
   </w:num>
   <w:num w:numId="46" w16cid:durableId="613176815">
     <w:abstractNumId w:val="3"/>
   </w:num>
   <w:num w:numId="47" w16cid:durableId="335039495">
-    <w:abstractNumId w:val="66"/>
+    <w:abstractNumId w:val="68"/>
   </w:num>
   <w:num w:numId="48" w16cid:durableId="1793672282">
-    <w:abstractNumId w:val="67"/>
+    <w:abstractNumId w:val="69"/>
   </w:num>
   <w:num w:numId="49" w16cid:durableId="771780211">
-    <w:abstractNumId w:val="5"/>
+    <w:abstractNumId w:val="6"/>
   </w:num>
   <w:num w:numId="50" w16cid:durableId="2003584732">
-    <w:abstractNumId w:val="52"/>
+    <w:abstractNumId w:val="53"/>
   </w:num>
   <w:num w:numId="51" w16cid:durableId="1260135726">
+    <w:abstractNumId w:val="9"/>
+  </w:num>
+  <w:num w:numId="52" w16cid:durableId="1030884631">
+    <w:abstractNumId w:val="60"/>
+  </w:num>
+  <w:num w:numId="53" w16cid:durableId="276066899">
+    <w:abstractNumId w:val="36"/>
+  </w:num>
+  <w:num w:numId="54" w16cid:durableId="1676376391">
+    <w:abstractNumId w:val="65"/>
+  </w:num>
+  <w:num w:numId="55" w16cid:durableId="1792673970">
+    <w:abstractNumId w:val="49"/>
+  </w:num>
+  <w:num w:numId="56" w16cid:durableId="692263003">
+    <w:abstractNumId w:val="10"/>
+  </w:num>
+  <w:num w:numId="57" w16cid:durableId="1234848424">
+    <w:abstractNumId w:val="39"/>
+  </w:num>
+  <w:num w:numId="58" w16cid:durableId="2071734659">
+    <w:abstractNumId w:val="42"/>
+  </w:num>
+  <w:num w:numId="59" w16cid:durableId="287055957">
     <w:abstractNumId w:val="8"/>
   </w:num>
-  <w:num w:numId="52" w16cid:durableId="1030884631">
-    <w:abstractNumId w:val="58"/>
-  </w:num>
-  <w:num w:numId="53" w16cid:durableId="276066899">
-    <w:abstractNumId w:val="35"/>
-  </w:num>
-  <w:num w:numId="54" w16cid:durableId="1676376391">
-    <w:abstractNumId w:val="63"/>
-  </w:num>
-  <w:num w:numId="55" w16cid:durableId="1792673970">
-    <w:abstractNumId w:val="48"/>
-  </w:num>
-  <w:num w:numId="56" w16cid:durableId="692263003">
-    <w:abstractNumId w:val="9"/>
-  </w:num>
-  <w:num w:numId="57" w16cid:durableId="1234848424">
-    <w:abstractNumId w:val="38"/>
-  </w:num>
-  <w:num w:numId="58" w16cid:durableId="2071734659">
-    <w:abstractNumId w:val="41"/>
-  </w:num>
-  <w:num w:numId="59" w16cid:durableId="287055957">
-    <w:abstractNumId w:val="7"/>
-  </w:num>
   <w:num w:numId="60" w16cid:durableId="164593283">
-    <w:abstractNumId w:val="45"/>
+    <w:abstractNumId w:val="46"/>
   </w:num>
   <w:num w:numId="61" w16cid:durableId="19208934">
-    <w:abstractNumId w:val="19"/>
+    <w:abstractNumId w:val="20"/>
   </w:num>
   <w:num w:numId="62" w16cid:durableId="530412592">
-    <w:abstractNumId w:val="36"/>
+    <w:abstractNumId w:val="37"/>
   </w:num>
   <w:num w:numId="63" w16cid:durableId="544374682">
-    <w:abstractNumId w:val="16"/>
+    <w:abstractNumId w:val="17"/>
   </w:num>
   <w:num w:numId="64" w16cid:durableId="298540276">
-    <w:abstractNumId w:val="55"/>
+    <w:abstractNumId w:val="57"/>
   </w:num>
   <w:num w:numId="65" w16cid:durableId="347028166">
     <w:abstractNumId w:val="4"/>
   </w:num>
   <w:num w:numId="66" w16cid:durableId="617612713">
-    <w:abstractNumId w:val="49"/>
+    <w:abstractNumId w:val="50"/>
   </w:num>
   <w:num w:numId="67" w16cid:durableId="466823573">
-    <w:abstractNumId w:val="71"/>
+    <w:abstractNumId w:val="73"/>
   </w:num>
   <w:num w:numId="68" w16cid:durableId="975110791">
+    <w:abstractNumId w:val="35"/>
+  </w:num>
+  <w:num w:numId="69" w16cid:durableId="1864395814">
     <w:abstractNumId w:val="34"/>
   </w:num>
-  <w:num w:numId="69" w16cid:durableId="1864395814">
-    <w:abstractNumId w:val="33"/>
-  </w:num>
   <w:num w:numId="70" w16cid:durableId="244192512">
-    <w:abstractNumId w:val="51"/>
+    <w:abstractNumId w:val="52"/>
   </w:num>
   <w:num w:numId="71" w16cid:durableId="2124574854">
-    <w:abstractNumId w:val="17"/>
+    <w:abstractNumId w:val="18"/>
   </w:num>
   <w:num w:numId="72" w16cid:durableId="1303077645">
-    <w:abstractNumId w:val="44"/>
+    <w:abstractNumId w:val="45"/>
+  </w:num>
+  <w:num w:numId="73" w16cid:durableId="1802651415">
+    <w:abstractNumId w:val="74"/>
+  </w:num>
+  <w:num w:numId="74" w16cid:durableId="1687099323">
+    <w:abstractNumId w:val="5"/>
+  </w:num>
+  <w:num w:numId="75" w16cid:durableId="182860872">
+    <w:abstractNumId w:val="55"/>
   </w:num>
   <w:numIdMacAtCleanup w:val="8"/>
 </w:numbering>

--- a/ВКР, отчет/ВКР, пояснительная записка.docx
+++ b/ВКР, отчет/ВКР, пояснительная записка.docx
@@ -3300,7 +3300,7 @@
       <w:r>
         <w:fldChar w:fldCharType="separate"/>
       </w:r>
-      <w:hyperlink w:anchor="_Toc229503253" w:history="1">
+      <w:hyperlink w:anchor="_Toc229580524" w:history="1">
         <w:r>
           <w:rPr>
             <w:rStyle w:val="ad"/>
@@ -3344,7 +3344,7 @@
             <w:noProof/>
             <w:webHidden/>
           </w:rPr>
-          <w:instrText xml:space="preserve"> PAGEREF _Toc229503253 \h </w:instrText>
+          <w:instrText xml:space="preserve"> PAGEREF _Toc229580524 \h </w:instrText>
         </w:r>
         <w:r>
           <w:rPr>
@@ -3386,7 +3386,7 @@
           <w14:ligatures w14:val="standardContextual"/>
         </w:rPr>
       </w:pPr>
-      <w:hyperlink w:anchor="_Toc229503254" w:history="1">
+      <w:hyperlink w:anchor="_Toc229580525" w:history="1">
         <w:r>
           <w:rPr>
             <w:rStyle w:val="ad"/>
@@ -3430,7 +3430,7 @@
             <w:noProof/>
             <w:webHidden/>
           </w:rPr>
-          <w:instrText xml:space="preserve"> PAGEREF _Toc229503254 \h </w:instrText>
+          <w:instrText xml:space="preserve"> PAGEREF _Toc229580525 \h </w:instrText>
         </w:r>
         <w:r>
           <w:rPr>
@@ -3472,7 +3472,7 @@
           <w14:ligatures w14:val="standardContextual"/>
         </w:rPr>
       </w:pPr>
-      <w:hyperlink w:anchor="_Toc229503255" w:history="1">
+      <w:hyperlink w:anchor="_Toc229580526" w:history="1">
         <w:r>
           <w:rPr>
             <w:rStyle w:val="ad"/>
@@ -3516,7 +3516,7 @@
             <w:noProof/>
             <w:webHidden/>
           </w:rPr>
-          <w:instrText xml:space="preserve"> PAGEREF _Toc229503255 \h </w:instrText>
+          <w:instrText xml:space="preserve"> PAGEREF _Toc229580526 \h </w:instrText>
         </w:r>
         <w:r>
           <w:rPr>
@@ -3562,7 +3562,7 @@
           <w14:ligatures w14:val="standardContextual"/>
         </w:rPr>
       </w:pPr>
-      <w:hyperlink w:anchor="_Toc229503256" w:history="1">
+      <w:hyperlink w:anchor="_Toc229580527" w:history="1">
         <w:r>
           <w:rPr>
             <w:rStyle w:val="ad"/>
@@ -3606,7 +3606,7 @@
             <w:noProof/>
             <w:webHidden/>
           </w:rPr>
-          <w:instrText xml:space="preserve"> PAGEREF _Toc229503256 \h </w:instrText>
+          <w:instrText xml:space="preserve"> PAGEREF _Toc229580527 \h </w:instrText>
         </w:r>
         <w:r>
           <w:rPr>
@@ -3652,7 +3652,7 @@
           <w14:ligatures w14:val="standardContextual"/>
         </w:rPr>
       </w:pPr>
-      <w:hyperlink w:anchor="_Toc229503257" w:history="1">
+      <w:hyperlink w:anchor="_Toc229580528" w:history="1">
         <w:r>
           <w:rPr>
             <w:rStyle w:val="ad"/>
@@ -3696,7 +3696,7 @@
             <w:noProof/>
             <w:webHidden/>
           </w:rPr>
-          <w:instrText xml:space="preserve"> PAGEREF _Toc229503257 \h </w:instrText>
+          <w:instrText xml:space="preserve"> PAGEREF _Toc229580528 \h </w:instrText>
         </w:r>
         <w:r>
           <w:rPr>
@@ -3742,7 +3742,7 @@
           <w14:ligatures w14:val="standardContextual"/>
         </w:rPr>
       </w:pPr>
-      <w:hyperlink w:anchor="_Toc229503258" w:history="1">
+      <w:hyperlink w:anchor="_Toc229580529" w:history="1">
         <w:r>
           <w:rPr>
             <w:rStyle w:val="ad"/>
@@ -3786,7 +3786,7 @@
             <w:noProof/>
             <w:webHidden/>
           </w:rPr>
-          <w:instrText xml:space="preserve"> PAGEREF _Toc229503258 \h </w:instrText>
+          <w:instrText xml:space="preserve"> PAGEREF _Toc229580529 \h </w:instrText>
         </w:r>
         <w:r>
           <w:rPr>
@@ -3832,7 +3832,7 @@
           <w14:ligatures w14:val="standardContextual"/>
         </w:rPr>
       </w:pPr>
-      <w:hyperlink w:anchor="_Toc229503259" w:history="1">
+      <w:hyperlink w:anchor="_Toc229580530" w:history="1">
         <w:r>
           <w:rPr>
             <w:rStyle w:val="ad"/>
@@ -3876,7 +3876,7 @@
             <w:noProof/>
             <w:webHidden/>
           </w:rPr>
-          <w:instrText xml:space="preserve"> PAGEREF _Toc229503259 \h </w:instrText>
+          <w:instrText xml:space="preserve"> PAGEREF _Toc229580530 \h </w:instrText>
         </w:r>
         <w:r>
           <w:rPr>
@@ -3918,7 +3918,7 @@
           <w14:ligatures w14:val="standardContextual"/>
         </w:rPr>
       </w:pPr>
-      <w:hyperlink w:anchor="_Toc229503260" w:history="1">
+      <w:hyperlink w:anchor="_Toc229580531" w:history="1">
         <w:r>
           <w:rPr>
             <w:rStyle w:val="ad"/>
@@ -3962,7 +3962,7 @@
             <w:noProof/>
             <w:webHidden/>
           </w:rPr>
-          <w:instrText xml:space="preserve"> PAGEREF _Toc229503260 \h </w:instrText>
+          <w:instrText xml:space="preserve"> PAGEREF _Toc229580531 \h </w:instrText>
         </w:r>
         <w:r>
           <w:rPr>
@@ -3982,7 +3982,7 @@
             <w:noProof/>
             <w:webHidden/>
           </w:rPr>
-          <w:t>24</w:t>
+          <w:t>27</w:t>
         </w:r>
         <w:r>
           <w:rPr>
@@ -4008,7 +4008,7 @@
           <w14:ligatures w14:val="standardContextual"/>
         </w:rPr>
       </w:pPr>
-      <w:hyperlink w:anchor="_Toc229503261" w:history="1">
+      <w:hyperlink w:anchor="_Toc229580532" w:history="1">
         <w:r>
           <w:rPr>
             <w:rStyle w:val="ad"/>
@@ -4052,7 +4052,7 @@
             <w:noProof/>
             <w:webHidden/>
           </w:rPr>
-          <w:instrText xml:space="preserve"> PAGEREF _Toc229503261 \h </w:instrText>
+          <w:instrText xml:space="preserve"> PAGEREF _Toc229580532 \h </w:instrText>
         </w:r>
         <w:r>
           <w:rPr>
@@ -4072,7 +4072,7 @@
             <w:noProof/>
             <w:webHidden/>
           </w:rPr>
-          <w:t>24</w:t>
+          <w:t>27</w:t>
         </w:r>
         <w:r>
           <w:rPr>
@@ -4098,7 +4098,7 @@
           <w14:ligatures w14:val="standardContextual"/>
         </w:rPr>
       </w:pPr>
-      <w:hyperlink w:anchor="_Toc229503262" w:history="1">
+      <w:hyperlink w:anchor="_Toc229580533" w:history="1">
         <w:r>
           <w:rPr>
             <w:rStyle w:val="ad"/>
@@ -4142,7 +4142,7 @@
             <w:noProof/>
             <w:webHidden/>
           </w:rPr>
-          <w:instrText xml:space="preserve"> PAGEREF _Toc229503262 \h </w:instrText>
+          <w:instrText xml:space="preserve"> PAGEREF _Toc229580533 \h </w:instrText>
         </w:r>
         <w:r>
           <w:rPr>
@@ -4162,7 +4162,7 @@
             <w:noProof/>
             <w:webHidden/>
           </w:rPr>
-          <w:t>24</w:t>
+          <w:t>27</w:t>
         </w:r>
         <w:r>
           <w:rPr>
@@ -4188,7 +4188,7 @@
           <w14:ligatures w14:val="standardContextual"/>
         </w:rPr>
       </w:pPr>
-      <w:hyperlink w:anchor="_Toc229503263" w:history="1">
+      <w:hyperlink w:anchor="_Toc229580534" w:history="1">
         <w:r>
           <w:rPr>
             <w:rStyle w:val="ad"/>
@@ -4232,7 +4232,7 @@
             <w:noProof/>
             <w:webHidden/>
           </w:rPr>
-          <w:instrText xml:space="preserve"> PAGEREF _Toc229503263 \h </w:instrText>
+          <w:instrText xml:space="preserve"> PAGEREF _Toc229580534 \h </w:instrText>
         </w:r>
         <w:r>
           <w:rPr>
@@ -4252,7 +4252,7 @@
             <w:noProof/>
             <w:webHidden/>
           </w:rPr>
-          <w:t>24</w:t>
+          <w:t>27</w:t>
         </w:r>
         <w:r>
           <w:rPr>
@@ -4278,7 +4278,7 @@
           <w14:ligatures w14:val="standardContextual"/>
         </w:rPr>
       </w:pPr>
-      <w:hyperlink w:anchor="_Toc229503264" w:history="1">
+      <w:hyperlink w:anchor="_Toc229580535" w:history="1">
         <w:r>
           <w:rPr>
             <w:rStyle w:val="ad"/>
@@ -4322,7 +4322,7 @@
             <w:noProof/>
             <w:webHidden/>
           </w:rPr>
-          <w:instrText xml:space="preserve"> PAGEREF _Toc229503264 \h </w:instrText>
+          <w:instrText xml:space="preserve"> PAGEREF _Toc229580535 \h </w:instrText>
         </w:r>
         <w:r>
           <w:rPr>
@@ -4342,7 +4342,7 @@
             <w:noProof/>
             <w:webHidden/>
           </w:rPr>
-          <w:t>24</w:t>
+          <w:t>27</w:t>
         </w:r>
         <w:r>
           <w:rPr>
@@ -4368,7 +4368,7 @@
           <w14:ligatures w14:val="standardContextual"/>
         </w:rPr>
       </w:pPr>
-      <w:hyperlink w:anchor="_Toc229503265" w:history="1">
+      <w:hyperlink w:anchor="_Toc229580536" w:history="1">
         <w:r>
           <w:rPr>
             <w:rStyle w:val="ad"/>
@@ -4412,7 +4412,7 @@
             <w:noProof/>
             <w:webHidden/>
           </w:rPr>
-          <w:instrText xml:space="preserve"> PAGEREF _Toc229503265 \h </w:instrText>
+          <w:instrText xml:space="preserve"> PAGEREF _Toc229580536 \h </w:instrText>
         </w:r>
         <w:r>
           <w:rPr>
@@ -4432,7 +4432,7 @@
             <w:noProof/>
             <w:webHidden/>
           </w:rPr>
-          <w:t>24</w:t>
+          <w:t>27</w:t>
         </w:r>
         <w:r>
           <w:rPr>
@@ -4454,7 +4454,7 @@
           <w14:ligatures w14:val="standardContextual"/>
         </w:rPr>
       </w:pPr>
-      <w:hyperlink w:anchor="_Toc229503266" w:history="1">
+      <w:hyperlink w:anchor="_Toc229580537" w:history="1">
         <w:r>
           <w:rPr>
             <w:rStyle w:val="ad"/>
@@ -4498,7 +4498,7 @@
             <w:noProof/>
             <w:webHidden/>
           </w:rPr>
-          <w:instrText xml:space="preserve"> PAGEREF _Toc229503266 \h </w:instrText>
+          <w:instrText xml:space="preserve"> PAGEREF _Toc229580537 \h </w:instrText>
         </w:r>
         <w:r>
           <w:rPr>
@@ -4518,7 +4518,7 @@
             <w:noProof/>
             <w:webHidden/>
           </w:rPr>
-          <w:t>25</w:t>
+          <w:t>28</w:t>
         </w:r>
         <w:r>
           <w:rPr>
@@ -4540,7 +4540,7 @@
           <w14:ligatures w14:val="standardContextual"/>
         </w:rPr>
       </w:pPr>
-      <w:hyperlink w:anchor="_Toc229503267" w:history="1">
+      <w:hyperlink w:anchor="_Toc229580538" w:history="1">
         <w:r>
           <w:rPr>
             <w:rStyle w:val="ad"/>
@@ -4584,7 +4584,7 @@
             <w:noProof/>
             <w:webHidden/>
           </w:rPr>
-          <w:instrText xml:space="preserve"> PAGEREF _Toc229503267 \h </w:instrText>
+          <w:instrText xml:space="preserve"> PAGEREF _Toc229580538 \h </w:instrText>
         </w:r>
         <w:r>
           <w:rPr>
@@ -4604,7 +4604,7 @@
             <w:noProof/>
             <w:webHidden/>
           </w:rPr>
-          <w:t>26</w:t>
+          <w:t>29</w:t>
         </w:r>
         <w:r>
           <w:rPr>
@@ -4630,7 +4630,7 @@
           <w14:ligatures w14:val="standardContextual"/>
         </w:rPr>
       </w:pPr>
-      <w:hyperlink w:anchor="_Toc229503268" w:history="1">
+      <w:hyperlink w:anchor="_Toc229580539" w:history="1">
         <w:r>
           <w:rPr>
             <w:rStyle w:val="ad"/>
@@ -4674,7 +4674,7 @@
             <w:noProof/>
             <w:webHidden/>
           </w:rPr>
-          <w:instrText xml:space="preserve"> PAGEREF _Toc229503268 \h </w:instrText>
+          <w:instrText xml:space="preserve"> PAGEREF _Toc229580539 \h </w:instrText>
         </w:r>
         <w:r>
           <w:rPr>
@@ -4694,7 +4694,7 @@
             <w:noProof/>
             <w:webHidden/>
           </w:rPr>
-          <w:t>26</w:t>
+          <w:t>29</w:t>
         </w:r>
         <w:r>
           <w:rPr>
@@ -4720,7 +4720,7 @@
           <w14:ligatures w14:val="standardContextual"/>
         </w:rPr>
       </w:pPr>
-      <w:hyperlink w:anchor="_Toc229503269" w:history="1">
+      <w:hyperlink w:anchor="_Toc229580540" w:history="1">
         <w:r>
           <w:rPr>
             <w:rStyle w:val="ad"/>
@@ -4764,7 +4764,7 @@
             <w:noProof/>
             <w:webHidden/>
           </w:rPr>
-          <w:instrText xml:space="preserve"> PAGEREF _Toc229503269 \h </w:instrText>
+          <w:instrText xml:space="preserve"> PAGEREF _Toc229580540 \h </w:instrText>
         </w:r>
         <w:r>
           <w:rPr>
@@ -4784,7 +4784,7 @@
             <w:noProof/>
             <w:webHidden/>
           </w:rPr>
-          <w:t>26</w:t>
+          <w:t>29</w:t>
         </w:r>
         <w:r>
           <w:rPr>
@@ -4810,7 +4810,7 @@
           <w14:ligatures w14:val="standardContextual"/>
         </w:rPr>
       </w:pPr>
-      <w:hyperlink w:anchor="_Toc229503270" w:history="1">
+      <w:hyperlink w:anchor="_Toc229580541" w:history="1">
         <w:r>
           <w:rPr>
             <w:rStyle w:val="ad"/>
@@ -4854,7 +4854,7 @@
             <w:noProof/>
             <w:webHidden/>
           </w:rPr>
-          <w:instrText xml:space="preserve"> PAGEREF _Toc229503270 \h </w:instrText>
+          <w:instrText xml:space="preserve"> PAGEREF _Toc229580541 \h </w:instrText>
         </w:r>
         <w:r>
           <w:rPr>
@@ -4874,7 +4874,7 @@
             <w:noProof/>
             <w:webHidden/>
           </w:rPr>
-          <w:t>26</w:t>
+          <w:t>29</w:t>
         </w:r>
         <w:r>
           <w:rPr>
@@ -4900,7 +4900,7 @@
           <w14:ligatures w14:val="standardContextual"/>
         </w:rPr>
       </w:pPr>
-      <w:hyperlink w:anchor="_Toc229503271" w:history="1">
+      <w:hyperlink w:anchor="_Toc229580542" w:history="1">
         <w:r>
           <w:rPr>
             <w:rStyle w:val="ad"/>
@@ -4944,7 +4944,7 @@
             <w:noProof/>
             <w:webHidden/>
           </w:rPr>
-          <w:instrText xml:space="preserve"> PAGEREF _Toc229503271 \h </w:instrText>
+          <w:instrText xml:space="preserve"> PAGEREF _Toc229580542 \h </w:instrText>
         </w:r>
         <w:r>
           <w:rPr>
@@ -4964,7 +4964,7 @@
             <w:noProof/>
             <w:webHidden/>
           </w:rPr>
-          <w:t>26</w:t>
+          <w:t>29</w:t>
         </w:r>
         <w:r>
           <w:rPr>
@@ -4990,7 +4990,7 @@
           <w14:ligatures w14:val="standardContextual"/>
         </w:rPr>
       </w:pPr>
-      <w:hyperlink w:anchor="_Toc229503272" w:history="1">
+      <w:hyperlink w:anchor="_Toc229580543" w:history="1">
         <w:r>
           <w:rPr>
             <w:rStyle w:val="ad"/>
@@ -5034,7 +5034,7 @@
             <w:noProof/>
             <w:webHidden/>
           </w:rPr>
-          <w:instrText xml:space="preserve"> PAGEREF _Toc229503272 \h </w:instrText>
+          <w:instrText xml:space="preserve"> PAGEREF _Toc229580543 \h </w:instrText>
         </w:r>
         <w:r>
           <w:rPr>
@@ -5054,7 +5054,7 @@
             <w:noProof/>
             <w:webHidden/>
           </w:rPr>
-          <w:t>26</w:t>
+          <w:t>29</w:t>
         </w:r>
         <w:r>
           <w:rPr>
@@ -5076,7 +5076,7 @@
           <w14:ligatures w14:val="standardContextual"/>
         </w:rPr>
       </w:pPr>
-      <w:hyperlink w:anchor="_Toc229503273" w:history="1">
+      <w:hyperlink w:anchor="_Toc229580544" w:history="1">
         <w:r>
           <w:rPr>
             <w:rStyle w:val="ad"/>
@@ -5120,7 +5120,7 @@
             <w:noProof/>
             <w:webHidden/>
           </w:rPr>
-          <w:instrText xml:space="preserve"> PAGEREF _Toc229503273 \h </w:instrText>
+          <w:instrText xml:space="preserve"> PAGEREF _Toc229580544 \h </w:instrText>
         </w:r>
         <w:r>
           <w:rPr>
@@ -5140,7 +5140,7 @@
             <w:noProof/>
             <w:webHidden/>
           </w:rPr>
-          <w:t>27</w:t>
+          <w:t>30</w:t>
         </w:r>
         <w:r>
           <w:rPr>
@@ -5162,7 +5162,7 @@
           <w14:ligatures w14:val="standardContextual"/>
         </w:rPr>
       </w:pPr>
-      <w:hyperlink w:anchor="_Toc229503274" w:history="1">
+      <w:hyperlink w:anchor="_Toc229580545" w:history="1">
         <w:r>
           <w:rPr>
             <w:rStyle w:val="ad"/>
@@ -5207,7 +5207,7 @@
             <w:noProof/>
             <w:webHidden/>
           </w:rPr>
-          <w:instrText xml:space="preserve"> PAGEREF _Toc229503274 \h </w:instrText>
+          <w:instrText xml:space="preserve"> PAGEREF _Toc229580545 \h </w:instrText>
         </w:r>
         <w:r>
           <w:rPr>
@@ -5227,7 +5227,7 @@
             <w:noProof/>
             <w:webHidden/>
           </w:rPr>
-          <w:t>28</w:t>
+          <w:t>31</w:t>
         </w:r>
         <w:r>
           <w:rPr>
@@ -5249,7 +5249,7 @@
           <w14:ligatures w14:val="standardContextual"/>
         </w:rPr>
       </w:pPr>
-      <w:hyperlink w:anchor="_Toc229503275" w:history="1">
+      <w:hyperlink w:anchor="_Toc229580546" w:history="1">
         <w:r>
           <w:rPr>
             <w:rStyle w:val="ad"/>
@@ -5293,7 +5293,7 @@
             <w:noProof/>
             <w:webHidden/>
           </w:rPr>
-          <w:instrText xml:space="preserve"> PAGEREF _Toc229503275 \h </w:instrText>
+          <w:instrText xml:space="preserve"> PAGEREF _Toc229580546 \h </w:instrText>
         </w:r>
         <w:r>
           <w:rPr>
@@ -5313,7 +5313,7 @@
             <w:noProof/>
             <w:webHidden/>
           </w:rPr>
-          <w:t>31</w:t>
+          <w:t>34</w:t>
         </w:r>
         <w:r>
           <w:rPr>
@@ -5339,7 +5339,7 @@
           <w14:ligatures w14:val="standardContextual"/>
         </w:rPr>
       </w:pPr>
-      <w:hyperlink w:anchor="_Toc229503276" w:history="1">
+      <w:hyperlink w:anchor="_Toc229580547" w:history="1">
         <w:r>
           <w:rPr>
             <w:rStyle w:val="ad"/>
@@ -5383,7 +5383,7 @@
             <w:noProof/>
             <w:webHidden/>
           </w:rPr>
-          <w:instrText xml:space="preserve"> PAGEREF _Toc229503276 \h </w:instrText>
+          <w:instrText xml:space="preserve"> PAGEREF _Toc229580547 \h </w:instrText>
         </w:r>
         <w:r>
           <w:rPr>
@@ -5403,7 +5403,7 @@
             <w:noProof/>
             <w:webHidden/>
           </w:rPr>
-          <w:t>31</w:t>
+          <w:t>34</w:t>
         </w:r>
         <w:r>
           <w:rPr>
@@ -5429,7 +5429,7 @@
           <w14:ligatures w14:val="standardContextual"/>
         </w:rPr>
       </w:pPr>
-      <w:hyperlink w:anchor="_Toc229503277" w:history="1">
+      <w:hyperlink w:anchor="_Toc229580548" w:history="1">
         <w:r>
           <w:rPr>
             <w:rStyle w:val="ad"/>
@@ -5473,7 +5473,7 @@
             <w:noProof/>
             <w:webHidden/>
           </w:rPr>
-          <w:instrText xml:space="preserve"> PAGEREF _Toc229503277 \h </w:instrText>
+          <w:instrText xml:space="preserve"> PAGEREF _Toc229580548 \h </w:instrText>
         </w:r>
         <w:r>
           <w:rPr>
@@ -5493,7 +5493,7 @@
             <w:noProof/>
             <w:webHidden/>
           </w:rPr>
-          <w:t>31</w:t>
+          <w:t>34</w:t>
         </w:r>
         <w:r>
           <w:rPr>
@@ -5519,7 +5519,7 @@
           <w14:ligatures w14:val="standardContextual"/>
         </w:rPr>
       </w:pPr>
-      <w:hyperlink w:anchor="_Toc229503278" w:history="1">
+      <w:hyperlink w:anchor="_Toc229580549" w:history="1">
         <w:r>
           <w:rPr>
             <w:rStyle w:val="ad"/>
@@ -5564,7 +5564,7 @@
             <w:noProof/>
             <w:webHidden/>
           </w:rPr>
-          <w:instrText xml:space="preserve"> PAGEREF _Toc229503278 \h </w:instrText>
+          <w:instrText xml:space="preserve"> PAGEREF _Toc229580549 \h </w:instrText>
         </w:r>
         <w:r>
           <w:rPr>
@@ -5584,7 +5584,7 @@
             <w:noProof/>
             <w:webHidden/>
           </w:rPr>
-          <w:t>31</w:t>
+          <w:t>34</w:t>
         </w:r>
         <w:r>
           <w:rPr>
@@ -5610,7 +5610,7 @@
           <w14:ligatures w14:val="standardContextual"/>
         </w:rPr>
       </w:pPr>
-      <w:hyperlink w:anchor="_Toc229503279" w:history="1">
+      <w:hyperlink w:anchor="_Toc229580550" w:history="1">
         <w:r>
           <w:rPr>
             <w:rStyle w:val="ad"/>
@@ -5655,7 +5655,7 @@
             <w:noProof/>
             <w:webHidden/>
           </w:rPr>
-          <w:instrText xml:space="preserve"> PAGEREF _Toc229503279 \h </w:instrText>
+          <w:instrText xml:space="preserve"> PAGEREF _Toc229580550 \h </w:instrText>
         </w:r>
         <w:r>
           <w:rPr>
@@ -5675,7 +5675,7 @@
             <w:noProof/>
             <w:webHidden/>
           </w:rPr>
-          <w:t>31</w:t>
+          <w:t>34</w:t>
         </w:r>
         <w:r>
           <w:rPr>
@@ -5708,7 +5708,7 @@
       <w:pPr>
         <w:pStyle w:val="1"/>
       </w:pPr>
-      <w:bookmarkStart w:id="2" w:name="_Toc229503253"/>
+      <w:bookmarkStart w:id="2" w:name="_Toc229580524"/>
       <w:r>
         <w:lastRenderedPageBreak/>
         <w:t>Аннотация</w:t>
@@ -5722,7 +5722,7 @@
       <w:pPr>
         <w:pStyle w:val="1"/>
       </w:pPr>
-      <w:bookmarkStart w:id="3" w:name="_Toc229503254"/>
+      <w:bookmarkStart w:id="3" w:name="_Toc229580525"/>
       <w:r>
         <w:lastRenderedPageBreak/>
         <w:t>Введение</w:t>
@@ -6618,7 +6618,7 @@
       <w:pPr>
         <w:pStyle w:val="1"/>
       </w:pPr>
-      <w:bookmarkStart w:id="4" w:name="_Toc229503255"/>
+      <w:bookmarkStart w:id="4" w:name="_Toc229580526"/>
       <w:r>
         <w:lastRenderedPageBreak/>
         <w:t xml:space="preserve">Глава 1 – </w:t>
@@ -6632,7 +6632,7 @@
       <w:pPr>
         <w:pStyle w:val="2"/>
       </w:pPr>
-      <w:bookmarkStart w:id="5" w:name="_Toc229503256"/>
+      <w:bookmarkStart w:id="5" w:name="_Toc229580527"/>
       <w:r>
         <w:t>Анализ предметной области</w:t>
       </w:r>
@@ -9296,7 +9296,7 @@
       <w:pPr>
         <w:pStyle w:val="2"/>
       </w:pPr>
-      <w:bookmarkStart w:id="6" w:name="_Toc229503257"/>
+      <w:bookmarkStart w:id="6" w:name="_Toc229580528"/>
       <w:r>
         <w:t>Обзор существующих решений и программного обеспечения</w:t>
       </w:r>
@@ -11798,7 +11798,7 @@
       <w:pPr>
         <w:pStyle w:val="2"/>
       </w:pPr>
-      <w:bookmarkStart w:id="7" w:name="_Toc229503258"/>
+      <w:bookmarkStart w:id="7" w:name="_Toc229580529"/>
       <w:r>
         <w:t>Содержательная постановка задачи</w:t>
       </w:r>
@@ -11895,7 +11895,7 @@
       <w:pPr>
         <w:pStyle w:val="2"/>
       </w:pPr>
-      <w:bookmarkStart w:id="8" w:name="_Toc229503259"/>
+      <w:bookmarkStart w:id="8" w:name="_Toc229580530"/>
       <w:r>
         <w:t>Формальная постановка задачи</w:t>
       </w:r>
@@ -13893,7 +13893,13 @@
         <w:t xml:space="preserve"> допускать возможность </w:t>
       </w:r>
       <w:r>
-        <w:t>переобучения моделей при появлении новых данных</w:t>
+        <w:t>переобучения моделей</w:t>
+      </w:r>
+      <w:r>
+        <w:t xml:space="preserve"> и создания новых</w:t>
+      </w:r>
+      <w:r>
+        <w:t xml:space="preserve"> при появлении новых данных</w:t>
       </w:r>
       <w:r>
         <w:t>;</w:t>
@@ -14156,6 +14162,21 @@
         <w:fldChar w:fldCharType="end"/>
       </w:r>
       <w:r>
+        <w:t xml:space="preserve"> </w:t>
+      </w:r>
+      <w:r>
+        <w:t>[</w:t>
+      </w:r>
+      <w:r>
+        <w:rPr>
+          <w:highlight w:val="yellow"/>
+        </w:rPr>
+        <w:t>???</w:t>
+      </w:r>
+      <w:r>
+        <w:t>]</w:t>
+      </w:r>
+      <w:r>
         <w:t>, она показывает систему как единое целое:</w:t>
       </w:r>
     </w:p>
@@ -14307,6 +14328,18 @@
       </w:r>
       <w:r>
         <w:fldChar w:fldCharType="end"/>
+      </w:r>
+      <w:r>
+        <w:t xml:space="preserve"> [</w:t>
+      </w:r>
+      <w:r>
+        <w:rPr>
+          <w:highlight w:val="yellow"/>
+        </w:rPr>
+        <w:t>???</w:t>
+      </w:r>
+      <w:r>
+        <w:t>]</w:t>
       </w:r>
       <w:r>
         <w:t>, разбивает процесс на три подпроцесса:</w:t>
@@ -14671,14 +14704,206 @@
         <w:t>UML</w:t>
       </w:r>
       <w:r>
-        <w:t>».</w:t>
+        <w:t>»</w:t>
+      </w:r>
+      <w:r>
+        <w:t xml:space="preserve"> (</w:t>
+      </w:r>
+      <w:r>
+        <w:fldChar w:fldCharType="begin"/>
+      </w:r>
+      <w:r>
+        <w:instrText xml:space="preserve"> REF _Ref229579436 \h </w:instrText>
+      </w:r>
+      <w:r>
+        <w:fldChar w:fldCharType="separate"/>
+      </w:r>
+      <w:r>
+        <w:t xml:space="preserve">рисунок </w:t>
+      </w:r>
+      <w:r>
+        <w:rPr>
+          <w:noProof/>
+        </w:rPr>
+        <w:t>3</w:t>
+      </w:r>
+      <w:r>
+        <w:t>.</w:t>
+      </w:r>
+      <w:r>
+        <w:rPr>
+          <w:noProof/>
+        </w:rPr>
+        <w:t>3</w:t>
+      </w:r>
+      <w:r>
+        <w:fldChar w:fldCharType="end"/>
+      </w:r>
+      <w:r>
+        <w:t xml:space="preserve">) </w:t>
+      </w:r>
+      <w:r>
+        <w:t>[</w:t>
+      </w:r>
+      <w:r>
+        <w:rPr>
+          <w:highlight w:val="yellow"/>
+        </w:rPr>
+        <w:t>???</w:t>
+      </w:r>
+      <w:r>
+        <w:t>]</w:t>
+      </w:r>
+      <w:r>
+        <w:t>. В системы выделены две роли:</w:t>
       </w:r>
     </w:p>
     <w:p>
       <w:pPr>
+        <w:pStyle w:val="a2"/>
+        <w:numPr>
+          <w:ilvl w:val="0"/>
+          <w:numId w:val="76"/>
+        </w:numPr>
+      </w:pPr>
+      <w:r>
+        <w:t>исследователь – основной пользователь продукта, осуществляющий проведение прогноза свойств, который включает ввод данных и их валидацию, проведение прогноза с помощью модели и получение результата</w:t>
+      </w:r>
+      <w:r>
+        <w:t xml:space="preserve">; </w:t>
+      </w:r>
+      <w:r>
+        <w:t>также исследователь может получать новые данные для обновления модели.</w:t>
+      </w:r>
+    </w:p>
+    <w:p>
+      <w:pPr>
+        <w:pStyle w:val="a2"/>
+        <w:numPr>
+          <w:ilvl w:val="0"/>
+          <w:numId w:val="76"/>
+        </w:numPr>
+      </w:pPr>
+      <w:r>
+        <w:t>программист – занимается обновлением моделей, то есть переобучает уже имеющиеся или обучает новые.</w:t>
+      </w:r>
+    </w:p>
+    <w:p>
+      <w:pPr>
+        <w:pStyle w:val="a2"/>
+        <w:jc w:val="center"/>
+      </w:pPr>
+      <w:r>
+        <w:lastRenderedPageBreak/>
+        <w:drawing>
+          <wp:inline distT="0" distB="0" distL="0" distR="0" wp14:anchorId="5CED4842" wp14:editId="66D5790C">
+            <wp:extent cx="5928360" cy="2611323"/>
+            <wp:effectExtent l="0" t="0" r="0" b="0"/>
+            <wp:docPr id="1558871364" name="Рисунок 1"/>
+            <wp:cNvGraphicFramePr>
+              <a:graphicFrameLocks xmlns:a="http://schemas.openxmlformats.org/drawingml/2006/main" noChangeAspect="1"/>
+            </wp:cNvGraphicFramePr>
+            <a:graphic xmlns:a="http://schemas.openxmlformats.org/drawingml/2006/main">
+              <a:graphicData uri="http://schemas.openxmlformats.org/drawingml/2006/picture">
+                <pic:pic xmlns:pic="http://schemas.openxmlformats.org/drawingml/2006/picture">
+                  <pic:nvPicPr>
+                    <pic:cNvPr id="1558871364" name=""/>
+                    <pic:cNvPicPr/>
+                  </pic:nvPicPr>
+                  <pic:blipFill>
+                    <a:blip r:embed="rId12"/>
+                    <a:stretch>
+                      <a:fillRect/>
+                    </a:stretch>
+                  </pic:blipFill>
+                  <pic:spPr>
+                    <a:xfrm>
+                      <a:off x="0" y="0"/>
+                      <a:ext cx="5932485" cy="2613140"/>
+                    </a:xfrm>
+                    <a:prstGeom prst="rect">
+                      <a:avLst/>
+                    </a:prstGeom>
+                  </pic:spPr>
+                </pic:pic>
+              </a:graphicData>
+            </a:graphic>
+          </wp:inline>
+        </w:drawing>
+      </w:r>
+    </w:p>
+    <w:p>
+      <w:pPr>
+        <w:pStyle w:val="ab"/>
+      </w:pPr>
+      <w:bookmarkStart w:id="11" w:name="_Ref229579436"/>
+      <w:r>
+        <w:t xml:space="preserve">Рисунок </w:t>
+      </w:r>
+      <w:r>
+        <w:fldChar w:fldCharType="begin"/>
+      </w:r>
+      <w:r>
+        <w:instrText xml:space="preserve"> STYLEREF 1 \s </w:instrText>
+      </w:r>
+      <w:r>
+        <w:fldChar w:fldCharType="separate"/>
+      </w:r>
+      <w:r>
+        <w:rPr>
+          <w:noProof/>
+        </w:rPr>
+        <w:t>3</w:t>
+      </w:r>
+      <w:r>
+        <w:fldChar w:fldCharType="end"/>
+      </w:r>
+      <w:r>
+        <w:t>.</w:t>
+      </w:r>
+      <w:r>
+        <w:fldChar w:fldCharType="begin"/>
+      </w:r>
+      <w:r>
+        <w:instrText xml:space="preserve"> SEQ Рисунок \* ARABIC \s 1 </w:instrText>
+      </w:r>
+      <w:r>
+        <w:fldChar w:fldCharType="separate"/>
+      </w:r>
+      <w:r>
+        <w:rPr>
+          <w:noProof/>
+        </w:rPr>
+        <w:t>3</w:t>
+      </w:r>
+      <w:r>
+        <w:fldChar w:fldCharType="end"/>
+      </w:r>
+      <w:bookmarkEnd w:id="11"/>
+      <w:r>
+        <w:t xml:space="preserve"> – «</w:t>
+      </w:r>
+      <w:r>
+        <w:rPr>
+          <w:lang w:val="en-US"/>
+        </w:rPr>
+        <w:t>UML</w:t>
+      </w:r>
+      <w:r>
+        <w:t>»</w:t>
+      </w:r>
+      <w:r>
+        <w:t xml:space="preserve"> </w:t>
+      </w:r>
+      <w:r>
+        <w:t>– диаграмма прецедентов</w:t>
+      </w:r>
+    </w:p>
+    <w:p>
+      <w:pPr>
         <w:pStyle w:val="1"/>
       </w:pPr>
-      <w:bookmarkStart w:id="11" w:name="_Toc229503260"/>
+      <w:bookmarkStart w:id="12" w:name="_Toc229580531"/>
       <w:r>
         <w:lastRenderedPageBreak/>
         <w:t xml:space="preserve">Глава 2 </w:t>
@@ -14688,16 +14913,6 @@
       </w:r>
       <w:r>
         <w:t xml:space="preserve"> Анализ модели и методов решений</w:t>
-      </w:r>
-      <w:bookmarkEnd w:id="11"/>
-    </w:p>
-    <w:p>
-      <w:pPr>
-        <w:pStyle w:val="2"/>
-      </w:pPr>
-      <w:bookmarkStart w:id="12" w:name="_Toc229503261"/>
-      <w:r>
-        <w:t>Метод 1</w:t>
       </w:r>
       <w:bookmarkEnd w:id="12"/>
     </w:p>
@@ -14705,9 +14920,9 @@
       <w:pPr>
         <w:pStyle w:val="2"/>
       </w:pPr>
-      <w:bookmarkStart w:id="13" w:name="_Toc229503262"/>
-      <w:r>
-        <w:t>Метод 2</w:t>
+      <w:bookmarkStart w:id="13" w:name="_Toc229580532"/>
+      <w:r>
+        <w:t>Метод 1</w:t>
       </w:r>
       <w:bookmarkEnd w:id="13"/>
     </w:p>
@@ -14715,9 +14930,9 @@
       <w:pPr>
         <w:pStyle w:val="2"/>
       </w:pPr>
-      <w:bookmarkStart w:id="14" w:name="_Toc229503263"/>
-      <w:r>
-        <w:t>Метод 3</w:t>
+      <w:bookmarkStart w:id="14" w:name="_Toc229580533"/>
+      <w:r>
+        <w:t>Метод 2</w:t>
       </w:r>
       <w:bookmarkEnd w:id="14"/>
     </w:p>
@@ -14725,9 +14940,9 @@
       <w:pPr>
         <w:pStyle w:val="2"/>
       </w:pPr>
-      <w:bookmarkStart w:id="15" w:name="_Toc229503264"/>
-      <w:r>
-        <w:t>Сравнение методов</w:t>
+      <w:bookmarkStart w:id="15" w:name="_Toc229580534"/>
+      <w:r>
+        <w:t>Метод 3</w:t>
       </w:r>
       <w:bookmarkEnd w:id="15"/>
     </w:p>
@@ -14735,26 +14950,19 @@
       <w:pPr>
         <w:pStyle w:val="2"/>
       </w:pPr>
-      <w:bookmarkStart w:id="16" w:name="_Toc229503265"/>
-      <w:r>
-        <w:t>Выбор метода для реализации</w:t>
+      <w:bookmarkStart w:id="16" w:name="_Toc229580535"/>
+      <w:r>
+        <w:t>Сравнение методов</w:t>
       </w:r>
       <w:bookmarkEnd w:id="16"/>
     </w:p>
     <w:p>
       <w:pPr>
-        <w:pStyle w:val="1"/>
-      </w:pPr>
-      <w:bookmarkStart w:id="17" w:name="_Toc229503266"/>
-      <w:r>
-        <w:lastRenderedPageBreak/>
-        <w:t xml:space="preserve">Глава 3 </w:t>
-      </w:r>
-      <w:r>
-        <w:t>–</w:t>
-      </w:r>
-      <w:r>
-        <w:t xml:space="preserve"> Математические модели и методы решений</w:t>
+        <w:pStyle w:val="2"/>
+      </w:pPr>
+      <w:bookmarkStart w:id="17" w:name="_Toc229580536"/>
+      <w:r>
+        <w:t>Выбор метода для реализации</w:t>
       </w:r>
       <w:bookmarkEnd w:id="17"/>
     </w:p>
@@ -14762,32 +14970,33 @@
       <w:pPr>
         <w:pStyle w:val="1"/>
       </w:pPr>
-      <w:bookmarkStart w:id="18" w:name="_Toc229503267"/>
+      <w:bookmarkStart w:id="18" w:name="_Toc229580537"/>
       <w:r>
         <w:lastRenderedPageBreak/>
-        <w:t xml:space="preserve">Глава 4 </w:t>
+        <w:t xml:space="preserve">Глава 3 </w:t>
       </w:r>
       <w:r>
         <w:t>–</w:t>
       </w:r>
       <w:r>
-        <w:t xml:space="preserve"> Разработка программного обеспечения</w:t>
+        <w:t xml:space="preserve"> Математические модели и методы решений</w:t>
       </w:r>
       <w:bookmarkEnd w:id="18"/>
     </w:p>
     <w:p>
       <w:pPr>
-        <w:pStyle w:val="2"/>
-      </w:pPr>
-      <w:bookmarkStart w:id="19" w:name="_Toc229503268"/>
-      <w:r>
-        <w:t xml:space="preserve">Выбор </w:t>
-      </w:r>
-      <w:r>
-        <w:t>языка программирования</w:t>
-      </w:r>
-      <w:r>
-        <w:t xml:space="preserve"> и инструментальных средств разработки</w:t>
+        <w:pStyle w:val="1"/>
+      </w:pPr>
+      <w:bookmarkStart w:id="19" w:name="_Toc229580538"/>
+      <w:r>
+        <w:lastRenderedPageBreak/>
+        <w:t xml:space="preserve">Глава 4 </w:t>
+      </w:r>
+      <w:r>
+        <w:t>–</w:t>
+      </w:r>
+      <w:r>
+        <w:t xml:space="preserve"> Разработка программного обеспечения</w:t>
       </w:r>
       <w:bookmarkEnd w:id="19"/>
     </w:p>
@@ -14795,9 +15004,15 @@
       <w:pPr>
         <w:pStyle w:val="2"/>
       </w:pPr>
-      <w:bookmarkStart w:id="20" w:name="_Toc229503269"/>
-      <w:r>
-        <w:t>Описание структуры программного продукта</w:t>
+      <w:bookmarkStart w:id="20" w:name="_Toc229580539"/>
+      <w:r>
+        <w:t xml:space="preserve">Выбор </w:t>
+      </w:r>
+      <w:r>
+        <w:t>языка программирования</w:t>
+      </w:r>
+      <w:r>
+        <w:t xml:space="preserve"> и инструментальных средств разработки</w:t>
       </w:r>
       <w:bookmarkEnd w:id="20"/>
     </w:p>
@@ -14805,9 +15020,9 @@
       <w:pPr>
         <w:pStyle w:val="2"/>
       </w:pPr>
-      <w:bookmarkStart w:id="21" w:name="_Toc229503270"/>
-      <w:r>
-        <w:t>Описание интерфейса</w:t>
+      <w:bookmarkStart w:id="21" w:name="_Toc229580540"/>
+      <w:r>
+        <w:t>Описание структуры программного продукта</w:t>
       </w:r>
       <w:bookmarkEnd w:id="21"/>
     </w:p>
@@ -14815,9 +15030,9 @@
       <w:pPr>
         <w:pStyle w:val="2"/>
       </w:pPr>
-      <w:bookmarkStart w:id="22" w:name="_Toc229503271"/>
-      <w:r>
-        <w:t>Вычислительный эксперимент</w:t>
+      <w:bookmarkStart w:id="22" w:name="_Toc229580541"/>
+      <w:r>
+        <w:t>Описание интерфейса</w:t>
       </w:r>
       <w:bookmarkEnd w:id="22"/>
     </w:p>
@@ -14825,22 +15040,32 @@
       <w:pPr>
         <w:pStyle w:val="2"/>
       </w:pPr>
-      <w:bookmarkStart w:id="23" w:name="_Toc229503272"/>
-      <w:r>
-        <w:t>Тестирование</w:t>
+      <w:bookmarkStart w:id="23" w:name="_Toc229580542"/>
+      <w:r>
+        <w:t>Вычислительный эксперимент</w:t>
       </w:r>
       <w:bookmarkEnd w:id="23"/>
     </w:p>
     <w:p>
       <w:pPr>
+        <w:pStyle w:val="2"/>
+      </w:pPr>
+      <w:bookmarkStart w:id="24" w:name="_Toc229580543"/>
+      <w:r>
+        <w:t>Тестирование</w:t>
+      </w:r>
+      <w:bookmarkEnd w:id="24"/>
+    </w:p>
+    <w:p>
+      <w:pPr>
         <w:pStyle w:val="1"/>
       </w:pPr>
-      <w:bookmarkStart w:id="24" w:name="_Toc229503273"/>
+      <w:bookmarkStart w:id="25" w:name="_Toc229580544"/>
       <w:r>
         <w:lastRenderedPageBreak/>
         <w:t>Заключение</w:t>
       </w:r>
-      <w:bookmarkEnd w:id="24"/>
+      <w:bookmarkEnd w:id="25"/>
       <w:r>
         <w:t xml:space="preserve"> </w:t>
       </w:r>
@@ -14852,12 +15077,12 @@
           <w:lang w:val="en-US"/>
         </w:rPr>
       </w:pPr>
-      <w:bookmarkStart w:id="25" w:name="_Toc229503274"/>
+      <w:bookmarkStart w:id="26" w:name="_Toc229580545"/>
       <w:r>
         <w:lastRenderedPageBreak/>
         <w:t>Список литературы</w:t>
       </w:r>
-      <w:bookmarkEnd w:id="25"/>
+      <w:bookmarkEnd w:id="26"/>
       <w:r>
         <w:t xml:space="preserve"> </w:t>
       </w:r>
@@ -14870,7 +15095,7 @@
         <w:t>Ссылки на источники:</w:t>
       </w:r>
     </w:p>
-    <w:bookmarkStart w:id="26" w:name="_Ref229182281"/>
+    <w:bookmarkStart w:id="27" w:name="_Ref229182281"/>
     <w:p>
       <w:pPr>
         <w:pStyle w:val="a2"/>
@@ -14926,9 +15151,9 @@
       <w:r>
         <w:t>;</w:t>
       </w:r>
-      <w:bookmarkEnd w:id="26"/>
+      <w:bookmarkEnd w:id="27"/>
     </w:p>
-    <w:bookmarkStart w:id="27" w:name="_Ref229182284"/>
+    <w:bookmarkStart w:id="28" w:name="_Ref229182284"/>
     <w:p>
       <w:pPr>
         <w:pStyle w:val="a2"/>
@@ -15006,12 +15231,12 @@
       <w:r>
         <w:t>;</w:t>
       </w:r>
-      <w:bookmarkEnd w:id="27"/>
+      <w:bookmarkEnd w:id="28"/>
       <w:r>
         <w:t xml:space="preserve"> </w:t>
       </w:r>
     </w:p>
-    <w:bookmarkStart w:id="28" w:name="_Ref229182287"/>
+    <w:bookmarkStart w:id="29" w:name="_Ref229182287"/>
     <w:p>
       <w:pPr>
         <w:pStyle w:val="a2"/>
@@ -15086,9 +15311,9 @@
       <w:r>
         <w:t>;</w:t>
       </w:r>
-      <w:bookmarkEnd w:id="28"/>
+      <w:bookmarkEnd w:id="29"/>
     </w:p>
-    <w:bookmarkStart w:id="29" w:name="_Ref229261743"/>
+    <w:bookmarkStart w:id="30" w:name="_Ref229261743"/>
     <w:p>
       <w:pPr>
         <w:pStyle w:val="a2"/>
@@ -15228,7 +15453,7 @@
       <w:r>
         <w:t xml:space="preserve"> </w:t>
       </w:r>
-      <w:bookmarkEnd w:id="29"/>
+      <w:bookmarkEnd w:id="30"/>
       <w:r>
         <w:t xml:space="preserve">– </w:t>
       </w:r>
@@ -15242,7 +15467,7 @@
         <w:t xml:space="preserve"> </w:t>
       </w:r>
     </w:p>
-    <w:bookmarkStart w:id="30" w:name="_Ref229265836"/>
+    <w:bookmarkStart w:id="31" w:name="_Ref229265836"/>
     <w:p>
       <w:pPr>
         <w:pStyle w:val="a2"/>
@@ -15296,9 +15521,9 @@
       <w:r>
         <w:t>;</w:t>
       </w:r>
-      <w:bookmarkEnd w:id="30"/>
+      <w:bookmarkEnd w:id="31"/>
     </w:p>
-    <w:bookmarkStart w:id="31" w:name="_Ref229265839"/>
+    <w:bookmarkStart w:id="32" w:name="_Ref229265839"/>
     <w:p>
       <w:pPr>
         <w:pStyle w:val="a2"/>
@@ -15337,9 +15562,9 @@
       <w:r>
         <w:t>;</w:t>
       </w:r>
-      <w:bookmarkEnd w:id="31"/>
+      <w:bookmarkEnd w:id="32"/>
     </w:p>
-    <w:bookmarkStart w:id="32" w:name="_Ref229265844"/>
+    <w:bookmarkStart w:id="33" w:name="_Ref229265844"/>
     <w:p>
       <w:pPr>
         <w:pStyle w:val="a2"/>
@@ -15378,9 +15603,9 @@
       <w:r>
         <w:t>;</w:t>
       </w:r>
-      <w:bookmarkEnd w:id="32"/>
+      <w:bookmarkEnd w:id="33"/>
     </w:p>
-    <w:bookmarkStart w:id="33" w:name="_Ref229265847"/>
+    <w:bookmarkStart w:id="34" w:name="_Ref229265847"/>
     <w:p>
       <w:pPr>
         <w:pStyle w:val="a2"/>
@@ -15425,9 +15650,9 @@
       <w:r>
         <w:t>;</w:t>
       </w:r>
-      <w:bookmarkEnd w:id="33"/>
+      <w:bookmarkEnd w:id="34"/>
     </w:p>
-    <w:bookmarkStart w:id="34" w:name="_Ref229265848"/>
+    <w:bookmarkStart w:id="35" w:name="_Ref229265848"/>
     <w:p>
       <w:pPr>
         <w:pStyle w:val="a2"/>
@@ -15472,9 +15697,9 @@
       <w:r>
         <w:t>;</w:t>
       </w:r>
-      <w:bookmarkEnd w:id="34"/>
+      <w:bookmarkEnd w:id="35"/>
     </w:p>
-    <w:bookmarkStart w:id="35" w:name="_Ref229265991"/>
+    <w:bookmarkStart w:id="36" w:name="_Ref229265991"/>
     <w:p>
       <w:pPr>
         <w:pStyle w:val="a2"/>
@@ -15522,9 +15747,9 @@
       <w:r>
         <w:t>;</w:t>
       </w:r>
-      <w:bookmarkEnd w:id="35"/>
+      <w:bookmarkEnd w:id="36"/>
     </w:p>
-    <w:bookmarkStart w:id="36" w:name="_Ref229267665"/>
+    <w:bookmarkStart w:id="37" w:name="_Ref229267665"/>
     <w:p>
       <w:pPr>
         <w:pStyle w:val="a2"/>
@@ -15569,9 +15794,9 @@
       <w:r>
         <w:t>;</w:t>
       </w:r>
-      <w:bookmarkEnd w:id="36"/>
+      <w:bookmarkEnd w:id="37"/>
     </w:p>
-    <w:bookmarkStart w:id="37" w:name="_Ref229267979"/>
+    <w:bookmarkStart w:id="38" w:name="_Ref229267979"/>
     <w:p>
       <w:pPr>
         <w:pStyle w:val="a2"/>
@@ -15623,9 +15848,9 @@
       <w:r>
         <w:t>;</w:t>
       </w:r>
-      <w:bookmarkEnd w:id="37"/>
+      <w:bookmarkEnd w:id="38"/>
     </w:p>
-    <w:bookmarkStart w:id="38" w:name="_Ref229268587"/>
+    <w:bookmarkStart w:id="39" w:name="_Ref229268587"/>
     <w:p>
       <w:pPr>
         <w:pStyle w:val="a2"/>
@@ -15670,9 +15895,9 @@
       <w:r>
         <w:t>;</w:t>
       </w:r>
-      <w:bookmarkEnd w:id="38"/>
+      <w:bookmarkEnd w:id="39"/>
     </w:p>
-    <w:bookmarkStart w:id="39" w:name="_Ref229269503"/>
+    <w:bookmarkStart w:id="40" w:name="_Ref229269503"/>
     <w:p>
       <w:pPr>
         <w:pStyle w:val="a2"/>
@@ -15711,7 +15936,7 @@
       <w:r>
         <w:t>;</w:t>
       </w:r>
-      <w:bookmarkEnd w:id="39"/>
+      <w:bookmarkEnd w:id="40"/>
     </w:p>
     <w:p>
       <w:pPr>
@@ -15721,8 +15946,8 @@
           <w:numId w:val="55"/>
         </w:numPr>
       </w:pPr>
-      <w:hyperlink r:id="rId12" w:history="1">
-        <w:bookmarkStart w:id="40" w:name="_Ref229189544"/>
+      <w:hyperlink r:id="rId13" w:history="1">
+        <w:bookmarkStart w:id="41" w:name="_Ref229189544"/>
         <w:r>
           <w:rPr>
             <w:rStyle w:val="ad"/>
@@ -15812,7 +16037,7 @@
           </w:rPr>
           <w:t>alloys</w:t>
         </w:r>
-        <w:bookmarkEnd w:id="40"/>
+        <w:bookmarkEnd w:id="41"/>
       </w:hyperlink>
       <w:r>
         <w:t xml:space="preserve"> </w:t>
@@ -15865,8 +16090,8 @@
           <w:numId w:val="55"/>
         </w:numPr>
       </w:pPr>
-      <w:hyperlink r:id="rId13" w:history="1">
-        <w:bookmarkStart w:id="41" w:name="_Ref229189545"/>
+      <w:hyperlink r:id="rId14" w:history="1">
+        <w:bookmarkStart w:id="42" w:name="_Ref229189545"/>
         <w:r>
           <w:rPr>
             <w:rStyle w:val="ad"/>
@@ -16036,7 +16261,7 @@
           </w:rPr>
           <w:t>stomatologami</w:t>
         </w:r>
-        <w:bookmarkEnd w:id="41"/>
+        <w:bookmarkEnd w:id="42"/>
         <w:proofErr w:type="spellEnd"/>
       </w:hyperlink>
       <w:r>
@@ -16060,8 +16285,8 @@
           <w:numId w:val="55"/>
         </w:numPr>
       </w:pPr>
-      <w:hyperlink r:id="rId14" w:history="1">
-        <w:bookmarkStart w:id="42" w:name="_Ref229189547"/>
+      <w:hyperlink r:id="rId15" w:history="1">
+        <w:bookmarkStart w:id="43" w:name="_Ref229189547"/>
         <w:r>
           <w:rPr>
             <w:rStyle w:val="ad"/>
@@ -16230,7 +16455,7 @@
           </w:rPr>
           <w:t>/</w:t>
         </w:r>
-        <w:bookmarkEnd w:id="42"/>
+        <w:bookmarkEnd w:id="43"/>
       </w:hyperlink>
       <w:r>
         <w:t xml:space="preserve"> </w:t>
@@ -16269,7 +16494,7 @@
         <w:t>;</w:t>
       </w:r>
     </w:p>
-    <w:bookmarkStart w:id="43" w:name="_Ref229322118"/>
+    <w:bookmarkStart w:id="44" w:name="_Ref229322118"/>
     <w:p>
       <w:pPr>
         <w:pStyle w:val="a2"/>
@@ -16328,9 +16553,9 @@
       <w:r>
         <w:t>;</w:t>
       </w:r>
-      <w:bookmarkEnd w:id="43"/>
+      <w:bookmarkEnd w:id="44"/>
     </w:p>
-    <w:bookmarkStart w:id="44" w:name="_Ref229322119"/>
+    <w:bookmarkStart w:id="45" w:name="_Ref229322119"/>
     <w:p>
       <w:pPr>
         <w:pStyle w:val="a2"/>
@@ -16389,9 +16614,9 @@
       <w:r>
         <w:t>;</w:t>
       </w:r>
-      <w:bookmarkEnd w:id="44"/>
+      <w:bookmarkEnd w:id="45"/>
     </w:p>
-    <w:bookmarkStart w:id="45" w:name="_Ref229326373"/>
+    <w:bookmarkStart w:id="46" w:name="_Ref229326373"/>
     <w:p>
       <w:pPr>
         <w:pStyle w:val="a2"/>
@@ -16456,13 +16681,13 @@
       <w:r>
         <w:t>;</w:t>
       </w:r>
-      <w:bookmarkEnd w:id="45"/>
+      <w:bookmarkEnd w:id="46"/>
       <w:r>
         <w:t xml:space="preserve"> </w:t>
       </w:r>
     </w:p>
-    <w:bookmarkStart w:id="46" w:name="_Ref229328525"/>
-    <w:bookmarkStart w:id="47" w:name="_Ref229329442"/>
+    <w:bookmarkStart w:id="47" w:name="_Ref229328525"/>
+    <w:bookmarkStart w:id="48" w:name="_Ref229329442"/>
     <w:p>
       <w:pPr>
         <w:pStyle w:val="a2"/>
@@ -16528,9 +16753,9 @@
       <w:r>
         <w:t>;</w:t>
       </w:r>
-      <w:bookmarkEnd w:id="47"/>
+      <w:bookmarkEnd w:id="48"/>
     </w:p>
-    <w:bookmarkStart w:id="48" w:name="_Ref229329427"/>
+    <w:bookmarkStart w:id="49" w:name="_Ref229329427"/>
     <w:p>
       <w:pPr>
         <w:pStyle w:val="a2"/>
@@ -16598,13 +16823,13 @@
       <w:r>
         <w:t>;</w:t>
       </w:r>
-      <w:bookmarkEnd w:id="46"/>
-      <w:bookmarkEnd w:id="48"/>
+      <w:bookmarkEnd w:id="47"/>
+      <w:bookmarkEnd w:id="49"/>
       <w:r>
         <w:t xml:space="preserve"> </w:t>
       </w:r>
     </w:p>
-    <w:bookmarkStart w:id="49" w:name="_Ref229336967"/>
+    <w:bookmarkStart w:id="50" w:name="_Ref229336967"/>
     <w:p>
       <w:pPr>
         <w:pStyle w:val="a2"/>
@@ -16670,9 +16895,9 @@
       <w:r>
         <w:t>;</w:t>
       </w:r>
-      <w:bookmarkEnd w:id="49"/>
+      <w:bookmarkEnd w:id="50"/>
     </w:p>
-    <w:bookmarkStart w:id="50" w:name="_Ref229338348"/>
+    <w:bookmarkStart w:id="51" w:name="_Ref229338348"/>
     <w:p>
       <w:pPr>
         <w:pStyle w:val="a2"/>
@@ -16735,12 +16960,12 @@
       <w:r>
         <w:t>;</w:t>
       </w:r>
-      <w:bookmarkEnd w:id="50"/>
+      <w:bookmarkEnd w:id="51"/>
       <w:r>
         <w:t xml:space="preserve">  </w:t>
       </w:r>
     </w:p>
-    <w:bookmarkStart w:id="51" w:name="_Ref229338653"/>
+    <w:bookmarkStart w:id="52" w:name="_Ref229338653"/>
     <w:p>
       <w:pPr>
         <w:pStyle w:val="a2"/>
@@ -17046,9 +17271,9 @@
       <w:r>
         <w:t>;</w:t>
       </w:r>
-      <w:bookmarkEnd w:id="51"/>
+      <w:bookmarkEnd w:id="52"/>
     </w:p>
-    <w:bookmarkStart w:id="52" w:name="_Ref229338656"/>
+    <w:bookmarkStart w:id="53" w:name="_Ref229338656"/>
     <w:p>
       <w:pPr>
         <w:pStyle w:val="a2"/>
@@ -17166,9 +17391,9 @@
         </w:rPr>
         <w:t>;</w:t>
       </w:r>
-      <w:bookmarkEnd w:id="52"/>
+      <w:bookmarkEnd w:id="53"/>
     </w:p>
-    <w:bookmarkStart w:id="53" w:name="_Ref229338659"/>
+    <w:bookmarkStart w:id="54" w:name="_Ref229338659"/>
     <w:p>
       <w:pPr>
         <w:pStyle w:val="a2"/>
@@ -17280,9 +17505,9 @@
         </w:rPr>
         <w:t>;</w:t>
       </w:r>
-      <w:bookmarkEnd w:id="53"/>
+      <w:bookmarkEnd w:id="54"/>
     </w:p>
-    <w:bookmarkStart w:id="54" w:name="_Ref229338662"/>
+    <w:bookmarkStart w:id="55" w:name="_Ref229338662"/>
     <w:p>
       <w:pPr>
         <w:pStyle w:val="a2"/>
@@ -17359,7 +17584,7 @@
       <w:r>
         <w:t>;</w:t>
       </w:r>
-      <w:bookmarkEnd w:id="54"/>
+      <w:bookmarkEnd w:id="55"/>
     </w:p>
     <w:p>
       <w:pPr>
@@ -17401,22 +17626,22 @@
       <w:pPr>
         <w:pStyle w:val="1"/>
       </w:pPr>
-      <w:bookmarkStart w:id="55" w:name="_Toc229503275"/>
+      <w:bookmarkStart w:id="56" w:name="_Toc229580546"/>
       <w:r>
         <w:lastRenderedPageBreak/>
         <w:t>Приложения</w:t>
       </w:r>
-      <w:bookmarkEnd w:id="55"/>
+      <w:bookmarkEnd w:id="56"/>
     </w:p>
     <w:p>
       <w:pPr>
         <w:pStyle w:val="2"/>
       </w:pPr>
-      <w:bookmarkStart w:id="56" w:name="_Toc229503276"/>
+      <w:bookmarkStart w:id="57" w:name="_Toc229580547"/>
       <w:r>
         <w:t>Техническое задание</w:t>
       </w:r>
-      <w:bookmarkEnd w:id="56"/>
+      <w:bookmarkEnd w:id="57"/>
       <w:r>
         <w:t xml:space="preserve"> </w:t>
       </w:r>
@@ -17425,22 +17650,9 @@
       <w:pPr>
         <w:pStyle w:val="2"/>
       </w:pPr>
-      <w:bookmarkStart w:id="57" w:name="_Toc229503277"/>
+      <w:bookmarkStart w:id="58" w:name="_Toc229580548"/>
       <w:r>
         <w:t>Руководство программиста</w:t>
-      </w:r>
-      <w:bookmarkEnd w:id="57"/>
-    </w:p>
-    <w:p>
-      <w:pPr>
-        <w:pStyle w:val="2"/>
-        <w:rPr>
-          <w:lang w:val="en-US"/>
-        </w:rPr>
-      </w:pPr>
-      <w:bookmarkStart w:id="58" w:name="_Toc229503278"/>
-      <w:r>
-        <w:t>Руководство пользователя</w:t>
       </w:r>
       <w:bookmarkEnd w:id="58"/>
     </w:p>
@@ -17451,11 +17663,24 @@
           <w:lang w:val="en-US"/>
         </w:rPr>
       </w:pPr>
-      <w:bookmarkStart w:id="59" w:name="_Toc229503279"/>
+      <w:bookmarkStart w:id="59" w:name="_Toc229580549"/>
+      <w:r>
+        <w:t>Руководство пользователя</w:t>
+      </w:r>
+      <w:bookmarkEnd w:id="59"/>
+    </w:p>
+    <w:p>
+      <w:pPr>
+        <w:pStyle w:val="2"/>
+        <w:rPr>
+          <w:lang w:val="en-US"/>
+        </w:rPr>
+      </w:pPr>
+      <w:bookmarkStart w:id="60" w:name="_Toc229580550"/>
       <w:r>
         <w:t>Материалы выпускной квалификационной работы</w:t>
       </w:r>
-      <w:bookmarkEnd w:id="59"/>
+      <w:bookmarkEnd w:id="60"/>
     </w:p>
     <w:p>
       <w:pPr>
@@ -17500,7 +17725,7 @@
           <w:numId w:val="56"/>
         </w:numPr>
       </w:pPr>
-      <w:hyperlink r:id="rId15" w:history="1">
+      <w:hyperlink r:id="rId16" w:history="1">
         <w:r>
           <w:rPr>
             <w:rStyle w:val="ad"/>
@@ -17513,7 +17738,7 @@
       </w:r>
     </w:p>
     <w:sectPr>
-      <w:footerReference w:type="default" r:id="rId16"/>
+      <w:footerReference w:type="default" r:id="rId17"/>
       <w:pgSz w:w="11906" w:h="16838" w:code="9"/>
       <w:pgMar w:top="851" w:right="567" w:bottom="1701" w:left="1418" w:header="284" w:footer="284" w:gutter="0"/>
       <w:pgNumType w:start="3"/>
@@ -26830,6 +27055,119 @@
     </w:lvl>
   </w:abstractNum>
   <w:abstractNum w:abstractNumId="46" w15:restartNumberingAfterBreak="0">
+    <w:nsid w:val="3F420464"/>
+    <w:multiLevelType w:val="hybridMultilevel"/>
+    <w:tmpl w:val="4A70FD20"/>
+    <w:lvl w:ilvl="0" w:tplc="04190001">
+      <w:start w:val="1"/>
+      <w:numFmt w:val="bullet"/>
+      <w:lvlText w:val=""/>
+      <w:lvlJc w:val="left"/>
+      <w:pPr>
+        <w:ind w:left="1429" w:hanging="360"/>
+      </w:pPr>
+      <w:rPr>
+        <w:rFonts w:ascii="Symbol" w:hAnsi="Symbol" w:hint="default"/>
+      </w:rPr>
+    </w:lvl>
+    <w:lvl w:ilvl="1" w:tplc="04190003" w:tentative="1">
+      <w:start w:val="1"/>
+      <w:numFmt w:val="bullet"/>
+      <w:lvlText w:val="o"/>
+      <w:lvlJc w:val="left"/>
+      <w:pPr>
+        <w:ind w:left="2149" w:hanging="360"/>
+      </w:pPr>
+      <w:rPr>
+        <w:rFonts w:ascii="Courier New" w:hAnsi="Courier New" w:cs="Courier New" w:hint="default"/>
+      </w:rPr>
+    </w:lvl>
+    <w:lvl w:ilvl="2" w:tplc="04190005" w:tentative="1">
+      <w:start w:val="1"/>
+      <w:numFmt w:val="bullet"/>
+      <w:lvlText w:val=""/>
+      <w:lvlJc w:val="left"/>
+      <w:pPr>
+        <w:ind w:left="2869" w:hanging="360"/>
+      </w:pPr>
+      <w:rPr>
+        <w:rFonts w:ascii="Wingdings" w:hAnsi="Wingdings" w:hint="default"/>
+      </w:rPr>
+    </w:lvl>
+    <w:lvl w:ilvl="3" w:tplc="04190001" w:tentative="1">
+      <w:start w:val="1"/>
+      <w:numFmt w:val="bullet"/>
+      <w:lvlText w:val=""/>
+      <w:lvlJc w:val="left"/>
+      <w:pPr>
+        <w:ind w:left="3589" w:hanging="360"/>
+      </w:pPr>
+      <w:rPr>
+        <w:rFonts w:ascii="Symbol" w:hAnsi="Symbol" w:hint="default"/>
+      </w:rPr>
+    </w:lvl>
+    <w:lvl w:ilvl="4" w:tplc="04190003" w:tentative="1">
+      <w:start w:val="1"/>
+      <w:numFmt w:val="bullet"/>
+      <w:lvlText w:val="o"/>
+      <w:lvlJc w:val="left"/>
+      <w:pPr>
+        <w:ind w:left="4309" w:hanging="360"/>
+      </w:pPr>
+      <w:rPr>
+        <w:rFonts w:ascii="Courier New" w:hAnsi="Courier New" w:cs="Courier New" w:hint="default"/>
+      </w:rPr>
+    </w:lvl>
+    <w:lvl w:ilvl="5" w:tplc="04190005" w:tentative="1">
+      <w:start w:val="1"/>
+      <w:numFmt w:val="bullet"/>
+      <w:lvlText w:val=""/>
+      <w:lvlJc w:val="left"/>
+      <w:pPr>
+        <w:ind w:left="5029" w:hanging="360"/>
+      </w:pPr>
+      <w:rPr>
+        <w:rFonts w:ascii="Wingdings" w:hAnsi="Wingdings" w:hint="default"/>
+      </w:rPr>
+    </w:lvl>
+    <w:lvl w:ilvl="6" w:tplc="04190001" w:tentative="1">
+      <w:start w:val="1"/>
+      <w:numFmt w:val="bullet"/>
+      <w:lvlText w:val=""/>
+      <w:lvlJc w:val="left"/>
+      <w:pPr>
+        <w:ind w:left="5749" w:hanging="360"/>
+      </w:pPr>
+      <w:rPr>
+        <w:rFonts w:ascii="Symbol" w:hAnsi="Symbol" w:hint="default"/>
+      </w:rPr>
+    </w:lvl>
+    <w:lvl w:ilvl="7" w:tplc="04190003" w:tentative="1">
+      <w:start w:val="1"/>
+      <w:numFmt w:val="bullet"/>
+      <w:lvlText w:val="o"/>
+      <w:lvlJc w:val="left"/>
+      <w:pPr>
+        <w:ind w:left="6469" w:hanging="360"/>
+      </w:pPr>
+      <w:rPr>
+        <w:rFonts w:ascii="Courier New" w:hAnsi="Courier New" w:cs="Courier New" w:hint="default"/>
+      </w:rPr>
+    </w:lvl>
+    <w:lvl w:ilvl="8" w:tplc="04190005" w:tentative="1">
+      <w:start w:val="1"/>
+      <w:numFmt w:val="bullet"/>
+      <w:lvlText w:val=""/>
+      <w:lvlJc w:val="left"/>
+      <w:pPr>
+        <w:ind w:left="7189" w:hanging="360"/>
+      </w:pPr>
+      <w:rPr>
+        <w:rFonts w:ascii="Wingdings" w:hAnsi="Wingdings" w:hint="default"/>
+      </w:rPr>
+    </w:lvl>
+  </w:abstractNum>
+  <w:abstractNum w:abstractNumId="47" w15:restartNumberingAfterBreak="0">
     <w:nsid w:val="3FED18ED"/>
     <w:multiLevelType w:val="hybridMultilevel"/>
     <w:tmpl w:val="A394043C"/>
@@ -26942,7 +27280,7 @@
       </w:rPr>
     </w:lvl>
   </w:abstractNum>
-  <w:abstractNum w:abstractNumId="47" w15:restartNumberingAfterBreak="0">
+  <w:abstractNum w:abstractNumId="48" w15:restartNumberingAfterBreak="0">
     <w:nsid w:val="421979B5"/>
     <w:multiLevelType w:val="hybridMultilevel"/>
     <w:tmpl w:val="B584385E"/>
@@ -27028,7 +27366,7 @@
       </w:pPr>
     </w:lvl>
   </w:abstractNum>
-  <w:abstractNum w:abstractNumId="48" w15:restartNumberingAfterBreak="0">
+  <w:abstractNum w:abstractNumId="49" w15:restartNumberingAfterBreak="0">
     <w:nsid w:val="44C32613"/>
     <w:multiLevelType w:val="hybridMultilevel"/>
     <w:tmpl w:val="CDD2A1E8"/>
@@ -27117,7 +27455,7 @@
       </w:pPr>
     </w:lvl>
   </w:abstractNum>
-  <w:abstractNum w:abstractNumId="49" w15:restartNumberingAfterBreak="0">
+  <w:abstractNum w:abstractNumId="50" w15:restartNumberingAfterBreak="0">
     <w:nsid w:val="451324CB"/>
     <w:multiLevelType w:val="hybridMultilevel"/>
     <w:tmpl w:val="7D8CC2B8"/>
@@ -27203,7 +27541,7 @@
       </w:pPr>
     </w:lvl>
   </w:abstractNum>
-  <w:abstractNum w:abstractNumId="50" w15:restartNumberingAfterBreak="0">
+  <w:abstractNum w:abstractNumId="51" w15:restartNumberingAfterBreak="0">
     <w:nsid w:val="47A66418"/>
     <w:multiLevelType w:val="hybridMultilevel"/>
     <w:tmpl w:val="7402FB3C"/>
@@ -27316,7 +27654,7 @@
       </w:rPr>
     </w:lvl>
   </w:abstractNum>
-  <w:abstractNum w:abstractNumId="51" w15:restartNumberingAfterBreak="0">
+  <w:abstractNum w:abstractNumId="52" w15:restartNumberingAfterBreak="0">
     <w:nsid w:val="49CB3A3B"/>
     <w:multiLevelType w:val="hybridMultilevel"/>
     <w:tmpl w:val="4828A35C"/>
@@ -27408,7 +27746,7 @@
       </w:pPr>
     </w:lvl>
   </w:abstractNum>
-  <w:abstractNum w:abstractNumId="52" w15:restartNumberingAfterBreak="0">
+  <w:abstractNum w:abstractNumId="53" w15:restartNumberingAfterBreak="0">
     <w:nsid w:val="4BD73B68"/>
     <w:multiLevelType w:val="hybridMultilevel"/>
     <w:tmpl w:val="8EFA7818"/>
@@ -27521,7 +27859,7 @@
       </w:rPr>
     </w:lvl>
   </w:abstractNum>
-  <w:abstractNum w:abstractNumId="53" w15:restartNumberingAfterBreak="0">
+  <w:abstractNum w:abstractNumId="54" w15:restartNumberingAfterBreak="0">
     <w:nsid w:val="4D64397C"/>
     <w:multiLevelType w:val="hybridMultilevel"/>
     <w:tmpl w:val="54106522"/>
@@ -27610,7 +27948,7 @@
       </w:pPr>
     </w:lvl>
   </w:abstractNum>
-  <w:abstractNum w:abstractNumId="54" w15:restartNumberingAfterBreak="0">
+  <w:abstractNum w:abstractNumId="55" w15:restartNumberingAfterBreak="0">
     <w:nsid w:val="4E696ABB"/>
     <w:multiLevelType w:val="hybridMultilevel"/>
     <w:tmpl w:val="CA142070"/>
@@ -27723,7 +28061,7 @@
       </w:rPr>
     </w:lvl>
   </w:abstractNum>
-  <w:abstractNum w:abstractNumId="55" w15:restartNumberingAfterBreak="0">
+  <w:abstractNum w:abstractNumId="56" w15:restartNumberingAfterBreak="0">
     <w:nsid w:val="5311034D"/>
     <w:multiLevelType w:val="hybridMultilevel"/>
     <w:tmpl w:val="8EE08D7E"/>
@@ -27836,7 +28174,7 @@
       </w:rPr>
     </w:lvl>
   </w:abstractNum>
-  <w:abstractNum w:abstractNumId="56" w15:restartNumberingAfterBreak="0">
+  <w:abstractNum w:abstractNumId="57" w15:restartNumberingAfterBreak="0">
     <w:nsid w:val="55100895"/>
     <w:multiLevelType w:val="hybridMultilevel"/>
     <w:tmpl w:val="F288CF44"/>
@@ -27949,7 +28287,7 @@
       </w:rPr>
     </w:lvl>
   </w:abstractNum>
-  <w:abstractNum w:abstractNumId="57" w15:restartNumberingAfterBreak="0">
+  <w:abstractNum w:abstractNumId="58" w15:restartNumberingAfterBreak="0">
     <w:nsid w:val="581C707C"/>
     <w:multiLevelType w:val="hybridMultilevel"/>
     <w:tmpl w:val="2BCCB74E"/>
@@ -28062,7 +28400,7 @@
       </w:rPr>
     </w:lvl>
   </w:abstractNum>
-  <w:abstractNum w:abstractNumId="58" w15:restartNumberingAfterBreak="0">
+  <w:abstractNum w:abstractNumId="59" w15:restartNumberingAfterBreak="0">
     <w:nsid w:val="5A6F1C9B"/>
     <w:multiLevelType w:val="hybridMultilevel"/>
     <w:tmpl w:val="949212DA"/>
@@ -28151,7 +28489,7 @@
       </w:pPr>
     </w:lvl>
   </w:abstractNum>
-  <w:abstractNum w:abstractNumId="59" w15:restartNumberingAfterBreak="0">
+  <w:abstractNum w:abstractNumId="60" w15:restartNumberingAfterBreak="0">
     <w:nsid w:val="5ABC380D"/>
     <w:multiLevelType w:val="hybridMultilevel"/>
     <w:tmpl w:val="1F6AA284"/>
@@ -28237,7 +28575,7 @@
       </w:pPr>
     </w:lvl>
   </w:abstractNum>
-  <w:abstractNum w:abstractNumId="60" w15:restartNumberingAfterBreak="0">
+  <w:abstractNum w:abstractNumId="61" w15:restartNumberingAfterBreak="0">
     <w:nsid w:val="5EB4769B"/>
     <w:multiLevelType w:val="multilevel"/>
     <w:tmpl w:val="B8C6F292"/>
@@ -28350,7 +28688,7 @@
       </w:pPr>
     </w:lvl>
   </w:abstractNum>
-  <w:abstractNum w:abstractNumId="61" w15:restartNumberingAfterBreak="0">
+  <w:abstractNum w:abstractNumId="62" w15:restartNumberingAfterBreak="0">
     <w:nsid w:val="6036541E"/>
     <w:multiLevelType w:val="hybridMultilevel"/>
     <w:tmpl w:val="9EB2AF78"/>
@@ -28436,7 +28774,7 @@
       </w:pPr>
     </w:lvl>
   </w:abstractNum>
-  <w:abstractNum w:abstractNumId="62" w15:restartNumberingAfterBreak="0">
+  <w:abstractNum w:abstractNumId="63" w15:restartNumberingAfterBreak="0">
     <w:nsid w:val="60672888"/>
     <w:multiLevelType w:val="hybridMultilevel"/>
     <w:tmpl w:val="571672AE"/>
@@ -28549,7 +28887,7 @@
       </w:rPr>
     </w:lvl>
   </w:abstractNum>
-  <w:abstractNum w:abstractNumId="63" w15:restartNumberingAfterBreak="0">
+  <w:abstractNum w:abstractNumId="64" w15:restartNumberingAfterBreak="0">
     <w:nsid w:val="621A3FC4"/>
     <w:multiLevelType w:val="hybridMultilevel"/>
     <w:tmpl w:val="130C0822"/>
@@ -28662,7 +29000,7 @@
       </w:rPr>
     </w:lvl>
   </w:abstractNum>
-  <w:abstractNum w:abstractNumId="64" w15:restartNumberingAfterBreak="0">
+  <w:abstractNum w:abstractNumId="65" w15:restartNumberingAfterBreak="0">
     <w:nsid w:val="62F347BA"/>
     <w:multiLevelType w:val="hybridMultilevel"/>
     <w:tmpl w:val="C68A2B40"/>
@@ -28775,7 +29113,7 @@
       </w:rPr>
     </w:lvl>
   </w:abstractNum>
-  <w:abstractNum w:abstractNumId="65" w15:restartNumberingAfterBreak="0">
+  <w:abstractNum w:abstractNumId="66" w15:restartNumberingAfterBreak="0">
     <w:nsid w:val="66F33F3E"/>
     <w:multiLevelType w:val="hybridMultilevel"/>
     <w:tmpl w:val="E2EADE76"/>
@@ -28888,7 +29226,7 @@
       </w:rPr>
     </w:lvl>
   </w:abstractNum>
-  <w:abstractNum w:abstractNumId="66" w15:restartNumberingAfterBreak="0">
+  <w:abstractNum w:abstractNumId="67" w15:restartNumberingAfterBreak="0">
     <w:nsid w:val="6ED11E0F"/>
     <w:multiLevelType w:val="hybridMultilevel"/>
     <w:tmpl w:val="D160D2BC"/>
@@ -29001,7 +29339,7 @@
       </w:rPr>
     </w:lvl>
   </w:abstractNum>
-  <w:abstractNum w:abstractNumId="67" w15:restartNumberingAfterBreak="0">
+  <w:abstractNum w:abstractNumId="68" w15:restartNumberingAfterBreak="0">
     <w:nsid w:val="716D2EC8"/>
     <w:multiLevelType w:val="multilevel"/>
     <w:tmpl w:val="CE24CEFE"/>
@@ -29114,7 +29452,7 @@
       </w:pPr>
     </w:lvl>
   </w:abstractNum>
-  <w:abstractNum w:abstractNumId="68" w15:restartNumberingAfterBreak="0">
+  <w:abstractNum w:abstractNumId="69" w15:restartNumberingAfterBreak="0">
     <w:nsid w:val="7177277C"/>
     <w:multiLevelType w:val="hybridMultilevel"/>
     <w:tmpl w:val="E44CF796"/>
@@ -29227,7 +29565,7 @@
       </w:rPr>
     </w:lvl>
   </w:abstractNum>
-  <w:abstractNum w:abstractNumId="69" w15:restartNumberingAfterBreak="0">
+  <w:abstractNum w:abstractNumId="70" w15:restartNumberingAfterBreak="0">
     <w:nsid w:val="72684A8A"/>
     <w:multiLevelType w:val="hybridMultilevel"/>
     <w:tmpl w:val="CA2A22C2"/>
@@ -29313,7 +29651,7 @@
       </w:pPr>
     </w:lvl>
   </w:abstractNum>
-  <w:abstractNum w:abstractNumId="70" w15:restartNumberingAfterBreak="0">
+  <w:abstractNum w:abstractNumId="71" w15:restartNumberingAfterBreak="0">
     <w:nsid w:val="77EE3A6F"/>
     <w:multiLevelType w:val="hybridMultilevel"/>
     <w:tmpl w:val="C2DE5408"/>
@@ -29426,7 +29764,7 @@
       </w:rPr>
     </w:lvl>
   </w:abstractNum>
-  <w:abstractNum w:abstractNumId="71" w15:restartNumberingAfterBreak="0">
+  <w:abstractNum w:abstractNumId="72" w15:restartNumberingAfterBreak="0">
     <w:nsid w:val="791C7588"/>
     <w:multiLevelType w:val="hybridMultilevel"/>
     <w:tmpl w:val="548A86CE"/>
@@ -29512,7 +29850,7 @@
       </w:pPr>
     </w:lvl>
   </w:abstractNum>
-  <w:abstractNum w:abstractNumId="72" w15:restartNumberingAfterBreak="0">
+  <w:abstractNum w:abstractNumId="73" w15:restartNumberingAfterBreak="0">
     <w:nsid w:val="7BAE2761"/>
     <w:multiLevelType w:val="hybridMultilevel"/>
     <w:tmpl w:val="CCD2405C"/>
@@ -29625,7 +29963,7 @@
       </w:rPr>
     </w:lvl>
   </w:abstractNum>
-  <w:abstractNum w:abstractNumId="73" w15:restartNumberingAfterBreak="0">
+  <w:abstractNum w:abstractNumId="74" w15:restartNumberingAfterBreak="0">
     <w:nsid w:val="7F8E472E"/>
     <w:multiLevelType w:val="hybridMultilevel"/>
     <w:tmpl w:val="C28C279C"/>
@@ -29738,7 +30076,7 @@
       </w:rPr>
     </w:lvl>
   </w:abstractNum>
-  <w:abstractNum w:abstractNumId="74" w15:restartNumberingAfterBreak="0">
+  <w:abstractNum w:abstractNumId="75" w15:restartNumberingAfterBreak="0">
     <w:nsid w:val="7FD90529"/>
     <w:multiLevelType w:val="hybridMultilevel"/>
     <w:tmpl w:val="6F14EB3E"/>
@@ -29870,7 +30208,7 @@
     <w:abstractNumId w:val="16"/>
   </w:num>
   <w:num w:numId="7" w16cid:durableId="1725828929">
-    <w:abstractNumId w:val="66"/>
+    <w:abstractNumId w:val="67"/>
   </w:num>
   <w:num w:numId="8" w16cid:durableId="481654851">
     <w:abstractNumId w:val="19"/>
@@ -29888,34 +30226,34 @@
     <w:abstractNumId w:val="14"/>
   </w:num>
   <w:num w:numId="13" w16cid:durableId="2013952044">
-    <w:abstractNumId w:val="62"/>
+    <w:abstractNumId w:val="63"/>
   </w:num>
   <w:num w:numId="14" w16cid:durableId="1747876177">
     <w:abstractNumId w:val="13"/>
   </w:num>
   <w:num w:numId="15" w16cid:durableId="749233273">
-    <w:abstractNumId w:val="70"/>
+    <w:abstractNumId w:val="71"/>
   </w:num>
   <w:num w:numId="16" w16cid:durableId="887454516">
     <w:abstractNumId w:val="2"/>
   </w:num>
   <w:num w:numId="17" w16cid:durableId="1231503642">
-    <w:abstractNumId w:val="58"/>
+    <w:abstractNumId w:val="59"/>
   </w:num>
   <w:num w:numId="18" w16cid:durableId="395710979">
-    <w:abstractNumId w:val="63"/>
+    <w:abstractNumId w:val="64"/>
   </w:num>
   <w:num w:numId="19" w16cid:durableId="190461969">
     <w:abstractNumId w:val="33"/>
   </w:num>
   <w:num w:numId="20" w16cid:durableId="931082557">
-    <w:abstractNumId w:val="56"/>
+    <w:abstractNumId w:val="57"/>
   </w:num>
   <w:num w:numId="21" w16cid:durableId="987323603">
     <w:abstractNumId w:val="11"/>
   </w:num>
   <w:num w:numId="22" w16cid:durableId="1382904016">
-    <w:abstractNumId w:val="67"/>
+    <w:abstractNumId w:val="68"/>
   </w:num>
   <w:num w:numId="23" w16cid:durableId="1306161698">
     <w:abstractNumId w:val="24"/>
@@ -29924,7 +30262,7 @@
     <w:abstractNumId w:val="38"/>
   </w:num>
   <w:num w:numId="25" w16cid:durableId="1697807564">
-    <w:abstractNumId w:val="54"/>
+    <w:abstractNumId w:val="55"/>
   </w:num>
   <w:num w:numId="26" w16cid:durableId="1024869251">
     <w:abstractNumId w:val="25"/>
@@ -29939,22 +30277,22 @@
     <w:abstractNumId w:val="15"/>
   </w:num>
   <w:num w:numId="30" w16cid:durableId="1722941707">
-    <w:abstractNumId w:val="47"/>
+    <w:abstractNumId w:val="48"/>
   </w:num>
   <w:num w:numId="31" w16cid:durableId="753434394">
     <w:abstractNumId w:val="12"/>
   </w:num>
   <w:num w:numId="32" w16cid:durableId="2136677866">
-    <w:abstractNumId w:val="48"/>
+    <w:abstractNumId w:val="49"/>
   </w:num>
   <w:num w:numId="33" w16cid:durableId="438763715">
-    <w:abstractNumId w:val="71"/>
+    <w:abstractNumId w:val="72"/>
   </w:num>
   <w:num w:numId="34" w16cid:durableId="1117678977">
-    <w:abstractNumId w:val="61"/>
+    <w:abstractNumId w:val="62"/>
   </w:num>
   <w:num w:numId="35" w16cid:durableId="1419014154">
-    <w:abstractNumId w:val="59"/>
+    <w:abstractNumId w:val="60"/>
   </w:num>
   <w:num w:numId="36" w16cid:durableId="1769308093">
     <w:abstractNumId w:val="22"/>
@@ -29969,10 +30307,10 @@
     <w:abstractNumId w:val="27"/>
   </w:num>
   <w:num w:numId="40" w16cid:durableId="890968367">
-    <w:abstractNumId w:val="64"/>
+    <w:abstractNumId w:val="65"/>
   </w:num>
   <w:num w:numId="41" w16cid:durableId="1158493570">
-    <w:abstractNumId w:val="72"/>
+    <w:abstractNumId w:val="73"/>
   </w:num>
   <w:num w:numId="42" w16cid:durableId="328796573">
     <w:abstractNumId w:val="7"/>
@@ -29984,37 +30322,37 @@
     <w:abstractNumId w:val="26"/>
   </w:num>
   <w:num w:numId="45" w16cid:durableId="968823303">
-    <w:abstractNumId w:val="51"/>
+    <w:abstractNumId w:val="52"/>
   </w:num>
   <w:num w:numId="46" w16cid:durableId="613176815">
     <w:abstractNumId w:val="3"/>
   </w:num>
   <w:num w:numId="47" w16cid:durableId="335039495">
-    <w:abstractNumId w:val="68"/>
+    <w:abstractNumId w:val="69"/>
   </w:num>
   <w:num w:numId="48" w16cid:durableId="1793672282">
-    <w:abstractNumId w:val="69"/>
+    <w:abstractNumId w:val="70"/>
   </w:num>
   <w:num w:numId="49" w16cid:durableId="771780211">
     <w:abstractNumId w:val="6"/>
   </w:num>
   <w:num w:numId="50" w16cid:durableId="2003584732">
-    <w:abstractNumId w:val="53"/>
+    <w:abstractNumId w:val="54"/>
   </w:num>
   <w:num w:numId="51" w16cid:durableId="1260135726">
     <w:abstractNumId w:val="9"/>
   </w:num>
   <w:num w:numId="52" w16cid:durableId="1030884631">
-    <w:abstractNumId w:val="60"/>
+    <w:abstractNumId w:val="61"/>
   </w:num>
   <w:num w:numId="53" w16cid:durableId="276066899">
     <w:abstractNumId w:val="36"/>
   </w:num>
   <w:num w:numId="54" w16cid:durableId="1676376391">
-    <w:abstractNumId w:val="65"/>
+    <w:abstractNumId w:val="66"/>
   </w:num>
   <w:num w:numId="55" w16cid:durableId="1792673970">
-    <w:abstractNumId w:val="49"/>
+    <w:abstractNumId w:val="50"/>
   </w:num>
   <w:num w:numId="56" w16cid:durableId="692263003">
     <w:abstractNumId w:val="10"/>
@@ -30029,7 +30367,7 @@
     <w:abstractNumId w:val="8"/>
   </w:num>
   <w:num w:numId="60" w16cid:durableId="164593283">
-    <w:abstractNumId w:val="46"/>
+    <w:abstractNumId w:val="47"/>
   </w:num>
   <w:num w:numId="61" w16cid:durableId="19208934">
     <w:abstractNumId w:val="20"/>
@@ -30041,16 +30379,16 @@
     <w:abstractNumId w:val="17"/>
   </w:num>
   <w:num w:numId="64" w16cid:durableId="298540276">
-    <w:abstractNumId w:val="57"/>
+    <w:abstractNumId w:val="58"/>
   </w:num>
   <w:num w:numId="65" w16cid:durableId="347028166">
     <w:abstractNumId w:val="4"/>
   </w:num>
   <w:num w:numId="66" w16cid:durableId="617612713">
-    <w:abstractNumId w:val="50"/>
+    <w:abstractNumId w:val="51"/>
   </w:num>
   <w:num w:numId="67" w16cid:durableId="466823573">
-    <w:abstractNumId w:val="73"/>
+    <w:abstractNumId w:val="74"/>
   </w:num>
   <w:num w:numId="68" w16cid:durableId="975110791">
     <w:abstractNumId w:val="35"/>
@@ -30059,7 +30397,7 @@
     <w:abstractNumId w:val="34"/>
   </w:num>
   <w:num w:numId="70" w16cid:durableId="244192512">
-    <w:abstractNumId w:val="52"/>
+    <w:abstractNumId w:val="53"/>
   </w:num>
   <w:num w:numId="71" w16cid:durableId="2124574854">
     <w:abstractNumId w:val="18"/>
@@ -30068,13 +30406,16 @@
     <w:abstractNumId w:val="45"/>
   </w:num>
   <w:num w:numId="73" w16cid:durableId="1802651415">
-    <w:abstractNumId w:val="74"/>
+    <w:abstractNumId w:val="75"/>
   </w:num>
   <w:num w:numId="74" w16cid:durableId="1687099323">
     <w:abstractNumId w:val="5"/>
   </w:num>
   <w:num w:numId="75" w16cid:durableId="182860872">
-    <w:abstractNumId w:val="55"/>
+    <w:abstractNumId w:val="56"/>
+  </w:num>
+  <w:num w:numId="76" w16cid:durableId="13580426">
+    <w:abstractNumId w:val="46"/>
   </w:num>
   <w:numIdMacAtCleanup w:val="8"/>
 </w:numbering>

--- a/ВКР, отчет/ВКР, пояснительная записка.docx
+++ b/ВКР, отчет/ВКР, пояснительная записка.docx
@@ -3300,7 +3300,7 @@
       <w:r>
         <w:fldChar w:fldCharType="separate"/>
       </w:r>
-      <w:hyperlink w:anchor="_Toc229708706" w:history="1">
+      <w:hyperlink w:anchor="_Toc229881636" w:history="1">
         <w:r>
           <w:rPr>
             <w:rStyle w:val="ad"/>
@@ -3344,7 +3344,7 @@
             <w:noProof/>
             <w:webHidden/>
           </w:rPr>
-          <w:instrText xml:space="preserve"> PAGEREF _Toc229708706 \h </w:instrText>
+          <w:instrText xml:space="preserve"> PAGEREF _Toc229881636 \h </w:instrText>
         </w:r>
         <w:r>
           <w:rPr>
@@ -3386,7 +3386,7 @@
           <w14:ligatures w14:val="standardContextual"/>
         </w:rPr>
       </w:pPr>
-      <w:hyperlink w:anchor="_Toc229708707" w:history="1">
+      <w:hyperlink w:anchor="_Toc229881637" w:history="1">
         <w:r>
           <w:rPr>
             <w:rStyle w:val="ad"/>
@@ -3430,7 +3430,7 @@
             <w:noProof/>
             <w:webHidden/>
           </w:rPr>
-          <w:instrText xml:space="preserve"> PAGEREF _Toc229708707 \h </w:instrText>
+          <w:instrText xml:space="preserve"> PAGEREF _Toc229881637 \h </w:instrText>
         </w:r>
         <w:r>
           <w:rPr>
@@ -3472,7 +3472,7 @@
           <w14:ligatures w14:val="standardContextual"/>
         </w:rPr>
       </w:pPr>
-      <w:hyperlink w:anchor="_Toc229708708" w:history="1">
+      <w:hyperlink w:anchor="_Toc229881638" w:history="1">
         <w:r>
           <w:rPr>
             <w:rStyle w:val="ad"/>
@@ -3516,7 +3516,7 @@
             <w:noProof/>
             <w:webHidden/>
           </w:rPr>
-          <w:instrText xml:space="preserve"> PAGEREF _Toc229708708 \h </w:instrText>
+          <w:instrText xml:space="preserve"> PAGEREF _Toc229881638 \h </w:instrText>
         </w:r>
         <w:r>
           <w:rPr>
@@ -3562,7 +3562,7 @@
           <w14:ligatures w14:val="standardContextual"/>
         </w:rPr>
       </w:pPr>
-      <w:hyperlink w:anchor="_Toc229708709" w:history="1">
+      <w:hyperlink w:anchor="_Toc229881639" w:history="1">
         <w:r>
           <w:rPr>
             <w:rStyle w:val="ad"/>
@@ -3606,7 +3606,7 @@
             <w:noProof/>
             <w:webHidden/>
           </w:rPr>
-          <w:instrText xml:space="preserve"> PAGEREF _Toc229708709 \h </w:instrText>
+          <w:instrText xml:space="preserve"> PAGEREF _Toc229881639 \h </w:instrText>
         </w:r>
         <w:r>
           <w:rPr>
@@ -3652,7 +3652,7 @@
           <w14:ligatures w14:val="standardContextual"/>
         </w:rPr>
       </w:pPr>
-      <w:hyperlink w:anchor="_Toc229708710" w:history="1">
+      <w:hyperlink w:anchor="_Toc229881640" w:history="1">
         <w:r>
           <w:rPr>
             <w:rStyle w:val="ad"/>
@@ -3696,7 +3696,7 @@
             <w:noProof/>
             <w:webHidden/>
           </w:rPr>
-          <w:instrText xml:space="preserve"> PAGEREF _Toc229708710 \h </w:instrText>
+          <w:instrText xml:space="preserve"> PAGEREF _Toc229881640 \h </w:instrText>
         </w:r>
         <w:r>
           <w:rPr>
@@ -3742,7 +3742,7 @@
           <w14:ligatures w14:val="standardContextual"/>
         </w:rPr>
       </w:pPr>
-      <w:hyperlink w:anchor="_Toc229708711" w:history="1">
+      <w:hyperlink w:anchor="_Toc229881641" w:history="1">
         <w:r>
           <w:rPr>
             <w:rStyle w:val="ad"/>
@@ -3786,7 +3786,7 @@
             <w:noProof/>
             <w:webHidden/>
           </w:rPr>
-          <w:instrText xml:space="preserve"> PAGEREF _Toc229708711 \h </w:instrText>
+          <w:instrText xml:space="preserve"> PAGEREF _Toc229881641 \h </w:instrText>
         </w:r>
         <w:r>
           <w:rPr>
@@ -3832,7 +3832,7 @@
           <w14:ligatures w14:val="standardContextual"/>
         </w:rPr>
       </w:pPr>
-      <w:hyperlink w:anchor="_Toc229708712" w:history="1">
+      <w:hyperlink w:anchor="_Toc229881642" w:history="1">
         <w:r>
           <w:rPr>
             <w:rStyle w:val="ad"/>
@@ -3876,7 +3876,7 @@
             <w:noProof/>
             <w:webHidden/>
           </w:rPr>
-          <w:instrText xml:space="preserve"> PAGEREF _Toc229708712 \h </w:instrText>
+          <w:instrText xml:space="preserve"> PAGEREF _Toc229881642 \h </w:instrText>
         </w:r>
         <w:r>
           <w:rPr>
@@ -3918,7 +3918,7 @@
           <w14:ligatures w14:val="standardContextual"/>
         </w:rPr>
       </w:pPr>
-      <w:hyperlink w:anchor="_Toc229708713" w:history="1">
+      <w:hyperlink w:anchor="_Toc229881643" w:history="1">
         <w:r>
           <w:rPr>
             <w:rStyle w:val="ad"/>
@@ -3962,7 +3962,7 @@
             <w:noProof/>
             <w:webHidden/>
           </w:rPr>
-          <w:instrText xml:space="preserve"> PAGEREF _Toc229708713 \h </w:instrText>
+          <w:instrText xml:space="preserve"> PAGEREF _Toc229881643 \h </w:instrText>
         </w:r>
         <w:r>
           <w:rPr>
@@ -4008,7 +4008,7 @@
           <w14:ligatures w14:val="standardContextual"/>
         </w:rPr>
       </w:pPr>
-      <w:hyperlink w:anchor="_Toc229708714" w:history="1">
+      <w:hyperlink w:anchor="_Toc229881644" w:history="1">
         <w:r>
           <w:rPr>
             <w:rStyle w:val="ad"/>
@@ -4052,7 +4052,7 @@
             <w:noProof/>
             <w:webHidden/>
           </w:rPr>
-          <w:instrText xml:space="preserve"> PAGEREF _Toc229708714 \h </w:instrText>
+          <w:instrText xml:space="preserve"> PAGEREF _Toc229881644 \h </w:instrText>
         </w:r>
         <w:r>
           <w:rPr>
@@ -4098,7 +4098,7 @@
           <w14:ligatures w14:val="standardContextual"/>
         </w:rPr>
       </w:pPr>
-      <w:hyperlink w:anchor="_Toc229708715" w:history="1">
+      <w:hyperlink w:anchor="_Toc229881645" w:history="1">
         <w:r>
           <w:rPr>
             <w:rStyle w:val="ad"/>
@@ -4142,7 +4142,7 @@
             <w:noProof/>
             <w:webHidden/>
           </w:rPr>
-          <w:instrText xml:space="preserve"> PAGEREF _Toc229708715 \h </w:instrText>
+          <w:instrText xml:space="preserve"> PAGEREF _Toc229881645 \h </w:instrText>
         </w:r>
         <w:r>
           <w:rPr>
@@ -4188,7 +4188,7 @@
           <w14:ligatures w14:val="standardContextual"/>
         </w:rPr>
       </w:pPr>
-      <w:hyperlink w:anchor="_Toc229708716" w:history="1">
+      <w:hyperlink w:anchor="_Toc229881646" w:history="1">
         <w:r>
           <w:rPr>
             <w:rStyle w:val="ad"/>
@@ -4232,7 +4232,7 @@
             <w:noProof/>
             <w:webHidden/>
           </w:rPr>
-          <w:instrText xml:space="preserve"> PAGEREF _Toc229708716 \h </w:instrText>
+          <w:instrText xml:space="preserve"> PAGEREF _Toc229881646 \h </w:instrText>
         </w:r>
         <w:r>
           <w:rPr>
@@ -4252,7 +4252,7 @@
             <w:noProof/>
             <w:webHidden/>
           </w:rPr>
-          <w:t>29</w:t>
+          <w:t>30</w:t>
         </w:r>
         <w:r>
           <w:rPr>
@@ -4278,7 +4278,7 @@
           <w14:ligatures w14:val="standardContextual"/>
         </w:rPr>
       </w:pPr>
-      <w:hyperlink w:anchor="_Toc229708717" w:history="1">
+      <w:hyperlink w:anchor="_Toc229881647" w:history="1">
         <w:r>
           <w:rPr>
             <w:rStyle w:val="ad"/>
@@ -4322,7 +4322,7 @@
             <w:noProof/>
             <w:webHidden/>
           </w:rPr>
-          <w:instrText xml:space="preserve"> PAGEREF _Toc229708717 \h </w:instrText>
+          <w:instrText xml:space="preserve"> PAGEREF _Toc229881647 \h </w:instrText>
         </w:r>
         <w:r>
           <w:rPr>
@@ -4342,7 +4342,7 @@
             <w:noProof/>
             <w:webHidden/>
           </w:rPr>
-          <w:t>29</w:t>
+          <w:t>32</w:t>
         </w:r>
         <w:r>
           <w:rPr>
@@ -4368,7 +4368,7 @@
           <w14:ligatures w14:val="standardContextual"/>
         </w:rPr>
       </w:pPr>
-      <w:hyperlink w:anchor="_Toc229708718" w:history="1">
+      <w:hyperlink w:anchor="_Toc229881648" w:history="1">
         <w:r>
           <w:rPr>
             <w:rStyle w:val="ad"/>
@@ -4412,7 +4412,7 @@
             <w:noProof/>
             <w:webHidden/>
           </w:rPr>
-          <w:instrText xml:space="preserve"> PAGEREF _Toc229708718 \h </w:instrText>
+          <w:instrText xml:space="preserve"> PAGEREF _Toc229881648 \h </w:instrText>
         </w:r>
         <w:r>
           <w:rPr>
@@ -4432,7 +4432,7 @@
             <w:noProof/>
             <w:webHidden/>
           </w:rPr>
-          <w:t>30</w:t>
+          <w:t>36</w:t>
         </w:r>
         <w:r>
           <w:rPr>
@@ -4458,7 +4458,7 @@
           <w14:ligatures w14:val="standardContextual"/>
         </w:rPr>
       </w:pPr>
-      <w:hyperlink w:anchor="_Toc229708719" w:history="1">
+      <w:hyperlink w:anchor="_Toc229881649" w:history="1">
         <w:r>
           <w:rPr>
             <w:rStyle w:val="ad"/>
@@ -4502,7 +4502,7 @@
             <w:noProof/>
             <w:webHidden/>
           </w:rPr>
-          <w:instrText xml:space="preserve"> PAGEREF _Toc229708719 \h </w:instrText>
+          <w:instrText xml:space="preserve"> PAGEREF _Toc229881649 \h </w:instrText>
         </w:r>
         <w:r>
           <w:rPr>
@@ -4522,7 +4522,7 @@
             <w:noProof/>
             <w:webHidden/>
           </w:rPr>
-          <w:t>30</w:t>
+          <w:t>36</w:t>
         </w:r>
         <w:r>
           <w:rPr>
@@ -4548,7 +4548,7 @@
           <w14:ligatures w14:val="standardContextual"/>
         </w:rPr>
       </w:pPr>
-      <w:hyperlink w:anchor="_Toc229708720" w:history="1">
+      <w:hyperlink w:anchor="_Toc229881650" w:history="1">
         <w:r>
           <w:rPr>
             <w:rStyle w:val="ad"/>
@@ -4592,7 +4592,7 @@
             <w:noProof/>
             <w:webHidden/>
           </w:rPr>
-          <w:instrText xml:space="preserve"> PAGEREF _Toc229708720 \h </w:instrText>
+          <w:instrText xml:space="preserve"> PAGEREF _Toc229881650 \h </w:instrText>
         </w:r>
         <w:r>
           <w:rPr>
@@ -4612,7 +4612,7 @@
             <w:noProof/>
             <w:webHidden/>
           </w:rPr>
-          <w:t>30</w:t>
+          <w:t>36</w:t>
         </w:r>
         <w:r>
           <w:rPr>
@@ -4634,7 +4634,7 @@
           <w14:ligatures w14:val="standardContextual"/>
         </w:rPr>
       </w:pPr>
-      <w:hyperlink w:anchor="_Toc229708721" w:history="1">
+      <w:hyperlink w:anchor="_Toc229881651" w:history="1">
         <w:r>
           <w:rPr>
             <w:rStyle w:val="ad"/>
@@ -4678,7 +4678,7 @@
             <w:noProof/>
             <w:webHidden/>
           </w:rPr>
-          <w:instrText xml:space="preserve"> PAGEREF _Toc229708721 \h </w:instrText>
+          <w:instrText xml:space="preserve"> PAGEREF _Toc229881651 \h </w:instrText>
         </w:r>
         <w:r>
           <w:rPr>
@@ -4698,7 +4698,7 @@
             <w:noProof/>
             <w:webHidden/>
           </w:rPr>
-          <w:t>31</w:t>
+          <w:t>37</w:t>
         </w:r>
         <w:r>
           <w:rPr>
@@ -4720,7 +4720,7 @@
           <w14:ligatures w14:val="standardContextual"/>
         </w:rPr>
       </w:pPr>
-      <w:hyperlink w:anchor="_Toc229708722" w:history="1">
+      <w:hyperlink w:anchor="_Toc229881652" w:history="1">
         <w:r>
           <w:rPr>
             <w:rStyle w:val="ad"/>
@@ -4764,7 +4764,7 @@
             <w:noProof/>
             <w:webHidden/>
           </w:rPr>
-          <w:instrText xml:space="preserve"> PAGEREF _Toc229708722 \h </w:instrText>
+          <w:instrText xml:space="preserve"> PAGEREF _Toc229881652 \h </w:instrText>
         </w:r>
         <w:r>
           <w:rPr>
@@ -4784,7 +4784,7 @@
             <w:noProof/>
             <w:webHidden/>
           </w:rPr>
-          <w:t>32</w:t>
+          <w:t>38</w:t>
         </w:r>
         <w:r>
           <w:rPr>
@@ -4810,7 +4810,7 @@
           <w14:ligatures w14:val="standardContextual"/>
         </w:rPr>
       </w:pPr>
-      <w:hyperlink w:anchor="_Toc229708723" w:history="1">
+      <w:hyperlink w:anchor="_Toc229881653" w:history="1">
         <w:r>
           <w:rPr>
             <w:rStyle w:val="ad"/>
@@ -4854,7 +4854,7 @@
             <w:noProof/>
             <w:webHidden/>
           </w:rPr>
-          <w:instrText xml:space="preserve"> PAGEREF _Toc229708723 \h </w:instrText>
+          <w:instrText xml:space="preserve"> PAGEREF _Toc229881653 \h </w:instrText>
         </w:r>
         <w:r>
           <w:rPr>
@@ -4874,7 +4874,7 @@
             <w:noProof/>
             <w:webHidden/>
           </w:rPr>
-          <w:t>32</w:t>
+          <w:t>38</w:t>
         </w:r>
         <w:r>
           <w:rPr>
@@ -4900,7 +4900,7 @@
           <w14:ligatures w14:val="standardContextual"/>
         </w:rPr>
       </w:pPr>
-      <w:hyperlink w:anchor="_Toc229708724" w:history="1">
+      <w:hyperlink w:anchor="_Toc229881654" w:history="1">
         <w:r>
           <w:rPr>
             <w:rStyle w:val="ad"/>
@@ -4944,7 +4944,7 @@
             <w:noProof/>
             <w:webHidden/>
           </w:rPr>
-          <w:instrText xml:space="preserve"> PAGEREF _Toc229708724 \h </w:instrText>
+          <w:instrText xml:space="preserve"> PAGEREF _Toc229881654 \h </w:instrText>
         </w:r>
         <w:r>
           <w:rPr>
@@ -4964,7 +4964,7 @@
             <w:noProof/>
             <w:webHidden/>
           </w:rPr>
-          <w:t>32</w:t>
+          <w:t>38</w:t>
         </w:r>
         <w:r>
           <w:rPr>
@@ -4990,7 +4990,7 @@
           <w14:ligatures w14:val="standardContextual"/>
         </w:rPr>
       </w:pPr>
-      <w:hyperlink w:anchor="_Toc229708725" w:history="1">
+      <w:hyperlink w:anchor="_Toc229881655" w:history="1">
         <w:r>
           <w:rPr>
             <w:rStyle w:val="ad"/>
@@ -5034,7 +5034,7 @@
             <w:noProof/>
             <w:webHidden/>
           </w:rPr>
-          <w:instrText xml:space="preserve"> PAGEREF _Toc229708725 \h </w:instrText>
+          <w:instrText xml:space="preserve"> PAGEREF _Toc229881655 \h </w:instrText>
         </w:r>
         <w:r>
           <w:rPr>
@@ -5054,7 +5054,7 @@
             <w:noProof/>
             <w:webHidden/>
           </w:rPr>
-          <w:t>32</w:t>
+          <w:t>38</w:t>
         </w:r>
         <w:r>
           <w:rPr>
@@ -5080,7 +5080,7 @@
           <w14:ligatures w14:val="standardContextual"/>
         </w:rPr>
       </w:pPr>
-      <w:hyperlink w:anchor="_Toc229708726" w:history="1">
+      <w:hyperlink w:anchor="_Toc229881656" w:history="1">
         <w:r>
           <w:rPr>
             <w:rStyle w:val="ad"/>
@@ -5124,7 +5124,7 @@
             <w:noProof/>
             <w:webHidden/>
           </w:rPr>
-          <w:instrText xml:space="preserve"> PAGEREF _Toc229708726 \h </w:instrText>
+          <w:instrText xml:space="preserve"> PAGEREF _Toc229881656 \h </w:instrText>
         </w:r>
         <w:r>
           <w:rPr>
@@ -5144,7 +5144,7 @@
             <w:noProof/>
             <w:webHidden/>
           </w:rPr>
-          <w:t>32</w:t>
+          <w:t>38</w:t>
         </w:r>
         <w:r>
           <w:rPr>
@@ -5170,7 +5170,7 @@
           <w14:ligatures w14:val="standardContextual"/>
         </w:rPr>
       </w:pPr>
-      <w:hyperlink w:anchor="_Toc229708727" w:history="1">
+      <w:hyperlink w:anchor="_Toc229881657" w:history="1">
         <w:r>
           <w:rPr>
             <w:rStyle w:val="ad"/>
@@ -5214,7 +5214,7 @@
             <w:noProof/>
             <w:webHidden/>
           </w:rPr>
-          <w:instrText xml:space="preserve"> PAGEREF _Toc229708727 \h </w:instrText>
+          <w:instrText xml:space="preserve"> PAGEREF _Toc229881657 \h </w:instrText>
         </w:r>
         <w:r>
           <w:rPr>
@@ -5234,7 +5234,7 @@
             <w:noProof/>
             <w:webHidden/>
           </w:rPr>
-          <w:t>32</w:t>
+          <w:t>38</w:t>
         </w:r>
         <w:r>
           <w:rPr>
@@ -5256,7 +5256,7 @@
           <w14:ligatures w14:val="standardContextual"/>
         </w:rPr>
       </w:pPr>
-      <w:hyperlink w:anchor="_Toc229708728" w:history="1">
+      <w:hyperlink w:anchor="_Toc229881658" w:history="1">
         <w:r>
           <w:rPr>
             <w:rStyle w:val="ad"/>
@@ -5300,7 +5300,7 @@
             <w:noProof/>
             <w:webHidden/>
           </w:rPr>
-          <w:instrText xml:space="preserve"> PAGEREF _Toc229708728 \h </w:instrText>
+          <w:instrText xml:space="preserve"> PAGEREF _Toc229881658 \h </w:instrText>
         </w:r>
         <w:r>
           <w:rPr>
@@ -5320,7 +5320,7 @@
             <w:noProof/>
             <w:webHidden/>
           </w:rPr>
-          <w:t>33</w:t>
+          <w:t>39</w:t>
         </w:r>
         <w:r>
           <w:rPr>
@@ -5342,7 +5342,7 @@
           <w14:ligatures w14:val="standardContextual"/>
         </w:rPr>
       </w:pPr>
-      <w:hyperlink w:anchor="_Toc229708729" w:history="1">
+      <w:hyperlink w:anchor="_Toc229881659" w:history="1">
         <w:r>
           <w:rPr>
             <w:rStyle w:val="ad"/>
@@ -5387,7 +5387,7 @@
             <w:noProof/>
             <w:webHidden/>
           </w:rPr>
-          <w:instrText xml:space="preserve"> PAGEREF _Toc229708729 \h </w:instrText>
+          <w:instrText xml:space="preserve"> PAGEREF _Toc229881659 \h </w:instrText>
         </w:r>
         <w:r>
           <w:rPr>
@@ -5407,7 +5407,7 @@
             <w:noProof/>
             <w:webHidden/>
           </w:rPr>
-          <w:t>34</w:t>
+          <w:t>40</w:t>
         </w:r>
         <w:r>
           <w:rPr>
@@ -5429,7 +5429,7 @@
           <w14:ligatures w14:val="standardContextual"/>
         </w:rPr>
       </w:pPr>
-      <w:hyperlink w:anchor="_Toc229708730" w:history="1">
+      <w:hyperlink w:anchor="_Toc229881660" w:history="1">
         <w:r>
           <w:rPr>
             <w:rStyle w:val="ad"/>
@@ -5473,7 +5473,7 @@
             <w:noProof/>
             <w:webHidden/>
           </w:rPr>
-          <w:instrText xml:space="preserve"> PAGEREF _Toc229708730 \h </w:instrText>
+          <w:instrText xml:space="preserve"> PAGEREF _Toc229881660 \h </w:instrText>
         </w:r>
         <w:r>
           <w:rPr>
@@ -5493,7 +5493,7 @@
             <w:noProof/>
             <w:webHidden/>
           </w:rPr>
-          <w:t>37</w:t>
+          <w:t>43</w:t>
         </w:r>
         <w:r>
           <w:rPr>
@@ -5519,7 +5519,7 @@
           <w14:ligatures w14:val="standardContextual"/>
         </w:rPr>
       </w:pPr>
-      <w:hyperlink w:anchor="_Toc229708731" w:history="1">
+      <w:hyperlink w:anchor="_Toc229881661" w:history="1">
         <w:r>
           <w:rPr>
             <w:rStyle w:val="ad"/>
@@ -5563,7 +5563,7 @@
             <w:noProof/>
             <w:webHidden/>
           </w:rPr>
-          <w:instrText xml:space="preserve"> PAGEREF _Toc229708731 \h </w:instrText>
+          <w:instrText xml:space="preserve"> PAGEREF _Toc229881661 \h </w:instrText>
         </w:r>
         <w:r>
           <w:rPr>
@@ -5583,7 +5583,7 @@
             <w:noProof/>
             <w:webHidden/>
           </w:rPr>
-          <w:t>37</w:t>
+          <w:t>43</w:t>
         </w:r>
         <w:r>
           <w:rPr>
@@ -5609,7 +5609,7 @@
           <w14:ligatures w14:val="standardContextual"/>
         </w:rPr>
       </w:pPr>
-      <w:hyperlink w:anchor="_Toc229708732" w:history="1">
+      <w:hyperlink w:anchor="_Toc229881662" w:history="1">
         <w:r>
           <w:rPr>
             <w:rStyle w:val="ad"/>
@@ -5653,7 +5653,7 @@
             <w:noProof/>
             <w:webHidden/>
           </w:rPr>
-          <w:instrText xml:space="preserve"> PAGEREF _Toc229708732 \h </w:instrText>
+          <w:instrText xml:space="preserve"> PAGEREF _Toc229881662 \h </w:instrText>
         </w:r>
         <w:r>
           <w:rPr>
@@ -5673,7 +5673,7 @@
             <w:noProof/>
             <w:webHidden/>
           </w:rPr>
-          <w:t>37</w:t>
+          <w:t>43</w:t>
         </w:r>
         <w:r>
           <w:rPr>
@@ -5699,7 +5699,7 @@
           <w14:ligatures w14:val="standardContextual"/>
         </w:rPr>
       </w:pPr>
-      <w:hyperlink w:anchor="_Toc229708733" w:history="1">
+      <w:hyperlink w:anchor="_Toc229881663" w:history="1">
         <w:r>
           <w:rPr>
             <w:rStyle w:val="ad"/>
@@ -5744,7 +5744,7 @@
             <w:noProof/>
             <w:webHidden/>
           </w:rPr>
-          <w:instrText xml:space="preserve"> PAGEREF _Toc229708733 \h </w:instrText>
+          <w:instrText xml:space="preserve"> PAGEREF _Toc229881663 \h </w:instrText>
         </w:r>
         <w:r>
           <w:rPr>
@@ -5764,7 +5764,7 @@
             <w:noProof/>
             <w:webHidden/>
           </w:rPr>
-          <w:t>37</w:t>
+          <w:t>43</w:t>
         </w:r>
         <w:r>
           <w:rPr>
@@ -5790,7 +5790,7 @@
           <w14:ligatures w14:val="standardContextual"/>
         </w:rPr>
       </w:pPr>
-      <w:hyperlink w:anchor="_Toc229708734" w:history="1">
+      <w:hyperlink w:anchor="_Toc229881664" w:history="1">
         <w:r>
           <w:rPr>
             <w:rStyle w:val="ad"/>
@@ -5835,7 +5835,7 @@
             <w:noProof/>
             <w:webHidden/>
           </w:rPr>
-          <w:instrText xml:space="preserve"> PAGEREF _Toc229708734 \h </w:instrText>
+          <w:instrText xml:space="preserve"> PAGEREF _Toc229881664 \h </w:instrText>
         </w:r>
         <w:r>
           <w:rPr>
@@ -5855,7 +5855,7 @@
             <w:noProof/>
             <w:webHidden/>
           </w:rPr>
-          <w:t>37</w:t>
+          <w:t>43</w:t>
         </w:r>
         <w:r>
           <w:rPr>
@@ -5888,7 +5888,7 @@
       <w:pPr>
         <w:pStyle w:val="1"/>
       </w:pPr>
-      <w:bookmarkStart w:id="2" w:name="_Toc229708706"/>
+      <w:bookmarkStart w:id="2" w:name="_Toc229881636"/>
       <w:r>
         <w:lastRenderedPageBreak/>
         <w:t>Аннотация</w:t>
@@ -5902,7 +5902,7 @@
       <w:pPr>
         <w:pStyle w:val="1"/>
       </w:pPr>
-      <w:bookmarkStart w:id="3" w:name="_Toc229708707"/>
+      <w:bookmarkStart w:id="3" w:name="_Toc229881637"/>
       <w:r>
         <w:lastRenderedPageBreak/>
         <w:t>Введение</w:t>
@@ -6798,7 +6798,7 @@
       <w:pPr>
         <w:pStyle w:val="1"/>
       </w:pPr>
-      <w:bookmarkStart w:id="4" w:name="_Toc229708708"/>
+      <w:bookmarkStart w:id="4" w:name="_Toc229881638"/>
       <w:r>
         <w:lastRenderedPageBreak/>
         <w:t xml:space="preserve">Глава 1 – </w:t>
@@ -6812,7 +6812,7 @@
       <w:pPr>
         <w:pStyle w:val="2"/>
       </w:pPr>
-      <w:bookmarkStart w:id="5" w:name="_Toc229708709"/>
+      <w:bookmarkStart w:id="5" w:name="_Toc229881639"/>
       <w:r>
         <w:t>Анализ предметной области</w:t>
       </w:r>
@@ -9386,7 +9386,7 @@
       <w:pPr>
         <w:pStyle w:val="2"/>
       </w:pPr>
-      <w:bookmarkStart w:id="6" w:name="_Toc229708710"/>
+      <w:bookmarkStart w:id="6" w:name="_Toc229881640"/>
       <w:r>
         <w:t>Обзор существующих решений и программного обеспечения</w:t>
       </w:r>
@@ -11123,12 +11123,14 @@
         </w:rPr>
         <w:fldChar w:fldCharType="separate"/>
       </w:r>
+      <w:proofErr w:type="gramStart"/>
       <w:r>
         <w:rPr>
           <w:lang w:val="en-US"/>
         </w:rPr>
         <w:t>25</w:t>
       </w:r>
+      <w:proofErr w:type="gramEnd"/>
       <w:r>
         <w:rPr>
           <w:lang w:val="en-US"/>
@@ -11233,12 +11235,14 @@
         </w:rPr>
         <w:fldChar w:fldCharType="separate"/>
       </w:r>
+      <w:proofErr w:type="gramStart"/>
       <w:r>
         <w:rPr>
           <w:lang w:val="en-US"/>
         </w:rPr>
         <w:t>26</w:t>
       </w:r>
+      <w:proofErr w:type="gramEnd"/>
       <w:r>
         <w:rPr>
           <w:lang w:val="en-US"/>
@@ -11352,12 +11356,14 @@
         </w:rPr>
         <w:fldChar w:fldCharType="separate"/>
       </w:r>
+      <w:proofErr w:type="gramStart"/>
       <w:r>
         <w:rPr>
           <w:lang w:val="en-US"/>
         </w:rPr>
         <w:t>27</w:t>
       </w:r>
+      <w:proofErr w:type="gramEnd"/>
       <w:r>
         <w:rPr>
           <w:lang w:val="en-US"/>
@@ -11450,12 +11456,14 @@
         </w:rPr>
         <w:fldChar w:fldCharType="separate"/>
       </w:r>
+      <w:proofErr w:type="gramStart"/>
       <w:r>
         <w:rPr>
           <w:lang w:val="en-US"/>
         </w:rPr>
         <w:t>28</w:t>
       </w:r>
+      <w:proofErr w:type="gramEnd"/>
       <w:r>
         <w:rPr>
           <w:lang w:val="en-US"/>
@@ -11787,7 +11795,7 @@
       <w:pPr>
         <w:pStyle w:val="2"/>
       </w:pPr>
-      <w:bookmarkStart w:id="7" w:name="_Toc229708711"/>
+      <w:bookmarkStart w:id="7" w:name="_Toc229881641"/>
       <w:r>
         <w:t>Содержательная постановка задачи</w:t>
       </w:r>
@@ -11884,7 +11892,7 @@
       <w:pPr>
         <w:pStyle w:val="2"/>
       </w:pPr>
-      <w:bookmarkStart w:id="8" w:name="_Toc229708712"/>
+      <w:bookmarkStart w:id="8" w:name="_Toc229881642"/>
       <w:r>
         <w:t>Формальная постановка задачи</w:t>
       </w:r>
@@ -14797,7 +14805,7 @@
       <w:pPr>
         <w:pStyle w:val="1"/>
       </w:pPr>
-      <w:bookmarkStart w:id="12" w:name="_Toc229708713"/>
+      <w:bookmarkStart w:id="12" w:name="_Toc229881643"/>
       <w:r>
         <w:lastRenderedPageBreak/>
         <w:t xml:space="preserve">Глава 2 </w:t>
@@ -14814,7 +14822,7 @@
       <w:pPr>
         <w:pStyle w:val="2"/>
       </w:pPr>
-      <w:bookmarkStart w:id="13" w:name="_Toc229708714"/>
+      <w:bookmarkStart w:id="13" w:name="_Toc229881644"/>
       <w:r>
         <w:t>Математическая модель</w:t>
       </w:r>
@@ -14846,7 +14854,7 @@
       <w:pPr>
         <w:pStyle w:val="2"/>
       </w:pPr>
-      <w:bookmarkStart w:id="14" w:name="_Toc229708715"/>
+      <w:bookmarkStart w:id="14" w:name="_Toc229881645"/>
       <w:r>
         <w:t>Множественная линейная регрессия</w:t>
       </w:r>
@@ -15225,10 +15233,10 @@
       <w:r>
         <w:lastRenderedPageBreak/>
         <w:drawing>
-          <wp:inline distT="0" distB="0" distL="0" distR="0" wp14:anchorId="29D41F05" wp14:editId="6BDC0B9A">
-            <wp:extent cx="5924551" cy="4132779"/>
-            <wp:effectExtent l="0" t="0" r="0" b="1270"/>
-            <wp:docPr id="199511956" name="Рисунок 1"/>
+          <wp:inline distT="0" distB="0" distL="0" distR="0" wp14:anchorId="03DE46CB" wp14:editId="73E61B5E">
+            <wp:extent cx="5915025" cy="4099880"/>
+            <wp:effectExtent l="0" t="0" r="0" b="0"/>
+            <wp:docPr id="55191632" name="Рисунок 1"/>
             <wp:cNvGraphicFramePr>
               <a:graphicFrameLocks xmlns:a="http://schemas.openxmlformats.org/drawingml/2006/main" noChangeAspect="1"/>
             </wp:cNvGraphicFramePr>
@@ -15236,7 +15244,7 @@
               <a:graphicData uri="http://schemas.openxmlformats.org/drawingml/2006/picture">
                 <pic:pic xmlns:pic="http://schemas.openxmlformats.org/drawingml/2006/picture">
                   <pic:nvPicPr>
-                    <pic:cNvPr id="199511956" name=""/>
+                    <pic:cNvPr id="55191632" name=""/>
                     <pic:cNvPicPr/>
                   </pic:nvPicPr>
                   <pic:blipFill>
@@ -15248,7 +15256,7 @@
                   <pic:spPr>
                     <a:xfrm>
                       <a:off x="0" y="0"/>
-                      <a:ext cx="5928873" cy="4135794"/>
+                      <a:ext cx="5919266" cy="4102819"/>
                     </a:xfrm>
                     <a:prstGeom prst="rect">
                       <a:avLst/>
@@ -15310,7 +15318,19 @@
       </w:r>
       <w:bookmarkEnd w:id="15"/>
       <w:r>
-        <w:t xml:space="preserve"> – График линейной регрессии</w:t>
+        <w:t xml:space="preserve"> – </w:t>
+      </w:r>
+      <w:r>
+        <w:t>Пример г</w:t>
+      </w:r>
+      <w:r>
+        <w:t>рафик</w:t>
+      </w:r>
+      <w:r>
+        <w:t>а</w:t>
+      </w:r>
+      <w:r>
+        <w:t xml:space="preserve"> линейной регрессии</w:t>
       </w:r>
     </w:p>
     <w:p>
@@ -16044,7 +16064,13 @@
       </w:pPr>
       <w:r>
         <w:lastRenderedPageBreak/>
-        <w:t>Цель метода – это подобрать такие значения коэффициентов и свободного члена, чтобы сумма разностей квадратов между фактическими и предсказанными значениями была минимальной</w:t>
+        <w:t xml:space="preserve">Цель метода – это подобрать такие значения коэффициентов и свободного члена, чтобы сумма </w:t>
+      </w:r>
+      <w:r>
+        <w:t xml:space="preserve">квадратов </w:t>
+      </w:r>
+      <w:r>
+        <w:t>разностей между фактическими и предсказанными значениями была минимальной</w:t>
       </w:r>
       <w:r>
         <w:t>, то есть это метод наименьших квадратов</w:t>
@@ -16261,7 +16287,16 @@
         <w:t xml:space="preserve"> – </w:t>
       </w:r>
       <w:r>
-        <w:t>ошибка – сумма разностей квадратов</w:t>
+        <w:t>ошибка – сумма</w:t>
+      </w:r>
+      <w:r>
+        <w:t xml:space="preserve"> </w:t>
+      </w:r>
+      <w:r>
+        <w:t>квадратов</w:t>
+      </w:r>
+      <w:r>
+        <w:t xml:space="preserve"> разностей</w:t>
       </w:r>
       <w:r>
         <w:t>,</w:t>
@@ -16692,7 +16727,13 @@
         </w:numPr>
       </w:pPr>
       <w:r>
-        <w:t>интерпретация – коэффициенты наглядно показывают важность каждого фактора</w:t>
+        <w:t>интерпрет</w:t>
+      </w:r>
+      <w:r>
+        <w:t>ируемость</w:t>
+      </w:r>
+      <w:r>
+        <w:t xml:space="preserve"> – коэффициенты наглядно показывают важность каждого фактора</w:t>
       </w:r>
       <w:r>
         <w:t>;</w:t>
@@ -16819,7 +16860,7 @@
       <w:pPr>
         <w:pStyle w:val="2"/>
       </w:pPr>
-      <w:bookmarkStart w:id="16" w:name="_Toc229708716"/>
+      <w:bookmarkStart w:id="16" w:name="_Toc229881646"/>
       <w:r>
         <w:lastRenderedPageBreak/>
         <w:t>Метод</w:t>
@@ -16834,6 +16875,2593 @@
         <w:pStyle w:val="a2"/>
       </w:pPr>
       <w:r>
+        <w:t>Метод опорных векторов</w:t>
+      </w:r>
+      <w:r>
+        <w:t xml:space="preserve"> (</w:t>
+      </w:r>
+      <w:r>
+        <w:rPr>
+          <w:lang w:val="en-US"/>
+        </w:rPr>
+        <w:t>SVM</w:t>
+      </w:r>
+      <w:r>
+        <w:t>)</w:t>
+      </w:r>
+      <w:r>
+        <w:t xml:space="preserve"> </w:t>
+      </w:r>
+      <w:r>
+        <w:t>[</w:t>
+      </w:r>
+      <w:r>
+        <w:rPr>
+          <w:lang w:val="en-US"/>
+        </w:rPr>
+        <w:fldChar w:fldCharType="begin"/>
+      </w:r>
+      <w:r>
+        <w:instrText xml:space="preserve"> </w:instrText>
+      </w:r>
+      <w:r>
+        <w:rPr>
+          <w:lang w:val="en-US"/>
+        </w:rPr>
+        <w:instrText>REF</w:instrText>
+      </w:r>
+      <w:r>
+        <w:instrText xml:space="preserve"> _</w:instrText>
+      </w:r>
+      <w:r>
+        <w:rPr>
+          <w:lang w:val="en-US"/>
+        </w:rPr>
+        <w:instrText>Ref</w:instrText>
+      </w:r>
+      <w:r>
+        <w:instrText>229750210 \</w:instrText>
+      </w:r>
+      <w:r>
+        <w:rPr>
+          <w:lang w:val="en-US"/>
+        </w:rPr>
+        <w:instrText>r</w:instrText>
+      </w:r>
+      <w:r>
+        <w:instrText xml:space="preserve"> \</w:instrText>
+      </w:r>
+      <w:r>
+        <w:rPr>
+          <w:lang w:val="en-US"/>
+        </w:rPr>
+        <w:instrText>h</w:instrText>
+      </w:r>
+      <w:r>
+        <w:instrText xml:space="preserve"> </w:instrText>
+      </w:r>
+      <w:r>
+        <w:rPr>
+          <w:lang w:val="en-US"/>
+        </w:rPr>
+      </w:r>
+      <w:r>
+        <w:rPr>
+          <w:lang w:val="en-US"/>
+        </w:rPr>
+        <w:fldChar w:fldCharType="separate"/>
+      </w:r>
+      <w:r>
+        <w:t>31</w:t>
+      </w:r>
+      <w:r>
+        <w:rPr>
+          <w:lang w:val="en-US"/>
+        </w:rPr>
+        <w:fldChar w:fldCharType="end"/>
+      </w:r>
+      <w:r>
+        <w:t xml:space="preserve">, </w:t>
+      </w:r>
+      <w:r>
+        <w:rPr>
+          <w:lang w:val="en-US"/>
+        </w:rPr>
+        <w:fldChar w:fldCharType="begin"/>
+      </w:r>
+      <w:r>
+        <w:instrText xml:space="preserve"> </w:instrText>
+      </w:r>
+      <w:r>
+        <w:rPr>
+          <w:lang w:val="en-US"/>
+        </w:rPr>
+        <w:instrText>REF</w:instrText>
+      </w:r>
+      <w:r>
+        <w:instrText xml:space="preserve"> _</w:instrText>
+      </w:r>
+      <w:r>
+        <w:rPr>
+          <w:lang w:val="en-US"/>
+        </w:rPr>
+        <w:instrText>Ref</w:instrText>
+      </w:r>
+      <w:r>
+        <w:instrText>229750211 \</w:instrText>
+      </w:r>
+      <w:r>
+        <w:rPr>
+          <w:lang w:val="en-US"/>
+        </w:rPr>
+        <w:instrText>r</w:instrText>
+      </w:r>
+      <w:r>
+        <w:instrText xml:space="preserve"> \</w:instrText>
+      </w:r>
+      <w:r>
+        <w:rPr>
+          <w:lang w:val="en-US"/>
+        </w:rPr>
+        <w:instrText>h</w:instrText>
+      </w:r>
+      <w:r>
+        <w:instrText xml:space="preserve"> </w:instrText>
+      </w:r>
+      <w:r>
+        <w:rPr>
+          <w:lang w:val="en-US"/>
+        </w:rPr>
+      </w:r>
+      <w:r>
+        <w:rPr>
+          <w:lang w:val="en-US"/>
+        </w:rPr>
+        <w:fldChar w:fldCharType="separate"/>
+      </w:r>
+      <w:r>
+        <w:t>32</w:t>
+      </w:r>
+      <w:r>
+        <w:rPr>
+          <w:lang w:val="en-US"/>
+        </w:rPr>
+        <w:fldChar w:fldCharType="end"/>
+      </w:r>
+      <w:r>
+        <w:t xml:space="preserve">] – </w:t>
+      </w:r>
+      <w:r>
+        <w:t xml:space="preserve">это алгоритм машинного обучения, который может применяться </w:t>
+      </w:r>
+      <w:r>
+        <w:t xml:space="preserve">для задач </w:t>
+      </w:r>
+      <w:r>
+        <w:t xml:space="preserve">как линейной и нелинейной классификации, так и для </w:t>
+      </w:r>
+      <w:r>
+        <w:t>линейной и нелинейной</w:t>
+      </w:r>
+      <w:r>
+        <w:t xml:space="preserve"> регрессии.</w:t>
+      </w:r>
+      <w:r>
+        <w:t xml:space="preserve"> </w:t>
+      </w:r>
+    </w:p>
+    <w:p>
+      <w:pPr>
+        <w:pStyle w:val="a2"/>
+      </w:pPr>
+      <w:r>
+        <w:t>В случае решения задачи регрессии данный метод</w:t>
+      </w:r>
+      <w:r>
+        <w:t xml:space="preserve"> строит гиперплоскость, аппроксимирующую зависимость между входными и выходными данными, но в отличие от линейной регрессии, </w:t>
+      </w:r>
+      <w:r>
+        <w:t xml:space="preserve">которая минимизирует сумму квадратов ошибок для всех точек, </w:t>
+      </w:r>
+      <w:r>
+        <w:t>алгоритм</w:t>
+      </w:r>
+      <w:r>
+        <w:t xml:space="preserve"> </w:t>
+      </w:r>
+      <w:r>
+        <w:t>«</w:t>
+      </w:r>
+      <w:r>
+        <w:rPr>
+          <w:lang w:val="en-US"/>
+        </w:rPr>
+        <w:t>SVM</w:t>
+      </w:r>
+      <w:r>
+        <w:t>»</w:t>
+      </w:r>
+      <w:r>
+        <w:t xml:space="preserve"> старается </w:t>
+      </w:r>
+      <w:r>
+        <w:t xml:space="preserve">уменьшить </w:t>
+      </w:r>
+      <w:r>
+        <w:t>расстояние</w:t>
+      </w:r>
+      <w:r>
+        <w:t xml:space="preserve"> </w:t>
+      </w:r>
+      <w:r>
+        <w:t>между зазором</w:t>
+      </w:r>
+      <w:r>
+        <w:t>, то есть заданным пользователем расстоянием от гиперплоскости,</w:t>
+      </w:r>
+      <w:r>
+        <w:t xml:space="preserve"> и</w:t>
+      </w:r>
+      <w:r>
+        <w:t xml:space="preserve"> </w:t>
+      </w:r>
+      <w:r>
+        <w:t xml:space="preserve">теми образцами, которые находятся за его пределами </w:t>
+      </w:r>
+      <w:r>
+        <w:t>[</w:t>
+      </w:r>
+      <w:r>
+        <w:t>пределами зазора</w:t>
+      </w:r>
+      <w:r>
+        <w:t>]</w:t>
+      </w:r>
+      <w:r>
+        <w:t xml:space="preserve">. </w:t>
+      </w:r>
+    </w:p>
+    <w:p>
+      <w:pPr>
+        <w:pStyle w:val="a2"/>
+      </w:pPr>
+      <w:r>
+        <w:t>Общее уравнение метода опорных векторов для регрессии:</w:t>
+      </w:r>
+    </w:p>
+    <w:p>
+      <w:pPr>
+        <w:pStyle w:val="a2"/>
+        <w:numPr>
+          <w:ilvl w:val="0"/>
+          <w:numId w:val="27"/>
+        </w:numPr>
+      </w:pPr>
+      <m:oMath>
+        <m:r>
+          <w:rPr>
+            <w:rFonts w:ascii="Cambria Math" w:hAnsi="Cambria Math"/>
+          </w:rPr>
+          <m:t>Q</m:t>
+        </m:r>
+        <m:r>
+          <w:rPr>
+            <w:rFonts w:ascii="Cambria Math" w:hAnsi="Cambria Math"/>
+          </w:rPr>
+          <m:t>=</m:t>
+        </m:r>
+        <m:r>
+          <w:rPr>
+            <w:rFonts w:ascii="Cambria Math" w:hAnsi="Cambria Math"/>
+            <w:lang w:val="en-US"/>
+          </w:rPr>
+          <m:t>C</m:t>
+        </m:r>
+        <m:nary>
+          <m:naryPr>
+            <m:chr m:val="∑"/>
+            <m:limLoc m:val="undOvr"/>
+            <m:ctrlPr>
+              <w:rPr>
+                <w:rFonts w:ascii="Cambria Math" w:hAnsi="Cambria Math"/>
+                <w:i/>
+                <w:lang w:val="en-US"/>
+              </w:rPr>
+            </m:ctrlPr>
+          </m:naryPr>
+          <m:sub>
+            <m:r>
+              <w:rPr>
+                <w:rFonts w:ascii="Cambria Math" w:hAnsi="Cambria Math"/>
+                <w:lang w:val="en-US"/>
+              </w:rPr>
+              <m:t>i</m:t>
+            </m:r>
+            <m:r>
+              <w:rPr>
+                <w:rFonts w:ascii="Cambria Math" w:hAnsi="Cambria Math"/>
+              </w:rPr>
+              <m:t>=1</m:t>
+            </m:r>
+          </m:sub>
+          <m:sup>
+            <m:r>
+              <w:rPr>
+                <w:rFonts w:ascii="Cambria Math" w:hAnsi="Cambria Math"/>
+                <w:lang w:val="en-US"/>
+              </w:rPr>
+              <m:t>n</m:t>
+            </m:r>
+          </m:sup>
+          <m:e>
+            <m:func>
+              <m:funcPr>
+                <m:ctrlPr>
+                  <w:rPr>
+                    <w:rFonts w:ascii="Cambria Math" w:hAnsi="Cambria Math"/>
+                    <w:lang w:val="en-US"/>
+                  </w:rPr>
+                </m:ctrlPr>
+              </m:funcPr>
+              <m:fName>
+                <m:r>
+                  <m:rPr>
+                    <m:sty m:val="p"/>
+                  </m:rPr>
+                  <w:rPr>
+                    <w:rFonts w:ascii="Cambria Math" w:hAnsi="Cambria Math"/>
+                    <w:lang w:val="en-US"/>
+                  </w:rPr>
+                  <m:t>max</m:t>
+                </m:r>
+              </m:fName>
+              <m:e>
+                <m:r>
+                  <w:rPr>
+                    <w:rFonts w:ascii="Cambria Math" w:hAnsi="Cambria Math"/>
+                  </w:rPr>
+                  <m:t xml:space="preserve">(0, </m:t>
+                </m:r>
+                <m:d>
+                  <m:dPr>
+                    <m:begChr m:val="|"/>
+                    <m:endChr m:val="|"/>
+                    <m:ctrlPr>
+                      <w:rPr>
+                        <w:rFonts w:ascii="Cambria Math" w:hAnsi="Cambria Math"/>
+                        <w:i/>
+                        <w:lang w:val="en-US"/>
+                      </w:rPr>
+                    </m:ctrlPr>
+                  </m:dPr>
+                  <m:e>
+                    <m:sSub>
+                      <m:sSubPr>
+                        <m:ctrlPr>
+                          <w:rPr>
+                            <w:rFonts w:ascii="Cambria Math" w:hAnsi="Cambria Math"/>
+                            <w:i/>
+                            <w:lang w:val="en-US"/>
+                          </w:rPr>
+                        </m:ctrlPr>
+                      </m:sSubPr>
+                      <m:e>
+                        <m:r>
+                          <w:rPr>
+                            <w:rFonts w:ascii="Cambria Math" w:hAnsi="Cambria Math"/>
+                            <w:lang w:val="en-US"/>
+                          </w:rPr>
+                          <m:t>y</m:t>
+                        </m:r>
+                      </m:e>
+                      <m:sub>
+                        <m:r>
+                          <w:rPr>
+                            <w:rFonts w:ascii="Cambria Math" w:hAnsi="Cambria Math"/>
+                            <w:lang w:val="en-US"/>
+                          </w:rPr>
+                          <m:t>i</m:t>
+                        </m:r>
+                      </m:sub>
+                    </m:sSub>
+                    <m:r>
+                      <w:rPr>
+                        <w:rFonts w:ascii="Cambria Math" w:hAnsi="Cambria Math"/>
+                      </w:rPr>
+                      <m:t>-</m:t>
+                    </m:r>
+                    <m:sSub>
+                      <m:sSubPr>
+                        <m:ctrlPr>
+                          <w:rPr>
+                            <w:rFonts w:ascii="Cambria Math" w:hAnsi="Cambria Math"/>
+                            <w:i/>
+                            <w:lang w:val="en-US"/>
+                          </w:rPr>
+                        </m:ctrlPr>
+                      </m:sSubPr>
+                      <m:e>
+                        <m:acc>
+                          <m:accPr>
+                            <m:ctrlPr>
+                              <w:rPr>
+                                <w:rFonts w:ascii="Cambria Math" w:hAnsi="Cambria Math"/>
+                                <w:i/>
+                                <w:lang w:val="en-US"/>
+                              </w:rPr>
+                            </m:ctrlPr>
+                          </m:accPr>
+                          <m:e>
+                            <m:r>
+                              <w:rPr>
+                                <w:rFonts w:ascii="Cambria Math" w:hAnsi="Cambria Math"/>
+                                <w:lang w:val="en-US"/>
+                              </w:rPr>
+                              <m:t>y</m:t>
+                            </m:r>
+                          </m:e>
+                        </m:acc>
+                      </m:e>
+                      <m:sub>
+                        <m:r>
+                          <w:rPr>
+                            <w:rFonts w:ascii="Cambria Math" w:hAnsi="Cambria Math"/>
+                            <w:lang w:val="en-US"/>
+                          </w:rPr>
+                          <m:t>i</m:t>
+                        </m:r>
+                      </m:sub>
+                    </m:sSub>
+                  </m:e>
+                </m:d>
+                <m:r>
+                  <w:rPr>
+                    <w:rFonts w:ascii="Cambria Math" w:hAnsi="Cambria Math"/>
+                  </w:rPr>
+                  <m:t>-</m:t>
+                </m:r>
+                <m:r>
+                  <w:rPr>
+                    <w:rFonts w:ascii="Cambria Math" w:hAnsi="Cambria Math"/>
+                    <w:lang w:val="en-US"/>
+                  </w:rPr>
+                  <m:t>ε</m:t>
+                </m:r>
+                <m:r>
+                  <w:rPr>
+                    <w:rFonts w:ascii="Cambria Math" w:hAnsi="Cambria Math"/>
+                  </w:rPr>
+                  <m:t>)</m:t>
+                </m:r>
+              </m:e>
+            </m:func>
+          </m:e>
+        </m:nary>
+        <m:r>
+          <w:rPr>
+            <w:rFonts w:ascii="Cambria Math" w:hAnsi="Cambria Math"/>
+          </w:rPr>
+          <m:t>→</m:t>
+        </m:r>
+        <m:r>
+          <w:rPr>
+            <w:rFonts w:ascii="Cambria Math" w:hAnsi="Cambria Math"/>
+            <w:lang w:val="en-US"/>
+          </w:rPr>
+          <m:t>min</m:t>
+        </m:r>
+      </m:oMath>
+      <w:r>
+        <w:t xml:space="preserve">, </w:t>
+      </w:r>
+      <w:r>
+        <w:t>где:</w:t>
+      </w:r>
+    </w:p>
+    <w:p>
+      <w:pPr>
+        <w:pStyle w:val="a2"/>
+        <w:numPr>
+          <w:ilvl w:val="1"/>
+          <w:numId w:val="27"/>
+        </w:numPr>
+      </w:pPr>
+      <m:oMath>
+        <m:r>
+          <w:rPr>
+            <w:rFonts w:ascii="Cambria Math" w:hAnsi="Cambria Math"/>
+          </w:rPr>
+          <m:t>Q</m:t>
+        </m:r>
+      </m:oMath>
+      <w:r>
+        <w:t xml:space="preserve"> – </w:t>
+      </w:r>
+      <w:r>
+        <w:t>ошибка, которая начисляется только за пределами зазора</w:t>
+      </w:r>
+      <w:r>
+        <w:t>;</w:t>
+      </w:r>
+    </w:p>
+    <w:p>
+      <w:pPr>
+        <w:pStyle w:val="a2"/>
+        <w:numPr>
+          <w:ilvl w:val="1"/>
+          <w:numId w:val="27"/>
+        </w:numPr>
+      </w:pPr>
+      <m:oMath>
+        <m:r>
+          <w:rPr>
+            <w:rFonts w:ascii="Cambria Math" w:hAnsi="Cambria Math"/>
+            <w:lang w:val="en-US"/>
+          </w:rPr>
+          <m:t>C</m:t>
+        </m:r>
+      </m:oMath>
+      <w:r>
+        <w:t xml:space="preserve"> – </w:t>
+      </w:r>
+      <w:r>
+        <w:t xml:space="preserve">параметр регуляризации, </w:t>
+      </w:r>
+      <w:r>
+        <w:t>определяющий</w:t>
+      </w:r>
+      <w:r>
+        <w:t xml:space="preserve"> </w:t>
+      </w:r>
+      <w:r>
+        <w:t>силу штрафа за непопадание точки в границы зазора</w:t>
+      </w:r>
+      <w:r>
+        <w:t>;</w:t>
+      </w:r>
+    </w:p>
+    <w:p>
+      <w:pPr>
+        <w:pStyle w:val="a2"/>
+        <w:numPr>
+          <w:ilvl w:val="1"/>
+          <w:numId w:val="27"/>
+        </w:numPr>
+      </w:pPr>
+      <m:oMath>
+        <m:r>
+          <w:rPr>
+            <w:rFonts w:ascii="Cambria Math" w:hAnsi="Cambria Math"/>
+            <w:lang w:val="en-US"/>
+          </w:rPr>
+          <m:t>ε</m:t>
+        </m:r>
+      </m:oMath>
+      <w:r>
+        <w:t xml:space="preserve"> – ширина зазора</w:t>
+      </w:r>
+      <w:r>
+        <w:rPr>
+          <w:lang w:val="en-US"/>
+        </w:rPr>
+        <w:t>;</w:t>
+      </w:r>
+    </w:p>
+    <w:p>
+      <w:pPr>
+        <w:pStyle w:val="a2"/>
+        <w:numPr>
+          <w:ilvl w:val="1"/>
+          <w:numId w:val="27"/>
+        </w:numPr>
+      </w:pPr>
+      <m:oMath>
+        <m:sSub>
+          <m:sSubPr>
+            <m:ctrlPr>
+              <w:rPr>
+                <w:rFonts w:ascii="Cambria Math" w:hAnsi="Cambria Math"/>
+                <w:i/>
+              </w:rPr>
+            </m:ctrlPr>
+          </m:sSubPr>
+          <m:e>
+            <m:r>
+              <w:rPr>
+                <w:rFonts w:ascii="Cambria Math" w:hAnsi="Cambria Math"/>
+              </w:rPr>
+              <m:t>y</m:t>
+            </m:r>
+          </m:e>
+          <m:sub>
+            <m:r>
+              <w:rPr>
+                <w:rFonts w:ascii="Cambria Math" w:hAnsi="Cambria Math"/>
+              </w:rPr>
+              <m:t>i</m:t>
+            </m:r>
+          </m:sub>
+        </m:sSub>
+      </m:oMath>
+      <w:r>
+        <w:rPr>
+          <w:lang w:val="en-US"/>
+        </w:rPr>
+        <w:t xml:space="preserve"> – </w:t>
+      </w:r>
+      <w:r>
+        <w:t>фактическое значение</w:t>
+      </w:r>
+      <w:r>
+        <w:rPr>
+          <w:lang w:val="en-US"/>
+        </w:rPr>
+        <w:t>;</w:t>
+      </w:r>
+    </w:p>
+    <w:p>
+      <w:pPr>
+        <w:pStyle w:val="a2"/>
+        <w:numPr>
+          <w:ilvl w:val="1"/>
+          <w:numId w:val="27"/>
+        </w:numPr>
+      </w:pPr>
+      <m:oMath>
+        <m:sSub>
+          <m:sSubPr>
+            <m:ctrlPr>
+              <w:rPr>
+                <w:rFonts w:ascii="Cambria Math" w:hAnsi="Cambria Math"/>
+                <w:i/>
+                <w:lang w:val="en-US"/>
+              </w:rPr>
+            </m:ctrlPr>
+          </m:sSubPr>
+          <m:e>
+            <m:acc>
+              <m:accPr>
+                <m:ctrlPr>
+                  <w:rPr>
+                    <w:rFonts w:ascii="Cambria Math" w:hAnsi="Cambria Math"/>
+                    <w:i/>
+                    <w:lang w:val="en-US"/>
+                  </w:rPr>
+                </m:ctrlPr>
+              </m:accPr>
+              <m:e>
+                <m:r>
+                  <w:rPr>
+                    <w:rFonts w:ascii="Cambria Math" w:hAnsi="Cambria Math"/>
+                    <w:lang w:val="en-US"/>
+                  </w:rPr>
+                  <m:t>y</m:t>
+                </m:r>
+              </m:e>
+            </m:acc>
+          </m:e>
+          <m:sub>
+            <m:r>
+              <w:rPr>
+                <w:rFonts w:ascii="Cambria Math" w:hAnsi="Cambria Math"/>
+                <w:lang w:val="en-US"/>
+              </w:rPr>
+              <m:t>i</m:t>
+            </m:r>
+          </m:sub>
+        </m:sSub>
+        <m:r>
+          <w:rPr>
+            <w:rFonts w:ascii="Cambria Math" w:hAnsi="Cambria Math"/>
+          </w:rPr>
+          <m:t>=</m:t>
+        </m:r>
+        <m:sSup>
+          <m:sSupPr>
+            <m:ctrlPr>
+              <w:rPr>
+                <w:rFonts w:ascii="Cambria Math" w:hAnsi="Cambria Math"/>
+                <w:i/>
+                <w:lang w:val="en-US"/>
+              </w:rPr>
+            </m:ctrlPr>
+          </m:sSupPr>
+          <m:e>
+            <m:r>
+              <w:rPr>
+                <w:rFonts w:ascii="Cambria Math" w:hAnsi="Cambria Math"/>
+              </w:rPr>
+              <m:t>w</m:t>
+            </m:r>
+          </m:e>
+          <m:sup>
+            <m:r>
+              <w:rPr>
+                <w:rFonts w:ascii="Cambria Math" w:hAnsi="Cambria Math"/>
+                <w:lang w:val="en-US"/>
+              </w:rPr>
+              <m:t>T</m:t>
+            </m:r>
+          </m:sup>
+        </m:sSup>
+        <m:r>
+          <w:rPr>
+            <w:rFonts w:ascii="Cambria Math" w:hAnsi="Cambria Math"/>
+            <w:lang w:val="en-US"/>
+          </w:rPr>
+          <m:t>ϕ</m:t>
+        </m:r>
+        <m:d>
+          <m:dPr>
+            <m:ctrlPr>
+              <w:rPr>
+                <w:rFonts w:ascii="Cambria Math" w:hAnsi="Cambria Math"/>
+                <w:i/>
+              </w:rPr>
+            </m:ctrlPr>
+          </m:dPr>
+          <m:e>
+            <m:sSub>
+              <m:sSubPr>
+                <m:ctrlPr>
+                  <w:rPr>
+                    <w:rFonts w:ascii="Cambria Math" w:hAnsi="Cambria Math"/>
+                    <w:i/>
+                    <w:lang w:val="en-US"/>
+                  </w:rPr>
+                </m:ctrlPr>
+              </m:sSubPr>
+              <m:e>
+                <m:r>
+                  <w:rPr>
+                    <w:rFonts w:ascii="Cambria Math" w:hAnsi="Cambria Math"/>
+                    <w:lang w:val="en-US"/>
+                  </w:rPr>
+                  <m:t>x</m:t>
+                </m:r>
+              </m:e>
+              <m:sub>
+                <m:r>
+                  <w:rPr>
+                    <w:rFonts w:ascii="Cambria Math" w:hAnsi="Cambria Math"/>
+                    <w:lang w:val="en-US"/>
+                  </w:rPr>
+                  <m:t>i</m:t>
+                </m:r>
+              </m:sub>
+            </m:sSub>
+          </m:e>
+        </m:d>
+        <m:r>
+          <w:rPr>
+            <w:rFonts w:ascii="Cambria Math" w:hAnsi="Cambria Math"/>
+          </w:rPr>
+          <m:t>+</m:t>
+        </m:r>
+        <m:r>
+          <w:rPr>
+            <w:rFonts w:ascii="Cambria Math" w:hAnsi="Cambria Math"/>
+            <w:lang w:val="en-US"/>
+          </w:rPr>
+          <m:t>b</m:t>
+        </m:r>
+      </m:oMath>
+      <w:r>
+        <w:t xml:space="preserve"> </w:t>
+      </w:r>
+      <w:r>
+        <w:t xml:space="preserve">– </w:t>
+      </w:r>
+      <w:r>
+        <w:t>предсказанное значение</w:t>
+      </w:r>
+      <w:r>
+        <w:t>, где:</w:t>
+      </w:r>
+    </w:p>
+    <w:p>
+      <w:pPr>
+        <w:pStyle w:val="a2"/>
+        <w:numPr>
+          <w:ilvl w:val="2"/>
+          <w:numId w:val="27"/>
+        </w:numPr>
+      </w:pPr>
+      <m:oMath>
+        <m:r>
+          <w:rPr>
+            <w:rFonts w:ascii="Cambria Math" w:hAnsi="Cambria Math"/>
+            <w:lang w:val="en-US"/>
+          </w:rPr>
+          <m:t>w</m:t>
+        </m:r>
+      </m:oMath>
+      <w:r>
+        <w:rPr>
+          <w:lang w:val="en-US"/>
+        </w:rPr>
+        <w:t xml:space="preserve"> – </w:t>
+      </w:r>
+      <w:r>
+        <w:t>вектор весов</w:t>
+      </w:r>
+      <w:r>
+        <w:rPr>
+          <w:lang w:val="en-US"/>
+        </w:rPr>
+        <w:t>;</w:t>
+      </w:r>
+    </w:p>
+    <w:p>
+      <w:pPr>
+        <w:pStyle w:val="a2"/>
+        <w:numPr>
+          <w:ilvl w:val="2"/>
+          <w:numId w:val="27"/>
+        </w:numPr>
+      </w:pPr>
+      <m:oMath>
+        <m:r>
+          <w:rPr>
+            <w:rFonts w:ascii="Cambria Math" w:hAnsi="Cambria Math"/>
+            <w:lang w:val="en-US"/>
+          </w:rPr>
+          <m:t>ϕ</m:t>
+        </m:r>
+        <m:d>
+          <m:dPr>
+            <m:ctrlPr>
+              <w:rPr>
+                <w:rFonts w:ascii="Cambria Math" w:hAnsi="Cambria Math"/>
+                <w:i/>
+              </w:rPr>
+            </m:ctrlPr>
+          </m:dPr>
+          <m:e>
+            <m:sSub>
+              <m:sSubPr>
+                <m:ctrlPr>
+                  <w:rPr>
+                    <w:rFonts w:ascii="Cambria Math" w:hAnsi="Cambria Math"/>
+                    <w:i/>
+                    <w:lang w:val="en-US"/>
+                  </w:rPr>
+                </m:ctrlPr>
+              </m:sSubPr>
+              <m:e>
+                <m:r>
+                  <w:rPr>
+                    <w:rFonts w:ascii="Cambria Math" w:hAnsi="Cambria Math"/>
+                    <w:lang w:val="en-US"/>
+                  </w:rPr>
+                  <m:t>x</m:t>
+                </m:r>
+              </m:e>
+              <m:sub>
+                <m:r>
+                  <w:rPr>
+                    <w:rFonts w:ascii="Cambria Math" w:hAnsi="Cambria Math"/>
+                    <w:lang w:val="en-US"/>
+                  </w:rPr>
+                  <m:t>i</m:t>
+                </m:r>
+              </m:sub>
+            </m:sSub>
+          </m:e>
+        </m:d>
+      </m:oMath>
+      <w:r>
+        <w:t xml:space="preserve"> – ядро, </w:t>
+      </w:r>
+      <w:r>
+        <w:t>отображ</w:t>
+      </w:r>
+      <w:r>
+        <w:t>ающее</w:t>
+      </w:r>
+      <w:r>
+        <w:t xml:space="preserve"> </w:t>
+      </w:r>
+      <w:r>
+        <w:t xml:space="preserve">признаки из </w:t>
+      </w:r>
+      <w:r>
+        <w:t>исходно</w:t>
+      </w:r>
+      <w:r>
+        <w:t>го</w:t>
+      </w:r>
+      <w:r>
+        <w:t xml:space="preserve"> пространств</w:t>
+      </w:r>
+      <w:r>
+        <w:t>а</w:t>
+      </w:r>
+      <w:r>
+        <w:t xml:space="preserve"> в пространство более высокой размерности</w:t>
+      </w:r>
+      <w:r>
+        <w:t>;</w:t>
+      </w:r>
+    </w:p>
+    <w:p>
+      <w:pPr>
+        <w:pStyle w:val="a2"/>
+        <w:numPr>
+          <w:ilvl w:val="2"/>
+          <w:numId w:val="27"/>
+        </w:numPr>
+      </w:pPr>
+      <m:oMath>
+        <m:r>
+          <w:rPr>
+            <w:rFonts w:ascii="Cambria Math" w:hAnsi="Cambria Math"/>
+            <w:lang w:val="en-US"/>
+          </w:rPr>
+          <m:t>b</m:t>
+        </m:r>
+      </m:oMath>
+      <w:r>
+        <w:rPr>
+          <w:lang w:val="en-US"/>
+        </w:rPr>
+        <w:t xml:space="preserve"> – </w:t>
+      </w:r>
+      <w:r>
+        <w:t>смещение</w:t>
+      </w:r>
+      <w:r>
+        <w:rPr>
+          <w:lang w:val="en-US"/>
+        </w:rPr>
+        <w:t>.</w:t>
+      </w:r>
+      <w:r>
+        <w:t xml:space="preserve"> </w:t>
+      </w:r>
+    </w:p>
+    <w:p>
+      <w:pPr>
+        <w:pStyle w:val="a2"/>
+      </w:pPr>
+      <w:r>
+        <w:t xml:space="preserve">На </w:t>
+      </w:r>
+      <w:r>
+        <w:fldChar w:fldCharType="begin"/>
+      </w:r>
+      <w:r>
+        <w:instrText xml:space="preserve"> REF _Ref229788386 \h </w:instrText>
+      </w:r>
+      <w:r>
+        <w:fldChar w:fldCharType="separate"/>
+      </w:r>
+      <w:r>
+        <w:t xml:space="preserve">рисунке </w:t>
+      </w:r>
+      <w:r>
+        <w:rPr>
+          <w:noProof/>
+        </w:rPr>
+        <w:t>4</w:t>
+      </w:r>
+      <w:r>
+        <w:t>.</w:t>
+      </w:r>
+      <w:r>
+        <w:rPr>
+          <w:noProof/>
+        </w:rPr>
+        <w:t>2</w:t>
+      </w:r>
+      <w:r>
+        <w:fldChar w:fldCharType="end"/>
+      </w:r>
+      <w:r>
+        <w:t xml:space="preserve"> приведен пример </w:t>
+      </w:r>
+      <w:r>
+        <w:t>метода опорных векторов для линейной регрессии</w:t>
+      </w:r>
+      <w:r>
+        <w:t>.</w:t>
+      </w:r>
+    </w:p>
+    <w:p>
+      <w:pPr>
+        <w:pStyle w:val="a2"/>
+        <w:ind w:left="708" w:firstLine="0"/>
+        <w:jc w:val="center"/>
+      </w:pPr>
+      <w:r>
+        <w:lastRenderedPageBreak/>
+        <w:drawing>
+          <wp:inline distT="0" distB="0" distL="0" distR="0" wp14:anchorId="62ECA499" wp14:editId="5948075C">
+            <wp:extent cx="5867539" cy="4783455"/>
+            <wp:effectExtent l="0" t="0" r="0" b="0"/>
+            <wp:docPr id="945361703" name="Рисунок 1"/>
+            <wp:cNvGraphicFramePr>
+              <a:graphicFrameLocks xmlns:a="http://schemas.openxmlformats.org/drawingml/2006/main" noChangeAspect="1"/>
+            </wp:cNvGraphicFramePr>
+            <a:graphic xmlns:a="http://schemas.openxmlformats.org/drawingml/2006/main">
+              <a:graphicData uri="http://schemas.openxmlformats.org/drawingml/2006/picture">
+                <pic:pic xmlns:pic="http://schemas.openxmlformats.org/drawingml/2006/picture">
+                  <pic:nvPicPr>
+                    <pic:cNvPr id="945361703" name=""/>
+                    <pic:cNvPicPr/>
+                  </pic:nvPicPr>
+                  <pic:blipFill>
+                    <a:blip r:embed="rId14"/>
+                    <a:stretch>
+                      <a:fillRect/>
+                    </a:stretch>
+                  </pic:blipFill>
+                  <pic:spPr>
+                    <a:xfrm>
+                      <a:off x="0" y="0"/>
+                      <a:ext cx="5868593" cy="4784314"/>
+                    </a:xfrm>
+                    <a:prstGeom prst="rect">
+                      <a:avLst/>
+                    </a:prstGeom>
+                  </pic:spPr>
+                </pic:pic>
+              </a:graphicData>
+            </a:graphic>
+          </wp:inline>
+        </w:drawing>
+      </w:r>
+    </w:p>
+    <w:p>
+      <w:pPr>
+        <w:pStyle w:val="ab"/>
+      </w:pPr>
+      <w:bookmarkStart w:id="17" w:name="_Ref229788386"/>
+      <w:r>
+        <w:t xml:space="preserve">Рисунок </w:t>
+      </w:r>
+      <w:r>
+        <w:fldChar w:fldCharType="begin"/>
+      </w:r>
+      <w:r>
+        <w:instrText xml:space="preserve"> STYLEREF 1 \s </w:instrText>
+      </w:r>
+      <w:r>
+        <w:fldChar w:fldCharType="separate"/>
+      </w:r>
+      <w:r>
+        <w:rPr>
+          <w:noProof/>
+        </w:rPr>
+        <w:t>4</w:t>
+      </w:r>
+      <w:r>
+        <w:fldChar w:fldCharType="end"/>
+      </w:r>
+      <w:r>
+        <w:t>.</w:t>
+      </w:r>
+      <w:r>
+        <w:fldChar w:fldCharType="begin"/>
+      </w:r>
+      <w:r>
+        <w:instrText xml:space="preserve"> SEQ Рисунок \* ARABIC \s 1 </w:instrText>
+      </w:r>
+      <w:r>
+        <w:fldChar w:fldCharType="separate"/>
+      </w:r>
+      <w:r>
+        <w:rPr>
+          <w:noProof/>
+        </w:rPr>
+        <w:t>2</w:t>
+      </w:r>
+      <w:r>
+        <w:fldChar w:fldCharType="end"/>
+      </w:r>
+      <w:bookmarkEnd w:id="17"/>
+      <w:r>
+        <w:t xml:space="preserve"> – Пример метода опорных векторов для линейной регрессии</w:t>
+      </w:r>
+    </w:p>
+    <w:p>
+      <w:pPr>
+        <w:pStyle w:val="a2"/>
+      </w:pPr>
+      <w:r>
+        <w:t>Данный алгоритм обладает такими преимуществами, как:</w:t>
+      </w:r>
+    </w:p>
+    <w:p>
+      <w:pPr>
+        <w:pStyle w:val="a2"/>
+        <w:numPr>
+          <w:ilvl w:val="0"/>
+          <w:numId w:val="27"/>
+        </w:numPr>
+      </w:pPr>
+      <w:r>
+        <w:t>устойчивость – точность метода не снижается из-за выбросов благодаря зазорам</w:t>
+      </w:r>
+      <w:r>
+        <w:t>;</w:t>
+      </w:r>
+    </w:p>
+    <w:p>
+      <w:pPr>
+        <w:pStyle w:val="a2"/>
+        <w:numPr>
+          <w:ilvl w:val="0"/>
+          <w:numId w:val="27"/>
+        </w:numPr>
+      </w:pPr>
+      <w:r>
+        <w:t>ядро – позволяет моделировать нелинейные зависимости между переменными</w:t>
+      </w:r>
+      <w:r>
+        <w:t>;</w:t>
+      </w:r>
+    </w:p>
+    <w:p>
+      <w:pPr>
+        <w:pStyle w:val="a2"/>
+        <w:numPr>
+          <w:ilvl w:val="0"/>
+          <w:numId w:val="27"/>
+        </w:numPr>
+      </w:pPr>
+      <w:r>
+        <w:t xml:space="preserve">выпуклость – гарантирует нахождение оптимального решения (в рамках заданных </w:t>
+      </w:r>
+      <w:proofErr w:type="spellStart"/>
+      <w:r>
+        <w:t>гиперпараметров</w:t>
+      </w:r>
+      <w:proofErr w:type="spellEnd"/>
+      <w:r>
+        <w:t>), так как задача выпуклая</w:t>
+      </w:r>
+      <w:r>
+        <w:t>;</w:t>
+      </w:r>
+    </w:p>
+    <w:p>
+      <w:pPr>
+        <w:pStyle w:val="a2"/>
+        <w:numPr>
+          <w:ilvl w:val="0"/>
+          <w:numId w:val="27"/>
+        </w:numPr>
+      </w:pPr>
+      <w:r>
+        <w:t>простота – метод опорных векторов имеет реализацию в библиотеках машинного обучения.</w:t>
+      </w:r>
+    </w:p>
+    <w:p>
+      <w:pPr>
+        <w:pStyle w:val="a2"/>
+      </w:pPr>
+      <w:r>
+        <w:t>Недостатк</w:t>
+      </w:r>
+      <w:r>
+        <w:t xml:space="preserve">ами метода </w:t>
+      </w:r>
+      <w:r>
+        <w:t>опорных векторов</w:t>
+      </w:r>
+      <w:r>
+        <w:t xml:space="preserve"> являются:</w:t>
+      </w:r>
+    </w:p>
+    <w:p>
+      <w:pPr>
+        <w:pStyle w:val="a2"/>
+        <w:numPr>
+          <w:ilvl w:val="0"/>
+          <w:numId w:val="27"/>
+        </w:numPr>
+      </w:pPr>
+      <w:proofErr w:type="spellStart"/>
+      <w:r>
+        <w:t>гиперпараметр</w:t>
+      </w:r>
+      <w:r>
+        <w:t>ы</w:t>
+      </w:r>
+      <w:proofErr w:type="spellEnd"/>
+      <w:r>
+        <w:t xml:space="preserve"> – необходимость самостоятельно выбирать регуляризацию, зазор и тип ядра</w:t>
+      </w:r>
+      <w:r>
+        <w:t>;</w:t>
+      </w:r>
+      <w:r>
+        <w:t xml:space="preserve"> </w:t>
+      </w:r>
+    </w:p>
+    <w:p>
+      <w:pPr>
+        <w:pStyle w:val="a2"/>
+        <w:numPr>
+          <w:ilvl w:val="0"/>
+          <w:numId w:val="27"/>
+        </w:numPr>
+      </w:pPr>
+      <w:r>
+        <w:lastRenderedPageBreak/>
+        <w:t>скорость – при большой обучающей выборки обучение модели может занять много времени</w:t>
+      </w:r>
+      <w:r>
+        <w:t>;</w:t>
+      </w:r>
+    </w:p>
+    <w:p>
+      <w:pPr>
+        <w:pStyle w:val="a2"/>
+        <w:numPr>
+          <w:ilvl w:val="0"/>
+          <w:numId w:val="27"/>
+        </w:numPr>
+      </w:pPr>
+      <w:r>
+        <w:t>интерпрет</w:t>
+      </w:r>
+      <w:r>
+        <w:t>ируемость</w:t>
+      </w:r>
+      <w:r>
+        <w:t xml:space="preserve"> </w:t>
+      </w:r>
+      <w:r>
+        <w:t>–</w:t>
+      </w:r>
+      <w:r>
+        <w:t xml:space="preserve"> </w:t>
+      </w:r>
+      <w:r>
+        <w:t xml:space="preserve">полученную модель сложно интерпретировать, так как </w:t>
+      </w:r>
+      <w:r>
+        <w:t xml:space="preserve">коэффициенты наглядно </w:t>
+      </w:r>
+      <w:r>
+        <w:t xml:space="preserve">не показывают </w:t>
+      </w:r>
+      <w:r>
+        <w:t>важность каждого фактора</w:t>
+      </w:r>
+      <w:r>
+        <w:t>.</w:t>
+      </w:r>
+    </w:p>
+    <w:p>
+      <w:pPr>
+        <w:pStyle w:val="2"/>
+      </w:pPr>
+      <w:bookmarkStart w:id="18" w:name="_Toc229881647"/>
+      <w:r>
+        <w:t>Случайный лес</w:t>
+      </w:r>
+      <w:bookmarkEnd w:id="18"/>
+    </w:p>
+    <w:p>
+      <w:pPr>
+        <w:pStyle w:val="a2"/>
+      </w:pPr>
+      <w:r>
+        <w:t xml:space="preserve">Случайный лес </w:t>
+      </w:r>
+      <w:r>
+        <w:t>[</w:t>
+      </w:r>
+      <w:r>
+        <w:fldChar w:fldCharType="begin"/>
+      </w:r>
+      <w:r>
+        <w:instrText xml:space="preserve"> </w:instrText>
+      </w:r>
+      <w:r>
+        <w:rPr>
+          <w:lang w:val="en-US"/>
+        </w:rPr>
+        <w:instrText>REF</w:instrText>
+      </w:r>
+      <w:r>
+        <w:instrText xml:space="preserve"> _</w:instrText>
+      </w:r>
+      <w:r>
+        <w:rPr>
+          <w:lang w:val="en-US"/>
+        </w:rPr>
+        <w:instrText>Ref</w:instrText>
+      </w:r>
+      <w:r>
+        <w:instrText>229868128 \</w:instrText>
+      </w:r>
+      <w:r>
+        <w:rPr>
+          <w:lang w:val="en-US"/>
+        </w:rPr>
+        <w:instrText>r</w:instrText>
+      </w:r>
+      <w:r>
+        <w:instrText xml:space="preserve"> \</w:instrText>
+      </w:r>
+      <w:r>
+        <w:rPr>
+          <w:lang w:val="en-US"/>
+        </w:rPr>
+        <w:instrText>h</w:instrText>
+      </w:r>
+      <w:r>
+        <w:instrText xml:space="preserve"> </w:instrText>
+      </w:r>
+      <w:r>
+        <w:fldChar w:fldCharType="separate"/>
+      </w:r>
+      <w:r>
+        <w:t>33</w:t>
+      </w:r>
+      <w:r>
+        <w:fldChar w:fldCharType="end"/>
+      </w:r>
+      <w:r>
+        <w:t xml:space="preserve">, </w:t>
+      </w:r>
+      <w:r>
+        <w:fldChar w:fldCharType="begin"/>
+      </w:r>
+      <w:r>
+        <w:instrText xml:space="preserve"> REF _Ref229868129 \r \h </w:instrText>
+      </w:r>
+      <w:r>
+        <w:fldChar w:fldCharType="separate"/>
+      </w:r>
+      <w:r>
+        <w:t>34</w:t>
+      </w:r>
+      <w:r>
+        <w:fldChar w:fldCharType="end"/>
+      </w:r>
+      <w:r>
+        <w:t>]</w:t>
+      </w:r>
+      <w:r>
+        <w:t xml:space="preserve"> – это ансамблевый алгоритм машинного обучения, который основана на построение некоторого количества деревьев решений. Основная идея метода как раз и заключается в использовании комбинации простых моделей – деревьев, которые принимают решения по-отдельности, после чего агрегируются все их ответы: в случае задачи регрессии в качестве агрегации используется среднее арифметическое всех ответов.</w:t>
+      </w:r>
+    </w:p>
+    <w:p>
+      <w:pPr>
+        <w:pStyle w:val="a2"/>
+      </w:pPr>
+      <w:r>
+        <w:fldChar w:fldCharType="begin"/>
+      </w:r>
+      <w:r>
+        <w:instrText xml:space="preserve"> REF _Ref229870518 \h </w:instrText>
+      </w:r>
+      <w:r>
+        <w:fldChar w:fldCharType="separate"/>
+      </w:r>
+      <w:r>
+        <w:t xml:space="preserve">Рисунок </w:t>
+      </w:r>
+      <w:r>
+        <w:rPr>
+          <w:noProof/>
+        </w:rPr>
+        <w:t>4</w:t>
+      </w:r>
+      <w:r>
+        <w:t>.</w:t>
+      </w:r>
+      <w:r>
+        <w:rPr>
+          <w:noProof/>
+        </w:rPr>
+        <w:t>3</w:t>
+      </w:r>
+      <w:r>
+        <w:fldChar w:fldCharType="end"/>
+      </w:r>
+      <w:r>
+        <w:t xml:space="preserve"> содержит пример дерева решений.</w:t>
+      </w:r>
+    </w:p>
+    <w:p>
+      <w:pPr>
+        <w:pStyle w:val="a2"/>
+        <w:jc w:val="center"/>
+      </w:pPr>
+      <w:r>
+        <w:drawing>
+          <wp:inline distT="0" distB="0" distL="0" distR="0" wp14:anchorId="3CD1FCA3" wp14:editId="5ED5DA3F">
+            <wp:extent cx="4658375" cy="4277322"/>
+            <wp:effectExtent l="0" t="0" r="8890" b="9525"/>
+            <wp:docPr id="2032781594" name="Рисунок 1"/>
+            <wp:cNvGraphicFramePr>
+              <a:graphicFrameLocks xmlns:a="http://schemas.openxmlformats.org/drawingml/2006/main" noChangeAspect="1"/>
+            </wp:cNvGraphicFramePr>
+            <a:graphic xmlns:a="http://schemas.openxmlformats.org/drawingml/2006/main">
+              <a:graphicData uri="http://schemas.openxmlformats.org/drawingml/2006/picture">
+                <pic:pic xmlns:pic="http://schemas.openxmlformats.org/drawingml/2006/picture">
+                  <pic:nvPicPr>
+                    <pic:cNvPr id="2032781594" name=""/>
+                    <pic:cNvPicPr/>
+                  </pic:nvPicPr>
+                  <pic:blipFill>
+                    <a:blip r:embed="rId15"/>
+                    <a:stretch>
+                      <a:fillRect/>
+                    </a:stretch>
+                  </pic:blipFill>
+                  <pic:spPr>
+                    <a:xfrm>
+                      <a:off x="0" y="0"/>
+                      <a:ext cx="4658375" cy="4277322"/>
+                    </a:xfrm>
+                    <a:prstGeom prst="rect">
+                      <a:avLst/>
+                    </a:prstGeom>
+                  </pic:spPr>
+                </pic:pic>
+              </a:graphicData>
+            </a:graphic>
+          </wp:inline>
+        </w:drawing>
+      </w:r>
+    </w:p>
+    <w:p>
+      <w:pPr>
+        <w:pStyle w:val="ab"/>
+      </w:pPr>
+      <w:bookmarkStart w:id="19" w:name="_Ref229870518"/>
+      <w:r>
+        <w:t xml:space="preserve">Рисунок </w:t>
+      </w:r>
+      <w:r>
+        <w:fldChar w:fldCharType="begin"/>
+      </w:r>
+      <w:r>
+        <w:instrText xml:space="preserve"> STYLEREF 1 \s </w:instrText>
+      </w:r>
+      <w:r>
+        <w:fldChar w:fldCharType="separate"/>
+      </w:r>
+      <w:r>
+        <w:rPr>
+          <w:noProof/>
+        </w:rPr>
+        <w:t>4</w:t>
+      </w:r>
+      <w:r>
+        <w:fldChar w:fldCharType="end"/>
+      </w:r>
+      <w:r>
+        <w:t>.</w:t>
+      </w:r>
+      <w:r>
+        <w:fldChar w:fldCharType="begin"/>
+      </w:r>
+      <w:r>
+        <w:instrText xml:space="preserve"> SEQ Рисунок \* ARABIC \s 1 </w:instrText>
+      </w:r>
+      <w:r>
+        <w:fldChar w:fldCharType="separate"/>
+      </w:r>
+      <w:r>
+        <w:rPr>
+          <w:noProof/>
+        </w:rPr>
+        <w:t>3</w:t>
+      </w:r>
+      <w:r>
+        <w:fldChar w:fldCharType="end"/>
+      </w:r>
+      <w:bookmarkEnd w:id="19"/>
+      <w:r>
+        <w:t xml:space="preserve"> – Пример дерева решений</w:t>
+      </w:r>
+    </w:p>
+    <w:p>
+      <w:pPr>
+        <w:pStyle w:val="a2"/>
+      </w:pPr>
+      <w:r>
+        <w:lastRenderedPageBreak/>
+        <w:t>Для обучения деревьев используются два принципа:</w:t>
+      </w:r>
+    </w:p>
+    <w:p>
+      <w:pPr>
+        <w:pStyle w:val="a2"/>
+        <w:numPr>
+          <w:ilvl w:val="0"/>
+          <w:numId w:val="28"/>
+        </w:numPr>
+      </w:pPr>
+      <w:proofErr w:type="spellStart"/>
+      <w:r>
+        <w:t>бэггинг</w:t>
+      </w:r>
+      <w:proofErr w:type="spellEnd"/>
+      <w:r>
+        <w:t xml:space="preserve"> – </w:t>
+      </w:r>
+      <w:r>
+        <w:t>каждое дерево обучается на небольшом случайном поднаборе и</w:t>
+      </w:r>
+      <w:r>
+        <w:t>з</w:t>
+      </w:r>
+      <w:r>
+        <w:t xml:space="preserve"> исходных данных, при этом выборка происходит с возвращением, то есть они </w:t>
+      </w:r>
+      <w:r>
+        <w:t>[</w:t>
+      </w:r>
+      <w:r>
+        <w:t>выборки</w:t>
+      </w:r>
+      <w:r>
+        <w:t>]</w:t>
+      </w:r>
+      <w:r>
+        <w:t xml:space="preserve"> </w:t>
+      </w:r>
+      <w:r>
+        <w:t>имеют</w:t>
+      </w:r>
+      <w:r>
+        <w:t xml:space="preserve"> одинаковые примеры</w:t>
+      </w:r>
+      <w:r>
+        <w:t>;</w:t>
+      </w:r>
+    </w:p>
+    <w:p>
+      <w:pPr>
+        <w:pStyle w:val="a2"/>
+        <w:numPr>
+          <w:ilvl w:val="0"/>
+          <w:numId w:val="28"/>
+        </w:numPr>
+      </w:pPr>
+      <w:r>
+        <w:t xml:space="preserve">случайный выбор признаков – </w:t>
+      </w:r>
+      <w:r>
+        <w:t>каждый узел дерева также получает не все признаки для рассмотрения, а только некоторую случайную часть</w:t>
+      </w:r>
+      <w:r>
+        <w:t>.</w:t>
+      </w:r>
+    </w:p>
+    <w:p>
+      <w:pPr>
+        <w:pStyle w:val="a2"/>
+      </w:pPr>
+      <w:r>
+        <w:t xml:space="preserve">Алгоритм </w:t>
+      </w:r>
+      <w:r>
+        <w:t>обучения</w:t>
+      </w:r>
+      <w:r>
+        <w:t xml:space="preserve"> метода случайного леса</w:t>
+      </w:r>
+      <w:r>
+        <w:t xml:space="preserve"> </w:t>
+      </w:r>
+      <w:r>
+        <w:t>для задачи регрессии</w:t>
+      </w:r>
+      <w:r>
+        <w:t xml:space="preserve"> следующий</w:t>
+      </w:r>
+      <w:r>
+        <w:t xml:space="preserve"> (</w:t>
+      </w:r>
+      <w:r>
+        <w:fldChar w:fldCharType="begin"/>
+      </w:r>
+      <w:r>
+        <w:instrText xml:space="preserve"> REF _Ref229877543 \h </w:instrText>
+      </w:r>
+      <w:r>
+        <w:fldChar w:fldCharType="separate"/>
+      </w:r>
+      <w:r>
+        <w:t xml:space="preserve">рисунок </w:t>
+      </w:r>
+      <w:r>
+        <w:rPr>
+          <w:noProof/>
+        </w:rPr>
+        <w:t>4</w:t>
+      </w:r>
+      <w:r>
+        <w:t>.</w:t>
+      </w:r>
+      <w:r>
+        <w:rPr>
+          <w:noProof/>
+        </w:rPr>
+        <w:t>4</w:t>
+      </w:r>
+      <w:r>
+        <w:fldChar w:fldCharType="end"/>
+      </w:r>
+      <w:r>
+        <w:t>)</w:t>
+      </w:r>
+      <w:r>
+        <w:t>:</w:t>
+      </w:r>
+    </w:p>
+    <w:p>
+      <w:pPr>
+        <w:pStyle w:val="a2"/>
+        <w:numPr>
+          <w:ilvl w:val="0"/>
+          <w:numId w:val="29"/>
+        </w:numPr>
+      </w:pPr>
+      <w:r>
+        <w:t xml:space="preserve">Построить </w:t>
+      </w:r>
+      <m:oMath>
+        <m:r>
+          <w:rPr>
+            <w:rFonts w:ascii="Cambria Math" w:hAnsi="Cambria Math"/>
+          </w:rPr>
+          <m:t>N</m:t>
+        </m:r>
+      </m:oMath>
+      <w:r>
+        <w:t xml:space="preserve"> </w:t>
+      </w:r>
+      <w:r>
+        <w:t xml:space="preserve">случайных выборок – поднаборов </w:t>
+      </w:r>
+      <w:r>
+        <w:t>из исходных данных</w:t>
+      </w:r>
+      <w:r>
+        <w:t xml:space="preserve">; </w:t>
+      </w:r>
+      <m:oMath>
+        <m:r>
+          <w:rPr>
+            <w:rFonts w:ascii="Cambria Math" w:hAnsi="Cambria Math"/>
+          </w:rPr>
+          <m:t>N</m:t>
+        </m:r>
+      </m:oMath>
+      <w:r>
+        <w:t xml:space="preserve"> </w:t>
+      </w:r>
+      <w:r>
+        <w:t>–</w:t>
+      </w:r>
+      <w:r>
+        <w:t xml:space="preserve"> </w:t>
+      </w:r>
+      <w:r>
+        <w:t xml:space="preserve">это </w:t>
+      </w:r>
+      <w:proofErr w:type="spellStart"/>
+      <w:r>
+        <w:t>гиперпараметр</w:t>
+      </w:r>
+      <w:proofErr w:type="spellEnd"/>
+      <w:r>
+        <w:t>, задаваемый пользователем</w:t>
+      </w:r>
+      <w:r>
+        <w:t>;</w:t>
+      </w:r>
+    </w:p>
+    <w:p>
+      <w:pPr>
+        <w:pStyle w:val="a2"/>
+        <w:numPr>
+          <w:ilvl w:val="0"/>
+          <w:numId w:val="29"/>
+        </w:numPr>
+      </w:pPr>
+      <w:r>
+        <w:t>Для каждой выборки построить дерево решений, где для каждого узла:</w:t>
+      </w:r>
+    </w:p>
+    <w:p>
+      <w:pPr>
+        <w:pStyle w:val="a2"/>
+        <w:numPr>
+          <w:ilvl w:val="1"/>
+          <w:numId w:val="29"/>
+        </w:numPr>
+      </w:pPr>
+      <w:r>
+        <w:t>с</w:t>
+      </w:r>
+      <w:r>
+        <w:t xml:space="preserve">лучайно выбрать подмножество из </w:t>
+      </w:r>
+      <m:oMath>
+        <m:r>
+          <w:rPr>
+            <w:rFonts w:ascii="Cambria Math" w:hAnsi="Cambria Math"/>
+          </w:rPr>
+          <m:t>m</m:t>
+        </m:r>
+      </m:oMath>
+      <w:r>
+        <w:t xml:space="preserve"> </w:t>
+      </w:r>
+      <w:r>
+        <w:t>признаков, где</w:t>
+      </w:r>
+      <w:r>
+        <w:t xml:space="preserve"> </w:t>
+      </w:r>
+      <m:oMath>
+        <m:r>
+          <w:rPr>
+            <w:rFonts w:ascii="Cambria Math" w:hAnsi="Cambria Math"/>
+          </w:rPr>
+          <m:t>m</m:t>
+        </m:r>
+        <m:r>
+          <w:rPr>
+            <w:rFonts w:ascii="Cambria Math" w:hAnsi="Cambria Math"/>
+          </w:rPr>
+          <m:t>=</m:t>
+        </m:r>
+        <m:f>
+          <m:fPr>
+            <m:ctrlPr>
+              <w:rPr>
+                <w:rFonts w:ascii="Cambria Math" w:hAnsi="Cambria Math"/>
+                <w:i/>
+                <w:lang w:val="en-US"/>
+              </w:rPr>
+            </m:ctrlPr>
+          </m:fPr>
+          <m:num>
+            <m:r>
+              <w:rPr>
+                <w:rFonts w:ascii="Cambria Math" w:hAnsi="Cambria Math"/>
+                <w:lang w:val="en-US"/>
+              </w:rPr>
+              <m:t>p</m:t>
+            </m:r>
+          </m:num>
+          <m:den>
+            <m:r>
+              <w:rPr>
+                <w:rFonts w:ascii="Cambria Math" w:hAnsi="Cambria Math"/>
+              </w:rPr>
+              <m:t>3</m:t>
+            </m:r>
+          </m:den>
+        </m:f>
+      </m:oMath>
+      <w:r>
+        <w:t xml:space="preserve"> (</w:t>
+      </w:r>
+      <m:oMath>
+        <m:r>
+          <w:rPr>
+            <w:rFonts w:ascii="Cambria Math" w:hAnsi="Cambria Math"/>
+          </w:rPr>
+          <m:t>p</m:t>
+        </m:r>
+      </m:oMath>
+      <w:r>
+        <w:t xml:space="preserve"> – общее число признаков</w:t>
+      </w:r>
+      <w:r>
+        <w:t xml:space="preserve">), </w:t>
+      </w:r>
+    </w:p>
+    <w:p>
+      <w:pPr>
+        <w:pStyle w:val="a2"/>
+        <w:numPr>
+          <w:ilvl w:val="1"/>
+          <w:numId w:val="29"/>
+        </w:numPr>
+      </w:pPr>
+      <w:r>
+        <w:t xml:space="preserve">определить лучший признак и его пороговое значение, например, с помощью среднеквадратической или </w:t>
+      </w:r>
+      <w:r>
+        <w:t xml:space="preserve">средней </w:t>
+      </w:r>
+      <w:r>
+        <w:t>аб</w:t>
+      </w:r>
+      <w:r>
+        <w:t xml:space="preserve">солютной </w:t>
+      </w:r>
+      <w:r>
+        <w:t>ошибок</w:t>
+      </w:r>
+      <w:r>
+        <w:t>;</w:t>
+      </w:r>
+    </w:p>
+    <w:p>
+      <w:pPr>
+        <w:pStyle w:val="a2"/>
+        <w:numPr>
+          <w:ilvl w:val="1"/>
+          <w:numId w:val="29"/>
+        </w:numPr>
+      </w:pPr>
+      <w:r>
+        <w:t>разделить узел на два дочерних узла (листа)</w:t>
+      </w:r>
+      <w:r>
+        <w:t>,</w:t>
+      </w:r>
+    </w:p>
+    <w:p>
+      <w:pPr>
+        <w:pStyle w:val="a2"/>
+        <w:numPr>
+          <w:ilvl w:val="1"/>
+          <w:numId w:val="29"/>
+        </w:numPr>
+      </w:pPr>
+      <w:r>
+        <w:t>если не выполнены критерии остановки, например, не достигнута заданная глубина, то перейти к «шагу 2» алгоритма.</w:t>
+      </w:r>
+    </w:p>
+    <w:p>
+      <w:pPr>
+        <w:pStyle w:val="a2"/>
+        <w:jc w:val="center"/>
+      </w:pPr>
+      <w:r>
+        <w:lastRenderedPageBreak/>
+        <w:drawing>
+          <wp:inline distT="0" distB="0" distL="0" distR="0" wp14:anchorId="3AEFB494" wp14:editId="127AD324">
+            <wp:extent cx="5937885" cy="4603791"/>
+            <wp:effectExtent l="0" t="0" r="5715" b="6350"/>
+            <wp:docPr id="438528344" name="Рисунок 1"/>
+            <wp:cNvGraphicFramePr>
+              <a:graphicFrameLocks xmlns:a="http://schemas.openxmlformats.org/drawingml/2006/main" noChangeAspect="1"/>
+            </wp:cNvGraphicFramePr>
+            <a:graphic xmlns:a="http://schemas.openxmlformats.org/drawingml/2006/main">
+              <a:graphicData uri="http://schemas.openxmlformats.org/drawingml/2006/picture">
+                <pic:pic xmlns:pic="http://schemas.openxmlformats.org/drawingml/2006/picture">
+                  <pic:nvPicPr>
+                    <pic:cNvPr id="438528344" name=""/>
+                    <pic:cNvPicPr/>
+                  </pic:nvPicPr>
+                  <pic:blipFill>
+                    <a:blip r:embed="rId16"/>
+                    <a:stretch>
+                      <a:fillRect/>
+                    </a:stretch>
+                  </pic:blipFill>
+                  <pic:spPr>
+                    <a:xfrm>
+                      <a:off x="0" y="0"/>
+                      <a:ext cx="5943423" cy="4608085"/>
+                    </a:xfrm>
+                    <a:prstGeom prst="rect">
+                      <a:avLst/>
+                    </a:prstGeom>
+                  </pic:spPr>
+                </pic:pic>
+              </a:graphicData>
+            </a:graphic>
+          </wp:inline>
+        </w:drawing>
+      </w:r>
+    </w:p>
+    <w:p>
+      <w:pPr>
+        <w:pStyle w:val="ab"/>
+      </w:pPr>
+      <w:bookmarkStart w:id="20" w:name="_Ref229877543"/>
+      <w:r>
+        <w:t xml:space="preserve">Рисунок </w:t>
+      </w:r>
+      <w:r>
+        <w:fldChar w:fldCharType="begin"/>
+      </w:r>
+      <w:r>
+        <w:instrText xml:space="preserve"> STYLEREF 1 \s </w:instrText>
+      </w:r>
+      <w:r>
+        <w:fldChar w:fldCharType="separate"/>
+      </w:r>
+      <w:r>
+        <w:rPr>
+          <w:noProof/>
+        </w:rPr>
+        <w:t>4</w:t>
+      </w:r>
+      <w:r>
+        <w:fldChar w:fldCharType="end"/>
+      </w:r>
+      <w:r>
+        <w:t>.</w:t>
+      </w:r>
+      <w:r>
+        <w:fldChar w:fldCharType="begin"/>
+      </w:r>
+      <w:r>
+        <w:instrText xml:space="preserve"> SEQ Рисунок \* ARABIC \s 1 </w:instrText>
+      </w:r>
+      <w:r>
+        <w:fldChar w:fldCharType="separate"/>
+      </w:r>
+      <w:r>
+        <w:rPr>
+          <w:noProof/>
+        </w:rPr>
+        <w:t>4</w:t>
+      </w:r>
+      <w:r>
+        <w:fldChar w:fldCharType="end"/>
+      </w:r>
+      <w:bookmarkEnd w:id="20"/>
+      <w:r>
+        <w:t xml:space="preserve"> – Алгоритм обучения случайного леса</w:t>
+      </w:r>
+    </w:p>
+    <w:p>
+      <w:pPr>
+        <w:pStyle w:val="a2"/>
+      </w:pPr>
+      <w:r>
+        <w:t xml:space="preserve">Прогноз для нового объекта вычисляется как </w:t>
+      </w:r>
+      <w:r>
+        <w:t xml:space="preserve">среднее арифметическое </w:t>
+      </w:r>
+      <w:r>
+        <w:t>прогнозов всех деревьев</w:t>
+      </w:r>
+      <w:r>
+        <w:t xml:space="preserve"> (</w:t>
+      </w:r>
+      <w:r>
+        <w:fldChar w:fldCharType="begin"/>
+      </w:r>
+      <w:r>
+        <w:instrText xml:space="preserve"> REF _Ref229877556 \h </w:instrText>
+      </w:r>
+      <w:r>
+        <w:fldChar w:fldCharType="separate"/>
+      </w:r>
+      <w:r>
+        <w:t xml:space="preserve">рисунок </w:t>
+      </w:r>
+      <w:r>
+        <w:rPr>
+          <w:noProof/>
+        </w:rPr>
+        <w:t>4</w:t>
+      </w:r>
+      <w:r>
+        <w:t>.</w:t>
+      </w:r>
+      <w:r>
+        <w:rPr>
+          <w:noProof/>
+        </w:rPr>
+        <w:t>5</w:t>
+      </w:r>
+      <w:r>
+        <w:fldChar w:fldCharType="end"/>
+      </w:r>
+      <w:r>
+        <w:t>)</w:t>
+      </w:r>
+      <w:r>
+        <w:t xml:space="preserve">: </w:t>
+      </w:r>
+    </w:p>
+    <w:p>
+      <w:pPr>
+        <w:pStyle w:val="a2"/>
+        <w:numPr>
+          <w:ilvl w:val="0"/>
+          <w:numId w:val="30"/>
+        </w:numPr>
+      </w:pPr>
+      <m:oMath>
+        <m:r>
+          <w:rPr>
+            <w:rFonts w:ascii="Cambria Math" w:hAnsi="Cambria Math"/>
+          </w:rPr>
+          <m:t>y</m:t>
+        </m:r>
+        <m:r>
+          <w:rPr>
+            <w:rFonts w:ascii="Cambria Math" w:hAnsi="Cambria Math"/>
+          </w:rPr>
+          <m:t>=</m:t>
+        </m:r>
+        <m:f>
+          <m:fPr>
+            <m:ctrlPr>
+              <w:rPr>
+                <w:rFonts w:ascii="Cambria Math" w:hAnsi="Cambria Math"/>
+                <w:i/>
+                <w:lang w:val="en-US"/>
+              </w:rPr>
+            </m:ctrlPr>
+          </m:fPr>
+          <m:num>
+            <m:r>
+              <w:rPr>
+                <w:rFonts w:ascii="Cambria Math" w:hAnsi="Cambria Math"/>
+              </w:rPr>
+              <m:t>1</m:t>
+            </m:r>
+          </m:num>
+          <m:den>
+            <m:r>
+              <w:rPr>
+                <w:rFonts w:ascii="Cambria Math" w:hAnsi="Cambria Math"/>
+                <w:lang w:val="en-US"/>
+              </w:rPr>
+              <m:t>N</m:t>
+            </m:r>
+          </m:den>
+        </m:f>
+        <m:nary>
+          <m:naryPr>
+            <m:chr m:val="∑"/>
+            <m:limLoc m:val="undOvr"/>
+            <m:ctrlPr>
+              <w:rPr>
+                <w:rFonts w:ascii="Cambria Math" w:hAnsi="Cambria Math"/>
+                <w:i/>
+                <w:lang w:val="en-US"/>
+              </w:rPr>
+            </m:ctrlPr>
+          </m:naryPr>
+          <m:sub>
+            <m:r>
+              <w:rPr>
+                <w:rFonts w:ascii="Cambria Math" w:hAnsi="Cambria Math"/>
+                <w:lang w:val="en-US"/>
+              </w:rPr>
+              <m:t>i</m:t>
+            </m:r>
+            <m:r>
+              <w:rPr>
+                <w:rFonts w:ascii="Cambria Math" w:hAnsi="Cambria Math"/>
+              </w:rPr>
+              <m:t>=1</m:t>
+            </m:r>
+          </m:sub>
+          <m:sup>
+            <m:r>
+              <w:rPr>
+                <w:rFonts w:ascii="Cambria Math" w:hAnsi="Cambria Math"/>
+                <w:lang w:val="en-US"/>
+              </w:rPr>
+              <m:t>N</m:t>
+            </m:r>
+          </m:sup>
+          <m:e>
+            <m:sSub>
+              <m:sSubPr>
+                <m:ctrlPr>
+                  <w:rPr>
+                    <w:rFonts w:ascii="Cambria Math" w:hAnsi="Cambria Math"/>
+                    <w:i/>
+                    <w:lang w:val="en-US"/>
+                  </w:rPr>
+                </m:ctrlPr>
+              </m:sSubPr>
+              <m:e>
+                <m:r>
+                  <w:rPr>
+                    <w:rFonts w:ascii="Cambria Math" w:hAnsi="Cambria Math"/>
+                    <w:lang w:val="en-US"/>
+                  </w:rPr>
+                  <m:t>F</m:t>
+                </m:r>
+              </m:e>
+              <m:sub>
+                <m:r>
+                  <w:rPr>
+                    <w:rFonts w:ascii="Cambria Math" w:hAnsi="Cambria Math"/>
+                    <w:lang w:val="en-US"/>
+                  </w:rPr>
+                  <m:t>i</m:t>
+                </m:r>
+              </m:sub>
+            </m:sSub>
+            <m:r>
+              <w:rPr>
+                <w:rFonts w:ascii="Cambria Math" w:hAnsi="Cambria Math"/>
+              </w:rPr>
+              <m:t>(</m:t>
+            </m:r>
+            <m:r>
+              <w:rPr>
+                <w:rFonts w:ascii="Cambria Math" w:hAnsi="Cambria Math"/>
+                <w:lang w:val="en-US"/>
+              </w:rPr>
+              <m:t>X</m:t>
+            </m:r>
+            <m:r>
+              <w:rPr>
+                <w:rFonts w:ascii="Cambria Math" w:hAnsi="Cambria Math"/>
+              </w:rPr>
+              <m:t>)</m:t>
+            </m:r>
+          </m:e>
+        </m:nary>
+      </m:oMath>
+      <w:r>
+        <w:t xml:space="preserve">, </w:t>
+      </w:r>
+      <w:r>
+        <w:t>где:</w:t>
+      </w:r>
+    </w:p>
+    <w:p>
+      <w:pPr>
+        <w:pStyle w:val="a2"/>
+        <w:numPr>
+          <w:ilvl w:val="1"/>
+          <w:numId w:val="30"/>
+        </w:numPr>
+      </w:pPr>
+      <m:oMath>
+        <m:r>
+          <w:rPr>
+            <w:rFonts w:ascii="Cambria Math" w:hAnsi="Cambria Math"/>
+          </w:rPr>
+          <m:t>y</m:t>
+        </m:r>
+      </m:oMath>
+      <w:r>
+        <w:rPr>
+          <w:lang w:val="en-US"/>
+        </w:rPr>
+        <w:t xml:space="preserve"> – </w:t>
+      </w:r>
+      <w:r>
+        <w:t>значение прогноза</w:t>
+      </w:r>
+      <w:r>
+        <w:rPr>
+          <w:lang w:val="en-US"/>
+        </w:rPr>
+        <w:t>;</w:t>
+      </w:r>
+    </w:p>
+    <w:p>
+      <w:pPr>
+        <w:pStyle w:val="a2"/>
+        <w:numPr>
+          <w:ilvl w:val="1"/>
+          <w:numId w:val="30"/>
+        </w:numPr>
+      </w:pPr>
+      <m:oMath>
+        <m:r>
+          <w:rPr>
+            <w:rFonts w:ascii="Cambria Math" w:hAnsi="Cambria Math"/>
+            <w:lang w:val="en-US"/>
+          </w:rPr>
+          <m:t>X</m:t>
+        </m:r>
+      </m:oMath>
+      <w:r>
+        <w:rPr>
+          <w:lang w:val="en-US"/>
+        </w:rPr>
+        <w:t xml:space="preserve"> </w:t>
+      </w:r>
+      <w:r>
+        <w:t>–</w:t>
+      </w:r>
+      <w:r>
+        <w:rPr>
+          <w:lang w:val="en-US"/>
+        </w:rPr>
+        <w:t xml:space="preserve"> </w:t>
+      </w:r>
+      <w:r>
+        <w:t>новый объект</w:t>
+      </w:r>
+      <w:r>
+        <w:rPr>
+          <w:lang w:val="en-US"/>
+        </w:rPr>
+        <w:t>;</w:t>
+      </w:r>
+    </w:p>
+    <w:p>
+      <w:pPr>
+        <w:pStyle w:val="a2"/>
+        <w:numPr>
+          <w:ilvl w:val="1"/>
+          <w:numId w:val="30"/>
+        </w:numPr>
+      </w:pPr>
+      <m:oMath>
+        <m:r>
+          <w:rPr>
+            <w:rFonts w:ascii="Cambria Math" w:hAnsi="Cambria Math"/>
+          </w:rPr>
+          <m:t>N</m:t>
+        </m:r>
+      </m:oMath>
+      <w:r>
+        <w:rPr>
+          <w:lang w:val="en-US"/>
+        </w:rPr>
+        <w:t xml:space="preserve"> </w:t>
+      </w:r>
+      <w:r>
+        <w:t>–</w:t>
+      </w:r>
+      <w:r>
+        <w:rPr>
+          <w:lang w:val="en-US"/>
+        </w:rPr>
+        <w:t xml:space="preserve"> </w:t>
+      </w:r>
+      <w:r>
+        <w:t>количество деревьев решений</w:t>
+      </w:r>
+      <w:r>
+        <w:rPr>
+          <w:lang w:val="en-US"/>
+        </w:rPr>
+        <w:t>;</w:t>
+      </w:r>
+    </w:p>
+    <w:p>
+      <w:pPr>
+        <w:pStyle w:val="a2"/>
+        <w:numPr>
+          <w:ilvl w:val="1"/>
+          <w:numId w:val="30"/>
+        </w:numPr>
+      </w:pPr>
+      <m:oMath>
+        <m:sSub>
+          <m:sSubPr>
+            <m:ctrlPr>
+              <w:rPr>
+                <w:rFonts w:ascii="Cambria Math" w:hAnsi="Cambria Math"/>
+                <w:i/>
+                <w:lang w:val="en-US"/>
+              </w:rPr>
+            </m:ctrlPr>
+          </m:sSubPr>
+          <m:e>
+            <m:r>
+              <w:rPr>
+                <w:rFonts w:ascii="Cambria Math" w:hAnsi="Cambria Math"/>
+                <w:lang w:val="en-US"/>
+              </w:rPr>
+              <m:t>F</m:t>
+            </m:r>
+          </m:e>
+          <m:sub>
+            <m:r>
+              <w:rPr>
+                <w:rFonts w:ascii="Cambria Math" w:hAnsi="Cambria Math"/>
+                <w:lang w:val="en-US"/>
+              </w:rPr>
+              <m:t>i</m:t>
+            </m:r>
+          </m:sub>
+        </m:sSub>
+        <m:r>
+          <w:rPr>
+            <w:rFonts w:ascii="Cambria Math" w:hAnsi="Cambria Math"/>
+          </w:rPr>
+          <m:t>(</m:t>
+        </m:r>
+        <m:r>
+          <w:rPr>
+            <w:rFonts w:ascii="Cambria Math" w:hAnsi="Cambria Math"/>
+            <w:lang w:val="en-US"/>
+          </w:rPr>
+          <m:t>x</m:t>
+        </m:r>
+        <m:r>
+          <w:rPr>
+            <w:rFonts w:ascii="Cambria Math" w:hAnsi="Cambria Math"/>
+          </w:rPr>
+          <m:t>)</m:t>
+        </m:r>
+      </m:oMath>
+      <w:r>
+        <w:t xml:space="preserve"> –</w:t>
+      </w:r>
+      <w:r>
+        <w:t xml:space="preserve"> прогноз </w:t>
+      </w:r>
+      <m:oMath>
+        <m:r>
+          <w:rPr>
+            <w:rFonts w:ascii="Cambria Math" w:hAnsi="Cambria Math"/>
+          </w:rPr>
+          <m:t>i</m:t>
+        </m:r>
+      </m:oMath>
+      <w:r>
+        <w:t>-го дерева.</w:t>
+      </w:r>
+    </w:p>
+    <w:p>
+      <w:pPr>
+        <w:pStyle w:val="a2"/>
+        <w:jc w:val="center"/>
+      </w:pPr>
+      <w:r>
+        <w:lastRenderedPageBreak/>
+        <w:drawing>
+          <wp:inline distT="0" distB="0" distL="0" distR="0" wp14:anchorId="22B552E2" wp14:editId="45AD870E">
+            <wp:extent cx="5895974" cy="3309704"/>
+            <wp:effectExtent l="0" t="0" r="0" b="5080"/>
+            <wp:docPr id="1749502122" name="Рисунок 1"/>
+            <wp:cNvGraphicFramePr>
+              <a:graphicFrameLocks xmlns:a="http://schemas.openxmlformats.org/drawingml/2006/main" noChangeAspect="1"/>
+            </wp:cNvGraphicFramePr>
+            <a:graphic xmlns:a="http://schemas.openxmlformats.org/drawingml/2006/main">
+              <a:graphicData uri="http://schemas.openxmlformats.org/drawingml/2006/picture">
+                <pic:pic xmlns:pic="http://schemas.openxmlformats.org/drawingml/2006/picture">
+                  <pic:nvPicPr>
+                    <pic:cNvPr id="1749502122" name=""/>
+                    <pic:cNvPicPr/>
+                  </pic:nvPicPr>
+                  <pic:blipFill>
+                    <a:blip r:embed="rId17"/>
+                    <a:stretch>
+                      <a:fillRect/>
+                    </a:stretch>
+                  </pic:blipFill>
+                  <pic:spPr>
+                    <a:xfrm>
+                      <a:off x="0" y="0"/>
+                      <a:ext cx="5907426" cy="3316133"/>
+                    </a:xfrm>
+                    <a:prstGeom prst="rect">
+                      <a:avLst/>
+                    </a:prstGeom>
+                  </pic:spPr>
+                </pic:pic>
+              </a:graphicData>
+            </a:graphic>
+          </wp:inline>
+        </w:drawing>
+      </w:r>
+    </w:p>
+    <w:p>
+      <w:pPr>
+        <w:pStyle w:val="ab"/>
+      </w:pPr>
+      <w:bookmarkStart w:id="21" w:name="_Ref229877556"/>
+      <w:r>
+        <w:t xml:space="preserve">Рисунок </w:t>
+      </w:r>
+      <w:r>
+        <w:fldChar w:fldCharType="begin"/>
+      </w:r>
+      <w:r>
+        <w:instrText xml:space="preserve"> STYLEREF 1 \s </w:instrText>
+      </w:r>
+      <w:r>
+        <w:fldChar w:fldCharType="separate"/>
+      </w:r>
+      <w:r>
+        <w:rPr>
+          <w:noProof/>
+        </w:rPr>
+        <w:t>4</w:t>
+      </w:r>
+      <w:r>
+        <w:fldChar w:fldCharType="end"/>
+      </w:r>
+      <w:r>
+        <w:t>.</w:t>
+      </w:r>
+      <w:r>
+        <w:fldChar w:fldCharType="begin"/>
+      </w:r>
+      <w:r>
+        <w:instrText xml:space="preserve"> SEQ Рисунок \* ARABIC \s 1 </w:instrText>
+      </w:r>
+      <w:r>
+        <w:fldChar w:fldCharType="separate"/>
+      </w:r>
+      <w:r>
+        <w:rPr>
+          <w:noProof/>
+        </w:rPr>
+        <w:t>5</w:t>
+      </w:r>
+      <w:r>
+        <w:fldChar w:fldCharType="end"/>
+      </w:r>
+      <w:bookmarkEnd w:id="21"/>
+      <w:r>
+        <w:t xml:space="preserve"> – Применение случайного леса</w:t>
+      </w:r>
+    </w:p>
+    <w:p>
+      <w:pPr>
+        <w:pStyle w:val="a2"/>
+      </w:pPr>
+      <w:r>
+        <w:t>Преимущества метода случайного леса:</w:t>
+      </w:r>
+    </w:p>
+    <w:p>
+      <w:pPr>
+        <w:pStyle w:val="a2"/>
+        <w:numPr>
+          <w:ilvl w:val="0"/>
+          <w:numId w:val="30"/>
+        </w:numPr>
+      </w:pPr>
+      <w:r>
+        <w:t>точность – обладает высокой точностью прогнозов благодаря использованию множества деревьев</w:t>
+      </w:r>
+      <w:r>
+        <w:t>;</w:t>
+      </w:r>
+    </w:p>
+    <w:p>
+      <w:pPr>
+        <w:pStyle w:val="a2"/>
+        <w:numPr>
+          <w:ilvl w:val="0"/>
+          <w:numId w:val="30"/>
+        </w:numPr>
+      </w:pPr>
+      <w:r>
+        <w:t>устойчивость – случайное разделение исходного датасета позволяет преодолевать выбросы и шум</w:t>
+      </w:r>
+      <w:r>
+        <w:t>;</w:t>
+      </w:r>
+    </w:p>
+    <w:p>
+      <w:pPr>
+        <w:pStyle w:val="a2"/>
+        <w:numPr>
+          <w:ilvl w:val="0"/>
+          <w:numId w:val="30"/>
+        </w:numPr>
+      </w:pPr>
+      <w:r>
+        <w:t xml:space="preserve">масштабируемость – алгоритм хорошо будет работать и с большими наборами данных, так как деревья обучаются лишь на небольших частях </w:t>
+      </w:r>
+      <w:r>
+        <w:t>[</w:t>
+      </w:r>
+      <w:r>
+        <w:t>исходного набора</w:t>
+      </w:r>
+      <w:r>
+        <w:t>];</w:t>
+      </w:r>
+    </w:p>
+    <w:p>
+      <w:pPr>
+        <w:pStyle w:val="a2"/>
+        <w:numPr>
+          <w:ilvl w:val="0"/>
+          <w:numId w:val="30"/>
+        </w:numPr>
+      </w:pPr>
+      <w:proofErr w:type="spellStart"/>
+      <w:r>
+        <w:t>высокоразмерность</w:t>
+      </w:r>
+      <w:proofErr w:type="spellEnd"/>
+      <w:r>
+        <w:t xml:space="preserve"> – так как узлы получают ограниченное число признаков, то метод хорошо работает с большим их количеством </w:t>
+      </w:r>
+      <w:r>
+        <w:t>[</w:t>
+      </w:r>
+      <w:r>
+        <w:t>количеством</w:t>
+      </w:r>
+      <w:r>
+        <w:t xml:space="preserve"> признаков</w:t>
+      </w:r>
+      <w:r>
+        <w:t>].</w:t>
+      </w:r>
+    </w:p>
+    <w:p>
+      <w:pPr>
+        <w:pStyle w:val="a2"/>
+      </w:pPr>
+      <w:r>
+        <w:t>У случайного леса есть следующие недостатки:</w:t>
+      </w:r>
+    </w:p>
+    <w:p>
+      <w:pPr>
+        <w:pStyle w:val="a2"/>
+        <w:numPr>
+          <w:ilvl w:val="0"/>
+          <w:numId w:val="30"/>
+        </w:numPr>
+      </w:pPr>
+      <w:r>
+        <w:t xml:space="preserve">интерпретируемость – так как лес состоит из множества деревьев, то трудно </w:t>
+      </w:r>
+      <w:r>
+        <w:t>определить самые важные признаки</w:t>
+      </w:r>
+      <w:r>
+        <w:t>;</w:t>
+      </w:r>
+    </w:p>
+    <w:p>
+      <w:pPr>
+        <w:pStyle w:val="a2"/>
+        <w:numPr>
+          <w:ilvl w:val="0"/>
+          <w:numId w:val="30"/>
+        </w:numPr>
+      </w:pPr>
+      <w:r>
+        <w:t>вычислительная сложность – для обучения и применения большого числа деревьев требуются значительные ресурсы</w:t>
+      </w:r>
+      <w:r>
+        <w:t>;</w:t>
+      </w:r>
+    </w:p>
+    <w:p>
+      <w:pPr>
+        <w:pStyle w:val="a2"/>
+        <w:numPr>
+          <w:ilvl w:val="0"/>
+          <w:numId w:val="30"/>
+        </w:numPr>
+      </w:pPr>
+      <w:proofErr w:type="spellStart"/>
+      <w:r>
+        <w:lastRenderedPageBreak/>
+        <w:t>гиперпараметры</w:t>
+      </w:r>
+      <w:proofErr w:type="spellEnd"/>
+      <w:r>
+        <w:t xml:space="preserve"> – пользователь должен сам выбирать количество используемых деревьев и глубину построения.</w:t>
+      </w:r>
+    </w:p>
+    <w:p>
+      <w:pPr>
+        <w:pStyle w:val="2"/>
+      </w:pPr>
+      <w:bookmarkStart w:id="22" w:name="_Toc229881648"/>
+      <w:r>
+        <w:t>Искусственная нейронная сеть</w:t>
+      </w:r>
+      <w:bookmarkEnd w:id="22"/>
+    </w:p>
+    <w:p>
+      <w:pPr>
+        <w:pStyle w:val="a2"/>
+      </w:pPr>
+      <w:r>
         <w:t>---- Идея</w:t>
       </w:r>
     </w:p>
@@ -16865,113 +19493,29 @@
       <w:pPr>
         <w:pStyle w:val="2"/>
       </w:pPr>
-      <w:bookmarkStart w:id="17" w:name="_Toc229708717"/>
-      <w:r>
-        <w:t>Случайный лес</w:t>
-      </w:r>
-      <w:bookmarkEnd w:id="17"/>
-    </w:p>
-    <w:p>
-      <w:pPr>
-        <w:pStyle w:val="a2"/>
-      </w:pPr>
-      <w:r>
-        <w:t>---- Идея</w:t>
-      </w:r>
-    </w:p>
-    <w:p>
-      <w:pPr>
-        <w:pStyle w:val="a2"/>
-      </w:pPr>
-      <w:r>
-        <w:t xml:space="preserve">---- Математика </w:t>
-      </w:r>
-    </w:p>
-    <w:p>
-      <w:pPr>
-        <w:pStyle w:val="a2"/>
-      </w:pPr>
-      <w:r>
-        <w:t xml:space="preserve">---- Преимущества </w:t>
-      </w:r>
-    </w:p>
-    <w:p>
-      <w:pPr>
-        <w:pStyle w:val="a2"/>
-      </w:pPr>
-      <w:r>
-        <w:t xml:space="preserve">---- Недостатки </w:t>
-      </w:r>
+      <w:bookmarkStart w:id="23" w:name="_Toc229881649"/>
+      <w:r>
+        <w:t xml:space="preserve">Сравнение </w:t>
+      </w:r>
+      <w:r>
+        <w:t>методов</w:t>
+      </w:r>
+      <w:bookmarkEnd w:id="23"/>
+    </w:p>
+    <w:p>
+      <w:pPr>
+        <w:pStyle w:val="a2"/>
+      </w:pPr>
     </w:p>
     <w:p>
       <w:pPr>
         <w:pStyle w:val="2"/>
       </w:pPr>
-      <w:bookmarkStart w:id="18" w:name="_Toc229708718"/>
-      <w:r>
-        <w:t>Искусственная нейронная сеть</w:t>
-      </w:r>
-      <w:bookmarkEnd w:id="18"/>
-    </w:p>
-    <w:p>
-      <w:pPr>
-        <w:pStyle w:val="a2"/>
-      </w:pPr>
-      <w:r>
-        <w:t>---- Идея</w:t>
-      </w:r>
-    </w:p>
-    <w:p>
-      <w:pPr>
-        <w:pStyle w:val="a2"/>
-      </w:pPr>
-      <w:r>
-        <w:t xml:space="preserve">---- Математика </w:t>
-      </w:r>
-    </w:p>
-    <w:p>
-      <w:pPr>
-        <w:pStyle w:val="a2"/>
-      </w:pPr>
-      <w:r>
-        <w:t xml:space="preserve">---- Преимущества </w:t>
-      </w:r>
-    </w:p>
-    <w:p>
-      <w:pPr>
-        <w:pStyle w:val="a2"/>
-      </w:pPr>
-      <w:r>
-        <w:t xml:space="preserve">---- Недостатки </w:t>
-      </w:r>
-    </w:p>
-    <w:p>
-      <w:pPr>
-        <w:pStyle w:val="2"/>
-      </w:pPr>
-      <w:bookmarkStart w:id="19" w:name="_Toc229708719"/>
-      <w:r>
-        <w:t xml:space="preserve">Сравнение </w:t>
-      </w:r>
-      <w:r>
-        <w:t>методов</w:t>
-      </w:r>
-      <w:bookmarkEnd w:id="19"/>
-    </w:p>
-    <w:p>
-      <w:pPr>
-        <w:pStyle w:val="a2"/>
-      </w:pPr>
-    </w:p>
-    <w:p>
-      <w:pPr>
-        <w:pStyle w:val="2"/>
-      </w:pPr>
-      <w:bookmarkStart w:id="20" w:name="_Toc229708720"/>
+      <w:bookmarkStart w:id="24" w:name="_Toc229881650"/>
       <w:r>
         <w:t>Выбор метода для реализации</w:t>
       </w:r>
-      <w:bookmarkEnd w:id="20"/>
+      <w:bookmarkEnd w:id="24"/>
     </w:p>
     <w:p>
       <w:pPr>
@@ -16982,7 +19526,7 @@
       <w:pPr>
         <w:pStyle w:val="1"/>
       </w:pPr>
-      <w:bookmarkStart w:id="21" w:name="_Toc229708721"/>
+      <w:bookmarkStart w:id="25" w:name="_Toc229881651"/>
       <w:r>
         <w:lastRenderedPageBreak/>
         <w:t xml:space="preserve">Глава 3 </w:t>
@@ -16993,13 +19537,13 @@
       <w:r>
         <w:t xml:space="preserve"> Математические модели и методы решений</w:t>
       </w:r>
-      <w:bookmarkEnd w:id="21"/>
+      <w:bookmarkEnd w:id="25"/>
     </w:p>
     <w:p>
       <w:pPr>
         <w:pStyle w:val="1"/>
       </w:pPr>
-      <w:bookmarkStart w:id="22" w:name="_Toc229708722"/>
+      <w:bookmarkStart w:id="26" w:name="_Toc229881652"/>
       <w:r>
         <w:lastRenderedPageBreak/>
         <w:t xml:space="preserve">Глава 4 </w:t>
@@ -17010,13 +19554,13 @@
       <w:r>
         <w:t xml:space="preserve"> Разработка программного обеспечения</w:t>
       </w:r>
-      <w:bookmarkEnd w:id="22"/>
+      <w:bookmarkEnd w:id="26"/>
     </w:p>
     <w:p>
       <w:pPr>
         <w:pStyle w:val="2"/>
       </w:pPr>
-      <w:bookmarkStart w:id="23" w:name="_Toc229708723"/>
+      <w:bookmarkStart w:id="27" w:name="_Toc229881653"/>
       <w:r>
         <w:t xml:space="preserve">Выбор </w:t>
       </w:r>
@@ -17026,58 +19570,58 @@
       <w:r>
         <w:t xml:space="preserve"> и инструментальных средств разработки</w:t>
       </w:r>
-      <w:bookmarkEnd w:id="23"/>
+      <w:bookmarkEnd w:id="27"/>
     </w:p>
     <w:p>
       <w:pPr>
         <w:pStyle w:val="2"/>
       </w:pPr>
-      <w:bookmarkStart w:id="24" w:name="_Toc229708724"/>
+      <w:bookmarkStart w:id="28" w:name="_Toc229881654"/>
       <w:r>
         <w:t>Описание структуры программного продукта</w:t>
       </w:r>
-      <w:bookmarkEnd w:id="24"/>
+      <w:bookmarkEnd w:id="28"/>
     </w:p>
     <w:p>
       <w:pPr>
         <w:pStyle w:val="2"/>
       </w:pPr>
-      <w:bookmarkStart w:id="25" w:name="_Toc229708725"/>
+      <w:bookmarkStart w:id="29" w:name="_Toc229881655"/>
       <w:r>
         <w:t>Описание интерфейса</w:t>
       </w:r>
-      <w:bookmarkEnd w:id="25"/>
+      <w:bookmarkEnd w:id="29"/>
     </w:p>
     <w:p>
       <w:pPr>
         <w:pStyle w:val="2"/>
       </w:pPr>
-      <w:bookmarkStart w:id="26" w:name="_Toc229708726"/>
+      <w:bookmarkStart w:id="30" w:name="_Toc229881656"/>
       <w:r>
         <w:t>Вычислительный эксперимент</w:t>
       </w:r>
-      <w:bookmarkEnd w:id="26"/>
+      <w:bookmarkEnd w:id="30"/>
     </w:p>
     <w:p>
       <w:pPr>
         <w:pStyle w:val="2"/>
       </w:pPr>
-      <w:bookmarkStart w:id="27" w:name="_Toc229708727"/>
+      <w:bookmarkStart w:id="31" w:name="_Toc229881657"/>
       <w:r>
         <w:t>Тестирование</w:t>
       </w:r>
-      <w:bookmarkEnd w:id="27"/>
+      <w:bookmarkEnd w:id="31"/>
     </w:p>
     <w:p>
       <w:pPr>
         <w:pStyle w:val="1"/>
       </w:pPr>
-      <w:bookmarkStart w:id="28" w:name="_Toc229708728"/>
+      <w:bookmarkStart w:id="32" w:name="_Toc229881658"/>
       <w:r>
         <w:lastRenderedPageBreak/>
         <w:t>Заключение</w:t>
       </w:r>
-      <w:bookmarkEnd w:id="28"/>
+      <w:bookmarkEnd w:id="32"/>
       <w:r>
         <w:t xml:space="preserve"> </w:t>
       </w:r>
@@ -17089,12 +19633,12 @@
           <w:lang w:val="en-US"/>
         </w:rPr>
       </w:pPr>
-      <w:bookmarkStart w:id="29" w:name="_Toc229708729"/>
+      <w:bookmarkStart w:id="33" w:name="_Toc229881659"/>
       <w:r>
         <w:lastRenderedPageBreak/>
         <w:t>Список литературы</w:t>
       </w:r>
-      <w:bookmarkEnd w:id="29"/>
+      <w:bookmarkEnd w:id="33"/>
       <w:r>
         <w:t xml:space="preserve"> </w:t>
       </w:r>
@@ -17107,7 +19651,7 @@
         <w:t>Ссылки на источники:</w:t>
       </w:r>
     </w:p>
-    <w:bookmarkStart w:id="30" w:name="_Ref229182281"/>
+    <w:bookmarkStart w:id="34" w:name="_Ref229182281"/>
     <w:p>
       <w:pPr>
         <w:pStyle w:val="a2"/>
@@ -17160,9 +19704,9 @@
       <w:r>
         <w:t>;</w:t>
       </w:r>
-      <w:bookmarkEnd w:id="30"/>
-    </w:p>
-    <w:bookmarkStart w:id="31" w:name="_Ref229182284"/>
+      <w:bookmarkEnd w:id="34"/>
+    </w:p>
+    <w:bookmarkStart w:id="35" w:name="_Ref229182284"/>
     <w:p>
       <w:pPr>
         <w:pStyle w:val="a2"/>
@@ -17224,12 +19768,12 @@
       <w:r>
         <w:t>;</w:t>
       </w:r>
-      <w:bookmarkEnd w:id="31"/>
+      <w:bookmarkEnd w:id="35"/>
       <w:r>
         <w:t xml:space="preserve"> </w:t>
       </w:r>
     </w:p>
-    <w:bookmarkStart w:id="32" w:name="_Ref229182287"/>
+    <w:bookmarkStart w:id="36" w:name="_Ref229182287"/>
     <w:p>
       <w:pPr>
         <w:pStyle w:val="a2"/>
@@ -17301,9 +19845,9 @@
       <w:r>
         <w:t>;</w:t>
       </w:r>
-      <w:bookmarkEnd w:id="32"/>
-    </w:p>
-    <w:bookmarkStart w:id="33" w:name="_Ref229261743"/>
+      <w:bookmarkEnd w:id="36"/>
+    </w:p>
+    <w:bookmarkStart w:id="37" w:name="_Ref229261743"/>
     <w:p>
       <w:pPr>
         <w:pStyle w:val="a2"/>
@@ -17443,7 +19987,7 @@
       <w:r>
         <w:t xml:space="preserve"> </w:t>
       </w:r>
-      <w:bookmarkEnd w:id="33"/>
+      <w:bookmarkEnd w:id="37"/>
       <w:r>
         <w:t>– о сплавах</w:t>
       </w:r>
@@ -17454,7 +19998,7 @@
         <w:t xml:space="preserve"> </w:t>
       </w:r>
     </w:p>
-    <w:bookmarkStart w:id="34" w:name="_Ref229265836"/>
+    <w:bookmarkStart w:id="38" w:name="_Ref229265836"/>
     <w:p>
       <w:pPr>
         <w:pStyle w:val="a2"/>
@@ -17508,9 +20052,9 @@
       <w:r>
         <w:t>;</w:t>
       </w:r>
-      <w:bookmarkEnd w:id="34"/>
-    </w:p>
-    <w:bookmarkStart w:id="35" w:name="_Ref229265839"/>
+      <w:bookmarkEnd w:id="38"/>
+    </w:p>
+    <w:bookmarkStart w:id="39" w:name="_Ref229265839"/>
     <w:p>
       <w:pPr>
         <w:pStyle w:val="a2"/>
@@ -17549,9 +20093,9 @@
       <w:r>
         <w:t>;</w:t>
       </w:r>
-      <w:bookmarkEnd w:id="35"/>
-    </w:p>
-    <w:bookmarkStart w:id="36" w:name="_Ref229265844"/>
+      <w:bookmarkEnd w:id="39"/>
+    </w:p>
+    <w:bookmarkStart w:id="40" w:name="_Ref229265844"/>
     <w:p>
       <w:pPr>
         <w:pStyle w:val="a2"/>
@@ -17590,9 +20134,9 @@
       <w:r>
         <w:t>;</w:t>
       </w:r>
-      <w:bookmarkEnd w:id="36"/>
-    </w:p>
-    <w:bookmarkStart w:id="37" w:name="_Ref229265847"/>
+      <w:bookmarkEnd w:id="40"/>
+    </w:p>
+    <w:bookmarkStart w:id="41" w:name="_Ref229265847"/>
     <w:p>
       <w:pPr>
         <w:pStyle w:val="a2"/>
@@ -17637,9 +20181,9 @@
       <w:r>
         <w:t>;</w:t>
       </w:r>
-      <w:bookmarkEnd w:id="37"/>
-    </w:p>
-    <w:bookmarkStart w:id="38" w:name="_Ref229265848"/>
+      <w:bookmarkEnd w:id="41"/>
+    </w:p>
+    <w:bookmarkStart w:id="42" w:name="_Ref229265848"/>
     <w:p>
       <w:pPr>
         <w:pStyle w:val="a2"/>
@@ -17684,9 +20228,9 @@
       <w:r>
         <w:t>;</w:t>
       </w:r>
-      <w:bookmarkEnd w:id="38"/>
-    </w:p>
-    <w:bookmarkStart w:id="39" w:name="_Ref229265991"/>
+      <w:bookmarkEnd w:id="42"/>
+    </w:p>
+    <w:bookmarkStart w:id="43" w:name="_Ref229265991"/>
     <w:p>
       <w:pPr>
         <w:pStyle w:val="a2"/>
@@ -17734,9 +20278,9 @@
       <w:r>
         <w:t>;</w:t>
       </w:r>
-      <w:bookmarkEnd w:id="39"/>
-    </w:p>
-    <w:bookmarkStart w:id="40" w:name="_Ref229267665"/>
+      <w:bookmarkEnd w:id="43"/>
+    </w:p>
+    <w:bookmarkStart w:id="44" w:name="_Ref229267665"/>
     <w:p>
       <w:pPr>
         <w:pStyle w:val="a2"/>
@@ -17781,9 +20325,9 @@
       <w:r>
         <w:t>;</w:t>
       </w:r>
-      <w:bookmarkEnd w:id="40"/>
-    </w:p>
-    <w:bookmarkStart w:id="41" w:name="_Ref229267979"/>
+      <w:bookmarkEnd w:id="44"/>
+    </w:p>
+    <w:bookmarkStart w:id="45" w:name="_Ref229267979"/>
     <w:p>
       <w:pPr>
         <w:pStyle w:val="a2"/>
@@ -17835,9 +20379,9 @@
       <w:r>
         <w:t>;</w:t>
       </w:r>
-      <w:bookmarkEnd w:id="41"/>
-    </w:p>
-    <w:bookmarkStart w:id="42" w:name="_Ref229268587"/>
+      <w:bookmarkEnd w:id="45"/>
+    </w:p>
+    <w:bookmarkStart w:id="46" w:name="_Ref229268587"/>
     <w:p>
       <w:pPr>
         <w:pStyle w:val="a2"/>
@@ -17882,9 +20426,9 @@
       <w:r>
         <w:t>;</w:t>
       </w:r>
-      <w:bookmarkEnd w:id="42"/>
-    </w:p>
-    <w:bookmarkStart w:id="43" w:name="_Ref229269503"/>
+      <w:bookmarkEnd w:id="46"/>
+    </w:p>
+    <w:bookmarkStart w:id="47" w:name="_Ref229269503"/>
     <w:p>
       <w:pPr>
         <w:pStyle w:val="a2"/>
@@ -17923,7 +20467,7 @@
       <w:r>
         <w:t>;</w:t>
       </w:r>
-      <w:bookmarkEnd w:id="43"/>
+      <w:bookmarkEnd w:id="47"/>
     </w:p>
     <w:p>
       <w:pPr>
@@ -17933,8 +20477,8 @@
           <w:numId w:val="7"/>
         </w:numPr>
       </w:pPr>
-      <w:hyperlink r:id="rId14" w:history="1">
-        <w:bookmarkStart w:id="44" w:name="_Ref229189544"/>
+      <w:hyperlink r:id="rId18" w:history="1">
+        <w:bookmarkStart w:id="48" w:name="_Ref229189544"/>
         <w:r>
           <w:rPr>
             <w:rStyle w:val="ad"/>
@@ -18024,7 +20568,7 @@
           </w:rPr>
           <w:t>alloys</w:t>
         </w:r>
-        <w:bookmarkEnd w:id="44"/>
+        <w:bookmarkEnd w:id="48"/>
       </w:hyperlink>
       <w:r>
         <w:t xml:space="preserve"> </w:t>
@@ -18077,8 +20621,8 @@
           <w:numId w:val="7"/>
         </w:numPr>
       </w:pPr>
-      <w:hyperlink r:id="rId15" w:history="1">
-        <w:bookmarkStart w:id="45" w:name="_Ref229189545"/>
+      <w:hyperlink r:id="rId19" w:history="1">
+        <w:bookmarkStart w:id="49" w:name="_Ref229189545"/>
         <w:r>
           <w:rPr>
             <w:rStyle w:val="ad"/>
@@ -18248,7 +20792,7 @@
           </w:rPr>
           <w:t>stomatologami</w:t>
         </w:r>
-        <w:bookmarkEnd w:id="45"/>
+        <w:bookmarkEnd w:id="49"/>
         <w:proofErr w:type="spellEnd"/>
       </w:hyperlink>
       <w:r>
@@ -18272,8 +20816,8 @@
           <w:numId w:val="7"/>
         </w:numPr>
       </w:pPr>
-      <w:hyperlink r:id="rId16" w:history="1">
-        <w:bookmarkStart w:id="46" w:name="_Ref229189547"/>
+      <w:hyperlink r:id="rId20" w:history="1">
+        <w:bookmarkStart w:id="50" w:name="_Ref229189547"/>
         <w:r>
           <w:rPr>
             <w:rStyle w:val="ad"/>
@@ -18442,7 +20986,7 @@
           </w:rPr>
           <w:t>/</w:t>
         </w:r>
-        <w:bookmarkEnd w:id="46"/>
+        <w:bookmarkEnd w:id="50"/>
       </w:hyperlink>
       <w:r>
         <w:t xml:space="preserve"> </w:t>
@@ -18475,7 +21019,7 @@
         <w:t>;</w:t>
       </w:r>
     </w:p>
-    <w:bookmarkStart w:id="47" w:name="_Ref229322118"/>
+    <w:bookmarkStart w:id="51" w:name="_Ref229322118"/>
     <w:p>
       <w:pPr>
         <w:pStyle w:val="a2"/>
@@ -18531,9 +21075,9 @@
       <w:r>
         <w:t>;</w:t>
       </w:r>
-      <w:bookmarkEnd w:id="47"/>
-    </w:p>
-    <w:bookmarkStart w:id="48" w:name="_Ref229322119"/>
+      <w:bookmarkEnd w:id="51"/>
+    </w:p>
+    <w:bookmarkStart w:id="52" w:name="_Ref229322119"/>
     <w:p>
       <w:pPr>
         <w:pStyle w:val="a2"/>
@@ -18589,9 +21133,9 @@
       <w:r>
         <w:t>;</w:t>
       </w:r>
-      <w:bookmarkEnd w:id="48"/>
-    </w:p>
-    <w:bookmarkStart w:id="49" w:name="_Ref229326373"/>
+      <w:bookmarkEnd w:id="52"/>
+    </w:p>
+    <w:bookmarkStart w:id="53" w:name="_Ref229326373"/>
     <w:p>
       <w:pPr>
         <w:pStyle w:val="a2"/>
@@ -18667,13 +21211,13 @@
       <w:r>
         <w:t>;</w:t>
       </w:r>
-      <w:bookmarkEnd w:id="49"/>
+      <w:bookmarkEnd w:id="53"/>
       <w:r>
         <w:t xml:space="preserve"> </w:t>
       </w:r>
     </w:p>
-    <w:bookmarkStart w:id="50" w:name="_Ref229329442"/>
-    <w:bookmarkStart w:id="51" w:name="_Ref229328525"/>
+    <w:bookmarkStart w:id="54" w:name="_Ref229329442"/>
+    <w:bookmarkStart w:id="55" w:name="_Ref229328525"/>
     <w:p>
       <w:pPr>
         <w:pStyle w:val="a2"/>
@@ -18739,9 +21283,9 @@
       <w:r>
         <w:t>;</w:t>
       </w:r>
-      <w:bookmarkEnd w:id="50"/>
-    </w:p>
-    <w:bookmarkStart w:id="52" w:name="_Ref229329427"/>
+      <w:bookmarkEnd w:id="54"/>
+    </w:p>
+    <w:bookmarkStart w:id="56" w:name="_Ref229329427"/>
     <w:p>
       <w:pPr>
         <w:pStyle w:val="a2"/>
@@ -18809,13 +21353,13 @@
       <w:r>
         <w:t>;</w:t>
       </w:r>
-      <w:bookmarkEnd w:id="51"/>
-      <w:bookmarkEnd w:id="52"/>
+      <w:bookmarkEnd w:id="55"/>
+      <w:bookmarkEnd w:id="56"/>
       <w:r>
         <w:t xml:space="preserve"> </w:t>
       </w:r>
     </w:p>
-    <w:bookmarkStart w:id="53" w:name="_Ref229336967"/>
+    <w:bookmarkStart w:id="57" w:name="_Ref229336967"/>
     <w:p>
       <w:pPr>
         <w:pStyle w:val="a2"/>
@@ -18881,9 +21425,9 @@
       <w:r>
         <w:t>;</w:t>
       </w:r>
-      <w:bookmarkEnd w:id="53"/>
-    </w:p>
-    <w:bookmarkStart w:id="54" w:name="_Ref229338348"/>
+      <w:bookmarkEnd w:id="57"/>
+    </w:p>
+    <w:bookmarkStart w:id="58" w:name="_Ref229338348"/>
     <w:p>
       <w:pPr>
         <w:pStyle w:val="a2"/>
@@ -18946,12 +21490,12 @@
       <w:r>
         <w:t>;</w:t>
       </w:r>
-      <w:bookmarkEnd w:id="54"/>
+      <w:bookmarkEnd w:id="58"/>
       <w:r>
         <w:t xml:space="preserve">  </w:t>
       </w:r>
     </w:p>
-    <w:bookmarkStart w:id="55" w:name="_Ref229338653"/>
+    <w:bookmarkStart w:id="59" w:name="_Ref229338653"/>
     <w:p>
       <w:pPr>
         <w:pStyle w:val="a2"/>
@@ -19254,9 +21798,9 @@
       <w:r>
         <w:t>;</w:t>
       </w:r>
-      <w:bookmarkEnd w:id="55"/>
-    </w:p>
-    <w:bookmarkStart w:id="56" w:name="_Ref229338656"/>
+      <w:bookmarkEnd w:id="59"/>
+    </w:p>
+    <w:bookmarkStart w:id="60" w:name="_Ref229338656"/>
     <w:p>
       <w:pPr>
         <w:pStyle w:val="a2"/>
@@ -19362,9 +21906,9 @@
         </w:rPr>
         <w:t>;</w:t>
       </w:r>
-      <w:bookmarkEnd w:id="56"/>
-    </w:p>
-    <w:bookmarkStart w:id="57" w:name="_Ref229338659"/>
+      <w:bookmarkEnd w:id="60"/>
+    </w:p>
+    <w:bookmarkStart w:id="61" w:name="_Ref229338659"/>
     <w:p>
       <w:pPr>
         <w:pStyle w:val="a2"/>
@@ -19458,9 +22002,9 @@
         </w:rPr>
         <w:t>»;</w:t>
       </w:r>
-      <w:bookmarkEnd w:id="57"/>
-    </w:p>
-    <w:bookmarkStart w:id="58" w:name="_Ref229338662"/>
+      <w:bookmarkEnd w:id="61"/>
+    </w:p>
+    <w:bookmarkStart w:id="62" w:name="_Ref229338662"/>
     <w:p>
       <w:pPr>
         <w:pStyle w:val="a2"/>
@@ -19537,9 +22081,9 @@
       <w:r>
         <w:t>;</w:t>
       </w:r>
-      <w:bookmarkEnd w:id="58"/>
-    </w:p>
-    <w:bookmarkStart w:id="59" w:name="_Ref229704033"/>
+      <w:bookmarkEnd w:id="62"/>
+    </w:p>
+    <w:bookmarkStart w:id="63" w:name="_Ref229704033"/>
     <w:p>
       <w:pPr>
         <w:pStyle w:val="a2"/>
@@ -19587,9 +22131,9 @@
       <w:r>
         <w:t>;</w:t>
       </w:r>
-      <w:bookmarkEnd w:id="59"/>
-    </w:p>
-    <w:bookmarkStart w:id="60" w:name="_Ref229704036"/>
+      <w:bookmarkEnd w:id="63"/>
+    </w:p>
+    <w:bookmarkStart w:id="64" w:name="_Ref229704036"/>
     <w:p>
       <w:pPr>
         <w:pStyle w:val="a2"/>
@@ -19637,8 +22181,9 @@
       <w:r>
         <w:t>;</w:t>
       </w:r>
-      <w:bookmarkEnd w:id="60"/>
-    </w:p>
+      <w:bookmarkEnd w:id="64"/>
+    </w:p>
+    <w:bookmarkStart w:id="65" w:name="_Ref229750210"/>
     <w:p>
       <w:pPr>
         <w:pStyle w:val="a2"/>
@@ -19648,15 +22193,47 @@
         </w:numPr>
       </w:pPr>
       <w:r>
-        <w:t>М – о</w:t>
-      </w:r>
-      <w:r>
-        <w:rPr>
-          <w:lang w:val="en-US"/>
-        </w:rPr>
+        <w:fldChar w:fldCharType="begin"/>
+      </w:r>
+      <w:r>
+        <w:instrText>HYPERLINK "</w:instrText>
+      </w:r>
+      <w:r>
+        <w:instrText>https://habr.com/ru/articles/802185/</w:instrText>
+      </w:r>
+      <w:r>
+        <w:instrText>"</w:instrText>
+      </w:r>
+      <w:r>
+        <w:fldChar w:fldCharType="separate"/>
+      </w:r>
+      <w:r>
+        <w:rPr>
+          <w:rStyle w:val="ad"/>
+        </w:rPr>
+        <w:t>https://habr.com/ru/articles/802185/</w:t>
+      </w:r>
+      <w:r>
+        <w:fldChar w:fldCharType="end"/>
+      </w:r>
+      <w:r>
+        <w:t xml:space="preserve"> </w:t>
+      </w:r>
+      <w:r>
+        <w:t>– о</w:t>
+      </w:r>
+      <w:r>
+        <w:t xml:space="preserve"> </w:t>
+      </w:r>
+      <w:r>
+        <w:t>методе опорных векторов</w:t>
+      </w:r>
+      <w:r>
         <w:t>;</w:t>
       </w:r>
-    </w:p>
+      <w:bookmarkEnd w:id="65"/>
+    </w:p>
+    <w:bookmarkStart w:id="66" w:name="_Ref229750211"/>
     <w:p>
       <w:pPr>
         <w:pStyle w:val="a2"/>
@@ -19666,15 +22243,44 @@
         </w:numPr>
       </w:pPr>
       <w:r>
-        <w:t>М – о</w:t>
-      </w:r>
-      <w:r>
-        <w:rPr>
-          <w:lang w:val="en-US"/>
-        </w:rPr>
+        <w:fldChar w:fldCharType="begin"/>
+      </w:r>
+      <w:r>
+        <w:instrText>HYPERLINK "</w:instrText>
+      </w:r>
+      <w:r>
+        <w:instrText>https://blog.skillfactory.ru/svm-metod-opornyh-vektorov/</w:instrText>
+      </w:r>
+      <w:r>
+        <w:instrText>"</w:instrText>
+      </w:r>
+      <w:r>
+        <w:fldChar w:fldCharType="separate"/>
+      </w:r>
+      <w:r>
+        <w:rPr>
+          <w:rStyle w:val="ad"/>
+        </w:rPr>
+        <w:t>https://blog.skillfactory.ru/svm-metod-opornyh-vektorov/</w:t>
+      </w:r>
+      <w:r>
+        <w:fldChar w:fldCharType="end"/>
+      </w:r>
+      <w:r>
+        <w:t xml:space="preserve"> </w:t>
+      </w:r>
+      <w:r>
+        <w:t>– о</w:t>
+      </w:r>
+      <w:r>
+        <w:t xml:space="preserve"> методе опорных векторов</w:t>
+      </w:r>
+      <w:r>
         <w:t>;</w:t>
       </w:r>
-    </w:p>
+      <w:bookmarkEnd w:id="66"/>
+    </w:p>
+    <w:bookmarkStart w:id="67" w:name="_Ref229868128"/>
     <w:p>
       <w:pPr>
         <w:pStyle w:val="a2"/>
@@ -19684,6 +22290,102 @@
         </w:numPr>
       </w:pPr>
       <w:r>
+        <w:fldChar w:fldCharType="begin"/>
+      </w:r>
+      <w:r>
+        <w:instrText>HYPERLINK "</w:instrText>
+      </w:r>
+      <w:r>
+        <w:instrText>https://habr.com/ru/articles/801161/</w:instrText>
+      </w:r>
+      <w:r>
+        <w:instrText>"</w:instrText>
+      </w:r>
+      <w:r>
+        <w:fldChar w:fldCharType="separate"/>
+      </w:r>
+      <w:r>
+        <w:rPr>
+          <w:rStyle w:val="ad"/>
+        </w:rPr>
+        <w:t>https://habr.com/ru/articles/801161/</w:t>
+      </w:r>
+      <w:r>
+        <w:fldChar w:fldCharType="end"/>
+      </w:r>
+      <w:r>
+        <w:t xml:space="preserve"> </w:t>
+      </w:r>
+      <w:r>
+        <w:t>– о</w:t>
+      </w:r>
+      <w:r>
+        <w:t xml:space="preserve"> </w:t>
+      </w:r>
+      <w:r>
+        <w:t>случайном лесе</w:t>
+      </w:r>
+      <w:r>
+        <w:t>;</w:t>
+      </w:r>
+      <w:bookmarkEnd w:id="67"/>
+    </w:p>
+    <w:bookmarkStart w:id="68" w:name="_Ref229868129"/>
+    <w:p>
+      <w:pPr>
+        <w:pStyle w:val="a2"/>
+        <w:numPr>
+          <w:ilvl w:val="0"/>
+          <w:numId w:val="7"/>
+        </w:numPr>
+      </w:pPr>
+      <w:r>
+        <w:fldChar w:fldCharType="begin"/>
+      </w:r>
+      <w:r>
+        <w:instrText>HYPERLINK "</w:instrText>
+      </w:r>
+      <w:r>
+        <w:instrText>https://sky.pro/wiki/python/ponimaem-funktsiyu-enumerate-v-python-na-primere-koda/</w:instrText>
+      </w:r>
+      <w:r>
+        <w:instrText>"</w:instrText>
+      </w:r>
+      <w:r>
+        <w:fldChar w:fldCharType="separate"/>
+      </w:r>
+      <w:r>
+        <w:rPr>
+          <w:rStyle w:val="ad"/>
+        </w:rPr>
+        <w:t>https://sky.pro/wiki/python/ponimaem-funktsiyu-enumerate-v-python-na-primere-koda/</w:t>
+      </w:r>
+      <w:r>
+        <w:fldChar w:fldCharType="end"/>
+      </w:r>
+      <w:r>
+        <w:t xml:space="preserve"> </w:t>
+      </w:r>
+      <w:r>
+        <w:t>– о</w:t>
+      </w:r>
+      <w:r>
+        <w:t xml:space="preserve"> случайном лесе</w:t>
+      </w:r>
+      <w:r>
+        <w:t>;</w:t>
+      </w:r>
+      <w:bookmarkEnd w:id="68"/>
+    </w:p>
+    <w:p>
+      <w:pPr>
+        <w:pStyle w:val="a2"/>
+        <w:numPr>
+          <w:ilvl w:val="0"/>
+          <w:numId w:val="7"/>
+        </w:numPr>
+      </w:pPr>
+      <w:r>
         <w:t>М – о</w:t>
       </w:r>
       <w:r>
@@ -19695,24 +22397,69 @@
     </w:p>
     <w:p>
       <w:pPr>
+        <w:pStyle w:val="a2"/>
+        <w:numPr>
+          <w:ilvl w:val="0"/>
+          <w:numId w:val="7"/>
+        </w:numPr>
+      </w:pPr>
+      <w:r>
+        <w:t>М – о</w:t>
+      </w:r>
+      <w:r>
+        <w:rPr>
+          <w:lang w:val="en-US"/>
+        </w:rPr>
+        <w:t>;</w:t>
+      </w:r>
+    </w:p>
+    <w:p>
+      <w:pPr>
+        <w:pStyle w:val="a2"/>
+        <w:numPr>
+          <w:ilvl w:val="0"/>
+          <w:numId w:val="7"/>
+        </w:numPr>
+      </w:pPr>
+      <w:r>
+        <w:t>М – о</w:t>
+      </w:r>
+      <w:r>
+        <w:rPr>
+          <w:lang w:val="en-US"/>
+        </w:rPr>
+        <w:t>;</w:t>
+      </w:r>
+    </w:p>
+    <w:p>
+      <w:pPr>
+        <w:pStyle w:val="a2"/>
+        <w:numPr>
+          <w:ilvl w:val="0"/>
+          <w:numId w:val="7"/>
+        </w:numPr>
+      </w:pPr>
+    </w:p>
+    <w:p>
+      <w:pPr>
         <w:pStyle w:val="1"/>
       </w:pPr>
-      <w:bookmarkStart w:id="61" w:name="_Toc229708730"/>
+      <w:bookmarkStart w:id="69" w:name="_Toc229881660"/>
       <w:r>
         <w:lastRenderedPageBreak/>
         <w:t>Приложения</w:t>
       </w:r>
-      <w:bookmarkEnd w:id="61"/>
+      <w:bookmarkEnd w:id="69"/>
     </w:p>
     <w:p>
       <w:pPr>
         <w:pStyle w:val="2"/>
       </w:pPr>
-      <w:bookmarkStart w:id="62" w:name="_Toc229708731"/>
+      <w:bookmarkStart w:id="70" w:name="_Toc229881661"/>
       <w:r>
         <w:t>Техническое задание</w:t>
       </w:r>
-      <w:bookmarkEnd w:id="62"/>
+      <w:bookmarkEnd w:id="70"/>
       <w:r>
         <w:t xml:space="preserve"> </w:t>
       </w:r>
@@ -19721,11 +22468,11 @@
       <w:pPr>
         <w:pStyle w:val="2"/>
       </w:pPr>
-      <w:bookmarkStart w:id="63" w:name="_Toc229708732"/>
+      <w:bookmarkStart w:id="71" w:name="_Toc229881662"/>
       <w:r>
         <w:t>Руководство программиста</w:t>
       </w:r>
-      <w:bookmarkEnd w:id="63"/>
+      <w:bookmarkEnd w:id="71"/>
     </w:p>
     <w:p>
       <w:pPr>
@@ -19734,11 +22481,11 @@
           <w:lang w:val="en-US"/>
         </w:rPr>
       </w:pPr>
-      <w:bookmarkStart w:id="64" w:name="_Toc229708733"/>
+      <w:bookmarkStart w:id="72" w:name="_Toc229881663"/>
       <w:r>
         <w:t>Руководство пользователя</w:t>
       </w:r>
-      <w:bookmarkEnd w:id="64"/>
+      <w:bookmarkEnd w:id="72"/>
     </w:p>
     <w:p>
       <w:pPr>
@@ -19747,11 +22494,11 @@
           <w:lang w:val="en-US"/>
         </w:rPr>
       </w:pPr>
-      <w:bookmarkStart w:id="65" w:name="_Toc229708734"/>
+      <w:bookmarkStart w:id="73" w:name="_Toc229881664"/>
       <w:r>
         <w:t>Материалы выпускной квалификационной работы</w:t>
       </w:r>
-      <w:bookmarkEnd w:id="65"/>
+      <w:bookmarkEnd w:id="73"/>
     </w:p>
     <w:p>
       <w:pPr>
@@ -19793,7 +22540,7 @@
           <w:numId w:val="8"/>
         </w:numPr>
       </w:pPr>
-      <w:hyperlink r:id="rId17" w:history="1">
+      <w:hyperlink r:id="rId21" w:history="1">
         <w:r>
           <w:rPr>
             <w:rStyle w:val="ad"/>
@@ -19806,7 +22553,7 @@
       </w:r>
     </w:p>
     <w:sectPr>
-      <w:footerReference w:type="default" r:id="rId18"/>
+      <w:footerReference w:type="default" r:id="rId22"/>
       <w:pgSz w:w="11906" w:h="16838" w:code="9"/>
       <w:pgMar w:top="851" w:right="567" w:bottom="1701" w:left="1418" w:header="284" w:footer="284" w:gutter="0"/>
       <w:pgNumType w:start="3"/>
@@ -25034,16 +27781,16 @@
     </w:lvl>
   </w:abstractNum>
   <w:abstractNum w:abstractNumId="10" w15:restartNumberingAfterBreak="0">
-    <w:nsid w:val="31D15724"/>
+    <w:nsid w:val="202A20F6"/>
     <w:multiLevelType w:val="hybridMultilevel"/>
-    <w:tmpl w:val="ABDEF20A"/>
+    <w:tmpl w:val="598E1456"/>
     <w:lvl w:ilvl="0" w:tplc="04190001">
       <w:start w:val="1"/>
       <w:numFmt w:val="bullet"/>
       <w:lvlText w:val=""/>
       <w:lvlJc w:val="left"/>
       <w:pPr>
-        <w:ind w:left="1429" w:hanging="360"/>
+        <w:ind w:left="1500" w:hanging="360"/>
       </w:pPr>
       <w:rPr>
         <w:rFonts w:ascii="Symbol" w:hAnsi="Symbol" w:hint="default"/>
@@ -25055,7 +27802,7 @@
       <w:lvlText w:val="o"/>
       <w:lvlJc w:val="left"/>
       <w:pPr>
-        <w:ind w:left="2149" w:hanging="360"/>
+        <w:ind w:left="2220" w:hanging="360"/>
       </w:pPr>
       <w:rPr>
         <w:rFonts w:ascii="Courier New" w:hAnsi="Courier New" w:cs="Courier New" w:hint="default"/>
@@ -25067,7 +27814,7 @@
       <w:lvlText w:val=""/>
       <w:lvlJc w:val="left"/>
       <w:pPr>
-        <w:ind w:left="2869" w:hanging="360"/>
+        <w:ind w:left="2940" w:hanging="360"/>
       </w:pPr>
       <w:rPr>
         <w:rFonts w:ascii="Wingdings" w:hAnsi="Wingdings" w:hint="default"/>
@@ -25079,7 +27826,7 @@
       <w:lvlText w:val=""/>
       <w:lvlJc w:val="left"/>
       <w:pPr>
-        <w:ind w:left="3589" w:hanging="360"/>
+        <w:ind w:left="3660" w:hanging="360"/>
       </w:pPr>
       <w:rPr>
         <w:rFonts w:ascii="Symbol" w:hAnsi="Symbol" w:hint="default"/>
@@ -25091,7 +27838,7 @@
       <w:lvlText w:val="o"/>
       <w:lvlJc w:val="left"/>
       <w:pPr>
-        <w:ind w:left="4309" w:hanging="360"/>
+        <w:ind w:left="4380" w:hanging="360"/>
       </w:pPr>
       <w:rPr>
         <w:rFonts w:ascii="Courier New" w:hAnsi="Courier New" w:cs="Courier New" w:hint="default"/>
@@ -25103,7 +27850,7 @@
       <w:lvlText w:val=""/>
       <w:lvlJc w:val="left"/>
       <w:pPr>
-        <w:ind w:left="5029" w:hanging="360"/>
+        <w:ind w:left="5100" w:hanging="360"/>
       </w:pPr>
       <w:rPr>
         <w:rFonts w:ascii="Wingdings" w:hAnsi="Wingdings" w:hint="default"/>
@@ -25115,7 +27862,7 @@
       <w:lvlText w:val=""/>
       <w:lvlJc w:val="left"/>
       <w:pPr>
-        <w:ind w:left="5749" w:hanging="360"/>
+        <w:ind w:left="5820" w:hanging="360"/>
       </w:pPr>
       <w:rPr>
         <w:rFonts w:ascii="Symbol" w:hAnsi="Symbol" w:hint="default"/>
@@ -25127,7 +27874,7 @@
       <w:lvlText w:val="o"/>
       <w:lvlJc w:val="left"/>
       <w:pPr>
-        <w:ind w:left="6469" w:hanging="360"/>
+        <w:ind w:left="6540" w:hanging="360"/>
       </w:pPr>
       <w:rPr>
         <w:rFonts w:ascii="Courier New" w:hAnsi="Courier New" w:cs="Courier New" w:hint="default"/>
@@ -25139,7 +27886,7 @@
       <w:lvlText w:val=""/>
       <w:lvlJc w:val="left"/>
       <w:pPr>
-        <w:ind w:left="7189" w:hanging="360"/>
+        <w:ind w:left="7260" w:hanging="360"/>
       </w:pPr>
       <w:rPr>
         <w:rFonts w:ascii="Wingdings" w:hAnsi="Wingdings" w:hint="default"/>
@@ -25147,6 +27894,119 @@
     </w:lvl>
   </w:abstractNum>
   <w:abstractNum w:abstractNumId="11" w15:restartNumberingAfterBreak="0">
+    <w:nsid w:val="31D15724"/>
+    <w:multiLevelType w:val="hybridMultilevel"/>
+    <w:tmpl w:val="ABDEF20A"/>
+    <w:lvl w:ilvl="0" w:tplc="04190001">
+      <w:start w:val="1"/>
+      <w:numFmt w:val="bullet"/>
+      <w:lvlText w:val=""/>
+      <w:lvlJc w:val="left"/>
+      <w:pPr>
+        <w:ind w:left="1429" w:hanging="360"/>
+      </w:pPr>
+      <w:rPr>
+        <w:rFonts w:ascii="Symbol" w:hAnsi="Symbol" w:hint="default"/>
+      </w:rPr>
+    </w:lvl>
+    <w:lvl w:ilvl="1" w:tplc="04190003" w:tentative="1">
+      <w:start w:val="1"/>
+      <w:numFmt w:val="bullet"/>
+      <w:lvlText w:val="o"/>
+      <w:lvlJc w:val="left"/>
+      <w:pPr>
+        <w:ind w:left="2149" w:hanging="360"/>
+      </w:pPr>
+      <w:rPr>
+        <w:rFonts w:ascii="Courier New" w:hAnsi="Courier New" w:cs="Courier New" w:hint="default"/>
+      </w:rPr>
+    </w:lvl>
+    <w:lvl w:ilvl="2" w:tplc="04190005" w:tentative="1">
+      <w:start w:val="1"/>
+      <w:numFmt w:val="bullet"/>
+      <w:lvlText w:val=""/>
+      <w:lvlJc w:val="left"/>
+      <w:pPr>
+        <w:ind w:left="2869" w:hanging="360"/>
+      </w:pPr>
+      <w:rPr>
+        <w:rFonts w:ascii="Wingdings" w:hAnsi="Wingdings" w:hint="default"/>
+      </w:rPr>
+    </w:lvl>
+    <w:lvl w:ilvl="3" w:tplc="04190001" w:tentative="1">
+      <w:start w:val="1"/>
+      <w:numFmt w:val="bullet"/>
+      <w:lvlText w:val=""/>
+      <w:lvlJc w:val="left"/>
+      <w:pPr>
+        <w:ind w:left="3589" w:hanging="360"/>
+      </w:pPr>
+      <w:rPr>
+        <w:rFonts w:ascii="Symbol" w:hAnsi="Symbol" w:hint="default"/>
+      </w:rPr>
+    </w:lvl>
+    <w:lvl w:ilvl="4" w:tplc="04190003" w:tentative="1">
+      <w:start w:val="1"/>
+      <w:numFmt w:val="bullet"/>
+      <w:lvlText w:val="o"/>
+      <w:lvlJc w:val="left"/>
+      <w:pPr>
+        <w:ind w:left="4309" w:hanging="360"/>
+      </w:pPr>
+      <w:rPr>
+        <w:rFonts w:ascii="Courier New" w:hAnsi="Courier New" w:cs="Courier New" w:hint="default"/>
+      </w:rPr>
+    </w:lvl>
+    <w:lvl w:ilvl="5" w:tplc="04190005" w:tentative="1">
+      <w:start w:val="1"/>
+      <w:numFmt w:val="bullet"/>
+      <w:lvlText w:val=""/>
+      <w:lvlJc w:val="left"/>
+      <w:pPr>
+        <w:ind w:left="5029" w:hanging="360"/>
+      </w:pPr>
+      <w:rPr>
+        <w:rFonts w:ascii="Wingdings" w:hAnsi="Wingdings" w:hint="default"/>
+      </w:rPr>
+    </w:lvl>
+    <w:lvl w:ilvl="6" w:tplc="04190001" w:tentative="1">
+      <w:start w:val="1"/>
+      <w:numFmt w:val="bullet"/>
+      <w:lvlText w:val=""/>
+      <w:lvlJc w:val="left"/>
+      <w:pPr>
+        <w:ind w:left="5749" w:hanging="360"/>
+      </w:pPr>
+      <w:rPr>
+        <w:rFonts w:ascii="Symbol" w:hAnsi="Symbol" w:hint="default"/>
+      </w:rPr>
+    </w:lvl>
+    <w:lvl w:ilvl="7" w:tplc="04190003" w:tentative="1">
+      <w:start w:val="1"/>
+      <w:numFmt w:val="bullet"/>
+      <w:lvlText w:val="o"/>
+      <w:lvlJc w:val="left"/>
+      <w:pPr>
+        <w:ind w:left="6469" w:hanging="360"/>
+      </w:pPr>
+      <w:rPr>
+        <w:rFonts w:ascii="Courier New" w:hAnsi="Courier New" w:cs="Courier New" w:hint="default"/>
+      </w:rPr>
+    </w:lvl>
+    <w:lvl w:ilvl="8" w:tplc="04190005" w:tentative="1">
+      <w:start w:val="1"/>
+      <w:numFmt w:val="bullet"/>
+      <w:lvlText w:val=""/>
+      <w:lvlJc w:val="left"/>
+      <w:pPr>
+        <w:ind w:left="7189" w:hanging="360"/>
+      </w:pPr>
+      <w:rPr>
+        <w:rFonts w:ascii="Wingdings" w:hAnsi="Wingdings" w:hint="default"/>
+      </w:rPr>
+    </w:lvl>
+  </w:abstractNum>
+  <w:abstractNum w:abstractNumId="12" w15:restartNumberingAfterBreak="0">
     <w:nsid w:val="31E67F14"/>
     <w:multiLevelType w:val="hybridMultilevel"/>
     <w:tmpl w:val="F20A1922"/>
@@ -25232,7 +28092,7 @@
       </w:pPr>
     </w:lvl>
   </w:abstractNum>
-  <w:abstractNum w:abstractNumId="12" w15:restartNumberingAfterBreak="0">
+  <w:abstractNum w:abstractNumId="13" w15:restartNumberingAfterBreak="0">
     <w:nsid w:val="39040A22"/>
     <w:multiLevelType w:val="hybridMultilevel"/>
     <w:tmpl w:val="E7509BCE"/>
@@ -25345,7 +28205,7 @@
       </w:rPr>
     </w:lvl>
   </w:abstractNum>
-  <w:abstractNum w:abstractNumId="13" w15:restartNumberingAfterBreak="0">
+  <w:abstractNum w:abstractNumId="14" w15:restartNumberingAfterBreak="0">
     <w:nsid w:val="390A62EE"/>
     <w:multiLevelType w:val="multilevel"/>
     <w:tmpl w:val="04190025"/>
@@ -25440,7 +28300,7 @@
       </w:pPr>
     </w:lvl>
   </w:abstractNum>
-  <w:abstractNum w:abstractNumId="14" w15:restartNumberingAfterBreak="0">
+  <w:abstractNum w:abstractNumId="15" w15:restartNumberingAfterBreak="0">
     <w:nsid w:val="3A7F6156"/>
     <w:multiLevelType w:val="hybridMultilevel"/>
     <w:tmpl w:val="B11C2636"/>
@@ -25553,7 +28413,120 @@
       </w:rPr>
     </w:lvl>
   </w:abstractNum>
-  <w:abstractNum w:abstractNumId="15" w15:restartNumberingAfterBreak="0">
+  <w:abstractNum w:abstractNumId="16" w15:restartNumberingAfterBreak="0">
+    <w:nsid w:val="3B71150C"/>
+    <w:multiLevelType w:val="hybridMultilevel"/>
+    <w:tmpl w:val="EB9A2352"/>
+    <w:lvl w:ilvl="0" w:tplc="04190001">
+      <w:start w:val="1"/>
+      <w:numFmt w:val="bullet"/>
+      <w:lvlText w:val=""/>
+      <w:lvlJc w:val="left"/>
+      <w:pPr>
+        <w:ind w:left="1429" w:hanging="360"/>
+      </w:pPr>
+      <w:rPr>
+        <w:rFonts w:ascii="Symbol" w:hAnsi="Symbol" w:hint="default"/>
+      </w:rPr>
+    </w:lvl>
+    <w:lvl w:ilvl="1" w:tplc="04190003">
+      <w:start w:val="1"/>
+      <w:numFmt w:val="bullet"/>
+      <w:lvlText w:val="o"/>
+      <w:lvlJc w:val="left"/>
+      <w:pPr>
+        <w:ind w:left="2149" w:hanging="360"/>
+      </w:pPr>
+      <w:rPr>
+        <w:rFonts w:ascii="Courier New" w:hAnsi="Courier New" w:cs="Courier New" w:hint="default"/>
+      </w:rPr>
+    </w:lvl>
+    <w:lvl w:ilvl="2" w:tplc="04190005" w:tentative="1">
+      <w:start w:val="1"/>
+      <w:numFmt w:val="bullet"/>
+      <w:lvlText w:val=""/>
+      <w:lvlJc w:val="left"/>
+      <w:pPr>
+        <w:ind w:left="2869" w:hanging="360"/>
+      </w:pPr>
+      <w:rPr>
+        <w:rFonts w:ascii="Wingdings" w:hAnsi="Wingdings" w:hint="default"/>
+      </w:rPr>
+    </w:lvl>
+    <w:lvl w:ilvl="3" w:tplc="04190001" w:tentative="1">
+      <w:start w:val="1"/>
+      <w:numFmt w:val="bullet"/>
+      <w:lvlText w:val=""/>
+      <w:lvlJc w:val="left"/>
+      <w:pPr>
+        <w:ind w:left="3589" w:hanging="360"/>
+      </w:pPr>
+      <w:rPr>
+        <w:rFonts w:ascii="Symbol" w:hAnsi="Symbol" w:hint="default"/>
+      </w:rPr>
+    </w:lvl>
+    <w:lvl w:ilvl="4" w:tplc="04190003" w:tentative="1">
+      <w:start w:val="1"/>
+      <w:numFmt w:val="bullet"/>
+      <w:lvlText w:val="o"/>
+      <w:lvlJc w:val="left"/>
+      <w:pPr>
+        <w:ind w:left="4309" w:hanging="360"/>
+      </w:pPr>
+      <w:rPr>
+        <w:rFonts w:ascii="Courier New" w:hAnsi="Courier New" w:cs="Courier New" w:hint="default"/>
+      </w:rPr>
+    </w:lvl>
+    <w:lvl w:ilvl="5" w:tplc="04190005" w:tentative="1">
+      <w:start w:val="1"/>
+      <w:numFmt w:val="bullet"/>
+      <w:lvlText w:val=""/>
+      <w:lvlJc w:val="left"/>
+      <w:pPr>
+        <w:ind w:left="5029" w:hanging="360"/>
+      </w:pPr>
+      <w:rPr>
+        <w:rFonts w:ascii="Wingdings" w:hAnsi="Wingdings" w:hint="default"/>
+      </w:rPr>
+    </w:lvl>
+    <w:lvl w:ilvl="6" w:tplc="04190001" w:tentative="1">
+      <w:start w:val="1"/>
+      <w:numFmt w:val="bullet"/>
+      <w:lvlText w:val=""/>
+      <w:lvlJc w:val="left"/>
+      <w:pPr>
+        <w:ind w:left="5749" w:hanging="360"/>
+      </w:pPr>
+      <w:rPr>
+        <w:rFonts w:ascii="Symbol" w:hAnsi="Symbol" w:hint="default"/>
+      </w:rPr>
+    </w:lvl>
+    <w:lvl w:ilvl="7" w:tplc="04190003" w:tentative="1">
+      <w:start w:val="1"/>
+      <w:numFmt w:val="bullet"/>
+      <w:lvlText w:val="o"/>
+      <w:lvlJc w:val="left"/>
+      <w:pPr>
+        <w:ind w:left="6469" w:hanging="360"/>
+      </w:pPr>
+      <w:rPr>
+        <w:rFonts w:ascii="Courier New" w:hAnsi="Courier New" w:cs="Courier New" w:hint="default"/>
+      </w:rPr>
+    </w:lvl>
+    <w:lvl w:ilvl="8" w:tplc="04190005" w:tentative="1">
+      <w:start w:val="1"/>
+      <w:numFmt w:val="bullet"/>
+      <w:lvlText w:val=""/>
+      <w:lvlJc w:val="left"/>
+      <w:pPr>
+        <w:ind w:left="7189" w:hanging="360"/>
+      </w:pPr>
+      <w:rPr>
+        <w:rFonts w:ascii="Wingdings" w:hAnsi="Wingdings" w:hint="default"/>
+      </w:rPr>
+    </w:lvl>
+  </w:abstractNum>
+  <w:abstractNum w:abstractNumId="17" w15:restartNumberingAfterBreak="0">
     <w:nsid w:val="3F420464"/>
     <w:multiLevelType w:val="hybridMultilevel"/>
     <w:tmpl w:val="4A70FD20"/>
@@ -25666,7 +28639,7 @@
       </w:rPr>
     </w:lvl>
   </w:abstractNum>
-  <w:abstractNum w:abstractNumId="16" w15:restartNumberingAfterBreak="0">
+  <w:abstractNum w:abstractNumId="18" w15:restartNumberingAfterBreak="0">
     <w:nsid w:val="3FED18ED"/>
     <w:multiLevelType w:val="hybridMultilevel"/>
     <w:tmpl w:val="A394043C"/>
@@ -25779,7 +28752,7 @@
       </w:rPr>
     </w:lvl>
   </w:abstractNum>
-  <w:abstractNum w:abstractNumId="17" w15:restartNumberingAfterBreak="0">
+  <w:abstractNum w:abstractNumId="19" w15:restartNumberingAfterBreak="0">
     <w:nsid w:val="451324CB"/>
     <w:multiLevelType w:val="hybridMultilevel"/>
     <w:tmpl w:val="7D8CC2B8"/>
@@ -25865,7 +28838,7 @@
       </w:pPr>
     </w:lvl>
   </w:abstractNum>
-  <w:abstractNum w:abstractNumId="18" w15:restartNumberingAfterBreak="0">
+  <w:abstractNum w:abstractNumId="20" w15:restartNumberingAfterBreak="0">
     <w:nsid w:val="47A66418"/>
     <w:multiLevelType w:val="hybridMultilevel"/>
     <w:tmpl w:val="7402FB3C"/>
@@ -25978,7 +28951,7 @@
       </w:rPr>
     </w:lvl>
   </w:abstractNum>
-  <w:abstractNum w:abstractNumId="19" w15:restartNumberingAfterBreak="0">
+  <w:abstractNum w:abstractNumId="21" w15:restartNumberingAfterBreak="0">
     <w:nsid w:val="4BD73B68"/>
     <w:multiLevelType w:val="hybridMultilevel"/>
     <w:tmpl w:val="8EFA7818"/>
@@ -26091,10 +29064,10 @@
       </w:rPr>
     </w:lvl>
   </w:abstractNum>
-  <w:abstractNum w:abstractNumId="20" w15:restartNumberingAfterBreak="0">
-    <w:nsid w:val="5311034D"/>
+  <w:abstractNum w:abstractNumId="22" w15:restartNumberingAfterBreak="0">
+    <w:nsid w:val="4BEA2421"/>
     <w:multiLevelType w:val="hybridMultilevel"/>
-    <w:tmpl w:val="8EE08D7E"/>
+    <w:tmpl w:val="5F7688B0"/>
     <w:lvl w:ilvl="0" w:tplc="04190001">
       <w:start w:val="1"/>
       <w:numFmt w:val="bullet"/>
@@ -26131,7 +29104,7 @@
         <w:rFonts w:ascii="Wingdings" w:hAnsi="Wingdings" w:hint="default"/>
       </w:rPr>
     </w:lvl>
-    <w:lvl w:ilvl="3" w:tplc="04190001" w:tentative="1">
+    <w:lvl w:ilvl="3" w:tplc="04190001">
       <w:start w:val="1"/>
       <w:numFmt w:val="bullet"/>
       <w:lvlText w:val=""/>
@@ -26204,7 +29177,206 @@
       </w:rPr>
     </w:lvl>
   </w:abstractNum>
-  <w:abstractNum w:abstractNumId="21" w15:restartNumberingAfterBreak="0">
+  <w:abstractNum w:abstractNumId="23" w15:restartNumberingAfterBreak="0">
+    <w:nsid w:val="51945F49"/>
+    <w:multiLevelType w:val="hybridMultilevel"/>
+    <w:tmpl w:val="7C5C52D6"/>
+    <w:lvl w:ilvl="0" w:tplc="0419000F">
+      <w:start w:val="1"/>
+      <w:numFmt w:val="decimal"/>
+      <w:lvlText w:val="%1."/>
+      <w:lvlJc w:val="left"/>
+      <w:pPr>
+        <w:ind w:left="1429" w:hanging="360"/>
+      </w:pPr>
+    </w:lvl>
+    <w:lvl w:ilvl="1" w:tplc="04190019">
+      <w:start w:val="1"/>
+      <w:numFmt w:val="lowerLetter"/>
+      <w:lvlText w:val="%2."/>
+      <w:lvlJc w:val="left"/>
+      <w:pPr>
+        <w:ind w:left="2149" w:hanging="360"/>
+      </w:pPr>
+    </w:lvl>
+    <w:lvl w:ilvl="2" w:tplc="0419001B">
+      <w:start w:val="1"/>
+      <w:numFmt w:val="lowerRoman"/>
+      <w:lvlText w:val="%3."/>
+      <w:lvlJc w:val="right"/>
+      <w:pPr>
+        <w:ind w:left="2869" w:hanging="180"/>
+      </w:pPr>
+    </w:lvl>
+    <w:lvl w:ilvl="3" w:tplc="0419000F" w:tentative="1">
+      <w:start w:val="1"/>
+      <w:numFmt w:val="decimal"/>
+      <w:lvlText w:val="%4."/>
+      <w:lvlJc w:val="left"/>
+      <w:pPr>
+        <w:ind w:left="3589" w:hanging="360"/>
+      </w:pPr>
+    </w:lvl>
+    <w:lvl w:ilvl="4" w:tplc="04190019" w:tentative="1">
+      <w:start w:val="1"/>
+      <w:numFmt w:val="lowerLetter"/>
+      <w:lvlText w:val="%5."/>
+      <w:lvlJc w:val="left"/>
+      <w:pPr>
+        <w:ind w:left="4309" w:hanging="360"/>
+      </w:pPr>
+    </w:lvl>
+    <w:lvl w:ilvl="5" w:tplc="0419001B" w:tentative="1">
+      <w:start w:val="1"/>
+      <w:numFmt w:val="lowerRoman"/>
+      <w:lvlText w:val="%6."/>
+      <w:lvlJc w:val="right"/>
+      <w:pPr>
+        <w:ind w:left="5029" w:hanging="180"/>
+      </w:pPr>
+    </w:lvl>
+    <w:lvl w:ilvl="6" w:tplc="0419000F" w:tentative="1">
+      <w:start w:val="1"/>
+      <w:numFmt w:val="decimal"/>
+      <w:lvlText w:val="%7."/>
+      <w:lvlJc w:val="left"/>
+      <w:pPr>
+        <w:ind w:left="5749" w:hanging="360"/>
+      </w:pPr>
+    </w:lvl>
+    <w:lvl w:ilvl="7" w:tplc="04190019" w:tentative="1">
+      <w:start w:val="1"/>
+      <w:numFmt w:val="lowerLetter"/>
+      <w:lvlText w:val="%8."/>
+      <w:lvlJc w:val="left"/>
+      <w:pPr>
+        <w:ind w:left="6469" w:hanging="360"/>
+      </w:pPr>
+    </w:lvl>
+    <w:lvl w:ilvl="8" w:tplc="0419001B" w:tentative="1">
+      <w:start w:val="1"/>
+      <w:numFmt w:val="lowerRoman"/>
+      <w:lvlText w:val="%9."/>
+      <w:lvlJc w:val="right"/>
+      <w:pPr>
+        <w:ind w:left="7189" w:hanging="180"/>
+      </w:pPr>
+    </w:lvl>
+  </w:abstractNum>
+  <w:abstractNum w:abstractNumId="24" w15:restartNumberingAfterBreak="0">
+    <w:nsid w:val="5311034D"/>
+    <w:multiLevelType w:val="hybridMultilevel"/>
+    <w:tmpl w:val="8EE08D7E"/>
+    <w:lvl w:ilvl="0" w:tplc="04190001">
+      <w:start w:val="1"/>
+      <w:numFmt w:val="bullet"/>
+      <w:lvlText w:val=""/>
+      <w:lvlJc w:val="left"/>
+      <w:pPr>
+        <w:ind w:left="1429" w:hanging="360"/>
+      </w:pPr>
+      <w:rPr>
+        <w:rFonts w:ascii="Symbol" w:hAnsi="Symbol" w:hint="default"/>
+      </w:rPr>
+    </w:lvl>
+    <w:lvl w:ilvl="1" w:tplc="04190003">
+      <w:start w:val="1"/>
+      <w:numFmt w:val="bullet"/>
+      <w:lvlText w:val="o"/>
+      <w:lvlJc w:val="left"/>
+      <w:pPr>
+        <w:ind w:left="2149" w:hanging="360"/>
+      </w:pPr>
+      <w:rPr>
+        <w:rFonts w:ascii="Courier New" w:hAnsi="Courier New" w:cs="Courier New" w:hint="default"/>
+      </w:rPr>
+    </w:lvl>
+    <w:lvl w:ilvl="2" w:tplc="04190005">
+      <w:start w:val="1"/>
+      <w:numFmt w:val="bullet"/>
+      <w:lvlText w:val=""/>
+      <w:lvlJc w:val="left"/>
+      <w:pPr>
+        <w:ind w:left="2869" w:hanging="360"/>
+      </w:pPr>
+      <w:rPr>
+        <w:rFonts w:ascii="Wingdings" w:hAnsi="Wingdings" w:hint="default"/>
+      </w:rPr>
+    </w:lvl>
+    <w:lvl w:ilvl="3" w:tplc="04190001" w:tentative="1">
+      <w:start w:val="1"/>
+      <w:numFmt w:val="bullet"/>
+      <w:lvlText w:val=""/>
+      <w:lvlJc w:val="left"/>
+      <w:pPr>
+        <w:ind w:left="3589" w:hanging="360"/>
+      </w:pPr>
+      <w:rPr>
+        <w:rFonts w:ascii="Symbol" w:hAnsi="Symbol" w:hint="default"/>
+      </w:rPr>
+    </w:lvl>
+    <w:lvl w:ilvl="4" w:tplc="04190003" w:tentative="1">
+      <w:start w:val="1"/>
+      <w:numFmt w:val="bullet"/>
+      <w:lvlText w:val="o"/>
+      <w:lvlJc w:val="left"/>
+      <w:pPr>
+        <w:ind w:left="4309" w:hanging="360"/>
+      </w:pPr>
+      <w:rPr>
+        <w:rFonts w:ascii="Courier New" w:hAnsi="Courier New" w:cs="Courier New" w:hint="default"/>
+      </w:rPr>
+    </w:lvl>
+    <w:lvl w:ilvl="5" w:tplc="04190005" w:tentative="1">
+      <w:start w:val="1"/>
+      <w:numFmt w:val="bullet"/>
+      <w:lvlText w:val=""/>
+      <w:lvlJc w:val="left"/>
+      <w:pPr>
+        <w:ind w:left="5029" w:hanging="360"/>
+      </w:pPr>
+      <w:rPr>
+        <w:rFonts w:ascii="Wingdings" w:hAnsi="Wingdings" w:hint="default"/>
+      </w:rPr>
+    </w:lvl>
+    <w:lvl w:ilvl="6" w:tplc="04190001" w:tentative="1">
+      <w:start w:val="1"/>
+      <w:numFmt w:val="bullet"/>
+      <w:lvlText w:val=""/>
+      <w:lvlJc w:val="left"/>
+      <w:pPr>
+        <w:ind w:left="5749" w:hanging="360"/>
+      </w:pPr>
+      <w:rPr>
+        <w:rFonts w:ascii="Symbol" w:hAnsi="Symbol" w:hint="default"/>
+      </w:rPr>
+    </w:lvl>
+    <w:lvl w:ilvl="7" w:tplc="04190003" w:tentative="1">
+      <w:start w:val="1"/>
+      <w:numFmt w:val="bullet"/>
+      <w:lvlText w:val="o"/>
+      <w:lvlJc w:val="left"/>
+      <w:pPr>
+        <w:ind w:left="6469" w:hanging="360"/>
+      </w:pPr>
+      <w:rPr>
+        <w:rFonts w:ascii="Courier New" w:hAnsi="Courier New" w:cs="Courier New" w:hint="default"/>
+      </w:rPr>
+    </w:lvl>
+    <w:lvl w:ilvl="8" w:tplc="04190005" w:tentative="1">
+      <w:start w:val="1"/>
+      <w:numFmt w:val="bullet"/>
+      <w:lvlText w:val=""/>
+      <w:lvlJc w:val="left"/>
+      <w:pPr>
+        <w:ind w:left="7189" w:hanging="360"/>
+      </w:pPr>
+      <w:rPr>
+        <w:rFonts w:ascii="Wingdings" w:hAnsi="Wingdings" w:hint="default"/>
+      </w:rPr>
+    </w:lvl>
+  </w:abstractNum>
+  <w:abstractNum w:abstractNumId="25" w15:restartNumberingAfterBreak="0">
     <w:nsid w:val="581C707C"/>
     <w:multiLevelType w:val="hybridMultilevel"/>
     <w:tmpl w:val="2BCCB74E"/>
@@ -26317,7 +29489,7 @@
       </w:rPr>
     </w:lvl>
   </w:abstractNum>
-  <w:abstractNum w:abstractNumId="22" w15:restartNumberingAfterBreak="0">
+  <w:abstractNum w:abstractNumId="26" w15:restartNumberingAfterBreak="0">
     <w:nsid w:val="5A553AFB"/>
     <w:multiLevelType w:val="hybridMultilevel"/>
     <w:tmpl w:val="B5646DDC"/>
@@ -26430,7 +29602,7 @@
       </w:rPr>
     </w:lvl>
   </w:abstractNum>
-  <w:abstractNum w:abstractNumId="23" w15:restartNumberingAfterBreak="0">
+  <w:abstractNum w:abstractNumId="27" w15:restartNumberingAfterBreak="0">
     <w:nsid w:val="66F33F3E"/>
     <w:multiLevelType w:val="hybridMultilevel"/>
     <w:tmpl w:val="E2EADE76"/>
@@ -26543,7 +29715,7 @@
       </w:rPr>
     </w:lvl>
   </w:abstractNum>
-  <w:abstractNum w:abstractNumId="24" w15:restartNumberingAfterBreak="0">
+  <w:abstractNum w:abstractNumId="28" w15:restartNumberingAfterBreak="0">
     <w:nsid w:val="7F8E472E"/>
     <w:multiLevelType w:val="hybridMultilevel"/>
     <w:tmpl w:val="C28C279C"/>
@@ -26656,7 +29828,7 @@
       </w:rPr>
     </w:lvl>
   </w:abstractNum>
-  <w:abstractNum w:abstractNumId="25" w15:restartNumberingAfterBreak="0">
+  <w:abstractNum w:abstractNumId="29" w15:restartNumberingAfterBreak="0">
     <w:nsid w:val="7FD90529"/>
     <w:multiLevelType w:val="hybridMultilevel"/>
     <w:tmpl w:val="6F14EB3E"/>
@@ -26776,78 +29948,90 @@
     <w:abstractNumId w:val="0"/>
   </w:num>
   <w:num w:numId="3" w16cid:durableId="1776558205">
-    <w:abstractNumId w:val="13"/>
+    <w:abstractNumId w:val="14"/>
   </w:num>
   <w:num w:numId="4" w16cid:durableId="1260135726">
     <w:abstractNumId w:val="6"/>
   </w:num>
   <w:num w:numId="5" w16cid:durableId="276066899">
-    <w:abstractNumId w:val="11"/>
+    <w:abstractNumId w:val="12"/>
   </w:num>
   <w:num w:numId="6" w16cid:durableId="1676376391">
-    <w:abstractNumId w:val="23"/>
+    <w:abstractNumId w:val="27"/>
   </w:num>
   <w:num w:numId="7" w16cid:durableId="1792673970">
-    <w:abstractNumId w:val="17"/>
+    <w:abstractNumId w:val="19"/>
   </w:num>
   <w:num w:numId="8" w16cid:durableId="692263003">
     <w:abstractNumId w:val="7"/>
   </w:num>
   <w:num w:numId="9" w16cid:durableId="2071734659">
-    <w:abstractNumId w:val="12"/>
+    <w:abstractNumId w:val="13"/>
   </w:num>
   <w:num w:numId="10" w16cid:durableId="287055957">
     <w:abstractNumId w:val="4"/>
   </w:num>
   <w:num w:numId="11" w16cid:durableId="164593283">
-    <w:abstractNumId w:val="16"/>
+    <w:abstractNumId w:val="18"/>
   </w:num>
   <w:num w:numId="12" w16cid:durableId="19208934">
     <w:abstractNumId w:val="9"/>
   </w:num>
   <w:num w:numId="13" w16cid:durableId="298540276">
-    <w:abstractNumId w:val="21"/>
+    <w:abstractNumId w:val="25"/>
   </w:num>
   <w:num w:numId="14" w16cid:durableId="347028166">
     <w:abstractNumId w:val="2"/>
   </w:num>
   <w:num w:numId="15" w16cid:durableId="617612713">
-    <w:abstractNumId w:val="18"/>
+    <w:abstractNumId w:val="20"/>
   </w:num>
   <w:num w:numId="16" w16cid:durableId="466823573">
-    <w:abstractNumId w:val="24"/>
+    <w:abstractNumId w:val="28"/>
   </w:num>
   <w:num w:numId="17" w16cid:durableId="975110791">
-    <w:abstractNumId w:val="10"/>
+    <w:abstractNumId w:val="11"/>
   </w:num>
   <w:num w:numId="18" w16cid:durableId="244192512">
-    <w:abstractNumId w:val="19"/>
+    <w:abstractNumId w:val="21"/>
   </w:num>
   <w:num w:numId="19" w16cid:durableId="2124574854">
     <w:abstractNumId w:val="8"/>
   </w:num>
   <w:num w:numId="20" w16cid:durableId="1303077645">
-    <w:abstractNumId w:val="14"/>
+    <w:abstractNumId w:val="15"/>
   </w:num>
   <w:num w:numId="21" w16cid:durableId="1802651415">
-    <w:abstractNumId w:val="25"/>
+    <w:abstractNumId w:val="29"/>
   </w:num>
   <w:num w:numId="22" w16cid:durableId="1687099323">
     <w:abstractNumId w:val="3"/>
   </w:num>
   <w:num w:numId="23" w16cid:durableId="182860872">
-    <w:abstractNumId w:val="20"/>
+    <w:abstractNumId w:val="24"/>
   </w:num>
   <w:num w:numId="24" w16cid:durableId="13580426">
-    <w:abstractNumId w:val="15"/>
+    <w:abstractNumId w:val="17"/>
   </w:num>
   <w:num w:numId="25" w16cid:durableId="971445344">
-    <w:abstractNumId w:val="22"/>
+    <w:abstractNumId w:val="26"/>
   </w:num>
   <w:num w:numId="26" w16cid:durableId="1251499107">
     <w:abstractNumId w:val="5"/>
   </w:num>
-  <w:numIdMacAtCleanup w:val="26"/>
+  <w:num w:numId="27" w16cid:durableId="891040369">
+    <w:abstractNumId w:val="22"/>
+  </w:num>
+  <w:num w:numId="28" w16cid:durableId="2098943015">
+    <w:abstractNumId w:val="10"/>
+  </w:num>
+  <w:num w:numId="29" w16cid:durableId="1209684982">
+    <w:abstractNumId w:val="23"/>
+  </w:num>
+  <w:num w:numId="30" w16cid:durableId="1845515367">
+    <w:abstractNumId w:val="16"/>
+  </w:num>
+  <w:numIdMacAtCleanup w:val="30"/>
 </w:numbering>
 </file>
 

--- a/ВКР, отчет/ВКР, пояснительная записка.docx
+++ b/ВКР, отчет/ВКР, пояснительная записка.docx
@@ -3045,15 +3045,7 @@
           </w:tcPr>
           <w:p>
             <w:r>
-              <w:t xml:space="preserve"> </w:t>
-            </w:r>
-            <w:proofErr w:type="spellStart"/>
-            <w:r>
-              <w:t>Нургаянова</w:t>
-            </w:r>
-            <w:proofErr w:type="spellEnd"/>
-            <w:r>
-              <w:t xml:space="preserve"> О.С.</w:t>
+              <w:t xml:space="preserve"> Нургаянова О.С.</w:t>
             </w:r>
           </w:p>
         </w:tc>
@@ -3300,7 +3292,7 @@
       <w:r>
         <w:fldChar w:fldCharType="separate"/>
       </w:r>
-      <w:hyperlink w:anchor="_Toc229881636" w:history="1">
+      <w:hyperlink w:anchor="_Toc229949980" w:history="1">
         <w:r>
           <w:rPr>
             <w:rStyle w:val="ad"/>
@@ -3344,7 +3336,7 @@
             <w:noProof/>
             <w:webHidden/>
           </w:rPr>
-          <w:instrText xml:space="preserve"> PAGEREF _Toc229881636 \h </w:instrText>
+          <w:instrText xml:space="preserve"> PAGEREF _Toc229949980 \h </w:instrText>
         </w:r>
         <w:r>
           <w:rPr>
@@ -3386,7 +3378,7 @@
           <w14:ligatures w14:val="standardContextual"/>
         </w:rPr>
       </w:pPr>
-      <w:hyperlink w:anchor="_Toc229881637" w:history="1">
+      <w:hyperlink w:anchor="_Toc229949981" w:history="1">
         <w:r>
           <w:rPr>
             <w:rStyle w:val="ad"/>
@@ -3430,7 +3422,7 @@
             <w:noProof/>
             <w:webHidden/>
           </w:rPr>
-          <w:instrText xml:space="preserve"> PAGEREF _Toc229881637 \h </w:instrText>
+          <w:instrText xml:space="preserve"> PAGEREF _Toc229949981 \h </w:instrText>
         </w:r>
         <w:r>
           <w:rPr>
@@ -3472,7 +3464,7 @@
           <w14:ligatures w14:val="standardContextual"/>
         </w:rPr>
       </w:pPr>
-      <w:hyperlink w:anchor="_Toc229881638" w:history="1">
+      <w:hyperlink w:anchor="_Toc229949982" w:history="1">
         <w:r>
           <w:rPr>
             <w:rStyle w:val="ad"/>
@@ -3516,7 +3508,7 @@
             <w:noProof/>
             <w:webHidden/>
           </w:rPr>
-          <w:instrText xml:space="preserve"> PAGEREF _Toc229881638 \h </w:instrText>
+          <w:instrText xml:space="preserve"> PAGEREF _Toc229949982 \h </w:instrText>
         </w:r>
         <w:r>
           <w:rPr>
@@ -3562,7 +3554,7 @@
           <w14:ligatures w14:val="standardContextual"/>
         </w:rPr>
       </w:pPr>
-      <w:hyperlink w:anchor="_Toc229881639" w:history="1">
+      <w:hyperlink w:anchor="_Toc229949983" w:history="1">
         <w:r>
           <w:rPr>
             <w:rStyle w:val="ad"/>
@@ -3606,7 +3598,7 @@
             <w:noProof/>
             <w:webHidden/>
           </w:rPr>
-          <w:instrText xml:space="preserve"> PAGEREF _Toc229881639 \h </w:instrText>
+          <w:instrText xml:space="preserve"> PAGEREF _Toc229949983 \h </w:instrText>
         </w:r>
         <w:r>
           <w:rPr>
@@ -3652,7 +3644,7 @@
           <w14:ligatures w14:val="standardContextual"/>
         </w:rPr>
       </w:pPr>
-      <w:hyperlink w:anchor="_Toc229881640" w:history="1">
+      <w:hyperlink w:anchor="_Toc229949984" w:history="1">
         <w:r>
           <w:rPr>
             <w:rStyle w:val="ad"/>
@@ -3696,7 +3688,7 @@
             <w:noProof/>
             <w:webHidden/>
           </w:rPr>
-          <w:instrText xml:space="preserve"> PAGEREF _Toc229881640 \h </w:instrText>
+          <w:instrText xml:space="preserve"> PAGEREF _Toc229949984 \h </w:instrText>
         </w:r>
         <w:r>
           <w:rPr>
@@ -3742,7 +3734,7 @@
           <w14:ligatures w14:val="standardContextual"/>
         </w:rPr>
       </w:pPr>
-      <w:hyperlink w:anchor="_Toc229881641" w:history="1">
+      <w:hyperlink w:anchor="_Toc229949985" w:history="1">
         <w:r>
           <w:rPr>
             <w:rStyle w:val="ad"/>
@@ -3786,7 +3778,7 @@
             <w:noProof/>
             <w:webHidden/>
           </w:rPr>
-          <w:instrText xml:space="preserve"> PAGEREF _Toc229881641 \h </w:instrText>
+          <w:instrText xml:space="preserve"> PAGEREF _Toc229949985 \h </w:instrText>
         </w:r>
         <w:r>
           <w:rPr>
@@ -3832,7 +3824,7 @@
           <w14:ligatures w14:val="standardContextual"/>
         </w:rPr>
       </w:pPr>
-      <w:hyperlink w:anchor="_Toc229881642" w:history="1">
+      <w:hyperlink w:anchor="_Toc229949986" w:history="1">
         <w:r>
           <w:rPr>
             <w:rStyle w:val="ad"/>
@@ -3876,7 +3868,7 @@
             <w:noProof/>
             <w:webHidden/>
           </w:rPr>
-          <w:instrText xml:space="preserve"> PAGEREF _Toc229881642 \h </w:instrText>
+          <w:instrText xml:space="preserve"> PAGEREF _Toc229949986 \h </w:instrText>
         </w:r>
         <w:r>
           <w:rPr>
@@ -3918,7 +3910,7 @@
           <w14:ligatures w14:val="standardContextual"/>
         </w:rPr>
       </w:pPr>
-      <w:hyperlink w:anchor="_Toc229881643" w:history="1">
+      <w:hyperlink w:anchor="_Toc229949987" w:history="1">
         <w:r>
           <w:rPr>
             <w:rStyle w:val="ad"/>
@@ -3962,7 +3954,7 @@
             <w:noProof/>
             <w:webHidden/>
           </w:rPr>
-          <w:instrText xml:space="preserve"> PAGEREF _Toc229881643 \h </w:instrText>
+          <w:instrText xml:space="preserve"> PAGEREF _Toc229949987 \h </w:instrText>
         </w:r>
         <w:r>
           <w:rPr>
@@ -4008,7 +4000,7 @@
           <w14:ligatures w14:val="standardContextual"/>
         </w:rPr>
       </w:pPr>
-      <w:hyperlink w:anchor="_Toc229881644" w:history="1">
+      <w:hyperlink w:anchor="_Toc229949988" w:history="1">
         <w:r>
           <w:rPr>
             <w:rStyle w:val="ad"/>
@@ -4052,7 +4044,7 @@
             <w:noProof/>
             <w:webHidden/>
           </w:rPr>
-          <w:instrText xml:space="preserve"> PAGEREF _Toc229881644 \h </w:instrText>
+          <w:instrText xml:space="preserve"> PAGEREF _Toc229949988 \h </w:instrText>
         </w:r>
         <w:r>
           <w:rPr>
@@ -4098,7 +4090,7 @@
           <w14:ligatures w14:val="standardContextual"/>
         </w:rPr>
       </w:pPr>
-      <w:hyperlink w:anchor="_Toc229881645" w:history="1">
+      <w:hyperlink w:anchor="_Toc229949989" w:history="1">
         <w:r>
           <w:rPr>
             <w:rStyle w:val="ad"/>
@@ -4142,7 +4134,7 @@
             <w:noProof/>
             <w:webHidden/>
           </w:rPr>
-          <w:instrText xml:space="preserve"> PAGEREF _Toc229881645 \h </w:instrText>
+          <w:instrText xml:space="preserve"> PAGEREF _Toc229949989 \h </w:instrText>
         </w:r>
         <w:r>
           <w:rPr>
@@ -4188,7 +4180,7 @@
           <w14:ligatures w14:val="standardContextual"/>
         </w:rPr>
       </w:pPr>
-      <w:hyperlink w:anchor="_Toc229881646" w:history="1">
+      <w:hyperlink w:anchor="_Toc229949990" w:history="1">
         <w:r>
           <w:rPr>
             <w:rStyle w:val="ad"/>
@@ -4232,7 +4224,7 @@
             <w:noProof/>
             <w:webHidden/>
           </w:rPr>
-          <w:instrText xml:space="preserve"> PAGEREF _Toc229881646 \h </w:instrText>
+          <w:instrText xml:space="preserve"> PAGEREF _Toc229949990 \h </w:instrText>
         </w:r>
         <w:r>
           <w:rPr>
@@ -4278,7 +4270,7 @@
           <w14:ligatures w14:val="standardContextual"/>
         </w:rPr>
       </w:pPr>
-      <w:hyperlink w:anchor="_Toc229881647" w:history="1">
+      <w:hyperlink w:anchor="_Toc229949991" w:history="1">
         <w:r>
           <w:rPr>
             <w:rStyle w:val="ad"/>
@@ -4322,7 +4314,7 @@
             <w:noProof/>
             <w:webHidden/>
           </w:rPr>
-          <w:instrText xml:space="preserve"> PAGEREF _Toc229881647 \h </w:instrText>
+          <w:instrText xml:space="preserve"> PAGEREF _Toc229949991 \h </w:instrText>
         </w:r>
         <w:r>
           <w:rPr>
@@ -4368,7 +4360,7 @@
           <w14:ligatures w14:val="standardContextual"/>
         </w:rPr>
       </w:pPr>
-      <w:hyperlink w:anchor="_Toc229881648" w:history="1">
+      <w:hyperlink w:anchor="_Toc229949992" w:history="1">
         <w:r>
           <w:rPr>
             <w:rStyle w:val="ad"/>
@@ -4412,7 +4404,7 @@
             <w:noProof/>
             <w:webHidden/>
           </w:rPr>
-          <w:instrText xml:space="preserve"> PAGEREF _Toc229881648 \h </w:instrText>
+          <w:instrText xml:space="preserve"> PAGEREF _Toc229949992 \h </w:instrText>
         </w:r>
         <w:r>
           <w:rPr>
@@ -4458,7 +4450,7 @@
           <w14:ligatures w14:val="standardContextual"/>
         </w:rPr>
       </w:pPr>
-      <w:hyperlink w:anchor="_Toc229881649" w:history="1">
+      <w:hyperlink w:anchor="_Toc229949993" w:history="1">
         <w:r>
           <w:rPr>
             <w:rStyle w:val="ad"/>
@@ -4502,7 +4494,7 @@
             <w:noProof/>
             <w:webHidden/>
           </w:rPr>
-          <w:instrText xml:space="preserve"> PAGEREF _Toc229881649 \h </w:instrText>
+          <w:instrText xml:space="preserve"> PAGEREF _Toc229949993 \h </w:instrText>
         </w:r>
         <w:r>
           <w:rPr>
@@ -4522,7 +4514,7 @@
             <w:noProof/>
             <w:webHidden/>
           </w:rPr>
-          <w:t>36</w:t>
+          <w:t>39</w:t>
         </w:r>
         <w:r>
           <w:rPr>
@@ -4548,7 +4540,7 @@
           <w14:ligatures w14:val="standardContextual"/>
         </w:rPr>
       </w:pPr>
-      <w:hyperlink w:anchor="_Toc229881650" w:history="1">
+      <w:hyperlink w:anchor="_Toc229949994" w:history="1">
         <w:r>
           <w:rPr>
             <w:rStyle w:val="ad"/>
@@ -4592,7 +4584,7 @@
             <w:noProof/>
             <w:webHidden/>
           </w:rPr>
-          <w:instrText xml:space="preserve"> PAGEREF _Toc229881650 \h </w:instrText>
+          <w:instrText xml:space="preserve"> PAGEREF _Toc229949994 \h </w:instrText>
         </w:r>
         <w:r>
           <w:rPr>
@@ -4612,7 +4604,7 @@
             <w:noProof/>
             <w:webHidden/>
           </w:rPr>
-          <w:t>36</w:t>
+          <w:t>40</w:t>
         </w:r>
         <w:r>
           <w:rPr>
@@ -4634,7 +4626,7 @@
           <w14:ligatures w14:val="standardContextual"/>
         </w:rPr>
       </w:pPr>
-      <w:hyperlink w:anchor="_Toc229881651" w:history="1">
+      <w:hyperlink w:anchor="_Toc229949995" w:history="1">
         <w:r>
           <w:rPr>
             <w:rStyle w:val="ad"/>
@@ -4657,7 +4649,21 @@
             <w:rStyle w:val="ad"/>
             <w:noProof/>
           </w:rPr>
-          <w:t>Глава 3 – Математические модели и методы решений</w:t>
+          <w:t>Глава 3 – Математические модели</w:t>
+        </w:r>
+        <w:r>
+          <w:rPr>
+            <w:rStyle w:val="ad"/>
+            <w:noProof/>
+          </w:rPr>
+          <w:t xml:space="preserve"> </w:t>
+        </w:r>
+        <w:r>
+          <w:rPr>
+            <w:rStyle w:val="ad"/>
+            <w:noProof/>
+          </w:rPr>
+          <w:t>и методы решений</w:t>
         </w:r>
         <w:r>
           <w:rPr>
@@ -4678,7 +4684,7 @@
             <w:noProof/>
             <w:webHidden/>
           </w:rPr>
-          <w:instrText xml:space="preserve"> PAGEREF _Toc229881651 \h </w:instrText>
+          <w:instrText xml:space="preserve"> PAGEREF _Toc229949995 \h </w:instrText>
         </w:r>
         <w:r>
           <w:rPr>
@@ -4698,7 +4704,7 @@
             <w:noProof/>
             <w:webHidden/>
           </w:rPr>
-          <w:t>37</w:t>
+          <w:t>41</w:t>
         </w:r>
         <w:r>
           <w:rPr>
@@ -4720,7 +4726,7 @@
           <w14:ligatures w14:val="standardContextual"/>
         </w:rPr>
       </w:pPr>
-      <w:hyperlink w:anchor="_Toc229881652" w:history="1">
+      <w:hyperlink w:anchor="_Toc229949996" w:history="1">
         <w:r>
           <w:rPr>
             <w:rStyle w:val="ad"/>
@@ -4764,7 +4770,7 @@
             <w:noProof/>
             <w:webHidden/>
           </w:rPr>
-          <w:instrText xml:space="preserve"> PAGEREF _Toc229881652 \h </w:instrText>
+          <w:instrText xml:space="preserve"> PAGEREF _Toc229949996 \h </w:instrText>
         </w:r>
         <w:r>
           <w:rPr>
@@ -4784,7 +4790,7 @@
             <w:noProof/>
             <w:webHidden/>
           </w:rPr>
-          <w:t>38</w:t>
+          <w:t>42</w:t>
         </w:r>
         <w:r>
           <w:rPr>
@@ -4810,7 +4816,7 @@
           <w14:ligatures w14:val="standardContextual"/>
         </w:rPr>
       </w:pPr>
-      <w:hyperlink w:anchor="_Toc229881653" w:history="1">
+      <w:hyperlink w:anchor="_Toc229949997" w:history="1">
         <w:r>
           <w:rPr>
             <w:rStyle w:val="ad"/>
@@ -4854,7 +4860,7 @@
             <w:noProof/>
             <w:webHidden/>
           </w:rPr>
-          <w:instrText xml:space="preserve"> PAGEREF _Toc229881653 \h </w:instrText>
+          <w:instrText xml:space="preserve"> PAGEREF _Toc229949997 \h </w:instrText>
         </w:r>
         <w:r>
           <w:rPr>
@@ -4874,7 +4880,7 @@
             <w:noProof/>
             <w:webHidden/>
           </w:rPr>
-          <w:t>38</w:t>
+          <w:t>42</w:t>
         </w:r>
         <w:r>
           <w:rPr>
@@ -4900,7 +4906,7 @@
           <w14:ligatures w14:val="standardContextual"/>
         </w:rPr>
       </w:pPr>
-      <w:hyperlink w:anchor="_Toc229881654" w:history="1">
+      <w:hyperlink w:anchor="_Toc229949998" w:history="1">
         <w:r>
           <w:rPr>
             <w:rStyle w:val="ad"/>
@@ -4944,7 +4950,7 @@
             <w:noProof/>
             <w:webHidden/>
           </w:rPr>
-          <w:instrText xml:space="preserve"> PAGEREF _Toc229881654 \h </w:instrText>
+          <w:instrText xml:space="preserve"> PAGEREF _Toc229949998 \h </w:instrText>
         </w:r>
         <w:r>
           <w:rPr>
@@ -4964,7 +4970,7 @@
             <w:noProof/>
             <w:webHidden/>
           </w:rPr>
-          <w:t>38</w:t>
+          <w:t>42</w:t>
         </w:r>
         <w:r>
           <w:rPr>
@@ -4990,7 +4996,7 @@
           <w14:ligatures w14:val="standardContextual"/>
         </w:rPr>
       </w:pPr>
-      <w:hyperlink w:anchor="_Toc229881655" w:history="1">
+      <w:hyperlink w:anchor="_Toc229949999" w:history="1">
         <w:r>
           <w:rPr>
             <w:rStyle w:val="ad"/>
@@ -5034,7 +5040,7 @@
             <w:noProof/>
             <w:webHidden/>
           </w:rPr>
-          <w:instrText xml:space="preserve"> PAGEREF _Toc229881655 \h </w:instrText>
+          <w:instrText xml:space="preserve"> PAGEREF _Toc229949999 \h </w:instrText>
         </w:r>
         <w:r>
           <w:rPr>
@@ -5054,7 +5060,7 @@
             <w:noProof/>
             <w:webHidden/>
           </w:rPr>
-          <w:t>38</w:t>
+          <w:t>42</w:t>
         </w:r>
         <w:r>
           <w:rPr>
@@ -5080,7 +5086,7 @@
           <w14:ligatures w14:val="standardContextual"/>
         </w:rPr>
       </w:pPr>
-      <w:hyperlink w:anchor="_Toc229881656" w:history="1">
+      <w:hyperlink w:anchor="_Toc229950000" w:history="1">
         <w:r>
           <w:rPr>
             <w:rStyle w:val="ad"/>
@@ -5124,7 +5130,7 @@
             <w:noProof/>
             <w:webHidden/>
           </w:rPr>
-          <w:instrText xml:space="preserve"> PAGEREF _Toc229881656 \h </w:instrText>
+          <w:instrText xml:space="preserve"> PAGEREF _Toc229950000 \h </w:instrText>
         </w:r>
         <w:r>
           <w:rPr>
@@ -5144,7 +5150,7 @@
             <w:noProof/>
             <w:webHidden/>
           </w:rPr>
-          <w:t>38</w:t>
+          <w:t>42</w:t>
         </w:r>
         <w:r>
           <w:rPr>
@@ -5170,7 +5176,7 @@
           <w14:ligatures w14:val="standardContextual"/>
         </w:rPr>
       </w:pPr>
-      <w:hyperlink w:anchor="_Toc229881657" w:history="1">
+      <w:hyperlink w:anchor="_Toc229950001" w:history="1">
         <w:r>
           <w:rPr>
             <w:rStyle w:val="ad"/>
@@ -5214,7 +5220,7 @@
             <w:noProof/>
             <w:webHidden/>
           </w:rPr>
-          <w:instrText xml:space="preserve"> PAGEREF _Toc229881657 \h </w:instrText>
+          <w:instrText xml:space="preserve"> PAGEREF _Toc229950001 \h </w:instrText>
         </w:r>
         <w:r>
           <w:rPr>
@@ -5234,7 +5240,7 @@
             <w:noProof/>
             <w:webHidden/>
           </w:rPr>
-          <w:t>38</w:t>
+          <w:t>42</w:t>
         </w:r>
         <w:r>
           <w:rPr>
@@ -5256,7 +5262,7 @@
           <w14:ligatures w14:val="standardContextual"/>
         </w:rPr>
       </w:pPr>
-      <w:hyperlink w:anchor="_Toc229881658" w:history="1">
+      <w:hyperlink w:anchor="_Toc229950002" w:history="1">
         <w:r>
           <w:rPr>
             <w:rStyle w:val="ad"/>
@@ -5300,7 +5306,7 @@
             <w:noProof/>
             <w:webHidden/>
           </w:rPr>
-          <w:instrText xml:space="preserve"> PAGEREF _Toc229881658 \h </w:instrText>
+          <w:instrText xml:space="preserve"> PAGEREF _Toc229950002 \h </w:instrText>
         </w:r>
         <w:r>
           <w:rPr>
@@ -5320,7 +5326,7 @@
             <w:noProof/>
             <w:webHidden/>
           </w:rPr>
-          <w:t>39</w:t>
+          <w:t>43</w:t>
         </w:r>
         <w:r>
           <w:rPr>
@@ -5342,7 +5348,7 @@
           <w14:ligatures w14:val="standardContextual"/>
         </w:rPr>
       </w:pPr>
-      <w:hyperlink w:anchor="_Toc229881659" w:history="1">
+      <w:hyperlink w:anchor="_Toc229950003" w:history="1">
         <w:r>
           <w:rPr>
             <w:rStyle w:val="ad"/>
@@ -5387,7 +5393,7 @@
             <w:noProof/>
             <w:webHidden/>
           </w:rPr>
-          <w:instrText xml:space="preserve"> PAGEREF _Toc229881659 \h </w:instrText>
+          <w:instrText xml:space="preserve"> PAGEREF _Toc229950003 \h </w:instrText>
         </w:r>
         <w:r>
           <w:rPr>
@@ -5407,7 +5413,7 @@
             <w:noProof/>
             <w:webHidden/>
           </w:rPr>
-          <w:t>40</w:t>
+          <w:t>44</w:t>
         </w:r>
         <w:r>
           <w:rPr>
@@ -5429,7 +5435,7 @@
           <w14:ligatures w14:val="standardContextual"/>
         </w:rPr>
       </w:pPr>
-      <w:hyperlink w:anchor="_Toc229881660" w:history="1">
+      <w:hyperlink w:anchor="_Toc229950004" w:history="1">
         <w:r>
           <w:rPr>
             <w:rStyle w:val="ad"/>
@@ -5473,7 +5479,7 @@
             <w:noProof/>
             <w:webHidden/>
           </w:rPr>
-          <w:instrText xml:space="preserve"> PAGEREF _Toc229881660 \h </w:instrText>
+          <w:instrText xml:space="preserve"> PAGEREF _Toc229950004 \h </w:instrText>
         </w:r>
         <w:r>
           <w:rPr>
@@ -5493,7 +5499,7 @@
             <w:noProof/>
             <w:webHidden/>
           </w:rPr>
-          <w:t>43</w:t>
+          <w:t>48</w:t>
         </w:r>
         <w:r>
           <w:rPr>
@@ -5519,7 +5525,7 @@
           <w14:ligatures w14:val="standardContextual"/>
         </w:rPr>
       </w:pPr>
-      <w:hyperlink w:anchor="_Toc229881661" w:history="1">
+      <w:hyperlink w:anchor="_Toc229950005" w:history="1">
         <w:r>
           <w:rPr>
             <w:rStyle w:val="ad"/>
@@ -5563,7 +5569,7 @@
             <w:noProof/>
             <w:webHidden/>
           </w:rPr>
-          <w:instrText xml:space="preserve"> PAGEREF _Toc229881661 \h </w:instrText>
+          <w:instrText xml:space="preserve"> PAGEREF _Toc229950005 \h </w:instrText>
         </w:r>
         <w:r>
           <w:rPr>
@@ -5583,7 +5589,7 @@
             <w:noProof/>
             <w:webHidden/>
           </w:rPr>
-          <w:t>43</w:t>
+          <w:t>48</w:t>
         </w:r>
         <w:r>
           <w:rPr>
@@ -5609,7 +5615,7 @@
           <w14:ligatures w14:val="standardContextual"/>
         </w:rPr>
       </w:pPr>
-      <w:hyperlink w:anchor="_Toc229881662" w:history="1">
+      <w:hyperlink w:anchor="_Toc229950006" w:history="1">
         <w:r>
           <w:rPr>
             <w:rStyle w:val="ad"/>
@@ -5653,7 +5659,7 @@
             <w:noProof/>
             <w:webHidden/>
           </w:rPr>
-          <w:instrText xml:space="preserve"> PAGEREF _Toc229881662 \h </w:instrText>
+          <w:instrText xml:space="preserve"> PAGEREF _Toc229950006 \h </w:instrText>
         </w:r>
         <w:r>
           <w:rPr>
@@ -5673,7 +5679,7 @@
             <w:noProof/>
             <w:webHidden/>
           </w:rPr>
-          <w:t>43</w:t>
+          <w:t>48</w:t>
         </w:r>
         <w:r>
           <w:rPr>
@@ -5699,7 +5705,7 @@
           <w14:ligatures w14:val="standardContextual"/>
         </w:rPr>
       </w:pPr>
-      <w:hyperlink w:anchor="_Toc229881663" w:history="1">
+      <w:hyperlink w:anchor="_Toc229950007" w:history="1">
         <w:r>
           <w:rPr>
             <w:rStyle w:val="ad"/>
@@ -5744,7 +5750,7 @@
             <w:noProof/>
             <w:webHidden/>
           </w:rPr>
-          <w:instrText xml:space="preserve"> PAGEREF _Toc229881663 \h </w:instrText>
+          <w:instrText xml:space="preserve"> PAGEREF _Toc229950007 \h </w:instrText>
         </w:r>
         <w:r>
           <w:rPr>
@@ -5764,7 +5770,7 @@
             <w:noProof/>
             <w:webHidden/>
           </w:rPr>
-          <w:t>43</w:t>
+          <w:t>48</w:t>
         </w:r>
         <w:r>
           <w:rPr>
@@ -5790,7 +5796,7 @@
           <w14:ligatures w14:val="standardContextual"/>
         </w:rPr>
       </w:pPr>
-      <w:hyperlink w:anchor="_Toc229881664" w:history="1">
+      <w:hyperlink w:anchor="_Toc229950008" w:history="1">
         <w:r>
           <w:rPr>
             <w:rStyle w:val="ad"/>
@@ -5835,7 +5841,7 @@
             <w:noProof/>
             <w:webHidden/>
           </w:rPr>
-          <w:instrText xml:space="preserve"> PAGEREF _Toc229881664 \h </w:instrText>
+          <w:instrText xml:space="preserve"> PAGEREF _Toc229950008 \h </w:instrText>
         </w:r>
         <w:r>
           <w:rPr>
@@ -5855,7 +5861,7 @@
             <w:noProof/>
             <w:webHidden/>
           </w:rPr>
-          <w:t>43</w:t>
+          <w:t>48</w:t>
         </w:r>
         <w:r>
           <w:rPr>
@@ -5888,7 +5894,7 @@
       <w:pPr>
         <w:pStyle w:val="1"/>
       </w:pPr>
-      <w:bookmarkStart w:id="2" w:name="_Toc229881636"/>
+      <w:bookmarkStart w:id="2" w:name="_Toc229949980"/>
       <w:r>
         <w:lastRenderedPageBreak/>
         <w:t>Аннотация</w:t>
@@ -5902,7 +5908,7 @@
       <w:pPr>
         <w:pStyle w:val="1"/>
       </w:pPr>
-      <w:bookmarkStart w:id="3" w:name="_Toc229881637"/>
+      <w:bookmarkStart w:id="3" w:name="_Toc229949981"/>
       <w:r>
         <w:lastRenderedPageBreak/>
         <w:t>Введение</w:t>
@@ -6048,14 +6054,12 @@
       <w:r>
         <w:t>Современные программные системы, такие как «</w:t>
       </w:r>
-      <w:proofErr w:type="spellStart"/>
       <w:r>
         <w:rPr>
           <w:lang w:val="en-US"/>
         </w:rPr>
         <w:t>JMatPro</w:t>
       </w:r>
-      <w:proofErr w:type="spellEnd"/>
       <w:r>
         <w:t>»</w:t>
       </w:r>
@@ -6083,14 +6087,12 @@
       <w:r>
         <w:t>, «</w:t>
       </w:r>
-      <w:proofErr w:type="spellStart"/>
       <w:r>
         <w:rPr>
           <w:lang w:val="en-US"/>
         </w:rPr>
         <w:t>Thermo</w:t>
       </w:r>
-      <w:proofErr w:type="spellEnd"/>
       <w:r>
         <w:t>-</w:t>
       </w:r>
@@ -6798,7 +6800,7 @@
       <w:pPr>
         <w:pStyle w:val="1"/>
       </w:pPr>
-      <w:bookmarkStart w:id="4" w:name="_Toc229881638"/>
+      <w:bookmarkStart w:id="4" w:name="_Toc229949982"/>
       <w:r>
         <w:lastRenderedPageBreak/>
         <w:t xml:space="preserve">Глава 1 – </w:t>
@@ -6812,7 +6814,7 @@
       <w:pPr>
         <w:pStyle w:val="2"/>
       </w:pPr>
-      <w:bookmarkStart w:id="5" w:name="_Toc229881639"/>
+      <w:bookmarkStart w:id="5" w:name="_Toc229949983"/>
       <w:r>
         <w:t>Анализ предметной области</w:t>
       </w:r>
@@ -9386,7 +9388,7 @@
       <w:pPr>
         <w:pStyle w:val="2"/>
       </w:pPr>
-      <w:bookmarkStart w:id="6" w:name="_Toc229881640"/>
+      <w:bookmarkStart w:id="6" w:name="_Toc229949984"/>
       <w:r>
         <w:t>Обзор существующих решений и программного обеспечения</w:t>
       </w:r>
@@ -9417,11 +9419,9 @@
       <w:r>
         <w:t>«</w:t>
       </w:r>
-      <w:proofErr w:type="spellStart"/>
       <w:r>
         <w:t>JMatPro</w:t>
       </w:r>
-      <w:proofErr w:type="spellEnd"/>
       <w:r>
         <w:t>»</w:t>
       </w:r>
@@ -9431,11 +9431,9 @@
       <w:r>
         <w:t>«</w:t>
       </w:r>
-      <w:proofErr w:type="spellStart"/>
       <w:r>
         <w:t>Thermo-Calc</w:t>
       </w:r>
-      <w:proofErr w:type="spellEnd"/>
       <w:r>
         <w:t>»</w:t>
       </w:r>
@@ -9445,11 +9443,9 @@
       <w:r>
         <w:t>«</w:t>
       </w:r>
-      <w:proofErr w:type="spellStart"/>
       <w:r>
         <w:t>Ansys</w:t>
       </w:r>
-      <w:proofErr w:type="spellEnd"/>
       <w:r>
         <w:t xml:space="preserve"> </w:t>
       </w:r>
@@ -9522,11 +9518,9 @@
       <w:r>
         <w:t>«</w:t>
       </w:r>
-      <w:proofErr w:type="spellStart"/>
       <w:r>
         <w:t>JMatPro</w:t>
       </w:r>
-      <w:proofErr w:type="spellEnd"/>
       <w:r>
         <w:t>»</w:t>
       </w:r>
@@ -9566,13 +9560,8 @@
       <w:r>
         <w:t>Разработка и поддержка ПО ведется с 1999 года британской компания «</w:t>
       </w:r>
-      <w:proofErr w:type="spellStart"/>
-      <w:r>
-        <w:t>Sente</w:t>
-      </w:r>
-      <w:proofErr w:type="spellEnd"/>
-      <w:r>
-        <w:t xml:space="preserve"> Software Ltd.</w:t>
+      <w:r>
+        <w:t>Sente Software Ltd.</w:t>
       </w:r>
       <w:r>
         <w:t xml:space="preserve">» </w:t>
@@ -9627,11 +9616,9 @@
       <w:r>
         <w:t>«</w:t>
       </w:r>
-      <w:proofErr w:type="spellStart"/>
       <w:r>
         <w:t>JMatPro</w:t>
       </w:r>
-      <w:proofErr w:type="spellEnd"/>
       <w:r>
         <w:t xml:space="preserve">» </w:t>
       </w:r>
@@ -9650,11 +9637,9 @@
       <w:r>
         <w:t>«</w:t>
       </w:r>
-      <w:proofErr w:type="spellStart"/>
       <w:r>
         <w:t>JMatPro</w:t>
       </w:r>
-      <w:proofErr w:type="spellEnd"/>
       <w:r>
         <w:t>»</w:t>
       </w:r>
@@ -9694,11 +9679,9 @@
       <w:r>
         <w:t>«</w:t>
       </w:r>
-      <w:proofErr w:type="spellStart"/>
       <w:r>
         <w:t>JMatPro</w:t>
       </w:r>
-      <w:proofErr w:type="spellEnd"/>
       <w:r>
         <w:t>»</w:t>
       </w:r>
@@ -10184,14 +10167,12 @@
       <w:r>
         <w:t>«</w:t>
       </w:r>
-      <w:proofErr w:type="spellStart"/>
       <w:r>
         <w:rPr>
           <w:lang w:val="en-US"/>
         </w:rPr>
         <w:t>Thermo</w:t>
       </w:r>
-      <w:proofErr w:type="spellEnd"/>
       <w:r>
         <w:t>-</w:t>
       </w:r>
@@ -10216,14 +10197,12 @@
       <w:r>
         <w:t>«</w:t>
       </w:r>
-      <w:proofErr w:type="spellStart"/>
       <w:r>
         <w:rPr>
           <w:lang w:val="en-US"/>
         </w:rPr>
         <w:t>Thermo</w:t>
       </w:r>
-      <w:proofErr w:type="spellEnd"/>
       <w:r>
         <w:t>-</w:t>
       </w:r>
@@ -10322,14 +10301,12 @@
       <w:r>
         <w:t>Отдельным преемством «</w:t>
       </w:r>
-      <w:proofErr w:type="spellStart"/>
       <w:r>
         <w:rPr>
           <w:lang w:val="en-US"/>
         </w:rPr>
         <w:t>Thermo</w:t>
       </w:r>
-      <w:proofErr w:type="spellEnd"/>
       <w:r>
         <w:t>-</w:t>
       </w:r>
@@ -10374,14 +10351,12 @@
       <w:r>
         <w:t>«</w:t>
       </w:r>
-      <w:proofErr w:type="spellStart"/>
       <w:r>
         <w:rPr>
           <w:lang w:val="en-US"/>
         </w:rPr>
         <w:t>Thermo</w:t>
       </w:r>
-      <w:proofErr w:type="spellEnd"/>
       <w:r>
         <w:t>-</w:t>
       </w:r>
@@ -10648,22 +10623,18 @@
       <w:r>
         <w:t>как для использования «</w:t>
       </w:r>
-      <w:proofErr w:type="spellStart"/>
       <w:r>
         <w:t>JMatPro</w:t>
       </w:r>
-      <w:proofErr w:type="spellEnd"/>
       <w:r>
         <w:t>», так и для применения «</w:t>
       </w:r>
-      <w:proofErr w:type="spellStart"/>
       <w:r>
         <w:rPr>
           <w:lang w:val="en-US"/>
         </w:rPr>
         <w:t>Thermo</w:t>
       </w:r>
-      <w:proofErr w:type="spellEnd"/>
       <w:r>
         <w:t>-</w:t>
       </w:r>
@@ -10715,14 +10686,12 @@
       <w:r>
         <w:t>Таким образом, хоть «</w:t>
       </w:r>
-      <w:proofErr w:type="spellStart"/>
       <w:r>
         <w:rPr>
           <w:lang w:val="en-US"/>
         </w:rPr>
         <w:t>Thermo</w:t>
       </w:r>
-      <w:proofErr w:type="spellEnd"/>
       <w:r>
         <w:t>-</w:t>
       </w:r>
@@ -11123,14 +11092,12 @@
         </w:rPr>
         <w:fldChar w:fldCharType="separate"/>
       </w:r>
-      <w:proofErr w:type="gramStart"/>
       <w:r>
         <w:rPr>
           <w:lang w:val="en-US"/>
         </w:rPr>
         <w:t>25</w:t>
       </w:r>
-      <w:proofErr w:type="gramEnd"/>
       <w:r>
         <w:rPr>
           <w:lang w:val="en-US"/>
@@ -11235,14 +11202,12 @@
         </w:rPr>
         <w:fldChar w:fldCharType="separate"/>
       </w:r>
-      <w:proofErr w:type="gramStart"/>
       <w:r>
         <w:rPr>
           <w:lang w:val="en-US"/>
         </w:rPr>
         <w:t>26</w:t>
       </w:r>
-      <w:proofErr w:type="gramEnd"/>
       <w:r>
         <w:rPr>
           <w:lang w:val="en-US"/>
@@ -11356,14 +11321,12 @@
         </w:rPr>
         <w:fldChar w:fldCharType="separate"/>
       </w:r>
-      <w:proofErr w:type="gramStart"/>
       <w:r>
         <w:rPr>
           <w:lang w:val="en-US"/>
         </w:rPr>
         <w:t>27</w:t>
       </w:r>
-      <w:proofErr w:type="gramEnd"/>
       <w:r>
         <w:rPr>
           <w:lang w:val="en-US"/>
@@ -11411,59 +11374,43 @@
         <w:rPr>
           <w:lang w:val="en-US"/>
         </w:rPr>
-        <w:t xml:space="preserve">«Ansys GRANTA </w:t>
-      </w:r>
-      <w:proofErr w:type="spellStart"/>
+        <w:t>«Ansys GRANTA EduPack»</w:t>
+      </w:r>
       <w:r>
         <w:rPr>
           <w:lang w:val="en-US"/>
         </w:rPr>
-        <w:t>EduPack</w:t>
-      </w:r>
-      <w:proofErr w:type="spellEnd"/>
+        <w:t xml:space="preserve"> [</w:t>
+      </w:r>
       <w:r>
         <w:rPr>
           <w:lang w:val="en-US"/>
         </w:rPr>
-        <w:t>»</w:t>
+        <w:fldChar w:fldCharType="begin"/>
       </w:r>
       <w:r>
         <w:rPr>
           <w:lang w:val="en-US"/>
         </w:rPr>
-        <w:t xml:space="preserve"> [</w:t>
+        <w:instrText xml:space="preserve"> REF _Ref229338662 \r \h </w:instrText>
       </w:r>
       <w:r>
         <w:rPr>
           <w:lang w:val="en-US"/>
         </w:rPr>
-        <w:fldChar w:fldCharType="begin"/>
       </w:r>
       <w:r>
         <w:rPr>
           <w:lang w:val="en-US"/>
         </w:rPr>
-        <w:instrText xml:space="preserve"> REF _Ref229338662 \r \h </w:instrText>
+        <w:fldChar w:fldCharType="separate"/>
       </w:r>
       <w:r>
         <w:rPr>
           <w:lang w:val="en-US"/>
         </w:rPr>
-      </w:r>
-      <w:r>
-        <w:rPr>
-          <w:lang w:val="en-US"/>
-        </w:rPr>
-        <w:fldChar w:fldCharType="separate"/>
-      </w:r>
-      <w:proofErr w:type="gramStart"/>
-      <w:r>
-        <w:rPr>
-          <w:lang w:val="en-US"/>
-        </w:rPr>
         <w:t>28</w:t>
       </w:r>
-      <w:proofErr w:type="gramEnd"/>
       <w:r>
         <w:rPr>
           <w:lang w:val="en-US"/>
@@ -11738,14 +11685,12 @@
       <w:r>
         <w:t>», как и «</w:t>
       </w:r>
-      <w:proofErr w:type="spellStart"/>
       <w:r>
         <w:rPr>
           <w:lang w:val="en-US"/>
         </w:rPr>
         <w:t>Thermo</w:t>
       </w:r>
-      <w:proofErr w:type="spellEnd"/>
       <w:r>
         <w:t>-</w:t>
       </w:r>
@@ -11795,7 +11740,7 @@
       <w:pPr>
         <w:pStyle w:val="2"/>
       </w:pPr>
-      <w:bookmarkStart w:id="7" w:name="_Toc229881641"/>
+      <w:bookmarkStart w:id="7" w:name="_Toc229949985"/>
       <w:r>
         <w:t>Содержательная постановка задачи</w:t>
       </w:r>
@@ -11892,7 +11837,7 @@
       <w:pPr>
         <w:pStyle w:val="2"/>
       </w:pPr>
-      <w:bookmarkStart w:id="8" w:name="_Toc229881642"/>
+      <w:bookmarkStart w:id="8" w:name="_Toc229949986"/>
       <w:r>
         <w:t>Формальная постановка задачи</w:t>
       </w:r>
@@ -14805,7 +14750,7 @@
       <w:pPr>
         <w:pStyle w:val="1"/>
       </w:pPr>
-      <w:bookmarkStart w:id="12" w:name="_Toc229881643"/>
+      <w:bookmarkStart w:id="12" w:name="_Toc229949987"/>
       <w:r>
         <w:lastRenderedPageBreak/>
         <w:t xml:space="preserve">Глава 2 </w:t>
@@ -14822,7 +14767,7 @@
       <w:pPr>
         <w:pStyle w:val="2"/>
       </w:pPr>
-      <w:bookmarkStart w:id="13" w:name="_Toc229881644"/>
+      <w:bookmarkStart w:id="13" w:name="_Toc229949988"/>
       <w:r>
         <w:t>Математическая модель</w:t>
       </w:r>
@@ -14833,14 +14778,1414 @@
         <w:pStyle w:val="a2"/>
       </w:pPr>
       <w:r>
-        <w:t>---- Модель</w:t>
-      </w:r>
-    </w:p>
-    <w:p>
-      <w:pPr>
-        <w:pStyle w:val="a2"/>
-      </w:pPr>
-      <w:r>
+        <w:t>Построим математическую модель для прогнозирования свойств медицинских композиционных материалов, то есть задачи регрессии.</w:t>
+      </w:r>
+    </w:p>
+    <w:p>
+      <w:pPr>
+        <w:pStyle w:val="a2"/>
+      </w:pPr>
+      <w:r>
+        <w:t>Дано:</w:t>
+      </w:r>
+    </w:p>
+    <w:p>
+      <w:pPr>
+        <w:pStyle w:val="a2"/>
+        <w:numPr>
+          <w:ilvl w:val="0"/>
+          <w:numId w:val="35"/>
+        </w:numPr>
+      </w:pPr>
+      <m:oMath>
+        <m:r>
+          <w:rPr>
+            <w:rFonts w:ascii="Cambria Math" w:hAnsi="Cambria Math"/>
+          </w:rPr>
+          <m:t>X</m:t>
+        </m:r>
+        <m:r>
+          <w:rPr>
+            <w:rFonts w:ascii="Cambria Math" w:hAnsi="Cambria Math"/>
+          </w:rPr>
+          <m:t>=(</m:t>
+        </m:r>
+        <m:sSub>
+          <m:sSubPr>
+            <m:ctrlPr>
+              <w:rPr>
+                <w:rFonts w:ascii="Cambria Math" w:hAnsi="Cambria Math"/>
+                <w:i/>
+                <w:lang w:val="en-US"/>
+              </w:rPr>
+            </m:ctrlPr>
+          </m:sSubPr>
+          <m:e>
+            <m:r>
+              <w:rPr>
+                <w:rFonts w:ascii="Cambria Math" w:hAnsi="Cambria Math"/>
+                <w:lang w:val="en-US"/>
+              </w:rPr>
+              <m:t>x</m:t>
+            </m:r>
+          </m:e>
+          <m:sub>
+            <m:r>
+              <w:rPr>
+                <w:rFonts w:ascii="Cambria Math" w:hAnsi="Cambria Math"/>
+              </w:rPr>
+              <m:t>1</m:t>
+            </m:r>
+          </m:sub>
+        </m:sSub>
+        <m:r>
+          <w:rPr>
+            <w:rFonts w:ascii="Cambria Math" w:hAnsi="Cambria Math"/>
+          </w:rPr>
+          <m:t>,</m:t>
+        </m:r>
+        <m:sSub>
+          <m:sSubPr>
+            <m:ctrlPr>
+              <w:rPr>
+                <w:rFonts w:ascii="Cambria Math" w:hAnsi="Cambria Math"/>
+                <w:i/>
+                <w:lang w:val="en-US"/>
+              </w:rPr>
+            </m:ctrlPr>
+          </m:sSubPr>
+          <m:e>
+            <m:r>
+              <w:rPr>
+                <w:rFonts w:ascii="Cambria Math" w:hAnsi="Cambria Math"/>
+                <w:lang w:val="en-US"/>
+              </w:rPr>
+              <m:t>x</m:t>
+            </m:r>
+          </m:e>
+          <m:sub>
+            <m:r>
+              <w:rPr>
+                <w:rFonts w:ascii="Cambria Math" w:hAnsi="Cambria Math"/>
+              </w:rPr>
+              <m:t>2</m:t>
+            </m:r>
+          </m:sub>
+        </m:sSub>
+        <m:r>
+          <w:rPr>
+            <w:rFonts w:ascii="Cambria Math" w:hAnsi="Cambria Math"/>
+          </w:rPr>
+          <m:t>,…,</m:t>
+        </m:r>
+        <m:sSub>
+          <m:sSubPr>
+            <m:ctrlPr>
+              <w:rPr>
+                <w:rFonts w:ascii="Cambria Math" w:hAnsi="Cambria Math"/>
+                <w:i/>
+                <w:lang w:val="en-US"/>
+              </w:rPr>
+            </m:ctrlPr>
+          </m:sSubPr>
+          <m:e>
+            <m:r>
+              <w:rPr>
+                <w:rFonts w:ascii="Cambria Math" w:hAnsi="Cambria Math"/>
+                <w:lang w:val="en-US"/>
+              </w:rPr>
+              <m:t>x</m:t>
+            </m:r>
+          </m:e>
+          <m:sub>
+            <m:r>
+              <w:rPr>
+                <w:rFonts w:ascii="Cambria Math" w:hAnsi="Cambria Math"/>
+              </w:rPr>
+              <m:t>21</m:t>
+            </m:r>
+          </m:sub>
+        </m:sSub>
+        <m:r>
+          <w:rPr>
+            <w:rFonts w:ascii="Cambria Math" w:hAnsi="Cambria Math"/>
+          </w:rPr>
+          <m:t>)</m:t>
+        </m:r>
+      </m:oMath>
+      <w:r>
+        <w:t xml:space="preserve"> – составы материалов – представлены в виде векторов из 21 химического элемента, где каждый элемент имеет массовую долю в процентах</w:t>
+      </w:r>
+      <w:r>
+        <w:t>:</w:t>
+      </w:r>
+    </w:p>
+    <w:p>
+      <w:pPr>
+        <w:pStyle w:val="a2"/>
+        <w:numPr>
+          <w:ilvl w:val="1"/>
+          <w:numId w:val="35"/>
+        </w:numPr>
+      </w:pPr>
+      <m:oMath>
+        <m:sSub>
+          <m:sSubPr>
+            <m:ctrlPr>
+              <w:rPr>
+                <w:rFonts w:ascii="Cambria Math" w:hAnsi="Cambria Math"/>
+                <w:i/>
+                <w:lang w:val="en-US"/>
+              </w:rPr>
+            </m:ctrlPr>
+          </m:sSubPr>
+          <m:e>
+            <m:r>
+              <w:rPr>
+                <w:rFonts w:ascii="Cambria Math" w:hAnsi="Cambria Math"/>
+                <w:lang w:val="en-US"/>
+              </w:rPr>
+              <m:t>x</m:t>
+            </m:r>
+          </m:e>
+          <m:sub>
+            <m:r>
+              <w:rPr>
+                <w:rFonts w:ascii="Cambria Math" w:hAnsi="Cambria Math"/>
+              </w:rPr>
+              <m:t>1</m:t>
+            </m:r>
+          </m:sub>
+        </m:sSub>
+        <m:r>
+          <w:rPr>
+            <w:rFonts w:ascii="Cambria Math" w:hAnsi="Cambria Math"/>
+          </w:rPr>
+          <m:t>,</m:t>
+        </m:r>
+        <m:sSub>
+          <m:sSubPr>
+            <m:ctrlPr>
+              <w:rPr>
+                <w:rFonts w:ascii="Cambria Math" w:hAnsi="Cambria Math"/>
+                <w:i/>
+                <w:lang w:val="en-US"/>
+              </w:rPr>
+            </m:ctrlPr>
+          </m:sSubPr>
+          <m:e>
+            <m:r>
+              <w:rPr>
+                <w:rFonts w:ascii="Cambria Math" w:hAnsi="Cambria Math"/>
+                <w:lang w:val="en-US"/>
+              </w:rPr>
+              <m:t>x</m:t>
+            </m:r>
+          </m:e>
+          <m:sub>
+            <m:r>
+              <w:rPr>
+                <w:rFonts w:ascii="Cambria Math" w:hAnsi="Cambria Math"/>
+              </w:rPr>
+              <m:t>2</m:t>
+            </m:r>
+          </m:sub>
+        </m:sSub>
+        <m:r>
+          <w:rPr>
+            <w:rFonts w:ascii="Cambria Math" w:hAnsi="Cambria Math"/>
+          </w:rPr>
+          <m:t>,…,</m:t>
+        </m:r>
+        <m:sSub>
+          <m:sSubPr>
+            <m:ctrlPr>
+              <w:rPr>
+                <w:rFonts w:ascii="Cambria Math" w:hAnsi="Cambria Math"/>
+                <w:i/>
+                <w:lang w:val="en-US"/>
+              </w:rPr>
+            </m:ctrlPr>
+          </m:sSubPr>
+          <m:e>
+            <m:r>
+              <w:rPr>
+                <w:rFonts w:ascii="Cambria Math" w:hAnsi="Cambria Math"/>
+                <w:lang w:val="en-US"/>
+              </w:rPr>
+              <m:t>x</m:t>
+            </m:r>
+          </m:e>
+          <m:sub>
+            <m:r>
+              <w:rPr>
+                <w:rFonts w:ascii="Cambria Math" w:hAnsi="Cambria Math"/>
+              </w:rPr>
+              <m:t>21</m:t>
+            </m:r>
+          </m:sub>
+        </m:sSub>
+      </m:oMath>
+      <w:r>
+        <w:t xml:space="preserve"> – концентрации элементов</w:t>
+      </w:r>
+      <w:r>
+        <w:t>,</w:t>
+      </w:r>
+    </w:p>
+    <w:p>
+      <w:pPr>
+        <w:pStyle w:val="a2"/>
+        <w:numPr>
+          <w:ilvl w:val="1"/>
+          <w:numId w:val="35"/>
+        </w:numPr>
+      </w:pPr>
+      <m:oMath>
+        <m:sSub>
+          <m:sSubPr>
+            <m:ctrlPr>
+              <w:rPr>
+                <w:rFonts w:ascii="Cambria Math" w:hAnsi="Cambria Math"/>
+                <w:i/>
+                <w:lang w:val="en-US"/>
+              </w:rPr>
+            </m:ctrlPr>
+          </m:sSubPr>
+          <m:e>
+            <m:r>
+              <w:rPr>
+                <w:rFonts w:ascii="Cambria Math" w:hAnsi="Cambria Math"/>
+                <w:lang w:val="en-US"/>
+              </w:rPr>
+              <m:t>x</m:t>
+            </m:r>
+          </m:e>
+          <m:sub>
+            <m:r>
+              <w:rPr>
+                <w:rFonts w:ascii="Cambria Math" w:hAnsi="Cambria Math"/>
+              </w:rPr>
+              <m:t>1</m:t>
+            </m:r>
+          </m:sub>
+        </m:sSub>
+        <m:r>
+          <w:rPr>
+            <w:rFonts w:ascii="Cambria Math" w:hAnsi="Cambria Math"/>
+          </w:rPr>
+          <m:t>≥60</m:t>
+        </m:r>
+      </m:oMath>
+      <w:r>
+        <w:rPr>
+          <w:lang w:val="en-US"/>
+        </w:rPr>
+        <w:t>,</w:t>
+      </w:r>
+    </w:p>
+    <w:p>
+      <w:pPr>
+        <w:pStyle w:val="a2"/>
+        <w:numPr>
+          <w:ilvl w:val="1"/>
+          <w:numId w:val="35"/>
+        </w:numPr>
+      </w:pPr>
+      <m:oMath>
+        <m:sSub>
+          <m:sSubPr>
+            <m:ctrlPr>
+              <w:rPr>
+                <w:rFonts w:ascii="Cambria Math" w:hAnsi="Cambria Math"/>
+                <w:i/>
+                <w:lang w:val="en-US"/>
+              </w:rPr>
+            </m:ctrlPr>
+          </m:sSubPr>
+          <m:e>
+            <m:r>
+              <w:rPr>
+                <w:rFonts w:ascii="Cambria Math" w:hAnsi="Cambria Math"/>
+                <w:lang w:val="en-US"/>
+              </w:rPr>
+              <m:t>x</m:t>
+            </m:r>
+          </m:e>
+          <m:sub>
+            <m:r>
+              <w:rPr>
+                <w:rFonts w:ascii="Cambria Math" w:hAnsi="Cambria Math"/>
+              </w:rPr>
+              <m:t>2</m:t>
+            </m:r>
+          </m:sub>
+        </m:sSub>
+        <m:r>
+          <w:rPr>
+            <w:rFonts w:ascii="Cambria Math" w:hAnsi="Cambria Math"/>
+          </w:rPr>
+          <m:t>≥10</m:t>
+        </m:r>
+      </m:oMath>
+      <w:r>
+        <w:rPr>
+          <w:lang w:val="en-US"/>
+        </w:rPr>
+        <w:t>,</w:t>
+      </w:r>
+    </w:p>
+    <w:p>
+      <w:pPr>
+        <w:pStyle w:val="a2"/>
+        <w:numPr>
+          <w:ilvl w:val="1"/>
+          <w:numId w:val="35"/>
+        </w:numPr>
+      </w:pPr>
+      <m:oMath>
+        <m:sSub>
+          <m:sSubPr>
+            <m:ctrlPr>
+              <w:rPr>
+                <w:rFonts w:ascii="Cambria Math" w:hAnsi="Cambria Math"/>
+                <w:i/>
+                <w:lang w:val="en-US"/>
+              </w:rPr>
+            </m:ctrlPr>
+          </m:sSubPr>
+          <m:e>
+            <m:r>
+              <w:rPr>
+                <w:rFonts w:ascii="Cambria Math" w:hAnsi="Cambria Math"/>
+                <w:lang w:val="en-US"/>
+              </w:rPr>
+              <m:t>x</m:t>
+            </m:r>
+          </m:e>
+          <m:sub>
+            <m:r>
+              <w:rPr>
+                <w:rFonts w:ascii="Cambria Math" w:hAnsi="Cambria Math"/>
+              </w:rPr>
+              <m:t>i</m:t>
+            </m:r>
+          </m:sub>
+        </m:sSub>
+        <m:r>
+          <w:rPr>
+            <w:rFonts w:ascii="Cambria Math" w:hAnsi="Cambria Math"/>
+          </w:rPr>
+          <m:t xml:space="preserve">≥0: </m:t>
+        </m:r>
+        <m:r>
+          <w:rPr>
+            <w:rFonts w:ascii="Cambria Math" w:hAnsi="Cambria Math"/>
+            <w:lang w:val="en-US"/>
+          </w:rPr>
+          <m:t>i</m:t>
+        </m:r>
+        <m:r>
+          <w:rPr>
+            <w:rFonts w:ascii="Cambria Math" w:hAnsi="Cambria Math"/>
+          </w:rPr>
+          <m:t>=3, 4, …, 21</m:t>
+        </m:r>
+      </m:oMath>
+      <w:r>
+        <w:rPr>
+          <w:lang w:val="en-US"/>
+        </w:rPr>
+        <w:t>,</w:t>
+      </w:r>
+    </w:p>
+    <w:p>
+      <w:pPr>
+        <w:pStyle w:val="a2"/>
+        <w:numPr>
+          <w:ilvl w:val="1"/>
+          <w:numId w:val="35"/>
+        </w:numPr>
+      </w:pPr>
+      <m:oMath>
+        <m:nary>
+          <m:naryPr>
+            <m:chr m:val="∑"/>
+            <m:limLoc m:val="undOvr"/>
+            <m:ctrlPr>
+              <w:rPr>
+                <w:rFonts w:ascii="Cambria Math" w:hAnsi="Cambria Math"/>
+                <w:i/>
+              </w:rPr>
+            </m:ctrlPr>
+          </m:naryPr>
+          <m:sub>
+            <m:r>
+              <w:rPr>
+                <w:rFonts w:ascii="Cambria Math" w:hAnsi="Cambria Math"/>
+              </w:rPr>
+              <m:t>i=1</m:t>
+            </m:r>
+          </m:sub>
+          <m:sup>
+            <m:r>
+              <w:rPr>
+                <w:rFonts w:ascii="Cambria Math" w:hAnsi="Cambria Math"/>
+              </w:rPr>
+              <m:t>21</m:t>
+            </m:r>
+          </m:sup>
+          <m:e>
+            <m:sSub>
+              <m:sSubPr>
+                <m:ctrlPr>
+                  <w:rPr>
+                    <w:rFonts w:ascii="Cambria Math" w:hAnsi="Cambria Math"/>
+                    <w:i/>
+                  </w:rPr>
+                </m:ctrlPr>
+              </m:sSubPr>
+              <m:e>
+                <m:r>
+                  <w:rPr>
+                    <w:rFonts w:ascii="Cambria Math" w:hAnsi="Cambria Math"/>
+                  </w:rPr>
+                  <m:t>x</m:t>
+                </m:r>
+              </m:e>
+              <m:sub>
+                <m:r>
+                  <w:rPr>
+                    <w:rFonts w:ascii="Cambria Math" w:hAnsi="Cambria Math"/>
+                  </w:rPr>
+                  <m:t>i</m:t>
+                </m:r>
+              </m:sub>
+            </m:sSub>
+          </m:e>
+        </m:nary>
+        <m:r>
+          <w:rPr>
+            <w:rFonts w:ascii="Cambria Math" w:hAnsi="Cambria Math"/>
+          </w:rPr>
+          <m:t>=100</m:t>
+        </m:r>
+      </m:oMath>
+      <w:r>
+        <w:rPr>
+          <w:lang w:val="en-US"/>
+        </w:rPr>
+        <w:t>;</w:t>
+      </w:r>
+    </w:p>
+    <w:p>
+      <w:pPr>
+        <w:pStyle w:val="a2"/>
+        <w:numPr>
+          <w:ilvl w:val="0"/>
+          <w:numId w:val="35"/>
+        </w:numPr>
+      </w:pPr>
+      <m:oMath>
+        <m:r>
+          <w:rPr>
+            <w:rFonts w:ascii="Cambria Math" w:hAnsi="Cambria Math"/>
+          </w:rPr>
+          <m:t>Y</m:t>
+        </m:r>
+        <m:r>
+          <w:rPr>
+            <w:rFonts w:ascii="Cambria Math" w:hAnsi="Cambria Math"/>
+          </w:rPr>
+          <m:t>=(</m:t>
+        </m:r>
+        <m:sSub>
+          <m:sSubPr>
+            <m:ctrlPr>
+              <w:rPr>
+                <w:rFonts w:ascii="Cambria Math" w:hAnsi="Cambria Math"/>
+                <w:i/>
+                <w:lang w:val="en-US"/>
+              </w:rPr>
+            </m:ctrlPr>
+          </m:sSubPr>
+          <m:e>
+            <m:r>
+              <w:rPr>
+                <w:rFonts w:ascii="Cambria Math" w:hAnsi="Cambria Math"/>
+                <w:lang w:val="en-US"/>
+              </w:rPr>
+              <m:t>y</m:t>
+            </m:r>
+          </m:e>
+          <m:sub>
+            <m:r>
+              <w:rPr>
+                <w:rFonts w:ascii="Cambria Math" w:hAnsi="Cambria Math"/>
+              </w:rPr>
+              <m:t>1</m:t>
+            </m:r>
+          </m:sub>
+        </m:sSub>
+        <m:r>
+          <w:rPr>
+            <w:rFonts w:ascii="Cambria Math" w:hAnsi="Cambria Math"/>
+          </w:rPr>
+          <m:t>,</m:t>
+        </m:r>
+        <m:sSub>
+          <m:sSubPr>
+            <m:ctrlPr>
+              <w:rPr>
+                <w:rFonts w:ascii="Cambria Math" w:hAnsi="Cambria Math"/>
+                <w:i/>
+                <w:lang w:val="en-US"/>
+              </w:rPr>
+            </m:ctrlPr>
+          </m:sSubPr>
+          <m:e>
+            <m:r>
+              <w:rPr>
+                <w:rFonts w:ascii="Cambria Math" w:hAnsi="Cambria Math"/>
+                <w:lang w:val="en-US"/>
+              </w:rPr>
+              <m:t>y</m:t>
+            </m:r>
+          </m:e>
+          <m:sub>
+            <m:r>
+              <w:rPr>
+                <w:rFonts w:ascii="Cambria Math" w:hAnsi="Cambria Math"/>
+              </w:rPr>
+              <m:t>2</m:t>
+            </m:r>
+          </m:sub>
+        </m:sSub>
+        <m:r>
+          <w:rPr>
+            <w:rFonts w:ascii="Cambria Math" w:hAnsi="Cambria Math"/>
+          </w:rPr>
+          <m:t>,…,</m:t>
+        </m:r>
+        <m:sSub>
+          <m:sSubPr>
+            <m:ctrlPr>
+              <w:rPr>
+                <w:rFonts w:ascii="Cambria Math" w:hAnsi="Cambria Math"/>
+                <w:i/>
+                <w:lang w:val="en-US"/>
+              </w:rPr>
+            </m:ctrlPr>
+          </m:sSubPr>
+          <m:e>
+            <m:r>
+              <w:rPr>
+                <w:rFonts w:ascii="Cambria Math" w:hAnsi="Cambria Math"/>
+                <w:lang w:val="en-US"/>
+              </w:rPr>
+              <m:t>y</m:t>
+            </m:r>
+          </m:e>
+          <m:sub>
+            <m:r>
+              <w:rPr>
+                <w:rFonts w:ascii="Cambria Math" w:hAnsi="Cambria Math"/>
+              </w:rPr>
+              <m:t>8</m:t>
+            </m:r>
+          </m:sub>
+        </m:sSub>
+        <m:r>
+          <w:rPr>
+            <w:rFonts w:ascii="Cambria Math" w:hAnsi="Cambria Math"/>
+          </w:rPr>
+          <m:t>)</m:t>
+        </m:r>
+      </m:oMath>
+      <w:r>
+        <w:t xml:space="preserve"> </w:t>
+      </w:r>
+      <w:r>
+        <w:t>– свойства материалов – представлены в виде векторов из 8 свойств</w:t>
+      </w:r>
+      <w:r>
+        <w:t>:</w:t>
+      </w:r>
+    </w:p>
+    <w:p>
+      <w:pPr>
+        <w:pStyle w:val="a2"/>
+        <w:numPr>
+          <w:ilvl w:val="1"/>
+          <w:numId w:val="35"/>
+        </w:numPr>
+      </w:pPr>
+      <m:oMath>
+        <m:sSub>
+          <m:sSubPr>
+            <m:ctrlPr>
+              <w:rPr>
+                <w:rFonts w:ascii="Cambria Math" w:hAnsi="Cambria Math"/>
+                <w:i/>
+                <w:lang w:val="en-US"/>
+              </w:rPr>
+            </m:ctrlPr>
+          </m:sSubPr>
+          <m:e>
+            <m:r>
+              <w:rPr>
+                <w:rFonts w:ascii="Cambria Math" w:hAnsi="Cambria Math"/>
+                <w:lang w:val="en-US"/>
+              </w:rPr>
+              <m:t>y</m:t>
+            </m:r>
+          </m:e>
+          <m:sub>
+            <m:r>
+              <w:rPr>
+                <w:rFonts w:ascii="Cambria Math" w:hAnsi="Cambria Math"/>
+              </w:rPr>
+              <m:t>1</m:t>
+            </m:r>
+          </m:sub>
+        </m:sSub>
+        <m:r>
+          <w:rPr>
+            <w:rFonts w:ascii="Cambria Math" w:hAnsi="Cambria Math"/>
+          </w:rPr>
+          <m:t>,</m:t>
+        </m:r>
+        <m:sSub>
+          <m:sSubPr>
+            <m:ctrlPr>
+              <w:rPr>
+                <w:rFonts w:ascii="Cambria Math" w:hAnsi="Cambria Math"/>
+                <w:i/>
+                <w:lang w:val="en-US"/>
+              </w:rPr>
+            </m:ctrlPr>
+          </m:sSubPr>
+          <m:e>
+            <m:r>
+              <w:rPr>
+                <w:rFonts w:ascii="Cambria Math" w:hAnsi="Cambria Math"/>
+                <w:lang w:val="en-US"/>
+              </w:rPr>
+              <m:t>y</m:t>
+            </m:r>
+          </m:e>
+          <m:sub>
+            <m:r>
+              <w:rPr>
+                <w:rFonts w:ascii="Cambria Math" w:hAnsi="Cambria Math"/>
+              </w:rPr>
+              <m:t>2</m:t>
+            </m:r>
+          </m:sub>
+        </m:sSub>
+        <m:r>
+          <w:rPr>
+            <w:rFonts w:ascii="Cambria Math" w:hAnsi="Cambria Math"/>
+          </w:rPr>
+          <m:t>,…,</m:t>
+        </m:r>
+        <m:sSub>
+          <m:sSubPr>
+            <m:ctrlPr>
+              <w:rPr>
+                <w:rFonts w:ascii="Cambria Math" w:hAnsi="Cambria Math"/>
+                <w:i/>
+                <w:lang w:val="en-US"/>
+              </w:rPr>
+            </m:ctrlPr>
+          </m:sSubPr>
+          <m:e>
+            <m:r>
+              <w:rPr>
+                <w:rFonts w:ascii="Cambria Math" w:hAnsi="Cambria Math"/>
+                <w:lang w:val="en-US"/>
+              </w:rPr>
+              <m:t>y</m:t>
+            </m:r>
+          </m:e>
+          <m:sub>
+            <m:r>
+              <w:rPr>
+                <w:rFonts w:ascii="Cambria Math" w:hAnsi="Cambria Math"/>
+              </w:rPr>
+              <m:t>8</m:t>
+            </m:r>
+          </m:sub>
+        </m:sSub>
+      </m:oMath>
+      <w:r>
+        <w:t xml:space="preserve"> – значения свойств.</w:t>
+      </w:r>
+    </w:p>
+    <w:p>
+      <w:pPr>
+        <w:pStyle w:val="a2"/>
+        <w:rPr>
+          <w:lang w:val="en-US"/>
+        </w:rPr>
+      </w:pPr>
+      <w:r>
+        <w:t xml:space="preserve">Найти: </w:t>
+      </w:r>
+    </w:p>
+    <w:p>
+      <w:pPr>
+        <w:pStyle w:val="a2"/>
+        <w:numPr>
+          <w:ilvl w:val="0"/>
+          <w:numId w:val="36"/>
+        </w:numPr>
+      </w:pPr>
+      <m:oMath>
+        <m:r>
+          <w:rPr>
+            <w:rFonts w:ascii="Cambria Math" w:hAnsi="Cambria Math"/>
+          </w:rPr>
+          <m:t>F</m:t>
+        </m:r>
+      </m:oMath>
+      <w:r>
+        <w:t xml:space="preserve"> </w:t>
+      </w:r>
+      <w:r>
+        <w:t>–</w:t>
+      </w:r>
+      <w:r>
+        <w:t xml:space="preserve"> </w:t>
+      </w:r>
+      <w:r>
+        <w:t xml:space="preserve">модель – целевая функция, которая переводит </w:t>
+      </w:r>
+      <m:oMath>
+        <m:r>
+          <w:rPr>
+            <w:rFonts w:ascii="Cambria Math" w:hAnsi="Cambria Math"/>
+          </w:rPr>
+          <m:t>X</m:t>
+        </m:r>
+      </m:oMath>
+      <w:r>
+        <w:t xml:space="preserve"> </w:t>
+      </w:r>
+      <w:r>
+        <w:t xml:space="preserve">в </w:t>
+      </w:r>
+      <m:oMath>
+        <m:r>
+          <w:rPr>
+            <w:rFonts w:ascii="Cambria Math" w:hAnsi="Cambria Math"/>
+          </w:rPr>
+          <m:t>Y</m:t>
+        </m:r>
+      </m:oMath>
+      <w:r>
+        <w:t xml:space="preserve"> с минимальной ошибкой</w:t>
+      </w:r>
+      <w:r>
+        <w:t>:</w:t>
+      </w:r>
+    </w:p>
+    <w:p>
+      <w:pPr>
+        <w:pStyle w:val="a2"/>
+        <w:numPr>
+          <w:ilvl w:val="1"/>
+          <w:numId w:val="36"/>
+        </w:numPr>
+      </w:pPr>
+      <m:oMath>
+        <m:r>
+          <w:rPr>
+            <w:rFonts w:ascii="Cambria Math" w:hAnsi="Cambria Math"/>
+          </w:rPr>
+          <m:t>F:</m:t>
+        </m:r>
+        <m:r>
+          <w:rPr>
+            <w:rFonts w:ascii="Cambria Math" w:hAnsi="Cambria Math"/>
+            <w:lang w:val="en-US"/>
+          </w:rPr>
+          <m:t>X</m:t>
+        </m:r>
+        <m:r>
+          <w:rPr>
+            <w:rFonts w:ascii="Cambria Math" w:hAnsi="Cambria Math"/>
+          </w:rPr>
+          <m:t>→</m:t>
+        </m:r>
+        <m:r>
+          <w:rPr>
+            <w:rFonts w:ascii="Cambria Math" w:hAnsi="Cambria Math"/>
+            <w:lang w:val="en-US"/>
+          </w:rPr>
+          <m:t>Y</m:t>
+        </m:r>
+      </m:oMath>
+      <w:r>
+        <w:rPr>
+          <w:lang w:val="en-US"/>
+        </w:rPr>
+        <w:t>;</w:t>
+      </w:r>
+    </w:p>
+    <w:p>
+      <w:pPr>
+        <w:pStyle w:val="a2"/>
+        <w:numPr>
+          <w:ilvl w:val="1"/>
+          <w:numId w:val="36"/>
+        </w:numPr>
+      </w:pPr>
+      <m:oMath>
+        <m:r>
+          <w:rPr>
+            <w:rFonts w:ascii="Cambria Math" w:hAnsi="Cambria Math"/>
+          </w:rPr>
+          <m:t>M</m:t>
+        </m:r>
+        <m:r>
+          <w:rPr>
+            <w:rFonts w:ascii="Cambria Math" w:hAnsi="Cambria Math"/>
+            <w:lang w:val="en-US"/>
+          </w:rPr>
+          <m:t>AE</m:t>
+        </m:r>
+        <m:r>
+          <w:rPr>
+            <w:rFonts w:ascii="Cambria Math" w:hAnsi="Cambria Math"/>
+          </w:rPr>
+          <m:t>=</m:t>
+        </m:r>
+        <m:f>
+          <m:fPr>
+            <m:ctrlPr>
+              <w:rPr>
+                <w:rFonts w:ascii="Cambria Math" w:hAnsi="Cambria Math"/>
+                <w:lang w:val="en-US"/>
+              </w:rPr>
+            </m:ctrlPr>
+          </m:fPr>
+          <m:num>
+            <m:r>
+              <w:rPr>
+                <w:rFonts w:ascii="Cambria Math" w:hAnsi="Cambria Math"/>
+              </w:rPr>
+              <m:t>1</m:t>
+            </m:r>
+          </m:num>
+          <m:den>
+            <m:r>
+              <w:rPr>
+                <w:rFonts w:ascii="Cambria Math" w:hAnsi="Cambria Math"/>
+                <w:lang w:val="en-US"/>
+              </w:rPr>
+              <m:t>n</m:t>
+            </m:r>
+          </m:den>
+        </m:f>
+        <m:nary>
+          <m:naryPr>
+            <m:chr m:val="∑"/>
+            <m:limLoc m:val="undOvr"/>
+            <m:ctrlPr>
+              <w:rPr>
+                <w:rFonts w:ascii="Cambria Math" w:hAnsi="Cambria Math"/>
+                <w:i/>
+                <w:lang w:val="en-US"/>
+              </w:rPr>
+            </m:ctrlPr>
+          </m:naryPr>
+          <m:sub>
+            <m:r>
+              <w:rPr>
+                <w:rFonts w:ascii="Cambria Math" w:hAnsi="Cambria Math"/>
+                <w:lang w:val="en-US"/>
+              </w:rPr>
+              <m:t>i</m:t>
+            </m:r>
+            <m:r>
+              <w:rPr>
+                <w:rFonts w:ascii="Cambria Math" w:hAnsi="Cambria Math"/>
+              </w:rPr>
+              <m:t>=1</m:t>
+            </m:r>
+          </m:sub>
+          <m:sup>
+            <m:r>
+              <w:rPr>
+                <w:rFonts w:ascii="Cambria Math" w:hAnsi="Cambria Math"/>
+                <w:lang w:val="en-US"/>
+              </w:rPr>
+              <m:t>n</m:t>
+            </m:r>
+          </m:sup>
+          <m:e>
+            <m:d>
+              <m:dPr>
+                <m:begChr m:val="|"/>
+                <m:endChr m:val="|"/>
+                <m:ctrlPr>
+                  <w:rPr>
+                    <w:rFonts w:ascii="Cambria Math" w:hAnsi="Cambria Math"/>
+                    <w:i/>
+                    <w:lang w:val="en-US"/>
+                  </w:rPr>
+                </m:ctrlPr>
+              </m:dPr>
+              <m:e>
+                <m:sSub>
+                  <m:sSubPr>
+                    <m:ctrlPr>
+                      <w:rPr>
+                        <w:rFonts w:ascii="Cambria Math" w:hAnsi="Cambria Math"/>
+                        <w:i/>
+                        <w:lang w:val="en-US"/>
+                      </w:rPr>
+                    </m:ctrlPr>
+                  </m:sSubPr>
+                  <m:e>
+                    <m:r>
+                      <w:rPr>
+                        <w:rFonts w:ascii="Cambria Math" w:hAnsi="Cambria Math"/>
+                        <w:lang w:val="en-US"/>
+                      </w:rPr>
+                      <m:t>y</m:t>
+                    </m:r>
+                  </m:e>
+                  <m:sub>
+                    <m:r>
+                      <w:rPr>
+                        <w:rFonts w:ascii="Cambria Math" w:hAnsi="Cambria Math"/>
+                        <w:lang w:val="en-US"/>
+                      </w:rPr>
+                      <m:t>i</m:t>
+                    </m:r>
+                  </m:sub>
+                </m:sSub>
+                <m:r>
+                  <w:rPr>
+                    <w:rFonts w:ascii="Cambria Math" w:hAnsi="Cambria Math"/>
+                  </w:rPr>
+                  <m:t>-</m:t>
+                </m:r>
+                <m:sSub>
+                  <m:sSubPr>
+                    <m:ctrlPr>
+                      <w:rPr>
+                        <w:rFonts w:ascii="Cambria Math" w:hAnsi="Cambria Math"/>
+                        <w:i/>
+                        <w:lang w:val="en-US"/>
+                      </w:rPr>
+                    </m:ctrlPr>
+                  </m:sSubPr>
+                  <m:e>
+                    <m:acc>
+                      <m:accPr>
+                        <m:ctrlPr>
+                          <w:rPr>
+                            <w:rFonts w:ascii="Cambria Math" w:hAnsi="Cambria Math"/>
+                            <w:i/>
+                            <w:lang w:val="en-US"/>
+                          </w:rPr>
+                        </m:ctrlPr>
+                      </m:accPr>
+                      <m:e>
+                        <m:r>
+                          <w:rPr>
+                            <w:rFonts w:ascii="Cambria Math" w:hAnsi="Cambria Math"/>
+                            <w:lang w:val="en-US"/>
+                          </w:rPr>
+                          <m:t>y</m:t>
+                        </m:r>
+                      </m:e>
+                    </m:acc>
+                  </m:e>
+                  <m:sub>
+                    <m:r>
+                      <w:rPr>
+                        <w:rFonts w:ascii="Cambria Math" w:hAnsi="Cambria Math"/>
+                        <w:lang w:val="en-US"/>
+                      </w:rPr>
+                      <m:t>i</m:t>
+                    </m:r>
+                  </m:sub>
+                </m:sSub>
+              </m:e>
+            </m:d>
+          </m:e>
+        </m:nary>
+        <m:r>
+          <w:rPr>
+            <w:rFonts w:ascii="Cambria Math" w:hAnsi="Cambria Math"/>
+          </w:rPr>
+          <m:t>→m</m:t>
+        </m:r>
+        <m:r>
+          <w:rPr>
+            <w:rFonts w:ascii="Cambria Math" w:hAnsi="Cambria Math"/>
+            <w:lang w:val="en-US"/>
+          </w:rPr>
+          <m:t>in</m:t>
+        </m:r>
+      </m:oMath>
+      <w:r>
+        <w:t xml:space="preserve">, </w:t>
+      </w:r>
+      <w:r>
+        <w:t>где:</w:t>
+      </w:r>
+    </w:p>
+    <w:p>
+      <w:pPr>
+        <w:pStyle w:val="a2"/>
+        <w:numPr>
+          <w:ilvl w:val="2"/>
+          <w:numId w:val="36"/>
+        </w:numPr>
+      </w:pPr>
+      <m:oMath>
+        <m:r>
+          <w:rPr>
+            <w:rFonts w:ascii="Cambria Math" w:hAnsi="Cambria Math"/>
+            <w:lang w:val="en-US"/>
+          </w:rPr>
+          <m:t>MAE</m:t>
+        </m:r>
+      </m:oMath>
+      <w:r>
+        <w:rPr>
+          <w:lang w:val="en-US"/>
+        </w:rPr>
+        <w:t xml:space="preserve"> – </w:t>
+      </w:r>
+      <w:r>
+        <w:t>средняя абсолютная ошибка</w:t>
+      </w:r>
+      <w:r>
+        <w:rPr>
+          <w:lang w:val="en-US"/>
+        </w:rPr>
+        <w:t>,</w:t>
+      </w:r>
+    </w:p>
+    <w:p>
+      <w:pPr>
+        <w:pStyle w:val="a2"/>
+        <w:numPr>
+          <w:ilvl w:val="2"/>
+          <w:numId w:val="36"/>
+        </w:numPr>
+      </w:pPr>
+      <m:oMath>
+        <m:sSub>
+          <m:sSubPr>
+            <m:ctrlPr>
+              <w:rPr>
+                <w:rFonts w:ascii="Cambria Math" w:hAnsi="Cambria Math"/>
+                <w:i/>
+                <w:lang w:val="en-US"/>
+              </w:rPr>
+            </m:ctrlPr>
+          </m:sSubPr>
+          <m:e>
+            <m:r>
+              <w:rPr>
+                <w:rFonts w:ascii="Cambria Math" w:hAnsi="Cambria Math"/>
+                <w:lang w:val="en-US"/>
+              </w:rPr>
+              <m:t>y</m:t>
+            </m:r>
+          </m:e>
+          <m:sub>
+            <m:r>
+              <w:rPr>
+                <w:rFonts w:ascii="Cambria Math" w:hAnsi="Cambria Math"/>
+                <w:lang w:val="en-US"/>
+              </w:rPr>
+              <m:t>i</m:t>
+            </m:r>
+          </m:sub>
+        </m:sSub>
+      </m:oMath>
+      <w:r>
+        <w:t xml:space="preserve"> – реальн</w:t>
+      </w:r>
+      <w:r>
+        <w:t>ые</w:t>
+      </w:r>
+      <w:r>
+        <w:t xml:space="preserve"> значени</w:t>
+      </w:r>
+      <w:r>
+        <w:t>я</w:t>
+      </w:r>
+      <w:r>
+        <w:t xml:space="preserve"> </w:t>
+      </w:r>
+      <w:r>
+        <w:t xml:space="preserve">свойств </w:t>
+      </w:r>
+      <m:oMath>
+        <m:r>
+          <w:rPr>
+            <w:rFonts w:ascii="Cambria Math" w:hAnsi="Cambria Math"/>
+          </w:rPr>
+          <m:t>i</m:t>
+        </m:r>
+      </m:oMath>
+      <w:r>
+        <w:t>-го образца</w:t>
+      </w:r>
+      <w:r>
+        <w:t>,</w:t>
+      </w:r>
+    </w:p>
+    <w:p>
+      <w:pPr>
+        <w:pStyle w:val="a2"/>
+        <w:numPr>
+          <w:ilvl w:val="2"/>
+          <w:numId w:val="36"/>
+        </w:numPr>
+      </w:pPr>
+      <m:oMath>
+        <m:sSub>
+          <m:sSubPr>
+            <m:ctrlPr>
+              <w:rPr>
+                <w:rFonts w:ascii="Cambria Math" w:hAnsi="Cambria Math"/>
+                <w:i/>
+                <w:lang w:val="en-US"/>
+              </w:rPr>
+            </m:ctrlPr>
+          </m:sSubPr>
+          <m:e>
+            <m:acc>
+              <m:accPr>
+                <m:ctrlPr>
+                  <w:rPr>
+                    <w:rFonts w:ascii="Cambria Math" w:hAnsi="Cambria Math"/>
+                    <w:i/>
+                    <w:lang w:val="en-US"/>
+                  </w:rPr>
+                </m:ctrlPr>
+              </m:accPr>
+              <m:e>
+                <m:r>
+                  <w:rPr>
+                    <w:rFonts w:ascii="Cambria Math" w:hAnsi="Cambria Math"/>
+                    <w:lang w:val="en-US"/>
+                  </w:rPr>
+                  <m:t>y</m:t>
+                </m:r>
+              </m:e>
+            </m:acc>
+          </m:e>
+          <m:sub>
+            <m:r>
+              <w:rPr>
+                <w:rFonts w:ascii="Cambria Math" w:hAnsi="Cambria Math"/>
+                <w:lang w:val="en-US"/>
+              </w:rPr>
+              <m:t>i</m:t>
+            </m:r>
+          </m:sub>
+        </m:sSub>
+        <m:r>
+          <w:rPr>
+            <w:rFonts w:ascii="Cambria Math" w:hAnsi="Cambria Math"/>
+          </w:rPr>
+          <m:t>=</m:t>
+        </m:r>
+        <m:r>
+          <w:rPr>
+            <w:rFonts w:ascii="Cambria Math" w:hAnsi="Cambria Math"/>
+            <w:lang w:val="en-US"/>
+          </w:rPr>
+          <m:t>F</m:t>
+        </m:r>
+        <m:r>
+          <w:rPr>
+            <w:rFonts w:ascii="Cambria Math" w:hAnsi="Cambria Math"/>
+          </w:rPr>
+          <m:t>(</m:t>
+        </m:r>
+        <m:sSub>
+          <m:sSubPr>
+            <m:ctrlPr>
+              <w:rPr>
+                <w:rFonts w:ascii="Cambria Math" w:hAnsi="Cambria Math"/>
+                <w:i/>
+                <w:lang w:val="en-US"/>
+              </w:rPr>
+            </m:ctrlPr>
+          </m:sSubPr>
+          <m:e>
+            <m:r>
+              <w:rPr>
+                <w:rFonts w:ascii="Cambria Math" w:hAnsi="Cambria Math"/>
+                <w:lang w:val="en-US"/>
+              </w:rPr>
+              <m:t>x</m:t>
+            </m:r>
+          </m:e>
+          <m:sub>
+            <m:r>
+              <w:rPr>
+                <w:rFonts w:ascii="Cambria Math" w:hAnsi="Cambria Math"/>
+                <w:lang w:val="en-US"/>
+              </w:rPr>
+              <m:t>i</m:t>
+            </m:r>
+          </m:sub>
+        </m:sSub>
+        <m:r>
+          <w:rPr>
+            <w:rFonts w:ascii="Cambria Math" w:hAnsi="Cambria Math"/>
+          </w:rPr>
+          <m:t>)</m:t>
+        </m:r>
+      </m:oMath>
+      <w:r>
+        <w:t xml:space="preserve"> – </w:t>
+      </w:r>
+      <w:r>
+        <w:t>предсказанн</w:t>
+      </w:r>
+      <w:r>
+        <w:t>ые</w:t>
+      </w:r>
+      <w:r>
+        <w:t xml:space="preserve"> значени</w:t>
+      </w:r>
+      <w:r>
+        <w:t xml:space="preserve">я свойств </w:t>
+      </w:r>
+      <m:oMath>
+        <m:r>
+          <w:rPr>
+            <w:rFonts w:ascii="Cambria Math" w:hAnsi="Cambria Math"/>
+          </w:rPr>
+          <m:t>i</m:t>
+        </m:r>
+      </m:oMath>
+      <w:r>
+        <w:t>-го образца</w:t>
+      </w:r>
+      <w:r>
+        <w:t xml:space="preserve">, </w:t>
+      </w:r>
+      <w:r>
+        <w:t>где</w:t>
+      </w:r>
+      <w:r>
+        <w:t xml:space="preserve"> </w:t>
+      </w:r>
+      <m:oMath>
+        <m:sSub>
+          <m:sSubPr>
+            <m:ctrlPr>
+              <w:rPr>
+                <w:rFonts w:ascii="Cambria Math" w:hAnsi="Cambria Math"/>
+                <w:i/>
+                <w:lang w:val="en-US"/>
+              </w:rPr>
+            </m:ctrlPr>
+          </m:sSubPr>
+          <m:e>
+            <m:r>
+              <w:rPr>
+                <w:rFonts w:ascii="Cambria Math" w:hAnsi="Cambria Math"/>
+                <w:lang w:val="en-US"/>
+              </w:rPr>
+              <m:t>x</m:t>
+            </m:r>
+          </m:e>
+          <m:sub>
+            <m:r>
+              <w:rPr>
+                <w:rFonts w:ascii="Cambria Math" w:hAnsi="Cambria Math"/>
+                <w:lang w:val="en-US"/>
+              </w:rPr>
+              <m:t>i</m:t>
+            </m:r>
+          </m:sub>
+        </m:sSub>
+      </m:oMath>
+      <w:r>
+        <w:t xml:space="preserve"> –</w:t>
+      </w:r>
+      <w:r>
+        <w:t xml:space="preserve"> состав</w:t>
+      </w:r>
+      <w:r>
+        <w:t xml:space="preserve"> </w:t>
+      </w:r>
+      <m:oMath>
+        <m:r>
+          <w:rPr>
+            <w:rFonts w:ascii="Cambria Math" w:hAnsi="Cambria Math"/>
+          </w:rPr>
+          <m:t>i</m:t>
+        </m:r>
+      </m:oMath>
+      <w:r>
+        <w:t>-го</w:t>
+      </w:r>
+      <w:r>
+        <w:t xml:space="preserve"> </w:t>
+      </w:r>
+      <w:r>
+        <w:t>образца</w:t>
+      </w:r>
+      <w:r>
+        <w:t>:</w:t>
+      </w:r>
+    </w:p>
+    <w:p>
+      <w:pPr>
+        <w:pStyle w:val="a2"/>
+        <w:numPr>
+          <w:ilvl w:val="2"/>
+          <w:numId w:val="36"/>
+        </w:numPr>
+      </w:pPr>
+      <m:oMath>
+        <m:r>
+          <w:rPr>
+            <w:rFonts w:ascii="Cambria Math" w:hAnsi="Cambria Math"/>
+            <w:lang w:val="en-US"/>
+          </w:rPr>
+          <m:t>n</m:t>
+        </m:r>
+      </m:oMath>
+      <w:r>
+        <w:t xml:space="preserve"> </w:t>
+      </w:r>
+      <w:r>
+        <w:t>–</w:t>
+      </w:r>
+      <w:r>
+        <w:t xml:space="preserve"> </w:t>
+      </w:r>
+      <w:r>
+        <w:t>количество образцов в обучающей выборке</w:t>
+      </w:r>
+      <w:r>
+        <w:t>.</w:t>
+      </w:r>
+    </w:p>
+    <w:p>
+      <w:pPr>
+        <w:pStyle w:val="a2"/>
+      </w:pPr>
+      <w:r>
+        <w:lastRenderedPageBreak/>
         <w:t xml:space="preserve">Теперь рассмотрим возможные методы решения </w:t>
       </w:r>
       <w:r>
@@ -14854,7 +16199,7 @@
       <w:pPr>
         <w:pStyle w:val="2"/>
       </w:pPr>
-      <w:bookmarkStart w:id="14" w:name="_Toc229881645"/>
+      <w:bookmarkStart w:id="14" w:name="_Toc229949989"/>
       <w:r>
         <w:t>Множественная линейная регрессия</w:t>
       </w:r>
@@ -16777,13 +18122,8 @@
           <w:numId w:val="26"/>
         </w:numPr>
       </w:pPr>
-      <w:proofErr w:type="spellStart"/>
-      <w:r>
-        <w:t>гиперпараметры</w:t>
-      </w:r>
-      <w:proofErr w:type="spellEnd"/>
-      <w:r>
-        <w:t xml:space="preserve"> – отсутствуют у </w:t>
+      <w:r>
+        <w:t xml:space="preserve">гиперпараметры – отсутствуют у </w:t>
       </w:r>
       <w:r>
         <w:t>множественной линейной регрессии</w:t>
@@ -16841,16 +18181,11 @@
           <w:numId w:val="26"/>
         </w:numPr>
       </w:pPr>
-      <w:proofErr w:type="spellStart"/>
       <w:r>
         <w:t>мультиколлинеарност</w:t>
       </w:r>
       <w:r>
-        <w:t>ь</w:t>
-      </w:r>
-      <w:proofErr w:type="spellEnd"/>
-      <w:r>
-        <w:t xml:space="preserve"> – если в данных присутствует корреляция между входными признаками</w:t>
+        <w:t>ь – если в данных присутствует корреляция между входными признаками</w:t>
       </w:r>
       <w:r>
         <w:t>, то получаемые оценки становятся неустойчивыми.</w:t>
@@ -16860,7 +18195,7 @@
       <w:pPr>
         <w:pStyle w:val="2"/>
       </w:pPr>
-      <w:bookmarkStart w:id="16" w:name="_Toc229881646"/>
+      <w:bookmarkStart w:id="16" w:name="_Toc229949990"/>
       <w:r>
         <w:lastRenderedPageBreak/>
         <w:t>Метод</w:t>
@@ -18011,15 +19346,7 @@
         </w:numPr>
       </w:pPr>
       <w:r>
-        <w:t xml:space="preserve">выпуклость – гарантирует нахождение оптимального решения (в рамках заданных </w:t>
-      </w:r>
-      <w:proofErr w:type="spellStart"/>
-      <w:r>
-        <w:t>гиперпараметров</w:t>
-      </w:r>
-      <w:proofErr w:type="spellEnd"/>
-      <w:r>
-        <w:t>), так как задача выпуклая</w:t>
+        <w:t>выпуклость – гарантирует нахождение оптимального решения (в рамках заданных гиперпараметров), так как задача выпуклая</w:t>
       </w:r>
       <w:r>
         <w:t>;</w:t>
@@ -18062,16 +19389,11 @@
           <w:numId w:val="27"/>
         </w:numPr>
       </w:pPr>
-      <w:proofErr w:type="spellStart"/>
       <w:r>
         <w:t>гиперпараметр</w:t>
       </w:r>
       <w:r>
-        <w:t>ы</w:t>
-      </w:r>
-      <w:proofErr w:type="spellEnd"/>
-      <w:r>
-        <w:t xml:space="preserve"> – необходимость самостоятельно выбирать регуляризацию, зазор и тип ядра</w:t>
+        <w:t>ы – необходимость самостоятельно выбирать регуляризацию, зазор и тип ядра</w:t>
       </w:r>
       <w:r>
         <w:t>;</w:t>
@@ -18139,7 +19461,7 @@
       <w:pPr>
         <w:pStyle w:val="2"/>
       </w:pPr>
-      <w:bookmarkStart w:id="18" w:name="_Toc229881647"/>
+      <w:bookmarkStart w:id="18" w:name="_Toc229949991"/>
       <w:r>
         <w:t>Случайный лес</w:t>
       </w:r>
@@ -18381,13 +19703,8 @@
           <w:numId w:val="28"/>
         </w:numPr>
       </w:pPr>
-      <w:proofErr w:type="spellStart"/>
-      <w:r>
-        <w:t>бэггинг</w:t>
-      </w:r>
-      <w:proofErr w:type="spellEnd"/>
-      <w:r>
-        <w:t xml:space="preserve"> – </w:t>
+      <w:r>
+        <w:t xml:space="preserve">бэггинг – </w:t>
       </w:r>
       <w:r>
         <w:t>каждое дерево обучается на небольшом случайном поднаборе и</w:t>
@@ -18549,15 +19866,7 @@
         <w:t xml:space="preserve"> </w:t>
       </w:r>
       <w:r>
-        <w:t xml:space="preserve">это </w:t>
-      </w:r>
-      <w:proofErr w:type="spellStart"/>
-      <w:r>
-        <w:t>гиперпараметр</w:t>
-      </w:r>
-      <w:proofErr w:type="spellEnd"/>
-      <w:r>
-        <w:t>, задаваемый пользователем</w:t>
+        <w:t>это гиперпараметр, задаваемый пользователем</w:t>
       </w:r>
       <w:r>
         <w:t>;</w:t>
@@ -18717,7 +20026,13 @@
         </w:numPr>
       </w:pPr>
       <w:r>
-        <w:t>если не выполнены критерии остановки, например, не достигнута заданная глубина, то перейти к «шагу 2» алгоритма.</w:t>
+        <w:t>если выполнены критерии остановки, например, достигнута заданная глубина, то</w:t>
+      </w:r>
+      <w:r>
+        <w:t xml:space="preserve"> «конец», иначе</w:t>
+      </w:r>
+      <w:r>
+        <w:t xml:space="preserve"> перейти к «шагу 2» алгоритма.</w:t>
       </w:r>
     </w:p>
     <w:p>
@@ -19212,10 +20527,10 @@
       <w:r>
         <w:lastRenderedPageBreak/>
         <w:drawing>
-          <wp:inline distT="0" distB="0" distL="0" distR="0" wp14:anchorId="22B552E2" wp14:editId="45AD870E">
-            <wp:extent cx="5895974" cy="3309704"/>
-            <wp:effectExtent l="0" t="0" r="0" b="5080"/>
-            <wp:docPr id="1749502122" name="Рисунок 1"/>
+          <wp:inline distT="0" distB="0" distL="0" distR="0" wp14:anchorId="6A6FE7BC" wp14:editId="286C70E1">
+            <wp:extent cx="5953124" cy="3316479"/>
+            <wp:effectExtent l="0" t="0" r="0" b="0"/>
+            <wp:docPr id="1895262920" name="Рисунок 1"/>
             <wp:cNvGraphicFramePr>
               <a:graphicFrameLocks xmlns:a="http://schemas.openxmlformats.org/drawingml/2006/main" noChangeAspect="1"/>
             </wp:cNvGraphicFramePr>
@@ -19223,7 +20538,7 @@
               <a:graphicData uri="http://schemas.openxmlformats.org/drawingml/2006/picture">
                 <pic:pic xmlns:pic="http://schemas.openxmlformats.org/drawingml/2006/picture">
                   <pic:nvPicPr>
-                    <pic:cNvPr id="1749502122" name=""/>
+                    <pic:cNvPr id="1895262920" name=""/>
                     <pic:cNvPicPr/>
                   </pic:nvPicPr>
                   <pic:blipFill>
@@ -19235,7 +20550,7 @@
                   <pic:spPr>
                     <a:xfrm>
                       <a:off x="0" y="0"/>
-                      <a:ext cx="5907426" cy="3316133"/>
+                      <a:ext cx="5961391" cy="3321085"/>
                     </a:xfrm>
                     <a:prstGeom prst="rect">
                       <a:avLst/>
@@ -19367,13 +20682,8 @@
           <w:numId w:val="30"/>
         </w:numPr>
       </w:pPr>
-      <w:proofErr w:type="spellStart"/>
-      <w:r>
-        <w:t>высокоразмерность</w:t>
-      </w:r>
-      <w:proofErr w:type="spellEnd"/>
-      <w:r>
-        <w:t xml:space="preserve"> – так как узлы получают ограниченное число признаков, то метод хорошо работает с большим их количеством </w:t>
+      <w:r>
+        <w:t xml:space="preserve">высокоразмерность – так как узлы получают ограниченное число признаков, то метод хорошо работает с большим их количеством </w:t>
       </w:r>
       <w:r>
         <w:t>[</w:t>
@@ -19437,21 +20747,16 @@
           <w:numId w:val="30"/>
         </w:numPr>
       </w:pPr>
-      <w:proofErr w:type="spellStart"/>
       <w:r>
         <w:lastRenderedPageBreak/>
-        <w:t>гиперпараметры</w:t>
-      </w:r>
-      <w:proofErr w:type="spellEnd"/>
-      <w:r>
-        <w:t xml:space="preserve"> – пользователь должен сам выбирать количество используемых деревьев и глубину построения.</w:t>
+        <w:t>гиперпараметры – пользователь должен сам выбирать количество используемых деревьев и глубину построения.</w:t>
       </w:r>
     </w:p>
     <w:p>
       <w:pPr>
         <w:pStyle w:val="2"/>
       </w:pPr>
-      <w:bookmarkStart w:id="22" w:name="_Toc229881648"/>
+      <w:bookmarkStart w:id="22" w:name="_Toc229949992"/>
       <w:r>
         <w:t>Искусственная нейронная сеть</w:t>
       </w:r>
@@ -19462,71 +20767,3040 @@
         <w:pStyle w:val="a2"/>
       </w:pPr>
       <w:r>
-        <w:t>---- Идея</w:t>
-      </w:r>
-    </w:p>
-    <w:p>
-      <w:pPr>
-        <w:pStyle w:val="a2"/>
-      </w:pPr>
-      <w:r>
-        <w:t xml:space="preserve">---- Математика </w:t>
-      </w:r>
-    </w:p>
-    <w:p>
-      <w:pPr>
-        <w:pStyle w:val="a2"/>
-      </w:pPr>
-      <w:r>
-        <w:t xml:space="preserve">---- Преимущества </w:t>
-      </w:r>
-    </w:p>
-    <w:p>
-      <w:pPr>
-        <w:pStyle w:val="a2"/>
-      </w:pPr>
-      <w:r>
-        <w:t xml:space="preserve">---- Недостатки </w:t>
+        <w:t xml:space="preserve">Искусственная нейронная сеть (ИНС) </w:t>
+      </w:r>
+      <w:r>
+        <w:t>[</w:t>
+      </w:r>
+      <w:r>
+        <w:fldChar w:fldCharType="begin"/>
+      </w:r>
+      <w:r>
+        <w:instrText xml:space="preserve"> REF _Ref229919666 \r \h </w:instrText>
+      </w:r>
+      <w:r>
+        <w:fldChar w:fldCharType="separate"/>
+      </w:r>
+      <w:r>
+        <w:t>35</w:t>
+      </w:r>
+      <w:r>
+        <w:fldChar w:fldCharType="end"/>
+      </w:r>
+      <w:r>
+        <w:t xml:space="preserve">, </w:t>
+      </w:r>
+      <w:r>
+        <w:fldChar w:fldCharType="begin"/>
+      </w:r>
+      <w:r>
+        <w:instrText xml:space="preserve"> REF _Ref229919667 \r \h </w:instrText>
+      </w:r>
+      <w:r>
+        <w:fldChar w:fldCharType="separate"/>
+      </w:r>
+      <w:r>
+        <w:t>3</w:t>
+      </w:r>
+      <w:r>
+        <w:t>6</w:t>
+      </w:r>
+      <w:r>
+        <w:fldChar w:fldCharType="end"/>
+      </w:r>
+      <w:r>
+        <w:t>]</w:t>
+      </w:r>
+      <w:r>
+        <w:t xml:space="preserve"> – это </w:t>
+      </w:r>
+      <w:r>
+        <w:t>математические модели, построенные по принципу организации биологоческих нейронных сетей.</w:t>
+      </w:r>
+    </w:p>
+    <w:p>
+      <w:pPr>
+        <w:pStyle w:val="a2"/>
+      </w:pPr>
+      <w:r>
+        <w:t>Многослойны</w:t>
+      </w:r>
+      <w:r>
+        <w:t>й</w:t>
+      </w:r>
+      <w:r>
+        <w:t xml:space="preserve"> персептрон</w:t>
+      </w:r>
+      <w:r>
+        <w:t xml:space="preserve"> </w:t>
+      </w:r>
+      <w:r>
+        <w:t>[</w:t>
+      </w:r>
+      <w:r>
+        <w:fldChar w:fldCharType="begin"/>
+      </w:r>
+      <w:r>
+        <w:instrText xml:space="preserve"> REF _Ref229924199 \r \h </w:instrText>
+      </w:r>
+      <w:r>
+        <w:fldChar w:fldCharType="separate"/>
+      </w:r>
+      <w:r>
+        <w:t>38</w:t>
+      </w:r>
+      <w:r>
+        <w:fldChar w:fldCharType="end"/>
+      </w:r>
+      <w:r>
+        <w:t>]</w:t>
+      </w:r>
+      <w:r>
+        <w:t xml:space="preserve"> – класс ИНС, состоящий и</w:t>
+      </w:r>
+      <w:r>
+        <w:t>з</w:t>
+      </w:r>
+      <w:r>
+        <w:t xml:space="preserve"> входного и выходного слоев, которые принимают значения признаков и возвращают прогноз соответственно, а также одного или нескольких скрытых слоев. </w:t>
+      </w:r>
+      <w:r>
+        <w:t xml:space="preserve">Основная идея заключается в том, что каждый нейрон следующего слоя вычисляет взвешенную сумму выходов предыдущего слоя, пропускает её через функцию активации и передаёт дальше. Благодаря наличию скрытых слоёв и нелинейных активаций, </w:t>
+      </w:r>
+      <w:r>
+        <w:t>ИНС</w:t>
+      </w:r>
+      <w:r>
+        <w:t xml:space="preserve"> способна</w:t>
+      </w:r>
+      <w:r>
+        <w:t xml:space="preserve"> </w:t>
+      </w:r>
+      <w:r>
+        <w:t>стро</w:t>
+      </w:r>
+      <w:r>
+        <w:t>ить</w:t>
+      </w:r>
+      <w:r>
+        <w:t xml:space="preserve"> сложн</w:t>
+      </w:r>
+      <w:r>
+        <w:t>ые</w:t>
+      </w:r>
+      <w:r>
+        <w:t xml:space="preserve"> нелинейн</w:t>
+      </w:r>
+      <w:r>
+        <w:t>ые</w:t>
+      </w:r>
+      <w:r>
+        <w:t xml:space="preserve"> зависимост</w:t>
+      </w:r>
+      <w:r>
+        <w:t>и</w:t>
+      </w:r>
+      <w:r>
+        <w:t xml:space="preserve"> между входом и выходом</w:t>
+      </w:r>
+      <w:r>
+        <w:t>. Обучение сети происходит методом обратного распространения ошибки с использованием градиентного спуска, где ошибка на выходе последовательно распространяется назад по</w:t>
+      </w:r>
+      <w:r>
+        <w:t xml:space="preserve"> всем</w:t>
+      </w:r>
+      <w:r>
+        <w:t xml:space="preserve"> слоям для корректировки весов</w:t>
+      </w:r>
+      <w:r>
+        <w:t xml:space="preserve">. </w:t>
+      </w:r>
+    </w:p>
+    <w:p>
+      <w:pPr>
+        <w:pStyle w:val="a2"/>
+      </w:pPr>
+      <w:r>
+        <w:t xml:space="preserve">Схема многослойного персептрона приведена на </w:t>
+      </w:r>
+      <w:r>
+        <w:fldChar w:fldCharType="begin"/>
+      </w:r>
+      <w:r>
+        <w:instrText xml:space="preserve"> REF _Ref229929078 \h </w:instrText>
+      </w:r>
+      <w:r>
+        <w:fldChar w:fldCharType="separate"/>
+      </w:r>
+      <w:r>
+        <w:t xml:space="preserve">рисунке </w:t>
+      </w:r>
+      <w:r>
+        <w:rPr>
+          <w:noProof/>
+        </w:rPr>
+        <w:t>4</w:t>
+      </w:r>
+      <w:r>
+        <w:t>.</w:t>
+      </w:r>
+      <w:r>
+        <w:rPr>
+          <w:noProof/>
+        </w:rPr>
+        <w:t>6</w:t>
+      </w:r>
+      <w:r>
+        <w:fldChar w:fldCharType="end"/>
+      </w:r>
+      <w:r>
+        <w:t>.</w:t>
+      </w:r>
+    </w:p>
+    <w:p>
+      <w:pPr>
+        <w:pStyle w:val="a2"/>
+        <w:jc w:val="center"/>
+      </w:pPr>
+      <w:r>
+        <w:drawing>
+          <wp:inline distT="0" distB="0" distL="0" distR="0" wp14:anchorId="10130AE3" wp14:editId="476BFBE0">
+            <wp:extent cx="5937885" cy="2880661"/>
+            <wp:effectExtent l="0" t="0" r="5715" b="0"/>
+            <wp:docPr id="49530991" name="Рисунок 1"/>
+            <wp:cNvGraphicFramePr>
+              <a:graphicFrameLocks xmlns:a="http://schemas.openxmlformats.org/drawingml/2006/main" noChangeAspect="1"/>
+            </wp:cNvGraphicFramePr>
+            <a:graphic xmlns:a="http://schemas.openxmlformats.org/drawingml/2006/main">
+              <a:graphicData uri="http://schemas.openxmlformats.org/drawingml/2006/picture">
+                <pic:pic xmlns:pic="http://schemas.openxmlformats.org/drawingml/2006/picture">
+                  <pic:nvPicPr>
+                    <pic:cNvPr id="49530991" name=""/>
+                    <pic:cNvPicPr/>
+                  </pic:nvPicPr>
+                  <pic:blipFill>
+                    <a:blip r:embed="rId18"/>
+                    <a:stretch>
+                      <a:fillRect/>
+                    </a:stretch>
+                  </pic:blipFill>
+                  <pic:spPr>
+                    <a:xfrm>
+                      <a:off x="0" y="0"/>
+                      <a:ext cx="5946644" cy="2884910"/>
+                    </a:xfrm>
+                    <a:prstGeom prst="rect">
+                      <a:avLst/>
+                    </a:prstGeom>
+                  </pic:spPr>
+                </pic:pic>
+              </a:graphicData>
+            </a:graphic>
+          </wp:inline>
+        </w:drawing>
+      </w:r>
+    </w:p>
+    <w:p>
+      <w:pPr>
+        <w:pStyle w:val="ab"/>
+      </w:pPr>
+      <w:bookmarkStart w:id="23" w:name="_Ref229929078"/>
+      <w:r>
+        <w:t xml:space="preserve">Рисунок </w:t>
+      </w:r>
+      <w:r>
+        <w:fldChar w:fldCharType="begin"/>
+      </w:r>
+      <w:r>
+        <w:instrText xml:space="preserve"> STYLEREF 1 \s </w:instrText>
+      </w:r>
+      <w:r>
+        <w:fldChar w:fldCharType="separate"/>
+      </w:r>
+      <w:r>
+        <w:rPr>
+          <w:noProof/>
+        </w:rPr>
+        <w:t>4</w:t>
+      </w:r>
+      <w:r>
+        <w:fldChar w:fldCharType="end"/>
+      </w:r>
+      <w:r>
+        <w:t>.</w:t>
+      </w:r>
+      <w:r>
+        <w:fldChar w:fldCharType="begin"/>
+      </w:r>
+      <w:r>
+        <w:instrText xml:space="preserve"> SEQ Рисунок \* ARABIC \s 1 </w:instrText>
+      </w:r>
+      <w:r>
+        <w:fldChar w:fldCharType="separate"/>
+      </w:r>
+      <w:r>
+        <w:rPr>
+          <w:noProof/>
+        </w:rPr>
+        <w:t>6</w:t>
+      </w:r>
+      <w:r>
+        <w:fldChar w:fldCharType="end"/>
+      </w:r>
+      <w:bookmarkEnd w:id="23"/>
+      <w:r>
+        <w:t xml:space="preserve"> – Схема многослойного персептрона</w:t>
+      </w:r>
+    </w:p>
+    <w:p>
+      <w:pPr>
+        <w:pStyle w:val="a2"/>
+      </w:pPr>
+      <w:r>
+        <w:lastRenderedPageBreak/>
+        <w:t>Нейросеть состоит из множества нейронов, каждый из которых работает следующим образом</w:t>
+      </w:r>
+      <w:r>
+        <w:t xml:space="preserve"> (</w:t>
+      </w:r>
+      <w:r>
+        <w:fldChar w:fldCharType="begin"/>
+      </w:r>
+      <w:r>
+        <w:instrText xml:space="preserve"> REF _Ref229925711 \h </w:instrText>
+      </w:r>
+      <w:r>
+        <w:fldChar w:fldCharType="separate"/>
+      </w:r>
+      <w:r>
+        <w:t xml:space="preserve">рисунок </w:t>
+      </w:r>
+      <w:r>
+        <w:rPr>
+          <w:noProof/>
+        </w:rPr>
+        <w:t>4</w:t>
+      </w:r>
+      <w:r>
+        <w:t>.</w:t>
+      </w:r>
+      <w:r>
+        <w:rPr>
+          <w:noProof/>
+        </w:rPr>
+        <w:t>7</w:t>
+      </w:r>
+      <w:r>
+        <w:fldChar w:fldCharType="end"/>
+      </w:r>
+      <w:r>
+        <w:t>)</w:t>
+      </w:r>
+      <w:r>
+        <w:t xml:space="preserve"> </w:t>
+      </w:r>
+      <w:r>
+        <w:t>[</w:t>
+      </w:r>
+      <w:r>
+        <w:fldChar w:fldCharType="begin"/>
+      </w:r>
+      <w:r>
+        <w:instrText xml:space="preserve"> REF _Ref229924254 \r \h </w:instrText>
+      </w:r>
+      <w:r>
+        <w:fldChar w:fldCharType="separate"/>
+      </w:r>
+      <w:r>
+        <w:t>37</w:t>
+      </w:r>
+      <w:r>
+        <w:fldChar w:fldCharType="end"/>
+      </w:r>
+      <w:r>
+        <w:t>]:</w:t>
+      </w:r>
+    </w:p>
+    <w:p>
+      <w:pPr>
+        <w:pStyle w:val="a2"/>
+        <w:numPr>
+          <w:ilvl w:val="0"/>
+          <w:numId w:val="31"/>
+        </w:numPr>
+      </w:pPr>
+      <m:oMath>
+        <m:r>
+          <w:rPr>
+            <w:rFonts w:ascii="Cambria Math" w:hAnsi="Cambria Math"/>
+          </w:rPr>
+          <m:t>Y</m:t>
+        </m:r>
+        <m:r>
+          <w:rPr>
+            <w:rFonts w:ascii="Cambria Math" w:hAnsi="Cambria Math"/>
+            <w:lang w:val="en-US"/>
+          </w:rPr>
+          <m:t>=F(S)</m:t>
+        </m:r>
+      </m:oMath>
+      <w:r>
+        <w:rPr>
+          <w:lang w:val="en-US"/>
+        </w:rPr>
+        <w:t xml:space="preserve">, </w:t>
+      </w:r>
+      <w:r>
+        <w:t>где:</w:t>
+      </w:r>
+    </w:p>
+    <w:p>
+      <w:pPr>
+        <w:pStyle w:val="a2"/>
+        <w:numPr>
+          <w:ilvl w:val="1"/>
+          <w:numId w:val="31"/>
+        </w:numPr>
+      </w:pPr>
+      <m:oMath>
+        <m:r>
+          <w:rPr>
+            <w:rFonts w:ascii="Cambria Math" w:hAnsi="Cambria Math"/>
+          </w:rPr>
+          <m:t>Y</m:t>
+        </m:r>
+      </m:oMath>
+      <w:r>
+        <w:rPr>
+          <w:lang w:val="en-US"/>
+        </w:rPr>
+        <w:t xml:space="preserve"> – </w:t>
+      </w:r>
+      <w:r>
+        <w:t xml:space="preserve">выход – </w:t>
+      </w:r>
+      <w:r>
+        <w:t>результат прогноза</w:t>
+      </w:r>
+      <w:r>
+        <w:rPr>
+          <w:lang w:val="en-US"/>
+        </w:rPr>
+        <w:t>;</w:t>
+      </w:r>
+    </w:p>
+    <w:p>
+      <w:pPr>
+        <w:pStyle w:val="a2"/>
+        <w:numPr>
+          <w:ilvl w:val="1"/>
+          <w:numId w:val="31"/>
+        </w:numPr>
+      </w:pPr>
+      <m:oMath>
+        <m:r>
+          <w:rPr>
+            <w:rFonts w:ascii="Cambria Math" w:hAnsi="Cambria Math"/>
+            <w:lang w:val="en-US"/>
+          </w:rPr>
+          <m:t>F</m:t>
+        </m:r>
+      </m:oMath>
+      <w:r>
+        <w:rPr>
+          <w:lang w:val="en-US"/>
+        </w:rPr>
+        <w:t xml:space="preserve"> </w:t>
+      </w:r>
+      <w:r>
+        <w:t>–</w:t>
+      </w:r>
+      <w:r>
+        <w:rPr>
+          <w:lang w:val="en-US"/>
+        </w:rPr>
+        <w:t xml:space="preserve"> </w:t>
+      </w:r>
+      <w:r>
+        <w:t>функция активации</w:t>
+      </w:r>
+      <w:r>
+        <w:rPr>
+          <w:lang w:val="en-US"/>
+        </w:rPr>
+        <w:t>;</w:t>
+      </w:r>
+    </w:p>
+    <w:p>
+      <w:pPr>
+        <w:pStyle w:val="a2"/>
+        <w:numPr>
+          <w:ilvl w:val="1"/>
+          <w:numId w:val="31"/>
+        </w:numPr>
+      </w:pPr>
+      <m:oMath>
+        <m:r>
+          <w:rPr>
+            <w:rFonts w:ascii="Cambria Math" w:hAnsi="Cambria Math"/>
+            <w:lang w:val="en-US"/>
+          </w:rPr>
+          <m:t>S</m:t>
+        </m:r>
+        <m:r>
+          <w:rPr>
+            <w:rFonts w:ascii="Cambria Math" w:hAnsi="Cambria Math"/>
+          </w:rPr>
+          <m:t xml:space="preserve">= </m:t>
+        </m:r>
+        <m:nary>
+          <m:naryPr>
+            <m:chr m:val="∑"/>
+            <m:limLoc m:val="undOvr"/>
+            <m:ctrlPr>
+              <w:rPr>
+                <w:rFonts w:ascii="Cambria Math" w:hAnsi="Cambria Math"/>
+                <w:i/>
+                <w:lang w:val="en-US"/>
+              </w:rPr>
+            </m:ctrlPr>
+          </m:naryPr>
+          <m:sub>
+            <m:r>
+              <w:rPr>
+                <w:rFonts w:ascii="Cambria Math" w:hAnsi="Cambria Math"/>
+                <w:lang w:val="en-US"/>
+              </w:rPr>
+              <m:t>i</m:t>
+            </m:r>
+            <m:r>
+              <w:rPr>
+                <w:rFonts w:ascii="Cambria Math" w:hAnsi="Cambria Math"/>
+              </w:rPr>
+              <m:t>=1</m:t>
+            </m:r>
+          </m:sub>
+          <m:sup>
+            <m:r>
+              <w:rPr>
+                <w:rFonts w:ascii="Cambria Math" w:hAnsi="Cambria Math"/>
+                <w:lang w:val="en-US"/>
+              </w:rPr>
+              <m:t>n</m:t>
+            </m:r>
+          </m:sup>
+          <m:e>
+            <m:sSub>
+              <m:sSubPr>
+                <m:ctrlPr>
+                  <w:rPr>
+                    <w:rFonts w:ascii="Cambria Math" w:hAnsi="Cambria Math"/>
+                    <w:i/>
+                    <w:lang w:val="en-US"/>
+                  </w:rPr>
+                </m:ctrlPr>
+              </m:sSubPr>
+              <m:e>
+                <m:r>
+                  <w:rPr>
+                    <w:rFonts w:ascii="Cambria Math" w:hAnsi="Cambria Math"/>
+                    <w:lang w:val="en-US"/>
+                  </w:rPr>
+                  <m:t>W</m:t>
+                </m:r>
+              </m:e>
+              <m:sub>
+                <m:r>
+                  <w:rPr>
+                    <w:rFonts w:ascii="Cambria Math" w:hAnsi="Cambria Math"/>
+                    <w:lang w:val="en-US"/>
+                  </w:rPr>
+                  <m:t>i</m:t>
+                </m:r>
+              </m:sub>
+            </m:sSub>
+            <m:sSub>
+              <m:sSubPr>
+                <m:ctrlPr>
+                  <w:rPr>
+                    <w:rFonts w:ascii="Cambria Math" w:hAnsi="Cambria Math"/>
+                    <w:i/>
+                    <w:lang w:val="en-US"/>
+                  </w:rPr>
+                </m:ctrlPr>
+              </m:sSubPr>
+              <m:e>
+                <m:r>
+                  <w:rPr>
+                    <w:rFonts w:ascii="Cambria Math" w:hAnsi="Cambria Math"/>
+                    <w:lang w:val="en-US"/>
+                  </w:rPr>
+                  <m:t>X</m:t>
+                </m:r>
+              </m:e>
+              <m:sub>
+                <m:r>
+                  <w:rPr>
+                    <w:rFonts w:ascii="Cambria Math" w:hAnsi="Cambria Math"/>
+                    <w:lang w:val="en-US"/>
+                  </w:rPr>
+                  <m:t>i</m:t>
+                </m:r>
+              </m:sub>
+            </m:sSub>
+            <m:r>
+              <w:rPr>
+                <w:rFonts w:ascii="Cambria Math" w:hAnsi="Cambria Math"/>
+              </w:rPr>
+              <m:t>+</m:t>
+            </m:r>
+            <m:r>
+              <w:rPr>
+                <w:rFonts w:ascii="Cambria Math" w:hAnsi="Cambria Math"/>
+                <w:lang w:val="en-US"/>
+              </w:rPr>
+              <m:t>wx</m:t>
+            </m:r>
+          </m:e>
+        </m:nary>
+      </m:oMath>
+      <w:r>
+        <w:t xml:space="preserve">, </w:t>
+      </w:r>
+      <w:r>
+        <w:t>где:</w:t>
+      </w:r>
+    </w:p>
+    <w:p>
+      <w:pPr>
+        <w:pStyle w:val="a2"/>
+        <w:numPr>
+          <w:ilvl w:val="2"/>
+          <w:numId w:val="31"/>
+        </w:numPr>
+      </w:pPr>
+      <m:oMath>
+        <m:r>
+          <w:rPr>
+            <w:rFonts w:ascii="Cambria Math" w:hAnsi="Cambria Math"/>
+          </w:rPr>
+          <m:t>S</m:t>
+        </m:r>
+      </m:oMath>
+      <w:r>
+        <w:rPr>
+          <w:lang w:val="en-US"/>
+        </w:rPr>
+        <w:t xml:space="preserve"> – </w:t>
+      </w:r>
+      <w:r>
+        <w:t>взвешенная сумма</w:t>
+      </w:r>
+      <w:r>
+        <w:rPr>
+          <w:lang w:val="en-US"/>
+        </w:rPr>
+        <w:t>;</w:t>
+      </w:r>
+    </w:p>
+    <w:p>
+      <w:pPr>
+        <w:pStyle w:val="a2"/>
+        <w:numPr>
+          <w:ilvl w:val="2"/>
+          <w:numId w:val="31"/>
+        </w:numPr>
+      </w:pPr>
+      <m:oMath>
+        <m:r>
+          <w:rPr>
+            <w:rFonts w:ascii="Cambria Math" w:hAnsi="Cambria Math"/>
+          </w:rPr>
+          <m:t>n</m:t>
+        </m:r>
+      </m:oMath>
+      <w:r>
+        <w:rPr>
+          <w:lang w:val="en-US"/>
+        </w:rPr>
+        <w:t xml:space="preserve"> </w:t>
+      </w:r>
+      <w:r>
+        <w:t>–</w:t>
+      </w:r>
+      <w:r>
+        <w:rPr>
+          <w:lang w:val="en-US"/>
+        </w:rPr>
+        <w:t xml:space="preserve"> </w:t>
+      </w:r>
+      <w:r>
+        <w:t>количество входных сигналов</w:t>
+      </w:r>
+      <w:r>
+        <w:rPr>
+          <w:lang w:val="en-US"/>
+        </w:rPr>
+        <w:t>;</w:t>
+      </w:r>
+    </w:p>
+    <w:p>
+      <w:pPr>
+        <w:pStyle w:val="a2"/>
+        <w:numPr>
+          <w:ilvl w:val="2"/>
+          <w:numId w:val="31"/>
+        </w:numPr>
+      </w:pPr>
+      <m:oMath>
+        <m:sSub>
+          <m:sSubPr>
+            <m:ctrlPr>
+              <w:rPr>
+                <w:rFonts w:ascii="Cambria Math" w:hAnsi="Cambria Math"/>
+                <w:i/>
+                <w:lang w:val="en-US"/>
+              </w:rPr>
+            </m:ctrlPr>
+          </m:sSubPr>
+          <m:e>
+            <m:r>
+              <w:rPr>
+                <w:rFonts w:ascii="Cambria Math" w:hAnsi="Cambria Math"/>
+                <w:lang w:val="en-US"/>
+              </w:rPr>
+              <m:t>X</m:t>
+            </m:r>
+          </m:e>
+          <m:sub>
+            <m:r>
+              <w:rPr>
+                <w:rFonts w:ascii="Cambria Math" w:hAnsi="Cambria Math"/>
+                <w:lang w:val="en-US"/>
+              </w:rPr>
+              <m:t>i</m:t>
+            </m:r>
+          </m:sub>
+        </m:sSub>
+      </m:oMath>
+      <w:r>
+        <w:t xml:space="preserve"> – </w:t>
+      </w:r>
+      <m:oMath>
+        <m:r>
+          <w:rPr>
+            <w:rFonts w:ascii="Cambria Math" w:hAnsi="Cambria Math"/>
+            <w:lang w:val="en-US"/>
+          </w:rPr>
+          <m:t>i</m:t>
+        </m:r>
+      </m:oMath>
+      <w:r>
+        <w:t>-</w:t>
+      </w:r>
+      <w:r>
+        <w:t>ый входной сигнал</w:t>
+      </w:r>
+    </w:p>
+    <w:p>
+      <w:pPr>
+        <w:pStyle w:val="a2"/>
+        <w:numPr>
+          <w:ilvl w:val="2"/>
+          <w:numId w:val="31"/>
+        </w:numPr>
+      </w:pPr>
+      <m:oMath>
+        <m:sSub>
+          <m:sSubPr>
+            <m:ctrlPr>
+              <w:rPr>
+                <w:rFonts w:ascii="Cambria Math" w:hAnsi="Cambria Math"/>
+                <w:i/>
+                <w:lang w:val="en-US"/>
+              </w:rPr>
+            </m:ctrlPr>
+          </m:sSubPr>
+          <m:e>
+            <m:r>
+              <w:rPr>
+                <w:rFonts w:ascii="Cambria Math" w:hAnsi="Cambria Math"/>
+                <w:lang w:val="en-US"/>
+              </w:rPr>
+              <m:t>W</m:t>
+            </m:r>
+          </m:e>
+          <m:sub>
+            <m:r>
+              <w:rPr>
+                <w:rFonts w:ascii="Cambria Math" w:hAnsi="Cambria Math"/>
+                <w:lang w:val="en-US"/>
+              </w:rPr>
+              <m:t>i</m:t>
+            </m:r>
+          </m:sub>
+        </m:sSub>
+      </m:oMath>
+      <w:r>
+        <w:t xml:space="preserve"> – </w:t>
+      </w:r>
+      <w:r>
+        <w:t xml:space="preserve">весовой коэффициент, определяющий важность </w:t>
+      </w:r>
+      <m:oMath>
+        <m:r>
+          <w:rPr>
+            <w:rFonts w:ascii="Cambria Math" w:hAnsi="Cambria Math"/>
+            <w:lang w:val="en-US"/>
+          </w:rPr>
+          <m:t>i</m:t>
+        </m:r>
+      </m:oMath>
+      <w:r>
+        <w:t>-</w:t>
+      </w:r>
+      <w:r>
+        <w:t>го входа</w:t>
+      </w:r>
+      <w:r>
+        <w:t>;</w:t>
+      </w:r>
+    </w:p>
+    <w:p>
+      <w:pPr>
+        <w:pStyle w:val="a2"/>
+        <w:numPr>
+          <w:ilvl w:val="2"/>
+          <w:numId w:val="31"/>
+        </w:numPr>
+      </w:pPr>
+      <m:oMath>
+        <m:r>
+          <w:rPr>
+            <w:rFonts w:ascii="Cambria Math" w:hAnsi="Cambria Math"/>
+            <w:lang w:val="en-US"/>
+          </w:rPr>
+          <m:t>x</m:t>
+        </m:r>
+      </m:oMath>
+      <w:r>
+        <w:rPr>
+          <w:lang w:val="en-US"/>
+        </w:rPr>
+        <w:t xml:space="preserve"> </w:t>
+      </w:r>
+      <w:r>
+        <w:t>–</w:t>
+      </w:r>
+      <w:r>
+        <w:rPr>
+          <w:lang w:val="en-US"/>
+        </w:rPr>
+        <w:t xml:space="preserve"> </w:t>
+      </w:r>
+      <w:r>
+        <w:t>нейрон смещения</w:t>
+      </w:r>
+      <w:r>
+        <w:rPr>
+          <w:lang w:val="en-US"/>
+        </w:rPr>
+        <w:t>;</w:t>
+      </w:r>
+    </w:p>
+    <w:p>
+      <w:pPr>
+        <w:pStyle w:val="a2"/>
+        <w:numPr>
+          <w:ilvl w:val="2"/>
+          <w:numId w:val="31"/>
+        </w:numPr>
+      </w:pPr>
+      <m:oMath>
+        <m:r>
+          <w:rPr>
+            <w:rFonts w:ascii="Cambria Math" w:hAnsi="Cambria Math"/>
+            <w:lang w:val="en-US"/>
+          </w:rPr>
+          <m:t>wx</m:t>
+        </m:r>
+      </m:oMath>
+      <w:r>
+        <w:t xml:space="preserve"> </w:t>
+      </w:r>
+      <w:r>
+        <w:t>–</w:t>
+      </w:r>
+      <w:r>
+        <w:t xml:space="preserve"> </w:t>
+      </w:r>
+      <w:r>
+        <w:t xml:space="preserve">порог активации </w:t>
+      </w:r>
+      <w:r>
+        <w:t>или смещение.</w:t>
+      </w:r>
+    </w:p>
+    <w:p>
+      <w:pPr>
+        <w:pStyle w:val="a2"/>
+        <w:jc w:val="center"/>
+      </w:pPr>
+      <w:r>
+        <w:drawing>
+          <wp:inline distT="0" distB="0" distL="0" distR="0" wp14:anchorId="42298173" wp14:editId="2D6093B9">
+            <wp:extent cx="5909310" cy="4500630"/>
+            <wp:effectExtent l="0" t="0" r="0" b="0"/>
+            <wp:docPr id="105437325" name="Рисунок 1"/>
+            <wp:cNvGraphicFramePr>
+              <a:graphicFrameLocks xmlns:a="http://schemas.openxmlformats.org/drawingml/2006/main" noChangeAspect="1"/>
+            </wp:cNvGraphicFramePr>
+            <a:graphic xmlns:a="http://schemas.openxmlformats.org/drawingml/2006/main">
+              <a:graphicData uri="http://schemas.openxmlformats.org/drawingml/2006/picture">
+                <pic:pic xmlns:pic="http://schemas.openxmlformats.org/drawingml/2006/picture">
+                  <pic:nvPicPr>
+                    <pic:cNvPr id="105437325" name=""/>
+                    <pic:cNvPicPr/>
+                  </pic:nvPicPr>
+                  <pic:blipFill>
+                    <a:blip r:embed="rId19"/>
+                    <a:stretch>
+                      <a:fillRect/>
+                    </a:stretch>
+                  </pic:blipFill>
+                  <pic:spPr>
+                    <a:xfrm>
+                      <a:off x="0" y="0"/>
+                      <a:ext cx="5915726" cy="4505516"/>
+                    </a:xfrm>
+                    <a:prstGeom prst="rect">
+                      <a:avLst/>
+                    </a:prstGeom>
+                  </pic:spPr>
+                </pic:pic>
+              </a:graphicData>
+            </a:graphic>
+          </wp:inline>
+        </w:drawing>
+      </w:r>
+    </w:p>
+    <w:p>
+      <w:pPr>
+        <w:pStyle w:val="ab"/>
+      </w:pPr>
+      <w:bookmarkStart w:id="24" w:name="_Ref229925711"/>
+      <w:r>
+        <w:t xml:space="preserve">Рисунок </w:t>
+      </w:r>
+      <w:r>
+        <w:fldChar w:fldCharType="begin"/>
+      </w:r>
+      <w:r>
+        <w:instrText xml:space="preserve"> STYLEREF 1 \s </w:instrText>
+      </w:r>
+      <w:r>
+        <w:fldChar w:fldCharType="separate"/>
+      </w:r>
+      <w:r>
+        <w:rPr>
+          <w:noProof/>
+        </w:rPr>
+        <w:t>4</w:t>
+      </w:r>
+      <w:r>
+        <w:fldChar w:fldCharType="end"/>
+      </w:r>
+      <w:r>
+        <w:t>.</w:t>
+      </w:r>
+      <w:r>
+        <w:fldChar w:fldCharType="begin"/>
+      </w:r>
+      <w:r>
+        <w:instrText xml:space="preserve"> SEQ Рисунок \* ARABIC \s 1 </w:instrText>
+      </w:r>
+      <w:r>
+        <w:fldChar w:fldCharType="separate"/>
+      </w:r>
+      <w:r>
+        <w:rPr>
+          <w:noProof/>
+        </w:rPr>
+        <w:t>7</w:t>
+      </w:r>
+      <w:r>
+        <w:fldChar w:fldCharType="end"/>
+      </w:r>
+      <w:bookmarkEnd w:id="24"/>
+      <w:r>
+        <w:t xml:space="preserve"> – Модель искусственного нейрона</w:t>
+      </w:r>
+    </w:p>
+    <w:p>
+      <w:pPr>
+        <w:pStyle w:val="a2"/>
+      </w:pPr>
+      <w:r>
+        <w:lastRenderedPageBreak/>
+        <w:t xml:space="preserve">Общая схема метода </w:t>
+      </w:r>
+      <w:r>
+        <w:t xml:space="preserve">обратного распространения ошибки с </w:t>
+      </w:r>
+      <w:r>
+        <w:t>градиентн</w:t>
+      </w:r>
+      <w:r>
+        <w:t>ым</w:t>
+      </w:r>
+      <w:r>
+        <w:t xml:space="preserve"> спуск</w:t>
+      </w:r>
+      <w:r>
+        <w:t>ом:</w:t>
+      </w:r>
+    </w:p>
+    <w:p>
+      <w:pPr>
+        <w:pStyle w:val="a2"/>
+        <w:numPr>
+          <w:ilvl w:val="0"/>
+          <w:numId w:val="32"/>
+        </w:numPr>
+      </w:pPr>
+      <w:r>
+        <w:t xml:space="preserve">Прямой проход: вычислить состояния </w:t>
+      </w:r>
+      <m:oMath>
+        <m:r>
+          <w:rPr>
+            <w:rFonts w:ascii="Cambria Math" w:hAnsi="Cambria Math"/>
+          </w:rPr>
+          <m:t>S</m:t>
+        </m:r>
+      </m:oMath>
+      <w:r>
+        <w:t xml:space="preserve"> нейронов всех слоев и выход сети</w:t>
+      </w:r>
+      <w:r>
+        <w:t>;</w:t>
+      </w:r>
+    </w:p>
+    <w:p>
+      <w:pPr>
+        <w:pStyle w:val="a2"/>
+        <w:numPr>
+          <w:ilvl w:val="0"/>
+          <w:numId w:val="32"/>
+        </w:numPr>
+      </w:pPr>
+      <w:r>
+        <w:t xml:space="preserve">Вычислить значения </w:t>
+      </w:r>
+      <m:oMath>
+        <m:r>
+          <w:rPr>
+            <w:rFonts w:ascii="Cambria Math" w:hAnsi="Cambria Math"/>
+          </w:rPr>
+          <m:t>δ=</m:t>
+        </m:r>
+        <m:f>
+          <m:fPr>
+            <m:ctrlPr>
+              <w:rPr>
+                <w:rFonts w:ascii="Cambria Math" w:hAnsi="Cambria Math"/>
+                <w:i/>
+              </w:rPr>
+            </m:ctrlPr>
+          </m:fPr>
+          <m:num>
+            <m:r>
+              <w:rPr>
+                <w:rFonts w:ascii="Cambria Math" w:hAnsi="Cambria Math"/>
+              </w:rPr>
+              <m:t>δ</m:t>
+            </m:r>
+            <m:r>
+              <w:rPr>
+                <w:rFonts w:ascii="Cambria Math" w:hAnsi="Cambria Math"/>
+                <w:lang w:val="en-US"/>
+              </w:rPr>
+              <m:t>E</m:t>
+            </m:r>
+          </m:num>
+          <m:den>
+            <m:r>
+              <w:rPr>
+                <w:rFonts w:ascii="Cambria Math" w:hAnsi="Cambria Math"/>
+              </w:rPr>
+              <m:t>δy</m:t>
+            </m:r>
+          </m:den>
+        </m:f>
+      </m:oMath>
+      <w:r>
+        <w:t xml:space="preserve"> </w:t>
+      </w:r>
+      <w:r>
+        <w:t>для выходного слоя</w:t>
+      </w:r>
+      <w:r>
+        <w:t xml:space="preserve">, </w:t>
+      </w:r>
+      <w:r>
+        <w:t xml:space="preserve">где </w:t>
+      </w:r>
+      <m:oMath>
+        <m:r>
+          <w:rPr>
+            <w:rFonts w:ascii="Cambria Math" w:hAnsi="Cambria Math"/>
+          </w:rPr>
+          <m:t>E</m:t>
+        </m:r>
+      </m:oMath>
+      <w:r>
+        <w:t xml:space="preserve"> </w:t>
+      </w:r>
+      <w:r>
+        <w:t>–</w:t>
+      </w:r>
+      <w:r>
+        <w:t xml:space="preserve"> </w:t>
+      </w:r>
+      <w:r>
+        <w:t>это функция потерь</w:t>
+      </w:r>
+      <w:r>
+        <w:t xml:space="preserve">, </w:t>
+      </w:r>
+      <w:r>
+        <w:t>например среднеквадратическая ошибка</w:t>
+      </w:r>
+      <w:r>
+        <w:t>;</w:t>
+      </w:r>
+    </w:p>
+    <w:p>
+      <w:pPr>
+        <w:pStyle w:val="a2"/>
+        <w:numPr>
+          <w:ilvl w:val="0"/>
+          <w:numId w:val="32"/>
+        </w:numPr>
+      </w:pPr>
+      <w:r>
+        <w:t xml:space="preserve">Если выполнены критерии остановки, например достигнуто заданное значение </w:t>
+      </w:r>
+      <w:r>
+        <w:t>ошибки, то «конец».</w:t>
+      </w:r>
+    </w:p>
+    <w:p>
+      <w:pPr>
+        <w:pStyle w:val="a2"/>
+        <w:numPr>
+          <w:ilvl w:val="0"/>
+          <w:numId w:val="32"/>
+        </w:numPr>
+      </w:pPr>
+      <w:r>
+        <w:t xml:space="preserve">Обратный проход: последовательно от конца к началу для всех скрытых слоев вычислить </w:t>
+      </w:r>
+      <m:oMath>
+        <m:sSub>
+          <m:sSubPr>
+            <m:ctrlPr>
+              <w:rPr>
+                <w:rFonts w:ascii="Cambria Math" w:hAnsi="Cambria Math"/>
+                <w:i/>
+              </w:rPr>
+            </m:ctrlPr>
+          </m:sSubPr>
+          <m:e>
+            <m:r>
+              <w:rPr>
+                <w:rFonts w:ascii="Cambria Math" w:hAnsi="Cambria Math"/>
+                <w:lang w:val="en-US"/>
+              </w:rPr>
+              <m:t>δ</m:t>
+            </m:r>
+          </m:e>
+          <m:sub>
+            <m:r>
+              <w:rPr>
+                <w:rFonts w:ascii="Cambria Math" w:hAnsi="Cambria Math"/>
+              </w:rPr>
+              <m:t>i</m:t>
+            </m:r>
+          </m:sub>
+        </m:sSub>
+        <m:r>
+          <w:rPr>
+            <w:rFonts w:ascii="Cambria Math" w:hAnsi="Cambria Math"/>
+          </w:rPr>
+          <m:t>=</m:t>
+        </m:r>
+        <m:f>
+          <m:fPr>
+            <m:ctrlPr>
+              <w:rPr>
+                <w:rFonts w:ascii="Cambria Math" w:hAnsi="Cambria Math"/>
+                <w:i/>
+              </w:rPr>
+            </m:ctrlPr>
+          </m:fPr>
+          <m:num>
+            <m:r>
+              <w:rPr>
+                <w:rFonts w:ascii="Cambria Math" w:hAnsi="Cambria Math"/>
+              </w:rPr>
+              <m:t>δ</m:t>
+            </m:r>
+            <m:sSub>
+              <m:sSubPr>
+                <m:ctrlPr>
+                  <w:rPr>
+                    <w:rFonts w:ascii="Cambria Math" w:hAnsi="Cambria Math"/>
+                    <w:i/>
+                  </w:rPr>
+                </m:ctrlPr>
+              </m:sSubPr>
+              <m:e>
+                <m:r>
+                  <w:rPr>
+                    <w:rFonts w:ascii="Cambria Math" w:hAnsi="Cambria Math"/>
+                  </w:rPr>
+                  <m:t>y</m:t>
+                </m:r>
+              </m:e>
+              <m:sub>
+                <m:r>
+                  <w:rPr>
+                    <w:rFonts w:ascii="Cambria Math" w:hAnsi="Cambria Math"/>
+                  </w:rPr>
+                  <m:t>i</m:t>
+                </m:r>
+              </m:sub>
+            </m:sSub>
+          </m:num>
+          <m:den>
+            <m:r>
+              <w:rPr>
+                <w:rFonts w:ascii="Cambria Math" w:hAnsi="Cambria Math"/>
+              </w:rPr>
+              <m:t>δ</m:t>
+            </m:r>
+            <m:sSub>
+              <m:sSubPr>
+                <m:ctrlPr>
+                  <w:rPr>
+                    <w:rFonts w:ascii="Cambria Math" w:hAnsi="Cambria Math"/>
+                    <w:i/>
+                  </w:rPr>
+                </m:ctrlPr>
+              </m:sSubPr>
+              <m:e>
+                <m:r>
+                  <w:rPr>
+                    <w:rFonts w:ascii="Cambria Math" w:hAnsi="Cambria Math"/>
+                  </w:rPr>
+                  <m:t>S</m:t>
+                </m:r>
+              </m:e>
+              <m:sub>
+                <m:r>
+                  <w:rPr>
+                    <w:rFonts w:ascii="Cambria Math" w:hAnsi="Cambria Math"/>
+                  </w:rPr>
+                  <m:t>i</m:t>
+                </m:r>
+              </m:sub>
+            </m:sSub>
+          </m:den>
+        </m:f>
+        <m:r>
+          <w:rPr>
+            <w:rFonts w:ascii="Cambria Math" w:hAnsi="Cambria Math"/>
+          </w:rPr>
+          <m:t>*</m:t>
+        </m:r>
+        <m:nary>
+          <m:naryPr>
+            <m:chr m:val="∑"/>
+            <m:limLoc m:val="subSup"/>
+            <m:supHide m:val="1"/>
+            <m:ctrlPr>
+              <w:rPr>
+                <w:rFonts w:ascii="Cambria Math" w:hAnsi="Cambria Math"/>
+                <w:i/>
+                <w:lang w:val="en-US"/>
+              </w:rPr>
+            </m:ctrlPr>
+          </m:naryPr>
+          <m:sub>
+            <m:r>
+              <w:rPr>
+                <w:rFonts w:ascii="Cambria Math" w:hAnsi="Cambria Math"/>
+                <w:lang w:val="en-US"/>
+              </w:rPr>
+              <m:t>j</m:t>
+            </m:r>
+          </m:sub>
+          <m:sup/>
+          <m:e>
+            <m:sSub>
+              <m:sSubPr>
+                <m:ctrlPr>
+                  <w:rPr>
+                    <w:rFonts w:ascii="Cambria Math" w:hAnsi="Cambria Math"/>
+                    <w:i/>
+                    <w:lang w:val="en-US"/>
+                  </w:rPr>
+                </m:ctrlPr>
+              </m:sSubPr>
+              <m:e>
+                <m:r>
+                  <w:rPr>
+                    <w:rFonts w:ascii="Cambria Math" w:hAnsi="Cambria Math"/>
+                    <w:lang w:val="en-US"/>
+                  </w:rPr>
+                  <m:t>δ</m:t>
+                </m:r>
+              </m:e>
+              <m:sub>
+                <m:r>
+                  <w:rPr>
+                    <w:rFonts w:ascii="Cambria Math" w:hAnsi="Cambria Math"/>
+                    <w:lang w:val="en-US"/>
+                  </w:rPr>
+                  <m:t>j</m:t>
+                </m:r>
+              </m:sub>
+            </m:sSub>
+            <m:sSub>
+              <m:sSubPr>
+                <m:ctrlPr>
+                  <w:rPr>
+                    <w:rFonts w:ascii="Cambria Math" w:hAnsi="Cambria Math"/>
+                    <w:i/>
+                    <w:lang w:val="en-US"/>
+                  </w:rPr>
+                </m:ctrlPr>
+              </m:sSubPr>
+              <m:e>
+                <m:r>
+                  <w:rPr>
+                    <w:rFonts w:ascii="Cambria Math" w:hAnsi="Cambria Math"/>
+                    <w:lang w:val="en-US"/>
+                  </w:rPr>
+                  <m:t>w</m:t>
+                </m:r>
+              </m:e>
+              <m:sub>
+                <m:r>
+                  <w:rPr>
+                    <w:rFonts w:ascii="Cambria Math" w:hAnsi="Cambria Math"/>
+                    <w:lang w:val="en-US"/>
+                  </w:rPr>
+                  <m:t>ij</m:t>
+                </m:r>
+              </m:sub>
+            </m:sSub>
+          </m:e>
+        </m:nary>
+      </m:oMath>
+      <w:r>
+        <w:t xml:space="preserve">; </w:t>
+      </w:r>
+    </w:p>
+    <w:p>
+      <w:pPr>
+        <w:pStyle w:val="a2"/>
+        <w:numPr>
+          <w:ilvl w:val="0"/>
+          <w:numId w:val="32"/>
+        </w:numPr>
+      </w:pPr>
+      <w:r>
+        <w:t xml:space="preserve">Для каждого слоя вычислить значение градиента </w:t>
+      </w:r>
+      <m:oMath>
+        <m:r>
+          <m:rPr>
+            <m:sty m:val="p"/>
+          </m:rPr>
+          <w:rPr>
+            <w:rFonts w:ascii="Cambria Math" w:hAnsi="Cambria Math"/>
+          </w:rPr>
+          <m:t>∇</m:t>
+        </m:r>
+        <m:r>
+          <w:rPr>
+            <w:rFonts w:ascii="Cambria Math" w:hAnsi="Cambria Math"/>
+            <w:lang w:val="en-US"/>
+          </w:rPr>
+          <m:t>E</m:t>
+        </m:r>
+        <m:r>
+          <w:rPr>
+            <w:rFonts w:ascii="Cambria Math" w:hAnsi="Cambria Math"/>
+          </w:rPr>
+          <m:t>=</m:t>
+        </m:r>
+        <m:f>
+          <m:fPr>
+            <m:ctrlPr>
+              <w:rPr>
+                <w:rFonts w:ascii="Cambria Math" w:hAnsi="Cambria Math"/>
+                <w:i/>
+              </w:rPr>
+            </m:ctrlPr>
+          </m:fPr>
+          <m:num>
+            <m:r>
+              <w:rPr>
+                <w:rFonts w:ascii="Cambria Math" w:hAnsi="Cambria Math"/>
+              </w:rPr>
+              <m:t>δ</m:t>
+            </m:r>
+            <m:r>
+              <w:rPr>
+                <w:rFonts w:ascii="Cambria Math" w:hAnsi="Cambria Math"/>
+                <w:lang w:val="en-US"/>
+              </w:rPr>
+              <m:t>E</m:t>
+            </m:r>
+          </m:num>
+          <m:den>
+            <m:r>
+              <w:rPr>
+                <w:rFonts w:ascii="Cambria Math" w:hAnsi="Cambria Math"/>
+              </w:rPr>
+              <m:t>δ</m:t>
+            </m:r>
+            <m:r>
+              <w:rPr>
+                <w:rFonts w:ascii="Cambria Math" w:hAnsi="Cambria Math"/>
+              </w:rPr>
+              <m:t>W</m:t>
+            </m:r>
+          </m:den>
+        </m:f>
+        <m:r>
+          <w:rPr>
+            <w:rFonts w:ascii="Cambria Math" w:hAnsi="Cambria Math"/>
+          </w:rPr>
+          <m:t>=</m:t>
+        </m:r>
+        <m:r>
+          <w:rPr>
+            <w:rFonts w:ascii="Cambria Math" w:hAnsi="Cambria Math"/>
+            <w:lang w:val="en-US"/>
+          </w:rPr>
+          <m:t>y</m:t>
+        </m:r>
+        <m:r>
+          <w:rPr>
+            <w:rFonts w:ascii="Cambria Math" w:hAnsi="Cambria Math"/>
+          </w:rPr>
+          <m:t>*</m:t>
+        </m:r>
+        <m:sSup>
+          <m:sSupPr>
+            <m:ctrlPr>
+              <w:rPr>
+                <w:rFonts w:ascii="Cambria Math" w:hAnsi="Cambria Math"/>
+                <w:i/>
+                <w:lang w:val="en-US"/>
+              </w:rPr>
+            </m:ctrlPr>
+          </m:sSupPr>
+          <m:e>
+            <m:r>
+              <w:rPr>
+                <w:rFonts w:ascii="Cambria Math" w:hAnsi="Cambria Math"/>
+                <w:lang w:val="en-US"/>
+              </w:rPr>
+              <m:t>δ</m:t>
+            </m:r>
+          </m:e>
+          <m:sup>
+            <m:r>
+              <w:rPr>
+                <w:rFonts w:ascii="Cambria Math" w:hAnsi="Cambria Math"/>
+                <w:lang w:val="en-US"/>
+              </w:rPr>
+              <m:t>T</m:t>
+            </m:r>
+          </m:sup>
+        </m:sSup>
+      </m:oMath>
+      <w:r>
+        <w:t xml:space="preserve">, </w:t>
+      </w:r>
+      <w:r>
+        <w:t>где:</w:t>
+      </w:r>
+    </w:p>
+    <w:p>
+      <w:pPr>
+        <w:pStyle w:val="a2"/>
+        <w:numPr>
+          <w:ilvl w:val="1"/>
+          <w:numId w:val="32"/>
+        </w:numPr>
+      </w:pPr>
+      <w:r>
+        <w:t xml:space="preserve"> </w:t>
+      </w:r>
+      <m:oMath>
+        <m:r>
+          <w:rPr>
+            <w:rFonts w:ascii="Cambria Math" w:hAnsi="Cambria Math"/>
+            <w:lang w:val="en-US"/>
+          </w:rPr>
+          <m:t>y</m:t>
+        </m:r>
+      </m:oMath>
+      <w:r>
+        <w:t xml:space="preserve"> – вектор – вход слоя</w:t>
+      </w:r>
+      <w:r>
+        <w:rPr>
+          <w:lang w:val="en-US"/>
+        </w:rPr>
+        <w:t>,</w:t>
+      </w:r>
+    </w:p>
+    <w:p>
+      <w:pPr>
+        <w:pStyle w:val="a2"/>
+        <w:numPr>
+          <w:ilvl w:val="1"/>
+          <w:numId w:val="32"/>
+        </w:numPr>
+      </w:pPr>
+      <m:oMath>
+        <m:sSup>
+          <m:sSupPr>
+            <m:ctrlPr>
+              <w:rPr>
+                <w:rFonts w:ascii="Cambria Math" w:hAnsi="Cambria Math"/>
+                <w:i/>
+                <w:lang w:val="en-US"/>
+              </w:rPr>
+            </m:ctrlPr>
+          </m:sSupPr>
+          <m:e>
+            <m:r>
+              <w:rPr>
+                <w:rFonts w:ascii="Cambria Math" w:hAnsi="Cambria Math"/>
+                <w:lang w:val="en-US"/>
+              </w:rPr>
+              <m:t>δ</m:t>
+            </m:r>
+          </m:e>
+          <m:sup>
+            <m:r>
+              <w:rPr>
+                <w:rFonts w:ascii="Cambria Math" w:hAnsi="Cambria Math"/>
+                <w:lang w:val="en-US"/>
+              </w:rPr>
+              <m:t>T</m:t>
+            </m:r>
+          </m:sup>
+        </m:sSup>
+      </m:oMath>
+      <w:r>
+        <w:t xml:space="preserve"> –</w:t>
+      </w:r>
+      <w:r>
+        <w:t xml:space="preserve"> вектор ошибки на выходе слоя</w:t>
+      </w:r>
+      <w:r>
+        <w:t>.</w:t>
+      </w:r>
+    </w:p>
+    <w:p>
+      <w:pPr>
+        <w:pStyle w:val="a2"/>
+      </w:pPr>
+      <w:r>
+        <w:t xml:space="preserve">Преимущества </w:t>
+      </w:r>
+      <w:r>
+        <w:t>применения многослойного персептрона следующие:</w:t>
+      </w:r>
+    </w:p>
+    <w:p>
+      <w:pPr>
+        <w:pStyle w:val="a2"/>
+        <w:numPr>
+          <w:ilvl w:val="0"/>
+          <w:numId w:val="31"/>
+        </w:numPr>
+      </w:pPr>
+      <w:r>
+        <w:t>универсальность – нейросеть способна аппроксимировать сколь угодно сложные нелинейные зависимости</w:t>
+      </w:r>
+      <w:r>
+        <w:t>;</w:t>
+      </w:r>
+    </w:p>
+    <w:p>
+      <w:pPr>
+        <w:pStyle w:val="a2"/>
+        <w:numPr>
+          <w:ilvl w:val="0"/>
+          <w:numId w:val="31"/>
+        </w:numPr>
+      </w:pPr>
+      <w:r>
+        <w:t>многомерность выхода – возможность прогнозировать сразу несколько свойств одновременно</w:t>
+      </w:r>
+      <w:r>
+        <w:t>;</w:t>
+      </w:r>
+    </w:p>
+    <w:p>
+      <w:pPr>
+        <w:pStyle w:val="a2"/>
+        <w:numPr>
+          <w:ilvl w:val="0"/>
+          <w:numId w:val="31"/>
+        </w:numPr>
+      </w:pPr>
+      <w:r>
+        <w:t>гибкость – персептрон можно точно настроить под имеющуюся задачу</w:t>
+      </w:r>
+      <w:r>
+        <w:t>;</w:t>
+      </w:r>
+    </w:p>
+    <w:p>
+      <w:pPr>
+        <w:pStyle w:val="a2"/>
+        <w:numPr>
+          <w:ilvl w:val="0"/>
+          <w:numId w:val="31"/>
+        </w:numPr>
+      </w:pPr>
+      <w:r>
+        <w:t>простота – такие библиотеки, как «</w:t>
+      </w:r>
+      <w:r>
+        <w:t>TensorFlow</w:t>
+      </w:r>
+      <w:r>
+        <w:t>» или «</w:t>
+      </w:r>
+      <w:r>
+        <w:rPr>
+          <w:lang w:val="en-US"/>
+        </w:rPr>
+        <w:t>PyTorch</w:t>
+      </w:r>
+      <w:r>
+        <w:t xml:space="preserve">» позволяют состроить нейросеть не с нуля, а с помощью уже реализованных слоев, функций активаций и потерь и так далее.  </w:t>
+      </w:r>
+    </w:p>
+    <w:p>
+      <w:pPr>
+        <w:pStyle w:val="a2"/>
+      </w:pPr>
+      <w:r>
+        <w:t>Недостатки</w:t>
+      </w:r>
+      <w:r>
+        <w:rPr>
+          <w:lang w:val="en-US"/>
+        </w:rPr>
+        <w:t xml:space="preserve"> </w:t>
+      </w:r>
+      <w:r>
+        <w:t>искусственных нейронных сетей:</w:t>
+      </w:r>
+    </w:p>
+    <w:p>
+      <w:pPr>
+        <w:pStyle w:val="a2"/>
+        <w:numPr>
+          <w:ilvl w:val="0"/>
+          <w:numId w:val="31"/>
+        </w:numPr>
+      </w:pPr>
+      <w:r>
+        <w:t>гиперпараметры – хоть и позволяют гибко настраивать сеть, но не имеют универсальных способов выбора, поэтому их настройка происходит опытным путем</w:t>
+      </w:r>
+      <w:r>
+        <w:t>;</w:t>
+      </w:r>
+    </w:p>
+    <w:p>
+      <w:pPr>
+        <w:pStyle w:val="a2"/>
+        <w:numPr>
+          <w:ilvl w:val="0"/>
+          <w:numId w:val="31"/>
+        </w:numPr>
+      </w:pPr>
+      <w:r>
+        <w:lastRenderedPageBreak/>
+        <w:t xml:space="preserve">длительность – обучение относительно тяжелой </w:t>
+      </w:r>
+      <w:r>
+        <w:t>нейросети может занимать много времени</w:t>
+      </w:r>
+      <w:r>
+        <w:t>;</w:t>
+      </w:r>
+    </w:p>
+    <w:p>
+      <w:pPr>
+        <w:pStyle w:val="a2"/>
+        <w:numPr>
+          <w:ilvl w:val="0"/>
+          <w:numId w:val="31"/>
+        </w:numPr>
+      </w:pPr>
+      <w:r>
+        <w:t>интерпретируемость – ИНС – это черный ящик, поэтому по самой модели невозможно понять, почему принято то или иное решение.</w:t>
       </w:r>
     </w:p>
     <w:p>
       <w:pPr>
         <w:pStyle w:val="2"/>
       </w:pPr>
-      <w:bookmarkStart w:id="23" w:name="_Toc229881649"/>
+      <w:bookmarkStart w:id="25" w:name="_Toc229949993"/>
       <w:r>
         <w:t xml:space="preserve">Сравнение </w:t>
       </w:r>
       <w:r>
         <w:t>методов</w:t>
       </w:r>
-      <w:bookmarkEnd w:id="23"/>
-    </w:p>
-    <w:p>
-      <w:pPr>
-        <w:pStyle w:val="a2"/>
-      </w:pPr>
+      <w:bookmarkEnd w:id="25"/>
+    </w:p>
+    <w:p>
+      <w:pPr>
+        <w:pStyle w:val="a2"/>
+      </w:pPr>
+      <w:r>
+        <w:t xml:space="preserve">Теперь </w:t>
+      </w:r>
+      <w:r>
+        <w:t xml:space="preserve">сравним между собой рассмотренные в предыдущих пунктах методы решения задачи регрессии. Для этого сведем их преимущества и недостатки в одну </w:t>
+      </w:r>
+      <w:r>
+        <w:fldChar w:fldCharType="begin"/>
+      </w:r>
+      <w:r>
+        <w:instrText xml:space="preserve"> REF _Ref229945000 \h </w:instrText>
+      </w:r>
+      <w:r>
+        <w:fldChar w:fldCharType="separate"/>
+      </w:r>
+      <w:r>
+        <w:t xml:space="preserve">таблицу </w:t>
+      </w:r>
+      <w:r>
+        <w:rPr>
+          <w:noProof/>
+        </w:rPr>
+        <w:t>4</w:t>
+      </w:r>
+      <w:r>
+        <w:t>.</w:t>
+      </w:r>
+      <w:r>
+        <w:rPr>
+          <w:noProof/>
+        </w:rPr>
+        <w:t>1</w:t>
+      </w:r>
+      <w:r>
+        <w:fldChar w:fldCharType="end"/>
+      </w:r>
+      <w:r>
+        <w:t>.</w:t>
+      </w:r>
+    </w:p>
+    <w:tbl>
+      <w:tblPr>
+        <w:tblStyle w:val="ac"/>
+        <w:tblW w:w="0" w:type="auto"/>
+        <w:tblLook w:val="04A0" w:firstRow="1" w:lastRow="0" w:firstColumn="1" w:lastColumn="0" w:noHBand="0" w:noVBand="1"/>
+      </w:tblPr>
+      <w:tblGrid>
+        <w:gridCol w:w="3303"/>
+        <w:gridCol w:w="3304"/>
+        <w:gridCol w:w="3304"/>
+      </w:tblGrid>
+      <w:tr>
+        <w:tc>
+          <w:tcPr>
+            <w:tcW w:w="3303" w:type="dxa"/>
+            <w:vAlign w:val="center"/>
+          </w:tcPr>
+          <w:p>
+            <w:pPr>
+              <w:pStyle w:val="a2"/>
+              <w:ind w:firstLine="0"/>
+              <w:jc w:val="center"/>
+              <w:rPr>
+                <w:b/>
+                <w:bCs/>
+              </w:rPr>
+            </w:pPr>
+            <w:r>
+              <w:rPr>
+                <w:b/>
+                <w:bCs/>
+              </w:rPr>
+              <w:t>Метод</w:t>
+            </w:r>
+          </w:p>
+        </w:tc>
+        <w:tc>
+          <w:tcPr>
+            <w:tcW w:w="3304" w:type="dxa"/>
+            <w:vAlign w:val="center"/>
+          </w:tcPr>
+          <w:p>
+            <w:pPr>
+              <w:pStyle w:val="a2"/>
+              <w:ind w:firstLine="0"/>
+              <w:jc w:val="center"/>
+              <w:rPr>
+                <w:b/>
+                <w:bCs/>
+              </w:rPr>
+            </w:pPr>
+            <w:r>
+              <w:rPr>
+                <w:b/>
+                <w:bCs/>
+              </w:rPr>
+              <w:t>Преимущества</w:t>
+            </w:r>
+          </w:p>
+        </w:tc>
+        <w:tc>
+          <w:tcPr>
+            <w:tcW w:w="3304" w:type="dxa"/>
+            <w:vAlign w:val="center"/>
+          </w:tcPr>
+          <w:p>
+            <w:pPr>
+              <w:pStyle w:val="a2"/>
+              <w:ind w:firstLine="0"/>
+              <w:jc w:val="center"/>
+              <w:rPr>
+                <w:b/>
+                <w:bCs/>
+              </w:rPr>
+            </w:pPr>
+            <w:r>
+              <w:rPr>
+                <w:b/>
+                <w:bCs/>
+              </w:rPr>
+              <w:t>Недостатки</w:t>
+            </w:r>
+          </w:p>
+        </w:tc>
+      </w:tr>
+      <w:tr>
+        <w:tc>
+          <w:tcPr>
+            <w:tcW w:w="3303" w:type="dxa"/>
+            <w:vMerge w:val="restart"/>
+            <w:vAlign w:val="center"/>
+          </w:tcPr>
+          <w:p>
+            <w:pPr>
+              <w:pStyle w:val="a2"/>
+              <w:ind w:firstLine="0"/>
+              <w:jc w:val="center"/>
+              <w:rPr>
+                <w:b/>
+                <w:bCs/>
+              </w:rPr>
+            </w:pPr>
+            <w:r>
+              <w:rPr>
+                <w:b/>
+                <w:bCs/>
+              </w:rPr>
+              <w:t>Множественная линейная регрессия</w:t>
+            </w:r>
+          </w:p>
+        </w:tc>
+        <w:tc>
+          <w:tcPr>
+            <w:tcW w:w="3304" w:type="dxa"/>
+            <w:vAlign w:val="center"/>
+          </w:tcPr>
+          <w:p>
+            <w:pPr>
+              <w:pStyle w:val="a2"/>
+              <w:ind w:firstLine="0"/>
+              <w:jc w:val="center"/>
+            </w:pPr>
+            <w:r>
+              <w:t>Интерпретируемость</w:t>
+            </w:r>
+          </w:p>
+        </w:tc>
+        <w:tc>
+          <w:tcPr>
+            <w:tcW w:w="3304" w:type="dxa"/>
+            <w:vAlign w:val="center"/>
+          </w:tcPr>
+          <w:p>
+            <w:pPr>
+              <w:pStyle w:val="a2"/>
+              <w:ind w:firstLine="0"/>
+              <w:jc w:val="center"/>
+            </w:pPr>
+            <w:r>
+              <w:t>Линейность</w:t>
+            </w:r>
+          </w:p>
+        </w:tc>
+      </w:tr>
+      <w:tr>
+        <w:tc>
+          <w:tcPr>
+            <w:tcW w:w="3303" w:type="dxa"/>
+            <w:vMerge/>
+            <w:vAlign w:val="center"/>
+          </w:tcPr>
+          <w:p>
+            <w:pPr>
+              <w:pStyle w:val="a2"/>
+              <w:ind w:firstLine="0"/>
+              <w:jc w:val="center"/>
+              <w:rPr>
+                <w:b/>
+                <w:bCs/>
+              </w:rPr>
+            </w:pPr>
+          </w:p>
+        </w:tc>
+        <w:tc>
+          <w:tcPr>
+            <w:tcW w:w="3304" w:type="dxa"/>
+            <w:vAlign w:val="center"/>
+          </w:tcPr>
+          <w:p>
+            <w:pPr>
+              <w:pStyle w:val="a2"/>
+              <w:ind w:firstLine="0"/>
+              <w:jc w:val="center"/>
+            </w:pPr>
+            <w:r>
+              <w:t>Простота</w:t>
+            </w:r>
+          </w:p>
+        </w:tc>
+        <w:tc>
+          <w:tcPr>
+            <w:tcW w:w="3304" w:type="dxa"/>
+            <w:vAlign w:val="center"/>
+          </w:tcPr>
+          <w:p>
+            <w:pPr>
+              <w:pStyle w:val="a2"/>
+              <w:ind w:firstLine="0"/>
+              <w:jc w:val="center"/>
+            </w:pPr>
+            <w:r>
+              <w:t>Выбросы</w:t>
+            </w:r>
+          </w:p>
+        </w:tc>
+      </w:tr>
+      <w:tr>
+        <w:tc>
+          <w:tcPr>
+            <w:tcW w:w="3303" w:type="dxa"/>
+            <w:vMerge/>
+            <w:vAlign w:val="center"/>
+          </w:tcPr>
+          <w:p>
+            <w:pPr>
+              <w:pStyle w:val="a2"/>
+              <w:ind w:firstLine="0"/>
+              <w:jc w:val="center"/>
+              <w:rPr>
+                <w:b/>
+                <w:bCs/>
+              </w:rPr>
+            </w:pPr>
+          </w:p>
+        </w:tc>
+        <w:tc>
+          <w:tcPr>
+            <w:tcW w:w="3304" w:type="dxa"/>
+            <w:vAlign w:val="center"/>
+          </w:tcPr>
+          <w:p>
+            <w:pPr>
+              <w:pStyle w:val="a2"/>
+              <w:ind w:firstLine="0"/>
+              <w:jc w:val="center"/>
+            </w:pPr>
+            <w:r>
+              <w:t>Скорость</w:t>
+            </w:r>
+          </w:p>
+        </w:tc>
+        <w:tc>
+          <w:tcPr>
+            <w:tcW w:w="3304" w:type="dxa"/>
+            <w:vAlign w:val="center"/>
+          </w:tcPr>
+          <w:p>
+            <w:pPr>
+              <w:pStyle w:val="a2"/>
+              <w:ind w:firstLine="0"/>
+              <w:jc w:val="center"/>
+            </w:pPr>
+            <w:r>
+              <w:t>Мультиколлинеарность</w:t>
+            </w:r>
+          </w:p>
+        </w:tc>
+      </w:tr>
+      <w:tr>
+        <w:tc>
+          <w:tcPr>
+            <w:tcW w:w="3303" w:type="dxa"/>
+            <w:vMerge/>
+            <w:vAlign w:val="center"/>
+          </w:tcPr>
+          <w:p>
+            <w:pPr>
+              <w:pStyle w:val="a2"/>
+              <w:ind w:firstLine="0"/>
+              <w:jc w:val="center"/>
+              <w:rPr>
+                <w:b/>
+                <w:bCs/>
+              </w:rPr>
+            </w:pPr>
+          </w:p>
+        </w:tc>
+        <w:tc>
+          <w:tcPr>
+            <w:tcW w:w="3304" w:type="dxa"/>
+            <w:vAlign w:val="center"/>
+          </w:tcPr>
+          <w:p>
+            <w:pPr>
+              <w:pStyle w:val="a2"/>
+              <w:ind w:firstLine="0"/>
+              <w:jc w:val="center"/>
+            </w:pPr>
+            <w:r>
+              <w:t>Гиперпараметры</w:t>
+            </w:r>
+          </w:p>
+        </w:tc>
+        <w:tc>
+          <w:tcPr>
+            <w:tcW w:w="3304" w:type="dxa"/>
+            <w:vAlign w:val="center"/>
+          </w:tcPr>
+          <w:p>
+            <w:pPr>
+              <w:pStyle w:val="a2"/>
+              <w:ind w:firstLine="0"/>
+              <w:jc w:val="center"/>
+            </w:pPr>
+          </w:p>
+        </w:tc>
+      </w:tr>
+      <w:tr>
+        <w:tc>
+          <w:tcPr>
+            <w:tcW w:w="3303" w:type="dxa"/>
+            <w:vMerge w:val="restart"/>
+            <w:vAlign w:val="center"/>
+          </w:tcPr>
+          <w:p>
+            <w:pPr>
+              <w:pStyle w:val="a2"/>
+              <w:ind w:firstLine="0"/>
+              <w:jc w:val="center"/>
+              <w:rPr>
+                <w:b/>
+                <w:bCs/>
+              </w:rPr>
+            </w:pPr>
+            <w:r>
+              <w:rPr>
+                <w:b/>
+                <w:bCs/>
+              </w:rPr>
+              <w:t>Метод опорных векторов</w:t>
+            </w:r>
+          </w:p>
+        </w:tc>
+        <w:tc>
+          <w:tcPr>
+            <w:tcW w:w="3304" w:type="dxa"/>
+            <w:vAlign w:val="center"/>
+          </w:tcPr>
+          <w:p>
+            <w:pPr>
+              <w:pStyle w:val="a2"/>
+              <w:ind w:firstLine="0"/>
+              <w:jc w:val="center"/>
+            </w:pPr>
+            <w:r>
+              <w:t>Устойчивость</w:t>
+            </w:r>
+          </w:p>
+        </w:tc>
+        <w:tc>
+          <w:tcPr>
+            <w:tcW w:w="3304" w:type="dxa"/>
+            <w:vAlign w:val="center"/>
+          </w:tcPr>
+          <w:p>
+            <w:pPr>
+              <w:pStyle w:val="a2"/>
+              <w:ind w:firstLine="0"/>
+              <w:jc w:val="center"/>
+            </w:pPr>
+            <w:r>
+              <w:t>Гиперпараметры</w:t>
+            </w:r>
+          </w:p>
+        </w:tc>
+      </w:tr>
+      <w:tr>
+        <w:tc>
+          <w:tcPr>
+            <w:tcW w:w="3303" w:type="dxa"/>
+            <w:vMerge/>
+            <w:vAlign w:val="center"/>
+          </w:tcPr>
+          <w:p>
+            <w:pPr>
+              <w:pStyle w:val="a2"/>
+              <w:ind w:firstLine="0"/>
+              <w:jc w:val="center"/>
+              <w:rPr>
+                <w:b/>
+                <w:bCs/>
+              </w:rPr>
+            </w:pPr>
+          </w:p>
+        </w:tc>
+        <w:tc>
+          <w:tcPr>
+            <w:tcW w:w="3304" w:type="dxa"/>
+            <w:vAlign w:val="center"/>
+          </w:tcPr>
+          <w:p>
+            <w:pPr>
+              <w:pStyle w:val="a2"/>
+              <w:ind w:firstLine="0"/>
+              <w:jc w:val="center"/>
+            </w:pPr>
+            <w:r>
+              <w:t>Ядро</w:t>
+            </w:r>
+          </w:p>
+        </w:tc>
+        <w:tc>
+          <w:tcPr>
+            <w:tcW w:w="3304" w:type="dxa"/>
+            <w:vAlign w:val="center"/>
+          </w:tcPr>
+          <w:p>
+            <w:pPr>
+              <w:pStyle w:val="a2"/>
+              <w:ind w:firstLine="0"/>
+              <w:jc w:val="center"/>
+            </w:pPr>
+            <w:r>
+              <w:t>Скорость</w:t>
+            </w:r>
+          </w:p>
+        </w:tc>
+      </w:tr>
+      <w:tr>
+        <w:tc>
+          <w:tcPr>
+            <w:tcW w:w="3303" w:type="dxa"/>
+            <w:vMerge/>
+            <w:vAlign w:val="center"/>
+          </w:tcPr>
+          <w:p>
+            <w:pPr>
+              <w:pStyle w:val="a2"/>
+              <w:ind w:firstLine="0"/>
+              <w:jc w:val="center"/>
+              <w:rPr>
+                <w:b/>
+                <w:bCs/>
+              </w:rPr>
+            </w:pPr>
+          </w:p>
+        </w:tc>
+        <w:tc>
+          <w:tcPr>
+            <w:tcW w:w="3304" w:type="dxa"/>
+            <w:vAlign w:val="center"/>
+          </w:tcPr>
+          <w:p>
+            <w:pPr>
+              <w:pStyle w:val="a2"/>
+              <w:ind w:firstLine="0"/>
+              <w:jc w:val="center"/>
+            </w:pPr>
+            <w:r>
+              <w:t xml:space="preserve">Выпуклость </w:t>
+            </w:r>
+          </w:p>
+        </w:tc>
+        <w:tc>
+          <w:tcPr>
+            <w:tcW w:w="3304" w:type="dxa"/>
+            <w:vAlign w:val="center"/>
+          </w:tcPr>
+          <w:p>
+            <w:pPr>
+              <w:pStyle w:val="a2"/>
+              <w:ind w:firstLine="0"/>
+              <w:jc w:val="center"/>
+            </w:pPr>
+            <w:r>
+              <w:t>Интерпретируемость</w:t>
+            </w:r>
+          </w:p>
+        </w:tc>
+      </w:tr>
+      <w:tr>
+        <w:tc>
+          <w:tcPr>
+            <w:tcW w:w="3303" w:type="dxa"/>
+            <w:vMerge/>
+            <w:vAlign w:val="center"/>
+          </w:tcPr>
+          <w:p>
+            <w:pPr>
+              <w:pStyle w:val="a2"/>
+              <w:ind w:firstLine="0"/>
+              <w:jc w:val="center"/>
+              <w:rPr>
+                <w:b/>
+                <w:bCs/>
+              </w:rPr>
+            </w:pPr>
+          </w:p>
+        </w:tc>
+        <w:tc>
+          <w:tcPr>
+            <w:tcW w:w="3304" w:type="dxa"/>
+            <w:vAlign w:val="center"/>
+          </w:tcPr>
+          <w:p>
+            <w:pPr>
+              <w:pStyle w:val="a2"/>
+              <w:ind w:firstLine="0"/>
+              <w:jc w:val="center"/>
+            </w:pPr>
+            <w:r>
+              <w:t>Простота</w:t>
+            </w:r>
+          </w:p>
+        </w:tc>
+        <w:tc>
+          <w:tcPr>
+            <w:tcW w:w="3304" w:type="dxa"/>
+            <w:vAlign w:val="center"/>
+          </w:tcPr>
+          <w:p>
+            <w:pPr>
+              <w:pStyle w:val="a2"/>
+              <w:ind w:firstLine="0"/>
+              <w:jc w:val="center"/>
+            </w:pPr>
+          </w:p>
+        </w:tc>
+      </w:tr>
+      <w:tr>
+        <w:tc>
+          <w:tcPr>
+            <w:tcW w:w="3303" w:type="dxa"/>
+            <w:vMerge w:val="restart"/>
+            <w:vAlign w:val="center"/>
+          </w:tcPr>
+          <w:p>
+            <w:pPr>
+              <w:pStyle w:val="a2"/>
+              <w:ind w:firstLine="0"/>
+              <w:jc w:val="center"/>
+              <w:rPr>
+                <w:b/>
+                <w:bCs/>
+              </w:rPr>
+            </w:pPr>
+            <w:r>
+              <w:rPr>
+                <w:b/>
+                <w:bCs/>
+              </w:rPr>
+              <w:t>Случайный лес</w:t>
+            </w:r>
+          </w:p>
+        </w:tc>
+        <w:tc>
+          <w:tcPr>
+            <w:tcW w:w="3304" w:type="dxa"/>
+            <w:vAlign w:val="center"/>
+          </w:tcPr>
+          <w:p>
+            <w:pPr>
+              <w:pStyle w:val="a2"/>
+              <w:ind w:firstLine="0"/>
+              <w:jc w:val="center"/>
+            </w:pPr>
+            <w:r>
+              <w:t>Точность</w:t>
+            </w:r>
+          </w:p>
+        </w:tc>
+        <w:tc>
+          <w:tcPr>
+            <w:tcW w:w="3304" w:type="dxa"/>
+            <w:vAlign w:val="center"/>
+          </w:tcPr>
+          <w:p>
+            <w:pPr>
+              <w:pStyle w:val="a2"/>
+              <w:ind w:firstLine="0"/>
+              <w:jc w:val="center"/>
+            </w:pPr>
+            <w:r>
+              <w:t>Интерпретируемость</w:t>
+            </w:r>
+          </w:p>
+        </w:tc>
+      </w:tr>
+      <w:tr>
+        <w:tc>
+          <w:tcPr>
+            <w:tcW w:w="3303" w:type="dxa"/>
+            <w:vMerge/>
+            <w:vAlign w:val="center"/>
+          </w:tcPr>
+          <w:p>
+            <w:pPr>
+              <w:pStyle w:val="a2"/>
+              <w:ind w:firstLine="0"/>
+              <w:jc w:val="center"/>
+              <w:rPr>
+                <w:b/>
+                <w:bCs/>
+              </w:rPr>
+            </w:pPr>
+          </w:p>
+        </w:tc>
+        <w:tc>
+          <w:tcPr>
+            <w:tcW w:w="3304" w:type="dxa"/>
+            <w:vAlign w:val="center"/>
+          </w:tcPr>
+          <w:p>
+            <w:pPr>
+              <w:pStyle w:val="a2"/>
+              <w:ind w:firstLine="0"/>
+              <w:jc w:val="center"/>
+            </w:pPr>
+            <w:r>
+              <w:t>Устойчивость</w:t>
+            </w:r>
+          </w:p>
+        </w:tc>
+        <w:tc>
+          <w:tcPr>
+            <w:tcW w:w="3304" w:type="dxa"/>
+            <w:vAlign w:val="center"/>
+          </w:tcPr>
+          <w:p>
+            <w:pPr>
+              <w:pStyle w:val="a2"/>
+              <w:ind w:firstLine="0"/>
+              <w:jc w:val="center"/>
+            </w:pPr>
+            <w:r>
+              <w:t>Вычислительная сложность</w:t>
+            </w:r>
+          </w:p>
+        </w:tc>
+      </w:tr>
+      <w:tr>
+        <w:tc>
+          <w:tcPr>
+            <w:tcW w:w="3303" w:type="dxa"/>
+            <w:vMerge/>
+            <w:vAlign w:val="center"/>
+          </w:tcPr>
+          <w:p>
+            <w:pPr>
+              <w:pStyle w:val="a2"/>
+              <w:ind w:firstLine="0"/>
+              <w:jc w:val="center"/>
+              <w:rPr>
+                <w:b/>
+                <w:bCs/>
+              </w:rPr>
+            </w:pPr>
+          </w:p>
+        </w:tc>
+        <w:tc>
+          <w:tcPr>
+            <w:tcW w:w="3304" w:type="dxa"/>
+            <w:vAlign w:val="center"/>
+          </w:tcPr>
+          <w:p>
+            <w:pPr>
+              <w:pStyle w:val="a2"/>
+              <w:ind w:firstLine="0"/>
+              <w:jc w:val="center"/>
+            </w:pPr>
+            <w:r>
+              <w:t>Масштабируемость</w:t>
+            </w:r>
+          </w:p>
+        </w:tc>
+        <w:tc>
+          <w:tcPr>
+            <w:tcW w:w="3304" w:type="dxa"/>
+            <w:vAlign w:val="center"/>
+          </w:tcPr>
+          <w:p>
+            <w:pPr>
+              <w:pStyle w:val="a2"/>
+              <w:ind w:firstLine="0"/>
+              <w:jc w:val="center"/>
+            </w:pPr>
+            <w:r>
+              <w:t>Гиперпараметры</w:t>
+            </w:r>
+          </w:p>
+        </w:tc>
+      </w:tr>
+      <w:tr>
+        <w:tc>
+          <w:tcPr>
+            <w:tcW w:w="3303" w:type="dxa"/>
+            <w:vMerge/>
+            <w:vAlign w:val="center"/>
+          </w:tcPr>
+          <w:p>
+            <w:pPr>
+              <w:pStyle w:val="a2"/>
+              <w:ind w:firstLine="0"/>
+              <w:jc w:val="center"/>
+              <w:rPr>
+                <w:b/>
+                <w:bCs/>
+              </w:rPr>
+            </w:pPr>
+          </w:p>
+        </w:tc>
+        <w:tc>
+          <w:tcPr>
+            <w:tcW w:w="3304" w:type="dxa"/>
+            <w:vAlign w:val="center"/>
+          </w:tcPr>
+          <w:p>
+            <w:pPr>
+              <w:pStyle w:val="a2"/>
+              <w:ind w:firstLine="0"/>
+              <w:jc w:val="center"/>
+            </w:pPr>
+            <w:r>
+              <w:t>Высокоразмерность</w:t>
+            </w:r>
+          </w:p>
+        </w:tc>
+        <w:tc>
+          <w:tcPr>
+            <w:tcW w:w="3304" w:type="dxa"/>
+            <w:vAlign w:val="center"/>
+          </w:tcPr>
+          <w:p>
+            <w:pPr>
+              <w:pStyle w:val="a2"/>
+              <w:ind w:firstLine="0"/>
+              <w:jc w:val="center"/>
+            </w:pPr>
+          </w:p>
+        </w:tc>
+      </w:tr>
+      <w:tr>
+        <w:tc>
+          <w:tcPr>
+            <w:tcW w:w="3303" w:type="dxa"/>
+            <w:vMerge w:val="restart"/>
+            <w:vAlign w:val="center"/>
+          </w:tcPr>
+          <w:p>
+            <w:pPr>
+              <w:pStyle w:val="a2"/>
+              <w:ind w:firstLine="0"/>
+              <w:jc w:val="center"/>
+              <w:rPr>
+                <w:b/>
+                <w:bCs/>
+              </w:rPr>
+            </w:pPr>
+            <w:r>
+              <w:rPr>
+                <w:b/>
+                <w:bCs/>
+              </w:rPr>
+              <w:t>Искусственная нейронная сеть</w:t>
+            </w:r>
+          </w:p>
+        </w:tc>
+        <w:tc>
+          <w:tcPr>
+            <w:tcW w:w="3304" w:type="dxa"/>
+            <w:vAlign w:val="center"/>
+          </w:tcPr>
+          <w:p>
+            <w:pPr>
+              <w:pStyle w:val="a2"/>
+              <w:ind w:firstLine="0"/>
+              <w:jc w:val="center"/>
+            </w:pPr>
+            <w:r>
+              <w:t>Универсальность</w:t>
+            </w:r>
+          </w:p>
+        </w:tc>
+        <w:tc>
+          <w:tcPr>
+            <w:tcW w:w="3304" w:type="dxa"/>
+            <w:vAlign w:val="center"/>
+          </w:tcPr>
+          <w:p>
+            <w:pPr>
+              <w:pStyle w:val="a2"/>
+              <w:ind w:firstLine="0"/>
+              <w:jc w:val="center"/>
+            </w:pPr>
+            <w:r>
+              <w:t>Гиперпараметры</w:t>
+            </w:r>
+          </w:p>
+        </w:tc>
+      </w:tr>
+      <w:tr>
+        <w:tc>
+          <w:tcPr>
+            <w:tcW w:w="3303" w:type="dxa"/>
+            <w:vMerge/>
+            <w:vAlign w:val="center"/>
+          </w:tcPr>
+          <w:p>
+            <w:pPr>
+              <w:pStyle w:val="a2"/>
+              <w:ind w:firstLine="0"/>
+              <w:jc w:val="center"/>
+              <w:rPr>
+                <w:b/>
+                <w:bCs/>
+              </w:rPr>
+            </w:pPr>
+          </w:p>
+        </w:tc>
+        <w:tc>
+          <w:tcPr>
+            <w:tcW w:w="3304" w:type="dxa"/>
+            <w:vAlign w:val="center"/>
+          </w:tcPr>
+          <w:p>
+            <w:pPr>
+              <w:pStyle w:val="a2"/>
+              <w:ind w:firstLine="0"/>
+              <w:jc w:val="center"/>
+            </w:pPr>
+            <w:r>
+              <w:t>Многомерность</w:t>
+            </w:r>
+          </w:p>
+        </w:tc>
+        <w:tc>
+          <w:tcPr>
+            <w:tcW w:w="3304" w:type="dxa"/>
+            <w:vAlign w:val="center"/>
+          </w:tcPr>
+          <w:p>
+            <w:pPr>
+              <w:pStyle w:val="a2"/>
+              <w:ind w:firstLine="0"/>
+              <w:jc w:val="center"/>
+            </w:pPr>
+            <w:r>
+              <w:t>Длительность</w:t>
+            </w:r>
+          </w:p>
+        </w:tc>
+      </w:tr>
+      <w:tr>
+        <w:tc>
+          <w:tcPr>
+            <w:tcW w:w="3303" w:type="dxa"/>
+            <w:vMerge/>
+            <w:vAlign w:val="center"/>
+          </w:tcPr>
+          <w:p>
+            <w:pPr>
+              <w:pStyle w:val="a2"/>
+              <w:ind w:firstLine="0"/>
+              <w:jc w:val="center"/>
+              <w:rPr>
+                <w:b/>
+                <w:bCs/>
+              </w:rPr>
+            </w:pPr>
+          </w:p>
+        </w:tc>
+        <w:tc>
+          <w:tcPr>
+            <w:tcW w:w="3304" w:type="dxa"/>
+            <w:vAlign w:val="center"/>
+          </w:tcPr>
+          <w:p>
+            <w:pPr>
+              <w:pStyle w:val="a2"/>
+              <w:ind w:firstLine="0"/>
+              <w:jc w:val="center"/>
+            </w:pPr>
+            <w:r>
+              <w:t>Гибкость</w:t>
+            </w:r>
+          </w:p>
+        </w:tc>
+        <w:tc>
+          <w:tcPr>
+            <w:tcW w:w="3304" w:type="dxa"/>
+            <w:vAlign w:val="center"/>
+          </w:tcPr>
+          <w:p>
+            <w:pPr>
+              <w:pStyle w:val="a2"/>
+              <w:ind w:firstLine="0"/>
+              <w:jc w:val="center"/>
+            </w:pPr>
+            <w:r>
+              <w:t>Интерпретируемость</w:t>
+            </w:r>
+          </w:p>
+        </w:tc>
+      </w:tr>
+      <w:tr>
+        <w:tc>
+          <w:tcPr>
+            <w:tcW w:w="3303" w:type="dxa"/>
+            <w:vMerge/>
+            <w:vAlign w:val="center"/>
+          </w:tcPr>
+          <w:p>
+            <w:pPr>
+              <w:pStyle w:val="a2"/>
+              <w:ind w:firstLine="0"/>
+              <w:jc w:val="center"/>
+              <w:rPr>
+                <w:b/>
+                <w:bCs/>
+              </w:rPr>
+            </w:pPr>
+          </w:p>
+        </w:tc>
+        <w:tc>
+          <w:tcPr>
+            <w:tcW w:w="3304" w:type="dxa"/>
+            <w:vAlign w:val="center"/>
+          </w:tcPr>
+          <w:p>
+            <w:pPr>
+              <w:pStyle w:val="a2"/>
+              <w:ind w:firstLine="0"/>
+              <w:jc w:val="center"/>
+            </w:pPr>
+            <w:r>
+              <w:t>Простота</w:t>
+            </w:r>
+          </w:p>
+        </w:tc>
+        <w:tc>
+          <w:tcPr>
+            <w:tcW w:w="3304" w:type="dxa"/>
+            <w:vAlign w:val="center"/>
+          </w:tcPr>
+          <w:p>
+            <w:pPr>
+              <w:pStyle w:val="a2"/>
+              <w:ind w:firstLine="0"/>
+              <w:jc w:val="center"/>
+            </w:pPr>
+          </w:p>
+        </w:tc>
+      </w:tr>
+    </w:tbl>
+    <w:p>
+      <w:pPr>
+        <w:pStyle w:val="ab"/>
+      </w:pPr>
+      <w:bookmarkStart w:id="26" w:name="_Ref229945000"/>
+      <w:r>
+        <w:t xml:space="preserve">Таблица </w:t>
+      </w:r>
+      <w:r>
+        <w:fldChar w:fldCharType="begin"/>
+      </w:r>
+      <w:r>
+        <w:instrText xml:space="preserve"> STYLEREF 1 \s </w:instrText>
+      </w:r>
+      <w:r>
+        <w:fldChar w:fldCharType="separate"/>
+      </w:r>
+      <w:r>
+        <w:rPr>
+          <w:noProof/>
+        </w:rPr>
+        <w:t>4</w:t>
+      </w:r>
+      <w:r>
+        <w:fldChar w:fldCharType="end"/>
+      </w:r>
+      <w:r>
+        <w:t>.</w:t>
+      </w:r>
+      <w:r>
+        <w:fldChar w:fldCharType="begin"/>
+      </w:r>
+      <w:r>
+        <w:instrText xml:space="preserve"> SEQ Таблица \* ARABIC \s 1 </w:instrText>
+      </w:r>
+      <w:r>
+        <w:fldChar w:fldCharType="separate"/>
+      </w:r>
+      <w:r>
+        <w:rPr>
+          <w:noProof/>
+        </w:rPr>
+        <w:t>1</w:t>
+      </w:r>
+      <w:r>
+        <w:fldChar w:fldCharType="end"/>
+      </w:r>
+      <w:bookmarkEnd w:id="26"/>
+      <w:r>
+        <w:t xml:space="preserve"> – Сравнительная таблица разобранных методов</w:t>
+      </w:r>
+    </w:p>
+    <w:p>
+      <w:pPr>
+        <w:pStyle w:val="a2"/>
+      </w:pPr>
+      <w:r>
+        <w:lastRenderedPageBreak/>
+        <w:t>Проанализировав плюсы и минусы указанных методов, можно сделать выводы:</w:t>
+      </w:r>
+    </w:p>
+    <w:p>
+      <w:pPr>
+        <w:pStyle w:val="a2"/>
+        <w:numPr>
+          <w:ilvl w:val="0"/>
+          <w:numId w:val="33"/>
+        </w:numPr>
+      </w:pPr>
+      <w:r>
+        <w:t>л</w:t>
+      </w:r>
+      <w:r>
+        <w:t>инейная регрессия</w:t>
+      </w:r>
+      <w:r>
+        <w:t xml:space="preserve"> обладает самой простой реализацией </w:t>
+      </w:r>
+      <w:r>
+        <w:t>и</w:t>
+      </w:r>
+      <w:r>
+        <w:t xml:space="preserve"> легко</w:t>
+      </w:r>
+      <w:r>
+        <w:t xml:space="preserve"> интерпретируема, но не способна улавливать нелинейные зависимости, что критично для материаловедческих задач</w:t>
+      </w:r>
+      <w:r>
+        <w:t>;</w:t>
+      </w:r>
+    </w:p>
+    <w:p>
+      <w:pPr>
+        <w:pStyle w:val="a2"/>
+        <w:numPr>
+          <w:ilvl w:val="0"/>
+          <w:numId w:val="33"/>
+        </w:numPr>
+      </w:pPr>
+      <w:r>
+        <w:t>метод опорных векторов</w:t>
+      </w:r>
+      <w:r>
+        <w:t xml:space="preserve"> хорошо справляется </w:t>
+      </w:r>
+      <w:r>
+        <w:rPr>
+          <w:lang w:val="en-US"/>
+        </w:rPr>
+        <w:t>c</w:t>
+      </w:r>
+      <w:r>
+        <w:t xml:space="preserve"> выбросами</w:t>
+      </w:r>
+      <w:r>
+        <w:t>, а также всегда достигает оптимального решения с заданными параметры</w:t>
+      </w:r>
+      <w:r>
+        <w:t>, но</w:t>
+      </w:r>
+      <w:r>
+        <w:t xml:space="preserve"> при этом он</w:t>
+      </w:r>
+      <w:r>
+        <w:t xml:space="preserve"> чувствителен к выбору гиперпараметров и требует значительных вычислительных ресурсов на больших выборках</w:t>
+      </w:r>
+      <w:r>
+        <w:t>;</w:t>
+      </w:r>
+    </w:p>
+    <w:p>
+      <w:pPr>
+        <w:pStyle w:val="a2"/>
+        <w:numPr>
+          <w:ilvl w:val="0"/>
+          <w:numId w:val="33"/>
+        </w:numPr>
+      </w:pPr>
+      <w:r>
+        <w:t>с</w:t>
+      </w:r>
+      <w:r>
+        <w:t>лучайный лес демонстрирует высокую устойчивость к</w:t>
+      </w:r>
+      <w:r>
+        <w:t xml:space="preserve"> выбросам и шуму</w:t>
+      </w:r>
+      <w:r>
+        <w:t xml:space="preserve">, не требует нормализации данных и </w:t>
+      </w:r>
+      <w:r>
+        <w:t>является хорошо масштабируемым</w:t>
+      </w:r>
+      <w:r>
+        <w:t xml:space="preserve">, </w:t>
+      </w:r>
+      <w:r>
+        <w:t>однако</w:t>
+      </w:r>
+      <w:r>
+        <w:t xml:space="preserve"> </w:t>
+      </w:r>
+      <w:r>
+        <w:t xml:space="preserve">для </w:t>
+      </w:r>
+      <w:r>
+        <w:t>обучения и применения большого числа деревьев требуются значительные ресурсы</w:t>
+      </w:r>
+      <w:r>
+        <w:t>;</w:t>
+      </w:r>
+    </w:p>
+    <w:p>
+      <w:pPr>
+        <w:pStyle w:val="a2"/>
+        <w:numPr>
+          <w:ilvl w:val="0"/>
+          <w:numId w:val="33"/>
+        </w:numPr>
+      </w:pPr>
+      <w:r>
+        <w:t>ИНС обладает наибольшей гибкостью и потенциально самой высокой точностью за счёт универсальной аппроксимирующей способности, но требует больш</w:t>
+      </w:r>
+      <w:r>
+        <w:t>их</w:t>
+      </w:r>
+      <w:r>
+        <w:t xml:space="preserve"> объём</w:t>
+      </w:r>
+      <w:r>
+        <w:t>ов</w:t>
+      </w:r>
+      <w:r>
+        <w:t xml:space="preserve"> данных</w:t>
+      </w:r>
+      <w:r>
+        <w:t xml:space="preserve"> и</w:t>
+      </w:r>
+      <w:r>
+        <w:t xml:space="preserve"> значительных</w:t>
+      </w:r>
+      <w:r>
+        <w:t xml:space="preserve"> </w:t>
+      </w:r>
+      <w:r>
+        <w:t xml:space="preserve">вычислительных ресурсов, а ещё </w:t>
+      </w:r>
+      <w:r>
+        <w:t>сложн</w:t>
+      </w:r>
+      <w:r>
+        <w:t>ее всех рассмотренных методов</w:t>
+      </w:r>
+      <w:r>
+        <w:t xml:space="preserve"> в настройке и трудно интерпретируема.</w:t>
+      </w:r>
     </w:p>
     <w:p>
       <w:pPr>
         <w:pStyle w:val="2"/>
       </w:pPr>
-      <w:bookmarkStart w:id="24" w:name="_Toc229881650"/>
+      <w:bookmarkStart w:id="27" w:name="_Toc229949994"/>
       <w:r>
         <w:t>Выбор метода для реализации</w:t>
       </w:r>
-      <w:bookmarkEnd w:id="24"/>
-    </w:p>
-    <w:p>
-      <w:pPr>
-        <w:pStyle w:val="a2"/>
-      </w:pPr>
+      <w:bookmarkEnd w:id="27"/>
+    </w:p>
+    <w:p>
+      <w:pPr>
+        <w:pStyle w:val="a2"/>
+      </w:pPr>
+      <w:r>
+        <w:t>Итак, подводя итоги сравнения методов, можно сказать, что наиболее подходящем для прогнозирования свойств медицинских композиционных материалов будет искусственная нейронная сеть (многослойный персептрон), так как</w:t>
+      </w:r>
+      <w:r>
+        <w:t xml:space="preserve"> этот метод</w:t>
+      </w:r>
+      <w:r>
+        <w:t>:</w:t>
+      </w:r>
+    </w:p>
+    <w:p>
+      <w:pPr>
+        <w:pStyle w:val="a2"/>
+        <w:numPr>
+          <w:ilvl w:val="0"/>
+          <w:numId w:val="34"/>
+        </w:numPr>
+      </w:pPr>
+      <w:r>
+        <w:t>позволяет проводить гибкую настройку: выбирать количество слоев и нейронов, функции активации и поте</w:t>
+      </w:r>
+      <w:r>
+        <w:t>р</w:t>
+      </w:r>
+      <w:r>
+        <w:t>ь и прочее, что необходимо для моделирования сложной зависимости свойств от состава</w:t>
+      </w:r>
+      <w:r>
+        <w:t>;</w:t>
+      </w:r>
+    </w:p>
+    <w:p>
+      <w:pPr>
+        <w:pStyle w:val="a2"/>
+        <w:numPr>
+          <w:ilvl w:val="0"/>
+          <w:numId w:val="34"/>
+        </w:numPr>
+      </w:pPr>
+      <w:r>
+        <w:t>является более универсальным, чем:</w:t>
+      </w:r>
+    </w:p>
+    <w:p>
+      <w:pPr>
+        <w:pStyle w:val="a2"/>
+        <w:numPr>
+          <w:ilvl w:val="1"/>
+          <w:numId w:val="34"/>
+        </w:numPr>
+      </w:pPr>
+      <w:r>
+        <w:lastRenderedPageBreak/>
+        <w:t>множественная линейная регрессия, которая не может моделировать нелинейные зависимости</w:t>
+      </w:r>
+      <w:r>
+        <w:t>;</w:t>
+      </w:r>
+    </w:p>
+    <w:p>
+      <w:pPr>
+        <w:pStyle w:val="a2"/>
+        <w:numPr>
+          <w:ilvl w:val="1"/>
+          <w:numId w:val="34"/>
+        </w:numPr>
+      </w:pPr>
+      <w:r>
+        <w:t>метод опорных векторов,</w:t>
+      </w:r>
+      <w:r>
+        <w:t xml:space="preserve"> модели которого нельзя дообучить при появлении новых данных, а только обучать заново на всем наборе данных</w:t>
+      </w:r>
+      <w:r>
+        <w:t>;</w:t>
+      </w:r>
+    </w:p>
+    <w:p>
+      <w:pPr>
+        <w:pStyle w:val="a2"/>
+        <w:numPr>
+          <w:ilvl w:val="1"/>
+          <w:numId w:val="34"/>
+        </w:numPr>
+      </w:pPr>
+      <w:r>
+        <w:t>случайный лес, требующий обучения большого количества деревьев решений на каждое прогнозируемое свойство</w:t>
+      </w:r>
+      <w:r>
+        <w:t>;</w:t>
+      </w:r>
+    </w:p>
+    <w:p>
+      <w:pPr>
+        <w:pStyle w:val="a2"/>
+        <w:numPr>
+          <w:ilvl w:val="0"/>
+          <w:numId w:val="34"/>
+        </w:numPr>
+      </w:pPr>
+      <w:r>
+        <w:t>способен аппроксимировать практически любую непрерывную математическую функцию с высокой точностью</w:t>
+      </w:r>
+      <w:r>
+        <w:t>.</w:t>
+      </w:r>
     </w:p>
     <w:p>
       <w:pPr>
         <w:pStyle w:val="1"/>
       </w:pPr>
-      <w:bookmarkStart w:id="25" w:name="_Toc229881651"/>
+      <w:bookmarkStart w:id="28" w:name="_Toc229949995"/>
       <w:r>
         <w:lastRenderedPageBreak/>
         <w:t xml:space="preserve">Глава 3 </w:t>
@@ -19537,13 +23811,13 @@
       <w:r>
         <w:t xml:space="preserve"> Математические модели и методы решений</w:t>
       </w:r>
-      <w:bookmarkEnd w:id="25"/>
+      <w:bookmarkEnd w:id="28"/>
     </w:p>
     <w:p>
       <w:pPr>
         <w:pStyle w:val="1"/>
       </w:pPr>
-      <w:bookmarkStart w:id="26" w:name="_Toc229881652"/>
+      <w:bookmarkStart w:id="29" w:name="_Toc229949996"/>
       <w:r>
         <w:lastRenderedPageBreak/>
         <w:t xml:space="preserve">Глава 4 </w:t>
@@ -19554,13 +23828,13 @@
       <w:r>
         <w:t xml:space="preserve"> Разработка программного обеспечения</w:t>
       </w:r>
-      <w:bookmarkEnd w:id="26"/>
+      <w:bookmarkEnd w:id="29"/>
     </w:p>
     <w:p>
       <w:pPr>
         <w:pStyle w:val="2"/>
       </w:pPr>
-      <w:bookmarkStart w:id="27" w:name="_Toc229881653"/>
+      <w:bookmarkStart w:id="30" w:name="_Toc229949997"/>
       <w:r>
         <w:t xml:space="preserve">Выбор </w:t>
       </w:r>
@@ -19570,58 +23844,58 @@
       <w:r>
         <w:t xml:space="preserve"> и инструментальных средств разработки</w:t>
       </w:r>
-      <w:bookmarkEnd w:id="27"/>
+      <w:bookmarkEnd w:id="30"/>
     </w:p>
     <w:p>
       <w:pPr>
         <w:pStyle w:val="2"/>
       </w:pPr>
-      <w:bookmarkStart w:id="28" w:name="_Toc229881654"/>
+      <w:bookmarkStart w:id="31" w:name="_Toc229949998"/>
       <w:r>
         <w:t>Описание структуры программного продукта</w:t>
       </w:r>
-      <w:bookmarkEnd w:id="28"/>
+      <w:bookmarkEnd w:id="31"/>
     </w:p>
     <w:p>
       <w:pPr>
         <w:pStyle w:val="2"/>
       </w:pPr>
-      <w:bookmarkStart w:id="29" w:name="_Toc229881655"/>
+      <w:bookmarkStart w:id="32" w:name="_Toc229949999"/>
       <w:r>
         <w:t>Описание интерфейса</w:t>
       </w:r>
-      <w:bookmarkEnd w:id="29"/>
+      <w:bookmarkEnd w:id="32"/>
     </w:p>
     <w:p>
       <w:pPr>
         <w:pStyle w:val="2"/>
       </w:pPr>
-      <w:bookmarkStart w:id="30" w:name="_Toc229881656"/>
+      <w:bookmarkStart w:id="33" w:name="_Toc229950000"/>
       <w:r>
         <w:t>Вычислительный эксперимент</w:t>
       </w:r>
-      <w:bookmarkEnd w:id="30"/>
+      <w:bookmarkEnd w:id="33"/>
     </w:p>
     <w:p>
       <w:pPr>
         <w:pStyle w:val="2"/>
       </w:pPr>
-      <w:bookmarkStart w:id="31" w:name="_Toc229881657"/>
+      <w:bookmarkStart w:id="34" w:name="_Toc229950001"/>
       <w:r>
         <w:t>Тестирование</w:t>
       </w:r>
-      <w:bookmarkEnd w:id="31"/>
+      <w:bookmarkEnd w:id="34"/>
     </w:p>
     <w:p>
       <w:pPr>
         <w:pStyle w:val="1"/>
       </w:pPr>
-      <w:bookmarkStart w:id="32" w:name="_Toc229881658"/>
+      <w:bookmarkStart w:id="35" w:name="_Toc229950002"/>
       <w:r>
         <w:lastRenderedPageBreak/>
         <w:t>Заключение</w:t>
       </w:r>
-      <w:bookmarkEnd w:id="32"/>
+      <w:bookmarkEnd w:id="35"/>
       <w:r>
         <w:t xml:space="preserve"> </w:t>
       </w:r>
@@ -19633,12 +23907,12 @@
           <w:lang w:val="en-US"/>
         </w:rPr>
       </w:pPr>
-      <w:bookmarkStart w:id="33" w:name="_Toc229881659"/>
+      <w:bookmarkStart w:id="36" w:name="_Toc229950003"/>
       <w:r>
         <w:lastRenderedPageBreak/>
         <w:t>Список литературы</w:t>
       </w:r>
-      <w:bookmarkEnd w:id="33"/>
+      <w:bookmarkEnd w:id="36"/>
       <w:r>
         <w:t xml:space="preserve"> </w:t>
       </w:r>
@@ -19651,7 +23925,7 @@
         <w:t>Ссылки на источники:</w:t>
       </w:r>
     </w:p>
-    <w:bookmarkStart w:id="34" w:name="_Ref229182281"/>
+    <w:bookmarkStart w:id="37" w:name="_Ref229182281"/>
     <w:p>
       <w:pPr>
         <w:pStyle w:val="a2"/>
@@ -19690,23 +23964,21 @@
       <w:r>
         <w:t>– о программном пакете «</w:t>
       </w:r>
-      <w:proofErr w:type="spellStart"/>
       <w:r>
         <w:rPr>
           <w:lang w:val="en-US"/>
         </w:rPr>
         <w:t>JMatPro</w:t>
       </w:r>
-      <w:proofErr w:type="spellEnd"/>
       <w:r>
         <w:t>»</w:t>
       </w:r>
       <w:r>
         <w:t>;</w:t>
       </w:r>
-      <w:bookmarkEnd w:id="34"/>
-    </w:p>
-    <w:bookmarkStart w:id="35" w:name="_Ref229182284"/>
+      <w:bookmarkEnd w:id="37"/>
+    </w:p>
+    <w:bookmarkStart w:id="38" w:name="_Ref229182284"/>
     <w:p>
       <w:pPr>
         <w:pStyle w:val="a2"/>
@@ -19745,14 +24017,12 @@
       <w:r>
         <w:t>– о программном пакете «</w:t>
       </w:r>
-      <w:proofErr w:type="spellStart"/>
       <w:r>
         <w:rPr>
           <w:lang w:val="en-US"/>
         </w:rPr>
         <w:t>Thermo</w:t>
       </w:r>
-      <w:proofErr w:type="spellEnd"/>
       <w:r>
         <w:t>-</w:t>
       </w:r>
@@ -19768,12 +24038,12 @@
       <w:r>
         <w:t>;</w:t>
       </w:r>
-      <w:bookmarkEnd w:id="35"/>
+      <w:bookmarkEnd w:id="38"/>
       <w:r>
         <w:t xml:space="preserve"> </w:t>
       </w:r>
     </w:p>
-    <w:bookmarkStart w:id="36" w:name="_Ref229182287"/>
+    <w:bookmarkStart w:id="39" w:name="_Ref229182287"/>
     <w:p>
       <w:pPr>
         <w:pStyle w:val="a2"/>
@@ -19845,9 +24115,9 @@
       <w:r>
         <w:t>;</w:t>
       </w:r>
-      <w:bookmarkEnd w:id="36"/>
-    </w:p>
-    <w:bookmarkStart w:id="37" w:name="_Ref229261743"/>
+      <w:bookmarkEnd w:id="39"/>
+    </w:p>
+    <w:bookmarkStart w:id="40" w:name="_Ref229261743"/>
     <w:p>
       <w:pPr>
         <w:pStyle w:val="a2"/>
@@ -19929,7 +24199,6 @@
         </w:rPr>
         <w:t>://</w:t>
       </w:r>
-      <w:proofErr w:type="spellStart"/>
       <w:r>
         <w:rPr>
           <w:rStyle w:val="ad"/>
@@ -19937,14 +24206,12 @@
         </w:rPr>
         <w:t>xumuk</w:t>
       </w:r>
-      <w:proofErr w:type="spellEnd"/>
       <w:r>
         <w:rPr>
           <w:rStyle w:val="ad"/>
         </w:rPr>
         <w:t>.</w:t>
       </w:r>
-      <w:proofErr w:type="spellStart"/>
       <w:r>
         <w:rPr>
           <w:rStyle w:val="ad"/>
@@ -19952,14 +24219,12 @@
         </w:rPr>
         <w:t>ru</w:t>
       </w:r>
-      <w:proofErr w:type="spellEnd"/>
       <w:r>
         <w:rPr>
           <w:rStyle w:val="ad"/>
         </w:rPr>
         <w:t>/</w:t>
       </w:r>
-      <w:proofErr w:type="spellStart"/>
       <w:r>
         <w:rPr>
           <w:rStyle w:val="ad"/>
@@ -19967,7 +24232,6 @@
         </w:rPr>
         <w:t>encyklopedia</w:t>
       </w:r>
-      <w:proofErr w:type="spellEnd"/>
       <w:r>
         <w:rPr>
           <w:rStyle w:val="ad"/>
@@ -19987,7 +24251,7 @@
       <w:r>
         <w:t xml:space="preserve"> </w:t>
       </w:r>
-      <w:bookmarkEnd w:id="37"/>
+      <w:bookmarkEnd w:id="40"/>
       <w:r>
         <w:t>– о сплавах</w:t>
       </w:r>
@@ -19998,7 +24262,7 @@
         <w:t xml:space="preserve"> </w:t>
       </w:r>
     </w:p>
-    <w:bookmarkStart w:id="38" w:name="_Ref229265836"/>
+    <w:bookmarkStart w:id="41" w:name="_Ref229265836"/>
     <w:p>
       <w:pPr>
         <w:pStyle w:val="a2"/>
@@ -20052,9 +24316,9 @@
       <w:r>
         <w:t>;</w:t>
       </w:r>
-      <w:bookmarkEnd w:id="38"/>
-    </w:p>
-    <w:bookmarkStart w:id="39" w:name="_Ref229265839"/>
+      <w:bookmarkEnd w:id="41"/>
+    </w:p>
+    <w:bookmarkStart w:id="42" w:name="_Ref229265839"/>
     <w:p>
       <w:pPr>
         <w:pStyle w:val="a2"/>
@@ -20093,9 +24357,9 @@
       <w:r>
         <w:t>;</w:t>
       </w:r>
-      <w:bookmarkEnd w:id="39"/>
-    </w:p>
-    <w:bookmarkStart w:id="40" w:name="_Ref229265844"/>
+      <w:bookmarkEnd w:id="42"/>
+    </w:p>
+    <w:bookmarkStart w:id="43" w:name="_Ref229265844"/>
     <w:p>
       <w:pPr>
         <w:pStyle w:val="a2"/>
@@ -20134,9 +24398,9 @@
       <w:r>
         <w:t>;</w:t>
       </w:r>
-      <w:bookmarkEnd w:id="40"/>
-    </w:p>
-    <w:bookmarkStart w:id="41" w:name="_Ref229265847"/>
+      <w:bookmarkEnd w:id="43"/>
+    </w:p>
+    <w:bookmarkStart w:id="44" w:name="_Ref229265847"/>
     <w:p>
       <w:pPr>
         <w:pStyle w:val="a2"/>
@@ -20181,9 +24445,9 @@
       <w:r>
         <w:t>;</w:t>
       </w:r>
-      <w:bookmarkEnd w:id="41"/>
-    </w:p>
-    <w:bookmarkStart w:id="42" w:name="_Ref229265848"/>
+      <w:bookmarkEnd w:id="44"/>
+    </w:p>
+    <w:bookmarkStart w:id="45" w:name="_Ref229265848"/>
     <w:p>
       <w:pPr>
         <w:pStyle w:val="a2"/>
@@ -20228,9 +24492,9 @@
       <w:r>
         <w:t>;</w:t>
       </w:r>
-      <w:bookmarkEnd w:id="42"/>
-    </w:p>
-    <w:bookmarkStart w:id="43" w:name="_Ref229265991"/>
+      <w:bookmarkEnd w:id="45"/>
+    </w:p>
+    <w:bookmarkStart w:id="46" w:name="_Ref229265991"/>
     <w:p>
       <w:pPr>
         <w:pStyle w:val="a2"/>
@@ -20278,9 +24542,9 @@
       <w:r>
         <w:t>;</w:t>
       </w:r>
-      <w:bookmarkEnd w:id="43"/>
-    </w:p>
-    <w:bookmarkStart w:id="44" w:name="_Ref229267665"/>
+      <w:bookmarkEnd w:id="46"/>
+    </w:p>
+    <w:bookmarkStart w:id="47" w:name="_Ref229267665"/>
     <w:p>
       <w:pPr>
         <w:pStyle w:val="a2"/>
@@ -20325,9 +24589,9 @@
       <w:r>
         <w:t>;</w:t>
       </w:r>
-      <w:bookmarkEnd w:id="44"/>
-    </w:p>
-    <w:bookmarkStart w:id="45" w:name="_Ref229267979"/>
+      <w:bookmarkEnd w:id="47"/>
+    </w:p>
+    <w:bookmarkStart w:id="48" w:name="_Ref229267979"/>
     <w:p>
       <w:pPr>
         <w:pStyle w:val="a2"/>
@@ -20379,9 +24643,9 @@
       <w:r>
         <w:t>;</w:t>
       </w:r>
-      <w:bookmarkEnd w:id="45"/>
-    </w:p>
-    <w:bookmarkStart w:id="46" w:name="_Ref229268587"/>
+      <w:bookmarkEnd w:id="48"/>
+    </w:p>
+    <w:bookmarkStart w:id="49" w:name="_Ref229268587"/>
     <w:p>
       <w:pPr>
         <w:pStyle w:val="a2"/>
@@ -20426,9 +24690,9 @@
       <w:r>
         <w:t>;</w:t>
       </w:r>
-      <w:bookmarkEnd w:id="46"/>
-    </w:p>
-    <w:bookmarkStart w:id="47" w:name="_Ref229269503"/>
+      <w:bookmarkEnd w:id="49"/>
+    </w:p>
+    <w:bookmarkStart w:id="50" w:name="_Ref229269503"/>
     <w:p>
       <w:pPr>
         <w:pStyle w:val="a2"/>
@@ -20467,7 +24731,7 @@
       <w:r>
         <w:t>;</w:t>
       </w:r>
-      <w:bookmarkEnd w:id="47"/>
+      <w:bookmarkEnd w:id="50"/>
     </w:p>
     <w:p>
       <w:pPr>
@@ -20477,8 +24741,8 @@
           <w:numId w:val="7"/>
         </w:numPr>
       </w:pPr>
-      <w:hyperlink r:id="rId18" w:history="1">
-        <w:bookmarkStart w:id="48" w:name="_Ref229189544"/>
+      <w:hyperlink r:id="rId20" w:history="1">
+        <w:bookmarkStart w:id="51" w:name="_Ref229189544"/>
         <w:r>
           <w:rPr>
             <w:rStyle w:val="ad"/>
@@ -20505,7 +24769,6 @@
           </w:rPr>
           <w:t>.</w:t>
         </w:r>
-        <w:proofErr w:type="spellStart"/>
         <w:r>
           <w:rPr>
             <w:rStyle w:val="ad"/>
@@ -20513,14 +24776,12 @@
           </w:rPr>
           <w:t>romdent</w:t>
         </w:r>
-        <w:proofErr w:type="spellEnd"/>
         <w:r>
           <w:rPr>
             <w:rStyle w:val="ad"/>
           </w:rPr>
           <w:t>.</w:t>
         </w:r>
-        <w:proofErr w:type="spellStart"/>
         <w:r>
           <w:rPr>
             <w:rStyle w:val="ad"/>
@@ -20528,7 +24789,6 @@
           </w:rPr>
           <w:t>ru</w:t>
         </w:r>
-        <w:proofErr w:type="spellEnd"/>
         <w:r>
           <w:rPr>
             <w:rStyle w:val="ad"/>
@@ -20568,7 +24828,7 @@
           </w:rPr>
           <w:t>alloys</w:t>
         </w:r>
-        <w:bookmarkEnd w:id="48"/>
+        <w:bookmarkEnd w:id="51"/>
       </w:hyperlink>
       <w:r>
         <w:t xml:space="preserve"> </w:t>
@@ -20621,8 +24881,8 @@
           <w:numId w:val="7"/>
         </w:numPr>
       </w:pPr>
-      <w:hyperlink r:id="rId19" w:history="1">
-        <w:bookmarkStart w:id="49" w:name="_Ref229189545"/>
+      <w:hyperlink r:id="rId21" w:history="1">
+        <w:bookmarkStart w:id="52" w:name="_Ref229189545"/>
         <w:r>
           <w:rPr>
             <w:rStyle w:val="ad"/>
@@ -20649,7 +24909,6 @@
           </w:rPr>
           <w:t>.</w:t>
         </w:r>
-        <w:proofErr w:type="spellStart"/>
         <w:r>
           <w:rPr>
             <w:rStyle w:val="ad"/>
@@ -20657,14 +24916,12 @@
           </w:rPr>
           <w:t>stombest</w:t>
         </w:r>
-        <w:proofErr w:type="spellEnd"/>
         <w:r>
           <w:rPr>
             <w:rStyle w:val="ad"/>
           </w:rPr>
           <w:t>.</w:t>
         </w:r>
-        <w:proofErr w:type="spellStart"/>
         <w:r>
           <w:rPr>
             <w:rStyle w:val="ad"/>
@@ -20672,14 +24929,12 @@
           </w:rPr>
           <w:t>ru</w:t>
         </w:r>
-        <w:proofErr w:type="spellEnd"/>
         <w:r>
           <w:rPr>
             <w:rStyle w:val="ad"/>
           </w:rPr>
           <w:t>/</w:t>
         </w:r>
-        <w:proofErr w:type="spellStart"/>
         <w:r>
           <w:rPr>
             <w:rStyle w:val="ad"/>
@@ -20687,14 +24942,12 @@
           </w:rPr>
           <w:t>poleznye</w:t>
         </w:r>
-        <w:proofErr w:type="spellEnd"/>
         <w:r>
           <w:rPr>
             <w:rStyle w:val="ad"/>
           </w:rPr>
           <w:t>-</w:t>
         </w:r>
-        <w:proofErr w:type="spellStart"/>
         <w:r>
           <w:rPr>
             <w:rStyle w:val="ad"/>
@@ -20702,14 +24955,12 @@
           </w:rPr>
           <w:t>stati</w:t>
         </w:r>
-        <w:proofErr w:type="spellEnd"/>
         <w:r>
           <w:rPr>
             <w:rStyle w:val="ad"/>
           </w:rPr>
           <w:t>/</w:t>
         </w:r>
-        <w:proofErr w:type="spellStart"/>
         <w:r>
           <w:rPr>
             <w:rStyle w:val="ad"/>
@@ -20717,14 +24968,12 @@
           </w:rPr>
           <w:t>metally</w:t>
         </w:r>
-        <w:proofErr w:type="spellEnd"/>
         <w:r>
           <w:rPr>
             <w:rStyle w:val="ad"/>
           </w:rPr>
           <w:t>-</w:t>
         </w:r>
-        <w:proofErr w:type="spellStart"/>
         <w:r>
           <w:rPr>
             <w:rStyle w:val="ad"/>
@@ -20732,14 +24981,12 @@
           </w:rPr>
           <w:t>i</w:t>
         </w:r>
-        <w:proofErr w:type="spellEnd"/>
         <w:r>
           <w:rPr>
             <w:rStyle w:val="ad"/>
           </w:rPr>
           <w:t>-</w:t>
         </w:r>
-        <w:proofErr w:type="spellStart"/>
         <w:r>
           <w:rPr>
             <w:rStyle w:val="ad"/>
@@ -20747,14 +24994,12 @@
           </w:rPr>
           <w:t>ih</w:t>
         </w:r>
-        <w:proofErr w:type="spellEnd"/>
         <w:r>
           <w:rPr>
             <w:rStyle w:val="ad"/>
           </w:rPr>
           <w:t>-</w:t>
         </w:r>
-        <w:proofErr w:type="spellStart"/>
         <w:r>
           <w:rPr>
             <w:rStyle w:val="ad"/>
@@ -20762,14 +25007,12 @@
           </w:rPr>
           <w:t>splavy</w:t>
         </w:r>
-        <w:proofErr w:type="spellEnd"/>
         <w:r>
           <w:rPr>
             <w:rStyle w:val="ad"/>
           </w:rPr>
           <w:t>-</w:t>
         </w:r>
-        <w:proofErr w:type="spellStart"/>
         <w:r>
           <w:rPr>
             <w:rStyle w:val="ad"/>
@@ -20777,14 +25020,12 @@
           </w:rPr>
           <w:t>ispolzuemye</w:t>
         </w:r>
-        <w:proofErr w:type="spellEnd"/>
         <w:r>
           <w:rPr>
             <w:rStyle w:val="ad"/>
           </w:rPr>
           <w:t>-</w:t>
         </w:r>
-        <w:proofErr w:type="spellStart"/>
         <w:r>
           <w:rPr>
             <w:rStyle w:val="ad"/>
@@ -20792,8 +25033,7 @@
           </w:rPr>
           <w:t>stomatologami</w:t>
         </w:r>
-        <w:bookmarkEnd w:id="49"/>
-        <w:proofErr w:type="spellEnd"/>
+        <w:bookmarkEnd w:id="52"/>
       </w:hyperlink>
       <w:r>
         <w:t xml:space="preserve"> </w:t>
@@ -20816,8 +25056,8 @@
           <w:numId w:val="7"/>
         </w:numPr>
       </w:pPr>
-      <w:hyperlink r:id="rId20" w:history="1">
-        <w:bookmarkStart w:id="50" w:name="_Ref229189547"/>
+      <w:hyperlink r:id="rId22" w:history="1">
+        <w:bookmarkStart w:id="53" w:name="_Ref229189547"/>
         <w:r>
           <w:rPr>
             <w:rStyle w:val="ad"/>
@@ -20831,7 +25071,6 @@
           </w:rPr>
           <w:t>://</w:t>
         </w:r>
-        <w:proofErr w:type="spellStart"/>
         <w:r>
           <w:rPr>
             <w:rStyle w:val="ad"/>
@@ -20839,14 +25078,12 @@
           </w:rPr>
           <w:t>ru</w:t>
         </w:r>
-        <w:proofErr w:type="spellEnd"/>
         <w:r>
           <w:rPr>
             <w:rStyle w:val="ad"/>
           </w:rPr>
           <w:t>.</w:t>
         </w:r>
-        <w:proofErr w:type="spellStart"/>
         <w:r>
           <w:rPr>
             <w:rStyle w:val="ad"/>
@@ -20854,7 +25091,6 @@
           </w:rPr>
           <w:t>ohi</w:t>
         </w:r>
-        <w:proofErr w:type="spellEnd"/>
         <w:r>
           <w:rPr>
             <w:rStyle w:val="ad"/>
@@ -20913,7 +25149,6 @@
           </w:rPr>
           <w:t>/</w:t>
         </w:r>
-        <w:proofErr w:type="spellStart"/>
         <w:r>
           <w:rPr>
             <w:rStyle w:val="ad"/>
@@ -20921,7 +25156,6 @@
           </w:rPr>
           <w:t>metall</w:t>
         </w:r>
-        <w:proofErr w:type="spellEnd"/>
         <w:r>
           <w:rPr>
             <w:rStyle w:val="ad"/>
@@ -20941,7 +25175,6 @@
           </w:rPr>
           <w:t>-</w:t>
         </w:r>
-        <w:proofErr w:type="spellStart"/>
         <w:r>
           <w:rPr>
             <w:rStyle w:val="ad"/>
@@ -20949,14 +25182,12 @@
           </w:rPr>
           <w:t>stomatologii</w:t>
         </w:r>
-        <w:proofErr w:type="spellEnd"/>
         <w:r>
           <w:rPr>
             <w:rStyle w:val="ad"/>
           </w:rPr>
           <w:t>-</w:t>
         </w:r>
-        <w:proofErr w:type="spellStart"/>
         <w:r>
           <w:rPr>
             <w:rStyle w:val="ad"/>
@@ -20964,14 +25195,12 @@
           </w:rPr>
           <w:t>stomatologicheskie</w:t>
         </w:r>
-        <w:proofErr w:type="spellEnd"/>
         <w:r>
           <w:rPr>
             <w:rStyle w:val="ad"/>
           </w:rPr>
           <w:t>-</w:t>
         </w:r>
-        <w:proofErr w:type="spellStart"/>
         <w:r>
           <w:rPr>
             <w:rStyle w:val="ad"/>
@@ -20979,14 +25208,13 @@
           </w:rPr>
           <w:t>splavy</w:t>
         </w:r>
-        <w:proofErr w:type="spellEnd"/>
         <w:r>
           <w:rPr>
             <w:rStyle w:val="ad"/>
           </w:rPr>
           <w:t>/</w:t>
         </w:r>
-        <w:bookmarkEnd w:id="50"/>
+        <w:bookmarkEnd w:id="53"/>
       </w:hyperlink>
       <w:r>
         <w:t xml:space="preserve"> </w:t>
@@ -21019,7 +25247,7 @@
         <w:t>;</w:t>
       </w:r>
     </w:p>
-    <w:bookmarkStart w:id="51" w:name="_Ref229322118"/>
+    <w:bookmarkStart w:id="54" w:name="_Ref229322118"/>
     <w:p>
       <w:pPr>
         <w:pStyle w:val="a2"/>
@@ -21061,23 +25289,21 @@
       <w:r>
         <w:t>о программном пакете «</w:t>
       </w:r>
-      <w:proofErr w:type="spellStart"/>
       <w:r>
         <w:rPr>
           <w:lang w:val="en-US"/>
         </w:rPr>
         <w:t>JMatPro</w:t>
       </w:r>
-      <w:proofErr w:type="spellEnd"/>
       <w:r>
         <w:t>»</w:t>
       </w:r>
       <w:r>
         <w:t>;</w:t>
       </w:r>
-      <w:bookmarkEnd w:id="51"/>
-    </w:p>
-    <w:bookmarkStart w:id="52" w:name="_Ref229322119"/>
+      <w:bookmarkEnd w:id="54"/>
+    </w:p>
+    <w:bookmarkStart w:id="55" w:name="_Ref229322119"/>
     <w:p>
       <w:pPr>
         <w:pStyle w:val="a2"/>
@@ -21119,23 +25345,21 @@
       <w:r>
         <w:t xml:space="preserve"> программном пакете «</w:t>
       </w:r>
-      <w:proofErr w:type="spellStart"/>
       <w:r>
         <w:rPr>
           <w:lang w:val="en-US"/>
         </w:rPr>
         <w:t>JMatPro</w:t>
       </w:r>
-      <w:proofErr w:type="spellEnd"/>
       <w:r>
         <w:t>»</w:t>
       </w:r>
       <w:r>
         <w:t>;</w:t>
       </w:r>
-      <w:bookmarkEnd w:id="52"/>
-    </w:p>
-    <w:bookmarkStart w:id="53" w:name="_Ref229326373"/>
+      <w:bookmarkEnd w:id="55"/>
+    </w:p>
+    <w:bookmarkStart w:id="56" w:name="_Ref229326373"/>
     <w:p>
       <w:pPr>
         <w:pStyle w:val="a2"/>
@@ -21177,25 +25401,21 @@
       <w:r>
         <w:t>сравнение «</w:t>
       </w:r>
-      <w:proofErr w:type="spellStart"/>
       <w:r>
         <w:rPr>
           <w:lang w:val="en-US"/>
         </w:rPr>
         <w:t>JMatPro</w:t>
       </w:r>
-      <w:proofErr w:type="spellEnd"/>
       <w:r>
         <w:t>» и «</w:t>
       </w:r>
-      <w:proofErr w:type="spellStart"/>
       <w:r>
         <w:rPr>
           <w:lang w:val="en-US"/>
         </w:rPr>
         <w:t>Thermo</w:t>
       </w:r>
-      <w:proofErr w:type="spellEnd"/>
       <w:r>
         <w:t>-</w:t>
       </w:r>
@@ -21211,13 +25431,13 @@
       <w:r>
         <w:t>;</w:t>
       </w:r>
-      <w:bookmarkEnd w:id="53"/>
+      <w:bookmarkEnd w:id="56"/>
       <w:r>
         <w:t xml:space="preserve"> </w:t>
       </w:r>
     </w:p>
-    <w:bookmarkStart w:id="54" w:name="_Ref229329442"/>
-    <w:bookmarkStart w:id="55" w:name="_Ref229328525"/>
+    <w:bookmarkStart w:id="57" w:name="_Ref229329442"/>
+    <w:bookmarkStart w:id="58" w:name="_Ref229328525"/>
     <w:p>
       <w:pPr>
         <w:pStyle w:val="a2"/>
@@ -21260,14 +25480,12 @@
       <w:r>
         <w:t>ной версии «</w:t>
       </w:r>
-      <w:proofErr w:type="spellStart"/>
       <w:r>
         <w:rPr>
           <w:lang w:val="en-US"/>
         </w:rPr>
         <w:t>Thermo</w:t>
       </w:r>
-      <w:proofErr w:type="spellEnd"/>
       <w:r>
         <w:t>-</w:t>
       </w:r>
@@ -21283,9 +25501,9 @@
       <w:r>
         <w:t>;</w:t>
       </w:r>
-      <w:bookmarkEnd w:id="54"/>
-    </w:p>
-    <w:bookmarkStart w:id="56" w:name="_Ref229329427"/>
+      <w:bookmarkEnd w:id="57"/>
+    </w:p>
+    <w:bookmarkStart w:id="59" w:name="_Ref229329427"/>
     <w:p>
       <w:pPr>
         <w:pStyle w:val="a2"/>
@@ -21330,14 +25548,12 @@
       <w:r>
         <w:t>программном пакете «</w:t>
       </w:r>
-      <w:proofErr w:type="spellStart"/>
       <w:r>
         <w:rPr>
           <w:lang w:val="en-US"/>
         </w:rPr>
         <w:t>Thermo</w:t>
       </w:r>
-      <w:proofErr w:type="spellEnd"/>
       <w:r>
         <w:t>-</w:t>
       </w:r>
@@ -21353,13 +25569,13 @@
       <w:r>
         <w:t>;</w:t>
       </w:r>
-      <w:bookmarkEnd w:id="55"/>
-      <w:bookmarkEnd w:id="56"/>
+      <w:bookmarkEnd w:id="58"/>
+      <w:bookmarkEnd w:id="59"/>
       <w:r>
         <w:t xml:space="preserve"> </w:t>
       </w:r>
     </w:p>
-    <w:bookmarkStart w:id="57" w:name="_Ref229336967"/>
+    <w:bookmarkStart w:id="60" w:name="_Ref229336967"/>
     <w:p>
       <w:pPr>
         <w:pStyle w:val="a2"/>
@@ -21425,9 +25641,9 @@
       <w:r>
         <w:t>;</w:t>
       </w:r>
-      <w:bookmarkEnd w:id="57"/>
-    </w:p>
-    <w:bookmarkStart w:id="58" w:name="_Ref229338348"/>
+      <w:bookmarkEnd w:id="60"/>
+    </w:p>
+    <w:bookmarkStart w:id="61" w:name="_Ref229338348"/>
     <w:p>
       <w:pPr>
         <w:pStyle w:val="a2"/>
@@ -21490,12 +25706,12 @@
       <w:r>
         <w:t>;</w:t>
       </w:r>
-      <w:bookmarkEnd w:id="58"/>
+      <w:bookmarkEnd w:id="61"/>
       <w:r>
         <w:t xml:space="preserve">  </w:t>
       </w:r>
     </w:p>
-    <w:bookmarkStart w:id="59" w:name="_Ref229338653"/>
+    <w:bookmarkStart w:id="62" w:name="_Ref229338653"/>
     <w:p>
       <w:pPr>
         <w:pStyle w:val="a2"/>
@@ -21635,7 +25851,6 @@
         </w:rPr>
         <w:t>.</w:t>
       </w:r>
-      <w:proofErr w:type="spellStart"/>
       <w:r>
         <w:rPr>
           <w:rStyle w:val="ad"/>
@@ -21643,7 +25858,6 @@
         </w:rPr>
         <w:t>cadfem</w:t>
       </w:r>
-      <w:proofErr w:type="spellEnd"/>
       <w:r>
         <w:rPr>
           <w:rStyle w:val="ad"/>
@@ -21663,7 +25877,6 @@
         </w:rPr>
         <w:t>.</w:t>
       </w:r>
-      <w:proofErr w:type="spellStart"/>
       <w:r>
         <w:rPr>
           <w:rStyle w:val="ad"/>
@@ -21671,7 +25884,6 @@
         </w:rPr>
         <w:t>ru</w:t>
       </w:r>
-      <w:proofErr w:type="spellEnd"/>
       <w:r>
         <w:rPr>
           <w:rStyle w:val="ad"/>
@@ -21691,7 +25903,6 @@
         </w:rPr>
         <w:t>/</w:t>
       </w:r>
-      <w:proofErr w:type="spellStart"/>
       <w:r>
         <w:rPr>
           <w:rStyle w:val="ad"/>
@@ -21699,7 +25910,6 @@
         </w:rPr>
         <w:t>ansys</w:t>
       </w:r>
-      <w:proofErr w:type="spellEnd"/>
       <w:r>
         <w:rPr>
           <w:rStyle w:val="ad"/>
@@ -21719,7 +25929,6 @@
         </w:rPr>
         <w:t>/</w:t>
       </w:r>
-      <w:proofErr w:type="spellStart"/>
       <w:r>
         <w:rPr>
           <w:rStyle w:val="ad"/>
@@ -21727,7 +25936,6 @@
         </w:rPr>
         <w:t>granta</w:t>
       </w:r>
-      <w:proofErr w:type="spellEnd"/>
       <w:r>
         <w:rPr>
           <w:rStyle w:val="ad"/>
@@ -21798,9 +26006,9 @@
       <w:r>
         <w:t>;</w:t>
       </w:r>
-      <w:bookmarkEnd w:id="59"/>
-    </w:p>
-    <w:bookmarkStart w:id="60" w:name="_Ref229338656"/>
+      <w:bookmarkEnd w:id="62"/>
+    </w:p>
+    <w:bookmarkStart w:id="63" w:name="_Ref229338656"/>
     <w:p>
       <w:pPr>
         <w:pStyle w:val="a2"/>
@@ -21906,9 +26114,9 @@
         </w:rPr>
         <w:t>;</w:t>
       </w:r>
-      <w:bookmarkEnd w:id="60"/>
-    </w:p>
-    <w:bookmarkStart w:id="61" w:name="_Ref229338659"/>
+      <w:bookmarkEnd w:id="63"/>
+    </w:p>
+    <w:bookmarkStart w:id="64" w:name="_Ref229338659"/>
     <w:p>
       <w:pPr>
         <w:pStyle w:val="a2"/>
@@ -22002,9 +26210,9 @@
         </w:rPr>
         <w:t>»;</w:t>
       </w:r>
-      <w:bookmarkEnd w:id="61"/>
-    </w:p>
-    <w:bookmarkStart w:id="62" w:name="_Ref229338662"/>
+      <w:bookmarkEnd w:id="64"/>
+    </w:p>
+    <w:bookmarkStart w:id="65" w:name="_Ref229338662"/>
     <w:p>
       <w:pPr>
         <w:pStyle w:val="a2"/>
@@ -22067,23 +26275,21 @@
       <w:r>
         <w:t xml:space="preserve"> </w:t>
       </w:r>
-      <w:proofErr w:type="spellStart"/>
       <w:r>
         <w:rPr>
           <w:lang w:val="en-US"/>
         </w:rPr>
         <w:t>EduPack</w:t>
       </w:r>
-      <w:proofErr w:type="spellEnd"/>
       <w:r>
         <w:t>»</w:t>
       </w:r>
       <w:r>
         <w:t>;</w:t>
       </w:r>
-      <w:bookmarkEnd w:id="62"/>
-    </w:p>
-    <w:bookmarkStart w:id="63" w:name="_Ref229704033"/>
+      <w:bookmarkEnd w:id="65"/>
+    </w:p>
+    <w:bookmarkStart w:id="66" w:name="_Ref229704033"/>
     <w:p>
       <w:pPr>
         <w:pStyle w:val="a2"/>
@@ -22131,9 +26337,9 @@
       <w:r>
         <w:t>;</w:t>
       </w:r>
-      <w:bookmarkEnd w:id="63"/>
-    </w:p>
-    <w:bookmarkStart w:id="64" w:name="_Ref229704036"/>
+      <w:bookmarkEnd w:id="66"/>
+    </w:p>
+    <w:bookmarkStart w:id="67" w:name="_Ref229704036"/>
     <w:p>
       <w:pPr>
         <w:pStyle w:val="a2"/>
@@ -22181,9 +26387,9 @@
       <w:r>
         <w:t>;</w:t>
       </w:r>
-      <w:bookmarkEnd w:id="64"/>
-    </w:p>
-    <w:bookmarkStart w:id="65" w:name="_Ref229750210"/>
+      <w:bookmarkEnd w:id="67"/>
+    </w:p>
+    <w:bookmarkStart w:id="68" w:name="_Ref229750210"/>
     <w:p>
       <w:pPr>
         <w:pStyle w:val="a2"/>
@@ -22231,9 +26437,9 @@
       <w:r>
         <w:t>;</w:t>
       </w:r>
-      <w:bookmarkEnd w:id="65"/>
-    </w:p>
-    <w:bookmarkStart w:id="66" w:name="_Ref229750211"/>
+      <w:bookmarkEnd w:id="68"/>
+    </w:p>
+    <w:bookmarkStart w:id="69" w:name="_Ref229750211"/>
     <w:p>
       <w:pPr>
         <w:pStyle w:val="a2"/>
@@ -22278,9 +26484,9 @@
       <w:r>
         <w:t>;</w:t>
       </w:r>
-      <w:bookmarkEnd w:id="66"/>
-    </w:p>
-    <w:bookmarkStart w:id="67" w:name="_Ref229868128"/>
+      <w:bookmarkEnd w:id="69"/>
+    </w:p>
+    <w:bookmarkStart w:id="70" w:name="_Ref229868128"/>
     <w:p>
       <w:pPr>
         <w:pStyle w:val="a2"/>
@@ -22328,9 +26534,9 @@
       <w:r>
         <w:t>;</w:t>
       </w:r>
-      <w:bookmarkEnd w:id="67"/>
-    </w:p>
-    <w:bookmarkStart w:id="68" w:name="_Ref229868129"/>
+      <w:bookmarkEnd w:id="70"/>
+    </w:p>
+    <w:bookmarkStart w:id="71" w:name="_Ref229868129"/>
     <w:p>
       <w:pPr>
         <w:pStyle w:val="a2"/>
@@ -22375,8 +26581,9 @@
       <w:r>
         <w:t>;</w:t>
       </w:r>
-      <w:bookmarkEnd w:id="68"/>
-    </w:p>
+      <w:bookmarkEnd w:id="71"/>
+    </w:p>
+    <w:bookmarkStart w:id="72" w:name="_Ref229919666"/>
     <w:p>
       <w:pPr>
         <w:pStyle w:val="a2"/>
@@ -22386,15 +26593,44 @@
         </w:numPr>
       </w:pPr>
       <w:r>
-        <w:t>М – о</w:t>
-      </w:r>
-      <w:r>
-        <w:rPr>
-          <w:lang w:val="en-US"/>
-        </w:rPr>
+        <w:fldChar w:fldCharType="begin"/>
+      </w:r>
+      <w:r>
+        <w:instrText>HYPERLINK "</w:instrText>
+      </w:r>
+      <w:r>
+        <w:instrText>https://habr.com/ru/companies/vk/articles/513842/</w:instrText>
+      </w:r>
+      <w:r>
+        <w:instrText>"</w:instrText>
+      </w:r>
+      <w:r>
+        <w:fldChar w:fldCharType="separate"/>
+      </w:r>
+      <w:r>
+        <w:rPr>
+          <w:rStyle w:val="ad"/>
+        </w:rPr>
+        <w:t>https://habr.com/ru/companies/vk/articles/513842/</w:t>
+      </w:r>
+      <w:r>
+        <w:fldChar w:fldCharType="end"/>
+      </w:r>
+      <w:r>
+        <w:t xml:space="preserve"> </w:t>
+      </w:r>
+      <w:r>
+        <w:t xml:space="preserve">– </w:t>
+      </w:r>
+      <w:r>
+        <w:t>об искусственных нейронных сетях</w:t>
+      </w:r>
+      <w:r>
         <w:t>;</w:t>
       </w:r>
-    </w:p>
+      <w:bookmarkEnd w:id="72"/>
+    </w:p>
+    <w:bookmarkStart w:id="73" w:name="_Ref229919667"/>
     <w:p>
       <w:pPr>
         <w:pStyle w:val="a2"/>
@@ -22404,15 +26640,44 @@
         </w:numPr>
       </w:pPr>
       <w:r>
-        <w:t>М – о</w:t>
-      </w:r>
-      <w:r>
-        <w:rPr>
-          <w:lang w:val="en-US"/>
-        </w:rPr>
+        <w:fldChar w:fldCharType="begin"/>
+      </w:r>
+      <w:r>
+        <w:instrText>HYPERLINK "</w:instrText>
+      </w:r>
+      <w:r>
+        <w:instrText>https://help.loginom.ru/userguide/processors/datamining/neural-network-regression.html</w:instrText>
+      </w:r>
+      <w:r>
+        <w:instrText>"</w:instrText>
+      </w:r>
+      <w:r>
+        <w:fldChar w:fldCharType="separate"/>
+      </w:r>
+      <w:r>
+        <w:rPr>
+          <w:rStyle w:val="ad"/>
+        </w:rPr>
+        <w:t>https://help.loginom.ru/userguide/processors/datamining/neural-network-regression.html</w:t>
+      </w:r>
+      <w:r>
+        <w:fldChar w:fldCharType="end"/>
+      </w:r>
+      <w:r>
+        <w:t xml:space="preserve"> </w:t>
+      </w:r>
+      <w:r>
+        <w:t>– о</w:t>
+      </w:r>
+      <w:r>
+        <w:t>б искусственных нейронных сетях</w:t>
+      </w:r>
+      <w:r>
         <w:t>;</w:t>
       </w:r>
-    </w:p>
+      <w:bookmarkEnd w:id="73"/>
+    </w:p>
+    <w:bookmarkStart w:id="74" w:name="_Ref229924254"/>
     <w:p>
       <w:pPr>
         <w:pStyle w:val="a2"/>
@@ -22422,15 +26687,48 @@
         </w:numPr>
       </w:pPr>
       <w:r>
-        <w:t>М – о</w:t>
-      </w:r>
-      <w:r>
-        <w:rPr>
-          <w:lang w:val="en-US"/>
-        </w:rPr>
+        <w:lastRenderedPageBreak/>
+        <w:fldChar w:fldCharType="begin"/>
+      </w:r>
+      <w:r>
+        <w:instrText>HYPERLINK "</w:instrText>
+      </w:r>
+      <w:r>
+        <w:instrText>http://www.machinelearning.ru/wiki/index.php?title=%D0%9C%D0%BE%D0%B4%D0%B5%D0%BB%D1%8C_%D0%9C%D0%B0%D0%BA%D0%9A%D0%B0%D0%BB%D0%BB%D0%BE%D0%BA%D0%B0-%D0%9F%D0%B8%D1%82%D1%82%D1%81%D0%B0</w:instrText>
+      </w:r>
+      <w:r>
+        <w:instrText>"</w:instrText>
+      </w:r>
+      <w:r>
+        <w:fldChar w:fldCharType="separate"/>
+      </w:r>
+      <w:r>
+        <w:rPr>
+          <w:rStyle w:val="ad"/>
+        </w:rPr>
+        <w:t>http://www.machinelearning.ru/wiki/index.php?title=%D0%9C%D0%BE%D0%B4%D0%B5%D0%BB%D1%8C_%D0%9C%D0%B0%D0%BA%D0%9A%D0%B0%D0%BB%D0%BB%D0%BE%D0%BA%D0%B0-%D0%9F%D0%B8%D1%82%D1%82%D1%81%D0%B0</w:t>
+      </w:r>
+      <w:r>
+        <w:fldChar w:fldCharType="end"/>
+      </w:r>
+      <w:r>
+        <w:t xml:space="preserve"> </w:t>
+      </w:r>
+      <w:r>
+        <w:t>– о</w:t>
+      </w:r>
+      <w:r>
+        <w:t xml:space="preserve"> </w:t>
+      </w:r>
+      <w:r>
+        <w:t>модели искусственного нейрона</w:t>
+      </w:r>
+      <w:r>
         <w:t>;</w:t>
       </w:r>
-    </w:p>
+      <w:bookmarkEnd w:id="74"/>
+    </w:p>
+    <w:bookmarkStart w:id="75" w:name="_Ref229924199"/>
     <w:p>
       <w:pPr>
         <w:pStyle w:val="a2"/>
@@ -22439,27 +26737,91 @@
           <w:numId w:val="7"/>
         </w:numPr>
       </w:pPr>
+      <w:r>
+        <w:fldChar w:fldCharType="begin"/>
+      </w:r>
+      <w:r>
+        <w:instrText>HYPERLINK "</w:instrText>
+      </w:r>
+      <w:r>
+        <w:instrText>http://www.machinelearning.ru/wiki/index.php?title=%D0%9F%D0%B5%D1%80%D1%81%D0%B5%D0%BF%D1%82%D1%80%D0%BE%D0%BD</w:instrText>
+      </w:r>
+      <w:r>
+        <w:instrText>"</w:instrText>
+      </w:r>
+      <w:r>
+        <w:fldChar w:fldCharType="separate"/>
+      </w:r>
+      <w:r>
+        <w:rPr>
+          <w:rStyle w:val="ad"/>
+        </w:rPr>
+        <w:t>http://www.machinelearning.ru/wiki/index.php?title=%D0%9F%D0%B5%D1%80</w:t>
+      </w:r>
+      <w:r>
+        <w:rPr>
+          <w:rStyle w:val="ad"/>
+        </w:rPr>
+        <w:t>%</w:t>
+      </w:r>
+      <w:r>
+        <w:rPr>
+          <w:rStyle w:val="ad"/>
+        </w:rPr>
+        <w:t>D1%81%D0%B5%D</w:t>
+      </w:r>
+      <w:r>
+        <w:rPr>
+          <w:rStyle w:val="ad"/>
+        </w:rPr>
+        <w:t>0</w:t>
+      </w:r>
+      <w:r>
+        <w:rPr>
+          <w:rStyle w:val="ad"/>
+        </w:rPr>
+        <w:t>%BF%D1%82%D1%80%D0%BE%D0%BD</w:t>
+      </w:r>
+      <w:r>
+        <w:fldChar w:fldCharType="end"/>
+      </w:r>
+      <w:r>
+        <w:t xml:space="preserve"> – о персептроне</w:t>
+      </w:r>
+      <w:r>
+        <w:t>;</w:t>
+      </w:r>
+      <w:bookmarkEnd w:id="75"/>
+    </w:p>
+    <w:p>
+      <w:pPr>
+        <w:pStyle w:val="a2"/>
+        <w:numPr>
+          <w:ilvl w:val="0"/>
+          <w:numId w:val="7"/>
+        </w:numPr>
+      </w:pPr>
     </w:p>
     <w:p>
       <w:pPr>
         <w:pStyle w:val="1"/>
       </w:pPr>
-      <w:bookmarkStart w:id="69" w:name="_Toc229881660"/>
+      <w:bookmarkStart w:id="76" w:name="_Toc229950004"/>
       <w:r>
         <w:lastRenderedPageBreak/>
         <w:t>Приложения</w:t>
       </w:r>
-      <w:bookmarkEnd w:id="69"/>
+      <w:bookmarkEnd w:id="76"/>
     </w:p>
     <w:p>
       <w:pPr>
         <w:pStyle w:val="2"/>
       </w:pPr>
-      <w:bookmarkStart w:id="70" w:name="_Toc229881661"/>
+      <w:bookmarkStart w:id="77" w:name="_Toc229950005"/>
       <w:r>
         <w:t>Техническое задание</w:t>
       </w:r>
-      <w:bookmarkEnd w:id="70"/>
+      <w:bookmarkEnd w:id="77"/>
       <w:r>
         <w:t xml:space="preserve"> </w:t>
       </w:r>
@@ -22468,11 +26830,11 @@
       <w:pPr>
         <w:pStyle w:val="2"/>
       </w:pPr>
-      <w:bookmarkStart w:id="71" w:name="_Toc229881662"/>
+      <w:bookmarkStart w:id="78" w:name="_Toc229950006"/>
       <w:r>
         <w:t>Руководство программиста</w:t>
       </w:r>
-      <w:bookmarkEnd w:id="71"/>
+      <w:bookmarkEnd w:id="78"/>
     </w:p>
     <w:p>
       <w:pPr>
@@ -22481,11 +26843,11 @@
           <w:lang w:val="en-US"/>
         </w:rPr>
       </w:pPr>
-      <w:bookmarkStart w:id="72" w:name="_Toc229881663"/>
+      <w:bookmarkStart w:id="79" w:name="_Toc229950007"/>
       <w:r>
         <w:t>Руководство пользователя</w:t>
       </w:r>
-      <w:bookmarkEnd w:id="72"/>
+      <w:bookmarkEnd w:id="79"/>
     </w:p>
     <w:p>
       <w:pPr>
@@ -22494,11 +26856,11 @@
           <w:lang w:val="en-US"/>
         </w:rPr>
       </w:pPr>
-      <w:bookmarkStart w:id="73" w:name="_Toc229881664"/>
+      <w:bookmarkStart w:id="80" w:name="_Toc229950008"/>
       <w:r>
         <w:t>Материалы выпускной квалификационной работы</w:t>
       </w:r>
-      <w:bookmarkEnd w:id="73"/>
+      <w:bookmarkEnd w:id="80"/>
     </w:p>
     <w:p>
       <w:pPr>
@@ -22540,7 +26902,7 @@
           <w:numId w:val="8"/>
         </w:numPr>
       </w:pPr>
-      <w:hyperlink r:id="rId21" w:history="1">
+      <w:hyperlink r:id="rId23" w:history="1">
         <w:r>
           <w:rPr>
             <w:rStyle w:val="ad"/>
@@ -22553,7 +26915,7 @@
       </w:r>
     </w:p>
     <w:sectPr>
-      <w:footerReference w:type="default" r:id="rId22"/>
+      <w:footerReference w:type="default" r:id="rId24"/>
       <w:pgSz w:w="11906" w:h="16838" w:code="9"/>
       <w:pgMar w:top="851" w:right="567" w:bottom="1701" w:left="1418" w:header="284" w:footer="284" w:gutter="0"/>
       <w:pgNumType w:start="3"/>
@@ -23653,7 +28015,6 @@
                                 <w:szCs w:val="28"/>
                               </w:rPr>
                             </w:pPr>
-                            <w:proofErr w:type="spellStart"/>
                             <w:r>
                               <w:rPr>
                                 <w:rFonts w:ascii="Arial" w:hAnsi="Arial" w:cs="Arial"/>
@@ -23661,17 +28022,7 @@
                                 <w:sz w:val="28"/>
                                 <w:szCs w:val="28"/>
                               </w:rPr>
-                              <w:t>УУНиТ</w:t>
-                            </w:r>
-                            <w:proofErr w:type="spellEnd"/>
-                            <w:r>
-                              <w:rPr>
-                                <w:rFonts w:ascii="Arial" w:hAnsi="Arial" w:cs="Arial"/>
-                                <w:i/>
-                                <w:sz w:val="28"/>
-                                <w:szCs w:val="28"/>
-                              </w:rPr>
-                              <w:t xml:space="preserve"> </w:t>
+                              <w:t xml:space="preserve">УУНиТ </w:t>
                             </w:r>
                             <w:r>
                               <w:rPr>
@@ -24080,7 +28431,6 @@
                                 <w:szCs w:val="16"/>
                               </w:rPr>
                             </w:pPr>
-                            <w:proofErr w:type="spellStart"/>
                             <w:r>
                               <w:rPr>
                                 <w:rFonts w:ascii="Arial" w:hAnsi="Arial" w:cs="Arial"/>
@@ -24088,17 +28438,7 @@
                                 <w:sz w:val="16"/>
                                 <w:szCs w:val="16"/>
                               </w:rPr>
-                              <w:t>Разраб</w:t>
-                            </w:r>
-                            <w:proofErr w:type="spellEnd"/>
-                            <w:r>
-                              <w:rPr>
-                                <w:rFonts w:ascii="Arial" w:hAnsi="Arial" w:cs="Arial"/>
-                                <w:i/>
-                                <w:sz w:val="16"/>
-                                <w:szCs w:val="16"/>
-                              </w:rPr>
-                              <w:t>.</w:t>
+                              <w:t>Разраб.</w:t>
                             </w:r>
                           </w:p>
                         </w:txbxContent>
@@ -24219,7 +28559,6 @@
                                 <w:szCs w:val="16"/>
                               </w:rPr>
                             </w:pPr>
-                            <w:proofErr w:type="spellStart"/>
                             <w:r>
                               <w:rPr>
                                 <w:rFonts w:ascii="Arial" w:hAnsi="Arial" w:cs="Arial"/>
@@ -24227,17 +28566,7 @@
                                 <w:sz w:val="16"/>
                                 <w:szCs w:val="16"/>
                               </w:rPr>
-                              <w:t>Рецен</w:t>
-                            </w:r>
-                            <w:proofErr w:type="spellEnd"/>
-                            <w:r>
-                              <w:rPr>
-                                <w:rFonts w:ascii="Arial" w:hAnsi="Arial" w:cs="Arial"/>
-                                <w:i/>
-                                <w:sz w:val="16"/>
-                                <w:szCs w:val="16"/>
-                              </w:rPr>
-                              <w:t>.</w:t>
+                              <w:t>Рецен.</w:t>
                             </w:r>
                           </w:p>
                         </w:txbxContent>
@@ -24326,7 +28655,6 @@
                                 <w:szCs w:val="16"/>
                               </w:rPr>
                             </w:pPr>
-                            <w:proofErr w:type="spellStart"/>
                             <w:r>
                               <w:rPr>
                                 <w:rFonts w:ascii="Arial" w:hAnsi="Arial" w:cs="Arial"/>
@@ -24334,17 +28662,7 @@
                                 <w:sz w:val="16"/>
                                 <w:szCs w:val="16"/>
                               </w:rPr>
-                              <w:t>Н.контр</w:t>
-                            </w:r>
-                            <w:proofErr w:type="spellEnd"/>
-                            <w:r>
-                              <w:rPr>
-                                <w:rFonts w:ascii="Arial" w:hAnsi="Arial" w:cs="Arial"/>
-                                <w:i/>
-                                <w:sz w:val="16"/>
-                                <w:szCs w:val="16"/>
-                              </w:rPr>
-                              <w:t>.</w:t>
+                              <w:t>Н.контр.</w:t>
                             </w:r>
                           </w:p>
                         </w:txbxContent>
@@ -24529,7 +28847,6 @@
                                 <w:szCs w:val="16"/>
                               </w:rPr>
                             </w:pPr>
-                            <w:proofErr w:type="spellStart"/>
                             <w:r>
                               <w:rPr>
                                 <w:rFonts w:ascii="Arial" w:hAnsi="Arial" w:cs="Arial"/>
@@ -24537,17 +28854,7 @@
                                 <w:sz w:val="16"/>
                                 <w:szCs w:val="16"/>
                               </w:rPr>
-                              <w:t>Нургаянова</w:t>
-                            </w:r>
-                            <w:proofErr w:type="spellEnd"/>
-                            <w:r>
-                              <w:rPr>
-                                <w:rFonts w:ascii="Arial" w:hAnsi="Arial" w:cs="Arial"/>
-                                <w:i/>
-                                <w:sz w:val="16"/>
-                                <w:szCs w:val="16"/>
-                              </w:rPr>
-                              <w:t xml:space="preserve"> О.С.</w:t>
+                              <w:t>Нургаянова О.С.</w:t>
                             </w:r>
                           </w:p>
                         </w:txbxContent>
@@ -25247,7 +29554,6 @@
                           <w:szCs w:val="28"/>
                         </w:rPr>
                       </w:pPr>
-                      <w:proofErr w:type="spellStart"/>
                       <w:r>
                         <w:rPr>
                           <w:rFonts w:ascii="Arial" w:hAnsi="Arial" w:cs="Arial"/>
@@ -25255,17 +29561,7 @@
                           <w:sz w:val="28"/>
                           <w:szCs w:val="28"/>
                         </w:rPr>
-                        <w:t>УУНиТ</w:t>
-                      </w:r>
-                      <w:proofErr w:type="spellEnd"/>
-                      <w:r>
-                        <w:rPr>
-                          <w:rFonts w:ascii="Arial" w:hAnsi="Arial" w:cs="Arial"/>
-                          <w:i/>
-                          <w:sz w:val="28"/>
-                          <w:szCs w:val="28"/>
-                        </w:rPr>
-                        <w:t xml:space="preserve"> </w:t>
+                        <w:t xml:space="preserve">УУНиТ </w:t>
                       </w:r>
                       <w:r>
                         <w:rPr>
@@ -25440,7 +29736,6 @@
                           <w:szCs w:val="16"/>
                         </w:rPr>
                       </w:pPr>
-                      <w:proofErr w:type="spellStart"/>
                       <w:r>
                         <w:rPr>
                           <w:rFonts w:ascii="Arial" w:hAnsi="Arial" w:cs="Arial"/>
@@ -25448,17 +29743,7 @@
                           <w:sz w:val="16"/>
                           <w:szCs w:val="16"/>
                         </w:rPr>
-                        <w:t>Разраб</w:t>
-                      </w:r>
-                      <w:proofErr w:type="spellEnd"/>
-                      <w:r>
-                        <w:rPr>
-                          <w:rFonts w:ascii="Arial" w:hAnsi="Arial" w:cs="Arial"/>
-                          <w:i/>
-                          <w:sz w:val="16"/>
-                          <w:szCs w:val="16"/>
-                        </w:rPr>
-                        <w:t>.</w:t>
+                        <w:t>Разраб.</w:t>
                       </w:r>
                     </w:p>
                   </w:txbxContent>
@@ -25501,7 +29786,6 @@
                           <w:szCs w:val="16"/>
                         </w:rPr>
                       </w:pPr>
-                      <w:proofErr w:type="spellStart"/>
                       <w:r>
                         <w:rPr>
                           <w:rFonts w:ascii="Arial" w:hAnsi="Arial" w:cs="Arial"/>
@@ -25509,17 +29793,7 @@
                           <w:sz w:val="16"/>
                           <w:szCs w:val="16"/>
                         </w:rPr>
-                        <w:t>Рецен</w:t>
-                      </w:r>
-                      <w:proofErr w:type="spellEnd"/>
-                      <w:r>
-                        <w:rPr>
-                          <w:rFonts w:ascii="Arial" w:hAnsi="Arial" w:cs="Arial"/>
-                          <w:i/>
-                          <w:sz w:val="16"/>
-                          <w:szCs w:val="16"/>
-                        </w:rPr>
-                        <w:t>.</w:t>
+                        <w:t>Рецен.</w:t>
                       </w:r>
                     </w:p>
                   </w:txbxContent>
@@ -25538,7 +29812,6 @@
                           <w:szCs w:val="16"/>
                         </w:rPr>
                       </w:pPr>
-                      <w:proofErr w:type="spellStart"/>
                       <w:r>
                         <w:rPr>
                           <w:rFonts w:ascii="Arial" w:hAnsi="Arial" w:cs="Arial"/>
@@ -25546,17 +29819,7 @@
                           <w:sz w:val="16"/>
                           <w:szCs w:val="16"/>
                         </w:rPr>
-                        <w:t>Н.контр</w:t>
-                      </w:r>
-                      <w:proofErr w:type="spellEnd"/>
-                      <w:r>
-                        <w:rPr>
-                          <w:rFonts w:ascii="Arial" w:hAnsi="Arial" w:cs="Arial"/>
-                          <w:i/>
-                          <w:sz w:val="16"/>
-                          <w:szCs w:val="16"/>
-                        </w:rPr>
-                        <w:t>.</w:t>
+                        <w:t>Н.контр.</w:t>
                       </w:r>
                     </w:p>
                   </w:txbxContent>
@@ -25624,7 +29887,6 @@
                           <w:szCs w:val="16"/>
                         </w:rPr>
                       </w:pPr>
-                      <w:proofErr w:type="spellStart"/>
                       <w:r>
                         <w:rPr>
                           <w:rFonts w:ascii="Arial" w:hAnsi="Arial" w:cs="Arial"/>
@@ -25632,17 +29894,7 @@
                           <w:sz w:val="16"/>
                           <w:szCs w:val="16"/>
                         </w:rPr>
-                        <w:t>Нургаянова</w:t>
-                      </w:r>
-                      <w:proofErr w:type="spellEnd"/>
-                      <w:r>
-                        <w:rPr>
-                          <w:rFonts w:ascii="Arial" w:hAnsi="Arial" w:cs="Arial"/>
-                          <w:i/>
-                          <w:sz w:val="16"/>
-                          <w:szCs w:val="16"/>
-                        </w:rPr>
-                        <w:t xml:space="preserve"> О.С.</w:t>
+                        <w:t>Нургаянова О.С.</w:t>
                       </w:r>
                     </w:p>
                   </w:txbxContent>
@@ -29178,95 +33430,9 @@
     </w:lvl>
   </w:abstractNum>
   <w:abstractNum w:abstractNumId="23" w15:restartNumberingAfterBreak="0">
-    <w:nsid w:val="51945F49"/>
+    <w:nsid w:val="503F5922"/>
     <w:multiLevelType w:val="hybridMultilevel"/>
-    <w:tmpl w:val="7C5C52D6"/>
-    <w:lvl w:ilvl="0" w:tplc="0419000F">
-      <w:start w:val="1"/>
-      <w:numFmt w:val="decimal"/>
-      <w:lvlText w:val="%1."/>
-      <w:lvlJc w:val="left"/>
-      <w:pPr>
-        <w:ind w:left="1429" w:hanging="360"/>
-      </w:pPr>
-    </w:lvl>
-    <w:lvl w:ilvl="1" w:tplc="04190019">
-      <w:start w:val="1"/>
-      <w:numFmt w:val="lowerLetter"/>
-      <w:lvlText w:val="%2."/>
-      <w:lvlJc w:val="left"/>
-      <w:pPr>
-        <w:ind w:left="2149" w:hanging="360"/>
-      </w:pPr>
-    </w:lvl>
-    <w:lvl w:ilvl="2" w:tplc="0419001B">
-      <w:start w:val="1"/>
-      <w:numFmt w:val="lowerRoman"/>
-      <w:lvlText w:val="%3."/>
-      <w:lvlJc w:val="right"/>
-      <w:pPr>
-        <w:ind w:left="2869" w:hanging="180"/>
-      </w:pPr>
-    </w:lvl>
-    <w:lvl w:ilvl="3" w:tplc="0419000F" w:tentative="1">
-      <w:start w:val="1"/>
-      <w:numFmt w:val="decimal"/>
-      <w:lvlText w:val="%4."/>
-      <w:lvlJc w:val="left"/>
-      <w:pPr>
-        <w:ind w:left="3589" w:hanging="360"/>
-      </w:pPr>
-    </w:lvl>
-    <w:lvl w:ilvl="4" w:tplc="04190019" w:tentative="1">
-      <w:start w:val="1"/>
-      <w:numFmt w:val="lowerLetter"/>
-      <w:lvlText w:val="%5."/>
-      <w:lvlJc w:val="left"/>
-      <w:pPr>
-        <w:ind w:left="4309" w:hanging="360"/>
-      </w:pPr>
-    </w:lvl>
-    <w:lvl w:ilvl="5" w:tplc="0419001B" w:tentative="1">
-      <w:start w:val="1"/>
-      <w:numFmt w:val="lowerRoman"/>
-      <w:lvlText w:val="%6."/>
-      <w:lvlJc w:val="right"/>
-      <w:pPr>
-        <w:ind w:left="5029" w:hanging="180"/>
-      </w:pPr>
-    </w:lvl>
-    <w:lvl w:ilvl="6" w:tplc="0419000F" w:tentative="1">
-      <w:start w:val="1"/>
-      <w:numFmt w:val="decimal"/>
-      <w:lvlText w:val="%7."/>
-      <w:lvlJc w:val="left"/>
-      <w:pPr>
-        <w:ind w:left="5749" w:hanging="360"/>
-      </w:pPr>
-    </w:lvl>
-    <w:lvl w:ilvl="7" w:tplc="04190019" w:tentative="1">
-      <w:start w:val="1"/>
-      <w:numFmt w:val="lowerLetter"/>
-      <w:lvlText w:val="%8."/>
-      <w:lvlJc w:val="left"/>
-      <w:pPr>
-        <w:ind w:left="6469" w:hanging="360"/>
-      </w:pPr>
-    </w:lvl>
-    <w:lvl w:ilvl="8" w:tplc="0419001B" w:tentative="1">
-      <w:start w:val="1"/>
-      <w:numFmt w:val="lowerRoman"/>
-      <w:lvlText w:val="%9."/>
-      <w:lvlJc w:val="right"/>
-      <w:pPr>
-        <w:ind w:left="7189" w:hanging="180"/>
-      </w:pPr>
-    </w:lvl>
-  </w:abstractNum>
-  <w:abstractNum w:abstractNumId="24" w15:restartNumberingAfterBreak="0">
-    <w:nsid w:val="5311034D"/>
-    <w:multiLevelType w:val="hybridMultilevel"/>
-    <w:tmpl w:val="8EE08D7E"/>
+    <w:tmpl w:val="5E2E61C4"/>
     <w:lvl w:ilvl="0" w:tplc="04190001">
       <w:start w:val="1"/>
       <w:numFmt w:val="bullet"/>
@@ -29303,7 +33469,7 @@
         <w:rFonts w:ascii="Wingdings" w:hAnsi="Wingdings" w:hint="default"/>
       </w:rPr>
     </w:lvl>
-    <w:lvl w:ilvl="3" w:tplc="04190001" w:tentative="1">
+    <w:lvl w:ilvl="3" w:tplc="04190001">
       <w:start w:val="1"/>
       <w:numFmt w:val="bullet"/>
       <w:lvlText w:val=""/>
@@ -29376,7 +33542,206 @@
       </w:rPr>
     </w:lvl>
   </w:abstractNum>
+  <w:abstractNum w:abstractNumId="24" w15:restartNumberingAfterBreak="0">
+    <w:nsid w:val="51945F49"/>
+    <w:multiLevelType w:val="hybridMultilevel"/>
+    <w:tmpl w:val="7C5C52D6"/>
+    <w:lvl w:ilvl="0" w:tplc="0419000F">
+      <w:start w:val="1"/>
+      <w:numFmt w:val="decimal"/>
+      <w:lvlText w:val="%1."/>
+      <w:lvlJc w:val="left"/>
+      <w:pPr>
+        <w:ind w:left="1429" w:hanging="360"/>
+      </w:pPr>
+    </w:lvl>
+    <w:lvl w:ilvl="1" w:tplc="04190019">
+      <w:start w:val="1"/>
+      <w:numFmt w:val="lowerLetter"/>
+      <w:lvlText w:val="%2."/>
+      <w:lvlJc w:val="left"/>
+      <w:pPr>
+        <w:ind w:left="2149" w:hanging="360"/>
+      </w:pPr>
+    </w:lvl>
+    <w:lvl w:ilvl="2" w:tplc="0419001B">
+      <w:start w:val="1"/>
+      <w:numFmt w:val="lowerRoman"/>
+      <w:lvlText w:val="%3."/>
+      <w:lvlJc w:val="right"/>
+      <w:pPr>
+        <w:ind w:left="2869" w:hanging="180"/>
+      </w:pPr>
+    </w:lvl>
+    <w:lvl w:ilvl="3" w:tplc="0419000F" w:tentative="1">
+      <w:start w:val="1"/>
+      <w:numFmt w:val="decimal"/>
+      <w:lvlText w:val="%4."/>
+      <w:lvlJc w:val="left"/>
+      <w:pPr>
+        <w:ind w:left="3589" w:hanging="360"/>
+      </w:pPr>
+    </w:lvl>
+    <w:lvl w:ilvl="4" w:tplc="04190019" w:tentative="1">
+      <w:start w:val="1"/>
+      <w:numFmt w:val="lowerLetter"/>
+      <w:lvlText w:val="%5."/>
+      <w:lvlJc w:val="left"/>
+      <w:pPr>
+        <w:ind w:left="4309" w:hanging="360"/>
+      </w:pPr>
+    </w:lvl>
+    <w:lvl w:ilvl="5" w:tplc="0419001B" w:tentative="1">
+      <w:start w:val="1"/>
+      <w:numFmt w:val="lowerRoman"/>
+      <w:lvlText w:val="%6."/>
+      <w:lvlJc w:val="right"/>
+      <w:pPr>
+        <w:ind w:left="5029" w:hanging="180"/>
+      </w:pPr>
+    </w:lvl>
+    <w:lvl w:ilvl="6" w:tplc="0419000F" w:tentative="1">
+      <w:start w:val="1"/>
+      <w:numFmt w:val="decimal"/>
+      <w:lvlText w:val="%7."/>
+      <w:lvlJc w:val="left"/>
+      <w:pPr>
+        <w:ind w:left="5749" w:hanging="360"/>
+      </w:pPr>
+    </w:lvl>
+    <w:lvl w:ilvl="7" w:tplc="04190019" w:tentative="1">
+      <w:start w:val="1"/>
+      <w:numFmt w:val="lowerLetter"/>
+      <w:lvlText w:val="%8."/>
+      <w:lvlJc w:val="left"/>
+      <w:pPr>
+        <w:ind w:left="6469" w:hanging="360"/>
+      </w:pPr>
+    </w:lvl>
+    <w:lvl w:ilvl="8" w:tplc="0419001B" w:tentative="1">
+      <w:start w:val="1"/>
+      <w:numFmt w:val="lowerRoman"/>
+      <w:lvlText w:val="%9."/>
+      <w:lvlJc w:val="right"/>
+      <w:pPr>
+        <w:ind w:left="7189" w:hanging="180"/>
+      </w:pPr>
+    </w:lvl>
+  </w:abstractNum>
   <w:abstractNum w:abstractNumId="25" w15:restartNumberingAfterBreak="0">
+    <w:nsid w:val="5311034D"/>
+    <w:multiLevelType w:val="hybridMultilevel"/>
+    <w:tmpl w:val="8EE08D7E"/>
+    <w:lvl w:ilvl="0" w:tplc="04190001">
+      <w:start w:val="1"/>
+      <w:numFmt w:val="bullet"/>
+      <w:lvlText w:val=""/>
+      <w:lvlJc w:val="left"/>
+      <w:pPr>
+        <w:ind w:left="1429" w:hanging="360"/>
+      </w:pPr>
+      <w:rPr>
+        <w:rFonts w:ascii="Symbol" w:hAnsi="Symbol" w:hint="default"/>
+      </w:rPr>
+    </w:lvl>
+    <w:lvl w:ilvl="1" w:tplc="04190003">
+      <w:start w:val="1"/>
+      <w:numFmt w:val="bullet"/>
+      <w:lvlText w:val="o"/>
+      <w:lvlJc w:val="left"/>
+      <w:pPr>
+        <w:ind w:left="2149" w:hanging="360"/>
+      </w:pPr>
+      <w:rPr>
+        <w:rFonts w:ascii="Courier New" w:hAnsi="Courier New" w:cs="Courier New" w:hint="default"/>
+      </w:rPr>
+    </w:lvl>
+    <w:lvl w:ilvl="2" w:tplc="04190005">
+      <w:start w:val="1"/>
+      <w:numFmt w:val="bullet"/>
+      <w:lvlText w:val=""/>
+      <w:lvlJc w:val="left"/>
+      <w:pPr>
+        <w:ind w:left="2869" w:hanging="360"/>
+      </w:pPr>
+      <w:rPr>
+        <w:rFonts w:ascii="Wingdings" w:hAnsi="Wingdings" w:hint="default"/>
+      </w:rPr>
+    </w:lvl>
+    <w:lvl w:ilvl="3" w:tplc="04190001" w:tentative="1">
+      <w:start w:val="1"/>
+      <w:numFmt w:val="bullet"/>
+      <w:lvlText w:val=""/>
+      <w:lvlJc w:val="left"/>
+      <w:pPr>
+        <w:ind w:left="3589" w:hanging="360"/>
+      </w:pPr>
+      <w:rPr>
+        <w:rFonts w:ascii="Symbol" w:hAnsi="Symbol" w:hint="default"/>
+      </w:rPr>
+    </w:lvl>
+    <w:lvl w:ilvl="4" w:tplc="04190003" w:tentative="1">
+      <w:start w:val="1"/>
+      <w:numFmt w:val="bullet"/>
+      <w:lvlText w:val="o"/>
+      <w:lvlJc w:val="left"/>
+      <w:pPr>
+        <w:ind w:left="4309" w:hanging="360"/>
+      </w:pPr>
+      <w:rPr>
+        <w:rFonts w:ascii="Courier New" w:hAnsi="Courier New" w:cs="Courier New" w:hint="default"/>
+      </w:rPr>
+    </w:lvl>
+    <w:lvl w:ilvl="5" w:tplc="04190005" w:tentative="1">
+      <w:start w:val="1"/>
+      <w:numFmt w:val="bullet"/>
+      <w:lvlText w:val=""/>
+      <w:lvlJc w:val="left"/>
+      <w:pPr>
+        <w:ind w:left="5029" w:hanging="360"/>
+      </w:pPr>
+      <w:rPr>
+        <w:rFonts w:ascii="Wingdings" w:hAnsi="Wingdings" w:hint="default"/>
+      </w:rPr>
+    </w:lvl>
+    <w:lvl w:ilvl="6" w:tplc="04190001" w:tentative="1">
+      <w:start w:val="1"/>
+      <w:numFmt w:val="bullet"/>
+      <w:lvlText w:val=""/>
+      <w:lvlJc w:val="left"/>
+      <w:pPr>
+        <w:ind w:left="5749" w:hanging="360"/>
+      </w:pPr>
+      <w:rPr>
+        <w:rFonts w:ascii="Symbol" w:hAnsi="Symbol" w:hint="default"/>
+      </w:rPr>
+    </w:lvl>
+    <w:lvl w:ilvl="7" w:tplc="04190003" w:tentative="1">
+      <w:start w:val="1"/>
+      <w:numFmt w:val="bullet"/>
+      <w:lvlText w:val="o"/>
+      <w:lvlJc w:val="left"/>
+      <w:pPr>
+        <w:ind w:left="6469" w:hanging="360"/>
+      </w:pPr>
+      <w:rPr>
+        <w:rFonts w:ascii="Courier New" w:hAnsi="Courier New" w:cs="Courier New" w:hint="default"/>
+      </w:rPr>
+    </w:lvl>
+    <w:lvl w:ilvl="8" w:tplc="04190005" w:tentative="1">
+      <w:start w:val="1"/>
+      <w:numFmt w:val="bullet"/>
+      <w:lvlText w:val=""/>
+      <w:lvlJc w:val="left"/>
+      <w:pPr>
+        <w:ind w:left="7189" w:hanging="360"/>
+      </w:pPr>
+      <w:rPr>
+        <w:rFonts w:ascii="Wingdings" w:hAnsi="Wingdings" w:hint="default"/>
+      </w:rPr>
+    </w:lvl>
+  </w:abstractNum>
+  <w:abstractNum w:abstractNumId="26" w15:restartNumberingAfterBreak="0">
     <w:nsid w:val="581C707C"/>
     <w:multiLevelType w:val="hybridMultilevel"/>
     <w:tmpl w:val="2BCCB74E"/>
@@ -29489,7 +33854,7 @@
       </w:rPr>
     </w:lvl>
   </w:abstractNum>
-  <w:abstractNum w:abstractNumId="26" w15:restartNumberingAfterBreak="0">
+  <w:abstractNum w:abstractNumId="27" w15:restartNumberingAfterBreak="0">
     <w:nsid w:val="5A553AFB"/>
     <w:multiLevelType w:val="hybridMultilevel"/>
     <w:tmpl w:val="B5646DDC"/>
@@ -29602,7 +33967,7 @@
       </w:rPr>
     </w:lvl>
   </w:abstractNum>
-  <w:abstractNum w:abstractNumId="27" w15:restartNumberingAfterBreak="0">
+  <w:abstractNum w:abstractNumId="28" w15:restartNumberingAfterBreak="0">
     <w:nsid w:val="66F33F3E"/>
     <w:multiLevelType w:val="hybridMultilevel"/>
     <w:tmpl w:val="E2EADE76"/>
@@ -29715,10 +34080,322 @@
       </w:rPr>
     </w:lvl>
   </w:abstractNum>
-  <w:abstractNum w:abstractNumId="28" w15:restartNumberingAfterBreak="0">
-    <w:nsid w:val="7F8E472E"/>
+  <w:abstractNum w:abstractNumId="29" w15:restartNumberingAfterBreak="0">
+    <w:nsid w:val="67C94722"/>
     <w:multiLevelType w:val="hybridMultilevel"/>
-    <w:tmpl w:val="C28C279C"/>
+    <w:tmpl w:val="3556A04C"/>
+    <w:lvl w:ilvl="0" w:tplc="04190001">
+      <w:start w:val="1"/>
+      <w:numFmt w:val="bullet"/>
+      <w:lvlText w:val=""/>
+      <w:lvlJc w:val="left"/>
+      <w:pPr>
+        <w:ind w:left="1500" w:hanging="360"/>
+      </w:pPr>
+      <w:rPr>
+        <w:rFonts w:ascii="Symbol" w:hAnsi="Symbol" w:hint="default"/>
+      </w:rPr>
+    </w:lvl>
+    <w:lvl w:ilvl="1" w:tplc="04190003">
+      <w:start w:val="1"/>
+      <w:numFmt w:val="bullet"/>
+      <w:lvlText w:val="o"/>
+      <w:lvlJc w:val="left"/>
+      <w:pPr>
+        <w:ind w:left="2220" w:hanging="360"/>
+      </w:pPr>
+      <w:rPr>
+        <w:rFonts w:ascii="Courier New" w:hAnsi="Courier New" w:cs="Courier New" w:hint="default"/>
+      </w:rPr>
+    </w:lvl>
+    <w:lvl w:ilvl="2" w:tplc="04190005" w:tentative="1">
+      <w:start w:val="1"/>
+      <w:numFmt w:val="bullet"/>
+      <w:lvlText w:val=""/>
+      <w:lvlJc w:val="left"/>
+      <w:pPr>
+        <w:ind w:left="2940" w:hanging="360"/>
+      </w:pPr>
+      <w:rPr>
+        <w:rFonts w:ascii="Wingdings" w:hAnsi="Wingdings" w:hint="default"/>
+      </w:rPr>
+    </w:lvl>
+    <w:lvl w:ilvl="3" w:tplc="04190001" w:tentative="1">
+      <w:start w:val="1"/>
+      <w:numFmt w:val="bullet"/>
+      <w:lvlText w:val=""/>
+      <w:lvlJc w:val="left"/>
+      <w:pPr>
+        <w:ind w:left="3660" w:hanging="360"/>
+      </w:pPr>
+      <w:rPr>
+        <w:rFonts w:ascii="Symbol" w:hAnsi="Symbol" w:hint="default"/>
+      </w:rPr>
+    </w:lvl>
+    <w:lvl w:ilvl="4" w:tplc="04190003" w:tentative="1">
+      <w:start w:val="1"/>
+      <w:numFmt w:val="bullet"/>
+      <w:lvlText w:val="o"/>
+      <w:lvlJc w:val="left"/>
+      <w:pPr>
+        <w:ind w:left="4380" w:hanging="360"/>
+      </w:pPr>
+      <w:rPr>
+        <w:rFonts w:ascii="Courier New" w:hAnsi="Courier New" w:cs="Courier New" w:hint="default"/>
+      </w:rPr>
+    </w:lvl>
+    <w:lvl w:ilvl="5" w:tplc="04190005" w:tentative="1">
+      <w:start w:val="1"/>
+      <w:numFmt w:val="bullet"/>
+      <w:lvlText w:val=""/>
+      <w:lvlJc w:val="left"/>
+      <w:pPr>
+        <w:ind w:left="5100" w:hanging="360"/>
+      </w:pPr>
+      <w:rPr>
+        <w:rFonts w:ascii="Wingdings" w:hAnsi="Wingdings" w:hint="default"/>
+      </w:rPr>
+    </w:lvl>
+    <w:lvl w:ilvl="6" w:tplc="04190001" w:tentative="1">
+      <w:start w:val="1"/>
+      <w:numFmt w:val="bullet"/>
+      <w:lvlText w:val=""/>
+      <w:lvlJc w:val="left"/>
+      <w:pPr>
+        <w:ind w:left="5820" w:hanging="360"/>
+      </w:pPr>
+      <w:rPr>
+        <w:rFonts w:ascii="Symbol" w:hAnsi="Symbol" w:hint="default"/>
+      </w:rPr>
+    </w:lvl>
+    <w:lvl w:ilvl="7" w:tplc="04190003" w:tentative="1">
+      <w:start w:val="1"/>
+      <w:numFmt w:val="bullet"/>
+      <w:lvlText w:val="o"/>
+      <w:lvlJc w:val="left"/>
+      <w:pPr>
+        <w:ind w:left="6540" w:hanging="360"/>
+      </w:pPr>
+      <w:rPr>
+        <w:rFonts w:ascii="Courier New" w:hAnsi="Courier New" w:cs="Courier New" w:hint="default"/>
+      </w:rPr>
+    </w:lvl>
+    <w:lvl w:ilvl="8" w:tplc="04190005" w:tentative="1">
+      <w:start w:val="1"/>
+      <w:numFmt w:val="bullet"/>
+      <w:lvlText w:val=""/>
+      <w:lvlJc w:val="left"/>
+      <w:pPr>
+        <w:ind w:left="7260" w:hanging="360"/>
+      </w:pPr>
+      <w:rPr>
+        <w:rFonts w:ascii="Wingdings" w:hAnsi="Wingdings" w:hint="default"/>
+      </w:rPr>
+    </w:lvl>
+  </w:abstractNum>
+  <w:abstractNum w:abstractNumId="30" w15:restartNumberingAfterBreak="0">
+    <w:nsid w:val="701B180F"/>
+    <w:multiLevelType w:val="hybridMultilevel"/>
+    <w:tmpl w:val="686A2E00"/>
+    <w:lvl w:ilvl="0" w:tplc="0419000F">
+      <w:start w:val="1"/>
+      <w:numFmt w:val="decimal"/>
+      <w:lvlText w:val="%1."/>
+      <w:lvlJc w:val="left"/>
+      <w:pPr>
+        <w:ind w:left="1429" w:hanging="360"/>
+      </w:pPr>
+    </w:lvl>
+    <w:lvl w:ilvl="1" w:tplc="04190019">
+      <w:start w:val="1"/>
+      <w:numFmt w:val="lowerLetter"/>
+      <w:lvlText w:val="%2."/>
+      <w:lvlJc w:val="left"/>
+      <w:pPr>
+        <w:ind w:left="2149" w:hanging="360"/>
+      </w:pPr>
+    </w:lvl>
+    <w:lvl w:ilvl="2" w:tplc="0419001B" w:tentative="1">
+      <w:start w:val="1"/>
+      <w:numFmt w:val="lowerRoman"/>
+      <w:lvlText w:val="%3."/>
+      <w:lvlJc w:val="right"/>
+      <w:pPr>
+        <w:ind w:left="2869" w:hanging="180"/>
+      </w:pPr>
+    </w:lvl>
+    <w:lvl w:ilvl="3" w:tplc="0419000F" w:tentative="1">
+      <w:start w:val="1"/>
+      <w:numFmt w:val="decimal"/>
+      <w:lvlText w:val="%4."/>
+      <w:lvlJc w:val="left"/>
+      <w:pPr>
+        <w:ind w:left="3589" w:hanging="360"/>
+      </w:pPr>
+    </w:lvl>
+    <w:lvl w:ilvl="4" w:tplc="04190019" w:tentative="1">
+      <w:start w:val="1"/>
+      <w:numFmt w:val="lowerLetter"/>
+      <w:lvlText w:val="%5."/>
+      <w:lvlJc w:val="left"/>
+      <w:pPr>
+        <w:ind w:left="4309" w:hanging="360"/>
+      </w:pPr>
+    </w:lvl>
+    <w:lvl w:ilvl="5" w:tplc="0419001B" w:tentative="1">
+      <w:start w:val="1"/>
+      <w:numFmt w:val="lowerRoman"/>
+      <w:lvlText w:val="%6."/>
+      <w:lvlJc w:val="right"/>
+      <w:pPr>
+        <w:ind w:left="5029" w:hanging="180"/>
+      </w:pPr>
+    </w:lvl>
+    <w:lvl w:ilvl="6" w:tplc="0419000F" w:tentative="1">
+      <w:start w:val="1"/>
+      <w:numFmt w:val="decimal"/>
+      <w:lvlText w:val="%7."/>
+      <w:lvlJc w:val="left"/>
+      <w:pPr>
+        <w:ind w:left="5749" w:hanging="360"/>
+      </w:pPr>
+    </w:lvl>
+    <w:lvl w:ilvl="7" w:tplc="04190019" w:tentative="1">
+      <w:start w:val="1"/>
+      <w:numFmt w:val="lowerLetter"/>
+      <w:lvlText w:val="%8."/>
+      <w:lvlJc w:val="left"/>
+      <w:pPr>
+        <w:ind w:left="6469" w:hanging="360"/>
+      </w:pPr>
+    </w:lvl>
+    <w:lvl w:ilvl="8" w:tplc="0419001B" w:tentative="1">
+      <w:start w:val="1"/>
+      <w:numFmt w:val="lowerRoman"/>
+      <w:lvlText w:val="%9."/>
+      <w:lvlJc w:val="right"/>
+      <w:pPr>
+        <w:ind w:left="7189" w:hanging="180"/>
+      </w:pPr>
+    </w:lvl>
+  </w:abstractNum>
+  <w:abstractNum w:abstractNumId="31" w15:restartNumberingAfterBreak="0">
+    <w:nsid w:val="75C00A5E"/>
+    <w:multiLevelType w:val="hybridMultilevel"/>
+    <w:tmpl w:val="4DA8AEE8"/>
+    <w:lvl w:ilvl="0" w:tplc="04190001">
+      <w:start w:val="1"/>
+      <w:numFmt w:val="bullet"/>
+      <w:lvlText w:val=""/>
+      <w:lvlJc w:val="left"/>
+      <w:pPr>
+        <w:ind w:left="1429" w:hanging="360"/>
+      </w:pPr>
+      <w:rPr>
+        <w:rFonts w:ascii="Symbol" w:hAnsi="Symbol" w:hint="default"/>
+      </w:rPr>
+    </w:lvl>
+    <w:lvl w:ilvl="1" w:tplc="04190003">
+      <w:start w:val="1"/>
+      <w:numFmt w:val="bullet"/>
+      <w:lvlText w:val="o"/>
+      <w:lvlJc w:val="left"/>
+      <w:pPr>
+        <w:ind w:left="2149" w:hanging="360"/>
+      </w:pPr>
+      <w:rPr>
+        <w:rFonts w:ascii="Courier New" w:hAnsi="Courier New" w:cs="Courier New" w:hint="default"/>
+      </w:rPr>
+    </w:lvl>
+    <w:lvl w:ilvl="2" w:tplc="04190005">
+      <w:start w:val="1"/>
+      <w:numFmt w:val="bullet"/>
+      <w:lvlText w:val=""/>
+      <w:lvlJc w:val="left"/>
+      <w:pPr>
+        <w:ind w:left="2869" w:hanging="360"/>
+      </w:pPr>
+      <w:rPr>
+        <w:rFonts w:ascii="Wingdings" w:hAnsi="Wingdings" w:hint="default"/>
+      </w:rPr>
+    </w:lvl>
+    <w:lvl w:ilvl="3" w:tplc="04190001" w:tentative="1">
+      <w:start w:val="1"/>
+      <w:numFmt w:val="bullet"/>
+      <w:lvlText w:val=""/>
+      <w:lvlJc w:val="left"/>
+      <w:pPr>
+        <w:ind w:left="3589" w:hanging="360"/>
+      </w:pPr>
+      <w:rPr>
+        <w:rFonts w:ascii="Symbol" w:hAnsi="Symbol" w:hint="default"/>
+      </w:rPr>
+    </w:lvl>
+    <w:lvl w:ilvl="4" w:tplc="04190003" w:tentative="1">
+      <w:start w:val="1"/>
+      <w:numFmt w:val="bullet"/>
+      <w:lvlText w:val="o"/>
+      <w:lvlJc w:val="left"/>
+      <w:pPr>
+        <w:ind w:left="4309" w:hanging="360"/>
+      </w:pPr>
+      <w:rPr>
+        <w:rFonts w:ascii="Courier New" w:hAnsi="Courier New" w:cs="Courier New" w:hint="default"/>
+      </w:rPr>
+    </w:lvl>
+    <w:lvl w:ilvl="5" w:tplc="04190005" w:tentative="1">
+      <w:start w:val="1"/>
+      <w:numFmt w:val="bullet"/>
+      <w:lvlText w:val=""/>
+      <w:lvlJc w:val="left"/>
+      <w:pPr>
+        <w:ind w:left="5029" w:hanging="360"/>
+      </w:pPr>
+      <w:rPr>
+        <w:rFonts w:ascii="Wingdings" w:hAnsi="Wingdings" w:hint="default"/>
+      </w:rPr>
+    </w:lvl>
+    <w:lvl w:ilvl="6" w:tplc="04190001" w:tentative="1">
+      <w:start w:val="1"/>
+      <w:numFmt w:val="bullet"/>
+      <w:lvlText w:val=""/>
+      <w:lvlJc w:val="left"/>
+      <w:pPr>
+        <w:ind w:left="5749" w:hanging="360"/>
+      </w:pPr>
+      <w:rPr>
+        <w:rFonts w:ascii="Symbol" w:hAnsi="Symbol" w:hint="default"/>
+      </w:rPr>
+    </w:lvl>
+    <w:lvl w:ilvl="7" w:tplc="04190003" w:tentative="1">
+      <w:start w:val="1"/>
+      <w:numFmt w:val="bullet"/>
+      <w:lvlText w:val="o"/>
+      <w:lvlJc w:val="left"/>
+      <w:pPr>
+        <w:ind w:left="6469" w:hanging="360"/>
+      </w:pPr>
+      <w:rPr>
+        <w:rFonts w:ascii="Courier New" w:hAnsi="Courier New" w:cs="Courier New" w:hint="default"/>
+      </w:rPr>
+    </w:lvl>
+    <w:lvl w:ilvl="8" w:tplc="04190005" w:tentative="1">
+      <w:start w:val="1"/>
+      <w:numFmt w:val="bullet"/>
+      <w:lvlText w:val=""/>
+      <w:lvlJc w:val="left"/>
+      <w:pPr>
+        <w:ind w:left="7189" w:hanging="360"/>
+      </w:pPr>
+      <w:rPr>
+        <w:rFonts w:ascii="Wingdings" w:hAnsi="Wingdings" w:hint="default"/>
+      </w:rPr>
+    </w:lvl>
+  </w:abstractNum>
+  <w:abstractNum w:abstractNumId="32" w15:restartNumberingAfterBreak="0">
+    <w:nsid w:val="7C2F5D1F"/>
+    <w:multiLevelType w:val="hybridMultilevel"/>
+    <w:tmpl w:val="70864ED6"/>
     <w:lvl w:ilvl="0" w:tplc="04190001">
       <w:start w:val="1"/>
       <w:numFmt w:val="bullet"/>
@@ -29828,7 +34505,233 @@
       </w:rPr>
     </w:lvl>
   </w:abstractNum>
-  <w:abstractNum w:abstractNumId="29" w15:restartNumberingAfterBreak="0">
+  <w:abstractNum w:abstractNumId="33" w15:restartNumberingAfterBreak="0">
+    <w:nsid w:val="7F053004"/>
+    <w:multiLevelType w:val="hybridMultilevel"/>
+    <w:tmpl w:val="A32688FC"/>
+    <w:lvl w:ilvl="0" w:tplc="04190001">
+      <w:start w:val="1"/>
+      <w:numFmt w:val="bullet"/>
+      <w:lvlText w:val=""/>
+      <w:lvlJc w:val="left"/>
+      <w:pPr>
+        <w:ind w:left="1429" w:hanging="360"/>
+      </w:pPr>
+      <w:rPr>
+        <w:rFonts w:ascii="Symbol" w:hAnsi="Symbol" w:hint="default"/>
+      </w:rPr>
+    </w:lvl>
+    <w:lvl w:ilvl="1" w:tplc="04190003">
+      <w:start w:val="1"/>
+      <w:numFmt w:val="bullet"/>
+      <w:lvlText w:val="o"/>
+      <w:lvlJc w:val="left"/>
+      <w:pPr>
+        <w:ind w:left="2149" w:hanging="360"/>
+      </w:pPr>
+      <w:rPr>
+        <w:rFonts w:ascii="Courier New" w:hAnsi="Courier New" w:cs="Courier New" w:hint="default"/>
+      </w:rPr>
+    </w:lvl>
+    <w:lvl w:ilvl="2" w:tplc="04190005">
+      <w:start w:val="1"/>
+      <w:numFmt w:val="bullet"/>
+      <w:lvlText w:val=""/>
+      <w:lvlJc w:val="left"/>
+      <w:pPr>
+        <w:ind w:left="2869" w:hanging="360"/>
+      </w:pPr>
+      <w:rPr>
+        <w:rFonts w:ascii="Wingdings" w:hAnsi="Wingdings" w:hint="default"/>
+      </w:rPr>
+    </w:lvl>
+    <w:lvl w:ilvl="3" w:tplc="04190001" w:tentative="1">
+      <w:start w:val="1"/>
+      <w:numFmt w:val="bullet"/>
+      <w:lvlText w:val=""/>
+      <w:lvlJc w:val="left"/>
+      <w:pPr>
+        <w:ind w:left="3589" w:hanging="360"/>
+      </w:pPr>
+      <w:rPr>
+        <w:rFonts w:ascii="Symbol" w:hAnsi="Symbol" w:hint="default"/>
+      </w:rPr>
+    </w:lvl>
+    <w:lvl w:ilvl="4" w:tplc="04190003" w:tentative="1">
+      <w:start w:val="1"/>
+      <w:numFmt w:val="bullet"/>
+      <w:lvlText w:val="o"/>
+      <w:lvlJc w:val="left"/>
+      <w:pPr>
+        <w:ind w:left="4309" w:hanging="360"/>
+      </w:pPr>
+      <w:rPr>
+        <w:rFonts w:ascii="Courier New" w:hAnsi="Courier New" w:cs="Courier New" w:hint="default"/>
+      </w:rPr>
+    </w:lvl>
+    <w:lvl w:ilvl="5" w:tplc="04190005" w:tentative="1">
+      <w:start w:val="1"/>
+      <w:numFmt w:val="bullet"/>
+      <w:lvlText w:val=""/>
+      <w:lvlJc w:val="left"/>
+      <w:pPr>
+        <w:ind w:left="5029" w:hanging="360"/>
+      </w:pPr>
+      <w:rPr>
+        <w:rFonts w:ascii="Wingdings" w:hAnsi="Wingdings" w:hint="default"/>
+      </w:rPr>
+    </w:lvl>
+    <w:lvl w:ilvl="6" w:tplc="04190001" w:tentative="1">
+      <w:start w:val="1"/>
+      <w:numFmt w:val="bullet"/>
+      <w:lvlText w:val=""/>
+      <w:lvlJc w:val="left"/>
+      <w:pPr>
+        <w:ind w:left="5749" w:hanging="360"/>
+      </w:pPr>
+      <w:rPr>
+        <w:rFonts w:ascii="Symbol" w:hAnsi="Symbol" w:hint="default"/>
+      </w:rPr>
+    </w:lvl>
+    <w:lvl w:ilvl="7" w:tplc="04190003" w:tentative="1">
+      <w:start w:val="1"/>
+      <w:numFmt w:val="bullet"/>
+      <w:lvlText w:val="o"/>
+      <w:lvlJc w:val="left"/>
+      <w:pPr>
+        <w:ind w:left="6469" w:hanging="360"/>
+      </w:pPr>
+      <w:rPr>
+        <w:rFonts w:ascii="Courier New" w:hAnsi="Courier New" w:cs="Courier New" w:hint="default"/>
+      </w:rPr>
+    </w:lvl>
+    <w:lvl w:ilvl="8" w:tplc="04190005" w:tentative="1">
+      <w:start w:val="1"/>
+      <w:numFmt w:val="bullet"/>
+      <w:lvlText w:val=""/>
+      <w:lvlJc w:val="left"/>
+      <w:pPr>
+        <w:ind w:left="7189" w:hanging="360"/>
+      </w:pPr>
+      <w:rPr>
+        <w:rFonts w:ascii="Wingdings" w:hAnsi="Wingdings" w:hint="default"/>
+      </w:rPr>
+    </w:lvl>
+  </w:abstractNum>
+  <w:abstractNum w:abstractNumId="34" w15:restartNumberingAfterBreak="0">
+    <w:nsid w:val="7F8E472E"/>
+    <w:multiLevelType w:val="hybridMultilevel"/>
+    <w:tmpl w:val="C28C279C"/>
+    <w:lvl w:ilvl="0" w:tplc="04190001">
+      <w:start w:val="1"/>
+      <w:numFmt w:val="bullet"/>
+      <w:lvlText w:val=""/>
+      <w:lvlJc w:val="left"/>
+      <w:pPr>
+        <w:ind w:left="1429" w:hanging="360"/>
+      </w:pPr>
+      <w:rPr>
+        <w:rFonts w:ascii="Symbol" w:hAnsi="Symbol" w:hint="default"/>
+      </w:rPr>
+    </w:lvl>
+    <w:lvl w:ilvl="1" w:tplc="04190003" w:tentative="1">
+      <w:start w:val="1"/>
+      <w:numFmt w:val="bullet"/>
+      <w:lvlText w:val="o"/>
+      <w:lvlJc w:val="left"/>
+      <w:pPr>
+        <w:ind w:left="2149" w:hanging="360"/>
+      </w:pPr>
+      <w:rPr>
+        <w:rFonts w:ascii="Courier New" w:hAnsi="Courier New" w:cs="Courier New" w:hint="default"/>
+      </w:rPr>
+    </w:lvl>
+    <w:lvl w:ilvl="2" w:tplc="04190005" w:tentative="1">
+      <w:start w:val="1"/>
+      <w:numFmt w:val="bullet"/>
+      <w:lvlText w:val=""/>
+      <w:lvlJc w:val="left"/>
+      <w:pPr>
+        <w:ind w:left="2869" w:hanging="360"/>
+      </w:pPr>
+      <w:rPr>
+        <w:rFonts w:ascii="Wingdings" w:hAnsi="Wingdings" w:hint="default"/>
+      </w:rPr>
+    </w:lvl>
+    <w:lvl w:ilvl="3" w:tplc="04190001" w:tentative="1">
+      <w:start w:val="1"/>
+      <w:numFmt w:val="bullet"/>
+      <w:lvlText w:val=""/>
+      <w:lvlJc w:val="left"/>
+      <w:pPr>
+        <w:ind w:left="3589" w:hanging="360"/>
+      </w:pPr>
+      <w:rPr>
+        <w:rFonts w:ascii="Symbol" w:hAnsi="Symbol" w:hint="default"/>
+      </w:rPr>
+    </w:lvl>
+    <w:lvl w:ilvl="4" w:tplc="04190003" w:tentative="1">
+      <w:start w:val="1"/>
+      <w:numFmt w:val="bullet"/>
+      <w:lvlText w:val="o"/>
+      <w:lvlJc w:val="left"/>
+      <w:pPr>
+        <w:ind w:left="4309" w:hanging="360"/>
+      </w:pPr>
+      <w:rPr>
+        <w:rFonts w:ascii="Courier New" w:hAnsi="Courier New" w:cs="Courier New" w:hint="default"/>
+      </w:rPr>
+    </w:lvl>
+    <w:lvl w:ilvl="5" w:tplc="04190005" w:tentative="1">
+      <w:start w:val="1"/>
+      <w:numFmt w:val="bullet"/>
+      <w:lvlText w:val=""/>
+      <w:lvlJc w:val="left"/>
+      <w:pPr>
+        <w:ind w:left="5029" w:hanging="360"/>
+      </w:pPr>
+      <w:rPr>
+        <w:rFonts w:ascii="Wingdings" w:hAnsi="Wingdings" w:hint="default"/>
+      </w:rPr>
+    </w:lvl>
+    <w:lvl w:ilvl="6" w:tplc="04190001" w:tentative="1">
+      <w:start w:val="1"/>
+      <w:numFmt w:val="bullet"/>
+      <w:lvlText w:val=""/>
+      <w:lvlJc w:val="left"/>
+      <w:pPr>
+        <w:ind w:left="5749" w:hanging="360"/>
+      </w:pPr>
+      <w:rPr>
+        <w:rFonts w:ascii="Symbol" w:hAnsi="Symbol" w:hint="default"/>
+      </w:rPr>
+    </w:lvl>
+    <w:lvl w:ilvl="7" w:tplc="04190003" w:tentative="1">
+      <w:start w:val="1"/>
+      <w:numFmt w:val="bullet"/>
+      <w:lvlText w:val="o"/>
+      <w:lvlJc w:val="left"/>
+      <w:pPr>
+        <w:ind w:left="6469" w:hanging="360"/>
+      </w:pPr>
+      <w:rPr>
+        <w:rFonts w:ascii="Courier New" w:hAnsi="Courier New" w:cs="Courier New" w:hint="default"/>
+      </w:rPr>
+    </w:lvl>
+    <w:lvl w:ilvl="8" w:tplc="04190005" w:tentative="1">
+      <w:start w:val="1"/>
+      <w:numFmt w:val="bullet"/>
+      <w:lvlText w:val=""/>
+      <w:lvlJc w:val="left"/>
+      <w:pPr>
+        <w:ind w:left="7189" w:hanging="360"/>
+      </w:pPr>
+      <w:rPr>
+        <w:rFonts w:ascii="Wingdings" w:hAnsi="Wingdings" w:hint="default"/>
+      </w:rPr>
+    </w:lvl>
+  </w:abstractNum>
+  <w:abstractNum w:abstractNumId="35" w15:restartNumberingAfterBreak="0">
     <w:nsid w:val="7FD90529"/>
     <w:multiLevelType w:val="hybridMultilevel"/>
     <w:tmpl w:val="6F14EB3E"/>
@@ -29957,7 +34860,7 @@
     <w:abstractNumId w:val="12"/>
   </w:num>
   <w:num w:numId="6" w16cid:durableId="1676376391">
-    <w:abstractNumId w:val="27"/>
+    <w:abstractNumId w:val="28"/>
   </w:num>
   <w:num w:numId="7" w16cid:durableId="1792673970">
     <w:abstractNumId w:val="19"/>
@@ -29978,7 +34881,7 @@
     <w:abstractNumId w:val="9"/>
   </w:num>
   <w:num w:numId="13" w16cid:durableId="298540276">
-    <w:abstractNumId w:val="25"/>
+    <w:abstractNumId w:val="26"/>
   </w:num>
   <w:num w:numId="14" w16cid:durableId="347028166">
     <w:abstractNumId w:val="2"/>
@@ -29987,7 +34890,7 @@
     <w:abstractNumId w:val="20"/>
   </w:num>
   <w:num w:numId="16" w16cid:durableId="466823573">
-    <w:abstractNumId w:val="28"/>
+    <w:abstractNumId w:val="34"/>
   </w:num>
   <w:num w:numId="17" w16cid:durableId="975110791">
     <w:abstractNumId w:val="11"/>
@@ -30002,19 +34905,19 @@
     <w:abstractNumId w:val="15"/>
   </w:num>
   <w:num w:numId="21" w16cid:durableId="1802651415">
-    <w:abstractNumId w:val="29"/>
+    <w:abstractNumId w:val="35"/>
   </w:num>
   <w:num w:numId="22" w16cid:durableId="1687099323">
     <w:abstractNumId w:val="3"/>
   </w:num>
   <w:num w:numId="23" w16cid:durableId="182860872">
-    <w:abstractNumId w:val="24"/>
+    <w:abstractNumId w:val="25"/>
   </w:num>
   <w:num w:numId="24" w16cid:durableId="13580426">
     <w:abstractNumId w:val="17"/>
   </w:num>
   <w:num w:numId="25" w16cid:durableId="971445344">
-    <w:abstractNumId w:val="26"/>
+    <w:abstractNumId w:val="27"/>
   </w:num>
   <w:num w:numId="26" w16cid:durableId="1251499107">
     <w:abstractNumId w:val="5"/>
@@ -30026,12 +34929,30 @@
     <w:abstractNumId w:val="10"/>
   </w:num>
   <w:num w:numId="29" w16cid:durableId="1209684982">
-    <w:abstractNumId w:val="23"/>
+    <w:abstractNumId w:val="24"/>
   </w:num>
   <w:num w:numId="30" w16cid:durableId="1845515367">
     <w:abstractNumId w:val="16"/>
   </w:num>
-  <w:numIdMacAtCleanup w:val="30"/>
+  <w:num w:numId="31" w16cid:durableId="1465074044">
+    <w:abstractNumId w:val="31"/>
+  </w:num>
+  <w:num w:numId="32" w16cid:durableId="2106490784">
+    <w:abstractNumId w:val="30"/>
+  </w:num>
+  <w:num w:numId="33" w16cid:durableId="1108743715">
+    <w:abstractNumId w:val="32"/>
+  </w:num>
+  <w:num w:numId="34" w16cid:durableId="319696240">
+    <w:abstractNumId w:val="29"/>
+  </w:num>
+  <w:num w:numId="35" w16cid:durableId="2109151940">
+    <w:abstractNumId w:val="33"/>
+  </w:num>
+  <w:num w:numId="36" w16cid:durableId="341737282">
+    <w:abstractNumId w:val="23"/>
+  </w:num>
+  <w:numIdMacAtCleanup w:val="36"/>
 </w:numbering>
 </file>
 

--- a/ВКР, отчет/ВКР, пояснительная записка.docx
+++ b/ВКР, отчет/ВКР, пояснительная записка.docx
@@ -3045,7 +3045,15 @@
           </w:tcPr>
           <w:p>
             <w:r>
-              <w:t xml:space="preserve"> Нургаянова О.С.</w:t>
+              <w:t xml:space="preserve"> </w:t>
+            </w:r>
+            <w:proofErr w:type="spellStart"/>
+            <w:r>
+              <w:t>Нургаянова</w:t>
+            </w:r>
+            <w:proofErr w:type="spellEnd"/>
+            <w:r>
+              <w:t xml:space="preserve"> О.С.</w:t>
             </w:r>
           </w:p>
         </w:tc>
@@ -4649,21 +4657,7 @@
             <w:rStyle w:val="ad"/>
             <w:noProof/>
           </w:rPr>
-          <w:t>Глава 3 – Математические модели</w:t>
-        </w:r>
-        <w:r>
-          <w:rPr>
-            <w:rStyle w:val="ad"/>
-            <w:noProof/>
-          </w:rPr>
-          <w:t xml:space="preserve"> </w:t>
-        </w:r>
-        <w:r>
-          <w:rPr>
-            <w:rStyle w:val="ad"/>
-            <w:noProof/>
-          </w:rPr>
-          <w:t>и методы решений</w:t>
+          <w:t>Глава 3 – Математические модели и методы решений</w:t>
         </w:r>
         <w:r>
           <w:rPr>
@@ -6054,12 +6048,14 @@
       <w:r>
         <w:t>Современные программные системы, такие как «</w:t>
       </w:r>
+      <w:proofErr w:type="spellStart"/>
       <w:r>
         <w:rPr>
           <w:lang w:val="en-US"/>
         </w:rPr>
         <w:t>JMatPro</w:t>
       </w:r>
+      <w:proofErr w:type="spellEnd"/>
       <w:r>
         <w:t>»</w:t>
       </w:r>
@@ -6087,12 +6083,14 @@
       <w:r>
         <w:t>, «</w:t>
       </w:r>
+      <w:proofErr w:type="spellStart"/>
       <w:r>
         <w:rPr>
           <w:lang w:val="en-US"/>
         </w:rPr>
         <w:t>Thermo</w:t>
       </w:r>
+      <w:proofErr w:type="spellEnd"/>
       <w:r>
         <w:t>-</w:t>
       </w:r>
@@ -9419,9 +9417,11 @@
       <w:r>
         <w:t>«</w:t>
       </w:r>
+      <w:proofErr w:type="spellStart"/>
       <w:r>
         <w:t>JMatPro</w:t>
       </w:r>
+      <w:proofErr w:type="spellEnd"/>
       <w:r>
         <w:t>»</w:t>
       </w:r>
@@ -9431,9 +9431,11 @@
       <w:r>
         <w:t>«</w:t>
       </w:r>
+      <w:proofErr w:type="spellStart"/>
       <w:r>
         <w:t>Thermo-Calc</w:t>
       </w:r>
+      <w:proofErr w:type="spellEnd"/>
       <w:r>
         <w:t>»</w:t>
       </w:r>
@@ -9443,9 +9445,11 @@
       <w:r>
         <w:t>«</w:t>
       </w:r>
+      <w:proofErr w:type="spellStart"/>
       <w:r>
         <w:t>Ansys</w:t>
       </w:r>
+      <w:proofErr w:type="spellEnd"/>
       <w:r>
         <w:t xml:space="preserve"> </w:t>
       </w:r>
@@ -9518,9 +9522,11 @@
       <w:r>
         <w:t>«</w:t>
       </w:r>
+      <w:proofErr w:type="spellStart"/>
       <w:r>
         <w:t>JMatPro</w:t>
       </w:r>
+      <w:proofErr w:type="spellEnd"/>
       <w:r>
         <w:t>»</w:t>
       </w:r>
@@ -9560,8 +9566,13 @@
       <w:r>
         <w:t>Разработка и поддержка ПО ведется с 1999 года британской компания «</w:t>
       </w:r>
-      <w:r>
-        <w:t>Sente Software Ltd.</w:t>
+      <w:proofErr w:type="spellStart"/>
+      <w:r>
+        <w:t>Sente</w:t>
+      </w:r>
+      <w:proofErr w:type="spellEnd"/>
+      <w:r>
+        <w:t xml:space="preserve"> Software Ltd.</w:t>
       </w:r>
       <w:r>
         <w:t xml:space="preserve">» </w:t>
@@ -9616,9 +9627,11 @@
       <w:r>
         <w:t>«</w:t>
       </w:r>
+      <w:proofErr w:type="spellStart"/>
       <w:r>
         <w:t>JMatPro</w:t>
       </w:r>
+      <w:proofErr w:type="spellEnd"/>
       <w:r>
         <w:t xml:space="preserve">» </w:t>
       </w:r>
@@ -9637,9 +9650,11 @@
       <w:r>
         <w:t>«</w:t>
       </w:r>
+      <w:proofErr w:type="spellStart"/>
       <w:r>
         <w:t>JMatPro</w:t>
       </w:r>
+      <w:proofErr w:type="spellEnd"/>
       <w:r>
         <w:t>»</w:t>
       </w:r>
@@ -9679,9 +9694,11 @@
       <w:r>
         <w:t>«</w:t>
       </w:r>
+      <w:proofErr w:type="spellStart"/>
       <w:r>
         <w:t>JMatPro</w:t>
       </w:r>
+      <w:proofErr w:type="spellEnd"/>
       <w:r>
         <w:t>»</w:t>
       </w:r>
@@ -10167,12 +10184,14 @@
       <w:r>
         <w:t>«</w:t>
       </w:r>
+      <w:proofErr w:type="spellStart"/>
       <w:r>
         <w:rPr>
           <w:lang w:val="en-US"/>
         </w:rPr>
         <w:t>Thermo</w:t>
       </w:r>
+      <w:proofErr w:type="spellEnd"/>
       <w:r>
         <w:t>-</w:t>
       </w:r>
@@ -10197,12 +10216,14 @@
       <w:r>
         <w:t>«</w:t>
       </w:r>
+      <w:proofErr w:type="spellStart"/>
       <w:r>
         <w:rPr>
           <w:lang w:val="en-US"/>
         </w:rPr>
         <w:t>Thermo</w:t>
       </w:r>
+      <w:proofErr w:type="spellEnd"/>
       <w:r>
         <w:t>-</w:t>
       </w:r>
@@ -10301,12 +10322,14 @@
       <w:r>
         <w:t>Отдельным преемством «</w:t>
       </w:r>
+      <w:proofErr w:type="spellStart"/>
       <w:r>
         <w:rPr>
           <w:lang w:val="en-US"/>
         </w:rPr>
         <w:t>Thermo</w:t>
       </w:r>
+      <w:proofErr w:type="spellEnd"/>
       <w:r>
         <w:t>-</w:t>
       </w:r>
@@ -10351,12 +10374,14 @@
       <w:r>
         <w:t>«</w:t>
       </w:r>
+      <w:proofErr w:type="spellStart"/>
       <w:r>
         <w:rPr>
           <w:lang w:val="en-US"/>
         </w:rPr>
         <w:t>Thermo</w:t>
       </w:r>
+      <w:proofErr w:type="spellEnd"/>
       <w:r>
         <w:t>-</w:t>
       </w:r>
@@ -10623,18 +10648,22 @@
       <w:r>
         <w:t>как для использования «</w:t>
       </w:r>
+      <w:proofErr w:type="spellStart"/>
       <w:r>
         <w:t>JMatPro</w:t>
       </w:r>
+      <w:proofErr w:type="spellEnd"/>
       <w:r>
         <w:t>», так и для применения «</w:t>
       </w:r>
+      <w:proofErr w:type="spellStart"/>
       <w:r>
         <w:rPr>
           <w:lang w:val="en-US"/>
         </w:rPr>
         <w:t>Thermo</w:t>
       </w:r>
+      <w:proofErr w:type="spellEnd"/>
       <w:r>
         <w:t>-</w:t>
       </w:r>
@@ -10686,12 +10715,14 @@
       <w:r>
         <w:t>Таким образом, хоть «</w:t>
       </w:r>
+      <w:proofErr w:type="spellStart"/>
       <w:r>
         <w:rPr>
           <w:lang w:val="en-US"/>
         </w:rPr>
         <w:t>Thermo</w:t>
       </w:r>
+      <w:proofErr w:type="spellEnd"/>
       <w:r>
         <w:t>-</w:t>
       </w:r>
@@ -11092,12 +11123,14 @@
         </w:rPr>
         <w:fldChar w:fldCharType="separate"/>
       </w:r>
+      <w:proofErr w:type="gramStart"/>
       <w:r>
         <w:rPr>
           <w:lang w:val="en-US"/>
         </w:rPr>
         <w:t>25</w:t>
       </w:r>
+      <w:proofErr w:type="gramEnd"/>
       <w:r>
         <w:rPr>
           <w:lang w:val="en-US"/>
@@ -11202,12 +11235,14 @@
         </w:rPr>
         <w:fldChar w:fldCharType="separate"/>
       </w:r>
+      <w:proofErr w:type="gramStart"/>
       <w:r>
         <w:rPr>
           <w:lang w:val="en-US"/>
         </w:rPr>
         <w:t>26</w:t>
       </w:r>
+      <w:proofErr w:type="gramEnd"/>
       <w:r>
         <w:rPr>
           <w:lang w:val="en-US"/>
@@ -11321,12 +11356,14 @@
         </w:rPr>
         <w:fldChar w:fldCharType="separate"/>
       </w:r>
+      <w:proofErr w:type="gramStart"/>
       <w:r>
         <w:rPr>
           <w:lang w:val="en-US"/>
         </w:rPr>
         <w:t>27</w:t>
       </w:r>
+      <w:proofErr w:type="gramEnd"/>
       <w:r>
         <w:rPr>
           <w:lang w:val="en-US"/>
@@ -11374,12 +11411,26 @@
         <w:rPr>
           <w:lang w:val="en-US"/>
         </w:rPr>
-        <w:t>«Ansys GRANTA EduPack»</w:t>
-      </w:r>
+        <w:t xml:space="preserve">«Ansys GRANTA </w:t>
+      </w:r>
+      <w:proofErr w:type="spellStart"/>
       <w:r>
         <w:rPr>
           <w:lang w:val="en-US"/>
         </w:rPr>
+        <w:t>EduPack</w:t>
+      </w:r>
+      <w:proofErr w:type="spellEnd"/>
+      <w:r>
+        <w:rPr>
+          <w:lang w:val="en-US"/>
+        </w:rPr>
+        <w:t>»</w:t>
+      </w:r>
+      <w:r>
+        <w:rPr>
+          <w:lang w:val="en-US"/>
+        </w:rPr>
         <w:t xml:space="preserve"> [</w:t>
       </w:r>
       <w:r>
@@ -11405,12 +11456,14 @@
         </w:rPr>
         <w:fldChar w:fldCharType="separate"/>
       </w:r>
+      <w:proofErr w:type="gramStart"/>
       <w:r>
         <w:rPr>
           <w:lang w:val="en-US"/>
         </w:rPr>
         <w:t>28</w:t>
       </w:r>
+      <w:proofErr w:type="gramEnd"/>
       <w:r>
         <w:rPr>
           <w:lang w:val="en-US"/>
@@ -11685,12 +11738,14 @@
       <w:r>
         <w:t>», как и «</w:t>
       </w:r>
+      <w:proofErr w:type="spellStart"/>
       <w:r>
         <w:rPr>
           <w:lang w:val="en-US"/>
         </w:rPr>
         <w:t>Thermo</w:t>
       </w:r>
+      <w:proofErr w:type="spellEnd"/>
       <w:r>
         <w:t>-</w:t>
       </w:r>
@@ -14331,45 +14386,25 @@
       <w:r>
         <w:t xml:space="preserve">Рисунок </w:t>
       </w:r>
-      <w:r>
-        <w:fldChar w:fldCharType="begin"/>
-      </w:r>
-      <w:r>
-        <w:instrText xml:space="preserve"> STYLEREF 1 \s </w:instrText>
-      </w:r>
-      <w:r>
-        <w:fldChar w:fldCharType="separate"/>
-      </w:r>
-      <w:r>
-        <w:rPr>
-          <w:noProof/>
-        </w:rPr>
-        <w:t>3</w:t>
-      </w:r>
-      <w:r>
-        <w:fldChar w:fldCharType="end"/>
-      </w:r>
+      <w:fldSimple w:instr=" STYLEREF 1 \s ">
+        <w:r>
+          <w:rPr>
+            <w:noProof/>
+          </w:rPr>
+          <w:t>3</w:t>
+        </w:r>
+      </w:fldSimple>
       <w:r>
         <w:t>.</w:t>
       </w:r>
-      <w:r>
-        <w:fldChar w:fldCharType="begin"/>
-      </w:r>
-      <w:r>
-        <w:instrText xml:space="preserve"> SEQ Рисунок \* ARABIC \s 1 </w:instrText>
-      </w:r>
-      <w:r>
-        <w:fldChar w:fldCharType="separate"/>
-      </w:r>
-      <w:r>
-        <w:rPr>
-          <w:noProof/>
-        </w:rPr>
-        <w:t>1</w:t>
-      </w:r>
-      <w:r>
-        <w:fldChar w:fldCharType="end"/>
-      </w:r>
+      <w:fldSimple w:instr=" SEQ Рисунок \* ARABIC \s 1 ">
+        <w:r>
+          <w:rPr>
+            <w:noProof/>
+          </w:rPr>
+          <w:t>1</w:t>
+        </w:r>
+      </w:fldSimple>
       <w:bookmarkEnd w:id="9"/>
       <w:r>
         <w:t xml:space="preserve"> – </w:t>
@@ -14466,45 +14501,25 @@
       <w:r>
         <w:t xml:space="preserve">Рисунок </w:t>
       </w:r>
-      <w:r>
-        <w:fldChar w:fldCharType="begin"/>
-      </w:r>
-      <w:r>
-        <w:instrText xml:space="preserve"> STYLEREF 1 \s </w:instrText>
-      </w:r>
-      <w:r>
-        <w:fldChar w:fldCharType="separate"/>
-      </w:r>
-      <w:r>
-        <w:rPr>
-          <w:noProof/>
-        </w:rPr>
-        <w:t>3</w:t>
-      </w:r>
-      <w:r>
-        <w:fldChar w:fldCharType="end"/>
-      </w:r>
+      <w:fldSimple w:instr=" STYLEREF 1 \s ">
+        <w:r>
+          <w:rPr>
+            <w:noProof/>
+          </w:rPr>
+          <w:t>3</w:t>
+        </w:r>
+      </w:fldSimple>
       <w:r>
         <w:t>.</w:t>
       </w:r>
-      <w:r>
-        <w:fldChar w:fldCharType="begin"/>
-      </w:r>
-      <w:r>
-        <w:instrText xml:space="preserve"> SEQ Рисунок \* ARABIC \s 1 </w:instrText>
-      </w:r>
-      <w:r>
-        <w:fldChar w:fldCharType="separate"/>
-      </w:r>
-      <w:r>
-        <w:rPr>
-          <w:noProof/>
-        </w:rPr>
-        <w:t>2</w:t>
-      </w:r>
-      <w:r>
-        <w:fldChar w:fldCharType="end"/>
-      </w:r>
+      <w:fldSimple w:instr=" SEQ Рисунок \* ARABIC \s 1 ">
+        <w:r>
+          <w:rPr>
+            <w:noProof/>
+          </w:rPr>
+          <w:t>2</w:t>
+        </w:r>
+      </w:fldSimple>
       <w:bookmarkEnd w:id="10"/>
       <w:r>
         <w:t xml:space="preserve"> – «</w:t>
@@ -14687,45 +14702,25 @@
       <w:r>
         <w:t xml:space="preserve">Рисунок </w:t>
       </w:r>
-      <w:r>
-        <w:fldChar w:fldCharType="begin"/>
-      </w:r>
-      <w:r>
-        <w:instrText xml:space="preserve"> STYLEREF 1 \s </w:instrText>
-      </w:r>
-      <w:r>
-        <w:fldChar w:fldCharType="separate"/>
-      </w:r>
-      <w:r>
-        <w:rPr>
-          <w:noProof/>
-        </w:rPr>
-        <w:t>3</w:t>
-      </w:r>
-      <w:r>
-        <w:fldChar w:fldCharType="end"/>
-      </w:r>
+      <w:fldSimple w:instr=" STYLEREF 1 \s ">
+        <w:r>
+          <w:rPr>
+            <w:noProof/>
+          </w:rPr>
+          <w:t>3</w:t>
+        </w:r>
+      </w:fldSimple>
       <w:r>
         <w:t>.</w:t>
       </w:r>
-      <w:r>
-        <w:fldChar w:fldCharType="begin"/>
-      </w:r>
-      <w:r>
-        <w:instrText xml:space="preserve"> SEQ Рисунок \* ARABIC \s 1 </w:instrText>
-      </w:r>
-      <w:r>
-        <w:fldChar w:fldCharType="separate"/>
-      </w:r>
-      <w:r>
-        <w:rPr>
-          <w:noProof/>
-        </w:rPr>
-        <w:t>3</w:t>
-      </w:r>
-      <w:r>
-        <w:fldChar w:fldCharType="end"/>
-      </w:r>
+      <w:fldSimple w:instr=" SEQ Рисунок \* ARABIC \s 1 ">
+        <w:r>
+          <w:rPr>
+            <w:noProof/>
+          </w:rPr>
+          <w:t>3</w:t>
+        </w:r>
+      </w:fldSimple>
       <w:bookmarkEnd w:id="11"/>
       <w:r>
         <w:t xml:space="preserve"> – «</w:t>
@@ -14802,13 +14797,7 @@
           <w:rPr>
             <w:rFonts w:ascii="Cambria Math" w:hAnsi="Cambria Math"/>
           </w:rPr>
-          <m:t>X</m:t>
-        </m:r>
-        <m:r>
-          <w:rPr>
-            <w:rFonts w:ascii="Cambria Math" w:hAnsi="Cambria Math"/>
-          </w:rPr>
-          <m:t>=(</m:t>
+          <m:t>X=(</m:t>
         </m:r>
         <m:sSub>
           <m:sSubPr>
@@ -15291,13 +15280,7 @@
           <w:rPr>
             <w:rFonts w:ascii="Cambria Math" w:hAnsi="Cambria Math"/>
           </w:rPr>
-          <m:t>Y</m:t>
-        </m:r>
-        <m:r>
-          <w:rPr>
-            <w:rFonts w:ascii="Cambria Math" w:hAnsi="Cambria Math"/>
-          </w:rPr>
-          <m:t>=(</m:t>
+          <m:t>Y=(</m:t>
         </m:r>
         <m:sSub>
           <m:sSubPr>
@@ -15403,10 +15386,7 @@
         </m:r>
       </m:oMath>
       <w:r>
-        <w:t xml:space="preserve"> </w:t>
-      </w:r>
-      <w:r>
-        <w:t>– свойства материалов – представлены в виде векторов из 8 свойств</w:t>
+        <w:t xml:space="preserve"> – свойства материалов – представлены в виде векторов из 8 свойств</w:t>
       </w:r>
       <w:r>
         <w:t>:</w:t>
@@ -16576,6 +16556,9 @@
         <w:jc w:val="center"/>
       </w:pPr>
       <w:r>
+        <w:rPr>
+          <w:noProof/>
+        </w:rPr>
         <w:lastRenderedPageBreak/>
         <w:drawing>
           <wp:inline distT="0" distB="0" distL="0" distR="0" wp14:anchorId="03DE46CB" wp14:editId="73E61B5E">
@@ -16622,45 +16605,25 @@
       <w:r>
         <w:t xml:space="preserve">Рисунок </w:t>
       </w:r>
-      <w:r>
-        <w:fldChar w:fldCharType="begin"/>
-      </w:r>
-      <w:r>
-        <w:instrText xml:space="preserve"> STYLEREF 1 \s </w:instrText>
-      </w:r>
-      <w:r>
-        <w:fldChar w:fldCharType="separate"/>
-      </w:r>
-      <w:r>
-        <w:rPr>
-          <w:noProof/>
-        </w:rPr>
-        <w:t>4</w:t>
-      </w:r>
-      <w:r>
-        <w:fldChar w:fldCharType="end"/>
-      </w:r>
+      <w:fldSimple w:instr=" STYLEREF 1 \s ">
+        <w:r>
+          <w:rPr>
+            <w:noProof/>
+          </w:rPr>
+          <w:t>4</w:t>
+        </w:r>
+      </w:fldSimple>
       <w:r>
         <w:t>.</w:t>
       </w:r>
-      <w:r>
-        <w:fldChar w:fldCharType="begin"/>
-      </w:r>
-      <w:r>
-        <w:instrText xml:space="preserve"> SEQ Рисунок \* ARABIC \s 1 </w:instrText>
-      </w:r>
-      <w:r>
-        <w:fldChar w:fldCharType="separate"/>
-      </w:r>
-      <w:r>
-        <w:rPr>
-          <w:noProof/>
-        </w:rPr>
-        <w:t>1</w:t>
-      </w:r>
-      <w:r>
-        <w:fldChar w:fldCharType="end"/>
-      </w:r>
+      <w:fldSimple w:instr=" SEQ Рисунок \* ARABIC \s 1 ">
+        <w:r>
+          <w:rPr>
+            <w:noProof/>
+          </w:rPr>
+          <w:t>1</w:t>
+        </w:r>
+      </w:fldSimple>
       <w:bookmarkEnd w:id="15"/>
       <w:r>
         <w:t xml:space="preserve"> – </w:t>
@@ -16765,13 +16728,7 @@
           <w:rPr>
             <w:rFonts w:ascii="Cambria Math" w:hAnsi="Cambria Math"/>
           </w:rPr>
-          <m:t>y</m:t>
-        </m:r>
-        <m:r>
-          <w:rPr>
-            <w:rFonts w:ascii="Cambria Math" w:hAnsi="Cambria Math"/>
-          </w:rPr>
-          <m:t>=</m:t>
+          <m:t>y=</m:t>
         </m:r>
         <m:sSub>
           <m:sSubPr>
@@ -17112,16 +17069,7 @@
         <w:t xml:space="preserve"> – </w:t>
       </w:r>
       <w:r>
-        <w:t>независим</w:t>
-      </w:r>
-      <w:r>
-        <w:t>ые</w:t>
-      </w:r>
-      <w:r>
-        <w:t xml:space="preserve"> переменн</w:t>
-      </w:r>
-      <w:r>
-        <w:t>ые</w:t>
+        <w:t>независимые переменные</w:t>
       </w:r>
       <w:r>
         <w:t>;</w:t>
@@ -17326,13 +17274,7 @@
         <w:t xml:space="preserve"> – </w:t>
       </w:r>
       <w:r>
-        <w:t>коэффициент</w:t>
-      </w:r>
-      <w:r>
-        <w:t>ы</w:t>
-      </w:r>
-      <w:r>
-        <w:t xml:space="preserve"> регрессии</w:t>
+        <w:t>коэффициенты регрессии</w:t>
       </w:r>
       <w:r>
         <w:t>;</w:t>
@@ -17397,10 +17339,7 @@
         </m:r>
       </m:oMath>
       <w:r>
-        <w:t xml:space="preserve"> – случайная ошибка или шум</w:t>
-      </w:r>
-      <w:r>
-        <w:t>.</w:t>
+        <w:t xml:space="preserve"> – случайная ошибка или шум.</w:t>
       </w:r>
     </w:p>
     <w:p>
@@ -17440,13 +17379,7 @@
           <w:rPr>
             <w:rFonts w:ascii="Cambria Math" w:hAnsi="Cambria Math"/>
           </w:rPr>
-          <m:t>Q</m:t>
-        </m:r>
-        <m:r>
-          <w:rPr>
-            <w:rFonts w:ascii="Cambria Math" w:hAnsi="Cambria Math"/>
-          </w:rPr>
-          <m:t>=</m:t>
+          <m:t>Q=</m:t>
         </m:r>
         <m:nary>
           <m:naryPr>
@@ -17464,13 +17397,7 @@
               <w:rPr>
                 <w:rFonts w:ascii="Cambria Math" w:hAnsi="Cambria Math"/>
               </w:rPr>
-              <m:t>i</m:t>
-            </m:r>
-            <m:r>
-              <w:rPr>
-                <w:rFonts w:ascii="Cambria Math" w:hAnsi="Cambria Math"/>
-              </w:rPr>
-              <m:t>=1</m:t>
+              <m:t>i=1</m:t>
             </m:r>
           </m:sub>
           <m:sup>
@@ -17635,10 +17562,7 @@
         <w:t>ошибка – сумма</w:t>
       </w:r>
       <w:r>
-        <w:t xml:space="preserve"> </w:t>
-      </w:r>
-      <w:r>
-        <w:t>квадратов</w:t>
+        <w:t xml:space="preserve"> квадратов</w:t>
       </w:r>
       <w:r>
         <w:t xml:space="preserve"> разностей</w:t>
@@ -18122,25 +18046,21 @@
           <w:numId w:val="26"/>
         </w:numPr>
       </w:pPr>
-      <w:r>
-        <w:t xml:space="preserve">гиперпараметры – отсутствуют у </w:t>
-      </w:r>
-      <w:r>
-        <w:t>множественной линейной регрессии</w:t>
-      </w:r>
-      <w:r>
-        <w:t>, поэтому их не нужно настраивать.</w:t>
-      </w:r>
-    </w:p>
-    <w:p>
-      <w:pPr>
-        <w:pStyle w:val="a2"/>
-      </w:pPr>
-      <w:r>
-        <w:t>Также у метода можно выявить</w:t>
-      </w:r>
-      <w:r>
-        <w:t xml:space="preserve"> и недостатки</w:t>
+      <w:proofErr w:type="spellStart"/>
+      <w:r>
+        <w:t>гиперпараметры</w:t>
+      </w:r>
+      <w:proofErr w:type="spellEnd"/>
+      <w:r>
+        <w:t xml:space="preserve"> – отсутствуют у множественной линейной регрессии, поэтому их не нужно настраивать.</w:t>
+      </w:r>
+    </w:p>
+    <w:p>
+      <w:pPr>
+        <w:pStyle w:val="a2"/>
+      </w:pPr>
+      <w:r>
+        <w:t>Также у метода можно выявить и недостатки</w:t>
       </w:r>
     </w:p>
     <w:p>
@@ -18181,11 +18101,16 @@
           <w:numId w:val="26"/>
         </w:numPr>
       </w:pPr>
+      <w:proofErr w:type="spellStart"/>
       <w:r>
         <w:t>мультиколлинеарност</w:t>
       </w:r>
       <w:r>
-        <w:t>ь – если в данных присутствует корреляция между входными признаками</w:t>
+        <w:t>ь</w:t>
+      </w:r>
+      <w:proofErr w:type="spellEnd"/>
+      <w:r>
+        <w:t xml:space="preserve"> – если в данных присутствует корреляция между входными признаками</w:t>
       </w:r>
       <w:r>
         <w:t>, то получаемые оценки становятся неустойчивыми.</w:t>
@@ -18373,13 +18298,7 @@
         <w:t xml:space="preserve">для задач </w:t>
       </w:r>
       <w:r>
-        <w:t xml:space="preserve">как линейной и нелинейной классификации, так и для </w:t>
-      </w:r>
-      <w:r>
-        <w:t>линейной и нелинейной</w:t>
-      </w:r>
-      <w:r>
-        <w:t xml:space="preserve"> регрессии.</w:t>
+        <w:t>как линейной и нелинейной классификации, так и для линейной и нелинейной регрессии.</w:t>
       </w:r>
       <w:r>
         <w:t xml:space="preserve"> </w:t>
@@ -18477,13 +18396,7 @@
           <w:rPr>
             <w:rFonts w:ascii="Cambria Math" w:hAnsi="Cambria Math"/>
           </w:rPr>
-          <m:t>Q</m:t>
-        </m:r>
-        <m:r>
-          <w:rPr>
-            <w:rFonts w:ascii="Cambria Math" w:hAnsi="Cambria Math"/>
-          </w:rPr>
-          <m:t>=</m:t>
+          <m:t>Q=</m:t>
         </m:r>
         <m:r>
           <w:rPr>
@@ -18988,10 +18901,7 @@
         <w:t xml:space="preserve">– </w:t>
       </w:r>
       <w:r>
-        <w:t>предсказанное значение</w:t>
-      </w:r>
-      <w:r>
-        <w:t>, где:</w:t>
+        <w:t>предсказанное значение, где:</w:t>
       </w:r>
     </w:p>
     <w:p>
@@ -19113,10 +19023,7 @@
         <w:t>а</w:t>
       </w:r>
       <w:r>
-        <w:t xml:space="preserve"> в пространство более высокой размерности</w:t>
-      </w:r>
-      <w:r>
-        <w:t>;</w:t>
+        <w:t xml:space="preserve"> в пространство более высокой размерности;</w:t>
       </w:r>
     </w:p>
     <w:p>
@@ -19193,13 +19100,7 @@
         <w:fldChar w:fldCharType="end"/>
       </w:r>
       <w:r>
-        <w:t xml:space="preserve"> приведен пример </w:t>
-      </w:r>
-      <w:r>
-        <w:t>метода опорных векторов для линейной регрессии</w:t>
-      </w:r>
-      <w:r>
-        <w:t>.</w:t>
+        <w:t xml:space="preserve"> приведен пример метода опорных векторов для линейной регрессии.</w:t>
       </w:r>
     </w:p>
     <w:p>
@@ -19209,6 +19110,9 @@
         <w:jc w:val="center"/>
       </w:pPr>
       <w:r>
+        <w:rPr>
+          <w:noProof/>
+        </w:rPr>
         <w:lastRenderedPageBreak/>
         <w:drawing>
           <wp:inline distT="0" distB="0" distL="0" distR="0" wp14:anchorId="62ECA499" wp14:editId="5948075C">
@@ -19255,45 +19159,25 @@
       <w:r>
         <w:t xml:space="preserve">Рисунок </w:t>
       </w:r>
-      <w:r>
-        <w:fldChar w:fldCharType="begin"/>
-      </w:r>
-      <w:r>
-        <w:instrText xml:space="preserve"> STYLEREF 1 \s </w:instrText>
-      </w:r>
-      <w:r>
-        <w:fldChar w:fldCharType="separate"/>
-      </w:r>
-      <w:r>
-        <w:rPr>
-          <w:noProof/>
-        </w:rPr>
-        <w:t>4</w:t>
-      </w:r>
-      <w:r>
-        <w:fldChar w:fldCharType="end"/>
-      </w:r>
+      <w:fldSimple w:instr=" STYLEREF 1 \s ">
+        <w:r>
+          <w:rPr>
+            <w:noProof/>
+          </w:rPr>
+          <w:t>4</w:t>
+        </w:r>
+      </w:fldSimple>
       <w:r>
         <w:t>.</w:t>
       </w:r>
-      <w:r>
-        <w:fldChar w:fldCharType="begin"/>
-      </w:r>
-      <w:r>
-        <w:instrText xml:space="preserve"> SEQ Рисунок \* ARABIC \s 1 </w:instrText>
-      </w:r>
-      <w:r>
-        <w:fldChar w:fldCharType="separate"/>
-      </w:r>
-      <w:r>
-        <w:rPr>
-          <w:noProof/>
-        </w:rPr>
-        <w:t>2</w:t>
-      </w:r>
-      <w:r>
-        <w:fldChar w:fldCharType="end"/>
-      </w:r>
+      <w:fldSimple w:instr=" SEQ Рисунок \* ARABIC \s 1 ">
+        <w:r>
+          <w:rPr>
+            <w:noProof/>
+          </w:rPr>
+          <w:t>2</w:t>
+        </w:r>
+      </w:fldSimple>
       <w:bookmarkEnd w:id="17"/>
       <w:r>
         <w:t xml:space="preserve"> – Пример метода опорных векторов для линейной регрессии</w:t>
@@ -19346,7 +19230,15 @@
         </w:numPr>
       </w:pPr>
       <w:r>
-        <w:t>выпуклость – гарантирует нахождение оптимального решения (в рамках заданных гиперпараметров), так как задача выпуклая</w:t>
+        <w:t xml:space="preserve">выпуклость – гарантирует нахождение оптимального решения (в рамках заданных </w:t>
+      </w:r>
+      <w:proofErr w:type="spellStart"/>
+      <w:r>
+        <w:t>гиперпараметров</w:t>
+      </w:r>
+      <w:proofErr w:type="spellEnd"/>
+      <w:r>
+        <w:t>), так как задача выпуклая</w:t>
       </w:r>
       <w:r>
         <w:t>;</w:t>
@@ -19372,13 +19264,7 @@
         <w:t>Недостатк</w:t>
       </w:r>
       <w:r>
-        <w:t xml:space="preserve">ами метода </w:t>
-      </w:r>
-      <w:r>
-        <w:t>опорных векторов</w:t>
-      </w:r>
-      <w:r>
-        <w:t xml:space="preserve"> являются:</w:t>
+        <w:t>ами метода опорных векторов являются:</w:t>
       </w:r>
     </w:p>
     <w:p>
@@ -19389,11 +19275,13 @@
           <w:numId w:val="27"/>
         </w:numPr>
       </w:pPr>
-      <w:r>
-        <w:t>гиперпараметр</w:t>
-      </w:r>
-      <w:r>
-        <w:t>ы – необходимость самостоятельно выбирать регуляризацию, зазор и тип ядра</w:t>
+      <w:proofErr w:type="spellStart"/>
+      <w:r>
+        <w:t>гиперпараметры</w:t>
+      </w:r>
+      <w:proofErr w:type="spellEnd"/>
+      <w:r>
+        <w:t xml:space="preserve"> – необходимость самостоятельно выбирать регуляризацию, зазор и тип ядра</w:t>
       </w:r>
       <w:r>
         <w:t>;</w:t>
@@ -19412,7 +19300,13 @@
       </w:pPr>
       <w:r>
         <w:lastRenderedPageBreak/>
-        <w:t>скорость – при большой обучающей выборки обучение модели может занять много времени</w:t>
+        <w:t>скорость – при большой обучающей выборк</w:t>
+      </w:r>
+      <w:r>
+        <w:t>е</w:t>
+      </w:r>
+      <w:r>
+        <w:t xml:space="preserve"> обучение модели может занять много времени</w:t>
       </w:r>
       <w:r>
         <w:t>;</w:t>
@@ -19442,16 +19336,7 @@
         <w:t xml:space="preserve"> </w:t>
       </w:r>
       <w:r>
-        <w:t xml:space="preserve">полученную модель сложно интерпретировать, так как </w:t>
-      </w:r>
-      <w:r>
-        <w:t xml:space="preserve">коэффициенты наглядно </w:t>
-      </w:r>
-      <w:r>
-        <w:t xml:space="preserve">не показывают </w:t>
-      </w:r>
-      <w:r>
-        <w:t>важность каждого фактора</w:t>
+        <w:t>полученную модель сложно интерпретировать, так как коэффициенты наглядно не показывают важность каждого фактора</w:t>
       </w:r>
       <w:r>
         <w:t>.</w:t>
@@ -19541,7 +19426,10 @@
         <w:fldChar w:fldCharType="separate"/>
       </w:r>
       <w:r>
-        <w:t>34</w:t>
+        <w:t>3</w:t>
+      </w:r>
+      <w:r>
+        <w:t>4</w:t>
       </w:r>
       <w:r>
         <w:fldChar w:fldCharType="end"/>
@@ -19550,7 +19438,13 @@
         <w:t>]</w:t>
       </w:r>
       <w:r>
-        <w:t xml:space="preserve"> – это ансамблевый алгоритм машинного обучения, который основана на построение некоторого количества деревьев решений. Основная идея метода как раз и заключается в использовании комбинации простых моделей – деревьев, которые принимают решения по-отдельности, после чего агрегируются все их ответы: в случае задачи регрессии в качестве агрегации используется среднее арифметическое всех ответов.</w:t>
+        <w:t xml:space="preserve"> – это ансамблевый алгоритм машинного обучения, который основа</w:t>
+      </w:r>
+      <w:r>
+        <w:t>н</w:t>
+      </w:r>
+      <w:r>
+        <w:t xml:space="preserve"> на построение некоторого количества деревьев решений. Основная идея метода как раз и заключается в использовании комбинации простых моделей – деревьев, которые принимают решения по-отдельности, после чего агрегируются все их ответы: в случае задачи регрессии в качестве агрегации используется среднее арифметическое всех ответов.</w:t>
       </w:r>
     </w:p>
     <w:p>
@@ -19597,6 +19491,9 @@
         <w:jc w:val="center"/>
       </w:pPr>
       <w:r>
+        <w:rPr>
+          <w:noProof/>
+        </w:rPr>
         <w:drawing>
           <wp:inline distT="0" distB="0" distL="0" distR="0" wp14:anchorId="3CD1FCA3" wp14:editId="5ED5DA3F">
             <wp:extent cx="4658375" cy="4277322"/>
@@ -19642,45 +19539,25 @@
       <w:r>
         <w:t xml:space="preserve">Рисунок </w:t>
       </w:r>
-      <w:r>
-        <w:fldChar w:fldCharType="begin"/>
-      </w:r>
-      <w:r>
-        <w:instrText xml:space="preserve"> STYLEREF 1 \s </w:instrText>
-      </w:r>
-      <w:r>
-        <w:fldChar w:fldCharType="separate"/>
-      </w:r>
-      <w:r>
-        <w:rPr>
-          <w:noProof/>
-        </w:rPr>
-        <w:t>4</w:t>
-      </w:r>
-      <w:r>
-        <w:fldChar w:fldCharType="end"/>
-      </w:r>
+      <w:fldSimple w:instr=" STYLEREF 1 \s ">
+        <w:r>
+          <w:rPr>
+            <w:noProof/>
+          </w:rPr>
+          <w:t>4</w:t>
+        </w:r>
+      </w:fldSimple>
       <w:r>
         <w:t>.</w:t>
       </w:r>
-      <w:r>
-        <w:fldChar w:fldCharType="begin"/>
-      </w:r>
-      <w:r>
-        <w:instrText xml:space="preserve"> SEQ Рисунок \* ARABIC \s 1 </w:instrText>
-      </w:r>
-      <w:r>
-        <w:fldChar w:fldCharType="separate"/>
-      </w:r>
-      <w:r>
-        <w:rPr>
-          <w:noProof/>
-        </w:rPr>
-        <w:t>3</w:t>
-      </w:r>
-      <w:r>
-        <w:fldChar w:fldCharType="end"/>
-      </w:r>
+      <w:fldSimple w:instr=" SEQ Рисунок \* ARABIC \s 1 ">
+        <w:r>
+          <w:rPr>
+            <w:noProof/>
+          </w:rPr>
+          <w:t>3</w:t>
+        </w:r>
+      </w:fldSimple>
       <w:bookmarkEnd w:id="19"/>
       <w:r>
         <w:t xml:space="preserve"> – Пример дерева решений</w:t>
@@ -19703,8 +19580,13 @@
           <w:numId w:val="28"/>
         </w:numPr>
       </w:pPr>
-      <w:r>
-        <w:t xml:space="preserve">бэггинг – </w:t>
+      <w:proofErr w:type="spellStart"/>
+      <w:r>
+        <w:t>бэггинг</w:t>
+      </w:r>
+      <w:proofErr w:type="spellEnd"/>
+      <w:r>
+        <w:t xml:space="preserve"> – </w:t>
       </w:r>
       <w:r>
         <w:t>каждое дерево обучается на небольшом случайном поднаборе и</w:t>
@@ -19840,10 +19722,7 @@
         <w:t xml:space="preserve"> </w:t>
       </w:r>
       <w:r>
-        <w:t xml:space="preserve">случайных выборок – поднаборов </w:t>
-      </w:r>
-      <w:r>
-        <w:t>из исходных данных</w:t>
+        <w:t>случайных выборок – поднаборов из исходных данных</w:t>
       </w:r>
       <w:r>
         <w:t xml:space="preserve">; </w:t>
@@ -19866,7 +19745,15 @@
         <w:t xml:space="preserve"> </w:t>
       </w:r>
       <w:r>
-        <w:t>это гиперпараметр, задаваемый пользователем</w:t>
+        <w:t xml:space="preserve">это </w:t>
+      </w:r>
+      <w:proofErr w:type="spellStart"/>
+      <w:r>
+        <w:t>гиперпараметр</w:t>
+      </w:r>
+      <w:proofErr w:type="spellEnd"/>
+      <w:r>
+        <w:t>, задаваемый пользователем</w:t>
       </w:r>
       <w:r>
         <w:t>;</w:t>
@@ -19920,13 +19807,7 @@
           <w:rPr>
             <w:rFonts w:ascii="Cambria Math" w:hAnsi="Cambria Math"/>
           </w:rPr>
-          <m:t>m</m:t>
-        </m:r>
-        <m:r>
-          <w:rPr>
-            <w:rFonts w:ascii="Cambria Math" w:hAnsi="Cambria Math"/>
-          </w:rPr>
-          <m:t>=</m:t>
+          <m:t>m=</m:t>
         </m:r>
         <m:f>
           <m:fPr>
@@ -19984,19 +19865,7 @@
         </w:numPr>
       </w:pPr>
       <w:r>
-        <w:t xml:space="preserve">определить лучший признак и его пороговое значение, например, с помощью среднеквадратической или </w:t>
-      </w:r>
-      <w:r>
-        <w:t xml:space="preserve">средней </w:t>
-      </w:r>
-      <w:r>
-        <w:t>аб</w:t>
-      </w:r>
-      <w:r>
-        <w:t xml:space="preserve">солютной </w:t>
-      </w:r>
-      <w:r>
-        <w:t>ошибок</w:t>
+        <w:t>определить лучший признак и его пороговое значение, например, с помощью среднеквадратической или средней абсолютной ошибок</w:t>
       </w:r>
       <w:r>
         <w:t>;</w:t>
@@ -20041,6 +19910,9 @@
         <w:jc w:val="center"/>
       </w:pPr>
       <w:r>
+        <w:rPr>
+          <w:noProof/>
+        </w:rPr>
         <w:lastRenderedPageBreak/>
         <w:drawing>
           <wp:inline distT="0" distB="0" distL="0" distR="0" wp14:anchorId="3AEFB494" wp14:editId="127AD324">
@@ -20087,45 +19959,25 @@
       <w:r>
         <w:t xml:space="preserve">Рисунок </w:t>
       </w:r>
-      <w:r>
-        <w:fldChar w:fldCharType="begin"/>
-      </w:r>
-      <w:r>
-        <w:instrText xml:space="preserve"> STYLEREF 1 \s </w:instrText>
-      </w:r>
-      <w:r>
-        <w:fldChar w:fldCharType="separate"/>
-      </w:r>
-      <w:r>
-        <w:rPr>
-          <w:noProof/>
-        </w:rPr>
-        <w:t>4</w:t>
-      </w:r>
-      <w:r>
-        <w:fldChar w:fldCharType="end"/>
-      </w:r>
+      <w:fldSimple w:instr=" STYLEREF 1 \s ">
+        <w:r>
+          <w:rPr>
+            <w:noProof/>
+          </w:rPr>
+          <w:t>4</w:t>
+        </w:r>
+      </w:fldSimple>
       <w:r>
         <w:t>.</w:t>
       </w:r>
-      <w:r>
-        <w:fldChar w:fldCharType="begin"/>
-      </w:r>
-      <w:r>
-        <w:instrText xml:space="preserve"> SEQ Рисунок \* ARABIC \s 1 </w:instrText>
-      </w:r>
-      <w:r>
-        <w:fldChar w:fldCharType="separate"/>
-      </w:r>
-      <w:r>
-        <w:rPr>
-          <w:noProof/>
-        </w:rPr>
-        <w:t>4</w:t>
-      </w:r>
-      <w:r>
-        <w:fldChar w:fldCharType="end"/>
-      </w:r>
+      <w:fldSimple w:instr=" SEQ Рисунок \* ARABIC \s 1 ">
+        <w:r>
+          <w:rPr>
+            <w:noProof/>
+          </w:rPr>
+          <w:t>4</w:t>
+        </w:r>
+      </w:fldSimple>
       <w:bookmarkEnd w:id="20"/>
       <w:r>
         <w:t xml:space="preserve"> – Алгоритм обучения случайного леса</w:t>
@@ -20136,13 +19988,7 @@
         <w:pStyle w:val="a2"/>
       </w:pPr>
       <w:r>
-        <w:t xml:space="preserve">Прогноз для нового объекта вычисляется как </w:t>
-      </w:r>
-      <w:r>
-        <w:t xml:space="preserve">среднее арифметическое </w:t>
-      </w:r>
-      <w:r>
-        <w:t>прогнозов всех деревьев</w:t>
+        <w:t>Прогноз для нового объекта вычисляется как среднее арифметическое прогнозов всех деревьев</w:t>
       </w:r>
       <w:r>
         <w:t xml:space="preserve"> (</w:t>
@@ -20197,13 +20043,7 @@
           <w:rPr>
             <w:rFonts w:ascii="Cambria Math" w:hAnsi="Cambria Math"/>
           </w:rPr>
-          <m:t>y</m:t>
-        </m:r>
-        <m:r>
-          <w:rPr>
-            <w:rFonts w:ascii="Cambria Math" w:hAnsi="Cambria Math"/>
-          </w:rPr>
-          <m:t>=</m:t>
+          <m:t>y=</m:t>
         </m:r>
         <m:f>
           <m:fPr>
@@ -20525,6 +20365,9 @@
         <w:jc w:val="center"/>
       </w:pPr>
       <w:r>
+        <w:rPr>
+          <w:noProof/>
+        </w:rPr>
         <w:lastRenderedPageBreak/>
         <w:drawing>
           <wp:inline distT="0" distB="0" distL="0" distR="0" wp14:anchorId="6A6FE7BC" wp14:editId="286C70E1">
@@ -20571,45 +20414,25 @@
       <w:r>
         <w:t xml:space="preserve">Рисунок </w:t>
       </w:r>
-      <w:r>
-        <w:fldChar w:fldCharType="begin"/>
-      </w:r>
-      <w:r>
-        <w:instrText xml:space="preserve"> STYLEREF 1 \s </w:instrText>
-      </w:r>
-      <w:r>
-        <w:fldChar w:fldCharType="separate"/>
-      </w:r>
-      <w:r>
-        <w:rPr>
-          <w:noProof/>
-        </w:rPr>
-        <w:t>4</w:t>
-      </w:r>
-      <w:r>
-        <w:fldChar w:fldCharType="end"/>
-      </w:r>
+      <w:fldSimple w:instr=" STYLEREF 1 \s ">
+        <w:r>
+          <w:rPr>
+            <w:noProof/>
+          </w:rPr>
+          <w:t>4</w:t>
+        </w:r>
+      </w:fldSimple>
       <w:r>
         <w:t>.</w:t>
       </w:r>
-      <w:r>
-        <w:fldChar w:fldCharType="begin"/>
-      </w:r>
-      <w:r>
-        <w:instrText xml:space="preserve"> SEQ Рисунок \* ARABIC \s 1 </w:instrText>
-      </w:r>
-      <w:r>
-        <w:fldChar w:fldCharType="separate"/>
-      </w:r>
-      <w:r>
-        <w:rPr>
-          <w:noProof/>
-        </w:rPr>
-        <w:t>5</w:t>
-      </w:r>
-      <w:r>
-        <w:fldChar w:fldCharType="end"/>
-      </w:r>
+      <w:fldSimple w:instr=" SEQ Рисунок \* ARABIC \s 1 ">
+        <w:r>
+          <w:rPr>
+            <w:noProof/>
+          </w:rPr>
+          <w:t>5</w:t>
+        </w:r>
+      </w:fldSimple>
       <w:bookmarkEnd w:id="21"/>
       <w:r>
         <w:t xml:space="preserve"> – Применение случайного леса</w:t>
@@ -20682,17 +20505,19 @@
           <w:numId w:val="30"/>
         </w:numPr>
       </w:pPr>
-      <w:r>
-        <w:t xml:space="preserve">высокоразмерность – так как узлы получают ограниченное число признаков, то метод хорошо работает с большим их количеством </w:t>
+      <w:proofErr w:type="spellStart"/>
+      <w:r>
+        <w:t>высокоразмерность</w:t>
+      </w:r>
+      <w:proofErr w:type="spellEnd"/>
+      <w:r>
+        <w:t xml:space="preserve"> – так как узлы получают ограниченное число признаков, то метод хорошо работает с большим их количеством </w:t>
       </w:r>
       <w:r>
         <w:t>[</w:t>
       </w:r>
       <w:r>
-        <w:t>количеством</w:t>
-      </w:r>
-      <w:r>
-        <w:t xml:space="preserve"> признаков</w:t>
+        <w:t>количеством признаков</w:t>
       </w:r>
       <w:r>
         <w:t>].</w:t>
@@ -20747,9 +20572,14 @@
           <w:numId w:val="30"/>
         </w:numPr>
       </w:pPr>
+      <w:proofErr w:type="spellStart"/>
       <w:r>
         <w:lastRenderedPageBreak/>
-        <w:t>гиперпараметры – пользователь должен сам выбирать количество используемых деревьев и глубину построения.</w:t>
+        <w:t>гиперпараметры</w:t>
+      </w:r>
+      <w:proofErr w:type="spellEnd"/>
+      <w:r>
+        <w:t xml:space="preserve"> – пользователь должен сам выбирать количество используемых деревьев и глубину построения.</w:t>
       </w:r>
     </w:p>
     <w:p>
@@ -20800,169 +20630,148 @@
         <w:fldChar w:fldCharType="separate"/>
       </w:r>
       <w:r>
-        <w:t>3</w:t>
-      </w:r>
-      <w:r>
+        <w:t>36</w:t>
+      </w:r>
+      <w:r>
+        <w:fldChar w:fldCharType="end"/>
+      </w:r>
+      <w:r>
+        <w:t>]</w:t>
+      </w:r>
+      <w:r>
+        <w:t xml:space="preserve"> – это </w:t>
+      </w:r>
+      <w:r>
+        <w:t>математические модели, построенные по принципу организации</w:t>
+      </w:r>
+      <w:r>
+        <w:t xml:space="preserve"> биологических</w:t>
+      </w:r>
+      <w:r>
+        <w:t xml:space="preserve"> нейронных сетей.</w:t>
+      </w:r>
+    </w:p>
+    <w:p>
+      <w:pPr>
+        <w:pStyle w:val="a2"/>
+      </w:pPr>
+      <w:r>
+        <w:t>Многослойны</w:t>
+      </w:r>
+      <w:r>
+        <w:t>й</w:t>
+      </w:r>
+      <w:r>
+        <w:t xml:space="preserve"> персептрон</w:t>
+      </w:r>
+      <w:r>
+        <w:t xml:space="preserve"> </w:t>
+      </w:r>
+      <w:r>
+        <w:t>[</w:t>
+      </w:r>
+      <w:r>
+        <w:fldChar w:fldCharType="begin"/>
+      </w:r>
+      <w:r>
+        <w:instrText xml:space="preserve"> REF _Ref229924199 \r \h </w:instrText>
+      </w:r>
+      <w:r>
+        <w:fldChar w:fldCharType="separate"/>
+      </w:r>
+      <w:r>
+        <w:t>38</w:t>
+      </w:r>
+      <w:r>
+        <w:fldChar w:fldCharType="end"/>
+      </w:r>
+      <w:r>
+        <w:t>]</w:t>
+      </w:r>
+      <w:r>
+        <w:t xml:space="preserve"> – класс ИНС, состоящий и</w:t>
+      </w:r>
+      <w:r>
+        <w:t>з</w:t>
+      </w:r>
+      <w:r>
+        <w:t xml:space="preserve"> входного и выходного слоев, которые принимают значения признаков и возвращают прогноз соответственно, а также одного или нескольких скрытых слоев. </w:t>
+      </w:r>
+      <w:r>
+        <w:t xml:space="preserve">Основная идея заключается в том, что каждый нейрон следующего слоя вычисляет взвешенную сумму выходов предыдущего слоя, пропускает её через функцию активации и передаёт дальше. Благодаря наличию скрытых слоёв и нелинейных активаций, </w:t>
+      </w:r>
+      <w:r>
+        <w:t>ИНС</w:t>
+      </w:r>
+      <w:r>
+        <w:t xml:space="preserve"> способна</w:t>
+      </w:r>
+      <w:r>
+        <w:t xml:space="preserve"> строить сложные нелинейные зависимости между входом и выходом</w:t>
+      </w:r>
+      <w:r>
+        <w:t>. Обучение сети происходит методом обратного распространения ошибки с использованием градиентного спуска, где ошибка на выходе последовательно распространяется назад по</w:t>
+      </w:r>
+      <w:r>
+        <w:t xml:space="preserve"> всем</w:t>
+      </w:r>
+      <w:r>
+        <w:t xml:space="preserve"> слоям для корректировки весов</w:t>
+      </w:r>
+      <w:r>
+        <w:t xml:space="preserve">. </w:t>
+      </w:r>
+    </w:p>
+    <w:p>
+      <w:pPr>
+        <w:pStyle w:val="a2"/>
+      </w:pPr>
+      <w:r>
+        <w:t xml:space="preserve">Схема многослойного персептрона приведена на </w:t>
+      </w:r>
+      <w:r>
+        <w:fldChar w:fldCharType="begin"/>
+      </w:r>
+      <w:r>
+        <w:instrText xml:space="preserve"> REF _Ref229929078 \h </w:instrText>
+      </w:r>
+      <w:r>
+        <w:fldChar w:fldCharType="separate"/>
+      </w:r>
+      <w:r>
+        <w:t xml:space="preserve">рисунке </w:t>
+      </w:r>
+      <w:r>
+        <w:rPr>
+          <w:noProof/>
+        </w:rPr>
+        <w:t>4</w:t>
+      </w:r>
+      <w:r>
+        <w:t>.</w:t>
+      </w:r>
+      <w:r>
+        <w:rPr>
+          <w:noProof/>
+        </w:rPr>
         <w:t>6</w:t>
       </w:r>
       <w:r>
         <w:fldChar w:fldCharType="end"/>
       </w:r>
       <w:r>
-        <w:t>]</w:t>
-      </w:r>
-      <w:r>
-        <w:t xml:space="preserve"> – это </w:t>
-      </w:r>
-      <w:r>
-        <w:t>математические модели, построенные по принципу организации биологоческих нейронных сетей.</w:t>
-      </w:r>
-    </w:p>
-    <w:p>
-      <w:pPr>
-        <w:pStyle w:val="a2"/>
-      </w:pPr>
-      <w:r>
-        <w:t>Многослойны</w:t>
-      </w:r>
-      <w:r>
-        <w:t>й</w:t>
-      </w:r>
-      <w:r>
-        <w:t xml:space="preserve"> персептрон</w:t>
-      </w:r>
-      <w:r>
-        <w:t xml:space="preserve"> </w:t>
-      </w:r>
-      <w:r>
-        <w:t>[</w:t>
-      </w:r>
-      <w:r>
-        <w:fldChar w:fldCharType="begin"/>
-      </w:r>
-      <w:r>
-        <w:instrText xml:space="preserve"> REF _Ref229924199 \r \h </w:instrText>
-      </w:r>
-      <w:r>
-        <w:fldChar w:fldCharType="separate"/>
-      </w:r>
-      <w:r>
-        <w:t>38</w:t>
-      </w:r>
-      <w:r>
-        <w:fldChar w:fldCharType="end"/>
-      </w:r>
-      <w:r>
-        <w:t>]</w:t>
-      </w:r>
-      <w:r>
-        <w:t xml:space="preserve"> – класс ИНС, состоящий и</w:t>
-      </w:r>
-      <w:r>
-        <w:t>з</w:t>
-      </w:r>
-      <w:r>
-        <w:t xml:space="preserve"> входного и выходного слоев, которые принимают значения признаков и возвращают прогноз соответственно, а также одного или нескольких скрытых слоев. </w:t>
-      </w:r>
-      <w:r>
-        <w:t xml:space="preserve">Основная идея заключается в том, что каждый нейрон следующего слоя вычисляет взвешенную сумму выходов предыдущего слоя, пропускает её через функцию активации и передаёт дальше. Благодаря наличию скрытых слоёв и нелинейных активаций, </w:t>
-      </w:r>
-      <w:r>
-        <w:t>ИНС</w:t>
-      </w:r>
-      <w:r>
-        <w:t xml:space="preserve"> способна</w:t>
-      </w:r>
-      <w:r>
-        <w:t xml:space="preserve"> </w:t>
-      </w:r>
-      <w:r>
-        <w:t>стро</w:t>
-      </w:r>
-      <w:r>
-        <w:t>ить</w:t>
-      </w:r>
-      <w:r>
-        <w:t xml:space="preserve"> сложн</w:t>
-      </w:r>
-      <w:r>
-        <w:t>ые</w:t>
-      </w:r>
-      <w:r>
-        <w:t xml:space="preserve"> нелинейн</w:t>
-      </w:r>
-      <w:r>
-        <w:t>ые</w:t>
-      </w:r>
-      <w:r>
-        <w:t xml:space="preserve"> зависимост</w:t>
-      </w:r>
-      <w:r>
-        <w:t>и</w:t>
-      </w:r>
-      <w:r>
-        <w:t xml:space="preserve"> между входом и выходом</w:t>
-      </w:r>
-      <w:r>
-        <w:t>. Обучение сети происходит методом обратного распространения ошибки с использованием градиентного спуска, где ошибка на выходе последовательно распространяется назад по</w:t>
-      </w:r>
-      <w:r>
-        <w:t xml:space="preserve"> всем</w:t>
-      </w:r>
-      <w:r>
-        <w:t xml:space="preserve"> слоям для корректировки весов</w:t>
-      </w:r>
-      <w:r>
-        <w:t xml:space="preserve">. </w:t>
-      </w:r>
-    </w:p>
-    <w:p>
-      <w:pPr>
-        <w:pStyle w:val="a2"/>
-      </w:pPr>
-      <w:r>
-        <w:t xml:space="preserve">Схема многослойного персептрона приведена на </w:t>
-      </w:r>
-      <w:r>
-        <w:fldChar w:fldCharType="begin"/>
-      </w:r>
-      <w:r>
-        <w:instrText xml:space="preserve"> REF _Ref229929078 \h </w:instrText>
-      </w:r>
-      <w:r>
-        <w:fldChar w:fldCharType="separate"/>
-      </w:r>
-      <w:r>
-        <w:t xml:space="preserve">рисунке </w:t>
-      </w:r>
+        <w:t>.</w:t>
+      </w:r>
+    </w:p>
+    <w:p>
+      <w:pPr>
+        <w:pStyle w:val="a2"/>
+        <w:jc w:val="center"/>
+      </w:pPr>
       <w:r>
         <w:rPr>
           <w:noProof/>
         </w:rPr>
-        <w:t>4</w:t>
-      </w:r>
-      <w:r>
-        <w:t>.</w:t>
-      </w:r>
-      <w:r>
-        <w:rPr>
-          <w:noProof/>
-        </w:rPr>
-        <w:t>6</w:t>
-      </w:r>
-      <w:r>
-        <w:fldChar w:fldCharType="end"/>
-      </w:r>
-      <w:r>
-        <w:t>.</w:t>
-      </w:r>
-    </w:p>
-    <w:p>
-      <w:pPr>
-        <w:pStyle w:val="a2"/>
-        <w:jc w:val="center"/>
-      </w:pPr>
-      <w:r>
         <w:drawing>
           <wp:inline distT="0" distB="0" distL="0" distR="0" wp14:anchorId="10130AE3" wp14:editId="476BFBE0">
             <wp:extent cx="5937885" cy="2880661"/>
@@ -21008,45 +20817,25 @@
       <w:r>
         <w:t xml:space="preserve">Рисунок </w:t>
       </w:r>
-      <w:r>
-        <w:fldChar w:fldCharType="begin"/>
-      </w:r>
-      <w:r>
-        <w:instrText xml:space="preserve"> STYLEREF 1 \s </w:instrText>
-      </w:r>
-      <w:r>
-        <w:fldChar w:fldCharType="separate"/>
-      </w:r>
-      <w:r>
-        <w:rPr>
-          <w:noProof/>
-        </w:rPr>
-        <w:t>4</w:t>
-      </w:r>
-      <w:r>
-        <w:fldChar w:fldCharType="end"/>
-      </w:r>
+      <w:fldSimple w:instr=" STYLEREF 1 \s ">
+        <w:r>
+          <w:rPr>
+            <w:noProof/>
+          </w:rPr>
+          <w:t>4</w:t>
+        </w:r>
+      </w:fldSimple>
       <w:r>
         <w:t>.</w:t>
       </w:r>
-      <w:r>
-        <w:fldChar w:fldCharType="begin"/>
-      </w:r>
-      <w:r>
-        <w:instrText xml:space="preserve"> SEQ Рисунок \* ARABIC \s 1 </w:instrText>
-      </w:r>
-      <w:r>
-        <w:fldChar w:fldCharType="separate"/>
-      </w:r>
-      <w:r>
-        <w:rPr>
-          <w:noProof/>
-        </w:rPr>
-        <w:t>6</w:t>
-      </w:r>
-      <w:r>
-        <w:fldChar w:fldCharType="end"/>
-      </w:r>
+      <w:fldSimple w:instr=" SEQ Рисунок \* ARABIC \s 1 ">
+        <w:r>
+          <w:rPr>
+            <w:noProof/>
+          </w:rPr>
+          <w:t>6</w:t>
+        </w:r>
+      </w:fldSimple>
       <w:bookmarkEnd w:id="23"/>
       <w:r>
         <w:t xml:space="preserve"> – Схема многослойного персептрона</w:t>
@@ -21498,8 +21287,13 @@
       <w:r>
         <w:t>-</w:t>
       </w:r>
-      <w:r>
-        <w:t>ый входной сигнал</w:t>
+      <w:proofErr w:type="spellStart"/>
+      <w:r>
+        <w:t>ый</w:t>
+      </w:r>
+      <w:proofErr w:type="spellEnd"/>
+      <w:r>
+        <w:t xml:space="preserve"> входной сигнал</w:t>
       </w:r>
     </w:p>
     <w:p>
@@ -21647,6 +21441,9 @@
         <w:jc w:val="center"/>
       </w:pPr>
       <w:r>
+        <w:rPr>
+          <w:noProof/>
+        </w:rPr>
         <w:drawing>
           <wp:inline distT="0" distB="0" distL="0" distR="0" wp14:anchorId="42298173" wp14:editId="2D6093B9">
             <wp:extent cx="5909310" cy="4500630"/>
@@ -21692,45 +21489,25 @@
       <w:r>
         <w:t xml:space="preserve">Рисунок </w:t>
       </w:r>
-      <w:r>
-        <w:fldChar w:fldCharType="begin"/>
-      </w:r>
-      <w:r>
-        <w:instrText xml:space="preserve"> STYLEREF 1 \s </w:instrText>
-      </w:r>
-      <w:r>
-        <w:fldChar w:fldCharType="separate"/>
-      </w:r>
-      <w:r>
-        <w:rPr>
-          <w:noProof/>
-        </w:rPr>
-        <w:t>4</w:t>
-      </w:r>
-      <w:r>
-        <w:fldChar w:fldCharType="end"/>
-      </w:r>
+      <w:fldSimple w:instr=" STYLEREF 1 \s ">
+        <w:r>
+          <w:rPr>
+            <w:noProof/>
+          </w:rPr>
+          <w:t>4</w:t>
+        </w:r>
+      </w:fldSimple>
       <w:r>
         <w:t>.</w:t>
       </w:r>
-      <w:r>
-        <w:fldChar w:fldCharType="begin"/>
-      </w:r>
-      <w:r>
-        <w:instrText xml:space="preserve"> SEQ Рисунок \* ARABIC \s 1 </w:instrText>
-      </w:r>
-      <w:r>
-        <w:fldChar w:fldCharType="separate"/>
-      </w:r>
-      <w:r>
-        <w:rPr>
-          <w:noProof/>
-        </w:rPr>
-        <w:t>7</w:t>
-      </w:r>
-      <w:r>
-        <w:fldChar w:fldCharType="end"/>
-      </w:r>
+      <w:fldSimple w:instr=" SEQ Рисунок \* ARABIC \s 1 ">
+        <w:r>
+          <w:rPr>
+            <w:noProof/>
+          </w:rPr>
+          <w:t>7</w:t>
+        </w:r>
+      </w:fldSimple>
       <w:bookmarkEnd w:id="24"/>
       <w:r>
         <w:t xml:space="preserve"> – Модель искусственного нейрона</w:t>
@@ -21889,10 +21666,7 @@
         </w:numPr>
       </w:pPr>
       <w:r>
-        <w:t xml:space="preserve">Если выполнены критерии остановки, например достигнуто заданное значение </w:t>
-      </w:r>
-      <w:r>
-        <w:t>ошибки, то «конец».</w:t>
+        <w:t>Если выполнены критерии остановки, например достигнуто заданное значение ошибки, то «конец».</w:t>
       </w:r>
     </w:p>
     <w:p>
@@ -22176,13 +21950,7 @@
               <w:rPr>
                 <w:rFonts w:ascii="Cambria Math" w:hAnsi="Cambria Math"/>
               </w:rPr>
-              <m:t>δ</m:t>
-            </m:r>
-            <m:r>
-              <w:rPr>
-                <w:rFonts w:ascii="Cambria Math" w:hAnsi="Cambria Math"/>
-              </w:rPr>
-              <m:t>W</m:t>
+              <m:t>δW</m:t>
             </m:r>
           </m:den>
         </m:f>
@@ -22388,18 +22156,22 @@
       <w:r>
         <w:t>простота – такие библиотеки, как «</w:t>
       </w:r>
+      <w:proofErr w:type="spellStart"/>
       <w:r>
         <w:t>TensorFlow</w:t>
       </w:r>
+      <w:proofErr w:type="spellEnd"/>
       <w:r>
         <w:t>» или «</w:t>
       </w:r>
+      <w:proofErr w:type="spellStart"/>
       <w:r>
         <w:rPr>
           <w:lang w:val="en-US"/>
         </w:rPr>
         <w:t>PyTorch</w:t>
       </w:r>
+      <w:proofErr w:type="spellEnd"/>
       <w:r>
         <w:t xml:space="preserve">» позволяют состроить нейросеть не с нуля, а с помощью уже реализованных слоев, функций активаций и потерь и так далее.  </w:t>
       </w:r>
@@ -22429,8 +22201,13 @@
           <w:numId w:val="31"/>
         </w:numPr>
       </w:pPr>
-      <w:r>
-        <w:t>гиперпараметры – хоть и позволяют гибко настраивать сеть, но не имеют универсальных способов выбора, поэтому их настройка происходит опытным путем</w:t>
+      <w:proofErr w:type="spellStart"/>
+      <w:r>
+        <w:t>гиперпараметры</w:t>
+      </w:r>
+      <w:proofErr w:type="spellEnd"/>
+      <w:r>
+        <w:t xml:space="preserve"> – хоть и позволяют гибко настраивать сеть, но не имеют универсальных способов выбора, поэтому их настройка происходит опытным путем</w:t>
       </w:r>
       <w:r>
         <w:t>;</w:t>
@@ -22766,9 +22543,11 @@
               <w:ind w:firstLine="0"/>
               <w:jc w:val="center"/>
             </w:pPr>
+            <w:proofErr w:type="spellStart"/>
             <w:r>
               <w:t>Мультиколлинеарность</w:t>
             </w:r>
+            <w:proofErr w:type="spellEnd"/>
           </w:p>
         </w:tc>
       </w:tr>
@@ -22803,8 +22582,19 @@
               <w:jc w:val="center"/>
             </w:pPr>
             <w:r>
-              <w:t>Гиперпараметры</w:t>
+              <w:t xml:space="preserve">Отсутствие </w:t>
             </w:r>
+            <w:proofErr w:type="spellStart"/>
+            <w:r>
+              <w:t>г</w:t>
+            </w:r>
+            <w:r>
+              <w:t>иперпараметр</w:t>
+            </w:r>
+            <w:r>
+              <w:t>ов</w:t>
+            </w:r>
+            <w:proofErr w:type="spellEnd"/>
           </w:p>
         </w:tc>
         <w:tc>
@@ -22874,9 +22664,11 @@
               <w:ind w:firstLine="0"/>
               <w:jc w:val="center"/>
             </w:pPr>
+            <w:proofErr w:type="spellStart"/>
             <w:r>
               <w:t>Гиперпараметры</w:t>
             </w:r>
+            <w:proofErr w:type="spellEnd"/>
           </w:p>
         </w:tc>
       </w:tr>
@@ -23016,6 +22808,9 @@
             </w:pPr>
             <w:r>
               <w:t>Простота</w:t>
+            </w:r>
+            <w:r>
+              <w:t xml:space="preserve"> реализации</w:t>
             </w:r>
           </w:p>
         </w:tc>
@@ -23190,9 +22985,11 @@
               <w:ind w:firstLine="0"/>
               <w:jc w:val="center"/>
             </w:pPr>
+            <w:proofErr w:type="spellStart"/>
             <w:r>
               <w:t>Гиперпараметры</w:t>
             </w:r>
+            <w:proofErr w:type="spellEnd"/>
           </w:p>
         </w:tc>
       </w:tr>
@@ -23226,9 +23023,11 @@
               <w:ind w:firstLine="0"/>
               <w:jc w:val="center"/>
             </w:pPr>
+            <w:proofErr w:type="spellStart"/>
             <w:r>
               <w:t>Высокоразмерность</w:t>
             </w:r>
+            <w:proofErr w:type="spellEnd"/>
           </w:p>
         </w:tc>
         <w:tc>
@@ -23298,9 +23097,11 @@
               <w:ind w:firstLine="0"/>
               <w:jc w:val="center"/>
             </w:pPr>
+            <w:proofErr w:type="spellStart"/>
             <w:r>
               <w:t>Гиперпараметры</w:t>
             </w:r>
+            <w:proofErr w:type="spellEnd"/>
           </w:p>
         </w:tc>
       </w:tr>
@@ -23439,7 +23240,7 @@
               <w:jc w:val="center"/>
             </w:pPr>
             <w:r>
-              <w:t>Простота</w:t>
+              <w:t>Готовые библиотеки</w:t>
             </w:r>
           </w:p>
         </w:tc>
@@ -23466,45 +23267,25 @@
       <w:r>
         <w:t xml:space="preserve">Таблица </w:t>
       </w:r>
-      <w:r>
-        <w:fldChar w:fldCharType="begin"/>
-      </w:r>
-      <w:r>
-        <w:instrText xml:space="preserve"> STYLEREF 1 \s </w:instrText>
-      </w:r>
-      <w:r>
-        <w:fldChar w:fldCharType="separate"/>
-      </w:r>
-      <w:r>
-        <w:rPr>
-          <w:noProof/>
-        </w:rPr>
-        <w:t>4</w:t>
-      </w:r>
-      <w:r>
-        <w:fldChar w:fldCharType="end"/>
-      </w:r>
+      <w:fldSimple w:instr=" STYLEREF 1 \s ">
+        <w:r>
+          <w:rPr>
+            <w:noProof/>
+          </w:rPr>
+          <w:t>4</w:t>
+        </w:r>
+      </w:fldSimple>
       <w:r>
         <w:t>.</w:t>
       </w:r>
-      <w:r>
-        <w:fldChar w:fldCharType="begin"/>
-      </w:r>
-      <w:r>
-        <w:instrText xml:space="preserve"> SEQ Таблица \* ARABIC \s 1 </w:instrText>
-      </w:r>
-      <w:r>
-        <w:fldChar w:fldCharType="separate"/>
-      </w:r>
-      <w:r>
-        <w:rPr>
-          <w:noProof/>
-        </w:rPr>
-        <w:t>1</w:t>
-      </w:r>
-      <w:r>
-        <w:fldChar w:fldCharType="end"/>
-      </w:r>
+      <w:fldSimple w:instr=" SEQ Таблица \* ARABIC \s 1 ">
+        <w:r>
+          <w:rPr>
+            <w:noProof/>
+          </w:rPr>
+          <w:t>1</w:t>
+        </w:r>
+      </w:fldSimple>
       <w:bookmarkEnd w:id="26"/>
       <w:r>
         <w:t xml:space="preserve"> – Сравнительная таблица разобранных методов</w:t>
@@ -23543,10 +23324,7 @@
         <w:t xml:space="preserve"> легко</w:t>
       </w:r>
       <w:r>
-        <w:t xml:space="preserve"> интерпретируема, но не способна улавливать нелинейные зависимости, что критично для материаловедческих задач</w:t>
-      </w:r>
-      <w:r>
-        <w:t>;</w:t>
+        <w:t xml:space="preserve"> интерпретируема, но не способна улавливать нелинейные зависимости, что критично для материаловедческих задач;</w:t>
       </w:r>
     </w:p>
     <w:p>
@@ -23582,10 +23360,15 @@
         <w:t xml:space="preserve"> при этом он</w:t>
       </w:r>
       <w:r>
-        <w:t xml:space="preserve"> чувствителен к выбору гиперпараметров и требует значительных вычислительных ресурсов на больших выборках</w:t>
-      </w:r>
-      <w:r>
-        <w:t>;</w:t>
+        <w:t xml:space="preserve"> чувствителен к выбору </w:t>
+      </w:r>
+      <w:proofErr w:type="spellStart"/>
+      <w:r>
+        <w:t>гиперпараметров</w:t>
+      </w:r>
+      <w:proofErr w:type="spellEnd"/>
+      <w:r>
+        <w:t xml:space="preserve"> и требует значительных вычислительных ресурсов на больших выборках;</w:t>
       </w:r>
     </w:p>
     <w:p>
@@ -23621,10 +23404,7 @@
         <w:t xml:space="preserve"> </w:t>
       </w:r>
       <w:r>
-        <w:t xml:space="preserve">для </w:t>
-      </w:r>
-      <w:r>
-        <w:t>обучения и применения большого числа деревьев требуются значительные ресурсы</w:t>
+        <w:t>для обучения и применения большого числа деревьев требуются значительные ресурсы</w:t>
       </w:r>
       <w:r>
         <w:t>;</w:t>
@@ -23690,7 +23470,13 @@
         <w:pStyle w:val="a2"/>
       </w:pPr>
       <w:r>
-        <w:t>Итак, подводя итоги сравнения методов, можно сказать, что наиболее подходящем для прогнозирования свойств медицинских композиционных материалов будет искусственная нейронная сеть (многослойный персептрон), так как</w:t>
+        <w:t>Итак, подводя итоги сравнения методов, можно сказать, что наиболее подходящ</w:t>
+      </w:r>
+      <w:r>
+        <w:t>и</w:t>
+      </w:r>
+      <w:r>
+        <w:t>м для прогнозирования свойств медицинских композиционных материалов будет искусственная нейронная сеть (многослойный персептрон), так как</w:t>
       </w:r>
       <w:r>
         <w:t xml:space="preserve"> этот метод</w:t>
@@ -23964,12 +23750,14 @@
       <w:r>
         <w:t>– о программном пакете «</w:t>
       </w:r>
+      <w:proofErr w:type="spellStart"/>
       <w:r>
         <w:rPr>
           <w:lang w:val="en-US"/>
         </w:rPr>
         <w:t>JMatPro</w:t>
       </w:r>
+      <w:proofErr w:type="spellEnd"/>
       <w:r>
         <w:t>»</w:t>
       </w:r>
@@ -24017,12 +23805,14 @@
       <w:r>
         <w:t>– о программном пакете «</w:t>
       </w:r>
+      <w:proofErr w:type="spellStart"/>
       <w:r>
         <w:rPr>
           <w:lang w:val="en-US"/>
         </w:rPr>
         <w:t>Thermo</w:t>
       </w:r>
+      <w:proofErr w:type="spellEnd"/>
       <w:r>
         <w:t>-</w:t>
       </w:r>
@@ -24199,6 +23989,7 @@
         </w:rPr>
         <w:t>://</w:t>
       </w:r>
+      <w:proofErr w:type="spellStart"/>
       <w:r>
         <w:rPr>
           <w:rStyle w:val="ad"/>
@@ -24206,12 +23997,14 @@
         </w:rPr>
         <w:t>xumuk</w:t>
       </w:r>
+      <w:proofErr w:type="spellEnd"/>
       <w:r>
         <w:rPr>
           <w:rStyle w:val="ad"/>
         </w:rPr>
         <w:t>.</w:t>
       </w:r>
+      <w:proofErr w:type="spellStart"/>
       <w:r>
         <w:rPr>
           <w:rStyle w:val="ad"/>
@@ -24219,12 +24012,14 @@
         </w:rPr>
         <w:t>ru</w:t>
       </w:r>
+      <w:proofErr w:type="spellEnd"/>
       <w:r>
         <w:rPr>
           <w:rStyle w:val="ad"/>
         </w:rPr>
         <w:t>/</w:t>
       </w:r>
+      <w:proofErr w:type="spellStart"/>
       <w:r>
         <w:rPr>
           <w:rStyle w:val="ad"/>
@@ -24232,6 +24027,7 @@
         </w:rPr>
         <w:t>encyklopedia</w:t>
       </w:r>
+      <w:proofErr w:type="spellEnd"/>
       <w:r>
         <w:rPr>
           <w:rStyle w:val="ad"/>
@@ -24769,6 +24565,7 @@
           </w:rPr>
           <w:t>.</w:t>
         </w:r>
+        <w:proofErr w:type="spellStart"/>
         <w:r>
           <w:rPr>
             <w:rStyle w:val="ad"/>
@@ -24776,12 +24573,14 @@
           </w:rPr>
           <w:t>romdent</w:t>
         </w:r>
+        <w:proofErr w:type="spellEnd"/>
         <w:r>
           <w:rPr>
             <w:rStyle w:val="ad"/>
           </w:rPr>
           <w:t>.</w:t>
         </w:r>
+        <w:proofErr w:type="spellStart"/>
         <w:r>
           <w:rPr>
             <w:rStyle w:val="ad"/>
@@ -24789,6 +24588,7 @@
           </w:rPr>
           <w:t>ru</w:t>
         </w:r>
+        <w:proofErr w:type="spellEnd"/>
         <w:r>
           <w:rPr>
             <w:rStyle w:val="ad"/>
@@ -24909,6 +24709,7 @@
           </w:rPr>
           <w:t>.</w:t>
         </w:r>
+        <w:proofErr w:type="spellStart"/>
         <w:r>
           <w:rPr>
             <w:rStyle w:val="ad"/>
@@ -24916,12 +24717,14 @@
           </w:rPr>
           <w:t>stombest</w:t>
         </w:r>
+        <w:proofErr w:type="spellEnd"/>
         <w:r>
           <w:rPr>
             <w:rStyle w:val="ad"/>
           </w:rPr>
           <w:t>.</w:t>
         </w:r>
+        <w:proofErr w:type="spellStart"/>
         <w:r>
           <w:rPr>
             <w:rStyle w:val="ad"/>
@@ -24929,12 +24732,14 @@
           </w:rPr>
           <w:t>ru</w:t>
         </w:r>
+        <w:proofErr w:type="spellEnd"/>
         <w:r>
           <w:rPr>
             <w:rStyle w:val="ad"/>
           </w:rPr>
           <w:t>/</w:t>
         </w:r>
+        <w:proofErr w:type="spellStart"/>
         <w:r>
           <w:rPr>
             <w:rStyle w:val="ad"/>
@@ -24942,12 +24747,14 @@
           </w:rPr>
           <w:t>poleznye</w:t>
         </w:r>
+        <w:proofErr w:type="spellEnd"/>
         <w:r>
           <w:rPr>
             <w:rStyle w:val="ad"/>
           </w:rPr>
           <w:t>-</w:t>
         </w:r>
+        <w:proofErr w:type="spellStart"/>
         <w:r>
           <w:rPr>
             <w:rStyle w:val="ad"/>
@@ -24955,12 +24762,14 @@
           </w:rPr>
           <w:t>stati</w:t>
         </w:r>
+        <w:proofErr w:type="spellEnd"/>
         <w:r>
           <w:rPr>
             <w:rStyle w:val="ad"/>
           </w:rPr>
           <w:t>/</w:t>
         </w:r>
+        <w:proofErr w:type="spellStart"/>
         <w:r>
           <w:rPr>
             <w:rStyle w:val="ad"/>
@@ -24968,12 +24777,14 @@
           </w:rPr>
           <w:t>metally</w:t>
         </w:r>
+        <w:proofErr w:type="spellEnd"/>
         <w:r>
           <w:rPr>
             <w:rStyle w:val="ad"/>
           </w:rPr>
           <w:t>-</w:t>
         </w:r>
+        <w:proofErr w:type="spellStart"/>
         <w:r>
           <w:rPr>
             <w:rStyle w:val="ad"/>
@@ -24981,12 +24792,14 @@
           </w:rPr>
           <w:t>i</w:t>
         </w:r>
+        <w:proofErr w:type="spellEnd"/>
         <w:r>
           <w:rPr>
             <w:rStyle w:val="ad"/>
           </w:rPr>
           <w:t>-</w:t>
         </w:r>
+        <w:proofErr w:type="spellStart"/>
         <w:r>
           <w:rPr>
             <w:rStyle w:val="ad"/>
@@ -24994,12 +24807,14 @@
           </w:rPr>
           <w:t>ih</w:t>
         </w:r>
+        <w:proofErr w:type="spellEnd"/>
         <w:r>
           <w:rPr>
             <w:rStyle w:val="ad"/>
           </w:rPr>
           <w:t>-</w:t>
         </w:r>
+        <w:proofErr w:type="spellStart"/>
         <w:r>
           <w:rPr>
             <w:rStyle w:val="ad"/>
@@ -25007,12 +24822,14 @@
           </w:rPr>
           <w:t>splavy</w:t>
         </w:r>
+        <w:proofErr w:type="spellEnd"/>
         <w:r>
           <w:rPr>
             <w:rStyle w:val="ad"/>
           </w:rPr>
           <w:t>-</w:t>
         </w:r>
+        <w:proofErr w:type="spellStart"/>
         <w:r>
           <w:rPr>
             <w:rStyle w:val="ad"/>
@@ -25020,12 +24837,14 @@
           </w:rPr>
           <w:t>ispolzuemye</w:t>
         </w:r>
+        <w:proofErr w:type="spellEnd"/>
         <w:r>
           <w:rPr>
             <w:rStyle w:val="ad"/>
           </w:rPr>
           <w:t>-</w:t>
         </w:r>
+        <w:proofErr w:type="spellStart"/>
         <w:r>
           <w:rPr>
             <w:rStyle w:val="ad"/>
@@ -25034,6 +24853,7 @@
           <w:t>stomatologami</w:t>
         </w:r>
         <w:bookmarkEnd w:id="52"/>
+        <w:proofErr w:type="spellEnd"/>
       </w:hyperlink>
       <w:r>
         <w:t xml:space="preserve"> </w:t>
@@ -25071,6 +24891,7 @@
           </w:rPr>
           <w:t>://</w:t>
         </w:r>
+        <w:proofErr w:type="spellStart"/>
         <w:r>
           <w:rPr>
             <w:rStyle w:val="ad"/>
@@ -25078,12 +24899,14 @@
           </w:rPr>
           <w:t>ru</w:t>
         </w:r>
+        <w:proofErr w:type="spellEnd"/>
         <w:r>
           <w:rPr>
             <w:rStyle w:val="ad"/>
           </w:rPr>
           <w:t>.</w:t>
         </w:r>
+        <w:proofErr w:type="spellStart"/>
         <w:r>
           <w:rPr>
             <w:rStyle w:val="ad"/>
@@ -25091,6 +24914,7 @@
           </w:rPr>
           <w:t>ohi</w:t>
         </w:r>
+        <w:proofErr w:type="spellEnd"/>
         <w:r>
           <w:rPr>
             <w:rStyle w:val="ad"/>
@@ -25149,6 +24973,7 @@
           </w:rPr>
           <w:t>/</w:t>
         </w:r>
+        <w:proofErr w:type="spellStart"/>
         <w:r>
           <w:rPr>
             <w:rStyle w:val="ad"/>
@@ -25156,6 +24981,7 @@
           </w:rPr>
           <w:t>metall</w:t>
         </w:r>
+        <w:proofErr w:type="spellEnd"/>
         <w:r>
           <w:rPr>
             <w:rStyle w:val="ad"/>
@@ -25175,6 +25001,7 @@
           </w:rPr>
           <w:t>-</w:t>
         </w:r>
+        <w:proofErr w:type="spellStart"/>
         <w:r>
           <w:rPr>
             <w:rStyle w:val="ad"/>
@@ -25182,12 +25009,14 @@
           </w:rPr>
           <w:t>stomatologii</w:t>
         </w:r>
+        <w:proofErr w:type="spellEnd"/>
         <w:r>
           <w:rPr>
             <w:rStyle w:val="ad"/>
           </w:rPr>
           <w:t>-</w:t>
         </w:r>
+        <w:proofErr w:type="spellStart"/>
         <w:r>
           <w:rPr>
             <w:rStyle w:val="ad"/>
@@ -25195,12 +25024,14 @@
           </w:rPr>
           <w:t>stomatologicheskie</w:t>
         </w:r>
+        <w:proofErr w:type="spellEnd"/>
         <w:r>
           <w:rPr>
             <w:rStyle w:val="ad"/>
           </w:rPr>
           <w:t>-</w:t>
         </w:r>
+        <w:proofErr w:type="spellStart"/>
         <w:r>
           <w:rPr>
             <w:rStyle w:val="ad"/>
@@ -25208,6 +25039,7 @@
           </w:rPr>
           <w:t>splavy</w:t>
         </w:r>
+        <w:proofErr w:type="spellEnd"/>
         <w:r>
           <w:rPr>
             <w:rStyle w:val="ad"/>
@@ -25289,12 +25121,14 @@
       <w:r>
         <w:t>о программном пакете «</w:t>
       </w:r>
+      <w:proofErr w:type="spellStart"/>
       <w:r>
         <w:rPr>
           <w:lang w:val="en-US"/>
         </w:rPr>
         <w:t>JMatPro</w:t>
       </w:r>
+      <w:proofErr w:type="spellEnd"/>
       <w:r>
         <w:t>»</w:t>
       </w:r>
@@ -25345,12 +25179,14 @@
       <w:r>
         <w:t xml:space="preserve"> программном пакете «</w:t>
       </w:r>
+      <w:proofErr w:type="spellStart"/>
       <w:r>
         <w:rPr>
           <w:lang w:val="en-US"/>
         </w:rPr>
         <w:t>JMatPro</w:t>
       </w:r>
+      <w:proofErr w:type="spellEnd"/>
       <w:r>
         <w:t>»</w:t>
       </w:r>
@@ -25401,21 +25237,25 @@
       <w:r>
         <w:t>сравнение «</w:t>
       </w:r>
+      <w:proofErr w:type="spellStart"/>
       <w:r>
         <w:rPr>
           <w:lang w:val="en-US"/>
         </w:rPr>
         <w:t>JMatPro</w:t>
       </w:r>
+      <w:proofErr w:type="spellEnd"/>
       <w:r>
         <w:t>» и «</w:t>
       </w:r>
+      <w:proofErr w:type="spellStart"/>
       <w:r>
         <w:rPr>
           <w:lang w:val="en-US"/>
         </w:rPr>
         <w:t>Thermo</w:t>
       </w:r>
+      <w:proofErr w:type="spellEnd"/>
       <w:r>
         <w:t>-</w:t>
       </w:r>
@@ -25480,12 +25320,14 @@
       <w:r>
         <w:t>ной версии «</w:t>
       </w:r>
+      <w:proofErr w:type="spellStart"/>
       <w:r>
         <w:rPr>
           <w:lang w:val="en-US"/>
         </w:rPr>
         <w:t>Thermo</w:t>
       </w:r>
+      <w:proofErr w:type="spellEnd"/>
       <w:r>
         <w:t>-</w:t>
       </w:r>
@@ -25548,12 +25390,14 @@
       <w:r>
         <w:t>программном пакете «</w:t>
       </w:r>
+      <w:proofErr w:type="spellStart"/>
       <w:r>
         <w:rPr>
           <w:lang w:val="en-US"/>
         </w:rPr>
         <w:t>Thermo</w:t>
       </w:r>
+      <w:proofErr w:type="spellEnd"/>
       <w:r>
         <w:t>-</w:t>
       </w:r>
@@ -25851,6 +25695,7 @@
         </w:rPr>
         <w:t>.</w:t>
       </w:r>
+      <w:proofErr w:type="spellStart"/>
       <w:r>
         <w:rPr>
           <w:rStyle w:val="ad"/>
@@ -25858,6 +25703,7 @@
         </w:rPr>
         <w:t>cadfem</w:t>
       </w:r>
+      <w:proofErr w:type="spellEnd"/>
       <w:r>
         <w:rPr>
           <w:rStyle w:val="ad"/>
@@ -25877,6 +25723,7 @@
         </w:rPr>
         <w:t>.</w:t>
       </w:r>
+      <w:proofErr w:type="spellStart"/>
       <w:r>
         <w:rPr>
           <w:rStyle w:val="ad"/>
@@ -25884,6 +25731,7 @@
         </w:rPr>
         <w:t>ru</w:t>
       </w:r>
+      <w:proofErr w:type="spellEnd"/>
       <w:r>
         <w:rPr>
           <w:rStyle w:val="ad"/>
@@ -25903,6 +25751,7 @@
         </w:rPr>
         <w:t>/</w:t>
       </w:r>
+      <w:proofErr w:type="spellStart"/>
       <w:r>
         <w:rPr>
           <w:rStyle w:val="ad"/>
@@ -25910,6 +25759,7 @@
         </w:rPr>
         <w:t>ansys</w:t>
       </w:r>
+      <w:proofErr w:type="spellEnd"/>
       <w:r>
         <w:rPr>
           <w:rStyle w:val="ad"/>
@@ -25929,6 +25779,7 @@
         </w:rPr>
         <w:t>/</w:t>
       </w:r>
+      <w:proofErr w:type="spellStart"/>
       <w:r>
         <w:rPr>
           <w:rStyle w:val="ad"/>
@@ -25936,6 +25787,7 @@
         </w:rPr>
         <w:t>granta</w:t>
       </w:r>
+      <w:proofErr w:type="spellEnd"/>
       <w:r>
         <w:rPr>
           <w:rStyle w:val="ad"/>
@@ -26275,12 +26127,14 @@
       <w:r>
         <w:t xml:space="preserve"> </w:t>
       </w:r>
+      <w:proofErr w:type="spellStart"/>
       <w:r>
         <w:rPr>
           <w:lang w:val="en-US"/>
         </w:rPr>
         <w:t>EduPack</w:t>
       </w:r>
+      <w:proofErr w:type="spellEnd"/>
       <w:r>
         <w:t>»</w:t>
       </w:r>
@@ -26429,10 +26283,7 @@
         <w:t>– о</w:t>
       </w:r>
       <w:r>
-        <w:t xml:space="preserve"> </w:t>
-      </w:r>
-      <w:r>
-        <w:t>методе опорных векторов</w:t>
+        <w:t xml:space="preserve"> методе опорных векторов</w:t>
       </w:r>
       <w:r>
         <w:t>;</w:t>
@@ -26526,10 +26377,7 @@
         <w:t>– о</w:t>
       </w:r>
       <w:r>
-        <w:t xml:space="preserve"> </w:t>
-      </w:r>
-      <w:r>
-        <w:t>случайном лесе</w:t>
+        <w:t xml:space="preserve"> случайном лесе</w:t>
       </w:r>
       <w:r>
         <w:t>;</w:t>
@@ -26552,7 +26400,7 @@
         <w:instrText>HYPERLINK "</w:instrText>
       </w:r>
       <w:r>
-        <w:instrText>https://sky.pro/wiki/python/ponimaem-funktsiyu-enumerate-v-python-na-primere-koda/</w:instrText>
+        <w:instrText>https://sky.pro/wiki/python/metod-sluchajnogo-lesa-osnovy-i-primery/</w:instrText>
       </w:r>
       <w:r>
         <w:instrText>"</w:instrText>
@@ -26564,7 +26412,19 @@
         <w:rPr>
           <w:rStyle w:val="ad"/>
         </w:rPr>
-        <w:t>https://sky.pro/wiki/python/ponimaem-funktsiyu-enumerate-v-python-na-primere-koda/</w:t>
+        <w:t>https://sky.pro/wiki/python/metod-slucha</w:t>
+      </w:r>
+      <w:r>
+        <w:rPr>
+          <w:rStyle w:val="ad"/>
+        </w:rPr>
+        <w:t>j</w:t>
+      </w:r>
+      <w:r>
+        <w:rPr>
+          <w:rStyle w:val="ad"/>
+        </w:rPr>
+        <w:t>nogo-lesa-osnovy-i-primery/</w:t>
       </w:r>
       <w:r>
         <w:fldChar w:fldCharType="end"/>
@@ -26756,31 +26616,7 @@
         <w:rPr>
           <w:rStyle w:val="ad"/>
         </w:rPr>
-        <w:t>http://www.machinelearning.ru/wiki/index.php?title=%D0%9F%D0%B5%D1%80</w:t>
-      </w:r>
-      <w:r>
-        <w:rPr>
-          <w:rStyle w:val="ad"/>
-        </w:rPr>
-        <w:t>%</w:t>
-      </w:r>
-      <w:r>
-        <w:rPr>
-          <w:rStyle w:val="ad"/>
-        </w:rPr>
-        <w:t>D1%81%D0%B5%D</w:t>
-      </w:r>
-      <w:r>
-        <w:rPr>
-          <w:rStyle w:val="ad"/>
-        </w:rPr>
-        <w:t>0</w:t>
-      </w:r>
-      <w:r>
-        <w:rPr>
-          <w:rStyle w:val="ad"/>
-        </w:rPr>
-        <w:t>%BF%D1%82%D1%80%D0%BE%D0%BD</w:t>
+        <w:t>http://www.machinelearning.ru/wiki/index.php?title=%D0%9F%D0%B5%D1%80%D1%81%D0%B5%D0%BF%D1%82%D1%80%D0%BE%D0%BD</w:t>
       </w:r>
       <w:r>
         <w:fldChar w:fldCharType="end"/>
@@ -28015,6 +27851,7 @@
                                 <w:szCs w:val="28"/>
                               </w:rPr>
                             </w:pPr>
+                            <w:proofErr w:type="spellStart"/>
                             <w:r>
                               <w:rPr>
                                 <w:rFonts w:ascii="Arial" w:hAnsi="Arial" w:cs="Arial"/>
@@ -28022,7 +27859,17 @@
                                 <w:sz w:val="28"/>
                                 <w:szCs w:val="28"/>
                               </w:rPr>
-                              <w:t xml:space="preserve">УУНиТ </w:t>
+                              <w:t>УУНиТ</w:t>
+                            </w:r>
+                            <w:proofErr w:type="spellEnd"/>
+                            <w:r>
+                              <w:rPr>
+                                <w:rFonts w:ascii="Arial" w:hAnsi="Arial" w:cs="Arial"/>
+                                <w:i/>
+                                <w:sz w:val="28"/>
+                                <w:szCs w:val="28"/>
+                              </w:rPr>
+                              <w:t xml:space="preserve"> </w:t>
                             </w:r>
                             <w:r>
                               <w:rPr>
@@ -28431,6 +28278,7 @@
                                 <w:szCs w:val="16"/>
                               </w:rPr>
                             </w:pPr>
+                            <w:proofErr w:type="spellStart"/>
                             <w:r>
                               <w:rPr>
                                 <w:rFonts w:ascii="Arial" w:hAnsi="Arial" w:cs="Arial"/>
@@ -28438,7 +28286,17 @@
                                 <w:sz w:val="16"/>
                                 <w:szCs w:val="16"/>
                               </w:rPr>
-                              <w:t>Разраб.</w:t>
+                              <w:t>Разраб</w:t>
+                            </w:r>
+                            <w:proofErr w:type="spellEnd"/>
+                            <w:r>
+                              <w:rPr>
+                                <w:rFonts w:ascii="Arial" w:hAnsi="Arial" w:cs="Arial"/>
+                                <w:i/>
+                                <w:sz w:val="16"/>
+                                <w:szCs w:val="16"/>
+                              </w:rPr>
+                              <w:t>.</w:t>
                             </w:r>
                           </w:p>
                         </w:txbxContent>
@@ -28559,6 +28417,7 @@
                                 <w:szCs w:val="16"/>
                               </w:rPr>
                             </w:pPr>
+                            <w:proofErr w:type="spellStart"/>
                             <w:r>
                               <w:rPr>
                                 <w:rFonts w:ascii="Arial" w:hAnsi="Arial" w:cs="Arial"/>
@@ -28566,7 +28425,17 @@
                                 <w:sz w:val="16"/>
                                 <w:szCs w:val="16"/>
                               </w:rPr>
-                              <w:t>Рецен.</w:t>
+                              <w:t>Рецен</w:t>
+                            </w:r>
+                            <w:proofErr w:type="spellEnd"/>
+                            <w:r>
+                              <w:rPr>
+                                <w:rFonts w:ascii="Arial" w:hAnsi="Arial" w:cs="Arial"/>
+                                <w:i/>
+                                <w:sz w:val="16"/>
+                                <w:szCs w:val="16"/>
+                              </w:rPr>
+                              <w:t>.</w:t>
                             </w:r>
                           </w:p>
                         </w:txbxContent>
@@ -28655,6 +28524,7 @@
                                 <w:szCs w:val="16"/>
                               </w:rPr>
                             </w:pPr>
+                            <w:proofErr w:type="spellStart"/>
                             <w:r>
                               <w:rPr>
                                 <w:rFonts w:ascii="Arial" w:hAnsi="Arial" w:cs="Arial"/>
@@ -28662,7 +28532,17 @@
                                 <w:sz w:val="16"/>
                                 <w:szCs w:val="16"/>
                               </w:rPr>
-                              <w:t>Н.контр.</w:t>
+                              <w:t>Н.контр</w:t>
+                            </w:r>
+                            <w:proofErr w:type="spellEnd"/>
+                            <w:r>
+                              <w:rPr>
+                                <w:rFonts w:ascii="Arial" w:hAnsi="Arial" w:cs="Arial"/>
+                                <w:i/>
+                                <w:sz w:val="16"/>
+                                <w:szCs w:val="16"/>
+                              </w:rPr>
+                              <w:t>.</w:t>
                             </w:r>
                           </w:p>
                         </w:txbxContent>
@@ -28847,6 +28727,7 @@
                                 <w:szCs w:val="16"/>
                               </w:rPr>
                             </w:pPr>
+                            <w:proofErr w:type="spellStart"/>
                             <w:r>
                               <w:rPr>
                                 <w:rFonts w:ascii="Arial" w:hAnsi="Arial" w:cs="Arial"/>
@@ -28854,7 +28735,17 @@
                                 <w:sz w:val="16"/>
                                 <w:szCs w:val="16"/>
                               </w:rPr>
-                              <w:t>Нургаянова О.С.</w:t>
+                              <w:t>Нургаянова</w:t>
+                            </w:r>
+                            <w:proofErr w:type="spellEnd"/>
+                            <w:r>
+                              <w:rPr>
+                                <w:rFonts w:ascii="Arial" w:hAnsi="Arial" w:cs="Arial"/>
+                                <w:i/>
+                                <w:sz w:val="16"/>
+                                <w:szCs w:val="16"/>
+                              </w:rPr>
+                              <w:t xml:space="preserve"> О.С.</w:t>
                             </w:r>
                           </w:p>
                         </w:txbxContent>
@@ -29554,6 +29445,7 @@
                           <w:szCs w:val="28"/>
                         </w:rPr>
                       </w:pPr>
+                      <w:proofErr w:type="spellStart"/>
                       <w:r>
                         <w:rPr>
                           <w:rFonts w:ascii="Arial" w:hAnsi="Arial" w:cs="Arial"/>
@@ -29561,7 +29453,17 @@
                           <w:sz w:val="28"/>
                           <w:szCs w:val="28"/>
                         </w:rPr>
-                        <w:t xml:space="preserve">УУНиТ </w:t>
+                        <w:t>УУНиТ</w:t>
+                      </w:r>
+                      <w:proofErr w:type="spellEnd"/>
+                      <w:r>
+                        <w:rPr>
+                          <w:rFonts w:ascii="Arial" w:hAnsi="Arial" w:cs="Arial"/>
+                          <w:i/>
+                          <w:sz w:val="28"/>
+                          <w:szCs w:val="28"/>
+                        </w:rPr>
+                        <w:t xml:space="preserve"> </w:t>
                       </w:r>
                       <w:r>
                         <w:rPr>
@@ -29736,6 +29638,7 @@
                           <w:szCs w:val="16"/>
                         </w:rPr>
                       </w:pPr>
+                      <w:proofErr w:type="spellStart"/>
                       <w:r>
                         <w:rPr>
                           <w:rFonts w:ascii="Arial" w:hAnsi="Arial" w:cs="Arial"/>
@@ -29743,7 +29646,17 @@
                           <w:sz w:val="16"/>
                           <w:szCs w:val="16"/>
                         </w:rPr>
-                        <w:t>Разраб.</w:t>
+                        <w:t>Разраб</w:t>
+                      </w:r>
+                      <w:proofErr w:type="spellEnd"/>
+                      <w:r>
+                        <w:rPr>
+                          <w:rFonts w:ascii="Arial" w:hAnsi="Arial" w:cs="Arial"/>
+                          <w:i/>
+                          <w:sz w:val="16"/>
+                          <w:szCs w:val="16"/>
+                        </w:rPr>
+                        <w:t>.</w:t>
                       </w:r>
                     </w:p>
                   </w:txbxContent>
@@ -29786,6 +29699,7 @@
                           <w:szCs w:val="16"/>
                         </w:rPr>
                       </w:pPr>
+                      <w:proofErr w:type="spellStart"/>
                       <w:r>
                         <w:rPr>
                           <w:rFonts w:ascii="Arial" w:hAnsi="Arial" w:cs="Arial"/>
@@ -29793,7 +29707,17 @@
                           <w:sz w:val="16"/>
                           <w:szCs w:val="16"/>
                         </w:rPr>
-                        <w:t>Рецен.</w:t>
+                        <w:t>Рецен</w:t>
+                      </w:r>
+                      <w:proofErr w:type="spellEnd"/>
+                      <w:r>
+                        <w:rPr>
+                          <w:rFonts w:ascii="Arial" w:hAnsi="Arial" w:cs="Arial"/>
+                          <w:i/>
+                          <w:sz w:val="16"/>
+                          <w:szCs w:val="16"/>
+                        </w:rPr>
+                        <w:t>.</w:t>
                       </w:r>
                     </w:p>
                   </w:txbxContent>
@@ -29812,6 +29736,7 @@
                           <w:szCs w:val="16"/>
                         </w:rPr>
                       </w:pPr>
+                      <w:proofErr w:type="spellStart"/>
                       <w:r>
                         <w:rPr>
                           <w:rFonts w:ascii="Arial" w:hAnsi="Arial" w:cs="Arial"/>
@@ -29819,7 +29744,17 @@
                           <w:sz w:val="16"/>
                           <w:szCs w:val="16"/>
                         </w:rPr>
-                        <w:t>Н.контр.</w:t>
+                        <w:t>Н.контр</w:t>
+                      </w:r>
+                      <w:proofErr w:type="spellEnd"/>
+                      <w:r>
+                        <w:rPr>
+                          <w:rFonts w:ascii="Arial" w:hAnsi="Arial" w:cs="Arial"/>
+                          <w:i/>
+                          <w:sz w:val="16"/>
+                          <w:szCs w:val="16"/>
+                        </w:rPr>
+                        <w:t>.</w:t>
                       </w:r>
                     </w:p>
                   </w:txbxContent>
@@ -29887,6 +29822,7 @@
                           <w:szCs w:val="16"/>
                         </w:rPr>
                       </w:pPr>
+                      <w:proofErr w:type="spellStart"/>
                       <w:r>
                         <w:rPr>
                           <w:rFonts w:ascii="Arial" w:hAnsi="Arial" w:cs="Arial"/>
@@ -29894,7 +29830,17 @@
                           <w:sz w:val="16"/>
                           <w:szCs w:val="16"/>
                         </w:rPr>
-                        <w:t>Нургаянова О.С.</w:t>
+                        <w:t>Нургаянова</w:t>
+                      </w:r>
+                      <w:proofErr w:type="spellEnd"/>
+                      <w:r>
+                        <w:rPr>
+                          <w:rFonts w:ascii="Arial" w:hAnsi="Arial" w:cs="Arial"/>
+                          <w:i/>
+                          <w:sz w:val="16"/>
+                          <w:szCs w:val="16"/>
+                        </w:rPr>
+                        <w:t xml:space="preserve"> О.С.</w:t>
                       </w:r>
                     </w:p>
                   </w:txbxContent>
@@ -35543,6 +35489,7 @@
   <w:style w:type="character" w:default="1" w:styleId="a3">
     <w:name w:val="Default Paragraph Font"/>
     <w:uiPriority w:val="1"/>
+    <w:semiHidden/>
     <w:unhideWhenUsed/>
   </w:style>
   <w:style w:type="table" w:default="1" w:styleId="a4">

--- a/ВКР, отчет/ВКР, пояснительная записка.docx
+++ b/ВКР, отчет/ВКР, пояснительная записка.docx
@@ -3300,7 +3300,7 @@
       <w:r>
         <w:fldChar w:fldCharType="separate"/>
       </w:r>
-      <w:hyperlink w:anchor="_Toc229949980" w:history="1">
+      <w:hyperlink w:anchor="_Toc230030669" w:history="1">
         <w:r>
           <w:rPr>
             <w:rStyle w:val="ad"/>
@@ -3344,7 +3344,7 @@
             <w:noProof/>
             <w:webHidden/>
           </w:rPr>
-          <w:instrText xml:space="preserve"> PAGEREF _Toc229949980 \h </w:instrText>
+          <w:instrText xml:space="preserve"> PAGEREF _Toc230030669 \h </w:instrText>
         </w:r>
         <w:r>
           <w:rPr>
@@ -3386,7 +3386,7 @@
           <w14:ligatures w14:val="standardContextual"/>
         </w:rPr>
       </w:pPr>
-      <w:hyperlink w:anchor="_Toc229949981" w:history="1">
+      <w:hyperlink w:anchor="_Toc230030670" w:history="1">
         <w:r>
           <w:rPr>
             <w:rStyle w:val="ad"/>
@@ -3430,7 +3430,7 @@
             <w:noProof/>
             <w:webHidden/>
           </w:rPr>
-          <w:instrText xml:space="preserve"> PAGEREF _Toc229949981 \h </w:instrText>
+          <w:instrText xml:space="preserve"> PAGEREF _Toc230030670 \h </w:instrText>
         </w:r>
         <w:r>
           <w:rPr>
@@ -3472,7 +3472,7 @@
           <w14:ligatures w14:val="standardContextual"/>
         </w:rPr>
       </w:pPr>
-      <w:hyperlink w:anchor="_Toc229949982" w:history="1">
+      <w:hyperlink w:anchor="_Toc230030671" w:history="1">
         <w:r>
           <w:rPr>
             <w:rStyle w:val="ad"/>
@@ -3516,7 +3516,7 @@
             <w:noProof/>
             <w:webHidden/>
           </w:rPr>
-          <w:instrText xml:space="preserve"> PAGEREF _Toc229949982 \h </w:instrText>
+          <w:instrText xml:space="preserve"> PAGEREF _Toc230030671 \h </w:instrText>
         </w:r>
         <w:r>
           <w:rPr>
@@ -3562,7 +3562,7 @@
           <w14:ligatures w14:val="standardContextual"/>
         </w:rPr>
       </w:pPr>
-      <w:hyperlink w:anchor="_Toc229949983" w:history="1">
+      <w:hyperlink w:anchor="_Toc230030672" w:history="1">
         <w:r>
           <w:rPr>
             <w:rStyle w:val="ad"/>
@@ -3606,7 +3606,7 @@
             <w:noProof/>
             <w:webHidden/>
           </w:rPr>
-          <w:instrText xml:space="preserve"> PAGEREF _Toc229949983 \h </w:instrText>
+          <w:instrText xml:space="preserve"> PAGEREF _Toc230030672 \h </w:instrText>
         </w:r>
         <w:r>
           <w:rPr>
@@ -3652,7 +3652,7 @@
           <w14:ligatures w14:val="standardContextual"/>
         </w:rPr>
       </w:pPr>
-      <w:hyperlink w:anchor="_Toc229949984" w:history="1">
+      <w:hyperlink w:anchor="_Toc230030673" w:history="1">
         <w:r>
           <w:rPr>
             <w:rStyle w:val="ad"/>
@@ -3696,7 +3696,7 @@
             <w:noProof/>
             <w:webHidden/>
           </w:rPr>
-          <w:instrText xml:space="preserve"> PAGEREF _Toc229949984 \h </w:instrText>
+          <w:instrText xml:space="preserve"> PAGEREF _Toc230030673 \h </w:instrText>
         </w:r>
         <w:r>
           <w:rPr>
@@ -3742,7 +3742,7 @@
           <w14:ligatures w14:val="standardContextual"/>
         </w:rPr>
       </w:pPr>
-      <w:hyperlink w:anchor="_Toc229949985" w:history="1">
+      <w:hyperlink w:anchor="_Toc230030674" w:history="1">
         <w:r>
           <w:rPr>
             <w:rStyle w:val="ad"/>
@@ -3786,7 +3786,7 @@
             <w:noProof/>
             <w:webHidden/>
           </w:rPr>
-          <w:instrText xml:space="preserve"> PAGEREF _Toc229949985 \h </w:instrText>
+          <w:instrText xml:space="preserve"> PAGEREF _Toc230030674 \h </w:instrText>
         </w:r>
         <w:r>
           <w:rPr>
@@ -3832,7 +3832,7 @@
           <w14:ligatures w14:val="standardContextual"/>
         </w:rPr>
       </w:pPr>
-      <w:hyperlink w:anchor="_Toc229949986" w:history="1">
+      <w:hyperlink w:anchor="_Toc230030675" w:history="1">
         <w:r>
           <w:rPr>
             <w:rStyle w:val="ad"/>
@@ -3876,7 +3876,7 @@
             <w:noProof/>
             <w:webHidden/>
           </w:rPr>
-          <w:instrText xml:space="preserve"> PAGEREF _Toc229949986 \h </w:instrText>
+          <w:instrText xml:space="preserve"> PAGEREF _Toc230030675 \h </w:instrText>
         </w:r>
         <w:r>
           <w:rPr>
@@ -3918,7 +3918,7 @@
           <w14:ligatures w14:val="standardContextual"/>
         </w:rPr>
       </w:pPr>
-      <w:hyperlink w:anchor="_Toc229949987" w:history="1">
+      <w:hyperlink w:anchor="_Toc230030676" w:history="1">
         <w:r>
           <w:rPr>
             <w:rStyle w:val="ad"/>
@@ -3962,7 +3962,7 @@
             <w:noProof/>
             <w:webHidden/>
           </w:rPr>
-          <w:instrText xml:space="preserve"> PAGEREF _Toc229949987 \h </w:instrText>
+          <w:instrText xml:space="preserve"> PAGEREF _Toc230030676 \h </w:instrText>
         </w:r>
         <w:r>
           <w:rPr>
@@ -4008,7 +4008,7 @@
           <w14:ligatures w14:val="standardContextual"/>
         </w:rPr>
       </w:pPr>
-      <w:hyperlink w:anchor="_Toc229949988" w:history="1">
+      <w:hyperlink w:anchor="_Toc230030677" w:history="1">
         <w:r>
           <w:rPr>
             <w:rStyle w:val="ad"/>
@@ -4052,7 +4052,7 @@
             <w:noProof/>
             <w:webHidden/>
           </w:rPr>
-          <w:instrText xml:space="preserve"> PAGEREF _Toc229949988 \h </w:instrText>
+          <w:instrText xml:space="preserve"> PAGEREF _Toc230030677 \h </w:instrText>
         </w:r>
         <w:r>
           <w:rPr>
@@ -4098,7 +4098,7 @@
           <w14:ligatures w14:val="standardContextual"/>
         </w:rPr>
       </w:pPr>
-      <w:hyperlink w:anchor="_Toc229949989" w:history="1">
+      <w:hyperlink w:anchor="_Toc230030678" w:history="1">
         <w:r>
           <w:rPr>
             <w:rStyle w:val="ad"/>
@@ -4142,7 +4142,7 @@
             <w:noProof/>
             <w:webHidden/>
           </w:rPr>
-          <w:instrText xml:space="preserve"> PAGEREF _Toc229949989 \h </w:instrText>
+          <w:instrText xml:space="preserve"> PAGEREF _Toc230030678 \h </w:instrText>
         </w:r>
         <w:r>
           <w:rPr>
@@ -4162,7 +4162,7 @@
             <w:noProof/>
             <w:webHidden/>
           </w:rPr>
-          <w:t>27</w:t>
+          <w:t>28</w:t>
         </w:r>
         <w:r>
           <w:rPr>
@@ -4188,7 +4188,7 @@
           <w14:ligatures w14:val="standardContextual"/>
         </w:rPr>
       </w:pPr>
-      <w:hyperlink w:anchor="_Toc229949990" w:history="1">
+      <w:hyperlink w:anchor="_Toc230030679" w:history="1">
         <w:r>
           <w:rPr>
             <w:rStyle w:val="ad"/>
@@ -4232,7 +4232,7 @@
             <w:noProof/>
             <w:webHidden/>
           </w:rPr>
-          <w:instrText xml:space="preserve"> PAGEREF _Toc229949990 \h </w:instrText>
+          <w:instrText xml:space="preserve"> PAGEREF _Toc230030679 \h </w:instrText>
         </w:r>
         <w:r>
           <w:rPr>
@@ -4252,7 +4252,7 @@
             <w:noProof/>
             <w:webHidden/>
           </w:rPr>
-          <w:t>30</w:t>
+          <w:t>31</w:t>
         </w:r>
         <w:r>
           <w:rPr>
@@ -4278,7 +4278,7 @@
           <w14:ligatures w14:val="standardContextual"/>
         </w:rPr>
       </w:pPr>
-      <w:hyperlink w:anchor="_Toc229949991" w:history="1">
+      <w:hyperlink w:anchor="_Toc230030680" w:history="1">
         <w:r>
           <w:rPr>
             <w:rStyle w:val="ad"/>
@@ -4322,7 +4322,7 @@
             <w:noProof/>
             <w:webHidden/>
           </w:rPr>
-          <w:instrText xml:space="preserve"> PAGEREF _Toc229949991 \h </w:instrText>
+          <w:instrText xml:space="preserve"> PAGEREF _Toc230030680 \h </w:instrText>
         </w:r>
         <w:r>
           <w:rPr>
@@ -4342,7 +4342,7 @@
             <w:noProof/>
             <w:webHidden/>
           </w:rPr>
-          <w:t>32</w:t>
+          <w:t>33</w:t>
         </w:r>
         <w:r>
           <w:rPr>
@@ -4368,7 +4368,7 @@
           <w14:ligatures w14:val="standardContextual"/>
         </w:rPr>
       </w:pPr>
-      <w:hyperlink w:anchor="_Toc229949992" w:history="1">
+      <w:hyperlink w:anchor="_Toc230030681" w:history="1">
         <w:r>
           <w:rPr>
             <w:rStyle w:val="ad"/>
@@ -4412,7 +4412,7 @@
             <w:noProof/>
             <w:webHidden/>
           </w:rPr>
-          <w:instrText xml:space="preserve"> PAGEREF _Toc229949992 \h </w:instrText>
+          <w:instrText xml:space="preserve"> PAGEREF _Toc230030681 \h </w:instrText>
         </w:r>
         <w:r>
           <w:rPr>
@@ -4432,7 +4432,7 @@
             <w:noProof/>
             <w:webHidden/>
           </w:rPr>
-          <w:t>36</w:t>
+          <w:t>37</w:t>
         </w:r>
         <w:r>
           <w:rPr>
@@ -4458,7 +4458,7 @@
           <w14:ligatures w14:val="standardContextual"/>
         </w:rPr>
       </w:pPr>
-      <w:hyperlink w:anchor="_Toc229949993" w:history="1">
+      <w:hyperlink w:anchor="_Toc230030682" w:history="1">
         <w:r>
           <w:rPr>
             <w:rStyle w:val="ad"/>
@@ -4502,7 +4502,7 @@
             <w:noProof/>
             <w:webHidden/>
           </w:rPr>
-          <w:instrText xml:space="preserve"> PAGEREF _Toc229949993 \h </w:instrText>
+          <w:instrText xml:space="preserve"> PAGEREF _Toc230030682 \h </w:instrText>
         </w:r>
         <w:r>
           <w:rPr>
@@ -4522,7 +4522,7 @@
             <w:noProof/>
             <w:webHidden/>
           </w:rPr>
-          <w:t>39</w:t>
+          <w:t>40</w:t>
         </w:r>
         <w:r>
           <w:rPr>
@@ -4548,7 +4548,7 @@
           <w14:ligatures w14:val="standardContextual"/>
         </w:rPr>
       </w:pPr>
-      <w:hyperlink w:anchor="_Toc229949994" w:history="1">
+      <w:hyperlink w:anchor="_Toc230030683" w:history="1">
         <w:r>
           <w:rPr>
             <w:rStyle w:val="ad"/>
@@ -4592,7 +4592,7 @@
             <w:noProof/>
             <w:webHidden/>
           </w:rPr>
-          <w:instrText xml:space="preserve"> PAGEREF _Toc229949994 \h </w:instrText>
+          <w:instrText xml:space="preserve"> PAGEREF _Toc230030683 \h </w:instrText>
         </w:r>
         <w:r>
           <w:rPr>
@@ -4612,7 +4612,7 @@
             <w:noProof/>
             <w:webHidden/>
           </w:rPr>
-          <w:t>40</w:t>
+          <w:t>41</w:t>
         </w:r>
         <w:r>
           <w:rPr>
@@ -4634,7 +4634,7 @@
           <w14:ligatures w14:val="standardContextual"/>
         </w:rPr>
       </w:pPr>
-      <w:hyperlink w:anchor="_Toc229949995" w:history="1">
+      <w:hyperlink w:anchor="_Toc230030684" w:history="1">
         <w:r>
           <w:rPr>
             <w:rStyle w:val="ad"/>
@@ -4678,7 +4678,7 @@
             <w:noProof/>
             <w:webHidden/>
           </w:rPr>
-          <w:instrText xml:space="preserve"> PAGEREF _Toc229949995 \h </w:instrText>
+          <w:instrText xml:space="preserve"> PAGEREF _Toc230030684 \h </w:instrText>
         </w:r>
         <w:r>
           <w:rPr>
@@ -4698,7 +4698,7 @@
             <w:noProof/>
             <w:webHidden/>
           </w:rPr>
-          <w:t>41</w:t>
+          <w:t>43</w:t>
         </w:r>
         <w:r>
           <w:rPr>
@@ -4711,7 +4711,11 @@
     </w:p>
     <w:p>
       <w:pPr>
-        <w:pStyle w:val="11"/>
+        <w:pStyle w:val="20"/>
+        <w:tabs>
+          <w:tab w:val="left" w:pos="960"/>
+          <w:tab w:val="right" w:leader="dot" w:pos="9911"/>
+        </w:tabs>
         <w:rPr>
           <w:rFonts w:asciiTheme="minorHAnsi" w:eastAsiaTheme="minorEastAsia" w:hAnsiTheme="minorHAnsi" w:cstheme="minorBidi"/>
           <w:noProof/>
@@ -4720,13 +4724,13 @@
           <w14:ligatures w14:val="standardContextual"/>
         </w:rPr>
       </w:pPr>
-      <w:hyperlink w:anchor="_Toc229949996" w:history="1">
+      <w:hyperlink w:anchor="_Toc230030685" w:history="1">
         <w:r>
           <w:rPr>
             <w:rStyle w:val="ad"/>
             <w:noProof/>
           </w:rPr>
-          <w:t>6</w:t>
+          <w:t>5.1</w:t>
         </w:r>
         <w:r>
           <w:rPr>
@@ -4743,7 +4747,7 @@
             <w:rStyle w:val="ad"/>
             <w:noProof/>
           </w:rPr>
-          <w:t>Глава 4 – Разработка программного обеспечения</w:t>
+          <w:t>Предобработка данных</w:t>
         </w:r>
         <w:r>
           <w:rPr>
@@ -4764,7 +4768,7 @@
             <w:noProof/>
             <w:webHidden/>
           </w:rPr>
-          <w:instrText xml:space="preserve"> PAGEREF _Toc229949996 \h </w:instrText>
+          <w:instrText xml:space="preserve"> PAGEREF _Toc230030685 \h </w:instrText>
         </w:r>
         <w:r>
           <w:rPr>
@@ -4784,7 +4788,7 @@
             <w:noProof/>
             <w:webHidden/>
           </w:rPr>
-          <w:t>42</w:t>
+          <w:t>43</w:t>
         </w:r>
         <w:r>
           <w:rPr>
@@ -4810,13 +4814,13 @@
           <w14:ligatures w14:val="standardContextual"/>
         </w:rPr>
       </w:pPr>
-      <w:hyperlink w:anchor="_Toc229949997" w:history="1">
+      <w:hyperlink w:anchor="_Toc230030686" w:history="1">
         <w:r>
           <w:rPr>
             <w:rStyle w:val="ad"/>
             <w:noProof/>
           </w:rPr>
-          <w:t>6.1</w:t>
+          <w:t>5.2</w:t>
         </w:r>
         <w:r>
           <w:rPr>
@@ -4833,7 +4837,7 @@
             <w:rStyle w:val="ad"/>
             <w:noProof/>
           </w:rPr>
-          <w:t>Выбор языка программирования и инструментальных средств разработки</w:t>
+          <w:t>Обучение модели</w:t>
         </w:r>
         <w:r>
           <w:rPr>
@@ -4854,7 +4858,7 @@
             <w:noProof/>
             <w:webHidden/>
           </w:rPr>
-          <w:instrText xml:space="preserve"> PAGEREF _Toc229949997 \h </w:instrText>
+          <w:instrText xml:space="preserve"> PAGEREF _Toc230030686 \h </w:instrText>
         </w:r>
         <w:r>
           <w:rPr>
@@ -4874,7 +4878,7 @@
             <w:noProof/>
             <w:webHidden/>
           </w:rPr>
-          <w:t>42</w:t>
+          <w:t>43</w:t>
         </w:r>
         <w:r>
           <w:rPr>
@@ -4900,13 +4904,13 @@
           <w14:ligatures w14:val="standardContextual"/>
         </w:rPr>
       </w:pPr>
-      <w:hyperlink w:anchor="_Toc229949998" w:history="1">
+      <w:hyperlink w:anchor="_Toc230030687" w:history="1">
         <w:r>
           <w:rPr>
             <w:rStyle w:val="ad"/>
             <w:noProof/>
           </w:rPr>
-          <w:t>6.2</w:t>
+          <w:t>5.3</w:t>
         </w:r>
         <w:r>
           <w:rPr>
@@ -4923,7 +4927,7 @@
             <w:rStyle w:val="ad"/>
             <w:noProof/>
           </w:rPr>
-          <w:t>Описание структуры программного продукта</w:t>
+          <w:t>Прогнозирование свойств</w:t>
         </w:r>
         <w:r>
           <w:rPr>
@@ -4944,7 +4948,7 @@
             <w:noProof/>
             <w:webHidden/>
           </w:rPr>
-          <w:instrText xml:space="preserve"> PAGEREF _Toc229949998 \h </w:instrText>
+          <w:instrText xml:space="preserve"> PAGEREF _Toc230030687 \h </w:instrText>
         </w:r>
         <w:r>
           <w:rPr>
@@ -4964,7 +4968,93 @@
             <w:noProof/>
             <w:webHidden/>
           </w:rPr>
-          <w:t>42</w:t>
+          <w:t>43</w:t>
+        </w:r>
+        <w:r>
+          <w:rPr>
+            <w:noProof/>
+            <w:webHidden/>
+          </w:rPr>
+          <w:fldChar w:fldCharType="end"/>
+        </w:r>
+      </w:hyperlink>
+    </w:p>
+    <w:p>
+      <w:pPr>
+        <w:pStyle w:val="11"/>
+        <w:rPr>
+          <w:rFonts w:asciiTheme="minorHAnsi" w:eastAsiaTheme="minorEastAsia" w:hAnsiTheme="minorHAnsi" w:cstheme="minorBidi"/>
+          <w:noProof/>
+          <w:kern w:val="2"/>
+          <w:sz w:val="24"/>
+          <w14:ligatures w14:val="standardContextual"/>
+        </w:rPr>
+      </w:pPr>
+      <w:hyperlink w:anchor="_Toc230030688" w:history="1">
+        <w:r>
+          <w:rPr>
+            <w:rStyle w:val="ad"/>
+            <w:noProof/>
+          </w:rPr>
+          <w:t>6</w:t>
+        </w:r>
+        <w:r>
+          <w:rPr>
+            <w:rFonts w:asciiTheme="minorHAnsi" w:eastAsiaTheme="minorEastAsia" w:hAnsiTheme="minorHAnsi" w:cstheme="minorBidi"/>
+            <w:noProof/>
+            <w:kern w:val="2"/>
+            <w:sz w:val="24"/>
+            <w14:ligatures w14:val="standardContextual"/>
+          </w:rPr>
+          <w:tab/>
+        </w:r>
+        <w:r>
+          <w:rPr>
+            <w:rStyle w:val="ad"/>
+            <w:noProof/>
+          </w:rPr>
+          <w:t>Глава 4 – Разработка программного обеспечения</w:t>
+        </w:r>
+        <w:r>
+          <w:rPr>
+            <w:noProof/>
+            <w:webHidden/>
+          </w:rPr>
+          <w:tab/>
+        </w:r>
+        <w:r>
+          <w:rPr>
+            <w:noProof/>
+            <w:webHidden/>
+          </w:rPr>
+          <w:fldChar w:fldCharType="begin"/>
+        </w:r>
+        <w:r>
+          <w:rPr>
+            <w:noProof/>
+            <w:webHidden/>
+          </w:rPr>
+          <w:instrText xml:space="preserve"> PAGEREF _Toc230030688 \h </w:instrText>
+        </w:r>
+        <w:r>
+          <w:rPr>
+            <w:noProof/>
+            <w:webHidden/>
+          </w:rPr>
+        </w:r>
+        <w:r>
+          <w:rPr>
+            <w:noProof/>
+            <w:webHidden/>
+          </w:rPr>
+          <w:fldChar w:fldCharType="separate"/>
+        </w:r>
+        <w:r>
+          <w:rPr>
+            <w:noProof/>
+            <w:webHidden/>
+          </w:rPr>
+          <w:t>44</w:t>
         </w:r>
         <w:r>
           <w:rPr>
@@ -4990,13 +5080,13 @@
           <w14:ligatures w14:val="standardContextual"/>
         </w:rPr>
       </w:pPr>
-      <w:hyperlink w:anchor="_Toc229949999" w:history="1">
+      <w:hyperlink w:anchor="_Toc230030689" w:history="1">
         <w:r>
           <w:rPr>
             <w:rStyle w:val="ad"/>
             <w:noProof/>
           </w:rPr>
-          <w:t>6.3</w:t>
+          <w:t>6.1</w:t>
         </w:r>
         <w:r>
           <w:rPr>
@@ -5013,7 +5103,7 @@
             <w:rStyle w:val="ad"/>
             <w:noProof/>
           </w:rPr>
-          <w:t>Описание интерфейса</w:t>
+          <w:t>Выбор языка программирования и инструментальных средств разработки</w:t>
         </w:r>
         <w:r>
           <w:rPr>
@@ -5034,7 +5124,7 @@
             <w:noProof/>
             <w:webHidden/>
           </w:rPr>
-          <w:instrText xml:space="preserve"> PAGEREF _Toc229949999 \h </w:instrText>
+          <w:instrText xml:space="preserve"> PAGEREF _Toc230030689 \h </w:instrText>
         </w:r>
         <w:r>
           <w:rPr>
@@ -5054,7 +5144,7 @@
             <w:noProof/>
             <w:webHidden/>
           </w:rPr>
-          <w:t>42</w:t>
+          <w:t>44</w:t>
         </w:r>
         <w:r>
           <w:rPr>
@@ -5080,13 +5170,13 @@
           <w14:ligatures w14:val="standardContextual"/>
         </w:rPr>
       </w:pPr>
-      <w:hyperlink w:anchor="_Toc229950000" w:history="1">
+      <w:hyperlink w:anchor="_Toc230030690" w:history="1">
         <w:r>
           <w:rPr>
             <w:rStyle w:val="ad"/>
             <w:noProof/>
           </w:rPr>
-          <w:t>6.4</w:t>
+          <w:t>6.2</w:t>
         </w:r>
         <w:r>
           <w:rPr>
@@ -5103,7 +5193,7 @@
             <w:rStyle w:val="ad"/>
             <w:noProof/>
           </w:rPr>
-          <w:t>Вычислительный эксперимент</w:t>
+          <w:t>Описание структуры программного продукта</w:t>
         </w:r>
         <w:r>
           <w:rPr>
@@ -5124,7 +5214,7 @@
             <w:noProof/>
             <w:webHidden/>
           </w:rPr>
-          <w:instrText xml:space="preserve"> PAGEREF _Toc229950000 \h </w:instrText>
+          <w:instrText xml:space="preserve"> PAGEREF _Toc230030690 \h </w:instrText>
         </w:r>
         <w:r>
           <w:rPr>
@@ -5144,7 +5234,7 @@
             <w:noProof/>
             <w:webHidden/>
           </w:rPr>
-          <w:t>42</w:t>
+          <w:t>44</w:t>
         </w:r>
         <w:r>
           <w:rPr>
@@ -5170,13 +5260,13 @@
           <w14:ligatures w14:val="standardContextual"/>
         </w:rPr>
       </w:pPr>
-      <w:hyperlink w:anchor="_Toc229950001" w:history="1">
+      <w:hyperlink w:anchor="_Toc230030691" w:history="1">
         <w:r>
           <w:rPr>
             <w:rStyle w:val="ad"/>
             <w:noProof/>
           </w:rPr>
-          <w:t>6.5</w:t>
+          <w:t>6.3</w:t>
         </w:r>
         <w:r>
           <w:rPr>
@@ -5193,7 +5283,7 @@
             <w:rStyle w:val="ad"/>
             <w:noProof/>
           </w:rPr>
-          <w:t>Тестирование</w:t>
+          <w:t>Описание интерфейса</w:t>
         </w:r>
         <w:r>
           <w:rPr>
@@ -5214,7 +5304,7 @@
             <w:noProof/>
             <w:webHidden/>
           </w:rPr>
-          <w:instrText xml:space="preserve"> PAGEREF _Toc229950001 \h </w:instrText>
+          <w:instrText xml:space="preserve"> PAGEREF _Toc230030691 \h </w:instrText>
         </w:r>
         <w:r>
           <w:rPr>
@@ -5234,7 +5324,7 @@
             <w:noProof/>
             <w:webHidden/>
           </w:rPr>
-          <w:t>42</w:t>
+          <w:t>44</w:t>
         </w:r>
         <w:r>
           <w:rPr>
@@ -5247,7 +5337,11 @@
     </w:p>
     <w:p>
       <w:pPr>
-        <w:pStyle w:val="11"/>
+        <w:pStyle w:val="20"/>
+        <w:tabs>
+          <w:tab w:val="left" w:pos="960"/>
+          <w:tab w:val="right" w:leader="dot" w:pos="9911"/>
+        </w:tabs>
         <w:rPr>
           <w:rFonts w:asciiTheme="minorHAnsi" w:eastAsiaTheme="minorEastAsia" w:hAnsiTheme="minorHAnsi" w:cstheme="minorBidi"/>
           <w:noProof/>
@@ -5256,13 +5350,13 @@
           <w14:ligatures w14:val="standardContextual"/>
         </w:rPr>
       </w:pPr>
-      <w:hyperlink w:anchor="_Toc229950002" w:history="1">
+      <w:hyperlink w:anchor="_Toc230030692" w:history="1">
         <w:r>
           <w:rPr>
             <w:rStyle w:val="ad"/>
             <w:noProof/>
           </w:rPr>
-          <w:t>7</w:t>
+          <w:t>6.4</w:t>
         </w:r>
         <w:r>
           <w:rPr>
@@ -5279,7 +5373,7 @@
             <w:rStyle w:val="ad"/>
             <w:noProof/>
           </w:rPr>
-          <w:t>Заключение</w:t>
+          <w:t>Вычислительный эксперимент</w:t>
         </w:r>
         <w:r>
           <w:rPr>
@@ -5300,7 +5394,7 @@
             <w:noProof/>
             <w:webHidden/>
           </w:rPr>
-          <w:instrText xml:space="preserve"> PAGEREF _Toc229950002 \h </w:instrText>
+          <w:instrText xml:space="preserve"> PAGEREF _Toc230030692 \h </w:instrText>
         </w:r>
         <w:r>
           <w:rPr>
@@ -5320,7 +5414,7 @@
             <w:noProof/>
             <w:webHidden/>
           </w:rPr>
-          <w:t>43</w:t>
+          <w:t>44</w:t>
         </w:r>
         <w:r>
           <w:rPr>
@@ -5333,7 +5427,11 @@
     </w:p>
     <w:p>
       <w:pPr>
-        <w:pStyle w:val="11"/>
+        <w:pStyle w:val="20"/>
+        <w:tabs>
+          <w:tab w:val="left" w:pos="960"/>
+          <w:tab w:val="right" w:leader="dot" w:pos="9911"/>
+        </w:tabs>
         <w:rPr>
           <w:rFonts w:asciiTheme="minorHAnsi" w:eastAsiaTheme="minorEastAsia" w:hAnsiTheme="minorHAnsi" w:cstheme="minorBidi"/>
           <w:noProof/>
@@ -5342,14 +5440,13 @@
           <w14:ligatures w14:val="standardContextual"/>
         </w:rPr>
       </w:pPr>
-      <w:hyperlink w:anchor="_Toc229950003" w:history="1">
+      <w:hyperlink w:anchor="_Toc230030693" w:history="1">
         <w:r>
           <w:rPr>
             <w:rStyle w:val="ad"/>
             <w:noProof/>
-            <w:lang w:val="en-US"/>
-          </w:rPr>
-          <w:t>8</w:t>
+          </w:rPr>
+          <w:t>6.5</w:t>
         </w:r>
         <w:r>
           <w:rPr>
@@ -5366,7 +5463,7 @@
             <w:rStyle w:val="ad"/>
             <w:noProof/>
           </w:rPr>
-          <w:t>Список литературы</w:t>
+          <w:t>Тестирование</w:t>
         </w:r>
         <w:r>
           <w:rPr>
@@ -5387,7 +5484,7 @@
             <w:noProof/>
             <w:webHidden/>
           </w:rPr>
-          <w:instrText xml:space="preserve"> PAGEREF _Toc229950003 \h </w:instrText>
+          <w:instrText xml:space="preserve"> PAGEREF _Toc230030693 \h </w:instrText>
         </w:r>
         <w:r>
           <w:rPr>
@@ -5420,7 +5517,11 @@
     </w:p>
     <w:p>
       <w:pPr>
-        <w:pStyle w:val="11"/>
+        <w:pStyle w:val="20"/>
+        <w:tabs>
+          <w:tab w:val="left" w:pos="960"/>
+          <w:tab w:val="right" w:leader="dot" w:pos="9911"/>
+        </w:tabs>
         <w:rPr>
           <w:rFonts w:asciiTheme="minorHAnsi" w:eastAsiaTheme="minorEastAsia" w:hAnsiTheme="minorHAnsi" w:cstheme="minorBidi"/>
           <w:noProof/>
@@ -5429,13 +5530,13 @@
           <w14:ligatures w14:val="standardContextual"/>
         </w:rPr>
       </w:pPr>
-      <w:hyperlink w:anchor="_Toc229950004" w:history="1">
+      <w:hyperlink w:anchor="_Toc230030694" w:history="1">
         <w:r>
           <w:rPr>
             <w:rStyle w:val="ad"/>
             <w:noProof/>
           </w:rPr>
-          <w:t>9</w:t>
+          <w:t>6.6</w:t>
         </w:r>
         <w:r>
           <w:rPr>
@@ -5452,7 +5553,7 @@
             <w:rStyle w:val="ad"/>
             <w:noProof/>
           </w:rPr>
-          <w:t>Приложения</w:t>
+          <w:t>Оценка качества</w:t>
         </w:r>
         <w:r>
           <w:rPr>
@@ -5473,7 +5574,7 @@
             <w:noProof/>
             <w:webHidden/>
           </w:rPr>
-          <w:instrText xml:space="preserve"> PAGEREF _Toc229950004 \h </w:instrText>
+          <w:instrText xml:space="preserve"> PAGEREF _Toc230030694 \h </w:instrText>
         </w:r>
         <w:r>
           <w:rPr>
@@ -5493,7 +5594,266 @@
             <w:noProof/>
             <w:webHidden/>
           </w:rPr>
-          <w:t>48</w:t>
+          <w:t>44</w:t>
+        </w:r>
+        <w:r>
+          <w:rPr>
+            <w:noProof/>
+            <w:webHidden/>
+          </w:rPr>
+          <w:fldChar w:fldCharType="end"/>
+        </w:r>
+      </w:hyperlink>
+    </w:p>
+    <w:p>
+      <w:pPr>
+        <w:pStyle w:val="11"/>
+        <w:rPr>
+          <w:rFonts w:asciiTheme="minorHAnsi" w:eastAsiaTheme="minorEastAsia" w:hAnsiTheme="minorHAnsi" w:cstheme="minorBidi"/>
+          <w:noProof/>
+          <w:kern w:val="2"/>
+          <w:sz w:val="24"/>
+          <w14:ligatures w14:val="standardContextual"/>
+        </w:rPr>
+      </w:pPr>
+      <w:hyperlink w:anchor="_Toc230030695" w:history="1">
+        <w:r>
+          <w:rPr>
+            <w:rStyle w:val="ad"/>
+            <w:noProof/>
+          </w:rPr>
+          <w:t>7</w:t>
+        </w:r>
+        <w:r>
+          <w:rPr>
+            <w:rFonts w:asciiTheme="minorHAnsi" w:eastAsiaTheme="minorEastAsia" w:hAnsiTheme="minorHAnsi" w:cstheme="minorBidi"/>
+            <w:noProof/>
+            <w:kern w:val="2"/>
+            <w:sz w:val="24"/>
+            <w14:ligatures w14:val="standardContextual"/>
+          </w:rPr>
+          <w:tab/>
+        </w:r>
+        <w:r>
+          <w:rPr>
+            <w:rStyle w:val="ad"/>
+            <w:noProof/>
+          </w:rPr>
+          <w:t>Заключение</w:t>
+        </w:r>
+        <w:r>
+          <w:rPr>
+            <w:noProof/>
+            <w:webHidden/>
+          </w:rPr>
+          <w:tab/>
+        </w:r>
+        <w:r>
+          <w:rPr>
+            <w:noProof/>
+            <w:webHidden/>
+          </w:rPr>
+          <w:fldChar w:fldCharType="begin"/>
+        </w:r>
+        <w:r>
+          <w:rPr>
+            <w:noProof/>
+            <w:webHidden/>
+          </w:rPr>
+          <w:instrText xml:space="preserve"> PAGEREF _Toc230030695 \h </w:instrText>
+        </w:r>
+        <w:r>
+          <w:rPr>
+            <w:noProof/>
+            <w:webHidden/>
+          </w:rPr>
+        </w:r>
+        <w:r>
+          <w:rPr>
+            <w:noProof/>
+            <w:webHidden/>
+          </w:rPr>
+          <w:fldChar w:fldCharType="separate"/>
+        </w:r>
+        <w:r>
+          <w:rPr>
+            <w:noProof/>
+            <w:webHidden/>
+          </w:rPr>
+          <w:t>45</w:t>
+        </w:r>
+        <w:r>
+          <w:rPr>
+            <w:noProof/>
+            <w:webHidden/>
+          </w:rPr>
+          <w:fldChar w:fldCharType="end"/>
+        </w:r>
+      </w:hyperlink>
+    </w:p>
+    <w:p>
+      <w:pPr>
+        <w:pStyle w:val="11"/>
+        <w:rPr>
+          <w:rFonts w:asciiTheme="minorHAnsi" w:eastAsiaTheme="minorEastAsia" w:hAnsiTheme="minorHAnsi" w:cstheme="minorBidi"/>
+          <w:noProof/>
+          <w:kern w:val="2"/>
+          <w:sz w:val="24"/>
+          <w14:ligatures w14:val="standardContextual"/>
+        </w:rPr>
+      </w:pPr>
+      <w:hyperlink w:anchor="_Toc230030696" w:history="1">
+        <w:r>
+          <w:rPr>
+            <w:rStyle w:val="ad"/>
+            <w:noProof/>
+            <w:lang w:val="en-US"/>
+          </w:rPr>
+          <w:t>8</w:t>
+        </w:r>
+        <w:r>
+          <w:rPr>
+            <w:rFonts w:asciiTheme="minorHAnsi" w:eastAsiaTheme="minorEastAsia" w:hAnsiTheme="minorHAnsi" w:cstheme="minorBidi"/>
+            <w:noProof/>
+            <w:kern w:val="2"/>
+            <w:sz w:val="24"/>
+            <w14:ligatures w14:val="standardContextual"/>
+          </w:rPr>
+          <w:tab/>
+        </w:r>
+        <w:r>
+          <w:rPr>
+            <w:rStyle w:val="ad"/>
+            <w:noProof/>
+          </w:rPr>
+          <w:t>Список литературы</w:t>
+        </w:r>
+        <w:r>
+          <w:rPr>
+            <w:noProof/>
+            <w:webHidden/>
+          </w:rPr>
+          <w:tab/>
+        </w:r>
+        <w:r>
+          <w:rPr>
+            <w:noProof/>
+            <w:webHidden/>
+          </w:rPr>
+          <w:fldChar w:fldCharType="begin"/>
+        </w:r>
+        <w:r>
+          <w:rPr>
+            <w:noProof/>
+            <w:webHidden/>
+          </w:rPr>
+          <w:instrText xml:space="preserve"> PAGEREF _Toc230030696 \h </w:instrText>
+        </w:r>
+        <w:r>
+          <w:rPr>
+            <w:noProof/>
+            <w:webHidden/>
+          </w:rPr>
+        </w:r>
+        <w:r>
+          <w:rPr>
+            <w:noProof/>
+            <w:webHidden/>
+          </w:rPr>
+          <w:fldChar w:fldCharType="separate"/>
+        </w:r>
+        <w:r>
+          <w:rPr>
+            <w:noProof/>
+            <w:webHidden/>
+          </w:rPr>
+          <w:t>46</w:t>
+        </w:r>
+        <w:r>
+          <w:rPr>
+            <w:noProof/>
+            <w:webHidden/>
+          </w:rPr>
+          <w:fldChar w:fldCharType="end"/>
+        </w:r>
+      </w:hyperlink>
+    </w:p>
+    <w:p>
+      <w:pPr>
+        <w:pStyle w:val="11"/>
+        <w:rPr>
+          <w:rFonts w:asciiTheme="minorHAnsi" w:eastAsiaTheme="minorEastAsia" w:hAnsiTheme="minorHAnsi" w:cstheme="minorBidi"/>
+          <w:noProof/>
+          <w:kern w:val="2"/>
+          <w:sz w:val="24"/>
+          <w14:ligatures w14:val="standardContextual"/>
+        </w:rPr>
+      </w:pPr>
+      <w:hyperlink w:anchor="_Toc230030697" w:history="1">
+        <w:r>
+          <w:rPr>
+            <w:rStyle w:val="ad"/>
+            <w:noProof/>
+          </w:rPr>
+          <w:t>9</w:t>
+        </w:r>
+        <w:r>
+          <w:rPr>
+            <w:rFonts w:asciiTheme="minorHAnsi" w:eastAsiaTheme="minorEastAsia" w:hAnsiTheme="minorHAnsi" w:cstheme="minorBidi"/>
+            <w:noProof/>
+            <w:kern w:val="2"/>
+            <w:sz w:val="24"/>
+            <w14:ligatures w14:val="standardContextual"/>
+          </w:rPr>
+          <w:tab/>
+        </w:r>
+        <w:r>
+          <w:rPr>
+            <w:rStyle w:val="ad"/>
+            <w:noProof/>
+          </w:rPr>
+          <w:t>Приложения</w:t>
+        </w:r>
+        <w:r>
+          <w:rPr>
+            <w:noProof/>
+            <w:webHidden/>
+          </w:rPr>
+          <w:tab/>
+        </w:r>
+        <w:r>
+          <w:rPr>
+            <w:noProof/>
+            <w:webHidden/>
+          </w:rPr>
+          <w:fldChar w:fldCharType="begin"/>
+        </w:r>
+        <w:r>
+          <w:rPr>
+            <w:noProof/>
+            <w:webHidden/>
+          </w:rPr>
+          <w:instrText xml:space="preserve"> PAGEREF _Toc230030697 \h </w:instrText>
+        </w:r>
+        <w:r>
+          <w:rPr>
+            <w:noProof/>
+            <w:webHidden/>
+          </w:rPr>
+        </w:r>
+        <w:r>
+          <w:rPr>
+            <w:noProof/>
+            <w:webHidden/>
+          </w:rPr>
+          <w:fldChar w:fldCharType="separate"/>
+        </w:r>
+        <w:r>
+          <w:rPr>
+            <w:noProof/>
+            <w:webHidden/>
+          </w:rPr>
+          <w:t>50</w:t>
         </w:r>
         <w:r>
           <w:rPr>
@@ -5519,7 +5879,7 @@
           <w14:ligatures w14:val="standardContextual"/>
         </w:rPr>
       </w:pPr>
-      <w:hyperlink w:anchor="_Toc229950005" w:history="1">
+      <w:hyperlink w:anchor="_Toc230030698" w:history="1">
         <w:r>
           <w:rPr>
             <w:rStyle w:val="ad"/>
@@ -5563,7 +5923,7 @@
             <w:noProof/>
             <w:webHidden/>
           </w:rPr>
-          <w:instrText xml:space="preserve"> PAGEREF _Toc229950005 \h </w:instrText>
+          <w:instrText xml:space="preserve"> PAGEREF _Toc230030698 \h </w:instrText>
         </w:r>
         <w:r>
           <w:rPr>
@@ -5583,7 +5943,7 @@
             <w:noProof/>
             <w:webHidden/>
           </w:rPr>
-          <w:t>48</w:t>
+          <w:t>50</w:t>
         </w:r>
         <w:r>
           <w:rPr>
@@ -5609,7 +5969,7 @@
           <w14:ligatures w14:val="standardContextual"/>
         </w:rPr>
       </w:pPr>
-      <w:hyperlink w:anchor="_Toc229950006" w:history="1">
+      <w:hyperlink w:anchor="_Toc230030699" w:history="1">
         <w:r>
           <w:rPr>
             <w:rStyle w:val="ad"/>
@@ -5653,7 +6013,7 @@
             <w:noProof/>
             <w:webHidden/>
           </w:rPr>
-          <w:instrText xml:space="preserve"> PAGEREF _Toc229950006 \h </w:instrText>
+          <w:instrText xml:space="preserve"> PAGEREF _Toc230030699 \h </w:instrText>
         </w:r>
         <w:r>
           <w:rPr>
@@ -5673,7 +6033,7 @@
             <w:noProof/>
             <w:webHidden/>
           </w:rPr>
-          <w:t>48</w:t>
+          <w:t>50</w:t>
         </w:r>
         <w:r>
           <w:rPr>
@@ -5699,7 +6059,7 @@
           <w14:ligatures w14:val="standardContextual"/>
         </w:rPr>
       </w:pPr>
-      <w:hyperlink w:anchor="_Toc229950007" w:history="1">
+      <w:hyperlink w:anchor="_Toc230030700" w:history="1">
         <w:r>
           <w:rPr>
             <w:rStyle w:val="ad"/>
@@ -5744,7 +6104,7 @@
             <w:noProof/>
             <w:webHidden/>
           </w:rPr>
-          <w:instrText xml:space="preserve"> PAGEREF _Toc229950007 \h </w:instrText>
+          <w:instrText xml:space="preserve"> PAGEREF _Toc230030700 \h </w:instrText>
         </w:r>
         <w:r>
           <w:rPr>
@@ -5764,7 +6124,7 @@
             <w:noProof/>
             <w:webHidden/>
           </w:rPr>
-          <w:t>48</w:t>
+          <w:t>50</w:t>
         </w:r>
         <w:r>
           <w:rPr>
@@ -5790,7 +6150,7 @@
           <w14:ligatures w14:val="standardContextual"/>
         </w:rPr>
       </w:pPr>
-      <w:hyperlink w:anchor="_Toc229950008" w:history="1">
+      <w:hyperlink w:anchor="_Toc230030701" w:history="1">
         <w:r>
           <w:rPr>
             <w:rStyle w:val="ad"/>
@@ -5835,7 +6195,7 @@
             <w:noProof/>
             <w:webHidden/>
           </w:rPr>
-          <w:instrText xml:space="preserve"> PAGEREF _Toc229950008 \h </w:instrText>
+          <w:instrText xml:space="preserve"> PAGEREF _Toc230030701 \h </w:instrText>
         </w:r>
         <w:r>
           <w:rPr>
@@ -5855,7 +6215,7 @@
             <w:noProof/>
             <w:webHidden/>
           </w:rPr>
-          <w:t>48</w:t>
+          <w:t>50</w:t>
         </w:r>
         <w:r>
           <w:rPr>
@@ -5888,7 +6248,7 @@
       <w:pPr>
         <w:pStyle w:val="1"/>
       </w:pPr>
-      <w:bookmarkStart w:id="2" w:name="_Toc229949980"/>
+      <w:bookmarkStart w:id="2" w:name="_Toc230030669"/>
       <w:r>
         <w:lastRenderedPageBreak/>
         <w:t>Аннотация</w:t>
@@ -5902,7 +6262,7 @@
       <w:pPr>
         <w:pStyle w:val="1"/>
       </w:pPr>
-      <w:bookmarkStart w:id="3" w:name="_Toc229949981"/>
+      <w:bookmarkStart w:id="3" w:name="_Toc230030670"/>
       <w:r>
         <w:lastRenderedPageBreak/>
         <w:t>Введение</w:t>
@@ -6798,7 +7158,7 @@
       <w:pPr>
         <w:pStyle w:val="1"/>
       </w:pPr>
-      <w:bookmarkStart w:id="4" w:name="_Toc229949982"/>
+      <w:bookmarkStart w:id="4" w:name="_Toc230030671"/>
       <w:r>
         <w:lastRenderedPageBreak/>
         <w:t xml:space="preserve">Глава 1 – </w:t>
@@ -6812,7 +7172,7 @@
       <w:pPr>
         <w:pStyle w:val="2"/>
       </w:pPr>
-      <w:bookmarkStart w:id="5" w:name="_Toc229949983"/>
+      <w:bookmarkStart w:id="5" w:name="_Toc230030672"/>
       <w:r>
         <w:t>Анализ предметной области</w:t>
       </w:r>
@@ -9386,7 +9746,7 @@
       <w:pPr>
         <w:pStyle w:val="2"/>
       </w:pPr>
-      <w:bookmarkStart w:id="6" w:name="_Toc229949984"/>
+      <w:bookmarkStart w:id="6" w:name="_Toc230030673"/>
       <w:r>
         <w:t>Обзор существующих решений и программного обеспечения</w:t>
       </w:r>
@@ -11795,7 +12155,7 @@
       <w:pPr>
         <w:pStyle w:val="2"/>
       </w:pPr>
-      <w:bookmarkStart w:id="7" w:name="_Toc229949985"/>
+      <w:bookmarkStart w:id="7" w:name="_Toc230030674"/>
       <w:r>
         <w:t>Содержательная постановка задачи</w:t>
       </w:r>
@@ -11892,7 +12252,7 @@
       <w:pPr>
         <w:pStyle w:val="2"/>
       </w:pPr>
-      <w:bookmarkStart w:id="8" w:name="_Toc229949986"/>
+      <w:bookmarkStart w:id="8" w:name="_Toc230030675"/>
       <w:r>
         <w:t>Формальная постановка задачи</w:t>
       </w:r>
@@ -14745,7 +15105,7 @@
       <w:pPr>
         <w:pStyle w:val="1"/>
       </w:pPr>
-      <w:bookmarkStart w:id="12" w:name="_Toc229949987"/>
+      <w:bookmarkStart w:id="12" w:name="_Toc230030676"/>
       <w:r>
         <w:lastRenderedPageBreak/>
         <w:t xml:space="preserve">Глава 2 </w:t>
@@ -14762,7 +15122,7 @@
       <w:pPr>
         <w:pStyle w:val="2"/>
       </w:pPr>
-      <w:bookmarkStart w:id="13" w:name="_Toc229949988"/>
+      <w:bookmarkStart w:id="13" w:name="_Toc230030677"/>
       <w:r>
         <w:t>Математическая модель</w:t>
       </w:r>
@@ -15895,9 +16255,11 @@
       <w:r>
         <w:t xml:space="preserve"> – реальн</w:t>
       </w:r>
+      <w:proofErr w:type="spellStart"/>
       <w:r>
         <w:t>ые</w:t>
       </w:r>
+      <w:proofErr w:type="spellEnd"/>
       <w:r>
         <w:t xml:space="preserve"> значени</w:t>
       </w:r>
@@ -16179,7 +16541,7 @@
       <w:pPr>
         <w:pStyle w:val="2"/>
       </w:pPr>
-      <w:bookmarkStart w:id="14" w:name="_Toc229949989"/>
+      <w:bookmarkStart w:id="14" w:name="_Toc230030678"/>
       <w:r>
         <w:t>Множественная линейная регрессия</w:t>
       </w:r>
@@ -18120,7 +18482,7 @@
       <w:pPr>
         <w:pStyle w:val="2"/>
       </w:pPr>
-      <w:bookmarkStart w:id="16" w:name="_Toc229949990"/>
+      <w:bookmarkStart w:id="16" w:name="_Toc230030679"/>
       <w:r>
         <w:lastRenderedPageBreak/>
         <w:t>Метод</w:t>
@@ -19346,7 +19708,7 @@
       <w:pPr>
         <w:pStyle w:val="2"/>
       </w:pPr>
-      <w:bookmarkStart w:id="18" w:name="_Toc229949991"/>
+      <w:bookmarkStart w:id="18" w:name="_Toc230030680"/>
       <w:r>
         <w:t>Случайный лес</w:t>
       </w:r>
@@ -20586,7 +20948,7 @@
       <w:pPr>
         <w:pStyle w:val="2"/>
       </w:pPr>
-      <w:bookmarkStart w:id="22" w:name="_Toc229949992"/>
+      <w:bookmarkStart w:id="22" w:name="_Toc230030681"/>
       <w:r>
         <w:t>Искусственная нейронная сеть</w:t>
       </w:r>
@@ -22248,7 +22610,7 @@
       <w:pPr>
         <w:pStyle w:val="2"/>
       </w:pPr>
-      <w:bookmarkStart w:id="25" w:name="_Toc229949993"/>
+      <w:bookmarkStart w:id="25" w:name="_Toc230030682"/>
       <w:r>
         <w:t xml:space="preserve">Сравнение </w:t>
       </w:r>
@@ -23459,7 +23821,7 @@
       <w:pPr>
         <w:pStyle w:val="2"/>
       </w:pPr>
-      <w:bookmarkStart w:id="27" w:name="_Toc229949994"/>
+      <w:bookmarkStart w:id="27" w:name="_Toc230030683"/>
       <w:r>
         <w:t>Выбор метода для реализации</w:t>
       </w:r>
@@ -23586,7 +23948,7 @@
       <w:pPr>
         <w:pStyle w:val="1"/>
       </w:pPr>
-      <w:bookmarkStart w:id="28" w:name="_Toc229949995"/>
+      <w:bookmarkStart w:id="28" w:name="_Toc230030684"/>
       <w:r>
         <w:lastRenderedPageBreak/>
         <w:t xml:space="preserve">Глава 3 </w:t>
@@ -23601,9 +23963,2140 @@
     </w:p>
     <w:p>
       <w:pPr>
+        <w:pStyle w:val="a2"/>
+      </w:pPr>
+      <w:r>
+        <w:t xml:space="preserve">Далее перейдем к разработке математического и алгоритмического обеспечения для прогнозирования физико-механических свойств </w:t>
+      </w:r>
+      <w:r>
+        <w:t>медицинских</w:t>
+      </w:r>
+      <w:r>
+        <w:t xml:space="preserve"> сплавов для метода искусственных нейронных сетей – многослойного персептрона. </w:t>
+      </w:r>
+    </w:p>
+    <w:p>
+      <w:pPr>
+        <w:pStyle w:val="2"/>
+      </w:pPr>
+      <w:bookmarkStart w:id="29" w:name="_Toc230030685"/>
+      <w:r>
+        <w:t>Предобработка данных</w:t>
+      </w:r>
+      <w:bookmarkEnd w:id="29"/>
+    </w:p>
+    <w:p>
+      <w:pPr>
+        <w:pStyle w:val="a2"/>
+      </w:pPr>
+      <w:r>
+        <w:t>Алгоритм предобработки данных выполняет функции загрузки исходных данных из датасета, их разделение на обучающую и тестовую выборки и последующую нормализацию.</w:t>
+      </w:r>
+    </w:p>
+    <w:p>
+      <w:pPr>
+        <w:pStyle w:val="a2"/>
+      </w:pPr>
+      <w:r>
+        <w:t>Алгоритм «Предобработк</w:t>
+      </w:r>
+      <w:r>
+        <w:t>а</w:t>
+      </w:r>
+      <w:r>
+        <w:t xml:space="preserve"> данных»:</w:t>
+      </w:r>
+    </w:p>
+    <w:p>
+      <w:pPr>
+        <w:pStyle w:val="a2"/>
+        <w:numPr>
+          <w:ilvl w:val="0"/>
+          <w:numId w:val="37"/>
+        </w:numPr>
+      </w:pPr>
+      <w:r>
+        <w:t xml:space="preserve">Загрузить данные </w:t>
+      </w:r>
+      <w:r>
+        <w:t xml:space="preserve">о составах и свойствах композитов </w:t>
+      </w:r>
+      <w:r>
+        <w:t>в два массива</w:t>
+      </w:r>
+      <w:r>
+        <w:t>, в которых на одинаковых позициях будут лежать составы и свойства одного и того же материала</w:t>
+      </w:r>
+      <w:r>
+        <w:t>:</w:t>
+      </w:r>
+    </w:p>
+    <w:p>
+      <w:pPr>
+        <w:pStyle w:val="a2"/>
+        <w:numPr>
+          <w:ilvl w:val="1"/>
+          <w:numId w:val="37"/>
+        </w:numPr>
+      </w:pPr>
+      <w:r>
+        <w:t>с</w:t>
+      </w:r>
+      <w:r>
+        <w:t xml:space="preserve">оставы </w:t>
+      </w:r>
+      <w:r>
+        <w:t>помещаются в</w:t>
+      </w:r>
+      <w:r>
+        <w:t xml:space="preserve"> вектор </w:t>
+      </w:r>
+      <w:r>
+        <w:t>«</w:t>
+      </w:r>
+      <w:r>
+        <w:rPr>
+          <w:lang w:val="en-US"/>
+        </w:rPr>
+        <w:t>X</w:t>
+      </w:r>
+      <w:r>
+        <w:t>» – двумерный массив, строки которого – это композиты, а столбцы – концентрации химических элементов</w:t>
+      </w:r>
+      <w:r>
+        <w:t>,</w:t>
+      </w:r>
+    </w:p>
+    <w:p>
+      <w:pPr>
+        <w:pStyle w:val="a2"/>
+        <w:numPr>
+          <w:ilvl w:val="1"/>
+          <w:numId w:val="37"/>
+        </w:numPr>
+      </w:pPr>
+      <w:r>
+        <w:t xml:space="preserve">свойства </w:t>
+      </w:r>
+      <w:r>
+        <w:t>помещаются</w:t>
+      </w:r>
+      <w:r>
+        <w:t xml:space="preserve"> в вектор </w:t>
+      </w:r>
+      <w:r>
+        <w:t>«</w:t>
+      </w:r>
+      <w:r>
+        <w:rPr>
+          <w:lang w:val="en-US"/>
+        </w:rPr>
+        <w:t>y</w:t>
+      </w:r>
+      <w:r>
+        <w:t xml:space="preserve">» – </w:t>
+      </w:r>
+      <w:r>
+        <w:t xml:space="preserve">двумерный массив, строки которого – это композиты, а столбцы – </w:t>
+      </w:r>
+      <w:r>
+        <w:t>значения свойств</w:t>
+      </w:r>
+      <w:r>
+        <w:t>;</w:t>
+      </w:r>
+    </w:p>
+    <w:p>
+      <w:pPr>
+        <w:pStyle w:val="a2"/>
+        <w:numPr>
+          <w:ilvl w:val="0"/>
+          <w:numId w:val="37"/>
+        </w:numPr>
+      </w:pPr>
+      <w:r>
+        <w:t>Разделить</w:t>
+      </w:r>
+      <w:r>
+        <w:t xml:space="preserve"> случайным образом</w:t>
+      </w:r>
+      <w:r>
+        <w:t xml:space="preserve"> данные на обучающую и тестовую выборки в отношении 80 на 20</w:t>
+      </w:r>
+      <w:r>
+        <w:t>:</w:t>
+      </w:r>
+    </w:p>
+    <w:p>
+      <w:pPr>
+        <w:pStyle w:val="a2"/>
+        <w:numPr>
+          <w:ilvl w:val="1"/>
+          <w:numId w:val="37"/>
+        </w:numPr>
+      </w:pPr>
+      <w:r>
+        <w:t>«</w:t>
+      </w:r>
+      <w:r>
+        <w:rPr>
+          <w:lang w:val="en-US"/>
+        </w:rPr>
+        <w:t>X</w:t>
+      </w:r>
+      <w:r>
+        <w:t>_</w:t>
+      </w:r>
+      <w:r>
+        <w:rPr>
+          <w:lang w:val="en-US"/>
+        </w:rPr>
+        <w:t>train</w:t>
+      </w:r>
+      <w:r>
+        <w:t xml:space="preserve">» </w:t>
+      </w:r>
+      <w:r>
+        <w:t xml:space="preserve">и </w:t>
+      </w:r>
+      <w:r>
+        <w:t>«</w:t>
+      </w:r>
+      <w:r>
+        <w:rPr>
+          <w:lang w:val="en-US"/>
+        </w:rPr>
+        <w:t>X</w:t>
+      </w:r>
+      <w:r>
+        <w:t>_</w:t>
+      </w:r>
+      <w:r>
+        <w:rPr>
+          <w:lang w:val="en-US"/>
+        </w:rPr>
+        <w:t>test</w:t>
+      </w:r>
+      <w:r>
+        <w:t>»</w:t>
+      </w:r>
+      <w:r>
+        <w:t xml:space="preserve"> – </w:t>
+      </w:r>
+      <w:r>
+        <w:t xml:space="preserve">массивы, которые </w:t>
+      </w:r>
+      <w:r>
+        <w:t>содержат обучающие и тренировочные составы соответственно</w:t>
+      </w:r>
+      <w:r>
+        <w:t>,</w:t>
+      </w:r>
+    </w:p>
+    <w:p>
+      <w:pPr>
+        <w:pStyle w:val="a2"/>
+        <w:numPr>
+          <w:ilvl w:val="1"/>
+          <w:numId w:val="37"/>
+        </w:numPr>
+      </w:pPr>
+      <w:r>
+        <w:t>«</w:t>
+      </w:r>
+      <w:r>
+        <w:rPr>
+          <w:lang w:val="en-US"/>
+        </w:rPr>
+        <w:t>y</w:t>
+      </w:r>
+      <w:r>
+        <w:t>_</w:t>
+      </w:r>
+      <w:r>
+        <w:rPr>
+          <w:lang w:val="en-US"/>
+        </w:rPr>
+        <w:t>train</w:t>
+      </w:r>
+      <w:r>
+        <w:t>»</w:t>
+      </w:r>
+      <w:r>
+        <w:t xml:space="preserve"> </w:t>
+      </w:r>
+      <w:r>
+        <w:t xml:space="preserve">и </w:t>
+      </w:r>
+      <w:r>
+        <w:t>«</w:t>
+      </w:r>
+      <w:r>
+        <w:rPr>
+          <w:lang w:val="en-US"/>
+        </w:rPr>
+        <w:t>y</w:t>
+      </w:r>
+      <w:r>
+        <w:t>_</w:t>
+      </w:r>
+      <w:r>
+        <w:rPr>
+          <w:lang w:val="en-US"/>
+        </w:rPr>
+        <w:t>test</w:t>
+      </w:r>
+      <w:r>
+        <w:t>»</w:t>
+      </w:r>
+      <w:r>
+        <w:t xml:space="preserve"> – </w:t>
+      </w:r>
+      <w:r>
+        <w:t>массивы, которые</w:t>
+      </w:r>
+      <w:r>
+        <w:t xml:space="preserve"> </w:t>
+      </w:r>
+      <w:r>
+        <w:t>содержат обучающие и тренировочные свойства соответственно</w:t>
+      </w:r>
+      <w:r>
+        <w:t>;</w:t>
+      </w:r>
+    </w:p>
+    <w:p>
+      <w:pPr>
+        <w:pStyle w:val="a2"/>
+        <w:numPr>
+          <w:ilvl w:val="0"/>
+          <w:numId w:val="37"/>
+        </w:numPr>
+      </w:pPr>
+      <w:r>
+        <w:t xml:space="preserve">Выполнить </w:t>
+      </w:r>
+      <w:r>
+        <w:t>функцию «Н</w:t>
+      </w:r>
+      <w:r>
+        <w:t>ормализаци</w:t>
+      </w:r>
+      <w:r>
+        <w:t>я (</w:t>
+      </w:r>
+      <w:r>
+        <w:t>«</w:t>
+      </w:r>
+      <w:r>
+        <w:rPr>
+          <w:lang w:val="en-US"/>
+        </w:rPr>
+        <w:t>X</w:t>
+      </w:r>
+      <w:r>
+        <w:t>_</w:t>
+      </w:r>
+      <w:r>
+        <w:rPr>
+          <w:lang w:val="en-US"/>
+        </w:rPr>
+        <w:t>train</w:t>
+      </w:r>
+      <w:r>
+        <w:t>»</w:t>
+      </w:r>
+      <w:r>
+        <w:t>,</w:t>
+      </w:r>
+      <w:r>
+        <w:t xml:space="preserve"> «</w:t>
+      </w:r>
+      <w:r>
+        <w:rPr>
+          <w:lang w:val="en-US"/>
+        </w:rPr>
+        <w:t>X</w:t>
+      </w:r>
+      <w:r>
+        <w:t>_</w:t>
+      </w:r>
+      <w:r>
+        <w:rPr>
+          <w:lang w:val="en-US"/>
+        </w:rPr>
+        <w:t>test</w:t>
+      </w:r>
+      <w:r>
+        <w:t>»)»</w:t>
+      </w:r>
+      <w:r>
+        <w:t>;</w:t>
+      </w:r>
+    </w:p>
+    <w:p>
+      <w:pPr>
+        <w:pStyle w:val="a2"/>
+        <w:numPr>
+          <w:ilvl w:val="0"/>
+          <w:numId w:val="37"/>
+        </w:numPr>
+      </w:pPr>
+      <w:r>
+        <w:t>Выполнить функцию «</w:t>
+      </w:r>
+      <w:r>
+        <w:t>Н</w:t>
+      </w:r>
+      <w:r>
+        <w:t>ормализаци</w:t>
+      </w:r>
+      <w:r>
+        <w:t>я</w:t>
+      </w:r>
+      <w:r>
+        <w:t xml:space="preserve"> </w:t>
+      </w:r>
+      <w:r>
+        <w:t>(</w:t>
+      </w:r>
+      <w:r>
+        <w:t>«</w:t>
+      </w:r>
+      <w:r>
+        <w:rPr>
+          <w:lang w:val="en-US"/>
+        </w:rPr>
+        <w:t>y</w:t>
+      </w:r>
+      <w:r>
+        <w:t>_</w:t>
+      </w:r>
+      <w:r>
+        <w:rPr>
+          <w:lang w:val="en-US"/>
+        </w:rPr>
+        <w:t>train</w:t>
+      </w:r>
+      <w:r>
+        <w:t>»</w:t>
+      </w:r>
+      <w:r>
+        <w:t xml:space="preserve">, </w:t>
+      </w:r>
+      <w:r>
+        <w:t>«</w:t>
+      </w:r>
+      <w:r>
+        <w:rPr>
+          <w:lang w:val="en-US"/>
+        </w:rPr>
+        <w:t>y</w:t>
+      </w:r>
+      <w:r>
+        <w:t>_</w:t>
+      </w:r>
+      <w:r>
+        <w:rPr>
+          <w:lang w:val="en-US"/>
+        </w:rPr>
+        <w:t>test</w:t>
+      </w:r>
+      <w:r>
+        <w:t>»</w:t>
+      </w:r>
+      <w:r>
+        <w:t>)»</w:t>
+      </w:r>
+      <w:r>
+        <w:t>.</w:t>
+      </w:r>
+    </w:p>
+    <w:p>
+      <w:pPr>
+        <w:pStyle w:val="a2"/>
+      </w:pPr>
+      <w:r>
+        <w:t>Блок-схема алгоритма «</w:t>
+      </w:r>
+      <w:r>
+        <w:t>Предобработк</w:t>
+      </w:r>
+      <w:r>
+        <w:t>а</w:t>
+      </w:r>
+      <w:r>
+        <w:t xml:space="preserve"> данных</w:t>
+      </w:r>
+      <w:r>
+        <w:t xml:space="preserve">» представлена на </w:t>
+      </w:r>
+      <w:r>
+        <w:fldChar w:fldCharType="begin"/>
+      </w:r>
+      <w:r>
+        <w:instrText xml:space="preserve"> REF _Ref230056606 \h </w:instrText>
+      </w:r>
+      <w:r>
+        <w:fldChar w:fldCharType="separate"/>
+      </w:r>
+      <w:r>
+        <w:t xml:space="preserve">рисунке </w:t>
+      </w:r>
+      <w:r>
+        <w:rPr>
+          <w:noProof/>
+        </w:rPr>
+        <w:t>5</w:t>
+      </w:r>
+      <w:r>
+        <w:t>.</w:t>
+      </w:r>
+      <w:r>
+        <w:rPr>
+          <w:noProof/>
+        </w:rPr>
+        <w:t>1</w:t>
+      </w:r>
+      <w:r>
+        <w:fldChar w:fldCharType="end"/>
+      </w:r>
+      <w:r>
+        <w:t>.</w:t>
+      </w:r>
+    </w:p>
+    <w:p>
+      <w:pPr>
+        <w:pStyle w:val="a2"/>
+        <w:jc w:val="center"/>
+      </w:pPr>
+      <w:r>
+        <w:lastRenderedPageBreak/>
+        <w:drawing>
+          <wp:inline distT="0" distB="0" distL="0" distR="0" wp14:anchorId="50AAA75A" wp14:editId="3DE2FD7D">
+            <wp:extent cx="2800741" cy="6592220"/>
+            <wp:effectExtent l="0" t="0" r="0" b="0"/>
+            <wp:docPr id="357466604" name="Рисунок 1"/>
+            <wp:cNvGraphicFramePr>
+              <a:graphicFrameLocks xmlns:a="http://schemas.openxmlformats.org/drawingml/2006/main" noChangeAspect="1"/>
+            </wp:cNvGraphicFramePr>
+            <a:graphic xmlns:a="http://schemas.openxmlformats.org/drawingml/2006/main">
+              <a:graphicData uri="http://schemas.openxmlformats.org/drawingml/2006/picture">
+                <pic:pic xmlns:pic="http://schemas.openxmlformats.org/drawingml/2006/picture">
+                  <pic:nvPicPr>
+                    <pic:cNvPr id="357466604" name=""/>
+                    <pic:cNvPicPr/>
+                  </pic:nvPicPr>
+                  <pic:blipFill>
+                    <a:blip r:embed="rId20"/>
+                    <a:stretch>
+                      <a:fillRect/>
+                    </a:stretch>
+                  </pic:blipFill>
+                  <pic:spPr>
+                    <a:xfrm>
+                      <a:off x="0" y="0"/>
+                      <a:ext cx="2800741" cy="6592220"/>
+                    </a:xfrm>
+                    <a:prstGeom prst="rect">
+                      <a:avLst/>
+                    </a:prstGeom>
+                  </pic:spPr>
+                </pic:pic>
+              </a:graphicData>
+            </a:graphic>
+          </wp:inline>
+        </w:drawing>
+      </w:r>
+    </w:p>
+    <w:p>
+      <w:pPr>
+        <w:pStyle w:val="ab"/>
+      </w:pPr>
+      <w:bookmarkStart w:id="30" w:name="_Ref230056606"/>
+      <w:r>
+        <w:t xml:space="preserve">Рисунок </w:t>
+      </w:r>
+      <w:fldSimple w:instr=" STYLEREF 1 \s ">
+        <w:r>
+          <w:rPr>
+            <w:noProof/>
+          </w:rPr>
+          <w:t>5</w:t>
+        </w:r>
+      </w:fldSimple>
+      <w:r>
+        <w:t>.</w:t>
+      </w:r>
+      <w:fldSimple w:instr=" SEQ Рисунок \* ARABIC \s 1 ">
+        <w:r>
+          <w:rPr>
+            <w:noProof/>
+          </w:rPr>
+          <w:t>1</w:t>
+        </w:r>
+      </w:fldSimple>
+      <w:bookmarkEnd w:id="30"/>
+      <w:r>
+        <w:t xml:space="preserve"> – Блок-схема алгоритма «</w:t>
+      </w:r>
+      <w:r>
+        <w:t>Предобработка данных</w:t>
+      </w:r>
+      <w:r>
+        <w:t>»</w:t>
+      </w:r>
+    </w:p>
+    <w:p>
+      <w:pPr>
+        <w:pStyle w:val="a2"/>
+      </w:pPr>
+      <w:r>
+        <w:t>Функция «</w:t>
+      </w:r>
+      <w:r>
+        <w:t>Нормализация</w:t>
+      </w:r>
+      <w:r>
+        <w:t xml:space="preserve"> (</w:t>
+      </w:r>
+      <w:r>
+        <w:t>«</w:t>
+      </w:r>
+      <w:r>
+        <w:rPr>
+          <w:lang w:val="en-US"/>
+        </w:rPr>
+        <w:t>train</w:t>
+      </w:r>
+      <w:r>
+        <w:t>»</w:t>
+      </w:r>
+      <w:r>
+        <w:t>,</w:t>
+      </w:r>
+      <w:r>
+        <w:t xml:space="preserve"> «</w:t>
+      </w:r>
+      <w:r>
+        <w:rPr>
+          <w:lang w:val="en-US"/>
+        </w:rPr>
+        <w:t>test</w:t>
+      </w:r>
+      <w:r>
+        <w:t>»</w:t>
+      </w:r>
+      <w:r>
+        <w:t>)»:</w:t>
+      </w:r>
+    </w:p>
+    <w:p>
+      <w:pPr>
+        <w:pStyle w:val="a2"/>
+        <w:numPr>
+          <w:ilvl w:val="0"/>
+          <w:numId w:val="38"/>
+        </w:numPr>
+      </w:pPr>
+      <w:r>
+        <w:t>Для каждого</w:t>
+      </w:r>
+      <w:r>
+        <w:t xml:space="preserve"> столбца</w:t>
+      </w:r>
+      <w:r>
+        <w:t xml:space="preserve"> </w:t>
+      </w:r>
+      <m:oMath>
+        <m:r>
+          <w:rPr>
+            <w:rFonts w:ascii="Cambria Math" w:hAnsi="Cambria Math"/>
+            <w:lang w:val="en-US"/>
+          </w:rPr>
+          <m:t>j</m:t>
+        </m:r>
+        <m:r>
+          <w:rPr>
+            <w:rFonts w:ascii="Cambria Math" w:hAnsi="Cambria Math"/>
+          </w:rPr>
+          <m:t>=1</m:t>
+        </m:r>
+        <m:r>
+          <w:rPr>
+            <w:rFonts w:ascii="Cambria Math" w:hAnsi="Cambria Math"/>
+          </w:rPr>
+          <m:t>,</m:t>
+        </m:r>
+        <m:r>
+          <w:rPr>
+            <w:rFonts w:ascii="Cambria Math" w:hAnsi="Cambria Math"/>
+          </w:rPr>
+          <m:t>2</m:t>
+        </m:r>
+        <m:r>
+          <w:rPr>
+            <w:rFonts w:ascii="Cambria Math" w:hAnsi="Cambria Math"/>
+          </w:rPr>
+          <m:t>,</m:t>
+        </m:r>
+        <m:r>
+          <w:rPr>
+            <w:rFonts w:ascii="Cambria Math" w:hAnsi="Cambria Math"/>
+          </w:rPr>
+          <m:t>…</m:t>
+        </m:r>
+        <m:r>
+          <w:rPr>
+            <w:rFonts w:ascii="Cambria Math" w:hAnsi="Cambria Math"/>
+          </w:rPr>
+          <m:t>,</m:t>
+        </m:r>
+        <m:r>
+          <w:rPr>
+            <w:rFonts w:ascii="Cambria Math" w:hAnsi="Cambria Math"/>
+          </w:rPr>
+          <m:t>k</m:t>
+        </m:r>
+      </m:oMath>
+      <w:r>
+        <w:t>,</w:t>
+      </w:r>
+      <w:r>
+        <w:t xml:space="preserve"> где </w:t>
+      </w:r>
+      <m:oMath>
+        <m:r>
+          <w:rPr>
+            <w:rFonts w:ascii="Cambria Math" w:hAnsi="Cambria Math"/>
+          </w:rPr>
+          <m:t>k</m:t>
+        </m:r>
+      </m:oMath>
+      <w:r>
+        <w:t xml:space="preserve"> </w:t>
+      </w:r>
+      <w:r>
+        <w:t>–</w:t>
+      </w:r>
+      <w:r>
+        <w:t xml:space="preserve"> </w:t>
+      </w:r>
+      <w:r>
+        <w:t>количество столбцов</w:t>
+      </w:r>
+      <w:r>
+        <w:t>,</w:t>
+      </w:r>
+      <w:r>
+        <w:t xml:space="preserve"> массива «</w:t>
+      </w:r>
+      <w:r>
+        <w:rPr>
+          <w:lang w:val="en-US"/>
+        </w:rPr>
+        <w:t>train</w:t>
+      </w:r>
+      <w:r>
+        <w:t>»</w:t>
+      </w:r>
+      <w:r>
+        <w:t>:</w:t>
+      </w:r>
+      <w:r>
+        <w:t xml:space="preserve"> </w:t>
+      </w:r>
+    </w:p>
+    <w:p>
+      <w:pPr>
+        <w:pStyle w:val="a2"/>
+        <w:numPr>
+          <w:ilvl w:val="1"/>
+          <w:numId w:val="38"/>
+        </w:numPr>
+      </w:pPr>
+      <w:r>
+        <w:t>вычислить</w:t>
+      </w:r>
+      <w:r>
+        <w:t xml:space="preserve"> </w:t>
+      </w:r>
+      <w:r>
+        <w:t xml:space="preserve">среднее значение </w:t>
+      </w:r>
+      <m:oMath>
+        <m:sSub>
+          <m:sSubPr>
+            <m:ctrlPr>
+              <w:rPr>
+                <w:rFonts w:ascii="Cambria Math" w:hAnsi="Cambria Math"/>
+                <w:i/>
+              </w:rPr>
+            </m:ctrlPr>
+          </m:sSubPr>
+          <m:e>
+            <m:r>
+              <w:rPr>
+                <w:rFonts w:ascii="Cambria Math" w:hAnsi="Cambria Math"/>
+              </w:rPr>
+              <m:t>μ</m:t>
+            </m:r>
+          </m:e>
+          <m:sub>
+            <m:r>
+              <w:rPr>
+                <w:rFonts w:ascii="Cambria Math" w:hAnsi="Cambria Math"/>
+                <w:lang w:val="en-US"/>
+              </w:rPr>
+              <m:t>j</m:t>
+            </m:r>
+          </m:sub>
+        </m:sSub>
+        <m:r>
+          <w:rPr>
+            <w:rFonts w:ascii="Cambria Math" w:hAnsi="Cambria Math"/>
+          </w:rPr>
+          <m:t>=</m:t>
+        </m:r>
+        <m:f>
+          <m:fPr>
+            <m:ctrlPr>
+              <w:rPr>
+                <w:rFonts w:ascii="Cambria Math" w:hAnsi="Cambria Math"/>
+                <w:i/>
+              </w:rPr>
+            </m:ctrlPr>
+          </m:fPr>
+          <m:num>
+            <m:r>
+              <w:rPr>
+                <w:rFonts w:ascii="Cambria Math" w:hAnsi="Cambria Math"/>
+              </w:rPr>
+              <m:t>1</m:t>
+            </m:r>
+          </m:num>
+          <m:den>
+            <m:r>
+              <w:rPr>
+                <w:rFonts w:ascii="Cambria Math" w:hAnsi="Cambria Math"/>
+                <w:lang w:val="en-US"/>
+              </w:rPr>
+              <m:t>n</m:t>
+            </m:r>
+          </m:den>
+        </m:f>
+        <m:nary>
+          <m:naryPr>
+            <m:chr m:val="∑"/>
+            <m:limLoc m:val="undOvr"/>
+            <m:ctrlPr>
+              <w:rPr>
+                <w:rFonts w:ascii="Cambria Math" w:hAnsi="Cambria Math"/>
+                <w:i/>
+              </w:rPr>
+            </m:ctrlPr>
+          </m:naryPr>
+          <m:sub>
+            <m:r>
+              <w:rPr>
+                <w:rFonts w:ascii="Cambria Math" w:hAnsi="Cambria Math"/>
+              </w:rPr>
+              <m:t>i</m:t>
+            </m:r>
+            <m:r>
+              <w:rPr>
+                <w:rFonts w:ascii="Cambria Math" w:hAnsi="Cambria Math"/>
+              </w:rPr>
+              <m:t>=1</m:t>
+            </m:r>
+          </m:sub>
+          <m:sup>
+            <m:r>
+              <w:rPr>
+                <w:rFonts w:ascii="Cambria Math" w:hAnsi="Cambria Math"/>
+              </w:rPr>
+              <m:t>n</m:t>
+            </m:r>
+          </m:sup>
+          <m:e>
+            <m:sSub>
+              <m:sSubPr>
+                <m:ctrlPr>
+                  <w:rPr>
+                    <w:rFonts w:ascii="Cambria Math" w:hAnsi="Cambria Math"/>
+                    <w:i/>
+                  </w:rPr>
+                </m:ctrlPr>
+              </m:sSubPr>
+              <m:e>
+                <m:r>
+                  <w:rPr>
+                    <w:rFonts w:ascii="Cambria Math" w:hAnsi="Cambria Math"/>
+                  </w:rPr>
+                  <m:t>x</m:t>
+                </m:r>
+              </m:e>
+              <m:sub>
+                <m:r>
+                  <w:rPr>
+                    <w:rFonts w:ascii="Cambria Math" w:hAnsi="Cambria Math"/>
+                  </w:rPr>
+                  <m:t>i</m:t>
+                </m:r>
+                <m:r>
+                  <w:rPr>
+                    <w:rFonts w:ascii="Cambria Math" w:hAnsi="Cambria Math"/>
+                  </w:rPr>
+                  <m:t>j</m:t>
+                </m:r>
+              </m:sub>
+            </m:sSub>
+          </m:e>
+        </m:nary>
+      </m:oMath>
+      <w:r>
+        <w:t xml:space="preserve">, </w:t>
+      </w:r>
+      <w:r>
+        <w:t>где:</w:t>
+      </w:r>
+    </w:p>
+    <w:p>
+      <w:pPr>
+        <w:pStyle w:val="a2"/>
+        <w:numPr>
+          <w:ilvl w:val="2"/>
+          <w:numId w:val="38"/>
+        </w:numPr>
+      </w:pPr>
+      <m:oMath>
+        <m:r>
+          <w:rPr>
+            <w:rFonts w:ascii="Cambria Math" w:hAnsi="Cambria Math"/>
+          </w:rPr>
+          <m:t>n</m:t>
+        </m:r>
+      </m:oMath>
+      <w:r>
+        <w:t xml:space="preserve"> – </w:t>
+      </w:r>
+      <w:r>
+        <w:t>количество строк</w:t>
+      </w:r>
+      <w:r>
+        <w:t xml:space="preserve"> </w:t>
+      </w:r>
+      <w:r>
+        <w:t>массива «</w:t>
+      </w:r>
+      <w:r>
+        <w:rPr>
+          <w:lang w:val="en-US"/>
+        </w:rPr>
+        <w:t>train</w:t>
+      </w:r>
+      <w:r>
+        <w:t>»</w:t>
+      </w:r>
+      <w:r>
+        <w:t>,</w:t>
+      </w:r>
+    </w:p>
+    <w:p>
+      <w:pPr>
+        <w:pStyle w:val="a2"/>
+        <w:numPr>
+          <w:ilvl w:val="2"/>
+          <w:numId w:val="38"/>
+        </w:numPr>
+      </w:pPr>
+      <m:oMath>
+        <m:sSub>
+          <m:sSubPr>
+            <m:ctrlPr>
+              <w:rPr>
+                <w:rFonts w:ascii="Cambria Math" w:hAnsi="Cambria Math"/>
+                <w:i/>
+              </w:rPr>
+            </m:ctrlPr>
+          </m:sSubPr>
+          <m:e>
+            <m:r>
+              <w:rPr>
+                <w:rFonts w:ascii="Cambria Math" w:hAnsi="Cambria Math"/>
+              </w:rPr>
+              <m:t>x</m:t>
+            </m:r>
+          </m:e>
+          <m:sub>
+            <m:r>
+              <w:rPr>
+                <w:rFonts w:ascii="Cambria Math" w:hAnsi="Cambria Math"/>
+              </w:rPr>
+              <m:t>i</m:t>
+            </m:r>
+            <m:r>
+              <w:rPr>
+                <w:rFonts w:ascii="Cambria Math" w:hAnsi="Cambria Math"/>
+              </w:rPr>
+              <m:t>j</m:t>
+            </m:r>
+          </m:sub>
+        </m:sSub>
+      </m:oMath>
+      <w:r>
+        <w:t xml:space="preserve"> </w:t>
+      </w:r>
+      <w:r>
+        <w:t xml:space="preserve">– значение </w:t>
+      </w:r>
+      <w:r>
+        <w:t>элемента</w:t>
+      </w:r>
+      <w:r>
+        <w:t xml:space="preserve"> </w:t>
+      </w:r>
+      <m:oMath>
+        <m:r>
+          <w:rPr>
+            <w:rFonts w:ascii="Cambria Math" w:hAnsi="Cambria Math"/>
+          </w:rPr>
+          <m:t>i</m:t>
+        </m:r>
+      </m:oMath>
+      <w:r>
+        <w:t>-</w:t>
+      </w:r>
+      <w:r>
+        <w:t xml:space="preserve">ой строки </w:t>
+      </w:r>
+      <m:oMath>
+        <m:r>
+          <w:rPr>
+            <w:rFonts w:ascii="Cambria Math" w:hAnsi="Cambria Math"/>
+          </w:rPr>
+          <m:t>j</m:t>
+        </m:r>
+      </m:oMath>
+      <w:r>
+        <w:t>-го столбца</w:t>
+      </w:r>
+      <w:r>
+        <w:t>;</w:t>
+      </w:r>
+    </w:p>
+    <w:p>
+      <w:pPr>
+        <w:pStyle w:val="a2"/>
+        <w:numPr>
+          <w:ilvl w:val="1"/>
+          <w:numId w:val="38"/>
+        </w:numPr>
+      </w:pPr>
+      <w:r>
+        <w:lastRenderedPageBreak/>
+        <w:t xml:space="preserve">вычислить стандартное отклонение </w:t>
+      </w:r>
+      <m:oMath>
+        <m:sSub>
+          <m:sSubPr>
+            <m:ctrlPr>
+              <w:rPr>
+                <w:rFonts w:ascii="Cambria Math" w:hAnsi="Cambria Math"/>
+                <w:i/>
+              </w:rPr>
+            </m:ctrlPr>
+          </m:sSubPr>
+          <m:e>
+            <m:r>
+              <w:rPr>
+                <w:rFonts w:ascii="Cambria Math" w:hAnsi="Cambria Math"/>
+              </w:rPr>
+              <m:t>σ</m:t>
+            </m:r>
+          </m:e>
+          <m:sub>
+            <m:r>
+              <w:rPr>
+                <w:rFonts w:ascii="Cambria Math" w:hAnsi="Cambria Math"/>
+                <w:lang w:val="en-US"/>
+              </w:rPr>
+              <m:t>j</m:t>
+            </m:r>
+          </m:sub>
+        </m:sSub>
+        <m:r>
+          <w:rPr>
+            <w:rFonts w:ascii="Cambria Math" w:hAnsi="Cambria Math"/>
+          </w:rPr>
+          <m:t>=</m:t>
+        </m:r>
+        <m:rad>
+          <m:radPr>
+            <m:degHide m:val="1"/>
+            <m:ctrlPr>
+              <w:rPr>
+                <w:rFonts w:ascii="Cambria Math" w:hAnsi="Cambria Math"/>
+                <w:i/>
+                <w:lang w:val="en-US"/>
+              </w:rPr>
+            </m:ctrlPr>
+          </m:radPr>
+          <m:deg/>
+          <m:e>
+            <m:f>
+              <m:fPr>
+                <m:ctrlPr>
+                  <w:rPr>
+                    <w:rFonts w:ascii="Cambria Math" w:hAnsi="Cambria Math"/>
+                    <w:i/>
+                  </w:rPr>
+                </m:ctrlPr>
+              </m:fPr>
+              <m:num>
+                <m:r>
+                  <w:rPr>
+                    <w:rFonts w:ascii="Cambria Math" w:hAnsi="Cambria Math"/>
+                  </w:rPr>
+                  <m:t>1</m:t>
+                </m:r>
+              </m:num>
+              <m:den>
+                <m:r>
+                  <w:rPr>
+                    <w:rFonts w:ascii="Cambria Math" w:hAnsi="Cambria Math"/>
+                    <w:lang w:val="en-US"/>
+                  </w:rPr>
+                  <m:t>n</m:t>
+                </m:r>
+              </m:den>
+            </m:f>
+            <m:nary>
+              <m:naryPr>
+                <m:chr m:val="∑"/>
+                <m:limLoc m:val="undOvr"/>
+                <m:ctrlPr>
+                  <w:rPr>
+                    <w:rFonts w:ascii="Cambria Math" w:hAnsi="Cambria Math"/>
+                    <w:i/>
+                  </w:rPr>
+                </m:ctrlPr>
+              </m:naryPr>
+              <m:sub>
+                <m:r>
+                  <w:rPr>
+                    <w:rFonts w:ascii="Cambria Math" w:hAnsi="Cambria Math"/>
+                  </w:rPr>
+                  <m:t>i</m:t>
+                </m:r>
+                <m:r>
+                  <w:rPr>
+                    <w:rFonts w:ascii="Cambria Math" w:hAnsi="Cambria Math"/>
+                  </w:rPr>
+                  <m:t>=1</m:t>
+                </m:r>
+              </m:sub>
+              <m:sup>
+                <m:r>
+                  <w:rPr>
+                    <w:rFonts w:ascii="Cambria Math" w:hAnsi="Cambria Math"/>
+                  </w:rPr>
+                  <m:t>n</m:t>
+                </m:r>
+              </m:sup>
+              <m:e>
+                <m:sSup>
+                  <m:sSupPr>
+                    <m:ctrlPr>
+                      <w:rPr>
+                        <w:rFonts w:ascii="Cambria Math" w:hAnsi="Cambria Math"/>
+                        <w:i/>
+                      </w:rPr>
+                    </m:ctrlPr>
+                  </m:sSupPr>
+                  <m:e>
+                    <m:r>
+                      <w:rPr>
+                        <w:rFonts w:ascii="Cambria Math" w:hAnsi="Cambria Math"/>
+                      </w:rPr>
+                      <m:t>(</m:t>
+                    </m:r>
+                    <m:sSub>
+                      <m:sSubPr>
+                        <m:ctrlPr>
+                          <w:rPr>
+                            <w:rFonts w:ascii="Cambria Math" w:hAnsi="Cambria Math"/>
+                            <w:i/>
+                          </w:rPr>
+                        </m:ctrlPr>
+                      </m:sSubPr>
+                      <m:e>
+                        <m:r>
+                          <w:rPr>
+                            <w:rFonts w:ascii="Cambria Math" w:hAnsi="Cambria Math"/>
+                          </w:rPr>
+                          <m:t>x</m:t>
+                        </m:r>
+                      </m:e>
+                      <m:sub>
+                        <m:r>
+                          <w:rPr>
+                            <w:rFonts w:ascii="Cambria Math" w:hAnsi="Cambria Math"/>
+                          </w:rPr>
+                          <m:t>ij</m:t>
+                        </m:r>
+                      </m:sub>
+                    </m:sSub>
+                    <m:r>
+                      <w:rPr>
+                        <w:rFonts w:ascii="Cambria Math" w:hAnsi="Cambria Math"/>
+                      </w:rPr>
+                      <m:t>-</m:t>
+                    </m:r>
+                    <m:sSub>
+                      <m:sSubPr>
+                        <m:ctrlPr>
+                          <w:rPr>
+                            <w:rFonts w:ascii="Cambria Math" w:hAnsi="Cambria Math"/>
+                            <w:i/>
+                          </w:rPr>
+                        </m:ctrlPr>
+                      </m:sSubPr>
+                      <m:e>
+                        <m:r>
+                          <w:rPr>
+                            <w:rFonts w:ascii="Cambria Math" w:hAnsi="Cambria Math"/>
+                          </w:rPr>
+                          <m:t>μ</m:t>
+                        </m:r>
+                      </m:e>
+                      <m:sub>
+                        <m:r>
+                          <w:rPr>
+                            <w:rFonts w:ascii="Cambria Math" w:hAnsi="Cambria Math"/>
+                            <w:lang w:val="en-US"/>
+                          </w:rPr>
+                          <m:t>j</m:t>
+                        </m:r>
+                      </m:sub>
+                    </m:sSub>
+                    <m:r>
+                      <w:rPr>
+                        <w:rFonts w:ascii="Cambria Math" w:hAnsi="Cambria Math"/>
+                      </w:rPr>
+                      <m:t>)</m:t>
+                    </m:r>
+                  </m:e>
+                  <m:sup>
+                    <m:r>
+                      <w:rPr>
+                        <w:rFonts w:ascii="Cambria Math" w:hAnsi="Cambria Math"/>
+                      </w:rPr>
+                      <m:t>2</m:t>
+                    </m:r>
+                  </m:sup>
+                </m:sSup>
+              </m:e>
+            </m:nary>
+          </m:e>
+        </m:rad>
+      </m:oMath>
+      <w:r>
+        <w:t>;</w:t>
+      </w:r>
+    </w:p>
+    <w:p>
+      <w:pPr>
+        <w:pStyle w:val="a2"/>
+        <w:numPr>
+          <w:ilvl w:val="1"/>
+          <w:numId w:val="38"/>
+        </w:numPr>
+      </w:pPr>
+      <w:r>
+        <w:t xml:space="preserve">для каждого элемента </w:t>
+      </w:r>
+      <m:oMath>
+        <m:r>
+          <w:rPr>
+            <w:rFonts w:ascii="Cambria Math" w:hAnsi="Cambria Math"/>
+          </w:rPr>
+          <m:t>i</m:t>
+        </m:r>
+        <m:r>
+          <w:rPr>
+            <w:rFonts w:ascii="Cambria Math" w:hAnsi="Cambria Math"/>
+          </w:rPr>
+          <m:t>=</m:t>
+        </m:r>
+        <m:r>
+          <w:rPr>
+            <w:rFonts w:ascii="Cambria Math" w:hAnsi="Cambria Math"/>
+          </w:rPr>
+          <m:t>1</m:t>
+        </m:r>
+        <m:r>
+          <w:rPr>
+            <w:rFonts w:ascii="Cambria Math" w:hAnsi="Cambria Math"/>
+          </w:rPr>
+          <m:t>,2</m:t>
+        </m:r>
+        <m:r>
+          <w:rPr>
+            <w:rFonts w:ascii="Cambria Math" w:hAnsi="Cambria Math"/>
+          </w:rPr>
+          <m:t>,…</m:t>
+        </m:r>
+        <m:r>
+          <w:rPr>
+            <w:rFonts w:ascii="Cambria Math" w:hAnsi="Cambria Math"/>
+            <w:lang w:val="en-US"/>
+          </w:rPr>
+          <m:t>n</m:t>
+        </m:r>
+      </m:oMath>
+      <w:r>
+        <w:t xml:space="preserve"> </w:t>
+      </w:r>
+      <w:r>
+        <w:t xml:space="preserve">столбца </w:t>
+      </w:r>
+      <m:oMath>
+        <m:r>
+          <w:rPr>
+            <w:rFonts w:ascii="Cambria Math" w:hAnsi="Cambria Math"/>
+          </w:rPr>
+          <m:t>j</m:t>
+        </m:r>
+      </m:oMath>
+      <w:r>
+        <w:t xml:space="preserve"> вычислить нормализованные значения </w:t>
+      </w:r>
+      <m:oMath>
+        <m:sSub>
+          <m:sSubPr>
+            <m:ctrlPr>
+              <w:rPr>
+                <w:rFonts w:ascii="Cambria Math" w:hAnsi="Cambria Math"/>
+                <w:i/>
+              </w:rPr>
+            </m:ctrlPr>
+          </m:sSubPr>
+          <m:e>
+            <m:r>
+              <w:rPr>
+                <w:rFonts w:ascii="Cambria Math" w:hAnsi="Cambria Math"/>
+              </w:rPr>
+              <m:t>z</m:t>
+            </m:r>
+            <m:r>
+              <w:rPr>
+                <w:rFonts w:ascii="Cambria Math" w:hAnsi="Cambria Math"/>
+              </w:rPr>
+              <m:t>_</m:t>
+            </m:r>
+            <m:r>
+              <w:rPr>
+                <w:rFonts w:ascii="Cambria Math" w:hAnsi="Cambria Math"/>
+                <w:lang w:val="en-US"/>
+              </w:rPr>
+              <m:t>train</m:t>
+            </m:r>
+          </m:e>
+          <m:sub>
+            <m:r>
+              <w:rPr>
+                <w:rFonts w:ascii="Cambria Math" w:hAnsi="Cambria Math"/>
+              </w:rPr>
+              <m:t>i</m:t>
+            </m:r>
+            <m:r>
+              <w:rPr>
+                <w:rFonts w:ascii="Cambria Math" w:hAnsi="Cambria Math"/>
+                <w:lang w:val="en-US"/>
+              </w:rPr>
+              <m:t>j</m:t>
+            </m:r>
+          </m:sub>
+        </m:sSub>
+        <m:r>
+          <w:rPr>
+            <w:rFonts w:ascii="Cambria Math" w:hAnsi="Cambria Math"/>
+          </w:rPr>
+          <m:t>=</m:t>
+        </m:r>
+        <m:f>
+          <m:fPr>
+            <m:ctrlPr>
+              <w:rPr>
+                <w:rFonts w:ascii="Cambria Math" w:hAnsi="Cambria Math"/>
+                <w:i/>
+                <w:lang w:val="en-US"/>
+              </w:rPr>
+            </m:ctrlPr>
+          </m:fPr>
+          <m:num>
+            <m:sSub>
+              <m:sSubPr>
+                <m:ctrlPr>
+                  <w:rPr>
+                    <w:rFonts w:ascii="Cambria Math" w:hAnsi="Cambria Math"/>
+                    <w:i/>
+                    <w:lang w:val="en-US"/>
+                  </w:rPr>
+                </m:ctrlPr>
+              </m:sSubPr>
+              <m:e>
+                <m:r>
+                  <w:rPr>
+                    <w:rFonts w:ascii="Cambria Math" w:hAnsi="Cambria Math"/>
+                    <w:lang w:val="en-US"/>
+                  </w:rPr>
+                  <m:t>x</m:t>
+                </m:r>
+              </m:e>
+              <m:sub>
+                <m:r>
+                  <w:rPr>
+                    <w:rFonts w:ascii="Cambria Math" w:hAnsi="Cambria Math"/>
+                    <w:lang w:val="en-US"/>
+                  </w:rPr>
+                  <m:t>ij</m:t>
+                </m:r>
+              </m:sub>
+            </m:sSub>
+            <m:r>
+              <w:rPr>
+                <w:rFonts w:ascii="Cambria Math" w:hAnsi="Cambria Math"/>
+              </w:rPr>
+              <m:t>-</m:t>
+            </m:r>
+            <m:sSub>
+              <m:sSubPr>
+                <m:ctrlPr>
+                  <w:rPr>
+                    <w:rFonts w:ascii="Cambria Math" w:hAnsi="Cambria Math"/>
+                    <w:i/>
+                    <w:lang w:val="en-US"/>
+                  </w:rPr>
+                </m:ctrlPr>
+              </m:sSubPr>
+              <m:e>
+                <m:r>
+                  <w:rPr>
+                    <w:rFonts w:ascii="Cambria Math" w:hAnsi="Cambria Math"/>
+                    <w:lang w:val="en-US"/>
+                  </w:rPr>
+                  <m:t>μ</m:t>
+                </m:r>
+              </m:e>
+              <m:sub>
+                <m:r>
+                  <w:rPr>
+                    <w:rFonts w:ascii="Cambria Math" w:hAnsi="Cambria Math"/>
+                    <w:lang w:val="en-US"/>
+                  </w:rPr>
+                  <m:t>j</m:t>
+                </m:r>
+              </m:sub>
+            </m:sSub>
+          </m:num>
+          <m:den>
+            <m:sSub>
+              <m:sSubPr>
+                <m:ctrlPr>
+                  <w:rPr>
+                    <w:rFonts w:ascii="Cambria Math" w:hAnsi="Cambria Math"/>
+                    <w:i/>
+                    <w:lang w:val="en-US"/>
+                  </w:rPr>
+                </m:ctrlPr>
+              </m:sSubPr>
+              <m:e>
+                <m:r>
+                  <w:rPr>
+                    <w:rFonts w:ascii="Cambria Math" w:hAnsi="Cambria Math"/>
+                    <w:lang w:val="en-US"/>
+                  </w:rPr>
+                  <m:t>σ</m:t>
+                </m:r>
+              </m:e>
+              <m:sub>
+                <m:r>
+                  <w:rPr>
+                    <w:rFonts w:ascii="Cambria Math" w:hAnsi="Cambria Math"/>
+                    <w:lang w:val="en-US"/>
+                  </w:rPr>
+                  <m:t>j</m:t>
+                </m:r>
+              </m:sub>
+            </m:sSub>
+          </m:den>
+        </m:f>
+      </m:oMath>
+      <w:r>
+        <w:t>;</w:t>
+      </w:r>
+    </w:p>
+    <w:p>
+      <w:pPr>
+        <w:pStyle w:val="a2"/>
+        <w:numPr>
+          <w:ilvl w:val="0"/>
+          <w:numId w:val="38"/>
+        </w:numPr>
+      </w:pPr>
+      <w:r>
+        <w:t>Для каждого столбца</w:t>
+      </w:r>
+      <w:r>
+        <w:t xml:space="preserve"> </w:t>
+      </w:r>
+      <m:oMath>
+        <m:r>
+          <w:rPr>
+            <w:rFonts w:ascii="Cambria Math" w:hAnsi="Cambria Math"/>
+            <w:lang w:val="en-US"/>
+          </w:rPr>
+          <m:t>j</m:t>
+        </m:r>
+        <m:r>
+          <w:rPr>
+            <w:rFonts w:ascii="Cambria Math" w:hAnsi="Cambria Math"/>
+          </w:rPr>
+          <m:t>=1</m:t>
+        </m:r>
+        <m:r>
+          <w:rPr>
+            <w:rFonts w:ascii="Cambria Math" w:hAnsi="Cambria Math"/>
+          </w:rPr>
+          <m:t>,</m:t>
+        </m:r>
+        <m:r>
+          <w:rPr>
+            <w:rFonts w:ascii="Cambria Math" w:hAnsi="Cambria Math"/>
+          </w:rPr>
+          <m:t>2</m:t>
+        </m:r>
+        <m:r>
+          <w:rPr>
+            <w:rFonts w:ascii="Cambria Math" w:hAnsi="Cambria Math"/>
+          </w:rPr>
+          <m:t>,</m:t>
+        </m:r>
+        <m:r>
+          <w:rPr>
+            <w:rFonts w:ascii="Cambria Math" w:hAnsi="Cambria Math"/>
+          </w:rPr>
+          <m:t>…</m:t>
+        </m:r>
+        <m:r>
+          <w:rPr>
+            <w:rFonts w:ascii="Cambria Math" w:hAnsi="Cambria Math"/>
+          </w:rPr>
+          <m:t>,</m:t>
+        </m:r>
+        <m:r>
+          <w:rPr>
+            <w:rFonts w:ascii="Cambria Math" w:hAnsi="Cambria Math"/>
+          </w:rPr>
+          <m:t>k</m:t>
+        </m:r>
+      </m:oMath>
+      <w:r>
+        <w:t>,</w:t>
+      </w:r>
+      <w:r>
+        <w:t xml:space="preserve"> где </w:t>
+      </w:r>
+      <m:oMath>
+        <m:r>
+          <w:rPr>
+            <w:rFonts w:ascii="Cambria Math" w:hAnsi="Cambria Math"/>
+          </w:rPr>
+          <m:t>k</m:t>
+        </m:r>
+      </m:oMath>
+      <w:r>
+        <w:t xml:space="preserve"> </w:t>
+      </w:r>
+      <w:r>
+        <w:t>–</w:t>
+      </w:r>
+      <w:r>
+        <w:t xml:space="preserve"> </w:t>
+      </w:r>
+      <w:r>
+        <w:t>количество столбцов</w:t>
+      </w:r>
+      <w:r>
+        <w:t>,</w:t>
+      </w:r>
+      <w:r>
+        <w:t xml:space="preserve"> массива «</w:t>
+      </w:r>
+      <w:r>
+        <w:rPr>
+          <w:lang w:val="en-US"/>
+        </w:rPr>
+        <w:t>test</w:t>
+      </w:r>
+      <w:r>
+        <w:t>»</w:t>
+      </w:r>
+      <w:r>
+        <w:t>:</w:t>
+      </w:r>
+    </w:p>
+    <w:p>
+      <w:pPr>
+        <w:pStyle w:val="a2"/>
+        <w:numPr>
+          <w:ilvl w:val="1"/>
+          <w:numId w:val="38"/>
+        </w:numPr>
+      </w:pPr>
+      <w:r>
+        <w:t xml:space="preserve">для каждого элемента </w:t>
+      </w:r>
+      <m:oMath>
+        <m:r>
+          <w:rPr>
+            <w:rFonts w:ascii="Cambria Math" w:hAnsi="Cambria Math"/>
+          </w:rPr>
+          <m:t>i</m:t>
+        </m:r>
+        <m:r>
+          <w:rPr>
+            <w:rFonts w:ascii="Cambria Math" w:hAnsi="Cambria Math"/>
+          </w:rPr>
+          <m:t>=</m:t>
+        </m:r>
+        <m:r>
+          <w:rPr>
+            <w:rFonts w:ascii="Cambria Math" w:hAnsi="Cambria Math"/>
+          </w:rPr>
+          <m:t>1</m:t>
+        </m:r>
+        <m:r>
+          <w:rPr>
+            <w:rFonts w:ascii="Cambria Math" w:hAnsi="Cambria Math"/>
+          </w:rPr>
+          <m:t>,2</m:t>
+        </m:r>
+        <m:r>
+          <w:rPr>
+            <w:rFonts w:ascii="Cambria Math" w:hAnsi="Cambria Math"/>
+          </w:rPr>
+          <m:t>,…</m:t>
+        </m:r>
+        <m:r>
+          <w:rPr>
+            <w:rFonts w:ascii="Cambria Math" w:hAnsi="Cambria Math"/>
+          </w:rPr>
+          <m:t>m</m:t>
+        </m:r>
+      </m:oMath>
+      <w:r>
+        <w:t xml:space="preserve">, где </w:t>
+      </w:r>
+      <m:oMath>
+        <m:r>
+          <w:rPr>
+            <w:rFonts w:ascii="Cambria Math" w:hAnsi="Cambria Math"/>
+          </w:rPr>
+          <m:t>m</m:t>
+        </m:r>
+      </m:oMath>
+      <w:r>
+        <w:t xml:space="preserve"> </w:t>
+      </w:r>
+      <w:r>
+        <w:t>–</w:t>
+      </w:r>
+      <w:r>
+        <w:t xml:space="preserve"> </w:t>
+      </w:r>
+      <w:r>
+        <w:t xml:space="preserve">количество </w:t>
+      </w:r>
+      <w:r>
+        <w:t>строк</w:t>
+      </w:r>
+      <w:r>
+        <w:t xml:space="preserve"> массива «</w:t>
+      </w:r>
+      <w:r>
+        <w:rPr>
+          <w:lang w:val="en-US"/>
+        </w:rPr>
+        <w:t>test</w:t>
+      </w:r>
+      <w:r>
+        <w:t>»</w:t>
+      </w:r>
+      <w:r>
+        <w:t>,</w:t>
+      </w:r>
+      <w:r>
+        <w:t xml:space="preserve"> </w:t>
+      </w:r>
+      <w:r>
+        <w:t xml:space="preserve">столбца </w:t>
+      </w:r>
+      <m:oMath>
+        <m:r>
+          <w:rPr>
+            <w:rFonts w:ascii="Cambria Math" w:hAnsi="Cambria Math"/>
+          </w:rPr>
+          <m:t>j</m:t>
+        </m:r>
+      </m:oMath>
+      <w:r>
+        <w:t xml:space="preserve"> вычислить нормализованные значения </w:t>
+      </w:r>
+      <m:oMath>
+        <m:sSub>
+          <m:sSubPr>
+            <m:ctrlPr>
+              <w:rPr>
+                <w:rFonts w:ascii="Cambria Math" w:hAnsi="Cambria Math"/>
+                <w:i/>
+              </w:rPr>
+            </m:ctrlPr>
+          </m:sSubPr>
+          <m:e>
+            <m:r>
+              <w:rPr>
+                <w:rFonts w:ascii="Cambria Math" w:hAnsi="Cambria Math"/>
+              </w:rPr>
+              <m:t>z</m:t>
+            </m:r>
+            <m:r>
+              <w:rPr>
+                <w:rFonts w:ascii="Cambria Math" w:hAnsi="Cambria Math"/>
+              </w:rPr>
+              <m:t>_</m:t>
+            </m:r>
+            <m:r>
+              <w:rPr>
+                <w:rFonts w:ascii="Cambria Math" w:hAnsi="Cambria Math"/>
+                <w:lang w:val="en-US"/>
+              </w:rPr>
+              <m:t>test</m:t>
+            </m:r>
+          </m:e>
+          <m:sub>
+            <m:r>
+              <w:rPr>
+                <w:rFonts w:ascii="Cambria Math" w:hAnsi="Cambria Math"/>
+              </w:rPr>
+              <m:t>i</m:t>
+            </m:r>
+            <m:r>
+              <w:rPr>
+                <w:rFonts w:ascii="Cambria Math" w:hAnsi="Cambria Math"/>
+                <w:lang w:val="en-US"/>
+              </w:rPr>
+              <m:t>j</m:t>
+            </m:r>
+          </m:sub>
+        </m:sSub>
+        <m:r>
+          <w:rPr>
+            <w:rFonts w:ascii="Cambria Math" w:hAnsi="Cambria Math"/>
+          </w:rPr>
+          <m:t>=</m:t>
+        </m:r>
+        <m:f>
+          <m:fPr>
+            <m:ctrlPr>
+              <w:rPr>
+                <w:rFonts w:ascii="Cambria Math" w:hAnsi="Cambria Math"/>
+                <w:i/>
+                <w:lang w:val="en-US"/>
+              </w:rPr>
+            </m:ctrlPr>
+          </m:fPr>
+          <m:num>
+            <m:sSub>
+              <m:sSubPr>
+                <m:ctrlPr>
+                  <w:rPr>
+                    <w:rFonts w:ascii="Cambria Math" w:hAnsi="Cambria Math"/>
+                    <w:i/>
+                    <w:lang w:val="en-US"/>
+                  </w:rPr>
+                </m:ctrlPr>
+              </m:sSubPr>
+              <m:e>
+                <m:r>
+                  <w:rPr>
+                    <w:rFonts w:ascii="Cambria Math" w:hAnsi="Cambria Math"/>
+                    <w:lang w:val="en-US"/>
+                  </w:rPr>
+                  <m:t>x</m:t>
+                </m:r>
+              </m:e>
+              <m:sub>
+                <m:r>
+                  <w:rPr>
+                    <w:rFonts w:ascii="Cambria Math" w:hAnsi="Cambria Math"/>
+                    <w:lang w:val="en-US"/>
+                  </w:rPr>
+                  <m:t>ij</m:t>
+                </m:r>
+              </m:sub>
+            </m:sSub>
+            <m:r>
+              <w:rPr>
+                <w:rFonts w:ascii="Cambria Math" w:hAnsi="Cambria Math"/>
+              </w:rPr>
+              <m:t>-</m:t>
+            </m:r>
+            <m:sSub>
+              <m:sSubPr>
+                <m:ctrlPr>
+                  <w:rPr>
+                    <w:rFonts w:ascii="Cambria Math" w:hAnsi="Cambria Math"/>
+                    <w:i/>
+                    <w:lang w:val="en-US"/>
+                  </w:rPr>
+                </m:ctrlPr>
+              </m:sSubPr>
+              <m:e>
+                <m:r>
+                  <w:rPr>
+                    <w:rFonts w:ascii="Cambria Math" w:hAnsi="Cambria Math"/>
+                    <w:lang w:val="en-US"/>
+                  </w:rPr>
+                  <m:t>μ</m:t>
+                </m:r>
+              </m:e>
+              <m:sub>
+                <m:r>
+                  <w:rPr>
+                    <w:rFonts w:ascii="Cambria Math" w:hAnsi="Cambria Math"/>
+                    <w:lang w:val="en-US"/>
+                  </w:rPr>
+                  <m:t>j</m:t>
+                </m:r>
+              </m:sub>
+            </m:sSub>
+          </m:num>
+          <m:den>
+            <m:sSub>
+              <m:sSubPr>
+                <m:ctrlPr>
+                  <w:rPr>
+                    <w:rFonts w:ascii="Cambria Math" w:hAnsi="Cambria Math"/>
+                    <w:i/>
+                    <w:lang w:val="en-US"/>
+                  </w:rPr>
+                </m:ctrlPr>
+              </m:sSubPr>
+              <m:e>
+                <m:r>
+                  <w:rPr>
+                    <w:rFonts w:ascii="Cambria Math" w:hAnsi="Cambria Math"/>
+                    <w:lang w:val="en-US"/>
+                  </w:rPr>
+                  <m:t>σ</m:t>
+                </m:r>
+              </m:e>
+              <m:sub>
+                <m:r>
+                  <w:rPr>
+                    <w:rFonts w:ascii="Cambria Math" w:hAnsi="Cambria Math"/>
+                    <w:lang w:val="en-US"/>
+                  </w:rPr>
+                  <m:t>j</m:t>
+                </m:r>
+              </m:sub>
+            </m:sSub>
+          </m:den>
+        </m:f>
+      </m:oMath>
+      <w:r>
+        <w:t>;</w:t>
+      </w:r>
+    </w:p>
+    <w:p>
+      <w:pPr>
+        <w:pStyle w:val="a2"/>
+        <w:numPr>
+          <w:ilvl w:val="0"/>
+          <w:numId w:val="38"/>
+        </w:numPr>
+      </w:pPr>
+      <w:r>
+        <w:t xml:space="preserve">Вернуть </w:t>
+      </w:r>
+      <m:oMath>
+        <m:r>
+          <w:rPr>
+            <w:rFonts w:ascii="Cambria Math" w:hAnsi="Cambria Math"/>
+          </w:rPr>
+          <m:t>z</m:t>
+        </m:r>
+        <m:r>
+          <w:rPr>
+            <w:rFonts w:ascii="Cambria Math" w:hAnsi="Cambria Math"/>
+          </w:rPr>
+          <m:t>_</m:t>
+        </m:r>
+        <m:r>
+          <w:rPr>
+            <w:rFonts w:ascii="Cambria Math" w:hAnsi="Cambria Math"/>
+            <w:lang w:val="en-US"/>
+          </w:rPr>
+          <m:t>train</m:t>
+        </m:r>
+      </m:oMath>
+      <w:r>
+        <w:t xml:space="preserve"> </w:t>
+      </w:r>
+      <w:r>
+        <w:t xml:space="preserve">и </w:t>
+      </w:r>
+      <m:oMath>
+        <m:r>
+          <w:rPr>
+            <w:rFonts w:ascii="Cambria Math" w:hAnsi="Cambria Math"/>
+          </w:rPr>
+          <m:t>z</m:t>
+        </m:r>
+        <m:r>
+          <w:rPr>
+            <w:rFonts w:ascii="Cambria Math" w:hAnsi="Cambria Math"/>
+          </w:rPr>
+          <m:t>_</m:t>
+        </m:r>
+        <m:r>
+          <w:rPr>
+            <w:rFonts w:ascii="Cambria Math" w:hAnsi="Cambria Math"/>
+            <w:lang w:val="en-US"/>
+          </w:rPr>
+          <m:t>test</m:t>
+        </m:r>
+      </m:oMath>
+      <w:r>
+        <w:t>.</w:t>
+      </w:r>
+      <w:r>
+        <w:t xml:space="preserve"> </w:t>
+      </w:r>
+    </w:p>
+    <w:p>
+      <w:pPr>
+        <w:pStyle w:val="a2"/>
+      </w:pPr>
+      <w:r>
+        <w:t xml:space="preserve">Блок-схема функции </w:t>
+      </w:r>
+      <w:r>
+        <w:t>«Нормализация («</w:t>
+      </w:r>
+      <w:r>
+        <w:rPr>
+          <w:lang w:val="en-US"/>
+        </w:rPr>
+        <w:t>train</w:t>
+      </w:r>
+      <w:r>
+        <w:t>»</w:t>
+      </w:r>
+      <w:r>
+        <w:t>,</w:t>
+      </w:r>
+      <w:r>
+        <w:t xml:space="preserve"> «</w:t>
+      </w:r>
+      <w:r>
+        <w:rPr>
+          <w:lang w:val="en-US"/>
+        </w:rPr>
+        <w:t>test</w:t>
+      </w:r>
+      <w:r>
+        <w:t>»)»</w:t>
+      </w:r>
+      <w:r>
+        <w:t xml:space="preserve"> показана на </w:t>
+      </w:r>
+      <w:r>
+        <w:fldChar w:fldCharType="begin"/>
+      </w:r>
+      <w:r>
+        <w:instrText xml:space="preserve"> REF _Ref230056682 \h </w:instrText>
+      </w:r>
+      <w:r>
+        <w:fldChar w:fldCharType="separate"/>
+      </w:r>
+      <w:r>
+        <w:t xml:space="preserve">рисунке </w:t>
+      </w:r>
+      <w:r>
+        <w:rPr>
+          <w:noProof/>
+        </w:rPr>
+        <w:t>5</w:t>
+      </w:r>
+      <w:r>
+        <w:t>.</w:t>
+      </w:r>
+      <w:r>
+        <w:rPr>
+          <w:noProof/>
+        </w:rPr>
+        <w:t>2</w:t>
+      </w:r>
+      <w:r>
+        <w:fldChar w:fldCharType="end"/>
+      </w:r>
+      <w:r>
+        <w:t>.</w:t>
+      </w:r>
+    </w:p>
+    <w:p>
+      <w:pPr>
+        <w:pStyle w:val="a2"/>
+        <w:jc w:val="center"/>
+      </w:pPr>
+      <w:r>
+        <w:lastRenderedPageBreak/>
+        <w:drawing>
+          <wp:inline distT="0" distB="0" distL="0" distR="0" wp14:anchorId="583E3B3A" wp14:editId="6672F21D">
+            <wp:extent cx="5182323" cy="7287642"/>
+            <wp:effectExtent l="0" t="0" r="0" b="8890"/>
+            <wp:docPr id="1653415669" name="Рисунок 1"/>
+            <wp:cNvGraphicFramePr>
+              <a:graphicFrameLocks xmlns:a="http://schemas.openxmlformats.org/drawingml/2006/main" noChangeAspect="1"/>
+            </wp:cNvGraphicFramePr>
+            <a:graphic xmlns:a="http://schemas.openxmlformats.org/drawingml/2006/main">
+              <a:graphicData uri="http://schemas.openxmlformats.org/drawingml/2006/picture">
+                <pic:pic xmlns:pic="http://schemas.openxmlformats.org/drawingml/2006/picture">
+                  <pic:nvPicPr>
+                    <pic:cNvPr id="1653415669" name=""/>
+                    <pic:cNvPicPr/>
+                  </pic:nvPicPr>
+                  <pic:blipFill>
+                    <a:blip r:embed="rId21"/>
+                    <a:stretch>
+                      <a:fillRect/>
+                    </a:stretch>
+                  </pic:blipFill>
+                  <pic:spPr>
+                    <a:xfrm>
+                      <a:off x="0" y="0"/>
+                      <a:ext cx="5182323" cy="7287642"/>
+                    </a:xfrm>
+                    <a:prstGeom prst="rect">
+                      <a:avLst/>
+                    </a:prstGeom>
+                  </pic:spPr>
+                </pic:pic>
+              </a:graphicData>
+            </a:graphic>
+          </wp:inline>
+        </w:drawing>
+      </w:r>
+    </w:p>
+    <w:p>
+      <w:pPr>
+        <w:pStyle w:val="ab"/>
+      </w:pPr>
+      <w:bookmarkStart w:id="31" w:name="_Ref230056682"/>
+      <w:r>
+        <w:t xml:space="preserve">Рисунок </w:t>
+      </w:r>
+      <w:fldSimple w:instr=" STYLEREF 1 \s ">
+        <w:r>
+          <w:rPr>
+            <w:noProof/>
+          </w:rPr>
+          <w:t>5</w:t>
+        </w:r>
+      </w:fldSimple>
+      <w:r>
+        <w:t>.</w:t>
+      </w:r>
+      <w:fldSimple w:instr=" SEQ Рисунок \* ARABIC \s 1 ">
+        <w:r>
+          <w:rPr>
+            <w:noProof/>
+          </w:rPr>
+          <w:t>2</w:t>
+        </w:r>
+      </w:fldSimple>
+      <w:bookmarkEnd w:id="31"/>
+      <w:r>
+        <w:t xml:space="preserve"> – </w:t>
+      </w:r>
+      <w:r>
+        <w:t>Блок-схема функции «Нормализация («</w:t>
+      </w:r>
+      <w:r>
+        <w:rPr>
+          <w:lang w:val="en-US"/>
+        </w:rPr>
+        <w:t>train</w:t>
+      </w:r>
+      <w:r>
+        <w:t>»</w:t>
+      </w:r>
+      <w:r>
+        <w:t>,</w:t>
+      </w:r>
+      <w:r>
+        <w:t xml:space="preserve"> «</w:t>
+      </w:r>
+      <w:r>
+        <w:rPr>
+          <w:lang w:val="en-US"/>
+        </w:rPr>
+        <w:t>test</w:t>
+      </w:r>
+      <w:r>
+        <w:t>»)»</w:t>
+      </w:r>
+    </w:p>
+    <w:p>
+      <w:pPr>
+        <w:pStyle w:val="2"/>
+      </w:pPr>
+      <w:bookmarkStart w:id="32" w:name="_Toc230030686"/>
+      <w:r>
+        <w:t>Обучение модели</w:t>
+      </w:r>
+      <w:bookmarkEnd w:id="32"/>
+    </w:p>
+    <w:p>
+      <w:pPr>
+        <w:pStyle w:val="a2"/>
+      </w:pPr>
+    </w:p>
+    <w:p>
+      <w:pPr>
+        <w:pStyle w:val="2"/>
+      </w:pPr>
+      <w:bookmarkStart w:id="33" w:name="_Toc230030687"/>
+      <w:r>
+        <w:lastRenderedPageBreak/>
+        <w:t>Прогнозирование свойств</w:t>
+      </w:r>
+      <w:bookmarkEnd w:id="33"/>
+    </w:p>
+    <w:p>
+      <w:pPr>
+        <w:pStyle w:val="a2"/>
+      </w:pPr>
+    </w:p>
+    <w:p>
+      <w:pPr>
         <w:pStyle w:val="1"/>
       </w:pPr>
-      <w:bookmarkStart w:id="29" w:name="_Toc229949996"/>
+      <w:bookmarkStart w:id="34" w:name="_Toc230030688"/>
       <w:r>
         <w:lastRenderedPageBreak/>
         <w:t xml:space="preserve">Глава 4 </w:t>
@@ -23614,13 +26107,13 @@
       <w:r>
         <w:t xml:space="preserve"> Разработка программного обеспечения</w:t>
       </w:r>
-      <w:bookmarkEnd w:id="29"/>
+      <w:bookmarkEnd w:id="34"/>
     </w:p>
     <w:p>
       <w:pPr>
         <w:pStyle w:val="2"/>
       </w:pPr>
-      <w:bookmarkStart w:id="30" w:name="_Toc229949997"/>
+      <w:bookmarkStart w:id="35" w:name="_Toc230030689"/>
       <w:r>
         <w:t xml:space="preserve">Выбор </w:t>
       </w:r>
@@ -23630,58 +26123,68 @@
       <w:r>
         <w:t xml:space="preserve"> и инструментальных средств разработки</w:t>
       </w:r>
-      <w:bookmarkEnd w:id="30"/>
+      <w:bookmarkEnd w:id="35"/>
     </w:p>
     <w:p>
       <w:pPr>
         <w:pStyle w:val="2"/>
       </w:pPr>
-      <w:bookmarkStart w:id="31" w:name="_Toc229949998"/>
+      <w:bookmarkStart w:id="36" w:name="_Toc230030690"/>
       <w:r>
         <w:t>Описание структуры программного продукта</w:t>
       </w:r>
-      <w:bookmarkEnd w:id="31"/>
+      <w:bookmarkEnd w:id="36"/>
     </w:p>
     <w:p>
       <w:pPr>
         <w:pStyle w:val="2"/>
       </w:pPr>
-      <w:bookmarkStart w:id="32" w:name="_Toc229949999"/>
+      <w:bookmarkStart w:id="37" w:name="_Toc230030691"/>
       <w:r>
         <w:t>Описание интерфейса</w:t>
       </w:r>
-      <w:bookmarkEnd w:id="32"/>
+      <w:bookmarkEnd w:id="37"/>
     </w:p>
     <w:p>
       <w:pPr>
         <w:pStyle w:val="2"/>
       </w:pPr>
-      <w:bookmarkStart w:id="33" w:name="_Toc229950000"/>
+      <w:bookmarkStart w:id="38" w:name="_Toc230030692"/>
       <w:r>
         <w:t>Вычислительный эксперимент</w:t>
       </w:r>
-      <w:bookmarkEnd w:id="33"/>
+      <w:bookmarkEnd w:id="38"/>
     </w:p>
     <w:p>
       <w:pPr>
         <w:pStyle w:val="2"/>
       </w:pPr>
-      <w:bookmarkStart w:id="34" w:name="_Toc229950001"/>
+      <w:bookmarkStart w:id="39" w:name="_Toc230030693"/>
       <w:r>
         <w:t>Тестирование</w:t>
       </w:r>
-      <w:bookmarkEnd w:id="34"/>
+      <w:bookmarkEnd w:id="39"/>
+    </w:p>
+    <w:p>
+      <w:pPr>
+        <w:pStyle w:val="2"/>
+      </w:pPr>
+      <w:bookmarkStart w:id="40" w:name="_Toc230030694"/>
+      <w:r>
+        <w:t>Оценка качества</w:t>
+      </w:r>
+      <w:bookmarkEnd w:id="40"/>
     </w:p>
     <w:p>
       <w:pPr>
         <w:pStyle w:val="1"/>
       </w:pPr>
-      <w:bookmarkStart w:id="35" w:name="_Toc229950002"/>
+      <w:bookmarkStart w:id="41" w:name="_Toc230030695"/>
       <w:r>
         <w:lastRenderedPageBreak/>
         <w:t>Заключение</w:t>
       </w:r>
-      <w:bookmarkEnd w:id="35"/>
+      <w:bookmarkEnd w:id="41"/>
       <w:r>
         <w:t xml:space="preserve"> </w:t>
       </w:r>
@@ -23693,12 +26196,12 @@
           <w:lang w:val="en-US"/>
         </w:rPr>
       </w:pPr>
-      <w:bookmarkStart w:id="36" w:name="_Toc229950003"/>
+      <w:bookmarkStart w:id="42" w:name="_Toc230030696"/>
       <w:r>
         <w:lastRenderedPageBreak/>
         <w:t>Список литературы</w:t>
       </w:r>
-      <w:bookmarkEnd w:id="36"/>
+      <w:bookmarkEnd w:id="42"/>
       <w:r>
         <w:t xml:space="preserve"> </w:t>
       </w:r>
@@ -23711,7 +26214,7 @@
         <w:t>Ссылки на источники:</w:t>
       </w:r>
     </w:p>
-    <w:bookmarkStart w:id="37" w:name="_Ref229182281"/>
+    <w:bookmarkStart w:id="43" w:name="_Ref229182281"/>
     <w:p>
       <w:pPr>
         <w:pStyle w:val="a2"/>
@@ -23764,9 +26267,9 @@
       <w:r>
         <w:t>;</w:t>
       </w:r>
-      <w:bookmarkEnd w:id="37"/>
-    </w:p>
-    <w:bookmarkStart w:id="38" w:name="_Ref229182284"/>
+      <w:bookmarkEnd w:id="43"/>
+    </w:p>
+    <w:bookmarkStart w:id="44" w:name="_Ref229182284"/>
     <w:p>
       <w:pPr>
         <w:pStyle w:val="a2"/>
@@ -23828,12 +26331,12 @@
       <w:r>
         <w:t>;</w:t>
       </w:r>
-      <w:bookmarkEnd w:id="38"/>
+      <w:bookmarkEnd w:id="44"/>
       <w:r>
         <w:t xml:space="preserve"> </w:t>
       </w:r>
     </w:p>
-    <w:bookmarkStart w:id="39" w:name="_Ref229182287"/>
+    <w:bookmarkStart w:id="45" w:name="_Ref229182287"/>
     <w:p>
       <w:pPr>
         <w:pStyle w:val="a2"/>
@@ -23905,9 +26408,9 @@
       <w:r>
         <w:t>;</w:t>
       </w:r>
-      <w:bookmarkEnd w:id="39"/>
-    </w:p>
-    <w:bookmarkStart w:id="40" w:name="_Ref229261743"/>
+      <w:bookmarkEnd w:id="45"/>
+    </w:p>
+    <w:bookmarkStart w:id="46" w:name="_Ref229261743"/>
     <w:p>
       <w:pPr>
         <w:pStyle w:val="a2"/>
@@ -24047,7 +26550,7 @@
       <w:r>
         <w:t xml:space="preserve"> </w:t>
       </w:r>
-      <w:bookmarkEnd w:id="40"/>
+      <w:bookmarkEnd w:id="46"/>
       <w:r>
         <w:t>– о сплавах</w:t>
       </w:r>
@@ -24058,7 +26561,7 @@
         <w:t xml:space="preserve"> </w:t>
       </w:r>
     </w:p>
-    <w:bookmarkStart w:id="41" w:name="_Ref229265836"/>
+    <w:bookmarkStart w:id="47" w:name="_Ref229265836"/>
     <w:p>
       <w:pPr>
         <w:pStyle w:val="a2"/>
@@ -24112,9 +26615,9 @@
       <w:r>
         <w:t>;</w:t>
       </w:r>
-      <w:bookmarkEnd w:id="41"/>
-    </w:p>
-    <w:bookmarkStart w:id="42" w:name="_Ref229265839"/>
+      <w:bookmarkEnd w:id="47"/>
+    </w:p>
+    <w:bookmarkStart w:id="48" w:name="_Ref229265839"/>
     <w:p>
       <w:pPr>
         <w:pStyle w:val="a2"/>
@@ -24153,9 +26656,9 @@
       <w:r>
         <w:t>;</w:t>
       </w:r>
-      <w:bookmarkEnd w:id="42"/>
-    </w:p>
-    <w:bookmarkStart w:id="43" w:name="_Ref229265844"/>
+      <w:bookmarkEnd w:id="48"/>
+    </w:p>
+    <w:bookmarkStart w:id="49" w:name="_Ref229265844"/>
     <w:p>
       <w:pPr>
         <w:pStyle w:val="a2"/>
@@ -24194,9 +26697,9 @@
       <w:r>
         <w:t>;</w:t>
       </w:r>
-      <w:bookmarkEnd w:id="43"/>
-    </w:p>
-    <w:bookmarkStart w:id="44" w:name="_Ref229265847"/>
+      <w:bookmarkEnd w:id="49"/>
+    </w:p>
+    <w:bookmarkStart w:id="50" w:name="_Ref229265847"/>
     <w:p>
       <w:pPr>
         <w:pStyle w:val="a2"/>
@@ -24241,9 +26744,9 @@
       <w:r>
         <w:t>;</w:t>
       </w:r>
-      <w:bookmarkEnd w:id="44"/>
-    </w:p>
-    <w:bookmarkStart w:id="45" w:name="_Ref229265848"/>
+      <w:bookmarkEnd w:id="50"/>
+    </w:p>
+    <w:bookmarkStart w:id="51" w:name="_Ref229265848"/>
     <w:p>
       <w:pPr>
         <w:pStyle w:val="a2"/>
@@ -24288,9 +26791,9 @@
       <w:r>
         <w:t>;</w:t>
       </w:r>
-      <w:bookmarkEnd w:id="45"/>
-    </w:p>
-    <w:bookmarkStart w:id="46" w:name="_Ref229265991"/>
+      <w:bookmarkEnd w:id="51"/>
+    </w:p>
+    <w:bookmarkStart w:id="52" w:name="_Ref229265991"/>
     <w:p>
       <w:pPr>
         <w:pStyle w:val="a2"/>
@@ -24338,9 +26841,9 @@
       <w:r>
         <w:t>;</w:t>
       </w:r>
-      <w:bookmarkEnd w:id="46"/>
-    </w:p>
-    <w:bookmarkStart w:id="47" w:name="_Ref229267665"/>
+      <w:bookmarkEnd w:id="52"/>
+    </w:p>
+    <w:bookmarkStart w:id="53" w:name="_Ref229267665"/>
     <w:p>
       <w:pPr>
         <w:pStyle w:val="a2"/>
@@ -24385,9 +26888,9 @@
       <w:r>
         <w:t>;</w:t>
       </w:r>
-      <w:bookmarkEnd w:id="47"/>
-    </w:p>
-    <w:bookmarkStart w:id="48" w:name="_Ref229267979"/>
+      <w:bookmarkEnd w:id="53"/>
+    </w:p>
+    <w:bookmarkStart w:id="54" w:name="_Ref229267979"/>
     <w:p>
       <w:pPr>
         <w:pStyle w:val="a2"/>
@@ -24439,9 +26942,9 @@
       <w:r>
         <w:t>;</w:t>
       </w:r>
-      <w:bookmarkEnd w:id="48"/>
-    </w:p>
-    <w:bookmarkStart w:id="49" w:name="_Ref229268587"/>
+      <w:bookmarkEnd w:id="54"/>
+    </w:p>
+    <w:bookmarkStart w:id="55" w:name="_Ref229268587"/>
     <w:p>
       <w:pPr>
         <w:pStyle w:val="a2"/>
@@ -24486,9 +26989,9 @@
       <w:r>
         <w:t>;</w:t>
       </w:r>
-      <w:bookmarkEnd w:id="49"/>
-    </w:p>
-    <w:bookmarkStart w:id="50" w:name="_Ref229269503"/>
+      <w:bookmarkEnd w:id="55"/>
+    </w:p>
+    <w:bookmarkStart w:id="56" w:name="_Ref229269503"/>
     <w:p>
       <w:pPr>
         <w:pStyle w:val="a2"/>
@@ -24527,7 +27030,7 @@
       <w:r>
         <w:t>;</w:t>
       </w:r>
-      <w:bookmarkEnd w:id="50"/>
+      <w:bookmarkEnd w:id="56"/>
     </w:p>
     <w:p>
       <w:pPr>
@@ -24537,8 +27040,8 @@
           <w:numId w:val="7"/>
         </w:numPr>
       </w:pPr>
-      <w:hyperlink r:id="rId20" w:history="1">
-        <w:bookmarkStart w:id="51" w:name="_Ref229189544"/>
+      <w:hyperlink r:id="rId22" w:history="1">
+        <w:bookmarkStart w:id="57" w:name="_Ref229189544"/>
         <w:r>
           <w:rPr>
             <w:rStyle w:val="ad"/>
@@ -24628,7 +27131,7 @@
           </w:rPr>
           <w:t>alloys</w:t>
         </w:r>
-        <w:bookmarkEnd w:id="51"/>
+        <w:bookmarkEnd w:id="57"/>
       </w:hyperlink>
       <w:r>
         <w:t xml:space="preserve"> </w:t>
@@ -24681,8 +27184,8 @@
           <w:numId w:val="7"/>
         </w:numPr>
       </w:pPr>
-      <w:hyperlink r:id="rId21" w:history="1">
-        <w:bookmarkStart w:id="52" w:name="_Ref229189545"/>
+      <w:hyperlink r:id="rId23" w:history="1">
+        <w:bookmarkStart w:id="58" w:name="_Ref229189545"/>
         <w:r>
           <w:rPr>
             <w:rStyle w:val="ad"/>
@@ -24852,7 +27355,7 @@
           </w:rPr>
           <w:t>stomatologami</w:t>
         </w:r>
-        <w:bookmarkEnd w:id="52"/>
+        <w:bookmarkEnd w:id="58"/>
         <w:proofErr w:type="spellEnd"/>
       </w:hyperlink>
       <w:r>
@@ -24876,8 +27379,8 @@
           <w:numId w:val="7"/>
         </w:numPr>
       </w:pPr>
-      <w:hyperlink r:id="rId22" w:history="1">
-        <w:bookmarkStart w:id="53" w:name="_Ref229189547"/>
+      <w:hyperlink r:id="rId24" w:history="1">
+        <w:bookmarkStart w:id="59" w:name="_Ref229189547"/>
         <w:r>
           <w:rPr>
             <w:rStyle w:val="ad"/>
@@ -25046,7 +27549,7 @@
           </w:rPr>
           <w:t>/</w:t>
         </w:r>
-        <w:bookmarkEnd w:id="53"/>
+        <w:bookmarkEnd w:id="59"/>
       </w:hyperlink>
       <w:r>
         <w:t xml:space="preserve"> </w:t>
@@ -25079,7 +27582,7 @@
         <w:t>;</w:t>
       </w:r>
     </w:p>
-    <w:bookmarkStart w:id="54" w:name="_Ref229322118"/>
+    <w:bookmarkStart w:id="60" w:name="_Ref229322118"/>
     <w:p>
       <w:pPr>
         <w:pStyle w:val="a2"/>
@@ -25135,9 +27638,9 @@
       <w:r>
         <w:t>;</w:t>
       </w:r>
-      <w:bookmarkEnd w:id="54"/>
-    </w:p>
-    <w:bookmarkStart w:id="55" w:name="_Ref229322119"/>
+      <w:bookmarkEnd w:id="60"/>
+    </w:p>
+    <w:bookmarkStart w:id="61" w:name="_Ref229322119"/>
     <w:p>
       <w:pPr>
         <w:pStyle w:val="a2"/>
@@ -25193,9 +27696,9 @@
       <w:r>
         <w:t>;</w:t>
       </w:r>
-      <w:bookmarkEnd w:id="55"/>
-    </w:p>
-    <w:bookmarkStart w:id="56" w:name="_Ref229326373"/>
+      <w:bookmarkEnd w:id="61"/>
+    </w:p>
+    <w:bookmarkStart w:id="62" w:name="_Ref229326373"/>
     <w:p>
       <w:pPr>
         <w:pStyle w:val="a2"/>
@@ -25271,13 +27774,13 @@
       <w:r>
         <w:t>;</w:t>
       </w:r>
-      <w:bookmarkEnd w:id="56"/>
+      <w:bookmarkEnd w:id="62"/>
       <w:r>
         <w:t xml:space="preserve"> </w:t>
       </w:r>
     </w:p>
-    <w:bookmarkStart w:id="57" w:name="_Ref229329442"/>
-    <w:bookmarkStart w:id="58" w:name="_Ref229328525"/>
+    <w:bookmarkStart w:id="63" w:name="_Ref229329442"/>
+    <w:bookmarkStart w:id="64" w:name="_Ref229328525"/>
     <w:p>
       <w:pPr>
         <w:pStyle w:val="a2"/>
@@ -25343,9 +27846,9 @@
       <w:r>
         <w:t>;</w:t>
       </w:r>
-      <w:bookmarkEnd w:id="57"/>
-    </w:p>
-    <w:bookmarkStart w:id="59" w:name="_Ref229329427"/>
+      <w:bookmarkEnd w:id="63"/>
+    </w:p>
+    <w:bookmarkStart w:id="65" w:name="_Ref229329427"/>
     <w:p>
       <w:pPr>
         <w:pStyle w:val="a2"/>
@@ -25413,13 +27916,13 @@
       <w:r>
         <w:t>;</w:t>
       </w:r>
-      <w:bookmarkEnd w:id="58"/>
-      <w:bookmarkEnd w:id="59"/>
+      <w:bookmarkEnd w:id="64"/>
+      <w:bookmarkEnd w:id="65"/>
       <w:r>
         <w:t xml:space="preserve"> </w:t>
       </w:r>
     </w:p>
-    <w:bookmarkStart w:id="60" w:name="_Ref229336967"/>
+    <w:bookmarkStart w:id="66" w:name="_Ref229336967"/>
     <w:p>
       <w:pPr>
         <w:pStyle w:val="a2"/>
@@ -25485,9 +27988,9 @@
       <w:r>
         <w:t>;</w:t>
       </w:r>
-      <w:bookmarkEnd w:id="60"/>
-    </w:p>
-    <w:bookmarkStart w:id="61" w:name="_Ref229338348"/>
+      <w:bookmarkEnd w:id="66"/>
+    </w:p>
+    <w:bookmarkStart w:id="67" w:name="_Ref229338348"/>
     <w:p>
       <w:pPr>
         <w:pStyle w:val="a2"/>
@@ -25550,12 +28053,12 @@
       <w:r>
         <w:t>;</w:t>
       </w:r>
-      <w:bookmarkEnd w:id="61"/>
+      <w:bookmarkEnd w:id="67"/>
       <w:r>
         <w:t xml:space="preserve">  </w:t>
       </w:r>
     </w:p>
-    <w:bookmarkStart w:id="62" w:name="_Ref229338653"/>
+    <w:bookmarkStart w:id="68" w:name="_Ref229338653"/>
     <w:p>
       <w:pPr>
         <w:pStyle w:val="a2"/>
@@ -25858,9 +28361,9 @@
       <w:r>
         <w:t>;</w:t>
       </w:r>
-      <w:bookmarkEnd w:id="62"/>
-    </w:p>
-    <w:bookmarkStart w:id="63" w:name="_Ref229338656"/>
+      <w:bookmarkEnd w:id="68"/>
+    </w:p>
+    <w:bookmarkStart w:id="69" w:name="_Ref229338656"/>
     <w:p>
       <w:pPr>
         <w:pStyle w:val="a2"/>
@@ -25966,9 +28469,9 @@
         </w:rPr>
         <w:t>;</w:t>
       </w:r>
-      <w:bookmarkEnd w:id="63"/>
-    </w:p>
-    <w:bookmarkStart w:id="64" w:name="_Ref229338659"/>
+      <w:bookmarkEnd w:id="69"/>
+    </w:p>
+    <w:bookmarkStart w:id="70" w:name="_Ref229338659"/>
     <w:p>
       <w:pPr>
         <w:pStyle w:val="a2"/>
@@ -26062,9 +28565,9 @@
         </w:rPr>
         <w:t>»;</w:t>
       </w:r>
-      <w:bookmarkEnd w:id="64"/>
-    </w:p>
-    <w:bookmarkStart w:id="65" w:name="_Ref229338662"/>
+      <w:bookmarkEnd w:id="70"/>
+    </w:p>
+    <w:bookmarkStart w:id="71" w:name="_Ref229338662"/>
     <w:p>
       <w:pPr>
         <w:pStyle w:val="a2"/>
@@ -26141,9 +28644,9 @@
       <w:r>
         <w:t>;</w:t>
       </w:r>
-      <w:bookmarkEnd w:id="65"/>
-    </w:p>
-    <w:bookmarkStart w:id="66" w:name="_Ref229704033"/>
+      <w:bookmarkEnd w:id="71"/>
+    </w:p>
+    <w:bookmarkStart w:id="72" w:name="_Ref229704033"/>
     <w:p>
       <w:pPr>
         <w:pStyle w:val="a2"/>
@@ -26191,9 +28694,9 @@
       <w:r>
         <w:t>;</w:t>
       </w:r>
-      <w:bookmarkEnd w:id="66"/>
-    </w:p>
-    <w:bookmarkStart w:id="67" w:name="_Ref229704036"/>
+      <w:bookmarkEnd w:id="72"/>
+    </w:p>
+    <w:bookmarkStart w:id="73" w:name="_Ref229704036"/>
     <w:p>
       <w:pPr>
         <w:pStyle w:val="a2"/>
@@ -26241,9 +28744,9 @@
       <w:r>
         <w:t>;</w:t>
       </w:r>
-      <w:bookmarkEnd w:id="67"/>
-    </w:p>
-    <w:bookmarkStart w:id="68" w:name="_Ref229750210"/>
+      <w:bookmarkEnd w:id="73"/>
+    </w:p>
+    <w:bookmarkStart w:id="74" w:name="_Ref229750210"/>
     <w:p>
       <w:pPr>
         <w:pStyle w:val="a2"/>
@@ -26288,9 +28791,9 @@
       <w:r>
         <w:t>;</w:t>
       </w:r>
-      <w:bookmarkEnd w:id="68"/>
-    </w:p>
-    <w:bookmarkStart w:id="69" w:name="_Ref229750211"/>
+      <w:bookmarkEnd w:id="74"/>
+    </w:p>
+    <w:bookmarkStart w:id="75" w:name="_Ref229750211"/>
     <w:p>
       <w:pPr>
         <w:pStyle w:val="a2"/>
@@ -26335,9 +28838,9 @@
       <w:r>
         <w:t>;</w:t>
       </w:r>
-      <w:bookmarkEnd w:id="69"/>
-    </w:p>
-    <w:bookmarkStart w:id="70" w:name="_Ref229868128"/>
+      <w:bookmarkEnd w:id="75"/>
+    </w:p>
+    <w:bookmarkStart w:id="76" w:name="_Ref229868128"/>
     <w:p>
       <w:pPr>
         <w:pStyle w:val="a2"/>
@@ -26382,9 +28885,9 @@
       <w:r>
         <w:t>;</w:t>
       </w:r>
-      <w:bookmarkEnd w:id="70"/>
-    </w:p>
-    <w:bookmarkStart w:id="71" w:name="_Ref229868129"/>
+      <w:bookmarkEnd w:id="76"/>
+    </w:p>
+    <w:bookmarkStart w:id="77" w:name="_Ref229868129"/>
     <w:p>
       <w:pPr>
         <w:pStyle w:val="a2"/>
@@ -26441,9 +28944,9 @@
       <w:r>
         <w:t>;</w:t>
       </w:r>
-      <w:bookmarkEnd w:id="71"/>
-    </w:p>
-    <w:bookmarkStart w:id="72" w:name="_Ref229919666"/>
+      <w:bookmarkEnd w:id="77"/>
+    </w:p>
+    <w:bookmarkStart w:id="78" w:name="_Ref229919666"/>
     <w:p>
       <w:pPr>
         <w:pStyle w:val="a2"/>
@@ -26488,9 +28991,9 @@
       <w:r>
         <w:t>;</w:t>
       </w:r>
-      <w:bookmarkEnd w:id="72"/>
-    </w:p>
-    <w:bookmarkStart w:id="73" w:name="_Ref229919667"/>
+      <w:bookmarkEnd w:id="78"/>
+    </w:p>
+    <w:bookmarkStart w:id="79" w:name="_Ref229919667"/>
     <w:p>
       <w:pPr>
         <w:pStyle w:val="a2"/>
@@ -26535,9 +29038,9 @@
       <w:r>
         <w:t>;</w:t>
       </w:r>
-      <w:bookmarkEnd w:id="73"/>
-    </w:p>
-    <w:bookmarkStart w:id="74" w:name="_Ref229924254"/>
+      <w:bookmarkEnd w:id="79"/>
+    </w:p>
+    <w:bookmarkStart w:id="80" w:name="_Ref229924254"/>
     <w:p>
       <w:pPr>
         <w:pStyle w:val="a2"/>
@@ -26586,9 +29089,9 @@
       <w:r>
         <w:t>;</w:t>
       </w:r>
-      <w:bookmarkEnd w:id="74"/>
-    </w:p>
-    <w:bookmarkStart w:id="75" w:name="_Ref229924199"/>
+      <w:bookmarkEnd w:id="80"/>
+    </w:p>
+    <w:bookmarkStart w:id="81" w:name="_Ref229924199"/>
     <w:p>
       <w:pPr>
         <w:pStyle w:val="a2"/>
@@ -26627,7 +29130,7 @@
       <w:r>
         <w:t>;</w:t>
       </w:r>
-      <w:bookmarkEnd w:id="75"/>
+      <w:bookmarkEnd w:id="81"/>
     </w:p>
     <w:p>
       <w:pPr>
@@ -26642,22 +29145,22 @@
       <w:pPr>
         <w:pStyle w:val="1"/>
       </w:pPr>
-      <w:bookmarkStart w:id="76" w:name="_Toc229950004"/>
+      <w:bookmarkStart w:id="82" w:name="_Toc230030697"/>
       <w:r>
         <w:lastRenderedPageBreak/>
         <w:t>Приложения</w:t>
       </w:r>
-      <w:bookmarkEnd w:id="76"/>
+      <w:bookmarkEnd w:id="82"/>
     </w:p>
     <w:p>
       <w:pPr>
         <w:pStyle w:val="2"/>
       </w:pPr>
-      <w:bookmarkStart w:id="77" w:name="_Toc229950005"/>
+      <w:bookmarkStart w:id="83" w:name="_Toc230030698"/>
       <w:r>
         <w:t>Техническое задание</w:t>
       </w:r>
-      <w:bookmarkEnd w:id="77"/>
+      <w:bookmarkEnd w:id="83"/>
       <w:r>
         <w:t xml:space="preserve"> </w:t>
       </w:r>
@@ -26666,11 +29169,11 @@
       <w:pPr>
         <w:pStyle w:val="2"/>
       </w:pPr>
-      <w:bookmarkStart w:id="78" w:name="_Toc229950006"/>
+      <w:bookmarkStart w:id="84" w:name="_Toc230030699"/>
       <w:r>
         <w:t>Руководство программиста</w:t>
       </w:r>
-      <w:bookmarkEnd w:id="78"/>
+      <w:bookmarkEnd w:id="84"/>
     </w:p>
     <w:p>
       <w:pPr>
@@ -26679,11 +29182,11 @@
           <w:lang w:val="en-US"/>
         </w:rPr>
       </w:pPr>
-      <w:bookmarkStart w:id="79" w:name="_Toc229950007"/>
+      <w:bookmarkStart w:id="85" w:name="_Toc230030700"/>
       <w:r>
         <w:t>Руководство пользователя</w:t>
       </w:r>
-      <w:bookmarkEnd w:id="79"/>
+      <w:bookmarkEnd w:id="85"/>
     </w:p>
     <w:p>
       <w:pPr>
@@ -26692,11 +29195,11 @@
           <w:lang w:val="en-US"/>
         </w:rPr>
       </w:pPr>
-      <w:bookmarkStart w:id="80" w:name="_Toc229950008"/>
+      <w:bookmarkStart w:id="86" w:name="_Toc230030701"/>
       <w:r>
         <w:t>Материалы выпускной квалификационной работы</w:t>
       </w:r>
-      <w:bookmarkEnd w:id="80"/>
+      <w:bookmarkEnd w:id="86"/>
     </w:p>
     <w:p>
       <w:pPr>
@@ -26738,7 +29241,7 @@
           <w:numId w:val="8"/>
         </w:numPr>
       </w:pPr>
-      <w:hyperlink r:id="rId23" w:history="1">
+      <w:hyperlink r:id="rId25" w:history="1">
         <w:r>
           <w:rPr>
             <w:rStyle w:val="ad"/>
@@ -26751,7 +29254,7 @@
       </w:r>
     </w:p>
     <w:sectPr>
-      <w:footerReference w:type="default" r:id="rId24"/>
+      <w:footerReference w:type="default" r:id="rId26"/>
       <w:pgSz w:w="11906" w:h="16838" w:code="9"/>
       <w:pgMar w:top="851" w:right="567" w:bottom="1701" w:left="1418" w:header="284" w:footer="284" w:gutter="0"/>
       <w:pgNumType w:start="3"/>
@@ -31753,6 +34256,92 @@
     </w:lvl>
   </w:abstractNum>
   <w:abstractNum w:abstractNumId="8" w15:restartNumberingAfterBreak="0">
+    <w:nsid w:val="12FF6D4A"/>
+    <w:multiLevelType w:val="hybridMultilevel"/>
+    <w:tmpl w:val="EAE4C212"/>
+    <w:lvl w:ilvl="0" w:tplc="0419000F">
+      <w:start w:val="1"/>
+      <w:numFmt w:val="decimal"/>
+      <w:lvlText w:val="%1."/>
+      <w:lvlJc w:val="left"/>
+      <w:pPr>
+        <w:ind w:left="1429" w:hanging="360"/>
+      </w:pPr>
+    </w:lvl>
+    <w:lvl w:ilvl="1" w:tplc="04190019">
+      <w:start w:val="1"/>
+      <w:numFmt w:val="lowerLetter"/>
+      <w:lvlText w:val="%2."/>
+      <w:lvlJc w:val="left"/>
+      <w:pPr>
+        <w:ind w:left="2149" w:hanging="360"/>
+      </w:pPr>
+    </w:lvl>
+    <w:lvl w:ilvl="2" w:tplc="0419001B" w:tentative="1">
+      <w:start w:val="1"/>
+      <w:numFmt w:val="lowerRoman"/>
+      <w:lvlText w:val="%3."/>
+      <w:lvlJc w:val="right"/>
+      <w:pPr>
+        <w:ind w:left="2869" w:hanging="180"/>
+      </w:pPr>
+    </w:lvl>
+    <w:lvl w:ilvl="3" w:tplc="0419000F" w:tentative="1">
+      <w:start w:val="1"/>
+      <w:numFmt w:val="decimal"/>
+      <w:lvlText w:val="%4."/>
+      <w:lvlJc w:val="left"/>
+      <w:pPr>
+        <w:ind w:left="3589" w:hanging="360"/>
+      </w:pPr>
+    </w:lvl>
+    <w:lvl w:ilvl="4" w:tplc="04190019" w:tentative="1">
+      <w:start w:val="1"/>
+      <w:numFmt w:val="lowerLetter"/>
+      <w:lvlText w:val="%5."/>
+      <w:lvlJc w:val="left"/>
+      <w:pPr>
+        <w:ind w:left="4309" w:hanging="360"/>
+      </w:pPr>
+    </w:lvl>
+    <w:lvl w:ilvl="5" w:tplc="0419001B" w:tentative="1">
+      <w:start w:val="1"/>
+      <w:numFmt w:val="lowerRoman"/>
+      <w:lvlText w:val="%6."/>
+      <w:lvlJc w:val="right"/>
+      <w:pPr>
+        <w:ind w:left="5029" w:hanging="180"/>
+      </w:pPr>
+    </w:lvl>
+    <w:lvl w:ilvl="6" w:tplc="0419000F" w:tentative="1">
+      <w:start w:val="1"/>
+      <w:numFmt w:val="decimal"/>
+      <w:lvlText w:val="%7."/>
+      <w:lvlJc w:val="left"/>
+      <w:pPr>
+        <w:ind w:left="5749" w:hanging="360"/>
+      </w:pPr>
+    </w:lvl>
+    <w:lvl w:ilvl="7" w:tplc="04190019" w:tentative="1">
+      <w:start w:val="1"/>
+      <w:numFmt w:val="lowerLetter"/>
+      <w:lvlText w:val="%8."/>
+      <w:lvlJc w:val="left"/>
+      <w:pPr>
+        <w:ind w:left="6469" w:hanging="360"/>
+      </w:pPr>
+    </w:lvl>
+    <w:lvl w:ilvl="8" w:tplc="0419001B" w:tentative="1">
+      <w:start w:val="1"/>
+      <w:numFmt w:val="lowerRoman"/>
+      <w:lvlText w:val="%9."/>
+      <w:lvlJc w:val="right"/>
+      <w:pPr>
+        <w:ind w:left="7189" w:hanging="180"/>
+      </w:pPr>
+    </w:lvl>
+  </w:abstractNum>
+  <w:abstractNum w:abstractNumId="9" w15:restartNumberingAfterBreak="0">
     <w:nsid w:val="18CF778E"/>
     <w:multiLevelType w:val="hybridMultilevel"/>
     <w:tmpl w:val="982EAAC0"/>
@@ -31865,7 +34454,7 @@
       </w:rPr>
     </w:lvl>
   </w:abstractNum>
-  <w:abstractNum w:abstractNumId="9" w15:restartNumberingAfterBreak="0">
+  <w:abstractNum w:abstractNumId="10" w15:restartNumberingAfterBreak="0">
     <w:nsid w:val="1BD15515"/>
     <w:multiLevelType w:val="hybridMultilevel"/>
     <w:tmpl w:val="B96CFDDE"/>
@@ -31978,7 +34567,7 @@
       </w:rPr>
     </w:lvl>
   </w:abstractNum>
-  <w:abstractNum w:abstractNumId="10" w15:restartNumberingAfterBreak="0">
+  <w:abstractNum w:abstractNumId="11" w15:restartNumberingAfterBreak="0">
     <w:nsid w:val="202A20F6"/>
     <w:multiLevelType w:val="hybridMultilevel"/>
     <w:tmpl w:val="598E1456"/>
@@ -32091,7 +34680,7 @@
       </w:rPr>
     </w:lvl>
   </w:abstractNum>
-  <w:abstractNum w:abstractNumId="11" w15:restartNumberingAfterBreak="0">
+  <w:abstractNum w:abstractNumId="12" w15:restartNumberingAfterBreak="0">
     <w:nsid w:val="31D15724"/>
     <w:multiLevelType w:val="hybridMultilevel"/>
     <w:tmpl w:val="ABDEF20A"/>
@@ -32204,7 +34793,7 @@
       </w:rPr>
     </w:lvl>
   </w:abstractNum>
-  <w:abstractNum w:abstractNumId="12" w15:restartNumberingAfterBreak="0">
+  <w:abstractNum w:abstractNumId="13" w15:restartNumberingAfterBreak="0">
     <w:nsid w:val="31E67F14"/>
     <w:multiLevelType w:val="hybridMultilevel"/>
     <w:tmpl w:val="F20A1922"/>
@@ -32290,7 +34879,7 @@
       </w:pPr>
     </w:lvl>
   </w:abstractNum>
-  <w:abstractNum w:abstractNumId="13" w15:restartNumberingAfterBreak="0">
+  <w:abstractNum w:abstractNumId="14" w15:restartNumberingAfterBreak="0">
     <w:nsid w:val="39040A22"/>
     <w:multiLevelType w:val="hybridMultilevel"/>
     <w:tmpl w:val="E7509BCE"/>
@@ -32403,7 +34992,7 @@
       </w:rPr>
     </w:lvl>
   </w:abstractNum>
-  <w:abstractNum w:abstractNumId="14" w15:restartNumberingAfterBreak="0">
+  <w:abstractNum w:abstractNumId="15" w15:restartNumberingAfterBreak="0">
     <w:nsid w:val="390A62EE"/>
     <w:multiLevelType w:val="multilevel"/>
     <w:tmpl w:val="04190025"/>
@@ -32498,7 +35087,7 @@
       </w:pPr>
     </w:lvl>
   </w:abstractNum>
-  <w:abstractNum w:abstractNumId="15" w15:restartNumberingAfterBreak="0">
+  <w:abstractNum w:abstractNumId="16" w15:restartNumberingAfterBreak="0">
     <w:nsid w:val="3A7F6156"/>
     <w:multiLevelType w:val="hybridMultilevel"/>
     <w:tmpl w:val="B11C2636"/>
@@ -32611,7 +35200,7 @@
       </w:rPr>
     </w:lvl>
   </w:abstractNum>
-  <w:abstractNum w:abstractNumId="16" w15:restartNumberingAfterBreak="0">
+  <w:abstractNum w:abstractNumId="17" w15:restartNumberingAfterBreak="0">
     <w:nsid w:val="3B71150C"/>
     <w:multiLevelType w:val="hybridMultilevel"/>
     <w:tmpl w:val="EB9A2352"/>
@@ -32724,7 +35313,7 @@
       </w:rPr>
     </w:lvl>
   </w:abstractNum>
-  <w:abstractNum w:abstractNumId="17" w15:restartNumberingAfterBreak="0">
+  <w:abstractNum w:abstractNumId="18" w15:restartNumberingAfterBreak="0">
     <w:nsid w:val="3F420464"/>
     <w:multiLevelType w:val="hybridMultilevel"/>
     <w:tmpl w:val="4A70FD20"/>
@@ -32837,7 +35426,7 @@
       </w:rPr>
     </w:lvl>
   </w:abstractNum>
-  <w:abstractNum w:abstractNumId="18" w15:restartNumberingAfterBreak="0">
+  <w:abstractNum w:abstractNumId="19" w15:restartNumberingAfterBreak="0">
     <w:nsid w:val="3FED18ED"/>
     <w:multiLevelType w:val="hybridMultilevel"/>
     <w:tmpl w:val="A394043C"/>
@@ -32950,7 +35539,7 @@
       </w:rPr>
     </w:lvl>
   </w:abstractNum>
-  <w:abstractNum w:abstractNumId="19" w15:restartNumberingAfterBreak="0">
+  <w:abstractNum w:abstractNumId="20" w15:restartNumberingAfterBreak="0">
     <w:nsid w:val="451324CB"/>
     <w:multiLevelType w:val="hybridMultilevel"/>
     <w:tmpl w:val="7D8CC2B8"/>
@@ -33036,7 +35625,7 @@
       </w:pPr>
     </w:lvl>
   </w:abstractNum>
-  <w:abstractNum w:abstractNumId="20" w15:restartNumberingAfterBreak="0">
+  <w:abstractNum w:abstractNumId="21" w15:restartNumberingAfterBreak="0">
     <w:nsid w:val="47A66418"/>
     <w:multiLevelType w:val="hybridMultilevel"/>
     <w:tmpl w:val="7402FB3C"/>
@@ -33149,7 +35738,7 @@
       </w:rPr>
     </w:lvl>
   </w:abstractNum>
-  <w:abstractNum w:abstractNumId="21" w15:restartNumberingAfterBreak="0">
+  <w:abstractNum w:abstractNumId="22" w15:restartNumberingAfterBreak="0">
     <w:nsid w:val="4BD73B68"/>
     <w:multiLevelType w:val="hybridMultilevel"/>
     <w:tmpl w:val="8EFA7818"/>
@@ -33262,7 +35851,7 @@
       </w:rPr>
     </w:lvl>
   </w:abstractNum>
-  <w:abstractNum w:abstractNumId="22" w15:restartNumberingAfterBreak="0">
+  <w:abstractNum w:abstractNumId="23" w15:restartNumberingAfterBreak="0">
     <w:nsid w:val="4BEA2421"/>
     <w:multiLevelType w:val="hybridMultilevel"/>
     <w:tmpl w:val="5F7688B0"/>
@@ -33375,7 +35964,7 @@
       </w:rPr>
     </w:lvl>
   </w:abstractNum>
-  <w:abstractNum w:abstractNumId="23" w15:restartNumberingAfterBreak="0">
+  <w:abstractNum w:abstractNumId="24" w15:restartNumberingAfterBreak="0">
     <w:nsid w:val="503F5922"/>
     <w:multiLevelType w:val="hybridMultilevel"/>
     <w:tmpl w:val="5E2E61C4"/>
@@ -33488,7 +36077,7 @@
       </w:rPr>
     </w:lvl>
   </w:abstractNum>
-  <w:abstractNum w:abstractNumId="24" w15:restartNumberingAfterBreak="0">
+  <w:abstractNum w:abstractNumId="25" w15:restartNumberingAfterBreak="0">
     <w:nsid w:val="51945F49"/>
     <w:multiLevelType w:val="hybridMultilevel"/>
     <w:tmpl w:val="7C5C52D6"/>
@@ -33574,7 +36163,7 @@
       </w:pPr>
     </w:lvl>
   </w:abstractNum>
-  <w:abstractNum w:abstractNumId="25" w15:restartNumberingAfterBreak="0">
+  <w:abstractNum w:abstractNumId="26" w15:restartNumberingAfterBreak="0">
     <w:nsid w:val="5311034D"/>
     <w:multiLevelType w:val="hybridMultilevel"/>
     <w:tmpl w:val="8EE08D7E"/>
@@ -33687,7 +36276,93 @@
       </w:rPr>
     </w:lvl>
   </w:abstractNum>
-  <w:abstractNum w:abstractNumId="26" w15:restartNumberingAfterBreak="0">
+  <w:abstractNum w:abstractNumId="27" w15:restartNumberingAfterBreak="0">
+    <w:nsid w:val="565F50FB"/>
+    <w:multiLevelType w:val="hybridMultilevel"/>
+    <w:tmpl w:val="E0C220C8"/>
+    <w:lvl w:ilvl="0" w:tplc="0419000F">
+      <w:start w:val="1"/>
+      <w:numFmt w:val="decimal"/>
+      <w:lvlText w:val="%1."/>
+      <w:lvlJc w:val="left"/>
+      <w:pPr>
+        <w:ind w:left="1429" w:hanging="360"/>
+      </w:pPr>
+    </w:lvl>
+    <w:lvl w:ilvl="1" w:tplc="04190019">
+      <w:start w:val="1"/>
+      <w:numFmt w:val="lowerLetter"/>
+      <w:lvlText w:val="%2."/>
+      <w:lvlJc w:val="left"/>
+      <w:pPr>
+        <w:ind w:left="2149" w:hanging="360"/>
+      </w:pPr>
+    </w:lvl>
+    <w:lvl w:ilvl="2" w:tplc="0419001B">
+      <w:start w:val="1"/>
+      <w:numFmt w:val="lowerRoman"/>
+      <w:lvlText w:val="%3."/>
+      <w:lvlJc w:val="right"/>
+      <w:pPr>
+        <w:ind w:left="2869" w:hanging="180"/>
+      </w:pPr>
+    </w:lvl>
+    <w:lvl w:ilvl="3" w:tplc="0419000F" w:tentative="1">
+      <w:start w:val="1"/>
+      <w:numFmt w:val="decimal"/>
+      <w:lvlText w:val="%4."/>
+      <w:lvlJc w:val="left"/>
+      <w:pPr>
+        <w:ind w:left="3589" w:hanging="360"/>
+      </w:pPr>
+    </w:lvl>
+    <w:lvl w:ilvl="4" w:tplc="04190019" w:tentative="1">
+      <w:start w:val="1"/>
+      <w:numFmt w:val="lowerLetter"/>
+      <w:lvlText w:val="%5."/>
+      <w:lvlJc w:val="left"/>
+      <w:pPr>
+        <w:ind w:left="4309" w:hanging="360"/>
+      </w:pPr>
+    </w:lvl>
+    <w:lvl w:ilvl="5" w:tplc="0419001B" w:tentative="1">
+      <w:start w:val="1"/>
+      <w:numFmt w:val="lowerRoman"/>
+      <w:lvlText w:val="%6."/>
+      <w:lvlJc w:val="right"/>
+      <w:pPr>
+        <w:ind w:left="5029" w:hanging="180"/>
+      </w:pPr>
+    </w:lvl>
+    <w:lvl w:ilvl="6" w:tplc="0419000F" w:tentative="1">
+      <w:start w:val="1"/>
+      <w:numFmt w:val="decimal"/>
+      <w:lvlText w:val="%7."/>
+      <w:lvlJc w:val="left"/>
+      <w:pPr>
+        <w:ind w:left="5749" w:hanging="360"/>
+      </w:pPr>
+    </w:lvl>
+    <w:lvl w:ilvl="7" w:tplc="04190019" w:tentative="1">
+      <w:start w:val="1"/>
+      <w:numFmt w:val="lowerLetter"/>
+      <w:lvlText w:val="%8."/>
+      <w:lvlJc w:val="left"/>
+      <w:pPr>
+        <w:ind w:left="6469" w:hanging="360"/>
+      </w:pPr>
+    </w:lvl>
+    <w:lvl w:ilvl="8" w:tplc="0419001B" w:tentative="1">
+      <w:start w:val="1"/>
+      <w:numFmt w:val="lowerRoman"/>
+      <w:lvlText w:val="%9."/>
+      <w:lvlJc w:val="right"/>
+      <w:pPr>
+        <w:ind w:left="7189" w:hanging="180"/>
+      </w:pPr>
+    </w:lvl>
+  </w:abstractNum>
+  <w:abstractNum w:abstractNumId="28" w15:restartNumberingAfterBreak="0">
     <w:nsid w:val="581C707C"/>
     <w:multiLevelType w:val="hybridMultilevel"/>
     <w:tmpl w:val="2BCCB74E"/>
@@ -33800,7 +36475,7 @@
       </w:rPr>
     </w:lvl>
   </w:abstractNum>
-  <w:abstractNum w:abstractNumId="27" w15:restartNumberingAfterBreak="0">
+  <w:abstractNum w:abstractNumId="29" w15:restartNumberingAfterBreak="0">
     <w:nsid w:val="5A553AFB"/>
     <w:multiLevelType w:val="hybridMultilevel"/>
     <w:tmpl w:val="B5646DDC"/>
@@ -33913,7 +36588,7 @@
       </w:rPr>
     </w:lvl>
   </w:abstractNum>
-  <w:abstractNum w:abstractNumId="28" w15:restartNumberingAfterBreak="0">
+  <w:abstractNum w:abstractNumId="30" w15:restartNumberingAfterBreak="0">
     <w:nsid w:val="66F33F3E"/>
     <w:multiLevelType w:val="hybridMultilevel"/>
     <w:tmpl w:val="E2EADE76"/>
@@ -34026,7 +36701,7 @@
       </w:rPr>
     </w:lvl>
   </w:abstractNum>
-  <w:abstractNum w:abstractNumId="29" w15:restartNumberingAfterBreak="0">
+  <w:abstractNum w:abstractNumId="31" w15:restartNumberingAfterBreak="0">
     <w:nsid w:val="67C94722"/>
     <w:multiLevelType w:val="hybridMultilevel"/>
     <w:tmpl w:val="3556A04C"/>
@@ -34139,7 +36814,7 @@
       </w:rPr>
     </w:lvl>
   </w:abstractNum>
-  <w:abstractNum w:abstractNumId="30" w15:restartNumberingAfterBreak="0">
+  <w:abstractNum w:abstractNumId="32" w15:restartNumberingAfterBreak="0">
     <w:nsid w:val="701B180F"/>
     <w:multiLevelType w:val="hybridMultilevel"/>
     <w:tmpl w:val="686A2E00"/>
@@ -34225,7 +36900,7 @@
       </w:pPr>
     </w:lvl>
   </w:abstractNum>
-  <w:abstractNum w:abstractNumId="31" w15:restartNumberingAfterBreak="0">
+  <w:abstractNum w:abstractNumId="33" w15:restartNumberingAfterBreak="0">
     <w:nsid w:val="75C00A5E"/>
     <w:multiLevelType w:val="hybridMultilevel"/>
     <w:tmpl w:val="4DA8AEE8"/>
@@ -34338,7 +37013,7 @@
       </w:rPr>
     </w:lvl>
   </w:abstractNum>
-  <w:abstractNum w:abstractNumId="32" w15:restartNumberingAfterBreak="0">
+  <w:abstractNum w:abstractNumId="34" w15:restartNumberingAfterBreak="0">
     <w:nsid w:val="7C2F5D1F"/>
     <w:multiLevelType w:val="hybridMultilevel"/>
     <w:tmpl w:val="70864ED6"/>
@@ -34451,7 +37126,7 @@
       </w:rPr>
     </w:lvl>
   </w:abstractNum>
-  <w:abstractNum w:abstractNumId="33" w15:restartNumberingAfterBreak="0">
+  <w:abstractNum w:abstractNumId="35" w15:restartNumberingAfterBreak="0">
     <w:nsid w:val="7F053004"/>
     <w:multiLevelType w:val="hybridMultilevel"/>
     <w:tmpl w:val="A32688FC"/>
@@ -34564,7 +37239,7 @@
       </w:rPr>
     </w:lvl>
   </w:abstractNum>
-  <w:abstractNum w:abstractNumId="34" w15:restartNumberingAfterBreak="0">
+  <w:abstractNum w:abstractNumId="36" w15:restartNumberingAfterBreak="0">
     <w:nsid w:val="7F8E472E"/>
     <w:multiLevelType w:val="hybridMultilevel"/>
     <w:tmpl w:val="C28C279C"/>
@@ -34677,7 +37352,7 @@
       </w:rPr>
     </w:lvl>
   </w:abstractNum>
-  <w:abstractNum w:abstractNumId="35" w15:restartNumberingAfterBreak="0">
+  <w:abstractNum w:abstractNumId="37" w15:restartNumberingAfterBreak="0">
     <w:nsid w:val="7FD90529"/>
     <w:multiLevelType w:val="hybridMultilevel"/>
     <w:tmpl w:val="6F14EB3E"/>
@@ -34797,106 +37472,112 @@
     <w:abstractNumId w:val="0"/>
   </w:num>
   <w:num w:numId="3" w16cid:durableId="1776558205">
-    <w:abstractNumId w:val="14"/>
+    <w:abstractNumId w:val="15"/>
   </w:num>
   <w:num w:numId="4" w16cid:durableId="1260135726">
     <w:abstractNumId w:val="6"/>
   </w:num>
   <w:num w:numId="5" w16cid:durableId="276066899">
-    <w:abstractNumId w:val="12"/>
+    <w:abstractNumId w:val="13"/>
   </w:num>
   <w:num w:numId="6" w16cid:durableId="1676376391">
-    <w:abstractNumId w:val="28"/>
+    <w:abstractNumId w:val="30"/>
   </w:num>
   <w:num w:numId="7" w16cid:durableId="1792673970">
-    <w:abstractNumId w:val="19"/>
+    <w:abstractNumId w:val="20"/>
   </w:num>
   <w:num w:numId="8" w16cid:durableId="692263003">
     <w:abstractNumId w:val="7"/>
   </w:num>
   <w:num w:numId="9" w16cid:durableId="2071734659">
-    <w:abstractNumId w:val="13"/>
+    <w:abstractNumId w:val="14"/>
   </w:num>
   <w:num w:numId="10" w16cid:durableId="287055957">
     <w:abstractNumId w:val="4"/>
   </w:num>
   <w:num w:numId="11" w16cid:durableId="164593283">
-    <w:abstractNumId w:val="18"/>
+    <w:abstractNumId w:val="19"/>
   </w:num>
   <w:num w:numId="12" w16cid:durableId="19208934">
-    <w:abstractNumId w:val="9"/>
+    <w:abstractNumId w:val="10"/>
   </w:num>
   <w:num w:numId="13" w16cid:durableId="298540276">
-    <w:abstractNumId w:val="26"/>
+    <w:abstractNumId w:val="28"/>
   </w:num>
   <w:num w:numId="14" w16cid:durableId="347028166">
     <w:abstractNumId w:val="2"/>
   </w:num>
   <w:num w:numId="15" w16cid:durableId="617612713">
-    <w:abstractNumId w:val="20"/>
+    <w:abstractNumId w:val="21"/>
   </w:num>
   <w:num w:numId="16" w16cid:durableId="466823573">
-    <w:abstractNumId w:val="34"/>
+    <w:abstractNumId w:val="36"/>
   </w:num>
   <w:num w:numId="17" w16cid:durableId="975110791">
-    <w:abstractNumId w:val="11"/>
+    <w:abstractNumId w:val="12"/>
   </w:num>
   <w:num w:numId="18" w16cid:durableId="244192512">
-    <w:abstractNumId w:val="21"/>
+    <w:abstractNumId w:val="22"/>
   </w:num>
   <w:num w:numId="19" w16cid:durableId="2124574854">
-    <w:abstractNumId w:val="8"/>
+    <w:abstractNumId w:val="9"/>
   </w:num>
   <w:num w:numId="20" w16cid:durableId="1303077645">
-    <w:abstractNumId w:val="15"/>
+    <w:abstractNumId w:val="16"/>
   </w:num>
   <w:num w:numId="21" w16cid:durableId="1802651415">
-    <w:abstractNumId w:val="35"/>
+    <w:abstractNumId w:val="37"/>
   </w:num>
   <w:num w:numId="22" w16cid:durableId="1687099323">
     <w:abstractNumId w:val="3"/>
   </w:num>
   <w:num w:numId="23" w16cid:durableId="182860872">
-    <w:abstractNumId w:val="25"/>
+    <w:abstractNumId w:val="26"/>
   </w:num>
   <w:num w:numId="24" w16cid:durableId="13580426">
-    <w:abstractNumId w:val="17"/>
+    <w:abstractNumId w:val="18"/>
   </w:num>
   <w:num w:numId="25" w16cid:durableId="971445344">
-    <w:abstractNumId w:val="27"/>
+    <w:abstractNumId w:val="29"/>
   </w:num>
   <w:num w:numId="26" w16cid:durableId="1251499107">
     <w:abstractNumId w:val="5"/>
   </w:num>
   <w:num w:numId="27" w16cid:durableId="891040369">
-    <w:abstractNumId w:val="22"/>
+    <w:abstractNumId w:val="23"/>
   </w:num>
   <w:num w:numId="28" w16cid:durableId="2098943015">
-    <w:abstractNumId w:val="10"/>
+    <w:abstractNumId w:val="11"/>
   </w:num>
   <w:num w:numId="29" w16cid:durableId="1209684982">
+    <w:abstractNumId w:val="25"/>
+  </w:num>
+  <w:num w:numId="30" w16cid:durableId="1845515367">
+    <w:abstractNumId w:val="17"/>
+  </w:num>
+  <w:num w:numId="31" w16cid:durableId="1465074044">
+    <w:abstractNumId w:val="33"/>
+  </w:num>
+  <w:num w:numId="32" w16cid:durableId="2106490784">
+    <w:abstractNumId w:val="32"/>
+  </w:num>
+  <w:num w:numId="33" w16cid:durableId="1108743715">
+    <w:abstractNumId w:val="34"/>
+  </w:num>
+  <w:num w:numId="34" w16cid:durableId="319696240">
+    <w:abstractNumId w:val="31"/>
+  </w:num>
+  <w:num w:numId="35" w16cid:durableId="2109151940">
+    <w:abstractNumId w:val="35"/>
+  </w:num>
+  <w:num w:numId="36" w16cid:durableId="341737282">
     <w:abstractNumId w:val="24"/>
   </w:num>
-  <w:num w:numId="30" w16cid:durableId="1845515367">
-    <w:abstractNumId w:val="16"/>
+  <w:num w:numId="37" w16cid:durableId="1532189251">
+    <w:abstractNumId w:val="8"/>
   </w:num>
-  <w:num w:numId="31" w16cid:durableId="1465074044">
-    <w:abstractNumId w:val="31"/>
-  </w:num>
-  <w:num w:numId="32" w16cid:durableId="2106490784">
-    <w:abstractNumId w:val="30"/>
-  </w:num>
-  <w:num w:numId="33" w16cid:durableId="1108743715">
-    <w:abstractNumId w:val="32"/>
-  </w:num>
-  <w:num w:numId="34" w16cid:durableId="319696240">
-    <w:abstractNumId w:val="29"/>
-  </w:num>
-  <w:num w:numId="35" w16cid:durableId="2109151940">
-    <w:abstractNumId w:val="33"/>
-  </w:num>
-  <w:num w:numId="36" w16cid:durableId="341737282">
-    <w:abstractNumId w:val="23"/>
+  <w:num w:numId="38" w16cid:durableId="1115173899">
+    <w:abstractNumId w:val="27"/>
   </w:num>
   <w:numIdMacAtCleanup w:val="36"/>
 </w:numbering>

--- a/ВКР, отчет/ВКР, пояснительная записка.docx
+++ b/ВКР, отчет/ВКР, пояснительная записка.docx
@@ -3045,7 +3045,15 @@
           </w:tcPr>
           <w:p>
             <w:r>
-              <w:t xml:space="preserve"> Нургаянова О.С.</w:t>
+              <w:t xml:space="preserve"> </w:t>
+            </w:r>
+            <w:proofErr w:type="spellStart"/>
+            <w:r>
+              <w:t>Нургаянова</w:t>
+            </w:r>
+            <w:proofErr w:type="spellEnd"/>
+            <w:r>
+              <w:t xml:space="preserve"> О.С.</w:t>
             </w:r>
           </w:p>
         </w:tc>
@@ -3292,7 +3300,7 @@
       <w:r>
         <w:fldChar w:fldCharType="separate"/>
       </w:r>
-      <w:hyperlink w:anchor="_Toc230226802" w:history="1">
+      <w:hyperlink w:anchor="_Toc230278656" w:history="1">
         <w:r>
           <w:rPr>
             <w:rStyle w:val="ad"/>
@@ -3336,7 +3344,7 @@
             <w:noProof/>
             <w:webHidden/>
           </w:rPr>
-          <w:instrText xml:space="preserve"> PAGEREF _Toc230226802 \h </w:instrText>
+          <w:instrText xml:space="preserve"> PAGEREF _Toc230278656 \h </w:instrText>
         </w:r>
         <w:r>
           <w:rPr>
@@ -3378,7 +3386,7 @@
           <w14:ligatures w14:val="standardContextual"/>
         </w:rPr>
       </w:pPr>
-      <w:hyperlink w:anchor="_Toc230226803" w:history="1">
+      <w:hyperlink w:anchor="_Toc230278657" w:history="1">
         <w:r>
           <w:rPr>
             <w:rStyle w:val="ad"/>
@@ -3422,7 +3430,7 @@
             <w:noProof/>
             <w:webHidden/>
           </w:rPr>
-          <w:instrText xml:space="preserve"> PAGEREF _Toc230226803 \h </w:instrText>
+          <w:instrText xml:space="preserve"> PAGEREF _Toc230278657 \h </w:instrText>
         </w:r>
         <w:r>
           <w:rPr>
@@ -3464,7 +3472,7 @@
           <w14:ligatures w14:val="standardContextual"/>
         </w:rPr>
       </w:pPr>
-      <w:hyperlink w:anchor="_Toc230226804" w:history="1">
+      <w:hyperlink w:anchor="_Toc230278658" w:history="1">
         <w:r>
           <w:rPr>
             <w:rStyle w:val="ad"/>
@@ -3508,7 +3516,7 @@
             <w:noProof/>
             <w:webHidden/>
           </w:rPr>
-          <w:instrText xml:space="preserve"> PAGEREF _Toc230226804 \h </w:instrText>
+          <w:instrText xml:space="preserve"> PAGEREF _Toc230278658 \h </w:instrText>
         </w:r>
         <w:r>
           <w:rPr>
@@ -3554,7 +3562,7 @@
           <w14:ligatures w14:val="standardContextual"/>
         </w:rPr>
       </w:pPr>
-      <w:hyperlink w:anchor="_Toc230226805" w:history="1">
+      <w:hyperlink w:anchor="_Toc230278659" w:history="1">
         <w:r>
           <w:rPr>
             <w:rStyle w:val="ad"/>
@@ -3598,7 +3606,7 @@
             <w:noProof/>
             <w:webHidden/>
           </w:rPr>
-          <w:instrText xml:space="preserve"> PAGEREF _Toc230226805 \h </w:instrText>
+          <w:instrText xml:space="preserve"> PAGEREF _Toc230278659 \h </w:instrText>
         </w:r>
         <w:r>
           <w:rPr>
@@ -3644,7 +3652,7 @@
           <w14:ligatures w14:val="standardContextual"/>
         </w:rPr>
       </w:pPr>
-      <w:hyperlink w:anchor="_Toc230226806" w:history="1">
+      <w:hyperlink w:anchor="_Toc230278660" w:history="1">
         <w:r>
           <w:rPr>
             <w:rStyle w:val="ad"/>
@@ -3688,7 +3696,7 @@
             <w:noProof/>
             <w:webHidden/>
           </w:rPr>
-          <w:instrText xml:space="preserve"> PAGEREF _Toc230226806 \h </w:instrText>
+          <w:instrText xml:space="preserve"> PAGEREF _Toc230278660 \h </w:instrText>
         </w:r>
         <w:r>
           <w:rPr>
@@ -3734,7 +3742,7 @@
           <w14:ligatures w14:val="standardContextual"/>
         </w:rPr>
       </w:pPr>
-      <w:hyperlink w:anchor="_Toc230226807" w:history="1">
+      <w:hyperlink w:anchor="_Toc230278661" w:history="1">
         <w:r>
           <w:rPr>
             <w:rStyle w:val="ad"/>
@@ -3778,7 +3786,7 @@
             <w:noProof/>
             <w:webHidden/>
           </w:rPr>
-          <w:instrText xml:space="preserve"> PAGEREF _Toc230226807 \h </w:instrText>
+          <w:instrText xml:space="preserve"> PAGEREF _Toc230278661 \h </w:instrText>
         </w:r>
         <w:r>
           <w:rPr>
@@ -3824,7 +3832,7 @@
           <w14:ligatures w14:val="standardContextual"/>
         </w:rPr>
       </w:pPr>
-      <w:hyperlink w:anchor="_Toc230226808" w:history="1">
+      <w:hyperlink w:anchor="_Toc230278662" w:history="1">
         <w:r>
           <w:rPr>
             <w:rStyle w:val="ad"/>
@@ -3868,7 +3876,7 @@
             <w:noProof/>
             <w:webHidden/>
           </w:rPr>
-          <w:instrText xml:space="preserve"> PAGEREF _Toc230226808 \h </w:instrText>
+          <w:instrText xml:space="preserve"> PAGEREF _Toc230278662 \h </w:instrText>
         </w:r>
         <w:r>
           <w:rPr>
@@ -3910,7 +3918,7 @@
           <w14:ligatures w14:val="standardContextual"/>
         </w:rPr>
       </w:pPr>
-      <w:hyperlink w:anchor="_Toc230226809" w:history="1">
+      <w:hyperlink w:anchor="_Toc230278663" w:history="1">
         <w:r>
           <w:rPr>
             <w:rStyle w:val="ad"/>
@@ -3954,7 +3962,7 @@
             <w:noProof/>
             <w:webHidden/>
           </w:rPr>
-          <w:instrText xml:space="preserve"> PAGEREF _Toc230226809 \h </w:instrText>
+          <w:instrText xml:space="preserve"> PAGEREF _Toc230278663 \h </w:instrText>
         </w:r>
         <w:r>
           <w:rPr>
@@ -4000,7 +4008,7 @@
           <w14:ligatures w14:val="standardContextual"/>
         </w:rPr>
       </w:pPr>
-      <w:hyperlink w:anchor="_Toc230226810" w:history="1">
+      <w:hyperlink w:anchor="_Toc230278664" w:history="1">
         <w:r>
           <w:rPr>
             <w:rStyle w:val="ad"/>
@@ -4023,7 +4031,21 @@
             <w:rStyle w:val="ad"/>
             <w:noProof/>
           </w:rPr>
-          <w:t>Математическая модель</w:t>
+          <w:t>Математ</w:t>
+        </w:r>
+        <w:r>
+          <w:rPr>
+            <w:rStyle w:val="ad"/>
+            <w:noProof/>
+          </w:rPr>
+          <w:t>и</w:t>
+        </w:r>
+        <w:r>
+          <w:rPr>
+            <w:rStyle w:val="ad"/>
+            <w:noProof/>
+          </w:rPr>
+          <w:t>ческая модель</w:t>
         </w:r>
         <w:r>
           <w:rPr>
@@ -4044,7 +4066,7 @@
             <w:noProof/>
             <w:webHidden/>
           </w:rPr>
-          <w:instrText xml:space="preserve"> PAGEREF _Toc230226810 \h </w:instrText>
+          <w:instrText xml:space="preserve"> PAGEREF _Toc230278664 \h </w:instrText>
         </w:r>
         <w:r>
           <w:rPr>
@@ -4090,7 +4112,7 @@
           <w14:ligatures w14:val="standardContextual"/>
         </w:rPr>
       </w:pPr>
-      <w:hyperlink w:anchor="_Toc230226811" w:history="1">
+      <w:hyperlink w:anchor="_Toc230278665" w:history="1">
         <w:r>
           <w:rPr>
             <w:rStyle w:val="ad"/>
@@ -4134,7 +4156,7 @@
             <w:noProof/>
             <w:webHidden/>
           </w:rPr>
-          <w:instrText xml:space="preserve"> PAGEREF _Toc230226811 \h </w:instrText>
+          <w:instrText xml:space="preserve"> PAGEREF _Toc230278665 \h </w:instrText>
         </w:r>
         <w:r>
           <w:rPr>
@@ -4180,7 +4202,7 @@
           <w14:ligatures w14:val="standardContextual"/>
         </w:rPr>
       </w:pPr>
-      <w:hyperlink w:anchor="_Toc230226812" w:history="1">
+      <w:hyperlink w:anchor="_Toc230278666" w:history="1">
         <w:r>
           <w:rPr>
             <w:rStyle w:val="ad"/>
@@ -4224,7 +4246,7 @@
             <w:noProof/>
             <w:webHidden/>
           </w:rPr>
-          <w:instrText xml:space="preserve"> PAGEREF _Toc230226812 \h </w:instrText>
+          <w:instrText xml:space="preserve"> PAGEREF _Toc230278666 \h </w:instrText>
         </w:r>
         <w:r>
           <w:rPr>
@@ -4270,7 +4292,7 @@
           <w14:ligatures w14:val="standardContextual"/>
         </w:rPr>
       </w:pPr>
-      <w:hyperlink w:anchor="_Toc230226813" w:history="1">
+      <w:hyperlink w:anchor="_Toc230278667" w:history="1">
         <w:r>
           <w:rPr>
             <w:rStyle w:val="ad"/>
@@ -4314,7 +4336,7 @@
             <w:noProof/>
             <w:webHidden/>
           </w:rPr>
-          <w:instrText xml:space="preserve"> PAGEREF _Toc230226813 \h </w:instrText>
+          <w:instrText xml:space="preserve"> PAGEREF _Toc230278667 \h </w:instrText>
         </w:r>
         <w:r>
           <w:rPr>
@@ -4360,7 +4382,7 @@
           <w14:ligatures w14:val="standardContextual"/>
         </w:rPr>
       </w:pPr>
-      <w:hyperlink w:anchor="_Toc230226814" w:history="1">
+      <w:hyperlink w:anchor="_Toc230278668" w:history="1">
         <w:r>
           <w:rPr>
             <w:rStyle w:val="ad"/>
@@ -4404,7 +4426,7 @@
             <w:noProof/>
             <w:webHidden/>
           </w:rPr>
-          <w:instrText xml:space="preserve"> PAGEREF _Toc230226814 \h </w:instrText>
+          <w:instrText xml:space="preserve"> PAGEREF _Toc230278668 \h </w:instrText>
         </w:r>
         <w:r>
           <w:rPr>
@@ -4450,7 +4472,7 @@
           <w14:ligatures w14:val="standardContextual"/>
         </w:rPr>
       </w:pPr>
-      <w:hyperlink w:anchor="_Toc230226815" w:history="1">
+      <w:hyperlink w:anchor="_Toc230278669" w:history="1">
         <w:r>
           <w:rPr>
             <w:rStyle w:val="ad"/>
@@ -4494,7 +4516,7 @@
             <w:noProof/>
             <w:webHidden/>
           </w:rPr>
-          <w:instrText xml:space="preserve"> PAGEREF _Toc230226815 \h </w:instrText>
+          <w:instrText xml:space="preserve"> PAGEREF _Toc230278669 \h </w:instrText>
         </w:r>
         <w:r>
           <w:rPr>
@@ -4540,7 +4562,7 @@
           <w14:ligatures w14:val="standardContextual"/>
         </w:rPr>
       </w:pPr>
-      <w:hyperlink w:anchor="_Toc230226816" w:history="1">
+      <w:hyperlink w:anchor="_Toc230278670" w:history="1">
         <w:r>
           <w:rPr>
             <w:rStyle w:val="ad"/>
@@ -4584,7 +4606,7 @@
             <w:noProof/>
             <w:webHidden/>
           </w:rPr>
-          <w:instrText xml:space="preserve"> PAGEREF _Toc230226816 \h </w:instrText>
+          <w:instrText xml:space="preserve"> PAGEREF _Toc230278670 \h </w:instrText>
         </w:r>
         <w:r>
           <w:rPr>
@@ -4626,11 +4648,12 @@
           <w14:ligatures w14:val="standardContextual"/>
         </w:rPr>
       </w:pPr>
-      <w:hyperlink w:anchor="_Toc230226817" w:history="1">
+      <w:hyperlink w:anchor="_Toc230278671" w:history="1">
         <w:r>
           <w:rPr>
             <w:rStyle w:val="ad"/>
             <w:noProof/>
+            <w:lang w:val="en-US"/>
           </w:rPr>
           <w:t>5</w:t>
         </w:r>
@@ -4670,7 +4693,7 @@
             <w:noProof/>
             <w:webHidden/>
           </w:rPr>
-          <w:instrText xml:space="preserve"> PAGEREF _Toc230226817 \h </w:instrText>
+          <w:instrText xml:space="preserve"> PAGEREF _Toc230278671 \h </w:instrText>
         </w:r>
         <w:r>
           <w:rPr>
@@ -4716,7 +4739,7 @@
           <w14:ligatures w14:val="standardContextual"/>
         </w:rPr>
       </w:pPr>
-      <w:hyperlink w:anchor="_Toc230226818" w:history="1">
+      <w:hyperlink w:anchor="_Toc230278672" w:history="1">
         <w:r>
           <w:rPr>
             <w:rStyle w:val="ad"/>
@@ -4739,7 +4762,21 @@
             <w:rStyle w:val="ad"/>
             <w:noProof/>
           </w:rPr>
-          <w:t>Предобработка данных</w:t>
+          <w:t>Общие сх</w:t>
+        </w:r>
+        <w:r>
+          <w:rPr>
+            <w:rStyle w:val="ad"/>
+            <w:noProof/>
+          </w:rPr>
+          <w:t>е</w:t>
+        </w:r>
+        <w:r>
+          <w:rPr>
+            <w:rStyle w:val="ad"/>
+            <w:noProof/>
+          </w:rPr>
+          <w:t>мы</w:t>
         </w:r>
         <w:r>
           <w:rPr>
@@ -4760,7 +4797,7 @@
             <w:noProof/>
             <w:webHidden/>
           </w:rPr>
-          <w:instrText xml:space="preserve"> PAGEREF _Toc230226818 \h </w:instrText>
+          <w:instrText xml:space="preserve"> PAGEREF _Toc230278672 \h </w:instrText>
         </w:r>
         <w:r>
           <w:rPr>
@@ -4780,7 +4817,7 @@
             <w:noProof/>
             <w:webHidden/>
           </w:rPr>
-          <w:t>44</w:t>
+          <w:t>43</w:t>
         </w:r>
         <w:r>
           <w:rPr>
@@ -4806,7 +4843,7 @@
           <w14:ligatures w14:val="standardContextual"/>
         </w:rPr>
       </w:pPr>
-      <w:hyperlink w:anchor="_Toc230226819" w:history="1">
+      <w:hyperlink w:anchor="_Toc230278673" w:history="1">
         <w:r>
           <w:rPr>
             <w:rStyle w:val="ad"/>
@@ -4829,7 +4866,7 @@
             <w:rStyle w:val="ad"/>
             <w:noProof/>
           </w:rPr>
-          <w:t>Обучение модели</w:t>
+          <w:t>Предобработка данных</w:t>
         </w:r>
         <w:r>
           <w:rPr>
@@ -4850,7 +4887,7 @@
             <w:noProof/>
             <w:webHidden/>
           </w:rPr>
-          <w:instrText xml:space="preserve"> PAGEREF _Toc230226819 \h </w:instrText>
+          <w:instrText xml:space="preserve"> PAGEREF _Toc230278673 \h </w:instrText>
         </w:r>
         <w:r>
           <w:rPr>
@@ -4870,7 +4907,7 @@
             <w:noProof/>
             <w:webHidden/>
           </w:rPr>
-          <w:t>48</w:t>
+          <w:t>44</w:t>
         </w:r>
         <w:r>
           <w:rPr>
@@ -4896,7 +4933,7 @@
           <w14:ligatures w14:val="standardContextual"/>
         </w:rPr>
       </w:pPr>
-      <w:hyperlink w:anchor="_Toc230226820" w:history="1">
+      <w:hyperlink w:anchor="_Toc230278674" w:history="1">
         <w:r>
           <w:rPr>
             <w:rStyle w:val="ad"/>
@@ -4919,7 +4956,7 @@
             <w:rStyle w:val="ad"/>
             <w:noProof/>
           </w:rPr>
-          <w:t>Прогнозирование свойств</w:t>
+          <w:t>Обучение модели</w:t>
         </w:r>
         <w:r>
           <w:rPr>
@@ -4940,7 +4977,7 @@
             <w:noProof/>
             <w:webHidden/>
           </w:rPr>
-          <w:instrText xml:space="preserve"> PAGEREF _Toc230226820 \h </w:instrText>
+          <w:instrText xml:space="preserve"> PAGEREF _Toc230278674 \h </w:instrText>
         </w:r>
         <w:r>
           <w:rPr>
@@ -4960,7 +4997,7 @@
             <w:noProof/>
             <w:webHidden/>
           </w:rPr>
-          <w:t>58</w:t>
+          <w:t>48</w:t>
         </w:r>
         <w:r>
           <w:rPr>
@@ -4973,7 +5010,11 @@
     </w:p>
     <w:p>
       <w:pPr>
-        <w:pStyle w:val="11"/>
+        <w:pStyle w:val="20"/>
+        <w:tabs>
+          <w:tab w:val="left" w:pos="960"/>
+          <w:tab w:val="right" w:leader="dot" w:pos="9911"/>
+        </w:tabs>
         <w:rPr>
           <w:rFonts w:asciiTheme="minorHAnsi" w:eastAsiaTheme="minorEastAsia" w:hAnsiTheme="minorHAnsi" w:cstheme="minorBidi"/>
           <w:noProof/>
@@ -4982,13 +5023,13 @@
           <w14:ligatures w14:val="standardContextual"/>
         </w:rPr>
       </w:pPr>
-      <w:hyperlink w:anchor="_Toc230226821" w:history="1">
+      <w:hyperlink w:anchor="_Toc230278675" w:history="1">
         <w:r>
           <w:rPr>
             <w:rStyle w:val="ad"/>
             <w:noProof/>
           </w:rPr>
-          <w:t>6</w:t>
+          <w:t>5.4</w:t>
         </w:r>
         <w:r>
           <w:rPr>
@@ -5005,6 +5046,92 @@
             <w:rStyle w:val="ad"/>
             <w:noProof/>
           </w:rPr>
+          <w:t>Прогнозирование свойств</w:t>
+        </w:r>
+        <w:r>
+          <w:rPr>
+            <w:noProof/>
+            <w:webHidden/>
+          </w:rPr>
+          <w:tab/>
+        </w:r>
+        <w:r>
+          <w:rPr>
+            <w:noProof/>
+            <w:webHidden/>
+          </w:rPr>
+          <w:fldChar w:fldCharType="begin"/>
+        </w:r>
+        <w:r>
+          <w:rPr>
+            <w:noProof/>
+            <w:webHidden/>
+          </w:rPr>
+          <w:instrText xml:space="preserve"> PAGEREF _Toc230278675 \h </w:instrText>
+        </w:r>
+        <w:r>
+          <w:rPr>
+            <w:noProof/>
+            <w:webHidden/>
+          </w:rPr>
+        </w:r>
+        <w:r>
+          <w:rPr>
+            <w:noProof/>
+            <w:webHidden/>
+          </w:rPr>
+          <w:fldChar w:fldCharType="separate"/>
+        </w:r>
+        <w:r>
+          <w:rPr>
+            <w:noProof/>
+            <w:webHidden/>
+          </w:rPr>
+          <w:t>58</w:t>
+        </w:r>
+        <w:r>
+          <w:rPr>
+            <w:noProof/>
+            <w:webHidden/>
+          </w:rPr>
+          <w:fldChar w:fldCharType="end"/>
+        </w:r>
+      </w:hyperlink>
+    </w:p>
+    <w:p>
+      <w:pPr>
+        <w:pStyle w:val="11"/>
+        <w:rPr>
+          <w:rFonts w:asciiTheme="minorHAnsi" w:eastAsiaTheme="minorEastAsia" w:hAnsiTheme="minorHAnsi" w:cstheme="minorBidi"/>
+          <w:noProof/>
+          <w:kern w:val="2"/>
+          <w:sz w:val="24"/>
+          <w14:ligatures w14:val="standardContextual"/>
+        </w:rPr>
+      </w:pPr>
+      <w:hyperlink w:anchor="_Toc230278676" w:history="1">
+        <w:r>
+          <w:rPr>
+            <w:rStyle w:val="ad"/>
+            <w:noProof/>
+          </w:rPr>
+          <w:t>6</w:t>
+        </w:r>
+        <w:r>
+          <w:rPr>
+            <w:rFonts w:asciiTheme="minorHAnsi" w:eastAsiaTheme="minorEastAsia" w:hAnsiTheme="minorHAnsi" w:cstheme="minorBidi"/>
+            <w:noProof/>
+            <w:kern w:val="2"/>
+            <w:sz w:val="24"/>
+            <w14:ligatures w14:val="standardContextual"/>
+          </w:rPr>
+          <w:tab/>
+        </w:r>
+        <w:r>
+          <w:rPr>
+            <w:rStyle w:val="ad"/>
+            <w:noProof/>
+          </w:rPr>
           <w:t>Глава 4 – Разработка программного обеспечения</w:t>
         </w:r>
         <w:r>
@@ -5026,7 +5153,7 @@
             <w:noProof/>
             <w:webHidden/>
           </w:rPr>
-          <w:instrText xml:space="preserve"> PAGEREF _Toc230226821 \h </w:instrText>
+          <w:instrText xml:space="preserve"> PAGEREF _Toc230278676 \h </w:instrText>
         </w:r>
         <w:r>
           <w:rPr>
@@ -5072,7 +5199,7 @@
           <w14:ligatures w14:val="standardContextual"/>
         </w:rPr>
       </w:pPr>
-      <w:hyperlink w:anchor="_Toc230226822" w:history="1">
+      <w:hyperlink w:anchor="_Toc230278677" w:history="1">
         <w:r>
           <w:rPr>
             <w:rStyle w:val="ad"/>
@@ -5095,7 +5222,21 @@
             <w:rStyle w:val="ad"/>
             <w:noProof/>
           </w:rPr>
-          <w:t>Выбор языка программирования и инструментальных средств разработки</w:t>
+          <w:t>Выбо</w:t>
+        </w:r>
+        <w:r>
+          <w:rPr>
+            <w:rStyle w:val="ad"/>
+            <w:noProof/>
+          </w:rPr>
+          <w:t>р</w:t>
+        </w:r>
+        <w:r>
+          <w:rPr>
+            <w:rStyle w:val="ad"/>
+            <w:noProof/>
+          </w:rPr>
+          <w:t xml:space="preserve"> языка программирования и инструментальных средств разработки</w:t>
         </w:r>
         <w:r>
           <w:rPr>
@@ -5116,7 +5257,7 @@
             <w:noProof/>
             <w:webHidden/>
           </w:rPr>
-          <w:instrText xml:space="preserve"> PAGEREF _Toc230226822 \h </w:instrText>
+          <w:instrText xml:space="preserve"> PAGEREF _Toc230278677 \h </w:instrText>
         </w:r>
         <w:r>
           <w:rPr>
@@ -5162,7 +5303,7 @@
           <w14:ligatures w14:val="standardContextual"/>
         </w:rPr>
       </w:pPr>
-      <w:hyperlink w:anchor="_Toc230226823" w:history="1">
+      <w:hyperlink w:anchor="_Toc230278678" w:history="1">
         <w:r>
           <w:rPr>
             <w:rStyle w:val="ad"/>
@@ -5206,7 +5347,7 @@
             <w:noProof/>
             <w:webHidden/>
           </w:rPr>
-          <w:instrText xml:space="preserve"> PAGEREF _Toc230226823 \h </w:instrText>
+          <w:instrText xml:space="preserve"> PAGEREF _Toc230278678 \h </w:instrText>
         </w:r>
         <w:r>
           <w:rPr>
@@ -5252,7 +5393,7 @@
           <w14:ligatures w14:val="standardContextual"/>
         </w:rPr>
       </w:pPr>
-      <w:hyperlink w:anchor="_Toc230226824" w:history="1">
+      <w:hyperlink w:anchor="_Toc230278679" w:history="1">
         <w:r>
           <w:rPr>
             <w:rStyle w:val="ad"/>
@@ -5296,7 +5437,7 @@
             <w:noProof/>
             <w:webHidden/>
           </w:rPr>
-          <w:instrText xml:space="preserve"> PAGEREF _Toc230226824 \h </w:instrText>
+          <w:instrText xml:space="preserve"> PAGEREF _Toc230278679 \h </w:instrText>
         </w:r>
         <w:r>
           <w:rPr>
@@ -5342,7 +5483,7 @@
           <w14:ligatures w14:val="standardContextual"/>
         </w:rPr>
       </w:pPr>
-      <w:hyperlink w:anchor="_Toc230226825" w:history="1">
+      <w:hyperlink w:anchor="_Toc230278680" w:history="1">
         <w:r>
           <w:rPr>
             <w:rStyle w:val="ad"/>
@@ -5386,7 +5527,7 @@
             <w:noProof/>
             <w:webHidden/>
           </w:rPr>
-          <w:instrText xml:space="preserve"> PAGEREF _Toc230226825 \h </w:instrText>
+          <w:instrText xml:space="preserve"> PAGEREF _Toc230278680 \h </w:instrText>
         </w:r>
         <w:r>
           <w:rPr>
@@ -5432,7 +5573,7 @@
           <w14:ligatures w14:val="standardContextual"/>
         </w:rPr>
       </w:pPr>
-      <w:hyperlink w:anchor="_Toc230226826" w:history="1">
+      <w:hyperlink w:anchor="_Toc230278681" w:history="1">
         <w:r>
           <w:rPr>
             <w:rStyle w:val="ad"/>
@@ -5476,7 +5617,7 @@
             <w:noProof/>
             <w:webHidden/>
           </w:rPr>
-          <w:instrText xml:space="preserve"> PAGEREF _Toc230226826 \h </w:instrText>
+          <w:instrText xml:space="preserve"> PAGEREF _Toc230278681 \h </w:instrText>
         </w:r>
         <w:r>
           <w:rPr>
@@ -5522,7 +5663,7 @@
           <w14:ligatures w14:val="standardContextual"/>
         </w:rPr>
       </w:pPr>
-      <w:hyperlink w:anchor="_Toc230226827" w:history="1">
+      <w:hyperlink w:anchor="_Toc230278682" w:history="1">
         <w:r>
           <w:rPr>
             <w:rStyle w:val="ad"/>
@@ -5566,7 +5707,7 @@
             <w:noProof/>
             <w:webHidden/>
           </w:rPr>
-          <w:instrText xml:space="preserve"> PAGEREF _Toc230226827 \h </w:instrText>
+          <w:instrText xml:space="preserve"> PAGEREF _Toc230278682 \h </w:instrText>
         </w:r>
         <w:r>
           <w:rPr>
@@ -5608,7 +5749,7 @@
           <w14:ligatures w14:val="standardContextual"/>
         </w:rPr>
       </w:pPr>
-      <w:hyperlink w:anchor="_Toc230226828" w:history="1">
+      <w:hyperlink w:anchor="_Toc230278683" w:history="1">
         <w:r>
           <w:rPr>
             <w:rStyle w:val="ad"/>
@@ -5652,7 +5793,7 @@
             <w:noProof/>
             <w:webHidden/>
           </w:rPr>
-          <w:instrText xml:space="preserve"> PAGEREF _Toc230226828 \h </w:instrText>
+          <w:instrText xml:space="preserve"> PAGEREF _Toc230278683 \h </w:instrText>
         </w:r>
         <w:r>
           <w:rPr>
@@ -5694,7 +5835,7 @@
           <w14:ligatures w14:val="standardContextual"/>
         </w:rPr>
       </w:pPr>
-      <w:hyperlink w:anchor="_Toc230226829" w:history="1">
+      <w:hyperlink w:anchor="_Toc230278684" w:history="1">
         <w:r>
           <w:rPr>
             <w:rStyle w:val="ad"/>
@@ -5739,7 +5880,7 @@
             <w:noProof/>
             <w:webHidden/>
           </w:rPr>
-          <w:instrText xml:space="preserve"> PAGEREF _Toc230226829 \h </w:instrText>
+          <w:instrText xml:space="preserve"> PAGEREF _Toc230278684 \h </w:instrText>
         </w:r>
         <w:r>
           <w:rPr>
@@ -5781,7 +5922,7 @@
           <w14:ligatures w14:val="standardContextual"/>
         </w:rPr>
       </w:pPr>
-      <w:hyperlink w:anchor="_Toc230226830" w:history="1">
+      <w:hyperlink w:anchor="_Toc230278685" w:history="1">
         <w:r>
           <w:rPr>
             <w:rStyle w:val="ad"/>
@@ -5825,7 +5966,7 @@
             <w:noProof/>
             <w:webHidden/>
           </w:rPr>
-          <w:instrText xml:space="preserve"> PAGEREF _Toc230226830 \h </w:instrText>
+          <w:instrText xml:space="preserve"> PAGEREF _Toc230278685 \h </w:instrText>
         </w:r>
         <w:r>
           <w:rPr>
@@ -5871,7 +6012,7 @@
           <w14:ligatures w14:val="standardContextual"/>
         </w:rPr>
       </w:pPr>
-      <w:hyperlink w:anchor="_Toc230226831" w:history="1">
+      <w:hyperlink w:anchor="_Toc230278686" w:history="1">
         <w:r>
           <w:rPr>
             <w:rStyle w:val="ad"/>
@@ -5915,7 +6056,7 @@
             <w:noProof/>
             <w:webHidden/>
           </w:rPr>
-          <w:instrText xml:space="preserve"> PAGEREF _Toc230226831 \h </w:instrText>
+          <w:instrText xml:space="preserve"> PAGEREF _Toc230278686 \h </w:instrText>
         </w:r>
         <w:r>
           <w:rPr>
@@ -5961,7 +6102,7 @@
           <w14:ligatures w14:val="standardContextual"/>
         </w:rPr>
       </w:pPr>
-      <w:hyperlink w:anchor="_Toc230226832" w:history="1">
+      <w:hyperlink w:anchor="_Toc230278687" w:history="1">
         <w:r>
           <w:rPr>
             <w:rStyle w:val="ad"/>
@@ -6005,7 +6146,7 @@
             <w:noProof/>
             <w:webHidden/>
           </w:rPr>
-          <w:instrText xml:space="preserve"> PAGEREF _Toc230226832 \h </w:instrText>
+          <w:instrText xml:space="preserve"> PAGEREF _Toc230278687 \h </w:instrText>
         </w:r>
         <w:r>
           <w:rPr>
@@ -6051,7 +6192,7 @@
           <w14:ligatures w14:val="standardContextual"/>
         </w:rPr>
       </w:pPr>
-      <w:hyperlink w:anchor="_Toc230226833" w:history="1">
+      <w:hyperlink w:anchor="_Toc230278688" w:history="1">
         <w:r>
           <w:rPr>
             <w:rStyle w:val="ad"/>
@@ -6096,7 +6237,7 @@
             <w:noProof/>
             <w:webHidden/>
           </w:rPr>
-          <w:instrText xml:space="preserve"> PAGEREF _Toc230226833 \h </w:instrText>
+          <w:instrText xml:space="preserve"> PAGEREF _Toc230278688 \h </w:instrText>
         </w:r>
         <w:r>
           <w:rPr>
@@ -6142,7 +6283,7 @@
           <w14:ligatures w14:val="standardContextual"/>
         </w:rPr>
       </w:pPr>
-      <w:hyperlink w:anchor="_Toc230226834" w:history="1">
+      <w:hyperlink w:anchor="_Toc230278689" w:history="1">
         <w:r>
           <w:rPr>
             <w:rStyle w:val="ad"/>
@@ -6187,7 +6328,7 @@
             <w:noProof/>
             <w:webHidden/>
           </w:rPr>
-          <w:instrText xml:space="preserve"> PAGEREF _Toc230226834 \h </w:instrText>
+          <w:instrText xml:space="preserve"> PAGEREF _Toc230278689 \h </w:instrText>
         </w:r>
         <w:r>
           <w:rPr>
@@ -6240,7 +6381,7 @@
       <w:pPr>
         <w:pStyle w:val="1"/>
       </w:pPr>
-      <w:bookmarkStart w:id="2" w:name="_Toc230226802"/>
+      <w:bookmarkStart w:id="2" w:name="_Toc230278656"/>
       <w:r>
         <w:lastRenderedPageBreak/>
         <w:t>Аннотация</w:t>
@@ -6254,7 +6395,7 @@
       <w:pPr>
         <w:pStyle w:val="1"/>
       </w:pPr>
-      <w:bookmarkStart w:id="3" w:name="_Toc230226803"/>
+      <w:bookmarkStart w:id="3" w:name="_Toc230278657"/>
       <w:r>
         <w:lastRenderedPageBreak/>
         <w:t>Введение</w:t>
@@ -6400,12 +6541,14 @@
       <w:r>
         <w:t>Современные программные системы, такие как «</w:t>
       </w:r>
+      <w:proofErr w:type="spellStart"/>
       <w:r>
         <w:rPr>
           <w:lang w:val="en-US"/>
         </w:rPr>
         <w:t>JMatPro</w:t>
       </w:r>
+      <w:proofErr w:type="spellEnd"/>
       <w:r>
         <w:t>»</w:t>
       </w:r>
@@ -6433,12 +6576,14 @@
       <w:r>
         <w:t>, «</w:t>
       </w:r>
+      <w:proofErr w:type="spellStart"/>
       <w:r>
         <w:rPr>
           <w:lang w:val="en-US"/>
         </w:rPr>
         <w:t>Thermo</w:t>
       </w:r>
+      <w:proofErr w:type="spellEnd"/>
       <w:r>
         <w:t>-</w:t>
       </w:r>
@@ -7146,7 +7291,7 @@
       <w:pPr>
         <w:pStyle w:val="1"/>
       </w:pPr>
-      <w:bookmarkStart w:id="4" w:name="_Toc230226804"/>
+      <w:bookmarkStart w:id="4" w:name="_Toc230278658"/>
       <w:r>
         <w:lastRenderedPageBreak/>
         <w:t xml:space="preserve">Глава 1 – </w:t>
@@ -7160,7 +7305,7 @@
       <w:pPr>
         <w:pStyle w:val="2"/>
       </w:pPr>
-      <w:bookmarkStart w:id="5" w:name="_Toc230226805"/>
+      <w:bookmarkStart w:id="5" w:name="_Toc230278659"/>
       <w:r>
         <w:t>Анализ предметной области</w:t>
       </w:r>
@@ -9734,7 +9879,7 @@
       <w:pPr>
         <w:pStyle w:val="2"/>
       </w:pPr>
-      <w:bookmarkStart w:id="6" w:name="_Toc230226806"/>
+      <w:bookmarkStart w:id="6" w:name="_Toc230278660"/>
       <w:r>
         <w:t>Обзор существующих решений и программного обеспечения</w:t>
       </w:r>
@@ -9765,9 +9910,11 @@
       <w:r>
         <w:t>«</w:t>
       </w:r>
+      <w:proofErr w:type="spellStart"/>
       <w:r>
         <w:t>JMatPro</w:t>
       </w:r>
+      <w:proofErr w:type="spellEnd"/>
       <w:r>
         <w:t>»</w:t>
       </w:r>
@@ -9777,9 +9924,11 @@
       <w:r>
         <w:t>«</w:t>
       </w:r>
+      <w:proofErr w:type="spellStart"/>
       <w:r>
         <w:t>Thermo-Calc</w:t>
       </w:r>
+      <w:proofErr w:type="spellEnd"/>
       <w:r>
         <w:t>»</w:t>
       </w:r>
@@ -9789,9 +9938,11 @@
       <w:r>
         <w:t>«</w:t>
       </w:r>
+      <w:proofErr w:type="spellStart"/>
       <w:r>
         <w:t>Ansys</w:t>
       </w:r>
+      <w:proofErr w:type="spellEnd"/>
       <w:r>
         <w:t xml:space="preserve"> </w:t>
       </w:r>
@@ -9864,9 +10015,11 @@
       <w:r>
         <w:t>«</w:t>
       </w:r>
+      <w:proofErr w:type="spellStart"/>
       <w:r>
         <w:t>JMatPro</w:t>
       </w:r>
+      <w:proofErr w:type="spellEnd"/>
       <w:r>
         <w:t>»</w:t>
       </w:r>
@@ -9906,8 +10059,13 @@
       <w:r>
         <w:t>Разработка и поддержка ПО ведется с 1999 года британской компания «</w:t>
       </w:r>
-      <w:r>
-        <w:t>Sente Software Ltd.</w:t>
+      <w:proofErr w:type="spellStart"/>
+      <w:r>
+        <w:t>Sente</w:t>
+      </w:r>
+      <w:proofErr w:type="spellEnd"/>
+      <w:r>
+        <w:t xml:space="preserve"> Software Ltd.</w:t>
       </w:r>
       <w:r>
         <w:t xml:space="preserve">» </w:t>
@@ -9962,9 +10120,11 @@
       <w:r>
         <w:t>«</w:t>
       </w:r>
+      <w:proofErr w:type="spellStart"/>
       <w:r>
         <w:t>JMatPro</w:t>
       </w:r>
+      <w:proofErr w:type="spellEnd"/>
       <w:r>
         <w:t xml:space="preserve">» </w:t>
       </w:r>
@@ -9983,9 +10143,11 @@
       <w:r>
         <w:t>«</w:t>
       </w:r>
+      <w:proofErr w:type="spellStart"/>
       <w:r>
         <w:t>JMatPro</w:t>
       </w:r>
+      <w:proofErr w:type="spellEnd"/>
       <w:r>
         <w:t>»</w:t>
       </w:r>
@@ -10025,9 +10187,11 @@
       <w:r>
         <w:t>«</w:t>
       </w:r>
+      <w:proofErr w:type="spellStart"/>
       <w:r>
         <w:t>JMatPro</w:t>
       </w:r>
+      <w:proofErr w:type="spellEnd"/>
       <w:r>
         <w:t>»</w:t>
       </w:r>
@@ -10513,12 +10677,14 @@
       <w:r>
         <w:t>«</w:t>
       </w:r>
+      <w:proofErr w:type="spellStart"/>
       <w:r>
         <w:rPr>
           <w:lang w:val="en-US"/>
         </w:rPr>
         <w:t>Thermo</w:t>
       </w:r>
+      <w:proofErr w:type="spellEnd"/>
       <w:r>
         <w:t>-</w:t>
       </w:r>
@@ -10543,12 +10709,14 @@
       <w:r>
         <w:t>«</w:t>
       </w:r>
+      <w:proofErr w:type="spellStart"/>
       <w:r>
         <w:rPr>
           <w:lang w:val="en-US"/>
         </w:rPr>
         <w:t>Thermo</w:t>
       </w:r>
+      <w:proofErr w:type="spellEnd"/>
       <w:r>
         <w:t>-</w:t>
       </w:r>
@@ -10647,12 +10815,14 @@
       <w:r>
         <w:t>Отдельным преемством «</w:t>
       </w:r>
+      <w:proofErr w:type="spellStart"/>
       <w:r>
         <w:rPr>
           <w:lang w:val="en-US"/>
         </w:rPr>
         <w:t>Thermo</w:t>
       </w:r>
+      <w:proofErr w:type="spellEnd"/>
       <w:r>
         <w:t>-</w:t>
       </w:r>
@@ -10697,12 +10867,14 @@
       <w:r>
         <w:t>«</w:t>
       </w:r>
+      <w:proofErr w:type="spellStart"/>
       <w:r>
         <w:rPr>
           <w:lang w:val="en-US"/>
         </w:rPr>
         <w:t>Thermo</w:t>
       </w:r>
+      <w:proofErr w:type="spellEnd"/>
       <w:r>
         <w:t>-</w:t>
       </w:r>
@@ -10969,18 +11141,22 @@
       <w:r>
         <w:t>как для использования «</w:t>
       </w:r>
+      <w:proofErr w:type="spellStart"/>
       <w:r>
         <w:t>JMatPro</w:t>
       </w:r>
+      <w:proofErr w:type="spellEnd"/>
       <w:r>
         <w:t>», так и для применения «</w:t>
       </w:r>
+      <w:proofErr w:type="spellStart"/>
       <w:r>
         <w:rPr>
           <w:lang w:val="en-US"/>
         </w:rPr>
         <w:t>Thermo</w:t>
       </w:r>
+      <w:proofErr w:type="spellEnd"/>
       <w:r>
         <w:t>-</w:t>
       </w:r>
@@ -11032,12 +11208,14 @@
       <w:r>
         <w:t>Таким образом, хоть «</w:t>
       </w:r>
+      <w:proofErr w:type="spellStart"/>
       <w:r>
         <w:rPr>
           <w:lang w:val="en-US"/>
         </w:rPr>
         <w:t>Thermo</w:t>
       </w:r>
+      <w:proofErr w:type="spellEnd"/>
       <w:r>
         <w:t>-</w:t>
       </w:r>
@@ -11720,7 +11898,21 @@
         <w:rPr>
           <w:lang w:val="en-US"/>
         </w:rPr>
-        <w:t>«Ansys GRANTA EduPack»</w:t>
+        <w:t xml:space="preserve">«Ansys GRANTA </w:t>
+      </w:r>
+      <w:proofErr w:type="spellStart"/>
+      <w:r>
+        <w:rPr>
+          <w:lang w:val="en-US"/>
+        </w:rPr>
+        <w:t>EduPack</w:t>
+      </w:r>
+      <w:proofErr w:type="spellEnd"/>
+      <w:r>
+        <w:rPr>
+          <w:lang w:val="en-US"/>
+        </w:rPr>
+        <w:t>»</w:t>
       </w:r>
       <w:r>
         <w:rPr>
@@ -12031,12 +12223,14 @@
       <w:r>
         <w:t>», как и «</w:t>
       </w:r>
+      <w:proofErr w:type="spellStart"/>
       <w:r>
         <w:rPr>
           <w:lang w:val="en-US"/>
         </w:rPr>
         <w:t>Thermo</w:t>
       </w:r>
+      <w:proofErr w:type="spellEnd"/>
       <w:r>
         <w:t>-</w:t>
       </w:r>
@@ -12086,7 +12280,7 @@
       <w:pPr>
         <w:pStyle w:val="2"/>
       </w:pPr>
-      <w:bookmarkStart w:id="7" w:name="_Toc230226807"/>
+      <w:bookmarkStart w:id="7" w:name="_Toc230278661"/>
       <w:r>
         <w:t>Содержательная постановка задачи</w:t>
       </w:r>
@@ -12183,11 +12377,13 @@
       <w:pPr>
         <w:pStyle w:val="2"/>
       </w:pPr>
-      <w:bookmarkStart w:id="8" w:name="_Toc230226808"/>
+      <w:bookmarkStart w:id="8" w:name="_Toc230278662"/>
+      <w:bookmarkStart w:id="9" w:name="_Ref230311779"/>
       <w:r>
         <w:t>Формальная постановка задачи</w:t>
       </w:r>
       <w:bookmarkEnd w:id="8"/>
+      <w:bookmarkEnd w:id="9"/>
     </w:p>
     <w:p>
       <w:pPr>
@@ -14673,7 +14869,7 @@
       <w:pPr>
         <w:pStyle w:val="ab"/>
       </w:pPr>
-      <w:bookmarkStart w:id="9" w:name="_Ref229509074"/>
+      <w:bookmarkStart w:id="10" w:name="_Ref229509074"/>
       <w:r>
         <w:t xml:space="preserve">Рисунок </w:t>
       </w:r>
@@ -14716,7 +14912,7 @@
       <w:r>
         <w:fldChar w:fldCharType="end"/>
       </w:r>
-      <w:bookmarkEnd w:id="9"/>
+      <w:bookmarkEnd w:id="10"/>
       <w:r>
         <w:t xml:space="preserve"> – </w:t>
       </w:r>
@@ -14808,7 +15004,7 @@
       <w:pPr>
         <w:pStyle w:val="ab"/>
       </w:pPr>
-      <w:bookmarkStart w:id="10" w:name="_Ref229509076"/>
+      <w:bookmarkStart w:id="11" w:name="_Ref229509076"/>
       <w:r>
         <w:t xml:space="preserve">Рисунок </w:t>
       </w:r>
@@ -14851,7 +15047,7 @@
       <w:r>
         <w:fldChar w:fldCharType="end"/>
       </w:r>
-      <w:bookmarkEnd w:id="10"/>
+      <w:bookmarkEnd w:id="11"/>
       <w:r>
         <w:t xml:space="preserve"> – «</w:t>
       </w:r>
@@ -14945,7 +15141,13 @@
         <w:t>]</w:t>
       </w:r>
       <w:r>
-        <w:t>. В системы выделены две роли:</w:t>
+        <w:t>. В систем</w:t>
+      </w:r>
+      <w:r>
+        <w:t>е</w:t>
+      </w:r>
+      <w:r>
+        <w:t xml:space="preserve"> выделены две роли:</w:t>
       </w:r>
     </w:p>
     <w:p>
@@ -14984,15 +15186,12 @@
         <w:jc w:val="center"/>
       </w:pPr>
       <w:r>
-        <w:rPr>
-          <w:noProof/>
-        </w:rPr>
         <w:lastRenderedPageBreak/>
         <w:drawing>
-          <wp:inline distT="0" distB="0" distL="0" distR="0" wp14:anchorId="5CED4842" wp14:editId="66D5790C">
-            <wp:extent cx="5928360" cy="2611323"/>
+          <wp:inline distT="0" distB="0" distL="0" distR="0" wp14:anchorId="78D67D1B" wp14:editId="1437B5AF">
+            <wp:extent cx="5947410" cy="2402104"/>
             <wp:effectExtent l="0" t="0" r="0" b="0"/>
-            <wp:docPr id="1558871364" name="Рисунок 1"/>
+            <wp:docPr id="1405873557" name="Рисунок 1"/>
             <wp:cNvGraphicFramePr>
               <a:graphicFrameLocks xmlns:a="http://schemas.openxmlformats.org/drawingml/2006/main" noChangeAspect="1"/>
             </wp:cNvGraphicFramePr>
@@ -15000,7 +15199,7 @@
               <a:graphicData uri="http://schemas.openxmlformats.org/drawingml/2006/picture">
                 <pic:pic xmlns:pic="http://schemas.openxmlformats.org/drawingml/2006/picture">
                   <pic:nvPicPr>
-                    <pic:cNvPr id="1558871364" name=""/>
+                    <pic:cNvPr id="1405873557" name=""/>
                     <pic:cNvPicPr/>
                   </pic:nvPicPr>
                   <pic:blipFill>
@@ -15012,7 +15211,7 @@
                   <pic:spPr>
                     <a:xfrm>
                       <a:off x="0" y="0"/>
-                      <a:ext cx="5932485" cy="2613140"/>
+                      <a:ext cx="5956989" cy="2405973"/>
                     </a:xfrm>
                     <a:prstGeom prst="rect">
                       <a:avLst/>
@@ -15029,7 +15228,7 @@
       <w:pPr>
         <w:pStyle w:val="ab"/>
       </w:pPr>
-      <w:bookmarkStart w:id="11" w:name="_Ref229579436"/>
+      <w:bookmarkStart w:id="12" w:name="_Ref229579436"/>
       <w:r>
         <w:t xml:space="preserve">Рисунок </w:t>
       </w:r>
@@ -15072,7 +15271,7 @@
       <w:r>
         <w:fldChar w:fldCharType="end"/>
       </w:r>
-      <w:bookmarkEnd w:id="11"/>
+      <w:bookmarkEnd w:id="12"/>
       <w:r>
         <w:t xml:space="preserve"> – «</w:t>
       </w:r>
@@ -15096,7 +15295,7 @@
       <w:pPr>
         <w:pStyle w:val="1"/>
       </w:pPr>
-      <w:bookmarkStart w:id="12" w:name="_Toc230226809"/>
+      <w:bookmarkStart w:id="13" w:name="_Toc230278663"/>
       <w:r>
         <w:lastRenderedPageBreak/>
         <w:t xml:space="preserve">Глава 2 </w:t>
@@ -15107,17 +15306,17 @@
       <w:r>
         <w:t xml:space="preserve"> Анализ модели и методов решений</w:t>
       </w:r>
-      <w:bookmarkEnd w:id="12"/>
+      <w:bookmarkEnd w:id="13"/>
     </w:p>
     <w:p>
       <w:pPr>
         <w:pStyle w:val="2"/>
       </w:pPr>
-      <w:bookmarkStart w:id="13" w:name="_Toc230226810"/>
+      <w:bookmarkStart w:id="14" w:name="_Toc230278664"/>
       <w:r>
         <w:t>Математическая модель</w:t>
       </w:r>
-      <w:bookmarkEnd w:id="13"/>
+      <w:bookmarkEnd w:id="14"/>
     </w:p>
     <w:p>
       <w:pPr>
@@ -16530,11 +16729,11 @@
       <w:pPr>
         <w:pStyle w:val="2"/>
       </w:pPr>
-      <w:bookmarkStart w:id="14" w:name="_Toc230226811"/>
+      <w:bookmarkStart w:id="15" w:name="_Toc230278665"/>
       <w:r>
         <w:t>Множественная линейная регрессия</w:t>
       </w:r>
-      <w:bookmarkEnd w:id="14"/>
+      <w:bookmarkEnd w:id="15"/>
     </w:p>
     <w:p>
       <w:pPr>
@@ -16952,7 +17151,7 @@
       <w:pPr>
         <w:pStyle w:val="ab"/>
       </w:pPr>
-      <w:bookmarkStart w:id="15" w:name="_Ref229706213"/>
+      <w:bookmarkStart w:id="16" w:name="_Ref229706213"/>
       <w:r>
         <w:t xml:space="preserve">Рисунок </w:t>
       </w:r>
@@ -16995,7 +17194,7 @@
       <w:r>
         <w:fldChar w:fldCharType="end"/>
       </w:r>
-      <w:bookmarkEnd w:id="15"/>
+      <w:bookmarkEnd w:id="16"/>
       <w:r>
         <w:t xml:space="preserve"> – </w:t>
       </w:r>
@@ -18417,8 +18616,13 @@
           <w:numId w:val="26"/>
         </w:numPr>
       </w:pPr>
-      <w:r>
-        <w:t>гиперпараметры – отсутствуют у множественной линейной регрессии, поэтому их не нужно настраивать.</w:t>
+      <w:proofErr w:type="spellStart"/>
+      <w:r>
+        <w:t>гиперпараметры</w:t>
+      </w:r>
+      <w:proofErr w:type="spellEnd"/>
+      <w:r>
+        <w:t xml:space="preserve"> – отсутствуют у множественной линейной регрессии, поэтому их не нужно настраивать.</w:t>
       </w:r>
     </w:p>
     <w:p>
@@ -18467,11 +18671,16 @@
           <w:numId w:val="26"/>
         </w:numPr>
       </w:pPr>
+      <w:proofErr w:type="spellStart"/>
       <w:r>
         <w:t>мультиколлинеарност</w:t>
       </w:r>
       <w:r>
-        <w:t>ь – если в данных присутствует корреляция между входными признаками</w:t>
+        <w:t>ь</w:t>
+      </w:r>
+      <w:proofErr w:type="spellEnd"/>
+      <w:r>
+        <w:t xml:space="preserve"> – если в данных присутствует корреляция между входными признаками</w:t>
       </w:r>
       <w:r>
         <w:t>, то получаемые оценки становятся неустойчивыми.</w:t>
@@ -18481,7 +18690,7 @@
       <w:pPr>
         <w:pStyle w:val="2"/>
       </w:pPr>
-      <w:bookmarkStart w:id="16" w:name="_Toc230226812"/>
+      <w:bookmarkStart w:id="17" w:name="_Toc230278666"/>
       <w:r>
         <w:lastRenderedPageBreak/>
         <w:t>Метод</w:t>
@@ -18489,7 +18698,7 @@
       <w:r>
         <w:t xml:space="preserve"> опорных векторов</w:t>
       </w:r>
-      <w:bookmarkEnd w:id="16"/>
+      <w:bookmarkEnd w:id="17"/>
     </w:p>
     <w:p>
       <w:pPr>
@@ -19516,7 +19725,7 @@
       <w:pPr>
         <w:pStyle w:val="ab"/>
       </w:pPr>
-      <w:bookmarkStart w:id="17" w:name="_Ref229788386"/>
+      <w:bookmarkStart w:id="18" w:name="_Ref229788386"/>
       <w:r>
         <w:t xml:space="preserve">Рисунок </w:t>
       </w:r>
@@ -19559,7 +19768,7 @@
       <w:r>
         <w:fldChar w:fldCharType="end"/>
       </w:r>
-      <w:bookmarkEnd w:id="17"/>
+      <w:bookmarkEnd w:id="18"/>
       <w:r>
         <w:t xml:space="preserve"> – Пример метода опорных векторов для линейной регрессии</w:t>
       </w:r>
@@ -19611,7 +19820,15 @@
         </w:numPr>
       </w:pPr>
       <w:r>
-        <w:t>выпуклость – гарантирует нахождение оптимального решения (в рамках заданных гиперпараметров), так как задача выпуклая</w:t>
+        <w:t xml:space="preserve">выпуклость – гарантирует нахождение оптимального решения (в рамках заданных </w:t>
+      </w:r>
+      <w:proofErr w:type="spellStart"/>
+      <w:r>
+        <w:t>гиперпараметров</w:t>
+      </w:r>
+      <w:proofErr w:type="spellEnd"/>
+      <w:r>
+        <w:t>), так как задача выпуклая</w:t>
       </w:r>
       <w:r>
         <w:t>;</w:t>
@@ -19648,8 +19865,13 @@
           <w:numId w:val="27"/>
         </w:numPr>
       </w:pPr>
-      <w:r>
-        <w:t>гиперпараметры – необходимость самостоятельно выбирать регуляризацию, зазор и тип ядра</w:t>
+      <w:proofErr w:type="spellStart"/>
+      <w:r>
+        <w:t>гиперпараметры</w:t>
+      </w:r>
+      <w:proofErr w:type="spellEnd"/>
+      <w:r>
+        <w:t xml:space="preserve"> – необходимость самостоятельно выбирать регуляризацию, зазор и тип ядра</w:t>
       </w:r>
       <w:r>
         <w:t>;</w:t>
@@ -19714,11 +19936,11 @@
       <w:pPr>
         <w:pStyle w:val="2"/>
       </w:pPr>
-      <w:bookmarkStart w:id="18" w:name="_Toc230226813"/>
+      <w:bookmarkStart w:id="19" w:name="_Toc230278667"/>
       <w:r>
         <w:t>Случайный лес</w:t>
       </w:r>
-      <w:bookmarkEnd w:id="18"/>
+      <w:bookmarkEnd w:id="19"/>
     </w:p>
     <w:p>
       <w:pPr>
@@ -19900,7 +20122,7 @@
       <w:pPr>
         <w:pStyle w:val="ab"/>
       </w:pPr>
-      <w:bookmarkStart w:id="19" w:name="_Ref229870518"/>
+      <w:bookmarkStart w:id="20" w:name="_Ref229870518"/>
       <w:r>
         <w:t xml:space="preserve">Рисунок </w:t>
       </w:r>
@@ -19943,7 +20165,7 @@
       <w:r>
         <w:fldChar w:fldCharType="end"/>
       </w:r>
-      <w:bookmarkEnd w:id="19"/>
+      <w:bookmarkEnd w:id="20"/>
       <w:r>
         <w:t xml:space="preserve"> – Пример дерева решений</w:t>
       </w:r>
@@ -19965,8 +20187,13 @@
           <w:numId w:val="28"/>
         </w:numPr>
       </w:pPr>
-      <w:r>
-        <w:t xml:space="preserve">бэггинг – </w:t>
+      <w:proofErr w:type="spellStart"/>
+      <w:r>
+        <w:t>бэггинг</w:t>
+      </w:r>
+      <w:proofErr w:type="spellEnd"/>
+      <w:r>
+        <w:t xml:space="preserve"> – </w:t>
       </w:r>
       <w:r>
         <w:t>каждое дерево обучается на небольшом случайном поднаборе и</w:t>
@@ -20125,7 +20352,15 @@
         <w:t xml:space="preserve"> </w:t>
       </w:r>
       <w:r>
-        <w:t>это гиперпараметр, задаваемый пользователем</w:t>
+        <w:t xml:space="preserve">это </w:t>
+      </w:r>
+      <w:proofErr w:type="spellStart"/>
+      <w:r>
+        <w:t>гиперпараметр</w:t>
+      </w:r>
+      <w:proofErr w:type="spellEnd"/>
+      <w:r>
+        <w:t>, задаваемый пользователем</w:t>
       </w:r>
       <w:r>
         <w:t>;</w:t>
@@ -20327,7 +20562,7 @@
       <w:pPr>
         <w:pStyle w:val="ab"/>
       </w:pPr>
-      <w:bookmarkStart w:id="20" w:name="_Ref229877543"/>
+      <w:bookmarkStart w:id="21" w:name="_Ref229877543"/>
       <w:r>
         <w:t xml:space="preserve">Рисунок </w:t>
       </w:r>
@@ -20370,7 +20605,7 @@
       <w:r>
         <w:fldChar w:fldCharType="end"/>
       </w:r>
-      <w:bookmarkEnd w:id="20"/>
+      <w:bookmarkEnd w:id="21"/>
       <w:r>
         <w:t xml:space="preserve"> – Алгоритм обучения случайного леса</w:t>
       </w:r>
@@ -20802,7 +21037,7 @@
       <w:pPr>
         <w:pStyle w:val="ab"/>
       </w:pPr>
-      <w:bookmarkStart w:id="21" w:name="_Ref229877556"/>
+      <w:bookmarkStart w:id="22" w:name="_Ref229877556"/>
       <w:r>
         <w:t xml:space="preserve">Рисунок </w:t>
       </w:r>
@@ -20845,7 +21080,7 @@
       <w:r>
         <w:fldChar w:fldCharType="end"/>
       </w:r>
-      <w:bookmarkEnd w:id="21"/>
+      <w:bookmarkEnd w:id="22"/>
       <w:r>
         <w:t xml:space="preserve"> – Применение случайного леса</w:t>
       </w:r>
@@ -20917,8 +21152,13 @@
           <w:numId w:val="30"/>
         </w:numPr>
       </w:pPr>
-      <w:r>
-        <w:t xml:space="preserve">высокоразмерность – так как узлы получают ограниченное число признаков, то метод хорошо работает с большим их количеством </w:t>
+      <w:proofErr w:type="spellStart"/>
+      <w:r>
+        <w:t>высокоразмерность</w:t>
+      </w:r>
+      <w:proofErr w:type="spellEnd"/>
+      <w:r>
+        <w:t xml:space="preserve"> – так как узлы получают ограниченное число признаков, то метод хорошо работает с большим их количеством </w:t>
       </w:r>
       <w:r>
         <w:t>[</w:t>
@@ -20979,20 +21219,25 @@
           <w:numId w:val="30"/>
         </w:numPr>
       </w:pPr>
+      <w:proofErr w:type="spellStart"/>
       <w:r>
         <w:lastRenderedPageBreak/>
-        <w:t>гиперпараметры – пользователь должен сам выбирать количество используемых деревьев и глубину построения.</w:t>
+        <w:t>гиперпараметры</w:t>
+      </w:r>
+      <w:proofErr w:type="spellEnd"/>
+      <w:r>
+        <w:t xml:space="preserve"> – пользователь должен сам выбирать количество используемых деревьев и глубину построения.</w:t>
       </w:r>
     </w:p>
     <w:p>
       <w:pPr>
         <w:pStyle w:val="2"/>
       </w:pPr>
-      <w:bookmarkStart w:id="22" w:name="_Toc230226814"/>
+      <w:bookmarkStart w:id="23" w:name="_Toc230278668"/>
       <w:r>
         <w:t>Искусственная нейронная сеть</w:t>
       </w:r>
-      <w:bookmarkEnd w:id="22"/>
+      <w:bookmarkEnd w:id="23"/>
     </w:p>
     <w:p>
       <w:pPr>
@@ -21215,7 +21460,7 @@
       <w:pPr>
         <w:pStyle w:val="ab"/>
       </w:pPr>
-      <w:bookmarkStart w:id="23" w:name="_Ref229929078"/>
+      <w:bookmarkStart w:id="24" w:name="_Ref229929078"/>
       <w:r>
         <w:t xml:space="preserve">Рисунок </w:t>
       </w:r>
@@ -21258,7 +21503,7 @@
       <w:r>
         <w:fldChar w:fldCharType="end"/>
       </w:r>
-      <w:bookmarkEnd w:id="23"/>
+      <w:bookmarkEnd w:id="24"/>
       <w:r>
         <w:t xml:space="preserve"> – Схема многослойного персептрона</w:t>
       </w:r>
@@ -21709,8 +21954,13 @@
       <w:r>
         <w:t>-</w:t>
       </w:r>
-      <w:r>
-        <w:t>ый входной сигнал</w:t>
+      <w:proofErr w:type="spellStart"/>
+      <w:r>
+        <w:t>ый</w:t>
+      </w:r>
+      <w:proofErr w:type="spellEnd"/>
+      <w:r>
+        <w:t xml:space="preserve"> входной сигнал</w:t>
       </w:r>
     </w:p>
     <w:p>
@@ -21902,7 +22152,7 @@
       <w:pPr>
         <w:pStyle w:val="ab"/>
       </w:pPr>
-      <w:bookmarkStart w:id="24" w:name="_Ref229925711"/>
+      <w:bookmarkStart w:id="25" w:name="_Ref229925711"/>
       <w:r>
         <w:t xml:space="preserve">Рисунок </w:t>
       </w:r>
@@ -21945,7 +22195,7 @@
       <w:r>
         <w:fldChar w:fldCharType="end"/>
       </w:r>
-      <w:bookmarkEnd w:id="24"/>
+      <w:bookmarkEnd w:id="25"/>
       <w:r>
         <w:t xml:space="preserve"> – Модель искусственного нейрона</w:t>
       </w:r>
@@ -22668,18 +22918,22 @@
       <w:r>
         <w:t>простота – такие библиотеки, как «</w:t>
       </w:r>
+      <w:proofErr w:type="spellStart"/>
       <w:r>
         <w:t>TensorFlow</w:t>
       </w:r>
+      <w:proofErr w:type="spellEnd"/>
       <w:r>
         <w:t>» или «</w:t>
       </w:r>
+      <w:proofErr w:type="spellStart"/>
       <w:r>
         <w:rPr>
           <w:lang w:val="en-US"/>
         </w:rPr>
         <w:t>PyTorch</w:t>
       </w:r>
+      <w:proofErr w:type="spellEnd"/>
       <w:r>
         <w:t xml:space="preserve">» позволяют состроить нейросеть не с нуля, а с помощью уже реализованных слоев, функций активаций и потерь и так далее.  </w:t>
       </w:r>
@@ -22709,9 +22963,14 @@
           <w:numId w:val="31"/>
         </w:numPr>
       </w:pPr>
+      <w:proofErr w:type="spellStart"/>
       <w:r>
         <w:lastRenderedPageBreak/>
-        <w:t>гиперпараметры – хоть и позволяют гибко настраивать сеть, но не имеют универсальных способов выбора, поэтому их настройка происходит опытным путем</w:t>
+        <w:t>гиперпараметры</w:t>
+      </w:r>
+      <w:proofErr w:type="spellEnd"/>
+      <w:r>
+        <w:t xml:space="preserve"> – хоть и позволяют гибко настраивать сеть, но не имеют универсальных способов выбора, поэтому их настройка происходит опытным путем</w:t>
       </w:r>
       <w:r>
         <w:t>;</w:t>
@@ -22751,14 +23010,14 @@
       <w:pPr>
         <w:pStyle w:val="2"/>
       </w:pPr>
-      <w:bookmarkStart w:id="25" w:name="_Toc230226815"/>
+      <w:bookmarkStart w:id="26" w:name="_Toc230278669"/>
       <w:r>
         <w:t xml:space="preserve">Сравнение </w:t>
       </w:r>
       <w:r>
         <w:t>методов</w:t>
       </w:r>
-      <w:bookmarkEnd w:id="25"/>
+      <w:bookmarkEnd w:id="26"/>
     </w:p>
     <w:p>
       <w:pPr>
@@ -23046,9 +23305,11 @@
               <w:ind w:firstLine="0"/>
               <w:jc w:val="center"/>
             </w:pPr>
+            <w:proofErr w:type="spellStart"/>
             <w:r>
               <w:t>Мультиколлинеарность</w:t>
             </w:r>
+            <w:proofErr w:type="spellEnd"/>
           </w:p>
         </w:tc>
       </w:tr>
@@ -23083,7 +23344,11 @@
               <w:jc w:val="center"/>
             </w:pPr>
             <w:r>
-              <w:t>Отсутствие г</w:t>
+              <w:t xml:space="preserve">Отсутствие </w:t>
+            </w:r>
+            <w:proofErr w:type="spellStart"/>
+            <w:r>
+              <w:t>г</w:t>
             </w:r>
             <w:r>
               <w:t>иперпараметр</w:t>
@@ -23091,6 +23356,7 @@
             <w:r>
               <w:t>ов</w:t>
             </w:r>
+            <w:proofErr w:type="spellEnd"/>
           </w:p>
         </w:tc>
         <w:tc>
@@ -23160,9 +23426,11 @@
               <w:ind w:firstLine="0"/>
               <w:jc w:val="center"/>
             </w:pPr>
+            <w:proofErr w:type="spellStart"/>
             <w:r>
               <w:t>Гиперпараметры</w:t>
             </w:r>
+            <w:proofErr w:type="spellEnd"/>
           </w:p>
         </w:tc>
       </w:tr>
@@ -23479,9 +23747,11 @@
               <w:ind w:firstLine="0"/>
               <w:jc w:val="center"/>
             </w:pPr>
+            <w:proofErr w:type="spellStart"/>
             <w:r>
               <w:t>Гиперпараметры</w:t>
             </w:r>
+            <w:proofErr w:type="spellEnd"/>
           </w:p>
         </w:tc>
       </w:tr>
@@ -23515,9 +23785,11 @@
               <w:ind w:firstLine="0"/>
               <w:jc w:val="center"/>
             </w:pPr>
+            <w:proofErr w:type="spellStart"/>
             <w:r>
               <w:t>Высокоразмерность</w:t>
             </w:r>
+            <w:proofErr w:type="spellEnd"/>
           </w:p>
         </w:tc>
         <w:tc>
@@ -23587,9 +23859,11 @@
               <w:ind w:firstLine="0"/>
               <w:jc w:val="center"/>
             </w:pPr>
+            <w:proofErr w:type="spellStart"/>
             <w:r>
               <w:t>Гиперпараметры</w:t>
             </w:r>
+            <w:proofErr w:type="spellEnd"/>
           </w:p>
         </w:tc>
       </w:tr>
@@ -23751,7 +24025,7 @@
       <w:pPr>
         <w:pStyle w:val="ab"/>
       </w:pPr>
-      <w:bookmarkStart w:id="26" w:name="_Ref229945000"/>
+      <w:bookmarkStart w:id="27" w:name="_Ref229945000"/>
       <w:r>
         <w:t xml:space="preserve">Таблица </w:t>
       </w:r>
@@ -23800,7 +24074,7 @@
         </w:rPr>
         <w:fldChar w:fldCharType="end"/>
       </w:r>
-      <w:bookmarkEnd w:id="26"/>
+      <w:bookmarkEnd w:id="27"/>
       <w:r>
         <w:t xml:space="preserve"> – Сравнительная таблица разобранных методов</w:t>
       </w:r>
@@ -23873,7 +24147,15 @@
         <w:t xml:space="preserve"> при этом он</w:t>
       </w:r>
       <w:r>
-        <w:t xml:space="preserve"> чувствителен к выбору гиперпараметров и требует значительных вычислительных ресурсов на больших выборках;</w:t>
+        <w:t xml:space="preserve"> чувствителен к выбору </w:t>
+      </w:r>
+      <w:proofErr w:type="spellStart"/>
+      <w:r>
+        <w:t>гиперпараметров</w:t>
+      </w:r>
+      <w:proofErr w:type="spellEnd"/>
+      <w:r>
+        <w:t xml:space="preserve"> и требует значительных вычислительных ресурсов на больших выборках;</w:t>
       </w:r>
     </w:p>
     <w:p>
@@ -23964,11 +24246,11 @@
       <w:pPr>
         <w:pStyle w:val="2"/>
       </w:pPr>
-      <w:bookmarkStart w:id="27" w:name="_Toc230226816"/>
+      <w:bookmarkStart w:id="28" w:name="_Toc230278670"/>
       <w:r>
         <w:t>Выбор метода для реализации</w:t>
       </w:r>
-      <w:bookmarkEnd w:id="27"/>
+      <w:bookmarkEnd w:id="28"/>
     </w:p>
     <w:p>
       <w:pPr>
@@ -24091,7 +24373,7 @@
       <w:pPr>
         <w:pStyle w:val="1"/>
       </w:pPr>
-      <w:bookmarkStart w:id="28" w:name="_Toc230226817"/>
+      <w:bookmarkStart w:id="29" w:name="_Toc230278671"/>
       <w:r>
         <w:lastRenderedPageBreak/>
         <w:t xml:space="preserve">Глава 3 </w:t>
@@ -24102,7 +24384,17 @@
       <w:r>
         <w:t xml:space="preserve"> Математические модели и методы решений</w:t>
       </w:r>
-      <w:bookmarkEnd w:id="28"/>
+      <w:bookmarkEnd w:id="29"/>
+    </w:p>
+    <w:p>
+      <w:pPr>
+        <w:pStyle w:val="2"/>
+      </w:pPr>
+      <w:bookmarkStart w:id="30" w:name="_Toc230278672"/>
+      <w:r>
+        <w:t>Общие схемы</w:t>
+      </w:r>
+      <w:bookmarkEnd w:id="30"/>
     </w:p>
     <w:p>
       <w:pPr>
@@ -24277,8 +24569,9 @@
       <w:pPr>
         <w:pStyle w:val="ab"/>
       </w:pPr>
-      <w:bookmarkStart w:id="29" w:name="_Ref230089860"/>
-      <w:r>
+      <w:bookmarkStart w:id="31" w:name="_Ref230089860"/>
+      <w:r>
+        <w:lastRenderedPageBreak/>
         <w:t xml:space="preserve">Рисунок </w:t>
       </w:r>
       <w:r>
@@ -24320,7 +24613,7 @@
       <w:r>
         <w:fldChar w:fldCharType="end"/>
       </w:r>
-      <w:bookmarkEnd w:id="29"/>
+      <w:bookmarkEnd w:id="31"/>
       <w:r>
         <w:t xml:space="preserve"> – Блок-схема «Подготовки модели»</w:t>
       </w:r>
@@ -24330,7 +24623,6 @@
         <w:pStyle w:val="a2"/>
       </w:pPr>
       <w:r>
-        <w:lastRenderedPageBreak/>
         <w:t>«Применение модели» (</w:t>
       </w:r>
       <w:r>
@@ -24429,7 +24721,7 @@
       <w:pPr>
         <w:pStyle w:val="ab"/>
       </w:pPr>
-      <w:bookmarkStart w:id="30" w:name="_Ref230089864"/>
+      <w:bookmarkStart w:id="32" w:name="_Ref230089864"/>
       <w:r>
         <w:t xml:space="preserve">Рисунок </w:t>
       </w:r>
@@ -24472,7 +24764,7 @@
       <w:r>
         <w:fldChar w:fldCharType="end"/>
       </w:r>
-      <w:bookmarkEnd w:id="30"/>
+      <w:bookmarkEnd w:id="32"/>
       <w:r>
         <w:t xml:space="preserve"> – Блок-схема «Применения модели»</w:t>
       </w:r>
@@ -24501,11 +24793,11 @@
       <w:pPr>
         <w:pStyle w:val="2"/>
       </w:pPr>
-      <w:bookmarkStart w:id="31" w:name="_Toc230226818"/>
+      <w:bookmarkStart w:id="33" w:name="_Toc230278673"/>
       <w:r>
         <w:t>Предобработка данных</w:t>
       </w:r>
-      <w:bookmarkEnd w:id="31"/>
+      <w:bookmarkEnd w:id="33"/>
     </w:p>
     <w:p>
       <w:pPr>
@@ -25098,7 +25390,7 @@
       <w:pPr>
         <w:pStyle w:val="ab"/>
       </w:pPr>
-      <w:bookmarkStart w:id="32" w:name="_Ref230056606"/>
+      <w:bookmarkStart w:id="34" w:name="_Ref230056606"/>
       <w:r>
         <w:t xml:space="preserve">Рисунок </w:t>
       </w:r>
@@ -25141,7 +25433,7 @@
       <w:r>
         <w:fldChar w:fldCharType="end"/>
       </w:r>
-      <w:bookmarkEnd w:id="32"/>
+      <w:bookmarkEnd w:id="34"/>
       <w:r>
         <w:t xml:space="preserve"> – Блок-схема алгоритма «Предобработка данных»</w:t>
       </w:r>
@@ -25194,7 +25486,60 @@
         </m:r>
       </m:oMath>
       <w:r>
-        <w:t>)»:</w:t>
+        <w:t>)»</w:t>
+      </w:r>
+      <w:r>
+        <w:t xml:space="preserve"> </w:t>
+      </w:r>
+      <w:r>
+        <w:rPr>
+          <w:lang w:val="en-US"/>
+        </w:rPr>
+        <w:t>[</w:t>
+      </w:r>
+      <w:r>
+        <w:rPr>
+          <w:lang w:val="en-US"/>
+        </w:rPr>
+        <w:fldChar w:fldCharType="begin"/>
+      </w:r>
+      <w:r>
+        <w:rPr>
+          <w:lang w:val="en-US"/>
+        </w:rPr>
+        <w:instrText xml:space="preserve"> REF _Ref230278489 \r \h </w:instrText>
+      </w:r>
+      <w:r>
+        <w:rPr>
+          <w:lang w:val="en-US"/>
+        </w:rPr>
+      </w:r>
+      <w:r>
+        <w:rPr>
+          <w:lang w:val="en-US"/>
+        </w:rPr>
+        <w:fldChar w:fldCharType="separate"/>
+      </w:r>
+      <w:r>
+        <w:rPr>
+          <w:lang w:val="en-US"/>
+        </w:rPr>
+        <w:t>39</w:t>
+      </w:r>
+      <w:r>
+        <w:rPr>
+          <w:lang w:val="en-US"/>
+        </w:rPr>
+        <w:fldChar w:fldCharType="end"/>
+      </w:r>
+      <w:r>
+        <w:rPr>
+          <w:lang w:val="en-US"/>
+        </w:rPr>
+        <w:t>]</w:t>
+      </w:r>
+      <w:r>
+        <w:t>:</w:t>
       </w:r>
     </w:p>
     <w:p>
@@ -25261,25 +25606,10 @@
         <w:t xml:space="preserve"> – </w:t>
       </w:r>
       <w:r>
-        <w:t xml:space="preserve">для хранения </w:t>
-      </w:r>
-      <w:r>
-        <w:t>стандартн</w:t>
-      </w:r>
-      <w:r>
-        <w:t>ых</w:t>
-      </w:r>
-      <w:r>
-        <w:t xml:space="preserve"> отклонени</w:t>
-      </w:r>
-      <w:r>
-        <w:t>й</w:t>
-      </w:r>
-      <w:r>
-        <w:t xml:space="preserve"> </w:t>
-      </w:r>
-      <w:r>
-        <w:t>столбцов</w:t>
+        <w:t>для хранения стандартных отклонений</w:t>
+      </w:r>
+      <w:r>
+        <w:t xml:space="preserve"> столбцов</w:t>
       </w:r>
       <w:r>
         <w:t>;</w:t>
@@ -26649,6 +26979,9 @@
         <w:jc w:val="center"/>
       </w:pPr>
       <w:r>
+        <w:rPr>
+          <w:noProof/>
+        </w:rPr>
         <w:lastRenderedPageBreak/>
         <w:drawing>
           <wp:inline distT="0" distB="0" distL="0" distR="0" wp14:anchorId="0E47E950" wp14:editId="746F0087">
@@ -26691,7 +27024,7 @@
       <w:pPr>
         <w:pStyle w:val="ab"/>
       </w:pPr>
-      <w:bookmarkStart w:id="33" w:name="_Ref230056682"/>
+      <w:bookmarkStart w:id="35" w:name="_Ref230056682"/>
       <w:r>
         <w:t xml:space="preserve">Рисунок </w:t>
       </w:r>
@@ -26734,7 +27067,7 @@
       <w:r>
         <w:fldChar w:fldCharType="end"/>
       </w:r>
-      <w:bookmarkEnd w:id="33"/>
+      <w:bookmarkEnd w:id="35"/>
       <w:r>
         <w:t xml:space="preserve"> – Блок-схема функции «Нормализация (</w:t>
       </w:r>
@@ -26782,11 +27115,11 @@
       <w:pPr>
         <w:pStyle w:val="2"/>
       </w:pPr>
-      <w:bookmarkStart w:id="34" w:name="_Toc230226819"/>
+      <w:bookmarkStart w:id="36" w:name="_Toc230278674"/>
       <w:r>
         <w:t>Обучение модели</w:t>
       </w:r>
-      <w:bookmarkEnd w:id="34"/>
+      <w:bookmarkEnd w:id="36"/>
     </w:p>
     <w:p>
       <w:pPr>
@@ -26826,7 +27159,15 @@
         <w:t xml:space="preserve"> сетей</w:t>
       </w:r>
       <w:r>
-        <w:t>, выбранные гиперпараметры и метрики качества, а также процесс аугментации исходных данных.</w:t>
+        <w:t xml:space="preserve">, выбранные </w:t>
+      </w:r>
+      <w:proofErr w:type="spellStart"/>
+      <w:r>
+        <w:t>гиперпараметры</w:t>
+      </w:r>
+      <w:proofErr w:type="spellEnd"/>
+      <w:r>
+        <w:t xml:space="preserve"> и метрики качества, а также процесс аугментации исходных данных.</w:t>
       </w:r>
     </w:p>
     <w:p>
@@ -27832,6 +28173,7 @@
       </w:pPr>
       <w:r>
         <w:rPr>
+          <w:noProof/>
           <w:lang w:val="en-US"/>
         </w:rPr>
         <w:lastRenderedPageBreak/>
@@ -27876,7 +28218,7 @@
       <w:pPr>
         <w:pStyle w:val="ab"/>
       </w:pPr>
-      <w:bookmarkStart w:id="35" w:name="_Ref230203417"/>
+      <w:bookmarkStart w:id="37" w:name="_Ref230203417"/>
       <w:r>
         <w:t xml:space="preserve">Рисунок </w:t>
       </w:r>
@@ -27919,7 +28261,7 @@
       <w:r>
         <w:fldChar w:fldCharType="end"/>
       </w:r>
-      <w:bookmarkEnd w:id="35"/>
+      <w:bookmarkEnd w:id="37"/>
       <w:r>
         <w:t xml:space="preserve"> </w:t>
       </w:r>
@@ -27930,16 +28272,7 @@
         <w:t xml:space="preserve"> </w:t>
       </w:r>
       <w:r>
-        <w:t>Блок-схема а</w:t>
-      </w:r>
-      <w:r>
-        <w:t>лгоритм</w:t>
-      </w:r>
-      <w:r>
-        <w:t>а</w:t>
-      </w:r>
-      <w:r>
-        <w:t xml:space="preserve"> «Обучение модели»</w:t>
+        <w:t>Блок-схема алгоритма «Обучение модели»</w:t>
       </w:r>
     </w:p>
     <w:p>
@@ -29523,6 +29856,9 @@
         <w:jc w:val="center"/>
       </w:pPr>
       <w:r>
+        <w:rPr>
+          <w:noProof/>
+        </w:rPr>
         <w:lastRenderedPageBreak/>
         <w:drawing>
           <wp:inline distT="0" distB="0" distL="0" distR="0" wp14:anchorId="72C56530" wp14:editId="60AE14F5">
@@ -29565,7 +29901,7 @@
       <w:pPr>
         <w:pStyle w:val="ab"/>
       </w:pPr>
-      <w:bookmarkStart w:id="36" w:name="_Ref230212436"/>
+      <w:bookmarkStart w:id="38" w:name="_Ref230212436"/>
       <w:r>
         <w:t xml:space="preserve">Рисунок </w:t>
       </w:r>
@@ -29608,18 +29944,12 @@
       <w:r>
         <w:fldChar w:fldCharType="end"/>
       </w:r>
-      <w:bookmarkEnd w:id="36"/>
+      <w:bookmarkEnd w:id="38"/>
       <w:r>
         <w:t xml:space="preserve"> – Блок-схемы </w:t>
       </w:r>
       <w:r>
-        <w:t>ф</w:t>
-      </w:r>
-      <w:r>
-        <w:t>ункци</w:t>
-      </w:r>
-      <w:r>
-        <w:t>и</w:t>
+        <w:t>функции</w:t>
       </w:r>
       <w:r>
         <w:t xml:space="preserve"> «</w:t>
@@ -30253,6 +30583,48 @@
           <m:t>Adam</m:t>
         </m:r>
       </m:oMath>
+      <w:r>
+        <w:t xml:space="preserve"> [</w:t>
+      </w:r>
+      <w:r>
+        <w:fldChar w:fldCharType="begin"/>
+      </w:r>
+      <w:r>
+        <w:instrText xml:space="preserve"> REF _Ref230278497 \r \h </w:instrText>
+      </w:r>
+      <w:r>
+        <w:fldChar w:fldCharType="separate"/>
+      </w:r>
+      <w:r>
+        <w:t>4</w:t>
+      </w:r>
+      <w:r>
+        <w:t>0</w:t>
+      </w:r>
+      <w:r>
+        <w:fldChar w:fldCharType="end"/>
+      </w:r>
+      <w:r>
+        <w:t xml:space="preserve">, </w:t>
+      </w:r>
+      <w:r>
+        <w:fldChar w:fldCharType="begin"/>
+      </w:r>
+      <w:r>
+        <w:instrText xml:space="preserve"> REF _Ref230278498 \r \h </w:instrText>
+      </w:r>
+      <w:r>
+        <w:fldChar w:fldCharType="separate"/>
+      </w:r>
+      <w:r>
+        <w:t>41</w:t>
+      </w:r>
+      <w:r>
+        <w:fldChar w:fldCharType="end"/>
+      </w:r>
+      <w:r>
+        <w:t>]</w:t>
+      </w:r>
       <w:r>
         <w:t xml:space="preserve"> – корректирует веса нейронов</w:t>
       </w:r>
@@ -32048,6 +32420,12 @@
           </m:e>
         </m:nary>
       </m:oMath>
+      <w:r>
+        <w:t xml:space="preserve">, </w:t>
+      </w:r>
+      <w:r>
+        <w:t>где:</w:t>
+      </w:r>
     </w:p>
     <w:p>
       <w:pPr>
@@ -32181,8 +32559,13 @@
         </w:numPr>
       </w:pPr>
       <w:r>
-        <w:t>Размер батча</w:t>
-      </w:r>
+        <w:t xml:space="preserve">Размер </w:t>
+      </w:r>
+      <w:proofErr w:type="spellStart"/>
+      <w:r>
+        <w:t>батча</w:t>
+      </w:r>
+      <w:proofErr w:type="spellEnd"/>
       <w:r>
         <w:t xml:space="preserve"> </w:t>
       </w:r>
@@ -32425,7 +32808,15 @@
         <w:t xml:space="preserve"> – </w:t>
       </w:r>
       <w:r>
-        <w:t>разделяет обучающею выборку на обучающую и валидационную в отношении 80 на 20</w:t>
+        <w:t xml:space="preserve">разделяет обучающею выборку на обучающую и </w:t>
+      </w:r>
+      <w:proofErr w:type="spellStart"/>
+      <w:r>
+        <w:t>валидационную</w:t>
+      </w:r>
+      <w:proofErr w:type="spellEnd"/>
+      <w:r>
+        <w:t xml:space="preserve"> в отношении 80 на 20</w:t>
       </w:r>
       <w:r>
         <w:t>.</w:t>
@@ -33059,7 +33450,15 @@
         </w:numPr>
       </w:pPr>
       <w:r>
-        <w:t>Для каждого батча:</w:t>
+        <w:t xml:space="preserve">Для каждого </w:t>
+      </w:r>
+      <w:proofErr w:type="spellStart"/>
+      <w:r>
+        <w:t>батча</w:t>
+      </w:r>
+      <w:proofErr w:type="spellEnd"/>
+      <w:r>
+        <w:t>:</w:t>
       </w:r>
     </w:p>
     <w:p>
@@ -33696,7 +34095,15 @@
         </w:numPr>
       </w:pPr>
       <w:r>
-        <w:t>Выполнить прямой проход валидационной выборки</w:t>
+        <w:t xml:space="preserve">Выполнить прямой проход </w:t>
+      </w:r>
+      <w:proofErr w:type="spellStart"/>
+      <w:r>
+        <w:t>валидационной</w:t>
+      </w:r>
+      <w:proofErr w:type="spellEnd"/>
+      <w:r>
+        <w:t xml:space="preserve"> выборки</w:t>
       </w:r>
       <w:r>
         <w:t>;</w:t>
@@ -34199,6 +34606,7 @@
       </w:pPr>
       <w:r>
         <w:rPr>
+          <w:noProof/>
           <w:lang w:val="en-US"/>
         </w:rPr>
         <w:drawing>
@@ -34242,7 +34650,7 @@
       <w:pPr>
         <w:pStyle w:val="ab"/>
       </w:pPr>
-      <w:bookmarkStart w:id="37" w:name="_Ref230222663"/>
+      <w:bookmarkStart w:id="39" w:name="_Ref230222663"/>
       <w:r>
         <w:t xml:space="preserve">Рисунок </w:t>
       </w:r>
@@ -34285,18 +34693,12 @@
       <w:r>
         <w:fldChar w:fldCharType="end"/>
       </w:r>
-      <w:bookmarkEnd w:id="37"/>
+      <w:bookmarkEnd w:id="39"/>
       <w:r>
         <w:t xml:space="preserve"> – </w:t>
       </w:r>
       <w:r>
-        <w:t>Блок-схема ф</w:t>
-      </w:r>
-      <w:r>
-        <w:t>ункци</w:t>
-      </w:r>
-      <w:r>
-        <w:t>и</w:t>
+        <w:t>Блок-схема функции</w:t>
       </w:r>
       <w:r>
         <w:t xml:space="preserve"> </w:t>
@@ -34692,6 +35094,7 @@
       </w:pPr>
       <w:r>
         <w:rPr>
+          <w:noProof/>
           <w:lang w:val="en-US"/>
         </w:rPr>
         <w:drawing>
@@ -34735,7 +35138,7 @@
       <w:pPr>
         <w:pStyle w:val="ab"/>
       </w:pPr>
-      <w:bookmarkStart w:id="38" w:name="_Ref230222673"/>
+      <w:bookmarkStart w:id="40" w:name="_Ref230222673"/>
       <w:r>
         <w:t xml:space="preserve">Рисунок </w:t>
       </w:r>
@@ -34778,18 +35181,12 @@
       <w:r>
         <w:fldChar w:fldCharType="end"/>
       </w:r>
-      <w:bookmarkEnd w:id="38"/>
+      <w:bookmarkEnd w:id="40"/>
       <w:r>
         <w:t xml:space="preserve"> – </w:t>
       </w:r>
       <w:r>
-        <w:t>Блок-схема ф</w:t>
-      </w:r>
-      <w:r>
-        <w:t>ункци</w:t>
-      </w:r>
-      <w:r>
-        <w:t>и</w:t>
+        <w:t>Блок-схема функции</w:t>
       </w:r>
       <w:r>
         <w:t xml:space="preserve"> «</w:t>
@@ -34895,12 +35292,12 @@
       <w:pPr>
         <w:pStyle w:val="2"/>
       </w:pPr>
-      <w:bookmarkStart w:id="39" w:name="_Toc230226820"/>
+      <w:bookmarkStart w:id="41" w:name="_Toc230278675"/>
       <w:r>
         <w:lastRenderedPageBreak/>
         <w:t>Прогнозирование свойств</w:t>
       </w:r>
-      <w:bookmarkEnd w:id="39"/>
+      <w:bookmarkEnd w:id="41"/>
     </w:p>
     <w:p>
       <w:pPr>
@@ -35546,10 +35943,7 @@
         </w:numPr>
       </w:pPr>
       <w:r>
-        <w:t xml:space="preserve">Для каждого </w:t>
-      </w:r>
-      <w:r>
-        <w:t>элемента</w:t>
+        <w:t>Для каждого элемента</w:t>
       </w:r>
       <w:r>
         <w:t xml:space="preserve"> </w:t>
@@ -35745,14 +36139,7 @@
             <w:rFonts w:ascii="Cambria Math" w:hAnsi="Cambria Math"/>
             <w:lang w:val="en-US"/>
           </w:rPr>
-          <m:t>ertie</m:t>
-        </m:r>
-        <m:r>
-          <w:rPr>
-            <w:rFonts w:ascii="Cambria Math" w:hAnsi="Cambria Math"/>
-            <w:lang w:val="en-US"/>
-          </w:rPr>
-          <m:t>s</m:t>
+          <m:t>erties</m:t>
         </m:r>
       </m:oMath>
       <w:r>
@@ -35807,13 +36194,7 @@
         </m:r>
       </m:oMath>
       <w:r>
-        <w:t xml:space="preserve"> в</w:t>
-      </w:r>
-      <w:r>
-        <w:t xml:space="preserve">ыполнить прямой проход </w:t>
-      </w:r>
-      <w:r>
-        <w:t xml:space="preserve">тестовой выборки: </w:t>
+        <w:t xml:space="preserve"> выполнить прямой проход тестовой выборки: </w:t>
       </w:r>
     </w:p>
     <w:p>
@@ -35839,14 +36220,7 @@
             <w:rFonts w:ascii="Cambria Math" w:hAnsi="Cambria Math"/>
             <w:lang w:val="en-US"/>
           </w:rPr>
-          <m:t>ertie</m:t>
-        </m:r>
-        <m:r>
-          <w:rPr>
-            <w:rFonts w:ascii="Cambria Math" w:hAnsi="Cambria Math"/>
-            <w:lang w:val="en-US"/>
-          </w:rPr>
-          <m:t>s</m:t>
+          <m:t>erties</m:t>
         </m:r>
       </m:oMath>
       <w:r>
@@ -35913,14 +36287,7 @@
             <w:rFonts w:ascii="Cambria Math" w:hAnsi="Cambria Math"/>
             <w:lang w:val="en-US"/>
           </w:rPr>
-          <m:t>ertie</m:t>
-        </m:r>
-        <m:r>
-          <w:rPr>
-            <w:rFonts w:ascii="Cambria Math" w:hAnsi="Cambria Math"/>
-            <w:lang w:val="en-US"/>
-          </w:rPr>
-          <m:t>s</m:t>
+          <m:t>erties</m:t>
         </m:r>
       </m:oMath>
       <w:r>
@@ -35990,24 +36357,11 @@
             <w:rFonts w:ascii="Cambria Math" w:hAnsi="Cambria Math"/>
             <w:lang w:val="en-US"/>
           </w:rPr>
-          <m:t>ertie</m:t>
-        </m:r>
-        <m:r>
-          <w:rPr>
-            <w:rFonts w:ascii="Cambria Math" w:hAnsi="Cambria Math"/>
-            <w:lang w:val="en-US"/>
-          </w:rPr>
-          <m:t>s</m:t>
+          <m:t>erties</m:t>
         </m:r>
       </m:oMath>
       <w:r>
-        <w:t xml:space="preserve"> вычислить </w:t>
-      </w:r>
-      <w:r>
-        <w:t>реальные</w:t>
-      </w:r>
-      <w:r>
-        <w:t xml:space="preserve"> значения </w:t>
+        <w:t xml:space="preserve"> вычислить реальные значения </w:t>
       </w:r>
       <m:oMath>
         <m:sSub>
@@ -36168,14 +36522,7 @@
             <w:rFonts w:ascii="Cambria Math" w:hAnsi="Cambria Math"/>
             <w:lang w:val="en-US"/>
           </w:rPr>
-          <m:t>ertie</m:t>
-        </m:r>
-        <m:r>
-          <w:rPr>
-            <w:rFonts w:ascii="Cambria Math" w:hAnsi="Cambria Math"/>
-            <w:lang w:val="en-US"/>
-          </w:rPr>
-          <m:t>s</m:t>
+          <m:t>erties</m:t>
         </m:r>
       </m:oMath>
       <w:r>
@@ -36188,6 +36535,9 @@
         <w:jc w:val="center"/>
       </w:pPr>
       <w:r>
+        <w:rPr>
+          <w:noProof/>
+        </w:rPr>
         <w:lastRenderedPageBreak/>
         <w:drawing>
           <wp:inline distT="0" distB="0" distL="0" distR="0" wp14:anchorId="45D8728D" wp14:editId="69852DB1">
@@ -36230,7 +36580,7 @@
       <w:pPr>
         <w:pStyle w:val="ab"/>
       </w:pPr>
-      <w:bookmarkStart w:id="40" w:name="_Ref230224607"/>
+      <w:bookmarkStart w:id="42" w:name="_Ref230224607"/>
       <w:r>
         <w:t xml:space="preserve">Рисунок </w:t>
       </w:r>
@@ -36273,7 +36623,7 @@
       <w:r>
         <w:fldChar w:fldCharType="end"/>
       </w:r>
-      <w:bookmarkEnd w:id="40"/>
+      <w:bookmarkEnd w:id="42"/>
       <w:r>
         <w:t xml:space="preserve"> – Блок-схема а</w:t>
       </w:r>
@@ -36294,83 +36644,1853 @@
       <w:pPr>
         <w:pStyle w:val="1"/>
       </w:pPr>
-      <w:bookmarkStart w:id="41" w:name="_Toc230226821"/>
+      <w:bookmarkStart w:id="43" w:name="_Toc230278676"/>
       <w:r>
         <w:lastRenderedPageBreak/>
         <w:t>Глава 4 – Разработка программного обеспечения</w:t>
       </w:r>
-      <w:bookmarkEnd w:id="41"/>
+      <w:bookmarkEnd w:id="43"/>
     </w:p>
     <w:p>
       <w:pPr>
         <w:pStyle w:val="2"/>
       </w:pPr>
-      <w:bookmarkStart w:id="42" w:name="_Toc230226822"/>
+      <w:bookmarkStart w:id="44" w:name="_Toc230278677"/>
       <w:r>
         <w:t>Выбор языка программирования и инструментальных средств разработки</w:t>
       </w:r>
-      <w:bookmarkEnd w:id="42"/>
+      <w:bookmarkEnd w:id="44"/>
+    </w:p>
+    <w:p>
+      <w:pPr>
+        <w:pStyle w:val="a2"/>
+      </w:pPr>
+      <w:r>
+        <w:t>Выберем необходимые для разработки программного обеспечения язык программирования и инструментальные средства, которые будут лучше всего подходить для решения поставленных задача.</w:t>
+      </w:r>
+    </w:p>
+    <w:p>
+      <w:pPr>
+        <w:pStyle w:val="a2"/>
+      </w:pPr>
+      <w:r>
+        <w:t xml:space="preserve"> Язык программирования:</w:t>
+      </w:r>
+    </w:p>
+    <w:p>
+      <w:pPr>
+        <w:pStyle w:val="a2"/>
+        <w:numPr>
+          <w:ilvl w:val="0"/>
+          <w:numId w:val="55"/>
+        </w:numPr>
+      </w:pPr>
+      <w:r>
+        <w:t>«</w:t>
+      </w:r>
+      <w:r>
+        <w:rPr>
+          <w:lang w:val="en-US"/>
+        </w:rPr>
+        <w:t>Python</w:t>
+      </w:r>
+      <w:r>
+        <w:t>»</w:t>
+      </w:r>
+      <w:r>
+        <w:t xml:space="preserve"> </w:t>
+      </w:r>
+      <w:r>
+        <w:t>[</w:t>
+      </w:r>
+      <w:r>
+        <w:fldChar w:fldCharType="begin"/>
+      </w:r>
+      <w:r>
+        <w:instrText xml:space="preserve"> REF _Ref230288136 \r \h </w:instrText>
+      </w:r>
+      <w:r>
+        <w:fldChar w:fldCharType="separate"/>
+      </w:r>
+      <w:r>
+        <w:t>42</w:t>
+      </w:r>
+      <w:r>
+        <w:fldChar w:fldCharType="end"/>
+      </w:r>
+      <w:r>
+        <w:t>]</w:t>
+      </w:r>
+      <w:r>
+        <w:t xml:space="preserve"> – </w:t>
+      </w:r>
+      <w:r>
+        <w:t xml:space="preserve">высокоуровневый язык, который является одним из самых популярных и востребованных для решения задач машинного обучения и </w:t>
+      </w:r>
+      <w:r>
+        <w:t>обработки данных</w:t>
+      </w:r>
+      <w:r>
+        <w:t>;</w:t>
+      </w:r>
+      <w:r>
+        <w:t xml:space="preserve"> он</w:t>
+      </w:r>
+      <w:r>
+        <w:t xml:space="preserve"> </w:t>
+      </w:r>
+      <w:r>
+        <w:t>обладает следующими преимуществами:</w:t>
+      </w:r>
+    </w:p>
+    <w:p>
+      <w:pPr>
+        <w:pStyle w:val="a2"/>
+        <w:numPr>
+          <w:ilvl w:val="1"/>
+          <w:numId w:val="55"/>
+        </w:numPr>
+      </w:pPr>
+      <w:r>
+        <w:t>простой синтаксис – позволяет быстро и достаточно легко разрабатывать приложения</w:t>
+      </w:r>
+      <w:r>
+        <w:t>;</w:t>
+      </w:r>
+    </w:p>
+    <w:p>
+      <w:pPr>
+        <w:pStyle w:val="a2"/>
+        <w:numPr>
+          <w:ilvl w:val="1"/>
+          <w:numId w:val="55"/>
+        </w:numPr>
+      </w:pPr>
+      <w:r>
+        <w:t>расширяемость и гибкость –</w:t>
+      </w:r>
+      <w:r>
+        <w:t xml:space="preserve"> </w:t>
+      </w:r>
+      <w:r>
+        <w:t>дает возможность для внедрения разрабатываемой программы в другие приложения</w:t>
+      </w:r>
+      <w:r>
+        <w:t>;</w:t>
+      </w:r>
+    </w:p>
+    <w:p>
+      <w:pPr>
+        <w:pStyle w:val="a2"/>
+        <w:numPr>
+          <w:ilvl w:val="1"/>
+          <w:numId w:val="55"/>
+        </w:numPr>
+      </w:pPr>
+      <w:r>
+        <w:t xml:space="preserve">множество библиотек </w:t>
+      </w:r>
+      <w:r>
+        <w:t>–</w:t>
+      </w:r>
+      <w:r>
+        <w:t xml:space="preserve"> для машинного обучения и искусственных нейронных сетей создано много библиотек, что упрощает разработку ПО для прогнозирования свойств</w:t>
+      </w:r>
+      <w:r>
+        <w:t>;</w:t>
+      </w:r>
+    </w:p>
+    <w:p>
+      <w:pPr>
+        <w:pStyle w:val="a2"/>
+        <w:numPr>
+          <w:ilvl w:val="1"/>
+          <w:numId w:val="55"/>
+        </w:numPr>
+      </w:pPr>
+      <w:r>
+        <w:t>активное сообщество –</w:t>
+      </w:r>
+      <w:r>
+        <w:t xml:space="preserve"> способствует быстрому решению проблем и вопросов, возникающих в процессе разработки</w:t>
+      </w:r>
+      <w:r>
+        <w:t>;</w:t>
+      </w:r>
+    </w:p>
+    <w:p>
+      <w:pPr>
+        <w:pStyle w:val="a2"/>
+        <w:numPr>
+          <w:ilvl w:val="1"/>
+          <w:numId w:val="55"/>
+        </w:numPr>
+      </w:pPr>
+      <w:r>
+        <w:t>обилие документаций –</w:t>
+      </w:r>
+      <w:r>
+        <w:t xml:space="preserve"> обеспечивает возможность разобраться в логике и реализации различных функций</w:t>
+      </w:r>
+      <w:r>
+        <w:t>.</w:t>
+      </w:r>
+    </w:p>
+    <w:p>
+      <w:pPr>
+        <w:pStyle w:val="a2"/>
+        <w:rPr>
+          <w:lang w:val="en-US"/>
+        </w:rPr>
+      </w:pPr>
+      <w:r>
+        <w:t>Библиотеки и модули:</w:t>
+      </w:r>
+    </w:p>
+    <w:p>
+      <w:pPr>
+        <w:pStyle w:val="a2"/>
+        <w:numPr>
+          <w:ilvl w:val="0"/>
+          <w:numId w:val="55"/>
+        </w:numPr>
+      </w:pPr>
+      <w:r>
+        <w:t>«</w:t>
+      </w:r>
+      <w:r>
+        <w:rPr>
+          <w:lang w:val="en-US"/>
+        </w:rPr>
+        <w:t>Random</w:t>
+      </w:r>
+      <w:r>
+        <w:t>»</w:t>
+      </w:r>
+      <w:r>
+        <w:t xml:space="preserve"> [</w:t>
+      </w:r>
+      <w:r>
+        <w:fldChar w:fldCharType="begin"/>
+      </w:r>
+      <w:r>
+        <w:instrText xml:space="preserve"> REF _Ref230289577 \r \h </w:instrText>
+      </w:r>
+      <w:r>
+        <w:fldChar w:fldCharType="separate"/>
+      </w:r>
+      <w:r>
+        <w:t>43</w:t>
+      </w:r>
+      <w:r>
+        <w:fldChar w:fldCharType="end"/>
+      </w:r>
+      <w:r>
+        <w:t>]</w:t>
+      </w:r>
+      <w:r>
+        <w:t xml:space="preserve"> – </w:t>
+      </w:r>
+      <w:r>
+        <w:t>модуль, который позволяет генерировать случайные числа, выбирать случайные элементы массива и так далее</w:t>
+      </w:r>
+      <w:r>
+        <w:t>;</w:t>
+      </w:r>
+    </w:p>
+    <w:p>
+      <w:pPr>
+        <w:pStyle w:val="a2"/>
+        <w:numPr>
+          <w:ilvl w:val="0"/>
+          <w:numId w:val="55"/>
+        </w:numPr>
+      </w:pPr>
+      <w:r>
+        <w:t>«</w:t>
+      </w:r>
+      <w:proofErr w:type="spellStart"/>
+      <w:r>
+        <w:rPr>
+          <w:lang w:val="en-US"/>
+        </w:rPr>
+        <w:t>Joblib</w:t>
+      </w:r>
+      <w:proofErr w:type="spellEnd"/>
+      <w:r>
+        <w:t>»</w:t>
+      </w:r>
+      <w:r>
+        <w:t xml:space="preserve"> [</w:t>
+      </w:r>
+      <w:r>
+        <w:rPr>
+          <w:lang w:val="en-US"/>
+        </w:rPr>
+        <w:fldChar w:fldCharType="begin"/>
+      </w:r>
+      <w:r>
+        <w:instrText xml:space="preserve"> </w:instrText>
+      </w:r>
+      <w:r>
+        <w:rPr>
+          <w:lang w:val="en-US"/>
+        </w:rPr>
+        <w:instrText>REF</w:instrText>
+      </w:r>
+      <w:r>
+        <w:instrText xml:space="preserve"> _</w:instrText>
+      </w:r>
+      <w:r>
+        <w:rPr>
+          <w:lang w:val="en-US"/>
+        </w:rPr>
+        <w:instrText>Ref</w:instrText>
+      </w:r>
+      <w:r>
+        <w:instrText>230289803 \</w:instrText>
+      </w:r>
+      <w:r>
+        <w:rPr>
+          <w:lang w:val="en-US"/>
+        </w:rPr>
+        <w:instrText>r</w:instrText>
+      </w:r>
+      <w:r>
+        <w:instrText xml:space="preserve"> \</w:instrText>
+      </w:r>
+      <w:r>
+        <w:rPr>
+          <w:lang w:val="en-US"/>
+        </w:rPr>
+        <w:instrText>h</w:instrText>
+      </w:r>
+      <w:r>
+        <w:instrText xml:space="preserve"> </w:instrText>
+      </w:r>
+      <w:r>
+        <w:rPr>
+          <w:lang w:val="en-US"/>
+        </w:rPr>
+      </w:r>
+      <w:r>
+        <w:rPr>
+          <w:lang w:val="en-US"/>
+        </w:rPr>
+        <w:fldChar w:fldCharType="separate"/>
+      </w:r>
+      <w:r>
+        <w:t>44</w:t>
+      </w:r>
+      <w:r>
+        <w:rPr>
+          <w:lang w:val="en-US"/>
+        </w:rPr>
+        <w:fldChar w:fldCharType="end"/>
+      </w:r>
+      <w:r>
+        <w:t>]</w:t>
+      </w:r>
+      <w:r>
+        <w:t xml:space="preserve"> – </w:t>
+      </w:r>
+      <w:r>
+        <w:t>библиотека для сериализации</w:t>
+      </w:r>
+      <w:r>
+        <w:t xml:space="preserve"> </w:t>
+      </w:r>
+      <w:r>
+        <w:t xml:space="preserve">и </w:t>
+      </w:r>
+      <w:proofErr w:type="spellStart"/>
+      <w:r>
+        <w:t>десериализации</w:t>
+      </w:r>
+      <w:proofErr w:type="spellEnd"/>
+      <w:r>
+        <w:t xml:space="preserve"> объектов, то есть перевода данных из оперативной памяти в постоянную и обратно соответственно</w:t>
+      </w:r>
+      <w:r>
+        <w:t>;</w:t>
+      </w:r>
+    </w:p>
+    <w:p>
+      <w:pPr>
+        <w:pStyle w:val="a2"/>
+        <w:numPr>
+          <w:ilvl w:val="0"/>
+          <w:numId w:val="55"/>
+        </w:numPr>
+      </w:pPr>
+      <w:r>
+        <w:lastRenderedPageBreak/>
+        <w:t>«</w:t>
+      </w:r>
+      <w:r>
+        <w:rPr>
+          <w:lang w:val="en-US"/>
+        </w:rPr>
+        <w:t>NumPy</w:t>
+      </w:r>
+      <w:r>
+        <w:t>»</w:t>
+      </w:r>
+      <w:r>
+        <w:t xml:space="preserve"> [</w:t>
+      </w:r>
+      <w:r>
+        <w:fldChar w:fldCharType="begin"/>
+      </w:r>
+      <w:r>
+        <w:instrText xml:space="preserve"> REF _Ref230290153 \r \h </w:instrText>
+      </w:r>
+      <w:r>
+        <w:fldChar w:fldCharType="separate"/>
+      </w:r>
+      <w:r>
+        <w:t>45</w:t>
+      </w:r>
+      <w:r>
+        <w:fldChar w:fldCharType="end"/>
+      </w:r>
+      <w:r>
+        <w:t>]</w:t>
+      </w:r>
+      <w:r>
+        <w:t xml:space="preserve"> – </w:t>
+      </w:r>
+      <w:r>
+        <w:t>добавл</w:t>
+      </w:r>
+      <w:r>
+        <w:t>яет</w:t>
+      </w:r>
+      <w:r>
+        <w:t xml:space="preserve"> поддержку больших многомерных массивов и матриц, вместе с большой библиотекой высокоуровневых математических функций для операций</w:t>
+      </w:r>
+      <w:r>
+        <w:t xml:space="preserve"> над</w:t>
+      </w:r>
+      <w:r>
+        <w:t xml:space="preserve"> этими массивами</w:t>
+      </w:r>
+      <w:r>
+        <w:t>;</w:t>
+      </w:r>
+    </w:p>
+    <w:p>
+      <w:pPr>
+        <w:pStyle w:val="a2"/>
+        <w:numPr>
+          <w:ilvl w:val="0"/>
+          <w:numId w:val="55"/>
+        </w:numPr>
+      </w:pPr>
+      <w:r>
+        <w:t>«</w:t>
+      </w:r>
+      <w:r>
+        <w:rPr>
+          <w:lang w:val="en-US"/>
+        </w:rPr>
+        <w:t>Pandas</w:t>
+      </w:r>
+      <w:r>
+        <w:t>»</w:t>
+      </w:r>
+      <w:r>
+        <w:t xml:space="preserve"> [</w:t>
+      </w:r>
+      <w:r>
+        <w:rPr>
+          <w:lang w:val="en-US"/>
+        </w:rPr>
+        <w:fldChar w:fldCharType="begin"/>
+      </w:r>
+      <w:r>
+        <w:instrText xml:space="preserve"> </w:instrText>
+      </w:r>
+      <w:r>
+        <w:rPr>
+          <w:lang w:val="en-US"/>
+        </w:rPr>
+        <w:instrText>REF</w:instrText>
+      </w:r>
+      <w:r>
+        <w:instrText xml:space="preserve"> _</w:instrText>
+      </w:r>
+      <w:r>
+        <w:rPr>
+          <w:lang w:val="en-US"/>
+        </w:rPr>
+        <w:instrText>Ref</w:instrText>
+      </w:r>
+      <w:r>
+        <w:instrText>230290235 \</w:instrText>
+      </w:r>
+      <w:r>
+        <w:rPr>
+          <w:lang w:val="en-US"/>
+        </w:rPr>
+        <w:instrText>r</w:instrText>
+      </w:r>
+      <w:r>
+        <w:instrText xml:space="preserve"> \</w:instrText>
+      </w:r>
+      <w:r>
+        <w:rPr>
+          <w:lang w:val="en-US"/>
+        </w:rPr>
+        <w:instrText>h</w:instrText>
+      </w:r>
+      <w:r>
+        <w:instrText xml:space="preserve"> </w:instrText>
+      </w:r>
+      <w:r>
+        <w:rPr>
+          <w:lang w:val="en-US"/>
+        </w:rPr>
+      </w:r>
+      <w:r>
+        <w:rPr>
+          <w:lang w:val="en-US"/>
+        </w:rPr>
+        <w:fldChar w:fldCharType="separate"/>
+      </w:r>
+      <w:r>
+        <w:t>46</w:t>
+      </w:r>
+      <w:r>
+        <w:rPr>
+          <w:lang w:val="en-US"/>
+        </w:rPr>
+        <w:fldChar w:fldCharType="end"/>
+      </w:r>
+      <w:r>
+        <w:t>]</w:t>
+      </w:r>
+      <w:r>
+        <w:t xml:space="preserve"> – </w:t>
+      </w:r>
+      <w:r>
+        <w:t>обеспечивает возможность обработки табличных данных, нужен для загрузки данных из файлов формата «</w:t>
+      </w:r>
+      <w:r>
+        <w:t>.</w:t>
+      </w:r>
+      <w:r>
+        <w:rPr>
+          <w:lang w:val="en-US"/>
+        </w:rPr>
+        <w:t>xlsx</w:t>
+      </w:r>
+      <w:r>
+        <w:t>»</w:t>
+      </w:r>
+      <w:r>
+        <w:t>;</w:t>
+      </w:r>
+    </w:p>
+    <w:p>
+      <w:pPr>
+        <w:pStyle w:val="a2"/>
+        <w:numPr>
+          <w:ilvl w:val="0"/>
+          <w:numId w:val="55"/>
+        </w:numPr>
+      </w:pPr>
+      <w:r>
+        <w:t>«</w:t>
+      </w:r>
+      <w:proofErr w:type="spellStart"/>
+      <w:r>
+        <w:rPr>
+          <w:lang w:val="en-US"/>
+        </w:rPr>
+        <w:t>OpenPyxl</w:t>
+      </w:r>
+      <w:proofErr w:type="spellEnd"/>
+      <w:r>
+        <w:t>»</w:t>
+      </w:r>
+      <w:r>
+        <w:t xml:space="preserve"> [</w:t>
+      </w:r>
+      <w:r>
+        <w:rPr>
+          <w:lang w:val="en-US"/>
+        </w:rPr>
+        <w:fldChar w:fldCharType="begin"/>
+      </w:r>
+      <w:r>
+        <w:instrText xml:space="preserve"> </w:instrText>
+      </w:r>
+      <w:r>
+        <w:rPr>
+          <w:lang w:val="en-US"/>
+        </w:rPr>
+        <w:instrText>REF</w:instrText>
+      </w:r>
+      <w:r>
+        <w:instrText xml:space="preserve"> _</w:instrText>
+      </w:r>
+      <w:r>
+        <w:rPr>
+          <w:lang w:val="en-US"/>
+        </w:rPr>
+        <w:instrText>Ref</w:instrText>
+      </w:r>
+      <w:r>
+        <w:instrText>230290239 \</w:instrText>
+      </w:r>
+      <w:r>
+        <w:rPr>
+          <w:lang w:val="en-US"/>
+        </w:rPr>
+        <w:instrText>r</w:instrText>
+      </w:r>
+      <w:r>
+        <w:instrText xml:space="preserve"> \</w:instrText>
+      </w:r>
+      <w:r>
+        <w:rPr>
+          <w:lang w:val="en-US"/>
+        </w:rPr>
+        <w:instrText>h</w:instrText>
+      </w:r>
+      <w:r>
+        <w:instrText xml:space="preserve"> </w:instrText>
+      </w:r>
+      <w:r>
+        <w:rPr>
+          <w:lang w:val="en-US"/>
+        </w:rPr>
+      </w:r>
+      <w:r>
+        <w:rPr>
+          <w:lang w:val="en-US"/>
+        </w:rPr>
+        <w:fldChar w:fldCharType="separate"/>
+      </w:r>
+      <w:r>
+        <w:t>47</w:t>
+      </w:r>
+      <w:r>
+        <w:rPr>
+          <w:lang w:val="en-US"/>
+        </w:rPr>
+        <w:fldChar w:fldCharType="end"/>
+      </w:r>
+      <w:r>
+        <w:t>]</w:t>
+      </w:r>
+      <w:r>
+        <w:t xml:space="preserve"> – </w:t>
+      </w:r>
+      <w:r>
+        <w:t>библиотека, необходимая для чтения и записи файлов «</w:t>
+      </w:r>
+      <w:r>
+        <w:rPr>
+          <w:lang w:val="en-US"/>
+        </w:rPr>
+        <w:t>Excel</w:t>
+      </w:r>
+      <w:r>
+        <w:t>»</w:t>
+      </w:r>
+      <w:r>
+        <w:t>;</w:t>
+      </w:r>
+    </w:p>
+    <w:p>
+      <w:pPr>
+        <w:pStyle w:val="a2"/>
+        <w:numPr>
+          <w:ilvl w:val="0"/>
+          <w:numId w:val="55"/>
+        </w:numPr>
+      </w:pPr>
+      <w:r>
+        <w:t>«</w:t>
+      </w:r>
+      <w:proofErr w:type="spellStart"/>
+      <w:r>
+        <w:t>TensorFlow</w:t>
+      </w:r>
+      <w:proofErr w:type="spellEnd"/>
+      <w:r>
+        <w:t>»</w:t>
+      </w:r>
+      <w:r>
+        <w:t xml:space="preserve"> [</w:t>
+      </w:r>
+      <w:r>
+        <w:rPr>
+          <w:lang w:val="en-US"/>
+        </w:rPr>
+        <w:fldChar w:fldCharType="begin"/>
+      </w:r>
+      <w:r>
+        <w:instrText xml:space="preserve"> </w:instrText>
+      </w:r>
+      <w:r>
+        <w:rPr>
+          <w:lang w:val="en-US"/>
+        </w:rPr>
+        <w:instrText>REF</w:instrText>
+      </w:r>
+      <w:r>
+        <w:instrText xml:space="preserve"> _</w:instrText>
+      </w:r>
+      <w:r>
+        <w:rPr>
+          <w:lang w:val="en-US"/>
+        </w:rPr>
+        <w:instrText>Ref</w:instrText>
+      </w:r>
+      <w:r>
+        <w:instrText>230290243 \</w:instrText>
+      </w:r>
+      <w:r>
+        <w:rPr>
+          <w:lang w:val="en-US"/>
+        </w:rPr>
+        <w:instrText>r</w:instrText>
+      </w:r>
+      <w:r>
+        <w:instrText xml:space="preserve"> \</w:instrText>
+      </w:r>
+      <w:r>
+        <w:rPr>
+          <w:lang w:val="en-US"/>
+        </w:rPr>
+        <w:instrText>h</w:instrText>
+      </w:r>
+      <w:r>
+        <w:instrText xml:space="preserve"> </w:instrText>
+      </w:r>
+      <w:r>
+        <w:rPr>
+          <w:lang w:val="en-US"/>
+        </w:rPr>
+      </w:r>
+      <w:r>
+        <w:rPr>
+          <w:lang w:val="en-US"/>
+        </w:rPr>
+        <w:fldChar w:fldCharType="separate"/>
+      </w:r>
+      <w:r>
+        <w:t>48</w:t>
+      </w:r>
+      <w:r>
+        <w:rPr>
+          <w:lang w:val="en-US"/>
+        </w:rPr>
+        <w:fldChar w:fldCharType="end"/>
+      </w:r>
+      <w:r>
+        <w:t>]</w:t>
+      </w:r>
+      <w:r>
+        <w:t xml:space="preserve"> – </w:t>
+      </w:r>
+      <w:r>
+        <w:t>библиотека для построения и обучения искусственных нейронных сетей</w:t>
+      </w:r>
+      <w:r>
+        <w:t>;</w:t>
+      </w:r>
+    </w:p>
+    <w:p>
+      <w:pPr>
+        <w:pStyle w:val="a2"/>
+        <w:numPr>
+          <w:ilvl w:val="0"/>
+          <w:numId w:val="55"/>
+        </w:numPr>
+      </w:pPr>
+      <w:r>
+        <w:t>«</w:t>
+      </w:r>
+      <w:proofErr w:type="spellStart"/>
+      <w:r>
+        <w:t>Scikit-learn</w:t>
+      </w:r>
+      <w:proofErr w:type="spellEnd"/>
+      <w:r>
+        <w:t>»</w:t>
+      </w:r>
+      <w:r>
+        <w:t xml:space="preserve"> [</w:t>
+      </w:r>
+      <w:r>
+        <w:rPr>
+          <w:lang w:val="en-US"/>
+        </w:rPr>
+        <w:fldChar w:fldCharType="begin"/>
+      </w:r>
+      <w:r>
+        <w:instrText xml:space="preserve"> </w:instrText>
+      </w:r>
+      <w:r>
+        <w:rPr>
+          <w:lang w:val="en-US"/>
+        </w:rPr>
+        <w:instrText>REF</w:instrText>
+      </w:r>
+      <w:r>
+        <w:instrText xml:space="preserve"> _</w:instrText>
+      </w:r>
+      <w:r>
+        <w:rPr>
+          <w:lang w:val="en-US"/>
+        </w:rPr>
+        <w:instrText>Ref</w:instrText>
+      </w:r>
+      <w:r>
+        <w:instrText>230290246 \</w:instrText>
+      </w:r>
+      <w:r>
+        <w:rPr>
+          <w:lang w:val="en-US"/>
+        </w:rPr>
+        <w:instrText>r</w:instrText>
+      </w:r>
+      <w:r>
+        <w:instrText xml:space="preserve"> \</w:instrText>
+      </w:r>
+      <w:r>
+        <w:rPr>
+          <w:lang w:val="en-US"/>
+        </w:rPr>
+        <w:instrText>h</w:instrText>
+      </w:r>
+      <w:r>
+        <w:instrText xml:space="preserve"> </w:instrText>
+      </w:r>
+      <w:r>
+        <w:rPr>
+          <w:lang w:val="en-US"/>
+        </w:rPr>
+      </w:r>
+      <w:r>
+        <w:rPr>
+          <w:lang w:val="en-US"/>
+        </w:rPr>
+        <w:fldChar w:fldCharType="separate"/>
+      </w:r>
+      <w:r>
+        <w:t>49</w:t>
+      </w:r>
+      <w:r>
+        <w:rPr>
+          <w:lang w:val="en-US"/>
+        </w:rPr>
+        <w:fldChar w:fldCharType="end"/>
+      </w:r>
+      <w:r>
+        <w:t>]</w:t>
+      </w:r>
+      <w:r>
+        <w:t xml:space="preserve"> – </w:t>
+      </w:r>
+      <w:r>
+        <w:t>добавляет такие функции обработки данных, как, например, нормализация или разделение на выборки</w:t>
+      </w:r>
+      <w:r>
+        <w:t>;</w:t>
+      </w:r>
+    </w:p>
+    <w:p>
+      <w:pPr>
+        <w:pStyle w:val="a2"/>
+        <w:numPr>
+          <w:ilvl w:val="0"/>
+          <w:numId w:val="55"/>
+        </w:numPr>
+      </w:pPr>
+      <w:r>
+        <w:t>«</w:t>
+      </w:r>
+      <w:proofErr w:type="spellStart"/>
+      <w:r>
+        <w:rPr>
+          <w:lang w:val="en-US"/>
+        </w:rPr>
+        <w:t>Tkinter</w:t>
+      </w:r>
+      <w:proofErr w:type="spellEnd"/>
+      <w:r>
+        <w:t>»</w:t>
+      </w:r>
+      <w:r>
+        <w:t xml:space="preserve"> [</w:t>
+      </w:r>
+      <w:r>
+        <w:rPr>
+          <w:lang w:val="en-US"/>
+        </w:rPr>
+        <w:fldChar w:fldCharType="begin"/>
+      </w:r>
+      <w:r>
+        <w:instrText xml:space="preserve"> </w:instrText>
+      </w:r>
+      <w:r>
+        <w:rPr>
+          <w:lang w:val="en-US"/>
+        </w:rPr>
+        <w:instrText>REF</w:instrText>
+      </w:r>
+      <w:r>
+        <w:instrText xml:space="preserve"> _</w:instrText>
+      </w:r>
+      <w:r>
+        <w:rPr>
+          <w:lang w:val="en-US"/>
+        </w:rPr>
+        <w:instrText>Ref</w:instrText>
+      </w:r>
+      <w:r>
+        <w:instrText>230290249 \</w:instrText>
+      </w:r>
+      <w:r>
+        <w:rPr>
+          <w:lang w:val="en-US"/>
+        </w:rPr>
+        <w:instrText>r</w:instrText>
+      </w:r>
+      <w:r>
+        <w:instrText xml:space="preserve"> \</w:instrText>
+      </w:r>
+      <w:r>
+        <w:rPr>
+          <w:lang w:val="en-US"/>
+        </w:rPr>
+        <w:instrText>h</w:instrText>
+      </w:r>
+      <w:r>
+        <w:instrText xml:space="preserve"> </w:instrText>
+      </w:r>
+      <w:r>
+        <w:rPr>
+          <w:lang w:val="en-US"/>
+        </w:rPr>
+      </w:r>
+      <w:r>
+        <w:rPr>
+          <w:lang w:val="en-US"/>
+        </w:rPr>
+        <w:fldChar w:fldCharType="separate"/>
+      </w:r>
+      <w:r>
+        <w:t>50</w:t>
+      </w:r>
+      <w:r>
+        <w:rPr>
+          <w:lang w:val="en-US"/>
+        </w:rPr>
+        <w:fldChar w:fldCharType="end"/>
+      </w:r>
+      <w:r>
+        <w:t>]</w:t>
+      </w:r>
+      <w:r>
+        <w:t xml:space="preserve"> – </w:t>
+      </w:r>
+      <w:r>
+        <w:t>встроенная библиотека в «</w:t>
+      </w:r>
+      <w:r>
+        <w:rPr>
+          <w:lang w:val="en-US"/>
+        </w:rPr>
+        <w:t>python</w:t>
+      </w:r>
+      <w:r>
+        <w:t>», позволяющая разрабатывать графические пользовательские интерфейсы</w:t>
+      </w:r>
+      <w:r>
+        <w:t>.</w:t>
+      </w:r>
     </w:p>
     <w:p>
       <w:pPr>
         <w:pStyle w:val="2"/>
       </w:pPr>
-      <w:bookmarkStart w:id="43" w:name="_Toc230226823"/>
+      <w:bookmarkStart w:id="45" w:name="_Toc230278678"/>
       <w:r>
         <w:t>Описание структуры программного продукта</w:t>
       </w:r>
-      <w:bookmarkEnd w:id="43"/>
+      <w:bookmarkEnd w:id="45"/>
+    </w:p>
+    <w:p>
+      <w:pPr>
+        <w:pStyle w:val="a2"/>
+      </w:pPr>
+      <w:r>
+        <w:t>Далее рассмотрим структуру программного продукта. Для этого спроектируем четыре следующих «</w:t>
+      </w:r>
+      <w:r>
+        <w:rPr>
+          <w:lang w:val="en-US"/>
+        </w:rPr>
+        <w:t>UML</w:t>
+      </w:r>
+      <w:r>
+        <w:t>» диаграмм, а именно:</w:t>
+      </w:r>
+    </w:p>
+    <w:p>
+      <w:pPr>
+        <w:pStyle w:val="a2"/>
+        <w:numPr>
+          <w:ilvl w:val="0"/>
+          <w:numId w:val="56"/>
+        </w:numPr>
+      </w:pPr>
+      <w:r>
+        <w:t>диаграмма прецедентов</w:t>
+      </w:r>
+      <w:r>
+        <w:t>,</w:t>
+      </w:r>
+    </w:p>
+    <w:p>
+      <w:pPr>
+        <w:pStyle w:val="a2"/>
+        <w:numPr>
+          <w:ilvl w:val="0"/>
+          <w:numId w:val="56"/>
+        </w:numPr>
+      </w:pPr>
+      <w:r>
+        <w:t>диаграмма классов</w:t>
+      </w:r>
+      <w:r>
+        <w:t>,</w:t>
+      </w:r>
+    </w:p>
+    <w:p>
+      <w:pPr>
+        <w:pStyle w:val="a2"/>
+        <w:numPr>
+          <w:ilvl w:val="0"/>
+          <w:numId w:val="56"/>
+        </w:numPr>
+      </w:pPr>
+      <w:r>
+        <w:t>диаграмма последовательност</w:t>
+      </w:r>
+      <w:r>
+        <w:t>и</w:t>
+      </w:r>
+      <w:r>
+        <w:t>,</w:t>
+      </w:r>
+    </w:p>
+    <w:p>
+      <w:pPr>
+        <w:pStyle w:val="a2"/>
+        <w:numPr>
+          <w:ilvl w:val="0"/>
+          <w:numId w:val="56"/>
+        </w:numPr>
+      </w:pPr>
+      <w:r>
+        <w:t>диаграмма состояний.</w:t>
+      </w:r>
+    </w:p>
+    <w:p>
+      <w:pPr>
+        <w:pStyle w:val="a2"/>
+      </w:pPr>
+      <w:r>
+        <w:t xml:space="preserve">Диаграмма прецедентов была построена </w:t>
+      </w:r>
+      <w:r>
+        <w:t>и</w:t>
+      </w:r>
+      <w:r>
+        <w:t xml:space="preserve"> описана в первой главе выпускной квалификационной работы </w:t>
+      </w:r>
+      <w:r>
+        <w:t>[</w:t>
+      </w:r>
+      <w:r>
+        <w:fldChar w:fldCharType="begin"/>
+      </w:r>
+      <w:r>
+        <w:instrText xml:space="preserve"> REF _Ref230311779 \r \h </w:instrText>
+      </w:r>
+      <w:r>
+        <w:fldChar w:fldCharType="separate"/>
+      </w:r>
+      <w:r>
+        <w:t>3</w:t>
+      </w:r>
+      <w:r>
+        <w:t>.</w:t>
+      </w:r>
+      <w:r>
+        <w:t>4</w:t>
+      </w:r>
+      <w:r>
+        <w:fldChar w:fldCharType="end"/>
+      </w:r>
+      <w:r>
+        <w:t>]</w:t>
+      </w:r>
+      <w:r>
+        <w:t xml:space="preserve"> (</w:t>
+      </w:r>
+      <w:r>
+        <w:fldChar w:fldCharType="begin"/>
+      </w:r>
+      <w:r>
+        <w:instrText xml:space="preserve"> REF _Ref229579436 \h </w:instrText>
+      </w:r>
+      <w:r>
+        <w:fldChar w:fldCharType="separate"/>
+      </w:r>
+      <w:r>
+        <w:t>рисуно</w:t>
+      </w:r>
+      <w:r>
+        <w:t>к</w:t>
+      </w:r>
+      <w:r>
+        <w:t xml:space="preserve"> </w:t>
+      </w:r>
+      <w:r>
+        <w:rPr>
+          <w:noProof/>
+        </w:rPr>
+        <w:t>3</w:t>
+      </w:r>
+      <w:r>
+        <w:t>.</w:t>
+      </w:r>
+      <w:r>
+        <w:rPr>
+          <w:noProof/>
+        </w:rPr>
+        <w:t>3</w:t>
+      </w:r>
+      <w:r>
+        <w:fldChar w:fldCharType="end"/>
+      </w:r>
+      <w:r>
+        <w:t>)</w:t>
+      </w:r>
+      <w:r>
+        <w:t>.</w:t>
+      </w:r>
+    </w:p>
+    <w:p>
+      <w:pPr>
+        <w:pStyle w:val="a2"/>
+      </w:pPr>
+      <w:r>
+        <w:t>Диаграмма классов</w:t>
+      </w:r>
+      <w:r>
+        <w:t xml:space="preserve"> представлена на </w:t>
+      </w:r>
+      <w:r>
+        <w:fldChar w:fldCharType="begin"/>
+      </w:r>
+      <w:r>
+        <w:instrText xml:space="preserve"> REF _Ref230313520 \h </w:instrText>
+      </w:r>
+      <w:r>
+        <w:fldChar w:fldCharType="separate"/>
+      </w:r>
+      <w:r>
+        <w:t xml:space="preserve">рисунке </w:t>
+      </w:r>
+      <w:r>
+        <w:rPr>
+          <w:noProof/>
+        </w:rPr>
+        <w:t>6</w:t>
+      </w:r>
+      <w:r>
+        <w:t>.</w:t>
+      </w:r>
+      <w:r>
+        <w:rPr>
+          <w:noProof/>
+        </w:rPr>
+        <w:t>1</w:t>
+      </w:r>
+      <w:r>
+        <w:fldChar w:fldCharType="end"/>
+      </w:r>
+      <w:r>
+        <w:t>. В системе выделено  5 основных классов:</w:t>
+      </w:r>
+    </w:p>
+    <w:p>
+      <w:pPr>
+        <w:pStyle w:val="a2"/>
+        <w:numPr>
+          <w:ilvl w:val="0"/>
+          <w:numId w:val="57"/>
+        </w:numPr>
+      </w:pPr>
+      <w:r>
+        <w:t>«Интерфейс» – основной класс, предназначенный для проведения прогноза, он имеет ассоциации «1 к 1» с «Ансамблем» и «Нормализаторами»</w:t>
+      </w:r>
+      <w:r>
+        <w:t>;</w:t>
+      </w:r>
+    </w:p>
+    <w:p>
+      <w:pPr>
+        <w:pStyle w:val="a2"/>
+        <w:numPr>
+          <w:ilvl w:val="0"/>
+          <w:numId w:val="57"/>
+        </w:numPr>
+      </w:pPr>
+      <w:r>
+        <w:lastRenderedPageBreak/>
+        <w:t>«Ансамбль» – является агрегацией «1 к 8» «Моделей», то есть класс состоит из обученных нейронных сетей для прогнозирования</w:t>
+      </w:r>
+      <w:r>
+        <w:t>;</w:t>
+      </w:r>
+    </w:p>
+    <w:p>
+      <w:pPr>
+        <w:pStyle w:val="a2"/>
+        <w:numPr>
+          <w:ilvl w:val="0"/>
+          <w:numId w:val="57"/>
+        </w:numPr>
+      </w:pPr>
+      <w:r>
+        <w:t>«Модель» – класс одного многослойного персептрона, который выполняет прогноз только одного свойства</w:t>
+      </w:r>
+      <w:r>
+        <w:t>;</w:t>
+      </w:r>
+    </w:p>
+    <w:p>
+      <w:pPr>
+        <w:pStyle w:val="a2"/>
+        <w:numPr>
+          <w:ilvl w:val="0"/>
+          <w:numId w:val="57"/>
+        </w:numPr>
+      </w:pPr>
+      <w:r>
+        <w:t xml:space="preserve">«Нормализаторы» – класс-родитель, объединяющий в себе </w:t>
+      </w:r>
+      <w:r>
+        <w:t xml:space="preserve">функции </w:t>
+      </w:r>
+      <w:r>
+        <w:t>нормализаци</w:t>
+      </w:r>
+      <w:r>
+        <w:t>и</w:t>
+      </w:r>
+      <w:r>
+        <w:t xml:space="preserve"> и </w:t>
+      </w:r>
+      <w:proofErr w:type="spellStart"/>
+      <w:r>
+        <w:t>денормализации</w:t>
+      </w:r>
+      <w:proofErr w:type="spellEnd"/>
+      <w:r>
+        <w:t xml:space="preserve"> </w:t>
+      </w:r>
+      <w:r>
+        <w:t>(</w:t>
+      </w:r>
+      <w:r>
+        <w:t>обратное преобразование вектора</w:t>
+      </w:r>
+      <w:r>
+        <w:t>) составов и свойств</w:t>
+      </w:r>
+      <w:r>
+        <w:t>;</w:t>
+      </w:r>
+    </w:p>
+    <w:p>
+      <w:pPr>
+        <w:pStyle w:val="a2"/>
+        <w:numPr>
+          <w:ilvl w:val="0"/>
+          <w:numId w:val="57"/>
+        </w:numPr>
+      </w:pPr>
+      <w:r>
+        <w:t xml:space="preserve">«Нормализатор» – </w:t>
+      </w:r>
+      <w:r>
+        <w:t xml:space="preserve">класс нормализатора, состоящий из </w:t>
+      </w:r>
+      <w:r>
+        <w:t xml:space="preserve">средних значений </w:t>
+      </w:r>
+      <w:r>
+        <w:t xml:space="preserve">и </w:t>
+      </w:r>
+      <w:r>
+        <w:t>стандартных отклонений столбцов</w:t>
+      </w:r>
+      <w:r>
+        <w:t>.</w:t>
+      </w:r>
+    </w:p>
+    <w:p>
+      <w:pPr>
+        <w:pStyle w:val="a2"/>
+        <w:jc w:val="center"/>
+      </w:pPr>
+      <w:r>
+        <w:drawing>
+          <wp:inline distT="0" distB="0" distL="0" distR="0" wp14:anchorId="61E04F0C" wp14:editId="3168B185">
+            <wp:extent cx="5842635" cy="1287370"/>
+            <wp:effectExtent l="0" t="0" r="5715" b="8255"/>
+            <wp:docPr id="460531678" name="Рисунок 1"/>
+            <wp:cNvGraphicFramePr>
+              <a:graphicFrameLocks xmlns:a="http://schemas.openxmlformats.org/drawingml/2006/main" noChangeAspect="1"/>
+            </wp:cNvGraphicFramePr>
+            <a:graphic xmlns:a="http://schemas.openxmlformats.org/drawingml/2006/main">
+              <a:graphicData uri="http://schemas.openxmlformats.org/drawingml/2006/picture">
+                <pic:pic xmlns:pic="http://schemas.openxmlformats.org/drawingml/2006/picture">
+                  <pic:nvPicPr>
+                    <pic:cNvPr id="460531678" name=""/>
+                    <pic:cNvPicPr/>
+                  </pic:nvPicPr>
+                  <pic:blipFill>
+                    <a:blip r:embed="rId29"/>
+                    <a:stretch>
+                      <a:fillRect/>
+                    </a:stretch>
+                  </pic:blipFill>
+                  <pic:spPr>
+                    <a:xfrm>
+                      <a:off x="0" y="0"/>
+                      <a:ext cx="5849998" cy="1288992"/>
+                    </a:xfrm>
+                    <a:prstGeom prst="rect">
+                      <a:avLst/>
+                    </a:prstGeom>
+                  </pic:spPr>
+                </pic:pic>
+              </a:graphicData>
+            </a:graphic>
+          </wp:inline>
+        </w:drawing>
+      </w:r>
+    </w:p>
+    <w:p>
+      <w:pPr>
+        <w:pStyle w:val="ab"/>
+      </w:pPr>
+      <w:bookmarkStart w:id="46" w:name="_Ref230313520"/>
+      <w:r>
+        <w:t xml:space="preserve">Рисунок </w:t>
+      </w:r>
+      <w:r>
+        <w:fldChar w:fldCharType="begin"/>
+      </w:r>
+      <w:r>
+        <w:instrText xml:space="preserve"> STYLEREF 1 \s </w:instrText>
+      </w:r>
+      <w:r>
+        <w:fldChar w:fldCharType="separate"/>
+      </w:r>
+      <w:r>
+        <w:rPr>
+          <w:noProof/>
+        </w:rPr>
+        <w:t>6</w:t>
+      </w:r>
+      <w:r>
+        <w:fldChar w:fldCharType="end"/>
+      </w:r>
+      <w:r>
+        <w:t>.</w:t>
+      </w:r>
+      <w:r>
+        <w:fldChar w:fldCharType="begin"/>
+      </w:r>
+      <w:r>
+        <w:instrText xml:space="preserve"> SEQ Рисунок \* ARABIC \s 1 </w:instrText>
+      </w:r>
+      <w:r>
+        <w:fldChar w:fldCharType="separate"/>
+      </w:r>
+      <w:r>
+        <w:rPr>
+          <w:noProof/>
+        </w:rPr>
+        <w:t>1</w:t>
+      </w:r>
+      <w:r>
+        <w:fldChar w:fldCharType="end"/>
+      </w:r>
+      <w:bookmarkEnd w:id="46"/>
+      <w:r>
+        <w:t xml:space="preserve"> – </w:t>
+      </w:r>
+      <w:r>
+        <w:t>«</w:t>
+      </w:r>
+      <w:r>
+        <w:rPr>
+          <w:lang w:val="en-US"/>
+        </w:rPr>
+        <w:t>UML</w:t>
+      </w:r>
+      <w:r>
+        <w:t>»</w:t>
+      </w:r>
+      <w:r>
+        <w:t xml:space="preserve"> </w:t>
+      </w:r>
+      <w:r>
+        <w:t xml:space="preserve">– диаграмма </w:t>
+      </w:r>
+      <w:r>
+        <w:t>классов</w:t>
+      </w:r>
+    </w:p>
+    <w:p>
+      <w:pPr>
+        <w:pStyle w:val="a2"/>
+      </w:pPr>
+      <w:r>
+        <w:fldChar w:fldCharType="begin"/>
+      </w:r>
+      <w:r>
+        <w:instrText xml:space="preserve"> REF _Ref230314427 \h </w:instrText>
+      </w:r>
+      <w:r>
+        <w:fldChar w:fldCharType="separate"/>
+      </w:r>
+      <w:r>
+        <w:t xml:space="preserve">Рисунок </w:t>
+      </w:r>
+      <w:r>
+        <w:rPr>
+          <w:noProof/>
+        </w:rPr>
+        <w:t>6</w:t>
+      </w:r>
+      <w:r>
+        <w:t>.</w:t>
+      </w:r>
+      <w:r>
+        <w:rPr>
+          <w:noProof/>
+        </w:rPr>
+        <w:t>2</w:t>
+      </w:r>
+      <w:r>
+        <w:fldChar w:fldCharType="end"/>
+      </w:r>
+      <w:r>
+        <w:t xml:space="preserve"> содержит д</w:t>
+      </w:r>
+      <w:r>
+        <w:t>иаграмм</w:t>
+      </w:r>
+      <w:r>
+        <w:t>у</w:t>
+      </w:r>
+      <w:r>
+        <w:t xml:space="preserve"> последовательност</w:t>
+      </w:r>
+      <w:r>
+        <w:t>и</w:t>
+      </w:r>
+      <w:r>
+        <w:t xml:space="preserve"> прогнозирования свойств</w:t>
+      </w:r>
+      <w:r>
+        <w:t>, которая состоит из 5 объектов с линиями жизней</w:t>
+      </w:r>
+      <w:r>
+        <w:t xml:space="preserve">: «Исследователь», «Интерфейс», «Нормализаторы», «Ансамбль», «Модели». Работа программы представляет собой бесконечный цикл, в котором происходит ввод состава, его проверка и последующая нормализация, а также непосредственно прогноз, после чего система возвращает его результаты </w:t>
+      </w:r>
+      <w:r>
+        <w:t>[</w:t>
+      </w:r>
+      <w:r>
+        <w:t>результаты прогноза</w:t>
+      </w:r>
+      <w:r>
+        <w:t>]</w:t>
+      </w:r>
+      <w:r>
+        <w:t>.</w:t>
+      </w:r>
+    </w:p>
+    <w:p>
+      <w:pPr>
+        <w:pStyle w:val="a2"/>
+        <w:jc w:val="center"/>
+      </w:pPr>
+      <w:r>
+        <w:lastRenderedPageBreak/>
+        <w:drawing>
+          <wp:inline distT="0" distB="0" distL="0" distR="0" wp14:anchorId="0966BC5D" wp14:editId="470EAA5E">
+            <wp:extent cx="5975985" cy="4443588"/>
+            <wp:effectExtent l="0" t="0" r="5715" b="0"/>
+            <wp:docPr id="1510558625" name="Рисунок 1"/>
+            <wp:cNvGraphicFramePr>
+              <a:graphicFrameLocks xmlns:a="http://schemas.openxmlformats.org/drawingml/2006/main" noChangeAspect="1"/>
+            </wp:cNvGraphicFramePr>
+            <a:graphic xmlns:a="http://schemas.openxmlformats.org/drawingml/2006/main">
+              <a:graphicData uri="http://schemas.openxmlformats.org/drawingml/2006/picture">
+                <pic:pic xmlns:pic="http://schemas.openxmlformats.org/drawingml/2006/picture">
+                  <pic:nvPicPr>
+                    <pic:cNvPr id="1510558625" name=""/>
+                    <pic:cNvPicPr/>
+                  </pic:nvPicPr>
+                  <pic:blipFill>
+                    <a:blip r:embed="rId30"/>
+                    <a:stretch>
+                      <a:fillRect/>
+                    </a:stretch>
+                  </pic:blipFill>
+                  <pic:spPr>
+                    <a:xfrm>
+                      <a:off x="0" y="0"/>
+                      <a:ext cx="5985978" cy="4451019"/>
+                    </a:xfrm>
+                    <a:prstGeom prst="rect">
+                      <a:avLst/>
+                    </a:prstGeom>
+                  </pic:spPr>
+                </pic:pic>
+              </a:graphicData>
+            </a:graphic>
+          </wp:inline>
+        </w:drawing>
+      </w:r>
+    </w:p>
+    <w:p>
+      <w:pPr>
+        <w:pStyle w:val="ab"/>
+      </w:pPr>
+      <w:bookmarkStart w:id="47" w:name="_Ref230314427"/>
+      <w:r>
+        <w:t xml:space="preserve">Рисунок </w:t>
+      </w:r>
+      <w:r>
+        <w:fldChar w:fldCharType="begin"/>
+      </w:r>
+      <w:r>
+        <w:instrText xml:space="preserve"> STYLEREF 1 \s </w:instrText>
+      </w:r>
+      <w:r>
+        <w:fldChar w:fldCharType="separate"/>
+      </w:r>
+      <w:r>
+        <w:rPr>
+          <w:noProof/>
+        </w:rPr>
+        <w:t>6</w:t>
+      </w:r>
+      <w:r>
+        <w:fldChar w:fldCharType="end"/>
+      </w:r>
+      <w:r>
+        <w:t>.</w:t>
+      </w:r>
+      <w:r>
+        <w:fldChar w:fldCharType="begin"/>
+      </w:r>
+      <w:r>
+        <w:instrText xml:space="preserve"> SEQ Рисунок \* ARABIC \s 1 </w:instrText>
+      </w:r>
+      <w:r>
+        <w:fldChar w:fldCharType="separate"/>
+      </w:r>
+      <w:r>
+        <w:rPr>
+          <w:noProof/>
+        </w:rPr>
+        <w:t>2</w:t>
+      </w:r>
+      <w:r>
+        <w:fldChar w:fldCharType="end"/>
+      </w:r>
+      <w:bookmarkEnd w:id="47"/>
+      <w:r>
+        <w:t xml:space="preserve"> – </w:t>
+      </w:r>
+      <w:r>
+        <w:t>«</w:t>
+      </w:r>
+      <w:r>
+        <w:rPr>
+          <w:lang w:val="en-US"/>
+        </w:rPr>
+        <w:t>UML</w:t>
+      </w:r>
+      <w:r>
+        <w:t>»</w:t>
+      </w:r>
+      <w:r>
+        <w:t xml:space="preserve"> </w:t>
+      </w:r>
+      <w:r>
+        <w:t>– диаграмма последовательност</w:t>
+      </w:r>
+      <w:r>
+        <w:t>и</w:t>
+      </w:r>
+    </w:p>
+    <w:p>
+      <w:pPr>
+        <w:pStyle w:val="a2"/>
+      </w:pPr>
+      <w:r>
+        <w:t>Наконец рассмотрим д</w:t>
+      </w:r>
+      <w:r>
+        <w:t>иаграмм</w:t>
+      </w:r>
+      <w:r>
+        <w:t>у</w:t>
+      </w:r>
+      <w:r>
+        <w:t xml:space="preserve"> состояний</w:t>
+      </w:r>
+      <w:r>
+        <w:t xml:space="preserve">, представленную на </w:t>
+      </w:r>
+      <w:r>
+        <w:fldChar w:fldCharType="begin"/>
+      </w:r>
+      <w:r>
+        <w:instrText xml:space="preserve"> REF _Ref230315403 \h </w:instrText>
+      </w:r>
+      <w:r>
+        <w:fldChar w:fldCharType="separate"/>
+      </w:r>
+      <w:r>
+        <w:t xml:space="preserve">рисунке </w:t>
+      </w:r>
+      <w:r>
+        <w:rPr>
+          <w:noProof/>
+        </w:rPr>
+        <w:t>6</w:t>
+      </w:r>
+      <w:r>
+        <w:t>.</w:t>
+      </w:r>
+      <w:r>
+        <w:rPr>
+          <w:noProof/>
+        </w:rPr>
+        <w:t>3</w:t>
+      </w:r>
+      <w:r>
+        <w:fldChar w:fldCharType="end"/>
+      </w:r>
+      <w:r>
+        <w:t>. В программе выявлено множество состояний и переходов, которые подробно поясняют действия системы от запуска программы, ввода, проверки и нормализации состава, проведении прогнозирования всех свойств, их восстановлении и окончательном получении. Диаграмма явно показывает, что за один запуск программного обеспечения можно спрогнозировать свойства сколько угодно раз.</w:t>
+      </w:r>
+    </w:p>
+    <w:p>
+      <w:pPr>
+        <w:pStyle w:val="a2"/>
+        <w:jc w:val="center"/>
+      </w:pPr>
+      <w:r>
+        <w:lastRenderedPageBreak/>
+        <w:drawing>
+          <wp:inline distT="0" distB="0" distL="0" distR="0" wp14:anchorId="0EC5F699" wp14:editId="47D944B9">
+            <wp:extent cx="5928360" cy="2452373"/>
+            <wp:effectExtent l="0" t="0" r="6350" b="8255"/>
+            <wp:docPr id="2067432490" name="Рисунок 1"/>
+            <wp:cNvGraphicFramePr>
+              <a:graphicFrameLocks xmlns:a="http://schemas.openxmlformats.org/drawingml/2006/main" noChangeAspect="1"/>
+            </wp:cNvGraphicFramePr>
+            <a:graphic xmlns:a="http://schemas.openxmlformats.org/drawingml/2006/main">
+              <a:graphicData uri="http://schemas.openxmlformats.org/drawingml/2006/picture">
+                <pic:pic xmlns:pic="http://schemas.openxmlformats.org/drawingml/2006/picture">
+                  <pic:nvPicPr>
+                    <pic:cNvPr id="2067432490" name=""/>
+                    <pic:cNvPicPr/>
+                  </pic:nvPicPr>
+                  <pic:blipFill>
+                    <a:blip r:embed="rId31"/>
+                    <a:stretch>
+                      <a:fillRect/>
+                    </a:stretch>
+                  </pic:blipFill>
+                  <pic:spPr>
+                    <a:xfrm>
+                      <a:off x="0" y="0"/>
+                      <a:ext cx="5928360" cy="2452373"/>
+                    </a:xfrm>
+                    <a:prstGeom prst="rect">
+                      <a:avLst/>
+                    </a:prstGeom>
+                  </pic:spPr>
+                </pic:pic>
+              </a:graphicData>
+            </a:graphic>
+          </wp:inline>
+        </w:drawing>
+      </w:r>
+    </w:p>
+    <w:p>
+      <w:pPr>
+        <w:pStyle w:val="ab"/>
+      </w:pPr>
+      <w:bookmarkStart w:id="48" w:name="_Ref230315403"/>
+      <w:r>
+        <w:t xml:space="preserve">Рисунок </w:t>
+      </w:r>
+      <w:r>
+        <w:fldChar w:fldCharType="begin"/>
+      </w:r>
+      <w:r>
+        <w:instrText xml:space="preserve"> STYLEREF 1 \s </w:instrText>
+      </w:r>
+      <w:r>
+        <w:fldChar w:fldCharType="separate"/>
+      </w:r>
+      <w:r>
+        <w:rPr>
+          <w:noProof/>
+        </w:rPr>
+        <w:t>6</w:t>
+      </w:r>
+      <w:r>
+        <w:fldChar w:fldCharType="end"/>
+      </w:r>
+      <w:r>
+        <w:t>.</w:t>
+      </w:r>
+      <w:r>
+        <w:fldChar w:fldCharType="begin"/>
+      </w:r>
+      <w:r>
+        <w:instrText xml:space="preserve"> SEQ Рисунок \* ARABIC \s 1 </w:instrText>
+      </w:r>
+      <w:r>
+        <w:fldChar w:fldCharType="separate"/>
+      </w:r>
+      <w:r>
+        <w:rPr>
+          <w:noProof/>
+        </w:rPr>
+        <w:t>3</w:t>
+      </w:r>
+      <w:r>
+        <w:fldChar w:fldCharType="end"/>
+      </w:r>
+      <w:bookmarkEnd w:id="48"/>
+      <w:r>
+        <w:t xml:space="preserve"> – </w:t>
+      </w:r>
+      <w:r>
+        <w:t>«</w:t>
+      </w:r>
+      <w:r>
+        <w:rPr>
+          <w:lang w:val="en-US"/>
+        </w:rPr>
+        <w:t>UML</w:t>
+      </w:r>
+      <w:r>
+        <w:t>»</w:t>
+      </w:r>
+      <w:r>
+        <w:t xml:space="preserve"> </w:t>
+      </w:r>
+      <w:r>
+        <w:t>– диаграмма состояний</w:t>
+      </w:r>
     </w:p>
     <w:p>
       <w:pPr>
         <w:pStyle w:val="2"/>
       </w:pPr>
-      <w:bookmarkStart w:id="44" w:name="_Toc230226824"/>
+      <w:bookmarkStart w:id="49" w:name="_Toc230278679"/>
       <w:r>
         <w:t>Описание интерфейса</w:t>
       </w:r>
-      <w:bookmarkEnd w:id="44"/>
+      <w:bookmarkEnd w:id="49"/>
+    </w:p>
+    <w:p>
+      <w:pPr>
+        <w:pStyle w:val="a2"/>
+      </w:pPr>
     </w:p>
     <w:p>
       <w:pPr>
         <w:pStyle w:val="2"/>
       </w:pPr>
-      <w:bookmarkStart w:id="45" w:name="_Toc230226825"/>
+      <w:bookmarkStart w:id="50" w:name="_Toc230278680"/>
       <w:r>
         <w:t>Вычислительный эксперимент</w:t>
       </w:r>
-      <w:bookmarkEnd w:id="45"/>
+      <w:bookmarkEnd w:id="50"/>
+    </w:p>
+    <w:p>
+      <w:pPr>
+        <w:pStyle w:val="a2"/>
+      </w:pPr>
     </w:p>
     <w:p>
       <w:pPr>
         <w:pStyle w:val="2"/>
       </w:pPr>
-      <w:bookmarkStart w:id="46" w:name="_Toc230226826"/>
+      <w:bookmarkStart w:id="51" w:name="_Toc230278681"/>
       <w:r>
         <w:t>Тестирование</w:t>
       </w:r>
-      <w:bookmarkEnd w:id="46"/>
+      <w:bookmarkEnd w:id="51"/>
+    </w:p>
+    <w:p>
+      <w:pPr>
+        <w:pStyle w:val="a2"/>
+      </w:pPr>
     </w:p>
     <w:p>
       <w:pPr>
         <w:pStyle w:val="2"/>
       </w:pPr>
-      <w:bookmarkStart w:id="47" w:name="_Toc230226827"/>
+      <w:bookmarkStart w:id="52" w:name="_Toc230278682"/>
       <w:r>
         <w:t>Оценка качества</w:t>
       </w:r>
-      <w:bookmarkEnd w:id="47"/>
+      <w:bookmarkEnd w:id="52"/>
+    </w:p>
+    <w:p>
+      <w:pPr>
+        <w:pStyle w:val="a2"/>
+      </w:pPr>
     </w:p>
     <w:p>
       <w:pPr>
         <w:pStyle w:val="1"/>
       </w:pPr>
-      <w:bookmarkStart w:id="48" w:name="_Toc230226828"/>
+      <w:bookmarkStart w:id="53" w:name="_Toc230278683"/>
       <w:r>
         <w:lastRenderedPageBreak/>
         <w:t>Заключение</w:t>
       </w:r>
-      <w:bookmarkEnd w:id="48"/>
+      <w:bookmarkEnd w:id="53"/>
       <w:r>
         <w:t xml:space="preserve"> </w:t>
       </w:r>
@@ -36382,12 +38502,12 @@
           <w:lang w:val="en-US"/>
         </w:rPr>
       </w:pPr>
-      <w:bookmarkStart w:id="49" w:name="_Toc230226829"/>
+      <w:bookmarkStart w:id="54" w:name="_Toc230278684"/>
       <w:r>
         <w:lastRenderedPageBreak/>
         <w:t>Список литературы</w:t>
       </w:r>
-      <w:bookmarkEnd w:id="49"/>
+      <w:bookmarkEnd w:id="54"/>
       <w:r>
         <w:t xml:space="preserve"> </w:t>
       </w:r>
@@ -36400,7 +38520,7 @@
         <w:t>Ссылки на источники:</w:t>
       </w:r>
     </w:p>
-    <w:bookmarkStart w:id="50" w:name="_Ref229182281"/>
+    <w:bookmarkStart w:id="55" w:name="_Ref229182281"/>
     <w:p>
       <w:pPr>
         <w:pStyle w:val="a2"/>
@@ -36439,21 +38559,23 @@
       <w:r>
         <w:t>– о программном пакете «</w:t>
       </w:r>
+      <w:proofErr w:type="spellStart"/>
       <w:r>
         <w:rPr>
           <w:lang w:val="en-US"/>
         </w:rPr>
         <w:t>JMatPro</w:t>
       </w:r>
+      <w:proofErr w:type="spellEnd"/>
       <w:r>
         <w:t>»</w:t>
       </w:r>
       <w:r>
         <w:t>;</w:t>
       </w:r>
-      <w:bookmarkEnd w:id="50"/>
-    </w:p>
-    <w:bookmarkStart w:id="51" w:name="_Ref229182284"/>
+      <w:bookmarkEnd w:id="55"/>
+    </w:p>
+    <w:bookmarkStart w:id="56" w:name="_Ref229182284"/>
     <w:p>
       <w:pPr>
         <w:pStyle w:val="a2"/>
@@ -36492,12 +38614,14 @@
       <w:r>
         <w:t>– о программном пакете «</w:t>
       </w:r>
+      <w:proofErr w:type="spellStart"/>
       <w:r>
         <w:rPr>
           <w:lang w:val="en-US"/>
         </w:rPr>
         <w:t>Thermo</w:t>
       </w:r>
+      <w:proofErr w:type="spellEnd"/>
       <w:r>
         <w:t>-</w:t>
       </w:r>
@@ -36513,12 +38637,12 @@
       <w:r>
         <w:t>;</w:t>
       </w:r>
-      <w:bookmarkEnd w:id="51"/>
+      <w:bookmarkEnd w:id="56"/>
       <w:r>
         <w:t xml:space="preserve"> </w:t>
       </w:r>
     </w:p>
-    <w:bookmarkStart w:id="52" w:name="_Ref229182287"/>
+    <w:bookmarkStart w:id="57" w:name="_Ref229182287"/>
     <w:p>
       <w:pPr>
         <w:pStyle w:val="a2"/>
@@ -36590,9 +38714,9 @@
       <w:r>
         <w:t>;</w:t>
       </w:r>
-      <w:bookmarkEnd w:id="52"/>
-    </w:p>
-    <w:bookmarkStart w:id="53" w:name="_Ref229261743"/>
+      <w:bookmarkEnd w:id="57"/>
+    </w:p>
+    <w:bookmarkStart w:id="58" w:name="_Ref229261743"/>
     <w:p>
       <w:pPr>
         <w:pStyle w:val="a2"/>
@@ -36674,6 +38798,7 @@
         </w:rPr>
         <w:t>://</w:t>
       </w:r>
+      <w:proofErr w:type="spellStart"/>
       <w:r>
         <w:rPr>
           <w:rStyle w:val="ad"/>
@@ -36681,12 +38806,14 @@
         </w:rPr>
         <w:t>xumuk</w:t>
       </w:r>
+      <w:proofErr w:type="spellEnd"/>
       <w:r>
         <w:rPr>
           <w:rStyle w:val="ad"/>
         </w:rPr>
         <w:t>.</w:t>
       </w:r>
+      <w:proofErr w:type="spellStart"/>
       <w:r>
         <w:rPr>
           <w:rStyle w:val="ad"/>
@@ -36694,12 +38821,14 @@
         </w:rPr>
         <w:t>ru</w:t>
       </w:r>
+      <w:proofErr w:type="spellEnd"/>
       <w:r>
         <w:rPr>
           <w:rStyle w:val="ad"/>
         </w:rPr>
         <w:t>/</w:t>
       </w:r>
+      <w:proofErr w:type="spellStart"/>
       <w:r>
         <w:rPr>
           <w:rStyle w:val="ad"/>
@@ -36707,6 +38836,7 @@
         </w:rPr>
         <w:t>encyklopedia</w:t>
       </w:r>
+      <w:proofErr w:type="spellEnd"/>
       <w:r>
         <w:rPr>
           <w:rStyle w:val="ad"/>
@@ -36726,7 +38856,7 @@
       <w:r>
         <w:t xml:space="preserve"> </w:t>
       </w:r>
-      <w:bookmarkEnd w:id="53"/>
+      <w:bookmarkEnd w:id="58"/>
       <w:r>
         <w:t>– о сплавах</w:t>
       </w:r>
@@ -36737,7 +38867,7 @@
         <w:t xml:space="preserve"> </w:t>
       </w:r>
     </w:p>
-    <w:bookmarkStart w:id="54" w:name="_Ref229265836"/>
+    <w:bookmarkStart w:id="59" w:name="_Ref229265836"/>
     <w:p>
       <w:pPr>
         <w:pStyle w:val="a2"/>
@@ -36791,9 +38921,9 @@
       <w:r>
         <w:t>;</w:t>
       </w:r>
-      <w:bookmarkEnd w:id="54"/>
-    </w:p>
-    <w:bookmarkStart w:id="55" w:name="_Ref229265839"/>
+      <w:bookmarkEnd w:id="59"/>
+    </w:p>
+    <w:bookmarkStart w:id="60" w:name="_Ref229265839"/>
     <w:p>
       <w:pPr>
         <w:pStyle w:val="a2"/>
@@ -36832,9 +38962,9 @@
       <w:r>
         <w:t>;</w:t>
       </w:r>
-      <w:bookmarkEnd w:id="55"/>
-    </w:p>
-    <w:bookmarkStart w:id="56" w:name="_Ref229265844"/>
+      <w:bookmarkEnd w:id="60"/>
+    </w:p>
+    <w:bookmarkStart w:id="61" w:name="_Ref229265844"/>
     <w:p>
       <w:pPr>
         <w:pStyle w:val="a2"/>
@@ -36873,9 +39003,9 @@
       <w:r>
         <w:t>;</w:t>
       </w:r>
-      <w:bookmarkEnd w:id="56"/>
-    </w:p>
-    <w:bookmarkStart w:id="57" w:name="_Ref229265847"/>
+      <w:bookmarkEnd w:id="61"/>
+    </w:p>
+    <w:bookmarkStart w:id="62" w:name="_Ref229265847"/>
     <w:p>
       <w:pPr>
         <w:pStyle w:val="a2"/>
@@ -36920,9 +39050,9 @@
       <w:r>
         <w:t>;</w:t>
       </w:r>
-      <w:bookmarkEnd w:id="57"/>
-    </w:p>
-    <w:bookmarkStart w:id="58" w:name="_Ref229265848"/>
+      <w:bookmarkEnd w:id="62"/>
+    </w:p>
+    <w:bookmarkStart w:id="63" w:name="_Ref229265848"/>
     <w:p>
       <w:pPr>
         <w:pStyle w:val="a2"/>
@@ -36967,9 +39097,9 @@
       <w:r>
         <w:t>;</w:t>
       </w:r>
-      <w:bookmarkEnd w:id="58"/>
-    </w:p>
-    <w:bookmarkStart w:id="59" w:name="_Ref229265991"/>
+      <w:bookmarkEnd w:id="63"/>
+    </w:p>
+    <w:bookmarkStart w:id="64" w:name="_Ref229265991"/>
     <w:p>
       <w:pPr>
         <w:pStyle w:val="a2"/>
@@ -37017,9 +39147,9 @@
       <w:r>
         <w:t>;</w:t>
       </w:r>
-      <w:bookmarkEnd w:id="59"/>
-    </w:p>
-    <w:bookmarkStart w:id="60" w:name="_Ref229267665"/>
+      <w:bookmarkEnd w:id="64"/>
+    </w:p>
+    <w:bookmarkStart w:id="65" w:name="_Ref229267665"/>
     <w:p>
       <w:pPr>
         <w:pStyle w:val="a2"/>
@@ -37064,9 +39194,9 @@
       <w:r>
         <w:t>;</w:t>
       </w:r>
-      <w:bookmarkEnd w:id="60"/>
-    </w:p>
-    <w:bookmarkStart w:id="61" w:name="_Ref229267979"/>
+      <w:bookmarkEnd w:id="65"/>
+    </w:p>
+    <w:bookmarkStart w:id="66" w:name="_Ref229267979"/>
     <w:p>
       <w:pPr>
         <w:pStyle w:val="a2"/>
@@ -37118,9 +39248,9 @@
       <w:r>
         <w:t>;</w:t>
       </w:r>
-      <w:bookmarkEnd w:id="61"/>
-    </w:p>
-    <w:bookmarkStart w:id="62" w:name="_Ref229268587"/>
+      <w:bookmarkEnd w:id="66"/>
+    </w:p>
+    <w:bookmarkStart w:id="67" w:name="_Ref229268587"/>
     <w:p>
       <w:pPr>
         <w:pStyle w:val="a2"/>
@@ -37165,9 +39295,9 @@
       <w:r>
         <w:t>;</w:t>
       </w:r>
-      <w:bookmarkEnd w:id="62"/>
-    </w:p>
-    <w:bookmarkStart w:id="63" w:name="_Ref229269503"/>
+      <w:bookmarkEnd w:id="67"/>
+    </w:p>
+    <w:bookmarkStart w:id="68" w:name="_Ref229269503"/>
     <w:p>
       <w:pPr>
         <w:pStyle w:val="a2"/>
@@ -37206,7 +39336,7 @@
       <w:r>
         <w:t>;</w:t>
       </w:r>
-      <w:bookmarkEnd w:id="63"/>
+      <w:bookmarkEnd w:id="68"/>
     </w:p>
     <w:p>
       <w:pPr>
@@ -37216,8 +39346,8 @@
           <w:numId w:val="7"/>
         </w:numPr>
       </w:pPr>
-      <w:hyperlink r:id="rId29" w:history="1">
-        <w:bookmarkStart w:id="64" w:name="_Ref229189544"/>
+      <w:hyperlink r:id="rId32" w:history="1">
+        <w:bookmarkStart w:id="69" w:name="_Ref229189544"/>
         <w:r>
           <w:rPr>
             <w:rStyle w:val="ad"/>
@@ -37244,6 +39374,7 @@
           </w:rPr>
           <w:t>.</w:t>
         </w:r>
+        <w:proofErr w:type="spellStart"/>
         <w:r>
           <w:rPr>
             <w:rStyle w:val="ad"/>
@@ -37251,12 +39382,14 @@
           </w:rPr>
           <w:t>romdent</w:t>
         </w:r>
+        <w:proofErr w:type="spellEnd"/>
         <w:r>
           <w:rPr>
             <w:rStyle w:val="ad"/>
           </w:rPr>
           <w:t>.</w:t>
         </w:r>
+        <w:proofErr w:type="spellStart"/>
         <w:r>
           <w:rPr>
             <w:rStyle w:val="ad"/>
@@ -37264,6 +39397,7 @@
           </w:rPr>
           <w:t>ru</w:t>
         </w:r>
+        <w:proofErr w:type="spellEnd"/>
         <w:r>
           <w:rPr>
             <w:rStyle w:val="ad"/>
@@ -37303,7 +39437,7 @@
           </w:rPr>
           <w:t>alloys</w:t>
         </w:r>
-        <w:bookmarkEnd w:id="64"/>
+        <w:bookmarkEnd w:id="69"/>
       </w:hyperlink>
       <w:r>
         <w:t xml:space="preserve"> </w:t>
@@ -37356,8 +39490,8 @@
           <w:numId w:val="7"/>
         </w:numPr>
       </w:pPr>
-      <w:hyperlink r:id="rId30" w:history="1">
-        <w:bookmarkStart w:id="65" w:name="_Ref229189545"/>
+      <w:hyperlink r:id="rId33" w:history="1">
+        <w:bookmarkStart w:id="70" w:name="_Ref229189545"/>
         <w:r>
           <w:rPr>
             <w:rStyle w:val="ad"/>
@@ -37384,6 +39518,7 @@
           </w:rPr>
           <w:t>.</w:t>
         </w:r>
+        <w:proofErr w:type="spellStart"/>
         <w:r>
           <w:rPr>
             <w:rStyle w:val="ad"/>
@@ -37391,12 +39526,14 @@
           </w:rPr>
           <w:t>stombest</w:t>
         </w:r>
+        <w:proofErr w:type="spellEnd"/>
         <w:r>
           <w:rPr>
             <w:rStyle w:val="ad"/>
           </w:rPr>
           <w:t>.</w:t>
         </w:r>
+        <w:proofErr w:type="spellStart"/>
         <w:r>
           <w:rPr>
             <w:rStyle w:val="ad"/>
@@ -37404,12 +39541,14 @@
           </w:rPr>
           <w:t>ru</w:t>
         </w:r>
+        <w:proofErr w:type="spellEnd"/>
         <w:r>
           <w:rPr>
             <w:rStyle w:val="ad"/>
           </w:rPr>
           <w:t>/</w:t>
         </w:r>
+        <w:proofErr w:type="spellStart"/>
         <w:r>
           <w:rPr>
             <w:rStyle w:val="ad"/>
@@ -37417,12 +39556,14 @@
           </w:rPr>
           <w:t>poleznye</w:t>
         </w:r>
+        <w:proofErr w:type="spellEnd"/>
         <w:r>
           <w:rPr>
             <w:rStyle w:val="ad"/>
           </w:rPr>
           <w:t>-</w:t>
         </w:r>
+        <w:proofErr w:type="spellStart"/>
         <w:r>
           <w:rPr>
             <w:rStyle w:val="ad"/>
@@ -37430,12 +39571,14 @@
           </w:rPr>
           <w:t>stati</w:t>
         </w:r>
+        <w:proofErr w:type="spellEnd"/>
         <w:r>
           <w:rPr>
             <w:rStyle w:val="ad"/>
           </w:rPr>
           <w:t>/</w:t>
         </w:r>
+        <w:proofErr w:type="spellStart"/>
         <w:r>
           <w:rPr>
             <w:rStyle w:val="ad"/>
@@ -37443,12 +39586,14 @@
           </w:rPr>
           <w:t>metally</w:t>
         </w:r>
+        <w:proofErr w:type="spellEnd"/>
         <w:r>
           <w:rPr>
             <w:rStyle w:val="ad"/>
           </w:rPr>
           <w:t>-</w:t>
         </w:r>
+        <w:proofErr w:type="spellStart"/>
         <w:r>
           <w:rPr>
             <w:rStyle w:val="ad"/>
@@ -37456,12 +39601,14 @@
           </w:rPr>
           <w:t>i</w:t>
         </w:r>
+        <w:proofErr w:type="spellEnd"/>
         <w:r>
           <w:rPr>
             <w:rStyle w:val="ad"/>
           </w:rPr>
           <w:t>-</w:t>
         </w:r>
+        <w:proofErr w:type="spellStart"/>
         <w:r>
           <w:rPr>
             <w:rStyle w:val="ad"/>
@@ -37469,12 +39616,14 @@
           </w:rPr>
           <w:t>ih</w:t>
         </w:r>
+        <w:proofErr w:type="spellEnd"/>
         <w:r>
           <w:rPr>
             <w:rStyle w:val="ad"/>
           </w:rPr>
           <w:t>-</w:t>
         </w:r>
+        <w:proofErr w:type="spellStart"/>
         <w:r>
           <w:rPr>
             <w:rStyle w:val="ad"/>
@@ -37482,12 +39631,14 @@
           </w:rPr>
           <w:t>splavy</w:t>
         </w:r>
+        <w:proofErr w:type="spellEnd"/>
         <w:r>
           <w:rPr>
             <w:rStyle w:val="ad"/>
           </w:rPr>
           <w:t>-</w:t>
         </w:r>
+        <w:proofErr w:type="spellStart"/>
         <w:r>
           <w:rPr>
             <w:rStyle w:val="ad"/>
@@ -37495,12 +39646,14 @@
           </w:rPr>
           <w:t>ispolzuemye</w:t>
         </w:r>
+        <w:proofErr w:type="spellEnd"/>
         <w:r>
           <w:rPr>
             <w:rStyle w:val="ad"/>
           </w:rPr>
           <w:t>-</w:t>
         </w:r>
+        <w:proofErr w:type="spellStart"/>
         <w:r>
           <w:rPr>
             <w:rStyle w:val="ad"/>
@@ -37508,7 +39661,8 @@
           </w:rPr>
           <w:t>stomatologami</w:t>
         </w:r>
-        <w:bookmarkEnd w:id="65"/>
+        <w:bookmarkEnd w:id="70"/>
+        <w:proofErr w:type="spellEnd"/>
       </w:hyperlink>
       <w:r>
         <w:t xml:space="preserve"> </w:t>
@@ -37531,8 +39685,8 @@
           <w:numId w:val="7"/>
         </w:numPr>
       </w:pPr>
-      <w:hyperlink r:id="rId31" w:history="1">
-        <w:bookmarkStart w:id="66" w:name="_Ref229189547"/>
+      <w:hyperlink r:id="rId34" w:history="1">
+        <w:bookmarkStart w:id="71" w:name="_Ref229189547"/>
         <w:r>
           <w:rPr>
             <w:rStyle w:val="ad"/>
@@ -37546,12 +39700,42 @@
           </w:rPr>
           <w:t>://</w:t>
         </w:r>
+        <w:proofErr w:type="spellStart"/>
         <w:r>
           <w:rPr>
             <w:rStyle w:val="ad"/>
             <w:lang w:val="en-US"/>
           </w:rPr>
           <w:t>ru</w:t>
+        </w:r>
+        <w:proofErr w:type="spellEnd"/>
+        <w:r>
+          <w:rPr>
+            <w:rStyle w:val="ad"/>
+          </w:rPr>
+          <w:t>.</w:t>
+        </w:r>
+        <w:proofErr w:type="spellStart"/>
+        <w:r>
+          <w:rPr>
+            <w:rStyle w:val="ad"/>
+            <w:lang w:val="en-US"/>
+          </w:rPr>
+          <w:t>ohi</w:t>
+        </w:r>
+        <w:proofErr w:type="spellEnd"/>
+        <w:r>
+          <w:rPr>
+            <w:rStyle w:val="ad"/>
+          </w:rPr>
+          <w:t>-</w:t>
+        </w:r>
+        <w:r>
+          <w:rPr>
+            <w:rStyle w:val="ad"/>
+            <w:lang w:val="en-US"/>
+          </w:rPr>
+          <w:t>s</w:t>
         </w:r>
         <w:r>
           <w:rPr>
@@ -37564,7 +39748,20 @@
             <w:rStyle w:val="ad"/>
             <w:lang w:val="en-US"/>
           </w:rPr>
-          <w:t>ohi</w:t>
+          <w:t>com</w:t>
+        </w:r>
+        <w:r>
+          <w:rPr>
+            <w:rStyle w:val="ad"/>
+          </w:rPr>
+          <w:t>/</w:t>
+        </w:r>
+        <w:r>
+          <w:rPr>
+            <w:rStyle w:val="ad"/>
+            <w:lang w:val="en-US"/>
+          </w:rPr>
+          <w:t>articles</w:t>
         </w:r>
         <w:r>
           <w:rPr>
@@ -37577,34 +39774,23 @@
             <w:rStyle w:val="ad"/>
             <w:lang w:val="en-US"/>
           </w:rPr>
-          <w:t>s</w:t>
+          <w:t>videos</w:t>
         </w:r>
         <w:r>
           <w:rPr>
             <w:rStyle w:val="ad"/>
           </w:rPr>
-          <w:t>.</w:t>
+          <w:t>/</w:t>
         </w:r>
+        <w:proofErr w:type="spellStart"/>
         <w:r>
           <w:rPr>
             <w:rStyle w:val="ad"/>
             <w:lang w:val="en-US"/>
           </w:rPr>
-          <w:t>com</w:t>
+          <w:t>metall</w:t>
         </w:r>
-        <w:r>
-          <w:rPr>
-            <w:rStyle w:val="ad"/>
-          </w:rPr>
-          <w:t>/</w:t>
-        </w:r>
-        <w:r>
-          <w:rPr>
-            <w:rStyle w:val="ad"/>
-            <w:lang w:val="en-US"/>
-          </w:rPr>
-          <w:t>articles</w:t>
-        </w:r>
+        <w:proofErr w:type="spellEnd"/>
         <w:r>
           <w:rPr>
             <w:rStyle w:val="ad"/>
@@ -37616,32 +39802,6 @@
             <w:rStyle w:val="ad"/>
             <w:lang w:val="en-US"/>
           </w:rPr>
-          <w:t>videos</w:t>
-        </w:r>
-        <w:r>
-          <w:rPr>
-            <w:rStyle w:val="ad"/>
-          </w:rPr>
-          <w:t>/</w:t>
-        </w:r>
-        <w:r>
-          <w:rPr>
-            <w:rStyle w:val="ad"/>
-            <w:lang w:val="en-US"/>
-          </w:rPr>
-          <w:t>metall</w:t>
-        </w:r>
-        <w:r>
-          <w:rPr>
-            <w:rStyle w:val="ad"/>
-          </w:rPr>
-          <w:t>-</w:t>
-        </w:r>
-        <w:r>
-          <w:rPr>
-            <w:rStyle w:val="ad"/>
-            <w:lang w:val="en-US"/>
-          </w:rPr>
           <w:t>v</w:t>
         </w:r>
         <w:r>
@@ -37650,6 +39810,7 @@
           </w:rPr>
           <w:t>-</w:t>
         </w:r>
+        <w:proofErr w:type="spellStart"/>
         <w:r>
           <w:rPr>
             <w:rStyle w:val="ad"/>
@@ -37657,12 +39818,14 @@
           </w:rPr>
           <w:t>stomatologii</w:t>
         </w:r>
+        <w:proofErr w:type="spellEnd"/>
         <w:r>
           <w:rPr>
             <w:rStyle w:val="ad"/>
           </w:rPr>
           <w:t>-</w:t>
         </w:r>
+        <w:proofErr w:type="spellStart"/>
         <w:r>
           <w:rPr>
             <w:rStyle w:val="ad"/>
@@ -37670,12 +39833,14 @@
           </w:rPr>
           <w:t>stomatologicheskie</w:t>
         </w:r>
+        <w:proofErr w:type="spellEnd"/>
         <w:r>
           <w:rPr>
             <w:rStyle w:val="ad"/>
           </w:rPr>
           <w:t>-</w:t>
         </w:r>
+        <w:proofErr w:type="spellStart"/>
         <w:r>
           <w:rPr>
             <w:rStyle w:val="ad"/>
@@ -37683,13 +39848,14 @@
           </w:rPr>
           <w:t>splavy</w:t>
         </w:r>
+        <w:proofErr w:type="spellEnd"/>
         <w:r>
           <w:rPr>
             <w:rStyle w:val="ad"/>
           </w:rPr>
           <w:t>/</w:t>
         </w:r>
-        <w:bookmarkEnd w:id="66"/>
+        <w:bookmarkEnd w:id="71"/>
       </w:hyperlink>
       <w:r>
         <w:t xml:space="preserve"> </w:t>
@@ -37722,7 +39888,7 @@
         <w:t>;</w:t>
       </w:r>
     </w:p>
-    <w:bookmarkStart w:id="67" w:name="_Ref229322118"/>
+    <w:bookmarkStart w:id="72" w:name="_Ref229322118"/>
     <w:p>
       <w:pPr>
         <w:pStyle w:val="a2"/>
@@ -37764,21 +39930,23 @@
       <w:r>
         <w:t>о программном пакете «</w:t>
       </w:r>
+      <w:proofErr w:type="spellStart"/>
       <w:r>
         <w:rPr>
           <w:lang w:val="en-US"/>
         </w:rPr>
         <w:t>JMatPro</w:t>
       </w:r>
+      <w:proofErr w:type="spellEnd"/>
       <w:r>
         <w:t>»</w:t>
       </w:r>
       <w:r>
         <w:t>;</w:t>
       </w:r>
-      <w:bookmarkEnd w:id="67"/>
-    </w:p>
-    <w:bookmarkStart w:id="68" w:name="_Ref229322119"/>
+      <w:bookmarkEnd w:id="72"/>
+    </w:p>
+    <w:bookmarkStart w:id="73" w:name="_Ref229322119"/>
     <w:p>
       <w:pPr>
         <w:pStyle w:val="a2"/>
@@ -37820,21 +39988,23 @@
       <w:r>
         <w:t xml:space="preserve"> программном пакете «</w:t>
       </w:r>
+      <w:proofErr w:type="spellStart"/>
       <w:r>
         <w:rPr>
           <w:lang w:val="en-US"/>
         </w:rPr>
         <w:t>JMatPro</w:t>
       </w:r>
+      <w:proofErr w:type="spellEnd"/>
       <w:r>
         <w:t>»</w:t>
       </w:r>
       <w:r>
         <w:t>;</w:t>
       </w:r>
-      <w:bookmarkEnd w:id="68"/>
-    </w:p>
-    <w:bookmarkStart w:id="69" w:name="_Ref229326373"/>
+      <w:bookmarkEnd w:id="73"/>
+    </w:p>
+    <w:bookmarkStart w:id="74" w:name="_Ref229326373"/>
     <w:p>
       <w:pPr>
         <w:pStyle w:val="a2"/>
@@ -37876,21 +40046,25 @@
       <w:r>
         <w:t>сравнение «</w:t>
       </w:r>
+      <w:proofErr w:type="spellStart"/>
       <w:r>
         <w:rPr>
           <w:lang w:val="en-US"/>
         </w:rPr>
         <w:t>JMatPro</w:t>
       </w:r>
+      <w:proofErr w:type="spellEnd"/>
       <w:r>
         <w:t>» и «</w:t>
       </w:r>
+      <w:proofErr w:type="spellStart"/>
       <w:r>
         <w:rPr>
           <w:lang w:val="en-US"/>
         </w:rPr>
         <w:t>Thermo</w:t>
       </w:r>
+      <w:proofErr w:type="spellEnd"/>
       <w:r>
         <w:t>-</w:t>
       </w:r>
@@ -37906,13 +40080,13 @@
       <w:r>
         <w:t>;</w:t>
       </w:r>
-      <w:bookmarkEnd w:id="69"/>
+      <w:bookmarkEnd w:id="74"/>
       <w:r>
         <w:t xml:space="preserve"> </w:t>
       </w:r>
     </w:p>
-    <w:bookmarkStart w:id="70" w:name="_Ref229329442"/>
-    <w:bookmarkStart w:id="71" w:name="_Ref229328525"/>
+    <w:bookmarkStart w:id="75" w:name="_Ref229329442"/>
+    <w:bookmarkStart w:id="76" w:name="_Ref229328525"/>
     <w:p>
       <w:pPr>
         <w:pStyle w:val="a2"/>
@@ -37955,12 +40129,14 @@
       <w:r>
         <w:t>ной версии «</w:t>
       </w:r>
+      <w:proofErr w:type="spellStart"/>
       <w:r>
         <w:rPr>
           <w:lang w:val="en-US"/>
         </w:rPr>
         <w:t>Thermo</w:t>
       </w:r>
+      <w:proofErr w:type="spellEnd"/>
       <w:r>
         <w:t>-</w:t>
       </w:r>
@@ -37976,9 +40152,9 @@
       <w:r>
         <w:t>;</w:t>
       </w:r>
-      <w:bookmarkEnd w:id="70"/>
-    </w:p>
-    <w:bookmarkStart w:id="72" w:name="_Ref229329427"/>
+      <w:bookmarkEnd w:id="75"/>
+    </w:p>
+    <w:bookmarkStart w:id="77" w:name="_Ref229329427"/>
     <w:p>
       <w:pPr>
         <w:pStyle w:val="a2"/>
@@ -38023,12 +40199,14 @@
       <w:r>
         <w:t>программном пакете «</w:t>
       </w:r>
+      <w:proofErr w:type="spellStart"/>
       <w:r>
         <w:rPr>
           <w:lang w:val="en-US"/>
         </w:rPr>
         <w:t>Thermo</w:t>
       </w:r>
+      <w:proofErr w:type="spellEnd"/>
       <w:r>
         <w:t>-</w:t>
       </w:r>
@@ -38044,13 +40222,13 @@
       <w:r>
         <w:t>;</w:t>
       </w:r>
-      <w:bookmarkEnd w:id="71"/>
-      <w:bookmarkEnd w:id="72"/>
+      <w:bookmarkEnd w:id="76"/>
+      <w:bookmarkEnd w:id="77"/>
       <w:r>
         <w:t xml:space="preserve"> </w:t>
       </w:r>
     </w:p>
-    <w:bookmarkStart w:id="73" w:name="_Ref229336967"/>
+    <w:bookmarkStart w:id="78" w:name="_Ref229336967"/>
     <w:p>
       <w:pPr>
         <w:pStyle w:val="a2"/>
@@ -38116,9 +40294,9 @@
       <w:r>
         <w:t>;</w:t>
       </w:r>
-      <w:bookmarkEnd w:id="73"/>
-    </w:p>
-    <w:bookmarkStart w:id="74" w:name="_Ref229338348"/>
+      <w:bookmarkEnd w:id="78"/>
+    </w:p>
+    <w:bookmarkStart w:id="79" w:name="_Ref229338348"/>
     <w:p>
       <w:pPr>
         <w:pStyle w:val="a2"/>
@@ -38181,12 +40359,12 @@
       <w:r>
         <w:t>;</w:t>
       </w:r>
-      <w:bookmarkEnd w:id="74"/>
+      <w:bookmarkEnd w:id="79"/>
       <w:r>
         <w:t xml:space="preserve">  </w:t>
       </w:r>
     </w:p>
-    <w:bookmarkStart w:id="75" w:name="_Ref229338653"/>
+    <w:bookmarkStart w:id="80" w:name="_Ref229338653"/>
     <w:p>
       <w:pPr>
         <w:pStyle w:val="a2"/>
@@ -38326,6 +40504,7 @@
         </w:rPr>
         <w:t>.</w:t>
       </w:r>
+      <w:proofErr w:type="spellStart"/>
       <w:r>
         <w:rPr>
           <w:rStyle w:val="ad"/>
@@ -38333,6 +40512,7 @@
         </w:rPr>
         <w:t>cadfem</w:t>
       </w:r>
+      <w:proofErr w:type="spellEnd"/>
       <w:r>
         <w:rPr>
           <w:rStyle w:val="ad"/>
@@ -38352,6 +40532,7 @@
         </w:rPr>
         <w:t>.</w:t>
       </w:r>
+      <w:proofErr w:type="spellStart"/>
       <w:r>
         <w:rPr>
           <w:rStyle w:val="ad"/>
@@ -38359,6 +40540,7 @@
         </w:rPr>
         <w:t>ru</w:t>
       </w:r>
+      <w:proofErr w:type="spellEnd"/>
       <w:r>
         <w:rPr>
           <w:rStyle w:val="ad"/>
@@ -38378,6 +40560,7 @@
         </w:rPr>
         <w:t>/</w:t>
       </w:r>
+      <w:proofErr w:type="spellStart"/>
       <w:r>
         <w:rPr>
           <w:rStyle w:val="ad"/>
@@ -38385,6 +40568,7 @@
         </w:rPr>
         <w:t>ansys</w:t>
       </w:r>
+      <w:proofErr w:type="spellEnd"/>
       <w:r>
         <w:rPr>
           <w:rStyle w:val="ad"/>
@@ -38404,6 +40588,7 @@
         </w:rPr>
         <w:t>/</w:t>
       </w:r>
+      <w:proofErr w:type="spellStart"/>
       <w:r>
         <w:rPr>
           <w:rStyle w:val="ad"/>
@@ -38411,6 +40596,7 @@
         </w:rPr>
         <w:t>granta</w:t>
       </w:r>
+      <w:proofErr w:type="spellEnd"/>
       <w:r>
         <w:rPr>
           <w:rStyle w:val="ad"/>
@@ -38481,9 +40667,9 @@
       <w:r>
         <w:t>;</w:t>
       </w:r>
-      <w:bookmarkEnd w:id="75"/>
-    </w:p>
-    <w:bookmarkStart w:id="76" w:name="_Ref229338656"/>
+      <w:bookmarkEnd w:id="80"/>
+    </w:p>
+    <w:bookmarkStart w:id="81" w:name="_Ref229338656"/>
     <w:p>
       <w:pPr>
         <w:pStyle w:val="a2"/>
@@ -38589,9 +40775,9 @@
         </w:rPr>
         <w:t>;</w:t>
       </w:r>
-      <w:bookmarkEnd w:id="76"/>
-    </w:p>
-    <w:bookmarkStart w:id="77" w:name="_Ref229338659"/>
+      <w:bookmarkEnd w:id="81"/>
+    </w:p>
+    <w:bookmarkStart w:id="82" w:name="_Ref229338659"/>
     <w:p>
       <w:pPr>
         <w:pStyle w:val="a2"/>
@@ -38685,9 +40871,9 @@
         </w:rPr>
         <w:t>»;</w:t>
       </w:r>
-      <w:bookmarkEnd w:id="77"/>
-    </w:p>
-    <w:bookmarkStart w:id="78" w:name="_Ref229338662"/>
+      <w:bookmarkEnd w:id="82"/>
+    </w:p>
+    <w:bookmarkStart w:id="83" w:name="_Ref229338662"/>
     <w:p>
       <w:pPr>
         <w:pStyle w:val="a2"/>
@@ -38750,21 +40936,23 @@
       <w:r>
         <w:t xml:space="preserve"> </w:t>
       </w:r>
+      <w:proofErr w:type="spellStart"/>
       <w:r>
         <w:rPr>
           <w:lang w:val="en-US"/>
         </w:rPr>
         <w:t>EduPack</w:t>
       </w:r>
+      <w:proofErr w:type="spellEnd"/>
       <w:r>
         <w:t>»</w:t>
       </w:r>
       <w:r>
         <w:t>;</w:t>
       </w:r>
-      <w:bookmarkEnd w:id="78"/>
-    </w:p>
-    <w:bookmarkStart w:id="79" w:name="_Ref229704033"/>
+      <w:bookmarkEnd w:id="83"/>
+    </w:p>
+    <w:bookmarkStart w:id="84" w:name="_Ref229704033"/>
     <w:p>
       <w:pPr>
         <w:pStyle w:val="a2"/>
@@ -38812,9 +41000,9 @@
       <w:r>
         <w:t>;</w:t>
       </w:r>
-      <w:bookmarkEnd w:id="79"/>
-    </w:p>
-    <w:bookmarkStart w:id="80" w:name="_Ref229704036"/>
+      <w:bookmarkEnd w:id="84"/>
+    </w:p>
+    <w:bookmarkStart w:id="85" w:name="_Ref229704036"/>
     <w:p>
       <w:pPr>
         <w:pStyle w:val="a2"/>
@@ -38862,9 +41050,9 @@
       <w:r>
         <w:t>;</w:t>
       </w:r>
-      <w:bookmarkEnd w:id="80"/>
-    </w:p>
-    <w:bookmarkStart w:id="81" w:name="_Ref229750210"/>
+      <w:bookmarkEnd w:id="85"/>
+    </w:p>
+    <w:bookmarkStart w:id="86" w:name="_Ref229750210"/>
     <w:p>
       <w:pPr>
         <w:pStyle w:val="a2"/>
@@ -38909,9 +41097,9 @@
       <w:r>
         <w:t>;</w:t>
       </w:r>
-      <w:bookmarkEnd w:id="81"/>
-    </w:p>
-    <w:bookmarkStart w:id="82" w:name="_Ref229750211"/>
+      <w:bookmarkEnd w:id="86"/>
+    </w:p>
+    <w:bookmarkStart w:id="87" w:name="_Ref229750211"/>
     <w:p>
       <w:pPr>
         <w:pStyle w:val="a2"/>
@@ -38956,9 +41144,9 @@
       <w:r>
         <w:t>;</w:t>
       </w:r>
-      <w:bookmarkEnd w:id="82"/>
-    </w:p>
-    <w:bookmarkStart w:id="83" w:name="_Ref229868128"/>
+      <w:bookmarkEnd w:id="87"/>
+    </w:p>
+    <w:bookmarkStart w:id="88" w:name="_Ref229868128"/>
     <w:p>
       <w:pPr>
         <w:pStyle w:val="a2"/>
@@ -39003,9 +41191,9 @@
       <w:r>
         <w:t>;</w:t>
       </w:r>
-      <w:bookmarkEnd w:id="83"/>
-    </w:p>
-    <w:bookmarkStart w:id="84" w:name="_Ref229868129"/>
+      <w:bookmarkEnd w:id="88"/>
+    </w:p>
+    <w:bookmarkStart w:id="89" w:name="_Ref229868129"/>
     <w:p>
       <w:pPr>
         <w:pStyle w:val="a2"/>
@@ -39050,9 +41238,9 @@
       <w:r>
         <w:t>;</w:t>
       </w:r>
-      <w:bookmarkEnd w:id="84"/>
-    </w:p>
-    <w:bookmarkStart w:id="85" w:name="_Ref229919666"/>
+      <w:bookmarkEnd w:id="89"/>
+    </w:p>
+    <w:bookmarkStart w:id="90" w:name="_Ref229919666"/>
     <w:p>
       <w:pPr>
         <w:pStyle w:val="a2"/>
@@ -39097,9 +41285,9 @@
       <w:r>
         <w:t>;</w:t>
       </w:r>
-      <w:bookmarkEnd w:id="85"/>
-    </w:p>
-    <w:bookmarkStart w:id="86" w:name="_Ref229919667"/>
+      <w:bookmarkEnd w:id="90"/>
+    </w:p>
+    <w:bookmarkStart w:id="91" w:name="_Ref229919667"/>
     <w:p>
       <w:pPr>
         <w:pStyle w:val="a2"/>
@@ -39144,9 +41332,9 @@
       <w:r>
         <w:t>;</w:t>
       </w:r>
-      <w:bookmarkEnd w:id="86"/>
-    </w:p>
-    <w:bookmarkStart w:id="87" w:name="_Ref229924254"/>
+      <w:bookmarkEnd w:id="91"/>
+    </w:p>
+    <w:bookmarkStart w:id="92" w:name="_Ref229924254"/>
     <w:p>
       <w:pPr>
         <w:pStyle w:val="a2"/>
@@ -39195,9 +41383,9 @@
       <w:r>
         <w:t>;</w:t>
       </w:r>
-      <w:bookmarkEnd w:id="87"/>
-    </w:p>
-    <w:bookmarkStart w:id="88" w:name="_Ref229924199"/>
+      <w:bookmarkEnd w:id="92"/>
+    </w:p>
+    <w:bookmarkStart w:id="93" w:name="_Ref229924199"/>
     <w:p>
       <w:pPr>
         <w:pStyle w:val="a2"/>
@@ -39236,8 +41424,9 @@
       <w:r>
         <w:t>;</w:t>
       </w:r>
-      <w:bookmarkEnd w:id="88"/>
-    </w:p>
+      <w:bookmarkEnd w:id="93"/>
+    </w:p>
+    <w:bookmarkStart w:id="94" w:name="_Ref230278489"/>
     <w:p>
       <w:pPr>
         <w:pStyle w:val="a2"/>
@@ -39246,27 +41435,1637 @@
           <w:numId w:val="7"/>
         </w:numPr>
       </w:pPr>
+      <w:r>
+        <w:fldChar w:fldCharType="begin"/>
+      </w:r>
+      <w:r>
+        <w:instrText>HYPERLINK "</w:instrText>
+      </w:r>
+      <w:r>
+        <w:instrText>https://scikit-learn.org/stable/modules/generated/sklearn.preprocessing.StandardScaler.html</w:instrText>
+      </w:r>
+      <w:r>
+        <w:instrText>"</w:instrText>
+      </w:r>
+      <w:r>
+        <w:fldChar w:fldCharType="separate"/>
+      </w:r>
+      <w:r>
+        <w:rPr>
+          <w:rStyle w:val="ad"/>
+        </w:rPr>
+        <w:t>https://scikit-learn.org/stable/modules/generated/sklearn.preprocessing.StandardScaler.html</w:t>
+      </w:r>
+      <w:r>
+        <w:fldChar w:fldCharType="end"/>
+      </w:r>
+      <w:r>
+        <w:t xml:space="preserve"> </w:t>
+      </w:r>
+      <w:r>
+        <w:t>– о</w:t>
+      </w:r>
+      <w:r>
+        <w:t xml:space="preserve"> </w:t>
+      </w:r>
+      <w:r>
+        <w:t>нормализации</w:t>
+      </w:r>
+      <w:r>
+        <w:t>;</w:t>
+      </w:r>
+      <w:bookmarkEnd w:id="94"/>
+    </w:p>
+    <w:bookmarkStart w:id="95" w:name="_Ref230278497"/>
+    <w:p>
+      <w:pPr>
+        <w:pStyle w:val="a2"/>
+        <w:numPr>
+          <w:ilvl w:val="0"/>
+          <w:numId w:val="7"/>
+        </w:numPr>
+      </w:pPr>
+      <w:r>
+        <w:fldChar w:fldCharType="begin"/>
+      </w:r>
+      <w:r>
+        <w:instrText>HYPERLINK "</w:instrText>
+      </w:r>
+      <w:r>
+        <w:instrText>https://habr.com/ru/companies/skillfactory/articles/525214/</w:instrText>
+      </w:r>
+      <w:r>
+        <w:instrText>"</w:instrText>
+      </w:r>
+      <w:r>
+        <w:fldChar w:fldCharType="separate"/>
+      </w:r>
+      <w:r>
+        <w:rPr>
+          <w:rStyle w:val="ad"/>
+        </w:rPr>
+        <w:t>https://habr.com/ru/companies/skillfactory/articles/525214/</w:t>
+      </w:r>
+      <w:r>
+        <w:fldChar w:fldCharType="end"/>
+      </w:r>
+      <w:r>
+        <w:t xml:space="preserve"> </w:t>
+      </w:r>
+      <w:r>
+        <w:t>– о</w:t>
+      </w:r>
+      <w:r>
+        <w:t>б оптимизаторах</w:t>
+      </w:r>
+      <w:r>
+        <w:t>;</w:t>
+      </w:r>
+      <w:bookmarkEnd w:id="95"/>
+    </w:p>
+    <w:bookmarkStart w:id="96" w:name="_Ref230278498"/>
+    <w:p>
+      <w:pPr>
+        <w:pStyle w:val="a2"/>
+        <w:numPr>
+          <w:ilvl w:val="0"/>
+          <w:numId w:val="7"/>
+        </w:numPr>
+      </w:pPr>
+      <w:r>
+        <w:fldChar w:fldCharType="begin"/>
+      </w:r>
+      <w:r>
+        <w:instrText>HYPERLINK "</w:instrText>
+      </w:r>
+      <w:r>
+        <w:instrText>https://www.tensorflow.org/api_docs/python/tf/keras/optimizers/Adam#args</w:instrText>
+      </w:r>
+      <w:r>
+        <w:instrText>"</w:instrText>
+      </w:r>
+      <w:r>
+        <w:fldChar w:fldCharType="separate"/>
+      </w:r>
+      <w:r>
+        <w:rPr>
+          <w:rStyle w:val="ad"/>
+        </w:rPr>
+        <w:t>https://www.tensorflow.org/api_docs/python/tf/keras/optimizers/Adam#args</w:t>
+      </w:r>
+      <w:r>
+        <w:fldChar w:fldCharType="end"/>
+      </w:r>
+      <w:r>
+        <w:t xml:space="preserve"> – об оптимизато</w:t>
+      </w:r>
+      <w:r>
+        <w:t>ре «</w:t>
+      </w:r>
+      <w:r>
+        <w:rPr>
+          <w:lang w:val="en-US"/>
+        </w:rPr>
+        <w:t>Adam</w:t>
+      </w:r>
+      <w:r>
+        <w:t>»</w:t>
+      </w:r>
+      <w:r>
+        <w:t>;</w:t>
+      </w:r>
+      <w:bookmarkEnd w:id="96"/>
+    </w:p>
+    <w:bookmarkStart w:id="97" w:name="_Ref230288136"/>
+    <w:p>
+      <w:pPr>
+        <w:pStyle w:val="a2"/>
+        <w:numPr>
+          <w:ilvl w:val="0"/>
+          <w:numId w:val="7"/>
+        </w:numPr>
+      </w:pPr>
+      <w:r>
+        <w:rPr>
+          <w:lang w:val="en-US"/>
+        </w:rPr>
+        <w:fldChar w:fldCharType="begin"/>
+      </w:r>
+      <w:r>
+        <w:rPr>
+          <w:lang w:val="en-US"/>
+        </w:rPr>
+        <w:instrText>HYPERLINK</w:instrText>
+      </w:r>
+      <w:r>
+        <w:instrText xml:space="preserve"> "</w:instrText>
+      </w:r>
+      <w:r>
+        <w:rPr>
+          <w:lang w:val="en-US"/>
+        </w:rPr>
+        <w:instrText>https</w:instrText>
+      </w:r>
+      <w:r>
+        <w:instrText>://</w:instrText>
+      </w:r>
+      <w:r>
+        <w:rPr>
+          <w:lang w:val="en-US"/>
+        </w:rPr>
+        <w:instrText>practicum</w:instrText>
+      </w:r>
+      <w:r>
+        <w:instrText>.</w:instrText>
+      </w:r>
+      <w:r>
+        <w:rPr>
+          <w:lang w:val="en-US"/>
+        </w:rPr>
+        <w:instrText>yandex</w:instrText>
+      </w:r>
+      <w:r>
+        <w:instrText>.</w:instrText>
+      </w:r>
+      <w:r>
+        <w:rPr>
+          <w:lang w:val="en-US"/>
+        </w:rPr>
+        <w:instrText>ru</w:instrText>
+      </w:r>
+      <w:r>
+        <w:instrText>/</w:instrText>
+      </w:r>
+      <w:r>
+        <w:rPr>
+          <w:lang w:val="en-US"/>
+        </w:rPr>
+        <w:instrText>blog</w:instrText>
+      </w:r>
+      <w:r>
+        <w:instrText>/</w:instrText>
+      </w:r>
+      <w:r>
+        <w:rPr>
+          <w:lang w:val="en-US"/>
+        </w:rPr>
+        <w:instrText>vsyo</w:instrText>
+      </w:r>
+      <w:r>
+        <w:instrText>-</w:instrText>
+      </w:r>
+      <w:r>
+        <w:rPr>
+          <w:lang w:val="en-US"/>
+        </w:rPr>
+        <w:instrText>o</w:instrText>
+      </w:r>
+      <w:r>
+        <w:instrText>-</w:instrText>
+      </w:r>
+      <w:r>
+        <w:rPr>
+          <w:lang w:val="en-US"/>
+        </w:rPr>
+        <w:instrText>yazyke</w:instrText>
+      </w:r>
+      <w:r>
+        <w:instrText>-</w:instrText>
+      </w:r>
+      <w:r>
+        <w:rPr>
+          <w:lang w:val="en-US"/>
+        </w:rPr>
+        <w:instrText>programmirovaniya</w:instrText>
+      </w:r>
+      <w:r>
+        <w:instrText>-</w:instrText>
+      </w:r>
+      <w:r>
+        <w:rPr>
+          <w:lang w:val="en-US"/>
+        </w:rPr>
+        <w:instrText>python</w:instrText>
+      </w:r>
+      <w:r>
+        <w:instrText>/#</w:instrText>
+      </w:r>
+      <w:r>
+        <w:rPr>
+          <w:lang w:val="en-US"/>
+        </w:rPr>
+        <w:instrText>preimuschestva</w:instrText>
+      </w:r>
+      <w:r>
+        <w:instrText>-</w:instrText>
+      </w:r>
+      <w:r>
+        <w:rPr>
+          <w:lang w:val="en-US"/>
+        </w:rPr>
+        <w:instrText>pythona</w:instrText>
+      </w:r>
+      <w:r>
+        <w:instrText>"</w:instrText>
+      </w:r>
+      <w:r>
+        <w:rPr>
+          <w:lang w:val="en-US"/>
+        </w:rPr>
+        <w:fldChar w:fldCharType="separate"/>
+      </w:r>
+      <w:r>
+        <w:rPr>
+          <w:rStyle w:val="ad"/>
+          <w:lang w:val="en-US"/>
+        </w:rPr>
+        <w:t>https</w:t>
+      </w:r>
+      <w:r>
+        <w:rPr>
+          <w:rStyle w:val="ad"/>
+        </w:rPr>
+        <w:t>://</w:t>
+      </w:r>
+      <w:r>
+        <w:rPr>
+          <w:rStyle w:val="ad"/>
+          <w:lang w:val="en-US"/>
+        </w:rPr>
+        <w:t>practicum</w:t>
+      </w:r>
+      <w:r>
+        <w:rPr>
+          <w:rStyle w:val="ad"/>
+        </w:rPr>
+        <w:t>.</w:t>
+      </w:r>
+      <w:proofErr w:type="spellStart"/>
+      <w:r>
+        <w:rPr>
+          <w:rStyle w:val="ad"/>
+          <w:lang w:val="en-US"/>
+        </w:rPr>
+        <w:t>yandex</w:t>
+      </w:r>
+      <w:proofErr w:type="spellEnd"/>
+      <w:r>
+        <w:rPr>
+          <w:rStyle w:val="ad"/>
+        </w:rPr>
+        <w:t>.</w:t>
+      </w:r>
+      <w:proofErr w:type="spellStart"/>
+      <w:r>
+        <w:rPr>
+          <w:rStyle w:val="ad"/>
+          <w:lang w:val="en-US"/>
+        </w:rPr>
+        <w:t>ru</w:t>
+      </w:r>
+      <w:proofErr w:type="spellEnd"/>
+      <w:r>
+        <w:rPr>
+          <w:rStyle w:val="ad"/>
+        </w:rPr>
+        <w:t>/</w:t>
+      </w:r>
+      <w:r>
+        <w:rPr>
+          <w:rStyle w:val="ad"/>
+          <w:lang w:val="en-US"/>
+        </w:rPr>
+        <w:t>blog</w:t>
+      </w:r>
+      <w:r>
+        <w:rPr>
+          <w:rStyle w:val="ad"/>
+        </w:rPr>
+        <w:t>/</w:t>
+      </w:r>
+      <w:proofErr w:type="spellStart"/>
+      <w:r>
+        <w:rPr>
+          <w:rStyle w:val="ad"/>
+          <w:lang w:val="en-US"/>
+        </w:rPr>
+        <w:t>vsyo</w:t>
+      </w:r>
+      <w:proofErr w:type="spellEnd"/>
+      <w:r>
+        <w:rPr>
+          <w:rStyle w:val="ad"/>
+        </w:rPr>
+        <w:t>-</w:t>
+      </w:r>
+      <w:r>
+        <w:rPr>
+          <w:rStyle w:val="ad"/>
+          <w:lang w:val="en-US"/>
+        </w:rPr>
+        <w:t>o</w:t>
+      </w:r>
+      <w:r>
+        <w:rPr>
+          <w:rStyle w:val="ad"/>
+        </w:rPr>
+        <w:t>-</w:t>
+      </w:r>
+      <w:proofErr w:type="spellStart"/>
+      <w:r>
+        <w:rPr>
+          <w:rStyle w:val="ad"/>
+          <w:lang w:val="en-US"/>
+        </w:rPr>
+        <w:t>yazyke</w:t>
+      </w:r>
+      <w:proofErr w:type="spellEnd"/>
+      <w:r>
+        <w:rPr>
+          <w:rStyle w:val="ad"/>
+        </w:rPr>
+        <w:t>-</w:t>
+      </w:r>
+      <w:proofErr w:type="spellStart"/>
+      <w:r>
+        <w:rPr>
+          <w:rStyle w:val="ad"/>
+          <w:lang w:val="en-US"/>
+        </w:rPr>
+        <w:t>programmirovaniya</w:t>
+      </w:r>
+      <w:proofErr w:type="spellEnd"/>
+      <w:r>
+        <w:rPr>
+          <w:rStyle w:val="ad"/>
+        </w:rPr>
+        <w:t>-</w:t>
+      </w:r>
+      <w:r>
+        <w:rPr>
+          <w:rStyle w:val="ad"/>
+          <w:lang w:val="en-US"/>
+        </w:rPr>
+        <w:t>python</w:t>
+      </w:r>
+      <w:r>
+        <w:rPr>
+          <w:rStyle w:val="ad"/>
+        </w:rPr>
+        <w:t>/#</w:t>
+      </w:r>
+      <w:proofErr w:type="spellStart"/>
+      <w:r>
+        <w:rPr>
+          <w:rStyle w:val="ad"/>
+          <w:lang w:val="en-US"/>
+        </w:rPr>
+        <w:t>preimuschestva</w:t>
+      </w:r>
+      <w:proofErr w:type="spellEnd"/>
+      <w:r>
+        <w:rPr>
+          <w:rStyle w:val="ad"/>
+        </w:rPr>
+        <w:t>-</w:t>
+      </w:r>
+      <w:proofErr w:type="spellStart"/>
+      <w:r>
+        <w:rPr>
+          <w:rStyle w:val="ad"/>
+          <w:lang w:val="en-US"/>
+        </w:rPr>
+        <w:t>pythona</w:t>
+      </w:r>
+      <w:proofErr w:type="spellEnd"/>
+      <w:r>
+        <w:rPr>
+          <w:lang w:val="en-US"/>
+        </w:rPr>
+        <w:fldChar w:fldCharType="end"/>
+      </w:r>
+      <w:r>
+        <w:t xml:space="preserve"> </w:t>
+      </w:r>
+      <w:r>
+        <w:t xml:space="preserve">– </w:t>
+      </w:r>
+      <w:r>
+        <w:t>об языке программировании «</w:t>
+      </w:r>
+      <w:r>
+        <w:rPr>
+          <w:lang w:val="en-US"/>
+        </w:rPr>
+        <w:t>python</w:t>
+      </w:r>
+      <w:r>
+        <w:t>»</w:t>
+      </w:r>
+      <w:r>
+        <w:t>;</w:t>
+      </w:r>
+      <w:bookmarkEnd w:id="97"/>
+    </w:p>
+    <w:bookmarkStart w:id="98" w:name="_Ref230289577"/>
+    <w:p>
+      <w:pPr>
+        <w:pStyle w:val="a2"/>
+        <w:numPr>
+          <w:ilvl w:val="0"/>
+          <w:numId w:val="7"/>
+        </w:numPr>
+      </w:pPr>
+      <w:r>
+        <w:fldChar w:fldCharType="begin"/>
+      </w:r>
+      <w:r>
+        <w:instrText>HYPERLINK "</w:instrText>
+      </w:r>
+      <w:r>
+        <w:instrText>https://pythonworld.ru/moduli/modul-random.html</w:instrText>
+      </w:r>
+      <w:r>
+        <w:instrText>"</w:instrText>
+      </w:r>
+      <w:r>
+        <w:fldChar w:fldCharType="separate"/>
+      </w:r>
+      <w:r>
+        <w:rPr>
+          <w:rStyle w:val="ad"/>
+        </w:rPr>
+        <w:t>https://pythonworld.ru/moduli/modul-random.html</w:t>
+      </w:r>
+      <w:r>
+        <w:fldChar w:fldCharType="end"/>
+      </w:r>
+      <w:r>
+        <w:t xml:space="preserve"> </w:t>
+      </w:r>
+      <w:r>
+        <w:t>– о</w:t>
+      </w:r>
+      <w:r>
+        <w:t xml:space="preserve"> </w:t>
+      </w:r>
+      <w:r>
+        <w:t>модуле «</w:t>
+      </w:r>
+      <w:r>
+        <w:rPr>
+          <w:lang w:val="en-US"/>
+        </w:rPr>
+        <w:t>random</w:t>
+      </w:r>
+      <w:r>
+        <w:t>»</w:t>
+      </w:r>
+      <w:r>
+        <w:t>;</w:t>
+      </w:r>
+      <w:bookmarkEnd w:id="98"/>
+    </w:p>
+    <w:bookmarkStart w:id="99" w:name="_Ref230289803"/>
+    <w:p>
+      <w:pPr>
+        <w:pStyle w:val="a2"/>
+        <w:numPr>
+          <w:ilvl w:val="0"/>
+          <w:numId w:val="7"/>
+        </w:numPr>
+      </w:pPr>
+      <w:r>
+        <w:fldChar w:fldCharType="begin"/>
+      </w:r>
+      <w:r>
+        <w:instrText>HYPERLINK "</w:instrText>
+      </w:r>
+      <w:r>
+        <w:instrText>https://joblib.readthedocs.io/en/stable/</w:instrText>
+      </w:r>
+      <w:r>
+        <w:instrText>"</w:instrText>
+      </w:r>
+      <w:r>
+        <w:fldChar w:fldCharType="separate"/>
+      </w:r>
+      <w:r>
+        <w:rPr>
+          <w:rStyle w:val="ad"/>
+        </w:rPr>
+        <w:t>https://joblib.readthedocs.io/en/stable/</w:t>
+      </w:r>
+      <w:r>
+        <w:fldChar w:fldCharType="end"/>
+      </w:r>
+      <w:r>
+        <w:t xml:space="preserve"> </w:t>
+      </w:r>
+      <w:r>
+        <w:t>– о</w:t>
+      </w:r>
+      <w:r>
+        <w:t xml:space="preserve"> библиотеке «</w:t>
+      </w:r>
+      <w:proofErr w:type="spellStart"/>
+      <w:r>
+        <w:rPr>
+          <w:lang w:val="en-US"/>
+        </w:rPr>
+        <w:t>Joblib</w:t>
+      </w:r>
+      <w:proofErr w:type="spellEnd"/>
+      <w:r>
+        <w:t>»</w:t>
+      </w:r>
+      <w:r>
+        <w:t>;</w:t>
+      </w:r>
+      <w:bookmarkEnd w:id="99"/>
+    </w:p>
+    <w:bookmarkStart w:id="100" w:name="_Ref230290153"/>
+    <w:p>
+      <w:pPr>
+        <w:pStyle w:val="a2"/>
+        <w:numPr>
+          <w:ilvl w:val="0"/>
+          <w:numId w:val="7"/>
+        </w:numPr>
+      </w:pPr>
+      <w:r>
+        <w:rPr>
+          <w:lang w:val="en-US"/>
+        </w:rPr>
+        <w:fldChar w:fldCharType="begin"/>
+      </w:r>
+      <w:r>
+        <w:rPr>
+          <w:lang w:val="en-US"/>
+        </w:rPr>
+        <w:instrText>HYPERLINK</w:instrText>
+      </w:r>
+      <w:r>
+        <w:instrText xml:space="preserve"> "</w:instrText>
+      </w:r>
+      <w:r>
+        <w:rPr>
+          <w:lang w:val="en-US"/>
+        </w:rPr>
+        <w:instrText>https</w:instrText>
+      </w:r>
+      <w:r>
+        <w:instrText>://</w:instrText>
+      </w:r>
+      <w:r>
+        <w:rPr>
+          <w:lang w:val="en-US"/>
+        </w:rPr>
+        <w:instrText>pythonworld</w:instrText>
+      </w:r>
+      <w:r>
+        <w:instrText>.</w:instrText>
+      </w:r>
+      <w:r>
+        <w:rPr>
+          <w:lang w:val="en-US"/>
+        </w:rPr>
+        <w:instrText>ru</w:instrText>
+      </w:r>
+      <w:r>
+        <w:instrText>/</w:instrText>
+      </w:r>
+      <w:r>
+        <w:rPr>
+          <w:lang w:val="en-US"/>
+        </w:rPr>
+        <w:instrText>numpy</w:instrText>
+      </w:r>
+      <w:r>
+        <w:instrText>/1.</w:instrText>
+      </w:r>
+      <w:r>
+        <w:rPr>
+          <w:lang w:val="en-US"/>
+        </w:rPr>
+        <w:instrText>html</w:instrText>
+      </w:r>
+      <w:r>
+        <w:instrText>"</w:instrText>
+      </w:r>
+      <w:r>
+        <w:rPr>
+          <w:lang w:val="en-US"/>
+        </w:rPr>
+        <w:fldChar w:fldCharType="separate"/>
+      </w:r>
+      <w:r>
+        <w:rPr>
+          <w:rStyle w:val="ad"/>
+          <w:lang w:val="en-US"/>
+        </w:rPr>
+        <w:t>https</w:t>
+      </w:r>
+      <w:r>
+        <w:rPr>
+          <w:rStyle w:val="ad"/>
+        </w:rPr>
+        <w:t>://</w:t>
+      </w:r>
+      <w:proofErr w:type="spellStart"/>
+      <w:r>
+        <w:rPr>
+          <w:rStyle w:val="ad"/>
+          <w:lang w:val="en-US"/>
+        </w:rPr>
+        <w:t>pythonworld</w:t>
+      </w:r>
+      <w:proofErr w:type="spellEnd"/>
+      <w:r>
+        <w:rPr>
+          <w:rStyle w:val="ad"/>
+        </w:rPr>
+        <w:t>.</w:t>
+      </w:r>
+      <w:proofErr w:type="spellStart"/>
+      <w:r>
+        <w:rPr>
+          <w:rStyle w:val="ad"/>
+          <w:lang w:val="en-US"/>
+        </w:rPr>
+        <w:t>ru</w:t>
+      </w:r>
+      <w:proofErr w:type="spellEnd"/>
+      <w:r>
+        <w:rPr>
+          <w:rStyle w:val="ad"/>
+        </w:rPr>
+        <w:t>/</w:t>
+      </w:r>
+      <w:proofErr w:type="spellStart"/>
+      <w:r>
+        <w:rPr>
+          <w:rStyle w:val="ad"/>
+          <w:lang w:val="en-US"/>
+        </w:rPr>
+        <w:t>numpy</w:t>
+      </w:r>
+      <w:proofErr w:type="spellEnd"/>
+      <w:r>
+        <w:rPr>
+          <w:rStyle w:val="ad"/>
+        </w:rPr>
+        <w:t>/1.</w:t>
+      </w:r>
+      <w:r>
+        <w:rPr>
+          <w:rStyle w:val="ad"/>
+          <w:lang w:val="en-US"/>
+        </w:rPr>
+        <w:t>html</w:t>
+      </w:r>
+      <w:r>
+        <w:rPr>
+          <w:lang w:val="en-US"/>
+        </w:rPr>
+        <w:fldChar w:fldCharType="end"/>
+      </w:r>
+      <w:r>
+        <w:t xml:space="preserve"> </w:t>
+      </w:r>
+      <w:r>
+        <w:t xml:space="preserve">– </w:t>
+      </w:r>
+      <w:r>
+        <w:t>о библиотеке «</w:t>
+      </w:r>
+      <w:r>
+        <w:rPr>
+          <w:lang w:val="en-US"/>
+        </w:rPr>
+        <w:t>NumPy</w:t>
+      </w:r>
+      <w:r>
+        <w:t>»</w:t>
+      </w:r>
+      <w:r>
+        <w:t>;</w:t>
+      </w:r>
+      <w:bookmarkEnd w:id="100"/>
+    </w:p>
+    <w:bookmarkStart w:id="101" w:name="_Ref230290235"/>
+    <w:p>
+      <w:pPr>
+        <w:pStyle w:val="a2"/>
+        <w:numPr>
+          <w:ilvl w:val="0"/>
+          <w:numId w:val="7"/>
+        </w:numPr>
+      </w:pPr>
+      <w:r>
+        <w:rPr>
+          <w:lang w:val="en-US"/>
+        </w:rPr>
+        <w:fldChar w:fldCharType="begin"/>
+      </w:r>
+      <w:r>
+        <w:rPr>
+          <w:lang w:val="en-US"/>
+        </w:rPr>
+        <w:instrText>HYPERLINK</w:instrText>
+      </w:r>
+      <w:r>
+        <w:instrText xml:space="preserve"> "</w:instrText>
+      </w:r>
+      <w:r>
+        <w:rPr>
+          <w:lang w:val="en-US"/>
+        </w:rPr>
+        <w:instrText>https</w:instrText>
+      </w:r>
+      <w:r>
+        <w:instrText>://</w:instrText>
+      </w:r>
+      <w:r>
+        <w:rPr>
+          <w:lang w:val="en-US"/>
+        </w:rPr>
+        <w:instrText>metanit</w:instrText>
+      </w:r>
+      <w:r>
+        <w:instrText>.</w:instrText>
+      </w:r>
+      <w:r>
+        <w:rPr>
+          <w:lang w:val="en-US"/>
+        </w:rPr>
+        <w:instrText>com</w:instrText>
+      </w:r>
+      <w:r>
+        <w:instrText>/</w:instrText>
+      </w:r>
+      <w:r>
+        <w:rPr>
+          <w:lang w:val="en-US"/>
+        </w:rPr>
+        <w:instrText>python</w:instrText>
+      </w:r>
+      <w:r>
+        <w:instrText>/</w:instrText>
+      </w:r>
+      <w:r>
+        <w:rPr>
+          <w:lang w:val="en-US"/>
+        </w:rPr>
+        <w:instrText>pandas</w:instrText>
+      </w:r>
+      <w:r>
+        <w:instrText>/1.1.</w:instrText>
+      </w:r>
+      <w:r>
+        <w:rPr>
+          <w:lang w:val="en-US"/>
+        </w:rPr>
+        <w:instrText>php</w:instrText>
+      </w:r>
+      <w:r>
+        <w:instrText>"</w:instrText>
+      </w:r>
+      <w:r>
+        <w:rPr>
+          <w:lang w:val="en-US"/>
+        </w:rPr>
+        <w:fldChar w:fldCharType="separate"/>
+      </w:r>
+      <w:r>
+        <w:rPr>
+          <w:rStyle w:val="ad"/>
+          <w:lang w:val="en-US"/>
+        </w:rPr>
+        <w:t>https</w:t>
+      </w:r>
+      <w:r>
+        <w:rPr>
+          <w:rStyle w:val="ad"/>
+        </w:rPr>
+        <w:t>://</w:t>
+      </w:r>
+      <w:proofErr w:type="spellStart"/>
+      <w:r>
+        <w:rPr>
+          <w:rStyle w:val="ad"/>
+          <w:lang w:val="en-US"/>
+        </w:rPr>
+        <w:t>metanit</w:t>
+      </w:r>
+      <w:proofErr w:type="spellEnd"/>
+      <w:r>
+        <w:rPr>
+          <w:rStyle w:val="ad"/>
+        </w:rPr>
+        <w:t>.</w:t>
+      </w:r>
+      <w:r>
+        <w:rPr>
+          <w:rStyle w:val="ad"/>
+          <w:lang w:val="en-US"/>
+        </w:rPr>
+        <w:t>com</w:t>
+      </w:r>
+      <w:r>
+        <w:rPr>
+          <w:rStyle w:val="ad"/>
+        </w:rPr>
+        <w:t>/</w:t>
+      </w:r>
+      <w:r>
+        <w:rPr>
+          <w:rStyle w:val="ad"/>
+          <w:lang w:val="en-US"/>
+        </w:rPr>
+        <w:t>python</w:t>
+      </w:r>
+      <w:r>
+        <w:rPr>
+          <w:rStyle w:val="ad"/>
+        </w:rPr>
+        <w:t>/</w:t>
+      </w:r>
+      <w:r>
+        <w:rPr>
+          <w:rStyle w:val="ad"/>
+          <w:lang w:val="en-US"/>
+        </w:rPr>
+        <w:t>pandas</w:t>
+      </w:r>
+      <w:r>
+        <w:rPr>
+          <w:rStyle w:val="ad"/>
+        </w:rPr>
+        <w:t>/1.1.</w:t>
+      </w:r>
+      <w:proofErr w:type="spellStart"/>
+      <w:r>
+        <w:rPr>
+          <w:rStyle w:val="ad"/>
+          <w:lang w:val="en-US"/>
+        </w:rPr>
+        <w:t>php</w:t>
+      </w:r>
+      <w:proofErr w:type="spellEnd"/>
+      <w:r>
+        <w:rPr>
+          <w:lang w:val="en-US"/>
+        </w:rPr>
+        <w:fldChar w:fldCharType="end"/>
+      </w:r>
+      <w:r>
+        <w:t xml:space="preserve"> </w:t>
+      </w:r>
+      <w:r>
+        <w:t xml:space="preserve">– </w:t>
+      </w:r>
+      <w:r>
+        <w:t>о библиотеке «</w:t>
+      </w:r>
+      <w:r>
+        <w:rPr>
+          <w:lang w:val="en-US"/>
+        </w:rPr>
+        <w:t>Pandas</w:t>
+      </w:r>
+      <w:r>
+        <w:t>»</w:t>
+      </w:r>
+      <w:r>
+        <w:t>;</w:t>
+      </w:r>
+      <w:bookmarkEnd w:id="101"/>
+    </w:p>
+    <w:bookmarkStart w:id="102" w:name="_Ref230290239"/>
+    <w:p>
+      <w:pPr>
+        <w:pStyle w:val="a2"/>
+        <w:numPr>
+          <w:ilvl w:val="0"/>
+          <w:numId w:val="7"/>
+        </w:numPr>
+      </w:pPr>
+      <w:r>
+        <w:rPr>
+          <w:lang w:val="en-US"/>
+        </w:rPr>
+        <w:fldChar w:fldCharType="begin"/>
+      </w:r>
+      <w:r>
+        <w:rPr>
+          <w:lang w:val="en-US"/>
+        </w:rPr>
+        <w:instrText>HYPERLINK</w:instrText>
+      </w:r>
+      <w:r>
+        <w:instrText xml:space="preserve"> "</w:instrText>
+      </w:r>
+      <w:r>
+        <w:rPr>
+          <w:lang w:val="en-US"/>
+        </w:rPr>
+        <w:instrText>https</w:instrText>
+      </w:r>
+      <w:r>
+        <w:instrText>://</w:instrText>
+      </w:r>
+      <w:r>
+        <w:rPr>
+          <w:lang w:val="en-US"/>
+        </w:rPr>
+        <w:instrText>docs</w:instrText>
+      </w:r>
+      <w:r>
+        <w:instrText>-</w:instrText>
+      </w:r>
+      <w:r>
+        <w:rPr>
+          <w:lang w:val="en-US"/>
+        </w:rPr>
+        <w:instrText>python</w:instrText>
+      </w:r>
+      <w:r>
+        <w:instrText>.</w:instrText>
+      </w:r>
+      <w:r>
+        <w:rPr>
+          <w:lang w:val="en-US"/>
+        </w:rPr>
+        <w:instrText>ru</w:instrText>
+      </w:r>
+      <w:r>
+        <w:instrText>/</w:instrText>
+      </w:r>
+      <w:r>
+        <w:rPr>
+          <w:lang w:val="en-US"/>
+        </w:rPr>
+        <w:instrText>packages</w:instrText>
+      </w:r>
+      <w:r>
+        <w:instrText>/</w:instrText>
+      </w:r>
+      <w:r>
+        <w:rPr>
+          <w:lang w:val="en-US"/>
+        </w:rPr>
+        <w:instrText>modul</w:instrText>
+      </w:r>
+      <w:r>
+        <w:instrText>-</w:instrText>
+      </w:r>
+      <w:r>
+        <w:rPr>
+          <w:lang w:val="en-US"/>
+        </w:rPr>
+        <w:instrText>openpyxl</w:instrText>
+      </w:r>
+      <w:r>
+        <w:instrText>/</w:instrText>
+      </w:r>
+      <w:r>
+        <w:instrText>"</w:instrText>
+      </w:r>
+      <w:r>
+        <w:rPr>
+          <w:lang w:val="en-US"/>
+        </w:rPr>
+        <w:fldChar w:fldCharType="separate"/>
+      </w:r>
+      <w:r>
+        <w:rPr>
+          <w:rStyle w:val="ad"/>
+          <w:lang w:val="en-US"/>
+        </w:rPr>
+        <w:t>https</w:t>
+      </w:r>
+      <w:r>
+        <w:rPr>
+          <w:rStyle w:val="ad"/>
+        </w:rPr>
+        <w:t>://</w:t>
+      </w:r>
+      <w:r>
+        <w:rPr>
+          <w:rStyle w:val="ad"/>
+          <w:lang w:val="en-US"/>
+        </w:rPr>
+        <w:t>docs</w:t>
+      </w:r>
+      <w:r>
+        <w:rPr>
+          <w:rStyle w:val="ad"/>
+        </w:rPr>
+        <w:t>-</w:t>
+      </w:r>
+      <w:r>
+        <w:rPr>
+          <w:rStyle w:val="ad"/>
+          <w:lang w:val="en-US"/>
+        </w:rPr>
+        <w:t>python</w:t>
+      </w:r>
+      <w:r>
+        <w:rPr>
+          <w:rStyle w:val="ad"/>
+        </w:rPr>
+        <w:t>.</w:t>
+      </w:r>
+      <w:proofErr w:type="spellStart"/>
+      <w:r>
+        <w:rPr>
+          <w:rStyle w:val="ad"/>
+          <w:lang w:val="en-US"/>
+        </w:rPr>
+        <w:t>ru</w:t>
+      </w:r>
+      <w:proofErr w:type="spellEnd"/>
+      <w:r>
+        <w:rPr>
+          <w:rStyle w:val="ad"/>
+        </w:rPr>
+        <w:t>/</w:t>
+      </w:r>
+      <w:r>
+        <w:rPr>
+          <w:rStyle w:val="ad"/>
+          <w:lang w:val="en-US"/>
+        </w:rPr>
+        <w:t>packages</w:t>
+      </w:r>
+      <w:r>
+        <w:rPr>
+          <w:rStyle w:val="ad"/>
+        </w:rPr>
+        <w:t>/</w:t>
+      </w:r>
+      <w:proofErr w:type="spellStart"/>
+      <w:r>
+        <w:rPr>
+          <w:rStyle w:val="ad"/>
+          <w:lang w:val="en-US"/>
+        </w:rPr>
+        <w:t>modul</w:t>
+      </w:r>
+      <w:proofErr w:type="spellEnd"/>
+      <w:r>
+        <w:rPr>
+          <w:rStyle w:val="ad"/>
+        </w:rPr>
+        <w:t>-</w:t>
+      </w:r>
+      <w:proofErr w:type="spellStart"/>
+      <w:r>
+        <w:rPr>
+          <w:rStyle w:val="ad"/>
+          <w:lang w:val="en-US"/>
+        </w:rPr>
+        <w:t>openpyxl</w:t>
+      </w:r>
+      <w:proofErr w:type="spellEnd"/>
+      <w:r>
+        <w:rPr>
+          <w:rStyle w:val="ad"/>
+        </w:rPr>
+        <w:t>/</w:t>
+      </w:r>
+      <w:r>
+        <w:rPr>
+          <w:lang w:val="en-US"/>
+        </w:rPr>
+        <w:fldChar w:fldCharType="end"/>
+      </w:r>
+      <w:r>
+        <w:t xml:space="preserve"> </w:t>
+      </w:r>
+      <w:r>
+        <w:t xml:space="preserve">– </w:t>
+      </w:r>
+      <w:r>
+        <w:t>о библиотеке «</w:t>
+      </w:r>
+      <w:proofErr w:type="spellStart"/>
+      <w:r>
+        <w:rPr>
+          <w:lang w:val="en-US"/>
+        </w:rPr>
+        <w:t>OpenPyxl</w:t>
+      </w:r>
+      <w:proofErr w:type="spellEnd"/>
+      <w:r>
+        <w:t>»</w:t>
+      </w:r>
+      <w:r>
+        <w:t>;</w:t>
+      </w:r>
+      <w:bookmarkEnd w:id="102"/>
+    </w:p>
+    <w:bookmarkStart w:id="103" w:name="_Ref230290243"/>
+    <w:p>
+      <w:pPr>
+        <w:pStyle w:val="a2"/>
+        <w:numPr>
+          <w:ilvl w:val="0"/>
+          <w:numId w:val="7"/>
+        </w:numPr>
+      </w:pPr>
+      <w:r>
+        <w:rPr>
+          <w:lang w:val="en-US"/>
+        </w:rPr>
+        <w:fldChar w:fldCharType="begin"/>
+      </w:r>
+      <w:r>
+        <w:rPr>
+          <w:lang w:val="en-US"/>
+        </w:rPr>
+        <w:instrText>HYPERLINK</w:instrText>
+      </w:r>
+      <w:r>
+        <w:instrText xml:space="preserve"> "</w:instrText>
+      </w:r>
+      <w:r>
+        <w:rPr>
+          <w:lang w:val="en-US"/>
+        </w:rPr>
+        <w:instrText>https</w:instrText>
+      </w:r>
+      <w:r>
+        <w:instrText>://</w:instrText>
+      </w:r>
+      <w:r>
+        <w:rPr>
+          <w:lang w:val="en-US"/>
+        </w:rPr>
+        <w:instrText>www</w:instrText>
+      </w:r>
+      <w:r>
+        <w:instrText>.</w:instrText>
+      </w:r>
+      <w:r>
+        <w:rPr>
+          <w:lang w:val="en-US"/>
+        </w:rPr>
+        <w:instrText>tensorflow</w:instrText>
+      </w:r>
+      <w:r>
+        <w:instrText>.</w:instrText>
+      </w:r>
+      <w:r>
+        <w:rPr>
+          <w:lang w:val="en-US"/>
+        </w:rPr>
+        <w:instrText>org</w:instrText>
+      </w:r>
+      <w:r>
+        <w:instrText>/</w:instrText>
+      </w:r>
+      <w:r>
+        <w:instrText>"</w:instrText>
+      </w:r>
+      <w:r>
+        <w:rPr>
+          <w:lang w:val="en-US"/>
+        </w:rPr>
+        <w:fldChar w:fldCharType="separate"/>
+      </w:r>
+      <w:r>
+        <w:rPr>
+          <w:rStyle w:val="ad"/>
+          <w:lang w:val="en-US"/>
+        </w:rPr>
+        <w:t>https</w:t>
+      </w:r>
+      <w:r>
+        <w:rPr>
+          <w:rStyle w:val="ad"/>
+        </w:rPr>
+        <w:t>://</w:t>
+      </w:r>
+      <w:r>
+        <w:rPr>
+          <w:rStyle w:val="ad"/>
+          <w:lang w:val="en-US"/>
+        </w:rPr>
+        <w:t>www</w:t>
+      </w:r>
+      <w:r>
+        <w:rPr>
+          <w:rStyle w:val="ad"/>
+        </w:rPr>
+        <w:t>.</w:t>
+      </w:r>
+      <w:proofErr w:type="spellStart"/>
+      <w:r>
+        <w:rPr>
+          <w:rStyle w:val="ad"/>
+          <w:lang w:val="en-US"/>
+        </w:rPr>
+        <w:t>tensorflow</w:t>
+      </w:r>
+      <w:proofErr w:type="spellEnd"/>
+      <w:r>
+        <w:rPr>
+          <w:rStyle w:val="ad"/>
+        </w:rPr>
+        <w:t>.</w:t>
+      </w:r>
+      <w:r>
+        <w:rPr>
+          <w:rStyle w:val="ad"/>
+          <w:lang w:val="en-US"/>
+        </w:rPr>
+        <w:t>org</w:t>
+      </w:r>
+      <w:r>
+        <w:rPr>
+          <w:rStyle w:val="ad"/>
+        </w:rPr>
+        <w:t>/</w:t>
+      </w:r>
+      <w:r>
+        <w:rPr>
+          <w:lang w:val="en-US"/>
+        </w:rPr>
+        <w:fldChar w:fldCharType="end"/>
+      </w:r>
+      <w:r>
+        <w:t xml:space="preserve"> </w:t>
+      </w:r>
+      <w:r>
+        <w:t xml:space="preserve">– </w:t>
+      </w:r>
+      <w:r>
+        <w:t>о библиотеке «</w:t>
+      </w:r>
+      <w:r>
+        <w:rPr>
+          <w:lang w:val="en-US"/>
+        </w:rPr>
+        <w:t>TensorFlow</w:t>
+      </w:r>
+      <w:r>
+        <w:t>»</w:t>
+      </w:r>
+      <w:r>
+        <w:t>;</w:t>
+      </w:r>
+      <w:bookmarkEnd w:id="103"/>
+    </w:p>
+    <w:bookmarkStart w:id="104" w:name="_Ref230290246"/>
+    <w:p>
+      <w:pPr>
+        <w:pStyle w:val="a2"/>
+        <w:numPr>
+          <w:ilvl w:val="0"/>
+          <w:numId w:val="7"/>
+        </w:numPr>
+      </w:pPr>
+      <w:r>
+        <w:rPr>
+          <w:lang w:val="en-US"/>
+        </w:rPr>
+        <w:fldChar w:fldCharType="begin"/>
+      </w:r>
+      <w:r>
+        <w:rPr>
+          <w:lang w:val="en-US"/>
+        </w:rPr>
+        <w:instrText>HYPERLINK "</w:instrText>
+      </w:r>
+      <w:r>
+        <w:rPr>
+          <w:lang w:val="en-US"/>
+        </w:rPr>
+        <w:instrText>https://scikit-learn.org/stable/</w:instrText>
+      </w:r>
+      <w:r>
+        <w:rPr>
+          <w:lang w:val="en-US"/>
+        </w:rPr>
+        <w:instrText>"</w:instrText>
+      </w:r>
+      <w:r>
+        <w:rPr>
+          <w:lang w:val="en-US"/>
+        </w:rPr>
+        <w:fldChar w:fldCharType="separate"/>
+      </w:r>
+      <w:r>
+        <w:rPr>
+          <w:rStyle w:val="ad"/>
+          <w:lang w:val="en-US"/>
+        </w:rPr>
+        <w:t>https://scikit-learn.org/stable/</w:t>
+      </w:r>
+      <w:r>
+        <w:rPr>
+          <w:lang w:val="en-US"/>
+        </w:rPr>
+        <w:fldChar w:fldCharType="end"/>
+      </w:r>
+      <w:r>
+        <w:t xml:space="preserve"> </w:t>
+      </w:r>
+      <w:r>
+        <w:rPr>
+          <w:lang w:val="en-US"/>
+        </w:rPr>
+        <w:t xml:space="preserve">– </w:t>
+      </w:r>
+      <w:r>
+        <w:t>о библиотеке «</w:t>
+      </w:r>
+      <w:proofErr w:type="spellStart"/>
+      <w:r>
+        <w:t>Scikit-learn</w:t>
+      </w:r>
+      <w:proofErr w:type="spellEnd"/>
+      <w:r>
+        <w:t>»</w:t>
+      </w:r>
+      <w:r>
+        <w:rPr>
+          <w:lang w:val="en-US"/>
+        </w:rPr>
+        <w:t>;</w:t>
+      </w:r>
+      <w:bookmarkEnd w:id="104"/>
+    </w:p>
+    <w:bookmarkStart w:id="105" w:name="_Ref230290249"/>
+    <w:p>
+      <w:pPr>
+        <w:pStyle w:val="a2"/>
+        <w:numPr>
+          <w:ilvl w:val="0"/>
+          <w:numId w:val="7"/>
+        </w:numPr>
+      </w:pPr>
+      <w:r>
+        <w:rPr>
+          <w:lang w:val="en-US"/>
+        </w:rPr>
+        <w:fldChar w:fldCharType="begin"/>
+      </w:r>
+      <w:r>
+        <w:rPr>
+          <w:lang w:val="en-US"/>
+        </w:rPr>
+        <w:instrText>HYPERLINK</w:instrText>
+      </w:r>
+      <w:r>
+        <w:instrText xml:space="preserve"> "</w:instrText>
+      </w:r>
+      <w:r>
+        <w:rPr>
+          <w:lang w:val="en-US"/>
+        </w:rPr>
+        <w:instrText>https</w:instrText>
+      </w:r>
+      <w:r>
+        <w:instrText>://</w:instrText>
+      </w:r>
+      <w:r>
+        <w:rPr>
+          <w:lang w:val="en-US"/>
+        </w:rPr>
+        <w:instrText>metanit</w:instrText>
+      </w:r>
+      <w:r>
+        <w:instrText>.</w:instrText>
+      </w:r>
+      <w:r>
+        <w:rPr>
+          <w:lang w:val="en-US"/>
+        </w:rPr>
+        <w:instrText>com</w:instrText>
+      </w:r>
+      <w:r>
+        <w:instrText>/</w:instrText>
+      </w:r>
+      <w:r>
+        <w:rPr>
+          <w:lang w:val="en-US"/>
+        </w:rPr>
+        <w:instrText>python</w:instrText>
+      </w:r>
+      <w:r>
+        <w:instrText>/</w:instrText>
+      </w:r>
+      <w:r>
+        <w:rPr>
+          <w:lang w:val="en-US"/>
+        </w:rPr>
+        <w:instrText>tkinter</w:instrText>
+      </w:r>
+      <w:r>
+        <w:instrText>/1.1.</w:instrText>
+      </w:r>
+      <w:r>
+        <w:rPr>
+          <w:lang w:val="en-US"/>
+        </w:rPr>
+        <w:instrText>php</w:instrText>
+      </w:r>
+      <w:r>
+        <w:instrText>"</w:instrText>
+      </w:r>
+      <w:r>
+        <w:rPr>
+          <w:lang w:val="en-US"/>
+        </w:rPr>
+        <w:fldChar w:fldCharType="separate"/>
+      </w:r>
+      <w:r>
+        <w:rPr>
+          <w:rStyle w:val="ad"/>
+          <w:lang w:val="en-US"/>
+        </w:rPr>
+        <w:t>https</w:t>
+      </w:r>
+      <w:r>
+        <w:rPr>
+          <w:rStyle w:val="ad"/>
+        </w:rPr>
+        <w:t>://</w:t>
+      </w:r>
+      <w:proofErr w:type="spellStart"/>
+      <w:r>
+        <w:rPr>
+          <w:rStyle w:val="ad"/>
+          <w:lang w:val="en-US"/>
+        </w:rPr>
+        <w:t>metanit</w:t>
+      </w:r>
+      <w:proofErr w:type="spellEnd"/>
+      <w:r>
+        <w:rPr>
+          <w:rStyle w:val="ad"/>
+        </w:rPr>
+        <w:t>.</w:t>
+      </w:r>
+      <w:r>
+        <w:rPr>
+          <w:rStyle w:val="ad"/>
+          <w:lang w:val="en-US"/>
+        </w:rPr>
+        <w:t>com</w:t>
+      </w:r>
+      <w:r>
+        <w:rPr>
+          <w:rStyle w:val="ad"/>
+        </w:rPr>
+        <w:t>/</w:t>
+      </w:r>
+      <w:r>
+        <w:rPr>
+          <w:rStyle w:val="ad"/>
+          <w:lang w:val="en-US"/>
+        </w:rPr>
+        <w:t>python</w:t>
+      </w:r>
+      <w:r>
+        <w:rPr>
+          <w:rStyle w:val="ad"/>
+        </w:rPr>
+        <w:t>/</w:t>
+      </w:r>
+      <w:proofErr w:type="spellStart"/>
+      <w:r>
+        <w:rPr>
+          <w:rStyle w:val="ad"/>
+          <w:lang w:val="en-US"/>
+        </w:rPr>
+        <w:t>tkinter</w:t>
+      </w:r>
+      <w:proofErr w:type="spellEnd"/>
+      <w:r>
+        <w:rPr>
+          <w:rStyle w:val="ad"/>
+        </w:rPr>
+        <w:t>/1.1.</w:t>
+      </w:r>
+      <w:proofErr w:type="spellStart"/>
+      <w:r>
+        <w:rPr>
+          <w:rStyle w:val="ad"/>
+          <w:lang w:val="en-US"/>
+        </w:rPr>
+        <w:t>php</w:t>
+      </w:r>
+      <w:proofErr w:type="spellEnd"/>
+      <w:r>
+        <w:rPr>
+          <w:lang w:val="en-US"/>
+        </w:rPr>
+        <w:fldChar w:fldCharType="end"/>
+      </w:r>
+      <w:r>
+        <w:t xml:space="preserve"> </w:t>
+      </w:r>
+      <w:r>
+        <w:t xml:space="preserve">– </w:t>
+      </w:r>
+      <w:r>
+        <w:t>о</w:t>
+      </w:r>
+      <w:r>
+        <w:t xml:space="preserve"> </w:t>
+      </w:r>
+      <w:r>
+        <w:t>библиотеке «</w:t>
+      </w:r>
+      <w:proofErr w:type="spellStart"/>
+      <w:r>
+        <w:rPr>
+          <w:lang w:val="en-US"/>
+        </w:rPr>
+        <w:t>Tkinter</w:t>
+      </w:r>
+      <w:proofErr w:type="spellEnd"/>
+      <w:r>
+        <w:t>»</w:t>
+      </w:r>
+      <w:r>
+        <w:t>;</w:t>
+      </w:r>
+      <w:bookmarkEnd w:id="105"/>
+    </w:p>
+    <w:p>
+      <w:pPr>
+        <w:pStyle w:val="a2"/>
+        <w:numPr>
+          <w:ilvl w:val="0"/>
+          <w:numId w:val="7"/>
+        </w:numPr>
+      </w:pPr>
     </w:p>
     <w:p>
       <w:pPr>
         <w:pStyle w:val="1"/>
       </w:pPr>
-      <w:bookmarkStart w:id="89" w:name="_Toc230226830"/>
+      <w:bookmarkStart w:id="106" w:name="_Toc230278685"/>
       <w:r>
         <w:lastRenderedPageBreak/>
         <w:t>Приложения</w:t>
       </w:r>
-      <w:bookmarkEnd w:id="89"/>
+      <w:bookmarkEnd w:id="106"/>
     </w:p>
     <w:p>
       <w:pPr>
         <w:pStyle w:val="2"/>
       </w:pPr>
-      <w:bookmarkStart w:id="90" w:name="_Toc230226831"/>
+      <w:bookmarkStart w:id="107" w:name="_Toc230278686"/>
       <w:r>
         <w:t>Техническое задание</w:t>
       </w:r>
-      <w:bookmarkEnd w:id="90"/>
+      <w:bookmarkEnd w:id="107"/>
       <w:r>
         <w:t xml:space="preserve"> </w:t>
       </w:r>
@@ -39275,11 +43074,11 @@
       <w:pPr>
         <w:pStyle w:val="2"/>
       </w:pPr>
-      <w:bookmarkStart w:id="91" w:name="_Toc230226832"/>
+      <w:bookmarkStart w:id="108" w:name="_Toc230278687"/>
       <w:r>
         <w:t>Руководство программиста</w:t>
       </w:r>
-      <w:bookmarkEnd w:id="91"/>
+      <w:bookmarkEnd w:id="108"/>
     </w:p>
     <w:p>
       <w:pPr>
@@ -39288,11 +43087,11 @@
           <w:lang w:val="en-US"/>
         </w:rPr>
       </w:pPr>
-      <w:bookmarkStart w:id="92" w:name="_Toc230226833"/>
+      <w:bookmarkStart w:id="109" w:name="_Toc230278688"/>
       <w:r>
         <w:t>Руководство пользователя</w:t>
       </w:r>
-      <w:bookmarkEnd w:id="92"/>
+      <w:bookmarkEnd w:id="109"/>
     </w:p>
     <w:p>
       <w:pPr>
@@ -39301,11 +43100,11 @@
           <w:lang w:val="en-US"/>
         </w:rPr>
       </w:pPr>
-      <w:bookmarkStart w:id="93" w:name="_Toc230226834"/>
+      <w:bookmarkStart w:id="110" w:name="_Toc230278689"/>
       <w:r>
         <w:t>Материалы выпускной квалификационной работы</w:t>
       </w:r>
-      <w:bookmarkEnd w:id="93"/>
+      <w:bookmarkEnd w:id="110"/>
     </w:p>
     <w:p>
       <w:pPr>
@@ -39347,7 +43146,7 @@
           <w:numId w:val="8"/>
         </w:numPr>
       </w:pPr>
-      <w:hyperlink r:id="rId32" w:history="1">
+      <w:hyperlink r:id="rId35" w:history="1">
         <w:r>
           <w:rPr>
             <w:rStyle w:val="ad"/>
@@ -39360,7 +43159,7 @@
       </w:r>
     </w:p>
     <w:sectPr>
-      <w:footerReference w:type="default" r:id="rId33"/>
+      <w:footerReference w:type="default" r:id="rId36"/>
       <w:pgSz w:w="11906" w:h="16838" w:code="9"/>
       <w:pgMar w:top="851" w:right="567" w:bottom="1701" w:left="1418" w:header="284" w:footer="284" w:gutter="0"/>
       <w:pgNumType w:start="3"/>
@@ -40460,6 +44259,7 @@
                                 <w:szCs w:val="28"/>
                               </w:rPr>
                             </w:pPr>
+                            <w:proofErr w:type="spellStart"/>
                             <w:r>
                               <w:rPr>
                                 <w:rFonts w:ascii="Arial" w:hAnsi="Arial" w:cs="Arial"/>
@@ -40467,7 +44267,17 @@
                                 <w:sz w:val="28"/>
                                 <w:szCs w:val="28"/>
                               </w:rPr>
-                              <w:t xml:space="preserve">УУНиТ </w:t>
+                              <w:t>УУНиТ</w:t>
+                            </w:r>
+                            <w:proofErr w:type="spellEnd"/>
+                            <w:r>
+                              <w:rPr>
+                                <w:rFonts w:ascii="Arial" w:hAnsi="Arial" w:cs="Arial"/>
+                                <w:i/>
+                                <w:sz w:val="28"/>
+                                <w:szCs w:val="28"/>
+                              </w:rPr>
+                              <w:t xml:space="preserve"> </w:t>
                             </w:r>
                             <w:r>
                               <w:rPr>
@@ -40876,6 +44686,7 @@
                                 <w:szCs w:val="16"/>
                               </w:rPr>
                             </w:pPr>
+                            <w:proofErr w:type="spellStart"/>
                             <w:r>
                               <w:rPr>
                                 <w:rFonts w:ascii="Arial" w:hAnsi="Arial" w:cs="Arial"/>
@@ -40883,7 +44694,17 @@
                                 <w:sz w:val="16"/>
                                 <w:szCs w:val="16"/>
                               </w:rPr>
-                              <w:t>Разраб.</w:t>
+                              <w:t>Разраб</w:t>
+                            </w:r>
+                            <w:proofErr w:type="spellEnd"/>
+                            <w:r>
+                              <w:rPr>
+                                <w:rFonts w:ascii="Arial" w:hAnsi="Arial" w:cs="Arial"/>
+                                <w:i/>
+                                <w:sz w:val="16"/>
+                                <w:szCs w:val="16"/>
+                              </w:rPr>
+                              <w:t>.</w:t>
                             </w:r>
                           </w:p>
                         </w:txbxContent>
@@ -41004,6 +44825,7 @@
                                 <w:szCs w:val="16"/>
                               </w:rPr>
                             </w:pPr>
+                            <w:proofErr w:type="spellStart"/>
                             <w:r>
                               <w:rPr>
                                 <w:rFonts w:ascii="Arial" w:hAnsi="Arial" w:cs="Arial"/>
@@ -41011,7 +44833,17 @@
                                 <w:sz w:val="16"/>
                                 <w:szCs w:val="16"/>
                               </w:rPr>
-                              <w:t>Рецен.</w:t>
+                              <w:t>Рецен</w:t>
+                            </w:r>
+                            <w:proofErr w:type="spellEnd"/>
+                            <w:r>
+                              <w:rPr>
+                                <w:rFonts w:ascii="Arial" w:hAnsi="Arial" w:cs="Arial"/>
+                                <w:i/>
+                                <w:sz w:val="16"/>
+                                <w:szCs w:val="16"/>
+                              </w:rPr>
+                              <w:t>.</w:t>
                             </w:r>
                           </w:p>
                         </w:txbxContent>
@@ -41100,6 +44932,7 @@
                                 <w:szCs w:val="16"/>
                               </w:rPr>
                             </w:pPr>
+                            <w:proofErr w:type="spellStart"/>
                             <w:r>
                               <w:rPr>
                                 <w:rFonts w:ascii="Arial" w:hAnsi="Arial" w:cs="Arial"/>
@@ -41107,7 +44940,17 @@
                                 <w:sz w:val="16"/>
                                 <w:szCs w:val="16"/>
                               </w:rPr>
-                              <w:t>Н.контр.</w:t>
+                              <w:t>Н.контр</w:t>
+                            </w:r>
+                            <w:proofErr w:type="spellEnd"/>
+                            <w:r>
+                              <w:rPr>
+                                <w:rFonts w:ascii="Arial" w:hAnsi="Arial" w:cs="Arial"/>
+                                <w:i/>
+                                <w:sz w:val="16"/>
+                                <w:szCs w:val="16"/>
+                              </w:rPr>
+                              <w:t>.</w:t>
                             </w:r>
                           </w:p>
                         </w:txbxContent>
@@ -41292,6 +45135,7 @@
                                 <w:szCs w:val="16"/>
                               </w:rPr>
                             </w:pPr>
+                            <w:proofErr w:type="spellStart"/>
                             <w:r>
                               <w:rPr>
                                 <w:rFonts w:ascii="Arial" w:hAnsi="Arial" w:cs="Arial"/>
@@ -41299,7 +45143,17 @@
                                 <w:sz w:val="16"/>
                                 <w:szCs w:val="16"/>
                               </w:rPr>
-                              <w:t>Нургаянова О.С.</w:t>
+                              <w:t>Нургаянова</w:t>
+                            </w:r>
+                            <w:proofErr w:type="spellEnd"/>
+                            <w:r>
+                              <w:rPr>
+                                <w:rFonts w:ascii="Arial" w:hAnsi="Arial" w:cs="Arial"/>
+                                <w:i/>
+                                <w:sz w:val="16"/>
+                                <w:szCs w:val="16"/>
+                              </w:rPr>
+                              <w:t xml:space="preserve"> О.С.</w:t>
                             </w:r>
                           </w:p>
                         </w:txbxContent>
@@ -41999,6 +45853,7 @@
                           <w:szCs w:val="28"/>
                         </w:rPr>
                       </w:pPr>
+                      <w:proofErr w:type="spellStart"/>
                       <w:r>
                         <w:rPr>
                           <w:rFonts w:ascii="Arial" w:hAnsi="Arial" w:cs="Arial"/>
@@ -42006,7 +45861,17 @@
                           <w:sz w:val="28"/>
                           <w:szCs w:val="28"/>
                         </w:rPr>
-                        <w:t xml:space="preserve">УУНиТ </w:t>
+                        <w:t>УУНиТ</w:t>
+                      </w:r>
+                      <w:proofErr w:type="spellEnd"/>
+                      <w:r>
+                        <w:rPr>
+                          <w:rFonts w:ascii="Arial" w:hAnsi="Arial" w:cs="Arial"/>
+                          <w:i/>
+                          <w:sz w:val="28"/>
+                          <w:szCs w:val="28"/>
+                        </w:rPr>
+                        <w:t xml:space="preserve"> </w:t>
                       </w:r>
                       <w:r>
                         <w:rPr>
@@ -42181,6 +46046,7 @@
                           <w:szCs w:val="16"/>
                         </w:rPr>
                       </w:pPr>
+                      <w:proofErr w:type="spellStart"/>
                       <w:r>
                         <w:rPr>
                           <w:rFonts w:ascii="Arial" w:hAnsi="Arial" w:cs="Arial"/>
@@ -42188,7 +46054,17 @@
                           <w:sz w:val="16"/>
                           <w:szCs w:val="16"/>
                         </w:rPr>
-                        <w:t>Разраб.</w:t>
+                        <w:t>Разраб</w:t>
+                      </w:r>
+                      <w:proofErr w:type="spellEnd"/>
+                      <w:r>
+                        <w:rPr>
+                          <w:rFonts w:ascii="Arial" w:hAnsi="Arial" w:cs="Arial"/>
+                          <w:i/>
+                          <w:sz w:val="16"/>
+                          <w:szCs w:val="16"/>
+                        </w:rPr>
+                        <w:t>.</w:t>
                       </w:r>
                     </w:p>
                   </w:txbxContent>
@@ -42231,6 +46107,7 @@
                           <w:szCs w:val="16"/>
                         </w:rPr>
                       </w:pPr>
+                      <w:proofErr w:type="spellStart"/>
                       <w:r>
                         <w:rPr>
                           <w:rFonts w:ascii="Arial" w:hAnsi="Arial" w:cs="Arial"/>
@@ -42238,7 +46115,17 @@
                           <w:sz w:val="16"/>
                           <w:szCs w:val="16"/>
                         </w:rPr>
-                        <w:t>Рецен.</w:t>
+                        <w:t>Рецен</w:t>
+                      </w:r>
+                      <w:proofErr w:type="spellEnd"/>
+                      <w:r>
+                        <w:rPr>
+                          <w:rFonts w:ascii="Arial" w:hAnsi="Arial" w:cs="Arial"/>
+                          <w:i/>
+                          <w:sz w:val="16"/>
+                          <w:szCs w:val="16"/>
+                        </w:rPr>
+                        <w:t>.</w:t>
                       </w:r>
                     </w:p>
                   </w:txbxContent>
@@ -42257,6 +46144,7 @@
                           <w:szCs w:val="16"/>
                         </w:rPr>
                       </w:pPr>
+                      <w:proofErr w:type="spellStart"/>
                       <w:r>
                         <w:rPr>
                           <w:rFonts w:ascii="Arial" w:hAnsi="Arial" w:cs="Arial"/>
@@ -42264,7 +46152,17 @@
                           <w:sz w:val="16"/>
                           <w:szCs w:val="16"/>
                         </w:rPr>
-                        <w:t>Н.контр.</w:t>
+                        <w:t>Н.контр</w:t>
+                      </w:r>
+                      <w:proofErr w:type="spellEnd"/>
+                      <w:r>
+                        <w:rPr>
+                          <w:rFonts w:ascii="Arial" w:hAnsi="Arial" w:cs="Arial"/>
+                          <w:i/>
+                          <w:sz w:val="16"/>
+                          <w:szCs w:val="16"/>
+                        </w:rPr>
+                        <w:t>.</w:t>
                       </w:r>
                     </w:p>
                   </w:txbxContent>
@@ -42332,6 +46230,7 @@
                           <w:szCs w:val="16"/>
                         </w:rPr>
                       </w:pPr>
+                      <w:proofErr w:type="spellStart"/>
                       <w:r>
                         <w:rPr>
                           <w:rFonts w:ascii="Arial" w:hAnsi="Arial" w:cs="Arial"/>
@@ -42339,7 +46238,17 @@
                           <w:sz w:val="16"/>
                           <w:szCs w:val="16"/>
                         </w:rPr>
-                        <w:t>Нургаянова О.С.</w:t>
+                        <w:t>Нургаянова</w:t>
+                      </w:r>
+                      <w:proofErr w:type="spellEnd"/>
+                      <w:r>
+                        <w:rPr>
+                          <w:rFonts w:ascii="Arial" w:hAnsi="Arial" w:cs="Arial"/>
+                          <w:i/>
+                          <w:sz w:val="16"/>
+                          <w:szCs w:val="16"/>
+                        </w:rPr>
+                        <w:t xml:space="preserve"> О.С.</w:t>
                       </w:r>
                     </w:p>
                   </w:txbxContent>
@@ -47832,6 +51741,119 @@
     </w:lvl>
   </w:abstractNum>
   <w:abstractNum w:abstractNumId="43" w15:restartNumberingAfterBreak="0">
+    <w:nsid w:val="5CAC69C4"/>
+    <w:multiLevelType w:val="hybridMultilevel"/>
+    <w:tmpl w:val="803AD992"/>
+    <w:lvl w:ilvl="0" w:tplc="04190001">
+      <w:start w:val="1"/>
+      <w:numFmt w:val="bullet"/>
+      <w:lvlText w:val=""/>
+      <w:lvlJc w:val="left"/>
+      <w:pPr>
+        <w:ind w:left="1429" w:hanging="360"/>
+      </w:pPr>
+      <w:rPr>
+        <w:rFonts w:ascii="Symbol" w:hAnsi="Symbol" w:hint="default"/>
+      </w:rPr>
+    </w:lvl>
+    <w:lvl w:ilvl="1" w:tplc="04190003" w:tentative="1">
+      <w:start w:val="1"/>
+      <w:numFmt w:val="bullet"/>
+      <w:lvlText w:val="o"/>
+      <w:lvlJc w:val="left"/>
+      <w:pPr>
+        <w:ind w:left="2149" w:hanging="360"/>
+      </w:pPr>
+      <w:rPr>
+        <w:rFonts w:ascii="Courier New" w:hAnsi="Courier New" w:cs="Courier New" w:hint="default"/>
+      </w:rPr>
+    </w:lvl>
+    <w:lvl w:ilvl="2" w:tplc="04190005" w:tentative="1">
+      <w:start w:val="1"/>
+      <w:numFmt w:val="bullet"/>
+      <w:lvlText w:val=""/>
+      <w:lvlJc w:val="left"/>
+      <w:pPr>
+        <w:ind w:left="2869" w:hanging="360"/>
+      </w:pPr>
+      <w:rPr>
+        <w:rFonts w:ascii="Wingdings" w:hAnsi="Wingdings" w:hint="default"/>
+      </w:rPr>
+    </w:lvl>
+    <w:lvl w:ilvl="3" w:tplc="04190001" w:tentative="1">
+      <w:start w:val="1"/>
+      <w:numFmt w:val="bullet"/>
+      <w:lvlText w:val=""/>
+      <w:lvlJc w:val="left"/>
+      <w:pPr>
+        <w:ind w:left="3589" w:hanging="360"/>
+      </w:pPr>
+      <w:rPr>
+        <w:rFonts w:ascii="Symbol" w:hAnsi="Symbol" w:hint="default"/>
+      </w:rPr>
+    </w:lvl>
+    <w:lvl w:ilvl="4" w:tplc="04190003" w:tentative="1">
+      <w:start w:val="1"/>
+      <w:numFmt w:val="bullet"/>
+      <w:lvlText w:val="o"/>
+      <w:lvlJc w:val="left"/>
+      <w:pPr>
+        <w:ind w:left="4309" w:hanging="360"/>
+      </w:pPr>
+      <w:rPr>
+        <w:rFonts w:ascii="Courier New" w:hAnsi="Courier New" w:cs="Courier New" w:hint="default"/>
+      </w:rPr>
+    </w:lvl>
+    <w:lvl w:ilvl="5" w:tplc="04190005" w:tentative="1">
+      <w:start w:val="1"/>
+      <w:numFmt w:val="bullet"/>
+      <w:lvlText w:val=""/>
+      <w:lvlJc w:val="left"/>
+      <w:pPr>
+        <w:ind w:left="5029" w:hanging="360"/>
+      </w:pPr>
+      <w:rPr>
+        <w:rFonts w:ascii="Wingdings" w:hAnsi="Wingdings" w:hint="default"/>
+      </w:rPr>
+    </w:lvl>
+    <w:lvl w:ilvl="6" w:tplc="04190001" w:tentative="1">
+      <w:start w:val="1"/>
+      <w:numFmt w:val="bullet"/>
+      <w:lvlText w:val=""/>
+      <w:lvlJc w:val="left"/>
+      <w:pPr>
+        <w:ind w:left="5749" w:hanging="360"/>
+      </w:pPr>
+      <w:rPr>
+        <w:rFonts w:ascii="Symbol" w:hAnsi="Symbol" w:hint="default"/>
+      </w:rPr>
+    </w:lvl>
+    <w:lvl w:ilvl="7" w:tplc="04190003" w:tentative="1">
+      <w:start w:val="1"/>
+      <w:numFmt w:val="bullet"/>
+      <w:lvlText w:val="o"/>
+      <w:lvlJc w:val="left"/>
+      <w:pPr>
+        <w:ind w:left="6469" w:hanging="360"/>
+      </w:pPr>
+      <w:rPr>
+        <w:rFonts w:ascii="Courier New" w:hAnsi="Courier New" w:cs="Courier New" w:hint="default"/>
+      </w:rPr>
+    </w:lvl>
+    <w:lvl w:ilvl="8" w:tplc="04190005" w:tentative="1">
+      <w:start w:val="1"/>
+      <w:numFmt w:val="bullet"/>
+      <w:lvlText w:val=""/>
+      <w:lvlJc w:val="left"/>
+      <w:pPr>
+        <w:ind w:left="7189" w:hanging="360"/>
+      </w:pPr>
+      <w:rPr>
+        <w:rFonts w:ascii="Wingdings" w:hAnsi="Wingdings" w:hint="default"/>
+      </w:rPr>
+    </w:lvl>
+  </w:abstractNum>
+  <w:abstractNum w:abstractNumId="44" w15:restartNumberingAfterBreak="0">
     <w:nsid w:val="66F33F3E"/>
     <w:multiLevelType w:val="hybridMultilevel"/>
     <w:tmpl w:val="E2EADE76"/>
@@ -47944,17 +51966,17 @@
       </w:rPr>
     </w:lvl>
   </w:abstractNum>
-  <w:abstractNum w:abstractNumId="44" w15:restartNumberingAfterBreak="0">
-    <w:nsid w:val="67C94722"/>
+  <w:abstractNum w:abstractNumId="45" w15:restartNumberingAfterBreak="0">
+    <w:nsid w:val="67C541ED"/>
     <w:multiLevelType w:val="hybridMultilevel"/>
-    <w:tmpl w:val="3556A04C"/>
+    <w:tmpl w:val="74F08006"/>
     <w:lvl w:ilvl="0" w:tplc="04190001">
       <w:start w:val="1"/>
       <w:numFmt w:val="bullet"/>
       <w:lvlText w:val=""/>
       <w:lvlJc w:val="left"/>
       <w:pPr>
-        <w:ind w:left="1500" w:hanging="360"/>
+        <w:ind w:left="1429" w:hanging="360"/>
       </w:pPr>
       <w:rPr>
         <w:rFonts w:ascii="Symbol" w:hAnsi="Symbol" w:hint="default"/>
@@ -47966,7 +51988,7 @@
       <w:lvlText w:val="o"/>
       <w:lvlJc w:val="left"/>
       <w:pPr>
-        <w:ind w:left="2220" w:hanging="360"/>
+        <w:ind w:left="2149" w:hanging="360"/>
       </w:pPr>
       <w:rPr>
         <w:rFonts w:ascii="Courier New" w:hAnsi="Courier New" w:cs="Courier New" w:hint="default"/>
@@ -47978,7 +52000,7 @@
       <w:lvlText w:val=""/>
       <w:lvlJc w:val="left"/>
       <w:pPr>
-        <w:ind w:left="2940" w:hanging="360"/>
+        <w:ind w:left="2869" w:hanging="360"/>
       </w:pPr>
       <w:rPr>
         <w:rFonts w:ascii="Wingdings" w:hAnsi="Wingdings" w:hint="default"/>
@@ -47990,7 +52012,7 @@
       <w:lvlText w:val=""/>
       <w:lvlJc w:val="left"/>
       <w:pPr>
-        <w:ind w:left="3660" w:hanging="360"/>
+        <w:ind w:left="3589" w:hanging="360"/>
       </w:pPr>
       <w:rPr>
         <w:rFonts w:ascii="Symbol" w:hAnsi="Symbol" w:hint="default"/>
@@ -48002,7 +52024,7 @@
       <w:lvlText w:val="o"/>
       <w:lvlJc w:val="left"/>
       <w:pPr>
-        <w:ind w:left="4380" w:hanging="360"/>
+        <w:ind w:left="4309" w:hanging="360"/>
       </w:pPr>
       <w:rPr>
         <w:rFonts w:ascii="Courier New" w:hAnsi="Courier New" w:cs="Courier New" w:hint="default"/>
@@ -48014,7 +52036,7 @@
       <w:lvlText w:val=""/>
       <w:lvlJc w:val="left"/>
       <w:pPr>
-        <w:ind w:left="5100" w:hanging="360"/>
+        <w:ind w:left="5029" w:hanging="360"/>
       </w:pPr>
       <w:rPr>
         <w:rFonts w:ascii="Wingdings" w:hAnsi="Wingdings" w:hint="default"/>
@@ -48026,7 +52048,7 @@
       <w:lvlText w:val=""/>
       <w:lvlJc w:val="left"/>
       <w:pPr>
-        <w:ind w:left="5820" w:hanging="360"/>
+        <w:ind w:left="5749" w:hanging="360"/>
       </w:pPr>
       <w:rPr>
         <w:rFonts w:ascii="Symbol" w:hAnsi="Symbol" w:hint="default"/>
@@ -48038,7 +52060,7 @@
       <w:lvlText w:val="o"/>
       <w:lvlJc w:val="left"/>
       <w:pPr>
-        <w:ind w:left="6540" w:hanging="360"/>
+        <w:ind w:left="6469" w:hanging="360"/>
       </w:pPr>
       <w:rPr>
         <w:rFonts w:ascii="Courier New" w:hAnsi="Courier New" w:cs="Courier New" w:hint="default"/>
@@ -48050,282 +52072,24 @@
       <w:lvlText w:val=""/>
       <w:lvlJc w:val="left"/>
       <w:pPr>
-        <w:ind w:left="7260" w:hanging="360"/>
+        <w:ind w:left="7189" w:hanging="360"/>
       </w:pPr>
       <w:rPr>
         <w:rFonts w:ascii="Wingdings" w:hAnsi="Wingdings" w:hint="default"/>
       </w:rPr>
     </w:lvl>
   </w:abstractNum>
-  <w:abstractNum w:abstractNumId="45" w15:restartNumberingAfterBreak="0">
-    <w:nsid w:val="68251857"/>
+  <w:abstractNum w:abstractNumId="46" w15:restartNumberingAfterBreak="0">
+    <w:nsid w:val="67C94722"/>
     <w:multiLevelType w:val="hybridMultilevel"/>
-    <w:tmpl w:val="E52438A8"/>
-    <w:lvl w:ilvl="0" w:tplc="FFFFFFFF">
-      <w:start w:val="1"/>
-      <w:numFmt w:val="decimal"/>
-      <w:lvlText w:val="%1."/>
-      <w:lvlJc w:val="left"/>
-      <w:pPr>
-        <w:ind w:left="1429" w:hanging="360"/>
-      </w:pPr>
-    </w:lvl>
-    <w:lvl w:ilvl="1" w:tplc="04190019">
-      <w:start w:val="1"/>
-      <w:numFmt w:val="lowerLetter"/>
-      <w:lvlText w:val="%2."/>
-      <w:lvlJc w:val="left"/>
-      <w:pPr>
-        <w:ind w:left="1440" w:hanging="360"/>
-      </w:pPr>
-    </w:lvl>
-    <w:lvl w:ilvl="2" w:tplc="0419001B" w:tentative="1">
-      <w:start w:val="1"/>
-      <w:numFmt w:val="lowerRoman"/>
-      <w:lvlText w:val="%3."/>
-      <w:lvlJc w:val="right"/>
-      <w:pPr>
-        <w:ind w:left="2160" w:hanging="180"/>
-      </w:pPr>
-    </w:lvl>
-    <w:lvl w:ilvl="3" w:tplc="0419000F" w:tentative="1">
-      <w:start w:val="1"/>
-      <w:numFmt w:val="decimal"/>
-      <w:lvlText w:val="%4."/>
-      <w:lvlJc w:val="left"/>
-      <w:pPr>
-        <w:ind w:left="2880" w:hanging="360"/>
-      </w:pPr>
-    </w:lvl>
-    <w:lvl w:ilvl="4" w:tplc="04190019" w:tentative="1">
-      <w:start w:val="1"/>
-      <w:numFmt w:val="lowerLetter"/>
-      <w:lvlText w:val="%5."/>
-      <w:lvlJc w:val="left"/>
-      <w:pPr>
-        <w:ind w:left="3600" w:hanging="360"/>
-      </w:pPr>
-    </w:lvl>
-    <w:lvl w:ilvl="5" w:tplc="0419001B" w:tentative="1">
-      <w:start w:val="1"/>
-      <w:numFmt w:val="lowerRoman"/>
-      <w:lvlText w:val="%6."/>
-      <w:lvlJc w:val="right"/>
-      <w:pPr>
-        <w:ind w:left="4320" w:hanging="180"/>
-      </w:pPr>
-    </w:lvl>
-    <w:lvl w:ilvl="6" w:tplc="0419000F" w:tentative="1">
-      <w:start w:val="1"/>
-      <w:numFmt w:val="decimal"/>
-      <w:lvlText w:val="%7."/>
-      <w:lvlJc w:val="left"/>
-      <w:pPr>
-        <w:ind w:left="5040" w:hanging="360"/>
-      </w:pPr>
-    </w:lvl>
-    <w:lvl w:ilvl="7" w:tplc="04190019" w:tentative="1">
-      <w:start w:val="1"/>
-      <w:numFmt w:val="lowerLetter"/>
-      <w:lvlText w:val="%8."/>
-      <w:lvlJc w:val="left"/>
-      <w:pPr>
-        <w:ind w:left="5760" w:hanging="360"/>
-      </w:pPr>
-    </w:lvl>
-    <w:lvl w:ilvl="8" w:tplc="0419001B" w:tentative="1">
-      <w:start w:val="1"/>
-      <w:numFmt w:val="lowerRoman"/>
-      <w:lvlText w:val="%9."/>
-      <w:lvlJc w:val="right"/>
-      <w:pPr>
-        <w:ind w:left="6480" w:hanging="180"/>
-      </w:pPr>
-    </w:lvl>
-  </w:abstractNum>
-  <w:abstractNum w:abstractNumId="46" w15:restartNumberingAfterBreak="0">
-    <w:nsid w:val="6A476316"/>
-    <w:multiLevelType w:val="hybridMultilevel"/>
-    <w:tmpl w:val="22CC6D30"/>
-    <w:lvl w:ilvl="0" w:tplc="0419000F">
-      <w:start w:val="1"/>
-      <w:numFmt w:val="decimal"/>
-      <w:lvlText w:val="%1."/>
-      <w:lvlJc w:val="left"/>
-      <w:pPr>
-        <w:ind w:left="1429" w:hanging="360"/>
-      </w:pPr>
-    </w:lvl>
-    <w:lvl w:ilvl="1" w:tplc="04190019" w:tentative="1">
-      <w:start w:val="1"/>
-      <w:numFmt w:val="lowerLetter"/>
-      <w:lvlText w:val="%2."/>
-      <w:lvlJc w:val="left"/>
-      <w:pPr>
-        <w:ind w:left="2149" w:hanging="360"/>
-      </w:pPr>
-    </w:lvl>
-    <w:lvl w:ilvl="2" w:tplc="0419001B" w:tentative="1">
-      <w:start w:val="1"/>
-      <w:numFmt w:val="lowerRoman"/>
-      <w:lvlText w:val="%3."/>
-      <w:lvlJc w:val="right"/>
-      <w:pPr>
-        <w:ind w:left="2869" w:hanging="180"/>
-      </w:pPr>
-    </w:lvl>
-    <w:lvl w:ilvl="3" w:tplc="0419000F" w:tentative="1">
-      <w:start w:val="1"/>
-      <w:numFmt w:val="decimal"/>
-      <w:lvlText w:val="%4."/>
-      <w:lvlJc w:val="left"/>
-      <w:pPr>
-        <w:ind w:left="3589" w:hanging="360"/>
-      </w:pPr>
-    </w:lvl>
-    <w:lvl w:ilvl="4" w:tplc="04190019" w:tentative="1">
-      <w:start w:val="1"/>
-      <w:numFmt w:val="lowerLetter"/>
-      <w:lvlText w:val="%5."/>
-      <w:lvlJc w:val="left"/>
-      <w:pPr>
-        <w:ind w:left="4309" w:hanging="360"/>
-      </w:pPr>
-    </w:lvl>
-    <w:lvl w:ilvl="5" w:tplc="0419001B" w:tentative="1">
-      <w:start w:val="1"/>
-      <w:numFmt w:val="lowerRoman"/>
-      <w:lvlText w:val="%6."/>
-      <w:lvlJc w:val="right"/>
-      <w:pPr>
-        <w:ind w:left="5029" w:hanging="180"/>
-      </w:pPr>
-    </w:lvl>
-    <w:lvl w:ilvl="6" w:tplc="0419000F" w:tentative="1">
-      <w:start w:val="1"/>
-      <w:numFmt w:val="decimal"/>
-      <w:lvlText w:val="%7."/>
-      <w:lvlJc w:val="left"/>
-      <w:pPr>
-        <w:ind w:left="5749" w:hanging="360"/>
-      </w:pPr>
-    </w:lvl>
-    <w:lvl w:ilvl="7" w:tplc="04190019" w:tentative="1">
-      <w:start w:val="1"/>
-      <w:numFmt w:val="lowerLetter"/>
-      <w:lvlText w:val="%8."/>
-      <w:lvlJc w:val="left"/>
-      <w:pPr>
-        <w:ind w:left="6469" w:hanging="360"/>
-      </w:pPr>
-    </w:lvl>
-    <w:lvl w:ilvl="8" w:tplc="0419001B" w:tentative="1">
-      <w:start w:val="1"/>
-      <w:numFmt w:val="lowerRoman"/>
-      <w:lvlText w:val="%9."/>
-      <w:lvlJc w:val="right"/>
-      <w:pPr>
-        <w:ind w:left="7189" w:hanging="180"/>
-      </w:pPr>
-    </w:lvl>
-  </w:abstractNum>
-  <w:abstractNum w:abstractNumId="47" w15:restartNumberingAfterBreak="0">
-    <w:nsid w:val="701B180F"/>
-    <w:multiLevelType w:val="hybridMultilevel"/>
-    <w:tmpl w:val="686A2E00"/>
-    <w:lvl w:ilvl="0" w:tplc="0419000F">
-      <w:start w:val="1"/>
-      <w:numFmt w:val="decimal"/>
-      <w:lvlText w:val="%1."/>
-      <w:lvlJc w:val="left"/>
-      <w:pPr>
-        <w:ind w:left="1429" w:hanging="360"/>
-      </w:pPr>
-    </w:lvl>
-    <w:lvl w:ilvl="1" w:tplc="04190019">
-      <w:start w:val="1"/>
-      <w:numFmt w:val="lowerLetter"/>
-      <w:lvlText w:val="%2."/>
-      <w:lvlJc w:val="left"/>
-      <w:pPr>
-        <w:ind w:left="2149" w:hanging="360"/>
-      </w:pPr>
-    </w:lvl>
-    <w:lvl w:ilvl="2" w:tplc="0419001B" w:tentative="1">
-      <w:start w:val="1"/>
-      <w:numFmt w:val="lowerRoman"/>
-      <w:lvlText w:val="%3."/>
-      <w:lvlJc w:val="right"/>
-      <w:pPr>
-        <w:ind w:left="2869" w:hanging="180"/>
-      </w:pPr>
-    </w:lvl>
-    <w:lvl w:ilvl="3" w:tplc="0419000F" w:tentative="1">
-      <w:start w:val="1"/>
-      <w:numFmt w:val="decimal"/>
-      <w:lvlText w:val="%4."/>
-      <w:lvlJc w:val="left"/>
-      <w:pPr>
-        <w:ind w:left="3589" w:hanging="360"/>
-      </w:pPr>
-    </w:lvl>
-    <w:lvl w:ilvl="4" w:tplc="04190019" w:tentative="1">
-      <w:start w:val="1"/>
-      <w:numFmt w:val="lowerLetter"/>
-      <w:lvlText w:val="%5."/>
-      <w:lvlJc w:val="left"/>
-      <w:pPr>
-        <w:ind w:left="4309" w:hanging="360"/>
-      </w:pPr>
-    </w:lvl>
-    <w:lvl w:ilvl="5" w:tplc="0419001B" w:tentative="1">
-      <w:start w:val="1"/>
-      <w:numFmt w:val="lowerRoman"/>
-      <w:lvlText w:val="%6."/>
-      <w:lvlJc w:val="right"/>
-      <w:pPr>
-        <w:ind w:left="5029" w:hanging="180"/>
-      </w:pPr>
-    </w:lvl>
-    <w:lvl w:ilvl="6" w:tplc="0419000F" w:tentative="1">
-      <w:start w:val="1"/>
-      <w:numFmt w:val="decimal"/>
-      <w:lvlText w:val="%7."/>
-      <w:lvlJc w:val="left"/>
-      <w:pPr>
-        <w:ind w:left="5749" w:hanging="360"/>
-      </w:pPr>
-    </w:lvl>
-    <w:lvl w:ilvl="7" w:tplc="04190019" w:tentative="1">
-      <w:start w:val="1"/>
-      <w:numFmt w:val="lowerLetter"/>
-      <w:lvlText w:val="%8."/>
-      <w:lvlJc w:val="left"/>
-      <w:pPr>
-        <w:ind w:left="6469" w:hanging="360"/>
-      </w:pPr>
-    </w:lvl>
-    <w:lvl w:ilvl="8" w:tplc="0419001B" w:tentative="1">
-      <w:start w:val="1"/>
-      <w:numFmt w:val="lowerRoman"/>
-      <w:lvlText w:val="%9."/>
-      <w:lvlJc w:val="right"/>
-      <w:pPr>
-        <w:ind w:left="7189" w:hanging="180"/>
-      </w:pPr>
-    </w:lvl>
-  </w:abstractNum>
-  <w:abstractNum w:abstractNumId="48" w15:restartNumberingAfterBreak="0">
-    <w:nsid w:val="75C00A5E"/>
-    <w:multiLevelType w:val="hybridMultilevel"/>
-    <w:tmpl w:val="4DA8AEE8"/>
+    <w:tmpl w:val="3556A04C"/>
     <w:lvl w:ilvl="0" w:tplc="04190001">
       <w:start w:val="1"/>
       <w:numFmt w:val="bullet"/>
       <w:lvlText w:val=""/>
       <w:lvlJc w:val="left"/>
       <w:pPr>
-        <w:ind w:left="1429" w:hanging="360"/>
+        <w:ind w:left="1500" w:hanging="360"/>
       </w:pPr>
       <w:rPr>
         <w:rFonts w:ascii="Symbol" w:hAnsi="Symbol" w:hint="default"/>
@@ -48337,6 +52101,377 @@
       <w:lvlText w:val="o"/>
       <w:lvlJc w:val="left"/>
       <w:pPr>
+        <w:ind w:left="2220" w:hanging="360"/>
+      </w:pPr>
+      <w:rPr>
+        <w:rFonts w:ascii="Courier New" w:hAnsi="Courier New" w:cs="Courier New" w:hint="default"/>
+      </w:rPr>
+    </w:lvl>
+    <w:lvl w:ilvl="2" w:tplc="04190005" w:tentative="1">
+      <w:start w:val="1"/>
+      <w:numFmt w:val="bullet"/>
+      <w:lvlText w:val=""/>
+      <w:lvlJc w:val="left"/>
+      <w:pPr>
+        <w:ind w:left="2940" w:hanging="360"/>
+      </w:pPr>
+      <w:rPr>
+        <w:rFonts w:ascii="Wingdings" w:hAnsi="Wingdings" w:hint="default"/>
+      </w:rPr>
+    </w:lvl>
+    <w:lvl w:ilvl="3" w:tplc="04190001" w:tentative="1">
+      <w:start w:val="1"/>
+      <w:numFmt w:val="bullet"/>
+      <w:lvlText w:val=""/>
+      <w:lvlJc w:val="left"/>
+      <w:pPr>
+        <w:ind w:left="3660" w:hanging="360"/>
+      </w:pPr>
+      <w:rPr>
+        <w:rFonts w:ascii="Symbol" w:hAnsi="Symbol" w:hint="default"/>
+      </w:rPr>
+    </w:lvl>
+    <w:lvl w:ilvl="4" w:tplc="04190003" w:tentative="1">
+      <w:start w:val="1"/>
+      <w:numFmt w:val="bullet"/>
+      <w:lvlText w:val="o"/>
+      <w:lvlJc w:val="left"/>
+      <w:pPr>
+        <w:ind w:left="4380" w:hanging="360"/>
+      </w:pPr>
+      <w:rPr>
+        <w:rFonts w:ascii="Courier New" w:hAnsi="Courier New" w:cs="Courier New" w:hint="default"/>
+      </w:rPr>
+    </w:lvl>
+    <w:lvl w:ilvl="5" w:tplc="04190005" w:tentative="1">
+      <w:start w:val="1"/>
+      <w:numFmt w:val="bullet"/>
+      <w:lvlText w:val=""/>
+      <w:lvlJc w:val="left"/>
+      <w:pPr>
+        <w:ind w:left="5100" w:hanging="360"/>
+      </w:pPr>
+      <w:rPr>
+        <w:rFonts w:ascii="Wingdings" w:hAnsi="Wingdings" w:hint="default"/>
+      </w:rPr>
+    </w:lvl>
+    <w:lvl w:ilvl="6" w:tplc="04190001" w:tentative="1">
+      <w:start w:val="1"/>
+      <w:numFmt w:val="bullet"/>
+      <w:lvlText w:val=""/>
+      <w:lvlJc w:val="left"/>
+      <w:pPr>
+        <w:ind w:left="5820" w:hanging="360"/>
+      </w:pPr>
+      <w:rPr>
+        <w:rFonts w:ascii="Symbol" w:hAnsi="Symbol" w:hint="default"/>
+      </w:rPr>
+    </w:lvl>
+    <w:lvl w:ilvl="7" w:tplc="04190003" w:tentative="1">
+      <w:start w:val="1"/>
+      <w:numFmt w:val="bullet"/>
+      <w:lvlText w:val="o"/>
+      <w:lvlJc w:val="left"/>
+      <w:pPr>
+        <w:ind w:left="6540" w:hanging="360"/>
+      </w:pPr>
+      <w:rPr>
+        <w:rFonts w:ascii="Courier New" w:hAnsi="Courier New" w:cs="Courier New" w:hint="default"/>
+      </w:rPr>
+    </w:lvl>
+    <w:lvl w:ilvl="8" w:tplc="04190005" w:tentative="1">
+      <w:start w:val="1"/>
+      <w:numFmt w:val="bullet"/>
+      <w:lvlText w:val=""/>
+      <w:lvlJc w:val="left"/>
+      <w:pPr>
+        <w:ind w:left="7260" w:hanging="360"/>
+      </w:pPr>
+      <w:rPr>
+        <w:rFonts w:ascii="Wingdings" w:hAnsi="Wingdings" w:hint="default"/>
+      </w:rPr>
+    </w:lvl>
+  </w:abstractNum>
+  <w:abstractNum w:abstractNumId="47" w15:restartNumberingAfterBreak="0">
+    <w:nsid w:val="68251857"/>
+    <w:multiLevelType w:val="hybridMultilevel"/>
+    <w:tmpl w:val="E52438A8"/>
+    <w:lvl w:ilvl="0" w:tplc="FFFFFFFF">
+      <w:start w:val="1"/>
+      <w:numFmt w:val="decimal"/>
+      <w:lvlText w:val="%1."/>
+      <w:lvlJc w:val="left"/>
+      <w:pPr>
+        <w:ind w:left="1429" w:hanging="360"/>
+      </w:pPr>
+    </w:lvl>
+    <w:lvl w:ilvl="1" w:tplc="04190019">
+      <w:start w:val="1"/>
+      <w:numFmt w:val="lowerLetter"/>
+      <w:lvlText w:val="%2."/>
+      <w:lvlJc w:val="left"/>
+      <w:pPr>
+        <w:ind w:left="1440" w:hanging="360"/>
+      </w:pPr>
+    </w:lvl>
+    <w:lvl w:ilvl="2" w:tplc="0419001B" w:tentative="1">
+      <w:start w:val="1"/>
+      <w:numFmt w:val="lowerRoman"/>
+      <w:lvlText w:val="%3."/>
+      <w:lvlJc w:val="right"/>
+      <w:pPr>
+        <w:ind w:left="2160" w:hanging="180"/>
+      </w:pPr>
+    </w:lvl>
+    <w:lvl w:ilvl="3" w:tplc="0419000F" w:tentative="1">
+      <w:start w:val="1"/>
+      <w:numFmt w:val="decimal"/>
+      <w:lvlText w:val="%4."/>
+      <w:lvlJc w:val="left"/>
+      <w:pPr>
+        <w:ind w:left="2880" w:hanging="360"/>
+      </w:pPr>
+    </w:lvl>
+    <w:lvl w:ilvl="4" w:tplc="04190019" w:tentative="1">
+      <w:start w:val="1"/>
+      <w:numFmt w:val="lowerLetter"/>
+      <w:lvlText w:val="%5."/>
+      <w:lvlJc w:val="left"/>
+      <w:pPr>
+        <w:ind w:left="3600" w:hanging="360"/>
+      </w:pPr>
+    </w:lvl>
+    <w:lvl w:ilvl="5" w:tplc="0419001B" w:tentative="1">
+      <w:start w:val="1"/>
+      <w:numFmt w:val="lowerRoman"/>
+      <w:lvlText w:val="%6."/>
+      <w:lvlJc w:val="right"/>
+      <w:pPr>
+        <w:ind w:left="4320" w:hanging="180"/>
+      </w:pPr>
+    </w:lvl>
+    <w:lvl w:ilvl="6" w:tplc="0419000F" w:tentative="1">
+      <w:start w:val="1"/>
+      <w:numFmt w:val="decimal"/>
+      <w:lvlText w:val="%7."/>
+      <w:lvlJc w:val="left"/>
+      <w:pPr>
+        <w:ind w:left="5040" w:hanging="360"/>
+      </w:pPr>
+    </w:lvl>
+    <w:lvl w:ilvl="7" w:tplc="04190019" w:tentative="1">
+      <w:start w:val="1"/>
+      <w:numFmt w:val="lowerLetter"/>
+      <w:lvlText w:val="%8."/>
+      <w:lvlJc w:val="left"/>
+      <w:pPr>
+        <w:ind w:left="5760" w:hanging="360"/>
+      </w:pPr>
+    </w:lvl>
+    <w:lvl w:ilvl="8" w:tplc="0419001B" w:tentative="1">
+      <w:start w:val="1"/>
+      <w:numFmt w:val="lowerRoman"/>
+      <w:lvlText w:val="%9."/>
+      <w:lvlJc w:val="right"/>
+      <w:pPr>
+        <w:ind w:left="6480" w:hanging="180"/>
+      </w:pPr>
+    </w:lvl>
+  </w:abstractNum>
+  <w:abstractNum w:abstractNumId="48" w15:restartNumberingAfterBreak="0">
+    <w:nsid w:val="6A476316"/>
+    <w:multiLevelType w:val="hybridMultilevel"/>
+    <w:tmpl w:val="22CC6D30"/>
+    <w:lvl w:ilvl="0" w:tplc="0419000F">
+      <w:start w:val="1"/>
+      <w:numFmt w:val="decimal"/>
+      <w:lvlText w:val="%1."/>
+      <w:lvlJc w:val="left"/>
+      <w:pPr>
+        <w:ind w:left="1429" w:hanging="360"/>
+      </w:pPr>
+    </w:lvl>
+    <w:lvl w:ilvl="1" w:tplc="04190019" w:tentative="1">
+      <w:start w:val="1"/>
+      <w:numFmt w:val="lowerLetter"/>
+      <w:lvlText w:val="%2."/>
+      <w:lvlJc w:val="left"/>
+      <w:pPr>
+        <w:ind w:left="2149" w:hanging="360"/>
+      </w:pPr>
+    </w:lvl>
+    <w:lvl w:ilvl="2" w:tplc="0419001B" w:tentative="1">
+      <w:start w:val="1"/>
+      <w:numFmt w:val="lowerRoman"/>
+      <w:lvlText w:val="%3."/>
+      <w:lvlJc w:val="right"/>
+      <w:pPr>
+        <w:ind w:left="2869" w:hanging="180"/>
+      </w:pPr>
+    </w:lvl>
+    <w:lvl w:ilvl="3" w:tplc="0419000F" w:tentative="1">
+      <w:start w:val="1"/>
+      <w:numFmt w:val="decimal"/>
+      <w:lvlText w:val="%4."/>
+      <w:lvlJc w:val="left"/>
+      <w:pPr>
+        <w:ind w:left="3589" w:hanging="360"/>
+      </w:pPr>
+    </w:lvl>
+    <w:lvl w:ilvl="4" w:tplc="04190019" w:tentative="1">
+      <w:start w:val="1"/>
+      <w:numFmt w:val="lowerLetter"/>
+      <w:lvlText w:val="%5."/>
+      <w:lvlJc w:val="left"/>
+      <w:pPr>
+        <w:ind w:left="4309" w:hanging="360"/>
+      </w:pPr>
+    </w:lvl>
+    <w:lvl w:ilvl="5" w:tplc="0419001B" w:tentative="1">
+      <w:start w:val="1"/>
+      <w:numFmt w:val="lowerRoman"/>
+      <w:lvlText w:val="%6."/>
+      <w:lvlJc w:val="right"/>
+      <w:pPr>
+        <w:ind w:left="5029" w:hanging="180"/>
+      </w:pPr>
+    </w:lvl>
+    <w:lvl w:ilvl="6" w:tplc="0419000F" w:tentative="1">
+      <w:start w:val="1"/>
+      <w:numFmt w:val="decimal"/>
+      <w:lvlText w:val="%7."/>
+      <w:lvlJc w:val="left"/>
+      <w:pPr>
+        <w:ind w:left="5749" w:hanging="360"/>
+      </w:pPr>
+    </w:lvl>
+    <w:lvl w:ilvl="7" w:tplc="04190019" w:tentative="1">
+      <w:start w:val="1"/>
+      <w:numFmt w:val="lowerLetter"/>
+      <w:lvlText w:val="%8."/>
+      <w:lvlJc w:val="left"/>
+      <w:pPr>
+        <w:ind w:left="6469" w:hanging="360"/>
+      </w:pPr>
+    </w:lvl>
+    <w:lvl w:ilvl="8" w:tplc="0419001B" w:tentative="1">
+      <w:start w:val="1"/>
+      <w:numFmt w:val="lowerRoman"/>
+      <w:lvlText w:val="%9."/>
+      <w:lvlJc w:val="right"/>
+      <w:pPr>
+        <w:ind w:left="7189" w:hanging="180"/>
+      </w:pPr>
+    </w:lvl>
+  </w:abstractNum>
+  <w:abstractNum w:abstractNumId="49" w15:restartNumberingAfterBreak="0">
+    <w:nsid w:val="701B180F"/>
+    <w:multiLevelType w:val="hybridMultilevel"/>
+    <w:tmpl w:val="686A2E00"/>
+    <w:lvl w:ilvl="0" w:tplc="0419000F">
+      <w:start w:val="1"/>
+      <w:numFmt w:val="decimal"/>
+      <w:lvlText w:val="%1."/>
+      <w:lvlJc w:val="left"/>
+      <w:pPr>
+        <w:ind w:left="1429" w:hanging="360"/>
+      </w:pPr>
+    </w:lvl>
+    <w:lvl w:ilvl="1" w:tplc="04190019">
+      <w:start w:val="1"/>
+      <w:numFmt w:val="lowerLetter"/>
+      <w:lvlText w:val="%2."/>
+      <w:lvlJc w:val="left"/>
+      <w:pPr>
+        <w:ind w:left="2149" w:hanging="360"/>
+      </w:pPr>
+    </w:lvl>
+    <w:lvl w:ilvl="2" w:tplc="0419001B" w:tentative="1">
+      <w:start w:val="1"/>
+      <w:numFmt w:val="lowerRoman"/>
+      <w:lvlText w:val="%3."/>
+      <w:lvlJc w:val="right"/>
+      <w:pPr>
+        <w:ind w:left="2869" w:hanging="180"/>
+      </w:pPr>
+    </w:lvl>
+    <w:lvl w:ilvl="3" w:tplc="0419000F" w:tentative="1">
+      <w:start w:val="1"/>
+      <w:numFmt w:val="decimal"/>
+      <w:lvlText w:val="%4."/>
+      <w:lvlJc w:val="left"/>
+      <w:pPr>
+        <w:ind w:left="3589" w:hanging="360"/>
+      </w:pPr>
+    </w:lvl>
+    <w:lvl w:ilvl="4" w:tplc="04190019" w:tentative="1">
+      <w:start w:val="1"/>
+      <w:numFmt w:val="lowerLetter"/>
+      <w:lvlText w:val="%5."/>
+      <w:lvlJc w:val="left"/>
+      <w:pPr>
+        <w:ind w:left="4309" w:hanging="360"/>
+      </w:pPr>
+    </w:lvl>
+    <w:lvl w:ilvl="5" w:tplc="0419001B" w:tentative="1">
+      <w:start w:val="1"/>
+      <w:numFmt w:val="lowerRoman"/>
+      <w:lvlText w:val="%6."/>
+      <w:lvlJc w:val="right"/>
+      <w:pPr>
+        <w:ind w:left="5029" w:hanging="180"/>
+      </w:pPr>
+    </w:lvl>
+    <w:lvl w:ilvl="6" w:tplc="0419000F" w:tentative="1">
+      <w:start w:val="1"/>
+      <w:numFmt w:val="decimal"/>
+      <w:lvlText w:val="%7."/>
+      <w:lvlJc w:val="left"/>
+      <w:pPr>
+        <w:ind w:left="5749" w:hanging="360"/>
+      </w:pPr>
+    </w:lvl>
+    <w:lvl w:ilvl="7" w:tplc="04190019" w:tentative="1">
+      <w:start w:val="1"/>
+      <w:numFmt w:val="lowerLetter"/>
+      <w:lvlText w:val="%8."/>
+      <w:lvlJc w:val="left"/>
+      <w:pPr>
+        <w:ind w:left="6469" w:hanging="360"/>
+      </w:pPr>
+    </w:lvl>
+    <w:lvl w:ilvl="8" w:tplc="0419001B" w:tentative="1">
+      <w:start w:val="1"/>
+      <w:numFmt w:val="lowerRoman"/>
+      <w:lvlText w:val="%9."/>
+      <w:lvlJc w:val="right"/>
+      <w:pPr>
+        <w:ind w:left="7189" w:hanging="180"/>
+      </w:pPr>
+    </w:lvl>
+  </w:abstractNum>
+  <w:abstractNum w:abstractNumId="50" w15:restartNumberingAfterBreak="0">
+    <w:nsid w:val="75C00A5E"/>
+    <w:multiLevelType w:val="hybridMultilevel"/>
+    <w:tmpl w:val="4DA8AEE8"/>
+    <w:lvl w:ilvl="0" w:tplc="04190001">
+      <w:start w:val="1"/>
+      <w:numFmt w:val="bullet"/>
+      <w:lvlText w:val=""/>
+      <w:lvlJc w:val="left"/>
+      <w:pPr>
+        <w:ind w:left="1429" w:hanging="360"/>
+      </w:pPr>
+      <w:rPr>
+        <w:rFonts w:ascii="Symbol" w:hAnsi="Symbol" w:hint="default"/>
+      </w:rPr>
+    </w:lvl>
+    <w:lvl w:ilvl="1" w:tplc="04190003">
+      <w:start w:val="1"/>
+      <w:numFmt w:val="bullet"/>
+      <w:lvlText w:val="o"/>
+      <w:lvlJc w:val="left"/>
+      <w:pPr>
         <w:ind w:left="2149" w:hanging="360"/>
       </w:pPr>
       <w:rPr>
@@ -48428,7 +52563,7 @@
       </w:rPr>
     </w:lvl>
   </w:abstractNum>
-  <w:abstractNum w:abstractNumId="49" w15:restartNumberingAfterBreak="0">
+  <w:abstractNum w:abstractNumId="51" w15:restartNumberingAfterBreak="0">
     <w:nsid w:val="78B92FE7"/>
     <w:multiLevelType w:val="hybridMultilevel"/>
     <w:tmpl w:val="C56A022E"/>
@@ -48514,7 +52649,7 @@
       </w:pPr>
     </w:lvl>
   </w:abstractNum>
-  <w:abstractNum w:abstractNumId="50" w15:restartNumberingAfterBreak="0">
+  <w:abstractNum w:abstractNumId="52" w15:restartNumberingAfterBreak="0">
     <w:nsid w:val="7C2F5D1F"/>
     <w:multiLevelType w:val="hybridMultilevel"/>
     <w:tmpl w:val="70864ED6"/>
@@ -48627,7 +52762,120 @@
       </w:rPr>
     </w:lvl>
   </w:abstractNum>
-  <w:abstractNum w:abstractNumId="51" w15:restartNumberingAfterBreak="0">
+  <w:abstractNum w:abstractNumId="53" w15:restartNumberingAfterBreak="0">
+    <w:nsid w:val="7CE10F84"/>
+    <w:multiLevelType w:val="hybridMultilevel"/>
+    <w:tmpl w:val="EF24E41C"/>
+    <w:lvl w:ilvl="0" w:tplc="04190001">
+      <w:start w:val="1"/>
+      <w:numFmt w:val="bullet"/>
+      <w:lvlText w:val=""/>
+      <w:lvlJc w:val="left"/>
+      <w:pPr>
+        <w:ind w:left="1429" w:hanging="360"/>
+      </w:pPr>
+      <w:rPr>
+        <w:rFonts w:ascii="Symbol" w:hAnsi="Symbol" w:hint="default"/>
+      </w:rPr>
+    </w:lvl>
+    <w:lvl w:ilvl="1" w:tplc="04190003" w:tentative="1">
+      <w:start w:val="1"/>
+      <w:numFmt w:val="bullet"/>
+      <w:lvlText w:val="o"/>
+      <w:lvlJc w:val="left"/>
+      <w:pPr>
+        <w:ind w:left="2149" w:hanging="360"/>
+      </w:pPr>
+      <w:rPr>
+        <w:rFonts w:ascii="Courier New" w:hAnsi="Courier New" w:cs="Courier New" w:hint="default"/>
+      </w:rPr>
+    </w:lvl>
+    <w:lvl w:ilvl="2" w:tplc="04190005" w:tentative="1">
+      <w:start w:val="1"/>
+      <w:numFmt w:val="bullet"/>
+      <w:lvlText w:val=""/>
+      <w:lvlJc w:val="left"/>
+      <w:pPr>
+        <w:ind w:left="2869" w:hanging="360"/>
+      </w:pPr>
+      <w:rPr>
+        <w:rFonts w:ascii="Wingdings" w:hAnsi="Wingdings" w:hint="default"/>
+      </w:rPr>
+    </w:lvl>
+    <w:lvl w:ilvl="3" w:tplc="04190001" w:tentative="1">
+      <w:start w:val="1"/>
+      <w:numFmt w:val="bullet"/>
+      <w:lvlText w:val=""/>
+      <w:lvlJc w:val="left"/>
+      <w:pPr>
+        <w:ind w:left="3589" w:hanging="360"/>
+      </w:pPr>
+      <w:rPr>
+        <w:rFonts w:ascii="Symbol" w:hAnsi="Symbol" w:hint="default"/>
+      </w:rPr>
+    </w:lvl>
+    <w:lvl w:ilvl="4" w:tplc="04190003" w:tentative="1">
+      <w:start w:val="1"/>
+      <w:numFmt w:val="bullet"/>
+      <w:lvlText w:val="o"/>
+      <w:lvlJc w:val="left"/>
+      <w:pPr>
+        <w:ind w:left="4309" w:hanging="360"/>
+      </w:pPr>
+      <w:rPr>
+        <w:rFonts w:ascii="Courier New" w:hAnsi="Courier New" w:cs="Courier New" w:hint="default"/>
+      </w:rPr>
+    </w:lvl>
+    <w:lvl w:ilvl="5" w:tplc="04190005" w:tentative="1">
+      <w:start w:val="1"/>
+      <w:numFmt w:val="bullet"/>
+      <w:lvlText w:val=""/>
+      <w:lvlJc w:val="left"/>
+      <w:pPr>
+        <w:ind w:left="5029" w:hanging="360"/>
+      </w:pPr>
+      <w:rPr>
+        <w:rFonts w:ascii="Wingdings" w:hAnsi="Wingdings" w:hint="default"/>
+      </w:rPr>
+    </w:lvl>
+    <w:lvl w:ilvl="6" w:tplc="04190001" w:tentative="1">
+      <w:start w:val="1"/>
+      <w:numFmt w:val="bullet"/>
+      <w:lvlText w:val=""/>
+      <w:lvlJc w:val="left"/>
+      <w:pPr>
+        <w:ind w:left="5749" w:hanging="360"/>
+      </w:pPr>
+      <w:rPr>
+        <w:rFonts w:ascii="Symbol" w:hAnsi="Symbol" w:hint="default"/>
+      </w:rPr>
+    </w:lvl>
+    <w:lvl w:ilvl="7" w:tplc="04190003" w:tentative="1">
+      <w:start w:val="1"/>
+      <w:numFmt w:val="bullet"/>
+      <w:lvlText w:val="o"/>
+      <w:lvlJc w:val="left"/>
+      <w:pPr>
+        <w:ind w:left="6469" w:hanging="360"/>
+      </w:pPr>
+      <w:rPr>
+        <w:rFonts w:ascii="Courier New" w:hAnsi="Courier New" w:cs="Courier New" w:hint="default"/>
+      </w:rPr>
+    </w:lvl>
+    <w:lvl w:ilvl="8" w:tplc="04190005" w:tentative="1">
+      <w:start w:val="1"/>
+      <w:numFmt w:val="bullet"/>
+      <w:lvlText w:val=""/>
+      <w:lvlJc w:val="left"/>
+      <w:pPr>
+        <w:ind w:left="7189" w:hanging="360"/>
+      </w:pPr>
+      <w:rPr>
+        <w:rFonts w:ascii="Wingdings" w:hAnsi="Wingdings" w:hint="default"/>
+      </w:rPr>
+    </w:lvl>
+  </w:abstractNum>
+  <w:abstractNum w:abstractNumId="54" w15:restartNumberingAfterBreak="0">
     <w:nsid w:val="7F053004"/>
     <w:multiLevelType w:val="hybridMultilevel"/>
     <w:tmpl w:val="A32688FC"/>
@@ -48740,7 +52988,7 @@
       </w:rPr>
     </w:lvl>
   </w:abstractNum>
-  <w:abstractNum w:abstractNumId="52" w15:restartNumberingAfterBreak="0">
+  <w:abstractNum w:abstractNumId="55" w15:restartNumberingAfterBreak="0">
     <w:nsid w:val="7F8E472E"/>
     <w:multiLevelType w:val="hybridMultilevel"/>
     <w:tmpl w:val="C28C279C"/>
@@ -48853,7 +53101,7 @@
       </w:rPr>
     </w:lvl>
   </w:abstractNum>
-  <w:abstractNum w:abstractNumId="53" w15:restartNumberingAfterBreak="0">
+  <w:abstractNum w:abstractNumId="56" w15:restartNumberingAfterBreak="0">
     <w:nsid w:val="7FD90529"/>
     <w:multiLevelType w:val="hybridMultilevel"/>
     <w:tmpl w:val="6F14EB3E"/>
@@ -48982,7 +53230,7 @@
     <w:abstractNumId w:val="22"/>
   </w:num>
   <w:num w:numId="6" w16cid:durableId="1676376391">
-    <w:abstractNumId w:val="43"/>
+    <w:abstractNumId w:val="44"/>
   </w:num>
   <w:num w:numId="7" w16cid:durableId="1792673970">
     <w:abstractNumId w:val="32"/>
@@ -49012,7 +53260,7 @@
     <w:abstractNumId w:val="33"/>
   </w:num>
   <w:num w:numId="16" w16cid:durableId="466823573">
-    <w:abstractNumId w:val="52"/>
+    <w:abstractNumId w:val="55"/>
   </w:num>
   <w:num w:numId="17" w16cid:durableId="975110791">
     <w:abstractNumId w:val="21"/>
@@ -49027,7 +53275,7 @@
     <w:abstractNumId w:val="27"/>
   </w:num>
   <w:num w:numId="21" w16cid:durableId="1802651415">
-    <w:abstractNumId w:val="53"/>
+    <w:abstractNumId w:val="56"/>
   </w:num>
   <w:num w:numId="22" w16cid:durableId="1687099323">
     <w:abstractNumId w:val="5"/>
@@ -49057,19 +53305,19 @@
     <w:abstractNumId w:val="28"/>
   </w:num>
   <w:num w:numId="31" w16cid:durableId="1465074044">
-    <w:abstractNumId w:val="48"/>
+    <w:abstractNumId w:val="50"/>
   </w:num>
   <w:num w:numId="32" w16cid:durableId="2106490784">
-    <w:abstractNumId w:val="47"/>
+    <w:abstractNumId w:val="49"/>
   </w:num>
   <w:num w:numId="33" w16cid:durableId="1108743715">
-    <w:abstractNumId w:val="50"/>
+    <w:abstractNumId w:val="52"/>
   </w:num>
   <w:num w:numId="34" w16cid:durableId="319696240">
-    <w:abstractNumId w:val="44"/>
+    <w:abstractNumId w:val="46"/>
   </w:num>
   <w:num w:numId="35" w16cid:durableId="2109151940">
-    <w:abstractNumId w:val="51"/>
+    <w:abstractNumId w:val="54"/>
   </w:num>
   <w:num w:numId="36" w16cid:durableId="341737282">
     <w:abstractNumId w:val="37"/>
@@ -49084,10 +53332,10 @@
     <w:abstractNumId w:val="4"/>
   </w:num>
   <w:num w:numId="40" w16cid:durableId="631641972">
-    <w:abstractNumId w:val="46"/>
+    <w:abstractNumId w:val="48"/>
   </w:num>
   <w:num w:numId="41" w16cid:durableId="1817333964">
-    <w:abstractNumId w:val="49"/>
+    <w:abstractNumId w:val="51"/>
   </w:num>
   <w:num w:numId="42" w16cid:durableId="1942369206">
     <w:abstractNumId w:val="15"/>
@@ -49105,7 +53353,7 @@
     <w:abstractNumId w:val="19"/>
   </w:num>
   <w:num w:numId="47" w16cid:durableId="55784793">
-    <w:abstractNumId w:val="45"/>
+    <w:abstractNumId w:val="47"/>
   </w:num>
   <w:num w:numId="48" w16cid:durableId="1704667258">
     <w:abstractNumId w:val="2"/>
@@ -49127,6 +53375,15 @@
   </w:num>
   <w:num w:numId="54" w16cid:durableId="212935188">
     <w:abstractNumId w:val="11"/>
+  </w:num>
+  <w:num w:numId="55" w16cid:durableId="1009985684">
+    <w:abstractNumId w:val="45"/>
+  </w:num>
+  <w:num w:numId="56" w16cid:durableId="613682228">
+    <w:abstractNumId w:val="43"/>
+  </w:num>
+  <w:num w:numId="57" w16cid:durableId="1939175708">
+    <w:abstractNumId w:val="53"/>
   </w:num>
   <w:numIdMacAtCleanup w:val="48"/>
 </w:numbering>

--- a/ВКР, отчет/ВКР, пояснительная записка.docx
+++ b/ВКР, отчет/ВКР, пояснительная записка.docx
@@ -3300,7 +3300,7 @@
       <w:r>
         <w:fldChar w:fldCharType="separate"/>
       </w:r>
-      <w:hyperlink w:anchor="_Toc230278656" w:history="1">
+      <w:hyperlink w:anchor="_Toc230393346" w:history="1">
         <w:r>
           <w:rPr>
             <w:rStyle w:val="ad"/>
@@ -3344,7 +3344,7 @@
             <w:noProof/>
             <w:webHidden/>
           </w:rPr>
-          <w:instrText xml:space="preserve"> PAGEREF _Toc230278656 \h </w:instrText>
+          <w:instrText xml:space="preserve"> PAGEREF _Toc230393346 \h </w:instrText>
         </w:r>
         <w:r>
           <w:rPr>
@@ -3386,7 +3386,7 @@
           <w14:ligatures w14:val="standardContextual"/>
         </w:rPr>
       </w:pPr>
-      <w:hyperlink w:anchor="_Toc230278657" w:history="1">
+      <w:hyperlink w:anchor="_Toc230393347" w:history="1">
         <w:r>
           <w:rPr>
             <w:rStyle w:val="ad"/>
@@ -3430,7 +3430,7 @@
             <w:noProof/>
             <w:webHidden/>
           </w:rPr>
-          <w:instrText xml:space="preserve"> PAGEREF _Toc230278657 \h </w:instrText>
+          <w:instrText xml:space="preserve"> PAGEREF _Toc230393347 \h </w:instrText>
         </w:r>
         <w:r>
           <w:rPr>
@@ -3472,7 +3472,7 @@
           <w14:ligatures w14:val="standardContextual"/>
         </w:rPr>
       </w:pPr>
-      <w:hyperlink w:anchor="_Toc230278658" w:history="1">
+      <w:hyperlink w:anchor="_Toc230393348" w:history="1">
         <w:r>
           <w:rPr>
             <w:rStyle w:val="ad"/>
@@ -3516,7 +3516,7 @@
             <w:noProof/>
             <w:webHidden/>
           </w:rPr>
-          <w:instrText xml:space="preserve"> PAGEREF _Toc230278658 \h </w:instrText>
+          <w:instrText xml:space="preserve"> PAGEREF _Toc230393348 \h </w:instrText>
         </w:r>
         <w:r>
           <w:rPr>
@@ -3562,7 +3562,7 @@
           <w14:ligatures w14:val="standardContextual"/>
         </w:rPr>
       </w:pPr>
-      <w:hyperlink w:anchor="_Toc230278659" w:history="1">
+      <w:hyperlink w:anchor="_Toc230393349" w:history="1">
         <w:r>
           <w:rPr>
             <w:rStyle w:val="ad"/>
@@ -3606,7 +3606,7 @@
             <w:noProof/>
             <w:webHidden/>
           </w:rPr>
-          <w:instrText xml:space="preserve"> PAGEREF _Toc230278659 \h </w:instrText>
+          <w:instrText xml:space="preserve"> PAGEREF _Toc230393349 \h </w:instrText>
         </w:r>
         <w:r>
           <w:rPr>
@@ -3652,7 +3652,7 @@
           <w14:ligatures w14:val="standardContextual"/>
         </w:rPr>
       </w:pPr>
-      <w:hyperlink w:anchor="_Toc230278660" w:history="1">
+      <w:hyperlink w:anchor="_Toc230393350" w:history="1">
         <w:r>
           <w:rPr>
             <w:rStyle w:val="ad"/>
@@ -3696,7 +3696,7 @@
             <w:noProof/>
             <w:webHidden/>
           </w:rPr>
-          <w:instrText xml:space="preserve"> PAGEREF _Toc230278660 \h </w:instrText>
+          <w:instrText xml:space="preserve"> PAGEREF _Toc230393350 \h </w:instrText>
         </w:r>
         <w:r>
           <w:rPr>
@@ -3742,7 +3742,7 @@
           <w14:ligatures w14:val="standardContextual"/>
         </w:rPr>
       </w:pPr>
-      <w:hyperlink w:anchor="_Toc230278661" w:history="1">
+      <w:hyperlink w:anchor="_Toc230393351" w:history="1">
         <w:r>
           <w:rPr>
             <w:rStyle w:val="ad"/>
@@ -3786,7 +3786,7 @@
             <w:noProof/>
             <w:webHidden/>
           </w:rPr>
-          <w:instrText xml:space="preserve"> PAGEREF _Toc230278661 \h </w:instrText>
+          <w:instrText xml:space="preserve"> PAGEREF _Toc230393351 \h </w:instrText>
         </w:r>
         <w:r>
           <w:rPr>
@@ -3832,7 +3832,7 @@
           <w14:ligatures w14:val="standardContextual"/>
         </w:rPr>
       </w:pPr>
-      <w:hyperlink w:anchor="_Toc230278662" w:history="1">
+      <w:hyperlink w:anchor="_Toc230393352" w:history="1">
         <w:r>
           <w:rPr>
             <w:rStyle w:val="ad"/>
@@ -3876,7 +3876,7 @@
             <w:noProof/>
             <w:webHidden/>
           </w:rPr>
-          <w:instrText xml:space="preserve"> PAGEREF _Toc230278662 \h </w:instrText>
+          <w:instrText xml:space="preserve"> PAGEREF _Toc230393352 \h </w:instrText>
         </w:r>
         <w:r>
           <w:rPr>
@@ -3918,7 +3918,7 @@
           <w14:ligatures w14:val="standardContextual"/>
         </w:rPr>
       </w:pPr>
-      <w:hyperlink w:anchor="_Toc230278663" w:history="1">
+      <w:hyperlink w:anchor="_Toc230393353" w:history="1">
         <w:r>
           <w:rPr>
             <w:rStyle w:val="ad"/>
@@ -3962,7 +3962,7 @@
             <w:noProof/>
             <w:webHidden/>
           </w:rPr>
-          <w:instrText xml:space="preserve"> PAGEREF _Toc230278663 \h </w:instrText>
+          <w:instrText xml:space="preserve"> PAGEREF _Toc230393353 \h </w:instrText>
         </w:r>
         <w:r>
           <w:rPr>
@@ -4008,7 +4008,7 @@
           <w14:ligatures w14:val="standardContextual"/>
         </w:rPr>
       </w:pPr>
-      <w:hyperlink w:anchor="_Toc230278664" w:history="1">
+      <w:hyperlink w:anchor="_Toc230393354" w:history="1">
         <w:r>
           <w:rPr>
             <w:rStyle w:val="ad"/>
@@ -4031,21 +4031,7 @@
             <w:rStyle w:val="ad"/>
             <w:noProof/>
           </w:rPr>
-          <w:t>Математ</w:t>
-        </w:r>
-        <w:r>
-          <w:rPr>
-            <w:rStyle w:val="ad"/>
-            <w:noProof/>
-          </w:rPr>
-          <w:t>и</w:t>
-        </w:r>
-        <w:r>
-          <w:rPr>
-            <w:rStyle w:val="ad"/>
-            <w:noProof/>
-          </w:rPr>
-          <w:t>ческая модель</w:t>
+          <w:t>Математическая модель</w:t>
         </w:r>
         <w:r>
           <w:rPr>
@@ -4066,7 +4052,7 @@
             <w:noProof/>
             <w:webHidden/>
           </w:rPr>
-          <w:instrText xml:space="preserve"> PAGEREF _Toc230278664 \h </w:instrText>
+          <w:instrText xml:space="preserve"> PAGEREF _Toc230393354 \h </w:instrText>
         </w:r>
         <w:r>
           <w:rPr>
@@ -4112,7 +4098,7 @@
           <w14:ligatures w14:val="standardContextual"/>
         </w:rPr>
       </w:pPr>
-      <w:hyperlink w:anchor="_Toc230278665" w:history="1">
+      <w:hyperlink w:anchor="_Toc230393355" w:history="1">
         <w:r>
           <w:rPr>
             <w:rStyle w:val="ad"/>
@@ -4156,7 +4142,7 @@
             <w:noProof/>
             <w:webHidden/>
           </w:rPr>
-          <w:instrText xml:space="preserve"> PAGEREF _Toc230278665 \h </w:instrText>
+          <w:instrText xml:space="preserve"> PAGEREF _Toc230393355 \h </w:instrText>
         </w:r>
         <w:r>
           <w:rPr>
@@ -4202,7 +4188,7 @@
           <w14:ligatures w14:val="standardContextual"/>
         </w:rPr>
       </w:pPr>
-      <w:hyperlink w:anchor="_Toc230278666" w:history="1">
+      <w:hyperlink w:anchor="_Toc230393356" w:history="1">
         <w:r>
           <w:rPr>
             <w:rStyle w:val="ad"/>
@@ -4246,7 +4232,7 @@
             <w:noProof/>
             <w:webHidden/>
           </w:rPr>
-          <w:instrText xml:space="preserve"> PAGEREF _Toc230278666 \h </w:instrText>
+          <w:instrText xml:space="preserve"> PAGEREF _Toc230393356 \h </w:instrText>
         </w:r>
         <w:r>
           <w:rPr>
@@ -4292,7 +4278,7 @@
           <w14:ligatures w14:val="standardContextual"/>
         </w:rPr>
       </w:pPr>
-      <w:hyperlink w:anchor="_Toc230278667" w:history="1">
+      <w:hyperlink w:anchor="_Toc230393357" w:history="1">
         <w:r>
           <w:rPr>
             <w:rStyle w:val="ad"/>
@@ -4336,7 +4322,7 @@
             <w:noProof/>
             <w:webHidden/>
           </w:rPr>
-          <w:instrText xml:space="preserve"> PAGEREF _Toc230278667 \h </w:instrText>
+          <w:instrText xml:space="preserve"> PAGEREF _Toc230393357 \h </w:instrText>
         </w:r>
         <w:r>
           <w:rPr>
@@ -4382,7 +4368,7 @@
           <w14:ligatures w14:val="standardContextual"/>
         </w:rPr>
       </w:pPr>
-      <w:hyperlink w:anchor="_Toc230278668" w:history="1">
+      <w:hyperlink w:anchor="_Toc230393358" w:history="1">
         <w:r>
           <w:rPr>
             <w:rStyle w:val="ad"/>
@@ -4426,7 +4412,7 @@
             <w:noProof/>
             <w:webHidden/>
           </w:rPr>
-          <w:instrText xml:space="preserve"> PAGEREF _Toc230278668 \h </w:instrText>
+          <w:instrText xml:space="preserve"> PAGEREF _Toc230393358 \h </w:instrText>
         </w:r>
         <w:r>
           <w:rPr>
@@ -4472,7 +4458,7 @@
           <w14:ligatures w14:val="standardContextual"/>
         </w:rPr>
       </w:pPr>
-      <w:hyperlink w:anchor="_Toc230278669" w:history="1">
+      <w:hyperlink w:anchor="_Toc230393359" w:history="1">
         <w:r>
           <w:rPr>
             <w:rStyle w:val="ad"/>
@@ -4516,7 +4502,7 @@
             <w:noProof/>
             <w:webHidden/>
           </w:rPr>
-          <w:instrText xml:space="preserve"> PAGEREF _Toc230278669 \h </w:instrText>
+          <w:instrText xml:space="preserve"> PAGEREF _Toc230393359 \h </w:instrText>
         </w:r>
         <w:r>
           <w:rPr>
@@ -4562,7 +4548,7 @@
           <w14:ligatures w14:val="standardContextual"/>
         </w:rPr>
       </w:pPr>
-      <w:hyperlink w:anchor="_Toc230278670" w:history="1">
+      <w:hyperlink w:anchor="_Toc230393360" w:history="1">
         <w:r>
           <w:rPr>
             <w:rStyle w:val="ad"/>
@@ -4606,7 +4592,7 @@
             <w:noProof/>
             <w:webHidden/>
           </w:rPr>
-          <w:instrText xml:space="preserve"> PAGEREF _Toc230278670 \h </w:instrText>
+          <w:instrText xml:space="preserve"> PAGEREF _Toc230393360 \h </w:instrText>
         </w:r>
         <w:r>
           <w:rPr>
@@ -4648,12 +4634,11 @@
           <w14:ligatures w14:val="standardContextual"/>
         </w:rPr>
       </w:pPr>
-      <w:hyperlink w:anchor="_Toc230278671" w:history="1">
+      <w:hyperlink w:anchor="_Toc230393361" w:history="1">
         <w:r>
           <w:rPr>
             <w:rStyle w:val="ad"/>
             <w:noProof/>
-            <w:lang w:val="en-US"/>
           </w:rPr>
           <w:t>5</w:t>
         </w:r>
@@ -4693,7 +4678,7 @@
             <w:noProof/>
             <w:webHidden/>
           </w:rPr>
-          <w:instrText xml:space="preserve"> PAGEREF _Toc230278671 \h </w:instrText>
+          <w:instrText xml:space="preserve"> PAGEREF _Toc230393361 \h </w:instrText>
         </w:r>
         <w:r>
           <w:rPr>
@@ -4739,7 +4724,7 @@
           <w14:ligatures w14:val="standardContextual"/>
         </w:rPr>
       </w:pPr>
-      <w:hyperlink w:anchor="_Toc230278672" w:history="1">
+      <w:hyperlink w:anchor="_Toc230393362" w:history="1">
         <w:r>
           <w:rPr>
             <w:rStyle w:val="ad"/>
@@ -4762,21 +4747,7 @@
             <w:rStyle w:val="ad"/>
             <w:noProof/>
           </w:rPr>
-          <w:t>Общие сх</w:t>
-        </w:r>
-        <w:r>
-          <w:rPr>
-            <w:rStyle w:val="ad"/>
-            <w:noProof/>
-          </w:rPr>
-          <w:t>е</w:t>
-        </w:r>
-        <w:r>
-          <w:rPr>
-            <w:rStyle w:val="ad"/>
-            <w:noProof/>
-          </w:rPr>
-          <w:t>мы</w:t>
+          <w:t>Общие схемы</w:t>
         </w:r>
         <w:r>
           <w:rPr>
@@ -4797,7 +4768,7 @@
             <w:noProof/>
             <w:webHidden/>
           </w:rPr>
-          <w:instrText xml:space="preserve"> PAGEREF _Toc230278672 \h </w:instrText>
+          <w:instrText xml:space="preserve"> PAGEREF _Toc230393362 \h </w:instrText>
         </w:r>
         <w:r>
           <w:rPr>
@@ -4843,7 +4814,7 @@
           <w14:ligatures w14:val="standardContextual"/>
         </w:rPr>
       </w:pPr>
-      <w:hyperlink w:anchor="_Toc230278673" w:history="1">
+      <w:hyperlink w:anchor="_Toc230393363" w:history="1">
         <w:r>
           <w:rPr>
             <w:rStyle w:val="ad"/>
@@ -4887,7 +4858,7 @@
             <w:noProof/>
             <w:webHidden/>
           </w:rPr>
-          <w:instrText xml:space="preserve"> PAGEREF _Toc230278673 \h </w:instrText>
+          <w:instrText xml:space="preserve"> PAGEREF _Toc230393363 \h </w:instrText>
         </w:r>
         <w:r>
           <w:rPr>
@@ -4933,7 +4904,7 @@
           <w14:ligatures w14:val="standardContextual"/>
         </w:rPr>
       </w:pPr>
-      <w:hyperlink w:anchor="_Toc230278674" w:history="1">
+      <w:hyperlink w:anchor="_Toc230393364" w:history="1">
         <w:r>
           <w:rPr>
             <w:rStyle w:val="ad"/>
@@ -4977,7 +4948,7 @@
             <w:noProof/>
             <w:webHidden/>
           </w:rPr>
-          <w:instrText xml:space="preserve"> PAGEREF _Toc230278674 \h </w:instrText>
+          <w:instrText xml:space="preserve"> PAGEREF _Toc230393364 \h </w:instrText>
         </w:r>
         <w:r>
           <w:rPr>
@@ -5023,7 +4994,7 @@
           <w14:ligatures w14:val="standardContextual"/>
         </w:rPr>
       </w:pPr>
-      <w:hyperlink w:anchor="_Toc230278675" w:history="1">
+      <w:hyperlink w:anchor="_Toc230393365" w:history="1">
         <w:r>
           <w:rPr>
             <w:rStyle w:val="ad"/>
@@ -5067,7 +5038,7 @@
             <w:noProof/>
             <w:webHidden/>
           </w:rPr>
-          <w:instrText xml:space="preserve"> PAGEREF _Toc230278675 \h </w:instrText>
+          <w:instrText xml:space="preserve"> PAGEREF _Toc230393365 \h </w:instrText>
         </w:r>
         <w:r>
           <w:rPr>
@@ -5109,7 +5080,7 @@
           <w14:ligatures w14:val="standardContextual"/>
         </w:rPr>
       </w:pPr>
-      <w:hyperlink w:anchor="_Toc230278676" w:history="1">
+      <w:hyperlink w:anchor="_Toc230393366" w:history="1">
         <w:r>
           <w:rPr>
             <w:rStyle w:val="ad"/>
@@ -5153,7 +5124,7 @@
             <w:noProof/>
             <w:webHidden/>
           </w:rPr>
-          <w:instrText xml:space="preserve"> PAGEREF _Toc230278676 \h </w:instrText>
+          <w:instrText xml:space="preserve"> PAGEREF _Toc230393366 \h </w:instrText>
         </w:r>
         <w:r>
           <w:rPr>
@@ -5199,7 +5170,7 @@
           <w14:ligatures w14:val="standardContextual"/>
         </w:rPr>
       </w:pPr>
-      <w:hyperlink w:anchor="_Toc230278677" w:history="1">
+      <w:hyperlink w:anchor="_Toc230393367" w:history="1">
         <w:r>
           <w:rPr>
             <w:rStyle w:val="ad"/>
@@ -5222,21 +5193,7 @@
             <w:rStyle w:val="ad"/>
             <w:noProof/>
           </w:rPr>
-          <w:t>Выбо</w:t>
-        </w:r>
-        <w:r>
-          <w:rPr>
-            <w:rStyle w:val="ad"/>
-            <w:noProof/>
-          </w:rPr>
-          <w:t>р</w:t>
-        </w:r>
-        <w:r>
-          <w:rPr>
-            <w:rStyle w:val="ad"/>
-            <w:noProof/>
-          </w:rPr>
-          <w:t xml:space="preserve"> языка программирования и инструментальных средств разработки</w:t>
+          <w:t>Выбор языка программирования и инструментальных средств разработки</w:t>
         </w:r>
         <w:r>
           <w:rPr>
@@ -5257,7 +5214,7 @@
             <w:noProof/>
             <w:webHidden/>
           </w:rPr>
-          <w:instrText xml:space="preserve"> PAGEREF _Toc230278677 \h </w:instrText>
+          <w:instrText xml:space="preserve"> PAGEREF _Toc230393367 \h </w:instrText>
         </w:r>
         <w:r>
           <w:rPr>
@@ -5303,7 +5260,7 @@
           <w14:ligatures w14:val="standardContextual"/>
         </w:rPr>
       </w:pPr>
-      <w:hyperlink w:anchor="_Toc230278678" w:history="1">
+      <w:hyperlink w:anchor="_Toc230393368" w:history="1">
         <w:r>
           <w:rPr>
             <w:rStyle w:val="ad"/>
@@ -5347,7 +5304,7 @@
             <w:noProof/>
             <w:webHidden/>
           </w:rPr>
-          <w:instrText xml:space="preserve"> PAGEREF _Toc230278678 \h </w:instrText>
+          <w:instrText xml:space="preserve"> PAGEREF _Toc230393368 \h </w:instrText>
         </w:r>
         <w:r>
           <w:rPr>
@@ -5367,7 +5324,7 @@
             <w:noProof/>
             <w:webHidden/>
           </w:rPr>
-          <w:t>60</w:t>
+          <w:t>61</w:t>
         </w:r>
         <w:r>
           <w:rPr>
@@ -5393,7 +5350,7 @@
           <w14:ligatures w14:val="standardContextual"/>
         </w:rPr>
       </w:pPr>
-      <w:hyperlink w:anchor="_Toc230278679" w:history="1">
+      <w:hyperlink w:anchor="_Toc230393369" w:history="1">
         <w:r>
           <w:rPr>
             <w:rStyle w:val="ad"/>
@@ -5437,7 +5394,7 @@
             <w:noProof/>
             <w:webHidden/>
           </w:rPr>
-          <w:instrText xml:space="preserve"> PAGEREF _Toc230278679 \h </w:instrText>
+          <w:instrText xml:space="preserve"> PAGEREF _Toc230393369 \h </w:instrText>
         </w:r>
         <w:r>
           <w:rPr>
@@ -5457,7 +5414,7 @@
             <w:noProof/>
             <w:webHidden/>
           </w:rPr>
-          <w:t>60</w:t>
+          <w:t>64</w:t>
         </w:r>
         <w:r>
           <w:rPr>
@@ -5483,7 +5440,7 @@
           <w14:ligatures w14:val="standardContextual"/>
         </w:rPr>
       </w:pPr>
-      <w:hyperlink w:anchor="_Toc230278680" w:history="1">
+      <w:hyperlink w:anchor="_Toc230393370" w:history="1">
         <w:r>
           <w:rPr>
             <w:rStyle w:val="ad"/>
@@ -5527,7 +5484,7 @@
             <w:noProof/>
             <w:webHidden/>
           </w:rPr>
-          <w:instrText xml:space="preserve"> PAGEREF _Toc230278680 \h </w:instrText>
+          <w:instrText xml:space="preserve"> PAGEREF _Toc230393370 \h </w:instrText>
         </w:r>
         <w:r>
           <w:rPr>
@@ -5547,7 +5504,7 @@
             <w:noProof/>
             <w:webHidden/>
           </w:rPr>
-          <w:t>60</w:t>
+          <w:t>65</w:t>
         </w:r>
         <w:r>
           <w:rPr>
@@ -5573,7 +5530,7 @@
           <w14:ligatures w14:val="standardContextual"/>
         </w:rPr>
       </w:pPr>
-      <w:hyperlink w:anchor="_Toc230278681" w:history="1">
+      <w:hyperlink w:anchor="_Toc230393371" w:history="1">
         <w:r>
           <w:rPr>
             <w:rStyle w:val="ad"/>
@@ -5617,7 +5574,7 @@
             <w:noProof/>
             <w:webHidden/>
           </w:rPr>
-          <w:instrText xml:space="preserve"> PAGEREF _Toc230278681 \h </w:instrText>
+          <w:instrText xml:space="preserve"> PAGEREF _Toc230393371 \h </w:instrText>
         </w:r>
         <w:r>
           <w:rPr>
@@ -5637,7 +5594,7 @@
             <w:noProof/>
             <w:webHidden/>
           </w:rPr>
-          <w:t>60</w:t>
+          <w:t>66</w:t>
         </w:r>
         <w:r>
           <w:rPr>
@@ -5663,7 +5620,7 @@
           <w14:ligatures w14:val="standardContextual"/>
         </w:rPr>
       </w:pPr>
-      <w:hyperlink w:anchor="_Toc230278682" w:history="1">
+      <w:hyperlink w:anchor="_Toc230393372" w:history="1">
         <w:r>
           <w:rPr>
             <w:rStyle w:val="ad"/>
@@ -5707,7 +5664,7 @@
             <w:noProof/>
             <w:webHidden/>
           </w:rPr>
-          <w:instrText xml:space="preserve"> PAGEREF _Toc230278682 \h </w:instrText>
+          <w:instrText xml:space="preserve"> PAGEREF _Toc230393372 \h </w:instrText>
         </w:r>
         <w:r>
           <w:rPr>
@@ -5727,7 +5684,7 @@
             <w:noProof/>
             <w:webHidden/>
           </w:rPr>
-          <w:t>60</w:t>
+          <w:t>66</w:t>
         </w:r>
         <w:r>
           <w:rPr>
@@ -5749,7 +5706,7 @@
           <w14:ligatures w14:val="standardContextual"/>
         </w:rPr>
       </w:pPr>
-      <w:hyperlink w:anchor="_Toc230278683" w:history="1">
+      <w:hyperlink w:anchor="_Toc230393373" w:history="1">
         <w:r>
           <w:rPr>
             <w:rStyle w:val="ad"/>
@@ -5793,7 +5750,7 @@
             <w:noProof/>
             <w:webHidden/>
           </w:rPr>
-          <w:instrText xml:space="preserve"> PAGEREF _Toc230278683 \h </w:instrText>
+          <w:instrText xml:space="preserve"> PAGEREF _Toc230393373 \h </w:instrText>
         </w:r>
         <w:r>
           <w:rPr>
@@ -5813,7 +5770,7 @@
             <w:noProof/>
             <w:webHidden/>
           </w:rPr>
-          <w:t>61</w:t>
+          <w:t>67</w:t>
         </w:r>
         <w:r>
           <w:rPr>
@@ -5835,7 +5792,7 @@
           <w14:ligatures w14:val="standardContextual"/>
         </w:rPr>
       </w:pPr>
-      <w:hyperlink w:anchor="_Toc230278684" w:history="1">
+      <w:hyperlink w:anchor="_Toc230393374" w:history="1">
         <w:r>
           <w:rPr>
             <w:rStyle w:val="ad"/>
@@ -5880,7 +5837,7 @@
             <w:noProof/>
             <w:webHidden/>
           </w:rPr>
-          <w:instrText xml:space="preserve"> PAGEREF _Toc230278684 \h </w:instrText>
+          <w:instrText xml:space="preserve"> PAGEREF _Toc230393374 \h </w:instrText>
         </w:r>
         <w:r>
           <w:rPr>
@@ -5900,7 +5857,7 @@
             <w:noProof/>
             <w:webHidden/>
           </w:rPr>
-          <w:t>62</w:t>
+          <w:t>68</w:t>
         </w:r>
         <w:r>
           <w:rPr>
@@ -5922,7 +5879,7 @@
           <w14:ligatures w14:val="standardContextual"/>
         </w:rPr>
       </w:pPr>
-      <w:hyperlink w:anchor="_Toc230278685" w:history="1">
+      <w:hyperlink w:anchor="_Toc230393375" w:history="1">
         <w:r>
           <w:rPr>
             <w:rStyle w:val="ad"/>
@@ -5966,7 +5923,7 @@
             <w:noProof/>
             <w:webHidden/>
           </w:rPr>
-          <w:instrText xml:space="preserve"> PAGEREF _Toc230278685 \h </w:instrText>
+          <w:instrText xml:space="preserve"> PAGEREF _Toc230393375 \h </w:instrText>
         </w:r>
         <w:r>
           <w:rPr>
@@ -5986,7 +5943,7 @@
             <w:noProof/>
             <w:webHidden/>
           </w:rPr>
-          <w:t>66</w:t>
+          <w:t>72</w:t>
         </w:r>
         <w:r>
           <w:rPr>
@@ -6012,7 +5969,7 @@
           <w14:ligatures w14:val="standardContextual"/>
         </w:rPr>
       </w:pPr>
-      <w:hyperlink w:anchor="_Toc230278686" w:history="1">
+      <w:hyperlink w:anchor="_Toc230393376" w:history="1">
         <w:r>
           <w:rPr>
             <w:rStyle w:val="ad"/>
@@ -6056,7 +6013,7 @@
             <w:noProof/>
             <w:webHidden/>
           </w:rPr>
-          <w:instrText xml:space="preserve"> PAGEREF _Toc230278686 \h </w:instrText>
+          <w:instrText xml:space="preserve"> PAGEREF _Toc230393376 \h </w:instrText>
         </w:r>
         <w:r>
           <w:rPr>
@@ -6076,7 +6033,7 @@
             <w:noProof/>
             <w:webHidden/>
           </w:rPr>
-          <w:t>66</w:t>
+          <w:t>72</w:t>
         </w:r>
         <w:r>
           <w:rPr>
@@ -6102,7 +6059,7 @@
           <w14:ligatures w14:val="standardContextual"/>
         </w:rPr>
       </w:pPr>
-      <w:hyperlink w:anchor="_Toc230278687" w:history="1">
+      <w:hyperlink w:anchor="_Toc230393377" w:history="1">
         <w:r>
           <w:rPr>
             <w:rStyle w:val="ad"/>
@@ -6146,7 +6103,7 @@
             <w:noProof/>
             <w:webHidden/>
           </w:rPr>
-          <w:instrText xml:space="preserve"> PAGEREF _Toc230278687 \h </w:instrText>
+          <w:instrText xml:space="preserve"> PAGEREF _Toc230393377 \h </w:instrText>
         </w:r>
         <w:r>
           <w:rPr>
@@ -6166,7 +6123,7 @@
             <w:noProof/>
             <w:webHidden/>
           </w:rPr>
-          <w:t>66</w:t>
+          <w:t>72</w:t>
         </w:r>
         <w:r>
           <w:rPr>
@@ -6192,7 +6149,7 @@
           <w14:ligatures w14:val="standardContextual"/>
         </w:rPr>
       </w:pPr>
-      <w:hyperlink w:anchor="_Toc230278688" w:history="1">
+      <w:hyperlink w:anchor="_Toc230393378" w:history="1">
         <w:r>
           <w:rPr>
             <w:rStyle w:val="ad"/>
@@ -6237,7 +6194,7 @@
             <w:noProof/>
             <w:webHidden/>
           </w:rPr>
-          <w:instrText xml:space="preserve"> PAGEREF _Toc230278688 \h </w:instrText>
+          <w:instrText xml:space="preserve"> PAGEREF _Toc230393378 \h </w:instrText>
         </w:r>
         <w:r>
           <w:rPr>
@@ -6257,7 +6214,7 @@
             <w:noProof/>
             <w:webHidden/>
           </w:rPr>
-          <w:t>66</w:t>
+          <w:t>72</w:t>
         </w:r>
         <w:r>
           <w:rPr>
@@ -6283,7 +6240,7 @@
           <w14:ligatures w14:val="standardContextual"/>
         </w:rPr>
       </w:pPr>
-      <w:hyperlink w:anchor="_Toc230278689" w:history="1">
+      <w:hyperlink w:anchor="_Toc230393379" w:history="1">
         <w:r>
           <w:rPr>
             <w:rStyle w:val="ad"/>
@@ -6328,7 +6285,7 @@
             <w:noProof/>
             <w:webHidden/>
           </w:rPr>
-          <w:instrText xml:space="preserve"> PAGEREF _Toc230278689 \h </w:instrText>
+          <w:instrText xml:space="preserve"> PAGEREF _Toc230393379 \h </w:instrText>
         </w:r>
         <w:r>
           <w:rPr>
@@ -6348,7 +6305,7 @@
             <w:noProof/>
             <w:webHidden/>
           </w:rPr>
-          <w:t>66</w:t>
+          <w:t>72</w:t>
         </w:r>
         <w:r>
           <w:rPr>
@@ -6381,7 +6338,7 @@
       <w:pPr>
         <w:pStyle w:val="1"/>
       </w:pPr>
-      <w:bookmarkStart w:id="2" w:name="_Toc230278656"/>
+      <w:bookmarkStart w:id="2" w:name="_Toc230393346"/>
       <w:r>
         <w:lastRenderedPageBreak/>
         <w:t>Аннотация</w:t>
@@ -6395,7 +6352,7 @@
       <w:pPr>
         <w:pStyle w:val="1"/>
       </w:pPr>
-      <w:bookmarkStart w:id="3" w:name="_Toc230278657"/>
+      <w:bookmarkStart w:id="3" w:name="_Toc230393347"/>
       <w:r>
         <w:lastRenderedPageBreak/>
         <w:t>Введение</w:t>
@@ -7291,7 +7248,7 @@
       <w:pPr>
         <w:pStyle w:val="1"/>
       </w:pPr>
-      <w:bookmarkStart w:id="4" w:name="_Toc230278658"/>
+      <w:bookmarkStart w:id="4" w:name="_Toc230393348"/>
       <w:r>
         <w:lastRenderedPageBreak/>
         <w:t xml:space="preserve">Глава 1 – </w:t>
@@ -7305,7 +7262,7 @@
       <w:pPr>
         <w:pStyle w:val="2"/>
       </w:pPr>
-      <w:bookmarkStart w:id="5" w:name="_Toc230278659"/>
+      <w:bookmarkStart w:id="5" w:name="_Toc230393349"/>
       <w:r>
         <w:t>Анализ предметной области</w:t>
       </w:r>
@@ -9879,7 +9836,7 @@
       <w:pPr>
         <w:pStyle w:val="2"/>
       </w:pPr>
-      <w:bookmarkStart w:id="6" w:name="_Toc230278660"/>
+      <w:bookmarkStart w:id="6" w:name="_Toc230393350"/>
       <w:r>
         <w:t>Обзор существующих решений и программного обеспечения</w:t>
       </w:r>
@@ -12280,7 +12237,7 @@
       <w:pPr>
         <w:pStyle w:val="2"/>
       </w:pPr>
-      <w:bookmarkStart w:id="7" w:name="_Toc230278661"/>
+      <w:bookmarkStart w:id="7" w:name="_Toc230393351"/>
       <w:r>
         <w:t>Содержательная постановка задачи</w:t>
       </w:r>
@@ -12377,8 +12334,8 @@
       <w:pPr>
         <w:pStyle w:val="2"/>
       </w:pPr>
-      <w:bookmarkStart w:id="8" w:name="_Toc230278662"/>
-      <w:bookmarkStart w:id="9" w:name="_Ref230311779"/>
+      <w:bookmarkStart w:id="8" w:name="_Ref230311779"/>
+      <w:bookmarkStart w:id="9" w:name="_Toc230393352"/>
       <w:r>
         <w:t>Формальная постановка задачи</w:t>
       </w:r>
@@ -14873,45 +14830,25 @@
       <w:r>
         <w:t xml:space="preserve">Рисунок </w:t>
       </w:r>
-      <w:r>
-        <w:fldChar w:fldCharType="begin"/>
-      </w:r>
-      <w:r>
-        <w:instrText xml:space="preserve"> STYLEREF 1 \s </w:instrText>
-      </w:r>
-      <w:r>
-        <w:fldChar w:fldCharType="separate"/>
-      </w:r>
-      <w:r>
-        <w:rPr>
-          <w:noProof/>
-        </w:rPr>
-        <w:t>3</w:t>
-      </w:r>
-      <w:r>
-        <w:fldChar w:fldCharType="end"/>
-      </w:r>
+      <w:fldSimple w:instr=" STYLEREF 1 \s ">
+        <w:r>
+          <w:rPr>
+            <w:noProof/>
+          </w:rPr>
+          <w:t>3</w:t>
+        </w:r>
+      </w:fldSimple>
       <w:r>
         <w:t>.</w:t>
       </w:r>
-      <w:r>
-        <w:fldChar w:fldCharType="begin"/>
-      </w:r>
-      <w:r>
-        <w:instrText xml:space="preserve"> SEQ Рисунок \* ARABIC \s 1 </w:instrText>
-      </w:r>
-      <w:r>
-        <w:fldChar w:fldCharType="separate"/>
-      </w:r>
-      <w:r>
-        <w:rPr>
-          <w:noProof/>
-        </w:rPr>
-        <w:t>1</w:t>
-      </w:r>
-      <w:r>
-        <w:fldChar w:fldCharType="end"/>
-      </w:r>
+      <w:fldSimple w:instr=" SEQ Рисунок \* ARABIC \s 1 ">
+        <w:r>
+          <w:rPr>
+            <w:noProof/>
+          </w:rPr>
+          <w:t>1</w:t>
+        </w:r>
+      </w:fldSimple>
       <w:bookmarkEnd w:id="10"/>
       <w:r>
         <w:t xml:space="preserve"> – </w:t>
@@ -15008,45 +14945,25 @@
       <w:r>
         <w:t xml:space="preserve">Рисунок </w:t>
       </w:r>
-      <w:r>
-        <w:fldChar w:fldCharType="begin"/>
-      </w:r>
-      <w:r>
-        <w:instrText xml:space="preserve"> STYLEREF 1 \s </w:instrText>
-      </w:r>
-      <w:r>
-        <w:fldChar w:fldCharType="separate"/>
-      </w:r>
-      <w:r>
-        <w:rPr>
-          <w:noProof/>
-        </w:rPr>
-        <w:t>3</w:t>
-      </w:r>
-      <w:r>
-        <w:fldChar w:fldCharType="end"/>
-      </w:r>
+      <w:fldSimple w:instr=" STYLEREF 1 \s ">
+        <w:r>
+          <w:rPr>
+            <w:noProof/>
+          </w:rPr>
+          <w:t>3</w:t>
+        </w:r>
+      </w:fldSimple>
       <w:r>
         <w:t>.</w:t>
       </w:r>
-      <w:r>
-        <w:fldChar w:fldCharType="begin"/>
-      </w:r>
-      <w:r>
-        <w:instrText xml:space="preserve"> SEQ Рисунок \* ARABIC \s 1 </w:instrText>
-      </w:r>
-      <w:r>
-        <w:fldChar w:fldCharType="separate"/>
-      </w:r>
-      <w:r>
-        <w:rPr>
-          <w:noProof/>
-        </w:rPr>
-        <w:t>2</w:t>
-      </w:r>
-      <w:r>
-        <w:fldChar w:fldCharType="end"/>
-      </w:r>
+      <w:fldSimple w:instr=" SEQ Рисунок \* ARABIC \s 1 ">
+        <w:r>
+          <w:rPr>
+            <w:noProof/>
+          </w:rPr>
+          <w:t>2</w:t>
+        </w:r>
+      </w:fldSimple>
       <w:bookmarkEnd w:id="11"/>
       <w:r>
         <w:t xml:space="preserve"> – «</w:t>
@@ -15186,6 +15103,9 @@
         <w:jc w:val="center"/>
       </w:pPr>
       <w:r>
+        <w:rPr>
+          <w:noProof/>
+        </w:rPr>
         <w:lastRenderedPageBreak/>
         <w:drawing>
           <wp:inline distT="0" distB="0" distL="0" distR="0" wp14:anchorId="78D67D1B" wp14:editId="1437B5AF">
@@ -15232,45 +15152,25 @@
       <w:r>
         <w:t xml:space="preserve">Рисунок </w:t>
       </w:r>
-      <w:r>
-        <w:fldChar w:fldCharType="begin"/>
-      </w:r>
-      <w:r>
-        <w:instrText xml:space="preserve"> STYLEREF 1 \s </w:instrText>
-      </w:r>
-      <w:r>
-        <w:fldChar w:fldCharType="separate"/>
-      </w:r>
-      <w:r>
-        <w:rPr>
-          <w:noProof/>
-        </w:rPr>
-        <w:t>3</w:t>
-      </w:r>
-      <w:r>
-        <w:fldChar w:fldCharType="end"/>
-      </w:r>
+      <w:fldSimple w:instr=" STYLEREF 1 \s ">
+        <w:r>
+          <w:rPr>
+            <w:noProof/>
+          </w:rPr>
+          <w:t>3</w:t>
+        </w:r>
+      </w:fldSimple>
       <w:r>
         <w:t>.</w:t>
       </w:r>
-      <w:r>
-        <w:fldChar w:fldCharType="begin"/>
-      </w:r>
-      <w:r>
-        <w:instrText xml:space="preserve"> SEQ Рисунок \* ARABIC \s 1 </w:instrText>
-      </w:r>
-      <w:r>
-        <w:fldChar w:fldCharType="separate"/>
-      </w:r>
-      <w:r>
-        <w:rPr>
-          <w:noProof/>
-        </w:rPr>
-        <w:t>3</w:t>
-      </w:r>
-      <w:r>
-        <w:fldChar w:fldCharType="end"/>
-      </w:r>
+      <w:fldSimple w:instr=" SEQ Рисунок \* ARABIC \s 1 ">
+        <w:r>
+          <w:rPr>
+            <w:noProof/>
+          </w:rPr>
+          <w:t>3</w:t>
+        </w:r>
+      </w:fldSimple>
       <w:bookmarkEnd w:id="12"/>
       <w:r>
         <w:t xml:space="preserve"> – «</w:t>
@@ -15295,7 +15195,7 @@
       <w:pPr>
         <w:pStyle w:val="1"/>
       </w:pPr>
-      <w:bookmarkStart w:id="13" w:name="_Toc230278663"/>
+      <w:bookmarkStart w:id="13" w:name="_Toc230393353"/>
       <w:r>
         <w:lastRenderedPageBreak/>
         <w:t xml:space="preserve">Глава 2 </w:t>
@@ -15312,7 +15212,7 @@
       <w:pPr>
         <w:pStyle w:val="2"/>
       </w:pPr>
-      <w:bookmarkStart w:id="14" w:name="_Toc230278664"/>
+      <w:bookmarkStart w:id="14" w:name="_Toc230393354"/>
       <w:r>
         <w:t>Математическая модель</w:t>
       </w:r>
@@ -16729,7 +16629,7 @@
       <w:pPr>
         <w:pStyle w:val="2"/>
       </w:pPr>
-      <w:bookmarkStart w:id="15" w:name="_Toc230278665"/>
+      <w:bookmarkStart w:id="15" w:name="_Toc230393355"/>
       <w:r>
         <w:t>Множественная линейная регрессия</w:t>
       </w:r>
@@ -17155,45 +17055,25 @@
       <w:r>
         <w:t xml:space="preserve">Рисунок </w:t>
       </w:r>
-      <w:r>
-        <w:fldChar w:fldCharType="begin"/>
-      </w:r>
-      <w:r>
-        <w:instrText xml:space="preserve"> STYLEREF 1 \s </w:instrText>
-      </w:r>
-      <w:r>
-        <w:fldChar w:fldCharType="separate"/>
-      </w:r>
-      <w:r>
-        <w:rPr>
-          <w:noProof/>
-        </w:rPr>
-        <w:t>4</w:t>
-      </w:r>
-      <w:r>
-        <w:fldChar w:fldCharType="end"/>
-      </w:r>
+      <w:fldSimple w:instr=" STYLEREF 1 \s ">
+        <w:r>
+          <w:rPr>
+            <w:noProof/>
+          </w:rPr>
+          <w:t>4</w:t>
+        </w:r>
+      </w:fldSimple>
       <w:r>
         <w:t>.</w:t>
       </w:r>
-      <w:r>
-        <w:fldChar w:fldCharType="begin"/>
-      </w:r>
-      <w:r>
-        <w:instrText xml:space="preserve"> SEQ Рисунок \* ARABIC \s 1 </w:instrText>
-      </w:r>
-      <w:r>
-        <w:fldChar w:fldCharType="separate"/>
-      </w:r>
-      <w:r>
-        <w:rPr>
-          <w:noProof/>
-        </w:rPr>
-        <w:t>1</w:t>
-      </w:r>
-      <w:r>
-        <w:fldChar w:fldCharType="end"/>
-      </w:r>
+      <w:fldSimple w:instr=" SEQ Рисунок \* ARABIC \s 1 ">
+        <w:r>
+          <w:rPr>
+            <w:noProof/>
+          </w:rPr>
+          <w:t>1</w:t>
+        </w:r>
+      </w:fldSimple>
       <w:bookmarkEnd w:id="16"/>
       <w:r>
         <w:t xml:space="preserve"> – </w:t>
@@ -18690,7 +18570,7 @@
       <w:pPr>
         <w:pStyle w:val="2"/>
       </w:pPr>
-      <w:bookmarkStart w:id="17" w:name="_Toc230278666"/>
+      <w:bookmarkStart w:id="17" w:name="_Toc230393356"/>
       <w:r>
         <w:lastRenderedPageBreak/>
         <w:t>Метод</w:t>
@@ -19729,45 +19609,25 @@
       <w:r>
         <w:t xml:space="preserve">Рисунок </w:t>
       </w:r>
-      <w:r>
-        <w:fldChar w:fldCharType="begin"/>
-      </w:r>
-      <w:r>
-        <w:instrText xml:space="preserve"> STYLEREF 1 \s </w:instrText>
-      </w:r>
-      <w:r>
-        <w:fldChar w:fldCharType="separate"/>
-      </w:r>
-      <w:r>
-        <w:rPr>
-          <w:noProof/>
-        </w:rPr>
-        <w:t>4</w:t>
-      </w:r>
-      <w:r>
-        <w:fldChar w:fldCharType="end"/>
-      </w:r>
+      <w:fldSimple w:instr=" STYLEREF 1 \s ">
+        <w:r>
+          <w:rPr>
+            <w:noProof/>
+          </w:rPr>
+          <w:t>4</w:t>
+        </w:r>
+      </w:fldSimple>
       <w:r>
         <w:t>.</w:t>
       </w:r>
-      <w:r>
-        <w:fldChar w:fldCharType="begin"/>
-      </w:r>
-      <w:r>
-        <w:instrText xml:space="preserve"> SEQ Рисунок \* ARABIC \s 1 </w:instrText>
-      </w:r>
-      <w:r>
-        <w:fldChar w:fldCharType="separate"/>
-      </w:r>
-      <w:r>
-        <w:rPr>
-          <w:noProof/>
-        </w:rPr>
-        <w:t>2</w:t>
-      </w:r>
-      <w:r>
-        <w:fldChar w:fldCharType="end"/>
-      </w:r>
+      <w:fldSimple w:instr=" SEQ Рисунок \* ARABIC \s 1 ">
+        <w:r>
+          <w:rPr>
+            <w:noProof/>
+          </w:rPr>
+          <w:t>2</w:t>
+        </w:r>
+      </w:fldSimple>
       <w:bookmarkEnd w:id="18"/>
       <w:r>
         <w:t xml:space="preserve"> – Пример метода опорных векторов для линейной регрессии</w:t>
@@ -19936,7 +19796,7 @@
       <w:pPr>
         <w:pStyle w:val="2"/>
       </w:pPr>
-      <w:bookmarkStart w:id="19" w:name="_Toc230278667"/>
+      <w:bookmarkStart w:id="19" w:name="_Toc230393357"/>
       <w:r>
         <w:t>Случайный лес</w:t>
       </w:r>
@@ -20126,45 +19986,25 @@
       <w:r>
         <w:t xml:space="preserve">Рисунок </w:t>
       </w:r>
-      <w:r>
-        <w:fldChar w:fldCharType="begin"/>
-      </w:r>
-      <w:r>
-        <w:instrText xml:space="preserve"> STYLEREF 1 \s </w:instrText>
-      </w:r>
-      <w:r>
-        <w:fldChar w:fldCharType="separate"/>
-      </w:r>
-      <w:r>
-        <w:rPr>
-          <w:noProof/>
-        </w:rPr>
-        <w:t>4</w:t>
-      </w:r>
-      <w:r>
-        <w:fldChar w:fldCharType="end"/>
-      </w:r>
+      <w:fldSimple w:instr=" STYLEREF 1 \s ">
+        <w:r>
+          <w:rPr>
+            <w:noProof/>
+          </w:rPr>
+          <w:t>4</w:t>
+        </w:r>
+      </w:fldSimple>
       <w:r>
         <w:t>.</w:t>
       </w:r>
-      <w:r>
-        <w:fldChar w:fldCharType="begin"/>
-      </w:r>
-      <w:r>
-        <w:instrText xml:space="preserve"> SEQ Рисунок \* ARABIC \s 1 </w:instrText>
-      </w:r>
-      <w:r>
-        <w:fldChar w:fldCharType="separate"/>
-      </w:r>
-      <w:r>
-        <w:rPr>
-          <w:noProof/>
-        </w:rPr>
-        <w:t>3</w:t>
-      </w:r>
-      <w:r>
-        <w:fldChar w:fldCharType="end"/>
-      </w:r>
+      <w:fldSimple w:instr=" SEQ Рисунок \* ARABIC \s 1 ">
+        <w:r>
+          <w:rPr>
+            <w:noProof/>
+          </w:rPr>
+          <w:t>3</w:t>
+        </w:r>
+      </w:fldSimple>
       <w:bookmarkEnd w:id="20"/>
       <w:r>
         <w:t xml:space="preserve"> – Пример дерева решений</w:t>
@@ -20566,45 +20406,25 @@
       <w:r>
         <w:t xml:space="preserve">Рисунок </w:t>
       </w:r>
-      <w:r>
-        <w:fldChar w:fldCharType="begin"/>
-      </w:r>
-      <w:r>
-        <w:instrText xml:space="preserve"> STYLEREF 1 \s </w:instrText>
-      </w:r>
-      <w:r>
-        <w:fldChar w:fldCharType="separate"/>
-      </w:r>
-      <w:r>
-        <w:rPr>
-          <w:noProof/>
-        </w:rPr>
-        <w:t>4</w:t>
-      </w:r>
-      <w:r>
-        <w:fldChar w:fldCharType="end"/>
-      </w:r>
+      <w:fldSimple w:instr=" STYLEREF 1 \s ">
+        <w:r>
+          <w:rPr>
+            <w:noProof/>
+          </w:rPr>
+          <w:t>4</w:t>
+        </w:r>
+      </w:fldSimple>
       <w:r>
         <w:t>.</w:t>
       </w:r>
-      <w:r>
-        <w:fldChar w:fldCharType="begin"/>
-      </w:r>
-      <w:r>
-        <w:instrText xml:space="preserve"> SEQ Рисунок \* ARABIC \s 1 </w:instrText>
-      </w:r>
-      <w:r>
-        <w:fldChar w:fldCharType="separate"/>
-      </w:r>
-      <w:r>
-        <w:rPr>
-          <w:noProof/>
-        </w:rPr>
-        <w:t>4</w:t>
-      </w:r>
-      <w:r>
-        <w:fldChar w:fldCharType="end"/>
-      </w:r>
+      <w:fldSimple w:instr=" SEQ Рисунок \* ARABIC \s 1 ">
+        <w:r>
+          <w:rPr>
+            <w:noProof/>
+          </w:rPr>
+          <w:t>4</w:t>
+        </w:r>
+      </w:fldSimple>
       <w:bookmarkEnd w:id="21"/>
       <w:r>
         <w:t xml:space="preserve"> – Алгоритм обучения случайного леса</w:t>
@@ -21041,45 +20861,25 @@
       <w:r>
         <w:t xml:space="preserve">Рисунок </w:t>
       </w:r>
-      <w:r>
-        <w:fldChar w:fldCharType="begin"/>
-      </w:r>
-      <w:r>
-        <w:instrText xml:space="preserve"> STYLEREF 1 \s </w:instrText>
-      </w:r>
-      <w:r>
-        <w:fldChar w:fldCharType="separate"/>
-      </w:r>
-      <w:r>
-        <w:rPr>
-          <w:noProof/>
-        </w:rPr>
-        <w:t>4</w:t>
-      </w:r>
-      <w:r>
-        <w:fldChar w:fldCharType="end"/>
-      </w:r>
+      <w:fldSimple w:instr=" STYLEREF 1 \s ">
+        <w:r>
+          <w:rPr>
+            <w:noProof/>
+          </w:rPr>
+          <w:t>4</w:t>
+        </w:r>
+      </w:fldSimple>
       <w:r>
         <w:t>.</w:t>
       </w:r>
-      <w:r>
-        <w:fldChar w:fldCharType="begin"/>
-      </w:r>
-      <w:r>
-        <w:instrText xml:space="preserve"> SEQ Рисунок \* ARABIC \s 1 </w:instrText>
-      </w:r>
-      <w:r>
-        <w:fldChar w:fldCharType="separate"/>
-      </w:r>
-      <w:r>
-        <w:rPr>
-          <w:noProof/>
-        </w:rPr>
-        <w:t>5</w:t>
-      </w:r>
-      <w:r>
-        <w:fldChar w:fldCharType="end"/>
-      </w:r>
+      <w:fldSimple w:instr=" SEQ Рисунок \* ARABIC \s 1 ">
+        <w:r>
+          <w:rPr>
+            <w:noProof/>
+          </w:rPr>
+          <w:t>5</w:t>
+        </w:r>
+      </w:fldSimple>
       <w:bookmarkEnd w:id="22"/>
       <w:r>
         <w:t xml:space="preserve"> – Применение случайного леса</w:t>
@@ -21233,7 +21033,7 @@
       <w:pPr>
         <w:pStyle w:val="2"/>
       </w:pPr>
-      <w:bookmarkStart w:id="23" w:name="_Toc230278668"/>
+      <w:bookmarkStart w:id="23" w:name="_Toc230393358"/>
       <w:r>
         <w:t>Искусственная нейронная сеть</w:t>
       </w:r>
@@ -21464,45 +21264,25 @@
       <w:r>
         <w:t xml:space="preserve">Рисунок </w:t>
       </w:r>
-      <w:r>
-        <w:fldChar w:fldCharType="begin"/>
-      </w:r>
-      <w:r>
-        <w:instrText xml:space="preserve"> STYLEREF 1 \s </w:instrText>
-      </w:r>
-      <w:r>
-        <w:fldChar w:fldCharType="separate"/>
-      </w:r>
-      <w:r>
-        <w:rPr>
-          <w:noProof/>
-        </w:rPr>
-        <w:t>4</w:t>
-      </w:r>
-      <w:r>
-        <w:fldChar w:fldCharType="end"/>
-      </w:r>
+      <w:fldSimple w:instr=" STYLEREF 1 \s ">
+        <w:r>
+          <w:rPr>
+            <w:noProof/>
+          </w:rPr>
+          <w:t>4</w:t>
+        </w:r>
+      </w:fldSimple>
       <w:r>
         <w:t>.</w:t>
       </w:r>
-      <w:r>
-        <w:fldChar w:fldCharType="begin"/>
-      </w:r>
-      <w:r>
-        <w:instrText xml:space="preserve"> SEQ Рисунок \* ARABIC \s 1 </w:instrText>
-      </w:r>
-      <w:r>
-        <w:fldChar w:fldCharType="separate"/>
-      </w:r>
-      <w:r>
-        <w:rPr>
-          <w:noProof/>
-        </w:rPr>
-        <w:t>6</w:t>
-      </w:r>
-      <w:r>
-        <w:fldChar w:fldCharType="end"/>
-      </w:r>
+      <w:fldSimple w:instr=" SEQ Рисунок \* ARABIC \s 1 ">
+        <w:r>
+          <w:rPr>
+            <w:noProof/>
+          </w:rPr>
+          <w:t>6</w:t>
+        </w:r>
+      </w:fldSimple>
       <w:bookmarkEnd w:id="24"/>
       <w:r>
         <w:t xml:space="preserve"> – Схема многослойного персептрона</w:t>
@@ -22156,45 +21936,25 @@
       <w:r>
         <w:t xml:space="preserve">Рисунок </w:t>
       </w:r>
-      <w:r>
-        <w:fldChar w:fldCharType="begin"/>
-      </w:r>
-      <w:r>
-        <w:instrText xml:space="preserve"> STYLEREF 1 \s </w:instrText>
-      </w:r>
-      <w:r>
-        <w:fldChar w:fldCharType="separate"/>
-      </w:r>
-      <w:r>
-        <w:rPr>
-          <w:noProof/>
-        </w:rPr>
-        <w:t>4</w:t>
-      </w:r>
-      <w:r>
-        <w:fldChar w:fldCharType="end"/>
-      </w:r>
+      <w:fldSimple w:instr=" STYLEREF 1 \s ">
+        <w:r>
+          <w:rPr>
+            <w:noProof/>
+          </w:rPr>
+          <w:t>4</w:t>
+        </w:r>
+      </w:fldSimple>
       <w:r>
         <w:t>.</w:t>
       </w:r>
-      <w:r>
-        <w:fldChar w:fldCharType="begin"/>
-      </w:r>
-      <w:r>
-        <w:instrText xml:space="preserve"> SEQ Рисунок \* ARABIC \s 1 </w:instrText>
-      </w:r>
-      <w:r>
-        <w:fldChar w:fldCharType="separate"/>
-      </w:r>
-      <w:r>
-        <w:rPr>
-          <w:noProof/>
-        </w:rPr>
-        <w:t>7</w:t>
-      </w:r>
-      <w:r>
-        <w:fldChar w:fldCharType="end"/>
-      </w:r>
+      <w:fldSimple w:instr=" SEQ Рисунок \* ARABIC \s 1 ">
+        <w:r>
+          <w:rPr>
+            <w:noProof/>
+          </w:rPr>
+          <w:t>7</w:t>
+        </w:r>
+      </w:fldSimple>
       <w:bookmarkEnd w:id="25"/>
       <w:r>
         <w:t xml:space="preserve"> – Модель искусственного нейрона</w:t>
@@ -23010,7 +22770,7 @@
       <w:pPr>
         <w:pStyle w:val="2"/>
       </w:pPr>
-      <w:bookmarkStart w:id="26" w:name="_Toc230278669"/>
+      <w:bookmarkStart w:id="26" w:name="_Toc230393359"/>
       <w:r>
         <w:t xml:space="preserve">Сравнение </w:t>
       </w:r>
@@ -24029,51 +23789,25 @@
       <w:r>
         <w:t xml:space="preserve">Таблица </w:t>
       </w:r>
-      <w:r>
-        <w:fldChar w:fldCharType="begin"/>
-      </w:r>
-      <w:r>
-        <w:instrText xml:space="preserve"> STYLEREF 1 \s </w:instrText>
-      </w:r>
-      <w:r>
-        <w:fldChar w:fldCharType="separate"/>
-      </w:r>
-      <w:r>
-        <w:rPr>
-          <w:noProof/>
-        </w:rPr>
-        <w:t>4</w:t>
-      </w:r>
-      <w:r>
-        <w:rPr>
-          <w:noProof/>
-        </w:rPr>
-        <w:fldChar w:fldCharType="end"/>
-      </w:r>
+      <w:fldSimple w:instr=" STYLEREF 1 \s ">
+        <w:r>
+          <w:rPr>
+            <w:noProof/>
+          </w:rPr>
+          <w:t>4</w:t>
+        </w:r>
+      </w:fldSimple>
       <w:r>
         <w:t>.</w:t>
       </w:r>
-      <w:r>
-        <w:fldChar w:fldCharType="begin"/>
-      </w:r>
-      <w:r>
-        <w:instrText xml:space="preserve"> SEQ Таблица \* ARABIC \s 1 </w:instrText>
-      </w:r>
-      <w:r>
-        <w:fldChar w:fldCharType="separate"/>
-      </w:r>
-      <w:r>
-        <w:rPr>
-          <w:noProof/>
-        </w:rPr>
-        <w:t>1</w:t>
-      </w:r>
-      <w:r>
-        <w:rPr>
-          <w:noProof/>
-        </w:rPr>
-        <w:fldChar w:fldCharType="end"/>
-      </w:r>
+      <w:fldSimple w:instr=" SEQ Таблица \* ARABIC \s 1 ">
+        <w:r>
+          <w:rPr>
+            <w:noProof/>
+          </w:rPr>
+          <w:t>1</w:t>
+        </w:r>
+      </w:fldSimple>
       <w:bookmarkEnd w:id="27"/>
       <w:r>
         <w:t xml:space="preserve"> – Сравнительная таблица разобранных методов</w:t>
@@ -24246,7 +23980,7 @@
       <w:pPr>
         <w:pStyle w:val="2"/>
       </w:pPr>
-      <w:bookmarkStart w:id="28" w:name="_Toc230278670"/>
+      <w:bookmarkStart w:id="28" w:name="_Toc230393360"/>
       <w:r>
         <w:t>Выбор метода для реализации</w:t>
       </w:r>
@@ -24373,7 +24107,7 @@
       <w:pPr>
         <w:pStyle w:val="1"/>
       </w:pPr>
-      <w:bookmarkStart w:id="29" w:name="_Toc230278671"/>
+      <w:bookmarkStart w:id="29" w:name="_Toc230393361"/>
       <w:r>
         <w:lastRenderedPageBreak/>
         <w:t xml:space="preserve">Глава 3 </w:t>
@@ -24390,7 +24124,7 @@
       <w:pPr>
         <w:pStyle w:val="2"/>
       </w:pPr>
-      <w:bookmarkStart w:id="30" w:name="_Toc230278672"/>
+      <w:bookmarkStart w:id="30" w:name="_Toc230393362"/>
       <w:r>
         <w:t>Общие схемы</w:t>
       </w:r>
@@ -24574,45 +24308,25 @@
         <w:lastRenderedPageBreak/>
         <w:t xml:space="preserve">Рисунок </w:t>
       </w:r>
-      <w:r>
-        <w:fldChar w:fldCharType="begin"/>
-      </w:r>
-      <w:r>
-        <w:instrText xml:space="preserve"> STYLEREF 1 \s </w:instrText>
-      </w:r>
-      <w:r>
-        <w:fldChar w:fldCharType="separate"/>
-      </w:r>
-      <w:r>
-        <w:rPr>
-          <w:noProof/>
-        </w:rPr>
-        <w:t>5</w:t>
-      </w:r>
-      <w:r>
-        <w:fldChar w:fldCharType="end"/>
-      </w:r>
+      <w:fldSimple w:instr=" STYLEREF 1 \s ">
+        <w:r>
+          <w:rPr>
+            <w:noProof/>
+          </w:rPr>
+          <w:t>5</w:t>
+        </w:r>
+      </w:fldSimple>
       <w:r>
         <w:t>.</w:t>
       </w:r>
-      <w:r>
-        <w:fldChar w:fldCharType="begin"/>
-      </w:r>
-      <w:r>
-        <w:instrText xml:space="preserve"> SEQ Рисунок \* ARABIC \s 1 </w:instrText>
-      </w:r>
-      <w:r>
-        <w:fldChar w:fldCharType="separate"/>
-      </w:r>
-      <w:r>
-        <w:rPr>
-          <w:noProof/>
-        </w:rPr>
-        <w:t>1</w:t>
-      </w:r>
-      <w:r>
-        <w:fldChar w:fldCharType="end"/>
-      </w:r>
+      <w:fldSimple w:instr=" SEQ Рисунок \* ARABIC \s 1 ">
+        <w:r>
+          <w:rPr>
+            <w:noProof/>
+          </w:rPr>
+          <w:t>1</w:t>
+        </w:r>
+      </w:fldSimple>
       <w:bookmarkEnd w:id="31"/>
       <w:r>
         <w:t xml:space="preserve"> – Блок-схема «Подготовки модели»</w:t>
@@ -24725,45 +24439,25 @@
       <w:r>
         <w:t xml:space="preserve">Рисунок </w:t>
       </w:r>
-      <w:r>
-        <w:fldChar w:fldCharType="begin"/>
-      </w:r>
-      <w:r>
-        <w:instrText xml:space="preserve"> STYLEREF 1 \s </w:instrText>
-      </w:r>
-      <w:r>
-        <w:fldChar w:fldCharType="separate"/>
-      </w:r>
-      <w:r>
-        <w:rPr>
-          <w:noProof/>
-        </w:rPr>
-        <w:t>5</w:t>
-      </w:r>
-      <w:r>
-        <w:fldChar w:fldCharType="end"/>
-      </w:r>
+      <w:fldSimple w:instr=" STYLEREF 1 \s ">
+        <w:r>
+          <w:rPr>
+            <w:noProof/>
+          </w:rPr>
+          <w:t>5</w:t>
+        </w:r>
+      </w:fldSimple>
       <w:r>
         <w:t>.</w:t>
       </w:r>
-      <w:r>
-        <w:fldChar w:fldCharType="begin"/>
-      </w:r>
-      <w:r>
-        <w:instrText xml:space="preserve"> SEQ Рисунок \* ARABIC \s 1 </w:instrText>
-      </w:r>
-      <w:r>
-        <w:fldChar w:fldCharType="separate"/>
-      </w:r>
-      <w:r>
-        <w:rPr>
-          <w:noProof/>
-        </w:rPr>
-        <w:t>2</w:t>
-      </w:r>
-      <w:r>
-        <w:fldChar w:fldCharType="end"/>
-      </w:r>
+      <w:fldSimple w:instr=" SEQ Рисунок \* ARABIC \s 1 ">
+        <w:r>
+          <w:rPr>
+            <w:noProof/>
+          </w:rPr>
+          <w:t>2</w:t>
+        </w:r>
+      </w:fldSimple>
       <w:bookmarkEnd w:id="32"/>
       <w:r>
         <w:t xml:space="preserve"> – Блок-схема «Применения модели»</w:t>
@@ -24793,7 +24487,7 @@
       <w:pPr>
         <w:pStyle w:val="2"/>
       </w:pPr>
-      <w:bookmarkStart w:id="33" w:name="_Toc230278673"/>
+      <w:bookmarkStart w:id="33" w:name="_Toc230393363"/>
       <w:r>
         <w:t>Предобработка данных</w:t>
       </w:r>
@@ -25394,45 +25088,25 @@
       <w:r>
         <w:t xml:space="preserve">Рисунок </w:t>
       </w:r>
-      <w:r>
-        <w:fldChar w:fldCharType="begin"/>
-      </w:r>
-      <w:r>
-        <w:instrText xml:space="preserve"> STYLEREF 1 \s </w:instrText>
-      </w:r>
-      <w:r>
-        <w:fldChar w:fldCharType="separate"/>
-      </w:r>
-      <w:r>
-        <w:rPr>
-          <w:noProof/>
-        </w:rPr>
-        <w:t>5</w:t>
-      </w:r>
-      <w:r>
-        <w:fldChar w:fldCharType="end"/>
-      </w:r>
+      <w:fldSimple w:instr=" STYLEREF 1 \s ">
+        <w:r>
+          <w:rPr>
+            <w:noProof/>
+          </w:rPr>
+          <w:t>5</w:t>
+        </w:r>
+      </w:fldSimple>
       <w:r>
         <w:t>.</w:t>
       </w:r>
-      <w:r>
-        <w:fldChar w:fldCharType="begin"/>
-      </w:r>
-      <w:r>
-        <w:instrText xml:space="preserve"> SEQ Рисунок \* ARABIC \s 1 </w:instrText>
-      </w:r>
-      <w:r>
-        <w:fldChar w:fldCharType="separate"/>
-      </w:r>
-      <w:r>
-        <w:rPr>
-          <w:noProof/>
-        </w:rPr>
-        <w:t>3</w:t>
-      </w:r>
-      <w:r>
-        <w:fldChar w:fldCharType="end"/>
-      </w:r>
+      <w:fldSimple w:instr=" SEQ Рисунок \* ARABIC \s 1 ">
+        <w:r>
+          <w:rPr>
+            <w:noProof/>
+          </w:rPr>
+          <w:t>3</w:t>
+        </w:r>
+      </w:fldSimple>
       <w:bookmarkEnd w:id="34"/>
       <w:r>
         <w:t xml:space="preserve"> – Блок-схема алгоритма «Предобработка данных»</w:t>
@@ -27028,45 +26702,25 @@
       <w:r>
         <w:t xml:space="preserve">Рисунок </w:t>
       </w:r>
-      <w:r>
-        <w:fldChar w:fldCharType="begin"/>
-      </w:r>
-      <w:r>
-        <w:instrText xml:space="preserve"> STYLEREF 1 \s </w:instrText>
-      </w:r>
-      <w:r>
-        <w:fldChar w:fldCharType="separate"/>
-      </w:r>
-      <w:r>
-        <w:rPr>
-          <w:noProof/>
-        </w:rPr>
-        <w:t>5</w:t>
-      </w:r>
-      <w:r>
-        <w:fldChar w:fldCharType="end"/>
-      </w:r>
+      <w:fldSimple w:instr=" STYLEREF 1 \s ">
+        <w:r>
+          <w:rPr>
+            <w:noProof/>
+          </w:rPr>
+          <w:t>5</w:t>
+        </w:r>
+      </w:fldSimple>
       <w:r>
         <w:t>.</w:t>
       </w:r>
-      <w:r>
-        <w:fldChar w:fldCharType="begin"/>
-      </w:r>
-      <w:r>
-        <w:instrText xml:space="preserve"> SEQ Рисунок \* ARABIC \s 1 </w:instrText>
-      </w:r>
-      <w:r>
-        <w:fldChar w:fldCharType="separate"/>
-      </w:r>
-      <w:r>
-        <w:rPr>
-          <w:noProof/>
-        </w:rPr>
-        <w:t>4</w:t>
-      </w:r>
-      <w:r>
-        <w:fldChar w:fldCharType="end"/>
-      </w:r>
+      <w:fldSimple w:instr=" SEQ Рисунок \* ARABIC \s 1 ">
+        <w:r>
+          <w:rPr>
+            <w:noProof/>
+          </w:rPr>
+          <w:t>4</w:t>
+        </w:r>
+      </w:fldSimple>
       <w:bookmarkEnd w:id="35"/>
       <w:r>
         <w:t xml:space="preserve"> – Блок-схема функции «Нормализация (</w:t>
@@ -27115,7 +26769,7 @@
       <w:pPr>
         <w:pStyle w:val="2"/>
       </w:pPr>
-      <w:bookmarkStart w:id="36" w:name="_Toc230278674"/>
+      <w:bookmarkStart w:id="36" w:name="_Toc230393364"/>
       <w:r>
         <w:t>Обучение модели</w:t>
       </w:r>
@@ -28222,45 +27876,25 @@
       <w:r>
         <w:t xml:space="preserve">Рисунок </w:t>
       </w:r>
-      <w:r>
-        <w:fldChar w:fldCharType="begin"/>
-      </w:r>
-      <w:r>
-        <w:instrText xml:space="preserve"> STYLEREF 1 \s </w:instrText>
-      </w:r>
-      <w:r>
-        <w:fldChar w:fldCharType="separate"/>
-      </w:r>
-      <w:r>
-        <w:rPr>
-          <w:noProof/>
-        </w:rPr>
-        <w:t>5</w:t>
-      </w:r>
-      <w:r>
-        <w:fldChar w:fldCharType="end"/>
-      </w:r>
+      <w:fldSimple w:instr=" STYLEREF 1 \s ">
+        <w:r>
+          <w:rPr>
+            <w:noProof/>
+          </w:rPr>
+          <w:t>5</w:t>
+        </w:r>
+      </w:fldSimple>
       <w:r>
         <w:t>.</w:t>
       </w:r>
-      <w:r>
-        <w:fldChar w:fldCharType="begin"/>
-      </w:r>
-      <w:r>
-        <w:instrText xml:space="preserve"> SEQ Рисунок \* ARABIC \s 1 </w:instrText>
-      </w:r>
-      <w:r>
-        <w:fldChar w:fldCharType="separate"/>
-      </w:r>
-      <w:r>
-        <w:rPr>
-          <w:noProof/>
-        </w:rPr>
-        <w:t>5</w:t>
-      </w:r>
-      <w:r>
-        <w:fldChar w:fldCharType="end"/>
-      </w:r>
+      <w:fldSimple w:instr=" SEQ Рисунок \* ARABIC \s 1 ">
+        <w:r>
+          <w:rPr>
+            <w:noProof/>
+          </w:rPr>
+          <w:t>5</w:t>
+        </w:r>
+      </w:fldSimple>
       <w:bookmarkEnd w:id="37"/>
       <w:r>
         <w:t xml:space="preserve"> </w:t>
@@ -29905,45 +29539,25 @@
       <w:r>
         <w:t xml:space="preserve">Рисунок </w:t>
       </w:r>
-      <w:r>
-        <w:fldChar w:fldCharType="begin"/>
-      </w:r>
-      <w:r>
-        <w:instrText xml:space="preserve"> STYLEREF 1 \s </w:instrText>
-      </w:r>
-      <w:r>
-        <w:fldChar w:fldCharType="separate"/>
-      </w:r>
-      <w:r>
-        <w:rPr>
-          <w:noProof/>
-        </w:rPr>
-        <w:t>5</w:t>
-      </w:r>
-      <w:r>
-        <w:fldChar w:fldCharType="end"/>
-      </w:r>
+      <w:fldSimple w:instr=" STYLEREF 1 \s ">
+        <w:r>
+          <w:rPr>
+            <w:noProof/>
+          </w:rPr>
+          <w:t>5</w:t>
+        </w:r>
+      </w:fldSimple>
       <w:r>
         <w:t>.</w:t>
       </w:r>
-      <w:r>
-        <w:fldChar w:fldCharType="begin"/>
-      </w:r>
-      <w:r>
-        <w:instrText xml:space="preserve"> SEQ Рисунок \* ARABIC \s 1 </w:instrText>
-      </w:r>
-      <w:r>
-        <w:fldChar w:fldCharType="separate"/>
-      </w:r>
-      <w:r>
-        <w:rPr>
-          <w:noProof/>
-        </w:rPr>
-        <w:t>6</w:t>
-      </w:r>
-      <w:r>
-        <w:fldChar w:fldCharType="end"/>
-      </w:r>
+      <w:fldSimple w:instr=" SEQ Рисунок \* ARABIC \s 1 ">
+        <w:r>
+          <w:rPr>
+            <w:noProof/>
+          </w:rPr>
+          <w:t>6</w:t>
+        </w:r>
+      </w:fldSimple>
       <w:bookmarkEnd w:id="38"/>
       <w:r>
         <w:t xml:space="preserve"> – Блок-схемы </w:t>
@@ -30596,10 +30210,7 @@
         <w:fldChar w:fldCharType="separate"/>
       </w:r>
       <w:r>
-        <w:t>4</w:t>
-      </w:r>
-      <w:r>
-        <w:t>0</w:t>
+        <w:t>40</w:t>
       </w:r>
       <w:r>
         <w:fldChar w:fldCharType="end"/>
@@ -34654,45 +34265,25 @@
       <w:r>
         <w:t xml:space="preserve">Рисунок </w:t>
       </w:r>
-      <w:r>
-        <w:fldChar w:fldCharType="begin"/>
-      </w:r>
-      <w:r>
-        <w:instrText xml:space="preserve"> STYLEREF 1 \s </w:instrText>
-      </w:r>
-      <w:r>
-        <w:fldChar w:fldCharType="separate"/>
-      </w:r>
-      <w:r>
-        <w:rPr>
-          <w:noProof/>
-        </w:rPr>
-        <w:t>5</w:t>
-      </w:r>
-      <w:r>
-        <w:fldChar w:fldCharType="end"/>
-      </w:r>
+      <w:fldSimple w:instr=" STYLEREF 1 \s ">
+        <w:r>
+          <w:rPr>
+            <w:noProof/>
+          </w:rPr>
+          <w:t>5</w:t>
+        </w:r>
+      </w:fldSimple>
       <w:r>
         <w:t>.</w:t>
       </w:r>
-      <w:r>
-        <w:fldChar w:fldCharType="begin"/>
-      </w:r>
-      <w:r>
-        <w:instrText xml:space="preserve"> SEQ Рисунок \* ARABIC \s 1 </w:instrText>
-      </w:r>
-      <w:r>
-        <w:fldChar w:fldCharType="separate"/>
-      </w:r>
-      <w:r>
-        <w:rPr>
-          <w:noProof/>
-        </w:rPr>
-        <w:t>7</w:t>
-      </w:r>
-      <w:r>
-        <w:fldChar w:fldCharType="end"/>
-      </w:r>
+      <w:fldSimple w:instr=" SEQ Рисунок \* ARABIC \s 1 ">
+        <w:r>
+          <w:rPr>
+            <w:noProof/>
+          </w:rPr>
+          <w:t>7</w:t>
+        </w:r>
+      </w:fldSimple>
       <w:bookmarkEnd w:id="39"/>
       <w:r>
         <w:t xml:space="preserve"> – </w:t>
@@ -35142,45 +34733,25 @@
       <w:r>
         <w:t xml:space="preserve">Рисунок </w:t>
       </w:r>
-      <w:r>
-        <w:fldChar w:fldCharType="begin"/>
-      </w:r>
-      <w:r>
-        <w:instrText xml:space="preserve"> STYLEREF 1 \s </w:instrText>
-      </w:r>
-      <w:r>
-        <w:fldChar w:fldCharType="separate"/>
-      </w:r>
-      <w:r>
-        <w:rPr>
-          <w:noProof/>
-        </w:rPr>
-        <w:t>5</w:t>
-      </w:r>
-      <w:r>
-        <w:fldChar w:fldCharType="end"/>
-      </w:r>
+      <w:fldSimple w:instr=" STYLEREF 1 \s ">
+        <w:r>
+          <w:rPr>
+            <w:noProof/>
+          </w:rPr>
+          <w:t>5</w:t>
+        </w:r>
+      </w:fldSimple>
       <w:r>
         <w:t>.</w:t>
       </w:r>
-      <w:r>
-        <w:fldChar w:fldCharType="begin"/>
-      </w:r>
-      <w:r>
-        <w:instrText xml:space="preserve"> SEQ Рисунок \* ARABIC \s 1 </w:instrText>
-      </w:r>
-      <w:r>
-        <w:fldChar w:fldCharType="separate"/>
-      </w:r>
-      <w:r>
-        <w:rPr>
-          <w:noProof/>
-        </w:rPr>
-        <w:t>8</w:t>
-      </w:r>
-      <w:r>
-        <w:fldChar w:fldCharType="end"/>
-      </w:r>
+      <w:fldSimple w:instr=" SEQ Рисунок \* ARABIC \s 1 ">
+        <w:r>
+          <w:rPr>
+            <w:noProof/>
+          </w:rPr>
+          <w:t>8</w:t>
+        </w:r>
+      </w:fldSimple>
       <w:bookmarkEnd w:id="40"/>
       <w:r>
         <w:t xml:space="preserve"> – </w:t>
@@ -35292,7 +34863,7 @@
       <w:pPr>
         <w:pStyle w:val="2"/>
       </w:pPr>
-      <w:bookmarkStart w:id="41" w:name="_Toc230278675"/>
+      <w:bookmarkStart w:id="41" w:name="_Toc230393365"/>
       <w:r>
         <w:lastRenderedPageBreak/>
         <w:t>Прогнозирование свойств</w:t>
@@ -36584,45 +36155,25 @@
       <w:r>
         <w:t xml:space="preserve">Рисунок </w:t>
       </w:r>
-      <w:r>
-        <w:fldChar w:fldCharType="begin"/>
-      </w:r>
-      <w:r>
-        <w:instrText xml:space="preserve"> STYLEREF 1 \s </w:instrText>
-      </w:r>
-      <w:r>
-        <w:fldChar w:fldCharType="separate"/>
-      </w:r>
-      <w:r>
-        <w:rPr>
-          <w:noProof/>
-        </w:rPr>
-        <w:t>5</w:t>
-      </w:r>
-      <w:r>
-        <w:fldChar w:fldCharType="end"/>
-      </w:r>
+      <w:fldSimple w:instr=" STYLEREF 1 \s ">
+        <w:r>
+          <w:rPr>
+            <w:noProof/>
+          </w:rPr>
+          <w:t>5</w:t>
+        </w:r>
+      </w:fldSimple>
       <w:r>
         <w:t>.</w:t>
       </w:r>
-      <w:r>
-        <w:fldChar w:fldCharType="begin"/>
-      </w:r>
-      <w:r>
-        <w:instrText xml:space="preserve"> SEQ Рисунок \* ARABIC \s 1 </w:instrText>
-      </w:r>
-      <w:r>
-        <w:fldChar w:fldCharType="separate"/>
-      </w:r>
-      <w:r>
-        <w:rPr>
-          <w:noProof/>
-        </w:rPr>
-        <w:t>9</w:t>
-      </w:r>
-      <w:r>
-        <w:fldChar w:fldCharType="end"/>
-      </w:r>
+      <w:fldSimple w:instr=" SEQ Рисунок \* ARABIC \s 1 ">
+        <w:r>
+          <w:rPr>
+            <w:noProof/>
+          </w:rPr>
+          <w:t>9</w:t>
+        </w:r>
+      </w:fldSimple>
       <w:bookmarkEnd w:id="42"/>
       <w:r>
         <w:t xml:space="preserve"> – Блок-схема а</w:t>
@@ -36644,7 +36195,7 @@
       <w:pPr>
         <w:pStyle w:val="1"/>
       </w:pPr>
-      <w:bookmarkStart w:id="43" w:name="_Toc230278676"/>
+      <w:bookmarkStart w:id="43" w:name="_Toc230393366"/>
       <w:r>
         <w:lastRenderedPageBreak/>
         <w:t>Глава 4 – Разработка программного обеспечения</w:t>
@@ -36655,7 +36206,7 @@
       <w:pPr>
         <w:pStyle w:val="2"/>
       </w:pPr>
-      <w:bookmarkStart w:id="44" w:name="_Toc230278677"/>
+      <w:bookmarkStart w:id="44" w:name="_Toc230393367"/>
       <w:r>
         <w:t>Выбор языка программирования и инструментальных средств разработки</w:t>
       </w:r>
@@ -37620,7 +37171,7 @@
       <w:pPr>
         <w:pStyle w:val="2"/>
       </w:pPr>
-      <w:bookmarkStart w:id="45" w:name="_Toc230278678"/>
+      <w:bookmarkStart w:id="45" w:name="_Toc230393368"/>
       <w:r>
         <w:t>Описание структуры программного продукта</w:t>
       </w:r>
@@ -37729,13 +37280,7 @@
         <w:fldChar w:fldCharType="separate"/>
       </w:r>
       <w:r>
-        <w:t>3</w:t>
-      </w:r>
-      <w:r>
-        <w:t>.</w:t>
-      </w:r>
-      <w:r>
-        <w:t>4</w:t>
+        <w:t>3.4</w:t>
       </w:r>
       <w:r>
         <w:fldChar w:fldCharType="end"/>
@@ -37756,13 +37301,7 @@
         <w:fldChar w:fldCharType="separate"/>
       </w:r>
       <w:r>
-        <w:t>рисуно</w:t>
-      </w:r>
-      <w:r>
-        <w:t>к</w:t>
-      </w:r>
-      <w:r>
-        <w:t xml:space="preserve"> </w:t>
+        <w:t xml:space="preserve">рисунок </w:t>
       </w:r>
       <w:r>
         <w:rPr>
@@ -37956,6 +37495,9 @@
         <w:jc w:val="center"/>
       </w:pPr>
       <w:r>
+        <w:rPr>
+          <w:noProof/>
+        </w:rPr>
         <w:drawing>
           <wp:inline distT="0" distB="0" distL="0" distR="0" wp14:anchorId="61E04F0C" wp14:editId="3168B185">
             <wp:extent cx="5842635" cy="1287370"/>
@@ -38001,148 +37543,125 @@
       <w:r>
         <w:t xml:space="preserve">Рисунок </w:t>
       </w:r>
+      <w:fldSimple w:instr=" STYLEREF 1 \s ">
+        <w:r>
+          <w:rPr>
+            <w:noProof/>
+          </w:rPr>
+          <w:t>6</w:t>
+        </w:r>
+      </w:fldSimple>
+      <w:r>
+        <w:t>.</w:t>
+      </w:r>
+      <w:fldSimple w:instr=" SEQ Рисунок \* ARABIC \s 1 ">
+        <w:r>
+          <w:rPr>
+            <w:noProof/>
+          </w:rPr>
+          <w:t>1</w:t>
+        </w:r>
+      </w:fldSimple>
+      <w:bookmarkEnd w:id="46"/>
+      <w:r>
+        <w:t xml:space="preserve"> – «</w:t>
+      </w:r>
+      <w:r>
+        <w:rPr>
+          <w:lang w:val="en-US"/>
+        </w:rPr>
+        <w:t>UML</w:t>
+      </w:r>
+      <w:r>
+        <w:t>»</w:t>
+      </w:r>
+      <w:r>
+        <w:t xml:space="preserve"> </w:t>
+      </w:r>
+      <w:r>
+        <w:t>– диаграмма классов</w:t>
+      </w:r>
+    </w:p>
+    <w:p>
+      <w:pPr>
+        <w:pStyle w:val="a2"/>
+      </w:pPr>
       <w:r>
         <w:fldChar w:fldCharType="begin"/>
       </w:r>
       <w:r>
-        <w:instrText xml:space="preserve"> STYLEREF 1 \s </w:instrText>
+        <w:instrText xml:space="preserve"> REF _Ref230314427 \h </w:instrText>
       </w:r>
       <w:r>
         <w:fldChar w:fldCharType="separate"/>
       </w:r>
       <w:r>
+        <w:t xml:space="preserve">Рисунок </w:t>
+      </w:r>
+      <w:r>
         <w:rPr>
           <w:noProof/>
         </w:rPr>
         <w:t>6</w:t>
       </w:r>
       <w:r>
+        <w:t>.</w:t>
+      </w:r>
+      <w:r>
+        <w:rPr>
+          <w:noProof/>
+        </w:rPr>
+        <w:t>2</w:t>
+      </w:r>
+      <w:r>
         <w:fldChar w:fldCharType="end"/>
       </w:r>
       <w:r>
+        <w:t xml:space="preserve"> содержит д</w:t>
+      </w:r>
+      <w:r>
+        <w:t>иаграмм</w:t>
+      </w:r>
+      <w:r>
+        <w:t>у</w:t>
+      </w:r>
+      <w:r>
+        <w:t xml:space="preserve"> последовательност</w:t>
+      </w:r>
+      <w:r>
+        <w:t>и</w:t>
+      </w:r>
+      <w:r>
+        <w:t xml:space="preserve"> прогнозирования свойств</w:t>
+      </w:r>
+      <w:r>
+        <w:t>, которая состоит из 5 объектов с линиями жизней</w:t>
+      </w:r>
+      <w:r>
+        <w:t xml:space="preserve">: «Исследователь», «Интерфейс», «Нормализаторы», «Ансамбль», «Модели». Работа программы представляет собой бесконечный цикл, в котором происходит ввод состава, его проверка и последующая нормализация, а также непосредственно прогноз, после чего система возвращает его результаты </w:t>
+      </w:r>
+      <w:r>
+        <w:t>[</w:t>
+      </w:r>
+      <w:r>
+        <w:t>результаты прогноза</w:t>
+      </w:r>
+      <w:r>
+        <w:t>]</w:t>
+      </w:r>
+      <w:r>
         <w:t>.</w:t>
       </w:r>
-      <w:r>
-        <w:fldChar w:fldCharType="begin"/>
-      </w:r>
-      <w:r>
-        <w:instrText xml:space="preserve"> SEQ Рисунок \* ARABIC \s 1 </w:instrText>
-      </w:r>
-      <w:r>
-        <w:fldChar w:fldCharType="separate"/>
-      </w:r>
+    </w:p>
+    <w:p>
+      <w:pPr>
+        <w:pStyle w:val="a2"/>
+        <w:jc w:val="center"/>
+      </w:pPr>
       <w:r>
         <w:rPr>
           <w:noProof/>
         </w:rPr>
-        <w:t>1</w:t>
-      </w:r>
-      <w:r>
-        <w:fldChar w:fldCharType="end"/>
-      </w:r>
-      <w:bookmarkEnd w:id="46"/>
-      <w:r>
-        <w:t xml:space="preserve"> – </w:t>
-      </w:r>
-      <w:r>
-        <w:t>«</w:t>
-      </w:r>
-      <w:r>
-        <w:rPr>
-          <w:lang w:val="en-US"/>
-        </w:rPr>
-        <w:t>UML</w:t>
-      </w:r>
-      <w:r>
-        <w:t>»</w:t>
-      </w:r>
-      <w:r>
-        <w:t xml:space="preserve"> </w:t>
-      </w:r>
-      <w:r>
-        <w:t xml:space="preserve">– диаграмма </w:t>
-      </w:r>
-      <w:r>
-        <w:t>классов</w:t>
-      </w:r>
-    </w:p>
-    <w:p>
-      <w:pPr>
-        <w:pStyle w:val="a2"/>
-      </w:pPr>
-      <w:r>
-        <w:fldChar w:fldCharType="begin"/>
-      </w:r>
-      <w:r>
-        <w:instrText xml:space="preserve"> REF _Ref230314427 \h </w:instrText>
-      </w:r>
-      <w:r>
-        <w:fldChar w:fldCharType="separate"/>
-      </w:r>
-      <w:r>
-        <w:t xml:space="preserve">Рисунок </w:t>
-      </w:r>
-      <w:r>
-        <w:rPr>
-          <w:noProof/>
-        </w:rPr>
-        <w:t>6</w:t>
-      </w:r>
-      <w:r>
-        <w:t>.</w:t>
-      </w:r>
-      <w:r>
-        <w:rPr>
-          <w:noProof/>
-        </w:rPr>
-        <w:t>2</w:t>
-      </w:r>
-      <w:r>
-        <w:fldChar w:fldCharType="end"/>
-      </w:r>
-      <w:r>
-        <w:t xml:space="preserve"> содержит д</w:t>
-      </w:r>
-      <w:r>
-        <w:t>иаграмм</w:t>
-      </w:r>
-      <w:r>
-        <w:t>у</w:t>
-      </w:r>
-      <w:r>
-        <w:t xml:space="preserve"> последовательност</w:t>
-      </w:r>
-      <w:r>
-        <w:t>и</w:t>
-      </w:r>
-      <w:r>
-        <w:t xml:space="preserve"> прогнозирования свойств</w:t>
-      </w:r>
-      <w:r>
-        <w:t>, которая состоит из 5 объектов с линиями жизней</w:t>
-      </w:r>
-      <w:r>
-        <w:t xml:space="preserve">: «Исследователь», «Интерфейс», «Нормализаторы», «Ансамбль», «Модели». Работа программы представляет собой бесконечный цикл, в котором происходит ввод состава, его проверка и последующая нормализация, а также непосредственно прогноз, после чего система возвращает его результаты </w:t>
-      </w:r>
-      <w:r>
-        <w:t>[</w:t>
-      </w:r>
-      <w:r>
-        <w:t>результаты прогноза</w:t>
-      </w:r>
-      <w:r>
-        <w:t>]</w:t>
-      </w:r>
-      <w:r>
-        <w:t>.</w:t>
-      </w:r>
-    </w:p>
-    <w:p>
-      <w:pPr>
-        <w:pStyle w:val="a2"/>
-        <w:jc w:val="center"/>
-      </w:pPr>
-      <w:r>
         <w:lastRenderedPageBreak/>
         <w:drawing>
           <wp:inline distT="0" distB="0" distL="0" distR="0" wp14:anchorId="0966BC5D" wp14:editId="470EAA5E">
@@ -38189,130 +37708,110 @@
       <w:r>
         <w:t xml:space="preserve">Рисунок </w:t>
       </w:r>
+      <w:fldSimple w:instr=" STYLEREF 1 \s ">
+        <w:r>
+          <w:rPr>
+            <w:noProof/>
+          </w:rPr>
+          <w:t>6</w:t>
+        </w:r>
+      </w:fldSimple>
+      <w:r>
+        <w:t>.</w:t>
+      </w:r>
+      <w:fldSimple w:instr=" SEQ Рисунок \* ARABIC \s 1 ">
+        <w:r>
+          <w:rPr>
+            <w:noProof/>
+          </w:rPr>
+          <w:t>2</w:t>
+        </w:r>
+      </w:fldSimple>
+      <w:bookmarkEnd w:id="47"/>
+      <w:r>
+        <w:t xml:space="preserve"> – «</w:t>
+      </w:r>
+      <w:r>
+        <w:rPr>
+          <w:lang w:val="en-US"/>
+        </w:rPr>
+        <w:t>UML</w:t>
+      </w:r>
+      <w:r>
+        <w:t>»</w:t>
+      </w:r>
+      <w:r>
+        <w:t xml:space="preserve"> </w:t>
+      </w:r>
+      <w:r>
+        <w:t>– диаграмма последовательност</w:t>
+      </w:r>
+      <w:r>
+        <w:t>и</w:t>
+      </w:r>
+    </w:p>
+    <w:p>
+      <w:pPr>
+        <w:pStyle w:val="a2"/>
+      </w:pPr>
+      <w:r>
+        <w:t>Наконец рассмотрим д</w:t>
+      </w:r>
+      <w:r>
+        <w:t>иаграмм</w:t>
+      </w:r>
+      <w:r>
+        <w:t>у</w:t>
+      </w:r>
+      <w:r>
+        <w:t xml:space="preserve"> состояний</w:t>
+      </w:r>
+      <w:r>
+        <w:t xml:space="preserve">, представленную на </w:t>
+      </w:r>
       <w:r>
         <w:fldChar w:fldCharType="begin"/>
       </w:r>
       <w:r>
-        <w:instrText xml:space="preserve"> STYLEREF 1 \s </w:instrText>
+        <w:instrText xml:space="preserve"> REF _Ref230315403 \h </w:instrText>
       </w:r>
       <w:r>
         <w:fldChar w:fldCharType="separate"/>
       </w:r>
       <w:r>
+        <w:t xml:space="preserve">рисунке </w:t>
+      </w:r>
+      <w:r>
         <w:rPr>
           <w:noProof/>
         </w:rPr>
         <w:t>6</w:t>
       </w:r>
       <w:r>
+        <w:t>.</w:t>
+      </w:r>
+      <w:r>
+        <w:rPr>
+          <w:noProof/>
+        </w:rPr>
+        <w:t>3</w:t>
+      </w:r>
+      <w:r>
         <w:fldChar w:fldCharType="end"/>
       </w:r>
       <w:r>
-        <w:t>.</w:t>
-      </w:r>
-      <w:r>
-        <w:fldChar w:fldCharType="begin"/>
-      </w:r>
-      <w:r>
-        <w:instrText xml:space="preserve"> SEQ Рисунок \* ARABIC \s 1 </w:instrText>
-      </w:r>
-      <w:r>
-        <w:fldChar w:fldCharType="separate"/>
-      </w:r>
+        <w:t>. В программе выявлено множество состояний и переходов, которые подробно поясняют действия системы от запуска программы, ввода, проверки и нормализации состава, проведении прогнозирования всех свойств, их восстановлении и окончательном получении. Диаграмма явно показывает, что за один запуск программного обеспечения можно спрогнозировать свойства сколько угодно раз.</w:t>
+      </w:r>
+    </w:p>
+    <w:p>
+      <w:pPr>
+        <w:pStyle w:val="a2"/>
+        <w:jc w:val="center"/>
+      </w:pPr>
       <w:r>
         <w:rPr>
           <w:noProof/>
         </w:rPr>
-        <w:t>2</w:t>
-      </w:r>
-      <w:r>
-        <w:fldChar w:fldCharType="end"/>
-      </w:r>
-      <w:bookmarkEnd w:id="47"/>
-      <w:r>
-        <w:t xml:space="preserve"> – </w:t>
-      </w:r>
-      <w:r>
-        <w:t>«</w:t>
-      </w:r>
-      <w:r>
-        <w:rPr>
-          <w:lang w:val="en-US"/>
-        </w:rPr>
-        <w:t>UML</w:t>
-      </w:r>
-      <w:r>
-        <w:t>»</w:t>
-      </w:r>
-      <w:r>
-        <w:t xml:space="preserve"> </w:t>
-      </w:r>
-      <w:r>
-        <w:t>– диаграмма последовательност</w:t>
-      </w:r>
-      <w:r>
-        <w:t>и</w:t>
-      </w:r>
-    </w:p>
-    <w:p>
-      <w:pPr>
-        <w:pStyle w:val="a2"/>
-      </w:pPr>
-      <w:r>
-        <w:t>Наконец рассмотрим д</w:t>
-      </w:r>
-      <w:r>
-        <w:t>иаграмм</w:t>
-      </w:r>
-      <w:r>
-        <w:t>у</w:t>
-      </w:r>
-      <w:r>
-        <w:t xml:space="preserve"> состояний</w:t>
-      </w:r>
-      <w:r>
-        <w:t xml:space="preserve">, представленную на </w:t>
-      </w:r>
-      <w:r>
-        <w:fldChar w:fldCharType="begin"/>
-      </w:r>
-      <w:r>
-        <w:instrText xml:space="preserve"> REF _Ref230315403 \h </w:instrText>
-      </w:r>
-      <w:r>
-        <w:fldChar w:fldCharType="separate"/>
-      </w:r>
-      <w:r>
-        <w:t xml:space="preserve">рисунке </w:t>
-      </w:r>
-      <w:r>
-        <w:rPr>
-          <w:noProof/>
-        </w:rPr>
-        <w:t>6</w:t>
-      </w:r>
-      <w:r>
-        <w:t>.</w:t>
-      </w:r>
-      <w:r>
-        <w:rPr>
-          <w:noProof/>
-        </w:rPr>
-        <w:t>3</w:t>
-      </w:r>
-      <w:r>
-        <w:fldChar w:fldCharType="end"/>
-      </w:r>
-      <w:r>
-        <w:t>. В программе выявлено множество состояний и переходов, которые подробно поясняют действия системы от запуска программы, ввода, проверки и нормализации состава, проведении прогнозирования всех свойств, их восстановлении и окончательном получении. Диаграмма явно показывает, что за один запуск программного обеспечения можно спрогнозировать свойства сколько угодно раз.</w:t>
-      </w:r>
-    </w:p>
-    <w:p>
-      <w:pPr>
-        <w:pStyle w:val="a2"/>
-        <w:jc w:val="center"/>
-      </w:pPr>
-      <w:r>
         <w:lastRenderedPageBreak/>
         <w:drawing>
           <wp:inline distT="0" distB="0" distL="0" distR="0" wp14:anchorId="0EC5F699" wp14:editId="47D944B9">
@@ -38359,122 +37858,636 @@
       <w:r>
         <w:t xml:space="preserve">Рисунок </w:t>
       </w:r>
+      <w:fldSimple w:instr=" STYLEREF 1 \s ">
+        <w:r>
+          <w:rPr>
+            <w:noProof/>
+          </w:rPr>
+          <w:t>6</w:t>
+        </w:r>
+      </w:fldSimple>
+      <w:r>
+        <w:t>.</w:t>
+      </w:r>
+      <w:fldSimple w:instr=" SEQ Рисунок \* ARABIC \s 1 ">
+        <w:r>
+          <w:rPr>
+            <w:noProof/>
+          </w:rPr>
+          <w:t>3</w:t>
+        </w:r>
+      </w:fldSimple>
+      <w:bookmarkEnd w:id="48"/>
+      <w:r>
+        <w:t xml:space="preserve"> – «</w:t>
+      </w:r>
+      <w:r>
+        <w:rPr>
+          <w:lang w:val="en-US"/>
+        </w:rPr>
+        <w:t>UML</w:t>
+      </w:r>
+      <w:r>
+        <w:t>»</w:t>
+      </w:r>
+      <w:r>
+        <w:t xml:space="preserve"> </w:t>
+      </w:r>
+      <w:r>
+        <w:t>– диаграмма состояний</w:t>
+      </w:r>
+    </w:p>
+    <w:p>
+      <w:pPr>
+        <w:pStyle w:val="2"/>
+      </w:pPr>
+      <w:bookmarkStart w:id="49" w:name="_Toc230393369"/>
+      <w:r>
+        <w:t>Описание интерфейса</w:t>
+      </w:r>
+      <w:bookmarkEnd w:id="49"/>
+    </w:p>
+    <w:p>
+      <w:pPr>
+        <w:pStyle w:val="a2"/>
+      </w:pPr>
+      <w:r>
+        <w:t xml:space="preserve">Для </w:t>
+      </w:r>
+      <w:r>
+        <w:t xml:space="preserve">программного обеспечения </w:t>
+      </w:r>
+      <w:r>
+        <w:t xml:space="preserve">разработан легкий, удобный и интуитивно понятны интерфейс, который </w:t>
+      </w:r>
+      <w:r>
+        <w:t xml:space="preserve">представлен на </w:t>
+      </w:r>
       <w:r>
         <w:fldChar w:fldCharType="begin"/>
       </w:r>
       <w:r>
-        <w:instrText xml:space="preserve"> STYLEREF 1 \s </w:instrText>
+        <w:instrText xml:space="preserve"> REF _Ref230388868 \h </w:instrText>
       </w:r>
       <w:r>
         <w:fldChar w:fldCharType="separate"/>
       </w:r>
       <w:r>
+        <w:t xml:space="preserve">рисунке </w:t>
+      </w:r>
+      <w:r>
         <w:rPr>
           <w:noProof/>
         </w:rPr>
         <w:t>6</w:t>
       </w:r>
       <w:r>
+        <w:t>.</w:t>
+      </w:r>
+      <w:r>
+        <w:rPr>
+          <w:noProof/>
+        </w:rPr>
+        <w:t>4</w:t>
+      </w:r>
+      <w:r>
         <w:fldChar w:fldCharType="end"/>
       </w:r>
       <w:r>
+        <w:t xml:space="preserve"> и </w:t>
+      </w:r>
+      <w:r>
+        <w:fldChar w:fldCharType="begin"/>
+      </w:r>
+      <w:r>
+        <w:instrText xml:space="preserve"> REF _Ref230388869 \h </w:instrText>
+      </w:r>
+      <w:r>
+        <w:fldChar w:fldCharType="separate"/>
+      </w:r>
+      <w:r>
+        <w:t xml:space="preserve">рисунке </w:t>
+      </w:r>
+      <w:r>
+        <w:rPr>
+          <w:noProof/>
+        </w:rPr>
+        <w:t>6</w:t>
+      </w:r>
+      <w:r>
         <w:t>.</w:t>
       </w:r>
       <w:r>
+        <w:rPr>
+          <w:noProof/>
+        </w:rPr>
+        <w:t>5</w:t>
+      </w:r>
+      <w:r>
+        <w:fldChar w:fldCharType="end"/>
+      </w:r>
+      <w:r>
+        <w:t>. Он состоит из</w:t>
+      </w:r>
+      <w:r>
+        <w:t xml:space="preserve"> таких элементов, как</w:t>
+      </w:r>
+      <w:r>
+        <w:t>:</w:t>
+      </w:r>
+    </w:p>
+    <w:p>
+      <w:pPr>
+        <w:pStyle w:val="a2"/>
+        <w:numPr>
+          <w:ilvl w:val="0"/>
+          <w:numId w:val="58"/>
+        </w:numPr>
+      </w:pPr>
+      <w:r>
+        <w:t>текстовы</w:t>
+      </w:r>
+      <w:r>
+        <w:t>е</w:t>
+      </w:r>
+      <w:r>
+        <w:t xml:space="preserve"> метк</w:t>
+      </w:r>
+      <w:r>
+        <w:t>и</w:t>
+      </w:r>
+      <w:r>
+        <w:t xml:space="preserve"> – надписей – разделяющих составы и свойства</w:t>
+      </w:r>
+      <w:r>
+        <w:t>;</w:t>
+      </w:r>
+    </w:p>
+    <w:p>
+      <w:pPr>
+        <w:pStyle w:val="a2"/>
+        <w:numPr>
+          <w:ilvl w:val="0"/>
+          <w:numId w:val="58"/>
+        </w:numPr>
+      </w:pPr>
+      <w:r>
+        <w:t>21 пол</w:t>
+      </w:r>
+      <w:r>
+        <w:t>е</w:t>
+      </w:r>
+      <w:r>
+        <w:t xml:space="preserve"> для ввода – в них поэлементно вносится состав композита, свойства которого нужно спрогнозировать, каждое поле помечено меткой химического элемента</w:t>
+      </w:r>
+      <w:r>
+        <w:t>;</w:t>
+      </w:r>
+    </w:p>
+    <w:p>
+      <w:pPr>
+        <w:pStyle w:val="a2"/>
+        <w:numPr>
+          <w:ilvl w:val="0"/>
+          <w:numId w:val="58"/>
+        </w:numPr>
+      </w:pPr>
+      <w:r>
+        <w:t>8 недоступных для изменения полей – заполняются значениями свойств при выполнении прогноз</w:t>
+      </w:r>
+      <w:r>
+        <w:t>а</w:t>
+      </w:r>
+      <w:r>
+        <w:t xml:space="preserve">, для каждого </w:t>
+      </w:r>
+      <w:r>
+        <w:t>[</w:t>
+      </w:r>
+      <w:r>
+        <w:t>поля</w:t>
+      </w:r>
+      <w:r>
+        <w:t>]</w:t>
+      </w:r>
+      <w:r>
+        <w:t xml:space="preserve"> приводятся название и единицы измерения</w:t>
+      </w:r>
+      <w:r>
+        <w:t>;</w:t>
+      </w:r>
+    </w:p>
+    <w:p>
+      <w:pPr>
+        <w:pStyle w:val="a2"/>
+        <w:numPr>
+          <w:ilvl w:val="0"/>
+          <w:numId w:val="58"/>
+        </w:numPr>
+      </w:pPr>
+      <w:r>
+        <w:t xml:space="preserve">кнопка «Выполнить прогноз» – запускает </w:t>
+      </w:r>
+      <w:r>
+        <w:t xml:space="preserve">валидацию введенного состава и последующий прогноз </w:t>
+      </w:r>
+      <w:r>
+        <w:t>и возвращает в поля свойств полученные значения</w:t>
+      </w:r>
+      <w:r>
+        <w:t>;</w:t>
+      </w:r>
+    </w:p>
+    <w:p>
+      <w:pPr>
+        <w:pStyle w:val="a2"/>
+        <w:numPr>
+          <w:ilvl w:val="0"/>
+          <w:numId w:val="58"/>
+        </w:numPr>
+      </w:pPr>
+      <w:r>
+        <w:t>кнопка «Очистить состав» – удаляет записи во всех полях формы</w:t>
+      </w:r>
+    </w:p>
+    <w:p>
+      <w:pPr>
+        <w:pStyle w:val="a2"/>
+        <w:numPr>
+          <w:ilvl w:val="0"/>
+          <w:numId w:val="58"/>
+        </w:numPr>
+      </w:pPr>
+      <w:r>
+        <w:t xml:space="preserve">текстовая метка </w:t>
+      </w:r>
+      <w:r>
+        <w:t xml:space="preserve">для предупреждений и ошибок, заполняется </w:t>
+      </w:r>
+      <w:r>
+        <w:t>[</w:t>
+      </w:r>
+      <w:r>
+        <w:t>метка</w:t>
+      </w:r>
+      <w:r>
+        <w:t>]</w:t>
+      </w:r>
+      <w:r>
+        <w:t xml:space="preserve"> при их возникновении </w:t>
+      </w:r>
+      <w:r>
+        <w:t>[</w:t>
+      </w:r>
+      <w:r>
+        <w:t>возникновении</w:t>
+      </w:r>
+      <w:r>
+        <w:t xml:space="preserve"> </w:t>
+      </w:r>
+      <w:r>
+        <w:t>предупреждений и ошибок</w:t>
+      </w:r>
+      <w:r>
+        <w:t>]</w:t>
+      </w:r>
+      <w:r>
+        <w:t>.</w:t>
+      </w:r>
+    </w:p>
+    <w:p>
+      <w:pPr>
+        <w:pStyle w:val="a2"/>
+        <w:jc w:val="center"/>
+      </w:pPr>
+      <w:r>
+        <w:lastRenderedPageBreak/>
+        <w:drawing>
+          <wp:inline distT="0" distB="0" distL="0" distR="0" wp14:anchorId="18D2FE84" wp14:editId="666F7C36">
+            <wp:extent cx="5956935" cy="2783626"/>
+            <wp:effectExtent l="0" t="0" r="5715" b="0"/>
+            <wp:docPr id="1086882587" name="Рисунок 1"/>
+            <wp:cNvGraphicFramePr>
+              <a:graphicFrameLocks xmlns:a="http://schemas.openxmlformats.org/drawingml/2006/main" noChangeAspect="1"/>
+            </wp:cNvGraphicFramePr>
+            <a:graphic xmlns:a="http://schemas.openxmlformats.org/drawingml/2006/main">
+              <a:graphicData uri="http://schemas.openxmlformats.org/drawingml/2006/picture">
+                <pic:pic xmlns:pic="http://schemas.openxmlformats.org/drawingml/2006/picture">
+                  <pic:nvPicPr>
+                    <pic:cNvPr id="1086882587" name=""/>
+                    <pic:cNvPicPr/>
+                  </pic:nvPicPr>
+                  <pic:blipFill>
+                    <a:blip r:embed="rId32"/>
+                    <a:stretch>
+                      <a:fillRect/>
+                    </a:stretch>
+                  </pic:blipFill>
+                  <pic:spPr>
+                    <a:xfrm>
+                      <a:off x="0" y="0"/>
+                      <a:ext cx="5975040" cy="2792086"/>
+                    </a:xfrm>
+                    <a:prstGeom prst="rect">
+                      <a:avLst/>
+                    </a:prstGeom>
+                  </pic:spPr>
+                </pic:pic>
+              </a:graphicData>
+            </a:graphic>
+          </wp:inline>
+        </w:drawing>
+      </w:r>
+    </w:p>
+    <w:p>
+      <w:pPr>
+        <w:pStyle w:val="ab"/>
+      </w:pPr>
+      <w:bookmarkStart w:id="50" w:name="_Ref230388868"/>
+      <w:r>
+        <w:t xml:space="preserve">Рисунок </w:t>
+      </w:r>
+      <w:fldSimple w:instr=" STYLEREF 1 \s ">
+        <w:r>
+          <w:rPr>
+            <w:noProof/>
+          </w:rPr>
+          <w:t>6</w:t>
+        </w:r>
+      </w:fldSimple>
+      <w:r>
+        <w:t>.</w:t>
+      </w:r>
+      <w:fldSimple w:instr=" SEQ Рисунок \* ARABIC \s 1 ">
+        <w:r>
+          <w:rPr>
+            <w:noProof/>
+          </w:rPr>
+          <w:t>4</w:t>
+        </w:r>
+      </w:fldSimple>
+      <w:bookmarkEnd w:id="50"/>
+      <w:r>
+        <w:t xml:space="preserve"> – Интерфейс (прогноз выполнен)</w:t>
+      </w:r>
+    </w:p>
+    <w:p>
+      <w:pPr>
+        <w:pStyle w:val="a2"/>
+        <w:jc w:val="center"/>
+      </w:pPr>
+      <w:r>
+        <w:drawing>
+          <wp:inline distT="0" distB="0" distL="0" distR="0" wp14:anchorId="631A2E01" wp14:editId="004F7933">
+            <wp:extent cx="5956935" cy="2794434"/>
+            <wp:effectExtent l="0" t="0" r="5715" b="6350"/>
+            <wp:docPr id="2025525901" name="Рисунок 1"/>
+            <wp:cNvGraphicFramePr>
+              <a:graphicFrameLocks xmlns:a="http://schemas.openxmlformats.org/drawingml/2006/main" noChangeAspect="1"/>
+            </wp:cNvGraphicFramePr>
+            <a:graphic xmlns:a="http://schemas.openxmlformats.org/drawingml/2006/main">
+              <a:graphicData uri="http://schemas.openxmlformats.org/drawingml/2006/picture">
+                <pic:pic xmlns:pic="http://schemas.openxmlformats.org/drawingml/2006/picture">
+                  <pic:nvPicPr>
+                    <pic:cNvPr id="2025525901" name=""/>
+                    <pic:cNvPicPr/>
+                  </pic:nvPicPr>
+                  <pic:blipFill>
+                    <a:blip r:embed="rId33"/>
+                    <a:stretch>
+                      <a:fillRect/>
+                    </a:stretch>
+                  </pic:blipFill>
+                  <pic:spPr>
+                    <a:xfrm>
+                      <a:off x="0" y="0"/>
+                      <a:ext cx="5978091" cy="2804359"/>
+                    </a:xfrm>
+                    <a:prstGeom prst="rect">
+                      <a:avLst/>
+                    </a:prstGeom>
+                  </pic:spPr>
+                </pic:pic>
+              </a:graphicData>
+            </a:graphic>
+          </wp:inline>
+        </w:drawing>
+      </w:r>
+    </w:p>
+    <w:p>
+      <w:pPr>
+        <w:pStyle w:val="ab"/>
+      </w:pPr>
+      <w:bookmarkStart w:id="51" w:name="_Ref230388869"/>
+      <w:r>
+        <w:t xml:space="preserve">Рисунок </w:t>
+      </w:r>
+      <w:fldSimple w:instr=" STYLEREF 1 \s ">
+        <w:r>
+          <w:rPr>
+            <w:noProof/>
+          </w:rPr>
+          <w:t>6</w:t>
+        </w:r>
+      </w:fldSimple>
+      <w:r>
+        <w:t>.</w:t>
+      </w:r>
+      <w:fldSimple w:instr=" SEQ Рисунок \* ARABIC \s 1 ">
+        <w:r>
+          <w:rPr>
+            <w:noProof/>
+          </w:rPr>
+          <w:t>5</w:t>
+        </w:r>
+      </w:fldSimple>
+      <w:bookmarkEnd w:id="51"/>
+      <w:r>
+        <w:t xml:space="preserve"> – Интерфейс (прогноз не выполнен)</w:t>
+      </w:r>
+    </w:p>
+    <w:p>
+      <w:pPr>
+        <w:pStyle w:val="2"/>
+      </w:pPr>
+      <w:bookmarkStart w:id="52" w:name="_Toc230393370"/>
+      <w:r>
+        <w:t>Вычислительный эксперимент</w:t>
+      </w:r>
+      <w:bookmarkEnd w:id="52"/>
+    </w:p>
+    <w:p>
+      <w:pPr>
+        <w:pStyle w:val="a2"/>
+      </w:pPr>
+      <w:r>
+        <w:t>Проведем вычислительный эксперимент, чтобы выявить наиболее близкие к оптимальным параметры многослойного персептрона. Для этого сравним результаты обучения нейросетей</w:t>
+      </w:r>
+      <w:r>
+        <w:t xml:space="preserve"> на одинаковом исходном наборе данных. Эти ИНС </w:t>
+      </w:r>
+      <w:r>
+        <w:t>отличаю</w:t>
+      </w:r>
+      <w:r>
+        <w:t>тся</w:t>
+      </w:r>
+      <w:r>
+        <w:t xml:space="preserve"> количеством нейронов, слоев и эпох, размерами </w:t>
+      </w:r>
+      <w:proofErr w:type="spellStart"/>
+      <w:r>
+        <w:t>батчей</w:t>
+      </w:r>
+      <w:proofErr w:type="spellEnd"/>
+      <w:r>
+        <w:t xml:space="preserve">, способами аугментации и прочими настройками. </w:t>
+      </w:r>
+    </w:p>
+    <w:p>
+      <w:pPr>
+        <w:pStyle w:val="a2"/>
+      </w:pPr>
+      <w:r>
+        <w:lastRenderedPageBreak/>
         <w:fldChar w:fldCharType="begin"/>
       </w:r>
       <w:r>
-        <w:instrText xml:space="preserve"> SEQ Рисунок \* ARABIC \s 1 </w:instrText>
+        <w:instrText xml:space="preserve"> REF _Ref230391680 \h </w:instrText>
       </w:r>
       <w:r>
         <w:fldChar w:fldCharType="separate"/>
       </w:r>
       <w:r>
+        <w:t xml:space="preserve">Рисунок </w:t>
+      </w:r>
+      <w:r>
         <w:rPr>
           <w:noProof/>
         </w:rPr>
-        <w:t>3</w:t>
+        <w:t>6</w:t>
+      </w:r>
+      <w:r>
+        <w:t>.</w:t>
+      </w:r>
+      <w:r>
+        <w:rPr>
+          <w:noProof/>
+        </w:rPr>
+        <w:t>6</w:t>
       </w:r>
       <w:r>
         <w:fldChar w:fldCharType="end"/>
       </w:r>
-      <w:bookmarkEnd w:id="48"/>
-      <w:r>
-        <w:t xml:space="preserve"> – </w:t>
-      </w:r>
-      <w:r>
-        <w:t>«</w:t>
-      </w:r>
-      <w:r>
-        <w:rPr>
-          <w:lang w:val="en-US"/>
-        </w:rPr>
-        <w:t>UML</w:t>
-      </w:r>
-      <w:r>
-        <w:t>»</w:t>
-      </w:r>
-      <w:r>
-        <w:t xml:space="preserve"> </w:t>
-      </w:r>
-      <w:r>
-        <w:t>– диаграмма состояний</w:t>
+      <w:r>
+        <w:t xml:space="preserve"> содержит результаты сравнения</w:t>
+      </w:r>
+      <w:r>
+        <w:t xml:space="preserve"> и лучшие параметры. Опыты показывают эффективность и необходимость внедрения аугментации, что позволяет значительно снизить среднюю абсолютную ошибку прогноза.</w:t>
+      </w:r>
+    </w:p>
+    <w:p>
+      <w:pPr>
+        <w:pStyle w:val="a2"/>
+        <w:jc w:val="center"/>
+      </w:pPr>
+      <w:r>
+        <w:drawing>
+          <wp:inline distT="0" distB="0" distL="0" distR="0" wp14:anchorId="3AB2A9DC" wp14:editId="5478E32D">
+            <wp:extent cx="5966460" cy="2253435"/>
+            <wp:effectExtent l="0" t="0" r="0" b="0"/>
+            <wp:docPr id="739075695" name="Рисунок 1"/>
+            <wp:cNvGraphicFramePr>
+              <a:graphicFrameLocks xmlns:a="http://schemas.openxmlformats.org/drawingml/2006/main" noChangeAspect="1"/>
+            </wp:cNvGraphicFramePr>
+            <a:graphic xmlns:a="http://schemas.openxmlformats.org/drawingml/2006/main">
+              <a:graphicData uri="http://schemas.openxmlformats.org/drawingml/2006/picture">
+                <pic:pic xmlns:pic="http://schemas.openxmlformats.org/drawingml/2006/picture">
+                  <pic:nvPicPr>
+                    <pic:cNvPr id="739075695" name=""/>
+                    <pic:cNvPicPr/>
+                  </pic:nvPicPr>
+                  <pic:blipFill>
+                    <a:blip r:embed="rId34"/>
+                    <a:stretch>
+                      <a:fillRect/>
+                    </a:stretch>
+                  </pic:blipFill>
+                  <pic:spPr>
+                    <a:xfrm>
+                      <a:off x="0" y="0"/>
+                      <a:ext cx="5987384" cy="2261338"/>
+                    </a:xfrm>
+                    <a:prstGeom prst="rect">
+                      <a:avLst/>
+                    </a:prstGeom>
+                  </pic:spPr>
+                </pic:pic>
+              </a:graphicData>
+            </a:graphic>
+          </wp:inline>
+        </w:drawing>
+      </w:r>
+    </w:p>
+    <w:p>
+      <w:pPr>
+        <w:pStyle w:val="ab"/>
+      </w:pPr>
+      <w:bookmarkStart w:id="53" w:name="_Ref230391680"/>
+      <w:r>
+        <w:t xml:space="preserve">Рисунок </w:t>
+      </w:r>
+      <w:fldSimple w:instr=" STYLEREF 1 \s ">
+        <w:r>
+          <w:rPr>
+            <w:noProof/>
+          </w:rPr>
+          <w:t>6</w:t>
+        </w:r>
+      </w:fldSimple>
+      <w:r>
+        <w:t>.</w:t>
+      </w:r>
+      <w:fldSimple w:instr=" SEQ Рисунок \* ARABIC \s 1 ">
+        <w:r>
+          <w:rPr>
+            <w:noProof/>
+          </w:rPr>
+          <w:t>6</w:t>
+        </w:r>
+      </w:fldSimple>
+      <w:bookmarkEnd w:id="53"/>
+      <w:r>
+        <w:t xml:space="preserve"> – Вычислительный эксперимент</w:t>
       </w:r>
     </w:p>
     <w:p>
       <w:pPr>
         <w:pStyle w:val="2"/>
       </w:pPr>
-      <w:bookmarkStart w:id="49" w:name="_Toc230278679"/>
-      <w:r>
-        <w:t>Описание интерфейса</w:t>
-      </w:r>
-      <w:bookmarkEnd w:id="49"/>
-    </w:p>
-    <w:p>
-      <w:pPr>
-        <w:pStyle w:val="a2"/>
+      <w:bookmarkStart w:id="54" w:name="_Toc230393371"/>
+      <w:r>
+        <w:t>Тестирование</w:t>
+      </w:r>
+      <w:bookmarkEnd w:id="54"/>
+    </w:p>
+    <w:p>
+      <w:pPr>
+        <w:pStyle w:val="a2"/>
+        <w:rPr>
+          <w:lang w:val="en-US"/>
+        </w:rPr>
       </w:pPr>
     </w:p>
     <w:p>
       <w:pPr>
         <w:pStyle w:val="2"/>
       </w:pPr>
-      <w:bookmarkStart w:id="50" w:name="_Toc230278680"/>
-      <w:r>
-        <w:t>Вычислительный эксперимент</w:t>
-      </w:r>
-      <w:bookmarkEnd w:id="50"/>
-    </w:p>
-    <w:p>
-      <w:pPr>
-        <w:pStyle w:val="a2"/>
-      </w:pPr>
-    </w:p>
-    <w:p>
-      <w:pPr>
-        <w:pStyle w:val="2"/>
-      </w:pPr>
-      <w:bookmarkStart w:id="51" w:name="_Toc230278681"/>
-      <w:r>
-        <w:t>Тестирование</w:t>
-      </w:r>
-      <w:bookmarkEnd w:id="51"/>
-    </w:p>
-    <w:p>
-      <w:pPr>
-        <w:pStyle w:val="a2"/>
-      </w:pPr>
-    </w:p>
-    <w:p>
-      <w:pPr>
-        <w:pStyle w:val="2"/>
-      </w:pPr>
-      <w:bookmarkStart w:id="52" w:name="_Toc230278682"/>
+      <w:bookmarkStart w:id="55" w:name="_Toc230393372"/>
       <w:r>
         <w:t>Оценка качества</w:t>
       </w:r>
-      <w:bookmarkEnd w:id="52"/>
+      <w:bookmarkEnd w:id="55"/>
     </w:p>
     <w:p>
       <w:pPr>
@@ -38485,12 +38498,12 @@
       <w:pPr>
         <w:pStyle w:val="1"/>
       </w:pPr>
-      <w:bookmarkStart w:id="53" w:name="_Toc230278683"/>
+      <w:bookmarkStart w:id="56" w:name="_Toc230393373"/>
       <w:r>
         <w:lastRenderedPageBreak/>
         <w:t>Заключение</w:t>
       </w:r>
-      <w:bookmarkEnd w:id="53"/>
+      <w:bookmarkEnd w:id="56"/>
       <w:r>
         <w:t xml:space="preserve"> </w:t>
       </w:r>
@@ -38502,12 +38515,12 @@
           <w:lang w:val="en-US"/>
         </w:rPr>
       </w:pPr>
-      <w:bookmarkStart w:id="54" w:name="_Toc230278684"/>
+      <w:bookmarkStart w:id="57" w:name="_Toc230393374"/>
       <w:r>
         <w:lastRenderedPageBreak/>
         <w:t>Список литературы</w:t>
       </w:r>
-      <w:bookmarkEnd w:id="54"/>
+      <w:bookmarkEnd w:id="57"/>
       <w:r>
         <w:t xml:space="preserve"> </w:t>
       </w:r>
@@ -38520,7 +38533,7 @@
         <w:t>Ссылки на источники:</w:t>
       </w:r>
     </w:p>
-    <w:bookmarkStart w:id="55" w:name="_Ref229182281"/>
+    <w:bookmarkStart w:id="58" w:name="_Ref229182281"/>
     <w:p>
       <w:pPr>
         <w:pStyle w:val="a2"/>
@@ -38573,9 +38586,9 @@
       <w:r>
         <w:t>;</w:t>
       </w:r>
-      <w:bookmarkEnd w:id="55"/>
-    </w:p>
-    <w:bookmarkStart w:id="56" w:name="_Ref229182284"/>
+      <w:bookmarkEnd w:id="58"/>
+    </w:p>
+    <w:bookmarkStart w:id="59" w:name="_Ref229182284"/>
     <w:p>
       <w:pPr>
         <w:pStyle w:val="a2"/>
@@ -38637,12 +38650,12 @@
       <w:r>
         <w:t>;</w:t>
       </w:r>
-      <w:bookmarkEnd w:id="56"/>
+      <w:bookmarkEnd w:id="59"/>
       <w:r>
         <w:t xml:space="preserve"> </w:t>
       </w:r>
     </w:p>
-    <w:bookmarkStart w:id="57" w:name="_Ref229182287"/>
+    <w:bookmarkStart w:id="60" w:name="_Ref229182287"/>
     <w:p>
       <w:pPr>
         <w:pStyle w:val="a2"/>
@@ -38714,9 +38727,9 @@
       <w:r>
         <w:t>;</w:t>
       </w:r>
-      <w:bookmarkEnd w:id="57"/>
-    </w:p>
-    <w:bookmarkStart w:id="58" w:name="_Ref229261743"/>
+      <w:bookmarkEnd w:id="60"/>
+    </w:p>
+    <w:bookmarkStart w:id="61" w:name="_Ref229261743"/>
     <w:p>
       <w:pPr>
         <w:pStyle w:val="a2"/>
@@ -38856,7 +38869,7 @@
       <w:r>
         <w:t xml:space="preserve"> </w:t>
       </w:r>
-      <w:bookmarkEnd w:id="58"/>
+      <w:bookmarkEnd w:id="61"/>
       <w:r>
         <w:t>– о сплавах</w:t>
       </w:r>
@@ -38867,7 +38880,7 @@
         <w:t xml:space="preserve"> </w:t>
       </w:r>
     </w:p>
-    <w:bookmarkStart w:id="59" w:name="_Ref229265836"/>
+    <w:bookmarkStart w:id="62" w:name="_Ref229265836"/>
     <w:p>
       <w:pPr>
         <w:pStyle w:val="a2"/>
@@ -38921,9 +38934,9 @@
       <w:r>
         <w:t>;</w:t>
       </w:r>
-      <w:bookmarkEnd w:id="59"/>
-    </w:p>
-    <w:bookmarkStart w:id="60" w:name="_Ref229265839"/>
+      <w:bookmarkEnd w:id="62"/>
+    </w:p>
+    <w:bookmarkStart w:id="63" w:name="_Ref229265839"/>
     <w:p>
       <w:pPr>
         <w:pStyle w:val="a2"/>
@@ -38962,9 +38975,9 @@
       <w:r>
         <w:t>;</w:t>
       </w:r>
-      <w:bookmarkEnd w:id="60"/>
-    </w:p>
-    <w:bookmarkStart w:id="61" w:name="_Ref229265844"/>
+      <w:bookmarkEnd w:id="63"/>
+    </w:p>
+    <w:bookmarkStart w:id="64" w:name="_Ref229265844"/>
     <w:p>
       <w:pPr>
         <w:pStyle w:val="a2"/>
@@ -39003,9 +39016,9 @@
       <w:r>
         <w:t>;</w:t>
       </w:r>
-      <w:bookmarkEnd w:id="61"/>
-    </w:p>
-    <w:bookmarkStart w:id="62" w:name="_Ref229265847"/>
+      <w:bookmarkEnd w:id="64"/>
+    </w:p>
+    <w:bookmarkStart w:id="65" w:name="_Ref229265847"/>
     <w:p>
       <w:pPr>
         <w:pStyle w:val="a2"/>
@@ -39050,9 +39063,9 @@
       <w:r>
         <w:t>;</w:t>
       </w:r>
-      <w:bookmarkEnd w:id="62"/>
-    </w:p>
-    <w:bookmarkStart w:id="63" w:name="_Ref229265848"/>
+      <w:bookmarkEnd w:id="65"/>
+    </w:p>
+    <w:bookmarkStart w:id="66" w:name="_Ref229265848"/>
     <w:p>
       <w:pPr>
         <w:pStyle w:val="a2"/>
@@ -39097,9 +39110,9 @@
       <w:r>
         <w:t>;</w:t>
       </w:r>
-      <w:bookmarkEnd w:id="63"/>
-    </w:p>
-    <w:bookmarkStart w:id="64" w:name="_Ref229265991"/>
+      <w:bookmarkEnd w:id="66"/>
+    </w:p>
+    <w:bookmarkStart w:id="67" w:name="_Ref229265991"/>
     <w:p>
       <w:pPr>
         <w:pStyle w:val="a2"/>
@@ -39147,9 +39160,9 @@
       <w:r>
         <w:t>;</w:t>
       </w:r>
-      <w:bookmarkEnd w:id="64"/>
-    </w:p>
-    <w:bookmarkStart w:id="65" w:name="_Ref229267665"/>
+      <w:bookmarkEnd w:id="67"/>
+    </w:p>
+    <w:bookmarkStart w:id="68" w:name="_Ref229267665"/>
     <w:p>
       <w:pPr>
         <w:pStyle w:val="a2"/>
@@ -39194,9 +39207,9 @@
       <w:r>
         <w:t>;</w:t>
       </w:r>
-      <w:bookmarkEnd w:id="65"/>
-    </w:p>
-    <w:bookmarkStart w:id="66" w:name="_Ref229267979"/>
+      <w:bookmarkEnd w:id="68"/>
+    </w:p>
+    <w:bookmarkStart w:id="69" w:name="_Ref229267979"/>
     <w:p>
       <w:pPr>
         <w:pStyle w:val="a2"/>
@@ -39248,9 +39261,9 @@
       <w:r>
         <w:t>;</w:t>
       </w:r>
-      <w:bookmarkEnd w:id="66"/>
-    </w:p>
-    <w:bookmarkStart w:id="67" w:name="_Ref229268587"/>
+      <w:bookmarkEnd w:id="69"/>
+    </w:p>
+    <w:bookmarkStart w:id="70" w:name="_Ref229268587"/>
     <w:p>
       <w:pPr>
         <w:pStyle w:val="a2"/>
@@ -39295,9 +39308,9 @@
       <w:r>
         <w:t>;</w:t>
       </w:r>
-      <w:bookmarkEnd w:id="67"/>
-    </w:p>
-    <w:bookmarkStart w:id="68" w:name="_Ref229269503"/>
+      <w:bookmarkEnd w:id="70"/>
+    </w:p>
+    <w:bookmarkStart w:id="71" w:name="_Ref229269503"/>
     <w:p>
       <w:pPr>
         <w:pStyle w:val="a2"/>
@@ -39336,7 +39349,7 @@
       <w:r>
         <w:t>;</w:t>
       </w:r>
-      <w:bookmarkEnd w:id="68"/>
+      <w:bookmarkEnd w:id="71"/>
     </w:p>
     <w:p>
       <w:pPr>
@@ -39346,8 +39359,8 @@
           <w:numId w:val="7"/>
         </w:numPr>
       </w:pPr>
-      <w:hyperlink r:id="rId32" w:history="1">
-        <w:bookmarkStart w:id="69" w:name="_Ref229189544"/>
+      <w:hyperlink r:id="rId35" w:history="1">
+        <w:bookmarkStart w:id="72" w:name="_Ref229189544"/>
         <w:r>
           <w:rPr>
             <w:rStyle w:val="ad"/>
@@ -39437,7 +39450,7 @@
           </w:rPr>
           <w:t>alloys</w:t>
         </w:r>
-        <w:bookmarkEnd w:id="69"/>
+        <w:bookmarkEnd w:id="72"/>
       </w:hyperlink>
       <w:r>
         <w:t xml:space="preserve"> </w:t>
@@ -39490,8 +39503,8 @@
           <w:numId w:val="7"/>
         </w:numPr>
       </w:pPr>
-      <w:hyperlink r:id="rId33" w:history="1">
-        <w:bookmarkStart w:id="70" w:name="_Ref229189545"/>
+      <w:hyperlink r:id="rId36" w:history="1">
+        <w:bookmarkStart w:id="73" w:name="_Ref229189545"/>
         <w:r>
           <w:rPr>
             <w:rStyle w:val="ad"/>
@@ -39661,7 +39674,7 @@
           </w:rPr>
           <w:t>stomatologami</w:t>
         </w:r>
-        <w:bookmarkEnd w:id="70"/>
+        <w:bookmarkEnd w:id="73"/>
         <w:proofErr w:type="spellEnd"/>
       </w:hyperlink>
       <w:r>
@@ -39685,8 +39698,8 @@
           <w:numId w:val="7"/>
         </w:numPr>
       </w:pPr>
-      <w:hyperlink r:id="rId34" w:history="1">
-        <w:bookmarkStart w:id="71" w:name="_Ref229189547"/>
+      <w:hyperlink r:id="rId37" w:history="1">
+        <w:bookmarkStart w:id="74" w:name="_Ref229189547"/>
         <w:r>
           <w:rPr>
             <w:rStyle w:val="ad"/>
@@ -39855,7 +39868,7 @@
           </w:rPr>
           <w:t>/</w:t>
         </w:r>
-        <w:bookmarkEnd w:id="71"/>
+        <w:bookmarkEnd w:id="74"/>
       </w:hyperlink>
       <w:r>
         <w:t xml:space="preserve"> </w:t>
@@ -39888,7 +39901,7 @@
         <w:t>;</w:t>
       </w:r>
     </w:p>
-    <w:bookmarkStart w:id="72" w:name="_Ref229322118"/>
+    <w:bookmarkStart w:id="75" w:name="_Ref229322118"/>
     <w:p>
       <w:pPr>
         <w:pStyle w:val="a2"/>
@@ -39944,9 +39957,9 @@
       <w:r>
         <w:t>;</w:t>
       </w:r>
-      <w:bookmarkEnd w:id="72"/>
-    </w:p>
-    <w:bookmarkStart w:id="73" w:name="_Ref229322119"/>
+      <w:bookmarkEnd w:id="75"/>
+    </w:p>
+    <w:bookmarkStart w:id="76" w:name="_Ref229322119"/>
     <w:p>
       <w:pPr>
         <w:pStyle w:val="a2"/>
@@ -40002,9 +40015,9 @@
       <w:r>
         <w:t>;</w:t>
       </w:r>
-      <w:bookmarkEnd w:id="73"/>
-    </w:p>
-    <w:bookmarkStart w:id="74" w:name="_Ref229326373"/>
+      <w:bookmarkEnd w:id="76"/>
+    </w:p>
+    <w:bookmarkStart w:id="77" w:name="_Ref229326373"/>
     <w:p>
       <w:pPr>
         <w:pStyle w:val="a2"/>
@@ -40080,13 +40093,13 @@
       <w:r>
         <w:t>;</w:t>
       </w:r>
-      <w:bookmarkEnd w:id="74"/>
+      <w:bookmarkEnd w:id="77"/>
       <w:r>
         <w:t xml:space="preserve"> </w:t>
       </w:r>
     </w:p>
-    <w:bookmarkStart w:id="75" w:name="_Ref229329442"/>
-    <w:bookmarkStart w:id="76" w:name="_Ref229328525"/>
+    <w:bookmarkStart w:id="78" w:name="_Ref229329442"/>
+    <w:bookmarkStart w:id="79" w:name="_Ref229328525"/>
     <w:p>
       <w:pPr>
         <w:pStyle w:val="a2"/>
@@ -40152,9 +40165,9 @@
       <w:r>
         <w:t>;</w:t>
       </w:r>
-      <w:bookmarkEnd w:id="75"/>
-    </w:p>
-    <w:bookmarkStart w:id="77" w:name="_Ref229329427"/>
+      <w:bookmarkEnd w:id="78"/>
+    </w:p>
+    <w:bookmarkStart w:id="80" w:name="_Ref229329427"/>
     <w:p>
       <w:pPr>
         <w:pStyle w:val="a2"/>
@@ -40222,13 +40235,13 @@
       <w:r>
         <w:t>;</w:t>
       </w:r>
-      <w:bookmarkEnd w:id="76"/>
-      <w:bookmarkEnd w:id="77"/>
+      <w:bookmarkEnd w:id="79"/>
+      <w:bookmarkEnd w:id="80"/>
       <w:r>
         <w:t xml:space="preserve"> </w:t>
       </w:r>
     </w:p>
-    <w:bookmarkStart w:id="78" w:name="_Ref229336967"/>
+    <w:bookmarkStart w:id="81" w:name="_Ref229336967"/>
     <w:p>
       <w:pPr>
         <w:pStyle w:val="a2"/>
@@ -40294,9 +40307,9 @@
       <w:r>
         <w:t>;</w:t>
       </w:r>
-      <w:bookmarkEnd w:id="78"/>
-    </w:p>
-    <w:bookmarkStart w:id="79" w:name="_Ref229338348"/>
+      <w:bookmarkEnd w:id="81"/>
+    </w:p>
+    <w:bookmarkStart w:id="82" w:name="_Ref229338348"/>
     <w:p>
       <w:pPr>
         <w:pStyle w:val="a2"/>
@@ -40359,12 +40372,12 @@
       <w:r>
         <w:t>;</w:t>
       </w:r>
-      <w:bookmarkEnd w:id="79"/>
+      <w:bookmarkEnd w:id="82"/>
       <w:r>
         <w:t xml:space="preserve">  </w:t>
       </w:r>
     </w:p>
-    <w:bookmarkStart w:id="80" w:name="_Ref229338653"/>
+    <w:bookmarkStart w:id="83" w:name="_Ref229338653"/>
     <w:p>
       <w:pPr>
         <w:pStyle w:val="a2"/>
@@ -40667,9 +40680,9 @@
       <w:r>
         <w:t>;</w:t>
       </w:r>
-      <w:bookmarkEnd w:id="80"/>
-    </w:p>
-    <w:bookmarkStart w:id="81" w:name="_Ref229338656"/>
+      <w:bookmarkEnd w:id="83"/>
+    </w:p>
+    <w:bookmarkStart w:id="84" w:name="_Ref229338656"/>
     <w:p>
       <w:pPr>
         <w:pStyle w:val="a2"/>
@@ -40775,9 +40788,9 @@
         </w:rPr>
         <w:t>;</w:t>
       </w:r>
-      <w:bookmarkEnd w:id="81"/>
-    </w:p>
-    <w:bookmarkStart w:id="82" w:name="_Ref229338659"/>
+      <w:bookmarkEnd w:id="84"/>
+    </w:p>
+    <w:bookmarkStart w:id="85" w:name="_Ref229338659"/>
     <w:p>
       <w:pPr>
         <w:pStyle w:val="a2"/>
@@ -40871,9 +40884,9 @@
         </w:rPr>
         <w:t>»;</w:t>
       </w:r>
-      <w:bookmarkEnd w:id="82"/>
-    </w:p>
-    <w:bookmarkStart w:id="83" w:name="_Ref229338662"/>
+      <w:bookmarkEnd w:id="85"/>
+    </w:p>
+    <w:bookmarkStart w:id="86" w:name="_Ref229338662"/>
     <w:p>
       <w:pPr>
         <w:pStyle w:val="a2"/>
@@ -40950,9 +40963,9 @@
       <w:r>
         <w:t>;</w:t>
       </w:r>
-      <w:bookmarkEnd w:id="83"/>
-    </w:p>
-    <w:bookmarkStart w:id="84" w:name="_Ref229704033"/>
+      <w:bookmarkEnd w:id="86"/>
+    </w:p>
+    <w:bookmarkStart w:id="87" w:name="_Ref229704033"/>
     <w:p>
       <w:pPr>
         <w:pStyle w:val="a2"/>
@@ -41000,9 +41013,9 @@
       <w:r>
         <w:t>;</w:t>
       </w:r>
-      <w:bookmarkEnd w:id="84"/>
-    </w:p>
-    <w:bookmarkStart w:id="85" w:name="_Ref229704036"/>
+      <w:bookmarkEnd w:id="87"/>
+    </w:p>
+    <w:bookmarkStart w:id="88" w:name="_Ref229704036"/>
     <w:p>
       <w:pPr>
         <w:pStyle w:val="a2"/>
@@ -41050,9 +41063,9 @@
       <w:r>
         <w:t>;</w:t>
       </w:r>
-      <w:bookmarkEnd w:id="85"/>
-    </w:p>
-    <w:bookmarkStart w:id="86" w:name="_Ref229750210"/>
+      <w:bookmarkEnd w:id="88"/>
+    </w:p>
+    <w:bookmarkStart w:id="89" w:name="_Ref229750210"/>
     <w:p>
       <w:pPr>
         <w:pStyle w:val="a2"/>
@@ -41097,9 +41110,9 @@
       <w:r>
         <w:t>;</w:t>
       </w:r>
-      <w:bookmarkEnd w:id="86"/>
-    </w:p>
-    <w:bookmarkStart w:id="87" w:name="_Ref229750211"/>
+      <w:bookmarkEnd w:id="89"/>
+    </w:p>
+    <w:bookmarkStart w:id="90" w:name="_Ref229750211"/>
     <w:p>
       <w:pPr>
         <w:pStyle w:val="a2"/>
@@ -41144,9 +41157,9 @@
       <w:r>
         <w:t>;</w:t>
       </w:r>
-      <w:bookmarkEnd w:id="87"/>
-    </w:p>
-    <w:bookmarkStart w:id="88" w:name="_Ref229868128"/>
+      <w:bookmarkEnd w:id="90"/>
+    </w:p>
+    <w:bookmarkStart w:id="91" w:name="_Ref229868128"/>
     <w:p>
       <w:pPr>
         <w:pStyle w:val="a2"/>
@@ -41191,9 +41204,9 @@
       <w:r>
         <w:t>;</w:t>
       </w:r>
-      <w:bookmarkEnd w:id="88"/>
-    </w:p>
-    <w:bookmarkStart w:id="89" w:name="_Ref229868129"/>
+      <w:bookmarkEnd w:id="91"/>
+    </w:p>
+    <w:bookmarkStart w:id="92" w:name="_Ref229868129"/>
     <w:p>
       <w:pPr>
         <w:pStyle w:val="a2"/>
@@ -41238,9 +41251,9 @@
       <w:r>
         <w:t>;</w:t>
       </w:r>
-      <w:bookmarkEnd w:id="89"/>
-    </w:p>
-    <w:bookmarkStart w:id="90" w:name="_Ref229919666"/>
+      <w:bookmarkEnd w:id="92"/>
+    </w:p>
+    <w:bookmarkStart w:id="93" w:name="_Ref229919666"/>
     <w:p>
       <w:pPr>
         <w:pStyle w:val="a2"/>
@@ -41285,9 +41298,9 @@
       <w:r>
         <w:t>;</w:t>
       </w:r>
-      <w:bookmarkEnd w:id="90"/>
-    </w:p>
-    <w:bookmarkStart w:id="91" w:name="_Ref229919667"/>
+      <w:bookmarkEnd w:id="93"/>
+    </w:p>
+    <w:bookmarkStart w:id="94" w:name="_Ref229919667"/>
     <w:p>
       <w:pPr>
         <w:pStyle w:val="a2"/>
@@ -41332,9 +41345,9 @@
       <w:r>
         <w:t>;</w:t>
       </w:r>
-      <w:bookmarkEnd w:id="91"/>
-    </w:p>
-    <w:bookmarkStart w:id="92" w:name="_Ref229924254"/>
+      <w:bookmarkEnd w:id="94"/>
+    </w:p>
+    <w:bookmarkStart w:id="95" w:name="_Ref229924254"/>
     <w:p>
       <w:pPr>
         <w:pStyle w:val="a2"/>
@@ -41383,9 +41396,9 @@
       <w:r>
         <w:t>;</w:t>
       </w:r>
-      <w:bookmarkEnd w:id="92"/>
-    </w:p>
-    <w:bookmarkStart w:id="93" w:name="_Ref229924199"/>
+      <w:bookmarkEnd w:id="95"/>
+    </w:p>
+    <w:bookmarkStart w:id="96" w:name="_Ref229924199"/>
     <w:p>
       <w:pPr>
         <w:pStyle w:val="a2"/>
@@ -41424,9 +41437,9 @@
       <w:r>
         <w:t>;</w:t>
       </w:r>
-      <w:bookmarkEnd w:id="93"/>
-    </w:p>
-    <w:bookmarkStart w:id="94" w:name="_Ref230278489"/>
+      <w:bookmarkEnd w:id="96"/>
+    </w:p>
+    <w:bookmarkStart w:id="97" w:name="_Ref230278489"/>
     <w:p>
       <w:pPr>
         <w:pStyle w:val="a2"/>
@@ -41474,9 +41487,9 @@
       <w:r>
         <w:t>;</w:t>
       </w:r>
-      <w:bookmarkEnd w:id="94"/>
-    </w:p>
-    <w:bookmarkStart w:id="95" w:name="_Ref230278497"/>
+      <w:bookmarkEnd w:id="97"/>
+    </w:p>
+    <w:bookmarkStart w:id="98" w:name="_Ref230278497"/>
     <w:p>
       <w:pPr>
         <w:pStyle w:val="a2"/>
@@ -41521,9 +41534,9 @@
       <w:r>
         <w:t>;</w:t>
       </w:r>
-      <w:bookmarkEnd w:id="95"/>
-    </w:p>
-    <w:bookmarkStart w:id="96" w:name="_Ref230278498"/>
+      <w:bookmarkEnd w:id="98"/>
+    </w:p>
+    <w:bookmarkStart w:id="99" w:name="_Ref230278498"/>
     <w:p>
       <w:pPr>
         <w:pStyle w:val="a2"/>
@@ -41557,10 +41570,7 @@
         <w:fldChar w:fldCharType="end"/>
       </w:r>
       <w:r>
-        <w:t xml:space="preserve"> – об оптимизато</w:t>
-      </w:r>
-      <w:r>
-        <w:t>ре «</w:t>
+        <w:t xml:space="preserve"> – об оптимизаторе «</w:t>
       </w:r>
       <w:r>
         <w:rPr>
@@ -41574,9 +41584,9 @@
       <w:r>
         <w:t>;</w:t>
       </w:r>
-      <w:bookmarkEnd w:id="96"/>
-    </w:p>
-    <w:bookmarkStart w:id="97" w:name="_Ref230288136"/>
+      <w:bookmarkEnd w:id="99"/>
+    </w:p>
+    <w:bookmarkStart w:id="100" w:name="_Ref230288136"/>
     <w:p>
       <w:pPr>
         <w:pStyle w:val="a2"/>
@@ -41712,6 +41722,11 @@
         <w:rPr>
           <w:lang w:val="en-US"/>
         </w:rPr>
+      </w:r>
+      <w:r>
+        <w:rPr>
+          <w:lang w:val="en-US"/>
+        </w:rPr>
         <w:fldChar w:fldCharType="separate"/>
       </w:r>
       <w:r>
@@ -41905,9 +41920,9 @@
       <w:r>
         <w:t>;</w:t>
       </w:r>
-      <w:bookmarkEnd w:id="97"/>
-    </w:p>
-    <w:bookmarkStart w:id="98" w:name="_Ref230289577"/>
+      <w:bookmarkEnd w:id="100"/>
+    </w:p>
+    <w:bookmarkStart w:id="101" w:name="_Ref230289577"/>
     <w:p>
       <w:pPr>
         <w:pStyle w:val="a2"/>
@@ -41964,9 +41979,9 @@
       <w:r>
         <w:t>;</w:t>
       </w:r>
-      <w:bookmarkEnd w:id="98"/>
-    </w:p>
-    <w:bookmarkStart w:id="99" w:name="_Ref230289803"/>
+      <w:bookmarkEnd w:id="101"/>
+    </w:p>
+    <w:bookmarkStart w:id="102" w:name="_Ref230289803"/>
     <w:p>
       <w:pPr>
         <w:pStyle w:val="a2"/>
@@ -42022,9 +42037,9 @@
       <w:r>
         <w:t>;</w:t>
       </w:r>
-      <w:bookmarkEnd w:id="99"/>
-    </w:p>
-    <w:bookmarkStart w:id="100" w:name="_Ref230290153"/>
+      <w:bookmarkEnd w:id="102"/>
+    </w:p>
+    <w:bookmarkStart w:id="103" w:name="_Ref230290153"/>
     <w:p>
       <w:pPr>
         <w:pStyle w:val="a2"/>
@@ -42097,6 +42112,11 @@
         <w:rPr>
           <w:lang w:val="en-US"/>
         </w:rPr>
+      </w:r>
+      <w:r>
+        <w:rPr>
+          <w:lang w:val="en-US"/>
+        </w:rPr>
         <w:fldChar w:fldCharType="separate"/>
       </w:r>
       <w:r>
@@ -42191,9 +42211,9 @@
       <w:r>
         <w:t>;</w:t>
       </w:r>
-      <w:bookmarkEnd w:id="100"/>
-    </w:p>
-    <w:bookmarkStart w:id="101" w:name="_Ref230290235"/>
+      <w:bookmarkEnd w:id="103"/>
+    </w:p>
+    <w:bookmarkStart w:id="104" w:name="_Ref230290235"/>
     <w:p>
       <w:pPr>
         <w:pStyle w:val="a2"/>
@@ -42275,6 +42295,11 @@
         <w:rPr>
           <w:lang w:val="en-US"/>
         </w:rPr>
+      </w:r>
+      <w:r>
+        <w:rPr>
+          <w:lang w:val="en-US"/>
+        </w:rPr>
         <w:fldChar w:fldCharType="separate"/>
       </w:r>
       <w:r>
@@ -42380,9 +42405,9 @@
       <w:r>
         <w:t>;</w:t>
       </w:r>
-      <w:bookmarkEnd w:id="101"/>
-    </w:p>
-    <w:bookmarkStart w:id="102" w:name="_Ref230290239"/>
+      <w:bookmarkEnd w:id="104"/>
+    </w:p>
+    <w:bookmarkStart w:id="105" w:name="_Ref230290239"/>
     <w:p>
       <w:pPr>
         <w:pStyle w:val="a2"/>
@@ -42467,10 +42492,12 @@
         <w:instrText>openpyxl</w:instrText>
       </w:r>
       <w:r>
-        <w:instrText>/</w:instrText>
-      </w:r>
-      <w:r>
-        <w:instrText>"</w:instrText>
+        <w:instrText>/"</w:instrText>
+      </w:r>
+      <w:r>
+        <w:rPr>
+          <w:lang w:val="en-US"/>
+        </w:rPr>
       </w:r>
       <w:r>
         <w:rPr>
@@ -42604,9 +42631,9 @@
       <w:r>
         <w:t>;</w:t>
       </w:r>
-      <w:bookmarkEnd w:id="102"/>
-    </w:p>
-    <w:bookmarkStart w:id="103" w:name="_Ref230290243"/>
+      <w:bookmarkEnd w:id="105"/>
+    </w:p>
+    <w:bookmarkStart w:id="106" w:name="_Ref230290243"/>
     <w:p>
       <w:pPr>
         <w:pStyle w:val="a2"/>
@@ -42664,10 +42691,12 @@
         <w:instrText>org</w:instrText>
       </w:r>
       <w:r>
-        <w:instrText>/</w:instrText>
-      </w:r>
-      <w:r>
-        <w:instrText>"</w:instrText>
+        <w:instrText>/"</w:instrText>
+      </w:r>
+      <w:r>
+        <w:rPr>
+          <w:lang w:val="en-US"/>
+        </w:rPr>
       </w:r>
       <w:r>
         <w:rPr>
@@ -42756,9 +42785,9 @@
       <w:r>
         <w:t>;</w:t>
       </w:r>
-      <w:bookmarkEnd w:id="103"/>
-    </w:p>
-    <w:bookmarkStart w:id="104" w:name="_Ref230290246"/>
+      <w:bookmarkEnd w:id="106"/>
+    </w:p>
+    <w:bookmarkStart w:id="107" w:name="_Ref230290246"/>
     <w:p>
       <w:pPr>
         <w:pStyle w:val="a2"/>
@@ -42795,6 +42824,11 @@
         <w:rPr>
           <w:lang w:val="en-US"/>
         </w:rPr>
+      </w:r>
+      <w:r>
+        <w:rPr>
+          <w:lang w:val="en-US"/>
+        </w:rPr>
         <w:fldChar w:fldCharType="separate"/>
       </w:r>
       <w:r>
@@ -42836,9 +42870,9 @@
         </w:rPr>
         <w:t>;</w:t>
       </w:r>
-      <w:bookmarkEnd w:id="104"/>
-    </w:p>
-    <w:bookmarkStart w:id="105" w:name="_Ref230290249"/>
+      <w:bookmarkEnd w:id="107"/>
+    </w:p>
+    <w:bookmarkStart w:id="108" w:name="_Ref230290249"/>
     <w:p>
       <w:pPr>
         <w:pStyle w:val="a2"/>
@@ -42920,6 +42954,11 @@
         <w:rPr>
           <w:lang w:val="en-US"/>
         </w:rPr>
+      </w:r>
+      <w:r>
+        <w:rPr>
+          <w:lang w:val="en-US"/>
+        </w:rPr>
         <w:fldChar w:fldCharType="separate"/>
       </w:r>
       <w:r>
@@ -43016,10 +43055,7 @@
         <w:t>о</w:t>
       </w:r>
       <w:r>
-        <w:t xml:space="preserve"> </w:t>
-      </w:r>
-      <w:r>
-        <w:t>библиотеке «</w:t>
+        <w:t xml:space="preserve"> библиотеке «</w:t>
       </w:r>
       <w:proofErr w:type="spellStart"/>
       <w:r>
@@ -43035,7 +43071,7 @@
       <w:r>
         <w:t>;</w:t>
       </w:r>
-      <w:bookmarkEnd w:id="105"/>
+      <w:bookmarkEnd w:id="108"/>
     </w:p>
     <w:p>
       <w:pPr>
@@ -43050,22 +43086,22 @@
       <w:pPr>
         <w:pStyle w:val="1"/>
       </w:pPr>
-      <w:bookmarkStart w:id="106" w:name="_Toc230278685"/>
+      <w:bookmarkStart w:id="109" w:name="_Toc230393375"/>
       <w:r>
         <w:lastRenderedPageBreak/>
         <w:t>Приложения</w:t>
       </w:r>
-      <w:bookmarkEnd w:id="106"/>
+      <w:bookmarkEnd w:id="109"/>
     </w:p>
     <w:p>
       <w:pPr>
         <w:pStyle w:val="2"/>
       </w:pPr>
-      <w:bookmarkStart w:id="107" w:name="_Toc230278686"/>
+      <w:bookmarkStart w:id="110" w:name="_Toc230393376"/>
       <w:r>
         <w:t>Техническое задание</w:t>
       </w:r>
-      <w:bookmarkEnd w:id="107"/>
+      <w:bookmarkEnd w:id="110"/>
       <w:r>
         <w:t xml:space="preserve"> </w:t>
       </w:r>
@@ -43074,11 +43110,11 @@
       <w:pPr>
         <w:pStyle w:val="2"/>
       </w:pPr>
-      <w:bookmarkStart w:id="108" w:name="_Toc230278687"/>
+      <w:bookmarkStart w:id="111" w:name="_Toc230393377"/>
       <w:r>
         <w:t>Руководство программиста</w:t>
       </w:r>
-      <w:bookmarkEnd w:id="108"/>
+      <w:bookmarkEnd w:id="111"/>
     </w:p>
     <w:p>
       <w:pPr>
@@ -43087,11 +43123,11 @@
           <w:lang w:val="en-US"/>
         </w:rPr>
       </w:pPr>
-      <w:bookmarkStart w:id="109" w:name="_Toc230278688"/>
+      <w:bookmarkStart w:id="112" w:name="_Toc230393378"/>
       <w:r>
         <w:t>Руководство пользователя</w:t>
       </w:r>
-      <w:bookmarkEnd w:id="109"/>
+      <w:bookmarkEnd w:id="112"/>
     </w:p>
     <w:p>
       <w:pPr>
@@ -43100,11 +43136,11 @@
           <w:lang w:val="en-US"/>
         </w:rPr>
       </w:pPr>
-      <w:bookmarkStart w:id="110" w:name="_Toc230278689"/>
+      <w:bookmarkStart w:id="113" w:name="_Toc230393379"/>
       <w:r>
         <w:t>Материалы выпускной квалификационной работы</w:t>
       </w:r>
-      <w:bookmarkEnd w:id="110"/>
+      <w:bookmarkEnd w:id="113"/>
     </w:p>
     <w:p>
       <w:pPr>
@@ -43146,7 +43182,7 @@
           <w:numId w:val="8"/>
         </w:numPr>
       </w:pPr>
-      <w:hyperlink r:id="rId35" w:history="1">
+      <w:hyperlink r:id="rId38" w:history="1">
         <w:r>
           <w:rPr>
             <w:rStyle w:val="ad"/>
@@ -43159,7 +43195,7 @@
       </w:r>
     </w:p>
     <w:sectPr>
-      <w:footerReference w:type="default" r:id="rId36"/>
+      <w:footerReference w:type="default" r:id="rId39"/>
       <w:pgSz w:w="11906" w:h="16838" w:code="9"/>
       <w:pgMar w:top="851" w:right="567" w:bottom="1701" w:left="1418" w:header="284" w:footer="284" w:gutter="0"/>
       <w:pgNumType w:start="3"/>
@@ -51854,6 +51890,119 @@
     </w:lvl>
   </w:abstractNum>
   <w:abstractNum w:abstractNumId="44" w15:restartNumberingAfterBreak="0">
+    <w:nsid w:val="62AF164B"/>
+    <w:multiLevelType w:val="hybridMultilevel"/>
+    <w:tmpl w:val="FC667194"/>
+    <w:lvl w:ilvl="0" w:tplc="04190001">
+      <w:start w:val="1"/>
+      <w:numFmt w:val="bullet"/>
+      <w:lvlText w:val=""/>
+      <w:lvlJc w:val="left"/>
+      <w:pPr>
+        <w:ind w:left="1429" w:hanging="360"/>
+      </w:pPr>
+      <w:rPr>
+        <w:rFonts w:ascii="Symbol" w:hAnsi="Symbol" w:hint="default"/>
+      </w:rPr>
+    </w:lvl>
+    <w:lvl w:ilvl="1" w:tplc="04190003" w:tentative="1">
+      <w:start w:val="1"/>
+      <w:numFmt w:val="bullet"/>
+      <w:lvlText w:val="o"/>
+      <w:lvlJc w:val="left"/>
+      <w:pPr>
+        <w:ind w:left="2149" w:hanging="360"/>
+      </w:pPr>
+      <w:rPr>
+        <w:rFonts w:ascii="Courier New" w:hAnsi="Courier New" w:cs="Courier New" w:hint="default"/>
+      </w:rPr>
+    </w:lvl>
+    <w:lvl w:ilvl="2" w:tplc="04190005" w:tentative="1">
+      <w:start w:val="1"/>
+      <w:numFmt w:val="bullet"/>
+      <w:lvlText w:val=""/>
+      <w:lvlJc w:val="left"/>
+      <w:pPr>
+        <w:ind w:left="2869" w:hanging="360"/>
+      </w:pPr>
+      <w:rPr>
+        <w:rFonts w:ascii="Wingdings" w:hAnsi="Wingdings" w:hint="default"/>
+      </w:rPr>
+    </w:lvl>
+    <w:lvl w:ilvl="3" w:tplc="04190001" w:tentative="1">
+      <w:start w:val="1"/>
+      <w:numFmt w:val="bullet"/>
+      <w:lvlText w:val=""/>
+      <w:lvlJc w:val="left"/>
+      <w:pPr>
+        <w:ind w:left="3589" w:hanging="360"/>
+      </w:pPr>
+      <w:rPr>
+        <w:rFonts w:ascii="Symbol" w:hAnsi="Symbol" w:hint="default"/>
+      </w:rPr>
+    </w:lvl>
+    <w:lvl w:ilvl="4" w:tplc="04190003" w:tentative="1">
+      <w:start w:val="1"/>
+      <w:numFmt w:val="bullet"/>
+      <w:lvlText w:val="o"/>
+      <w:lvlJc w:val="left"/>
+      <w:pPr>
+        <w:ind w:left="4309" w:hanging="360"/>
+      </w:pPr>
+      <w:rPr>
+        <w:rFonts w:ascii="Courier New" w:hAnsi="Courier New" w:cs="Courier New" w:hint="default"/>
+      </w:rPr>
+    </w:lvl>
+    <w:lvl w:ilvl="5" w:tplc="04190005" w:tentative="1">
+      <w:start w:val="1"/>
+      <w:numFmt w:val="bullet"/>
+      <w:lvlText w:val=""/>
+      <w:lvlJc w:val="left"/>
+      <w:pPr>
+        <w:ind w:left="5029" w:hanging="360"/>
+      </w:pPr>
+      <w:rPr>
+        <w:rFonts w:ascii="Wingdings" w:hAnsi="Wingdings" w:hint="default"/>
+      </w:rPr>
+    </w:lvl>
+    <w:lvl w:ilvl="6" w:tplc="04190001" w:tentative="1">
+      <w:start w:val="1"/>
+      <w:numFmt w:val="bullet"/>
+      <w:lvlText w:val=""/>
+      <w:lvlJc w:val="left"/>
+      <w:pPr>
+        <w:ind w:left="5749" w:hanging="360"/>
+      </w:pPr>
+      <w:rPr>
+        <w:rFonts w:ascii="Symbol" w:hAnsi="Symbol" w:hint="default"/>
+      </w:rPr>
+    </w:lvl>
+    <w:lvl w:ilvl="7" w:tplc="04190003" w:tentative="1">
+      <w:start w:val="1"/>
+      <w:numFmt w:val="bullet"/>
+      <w:lvlText w:val="o"/>
+      <w:lvlJc w:val="left"/>
+      <w:pPr>
+        <w:ind w:left="6469" w:hanging="360"/>
+      </w:pPr>
+      <w:rPr>
+        <w:rFonts w:ascii="Courier New" w:hAnsi="Courier New" w:cs="Courier New" w:hint="default"/>
+      </w:rPr>
+    </w:lvl>
+    <w:lvl w:ilvl="8" w:tplc="04190005" w:tentative="1">
+      <w:start w:val="1"/>
+      <w:numFmt w:val="bullet"/>
+      <w:lvlText w:val=""/>
+      <w:lvlJc w:val="left"/>
+      <w:pPr>
+        <w:ind w:left="7189" w:hanging="360"/>
+      </w:pPr>
+      <w:rPr>
+        <w:rFonts w:ascii="Wingdings" w:hAnsi="Wingdings" w:hint="default"/>
+      </w:rPr>
+    </w:lvl>
+  </w:abstractNum>
+  <w:abstractNum w:abstractNumId="45" w15:restartNumberingAfterBreak="0">
     <w:nsid w:val="66F33F3E"/>
     <w:multiLevelType w:val="hybridMultilevel"/>
     <w:tmpl w:val="E2EADE76"/>
@@ -51966,7 +52115,7 @@
       </w:rPr>
     </w:lvl>
   </w:abstractNum>
-  <w:abstractNum w:abstractNumId="45" w15:restartNumberingAfterBreak="0">
+  <w:abstractNum w:abstractNumId="46" w15:restartNumberingAfterBreak="0">
     <w:nsid w:val="67C541ED"/>
     <w:multiLevelType w:val="hybridMultilevel"/>
     <w:tmpl w:val="74F08006"/>
@@ -52079,7 +52228,7 @@
       </w:rPr>
     </w:lvl>
   </w:abstractNum>
-  <w:abstractNum w:abstractNumId="46" w15:restartNumberingAfterBreak="0">
+  <w:abstractNum w:abstractNumId="47" w15:restartNumberingAfterBreak="0">
     <w:nsid w:val="67C94722"/>
     <w:multiLevelType w:val="hybridMultilevel"/>
     <w:tmpl w:val="3556A04C"/>
@@ -52192,7 +52341,7 @@
       </w:rPr>
     </w:lvl>
   </w:abstractNum>
-  <w:abstractNum w:abstractNumId="47" w15:restartNumberingAfterBreak="0">
+  <w:abstractNum w:abstractNumId="48" w15:restartNumberingAfterBreak="0">
     <w:nsid w:val="68251857"/>
     <w:multiLevelType w:val="hybridMultilevel"/>
     <w:tmpl w:val="E52438A8"/>
@@ -52278,7 +52427,7 @@
       </w:pPr>
     </w:lvl>
   </w:abstractNum>
-  <w:abstractNum w:abstractNumId="48" w15:restartNumberingAfterBreak="0">
+  <w:abstractNum w:abstractNumId="49" w15:restartNumberingAfterBreak="0">
     <w:nsid w:val="6A476316"/>
     <w:multiLevelType w:val="hybridMultilevel"/>
     <w:tmpl w:val="22CC6D30"/>
@@ -52364,7 +52513,7 @@
       </w:pPr>
     </w:lvl>
   </w:abstractNum>
-  <w:abstractNum w:abstractNumId="49" w15:restartNumberingAfterBreak="0">
+  <w:abstractNum w:abstractNumId="50" w15:restartNumberingAfterBreak="0">
     <w:nsid w:val="701B180F"/>
     <w:multiLevelType w:val="hybridMultilevel"/>
     <w:tmpl w:val="686A2E00"/>
@@ -52450,7 +52599,7 @@
       </w:pPr>
     </w:lvl>
   </w:abstractNum>
-  <w:abstractNum w:abstractNumId="50" w15:restartNumberingAfterBreak="0">
+  <w:abstractNum w:abstractNumId="51" w15:restartNumberingAfterBreak="0">
     <w:nsid w:val="75C00A5E"/>
     <w:multiLevelType w:val="hybridMultilevel"/>
     <w:tmpl w:val="4DA8AEE8"/>
@@ -52563,7 +52712,7 @@
       </w:rPr>
     </w:lvl>
   </w:abstractNum>
-  <w:abstractNum w:abstractNumId="51" w15:restartNumberingAfterBreak="0">
+  <w:abstractNum w:abstractNumId="52" w15:restartNumberingAfterBreak="0">
     <w:nsid w:val="78B92FE7"/>
     <w:multiLevelType w:val="hybridMultilevel"/>
     <w:tmpl w:val="C56A022E"/>
@@ -52649,7 +52798,7 @@
       </w:pPr>
     </w:lvl>
   </w:abstractNum>
-  <w:abstractNum w:abstractNumId="52" w15:restartNumberingAfterBreak="0">
+  <w:abstractNum w:abstractNumId="53" w15:restartNumberingAfterBreak="0">
     <w:nsid w:val="7C2F5D1F"/>
     <w:multiLevelType w:val="hybridMultilevel"/>
     <w:tmpl w:val="70864ED6"/>
@@ -52762,7 +52911,7 @@
       </w:rPr>
     </w:lvl>
   </w:abstractNum>
-  <w:abstractNum w:abstractNumId="53" w15:restartNumberingAfterBreak="0">
+  <w:abstractNum w:abstractNumId="54" w15:restartNumberingAfterBreak="0">
     <w:nsid w:val="7CE10F84"/>
     <w:multiLevelType w:val="hybridMultilevel"/>
     <w:tmpl w:val="EF24E41C"/>
@@ -52875,7 +53024,7 @@
       </w:rPr>
     </w:lvl>
   </w:abstractNum>
-  <w:abstractNum w:abstractNumId="54" w15:restartNumberingAfterBreak="0">
+  <w:abstractNum w:abstractNumId="55" w15:restartNumberingAfterBreak="0">
     <w:nsid w:val="7F053004"/>
     <w:multiLevelType w:val="hybridMultilevel"/>
     <w:tmpl w:val="A32688FC"/>
@@ -52988,7 +53137,7 @@
       </w:rPr>
     </w:lvl>
   </w:abstractNum>
-  <w:abstractNum w:abstractNumId="55" w15:restartNumberingAfterBreak="0">
+  <w:abstractNum w:abstractNumId="56" w15:restartNumberingAfterBreak="0">
     <w:nsid w:val="7F8E472E"/>
     <w:multiLevelType w:val="hybridMultilevel"/>
     <w:tmpl w:val="C28C279C"/>
@@ -53101,7 +53250,7 @@
       </w:rPr>
     </w:lvl>
   </w:abstractNum>
-  <w:abstractNum w:abstractNumId="56" w15:restartNumberingAfterBreak="0">
+  <w:abstractNum w:abstractNumId="57" w15:restartNumberingAfterBreak="0">
     <w:nsid w:val="7FD90529"/>
     <w:multiLevelType w:val="hybridMultilevel"/>
     <w:tmpl w:val="6F14EB3E"/>
@@ -53230,7 +53379,7 @@
     <w:abstractNumId w:val="22"/>
   </w:num>
   <w:num w:numId="6" w16cid:durableId="1676376391">
-    <w:abstractNumId w:val="44"/>
+    <w:abstractNumId w:val="45"/>
   </w:num>
   <w:num w:numId="7" w16cid:durableId="1792673970">
     <w:abstractNumId w:val="32"/>
@@ -53260,7 +53409,7 @@
     <w:abstractNumId w:val="33"/>
   </w:num>
   <w:num w:numId="16" w16cid:durableId="466823573">
-    <w:abstractNumId w:val="55"/>
+    <w:abstractNumId w:val="56"/>
   </w:num>
   <w:num w:numId="17" w16cid:durableId="975110791">
     <w:abstractNumId w:val="21"/>
@@ -53275,7 +53424,7 @@
     <w:abstractNumId w:val="27"/>
   </w:num>
   <w:num w:numId="21" w16cid:durableId="1802651415">
-    <w:abstractNumId w:val="56"/>
+    <w:abstractNumId w:val="57"/>
   </w:num>
   <w:num w:numId="22" w16cid:durableId="1687099323">
     <w:abstractNumId w:val="5"/>
@@ -53305,19 +53454,19 @@
     <w:abstractNumId w:val="28"/>
   </w:num>
   <w:num w:numId="31" w16cid:durableId="1465074044">
+    <w:abstractNumId w:val="51"/>
+  </w:num>
+  <w:num w:numId="32" w16cid:durableId="2106490784">
     <w:abstractNumId w:val="50"/>
   </w:num>
-  <w:num w:numId="32" w16cid:durableId="2106490784">
-    <w:abstractNumId w:val="49"/>
-  </w:num>
   <w:num w:numId="33" w16cid:durableId="1108743715">
-    <w:abstractNumId w:val="52"/>
+    <w:abstractNumId w:val="53"/>
   </w:num>
   <w:num w:numId="34" w16cid:durableId="319696240">
-    <w:abstractNumId w:val="46"/>
+    <w:abstractNumId w:val="47"/>
   </w:num>
   <w:num w:numId="35" w16cid:durableId="2109151940">
-    <w:abstractNumId w:val="54"/>
+    <w:abstractNumId w:val="55"/>
   </w:num>
   <w:num w:numId="36" w16cid:durableId="341737282">
     <w:abstractNumId w:val="37"/>
@@ -53332,10 +53481,10 @@
     <w:abstractNumId w:val="4"/>
   </w:num>
   <w:num w:numId="40" w16cid:durableId="631641972">
-    <w:abstractNumId w:val="48"/>
+    <w:abstractNumId w:val="49"/>
   </w:num>
   <w:num w:numId="41" w16cid:durableId="1817333964">
-    <w:abstractNumId w:val="51"/>
+    <w:abstractNumId w:val="52"/>
   </w:num>
   <w:num w:numId="42" w16cid:durableId="1942369206">
     <w:abstractNumId w:val="15"/>
@@ -53353,7 +53502,7 @@
     <w:abstractNumId w:val="19"/>
   </w:num>
   <w:num w:numId="47" w16cid:durableId="55784793">
-    <w:abstractNumId w:val="47"/>
+    <w:abstractNumId w:val="48"/>
   </w:num>
   <w:num w:numId="48" w16cid:durableId="1704667258">
     <w:abstractNumId w:val="2"/>
@@ -53377,13 +53526,16 @@
     <w:abstractNumId w:val="11"/>
   </w:num>
   <w:num w:numId="55" w16cid:durableId="1009985684">
-    <w:abstractNumId w:val="45"/>
+    <w:abstractNumId w:val="46"/>
   </w:num>
   <w:num w:numId="56" w16cid:durableId="613682228">
     <w:abstractNumId w:val="43"/>
   </w:num>
   <w:num w:numId="57" w16cid:durableId="1939175708">
-    <w:abstractNumId w:val="53"/>
+    <w:abstractNumId w:val="54"/>
+  </w:num>
+  <w:num w:numId="58" w16cid:durableId="415368034">
+    <w:abstractNumId w:val="44"/>
   </w:num>
   <w:numIdMacAtCleanup w:val="48"/>
 </w:numbering>
@@ -53976,6 +54128,7 @@
   <w:style w:type="character" w:default="1" w:styleId="a3">
     <w:name w:val="Default Paragraph Font"/>
     <w:uiPriority w:val="1"/>
+    <w:semiHidden/>
     <w:unhideWhenUsed/>
   </w:style>
   <w:style w:type="table" w:default="1" w:styleId="a4">
